--- a/output/燕京中发尽调报告/国泰海通关于燕京中发之尽职调查报告（初稿-同业竞争、土地收购、收入确认、返利）.docx
+++ b/output/燕京中发尽调报告/国泰海通关于燕京中发之尽职调查报告（初稿-同业竞争、土地收购、收入确认、返利）.docx
@@ -9678,7 +9678,653 @@
         <w:rPr>
           <w:rFonts w:hint="eastAsia" w:ascii="Times New Roman" w:hAnsi="Times New Roman" w:cs="Times New Roman"/>
         </w:rPr>
-        <w:t>中发邢台成立于2024年5月10日，注册地为河北省邢台市南和区城西工业园区和鼎路19号，注册资本10,000.00万元，其中燕京啤酒出资6,700.00万元、持股67.00%，燕京中发出资3,300.00万元、持股33.00%。中发邢台系发行人参股公司，发行人对其按权益法核算，未纳入合并报表范围。发行人股东为燕京啤酒（持股80.00%）、燕京集团（持股17.50%）及食品发酵研究院（持股2.50%），发行人与中发邢台的最终控制方均为北京控股集团有限公司。</w:t>
+        <w:t>经尽调，发行人存在同业竞争情形，竞争主体为发行人参股公司中发邢台，其基本情况如下：</w:t>
+      </w:r>
+    </w:p>
+    <w:tbl>
+      <w:tblPr>
+        <w:tblStyle w:val="64"/>
+        <w:tblW w:w="10425" w:type="dxa"/>
+        <w:jc w:val="center"/>
+        <w:tblBorders>
+          <w:top w:val="single" w:color="auto" w:sz="12" w:space="0"/>
+          <w:left w:val="single" w:color="auto" w:sz="12" w:space="0"/>
+          <w:bottom w:val="single" w:color="auto" w:sz="12" w:space="0"/>
+          <w:right w:val="single" w:color="auto" w:sz="12" w:space="0"/>
+          <w:insideH w:val="single" w:color="auto" w:sz="6" w:space="0"/>
+          <w:insideV w:val="single" w:color="auto" w:sz="6" w:space="0"/>
+        </w:tblBorders>
+        <w:tblLayout w:type="fixed"/>
+        <w:tblCellMar>
+          <w:top w:w="0" w:type="dxa"/>
+          <w:left w:w="108" w:type="dxa"/>
+          <w:bottom w:w="0" w:type="dxa"/>
+          <w:right w:w="108" w:type="dxa"/>
+        </w:tblCellMar>
+      </w:tblPr>
+      <w:tblGrid>
+        <w:gridCol w:w="2085"/>
+        <w:gridCol w:w="8340"/>
+      </w:tblGrid>
+      <w:tr>
+        <w:trPr>
+          <w:trHeight w:val="397" w:hRule="atLeast"/>
+          <w:jc w:val="center"/>
+        </w:trPr>
+        <w:tc>
+          <w:tcPr>
+            <w:tcW w:w="2085" w:type="dxa"/>
+            <w:vAlign w:val="center"/>
+          </w:tcPr>
+          <w:p>
+            <w:pPr>
+              <w:widowControl w:val="0"/>
+              <w:jc w:val="center"/>
+              <w:rPr>
+                <w:rFonts w:hint="eastAsia" w:ascii="Times New Roman" w:hAnsi="Times New Roman" w:cs="Times New Roman"/>
+                <w:b/>
+                <w:kern w:val="2"/>
+                <w:sz w:val="21"/>
+                <w:szCs w:val="21"/>
+              </w:rPr>
+            </w:pPr>
+            <w:r>
+              <w:rPr>
+                <w:rFonts w:hint="eastAsia" w:ascii="Times New Roman" w:hAnsi="Times New Roman" w:cs="Times New Roman"/>
+                <w:b/>
+                <w:kern w:val="2"/>
+                <w:sz w:val="21"/>
+                <w:szCs w:val="21"/>
+              </w:rPr>
+              <w:t>项目</w:t>
+            </w:r>
+          </w:p>
+        </w:tc>
+        <w:tc>
+          <w:tcPr>
+            <w:tcW w:w="8340" w:type="dxa"/>
+            <w:vAlign w:val="center"/>
+          </w:tcPr>
+          <w:p>
+            <w:pPr>
+              <w:widowControl w:val="0"/>
+              <w:jc w:val="center"/>
+              <w:rPr>
+                <w:rFonts w:hint="eastAsia" w:ascii="Times New Roman" w:hAnsi="Times New Roman" w:cs="Times New Roman"/>
+                <w:b/>
+                <w:kern w:val="2"/>
+                <w:sz w:val="21"/>
+                <w:szCs w:val="21"/>
+              </w:rPr>
+            </w:pPr>
+            <w:r>
+              <w:rPr>
+                <w:rFonts w:hint="eastAsia" w:ascii="Times New Roman" w:hAnsi="Times New Roman" w:cs="Times New Roman"/>
+                <w:b/>
+                <w:kern w:val="2"/>
+                <w:sz w:val="21"/>
+                <w:szCs w:val="21"/>
+              </w:rPr>
+              <w:t>内容</w:t>
+            </w:r>
+          </w:p>
+        </w:tc>
+      </w:tr>
+      <w:tr>
+        <w:trPr>
+          <w:trHeight w:val="397" w:hRule="atLeast"/>
+          <w:jc w:val="center"/>
+        </w:trPr>
+        <w:tc>
+          <w:tcPr>
+            <w:tcW w:w="2085" w:type="dxa"/>
+            <w:vAlign w:val="center"/>
+          </w:tcPr>
+          <w:p>
+            <w:pPr>
+              <w:widowControl w:val="0"/>
+              <w:jc w:val="center"/>
+              <w:rPr>
+                <w:rFonts w:hint="eastAsia" w:ascii="Times New Roman" w:hAnsi="Times New Roman" w:cs="Times New Roman"/>
+                <w:kern w:val="2"/>
+                <w:sz w:val="21"/>
+                <w:szCs w:val="21"/>
+              </w:rPr>
+            </w:pPr>
+            <w:r>
+              <w:rPr>
+                <w:rFonts w:hint="eastAsia" w:ascii="Times New Roman" w:hAnsi="Times New Roman" w:cs="Times New Roman"/>
+                <w:kern w:val="2"/>
+                <w:sz w:val="21"/>
+                <w:szCs w:val="21"/>
+              </w:rPr>
+              <w:t>公司名称</w:t>
+            </w:r>
+          </w:p>
+        </w:tc>
+        <w:tc>
+          <w:tcPr>
+            <w:tcW w:w="8340" w:type="dxa"/>
+            <w:vAlign w:val="center"/>
+          </w:tcPr>
+          <w:p>
+            <w:pPr>
+              <w:widowControl w:val="0"/>
+              <w:jc w:val="both"/>
+              <w:rPr>
+                <w:rFonts w:hint="eastAsia" w:ascii="Times New Roman" w:hAnsi="Times New Roman" w:cs="Times New Roman"/>
+                <w:kern w:val="2"/>
+                <w:sz w:val="21"/>
+                <w:szCs w:val="21"/>
+              </w:rPr>
+            </w:pPr>
+            <w:r>
+              <w:rPr>
+                <w:rFonts w:hint="eastAsia" w:ascii="Times New Roman" w:hAnsi="Times New Roman" w:cs="Times New Roman"/>
+                <w:kern w:val="2"/>
+                <w:sz w:val="21"/>
+                <w:szCs w:val="21"/>
+              </w:rPr>
+              <w:t>燕京中发生物技术（邢台）有限公司</w:t>
+            </w:r>
+          </w:p>
+        </w:tc>
+      </w:tr>
+      <w:tr>
+        <w:trPr>
+          <w:trHeight w:val="397" w:hRule="atLeast"/>
+          <w:jc w:val="center"/>
+        </w:trPr>
+        <w:tc>
+          <w:tcPr>
+            <w:tcW w:w="2085" w:type="dxa"/>
+            <w:vAlign w:val="center"/>
+          </w:tcPr>
+          <w:p>
+            <w:pPr>
+              <w:widowControl w:val="0"/>
+              <w:jc w:val="center"/>
+              <w:rPr>
+                <w:rFonts w:hint="eastAsia" w:ascii="Times New Roman" w:hAnsi="Times New Roman" w:cs="Times New Roman"/>
+                <w:kern w:val="2"/>
+                <w:sz w:val="21"/>
+                <w:szCs w:val="21"/>
+              </w:rPr>
+            </w:pPr>
+            <w:r>
+              <w:rPr>
+                <w:rFonts w:hint="eastAsia" w:ascii="Times New Roman" w:hAnsi="Times New Roman" w:cs="Times New Roman"/>
+                <w:kern w:val="2"/>
+                <w:sz w:val="21"/>
+                <w:szCs w:val="21"/>
+              </w:rPr>
+              <w:t>成立日期</w:t>
+            </w:r>
+          </w:p>
+        </w:tc>
+        <w:tc>
+          <w:tcPr>
+            <w:tcW w:w="8340" w:type="dxa"/>
+            <w:vAlign w:val="center"/>
+          </w:tcPr>
+          <w:p>
+            <w:pPr>
+              <w:widowControl w:val="0"/>
+              <w:jc w:val="both"/>
+              <w:rPr>
+                <w:rFonts w:hint="eastAsia" w:ascii="Times New Roman" w:hAnsi="Times New Roman" w:cs="Times New Roman"/>
+                <w:kern w:val="2"/>
+                <w:sz w:val="21"/>
+                <w:szCs w:val="21"/>
+              </w:rPr>
+            </w:pPr>
+            <w:r>
+              <w:rPr>
+                <w:rFonts w:hint="eastAsia" w:ascii="Times New Roman" w:hAnsi="Times New Roman" w:cs="Times New Roman"/>
+                <w:kern w:val="2"/>
+                <w:sz w:val="21"/>
+                <w:szCs w:val="21"/>
+              </w:rPr>
+              <w:t>2024年5月10日</w:t>
+            </w:r>
+          </w:p>
+        </w:tc>
+      </w:tr>
+      <w:tr>
+        <w:trPr>
+          <w:trHeight w:val="397" w:hRule="atLeast"/>
+          <w:jc w:val="center"/>
+        </w:trPr>
+        <w:tc>
+          <w:tcPr>
+            <w:tcW w:w="2085" w:type="dxa"/>
+            <w:vAlign w:val="center"/>
+          </w:tcPr>
+          <w:p>
+            <w:pPr>
+              <w:widowControl w:val="0"/>
+              <w:jc w:val="center"/>
+              <w:rPr>
+                <w:rFonts w:hint="eastAsia" w:ascii="Times New Roman" w:hAnsi="Times New Roman" w:cs="Times New Roman"/>
+                <w:kern w:val="2"/>
+                <w:sz w:val="21"/>
+                <w:szCs w:val="21"/>
+              </w:rPr>
+            </w:pPr>
+            <w:r>
+              <w:rPr>
+                <w:rFonts w:hint="eastAsia" w:ascii="Times New Roman" w:hAnsi="Times New Roman" w:cs="Times New Roman"/>
+                <w:kern w:val="2"/>
+                <w:sz w:val="21"/>
+                <w:szCs w:val="21"/>
+              </w:rPr>
+              <w:t>注册资本</w:t>
+            </w:r>
+          </w:p>
+        </w:tc>
+        <w:tc>
+          <w:tcPr>
+            <w:tcW w:w="8340" w:type="dxa"/>
+            <w:vAlign w:val="center"/>
+          </w:tcPr>
+          <w:p>
+            <w:pPr>
+              <w:widowControl w:val="0"/>
+              <w:jc w:val="both"/>
+              <w:rPr>
+                <w:rFonts w:hint="eastAsia" w:ascii="Times New Roman" w:hAnsi="Times New Roman" w:cs="Times New Roman"/>
+                <w:kern w:val="2"/>
+                <w:sz w:val="21"/>
+                <w:szCs w:val="21"/>
+              </w:rPr>
+            </w:pPr>
+            <w:r>
+              <w:rPr>
+                <w:rFonts w:hint="eastAsia" w:ascii="Times New Roman" w:hAnsi="Times New Roman" w:cs="Times New Roman"/>
+                <w:kern w:val="2"/>
+                <w:sz w:val="21"/>
+                <w:szCs w:val="21"/>
+              </w:rPr>
+              <w:t>10,000.00万元</w:t>
+            </w:r>
+          </w:p>
+        </w:tc>
+      </w:tr>
+      <w:tr>
+        <w:trPr>
+          <w:trHeight w:val="397" w:hRule="atLeast"/>
+          <w:jc w:val="center"/>
+        </w:trPr>
+        <w:tc>
+          <w:tcPr>
+            <w:tcW w:w="2085" w:type="dxa"/>
+            <w:vAlign w:val="center"/>
+          </w:tcPr>
+          <w:p>
+            <w:pPr>
+              <w:widowControl w:val="0"/>
+              <w:jc w:val="center"/>
+              <w:rPr>
+                <w:rFonts w:hint="eastAsia" w:ascii="Times New Roman" w:hAnsi="Times New Roman" w:cs="Times New Roman"/>
+                <w:kern w:val="2"/>
+                <w:sz w:val="21"/>
+                <w:szCs w:val="21"/>
+              </w:rPr>
+            </w:pPr>
+            <w:r>
+              <w:rPr>
+                <w:rFonts w:hint="eastAsia" w:ascii="Times New Roman" w:hAnsi="Times New Roman" w:cs="Times New Roman"/>
+                <w:kern w:val="2"/>
+                <w:sz w:val="21"/>
+                <w:szCs w:val="21"/>
+              </w:rPr>
+              <w:t>注册地址</w:t>
+            </w:r>
+          </w:p>
+        </w:tc>
+        <w:tc>
+          <w:tcPr>
+            <w:tcW w:w="8340" w:type="dxa"/>
+            <w:vAlign w:val="center"/>
+          </w:tcPr>
+          <w:p>
+            <w:pPr>
+              <w:widowControl w:val="0"/>
+              <w:jc w:val="both"/>
+              <w:rPr>
+                <w:rFonts w:hint="eastAsia" w:ascii="Times New Roman" w:hAnsi="Times New Roman" w:cs="Times New Roman"/>
+                <w:kern w:val="2"/>
+                <w:sz w:val="21"/>
+                <w:szCs w:val="21"/>
+              </w:rPr>
+            </w:pPr>
+            <w:r>
+              <w:rPr>
+                <w:rFonts w:hint="eastAsia" w:ascii="Times New Roman" w:hAnsi="Times New Roman" w:cs="Times New Roman"/>
+                <w:kern w:val="2"/>
+                <w:sz w:val="21"/>
+                <w:szCs w:val="21"/>
+              </w:rPr>
+              <w:t>河北省邢台市南和区城西工业园区和鼎路19号</w:t>
+            </w:r>
+          </w:p>
+        </w:tc>
+      </w:tr>
+      <w:tr>
+        <w:trPr>
+          <w:trHeight w:val="397" w:hRule="atLeast"/>
+          <w:jc w:val="center"/>
+        </w:trPr>
+        <w:tc>
+          <w:tcPr>
+            <w:tcW w:w="2085" w:type="dxa"/>
+            <w:vAlign w:val="center"/>
+          </w:tcPr>
+          <w:p>
+            <w:pPr>
+              <w:widowControl w:val="0"/>
+              <w:jc w:val="center"/>
+              <w:rPr>
+                <w:rFonts w:hint="eastAsia" w:ascii="Times New Roman" w:hAnsi="Times New Roman" w:cs="Times New Roman"/>
+                <w:kern w:val="2"/>
+                <w:sz w:val="21"/>
+                <w:szCs w:val="21"/>
+              </w:rPr>
+            </w:pPr>
+            <w:r>
+              <w:rPr>
+                <w:rFonts w:hint="eastAsia" w:ascii="Times New Roman" w:hAnsi="Times New Roman" w:cs="Times New Roman"/>
+                <w:kern w:val="2"/>
+                <w:sz w:val="21"/>
+                <w:szCs w:val="21"/>
+              </w:rPr>
+              <w:t>法定代表人</w:t>
+            </w:r>
+          </w:p>
+        </w:tc>
+        <w:tc>
+          <w:tcPr>
+            <w:tcW w:w="8340" w:type="dxa"/>
+            <w:vAlign w:val="center"/>
+          </w:tcPr>
+          <w:p>
+            <w:pPr>
+              <w:widowControl w:val="0"/>
+              <w:jc w:val="both"/>
+              <w:rPr>
+                <w:rFonts w:hint="eastAsia" w:ascii="Times New Roman" w:hAnsi="Times New Roman" w:cs="Times New Roman"/>
+                <w:kern w:val="2"/>
+                <w:sz w:val="21"/>
+                <w:szCs w:val="21"/>
+              </w:rPr>
+            </w:pPr>
+            <w:r>
+              <w:rPr>
+                <w:rFonts w:hint="eastAsia" w:ascii="Times New Roman" w:hAnsi="Times New Roman" w:cs="Times New Roman"/>
+                <w:kern w:val="2"/>
+                <w:sz w:val="21"/>
+                <w:szCs w:val="21"/>
+              </w:rPr>
+              <w:t>孟庆民</w:t>
+            </w:r>
+          </w:p>
+        </w:tc>
+      </w:tr>
+      <w:tr>
+        <w:trPr>
+          <w:trHeight w:val="397" w:hRule="atLeast"/>
+          <w:jc w:val="center"/>
+        </w:trPr>
+        <w:tc>
+          <w:tcPr>
+            <w:tcW w:w="2085" w:type="dxa"/>
+            <w:vAlign w:val="center"/>
+          </w:tcPr>
+          <w:p>
+            <w:pPr>
+              <w:widowControl w:val="0"/>
+              <w:jc w:val="center"/>
+              <w:rPr>
+                <w:rFonts w:hint="eastAsia" w:ascii="Times New Roman" w:hAnsi="Times New Roman" w:cs="Times New Roman"/>
+                <w:kern w:val="2"/>
+                <w:sz w:val="21"/>
+                <w:szCs w:val="21"/>
+              </w:rPr>
+            </w:pPr>
+            <w:r>
+              <w:rPr>
+                <w:rFonts w:hint="eastAsia" w:ascii="Times New Roman" w:hAnsi="Times New Roman" w:cs="Times New Roman"/>
+                <w:kern w:val="2"/>
+                <w:sz w:val="21"/>
+                <w:szCs w:val="21"/>
+              </w:rPr>
+              <w:t>股权结构</w:t>
+            </w:r>
+          </w:p>
+        </w:tc>
+        <w:tc>
+          <w:tcPr>
+            <w:tcW w:w="8340" w:type="dxa"/>
+            <w:vAlign w:val="center"/>
+          </w:tcPr>
+          <w:p>
+            <w:pPr>
+              <w:widowControl w:val="0"/>
+              <w:jc w:val="both"/>
+              <w:rPr>
+                <w:rFonts w:hint="eastAsia" w:ascii="Times New Roman" w:hAnsi="Times New Roman" w:cs="Times New Roman"/>
+                <w:kern w:val="2"/>
+                <w:sz w:val="21"/>
+                <w:szCs w:val="21"/>
+              </w:rPr>
+            </w:pPr>
+            <w:r>
+              <w:rPr>
+                <w:rFonts w:hint="eastAsia" w:ascii="Times New Roman" w:hAnsi="Times New Roman" w:cs="Times New Roman"/>
+                <w:kern w:val="2"/>
+                <w:sz w:val="21"/>
+                <w:szCs w:val="21"/>
+              </w:rPr>
+              <w:t>燕京啤酒出资6,700.00万元、持股67.00%；燕京中发出资3,300.00万元、持股33.00%</w:t>
+            </w:r>
+          </w:p>
+        </w:tc>
+      </w:tr>
+      <w:tr>
+        <w:trPr>
+          <w:trHeight w:val="397" w:hRule="atLeast"/>
+          <w:jc w:val="center"/>
+        </w:trPr>
+        <w:tc>
+          <w:tcPr>
+            <w:tcW w:w="2085" w:type="dxa"/>
+            <w:vAlign w:val="center"/>
+          </w:tcPr>
+          <w:p>
+            <w:pPr>
+              <w:widowControl w:val="0"/>
+              <w:jc w:val="center"/>
+              <w:rPr>
+                <w:rFonts w:hint="eastAsia" w:ascii="Times New Roman" w:hAnsi="Times New Roman" w:cs="Times New Roman"/>
+                <w:kern w:val="2"/>
+                <w:sz w:val="21"/>
+                <w:szCs w:val="21"/>
+              </w:rPr>
+            </w:pPr>
+            <w:r>
+              <w:rPr>
+                <w:rFonts w:hint="eastAsia" w:ascii="Times New Roman" w:hAnsi="Times New Roman" w:cs="Times New Roman"/>
+                <w:kern w:val="2"/>
+                <w:sz w:val="21"/>
+                <w:szCs w:val="21"/>
+              </w:rPr>
+              <w:t>关联关系</w:t>
+            </w:r>
+          </w:p>
+        </w:tc>
+        <w:tc>
+          <w:tcPr>
+            <w:tcW w:w="8340" w:type="dxa"/>
+            <w:vAlign w:val="center"/>
+          </w:tcPr>
+          <w:p>
+            <w:pPr>
+              <w:widowControl w:val="0"/>
+              <w:jc w:val="both"/>
+              <w:rPr>
+                <w:rFonts w:hint="eastAsia" w:ascii="Times New Roman" w:hAnsi="Times New Roman" w:cs="Times New Roman"/>
+                <w:kern w:val="2"/>
+                <w:sz w:val="21"/>
+                <w:szCs w:val="21"/>
+              </w:rPr>
+            </w:pPr>
+            <w:r>
+              <w:rPr>
+                <w:rFonts w:hint="eastAsia" w:ascii="Times New Roman" w:hAnsi="Times New Roman" w:cs="Times New Roman"/>
+                <w:kern w:val="2"/>
+                <w:sz w:val="21"/>
+                <w:szCs w:val="21"/>
+              </w:rPr>
+              <w:t>系发行人控股股东燕京啤酒控制的企业，同时为发行人参股公司；发行人对其按成本法核算，未纳入合并报表范围</w:t>
+            </w:r>
+          </w:p>
+        </w:tc>
+      </w:tr>
+      <w:tr>
+        <w:trPr>
+          <w:trHeight w:val="397" w:hRule="atLeast"/>
+          <w:jc w:val="center"/>
+        </w:trPr>
+        <w:tc>
+          <w:tcPr>
+            <w:tcW w:w="2085" w:type="dxa"/>
+            <w:vAlign w:val="center"/>
+          </w:tcPr>
+          <w:p>
+            <w:pPr>
+              <w:widowControl w:val="0"/>
+              <w:jc w:val="center"/>
+              <w:rPr>
+                <w:rFonts w:hint="eastAsia" w:ascii="Times New Roman" w:hAnsi="Times New Roman" w:cs="Times New Roman"/>
+                <w:kern w:val="2"/>
+                <w:sz w:val="21"/>
+                <w:szCs w:val="21"/>
+              </w:rPr>
+            </w:pPr>
+            <w:r>
+              <w:rPr>
+                <w:rFonts w:hint="eastAsia" w:ascii="Times New Roman" w:hAnsi="Times New Roman" w:cs="Times New Roman"/>
+                <w:kern w:val="2"/>
+                <w:sz w:val="21"/>
+                <w:szCs w:val="21"/>
+              </w:rPr>
+              <w:t>最终控制方</w:t>
+            </w:r>
+          </w:p>
+        </w:tc>
+        <w:tc>
+          <w:tcPr>
+            <w:tcW w:w="8340" w:type="dxa"/>
+            <w:vAlign w:val="center"/>
+          </w:tcPr>
+          <w:p>
+            <w:pPr>
+              <w:widowControl w:val="0"/>
+              <w:jc w:val="both"/>
+              <w:rPr>
+                <w:rFonts w:hint="eastAsia" w:ascii="Times New Roman" w:hAnsi="Times New Roman" w:cs="Times New Roman"/>
+                <w:kern w:val="2"/>
+                <w:sz w:val="21"/>
+                <w:szCs w:val="21"/>
+              </w:rPr>
+            </w:pPr>
+            <w:r>
+              <w:rPr>
+                <w:rFonts w:hint="eastAsia" w:ascii="Times New Roman" w:hAnsi="Times New Roman" w:cs="Times New Roman"/>
+                <w:kern w:val="2"/>
+                <w:sz w:val="21"/>
+                <w:szCs w:val="21"/>
+              </w:rPr>
+              <w:t>北京控股集团有限公司，与发行人最终控制方一致</w:t>
+            </w:r>
+          </w:p>
+        </w:tc>
+      </w:tr>
+      <w:tr>
+        <w:trPr>
+          <w:trHeight w:val="397" w:hRule="atLeast"/>
+          <w:jc w:val="center"/>
+        </w:trPr>
+        <w:tc>
+          <w:tcPr>
+            <w:tcW w:w="2085" w:type="dxa"/>
+            <w:vAlign w:val="center"/>
+          </w:tcPr>
+          <w:p>
+            <w:pPr>
+              <w:widowControl w:val="0"/>
+              <w:jc w:val="center"/>
+              <w:rPr>
+                <w:rFonts w:hint="eastAsia" w:ascii="Times New Roman" w:hAnsi="Times New Roman" w:cs="Times New Roman"/>
+                <w:kern w:val="2"/>
+                <w:sz w:val="21"/>
+                <w:szCs w:val="21"/>
+              </w:rPr>
+            </w:pPr>
+            <w:r>
+              <w:rPr>
+                <w:rFonts w:hint="eastAsia" w:ascii="Times New Roman" w:hAnsi="Times New Roman" w:cs="Times New Roman"/>
+                <w:kern w:val="2"/>
+                <w:sz w:val="21"/>
+                <w:szCs w:val="21"/>
+              </w:rPr>
+              <w:t>主营业务</w:t>
+            </w:r>
+          </w:p>
+        </w:tc>
+        <w:tc>
+          <w:tcPr>
+            <w:tcW w:w="8340" w:type="dxa"/>
+            <w:vAlign w:val="center"/>
+          </w:tcPr>
+          <w:p>
+            <w:pPr>
+              <w:widowControl w:val="0"/>
+              <w:jc w:val="both"/>
+              <w:rPr>
+                <w:rFonts w:hint="eastAsia" w:ascii="Times New Roman" w:hAnsi="Times New Roman" w:cs="Times New Roman"/>
+                <w:kern w:val="2"/>
+                <w:sz w:val="21"/>
+                <w:szCs w:val="21"/>
+              </w:rPr>
+            </w:pPr>
+            <w:r>
+              <w:rPr>
+                <w:rFonts w:hint="eastAsia" w:ascii="Times New Roman" w:hAnsi="Times New Roman" w:cs="Times New Roman"/>
+                <w:kern w:val="2"/>
+                <w:sz w:val="21"/>
+                <w:szCs w:val="21"/>
+              </w:rPr>
+              <w:t>纳豆及纳豆制品的生产和销售，主要产品为纳福多肽、肠溶型纳豆胶囊、羊乳粉、纳豆胶囊、大粒纳豆等</w:t>
+            </w:r>
+          </w:p>
+        </w:tc>
+      </w:tr>
+    </w:tbl>
+    <w:p>
+      <w:pPr>
+        <w:spacing w:before="163" w:beforeLines="50" w:after="163" w:afterLines="50" w:line="360" w:lineRule="auto"/>
+        <w:ind w:firstLine="480" w:firstLineChars="200"/>
+        <w:jc w:val="both"/>
+        <w:rPr>
+          <w:rFonts w:ascii="Times New Roman" w:hAnsi="Times New Roman" w:cs="Times New Roman"/>
+        </w:rPr>
+      </w:pPr>
+      <w:r>
+        <w:rPr>
+          <w:rFonts w:hint="eastAsia" w:ascii="Times New Roman" w:hAnsi="Times New Roman" w:cs="Times New Roman"/>
+        </w:rPr>
+        <w:t>发行人股东为燕京啤酒（持股80.00%）、燕京集团（持股17.50%）及食品发酵研究院（持股2.50%）。中发邢台与发行人受同一控股股东燕京啤酒控制，属于《首次公开发行股票注册管理办法》第十二条所述控股股东、实际控制人控制的其他企业范畴。</w:t>
       </w:r>
     </w:p>
     <w:p>
@@ -9694,23 +10340,7 @@
         <w:rPr>
           <w:rFonts w:hint="eastAsia" w:ascii="Times New Roman" w:hAnsi="Times New Roman" w:cs="Times New Roman"/>
         </w:rPr>
-        <w:t>中发邢台与发行人受同一控股股东燕京啤酒控制，属于《首次公开发行股票注册管理办法》第十二条所述控股股东、实际控制人控制的其他企业范畴，其与发行人之间的业务关系应当按照同业竞争事项予以论证及规范。</w:t>
-      </w:r>
-    </w:p>
-    <w:p>
-      <w:pPr>
-        <w:spacing w:before="163" w:beforeLines="50" w:after="163" w:afterLines="50" w:line="360" w:lineRule="auto"/>
-        <w:ind w:firstLine="480" w:firstLineChars="200"/>
-        <w:jc w:val="both"/>
-        <w:rPr>
-          <w:rFonts w:ascii="Times New Roman" w:hAnsi="Times New Roman" w:cs="Times New Roman"/>
-        </w:rPr>
-      </w:pPr>
-      <w:r>
-        <w:rPr>
-          <w:rFonts w:hint="eastAsia" w:ascii="Times New Roman" w:hAnsi="Times New Roman" w:cs="Times New Roman"/>
-        </w:rPr>
-        <w:t>从主营业务看，发行人主营纳豆及纳豆衍生产品的研发、生产和销售，2024年度、2025年度主营业务收入均100%来源于纳豆类产品；中发邢台的主营业务同为纳豆及纳豆制品的生产和销售，2025年度实现主营业务收入10,040.69万元，亦全部来源于纳豆类产品。双方产品线高度重合，中发邢台2025年度主营业务收入按产品构成为：纳福多肽类3,187.67万元、肠溶型（纳豆）胶囊类4,450.05万元、羊乳粉类1,595.44万元、纳豆胶囊688.14万元、大粒纳豆119.40万元，与发行人在售的燕京纳福多肽、1*2肠溶型胶囊礼盒（80粒）、有机全脂羊乳粉、大粒36盒等产品属于同类产品。</w:t>
+        <w:t>从主营业务看，发行人主营纳豆及纳豆衍生产品的研发、生产和销售，2024年度、2025年度主营业务收入均100%来源于纳豆类产品；中发邢台的主营业务同为纳豆及纳豆制品的生产和销售，2025年度实现主营业务收入10,040.69万元，亦全部来源于纳豆类产品，其中纳福多肽类3,187.67万元、肠溶型（纳豆）胶囊类4,450.05万元、羊乳粉类1,595.44万元、纳豆胶囊688.14万元、大粒纳豆119.40万元，与发行人在售的燕京纳福多肽、1*2肠溶型胶囊礼盒（80粒）、有机全脂羊乳粉、大粒36盒等产品属于同类产品，双方产品线高度重合。</w:t>
       </w:r>
     </w:p>
     <w:p>
@@ -9742,7 +10372,7 @@
         <w:rPr>
           <w:rFonts w:hint="eastAsia" w:ascii="Times New Roman" w:hAnsi="Times New Roman" w:cs="Times New Roman"/>
         </w:rPr>
-        <w:t>从交易关系看，发行人存在向中发邢台采购产成品后对外销售的情形。截至2026年6月30日，发行人库存商品—纳豆科目下设有邢台燕京纳福多肽特膳、邢台燕京1*2肠溶型纳豆胶囊80粒、邢台有机全脂羊乳粉、邢台大粒纳豆36盒等以邢台冠名的存货明细科目；2026年6月末发行人库存商品中外购部分的账面余额为2,018.78万元。上述关联采购的具体金额、定价依据及价格公允性，需在会计师进场后与中发邢台账面数据核对确认。</w:t>
+        <w:t>从交易关系看，发行人存在向中发邢台采购产成品后对外销售的情形。截至2026年6月30日，发行人库存商品—纳豆科目下设有邢台燕京纳福多肽特膳、邢台燕京1*2肠溶型纳豆胶囊80粒、邢台有机全脂羊乳粉、邢台大粒纳豆36盒等以邢台冠名的存货明细科目，2026年6月末发行人库存商品中外购部分的账面余额为2,018.78万元。上述关联采购的具体金额、定价依据及价格公允性，需在会计师进场后与中发邢台账面数据核对确认。</w:t>
       </w:r>
     </w:p>
     <w:p>
@@ -9758,7 +10388,7 @@
         <w:rPr>
           <w:rFonts w:hint="eastAsia" w:ascii="Times New Roman" w:hAnsi="Times New Roman" w:cs="Times New Roman"/>
         </w:rPr>
-        <w:t>2024年度、2025年度和2026年1-6月，中发邢台与发行人同类业务的收入及毛利对比情况如下：</w:t>
+        <w:t>2024年度、2025年度和2026年1-6月，中发邢台与发行人的主要财务数据对比情况如下：</w:t>
       </w:r>
     </w:p>
     <w:p>
@@ -9868,7 +10498,7 @@
                 <w:sz w:val="21"/>
                 <w:szCs w:val="21"/>
               </w:rPr>
-              <w:t>2026年1-6月</w:t>
+              <w:t>2026年1-6月/6月末</w:t>
             </w:r>
           </w:p>
         </w:tc>
@@ -9897,7 +10527,7 @@
                 <w:sz w:val="21"/>
                 <w:szCs w:val="21"/>
               </w:rPr>
-              <w:t>2025年度</w:t>
+              <w:t>2025年度/末</w:t>
             </w:r>
           </w:p>
         </w:tc>
@@ -9926,7 +10556,7 @@
                 <w:sz w:val="21"/>
                 <w:szCs w:val="21"/>
               </w:rPr>
-              <w:t>2024年度</w:t>
+              <w:t>2024年度/末</w:t>
             </w:r>
           </w:p>
         </w:tc>
@@ -10073,7 +10703,7 @@
                 <w:sz w:val="21"/>
                 <w:szCs w:val="21"/>
               </w:rPr>
-              <w:t>中发邢台营业成本</w:t>
+              <w:t>中发邢台毛利</w:t>
             </w:r>
           </w:p>
         </w:tc>
@@ -10100,7 +10730,7 @@
                 <w:sz w:val="21"/>
                 <w:szCs w:val="21"/>
               </w:rPr>
-              <w:t>1,402.61</w:t>
+              <w:t>1,534.97</w:t>
             </w:r>
           </w:p>
         </w:tc>
@@ -10127,7 +10757,7 @@
                 <w:sz w:val="21"/>
                 <w:szCs w:val="21"/>
               </w:rPr>
-              <w:t>5,988.12</w:t>
+              <w:t>4,054.90</w:t>
             </w:r>
           </w:p>
         </w:tc>
@@ -10154,7 +10784,7 @@
                 <w:sz w:val="21"/>
                 <w:szCs w:val="21"/>
               </w:rPr>
-              <w:t>227.97</w:t>
+              <w:t>288.39</w:t>
             </w:r>
           </w:p>
         </w:tc>
@@ -10187,7 +10817,7 @@
                 <w:sz w:val="21"/>
                 <w:szCs w:val="21"/>
               </w:rPr>
-              <w:t>中发邢台毛利</w:t>
+              <w:t>中发邢台净利润</w:t>
             </w:r>
           </w:p>
         </w:tc>
@@ -10214,7 +10844,7 @@
                 <w:sz w:val="21"/>
                 <w:szCs w:val="21"/>
               </w:rPr>
-              <w:t>1,534.97</w:t>
+              <w:t>601.51</w:t>
             </w:r>
           </w:p>
         </w:tc>
@@ -10241,7 +10871,7 @@
                 <w:sz w:val="21"/>
                 <w:szCs w:val="21"/>
               </w:rPr>
-              <w:t>4,054.90</w:t>
+              <w:t>2,213.62</w:t>
             </w:r>
           </w:p>
         </w:tc>
@@ -10268,7 +10898,7 @@
                 <w:sz w:val="21"/>
                 <w:szCs w:val="21"/>
               </w:rPr>
-              <w:t>288.39</w:t>
+              <w:t>34.57</w:t>
             </w:r>
           </w:p>
         </w:tc>
@@ -10301,7 +10931,7 @@
                 <w:sz w:val="21"/>
                 <w:szCs w:val="21"/>
               </w:rPr>
-              <w:t>发行人营业收入</w:t>
+              <w:t>中发邢台总资产</w:t>
             </w:r>
           </w:p>
         </w:tc>
@@ -10328,7 +10958,7 @@
                 <w:sz w:val="21"/>
                 <w:szCs w:val="21"/>
               </w:rPr>
-              <w:t>20,814.62</w:t>
+              <w:t>27,228.35</w:t>
             </w:r>
           </w:p>
         </w:tc>
@@ -10355,7 +10985,7 @@
                 <w:sz w:val="21"/>
                 <w:szCs w:val="21"/>
               </w:rPr>
-              <w:t>43,435.86</w:t>
+              <w:t>13,486.29</w:t>
             </w:r>
           </w:p>
         </w:tc>
@@ -10382,7 +11012,7 @@
                 <w:sz w:val="21"/>
                 <w:szCs w:val="21"/>
               </w:rPr>
-              <w:t>21,265.64</w:t>
+              <w:t>13,509.17</w:t>
             </w:r>
           </w:p>
         </w:tc>
@@ -10415,7 +11045,7 @@
                 <w:sz w:val="21"/>
                 <w:szCs w:val="21"/>
               </w:rPr>
-              <w:t>发行人毛利</w:t>
+              <w:t>中发邢台净资产</w:t>
             </w:r>
           </w:p>
         </w:tc>
@@ -10442,7 +11072,7 @@
                 <w:sz w:val="21"/>
                 <w:szCs w:val="21"/>
               </w:rPr>
-              <w:t>10,923.51</w:t>
+              <w:t>12,849.70</w:t>
             </w:r>
           </w:p>
         </w:tc>
@@ -10469,7 +11099,7 @@
                 <w:sz w:val="21"/>
                 <w:szCs w:val="21"/>
               </w:rPr>
-              <w:t>20,575.08</w:t>
+              <w:t>12,248.19</w:t>
             </w:r>
           </w:p>
         </w:tc>
@@ -10496,7 +11126,7 @@
                 <w:sz w:val="21"/>
                 <w:szCs w:val="21"/>
               </w:rPr>
-              <w:t>12,939.35</w:t>
+              <w:t>10,034.57</w:t>
             </w:r>
           </w:p>
         </w:tc>
@@ -10529,7 +11159,7 @@
                 <w:sz w:val="21"/>
                 <w:szCs w:val="21"/>
               </w:rPr>
-              <w:t>收入占比</w:t>
+              <w:t>发行人营业收入</w:t>
             </w:r>
           </w:p>
         </w:tc>
@@ -10556,7 +11186,7 @@
                 <w:sz w:val="21"/>
                 <w:szCs w:val="21"/>
               </w:rPr>
-              <w:t>14.11</w:t>
+              <w:t>20,814.62</w:t>
             </w:r>
           </w:p>
         </w:tc>
@@ -10583,7 +11213,7 @@
                 <w:sz w:val="21"/>
                 <w:szCs w:val="21"/>
               </w:rPr>
-              <w:t>23.12</w:t>
+              <w:t>43,435.86</w:t>
             </w:r>
           </w:p>
         </w:tc>
@@ -10610,7 +11240,7 @@
                 <w:sz w:val="21"/>
                 <w:szCs w:val="21"/>
               </w:rPr>
-              <w:t>2.43</w:t>
+              <w:t>21,265.64</w:t>
             </w:r>
           </w:p>
         </w:tc>
@@ -10643,7 +11273,7 @@
                 <w:sz w:val="21"/>
                 <w:szCs w:val="21"/>
               </w:rPr>
-              <w:t>毛利占比</w:t>
+              <w:t>发行人毛利</w:t>
             </w:r>
           </w:p>
         </w:tc>
@@ -10670,7 +11300,7 @@
                 <w:sz w:val="21"/>
                 <w:szCs w:val="21"/>
               </w:rPr>
-              <w:t>14.05</w:t>
+              <w:t>10,923.51</w:t>
             </w:r>
           </w:p>
         </w:tc>
@@ -10697,7 +11327,7 @@
                 <w:sz w:val="21"/>
                 <w:szCs w:val="21"/>
               </w:rPr>
-              <w:t>19.71</w:t>
+              <w:t>20,575.08</w:t>
             </w:r>
           </w:p>
         </w:tc>
@@ -10724,7 +11354,691 @@
                 <w:sz w:val="21"/>
                 <w:szCs w:val="21"/>
               </w:rPr>
+              <w:t>12,939.35</w:t>
+            </w:r>
+          </w:p>
+        </w:tc>
+      </w:tr>
+      <w:tr>
+        <w:trPr>
+          <w:trHeight w:val="397" w:hRule="atLeast"/>
+          <w:jc w:val="center"/>
+        </w:trPr>
+        <w:tc>
+          <w:tcPr>
+            <w:tcW w:w="2673" w:type="dxa"/>
+            <w:vAlign w:val="center"/>
+          </w:tcPr>
+          <w:p>
+            <w:pPr>
+              <w:widowControl w:val="0"/>
+              <w:jc w:val="center"/>
+              <w:rPr>
+                <w:rFonts w:hint="eastAsia" w:ascii="Times New Roman" w:hAnsi="Times New Roman" w:cs="Times New Roman"/>
+                <w:kern w:val="2"/>
+                <w:sz w:val="21"/>
+                <w:szCs w:val="21"/>
+              </w:rPr>
+            </w:pPr>
+            <w:r>
+              <w:rPr>
+                <w:rFonts w:hint="eastAsia" w:ascii="Times New Roman" w:hAnsi="Times New Roman" w:cs="Times New Roman"/>
+                <w:kern w:val="2"/>
+                <w:sz w:val="21"/>
+                <w:szCs w:val="21"/>
+              </w:rPr>
+              <w:t>发行人净利润</w:t>
+            </w:r>
+          </w:p>
+        </w:tc>
+        <w:tc>
+          <w:tcPr>
+            <w:tcW w:w="2584" w:type="dxa"/>
+            <w:vAlign w:val="center"/>
+          </w:tcPr>
+          <w:p>
+            <w:pPr>
+              <w:widowControl w:val="0"/>
+              <w:jc w:val="right"/>
+              <w:rPr>
+                <w:rFonts w:hint="eastAsia" w:ascii="Times New Roman" w:hAnsi="Times New Roman" w:cs="Times New Roman"/>
+                <w:kern w:val="2"/>
+                <w:sz w:val="21"/>
+                <w:szCs w:val="21"/>
+              </w:rPr>
+            </w:pPr>
+            <w:r>
+              <w:rPr>
+                <w:rFonts w:hint="eastAsia" w:ascii="Times New Roman" w:hAnsi="Times New Roman" w:cs="Times New Roman"/>
+                <w:kern w:val="2"/>
+                <w:sz w:val="21"/>
+                <w:szCs w:val="21"/>
+              </w:rPr>
+              <w:t>6,308.86</w:t>
+            </w:r>
+          </w:p>
+        </w:tc>
+        <w:tc>
+          <w:tcPr>
+            <w:tcW w:w="2584" w:type="dxa"/>
+            <w:vAlign w:val="center"/>
+          </w:tcPr>
+          <w:p>
+            <w:pPr>
+              <w:widowControl w:val="0"/>
+              <w:jc w:val="right"/>
+              <w:rPr>
+                <w:rFonts w:hint="eastAsia" w:ascii="Times New Roman" w:hAnsi="Times New Roman" w:cs="Times New Roman"/>
+                <w:kern w:val="2"/>
+                <w:sz w:val="21"/>
+                <w:szCs w:val="21"/>
+              </w:rPr>
+            </w:pPr>
+            <w:r>
+              <w:rPr>
+                <w:rFonts w:hint="eastAsia" w:ascii="Times New Roman" w:hAnsi="Times New Roman" w:cs="Times New Roman"/>
+                <w:kern w:val="2"/>
+                <w:sz w:val="21"/>
+                <w:szCs w:val="21"/>
+              </w:rPr>
+              <w:t>13,343.75</w:t>
+            </w:r>
+          </w:p>
+        </w:tc>
+        <w:tc>
+          <w:tcPr>
+            <w:tcW w:w="2584" w:type="dxa"/>
+            <w:vAlign w:val="center"/>
+          </w:tcPr>
+          <w:p>
+            <w:pPr>
+              <w:widowControl w:val="0"/>
+              <w:jc w:val="right"/>
+              <w:rPr>
+                <w:rFonts w:hint="eastAsia" w:ascii="Times New Roman" w:hAnsi="Times New Roman" w:cs="Times New Roman"/>
+                <w:kern w:val="2"/>
+                <w:sz w:val="21"/>
+                <w:szCs w:val="21"/>
+              </w:rPr>
+            </w:pPr>
+            <w:r>
+              <w:rPr>
+                <w:rFonts w:hint="eastAsia" w:ascii="Times New Roman" w:hAnsi="Times New Roman" w:cs="Times New Roman"/>
+                <w:kern w:val="2"/>
+                <w:sz w:val="21"/>
+                <w:szCs w:val="21"/>
+              </w:rPr>
+              <w:t>8,712.34</w:t>
+            </w:r>
+          </w:p>
+        </w:tc>
+      </w:tr>
+      <w:tr>
+        <w:trPr>
+          <w:trHeight w:val="397" w:hRule="atLeast"/>
+          <w:jc w:val="center"/>
+        </w:trPr>
+        <w:tc>
+          <w:tcPr>
+            <w:tcW w:w="2673" w:type="dxa"/>
+            <w:vAlign w:val="center"/>
+          </w:tcPr>
+          <w:p>
+            <w:pPr>
+              <w:widowControl w:val="0"/>
+              <w:jc w:val="center"/>
+              <w:rPr>
+                <w:rFonts w:hint="eastAsia" w:ascii="Times New Roman" w:hAnsi="Times New Roman" w:cs="Times New Roman"/>
+                <w:kern w:val="2"/>
+                <w:sz w:val="21"/>
+                <w:szCs w:val="21"/>
+              </w:rPr>
+            </w:pPr>
+            <w:r>
+              <w:rPr>
+                <w:rFonts w:hint="eastAsia" w:ascii="Times New Roman" w:hAnsi="Times New Roman" w:cs="Times New Roman"/>
+                <w:kern w:val="2"/>
+                <w:sz w:val="21"/>
+                <w:szCs w:val="21"/>
+              </w:rPr>
+              <w:t>发行人总资产</w:t>
+            </w:r>
+          </w:p>
+        </w:tc>
+        <w:tc>
+          <w:tcPr>
+            <w:tcW w:w="2584" w:type="dxa"/>
+            <w:vAlign w:val="center"/>
+          </w:tcPr>
+          <w:p>
+            <w:pPr>
+              <w:widowControl w:val="0"/>
+              <w:jc w:val="right"/>
+              <w:rPr>
+                <w:rFonts w:hint="eastAsia" w:ascii="Times New Roman" w:hAnsi="Times New Roman" w:cs="Times New Roman"/>
+                <w:kern w:val="2"/>
+                <w:sz w:val="21"/>
+                <w:szCs w:val="21"/>
+              </w:rPr>
+            </w:pPr>
+            <w:r>
+              <w:rPr>
+                <w:rFonts w:hint="eastAsia" w:ascii="Times New Roman" w:hAnsi="Times New Roman" w:cs="Times New Roman"/>
+                <w:kern w:val="2"/>
+                <w:sz w:val="21"/>
+                <w:szCs w:val="21"/>
+              </w:rPr>
+              <w:t>49,644.72</w:t>
+            </w:r>
+          </w:p>
+        </w:tc>
+        <w:tc>
+          <w:tcPr>
+            <w:tcW w:w="2584" w:type="dxa"/>
+            <w:vAlign w:val="center"/>
+          </w:tcPr>
+          <w:p>
+            <w:pPr>
+              <w:widowControl w:val="0"/>
+              <w:jc w:val="right"/>
+              <w:rPr>
+                <w:rFonts w:hint="eastAsia" w:ascii="Times New Roman" w:hAnsi="Times New Roman" w:cs="Times New Roman"/>
+                <w:kern w:val="2"/>
+                <w:sz w:val="21"/>
+                <w:szCs w:val="21"/>
+              </w:rPr>
+            </w:pPr>
+            <w:r>
+              <w:rPr>
+                <w:rFonts w:hint="eastAsia" w:ascii="Times New Roman" w:hAnsi="Times New Roman" w:cs="Times New Roman"/>
+                <w:kern w:val="2"/>
+                <w:sz w:val="21"/>
+                <w:szCs w:val="21"/>
+              </w:rPr>
+              <w:t>39,986.23</w:t>
+            </w:r>
+          </w:p>
+        </w:tc>
+        <w:tc>
+          <w:tcPr>
+            <w:tcW w:w="2584" w:type="dxa"/>
+            <w:vAlign w:val="center"/>
+          </w:tcPr>
+          <w:p>
+            <w:pPr>
+              <w:widowControl w:val="0"/>
+              <w:jc w:val="right"/>
+              <w:rPr>
+                <w:rFonts w:hint="eastAsia" w:ascii="Times New Roman" w:hAnsi="Times New Roman" w:cs="Times New Roman"/>
+                <w:kern w:val="2"/>
+                <w:sz w:val="21"/>
+                <w:szCs w:val="21"/>
+              </w:rPr>
+            </w:pPr>
+            <w:r>
+              <w:rPr>
+                <w:rFonts w:hint="eastAsia" w:ascii="Times New Roman" w:hAnsi="Times New Roman" w:cs="Times New Roman"/>
+                <w:kern w:val="2"/>
+                <w:sz w:val="21"/>
+                <w:szCs w:val="21"/>
+              </w:rPr>
+              <w:t>25,325.74</w:t>
+            </w:r>
+          </w:p>
+        </w:tc>
+      </w:tr>
+      <w:tr>
+        <w:trPr>
+          <w:trHeight w:val="397" w:hRule="atLeast"/>
+          <w:jc w:val="center"/>
+        </w:trPr>
+        <w:tc>
+          <w:tcPr>
+            <w:tcW w:w="2673" w:type="dxa"/>
+            <w:vAlign w:val="center"/>
+          </w:tcPr>
+          <w:p>
+            <w:pPr>
+              <w:widowControl w:val="0"/>
+              <w:jc w:val="center"/>
+              <w:rPr>
+                <w:rFonts w:hint="eastAsia" w:ascii="Times New Roman" w:hAnsi="Times New Roman" w:cs="Times New Roman"/>
+                <w:kern w:val="2"/>
+                <w:sz w:val="21"/>
+                <w:szCs w:val="21"/>
+              </w:rPr>
+            </w:pPr>
+            <w:r>
+              <w:rPr>
+                <w:rFonts w:hint="eastAsia" w:ascii="Times New Roman" w:hAnsi="Times New Roman" w:cs="Times New Roman"/>
+                <w:kern w:val="2"/>
+                <w:sz w:val="21"/>
+                <w:szCs w:val="21"/>
+              </w:rPr>
+              <w:t>收入占比</w:t>
+            </w:r>
+          </w:p>
+        </w:tc>
+        <w:tc>
+          <w:tcPr>
+            <w:tcW w:w="2584" w:type="dxa"/>
+            <w:vAlign w:val="center"/>
+          </w:tcPr>
+          <w:p>
+            <w:pPr>
+              <w:widowControl w:val="0"/>
+              <w:jc w:val="right"/>
+              <w:rPr>
+                <w:rFonts w:hint="eastAsia" w:ascii="Times New Roman" w:hAnsi="Times New Roman" w:cs="Times New Roman"/>
+                <w:kern w:val="2"/>
+                <w:sz w:val="21"/>
+                <w:szCs w:val="21"/>
+              </w:rPr>
+            </w:pPr>
+            <w:r>
+              <w:rPr>
+                <w:rFonts w:hint="eastAsia" w:ascii="Times New Roman" w:hAnsi="Times New Roman" w:cs="Times New Roman"/>
+                <w:kern w:val="2"/>
+                <w:sz w:val="21"/>
+                <w:szCs w:val="21"/>
+              </w:rPr>
+              <w:t>14.11</w:t>
+            </w:r>
+          </w:p>
+        </w:tc>
+        <w:tc>
+          <w:tcPr>
+            <w:tcW w:w="2584" w:type="dxa"/>
+            <w:vAlign w:val="center"/>
+          </w:tcPr>
+          <w:p>
+            <w:pPr>
+              <w:widowControl w:val="0"/>
+              <w:jc w:val="right"/>
+              <w:rPr>
+                <w:rFonts w:hint="eastAsia" w:ascii="Times New Roman" w:hAnsi="Times New Roman" w:cs="Times New Roman"/>
+                <w:kern w:val="2"/>
+                <w:sz w:val="21"/>
+                <w:szCs w:val="21"/>
+              </w:rPr>
+            </w:pPr>
+            <w:r>
+              <w:rPr>
+                <w:rFonts w:hint="eastAsia" w:ascii="Times New Roman" w:hAnsi="Times New Roman" w:cs="Times New Roman"/>
+                <w:kern w:val="2"/>
+                <w:sz w:val="21"/>
+                <w:szCs w:val="21"/>
+              </w:rPr>
+              <w:t>23.12</w:t>
+            </w:r>
+          </w:p>
+        </w:tc>
+        <w:tc>
+          <w:tcPr>
+            <w:tcW w:w="2584" w:type="dxa"/>
+            <w:vAlign w:val="center"/>
+          </w:tcPr>
+          <w:p>
+            <w:pPr>
+              <w:widowControl w:val="0"/>
+              <w:jc w:val="right"/>
+              <w:rPr>
+                <w:rFonts w:hint="eastAsia" w:ascii="Times New Roman" w:hAnsi="Times New Roman" w:cs="Times New Roman"/>
+                <w:kern w:val="2"/>
+                <w:sz w:val="21"/>
+                <w:szCs w:val="21"/>
+              </w:rPr>
+            </w:pPr>
+            <w:r>
+              <w:rPr>
+                <w:rFonts w:hint="eastAsia" w:ascii="Times New Roman" w:hAnsi="Times New Roman" w:cs="Times New Roman"/>
+                <w:kern w:val="2"/>
+                <w:sz w:val="21"/>
+                <w:szCs w:val="21"/>
+              </w:rPr>
+              <w:t>2.43</w:t>
+            </w:r>
+          </w:p>
+        </w:tc>
+      </w:tr>
+      <w:tr>
+        <w:trPr>
+          <w:trHeight w:val="397" w:hRule="atLeast"/>
+          <w:jc w:val="center"/>
+        </w:trPr>
+        <w:tc>
+          <w:tcPr>
+            <w:tcW w:w="2673" w:type="dxa"/>
+            <w:vAlign w:val="center"/>
+          </w:tcPr>
+          <w:p>
+            <w:pPr>
+              <w:widowControl w:val="0"/>
+              <w:jc w:val="center"/>
+              <w:rPr>
+                <w:rFonts w:hint="eastAsia" w:ascii="Times New Roman" w:hAnsi="Times New Roman" w:cs="Times New Roman"/>
+                <w:kern w:val="2"/>
+                <w:sz w:val="21"/>
+                <w:szCs w:val="21"/>
+              </w:rPr>
+            </w:pPr>
+            <w:r>
+              <w:rPr>
+                <w:rFonts w:hint="eastAsia" w:ascii="Times New Roman" w:hAnsi="Times New Roman" w:cs="Times New Roman"/>
+                <w:kern w:val="2"/>
+                <w:sz w:val="21"/>
+                <w:szCs w:val="21"/>
+              </w:rPr>
+              <w:t>毛利占比</w:t>
+            </w:r>
+          </w:p>
+        </w:tc>
+        <w:tc>
+          <w:tcPr>
+            <w:tcW w:w="2584" w:type="dxa"/>
+            <w:vAlign w:val="center"/>
+          </w:tcPr>
+          <w:p>
+            <w:pPr>
+              <w:widowControl w:val="0"/>
+              <w:jc w:val="right"/>
+              <w:rPr>
+                <w:rFonts w:hint="eastAsia" w:ascii="Times New Roman" w:hAnsi="Times New Roman" w:cs="Times New Roman"/>
+                <w:kern w:val="2"/>
+                <w:sz w:val="21"/>
+                <w:szCs w:val="21"/>
+              </w:rPr>
+            </w:pPr>
+            <w:r>
+              <w:rPr>
+                <w:rFonts w:hint="eastAsia" w:ascii="Times New Roman" w:hAnsi="Times New Roman" w:cs="Times New Roman"/>
+                <w:kern w:val="2"/>
+                <w:sz w:val="21"/>
+                <w:szCs w:val="21"/>
+              </w:rPr>
+              <w:t>14.05</w:t>
+            </w:r>
+          </w:p>
+        </w:tc>
+        <w:tc>
+          <w:tcPr>
+            <w:tcW w:w="2584" w:type="dxa"/>
+            <w:vAlign w:val="center"/>
+          </w:tcPr>
+          <w:p>
+            <w:pPr>
+              <w:widowControl w:val="0"/>
+              <w:jc w:val="right"/>
+              <w:rPr>
+                <w:rFonts w:hint="eastAsia" w:ascii="Times New Roman" w:hAnsi="Times New Roman" w:cs="Times New Roman"/>
+                <w:kern w:val="2"/>
+                <w:sz w:val="21"/>
+                <w:szCs w:val="21"/>
+              </w:rPr>
+            </w:pPr>
+            <w:r>
+              <w:rPr>
+                <w:rFonts w:hint="eastAsia" w:ascii="Times New Roman" w:hAnsi="Times New Roman" w:cs="Times New Roman"/>
+                <w:kern w:val="2"/>
+                <w:sz w:val="21"/>
+                <w:szCs w:val="21"/>
+              </w:rPr>
+              <w:t>19.71</w:t>
+            </w:r>
+          </w:p>
+        </w:tc>
+        <w:tc>
+          <w:tcPr>
+            <w:tcW w:w="2584" w:type="dxa"/>
+            <w:vAlign w:val="center"/>
+          </w:tcPr>
+          <w:p>
+            <w:pPr>
+              <w:widowControl w:val="0"/>
+              <w:jc w:val="right"/>
+              <w:rPr>
+                <w:rFonts w:hint="eastAsia" w:ascii="Times New Roman" w:hAnsi="Times New Roman" w:cs="Times New Roman"/>
+                <w:kern w:val="2"/>
+                <w:sz w:val="21"/>
+                <w:szCs w:val="21"/>
+              </w:rPr>
+            </w:pPr>
+            <w:r>
+              <w:rPr>
+                <w:rFonts w:hint="eastAsia" w:ascii="Times New Roman" w:hAnsi="Times New Roman" w:cs="Times New Roman"/>
+                <w:kern w:val="2"/>
+                <w:sz w:val="21"/>
+                <w:szCs w:val="21"/>
+              </w:rPr>
               <w:t>2.23</w:t>
+            </w:r>
+          </w:p>
+        </w:tc>
+      </w:tr>
+      <w:tr>
+        <w:trPr>
+          <w:trHeight w:val="397" w:hRule="atLeast"/>
+          <w:jc w:val="center"/>
+        </w:trPr>
+        <w:tc>
+          <w:tcPr>
+            <w:tcW w:w="2673" w:type="dxa"/>
+            <w:vAlign w:val="center"/>
+          </w:tcPr>
+          <w:p>
+            <w:pPr>
+              <w:widowControl w:val="0"/>
+              <w:jc w:val="center"/>
+              <w:rPr>
+                <w:rFonts w:hint="eastAsia" w:ascii="Times New Roman" w:hAnsi="Times New Roman" w:cs="Times New Roman"/>
+                <w:kern w:val="2"/>
+                <w:sz w:val="21"/>
+                <w:szCs w:val="21"/>
+              </w:rPr>
+            </w:pPr>
+            <w:r>
+              <w:rPr>
+                <w:rFonts w:hint="eastAsia" w:ascii="Times New Roman" w:hAnsi="Times New Roman" w:cs="Times New Roman"/>
+                <w:kern w:val="2"/>
+                <w:sz w:val="21"/>
+                <w:szCs w:val="21"/>
+              </w:rPr>
+              <w:t>净利润占比</w:t>
+            </w:r>
+          </w:p>
+        </w:tc>
+        <w:tc>
+          <w:tcPr>
+            <w:tcW w:w="2584" w:type="dxa"/>
+            <w:vAlign w:val="center"/>
+          </w:tcPr>
+          <w:p>
+            <w:pPr>
+              <w:widowControl w:val="0"/>
+              <w:jc w:val="right"/>
+              <w:rPr>
+                <w:rFonts w:hint="eastAsia" w:ascii="Times New Roman" w:hAnsi="Times New Roman" w:cs="Times New Roman"/>
+                <w:kern w:val="2"/>
+                <w:sz w:val="21"/>
+                <w:szCs w:val="21"/>
+              </w:rPr>
+            </w:pPr>
+            <w:r>
+              <w:rPr>
+                <w:rFonts w:hint="eastAsia" w:ascii="Times New Roman" w:hAnsi="Times New Roman" w:cs="Times New Roman"/>
+                <w:kern w:val="2"/>
+                <w:sz w:val="21"/>
+                <w:szCs w:val="21"/>
+              </w:rPr>
+              <w:t>9.53</w:t>
+            </w:r>
+          </w:p>
+        </w:tc>
+        <w:tc>
+          <w:tcPr>
+            <w:tcW w:w="2584" w:type="dxa"/>
+            <w:vAlign w:val="center"/>
+          </w:tcPr>
+          <w:p>
+            <w:pPr>
+              <w:widowControl w:val="0"/>
+              <w:jc w:val="right"/>
+              <w:rPr>
+                <w:rFonts w:hint="eastAsia" w:ascii="Times New Roman" w:hAnsi="Times New Roman" w:cs="Times New Roman"/>
+                <w:kern w:val="2"/>
+                <w:sz w:val="21"/>
+                <w:szCs w:val="21"/>
+              </w:rPr>
+            </w:pPr>
+            <w:r>
+              <w:rPr>
+                <w:rFonts w:hint="eastAsia" w:ascii="Times New Roman" w:hAnsi="Times New Roman" w:cs="Times New Roman"/>
+                <w:kern w:val="2"/>
+                <w:sz w:val="21"/>
+                <w:szCs w:val="21"/>
+              </w:rPr>
+              <w:t>16.59</w:t>
+            </w:r>
+          </w:p>
+        </w:tc>
+        <w:tc>
+          <w:tcPr>
+            <w:tcW w:w="2584" w:type="dxa"/>
+            <w:vAlign w:val="center"/>
+          </w:tcPr>
+          <w:p>
+            <w:pPr>
+              <w:widowControl w:val="0"/>
+              <w:jc w:val="right"/>
+              <w:rPr>
+                <w:rFonts w:hint="eastAsia" w:ascii="Times New Roman" w:hAnsi="Times New Roman" w:cs="Times New Roman"/>
+                <w:kern w:val="2"/>
+                <w:sz w:val="21"/>
+                <w:szCs w:val="21"/>
+              </w:rPr>
+            </w:pPr>
+            <w:r>
+              <w:rPr>
+                <w:rFonts w:hint="eastAsia" w:ascii="Times New Roman" w:hAnsi="Times New Roman" w:cs="Times New Roman"/>
+                <w:kern w:val="2"/>
+                <w:sz w:val="21"/>
+                <w:szCs w:val="21"/>
+              </w:rPr>
+              <w:t>0.40</w:t>
+            </w:r>
+          </w:p>
+        </w:tc>
+      </w:tr>
+      <w:tr>
+        <w:trPr>
+          <w:trHeight w:val="397" w:hRule="atLeast"/>
+          <w:jc w:val="center"/>
+        </w:trPr>
+        <w:tc>
+          <w:tcPr>
+            <w:tcW w:w="2673" w:type="dxa"/>
+            <w:vAlign w:val="center"/>
+          </w:tcPr>
+          <w:p>
+            <w:pPr>
+              <w:widowControl w:val="0"/>
+              <w:jc w:val="center"/>
+              <w:rPr>
+                <w:rFonts w:hint="eastAsia" w:ascii="Times New Roman" w:hAnsi="Times New Roman" w:cs="Times New Roman"/>
+                <w:kern w:val="2"/>
+                <w:sz w:val="21"/>
+                <w:szCs w:val="21"/>
+              </w:rPr>
+            </w:pPr>
+            <w:r>
+              <w:rPr>
+                <w:rFonts w:hint="eastAsia" w:ascii="Times New Roman" w:hAnsi="Times New Roman" w:cs="Times New Roman"/>
+                <w:kern w:val="2"/>
+                <w:sz w:val="21"/>
+                <w:szCs w:val="21"/>
+              </w:rPr>
+              <w:t>总资产占比</w:t>
+            </w:r>
+          </w:p>
+        </w:tc>
+        <w:tc>
+          <w:tcPr>
+            <w:tcW w:w="2584" w:type="dxa"/>
+            <w:vAlign w:val="center"/>
+          </w:tcPr>
+          <w:p>
+            <w:pPr>
+              <w:widowControl w:val="0"/>
+              <w:jc w:val="right"/>
+              <w:rPr>
+                <w:rFonts w:hint="eastAsia" w:ascii="Times New Roman" w:hAnsi="Times New Roman" w:cs="Times New Roman"/>
+                <w:kern w:val="2"/>
+                <w:sz w:val="21"/>
+                <w:szCs w:val="21"/>
+              </w:rPr>
+            </w:pPr>
+            <w:r>
+              <w:rPr>
+                <w:rFonts w:hint="eastAsia" w:ascii="Times New Roman" w:hAnsi="Times New Roman" w:cs="Times New Roman"/>
+                <w:kern w:val="2"/>
+                <w:sz w:val="21"/>
+                <w:szCs w:val="21"/>
+              </w:rPr>
+              <w:t>54.85</w:t>
+            </w:r>
+          </w:p>
+        </w:tc>
+        <w:tc>
+          <w:tcPr>
+            <w:tcW w:w="2584" w:type="dxa"/>
+            <w:vAlign w:val="center"/>
+          </w:tcPr>
+          <w:p>
+            <w:pPr>
+              <w:widowControl w:val="0"/>
+              <w:jc w:val="right"/>
+              <w:rPr>
+                <w:rFonts w:hint="eastAsia" w:ascii="Times New Roman" w:hAnsi="Times New Roman" w:cs="Times New Roman"/>
+                <w:kern w:val="2"/>
+                <w:sz w:val="21"/>
+                <w:szCs w:val="21"/>
+              </w:rPr>
+            </w:pPr>
+            <w:r>
+              <w:rPr>
+                <w:rFonts w:hint="eastAsia" w:ascii="Times New Roman" w:hAnsi="Times New Roman" w:cs="Times New Roman"/>
+                <w:kern w:val="2"/>
+                <w:sz w:val="21"/>
+                <w:szCs w:val="21"/>
+              </w:rPr>
+              <w:t>33.73</w:t>
+            </w:r>
+          </w:p>
+        </w:tc>
+        <w:tc>
+          <w:tcPr>
+            <w:tcW w:w="2584" w:type="dxa"/>
+            <w:vAlign w:val="center"/>
+          </w:tcPr>
+          <w:p>
+            <w:pPr>
+              <w:widowControl w:val="0"/>
+              <w:jc w:val="right"/>
+              <w:rPr>
+                <w:rFonts w:hint="eastAsia" w:ascii="Times New Roman" w:hAnsi="Times New Roman" w:cs="Times New Roman"/>
+                <w:kern w:val="2"/>
+                <w:sz w:val="21"/>
+                <w:szCs w:val="21"/>
+              </w:rPr>
+            </w:pPr>
+            <w:r>
+              <w:rPr>
+                <w:rFonts w:hint="eastAsia" w:ascii="Times New Roman" w:hAnsi="Times New Roman" w:cs="Times New Roman"/>
+                <w:kern w:val="2"/>
+                <w:sz w:val="21"/>
+                <w:szCs w:val="21"/>
+              </w:rPr>
+              <w:t>53.34</w:t>
             </w:r>
           </w:p>
         </w:tc>
@@ -10863,7 +12177,7 @@
           <w:b/>
           <w:bCs/>
         </w:rPr>
-        <w:t>（3）建议</w:t>
+        <w:t>（3）解决方案</w:t>
       </w:r>
     </w:p>
     <w:p>
@@ -10879,7 +12193,7 @@
         <w:rPr>
           <w:rFonts w:hint="eastAsia" w:ascii="Times New Roman" w:hAnsi="Times New Roman" w:cs="Times New Roman"/>
         </w:rPr>
-        <w:t>①重组路径。建议由发行人收购燕京啤酒持有的中发邢台67.00%股权，使中发邢台成为发行人全资子公司并纳入合并报表范围，从根本上消除同业竞争。相比资产转让、业务划转或委托经营等方案，股权收购路径清晰，可一次性解决业务、资产、人员的归属问题，且便于向审核机构说明整改的彻底性。</w:t>
+        <w:t>针对上述同业竞争情形，建议按照将竞争业务整体纳入上市主体的思路予以彻底解决，即由发行人以自身股权作为对价，收购燕京啤酒持有的中发邢台67.00%股权，使中发邢台成为发行人全资子公司并纳入合并报表范围。方案框架如下：</w:t>
       </w:r>
     </w:p>
     <w:p>
@@ -10895,7 +12209,7 @@
         <w:rPr>
           <w:rFonts w:hint="eastAsia" w:ascii="Times New Roman" w:hAnsi="Times New Roman" w:cs="Times New Roman"/>
         </w:rPr>
-        <w:t>②交易性质及审批程序。该项收购构成关联交易且涉及国有资产转让，应按照《企业国有资产交易监督管理办法》（国务院国资委、财政部令第32号）的规定，聘请具有证券期货相关业务资格的评估机构出具资产评估报告并履行国资备案程序，以经备案的评估结果作为定价基础；同时履行发行人及燕京啤酒双方的内部决策程序（董事会、股东会审议，关联方回避表决），并报北控集团、北京市国资委审批。鉴于该交易系同一国家出资企业内部各级子企业之间的产权转让，可依据32号令的相关规定，在履行内部决策及批准程序后采取非公开协议转让方式，但该等适用性需事先与产权交易机构及国资监管部门沟通确认。</w:t>
+        <w:t>①方案概况</w:t>
       </w:r>
     </w:p>
     <w:p>
@@ -10911,7 +12225,7 @@
         <w:rPr>
           <w:rFonts w:hint="eastAsia" w:ascii="Times New Roman" w:hAnsi="Times New Roman" w:cs="Times New Roman"/>
         </w:rPr>
-        <w:t>③会计处理及对报告期的影响。发行人与中发邢台在收购前后均受燕京啤酒最终控制，该项收购构成同一控制下企业合并，应按照被合并方在最终控制方合并财务报表中的账面价值计量，并对合并财务报表的比较期间进行追溯调整，不产生商誉，对报告期业绩连续性的影响相对可控。同时，需按照《北京证券交易所向不特定合格投资者公开发行股票并上市业务规则适用指引第1号》关于重大资产重组的口径，测算被收购资产的资产总额、营业收入及净利润占发行人相应指标的比例，判断是否构成重大资产重组以及是否需要相应的运行期间。</w:t>
+        <w:t>本次重组在法律形式上表现为燕京啤酒以其持有的中发邢台67.00%股权作价出资、对发行人进行非货币资产增资（股权出资），在交易实质上为发行人以定向增发股权作为支付对价收购中发邢台控股权，全程不涉及现金支付。交易完成后，中发邢台由发行人持股100%，成为发行人全资子公司；燕京啤酒在发行人层面的持股比例相应提升，燕京集团、食品发酵研究院持股比例被动稀释，发行人控股股东、实际控制人均未发生变更。</w:t>
       </w:r>
     </w:p>
     <w:p>
@@ -10927,7 +12241,7 @@
         <w:rPr>
           <w:rFonts w:hint="eastAsia" w:ascii="Times New Roman" w:hAnsi="Times New Roman" w:cs="Times New Roman"/>
         </w:rPr>
-        <w:t>④时点安排。建议在股改基准日（2026年10月31日）前完成中发邢台股权收购的交割及工商变更登记，使股份制改造及后续申报以整合完成后的主体架构为基础，避免报告期内发生重大架构变动。若确需延后，最迟应于申报基准日（2027年6月30日）前完成，并预留重组完成后的运行期间。</w:t>
+        <w:t>相较于以现金支付对价的股权收购方案，股权支付方案具有以下优势：一是无需占用发行人经营资金，避免为支付收购款而增加负债或影响在建产能投入；二是股权支付比例达到100%，可满足企业重组特殊性税务处理关于股权支付比例不低于85%的条件，燕京啤酒转让所得可暂不确认、实现企业所得税递延（详见④税费测算）；三是进一步提升控股股东持股比例，有利于分拆上市后控制权的稳定。因此，建议优先采用股权支付方案。</w:t>
       </w:r>
     </w:p>
     <w:p>
@@ -10943,7 +12257,7 @@
         <w:rPr>
           <w:rFonts w:hint="eastAsia" w:ascii="Times New Roman" w:hAnsi="Times New Roman" w:cs="Times New Roman"/>
         </w:rPr>
-        <w:t>⑤发行条件的核查。重组前后发行人的控股股东均为燕京啤酒、实际控制人均为北控集团，控制权未发生变更；需同步核查董事、高级管理人员是否保持稳定，主营业务是否发生重大变化，以满足《首次公开发行股票注册管理办法》及北交所关于最近二年内主营业务和董事、高级管理人员未发生重大不利变化、实际控制人未发生变更的要求。</w:t>
+        <w:t>此外，本次重组仅涉及中发邢台股权的划入，不涉及发行人现有业务、资产的划出，交易结构简单、边界清晰，无需通过分立、资产剥离等复杂路径实现，重组周期相对可控。</w:t>
       </w:r>
     </w:p>
     <w:p>
@@ -10959,7 +12273,7 @@
         <w:rPr>
           <w:rFonts w:hint="eastAsia" w:ascii="Times New Roman" w:hAnsi="Times New Roman" w:cs="Times New Roman"/>
         </w:rPr>
-        <w:t>⑥同业竞争的全面排查及承诺。除中发邢台外，应对燕京啤酒、燕京集团、北控集团及其控制的其他企业进行全面排查，核查是否存在其他从事纳豆及大健康食品业务的主体；并取得控股股东燕京啤酒、股东燕京集团及实际控制人北控集团出具的《关于避免同业竞争的承诺函》，明确承诺内容、违约责任及有效期限。</w:t>
+        <w:t>②交易完成后的股权架构</w:t>
       </w:r>
     </w:p>
     <w:p>
@@ -10975,7 +12289,2905 @@
         <w:rPr>
           <w:rFonts w:hint="eastAsia" w:ascii="Times New Roman" w:hAnsi="Times New Roman" w:cs="Times New Roman"/>
         </w:rPr>
-        <w:t>⑦过渡期规范。在重组完成前，应规范发行人与中发邢台之间的产品采购、品牌使用、人员借用及资金往来，签署书面协议并按公允价格定价，完整保留交易单据；同时完整保存中发邢台的财务资料及生产经营记录，便于后续纳入合并报表及中介机构开展核查。</w:t>
+        <w:t>以2026年6月30日中发邢台账面净资产12,849.70万元为基础模拟测算，其67.00%股权对应作价8,609.30万元；以发行人同期账面净资产30,950.09万元、注册资本4,000.00万元测算，每1.00元注册资本对应净资产7.7375元，燕京啤酒本次新增出资额为1,112.67万元。交易前后发行人股权结构模拟情况如下：</w:t>
+      </w:r>
+    </w:p>
+    <w:p>
+      <w:pPr>
+        <w:pStyle w:val="432"/>
+        <w:spacing w:before="0" w:beforeLines="0" w:after="0" w:afterLines="0" w:line="240" w:lineRule="auto"/>
+        <w:ind w:firstLine="0" w:firstLineChars="0"/>
+        <w:jc w:val="right"/>
+        <w:rPr>
+          <w:rFonts w:ascii="Times New Roman" w:hAnsi="Times New Roman"/>
+          <w:sz w:val="21"/>
+          <w:szCs w:val="20"/>
+        </w:rPr>
+      </w:pPr>
+      <w:r>
+        <w:rPr>
+          <w:rFonts w:ascii="Times New Roman" w:hAnsi="Times New Roman"/>
+          <w:sz w:val="21"/>
+          <w:szCs w:val="20"/>
+        </w:rPr>
+        <w:t>单位：万元、%</w:t>
+      </w:r>
+    </w:p>
+    <w:tbl>
+      <w:tblPr>
+        <w:tblStyle w:val="64"/>
+        <w:tblW w:w="10425" w:type="dxa"/>
+        <w:jc w:val="center"/>
+        <w:tblBorders>
+          <w:top w:val="single" w:color="auto" w:sz="12" w:space="0"/>
+          <w:left w:val="single" w:color="auto" w:sz="12" w:space="0"/>
+          <w:bottom w:val="single" w:color="auto" w:sz="12" w:space="0"/>
+          <w:right w:val="single" w:color="auto" w:sz="12" w:space="0"/>
+          <w:insideH w:val="single" w:color="auto" w:sz="6" w:space="0"/>
+          <w:insideV w:val="single" w:color="auto" w:sz="6" w:space="0"/>
+        </w:tblBorders>
+        <w:tblLayout w:type="fixed"/>
+        <w:tblCellMar>
+          <w:top w:w="0" w:type="dxa"/>
+          <w:left w:w="108" w:type="dxa"/>
+          <w:bottom w:w="0" w:type="dxa"/>
+          <w:right w:w="108" w:type="dxa"/>
+        </w:tblCellMar>
+      </w:tblPr>
+      <w:tblGrid>
+        <w:gridCol w:w="2673"/>
+        <w:gridCol w:w="1938"/>
+        <w:gridCol w:w="1938"/>
+        <w:gridCol w:w="1938"/>
+        <w:gridCol w:w="1938"/>
+      </w:tblGrid>
+      <w:tr>
+        <w:trPr>
+          <w:trHeight w:val="397" w:hRule="atLeast"/>
+          <w:jc w:val="center"/>
+        </w:trPr>
+        <w:tc>
+          <w:tcPr>
+            <w:tcW w:w="2673" w:type="dxa"/>
+            <w:vAlign w:val="center"/>
+          </w:tcPr>
+          <w:p>
+            <w:pPr>
+              <w:widowControl w:val="0"/>
+              <w:jc w:val="center"/>
+              <w:rPr>
+                <w:rFonts w:hint="eastAsia" w:ascii="Times New Roman" w:hAnsi="Times New Roman" w:cs="Times New Roman"/>
+                <w:b/>
+                <w:kern w:val="2"/>
+                <w:sz w:val="21"/>
+                <w:szCs w:val="21"/>
+              </w:rPr>
+            </w:pPr>
+            <w:r>
+              <w:rPr>
+                <w:rFonts w:hint="eastAsia" w:ascii="Times New Roman" w:hAnsi="Times New Roman" w:cs="Times New Roman"/>
+                <w:b/>
+                <w:kern w:val="2"/>
+                <w:sz w:val="21"/>
+                <w:szCs w:val="21"/>
+              </w:rPr>
+              <w:t>股东名称</w:t>
+            </w:r>
+          </w:p>
+        </w:tc>
+        <w:tc>
+          <w:tcPr>
+            <w:tcW w:w="1938" w:type="dxa"/>
+            <w:vAlign w:val="center"/>
+          </w:tcPr>
+          <w:p>
+            <w:pPr>
+              <w:widowControl w:val="0"/>
+              <w:jc w:val="center"/>
+              <w:rPr>
+                <w:rFonts w:hint="eastAsia" w:ascii="Times New Roman" w:hAnsi="Times New Roman" w:cs="Times New Roman"/>
+                <w:b/>
+                <w:kern w:val="2"/>
+                <w:sz w:val="21"/>
+                <w:szCs w:val="21"/>
+              </w:rPr>
+            </w:pPr>
+            <w:r>
+              <w:rPr>
+                <w:rFonts w:hint="eastAsia" w:ascii="Times New Roman" w:hAnsi="Times New Roman" w:cs="Times New Roman"/>
+                <w:b/>
+                <w:kern w:val="2"/>
+                <w:sz w:val="21"/>
+                <w:szCs w:val="21"/>
+              </w:rPr>
+              <w:t>交易前出资额</w:t>
+            </w:r>
+          </w:p>
+        </w:tc>
+        <w:tc>
+          <w:tcPr>
+            <w:tcW w:w="1938" w:type="dxa"/>
+            <w:vAlign w:val="center"/>
+          </w:tcPr>
+          <w:p>
+            <w:pPr>
+              <w:widowControl w:val="0"/>
+              <w:jc w:val="center"/>
+              <w:rPr>
+                <w:rFonts w:hint="eastAsia" w:ascii="Times New Roman" w:hAnsi="Times New Roman" w:cs="Times New Roman"/>
+                <w:b/>
+                <w:kern w:val="2"/>
+                <w:sz w:val="21"/>
+                <w:szCs w:val="21"/>
+              </w:rPr>
+            </w:pPr>
+            <w:r>
+              <w:rPr>
+                <w:rFonts w:hint="eastAsia" w:ascii="Times New Roman" w:hAnsi="Times New Roman" w:cs="Times New Roman"/>
+                <w:b/>
+                <w:kern w:val="2"/>
+                <w:sz w:val="21"/>
+                <w:szCs w:val="21"/>
+              </w:rPr>
+              <w:t>交易前持股比例</w:t>
+            </w:r>
+          </w:p>
+        </w:tc>
+        <w:tc>
+          <w:tcPr>
+            <w:tcW w:w="1938" w:type="dxa"/>
+            <w:vAlign w:val="center"/>
+          </w:tcPr>
+          <w:p>
+            <w:pPr>
+              <w:widowControl w:val="0"/>
+              <w:jc w:val="center"/>
+              <w:rPr>
+                <w:rFonts w:hint="eastAsia" w:ascii="Times New Roman" w:hAnsi="Times New Roman" w:cs="Times New Roman"/>
+                <w:b/>
+                <w:kern w:val="2"/>
+                <w:sz w:val="21"/>
+                <w:szCs w:val="21"/>
+              </w:rPr>
+            </w:pPr>
+            <w:r>
+              <w:rPr>
+                <w:rFonts w:hint="eastAsia" w:ascii="Times New Roman" w:hAnsi="Times New Roman" w:cs="Times New Roman"/>
+                <w:b/>
+                <w:kern w:val="2"/>
+                <w:sz w:val="21"/>
+                <w:szCs w:val="21"/>
+              </w:rPr>
+              <w:t>交易后出资额</w:t>
+            </w:r>
+          </w:p>
+        </w:tc>
+        <w:tc>
+          <w:tcPr>
+            <w:tcW w:w="1938" w:type="dxa"/>
+            <w:vAlign w:val="center"/>
+          </w:tcPr>
+          <w:p>
+            <w:pPr>
+              <w:widowControl w:val="0"/>
+              <w:jc w:val="center"/>
+              <w:rPr>
+                <w:rFonts w:hint="eastAsia" w:ascii="Times New Roman" w:hAnsi="Times New Roman" w:cs="Times New Roman"/>
+                <w:b/>
+                <w:kern w:val="2"/>
+                <w:sz w:val="21"/>
+                <w:szCs w:val="21"/>
+              </w:rPr>
+            </w:pPr>
+            <w:r>
+              <w:rPr>
+                <w:rFonts w:hint="eastAsia" w:ascii="Times New Roman" w:hAnsi="Times New Roman" w:cs="Times New Roman"/>
+                <w:b/>
+                <w:kern w:val="2"/>
+                <w:sz w:val="21"/>
+                <w:szCs w:val="21"/>
+              </w:rPr>
+              <w:t>交易后持股比例</w:t>
+            </w:r>
+          </w:p>
+        </w:tc>
+      </w:tr>
+      <w:tr>
+        <w:trPr>
+          <w:trHeight w:val="397" w:hRule="atLeast"/>
+          <w:jc w:val="center"/>
+        </w:trPr>
+        <w:tc>
+          <w:tcPr>
+            <w:tcW w:w="2673" w:type="dxa"/>
+            <w:vAlign w:val="center"/>
+          </w:tcPr>
+          <w:p>
+            <w:pPr>
+              <w:widowControl w:val="0"/>
+              <w:jc w:val="center"/>
+              <w:rPr>
+                <w:rFonts w:hint="eastAsia" w:ascii="Times New Roman" w:hAnsi="Times New Roman" w:cs="Times New Roman"/>
+                <w:kern w:val="2"/>
+                <w:sz w:val="21"/>
+                <w:szCs w:val="21"/>
+              </w:rPr>
+            </w:pPr>
+            <w:r>
+              <w:rPr>
+                <w:rFonts w:hint="eastAsia" w:ascii="Times New Roman" w:hAnsi="Times New Roman" w:cs="Times New Roman"/>
+                <w:kern w:val="2"/>
+                <w:sz w:val="21"/>
+                <w:szCs w:val="21"/>
+              </w:rPr>
+              <w:t>燕京啤酒</w:t>
+            </w:r>
+          </w:p>
+        </w:tc>
+        <w:tc>
+          <w:tcPr>
+            <w:tcW w:w="1938" w:type="dxa"/>
+            <w:vAlign w:val="center"/>
+          </w:tcPr>
+          <w:p>
+            <w:pPr>
+              <w:widowControl w:val="0"/>
+              <w:jc w:val="right"/>
+              <w:rPr>
+                <w:rFonts w:hint="eastAsia" w:ascii="Times New Roman" w:hAnsi="Times New Roman" w:cs="Times New Roman"/>
+                <w:kern w:val="2"/>
+                <w:sz w:val="21"/>
+                <w:szCs w:val="21"/>
+              </w:rPr>
+            </w:pPr>
+            <w:r>
+              <w:rPr>
+                <w:rFonts w:hint="eastAsia" w:ascii="Times New Roman" w:hAnsi="Times New Roman" w:cs="Times New Roman"/>
+                <w:kern w:val="2"/>
+                <w:sz w:val="21"/>
+                <w:szCs w:val="21"/>
+              </w:rPr>
+              <w:t>3,200.00</w:t>
+            </w:r>
+          </w:p>
+        </w:tc>
+        <w:tc>
+          <w:tcPr>
+            <w:tcW w:w="1938" w:type="dxa"/>
+            <w:vAlign w:val="center"/>
+          </w:tcPr>
+          <w:p>
+            <w:pPr>
+              <w:widowControl w:val="0"/>
+              <w:jc w:val="right"/>
+              <w:rPr>
+                <w:rFonts w:hint="eastAsia" w:ascii="Times New Roman" w:hAnsi="Times New Roman" w:cs="Times New Roman"/>
+                <w:kern w:val="2"/>
+                <w:sz w:val="21"/>
+                <w:szCs w:val="21"/>
+              </w:rPr>
+            </w:pPr>
+            <w:r>
+              <w:rPr>
+                <w:rFonts w:hint="eastAsia" w:ascii="Times New Roman" w:hAnsi="Times New Roman" w:cs="Times New Roman"/>
+                <w:kern w:val="2"/>
+                <w:sz w:val="21"/>
+                <w:szCs w:val="21"/>
+              </w:rPr>
+              <w:t>80.00</w:t>
+            </w:r>
+          </w:p>
+        </w:tc>
+        <w:tc>
+          <w:tcPr>
+            <w:tcW w:w="1938" w:type="dxa"/>
+            <w:vAlign w:val="center"/>
+          </w:tcPr>
+          <w:p>
+            <w:pPr>
+              <w:widowControl w:val="0"/>
+              <w:jc w:val="right"/>
+              <w:rPr>
+                <w:rFonts w:hint="eastAsia" w:ascii="Times New Roman" w:hAnsi="Times New Roman" w:cs="Times New Roman"/>
+                <w:kern w:val="2"/>
+                <w:sz w:val="21"/>
+                <w:szCs w:val="21"/>
+              </w:rPr>
+            </w:pPr>
+            <w:r>
+              <w:rPr>
+                <w:rFonts w:hint="eastAsia" w:ascii="Times New Roman" w:hAnsi="Times New Roman" w:cs="Times New Roman"/>
+                <w:kern w:val="2"/>
+                <w:sz w:val="21"/>
+                <w:szCs w:val="21"/>
+              </w:rPr>
+              <w:t>4,312.67</w:t>
+            </w:r>
+          </w:p>
+        </w:tc>
+        <w:tc>
+          <w:tcPr>
+            <w:tcW w:w="1938" w:type="dxa"/>
+            <w:vAlign w:val="center"/>
+          </w:tcPr>
+          <w:p>
+            <w:pPr>
+              <w:widowControl w:val="0"/>
+              <w:jc w:val="right"/>
+              <w:rPr>
+                <w:rFonts w:hint="eastAsia" w:ascii="Times New Roman" w:hAnsi="Times New Roman" w:cs="Times New Roman"/>
+                <w:kern w:val="2"/>
+                <w:sz w:val="21"/>
+                <w:szCs w:val="21"/>
+              </w:rPr>
+            </w:pPr>
+            <w:r>
+              <w:rPr>
+                <w:rFonts w:hint="eastAsia" w:ascii="Times New Roman" w:hAnsi="Times New Roman" w:cs="Times New Roman"/>
+                <w:kern w:val="2"/>
+                <w:sz w:val="21"/>
+                <w:szCs w:val="21"/>
+              </w:rPr>
+              <w:t>84.35</w:t>
+            </w:r>
+          </w:p>
+        </w:tc>
+      </w:tr>
+      <w:tr>
+        <w:trPr>
+          <w:trHeight w:val="397" w:hRule="atLeast"/>
+          <w:jc w:val="center"/>
+        </w:trPr>
+        <w:tc>
+          <w:tcPr>
+            <w:tcW w:w="2673" w:type="dxa"/>
+            <w:vAlign w:val="center"/>
+          </w:tcPr>
+          <w:p>
+            <w:pPr>
+              <w:widowControl w:val="0"/>
+              <w:jc w:val="center"/>
+              <w:rPr>
+                <w:rFonts w:hint="eastAsia" w:ascii="Times New Roman" w:hAnsi="Times New Roman" w:cs="Times New Roman"/>
+                <w:kern w:val="2"/>
+                <w:sz w:val="21"/>
+                <w:szCs w:val="21"/>
+              </w:rPr>
+            </w:pPr>
+            <w:r>
+              <w:rPr>
+                <w:rFonts w:hint="eastAsia" w:ascii="Times New Roman" w:hAnsi="Times New Roman" w:cs="Times New Roman"/>
+                <w:kern w:val="2"/>
+                <w:sz w:val="21"/>
+                <w:szCs w:val="21"/>
+              </w:rPr>
+              <w:t>燕京集团</w:t>
+            </w:r>
+          </w:p>
+        </w:tc>
+        <w:tc>
+          <w:tcPr>
+            <w:tcW w:w="1938" w:type="dxa"/>
+            <w:vAlign w:val="center"/>
+          </w:tcPr>
+          <w:p>
+            <w:pPr>
+              <w:widowControl w:val="0"/>
+              <w:jc w:val="right"/>
+              <w:rPr>
+                <w:rFonts w:hint="eastAsia" w:ascii="Times New Roman" w:hAnsi="Times New Roman" w:cs="Times New Roman"/>
+                <w:kern w:val="2"/>
+                <w:sz w:val="21"/>
+                <w:szCs w:val="21"/>
+              </w:rPr>
+            </w:pPr>
+            <w:r>
+              <w:rPr>
+                <w:rFonts w:hint="eastAsia" w:ascii="Times New Roman" w:hAnsi="Times New Roman" w:cs="Times New Roman"/>
+                <w:kern w:val="2"/>
+                <w:sz w:val="21"/>
+                <w:szCs w:val="21"/>
+              </w:rPr>
+              <w:t>700.00</w:t>
+            </w:r>
+          </w:p>
+        </w:tc>
+        <w:tc>
+          <w:tcPr>
+            <w:tcW w:w="1938" w:type="dxa"/>
+            <w:vAlign w:val="center"/>
+          </w:tcPr>
+          <w:p>
+            <w:pPr>
+              <w:widowControl w:val="0"/>
+              <w:jc w:val="right"/>
+              <w:rPr>
+                <w:rFonts w:hint="eastAsia" w:ascii="Times New Roman" w:hAnsi="Times New Roman" w:cs="Times New Roman"/>
+                <w:kern w:val="2"/>
+                <w:sz w:val="21"/>
+                <w:szCs w:val="21"/>
+              </w:rPr>
+            </w:pPr>
+            <w:r>
+              <w:rPr>
+                <w:rFonts w:hint="eastAsia" w:ascii="Times New Roman" w:hAnsi="Times New Roman" w:cs="Times New Roman"/>
+                <w:kern w:val="2"/>
+                <w:sz w:val="21"/>
+                <w:szCs w:val="21"/>
+              </w:rPr>
+              <w:t>17.50</w:t>
+            </w:r>
+          </w:p>
+        </w:tc>
+        <w:tc>
+          <w:tcPr>
+            <w:tcW w:w="1938" w:type="dxa"/>
+            <w:vAlign w:val="center"/>
+          </w:tcPr>
+          <w:p>
+            <w:pPr>
+              <w:widowControl w:val="0"/>
+              <w:jc w:val="right"/>
+              <w:rPr>
+                <w:rFonts w:hint="eastAsia" w:ascii="Times New Roman" w:hAnsi="Times New Roman" w:cs="Times New Roman"/>
+                <w:kern w:val="2"/>
+                <w:sz w:val="21"/>
+                <w:szCs w:val="21"/>
+              </w:rPr>
+            </w:pPr>
+            <w:r>
+              <w:rPr>
+                <w:rFonts w:hint="eastAsia" w:ascii="Times New Roman" w:hAnsi="Times New Roman" w:cs="Times New Roman"/>
+                <w:kern w:val="2"/>
+                <w:sz w:val="21"/>
+                <w:szCs w:val="21"/>
+              </w:rPr>
+              <w:t>700.00</w:t>
+            </w:r>
+          </w:p>
+        </w:tc>
+        <w:tc>
+          <w:tcPr>
+            <w:tcW w:w="1938" w:type="dxa"/>
+            <w:vAlign w:val="center"/>
+          </w:tcPr>
+          <w:p>
+            <w:pPr>
+              <w:widowControl w:val="0"/>
+              <w:jc w:val="right"/>
+              <w:rPr>
+                <w:rFonts w:hint="eastAsia" w:ascii="Times New Roman" w:hAnsi="Times New Roman" w:cs="Times New Roman"/>
+                <w:kern w:val="2"/>
+                <w:sz w:val="21"/>
+                <w:szCs w:val="21"/>
+              </w:rPr>
+            </w:pPr>
+            <w:r>
+              <w:rPr>
+                <w:rFonts w:hint="eastAsia" w:ascii="Times New Roman" w:hAnsi="Times New Roman" w:cs="Times New Roman"/>
+                <w:kern w:val="2"/>
+                <w:sz w:val="21"/>
+                <w:szCs w:val="21"/>
+              </w:rPr>
+              <w:t>13.69</w:t>
+            </w:r>
+          </w:p>
+        </w:tc>
+      </w:tr>
+      <w:tr>
+        <w:trPr>
+          <w:trHeight w:val="397" w:hRule="atLeast"/>
+          <w:jc w:val="center"/>
+        </w:trPr>
+        <w:tc>
+          <w:tcPr>
+            <w:tcW w:w="2673" w:type="dxa"/>
+            <w:vAlign w:val="center"/>
+          </w:tcPr>
+          <w:p>
+            <w:pPr>
+              <w:widowControl w:val="0"/>
+              <w:jc w:val="center"/>
+              <w:rPr>
+                <w:rFonts w:hint="eastAsia" w:ascii="Times New Roman" w:hAnsi="Times New Roman" w:cs="Times New Roman"/>
+                <w:kern w:val="2"/>
+                <w:sz w:val="21"/>
+                <w:szCs w:val="21"/>
+              </w:rPr>
+            </w:pPr>
+            <w:r>
+              <w:rPr>
+                <w:rFonts w:hint="eastAsia" w:ascii="Times New Roman" w:hAnsi="Times New Roman" w:cs="Times New Roman"/>
+                <w:kern w:val="2"/>
+                <w:sz w:val="21"/>
+                <w:szCs w:val="21"/>
+              </w:rPr>
+              <w:t>食品发酵研究院</w:t>
+            </w:r>
+          </w:p>
+        </w:tc>
+        <w:tc>
+          <w:tcPr>
+            <w:tcW w:w="1938" w:type="dxa"/>
+            <w:vAlign w:val="center"/>
+          </w:tcPr>
+          <w:p>
+            <w:pPr>
+              <w:widowControl w:val="0"/>
+              <w:jc w:val="right"/>
+              <w:rPr>
+                <w:rFonts w:hint="eastAsia" w:ascii="Times New Roman" w:hAnsi="Times New Roman" w:cs="Times New Roman"/>
+                <w:kern w:val="2"/>
+                <w:sz w:val="21"/>
+                <w:szCs w:val="21"/>
+              </w:rPr>
+            </w:pPr>
+            <w:r>
+              <w:rPr>
+                <w:rFonts w:hint="eastAsia" w:ascii="Times New Roman" w:hAnsi="Times New Roman" w:cs="Times New Roman"/>
+                <w:kern w:val="2"/>
+                <w:sz w:val="21"/>
+                <w:szCs w:val="21"/>
+              </w:rPr>
+              <w:t>100.00</w:t>
+            </w:r>
+          </w:p>
+        </w:tc>
+        <w:tc>
+          <w:tcPr>
+            <w:tcW w:w="1938" w:type="dxa"/>
+            <w:vAlign w:val="center"/>
+          </w:tcPr>
+          <w:p>
+            <w:pPr>
+              <w:widowControl w:val="0"/>
+              <w:jc w:val="right"/>
+              <w:rPr>
+                <w:rFonts w:hint="eastAsia" w:ascii="Times New Roman" w:hAnsi="Times New Roman" w:cs="Times New Roman"/>
+                <w:kern w:val="2"/>
+                <w:sz w:val="21"/>
+                <w:szCs w:val="21"/>
+              </w:rPr>
+            </w:pPr>
+            <w:r>
+              <w:rPr>
+                <w:rFonts w:hint="eastAsia" w:ascii="Times New Roman" w:hAnsi="Times New Roman" w:cs="Times New Roman"/>
+                <w:kern w:val="2"/>
+                <w:sz w:val="21"/>
+                <w:szCs w:val="21"/>
+              </w:rPr>
+              <w:t>2.50</w:t>
+            </w:r>
+          </w:p>
+        </w:tc>
+        <w:tc>
+          <w:tcPr>
+            <w:tcW w:w="1938" w:type="dxa"/>
+            <w:vAlign w:val="center"/>
+          </w:tcPr>
+          <w:p>
+            <w:pPr>
+              <w:widowControl w:val="0"/>
+              <w:jc w:val="right"/>
+              <w:rPr>
+                <w:rFonts w:hint="eastAsia" w:ascii="Times New Roman" w:hAnsi="Times New Roman" w:cs="Times New Roman"/>
+                <w:kern w:val="2"/>
+                <w:sz w:val="21"/>
+                <w:szCs w:val="21"/>
+              </w:rPr>
+            </w:pPr>
+            <w:r>
+              <w:rPr>
+                <w:rFonts w:hint="eastAsia" w:ascii="Times New Roman" w:hAnsi="Times New Roman" w:cs="Times New Roman"/>
+                <w:kern w:val="2"/>
+                <w:sz w:val="21"/>
+                <w:szCs w:val="21"/>
+              </w:rPr>
+              <w:t>100.00</w:t>
+            </w:r>
+          </w:p>
+        </w:tc>
+        <w:tc>
+          <w:tcPr>
+            <w:tcW w:w="1938" w:type="dxa"/>
+            <w:vAlign w:val="center"/>
+          </w:tcPr>
+          <w:p>
+            <w:pPr>
+              <w:widowControl w:val="0"/>
+              <w:jc w:val="right"/>
+              <w:rPr>
+                <w:rFonts w:hint="eastAsia" w:ascii="Times New Roman" w:hAnsi="Times New Roman" w:cs="Times New Roman"/>
+                <w:kern w:val="2"/>
+                <w:sz w:val="21"/>
+                <w:szCs w:val="21"/>
+              </w:rPr>
+            </w:pPr>
+            <w:r>
+              <w:rPr>
+                <w:rFonts w:hint="eastAsia" w:ascii="Times New Roman" w:hAnsi="Times New Roman" w:cs="Times New Roman"/>
+                <w:kern w:val="2"/>
+                <w:sz w:val="21"/>
+                <w:szCs w:val="21"/>
+              </w:rPr>
+              <w:t>1.96</w:t>
+            </w:r>
+          </w:p>
+        </w:tc>
+      </w:tr>
+      <w:tr>
+        <w:trPr>
+          <w:trHeight w:val="397" w:hRule="atLeast"/>
+          <w:jc w:val="center"/>
+        </w:trPr>
+        <w:tc>
+          <w:tcPr>
+            <w:tcW w:w="2673" w:type="dxa"/>
+            <w:vAlign w:val="center"/>
+          </w:tcPr>
+          <w:p>
+            <w:pPr>
+              <w:widowControl w:val="0"/>
+              <w:jc w:val="center"/>
+              <w:rPr>
+                <w:rFonts w:hint="eastAsia" w:ascii="Times New Roman" w:hAnsi="Times New Roman" w:cs="Times New Roman"/>
+                <w:kern w:val="2"/>
+                <w:sz w:val="21"/>
+                <w:szCs w:val="21"/>
+              </w:rPr>
+            </w:pPr>
+            <w:r>
+              <w:rPr>
+                <w:rFonts w:hint="eastAsia" w:ascii="Times New Roman" w:hAnsi="Times New Roman" w:cs="Times New Roman"/>
+                <w:kern w:val="2"/>
+                <w:sz w:val="21"/>
+                <w:szCs w:val="21"/>
+              </w:rPr>
+              <w:t>合计</w:t>
+            </w:r>
+          </w:p>
+        </w:tc>
+        <w:tc>
+          <w:tcPr>
+            <w:tcW w:w="1938" w:type="dxa"/>
+            <w:vAlign w:val="center"/>
+          </w:tcPr>
+          <w:p>
+            <w:pPr>
+              <w:widowControl w:val="0"/>
+              <w:jc w:val="right"/>
+              <w:rPr>
+                <w:rFonts w:hint="eastAsia" w:ascii="Times New Roman" w:hAnsi="Times New Roman" w:cs="Times New Roman"/>
+                <w:kern w:val="2"/>
+                <w:sz w:val="21"/>
+                <w:szCs w:val="21"/>
+              </w:rPr>
+            </w:pPr>
+            <w:r>
+              <w:rPr>
+                <w:rFonts w:hint="eastAsia" w:ascii="Times New Roman" w:hAnsi="Times New Roman" w:cs="Times New Roman"/>
+                <w:kern w:val="2"/>
+                <w:sz w:val="21"/>
+                <w:szCs w:val="21"/>
+              </w:rPr>
+              <w:t>4,000.00</w:t>
+            </w:r>
+          </w:p>
+        </w:tc>
+        <w:tc>
+          <w:tcPr>
+            <w:tcW w:w="1938" w:type="dxa"/>
+            <w:vAlign w:val="center"/>
+          </w:tcPr>
+          <w:p>
+            <w:pPr>
+              <w:widowControl w:val="0"/>
+              <w:jc w:val="right"/>
+              <w:rPr>
+                <w:rFonts w:hint="eastAsia" w:ascii="Times New Roman" w:hAnsi="Times New Roman" w:cs="Times New Roman"/>
+                <w:kern w:val="2"/>
+                <w:sz w:val="21"/>
+                <w:szCs w:val="21"/>
+              </w:rPr>
+            </w:pPr>
+            <w:r>
+              <w:rPr>
+                <w:rFonts w:hint="eastAsia" w:ascii="Times New Roman" w:hAnsi="Times New Roman" w:cs="Times New Roman"/>
+                <w:kern w:val="2"/>
+                <w:sz w:val="21"/>
+                <w:szCs w:val="21"/>
+              </w:rPr>
+              <w:t>100.00</w:t>
+            </w:r>
+          </w:p>
+        </w:tc>
+        <w:tc>
+          <w:tcPr>
+            <w:tcW w:w="1938" w:type="dxa"/>
+            <w:vAlign w:val="center"/>
+          </w:tcPr>
+          <w:p>
+            <w:pPr>
+              <w:widowControl w:val="0"/>
+              <w:jc w:val="right"/>
+              <w:rPr>
+                <w:rFonts w:hint="eastAsia" w:ascii="Times New Roman" w:hAnsi="Times New Roman" w:cs="Times New Roman"/>
+                <w:kern w:val="2"/>
+                <w:sz w:val="21"/>
+                <w:szCs w:val="21"/>
+              </w:rPr>
+            </w:pPr>
+            <w:r>
+              <w:rPr>
+                <w:rFonts w:hint="eastAsia" w:ascii="Times New Roman" w:hAnsi="Times New Roman" w:cs="Times New Roman"/>
+                <w:kern w:val="2"/>
+                <w:sz w:val="21"/>
+                <w:szCs w:val="21"/>
+              </w:rPr>
+              <w:t>5,112.67</w:t>
+            </w:r>
+          </w:p>
+        </w:tc>
+        <w:tc>
+          <w:tcPr>
+            <w:tcW w:w="1938" w:type="dxa"/>
+            <w:vAlign w:val="center"/>
+          </w:tcPr>
+          <w:p>
+            <w:pPr>
+              <w:widowControl w:val="0"/>
+              <w:jc w:val="right"/>
+              <w:rPr>
+                <w:rFonts w:hint="eastAsia" w:ascii="Times New Roman" w:hAnsi="Times New Roman" w:cs="Times New Roman"/>
+                <w:kern w:val="2"/>
+                <w:sz w:val="21"/>
+                <w:szCs w:val="21"/>
+              </w:rPr>
+            </w:pPr>
+            <w:r>
+              <w:rPr>
+                <w:rFonts w:hint="eastAsia" w:ascii="Times New Roman" w:hAnsi="Times New Roman" w:cs="Times New Roman"/>
+                <w:kern w:val="2"/>
+                <w:sz w:val="21"/>
+                <w:szCs w:val="21"/>
+              </w:rPr>
+              <w:t>100.00</w:t>
+            </w:r>
+          </w:p>
+        </w:tc>
+      </w:tr>
+    </w:tbl>
+    <w:p>
+      <w:pPr>
+        <w:spacing w:before="163" w:beforeLines="50" w:after="163" w:afterLines="50" w:line="360" w:lineRule="auto"/>
+        <w:ind w:firstLine="480" w:firstLineChars="200"/>
+        <w:jc w:val="both"/>
+        <w:rPr>
+          <w:rFonts w:ascii="Times New Roman" w:hAnsi="Times New Roman" w:cs="Times New Roman"/>
+        </w:rPr>
+      </w:pPr>
+      <w:r>
+        <w:rPr>
+          <w:rFonts w:hint="eastAsia" w:ascii="Times New Roman" w:hAnsi="Times New Roman" w:cs="Times New Roman"/>
+        </w:rPr>
+        <w:t>注：上述测算以账面净资产为基础，仅为方案示意；实际交易作价及股权比例以经国资监管部门备案的资产评估结果为准。</w:t>
+      </w:r>
+    </w:p>
+    <w:p>
+      <w:pPr>
+        <w:spacing w:before="163" w:beforeLines="50" w:after="163" w:afterLines="50" w:line="360" w:lineRule="auto"/>
+        <w:ind w:firstLine="480" w:firstLineChars="200"/>
+        <w:jc w:val="both"/>
+        <w:rPr>
+          <w:rFonts w:ascii="Times New Roman" w:hAnsi="Times New Roman" w:cs="Times New Roman"/>
+        </w:rPr>
+      </w:pPr>
+      <w:r>
+        <w:rPr>
+          <w:rFonts w:hint="eastAsia" w:ascii="Times New Roman" w:hAnsi="Times New Roman" w:cs="Times New Roman"/>
+        </w:rPr>
+        <w:t>需提请注意的是，本次重组将使燕京啤酒在发行人层面的持股比例由80.00%提升至约84.35%，燕京集团、食品发酵研究院的持股比例相应下降。鉴于发行人后续拟通过混合所有制改革引入战略投资者并实施员工持股，两项交易均涉及发行人股权结构变动，建议统筹安排先后顺序：先实施中发邢台股权注入，再实施混改增资。理由在于，一是股权注入完成后上市主体业务、资产完整，战略投资者的估值基础更为真实，有利于混改定价的公允性论证；二是可避免战略投资者及员工持股平台入股后再由控股股东注入关联资产，引发新股东权益稀释争议并需重新履行审批程序；三是可将两项交易的审计、评估基准日统一，一次审计评估同时服务于中发邢台股权注入与混改清产核资，节约时间及中介成本。</w:t>
+      </w:r>
+    </w:p>
+    <w:p>
+      <w:pPr>
+        <w:spacing w:before="163" w:beforeLines="50" w:after="163" w:afterLines="50" w:line="360" w:lineRule="auto"/>
+        <w:ind w:firstLine="480" w:firstLineChars="200"/>
+        <w:jc w:val="both"/>
+        <w:rPr>
+          <w:rFonts w:ascii="Times New Roman" w:hAnsi="Times New Roman" w:cs="Times New Roman"/>
+        </w:rPr>
+      </w:pPr>
+      <w:r>
+        <w:rPr>
+          <w:rFonts w:hint="eastAsia" w:ascii="Times New Roman" w:hAnsi="Times New Roman" w:cs="Times New Roman"/>
+        </w:rPr>
+        <w:t>③交易定价及国资审批程序</w:t>
+      </w:r>
+    </w:p>
+    <w:p>
+      <w:pPr>
+        <w:spacing w:before="163" w:beforeLines="50" w:after="163" w:afterLines="50" w:line="360" w:lineRule="auto"/>
+        <w:ind w:firstLine="480" w:firstLineChars="200"/>
+        <w:jc w:val="both"/>
+        <w:rPr>
+          <w:rFonts w:ascii="Times New Roman" w:hAnsi="Times New Roman" w:cs="Times New Roman"/>
+        </w:rPr>
+      </w:pPr>
+      <w:r>
+        <w:rPr>
+          <w:rFonts w:hint="eastAsia" w:ascii="Times New Roman" w:hAnsi="Times New Roman" w:cs="Times New Roman"/>
+        </w:rPr>
+        <w:t>本次交易的双方均为国有控股企业，交易标的为国有股权，须严格履行审计、评估、备案及国资审批程序，主要环节如下：</w:t>
+      </w:r>
+    </w:p>
+    <w:p>
+      <w:pPr>
+        <w:spacing w:before="163" w:beforeLines="50" w:after="163" w:afterLines="50" w:line="360" w:lineRule="auto"/>
+        <w:ind w:firstLine="480" w:firstLineChars="200"/>
+        <w:jc w:val="both"/>
+        <w:rPr>
+          <w:rFonts w:ascii="Times New Roman" w:hAnsi="Times New Roman" w:cs="Times New Roman"/>
+        </w:rPr>
+      </w:pPr>
+      <w:r>
+        <w:rPr>
+          <w:rFonts w:hint="eastAsia" w:ascii="Times New Roman" w:hAnsi="Times New Roman" w:cs="Times New Roman"/>
+        </w:rPr>
+        <w:t>第一，专项审计。聘请具有证券期货相关业务资格的会计师事务所，以确定的评估基准日对中发邢台出具专项审计报告，作为资产评估的账面依据。考虑到发行人混改事项拟以2026年7月底为清产核资审计基准日，建议将本次重组的审计基准日与之统一，避免重复审计。</w:t>
+      </w:r>
+    </w:p>
+    <w:p>
+      <w:pPr>
+        <w:spacing w:before="163" w:beforeLines="50" w:after="163" w:afterLines="50" w:line="360" w:lineRule="auto"/>
+        <w:ind w:firstLine="480" w:firstLineChars="200"/>
+        <w:jc w:val="both"/>
+        <w:rPr>
+          <w:rFonts w:ascii="Times New Roman" w:hAnsi="Times New Roman" w:cs="Times New Roman"/>
+        </w:rPr>
+      </w:pPr>
+      <w:r>
+        <w:rPr>
+          <w:rFonts w:hint="eastAsia" w:ascii="Times New Roman" w:hAnsi="Times New Roman" w:cs="Times New Roman"/>
+        </w:rPr>
+        <w:t>第二，资产评估及备案。根据《企业国有资产评估管理暂行办法》（国务院国资委令第12号）的规定，企业发生非上市公司国有股东股权比例变动、以非货币资产对外投资等行为的，应当对相关资产进行评估，评估项目实行核准制和备案制。本次交易同时涉及发行人国有股东股权比例变动及燕京啤酒以非货币资产（股权）对外投资，须聘请具有证券期货相关业务资格的评估机构，对中发邢台股东全部权益价值出具资产评估报告，并报国资监管部门备案，以经备案的评估结果作为交易定价依据。评估方法建议采用资产基础法与收益法相结合，考虑到中发邢台在建工程金额较大、产能尚未完全释放，需在评估中充分反映其后续盈利能力。</w:t>
+      </w:r>
+    </w:p>
+    <w:p>
+      <w:pPr>
+        <w:spacing w:before="163" w:beforeLines="50" w:after="163" w:afterLines="50" w:line="360" w:lineRule="auto"/>
+        <w:ind w:firstLine="480" w:firstLineChars="200"/>
+        <w:jc w:val="both"/>
+        <w:rPr>
+          <w:rFonts w:ascii="Times New Roman" w:hAnsi="Times New Roman" w:cs="Times New Roman"/>
+        </w:rPr>
+      </w:pPr>
+      <w:r>
+        <w:rPr>
+          <w:rFonts w:hint="eastAsia" w:ascii="Times New Roman" w:hAnsi="Times New Roman" w:cs="Times New Roman"/>
+        </w:rPr>
+        <w:t>第三，交易方式的确定。根据《企业国有资产交易监督管理办法》（国务院国资委、财政部令第32号）的规定，企业增资原则上应当通过产权交易机构公开进行；但因国有资本布局结构调整需要、由特定的国有及国有控股企业参与增资的，经国家出资企业审议决策后可以采取非公开协议方式进行。本次由控股股东燕京啤酒以其持有的股权对发行人增资，属于同一国家出资企业体系内部的资源整合，具备采取非公开协议方式增资的政策基础。建议在方案启动前即就交易方式的适用性与北控集团、北京市国资委及北京产权交易所进行专项沟通并取得明确意见，避免因需公开挂牌征集投资方而延长重组周期。该环节系本次重组的关键路径，建议尽早启动。</w:t>
+      </w:r>
+    </w:p>
+    <w:p>
+      <w:pPr>
+        <w:spacing w:before="163" w:beforeLines="50" w:after="163" w:afterLines="50" w:line="360" w:lineRule="auto"/>
+        <w:ind w:firstLine="480" w:firstLineChars="200"/>
+        <w:jc w:val="both"/>
+        <w:rPr>
+          <w:rFonts w:ascii="Times New Roman" w:hAnsi="Times New Roman" w:cs="Times New Roman"/>
+        </w:rPr>
+      </w:pPr>
+      <w:r>
+        <w:rPr>
+          <w:rFonts w:hint="eastAsia" w:ascii="Times New Roman" w:hAnsi="Times New Roman" w:cs="Times New Roman"/>
+        </w:rPr>
+        <w:t>第四，内部决策及审批。中发邢台、发行人及燕京啤酒分别召开董事会、股东会审议本次交易，关联方回避表决；方案经燕京啤酒审议后逐级报北控集团审核，并报北京市国资委批准或备案。同时，燕京啤酒作为A股上市公司，本次以其持有的子公司股权对控股子公司增资，需按照上市公司信息披露相关规定履行内部审议及披露程序。需说明的是，该交易对燕京啤酒而言属于合并报表范围内部的架构调整，对发行人而言则构成与控股股东之间的关联交易，两个层面的程序应同步履行。</w:t>
+      </w:r>
+    </w:p>
+    <w:p>
+      <w:pPr>
+        <w:spacing w:before="163" w:beforeLines="50" w:after="163" w:afterLines="50" w:line="360" w:lineRule="auto"/>
+        <w:ind w:firstLine="480" w:firstLineChars="200"/>
+        <w:jc w:val="both"/>
+        <w:rPr>
+          <w:rFonts w:ascii="Times New Roman" w:hAnsi="Times New Roman" w:cs="Times New Roman"/>
+        </w:rPr>
+      </w:pPr>
+      <w:r>
+        <w:rPr>
+          <w:rFonts w:hint="eastAsia" w:ascii="Times New Roman" w:hAnsi="Times New Roman" w:cs="Times New Roman"/>
+        </w:rPr>
+        <w:t>第五，工商变更登记。取得国资审批文件后，签署增资协议及公司章程修正案，办理中发邢台股东变更登记及发行人注册资本、股东变更登记，完成交割。</w:t>
+      </w:r>
+    </w:p>
+    <w:p>
+      <w:pPr>
+        <w:spacing w:before="163" w:beforeLines="50" w:after="163" w:afterLines="50" w:line="360" w:lineRule="auto"/>
+        <w:ind w:firstLine="480" w:firstLineChars="200"/>
+        <w:jc w:val="both"/>
+        <w:rPr>
+          <w:rFonts w:ascii="Times New Roman" w:hAnsi="Times New Roman" w:cs="Times New Roman"/>
+        </w:rPr>
+      </w:pPr>
+      <w:r>
+        <w:rPr>
+          <w:rFonts w:hint="eastAsia" w:ascii="Times New Roman" w:hAnsi="Times New Roman" w:cs="Times New Roman"/>
+        </w:rPr>
+        <w:t>④税费测算</w:t>
+      </w:r>
+    </w:p>
+    <w:p>
+      <w:pPr>
+        <w:spacing w:before="163" w:beforeLines="50" w:after="163" w:afterLines="50" w:line="360" w:lineRule="auto"/>
+        <w:ind w:firstLine="480" w:firstLineChars="200"/>
+        <w:jc w:val="both"/>
+        <w:rPr>
+          <w:rFonts w:ascii="Times New Roman" w:hAnsi="Times New Roman" w:cs="Times New Roman"/>
+        </w:rPr>
+      </w:pPr>
+      <w:r>
+        <w:rPr>
+          <w:rFonts w:hint="eastAsia" w:ascii="Times New Roman" w:hAnsi="Times New Roman" w:cs="Times New Roman"/>
+        </w:rPr>
+        <w:t>以中发邢台2026年6月30日账面净资产12,849.70万元的67.00%即8,609.30万元作为模拟交易作价，燕京啤酒取得该部分股权的计税基础为其实缴出资额6,700.00万元，本次交易涉及的主要税种及测算情况如下：</w:t>
+      </w:r>
+    </w:p>
+    <w:tbl>
+      <w:tblPr>
+        <w:tblStyle w:val="64"/>
+        <w:tblW w:w="10425" w:type="dxa"/>
+        <w:jc w:val="center"/>
+        <w:tblBorders>
+          <w:top w:val="single" w:color="auto" w:sz="12" w:space="0"/>
+          <w:left w:val="single" w:color="auto" w:sz="12" w:space="0"/>
+          <w:bottom w:val="single" w:color="auto" w:sz="12" w:space="0"/>
+          <w:right w:val="single" w:color="auto" w:sz="12" w:space="0"/>
+          <w:insideH w:val="single" w:color="auto" w:sz="6" w:space="0"/>
+          <w:insideV w:val="single" w:color="auto" w:sz="6" w:space="0"/>
+        </w:tblBorders>
+        <w:tblLayout w:type="fixed"/>
+        <w:tblCellMar>
+          <w:top w:w="0" w:type="dxa"/>
+          <w:left w:w="108" w:type="dxa"/>
+          <w:bottom w:w="0" w:type="dxa"/>
+          <w:right w:w="108" w:type="dxa"/>
+        </w:tblCellMar>
+      </w:tblPr>
+      <w:tblGrid>
+        <w:gridCol w:w="1000"/>
+        <w:gridCol w:w="2600"/>
+        <w:gridCol w:w="2600"/>
+        <w:gridCol w:w="2100"/>
+        <w:gridCol w:w="2125"/>
+      </w:tblGrid>
+      <w:tr>
+        <w:trPr>
+          <w:trHeight w:val="397" w:hRule="atLeast"/>
+          <w:jc w:val="center"/>
+        </w:trPr>
+        <w:tc>
+          <w:tcPr>
+            <w:tcW w:w="1000" w:type="dxa"/>
+            <w:vAlign w:val="center"/>
+          </w:tcPr>
+          <w:p>
+            <w:pPr>
+              <w:widowControl w:val="0"/>
+              <w:jc w:val="center"/>
+              <w:rPr>
+                <w:rFonts w:hint="eastAsia" w:ascii="Times New Roman" w:hAnsi="Times New Roman" w:cs="Times New Roman"/>
+                <w:b/>
+                <w:kern w:val="2"/>
+                <w:sz w:val="21"/>
+                <w:szCs w:val="21"/>
+              </w:rPr>
+            </w:pPr>
+            <w:r>
+              <w:rPr>
+                <w:rFonts w:hint="eastAsia" w:ascii="Times New Roman" w:hAnsi="Times New Roman" w:cs="Times New Roman"/>
+                <w:b/>
+                <w:kern w:val="2"/>
+                <w:sz w:val="21"/>
+                <w:szCs w:val="21"/>
+              </w:rPr>
+              <w:t>税种</w:t>
+            </w:r>
+          </w:p>
+        </w:tc>
+        <w:tc>
+          <w:tcPr>
+            <w:tcW w:w="2600" w:type="dxa"/>
+            <w:vAlign w:val="center"/>
+          </w:tcPr>
+          <w:p>
+            <w:pPr>
+              <w:widowControl w:val="0"/>
+              <w:jc w:val="center"/>
+              <w:rPr>
+                <w:rFonts w:hint="eastAsia" w:ascii="Times New Roman" w:hAnsi="Times New Roman" w:cs="Times New Roman"/>
+                <w:b/>
+                <w:kern w:val="2"/>
+                <w:sz w:val="21"/>
+                <w:szCs w:val="21"/>
+              </w:rPr>
+            </w:pPr>
+            <w:r>
+              <w:rPr>
+                <w:rFonts w:hint="eastAsia" w:ascii="Times New Roman" w:hAnsi="Times New Roman" w:cs="Times New Roman"/>
+                <w:b/>
+                <w:kern w:val="2"/>
+                <w:sz w:val="21"/>
+                <w:szCs w:val="21"/>
+              </w:rPr>
+              <w:t>关键政策与条件</w:t>
+            </w:r>
+          </w:p>
+        </w:tc>
+        <w:tc>
+          <w:tcPr>
+            <w:tcW w:w="2600" w:type="dxa"/>
+            <w:vAlign w:val="center"/>
+          </w:tcPr>
+          <w:p>
+            <w:pPr>
+              <w:widowControl w:val="0"/>
+              <w:jc w:val="center"/>
+              <w:rPr>
+                <w:rFonts w:hint="eastAsia" w:ascii="Times New Roman" w:hAnsi="Times New Roman" w:cs="Times New Roman"/>
+                <w:b/>
+                <w:kern w:val="2"/>
+                <w:sz w:val="21"/>
+                <w:szCs w:val="21"/>
+              </w:rPr>
+            </w:pPr>
+            <w:r>
+              <w:rPr>
+                <w:rFonts w:hint="eastAsia" w:ascii="Times New Roman" w:hAnsi="Times New Roman" w:cs="Times New Roman"/>
+                <w:b/>
+                <w:kern w:val="2"/>
+                <w:sz w:val="21"/>
+                <w:szCs w:val="21"/>
+              </w:rPr>
+              <w:t>本次交易适用性分析</w:t>
+            </w:r>
+          </w:p>
+        </w:tc>
+        <w:tc>
+          <w:tcPr>
+            <w:tcW w:w="2100" w:type="dxa"/>
+            <w:vAlign w:val="center"/>
+          </w:tcPr>
+          <w:p>
+            <w:pPr>
+              <w:widowControl w:val="0"/>
+              <w:jc w:val="center"/>
+              <w:rPr>
+                <w:rFonts w:hint="eastAsia" w:ascii="Times New Roman" w:hAnsi="Times New Roman" w:cs="Times New Roman"/>
+                <w:b/>
+                <w:kern w:val="2"/>
+                <w:sz w:val="21"/>
+                <w:szCs w:val="21"/>
+              </w:rPr>
+            </w:pPr>
+            <w:r>
+              <w:rPr>
+                <w:rFonts w:hint="eastAsia" w:ascii="Times New Roman" w:hAnsi="Times New Roman" w:cs="Times New Roman"/>
+                <w:b/>
+                <w:kern w:val="2"/>
+                <w:sz w:val="21"/>
+                <w:szCs w:val="21"/>
+              </w:rPr>
+              <w:t>税费缴纳规则</w:t>
+            </w:r>
+          </w:p>
+        </w:tc>
+        <w:tc>
+          <w:tcPr>
+            <w:tcW w:w="2125" w:type="dxa"/>
+            <w:vAlign w:val="center"/>
+          </w:tcPr>
+          <w:p>
+            <w:pPr>
+              <w:widowControl w:val="0"/>
+              <w:jc w:val="center"/>
+              <w:rPr>
+                <w:rFonts w:hint="eastAsia" w:ascii="Times New Roman" w:hAnsi="Times New Roman" w:cs="Times New Roman"/>
+                <w:b/>
+                <w:kern w:val="2"/>
+                <w:sz w:val="21"/>
+                <w:szCs w:val="21"/>
+              </w:rPr>
+            </w:pPr>
+            <w:r>
+              <w:rPr>
+                <w:rFonts w:hint="eastAsia" w:ascii="Times New Roman" w:hAnsi="Times New Roman" w:cs="Times New Roman"/>
+                <w:b/>
+                <w:kern w:val="2"/>
+                <w:sz w:val="21"/>
+                <w:szCs w:val="21"/>
+              </w:rPr>
+              <w:t>税务成本测算情况</w:t>
+            </w:r>
+          </w:p>
+        </w:tc>
+      </w:tr>
+      <w:tr>
+        <w:trPr>
+          <w:trHeight w:val="397" w:hRule="atLeast"/>
+          <w:jc w:val="center"/>
+        </w:trPr>
+        <w:tc>
+          <w:tcPr>
+            <w:tcW w:w="1000" w:type="dxa"/>
+            <w:vAlign w:val="center"/>
+          </w:tcPr>
+          <w:p>
+            <w:pPr>
+              <w:widowControl w:val="0"/>
+              <w:jc w:val="center"/>
+              <w:rPr>
+                <w:rFonts w:hint="eastAsia" w:ascii="Times New Roman" w:hAnsi="Times New Roman" w:cs="Times New Roman"/>
+                <w:kern w:val="2"/>
+                <w:sz w:val="21"/>
+                <w:szCs w:val="21"/>
+              </w:rPr>
+            </w:pPr>
+            <w:r>
+              <w:rPr>
+                <w:rFonts w:hint="eastAsia" w:ascii="Times New Roman" w:hAnsi="Times New Roman" w:cs="Times New Roman"/>
+                <w:kern w:val="2"/>
+                <w:sz w:val="21"/>
+                <w:szCs w:val="21"/>
+              </w:rPr>
+              <w:t>企业所得税</w:t>
+            </w:r>
+          </w:p>
+        </w:tc>
+        <w:tc>
+          <w:tcPr>
+            <w:tcW w:w="2600" w:type="dxa"/>
+            <w:vAlign w:val="center"/>
+          </w:tcPr>
+          <w:p>
+            <w:pPr>
+              <w:widowControl w:val="0"/>
+              <w:jc w:val="both"/>
+              <w:rPr>
+                <w:rFonts w:hint="eastAsia" w:ascii="Times New Roman" w:hAnsi="Times New Roman" w:cs="Times New Roman"/>
+                <w:kern w:val="2"/>
+                <w:sz w:val="21"/>
+                <w:szCs w:val="21"/>
+              </w:rPr>
+            </w:pPr>
+            <w:r>
+              <w:rPr>
+                <w:rFonts w:hint="eastAsia" w:ascii="Times New Roman" w:hAnsi="Times New Roman" w:cs="Times New Roman"/>
+                <w:kern w:val="2"/>
+                <w:sz w:val="21"/>
+                <w:szCs w:val="21"/>
+              </w:rPr>
+              <w:t>《财政部 国家税务总局关于企业重组业务企业所得税处理若干问题的通知》（财税〔2009〕59号）规定，股权收购适用特殊性税务处理须同时满足：①具有合理的商业目的，且不以减少、免除或推迟缴纳税款为主要目的；②收购企业购买的股权不低于被收购企业全部股权的50%；③企业重组后的连续12个月内不改变重组资产原来的实质性经营活动；④收购企业在股权收购发生时的股权支付金额不低于其交易支付总额的85%；⑤企业重组中取得股权支付的原主要股东，在重组后连续12个月内不得转让所取得的股权。</w:t>
+            </w:r>
+          </w:p>
+        </w:tc>
+        <w:tc>
+          <w:tcPr>
+            <w:tcW w:w="2600" w:type="dxa"/>
+            <w:vAlign w:val="center"/>
+          </w:tcPr>
+          <w:p>
+            <w:pPr>
+              <w:widowControl w:val="0"/>
+              <w:jc w:val="both"/>
+              <w:rPr>
+                <w:rFonts w:hint="eastAsia" w:ascii="Times New Roman" w:hAnsi="Times New Roman" w:cs="Times New Roman"/>
+                <w:kern w:val="2"/>
+                <w:sz w:val="21"/>
+                <w:szCs w:val="21"/>
+              </w:rPr>
+            </w:pPr>
+            <w:r>
+              <w:rPr>
+                <w:rFonts w:hint="eastAsia" w:ascii="Times New Roman" w:hAnsi="Times New Roman" w:cs="Times New Roman"/>
+                <w:kern w:val="2"/>
+                <w:sz w:val="21"/>
+                <w:szCs w:val="21"/>
+              </w:rPr>
+              <w:t>①商业目的：本次重组系为消除同业竞争、夯实上市主体独立性与资产完整性，商业目的合理，非以避税为主要目的；②收购比例：本次收购中发邢台67.00%股权，高于50%；③经营连续性：重组后中发邢台继续从事纳豆及纳豆制品的生产销售，不改变原实质性经营活动；④股权支付比例：本次对价100%以发行人自身股权支付，高于85%；⑤股权锁定：燕京啤酒取得的发行人股权在重组后12个月内不得转让，与分拆上市的持股安排不冲突。综上，本次交易预计可满足特殊性税务处理条件。</w:t>
+            </w:r>
+          </w:p>
+        </w:tc>
+        <w:tc>
+          <w:tcPr>
+            <w:tcW w:w="2100" w:type="dxa"/>
+            <w:vAlign w:val="center"/>
+          </w:tcPr>
+          <w:p>
+            <w:pPr>
+              <w:widowControl w:val="0"/>
+              <w:jc w:val="both"/>
+              <w:rPr>
+                <w:rFonts w:hint="eastAsia" w:ascii="Times New Roman" w:hAnsi="Times New Roman" w:cs="Times New Roman"/>
+                <w:kern w:val="2"/>
+                <w:sz w:val="21"/>
+                <w:szCs w:val="21"/>
+              </w:rPr>
+            </w:pPr>
+            <w:r>
+              <w:rPr>
+                <w:rFonts w:hint="eastAsia" w:ascii="Times New Roman" w:hAnsi="Times New Roman" w:cs="Times New Roman"/>
+                <w:kern w:val="2"/>
+                <w:sz w:val="21"/>
+                <w:szCs w:val="21"/>
+              </w:rPr>
+              <w:t>①若满足全部条件：燕京啤酒暂不确认股权转让所得，其取得的发行人股权计税基础以被转让的中发邢台股权原计税基础确定，实现所得税递延；②若不满足条件：燕京啤酒需按公允价值确认股权转让所得并缴纳25%企业所得税。</w:t>
+            </w:r>
+          </w:p>
+        </w:tc>
+        <w:tc>
+          <w:tcPr>
+            <w:tcW w:w="2125" w:type="dxa"/>
+            <w:vAlign w:val="center"/>
+          </w:tcPr>
+          <w:p>
+            <w:pPr>
+              <w:widowControl w:val="0"/>
+              <w:jc w:val="both"/>
+              <w:rPr>
+                <w:rFonts w:hint="eastAsia" w:ascii="Times New Roman" w:hAnsi="Times New Roman" w:cs="Times New Roman"/>
+                <w:kern w:val="2"/>
+                <w:sz w:val="21"/>
+                <w:szCs w:val="21"/>
+              </w:rPr>
+            </w:pPr>
+            <w:r>
+              <w:rPr>
+                <w:rFonts w:hint="eastAsia" w:ascii="Times New Roman" w:hAnsi="Times New Roman" w:cs="Times New Roman"/>
+                <w:kern w:val="2"/>
+                <w:sz w:val="21"/>
+                <w:szCs w:val="21"/>
+              </w:rPr>
+              <w:t>①适用特殊性税务处理的，预计企业所得税为0万元；②适用一般性税务处理的，燕京啤酒股权转让所得为1,909.30万元，预计企业所得税为477.32万元。建议在方案报批前就特殊性税务处理的适用性与主管税务机关进行沟通，并按规定履行备案手续。</w:t>
+            </w:r>
+          </w:p>
+        </w:tc>
+      </w:tr>
+      <w:tr>
+        <w:trPr>
+          <w:trHeight w:val="397" w:hRule="atLeast"/>
+          <w:jc w:val="center"/>
+        </w:trPr>
+        <w:tc>
+          <w:tcPr>
+            <w:tcW w:w="1000" w:type="dxa"/>
+            <w:vAlign w:val="center"/>
+          </w:tcPr>
+          <w:p>
+            <w:pPr>
+              <w:widowControl w:val="0"/>
+              <w:jc w:val="center"/>
+              <w:rPr>
+                <w:rFonts w:hint="eastAsia" w:ascii="Times New Roman" w:hAnsi="Times New Roman" w:cs="Times New Roman"/>
+                <w:kern w:val="2"/>
+                <w:sz w:val="21"/>
+                <w:szCs w:val="21"/>
+              </w:rPr>
+            </w:pPr>
+            <w:r>
+              <w:rPr>
+                <w:rFonts w:hint="eastAsia" w:ascii="Times New Roman" w:hAnsi="Times New Roman" w:cs="Times New Roman"/>
+                <w:kern w:val="2"/>
+                <w:sz w:val="21"/>
+                <w:szCs w:val="21"/>
+              </w:rPr>
+              <w:t>增值税</w:t>
+            </w:r>
+          </w:p>
+        </w:tc>
+        <w:tc>
+          <w:tcPr>
+            <w:tcW w:w="2600" w:type="dxa"/>
+            <w:vAlign w:val="center"/>
+          </w:tcPr>
+          <w:p>
+            <w:pPr>
+              <w:widowControl w:val="0"/>
+              <w:jc w:val="both"/>
+              <w:rPr>
+                <w:rFonts w:hint="eastAsia" w:ascii="Times New Roman" w:hAnsi="Times New Roman" w:cs="Times New Roman"/>
+                <w:kern w:val="2"/>
+                <w:sz w:val="21"/>
+                <w:szCs w:val="21"/>
+              </w:rPr>
+            </w:pPr>
+            <w:r>
+              <w:rPr>
+                <w:rFonts w:hint="eastAsia" w:ascii="Times New Roman" w:hAnsi="Times New Roman" w:cs="Times New Roman"/>
+                <w:kern w:val="2"/>
+                <w:sz w:val="21"/>
+                <w:szCs w:val="21"/>
+              </w:rPr>
+              <w:t>转让非上市公司股权不属于增值税征税范围。</w:t>
+            </w:r>
+          </w:p>
+        </w:tc>
+        <w:tc>
+          <w:tcPr>
+            <w:tcW w:w="2600" w:type="dxa"/>
+            <w:vAlign w:val="center"/>
+          </w:tcPr>
+          <w:p>
+            <w:pPr>
+              <w:widowControl w:val="0"/>
+              <w:jc w:val="both"/>
+              <w:rPr>
+                <w:rFonts w:hint="eastAsia" w:ascii="Times New Roman" w:hAnsi="Times New Roman" w:cs="Times New Roman"/>
+                <w:kern w:val="2"/>
+                <w:sz w:val="21"/>
+                <w:szCs w:val="21"/>
+              </w:rPr>
+            </w:pPr>
+            <w:r>
+              <w:rPr>
+                <w:rFonts w:hint="eastAsia" w:ascii="Times New Roman" w:hAnsi="Times New Roman" w:cs="Times New Roman"/>
+                <w:kern w:val="2"/>
+                <w:sz w:val="21"/>
+                <w:szCs w:val="21"/>
+              </w:rPr>
+              <w:t>本次交易标的为中发邢台股权，不属于增值税应税行为。</w:t>
+            </w:r>
+          </w:p>
+        </w:tc>
+        <w:tc>
+          <w:tcPr>
+            <w:tcW w:w="2100" w:type="dxa"/>
+            <w:vAlign w:val="center"/>
+          </w:tcPr>
+          <w:p>
+            <w:pPr>
+              <w:widowControl w:val="0"/>
+              <w:jc w:val="both"/>
+              <w:rPr>
+                <w:rFonts w:hint="eastAsia" w:ascii="Times New Roman" w:hAnsi="Times New Roman" w:cs="Times New Roman"/>
+                <w:kern w:val="2"/>
+                <w:sz w:val="21"/>
+                <w:szCs w:val="21"/>
+              </w:rPr>
+            </w:pPr>
+            <w:r>
+              <w:rPr>
+                <w:rFonts w:hint="eastAsia" w:ascii="Times New Roman" w:hAnsi="Times New Roman" w:cs="Times New Roman"/>
+                <w:kern w:val="2"/>
+                <w:sz w:val="21"/>
+                <w:szCs w:val="21"/>
+              </w:rPr>
+              <w:t>不征收增值税。</w:t>
+            </w:r>
+          </w:p>
+        </w:tc>
+        <w:tc>
+          <w:tcPr>
+            <w:tcW w:w="2125" w:type="dxa"/>
+            <w:vAlign w:val="center"/>
+          </w:tcPr>
+          <w:p>
+            <w:pPr>
+              <w:widowControl w:val="0"/>
+              <w:jc w:val="both"/>
+              <w:rPr>
+                <w:rFonts w:hint="eastAsia" w:ascii="Times New Roman" w:hAnsi="Times New Roman" w:cs="Times New Roman"/>
+                <w:kern w:val="2"/>
+                <w:sz w:val="21"/>
+                <w:szCs w:val="21"/>
+              </w:rPr>
+            </w:pPr>
+            <w:r>
+              <w:rPr>
+                <w:rFonts w:hint="eastAsia" w:ascii="Times New Roman" w:hAnsi="Times New Roman" w:cs="Times New Roman"/>
+                <w:kern w:val="2"/>
+                <w:sz w:val="21"/>
+                <w:szCs w:val="21"/>
+              </w:rPr>
+              <w:t>预计为0万元。</w:t>
+            </w:r>
+          </w:p>
+        </w:tc>
+      </w:tr>
+      <w:tr>
+        <w:trPr>
+          <w:trHeight w:val="397" w:hRule="atLeast"/>
+          <w:jc w:val="center"/>
+        </w:trPr>
+        <w:tc>
+          <w:tcPr>
+            <w:tcW w:w="1000" w:type="dxa"/>
+            <w:vAlign w:val="center"/>
+          </w:tcPr>
+          <w:p>
+            <w:pPr>
+              <w:widowControl w:val="0"/>
+              <w:jc w:val="center"/>
+              <w:rPr>
+                <w:rFonts w:hint="eastAsia" w:ascii="Times New Roman" w:hAnsi="Times New Roman" w:cs="Times New Roman"/>
+                <w:kern w:val="2"/>
+                <w:sz w:val="21"/>
+                <w:szCs w:val="21"/>
+              </w:rPr>
+            </w:pPr>
+            <w:r>
+              <w:rPr>
+                <w:rFonts w:hint="eastAsia" w:ascii="Times New Roman" w:hAnsi="Times New Roman" w:cs="Times New Roman"/>
+                <w:kern w:val="2"/>
+                <w:sz w:val="21"/>
+                <w:szCs w:val="21"/>
+              </w:rPr>
+              <w:t>土地增值税</w:t>
+            </w:r>
+          </w:p>
+        </w:tc>
+        <w:tc>
+          <w:tcPr>
+            <w:tcW w:w="2600" w:type="dxa"/>
+            <w:vAlign w:val="center"/>
+          </w:tcPr>
+          <w:p>
+            <w:pPr>
+              <w:widowControl w:val="0"/>
+              <w:jc w:val="both"/>
+              <w:rPr>
+                <w:rFonts w:hint="eastAsia" w:ascii="Times New Roman" w:hAnsi="Times New Roman" w:cs="Times New Roman"/>
+                <w:kern w:val="2"/>
+                <w:sz w:val="21"/>
+                <w:szCs w:val="21"/>
+              </w:rPr>
+            </w:pPr>
+            <w:r>
+              <w:rPr>
+                <w:rFonts w:hint="eastAsia" w:ascii="Times New Roman" w:hAnsi="Times New Roman" w:cs="Times New Roman"/>
+                <w:kern w:val="2"/>
+                <w:sz w:val="21"/>
+                <w:szCs w:val="21"/>
+              </w:rPr>
+              <w:t>土地增值税的征税对象为转让国有土地使用权、地上建筑物及其附着物并取得收入的行为。</w:t>
+            </w:r>
+          </w:p>
+        </w:tc>
+        <w:tc>
+          <w:tcPr>
+            <w:tcW w:w="2600" w:type="dxa"/>
+            <w:vAlign w:val="center"/>
+          </w:tcPr>
+          <w:p>
+            <w:pPr>
+              <w:widowControl w:val="0"/>
+              <w:jc w:val="both"/>
+              <w:rPr>
+                <w:rFonts w:hint="eastAsia" w:ascii="Times New Roman" w:hAnsi="Times New Roman" w:cs="Times New Roman"/>
+                <w:kern w:val="2"/>
+                <w:sz w:val="21"/>
+                <w:szCs w:val="21"/>
+              </w:rPr>
+            </w:pPr>
+            <w:r>
+              <w:rPr>
+                <w:rFonts w:hint="eastAsia" w:ascii="Times New Roman" w:hAnsi="Times New Roman" w:cs="Times New Roman"/>
+                <w:kern w:val="2"/>
+                <w:sz w:val="21"/>
+                <w:szCs w:val="21"/>
+              </w:rPr>
+              <w:t>本次交易为股权转让，中发邢台名下的房屋建筑物及在建工程的权属未发生转移，且中发邢台账面无土地使用权，不属于土地增值税征税范围。</w:t>
+            </w:r>
+          </w:p>
+        </w:tc>
+        <w:tc>
+          <w:tcPr>
+            <w:tcW w:w="2100" w:type="dxa"/>
+            <w:vAlign w:val="center"/>
+          </w:tcPr>
+          <w:p>
+            <w:pPr>
+              <w:widowControl w:val="0"/>
+              <w:jc w:val="both"/>
+              <w:rPr>
+                <w:rFonts w:hint="eastAsia" w:ascii="Times New Roman" w:hAnsi="Times New Roman" w:cs="Times New Roman"/>
+                <w:kern w:val="2"/>
+                <w:sz w:val="21"/>
+                <w:szCs w:val="21"/>
+              </w:rPr>
+            </w:pPr>
+            <w:r>
+              <w:rPr>
+                <w:rFonts w:hint="eastAsia" w:ascii="Times New Roman" w:hAnsi="Times New Roman" w:cs="Times New Roman"/>
+                <w:kern w:val="2"/>
+                <w:sz w:val="21"/>
+                <w:szCs w:val="21"/>
+              </w:rPr>
+              <w:t>不征收土地增值税。</w:t>
+            </w:r>
+          </w:p>
+        </w:tc>
+        <w:tc>
+          <w:tcPr>
+            <w:tcW w:w="2125" w:type="dxa"/>
+            <w:vAlign w:val="center"/>
+          </w:tcPr>
+          <w:p>
+            <w:pPr>
+              <w:widowControl w:val="0"/>
+              <w:jc w:val="both"/>
+              <w:rPr>
+                <w:rFonts w:hint="eastAsia" w:ascii="Times New Roman" w:hAnsi="Times New Roman" w:cs="Times New Roman"/>
+                <w:kern w:val="2"/>
+                <w:sz w:val="21"/>
+                <w:szCs w:val="21"/>
+              </w:rPr>
+            </w:pPr>
+            <w:r>
+              <w:rPr>
+                <w:rFonts w:hint="eastAsia" w:ascii="Times New Roman" w:hAnsi="Times New Roman" w:cs="Times New Roman"/>
+                <w:kern w:val="2"/>
+                <w:sz w:val="21"/>
+                <w:szCs w:val="21"/>
+              </w:rPr>
+              <w:t>预计为0万元。需注意，若先行实施土地收购事项（详见本节4、土地收购），该项交易将单独涉及土地增值税，应分别测算。</w:t>
+            </w:r>
+          </w:p>
+        </w:tc>
+      </w:tr>
+      <w:tr>
+        <w:trPr>
+          <w:trHeight w:val="397" w:hRule="atLeast"/>
+          <w:jc w:val="center"/>
+        </w:trPr>
+        <w:tc>
+          <w:tcPr>
+            <w:tcW w:w="1000" w:type="dxa"/>
+            <w:vAlign w:val="center"/>
+          </w:tcPr>
+          <w:p>
+            <w:pPr>
+              <w:widowControl w:val="0"/>
+              <w:jc w:val="center"/>
+              <w:rPr>
+                <w:rFonts w:hint="eastAsia" w:ascii="Times New Roman" w:hAnsi="Times New Roman" w:cs="Times New Roman"/>
+                <w:kern w:val="2"/>
+                <w:sz w:val="21"/>
+                <w:szCs w:val="21"/>
+              </w:rPr>
+            </w:pPr>
+            <w:r>
+              <w:rPr>
+                <w:rFonts w:hint="eastAsia" w:ascii="Times New Roman" w:hAnsi="Times New Roman" w:cs="Times New Roman"/>
+                <w:kern w:val="2"/>
+                <w:sz w:val="21"/>
+                <w:szCs w:val="21"/>
+              </w:rPr>
+              <w:t>契税</w:t>
+            </w:r>
+          </w:p>
+        </w:tc>
+        <w:tc>
+          <w:tcPr>
+            <w:tcW w:w="2600" w:type="dxa"/>
+            <w:vAlign w:val="center"/>
+          </w:tcPr>
+          <w:p>
+            <w:pPr>
+              <w:widowControl w:val="0"/>
+              <w:jc w:val="both"/>
+              <w:rPr>
+                <w:rFonts w:hint="eastAsia" w:ascii="Times New Roman" w:hAnsi="Times New Roman" w:cs="Times New Roman"/>
+                <w:kern w:val="2"/>
+                <w:sz w:val="21"/>
+                <w:szCs w:val="21"/>
+              </w:rPr>
+            </w:pPr>
+            <w:r>
+              <w:rPr>
+                <w:rFonts w:hint="eastAsia" w:ascii="Times New Roman" w:hAnsi="Times New Roman" w:cs="Times New Roman"/>
+                <w:kern w:val="2"/>
+                <w:sz w:val="21"/>
+                <w:szCs w:val="21"/>
+              </w:rPr>
+              <w:t>契税的征税对象为土地、房屋权属的转移。</w:t>
+            </w:r>
+          </w:p>
+        </w:tc>
+        <w:tc>
+          <w:tcPr>
+            <w:tcW w:w="2600" w:type="dxa"/>
+            <w:vAlign w:val="center"/>
+          </w:tcPr>
+          <w:p>
+            <w:pPr>
+              <w:widowControl w:val="0"/>
+              <w:jc w:val="both"/>
+              <w:rPr>
+                <w:rFonts w:hint="eastAsia" w:ascii="Times New Roman" w:hAnsi="Times New Roman" w:cs="Times New Roman"/>
+                <w:kern w:val="2"/>
+                <w:sz w:val="21"/>
+                <w:szCs w:val="21"/>
+              </w:rPr>
+            </w:pPr>
+            <w:r>
+              <w:rPr>
+                <w:rFonts w:hint="eastAsia" w:ascii="Times New Roman" w:hAnsi="Times New Roman" w:cs="Times New Roman"/>
+                <w:kern w:val="2"/>
+                <w:sz w:val="21"/>
+                <w:szCs w:val="21"/>
+              </w:rPr>
+              <w:t>本次交易为股权转让，不涉及土地、房屋权属转移。</w:t>
+            </w:r>
+          </w:p>
+        </w:tc>
+        <w:tc>
+          <w:tcPr>
+            <w:tcW w:w="2100" w:type="dxa"/>
+            <w:vAlign w:val="center"/>
+          </w:tcPr>
+          <w:p>
+            <w:pPr>
+              <w:widowControl w:val="0"/>
+              <w:jc w:val="both"/>
+              <w:rPr>
+                <w:rFonts w:hint="eastAsia" w:ascii="Times New Roman" w:hAnsi="Times New Roman" w:cs="Times New Roman"/>
+                <w:kern w:val="2"/>
+                <w:sz w:val="21"/>
+                <w:szCs w:val="21"/>
+              </w:rPr>
+            </w:pPr>
+            <w:r>
+              <w:rPr>
+                <w:rFonts w:hint="eastAsia" w:ascii="Times New Roman" w:hAnsi="Times New Roman" w:cs="Times New Roman"/>
+                <w:kern w:val="2"/>
+                <w:sz w:val="21"/>
+                <w:szCs w:val="21"/>
+              </w:rPr>
+              <w:t>不征收契税。</w:t>
+            </w:r>
+          </w:p>
+        </w:tc>
+        <w:tc>
+          <w:tcPr>
+            <w:tcW w:w="2125" w:type="dxa"/>
+            <w:vAlign w:val="center"/>
+          </w:tcPr>
+          <w:p>
+            <w:pPr>
+              <w:widowControl w:val="0"/>
+              <w:jc w:val="both"/>
+              <w:rPr>
+                <w:rFonts w:hint="eastAsia" w:ascii="Times New Roman" w:hAnsi="Times New Roman" w:cs="Times New Roman"/>
+                <w:kern w:val="2"/>
+                <w:sz w:val="21"/>
+                <w:szCs w:val="21"/>
+              </w:rPr>
+            </w:pPr>
+            <w:r>
+              <w:rPr>
+                <w:rFonts w:hint="eastAsia" w:ascii="Times New Roman" w:hAnsi="Times New Roman" w:cs="Times New Roman"/>
+                <w:kern w:val="2"/>
+                <w:sz w:val="21"/>
+                <w:szCs w:val="21"/>
+              </w:rPr>
+              <w:t>预计为0万元。</w:t>
+            </w:r>
+          </w:p>
+        </w:tc>
+      </w:tr>
+      <w:tr>
+        <w:trPr>
+          <w:trHeight w:val="397" w:hRule="atLeast"/>
+          <w:jc w:val="center"/>
+        </w:trPr>
+        <w:tc>
+          <w:tcPr>
+            <w:tcW w:w="1000" w:type="dxa"/>
+            <w:vAlign w:val="center"/>
+          </w:tcPr>
+          <w:p>
+            <w:pPr>
+              <w:widowControl w:val="0"/>
+              <w:jc w:val="center"/>
+              <w:rPr>
+                <w:rFonts w:hint="eastAsia" w:ascii="Times New Roman" w:hAnsi="Times New Roman" w:cs="Times New Roman"/>
+                <w:kern w:val="2"/>
+                <w:sz w:val="21"/>
+                <w:szCs w:val="21"/>
+              </w:rPr>
+            </w:pPr>
+            <w:r>
+              <w:rPr>
+                <w:rFonts w:hint="eastAsia" w:ascii="Times New Roman" w:hAnsi="Times New Roman" w:cs="Times New Roman"/>
+                <w:kern w:val="2"/>
+                <w:sz w:val="21"/>
+                <w:szCs w:val="21"/>
+              </w:rPr>
+              <w:t>印花税</w:t>
+            </w:r>
+          </w:p>
+        </w:tc>
+        <w:tc>
+          <w:tcPr>
+            <w:tcW w:w="2600" w:type="dxa"/>
+            <w:vAlign w:val="center"/>
+          </w:tcPr>
+          <w:p>
+            <w:pPr>
+              <w:widowControl w:val="0"/>
+              <w:jc w:val="both"/>
+              <w:rPr>
+                <w:rFonts w:hint="eastAsia" w:ascii="Times New Roman" w:hAnsi="Times New Roman" w:cs="Times New Roman"/>
+                <w:kern w:val="2"/>
+                <w:sz w:val="21"/>
+                <w:szCs w:val="21"/>
+              </w:rPr>
+            </w:pPr>
+            <w:r>
+              <w:rPr>
+                <w:rFonts w:hint="eastAsia" w:ascii="Times New Roman" w:hAnsi="Times New Roman" w:cs="Times New Roman"/>
+                <w:kern w:val="2"/>
+                <w:sz w:val="21"/>
+                <w:szCs w:val="21"/>
+              </w:rPr>
+              <w:t>股权转让书据按产权转移书据征收印花税，税率为万分之五，由立据双方分别缴纳；符合规定的企业改制重组情形可享受相应优惠。</w:t>
+            </w:r>
+          </w:p>
+        </w:tc>
+        <w:tc>
+          <w:tcPr>
+            <w:tcW w:w="2600" w:type="dxa"/>
+            <w:vAlign w:val="center"/>
+          </w:tcPr>
+          <w:p>
+            <w:pPr>
+              <w:widowControl w:val="0"/>
+              <w:jc w:val="both"/>
+              <w:rPr>
+                <w:rFonts w:hint="eastAsia" w:ascii="Times New Roman" w:hAnsi="Times New Roman" w:cs="Times New Roman"/>
+                <w:kern w:val="2"/>
+                <w:sz w:val="21"/>
+                <w:szCs w:val="21"/>
+              </w:rPr>
+            </w:pPr>
+            <w:r>
+              <w:rPr>
+                <w:rFonts w:hint="eastAsia" w:ascii="Times New Roman" w:hAnsi="Times New Roman" w:cs="Times New Roman"/>
+                <w:kern w:val="2"/>
+                <w:sz w:val="21"/>
+                <w:szCs w:val="21"/>
+              </w:rPr>
+              <w:t>本次增资涉及股权转让书据及发行人资金账簿。就本次交易能否适用企业改制重组印花税优惠政策，需与主管税务机关确认。</w:t>
+            </w:r>
+          </w:p>
+        </w:tc>
+        <w:tc>
+          <w:tcPr>
+            <w:tcW w:w="2100" w:type="dxa"/>
+            <w:vAlign w:val="center"/>
+          </w:tcPr>
+          <w:p>
+            <w:pPr>
+              <w:widowControl w:val="0"/>
+              <w:jc w:val="both"/>
+              <w:rPr>
+                <w:rFonts w:hint="eastAsia" w:ascii="Times New Roman" w:hAnsi="Times New Roman" w:cs="Times New Roman"/>
+                <w:kern w:val="2"/>
+                <w:sz w:val="21"/>
+                <w:szCs w:val="21"/>
+              </w:rPr>
+            </w:pPr>
+            <w:r>
+              <w:rPr>
+                <w:rFonts w:hint="eastAsia" w:ascii="Times New Roman" w:hAnsi="Times New Roman" w:cs="Times New Roman"/>
+                <w:kern w:val="2"/>
+                <w:sz w:val="21"/>
+                <w:szCs w:val="21"/>
+              </w:rPr>
+              <w:t>①不适用优惠的，双方按所载金额分别缴纳；②适用优惠的，按相关规定执行。</w:t>
+            </w:r>
+          </w:p>
+        </w:tc>
+        <w:tc>
+          <w:tcPr>
+            <w:tcW w:w="2125" w:type="dxa"/>
+            <w:vAlign w:val="center"/>
+          </w:tcPr>
+          <w:p>
+            <w:pPr>
+              <w:widowControl w:val="0"/>
+              <w:jc w:val="both"/>
+              <w:rPr>
+                <w:rFonts w:hint="eastAsia" w:ascii="Times New Roman" w:hAnsi="Times New Roman" w:cs="Times New Roman"/>
+                <w:kern w:val="2"/>
+                <w:sz w:val="21"/>
+                <w:szCs w:val="21"/>
+              </w:rPr>
+            </w:pPr>
+            <w:r>
+              <w:rPr>
+                <w:rFonts w:hint="eastAsia" w:ascii="Times New Roman" w:hAnsi="Times New Roman" w:cs="Times New Roman"/>
+                <w:kern w:val="2"/>
+                <w:sz w:val="21"/>
+                <w:szCs w:val="21"/>
+              </w:rPr>
+              <w:t>按模拟作价8,609.30万元测算，双方各需缴纳约4.30万元，合计约8.61万元。</w:t>
+            </w:r>
+          </w:p>
+        </w:tc>
+      </w:tr>
+      <w:tr>
+        <w:trPr>
+          <w:trHeight w:val="397" w:hRule="atLeast"/>
+          <w:jc w:val="center"/>
+        </w:trPr>
+        <w:tc>
+          <w:tcPr>
+            <w:tcW w:w="1000" w:type="dxa"/>
+            <w:vAlign w:val="center"/>
+          </w:tcPr>
+          <w:p>
+            <w:pPr>
+              <w:widowControl w:val="0"/>
+              <w:jc w:val="center"/>
+              <w:rPr>
+                <w:rFonts w:hint="eastAsia" w:ascii="Times New Roman" w:hAnsi="Times New Roman" w:cs="Times New Roman"/>
+                <w:kern w:val="2"/>
+                <w:sz w:val="21"/>
+                <w:szCs w:val="21"/>
+              </w:rPr>
+            </w:pPr>
+            <w:r>
+              <w:rPr>
+                <w:rFonts w:hint="eastAsia" w:ascii="Times New Roman" w:hAnsi="Times New Roman" w:cs="Times New Roman"/>
+                <w:kern w:val="2"/>
+                <w:sz w:val="21"/>
+                <w:szCs w:val="21"/>
+              </w:rPr>
+              <w:t>合计</w:t>
+            </w:r>
+          </w:p>
+        </w:tc>
+        <w:tc>
+          <w:tcPr>
+            <w:tcW w:w="2600" w:type="dxa"/>
+            <w:vAlign w:val="center"/>
+          </w:tcPr>
+          <w:p>
+            <w:pPr>
+              <w:widowControl w:val="0"/>
+              <w:jc w:val="both"/>
+              <w:rPr>
+                <w:rFonts w:hint="eastAsia" w:ascii="Times New Roman" w:hAnsi="Times New Roman" w:cs="Times New Roman"/>
+                <w:kern w:val="2"/>
+                <w:sz w:val="21"/>
+                <w:szCs w:val="21"/>
+              </w:rPr>
+            </w:pPr>
+            <w:r>
+              <w:rPr>
+                <w:rFonts w:hint="eastAsia" w:ascii="Times New Roman" w:hAnsi="Times New Roman" w:cs="Times New Roman"/>
+                <w:kern w:val="2"/>
+                <w:sz w:val="21"/>
+                <w:szCs w:val="21"/>
+              </w:rPr>
+              <w:t>—</w:t>
+            </w:r>
+          </w:p>
+        </w:tc>
+        <w:tc>
+          <w:tcPr>
+            <w:tcW w:w="2600" w:type="dxa"/>
+            <w:vAlign w:val="center"/>
+          </w:tcPr>
+          <w:p>
+            <w:pPr>
+              <w:widowControl w:val="0"/>
+              <w:jc w:val="both"/>
+              <w:rPr>
+                <w:rFonts w:hint="eastAsia" w:ascii="Times New Roman" w:hAnsi="Times New Roman" w:cs="Times New Roman"/>
+                <w:kern w:val="2"/>
+                <w:sz w:val="21"/>
+                <w:szCs w:val="21"/>
+              </w:rPr>
+            </w:pPr>
+            <w:r>
+              <w:rPr>
+                <w:rFonts w:hint="eastAsia" w:ascii="Times New Roman" w:hAnsi="Times New Roman" w:cs="Times New Roman"/>
+                <w:kern w:val="2"/>
+                <w:sz w:val="21"/>
+                <w:szCs w:val="21"/>
+              </w:rPr>
+              <w:t>—</w:t>
+            </w:r>
+          </w:p>
+        </w:tc>
+        <w:tc>
+          <w:tcPr>
+            <w:tcW w:w="2100" w:type="dxa"/>
+            <w:vAlign w:val="center"/>
+          </w:tcPr>
+          <w:p>
+            <w:pPr>
+              <w:widowControl w:val="0"/>
+              <w:jc w:val="both"/>
+              <w:rPr>
+                <w:rFonts w:hint="eastAsia" w:ascii="Times New Roman" w:hAnsi="Times New Roman" w:cs="Times New Roman"/>
+                <w:kern w:val="2"/>
+                <w:sz w:val="21"/>
+                <w:szCs w:val="21"/>
+              </w:rPr>
+            </w:pPr>
+            <w:r>
+              <w:rPr>
+                <w:rFonts w:hint="eastAsia" w:ascii="Times New Roman" w:hAnsi="Times New Roman" w:cs="Times New Roman"/>
+                <w:kern w:val="2"/>
+                <w:sz w:val="21"/>
+                <w:szCs w:val="21"/>
+              </w:rPr>
+              <w:t>—</w:t>
+            </w:r>
+          </w:p>
+        </w:tc>
+        <w:tc>
+          <w:tcPr>
+            <w:tcW w:w="2125" w:type="dxa"/>
+            <w:vAlign w:val="center"/>
+          </w:tcPr>
+          <w:p>
+            <w:pPr>
+              <w:widowControl w:val="0"/>
+              <w:jc w:val="both"/>
+              <w:rPr>
+                <w:rFonts w:hint="eastAsia" w:ascii="Times New Roman" w:hAnsi="Times New Roman" w:cs="Times New Roman"/>
+                <w:kern w:val="2"/>
+                <w:sz w:val="21"/>
+                <w:szCs w:val="21"/>
+              </w:rPr>
+            </w:pPr>
+            <w:r>
+              <w:rPr>
+                <w:rFonts w:hint="eastAsia" w:ascii="Times New Roman" w:hAnsi="Times New Roman" w:cs="Times New Roman"/>
+                <w:kern w:val="2"/>
+                <w:sz w:val="21"/>
+                <w:szCs w:val="21"/>
+              </w:rPr>
+              <w:t>适用特殊性税务处理的，预计税费合计约8.61万元；适用一般性税务处理的，预计税费合计约485.93万元。</w:t>
+            </w:r>
+          </w:p>
+        </w:tc>
+      </w:tr>
+    </w:tbl>
+    <w:p>
+      <w:pPr>
+        <w:spacing w:before="163" w:beforeLines="50" w:after="163" w:afterLines="50" w:line="360" w:lineRule="auto"/>
+        <w:ind w:firstLine="480" w:firstLineChars="200"/>
+        <w:jc w:val="both"/>
+        <w:rPr>
+          <w:rFonts w:ascii="Times New Roman" w:hAnsi="Times New Roman" w:cs="Times New Roman"/>
+        </w:rPr>
+      </w:pPr>
+      <w:r>
+        <w:rPr>
+          <w:rFonts w:hint="eastAsia" w:ascii="Times New Roman" w:hAnsi="Times New Roman" w:cs="Times New Roman"/>
+        </w:rPr>
+        <w:t>注：上述测算系以账面净资产为基础的模拟测算，仅供参考。本次交易的实际税务成本，应以经备案的评估结果确定的交易作价为基础，并参考主管税务机关的意见另行测算。</w:t>
+      </w:r>
+    </w:p>
+    <w:p>
+      <w:pPr>
+        <w:spacing w:before="163" w:beforeLines="50" w:after="163" w:afterLines="50" w:line="360" w:lineRule="auto"/>
+        <w:ind w:firstLine="480" w:firstLineChars="200"/>
+        <w:jc w:val="both"/>
+        <w:rPr>
+          <w:rFonts w:ascii="Times New Roman" w:hAnsi="Times New Roman" w:cs="Times New Roman"/>
+        </w:rPr>
+      </w:pPr>
+      <w:r>
+        <w:rPr>
+          <w:rFonts w:hint="eastAsia" w:ascii="Times New Roman" w:hAnsi="Times New Roman" w:cs="Times New Roman"/>
+        </w:rPr>
+        <w:t>除税费成本外，本次重组还将发生审计费、评估费、法律服务费及工商变更服务费等中介机构费用，预计整体成本约100万元，属一次性支出，具体以各中介机构最终报价为准。</w:t>
+      </w:r>
+    </w:p>
+    <w:p>
+      <w:pPr>
+        <w:spacing w:before="163" w:beforeLines="50" w:after="163" w:afterLines="50" w:line="360" w:lineRule="auto"/>
+        <w:ind w:firstLine="480" w:firstLineChars="200"/>
+        <w:jc w:val="both"/>
+        <w:rPr>
+          <w:rFonts w:ascii="Times New Roman" w:hAnsi="Times New Roman" w:cs="Times New Roman"/>
+        </w:rPr>
+      </w:pPr>
+      <w:r>
+        <w:rPr>
+          <w:rFonts w:hint="eastAsia" w:ascii="Times New Roman" w:hAnsi="Times New Roman" w:cs="Times New Roman"/>
+        </w:rPr>
+        <w:t>⑤重组对发行人财务报表的影响</w:t>
+      </w:r>
+    </w:p>
+    <w:p>
+      <w:pPr>
+        <w:spacing w:before="163" w:beforeLines="50" w:after="163" w:afterLines="50" w:line="360" w:lineRule="auto"/>
+        <w:ind w:firstLine="480" w:firstLineChars="200"/>
+        <w:jc w:val="both"/>
+        <w:rPr>
+          <w:rFonts w:ascii="Times New Roman" w:hAnsi="Times New Roman" w:cs="Times New Roman"/>
+        </w:rPr>
+      </w:pPr>
+      <w:r>
+        <w:rPr>
+          <w:rFonts w:hint="eastAsia" w:ascii="Times New Roman" w:hAnsi="Times New Roman" w:cs="Times New Roman"/>
+        </w:rPr>
+        <w:t>发行人与中发邢台在重组前后均受燕京啤酒最终控制，本次收购构成同一控制下企业合并，应按照被合并方在最终控制方合并财务报表中的账面价值计量，不产生商誉，并对合并财务报表的比较期间进行追溯调整。以简单加总方式模拟合并后，发行人主要财务数据情况如下：</w:t>
+      </w:r>
+    </w:p>
+    <w:p>
+      <w:pPr>
+        <w:pStyle w:val="432"/>
+        <w:spacing w:before="0" w:beforeLines="0" w:after="0" w:afterLines="0" w:line="240" w:lineRule="auto"/>
+        <w:ind w:firstLine="0" w:firstLineChars="0"/>
+        <w:jc w:val="right"/>
+        <w:rPr>
+          <w:rFonts w:ascii="Times New Roman" w:hAnsi="Times New Roman"/>
+          <w:sz w:val="21"/>
+          <w:szCs w:val="20"/>
+        </w:rPr>
+      </w:pPr>
+      <w:r>
+        <w:rPr>
+          <w:rFonts w:ascii="Times New Roman" w:hAnsi="Times New Roman"/>
+          <w:sz w:val="21"/>
+          <w:szCs w:val="20"/>
+        </w:rPr>
+        <w:t>单位：万元</w:t>
+      </w:r>
+    </w:p>
+    <w:tbl>
+      <w:tblPr>
+        <w:tblStyle w:val="64"/>
+        <w:tblW w:w="10425" w:type="dxa"/>
+        <w:jc w:val="center"/>
+        <w:tblBorders>
+          <w:top w:val="single" w:color="auto" w:sz="12" w:space="0"/>
+          <w:left w:val="single" w:color="auto" w:sz="12" w:space="0"/>
+          <w:bottom w:val="single" w:color="auto" w:sz="12" w:space="0"/>
+          <w:right w:val="single" w:color="auto" w:sz="12" w:space="0"/>
+          <w:insideH w:val="single" w:color="auto" w:sz="6" w:space="0"/>
+          <w:insideV w:val="single" w:color="auto" w:sz="6" w:space="0"/>
+        </w:tblBorders>
+        <w:tblLayout w:type="fixed"/>
+        <w:tblCellMar>
+          <w:top w:w="0" w:type="dxa"/>
+          <w:left w:w="108" w:type="dxa"/>
+          <w:bottom w:w="0" w:type="dxa"/>
+          <w:right w:w="108" w:type="dxa"/>
+        </w:tblCellMar>
+      </w:tblPr>
+      <w:tblGrid>
+        <w:gridCol w:w="2673"/>
+        <w:gridCol w:w="2584"/>
+        <w:gridCol w:w="2584"/>
+        <w:gridCol w:w="2584"/>
+      </w:tblGrid>
+      <w:tr>
+        <w:trPr>
+          <w:trHeight w:val="397" w:hRule="atLeast"/>
+          <w:jc w:val="center"/>
+        </w:trPr>
+        <w:tc>
+          <w:tcPr>
+            <w:tcW w:w="2673" w:type="dxa"/>
+            <w:vAlign w:val="center"/>
+          </w:tcPr>
+          <w:p>
+            <w:pPr>
+              <w:widowControl w:val="0"/>
+              <w:jc w:val="center"/>
+              <w:rPr>
+                <w:rFonts w:hint="eastAsia" w:ascii="Times New Roman" w:hAnsi="Times New Roman" w:cs="Times New Roman"/>
+                <w:b/>
+                <w:kern w:val="2"/>
+                <w:sz w:val="21"/>
+                <w:szCs w:val="21"/>
+              </w:rPr>
+            </w:pPr>
+            <w:r>
+              <w:rPr>
+                <w:rFonts w:hint="eastAsia" w:ascii="Times New Roman" w:hAnsi="Times New Roman" w:cs="Times New Roman"/>
+                <w:b/>
+                <w:kern w:val="2"/>
+                <w:sz w:val="21"/>
+                <w:szCs w:val="21"/>
+              </w:rPr>
+              <w:t>项目</w:t>
+            </w:r>
+          </w:p>
+        </w:tc>
+        <w:tc>
+          <w:tcPr>
+            <w:tcW w:w="2584" w:type="dxa"/>
+            <w:vAlign w:val="center"/>
+          </w:tcPr>
+          <w:p>
+            <w:pPr>
+              <w:widowControl w:val="0"/>
+              <w:jc w:val="center"/>
+              <w:rPr>
+                <w:rFonts w:hint="eastAsia" w:ascii="Times New Roman" w:hAnsi="Times New Roman" w:cs="Times New Roman"/>
+                <w:b/>
+                <w:kern w:val="2"/>
+                <w:sz w:val="21"/>
+                <w:szCs w:val="21"/>
+              </w:rPr>
+            </w:pPr>
+            <w:r>
+              <w:rPr>
+                <w:rFonts w:hint="eastAsia" w:ascii="Times New Roman" w:hAnsi="Times New Roman" w:cs="Times New Roman"/>
+                <w:b/>
+                <w:kern w:val="2"/>
+                <w:sz w:val="21"/>
+                <w:szCs w:val="21"/>
+              </w:rPr>
+              <w:t>2026年1-6月/6月末</w:t>
+            </w:r>
+          </w:p>
+        </w:tc>
+        <w:tc>
+          <w:tcPr>
+            <w:tcW w:w="2584" w:type="dxa"/>
+            <w:vAlign w:val="center"/>
+          </w:tcPr>
+          <w:p>
+            <w:pPr>
+              <w:widowControl w:val="0"/>
+              <w:jc w:val="center"/>
+              <w:rPr>
+                <w:rFonts w:hint="eastAsia" w:ascii="Times New Roman" w:hAnsi="Times New Roman" w:cs="Times New Roman"/>
+                <w:b/>
+                <w:kern w:val="2"/>
+                <w:sz w:val="21"/>
+                <w:szCs w:val="21"/>
+              </w:rPr>
+            </w:pPr>
+            <w:r>
+              <w:rPr>
+                <w:rFonts w:hint="eastAsia" w:ascii="Times New Roman" w:hAnsi="Times New Roman" w:cs="Times New Roman"/>
+                <w:b/>
+                <w:kern w:val="2"/>
+                <w:sz w:val="21"/>
+                <w:szCs w:val="21"/>
+              </w:rPr>
+              <w:t>2025年度/末</w:t>
+            </w:r>
+          </w:p>
+        </w:tc>
+        <w:tc>
+          <w:tcPr>
+            <w:tcW w:w="2584" w:type="dxa"/>
+            <w:vAlign w:val="center"/>
+          </w:tcPr>
+          <w:p>
+            <w:pPr>
+              <w:widowControl w:val="0"/>
+              <w:jc w:val="center"/>
+              <w:rPr>
+                <w:rFonts w:hint="eastAsia" w:ascii="Times New Roman" w:hAnsi="Times New Roman" w:cs="Times New Roman"/>
+                <w:b/>
+                <w:kern w:val="2"/>
+                <w:sz w:val="21"/>
+                <w:szCs w:val="21"/>
+              </w:rPr>
+            </w:pPr>
+            <w:r>
+              <w:rPr>
+                <w:rFonts w:hint="eastAsia" w:ascii="Times New Roman" w:hAnsi="Times New Roman" w:cs="Times New Roman"/>
+                <w:b/>
+                <w:kern w:val="2"/>
+                <w:sz w:val="21"/>
+                <w:szCs w:val="21"/>
+              </w:rPr>
+              <w:t>2024年度/末</w:t>
+            </w:r>
+          </w:p>
+        </w:tc>
+      </w:tr>
+      <w:tr>
+        <w:trPr>
+          <w:trHeight w:val="397" w:hRule="atLeast"/>
+          <w:jc w:val="center"/>
+        </w:trPr>
+        <w:tc>
+          <w:tcPr>
+            <w:tcW w:w="2673" w:type="dxa"/>
+            <w:vAlign w:val="center"/>
+          </w:tcPr>
+          <w:p>
+            <w:pPr>
+              <w:widowControl w:val="0"/>
+              <w:jc w:val="center"/>
+              <w:rPr>
+                <w:rFonts w:hint="eastAsia" w:ascii="Times New Roman" w:hAnsi="Times New Roman" w:cs="Times New Roman"/>
+                <w:kern w:val="2"/>
+                <w:sz w:val="21"/>
+                <w:szCs w:val="21"/>
+              </w:rPr>
+            </w:pPr>
+            <w:r>
+              <w:rPr>
+                <w:rFonts w:hint="eastAsia" w:ascii="Times New Roman" w:hAnsi="Times New Roman" w:cs="Times New Roman"/>
+                <w:kern w:val="2"/>
+                <w:sz w:val="21"/>
+                <w:szCs w:val="21"/>
+              </w:rPr>
+              <w:t>模拟合并资产总额</w:t>
+            </w:r>
+          </w:p>
+        </w:tc>
+        <w:tc>
+          <w:tcPr>
+            <w:tcW w:w="2584" w:type="dxa"/>
+            <w:vAlign w:val="center"/>
+          </w:tcPr>
+          <w:p>
+            <w:pPr>
+              <w:widowControl w:val="0"/>
+              <w:jc w:val="right"/>
+              <w:rPr>
+                <w:rFonts w:hint="eastAsia" w:ascii="Times New Roman" w:hAnsi="Times New Roman" w:cs="Times New Roman"/>
+                <w:kern w:val="2"/>
+                <w:sz w:val="21"/>
+                <w:szCs w:val="21"/>
+              </w:rPr>
+            </w:pPr>
+            <w:r>
+              <w:rPr>
+                <w:rFonts w:hint="eastAsia" w:ascii="Times New Roman" w:hAnsi="Times New Roman" w:cs="Times New Roman"/>
+                <w:kern w:val="2"/>
+                <w:sz w:val="21"/>
+                <w:szCs w:val="21"/>
+              </w:rPr>
+              <w:t>73,573.07</w:t>
+            </w:r>
+          </w:p>
+        </w:tc>
+        <w:tc>
+          <w:tcPr>
+            <w:tcW w:w="2584" w:type="dxa"/>
+            <w:vAlign w:val="center"/>
+          </w:tcPr>
+          <w:p>
+            <w:pPr>
+              <w:widowControl w:val="0"/>
+              <w:jc w:val="right"/>
+              <w:rPr>
+                <w:rFonts w:hint="eastAsia" w:ascii="Times New Roman" w:hAnsi="Times New Roman" w:cs="Times New Roman"/>
+                <w:kern w:val="2"/>
+                <w:sz w:val="21"/>
+                <w:szCs w:val="21"/>
+              </w:rPr>
+            </w:pPr>
+            <w:r>
+              <w:rPr>
+                <w:rFonts w:hint="eastAsia" w:ascii="Times New Roman" w:hAnsi="Times New Roman" w:cs="Times New Roman"/>
+                <w:kern w:val="2"/>
+                <w:sz w:val="21"/>
+                <w:szCs w:val="21"/>
+              </w:rPr>
+              <w:t>50,172.52</w:t>
+            </w:r>
+          </w:p>
+        </w:tc>
+        <w:tc>
+          <w:tcPr>
+            <w:tcW w:w="2584" w:type="dxa"/>
+            <w:vAlign w:val="center"/>
+          </w:tcPr>
+          <w:p>
+            <w:pPr>
+              <w:widowControl w:val="0"/>
+              <w:jc w:val="right"/>
+              <w:rPr>
+                <w:rFonts w:hint="eastAsia" w:ascii="Times New Roman" w:hAnsi="Times New Roman" w:cs="Times New Roman"/>
+                <w:kern w:val="2"/>
+                <w:sz w:val="21"/>
+                <w:szCs w:val="21"/>
+              </w:rPr>
+            </w:pPr>
+            <w:r>
+              <w:rPr>
+                <w:rFonts w:hint="eastAsia" w:ascii="Times New Roman" w:hAnsi="Times New Roman" w:cs="Times New Roman"/>
+                <w:kern w:val="2"/>
+                <w:sz w:val="21"/>
+                <w:szCs w:val="21"/>
+              </w:rPr>
+              <w:t>35,534.91</w:t>
+            </w:r>
+          </w:p>
+        </w:tc>
+      </w:tr>
+      <w:tr>
+        <w:trPr>
+          <w:trHeight w:val="397" w:hRule="atLeast"/>
+          <w:jc w:val="center"/>
+        </w:trPr>
+        <w:tc>
+          <w:tcPr>
+            <w:tcW w:w="2673" w:type="dxa"/>
+            <w:vAlign w:val="center"/>
+          </w:tcPr>
+          <w:p>
+            <w:pPr>
+              <w:widowControl w:val="0"/>
+              <w:jc w:val="center"/>
+              <w:rPr>
+                <w:rFonts w:hint="eastAsia" w:ascii="Times New Roman" w:hAnsi="Times New Roman" w:cs="Times New Roman"/>
+                <w:kern w:val="2"/>
+                <w:sz w:val="21"/>
+                <w:szCs w:val="21"/>
+              </w:rPr>
+            </w:pPr>
+            <w:r>
+              <w:rPr>
+                <w:rFonts w:hint="eastAsia" w:ascii="Times New Roman" w:hAnsi="Times New Roman" w:cs="Times New Roman"/>
+                <w:kern w:val="2"/>
+                <w:sz w:val="21"/>
+                <w:szCs w:val="21"/>
+              </w:rPr>
+              <w:t>模拟合并净资产</w:t>
+            </w:r>
+          </w:p>
+        </w:tc>
+        <w:tc>
+          <w:tcPr>
+            <w:tcW w:w="2584" w:type="dxa"/>
+            <w:vAlign w:val="center"/>
+          </w:tcPr>
+          <w:p>
+            <w:pPr>
+              <w:widowControl w:val="0"/>
+              <w:jc w:val="right"/>
+              <w:rPr>
+                <w:rFonts w:hint="eastAsia" w:ascii="Times New Roman" w:hAnsi="Times New Roman" w:cs="Times New Roman"/>
+                <w:kern w:val="2"/>
+                <w:sz w:val="21"/>
+                <w:szCs w:val="21"/>
+              </w:rPr>
+            </w:pPr>
+            <w:r>
+              <w:rPr>
+                <w:rFonts w:hint="eastAsia" w:ascii="Times New Roman" w:hAnsi="Times New Roman" w:cs="Times New Roman"/>
+                <w:kern w:val="2"/>
+                <w:sz w:val="21"/>
+                <w:szCs w:val="21"/>
+              </w:rPr>
+              <w:t>40,499.79</w:t>
+            </w:r>
+          </w:p>
+        </w:tc>
+        <w:tc>
+          <w:tcPr>
+            <w:tcW w:w="2584" w:type="dxa"/>
+            <w:vAlign w:val="center"/>
+          </w:tcPr>
+          <w:p>
+            <w:pPr>
+              <w:widowControl w:val="0"/>
+              <w:jc w:val="right"/>
+              <w:rPr>
+                <w:rFonts w:hint="eastAsia" w:ascii="Times New Roman" w:hAnsi="Times New Roman" w:cs="Times New Roman"/>
+                <w:kern w:val="2"/>
+                <w:sz w:val="21"/>
+                <w:szCs w:val="21"/>
+              </w:rPr>
+            </w:pPr>
+            <w:r>
+              <w:rPr>
+                <w:rFonts w:hint="eastAsia" w:ascii="Times New Roman" w:hAnsi="Times New Roman" w:cs="Times New Roman"/>
+                <w:kern w:val="2"/>
+                <w:sz w:val="21"/>
+                <w:szCs w:val="21"/>
+              </w:rPr>
+              <w:t>33,589.42</w:t>
+            </w:r>
+          </w:p>
+        </w:tc>
+        <w:tc>
+          <w:tcPr>
+            <w:tcW w:w="2584" w:type="dxa"/>
+            <w:vAlign w:val="center"/>
+          </w:tcPr>
+          <w:p>
+            <w:pPr>
+              <w:widowControl w:val="0"/>
+              <w:jc w:val="right"/>
+              <w:rPr>
+                <w:rFonts w:hint="eastAsia" w:ascii="Times New Roman" w:hAnsi="Times New Roman" w:cs="Times New Roman"/>
+                <w:kern w:val="2"/>
+                <w:sz w:val="21"/>
+                <w:szCs w:val="21"/>
+              </w:rPr>
+            </w:pPr>
+            <w:r>
+              <w:rPr>
+                <w:rFonts w:hint="eastAsia" w:ascii="Times New Roman" w:hAnsi="Times New Roman" w:cs="Times New Roman"/>
+                <w:kern w:val="2"/>
+                <w:sz w:val="21"/>
+                <w:szCs w:val="21"/>
+              </w:rPr>
+              <w:t>22,032.04</w:t>
+            </w:r>
+          </w:p>
+        </w:tc>
+      </w:tr>
+      <w:tr>
+        <w:trPr>
+          <w:trHeight w:val="397" w:hRule="atLeast"/>
+          <w:jc w:val="center"/>
+        </w:trPr>
+        <w:tc>
+          <w:tcPr>
+            <w:tcW w:w="2673" w:type="dxa"/>
+            <w:vAlign w:val="center"/>
+          </w:tcPr>
+          <w:p>
+            <w:pPr>
+              <w:widowControl w:val="0"/>
+              <w:jc w:val="center"/>
+              <w:rPr>
+                <w:rFonts w:hint="eastAsia" w:ascii="Times New Roman" w:hAnsi="Times New Roman" w:cs="Times New Roman"/>
+                <w:kern w:val="2"/>
+                <w:sz w:val="21"/>
+                <w:szCs w:val="21"/>
+              </w:rPr>
+            </w:pPr>
+            <w:r>
+              <w:rPr>
+                <w:rFonts w:hint="eastAsia" w:ascii="Times New Roman" w:hAnsi="Times New Roman" w:cs="Times New Roman"/>
+                <w:kern w:val="2"/>
+                <w:sz w:val="21"/>
+                <w:szCs w:val="21"/>
+              </w:rPr>
+              <w:t>模拟合并营业收入</w:t>
+            </w:r>
+          </w:p>
+        </w:tc>
+        <w:tc>
+          <w:tcPr>
+            <w:tcW w:w="2584" w:type="dxa"/>
+            <w:vAlign w:val="center"/>
+          </w:tcPr>
+          <w:p>
+            <w:pPr>
+              <w:widowControl w:val="0"/>
+              <w:jc w:val="right"/>
+              <w:rPr>
+                <w:rFonts w:hint="eastAsia" w:ascii="Times New Roman" w:hAnsi="Times New Roman" w:cs="Times New Roman"/>
+                <w:kern w:val="2"/>
+                <w:sz w:val="21"/>
+                <w:szCs w:val="21"/>
+              </w:rPr>
+            </w:pPr>
+            <w:r>
+              <w:rPr>
+                <w:rFonts w:hint="eastAsia" w:ascii="Times New Roman" w:hAnsi="Times New Roman" w:cs="Times New Roman"/>
+                <w:kern w:val="2"/>
+                <w:sz w:val="21"/>
+                <w:szCs w:val="21"/>
+              </w:rPr>
+              <w:t>23,752.20</w:t>
+            </w:r>
+          </w:p>
+        </w:tc>
+        <w:tc>
+          <w:tcPr>
+            <w:tcW w:w="2584" w:type="dxa"/>
+            <w:vAlign w:val="center"/>
+          </w:tcPr>
+          <w:p>
+            <w:pPr>
+              <w:widowControl w:val="0"/>
+              <w:jc w:val="right"/>
+              <w:rPr>
+                <w:rFonts w:hint="eastAsia" w:ascii="Times New Roman" w:hAnsi="Times New Roman" w:cs="Times New Roman"/>
+                <w:kern w:val="2"/>
+                <w:sz w:val="21"/>
+                <w:szCs w:val="21"/>
+              </w:rPr>
+            </w:pPr>
+            <w:r>
+              <w:rPr>
+                <w:rFonts w:hint="eastAsia" w:ascii="Times New Roman" w:hAnsi="Times New Roman" w:cs="Times New Roman"/>
+                <w:kern w:val="2"/>
+                <w:sz w:val="21"/>
+                <w:szCs w:val="21"/>
+              </w:rPr>
+              <w:t>53,478.88</w:t>
+            </w:r>
+          </w:p>
+        </w:tc>
+        <w:tc>
+          <w:tcPr>
+            <w:tcW w:w="2584" w:type="dxa"/>
+            <w:vAlign w:val="center"/>
+          </w:tcPr>
+          <w:p>
+            <w:pPr>
+              <w:widowControl w:val="0"/>
+              <w:jc w:val="right"/>
+              <w:rPr>
+                <w:rFonts w:hint="eastAsia" w:ascii="Times New Roman" w:hAnsi="Times New Roman" w:cs="Times New Roman"/>
+                <w:kern w:val="2"/>
+                <w:sz w:val="21"/>
+                <w:szCs w:val="21"/>
+              </w:rPr>
+            </w:pPr>
+            <w:r>
+              <w:rPr>
+                <w:rFonts w:hint="eastAsia" w:ascii="Times New Roman" w:hAnsi="Times New Roman" w:cs="Times New Roman"/>
+                <w:kern w:val="2"/>
+                <w:sz w:val="21"/>
+                <w:szCs w:val="21"/>
+              </w:rPr>
+              <w:t>21,782.00</w:t>
+            </w:r>
+          </w:p>
+        </w:tc>
+      </w:tr>
+      <w:tr>
+        <w:trPr>
+          <w:trHeight w:val="397" w:hRule="atLeast"/>
+          <w:jc w:val="center"/>
+        </w:trPr>
+        <w:tc>
+          <w:tcPr>
+            <w:tcW w:w="2673" w:type="dxa"/>
+            <w:vAlign w:val="center"/>
+          </w:tcPr>
+          <w:p>
+            <w:pPr>
+              <w:widowControl w:val="0"/>
+              <w:jc w:val="center"/>
+              <w:rPr>
+                <w:rFonts w:hint="eastAsia" w:ascii="Times New Roman" w:hAnsi="Times New Roman" w:cs="Times New Roman"/>
+                <w:kern w:val="2"/>
+                <w:sz w:val="21"/>
+                <w:szCs w:val="21"/>
+              </w:rPr>
+            </w:pPr>
+            <w:r>
+              <w:rPr>
+                <w:rFonts w:hint="eastAsia" w:ascii="Times New Roman" w:hAnsi="Times New Roman" w:cs="Times New Roman"/>
+                <w:kern w:val="2"/>
+                <w:sz w:val="21"/>
+                <w:szCs w:val="21"/>
+              </w:rPr>
+              <w:t>模拟合并净利润</w:t>
+            </w:r>
+          </w:p>
+        </w:tc>
+        <w:tc>
+          <w:tcPr>
+            <w:tcW w:w="2584" w:type="dxa"/>
+            <w:vAlign w:val="center"/>
+          </w:tcPr>
+          <w:p>
+            <w:pPr>
+              <w:widowControl w:val="0"/>
+              <w:jc w:val="right"/>
+              <w:rPr>
+                <w:rFonts w:hint="eastAsia" w:ascii="Times New Roman" w:hAnsi="Times New Roman" w:cs="Times New Roman"/>
+                <w:kern w:val="2"/>
+                <w:sz w:val="21"/>
+                <w:szCs w:val="21"/>
+              </w:rPr>
+            </w:pPr>
+            <w:r>
+              <w:rPr>
+                <w:rFonts w:hint="eastAsia" w:ascii="Times New Roman" w:hAnsi="Times New Roman" w:cs="Times New Roman"/>
+                <w:kern w:val="2"/>
+                <w:sz w:val="21"/>
+                <w:szCs w:val="21"/>
+              </w:rPr>
+              <w:t>6,910.37</w:t>
+            </w:r>
+          </w:p>
+        </w:tc>
+        <w:tc>
+          <w:tcPr>
+            <w:tcW w:w="2584" w:type="dxa"/>
+            <w:vAlign w:val="center"/>
+          </w:tcPr>
+          <w:p>
+            <w:pPr>
+              <w:widowControl w:val="0"/>
+              <w:jc w:val="right"/>
+              <w:rPr>
+                <w:rFonts w:hint="eastAsia" w:ascii="Times New Roman" w:hAnsi="Times New Roman" w:cs="Times New Roman"/>
+                <w:kern w:val="2"/>
+                <w:sz w:val="21"/>
+                <w:szCs w:val="21"/>
+              </w:rPr>
+            </w:pPr>
+            <w:r>
+              <w:rPr>
+                <w:rFonts w:hint="eastAsia" w:ascii="Times New Roman" w:hAnsi="Times New Roman" w:cs="Times New Roman"/>
+                <w:kern w:val="2"/>
+                <w:sz w:val="21"/>
+                <w:szCs w:val="21"/>
+              </w:rPr>
+              <w:t>15,557.37</w:t>
+            </w:r>
+          </w:p>
+        </w:tc>
+        <w:tc>
+          <w:tcPr>
+            <w:tcW w:w="2584" w:type="dxa"/>
+            <w:vAlign w:val="center"/>
+          </w:tcPr>
+          <w:p>
+            <w:pPr>
+              <w:widowControl w:val="0"/>
+              <w:jc w:val="right"/>
+              <w:rPr>
+                <w:rFonts w:hint="eastAsia" w:ascii="Times New Roman" w:hAnsi="Times New Roman" w:cs="Times New Roman"/>
+                <w:kern w:val="2"/>
+                <w:sz w:val="21"/>
+                <w:szCs w:val="21"/>
+              </w:rPr>
+            </w:pPr>
+            <w:r>
+              <w:rPr>
+                <w:rFonts w:hint="eastAsia" w:ascii="Times New Roman" w:hAnsi="Times New Roman" w:cs="Times New Roman"/>
+                <w:kern w:val="2"/>
+                <w:sz w:val="21"/>
+                <w:szCs w:val="21"/>
+              </w:rPr>
+              <w:t>8,746.91</w:t>
+            </w:r>
+          </w:p>
+        </w:tc>
+      </w:tr>
+    </w:tbl>
+    <w:p>
+      <w:pPr>
+        <w:spacing w:before="163" w:beforeLines="50" w:after="163" w:afterLines="50" w:line="360" w:lineRule="auto"/>
+        <w:ind w:firstLine="480" w:firstLineChars="200"/>
+        <w:jc w:val="both"/>
+        <w:rPr>
+          <w:rFonts w:ascii="Times New Roman" w:hAnsi="Times New Roman" w:cs="Times New Roman"/>
+        </w:rPr>
+      </w:pPr>
+      <w:r>
+        <w:rPr>
+          <w:rFonts w:hint="eastAsia" w:ascii="Times New Roman" w:hAnsi="Times New Roman" w:cs="Times New Roman"/>
+        </w:rPr>
+        <w:t>注1：模拟合并采用简单加总方式，已抵销发行人对中发邢台的长期股权投资3,300.00万元，未抵销双方之间的内部销售及内部往来款项，实际合并数据以会计师核算结果为准。</w:t>
+      </w:r>
+    </w:p>
+    <w:p>
+      <w:pPr>
+        <w:spacing w:before="163" w:beforeLines="50" w:after="163" w:afterLines="50" w:line="360" w:lineRule="auto"/>
+        <w:ind w:firstLine="480" w:firstLineChars="200"/>
+        <w:jc w:val="both"/>
+        <w:rPr>
+          <w:rFonts w:ascii="Times New Roman" w:hAnsi="Times New Roman" w:cs="Times New Roman"/>
+        </w:rPr>
+      </w:pPr>
+      <w:r>
+        <w:rPr>
+          <w:rFonts w:hint="eastAsia" w:ascii="Times New Roman" w:hAnsi="Times New Roman" w:cs="Times New Roman"/>
+        </w:rPr>
+        <w:t>注2：由于中发邢台自2024年5月设立起即由燕京啤酒控制，追溯调整后各期归属于母公司股东的净利润为中发邢台100%的净利润。根据《公开发行证券的公司信息披露解释性公告第1号——非经常性损益》的规定，同一控制下企业合并产生的子公司期初至合并日的当期净损益属于非经常性损益，计算合并当期扣除非经常性损益后的净利润时需相应扣除。</w:t>
+      </w:r>
+    </w:p>
+    <w:p>
+      <w:pPr>
+        <w:spacing w:before="163" w:beforeLines="50" w:after="163" w:afterLines="50" w:line="360" w:lineRule="auto"/>
+        <w:ind w:firstLine="480" w:firstLineChars="200"/>
+        <w:jc w:val="both"/>
+        <w:rPr>
+          <w:rFonts w:ascii="Times New Roman" w:hAnsi="Times New Roman" w:cs="Times New Roman"/>
+        </w:rPr>
+      </w:pPr>
+      <w:r>
+        <w:rPr>
+          <w:rFonts w:hint="eastAsia" w:ascii="Times New Roman" w:hAnsi="Times New Roman" w:cs="Times New Roman"/>
+        </w:rPr>
+        <w:t>关于是否构成重大资产重组，按照北交所关于发行人报告期内实施重大资产重组的审核口径，需测算购买资产的资产总额、营业收入及净利润占发行人重组前相应指标的比例。以2025年度经审计数据测算，中发邢台资产总额、营业收入及净利润占发行人相应指标的比例分别为33.73%、23.12%和16.59%，均低于100%，初步判断本次重组无需在完成后运行一个完整会计年度。但需提请注意，以2026年6月末数据测算，中发邢台资产总额占发行人资产总额的比例已升至54.85%，主要系其2026年上半年其他应收款（内部资金往来）由3,952.53万元大幅增加至16,640.95万元所致。建议在重组实施前先行清理中发邢台与集团内部的资金往来，清理后中发邢台资产总额约为10,587.40万元、占比降至约21.33%，既可降低相关比例、避免触及重大资产重组认定标准，亦有利于同步解决资金占用及独立性问题。最终认定应以重组实施时点的最近一期经审计数据为准。</w:t>
+      </w:r>
+    </w:p>
+    <w:p>
+      <w:pPr>
+        <w:spacing w:before="163" w:beforeLines="50" w:after="163" w:afterLines="50" w:line="360" w:lineRule="auto"/>
+        <w:ind w:firstLine="480" w:firstLineChars="200"/>
+        <w:jc w:val="both"/>
+        <w:rPr>
+          <w:rFonts w:ascii="Times New Roman" w:hAnsi="Times New Roman" w:cs="Times New Roman"/>
+        </w:rPr>
+      </w:pPr>
+      <w:r>
+        <w:rPr>
+          <w:rFonts w:hint="eastAsia" w:ascii="Times New Roman" w:hAnsi="Times New Roman" w:cs="Times New Roman"/>
+        </w:rPr>
+        <w:t>⑥实施步骤及时间安排</w:t>
+      </w:r>
+    </w:p>
+    <w:p>
+      <w:pPr>
+        <w:spacing w:before="163" w:beforeLines="50" w:after="163" w:afterLines="50" w:line="360" w:lineRule="auto"/>
+        <w:ind w:firstLine="480" w:firstLineChars="200"/>
+        <w:jc w:val="both"/>
+        <w:rPr>
+          <w:rFonts w:ascii="Times New Roman" w:hAnsi="Times New Roman" w:cs="Times New Roman"/>
+        </w:rPr>
+      </w:pPr>
+      <w:r>
+        <w:rPr>
+          <w:rFonts w:hint="eastAsia" w:ascii="Times New Roman" w:hAnsi="Times New Roman" w:cs="Times New Roman"/>
+        </w:rPr>
+        <w:t>建议按以下四个阶段推进，全程留痕、规范落地，确保重组完成后运营稳定、合规可核查：</w:t>
+      </w:r>
+    </w:p>
+    <w:p>
+      <w:pPr>
+        <w:spacing w:before="163" w:beforeLines="50" w:after="163" w:afterLines="50" w:line="360" w:lineRule="auto"/>
+        <w:ind w:firstLine="480" w:firstLineChars="200"/>
+        <w:jc w:val="both"/>
+        <w:rPr>
+          <w:rFonts w:ascii="Times New Roman" w:hAnsi="Times New Roman" w:cs="Times New Roman"/>
+        </w:rPr>
+      </w:pPr>
+      <w:r>
+        <w:rPr>
+          <w:rFonts w:hint="eastAsia" w:ascii="Times New Roman" w:hAnsi="Times New Roman" w:cs="Times New Roman"/>
+        </w:rPr>
+        <w:t>第一阶段，方案论证与预沟通（建议于2026年8-9月完成）。成立专项工作小组，统筹发行人财务、法务、业务部门与各中介机构；就本次增资采取非公开协议方式的适用性、评估备案路径及审批权限，与北控集团、北京市国资委及北京产权交易所开展预沟通并取得明确意见；就特殊性税务处理的适用性与主管税务机关沟通；同步核查中发邢台的股权权属是否清晰、有无质押冻结，以及土地、房产、资质等资产权属瑕疵。</w:t>
+      </w:r>
+    </w:p>
+    <w:p>
+      <w:pPr>
+        <w:spacing w:before="163" w:beforeLines="50" w:after="163" w:afterLines="50" w:line="360" w:lineRule="auto"/>
+        <w:ind w:firstLine="480" w:firstLineChars="200"/>
+        <w:jc w:val="both"/>
+        <w:rPr>
+          <w:rFonts w:ascii="Times New Roman" w:hAnsi="Times New Roman" w:cs="Times New Roman"/>
+        </w:rPr>
+      </w:pPr>
+      <w:r>
+        <w:rPr>
+          <w:rFonts w:hint="eastAsia" w:ascii="Times New Roman" w:hAnsi="Times New Roman" w:cs="Times New Roman"/>
+        </w:rPr>
+        <w:t>第二阶段，审计评估与方案固化（建议于2026年9-10月完成）。以统一基准日完成中发邢台专项审计及资产评估，出具审计报告、评估报告并完成国资备案；据以确定交易作价、新增注册资本及交易后股权结构；拟定增资协议、公司章程修正案等全套法律文件；同步完成中发邢台内部资金往来的清理。</w:t>
+      </w:r>
+    </w:p>
+    <w:p>
+      <w:pPr>
+        <w:spacing w:before="163" w:beforeLines="50" w:after="163" w:afterLines="50" w:line="360" w:lineRule="auto"/>
+        <w:ind w:firstLine="480" w:firstLineChars="200"/>
+        <w:jc w:val="both"/>
+        <w:rPr>
+          <w:rFonts w:ascii="Times New Roman" w:hAnsi="Times New Roman" w:cs="Times New Roman"/>
+        </w:rPr>
+      </w:pPr>
+      <w:r>
+        <w:rPr>
+          <w:rFonts w:hint="eastAsia" w:ascii="Times New Roman" w:hAnsi="Times New Roman" w:cs="Times New Roman"/>
+        </w:rPr>
+        <w:t>第三阶段，内部决策与国资审批（建议于2026年10-11月完成）。中发邢台、发行人及燕京啤酒分别履行董事会、股东会决策程序，关联方回避表决；燕京啤酒按上市公司规则履行审议及信息披露程序；方案逐级报北控集团审核并报北京市国资委批准。</w:t>
+      </w:r>
+    </w:p>
+    <w:p>
+      <w:pPr>
+        <w:spacing w:before="163" w:beforeLines="50" w:after="163" w:afterLines="50" w:line="360" w:lineRule="auto"/>
+        <w:ind w:firstLine="480" w:firstLineChars="200"/>
+        <w:jc w:val="both"/>
+        <w:rPr>
+          <w:rFonts w:ascii="Times New Roman" w:hAnsi="Times New Roman" w:cs="Times New Roman"/>
+        </w:rPr>
+      </w:pPr>
+      <w:r>
+        <w:rPr>
+          <w:rFonts w:hint="eastAsia" w:ascii="Times New Roman" w:hAnsi="Times New Roman" w:cs="Times New Roman"/>
+        </w:rPr>
+        <w:t>第四阶段，交割与整合（建议于2026年11-12月完成）。签署正式协议，完成中发邢台股东变更登记及发行人注册资本、股东变更登记；完成财务并表及账务调整，确保财务核算连续、准确；整合双方的采购、生产、销售、研发体系及内控制度，实现统一管理；留存全套交易资料、决策文件及审批文件，以备IPO审核核查。</w:t>
+      </w:r>
+    </w:p>
+    <w:p>
+      <w:pPr>
+        <w:spacing w:before="163" w:beforeLines="50" w:after="163" w:afterLines="50" w:line="360" w:lineRule="auto"/>
+        <w:ind w:firstLine="480" w:firstLineChars="200"/>
+        <w:jc w:val="both"/>
+        <w:rPr>
+          <w:rFonts w:ascii="Times New Roman" w:hAnsi="Times New Roman" w:cs="Times New Roman"/>
+        </w:rPr>
+      </w:pPr>
+      <w:r>
+        <w:rPr>
+          <w:rFonts w:hint="eastAsia" w:ascii="Times New Roman" w:hAnsi="Times New Roman" w:cs="Times New Roman"/>
+        </w:rPr>
+        <w:t>按上述安排，本次重组可在发行人股改基准日（2026年10月31日）前后完成主体程序，最迟应于2026年12月股份制改造完成前实施完毕，使股份制改造以整合后的主体架构为基础，避免报告期内发生重大架构变动。</w:t>
+      </w:r>
+    </w:p>
+    <w:p>
+      <w:pPr>
+        <w:spacing w:before="163" w:beforeLines="50" w:after="163" w:afterLines="50" w:line="360" w:lineRule="auto"/>
+        <w:ind w:firstLine="480" w:firstLineChars="200"/>
+        <w:jc w:val="both"/>
+        <w:rPr>
+          <w:rFonts w:ascii="Times New Roman" w:hAnsi="Times New Roman" w:cs="Times New Roman"/>
+        </w:rPr>
+      </w:pPr>
+      <w:r>
+        <w:rPr>
+          <w:rFonts w:hint="eastAsia" w:ascii="Times New Roman" w:hAnsi="Times New Roman" w:cs="Times New Roman"/>
+        </w:rPr>
+        <w:t>⑦其他配套措施</w:t>
+      </w:r>
+    </w:p>
+    <w:p>
+      <w:pPr>
+        <w:spacing w:before="163" w:beforeLines="50" w:after="163" w:afterLines="50" w:line="360" w:lineRule="auto"/>
+        <w:ind w:firstLine="480" w:firstLineChars="200"/>
+        <w:jc w:val="both"/>
+        <w:rPr>
+          <w:rFonts w:ascii="Times New Roman" w:hAnsi="Times New Roman" w:cs="Times New Roman"/>
+        </w:rPr>
+      </w:pPr>
+      <w:r>
+        <w:rPr>
+          <w:rFonts w:hint="eastAsia" w:ascii="Times New Roman" w:hAnsi="Times New Roman" w:cs="Times New Roman"/>
+        </w:rPr>
+        <w:t>第一，全面排查其他潜在同业主体。除中发邢台外，应对燕京啤酒、燕京集团、北控集团及其控制的其他企业进行全面排查，核查是否存在其他从事纳豆及大健康食品业务的主体，一并纳入本次整合方案或作出相应说明。</w:t>
+      </w:r>
+    </w:p>
+    <w:p>
+      <w:pPr>
+        <w:spacing w:before="163" w:beforeLines="50" w:after="163" w:afterLines="50" w:line="360" w:lineRule="auto"/>
+        <w:ind w:firstLine="480" w:firstLineChars="200"/>
+        <w:jc w:val="both"/>
+        <w:rPr>
+          <w:rFonts w:ascii="Times New Roman" w:hAnsi="Times New Roman" w:cs="Times New Roman"/>
+        </w:rPr>
+      </w:pPr>
+      <w:r>
+        <w:rPr>
+          <w:rFonts w:hint="eastAsia" w:ascii="Times New Roman" w:hAnsi="Times New Roman" w:cs="Times New Roman"/>
+        </w:rPr>
+        <w:t>第二，取得避免同业竞争承诺。取得控股股东燕京啤酒、股东燕京集团及实际控制人北控集团出具的《关于避免同业竞争的承诺函》，明确承诺内容、约束范围、违约责任及有效期限。</w:t>
+      </w:r>
+    </w:p>
+    <w:p>
+      <w:pPr>
+        <w:spacing w:before="163" w:beforeLines="50" w:after="163" w:afterLines="50" w:line="360" w:lineRule="auto"/>
+        <w:ind w:firstLine="480" w:firstLineChars="200"/>
+        <w:jc w:val="both"/>
+        <w:rPr>
+          <w:rFonts w:ascii="Times New Roman" w:hAnsi="Times New Roman" w:cs="Times New Roman"/>
+        </w:rPr>
+      </w:pPr>
+      <w:r>
+        <w:rPr>
+          <w:rFonts w:hint="eastAsia" w:ascii="Times New Roman" w:hAnsi="Times New Roman" w:cs="Times New Roman"/>
+        </w:rPr>
+        <w:t>第三，规范过渡期交易。在重组交割完成前，规范发行人与中发邢台之间的产品采购、品牌使用、人员借用及资金往来，签署书面协议并按公允价格定价，完整保留交易单据；同时完整保存中发邢台的财务资料及生产经营记录，便于后续纳入合并报表及中介机构开展核查。</w:t>
+      </w:r>
+    </w:p>
+    <w:p>
+      <w:pPr>
+        <w:spacing w:before="163" w:beforeLines="50" w:after="163" w:afterLines="50" w:line="360" w:lineRule="auto"/>
+        <w:ind w:firstLine="480" w:firstLineChars="200"/>
+        <w:jc w:val="both"/>
+        <w:rPr>
+          <w:rFonts w:ascii="Times New Roman" w:hAnsi="Times New Roman" w:cs="Times New Roman"/>
+        </w:rPr>
+      </w:pPr>
+      <w:r>
+        <w:rPr>
+          <w:rFonts w:hint="eastAsia" w:ascii="Times New Roman" w:hAnsi="Times New Roman" w:cs="Times New Roman"/>
+        </w:rPr>
+        <w:t>第四，核查发行条件的持续满足。重组前后发行人的控股股东均为燕京啤酒、实际控制人均为北控集团，控制权未发生变更；需同步核查董事、高级管理人员是否保持稳定，主营业务是否发生重大变化，以满足《首次公开发行股票注册管理办法》及北交所关于最近二年内主营业务和董事、高级管理人员未发生重大不利变化、实际控制人未发生变更的要求。同时，应结合《上市公司分拆规则（试行）》的相关条件，核查本次资产注入是否对燕京啤酒分拆发行人上市构成障碍。</w:t>
       </w:r>
     </w:p>
     <w:p>
@@ -11184,7 +15396,7 @@
           <w:b/>
           <w:bCs/>
         </w:rPr>
-        <w:t>（3）建议</w:t>
+        <w:t>（3）解决方案</w:t>
       </w:r>
     </w:p>
     <w:p>

--- a/output/燕京中发尽调报告/国泰海通关于燕京中发之尽职调查报告（初稿-同业竞争、土地收购、收入确认、返利）.docx
+++ b/output/燕京中发尽调报告/国泰海通关于燕京中发之尽职调查报告（初稿-同业竞争、土地收购、收入确认、返利）.docx
@@ -15775,7 +15775,7 @@
         <w:rPr>
           <w:rFonts w:hint="eastAsia" w:ascii="Times New Roman" w:hAnsi="Times New Roman" w:cs="Times New Roman"/>
         </w:rPr>
-        <w:t>公司同行业上市公司收入确认具体原则如下：</w:t>
+        <w:t>食品行业经销模式下收入确认的相关审核及披露案例如下：</w:t>
       </w:r>
     </w:p>
     <w:tbl>
@@ -15800,8 +15800,10 @@
         </w:tblCellMar>
       </w:tblPr>
       <w:tblGrid>
-        <w:gridCol w:w="2085"/>
-        <w:gridCol w:w="8340"/>
+        <w:gridCol w:w="1200"/>
+        <w:gridCol w:w="1600"/>
+        <w:gridCol w:w="3900"/>
+        <w:gridCol w:w="3725"/>
       </w:tblGrid>
       <w:tr>
         <w:trPr>
@@ -15810,7 +15812,7 @@
         </w:trPr>
         <w:tc>
           <w:tcPr>
-            <w:tcW w:w="2085" w:type="dxa"/>
+            <w:tcW w:w="1200" w:type="dxa"/>
             <w:vAlign w:val="center"/>
           </w:tcPr>
           <w:p>
@@ -15833,13 +15835,13 @@
                 <w:sz w:val="21"/>
                 <w:szCs w:val="21"/>
               </w:rPr>
-              <w:t>公司名称</w:t>
-            </w:r>
-          </w:p>
-        </w:tc>
-        <w:tc>
-          <w:tcPr>
-            <w:tcW w:w="8340" w:type="dxa"/>
+              <w:t>公司</w:t>
+            </w:r>
+          </w:p>
+        </w:tc>
+        <w:tc>
+          <w:tcPr>
+            <w:tcW w:w="1600" w:type="dxa"/>
             <w:vAlign w:val="center"/>
           </w:tcPr>
           <w:p>
@@ -15862,7 +15864,65 @@
                 <w:sz w:val="21"/>
                 <w:szCs w:val="21"/>
               </w:rPr>
-              <w:t>收入确认具体原则</w:t>
+              <w:t>证券代码/审核状态</w:t>
+            </w:r>
+          </w:p>
+        </w:tc>
+        <w:tc>
+          <w:tcPr>
+            <w:tcW w:w="3900" w:type="dxa"/>
+            <w:vAlign w:val="center"/>
+          </w:tcPr>
+          <w:p>
+            <w:pPr>
+              <w:widowControl w:val="0"/>
+              <w:jc w:val="center"/>
+              <w:rPr>
+                <w:rFonts w:hint="eastAsia" w:ascii="Times New Roman" w:hAnsi="Times New Roman" w:cs="Times New Roman"/>
+                <w:b/>
+                <w:kern w:val="2"/>
+                <w:sz w:val="21"/>
+                <w:szCs w:val="21"/>
+              </w:rPr>
+            </w:pPr>
+            <w:r>
+              <w:rPr>
+                <w:rFonts w:hint="eastAsia" w:ascii="Times New Roman" w:hAnsi="Times New Roman" w:cs="Times New Roman"/>
+                <w:b/>
+                <w:kern w:val="2"/>
+                <w:sz w:val="21"/>
+                <w:szCs w:val="21"/>
+              </w:rPr>
+              <w:t>经销模式下的收入确认方式</w:t>
+            </w:r>
+          </w:p>
+        </w:tc>
+        <w:tc>
+          <w:tcPr>
+            <w:tcW w:w="3725" w:type="dxa"/>
+            <w:vAlign w:val="center"/>
+          </w:tcPr>
+          <w:p>
+            <w:pPr>
+              <w:widowControl w:val="0"/>
+              <w:jc w:val="center"/>
+              <w:rPr>
+                <w:rFonts w:hint="eastAsia" w:ascii="Times New Roman" w:hAnsi="Times New Roman" w:cs="Times New Roman"/>
+                <w:b/>
+                <w:kern w:val="2"/>
+                <w:sz w:val="21"/>
+                <w:szCs w:val="21"/>
+              </w:rPr>
+            </w:pPr>
+            <w:r>
+              <w:rPr>
+                <w:rFonts w:hint="eastAsia" w:ascii="Times New Roman" w:hAnsi="Times New Roman" w:cs="Times New Roman"/>
+                <w:b/>
+                <w:kern w:val="2"/>
+                <w:sz w:val="21"/>
+                <w:szCs w:val="21"/>
+              </w:rPr>
+              <w:t>关键单据</w:t>
             </w:r>
           </w:p>
         </w:tc>
@@ -15874,7 +15934,7 @@
         </w:trPr>
         <w:tc>
           <w:tcPr>
-            <w:tcW w:w="2085" w:type="dxa"/>
+            <w:tcW w:w="1200" w:type="dxa"/>
             <w:vAlign w:val="center"/>
           </w:tcPr>
           <w:p>
@@ -15895,13 +15955,40 @@
                 <w:sz w:val="21"/>
                 <w:szCs w:val="21"/>
               </w:rPr>
-              <w:t>汤臣倍健</w:t>
-            </w:r>
-          </w:p>
-        </w:tc>
-        <w:tc>
-          <w:tcPr>
-            <w:tcW w:w="8340" w:type="dxa"/>
+              <w:t>幺麻子</w:t>
+            </w:r>
+          </w:p>
+        </w:tc>
+        <w:tc>
+          <w:tcPr>
+            <w:tcW w:w="1600" w:type="dxa"/>
+            <w:vAlign w:val="center"/>
+          </w:tcPr>
+          <w:p>
+            <w:pPr>
+              <w:widowControl w:val="0"/>
+              <w:jc w:val="center"/>
+              <w:rPr>
+                <w:rFonts w:hint="eastAsia" w:ascii="Times New Roman" w:hAnsi="Times New Roman" w:cs="Times New Roman"/>
+                <w:kern w:val="2"/>
+                <w:sz w:val="21"/>
+                <w:szCs w:val="21"/>
+              </w:rPr>
+            </w:pPr>
+            <w:r>
+              <w:rPr>
+                <w:rFonts w:hint="eastAsia" w:ascii="Times New Roman" w:hAnsi="Times New Roman" w:cs="Times New Roman"/>
+                <w:kern w:val="2"/>
+                <w:sz w:val="21"/>
+                <w:szCs w:val="21"/>
+              </w:rPr>
+              <w:t>已回复第二轮问询</w:t>
+            </w:r>
+          </w:p>
+        </w:tc>
+        <w:tc>
+          <w:tcPr>
+            <w:tcW w:w="3900" w:type="dxa"/>
             <w:vAlign w:val="center"/>
           </w:tcPr>
           <w:p>
@@ -15922,7 +16009,34 @@
                 <w:sz w:val="21"/>
                 <w:szCs w:val="21"/>
               </w:rPr>
-              <w:t>【摘录自最近一期年度报告，待补充】</w:t>
+              <w:t>根据销售订单将商品发运至指定地点，取得客户书面签收文件时，商品控制权转移并确认收入。</w:t>
+            </w:r>
+          </w:p>
+        </w:tc>
+        <w:tc>
+          <w:tcPr>
+            <w:tcW w:w="3725" w:type="dxa"/>
+            <w:vAlign w:val="center"/>
+          </w:tcPr>
+          <w:p>
+            <w:pPr>
+              <w:widowControl w:val="0"/>
+              <w:jc w:val="both"/>
+              <w:rPr>
+                <w:rFonts w:hint="eastAsia" w:ascii="Times New Roman" w:hAnsi="Times New Roman" w:cs="Times New Roman"/>
+                <w:kern w:val="2"/>
+                <w:sz w:val="21"/>
+                <w:szCs w:val="21"/>
+              </w:rPr>
+            </w:pPr>
+            <w:r>
+              <w:rPr>
+                <w:rFonts w:hint="eastAsia" w:ascii="Times New Roman" w:hAnsi="Times New Roman" w:cs="Times New Roman"/>
+                <w:kern w:val="2"/>
+                <w:sz w:val="21"/>
+                <w:szCs w:val="21"/>
+              </w:rPr>
+              <w:t>客户书面签收文件（客户签收单，签字或盖章并载明签收日期）；销售订单、发货单及物流记录作为辅助核对。</w:t>
             </w:r>
           </w:p>
         </w:tc>
@@ -15934,7 +16048,7 @@
         </w:trPr>
         <w:tc>
           <w:tcPr>
-            <w:tcW w:w="2085" w:type="dxa"/>
+            <w:tcW w:w="1200" w:type="dxa"/>
             <w:vAlign w:val="center"/>
           </w:tcPr>
           <w:p>
@@ -15955,13 +16069,40 @@
                 <w:sz w:val="21"/>
                 <w:szCs w:val="21"/>
               </w:rPr>
-              <w:t>仙乐健康</w:t>
-            </w:r>
-          </w:p>
-        </w:tc>
-        <w:tc>
-          <w:tcPr>
-            <w:tcW w:w="8340" w:type="dxa"/>
+              <w:t>百利食品</w:t>
+            </w:r>
+          </w:p>
+        </w:tc>
+        <w:tc>
+          <w:tcPr>
+            <w:tcW w:w="1600" w:type="dxa"/>
+            <w:vAlign w:val="center"/>
+          </w:tcPr>
+          <w:p>
+            <w:pPr>
+              <w:widowControl w:val="0"/>
+              <w:jc w:val="center"/>
+              <w:rPr>
+                <w:rFonts w:hint="eastAsia" w:ascii="Times New Roman" w:hAnsi="Times New Roman" w:cs="Times New Roman"/>
+                <w:kern w:val="2"/>
+                <w:sz w:val="21"/>
+                <w:szCs w:val="21"/>
+              </w:rPr>
+            </w:pPr>
+            <w:r>
+              <w:rPr>
+                <w:rFonts w:hint="eastAsia" w:ascii="Times New Roman" w:hAnsi="Times New Roman" w:cs="Times New Roman"/>
+                <w:kern w:val="2"/>
+                <w:sz w:val="21"/>
+                <w:szCs w:val="21"/>
+              </w:rPr>
+              <w:t>提交注册</w:t>
+            </w:r>
+          </w:p>
+        </w:tc>
+        <w:tc>
+          <w:tcPr>
+            <w:tcW w:w="3900" w:type="dxa"/>
             <w:vAlign w:val="center"/>
           </w:tcPr>
           <w:p>
@@ -15982,7 +16123,34 @@
                 <w:sz w:val="21"/>
                 <w:szCs w:val="21"/>
               </w:rPr>
-              <w:t>【摘录自最近一期年度报告，待补充】</w:t>
+              <w:t>境内线下经销根据销售合同或订单将货物交付至客户指定地点，客户签收后确认收入。</w:t>
+            </w:r>
+          </w:p>
+        </w:tc>
+        <w:tc>
+          <w:tcPr>
+            <w:tcW w:w="3725" w:type="dxa"/>
+            <w:vAlign w:val="center"/>
+          </w:tcPr>
+          <w:p>
+            <w:pPr>
+              <w:widowControl w:val="0"/>
+              <w:jc w:val="both"/>
+              <w:rPr>
+                <w:rFonts w:hint="eastAsia" w:ascii="Times New Roman" w:hAnsi="Times New Roman" w:cs="Times New Roman"/>
+                <w:kern w:val="2"/>
+                <w:sz w:val="21"/>
+                <w:szCs w:val="21"/>
+              </w:rPr>
+            </w:pPr>
+            <w:r>
+              <w:rPr>
+                <w:rFonts w:hint="eastAsia" w:ascii="Times New Roman" w:hAnsi="Times New Roman" w:cs="Times New Roman"/>
+                <w:kern w:val="2"/>
+                <w:sz w:val="21"/>
+                <w:szCs w:val="21"/>
+              </w:rPr>
+              <w:t>客户签收单据（含客户确认及签收日期）；少量瑕疵单据以发货台账、第三方物流记录和客户对账单交叉印证。</w:t>
             </w:r>
           </w:p>
         </w:tc>
@@ -15994,7 +16162,7 @@
         </w:trPr>
         <w:tc>
           <w:tcPr>
-            <w:tcW w:w="2085" w:type="dxa"/>
+            <w:tcW w:w="1200" w:type="dxa"/>
             <w:vAlign w:val="center"/>
           </w:tcPr>
           <w:p>
@@ -16015,13 +16183,40 @@
                 <w:sz w:val="21"/>
                 <w:szCs w:val="21"/>
               </w:rPr>
-              <w:t>百合股份</w:t>
-            </w:r>
-          </w:p>
-        </w:tc>
-        <w:tc>
-          <w:tcPr>
-            <w:tcW w:w="8340" w:type="dxa"/>
+              <w:t>骑士乳业</w:t>
+            </w:r>
+          </w:p>
+        </w:tc>
+        <w:tc>
+          <w:tcPr>
+            <w:tcW w:w="1600" w:type="dxa"/>
+            <w:vAlign w:val="center"/>
+          </w:tcPr>
+          <w:p>
+            <w:pPr>
+              <w:widowControl w:val="0"/>
+              <w:jc w:val="center"/>
+              <w:rPr>
+                <w:rFonts w:hint="eastAsia" w:ascii="Times New Roman" w:hAnsi="Times New Roman" w:cs="Times New Roman"/>
+                <w:kern w:val="2"/>
+                <w:sz w:val="21"/>
+                <w:szCs w:val="21"/>
+              </w:rPr>
+            </w:pPr>
+            <w:r>
+              <w:rPr>
+                <w:rFonts w:hint="eastAsia" w:ascii="Times New Roman" w:hAnsi="Times New Roman" w:cs="Times New Roman"/>
+                <w:kern w:val="2"/>
+                <w:sz w:val="21"/>
+                <w:szCs w:val="21"/>
+              </w:rPr>
+              <w:t>920786</w:t>
+            </w:r>
+          </w:p>
+        </w:tc>
+        <w:tc>
+          <w:tcPr>
+            <w:tcW w:w="3900" w:type="dxa"/>
             <w:vAlign w:val="center"/>
           </w:tcPr>
           <w:p>
@@ -16042,7 +16237,832 @@
                 <w:sz w:val="21"/>
                 <w:szCs w:val="21"/>
               </w:rPr>
-              <w:t>【摘录自最近一期年度报告，待补充】</w:t>
+              <w:t>经销商验收时确认收入。</w:t>
+            </w:r>
+          </w:p>
+        </w:tc>
+        <w:tc>
+          <w:tcPr>
+            <w:tcW w:w="3725" w:type="dxa"/>
+            <w:vAlign w:val="center"/>
+          </w:tcPr>
+          <w:p>
+            <w:pPr>
+              <w:widowControl w:val="0"/>
+              <w:jc w:val="both"/>
+              <w:rPr>
+                <w:rFonts w:hint="eastAsia" w:ascii="Times New Roman" w:hAnsi="Times New Roman" w:cs="Times New Roman"/>
+                <w:kern w:val="2"/>
+                <w:sz w:val="21"/>
+                <w:szCs w:val="21"/>
+              </w:rPr>
+            </w:pPr>
+            <w:r>
+              <w:rPr>
+                <w:rFonts w:hint="eastAsia" w:ascii="Times New Roman" w:hAnsi="Times New Roman" w:cs="Times New Roman"/>
+                <w:kern w:val="2"/>
+                <w:sz w:val="21"/>
+                <w:szCs w:val="21"/>
+              </w:rPr>
+              <w:t>客户盖章或签字确认的销售发货单（核心单据）；车辆派出单、订货系统订单及回款记录作为辅助核对。</w:t>
+            </w:r>
+          </w:p>
+        </w:tc>
+      </w:tr>
+      <w:tr>
+        <w:trPr>
+          <w:trHeight w:val="397" w:hRule="atLeast"/>
+          <w:jc w:val="center"/>
+        </w:trPr>
+        <w:tc>
+          <w:tcPr>
+            <w:tcW w:w="1200" w:type="dxa"/>
+            <w:vAlign w:val="center"/>
+          </w:tcPr>
+          <w:p>
+            <w:pPr>
+              <w:widowControl w:val="0"/>
+              <w:jc w:val="center"/>
+              <w:rPr>
+                <w:rFonts w:hint="eastAsia" w:ascii="Times New Roman" w:hAnsi="Times New Roman" w:cs="Times New Roman"/>
+                <w:kern w:val="2"/>
+                <w:sz w:val="21"/>
+                <w:szCs w:val="21"/>
+              </w:rPr>
+            </w:pPr>
+            <w:r>
+              <w:rPr>
+                <w:rFonts w:hint="eastAsia" w:ascii="Times New Roman" w:hAnsi="Times New Roman" w:cs="Times New Roman"/>
+                <w:kern w:val="2"/>
+                <w:sz w:val="21"/>
+                <w:szCs w:val="21"/>
+              </w:rPr>
+              <w:t>菊乐股份</w:t>
+            </w:r>
+          </w:p>
+        </w:tc>
+        <w:tc>
+          <w:tcPr>
+            <w:tcW w:w="1600" w:type="dxa"/>
+            <w:vAlign w:val="center"/>
+          </w:tcPr>
+          <w:p>
+            <w:pPr>
+              <w:widowControl w:val="0"/>
+              <w:jc w:val="center"/>
+              <w:rPr>
+                <w:rFonts w:hint="eastAsia" w:ascii="Times New Roman" w:hAnsi="Times New Roman" w:cs="Times New Roman"/>
+                <w:kern w:val="2"/>
+                <w:sz w:val="21"/>
+                <w:szCs w:val="21"/>
+              </w:rPr>
+            </w:pPr>
+            <w:r>
+              <w:rPr>
+                <w:rFonts w:hint="eastAsia" w:ascii="Times New Roman" w:hAnsi="Times New Roman" w:cs="Times New Roman"/>
+                <w:kern w:val="2"/>
+                <w:sz w:val="21"/>
+                <w:szCs w:val="21"/>
+              </w:rPr>
+              <w:t>提交注册</w:t>
+            </w:r>
+          </w:p>
+        </w:tc>
+        <w:tc>
+          <w:tcPr>
+            <w:tcW w:w="3900" w:type="dxa"/>
+            <w:vAlign w:val="center"/>
+          </w:tcPr>
+          <w:p>
+            <w:pPr>
+              <w:widowControl w:val="0"/>
+              <w:jc w:val="both"/>
+              <w:rPr>
+                <w:rFonts w:hint="eastAsia" w:ascii="Times New Roman" w:hAnsi="Times New Roman" w:cs="Times New Roman"/>
+                <w:kern w:val="2"/>
+                <w:sz w:val="21"/>
+                <w:szCs w:val="21"/>
+              </w:rPr>
+            </w:pPr>
+            <w:r>
+              <w:rPr>
+                <w:rFonts w:hint="eastAsia" w:ascii="Times New Roman" w:hAnsi="Times New Roman" w:cs="Times New Roman"/>
+                <w:kern w:val="2"/>
+                <w:sz w:val="21"/>
+                <w:szCs w:val="21"/>
+              </w:rPr>
+              <w:t>①经销客户自行提货：商品发出后确认收入；②公司负责送货：客户收货后确认收入。</w:t>
+            </w:r>
+          </w:p>
+        </w:tc>
+        <w:tc>
+          <w:tcPr>
+            <w:tcW w:w="3725" w:type="dxa"/>
+            <w:vAlign w:val="center"/>
+          </w:tcPr>
+          <w:p>
+            <w:pPr>
+              <w:widowControl w:val="0"/>
+              <w:jc w:val="both"/>
+              <w:rPr>
+                <w:rFonts w:hint="eastAsia" w:ascii="Times New Roman" w:hAnsi="Times New Roman" w:cs="Times New Roman"/>
+                <w:kern w:val="2"/>
+                <w:sz w:val="21"/>
+                <w:szCs w:val="21"/>
+              </w:rPr>
+            </w:pPr>
+            <w:r>
+              <w:rPr>
+                <w:rFonts w:hint="eastAsia" w:ascii="Times New Roman" w:hAnsi="Times New Roman" w:cs="Times New Roman"/>
+                <w:kern w:val="2"/>
+                <w:sz w:val="21"/>
+                <w:szCs w:val="21"/>
+              </w:rPr>
+              <w:t>①自提：最新版招股书未单独明确决定性单据，问询核查列示销售合同、货物订单、销售出库单/发运单据；②配送：经客户确认的送货单，并以物流及到货信息辅助核对。</w:t>
+            </w:r>
+          </w:p>
+        </w:tc>
+      </w:tr>
+      <w:tr>
+        <w:trPr>
+          <w:trHeight w:val="397" w:hRule="atLeast"/>
+          <w:jc w:val="center"/>
+        </w:trPr>
+        <w:tc>
+          <w:tcPr>
+            <w:tcW w:w="1200" w:type="dxa"/>
+            <w:vAlign w:val="center"/>
+          </w:tcPr>
+          <w:p>
+            <w:pPr>
+              <w:widowControl w:val="0"/>
+              <w:jc w:val="center"/>
+              <w:rPr>
+                <w:rFonts w:hint="eastAsia" w:ascii="Times New Roman" w:hAnsi="Times New Roman" w:cs="Times New Roman"/>
+                <w:kern w:val="2"/>
+                <w:sz w:val="21"/>
+                <w:szCs w:val="21"/>
+              </w:rPr>
+            </w:pPr>
+            <w:r>
+              <w:rPr>
+                <w:rFonts w:hint="eastAsia" w:ascii="Times New Roman" w:hAnsi="Times New Roman" w:cs="Times New Roman"/>
+                <w:kern w:val="2"/>
+                <w:sz w:val="21"/>
+                <w:szCs w:val="21"/>
+              </w:rPr>
+              <w:t>立高食品</w:t>
+            </w:r>
+          </w:p>
+        </w:tc>
+        <w:tc>
+          <w:tcPr>
+            <w:tcW w:w="1600" w:type="dxa"/>
+            <w:vAlign w:val="center"/>
+          </w:tcPr>
+          <w:p>
+            <w:pPr>
+              <w:widowControl w:val="0"/>
+              <w:jc w:val="center"/>
+              <w:rPr>
+                <w:rFonts w:hint="eastAsia" w:ascii="Times New Roman" w:hAnsi="Times New Roman" w:cs="Times New Roman"/>
+                <w:kern w:val="2"/>
+                <w:sz w:val="21"/>
+                <w:szCs w:val="21"/>
+              </w:rPr>
+            </w:pPr>
+            <w:r>
+              <w:rPr>
+                <w:rFonts w:hint="eastAsia" w:ascii="Times New Roman" w:hAnsi="Times New Roman" w:cs="Times New Roman"/>
+                <w:kern w:val="2"/>
+                <w:sz w:val="21"/>
+                <w:szCs w:val="21"/>
+              </w:rPr>
+              <w:t>300973</w:t>
+            </w:r>
+          </w:p>
+        </w:tc>
+        <w:tc>
+          <w:tcPr>
+            <w:tcW w:w="3900" w:type="dxa"/>
+            <w:vAlign w:val="center"/>
+          </w:tcPr>
+          <w:p>
+            <w:pPr>
+              <w:widowControl w:val="0"/>
+              <w:jc w:val="both"/>
+              <w:rPr>
+                <w:rFonts w:hint="eastAsia" w:ascii="Times New Roman" w:hAnsi="Times New Roman" w:cs="Times New Roman"/>
+                <w:kern w:val="2"/>
+                <w:sz w:val="21"/>
+                <w:szCs w:val="21"/>
+              </w:rPr>
+            </w:pPr>
+            <w:r>
+              <w:rPr>
+                <w:rFonts w:hint="eastAsia" w:ascii="Times New Roman" w:hAnsi="Times New Roman" w:cs="Times New Roman"/>
+                <w:kern w:val="2"/>
+                <w:sz w:val="21"/>
+                <w:szCs w:val="21"/>
+              </w:rPr>
+              <w:t>①合同约定签收即完成检验：客户签收时确认收入；②合同约定收货后按月对账、结算：双方对账确认时确认收入。</w:t>
+            </w:r>
+          </w:p>
+        </w:tc>
+        <w:tc>
+          <w:tcPr>
+            <w:tcW w:w="3725" w:type="dxa"/>
+            <w:vAlign w:val="center"/>
+          </w:tcPr>
+          <w:p>
+            <w:pPr>
+              <w:widowControl w:val="0"/>
+              <w:jc w:val="both"/>
+              <w:rPr>
+                <w:rFonts w:hint="eastAsia" w:ascii="Times New Roman" w:hAnsi="Times New Roman" w:cs="Times New Roman"/>
+                <w:kern w:val="2"/>
+                <w:sz w:val="21"/>
+                <w:szCs w:val="21"/>
+              </w:rPr>
+            </w:pPr>
+            <w:r>
+              <w:rPr>
+                <w:rFonts w:hint="eastAsia" w:ascii="Times New Roman" w:hAnsi="Times New Roman" w:cs="Times New Roman"/>
+                <w:kern w:val="2"/>
+                <w:sz w:val="21"/>
+                <w:szCs w:val="21"/>
+              </w:rPr>
+              <w:t>①签收确认：送货签收单/客户签收凭据；②对账确认：客户对账单据。</w:t>
+            </w:r>
+          </w:p>
+        </w:tc>
+      </w:tr>
+      <w:tr>
+        <w:trPr>
+          <w:trHeight w:val="397" w:hRule="atLeast"/>
+          <w:jc w:val="center"/>
+        </w:trPr>
+        <w:tc>
+          <w:tcPr>
+            <w:tcW w:w="1200" w:type="dxa"/>
+            <w:vAlign w:val="center"/>
+          </w:tcPr>
+          <w:p>
+            <w:pPr>
+              <w:widowControl w:val="0"/>
+              <w:jc w:val="center"/>
+              <w:rPr>
+                <w:rFonts w:hint="eastAsia" w:ascii="Times New Roman" w:hAnsi="Times New Roman" w:cs="Times New Roman"/>
+                <w:kern w:val="2"/>
+                <w:sz w:val="21"/>
+                <w:szCs w:val="21"/>
+              </w:rPr>
+            </w:pPr>
+            <w:r>
+              <w:rPr>
+                <w:rFonts w:hint="eastAsia" w:ascii="Times New Roman" w:hAnsi="Times New Roman" w:cs="Times New Roman"/>
+                <w:kern w:val="2"/>
+                <w:sz w:val="21"/>
+                <w:szCs w:val="21"/>
+              </w:rPr>
+              <w:t>仲景食品</w:t>
+            </w:r>
+          </w:p>
+        </w:tc>
+        <w:tc>
+          <w:tcPr>
+            <w:tcW w:w="1600" w:type="dxa"/>
+            <w:vAlign w:val="center"/>
+          </w:tcPr>
+          <w:p>
+            <w:pPr>
+              <w:widowControl w:val="0"/>
+              <w:jc w:val="center"/>
+              <w:rPr>
+                <w:rFonts w:hint="eastAsia" w:ascii="Times New Roman" w:hAnsi="Times New Roman" w:cs="Times New Roman"/>
+                <w:kern w:val="2"/>
+                <w:sz w:val="21"/>
+                <w:szCs w:val="21"/>
+              </w:rPr>
+            </w:pPr>
+            <w:r>
+              <w:rPr>
+                <w:rFonts w:hint="eastAsia" w:ascii="Times New Roman" w:hAnsi="Times New Roman" w:cs="Times New Roman"/>
+                <w:kern w:val="2"/>
+                <w:sz w:val="21"/>
+                <w:szCs w:val="21"/>
+              </w:rPr>
+              <w:t>300908</w:t>
+            </w:r>
+          </w:p>
+        </w:tc>
+        <w:tc>
+          <w:tcPr>
+            <w:tcW w:w="3900" w:type="dxa"/>
+            <w:vAlign w:val="center"/>
+          </w:tcPr>
+          <w:p>
+            <w:pPr>
+              <w:widowControl w:val="0"/>
+              <w:jc w:val="both"/>
+              <w:rPr>
+                <w:rFonts w:hint="eastAsia" w:ascii="Times New Roman" w:hAnsi="Times New Roman" w:cs="Times New Roman"/>
+                <w:kern w:val="2"/>
+                <w:sz w:val="21"/>
+                <w:szCs w:val="21"/>
+              </w:rPr>
+            </w:pPr>
+            <w:r>
+              <w:rPr>
+                <w:rFonts w:hint="eastAsia" w:ascii="Times New Roman" w:hAnsi="Times New Roman" w:cs="Times New Roman"/>
+                <w:kern w:val="2"/>
+                <w:sz w:val="21"/>
+                <w:szCs w:val="21"/>
+              </w:rPr>
+              <w:t>①公司送货：商品发运至指定地点并由客户签收后确认收入；②客户自提：公司开具发货单，以客户在发货单上签收后确认收入。</w:t>
+            </w:r>
+          </w:p>
+        </w:tc>
+        <w:tc>
+          <w:tcPr>
+            <w:tcW w:w="3725" w:type="dxa"/>
+            <w:vAlign w:val="center"/>
+          </w:tcPr>
+          <w:p>
+            <w:pPr>
+              <w:widowControl w:val="0"/>
+              <w:jc w:val="both"/>
+              <w:rPr>
+                <w:rFonts w:hint="eastAsia" w:ascii="Times New Roman" w:hAnsi="Times New Roman" w:cs="Times New Roman"/>
+                <w:kern w:val="2"/>
+                <w:sz w:val="21"/>
+                <w:szCs w:val="21"/>
+              </w:rPr>
+            </w:pPr>
+            <w:r>
+              <w:rPr>
+                <w:rFonts w:hint="eastAsia" w:ascii="Times New Roman" w:hAnsi="Times New Roman" w:cs="Times New Roman"/>
+                <w:kern w:val="2"/>
+                <w:sz w:val="21"/>
+                <w:szCs w:val="21"/>
+              </w:rPr>
+              <w:t>①公司送货：客户签收凭证；②客户自提：经客户签收的发货单。</w:t>
+            </w:r>
+          </w:p>
+        </w:tc>
+      </w:tr>
+      <w:tr>
+        <w:trPr>
+          <w:trHeight w:val="397" w:hRule="atLeast"/>
+          <w:jc w:val="center"/>
+        </w:trPr>
+        <w:tc>
+          <w:tcPr>
+            <w:tcW w:w="1200" w:type="dxa"/>
+            <w:vAlign w:val="center"/>
+          </w:tcPr>
+          <w:p>
+            <w:pPr>
+              <w:widowControl w:val="0"/>
+              <w:jc w:val="center"/>
+              <w:rPr>
+                <w:rFonts w:hint="eastAsia" w:ascii="Times New Roman" w:hAnsi="Times New Roman" w:cs="Times New Roman"/>
+                <w:kern w:val="2"/>
+                <w:sz w:val="21"/>
+                <w:szCs w:val="21"/>
+              </w:rPr>
+            </w:pPr>
+            <w:r>
+              <w:rPr>
+                <w:rFonts w:hint="eastAsia" w:ascii="Times New Roman" w:hAnsi="Times New Roman" w:cs="Times New Roman"/>
+                <w:kern w:val="2"/>
+                <w:sz w:val="21"/>
+                <w:szCs w:val="21"/>
+              </w:rPr>
+              <w:t>欢乐家</w:t>
+            </w:r>
+          </w:p>
+        </w:tc>
+        <w:tc>
+          <w:tcPr>
+            <w:tcW w:w="1600" w:type="dxa"/>
+            <w:vAlign w:val="center"/>
+          </w:tcPr>
+          <w:p>
+            <w:pPr>
+              <w:widowControl w:val="0"/>
+              <w:jc w:val="center"/>
+              <w:rPr>
+                <w:rFonts w:hint="eastAsia" w:ascii="Times New Roman" w:hAnsi="Times New Roman" w:cs="Times New Roman"/>
+                <w:kern w:val="2"/>
+                <w:sz w:val="21"/>
+                <w:szCs w:val="21"/>
+              </w:rPr>
+            </w:pPr>
+            <w:r>
+              <w:rPr>
+                <w:rFonts w:hint="eastAsia" w:ascii="Times New Roman" w:hAnsi="Times New Roman" w:cs="Times New Roman"/>
+                <w:kern w:val="2"/>
+                <w:sz w:val="21"/>
+                <w:szCs w:val="21"/>
+              </w:rPr>
+              <w:t>300997</w:t>
+            </w:r>
+          </w:p>
+        </w:tc>
+        <w:tc>
+          <w:tcPr>
+            <w:tcW w:w="3900" w:type="dxa"/>
+            <w:vAlign w:val="center"/>
+          </w:tcPr>
+          <w:p>
+            <w:pPr>
+              <w:widowControl w:val="0"/>
+              <w:jc w:val="both"/>
+              <w:rPr>
+                <w:rFonts w:hint="eastAsia" w:ascii="Times New Roman" w:hAnsi="Times New Roman" w:cs="Times New Roman"/>
+                <w:kern w:val="2"/>
+                <w:sz w:val="21"/>
+                <w:szCs w:val="21"/>
+              </w:rPr>
+            </w:pPr>
+            <w:r>
+              <w:rPr>
+                <w:rFonts w:hint="eastAsia" w:ascii="Times New Roman" w:hAnsi="Times New Roman" w:cs="Times New Roman"/>
+                <w:kern w:val="2"/>
+                <w:sz w:val="21"/>
+                <w:szCs w:val="21"/>
+              </w:rPr>
+              <w:t>商品发出并经经销商验收后确认收入。</w:t>
+            </w:r>
+          </w:p>
+        </w:tc>
+        <w:tc>
+          <w:tcPr>
+            <w:tcW w:w="3725" w:type="dxa"/>
+            <w:vAlign w:val="center"/>
+          </w:tcPr>
+          <w:p>
+            <w:pPr>
+              <w:widowControl w:val="0"/>
+              <w:jc w:val="both"/>
+              <w:rPr>
+                <w:rFonts w:hint="eastAsia" w:ascii="Times New Roman" w:hAnsi="Times New Roman" w:cs="Times New Roman"/>
+                <w:kern w:val="2"/>
+                <w:sz w:val="21"/>
+                <w:szCs w:val="21"/>
+              </w:rPr>
+            </w:pPr>
+            <w:r>
+              <w:rPr>
+                <w:rFonts w:hint="eastAsia" w:ascii="Times New Roman" w:hAnsi="Times New Roman" w:cs="Times New Roman"/>
+                <w:kern w:val="2"/>
+                <w:sz w:val="21"/>
+                <w:szCs w:val="21"/>
+              </w:rPr>
+              <w:t>客户签收单（核心单据）；销售订单、产品发货单作为辅助核对。</w:t>
+            </w:r>
+          </w:p>
+        </w:tc>
+      </w:tr>
+      <w:tr>
+        <w:trPr>
+          <w:trHeight w:val="397" w:hRule="atLeast"/>
+          <w:jc w:val="center"/>
+        </w:trPr>
+        <w:tc>
+          <w:tcPr>
+            <w:tcW w:w="1200" w:type="dxa"/>
+            <w:vAlign w:val="center"/>
+          </w:tcPr>
+          <w:p>
+            <w:pPr>
+              <w:widowControl w:val="0"/>
+              <w:jc w:val="center"/>
+              <w:rPr>
+                <w:rFonts w:hint="eastAsia" w:ascii="Times New Roman" w:hAnsi="Times New Roman" w:cs="Times New Roman"/>
+                <w:kern w:val="2"/>
+                <w:sz w:val="21"/>
+                <w:szCs w:val="21"/>
+              </w:rPr>
+            </w:pPr>
+            <w:r>
+              <w:rPr>
+                <w:rFonts w:hint="eastAsia" w:ascii="Times New Roman" w:hAnsi="Times New Roman" w:cs="Times New Roman"/>
+                <w:kern w:val="2"/>
+                <w:sz w:val="21"/>
+                <w:szCs w:val="21"/>
+              </w:rPr>
+              <w:t>熊猫乳品</w:t>
+            </w:r>
+          </w:p>
+        </w:tc>
+        <w:tc>
+          <w:tcPr>
+            <w:tcW w:w="1600" w:type="dxa"/>
+            <w:vAlign w:val="center"/>
+          </w:tcPr>
+          <w:p>
+            <w:pPr>
+              <w:widowControl w:val="0"/>
+              <w:jc w:val="center"/>
+              <w:rPr>
+                <w:rFonts w:hint="eastAsia" w:ascii="Times New Roman" w:hAnsi="Times New Roman" w:cs="Times New Roman"/>
+                <w:kern w:val="2"/>
+                <w:sz w:val="21"/>
+                <w:szCs w:val="21"/>
+              </w:rPr>
+            </w:pPr>
+            <w:r>
+              <w:rPr>
+                <w:rFonts w:hint="eastAsia" w:ascii="Times New Roman" w:hAnsi="Times New Roman" w:cs="Times New Roman"/>
+                <w:kern w:val="2"/>
+                <w:sz w:val="21"/>
+                <w:szCs w:val="21"/>
+              </w:rPr>
+              <w:t>300898</w:t>
+            </w:r>
+          </w:p>
+        </w:tc>
+        <w:tc>
+          <w:tcPr>
+            <w:tcW w:w="3900" w:type="dxa"/>
+            <w:vAlign w:val="center"/>
+          </w:tcPr>
+          <w:p>
+            <w:pPr>
+              <w:widowControl w:val="0"/>
+              <w:jc w:val="both"/>
+              <w:rPr>
+                <w:rFonts w:hint="eastAsia" w:ascii="Times New Roman" w:hAnsi="Times New Roman" w:cs="Times New Roman"/>
+                <w:kern w:val="2"/>
+                <w:sz w:val="21"/>
+                <w:szCs w:val="21"/>
+              </w:rPr>
+            </w:pPr>
+            <w:r>
+              <w:rPr>
+                <w:rFonts w:hint="eastAsia" w:ascii="Times New Roman" w:hAnsi="Times New Roman" w:cs="Times New Roman"/>
+                <w:kern w:val="2"/>
+                <w:sz w:val="21"/>
+                <w:szCs w:val="21"/>
+              </w:rPr>
+              <w:t>①预收款销售的标准化浓缩乳制品：发货时确认收入；②按客户要求生产的浓缩乳制品：发出商品并取得客户收货或验收合格的确认凭据时确认收入。</w:t>
+            </w:r>
+          </w:p>
+        </w:tc>
+        <w:tc>
+          <w:tcPr>
+            <w:tcW w:w="3725" w:type="dxa"/>
+            <w:vAlign w:val="center"/>
+          </w:tcPr>
+          <w:p>
+            <w:pPr>
+              <w:widowControl w:val="0"/>
+              <w:jc w:val="both"/>
+              <w:rPr>
+                <w:rFonts w:hint="eastAsia" w:ascii="Times New Roman" w:hAnsi="Times New Roman" w:cs="Times New Roman"/>
+                <w:kern w:val="2"/>
+                <w:sz w:val="21"/>
+                <w:szCs w:val="21"/>
+              </w:rPr>
+            </w:pPr>
+            <w:r>
+              <w:rPr>
+                <w:rFonts w:hint="eastAsia" w:ascii="Times New Roman" w:hAnsi="Times New Roman" w:cs="Times New Roman"/>
+                <w:kern w:val="2"/>
+                <w:sz w:val="21"/>
+                <w:szCs w:val="21"/>
+              </w:rPr>
+              <w:t>①标准化预收款销售：正式文件未明确唯一决定性单据，按披露列示发货/出库记录；②定制产品：客户收到货物账单或验收合格确认凭据。</w:t>
+            </w:r>
+          </w:p>
+        </w:tc>
+      </w:tr>
+      <w:tr>
+        <w:trPr>
+          <w:trHeight w:val="397" w:hRule="atLeast"/>
+          <w:jc w:val="center"/>
+        </w:trPr>
+        <w:tc>
+          <w:tcPr>
+            <w:tcW w:w="1200" w:type="dxa"/>
+            <w:vAlign w:val="center"/>
+          </w:tcPr>
+          <w:p>
+            <w:pPr>
+              <w:widowControl w:val="0"/>
+              <w:jc w:val="center"/>
+              <w:rPr>
+                <w:rFonts w:hint="eastAsia" w:ascii="Times New Roman" w:hAnsi="Times New Roman" w:cs="Times New Roman"/>
+                <w:kern w:val="2"/>
+                <w:sz w:val="21"/>
+                <w:szCs w:val="21"/>
+              </w:rPr>
+            </w:pPr>
+            <w:r>
+              <w:rPr>
+                <w:rFonts w:hint="eastAsia" w:ascii="Times New Roman" w:hAnsi="Times New Roman" w:cs="Times New Roman"/>
+                <w:kern w:val="2"/>
+                <w:sz w:val="21"/>
+                <w:szCs w:val="21"/>
+              </w:rPr>
+              <w:t>品渥食品</w:t>
+            </w:r>
+          </w:p>
+        </w:tc>
+        <w:tc>
+          <w:tcPr>
+            <w:tcW w:w="1600" w:type="dxa"/>
+            <w:vAlign w:val="center"/>
+          </w:tcPr>
+          <w:p>
+            <w:pPr>
+              <w:widowControl w:val="0"/>
+              <w:jc w:val="center"/>
+              <w:rPr>
+                <w:rFonts w:hint="eastAsia" w:ascii="Times New Roman" w:hAnsi="Times New Roman" w:cs="Times New Roman"/>
+                <w:kern w:val="2"/>
+                <w:sz w:val="21"/>
+                <w:szCs w:val="21"/>
+              </w:rPr>
+            </w:pPr>
+            <w:r>
+              <w:rPr>
+                <w:rFonts w:hint="eastAsia" w:ascii="Times New Roman" w:hAnsi="Times New Roman" w:cs="Times New Roman"/>
+                <w:kern w:val="2"/>
+                <w:sz w:val="21"/>
+                <w:szCs w:val="21"/>
+              </w:rPr>
+              <w:t>300892</w:t>
+            </w:r>
+          </w:p>
+        </w:tc>
+        <w:tc>
+          <w:tcPr>
+            <w:tcW w:w="3900" w:type="dxa"/>
+            <w:vAlign w:val="center"/>
+          </w:tcPr>
+          <w:p>
+            <w:pPr>
+              <w:widowControl w:val="0"/>
+              <w:jc w:val="both"/>
+              <w:rPr>
+                <w:rFonts w:hint="eastAsia" w:ascii="Times New Roman" w:hAnsi="Times New Roman" w:cs="Times New Roman"/>
+                <w:kern w:val="2"/>
+                <w:sz w:val="21"/>
+                <w:szCs w:val="21"/>
+              </w:rPr>
+            </w:pPr>
+            <w:r>
+              <w:rPr>
+                <w:rFonts w:hint="eastAsia" w:ascii="Times New Roman" w:hAnsi="Times New Roman" w:cs="Times New Roman"/>
+                <w:kern w:val="2"/>
+                <w:sz w:val="21"/>
+                <w:szCs w:val="21"/>
+              </w:rPr>
+              <w:t>线下经销商确认收货后确认收入。</w:t>
+            </w:r>
+          </w:p>
+        </w:tc>
+        <w:tc>
+          <w:tcPr>
+            <w:tcW w:w="3725" w:type="dxa"/>
+            <w:vAlign w:val="center"/>
+          </w:tcPr>
+          <w:p>
+            <w:pPr>
+              <w:widowControl w:val="0"/>
+              <w:jc w:val="both"/>
+              <w:rPr>
+                <w:rFonts w:hint="eastAsia" w:ascii="Times New Roman" w:hAnsi="Times New Roman" w:cs="Times New Roman"/>
+                <w:kern w:val="2"/>
+                <w:sz w:val="21"/>
+                <w:szCs w:val="21"/>
+              </w:rPr>
+            </w:pPr>
+            <w:r>
+              <w:rPr>
+                <w:rFonts w:hint="eastAsia" w:ascii="Times New Roman" w:hAnsi="Times New Roman" w:cs="Times New Roman"/>
+                <w:kern w:val="2"/>
+                <w:sz w:val="21"/>
+                <w:szCs w:val="21"/>
+              </w:rPr>
+              <w:t>客户签收单或受托物流公司签收单。</w:t>
+            </w:r>
+          </w:p>
+        </w:tc>
+      </w:tr>
+      <w:tr>
+        <w:trPr>
+          <w:trHeight w:val="397" w:hRule="atLeast"/>
+          <w:jc w:val="center"/>
+        </w:trPr>
+        <w:tc>
+          <w:tcPr>
+            <w:tcW w:w="1200" w:type="dxa"/>
+            <w:vAlign w:val="center"/>
+          </w:tcPr>
+          <w:p>
+            <w:pPr>
+              <w:widowControl w:val="0"/>
+              <w:jc w:val="center"/>
+              <w:rPr>
+                <w:rFonts w:hint="eastAsia" w:ascii="Times New Roman" w:hAnsi="Times New Roman" w:cs="Times New Roman"/>
+                <w:kern w:val="2"/>
+                <w:sz w:val="21"/>
+                <w:szCs w:val="21"/>
+              </w:rPr>
+            </w:pPr>
+            <w:r>
+              <w:rPr>
+                <w:rFonts w:hint="eastAsia" w:ascii="Times New Roman" w:hAnsi="Times New Roman" w:cs="Times New Roman"/>
+                <w:kern w:val="2"/>
+                <w:sz w:val="21"/>
+                <w:szCs w:val="21"/>
+              </w:rPr>
+              <w:t>海融科技</w:t>
+            </w:r>
+          </w:p>
+        </w:tc>
+        <w:tc>
+          <w:tcPr>
+            <w:tcW w:w="1600" w:type="dxa"/>
+            <w:vAlign w:val="center"/>
+          </w:tcPr>
+          <w:p>
+            <w:pPr>
+              <w:widowControl w:val="0"/>
+              <w:jc w:val="center"/>
+              <w:rPr>
+                <w:rFonts w:hint="eastAsia" w:ascii="Times New Roman" w:hAnsi="Times New Roman" w:cs="Times New Roman"/>
+                <w:kern w:val="2"/>
+                <w:sz w:val="21"/>
+                <w:szCs w:val="21"/>
+              </w:rPr>
+            </w:pPr>
+            <w:r>
+              <w:rPr>
+                <w:rFonts w:hint="eastAsia" w:ascii="Times New Roman" w:hAnsi="Times New Roman" w:cs="Times New Roman"/>
+                <w:kern w:val="2"/>
+                <w:sz w:val="21"/>
+                <w:szCs w:val="21"/>
+              </w:rPr>
+              <w:t>300915</w:t>
+            </w:r>
+          </w:p>
+        </w:tc>
+        <w:tc>
+          <w:tcPr>
+            <w:tcW w:w="3900" w:type="dxa"/>
+            <w:vAlign w:val="center"/>
+          </w:tcPr>
+          <w:p>
+            <w:pPr>
+              <w:widowControl w:val="0"/>
+              <w:jc w:val="both"/>
+              <w:rPr>
+                <w:rFonts w:hint="eastAsia" w:ascii="Times New Roman" w:hAnsi="Times New Roman" w:cs="Times New Roman"/>
+                <w:kern w:val="2"/>
+                <w:sz w:val="21"/>
+                <w:szCs w:val="21"/>
+              </w:rPr>
+            </w:pPr>
+            <w:r>
+              <w:rPr>
+                <w:rFonts w:hint="eastAsia" w:ascii="Times New Roman" w:hAnsi="Times New Roman" w:cs="Times New Roman"/>
+                <w:kern w:val="2"/>
+                <w:sz w:val="21"/>
+                <w:szCs w:val="21"/>
+              </w:rPr>
+              <w:t>境内经销客户收到货物后现场核对、抽样验收并在销售发货单/签收单上签字，客户验收无误签收后确认收入。</w:t>
+            </w:r>
+          </w:p>
+        </w:tc>
+        <w:tc>
+          <w:tcPr>
+            <w:tcW w:w="3725" w:type="dxa"/>
+            <w:vAlign w:val="center"/>
+          </w:tcPr>
+          <w:p>
+            <w:pPr>
+              <w:widowControl w:val="0"/>
+              <w:jc w:val="both"/>
+              <w:rPr>
+                <w:rFonts w:hint="eastAsia" w:ascii="Times New Roman" w:hAnsi="Times New Roman" w:cs="Times New Roman"/>
+                <w:kern w:val="2"/>
+                <w:sz w:val="21"/>
+                <w:szCs w:val="21"/>
+              </w:rPr>
+            </w:pPr>
+            <w:r>
+              <w:rPr>
+                <w:rFonts w:hint="eastAsia" w:ascii="Times New Roman" w:hAnsi="Times New Roman" w:cs="Times New Roman"/>
+                <w:kern w:val="2"/>
+                <w:sz w:val="21"/>
+                <w:szCs w:val="21"/>
+              </w:rPr>
+              <w:t>经销商签字盖章的送货单、销售发货单/签收单。</w:t>
             </w:r>
           </w:p>
         </w:tc>
@@ -16061,7 +17081,555 @@
         <w:rPr>
           <w:rFonts w:hint="eastAsia" w:ascii="Times New Roman" w:hAnsi="Times New Roman" w:cs="Times New Roman"/>
         </w:rPr>
-        <w:t>注：可比公司的选取及其收入确认原则的具体表述，需结合公司主营业务、销售模式进一步核实后确定。</w:t>
+        <w:t>上述案例反映出三点行业共识：</w:t>
+      </w:r>
+    </w:p>
+    <w:p>
+      <w:pPr>
+        <w:spacing w:before="163" w:beforeLines="50" w:after="163" w:afterLines="50" w:line="360" w:lineRule="auto"/>
+        <w:ind w:firstLine="480" w:firstLineChars="200"/>
+        <w:jc w:val="both"/>
+        <w:rPr>
+          <w:rFonts w:ascii="Times New Roman" w:hAnsi="Times New Roman" w:cs="Times New Roman"/>
+        </w:rPr>
+      </w:pPr>
+      <w:r>
+        <w:rPr>
+          <w:rFonts w:hint="eastAsia" w:ascii="Times New Roman" w:hAnsi="Times New Roman" w:cs="Times New Roman"/>
+        </w:rPr>
+        <w:t>第一，以签收或验收作为控制权转移时点是食品行业经销模式的主流做法。10家案例中有8家以客户签收、验收或双方对账时点确认收入，其中骑士乳业（920786）系北交所上市公司，其审核口径对本次申报更具参考意义。</w:t>
+      </w:r>
+    </w:p>
+    <w:p>
+      <w:pPr>
+        <w:spacing w:before="163" w:beforeLines="50" w:after="163" w:afterLines="50" w:line="360" w:lineRule="auto"/>
+        <w:ind w:firstLine="480" w:firstLineChars="200"/>
+        <w:jc w:val="both"/>
+        <w:rPr>
+          <w:rFonts w:ascii="Times New Roman" w:hAnsi="Times New Roman" w:cs="Times New Roman"/>
+        </w:rPr>
+      </w:pPr>
+      <w:r>
+        <w:rPr>
+          <w:rFonts w:hint="eastAsia" w:ascii="Times New Roman" w:hAnsi="Times New Roman" w:cs="Times New Roman"/>
+        </w:rPr>
+        <w:t>第二，即使采用发货时点确认，亦有严格的前提条件。菊乐股份、仲景食品在客户自提情形下以发出（或客户在发货单上签收）时点确认，系因客户提货时已实际取得商品占有；熊猫乳品对预收款销售的标准化产品以发货时点确认，则以产品标准化、款项预收为前提。公司虽同样采取先款后货模式，但《销售模式说明》明确约定货物到达后由客户签收并验收、破损短少及质量问题应于收货当日提出，即运输途中的风险仍由公司承担，控制权在客户签收时方转移，不具备援引发货确认的合同基础。若公司拟改为发货时点确认，则须先行修改经销协议、将风险转移点前移，但此举将与现行验收条款冲突，且极易被质疑系为迎合会计处理而修改合同条款，不建议采用。</w:t>
+      </w:r>
+    </w:p>
+    <w:p>
+      <w:pPr>
+        <w:spacing w:before="163" w:beforeLines="50" w:after="163" w:afterLines="50" w:line="360" w:lineRule="auto"/>
+        <w:ind w:firstLine="480" w:firstLineChars="200"/>
+        <w:jc w:val="both"/>
+        <w:rPr>
+          <w:rFonts w:ascii="Times New Roman" w:hAnsi="Times New Roman" w:cs="Times New Roman"/>
+        </w:rPr>
+      </w:pPr>
+      <w:r>
+        <w:rPr>
+          <w:rFonts w:hint="eastAsia" w:ascii="Times New Roman" w:hAnsi="Times New Roman" w:cs="Times New Roman"/>
+        </w:rPr>
+        <w:t>第三，关键单据均为经客户签字或盖章并载明日期的签收单、发货单或对账单，销售订单、发货单、物流记录及回款记录仅作为辅助核对资料。公司目前以出库单作为收入确认的唯一支持性单据，与上述行业惯例及审核口径存在明显差异。</w:t>
+      </w:r>
+    </w:p>
+    <w:p>
+      <w:pPr>
+        <w:spacing w:before="163" w:beforeLines="50" w:after="163" w:afterLines="50" w:line="360" w:lineRule="auto"/>
+        <w:ind w:firstLine="480" w:firstLineChars="200"/>
+        <w:jc w:val="both"/>
+        <w:rPr>
+          <w:rFonts w:ascii="Times New Roman" w:hAnsi="Times New Roman" w:cs="Times New Roman"/>
+        </w:rPr>
+      </w:pPr>
+      <w:r>
+        <w:rPr>
+          <w:rFonts w:hint="eastAsia" w:ascii="Times New Roman" w:hAnsi="Times New Roman" w:cs="Times New Roman"/>
+        </w:rPr>
+        <w:t>公司同行业可比上市公司的收入确认具体原则如下：</w:t>
+      </w:r>
+    </w:p>
+    <w:tbl>
+      <w:tblPr>
+        <w:tblStyle w:val="64"/>
+        <w:tblW w:w="10425" w:type="dxa"/>
+        <w:jc w:val="center"/>
+        <w:tblBorders>
+          <w:top w:val="single" w:color="auto" w:sz="12" w:space="0"/>
+          <w:left w:val="single" w:color="auto" w:sz="12" w:space="0"/>
+          <w:bottom w:val="single" w:color="auto" w:sz="12" w:space="0"/>
+          <w:right w:val="single" w:color="auto" w:sz="12" w:space="0"/>
+          <w:insideH w:val="single" w:color="auto" w:sz="6" w:space="0"/>
+          <w:insideV w:val="single" w:color="auto" w:sz="6" w:space="0"/>
+        </w:tblBorders>
+        <w:tblLayout w:type="fixed"/>
+        <w:tblCellMar>
+          <w:top w:w="0" w:type="dxa"/>
+          <w:left w:w="108" w:type="dxa"/>
+          <w:bottom w:w="0" w:type="dxa"/>
+          <w:right w:w="108" w:type="dxa"/>
+        </w:tblCellMar>
+      </w:tblPr>
+      <w:tblGrid>
+        <w:gridCol w:w="1600"/>
+        <w:gridCol w:w="1200"/>
+        <w:gridCol w:w="7625"/>
+      </w:tblGrid>
+      <w:tr>
+        <w:trPr>
+          <w:trHeight w:val="397" w:hRule="atLeast"/>
+          <w:jc w:val="center"/>
+        </w:trPr>
+        <w:tc>
+          <w:tcPr>
+            <w:tcW w:w="1600" w:type="dxa"/>
+            <w:vAlign w:val="center"/>
+          </w:tcPr>
+          <w:p>
+            <w:pPr>
+              <w:widowControl w:val="0"/>
+              <w:jc w:val="center"/>
+              <w:rPr>
+                <w:rFonts w:hint="eastAsia" w:ascii="Times New Roman" w:hAnsi="Times New Roman" w:cs="Times New Roman"/>
+                <w:b/>
+                <w:kern w:val="2"/>
+                <w:sz w:val="21"/>
+                <w:szCs w:val="21"/>
+              </w:rPr>
+            </w:pPr>
+            <w:r>
+              <w:rPr>
+                <w:rFonts w:hint="eastAsia" w:ascii="Times New Roman" w:hAnsi="Times New Roman" w:cs="Times New Roman"/>
+                <w:b/>
+                <w:kern w:val="2"/>
+                <w:sz w:val="21"/>
+                <w:szCs w:val="21"/>
+              </w:rPr>
+              <w:t>公司名称</w:t>
+            </w:r>
+          </w:p>
+        </w:tc>
+        <w:tc>
+          <w:tcPr>
+            <w:tcW w:w="1200" w:type="dxa"/>
+            <w:vAlign w:val="center"/>
+          </w:tcPr>
+          <w:p>
+            <w:pPr>
+              <w:widowControl w:val="0"/>
+              <w:jc w:val="center"/>
+              <w:rPr>
+                <w:rFonts w:hint="eastAsia" w:ascii="Times New Roman" w:hAnsi="Times New Roman" w:cs="Times New Roman"/>
+                <w:b/>
+                <w:kern w:val="2"/>
+                <w:sz w:val="21"/>
+                <w:szCs w:val="21"/>
+              </w:rPr>
+            </w:pPr>
+            <w:r>
+              <w:rPr>
+                <w:rFonts w:hint="eastAsia" w:ascii="Times New Roman" w:hAnsi="Times New Roman" w:cs="Times New Roman"/>
+                <w:b/>
+                <w:kern w:val="2"/>
+                <w:sz w:val="21"/>
+                <w:szCs w:val="21"/>
+              </w:rPr>
+              <w:t>证券代码</w:t>
+            </w:r>
+          </w:p>
+        </w:tc>
+        <w:tc>
+          <w:tcPr>
+            <w:tcW w:w="7625" w:type="dxa"/>
+            <w:vAlign w:val="center"/>
+          </w:tcPr>
+          <w:p>
+            <w:pPr>
+              <w:widowControl w:val="0"/>
+              <w:jc w:val="center"/>
+              <w:rPr>
+                <w:rFonts w:hint="eastAsia" w:ascii="Times New Roman" w:hAnsi="Times New Roman" w:cs="Times New Roman"/>
+                <w:b/>
+                <w:kern w:val="2"/>
+                <w:sz w:val="21"/>
+                <w:szCs w:val="21"/>
+              </w:rPr>
+            </w:pPr>
+            <w:r>
+              <w:rPr>
+                <w:rFonts w:hint="eastAsia" w:ascii="Times New Roman" w:hAnsi="Times New Roman" w:cs="Times New Roman"/>
+                <w:b/>
+                <w:kern w:val="2"/>
+                <w:sz w:val="21"/>
+                <w:szCs w:val="21"/>
+              </w:rPr>
+              <w:t>收入确认具体原则</w:t>
+            </w:r>
+          </w:p>
+        </w:tc>
+      </w:tr>
+      <w:tr>
+        <w:trPr>
+          <w:trHeight w:val="397" w:hRule="atLeast"/>
+          <w:jc w:val="center"/>
+        </w:trPr>
+        <w:tc>
+          <w:tcPr>
+            <w:tcW w:w="1600" w:type="dxa"/>
+            <w:vAlign w:val="center"/>
+          </w:tcPr>
+          <w:p>
+            <w:pPr>
+              <w:widowControl w:val="0"/>
+              <w:jc w:val="center"/>
+              <w:rPr>
+                <w:rFonts w:hint="eastAsia" w:ascii="Times New Roman" w:hAnsi="Times New Roman" w:cs="Times New Roman"/>
+                <w:kern w:val="2"/>
+                <w:sz w:val="21"/>
+                <w:szCs w:val="21"/>
+              </w:rPr>
+            </w:pPr>
+            <w:r>
+              <w:rPr>
+                <w:rFonts w:hint="eastAsia" w:ascii="Times New Roman" w:hAnsi="Times New Roman" w:cs="Times New Roman"/>
+                <w:kern w:val="2"/>
+                <w:sz w:val="21"/>
+                <w:szCs w:val="21"/>
+              </w:rPr>
+              <w:t>汤臣倍健</w:t>
+            </w:r>
+          </w:p>
+        </w:tc>
+        <w:tc>
+          <w:tcPr>
+            <w:tcW w:w="1200" w:type="dxa"/>
+            <w:vAlign w:val="center"/>
+          </w:tcPr>
+          <w:p>
+            <w:pPr>
+              <w:widowControl w:val="0"/>
+              <w:jc w:val="center"/>
+              <w:rPr>
+                <w:rFonts w:hint="eastAsia" w:ascii="Times New Roman" w:hAnsi="Times New Roman" w:cs="Times New Roman"/>
+                <w:kern w:val="2"/>
+                <w:sz w:val="21"/>
+                <w:szCs w:val="21"/>
+              </w:rPr>
+            </w:pPr>
+            <w:r>
+              <w:rPr>
+                <w:rFonts w:hint="eastAsia" w:ascii="Times New Roman" w:hAnsi="Times New Roman" w:cs="Times New Roman"/>
+                <w:kern w:val="2"/>
+                <w:sz w:val="21"/>
+                <w:szCs w:val="21"/>
+              </w:rPr>
+              <w:t>300146</w:t>
+            </w:r>
+          </w:p>
+        </w:tc>
+        <w:tc>
+          <w:tcPr>
+            <w:tcW w:w="7625" w:type="dxa"/>
+            <w:vAlign w:val="center"/>
+          </w:tcPr>
+          <w:p>
+            <w:pPr>
+              <w:widowControl w:val="0"/>
+              <w:jc w:val="both"/>
+              <w:rPr>
+                <w:rFonts w:hint="eastAsia" w:ascii="Times New Roman" w:hAnsi="Times New Roman" w:cs="Times New Roman"/>
+                <w:kern w:val="2"/>
+                <w:sz w:val="21"/>
+                <w:szCs w:val="21"/>
+              </w:rPr>
+            </w:pPr>
+            <w:r>
+              <w:rPr>
+                <w:rFonts w:hint="eastAsia" w:ascii="Times New Roman" w:hAnsi="Times New Roman" w:cs="Times New Roman"/>
+                <w:kern w:val="2"/>
+                <w:sz w:val="21"/>
+                <w:szCs w:val="21"/>
+              </w:rPr>
+              <w:t>【摘录自2025年年度报告，待补充】</w:t>
+            </w:r>
+          </w:p>
+        </w:tc>
+      </w:tr>
+      <w:tr>
+        <w:trPr>
+          <w:trHeight w:val="397" w:hRule="atLeast"/>
+          <w:jc w:val="center"/>
+        </w:trPr>
+        <w:tc>
+          <w:tcPr>
+            <w:tcW w:w="1600" w:type="dxa"/>
+            <w:vAlign w:val="center"/>
+          </w:tcPr>
+          <w:p>
+            <w:pPr>
+              <w:widowControl w:val="0"/>
+              <w:jc w:val="center"/>
+              <w:rPr>
+                <w:rFonts w:hint="eastAsia" w:ascii="Times New Roman" w:hAnsi="Times New Roman" w:cs="Times New Roman"/>
+                <w:kern w:val="2"/>
+                <w:sz w:val="21"/>
+                <w:szCs w:val="21"/>
+              </w:rPr>
+            </w:pPr>
+            <w:r>
+              <w:rPr>
+                <w:rFonts w:hint="eastAsia" w:ascii="Times New Roman" w:hAnsi="Times New Roman" w:cs="Times New Roman"/>
+                <w:kern w:val="2"/>
+                <w:sz w:val="21"/>
+                <w:szCs w:val="21"/>
+              </w:rPr>
+              <w:t>百合股份</w:t>
+            </w:r>
+          </w:p>
+        </w:tc>
+        <w:tc>
+          <w:tcPr>
+            <w:tcW w:w="1200" w:type="dxa"/>
+            <w:vAlign w:val="center"/>
+          </w:tcPr>
+          <w:p>
+            <w:pPr>
+              <w:widowControl w:val="0"/>
+              <w:jc w:val="center"/>
+              <w:rPr>
+                <w:rFonts w:hint="eastAsia" w:ascii="Times New Roman" w:hAnsi="Times New Roman" w:cs="Times New Roman"/>
+                <w:kern w:val="2"/>
+                <w:sz w:val="21"/>
+                <w:szCs w:val="21"/>
+              </w:rPr>
+            </w:pPr>
+            <w:r>
+              <w:rPr>
+                <w:rFonts w:hint="eastAsia" w:ascii="Times New Roman" w:hAnsi="Times New Roman" w:cs="Times New Roman"/>
+                <w:kern w:val="2"/>
+                <w:sz w:val="21"/>
+                <w:szCs w:val="21"/>
+              </w:rPr>
+              <w:t>603102</w:t>
+            </w:r>
+          </w:p>
+        </w:tc>
+        <w:tc>
+          <w:tcPr>
+            <w:tcW w:w="7625" w:type="dxa"/>
+            <w:vAlign w:val="center"/>
+          </w:tcPr>
+          <w:p>
+            <w:pPr>
+              <w:widowControl w:val="0"/>
+              <w:jc w:val="both"/>
+              <w:rPr>
+                <w:rFonts w:hint="eastAsia" w:ascii="Times New Roman" w:hAnsi="Times New Roman" w:cs="Times New Roman"/>
+                <w:kern w:val="2"/>
+                <w:sz w:val="21"/>
+                <w:szCs w:val="21"/>
+              </w:rPr>
+            </w:pPr>
+            <w:r>
+              <w:rPr>
+                <w:rFonts w:hint="eastAsia" w:ascii="Times New Roman" w:hAnsi="Times New Roman" w:cs="Times New Roman"/>
+                <w:kern w:val="2"/>
+                <w:sz w:val="21"/>
+                <w:szCs w:val="21"/>
+              </w:rPr>
+              <w:t>【摘录自2025年年度报告，待补充】</w:t>
+            </w:r>
+          </w:p>
+        </w:tc>
+      </w:tr>
+      <w:tr>
+        <w:trPr>
+          <w:trHeight w:val="397" w:hRule="atLeast"/>
+          <w:jc w:val="center"/>
+        </w:trPr>
+        <w:tc>
+          <w:tcPr>
+            <w:tcW w:w="1600" w:type="dxa"/>
+            <w:vAlign w:val="center"/>
+          </w:tcPr>
+          <w:p>
+            <w:pPr>
+              <w:widowControl w:val="0"/>
+              <w:jc w:val="center"/>
+              <w:rPr>
+                <w:rFonts w:hint="eastAsia" w:ascii="Times New Roman" w:hAnsi="Times New Roman" w:cs="Times New Roman"/>
+                <w:kern w:val="2"/>
+                <w:sz w:val="21"/>
+                <w:szCs w:val="21"/>
+              </w:rPr>
+            </w:pPr>
+            <w:r>
+              <w:rPr>
+                <w:rFonts w:hint="eastAsia" w:ascii="Times New Roman" w:hAnsi="Times New Roman" w:cs="Times New Roman"/>
+                <w:kern w:val="2"/>
+                <w:sz w:val="21"/>
+                <w:szCs w:val="21"/>
+              </w:rPr>
+              <w:t>仙乐健康</w:t>
+            </w:r>
+          </w:p>
+        </w:tc>
+        <w:tc>
+          <w:tcPr>
+            <w:tcW w:w="1200" w:type="dxa"/>
+            <w:vAlign w:val="center"/>
+          </w:tcPr>
+          <w:p>
+            <w:pPr>
+              <w:widowControl w:val="0"/>
+              <w:jc w:val="center"/>
+              <w:rPr>
+                <w:rFonts w:hint="eastAsia" w:ascii="Times New Roman" w:hAnsi="Times New Roman" w:cs="Times New Roman"/>
+                <w:kern w:val="2"/>
+                <w:sz w:val="21"/>
+                <w:szCs w:val="21"/>
+              </w:rPr>
+            </w:pPr>
+            <w:r>
+              <w:rPr>
+                <w:rFonts w:hint="eastAsia" w:ascii="Times New Roman" w:hAnsi="Times New Roman" w:cs="Times New Roman"/>
+                <w:kern w:val="2"/>
+                <w:sz w:val="21"/>
+                <w:szCs w:val="21"/>
+              </w:rPr>
+              <w:t>300791</w:t>
+            </w:r>
+          </w:p>
+        </w:tc>
+        <w:tc>
+          <w:tcPr>
+            <w:tcW w:w="7625" w:type="dxa"/>
+            <w:vAlign w:val="center"/>
+          </w:tcPr>
+          <w:p>
+            <w:pPr>
+              <w:widowControl w:val="0"/>
+              <w:jc w:val="both"/>
+              <w:rPr>
+                <w:rFonts w:hint="eastAsia" w:ascii="Times New Roman" w:hAnsi="Times New Roman" w:cs="Times New Roman"/>
+                <w:kern w:val="2"/>
+                <w:sz w:val="21"/>
+                <w:szCs w:val="21"/>
+              </w:rPr>
+            </w:pPr>
+            <w:r>
+              <w:rPr>
+                <w:rFonts w:hint="eastAsia" w:ascii="Times New Roman" w:hAnsi="Times New Roman" w:cs="Times New Roman"/>
+                <w:kern w:val="2"/>
+                <w:sz w:val="21"/>
+                <w:szCs w:val="21"/>
+              </w:rPr>
+              <w:t>【摘录自2025年年度报告，待补充】</w:t>
+            </w:r>
+          </w:p>
+        </w:tc>
+      </w:tr>
+      <w:tr>
+        <w:trPr>
+          <w:trHeight w:val="397" w:hRule="atLeast"/>
+          <w:jc w:val="center"/>
+        </w:trPr>
+        <w:tc>
+          <w:tcPr>
+            <w:tcW w:w="1600" w:type="dxa"/>
+            <w:vAlign w:val="center"/>
+          </w:tcPr>
+          <w:p>
+            <w:pPr>
+              <w:widowControl w:val="0"/>
+              <w:jc w:val="center"/>
+              <w:rPr>
+                <w:rFonts w:hint="eastAsia" w:ascii="Times New Roman" w:hAnsi="Times New Roman" w:cs="Times New Roman"/>
+                <w:kern w:val="2"/>
+                <w:sz w:val="21"/>
+                <w:szCs w:val="21"/>
+              </w:rPr>
+            </w:pPr>
+            <w:r>
+              <w:rPr>
+                <w:rFonts w:hint="eastAsia" w:ascii="Times New Roman" w:hAnsi="Times New Roman" w:cs="Times New Roman"/>
+                <w:kern w:val="2"/>
+                <w:sz w:val="21"/>
+                <w:szCs w:val="21"/>
+              </w:rPr>
+              <w:t>金达威</w:t>
+            </w:r>
+          </w:p>
+        </w:tc>
+        <w:tc>
+          <w:tcPr>
+            <w:tcW w:w="1200" w:type="dxa"/>
+            <w:vAlign w:val="center"/>
+          </w:tcPr>
+          <w:p>
+            <w:pPr>
+              <w:widowControl w:val="0"/>
+              <w:jc w:val="center"/>
+              <w:rPr>
+                <w:rFonts w:hint="eastAsia" w:ascii="Times New Roman" w:hAnsi="Times New Roman" w:cs="Times New Roman"/>
+                <w:kern w:val="2"/>
+                <w:sz w:val="21"/>
+                <w:szCs w:val="21"/>
+              </w:rPr>
+            </w:pPr>
+            <w:r>
+              <w:rPr>
+                <w:rFonts w:hint="eastAsia" w:ascii="Times New Roman" w:hAnsi="Times New Roman" w:cs="Times New Roman"/>
+                <w:kern w:val="2"/>
+                <w:sz w:val="21"/>
+                <w:szCs w:val="21"/>
+              </w:rPr>
+              <w:t>002626</w:t>
+            </w:r>
+          </w:p>
+        </w:tc>
+        <w:tc>
+          <w:tcPr>
+            <w:tcW w:w="7625" w:type="dxa"/>
+            <w:vAlign w:val="center"/>
+          </w:tcPr>
+          <w:p>
+            <w:pPr>
+              <w:widowControl w:val="0"/>
+              <w:jc w:val="both"/>
+              <w:rPr>
+                <w:rFonts w:hint="eastAsia" w:ascii="Times New Roman" w:hAnsi="Times New Roman" w:cs="Times New Roman"/>
+                <w:kern w:val="2"/>
+                <w:sz w:val="21"/>
+                <w:szCs w:val="21"/>
+              </w:rPr>
+            </w:pPr>
+            <w:r>
+              <w:rPr>
+                <w:rFonts w:hint="eastAsia" w:ascii="Times New Roman" w:hAnsi="Times New Roman" w:cs="Times New Roman"/>
+                <w:kern w:val="2"/>
+                <w:sz w:val="21"/>
+                <w:szCs w:val="21"/>
+              </w:rPr>
+              <w:t>【摘录自2025年年度报告，待补充】</w:t>
+            </w:r>
+          </w:p>
+        </w:tc>
+      </w:tr>
+    </w:tbl>
+    <w:p>
+      <w:pPr>
+        <w:spacing w:before="163" w:beforeLines="50" w:after="163" w:afterLines="50" w:line="360" w:lineRule="auto"/>
+        <w:ind w:firstLine="480" w:firstLineChars="200"/>
+        <w:jc w:val="both"/>
+        <w:rPr>
+          <w:rFonts w:ascii="Times New Roman" w:hAnsi="Times New Roman" w:cs="Times New Roman"/>
+        </w:rPr>
+      </w:pPr>
+      <w:r>
+        <w:rPr>
+          <w:rFonts w:hint="eastAsia" w:ascii="Times New Roman" w:hAnsi="Times New Roman" w:cs="Times New Roman"/>
+        </w:rPr>
+        <w:t>注：前表系食品行业经销模式的审核及披露案例，用于说明行业惯例及监管审核口径；本表系公司同行业（保健食品）可比上市公司，用于招股说明书所需的会计政策比较，其具体表述待取得各公司2025年年度报告后补充。</w:t>
       </w:r>
     </w:p>
     <w:p>
@@ -16081,7 +17649,7 @@
           <w:b/>
           <w:bCs/>
         </w:rPr>
-        <w:t>建议：参考同行业上市公司收入确认原则，结合公司实际业务实质及审核案例，建议将经销模式下的内销收入确认时点调整为客户签收（含客户自提），以经客户签署姓名及日期并加盖公章的签收单、验收单作为收入确认的支持性单据；对月末已发出但客户尚未签收的商品，通过发出商品科目核算，于次月客户签收时确认收入并结转相应成本；对电商渠道（天猫、京东、拼多多、抖音等）销售，以平台确认收货（含系统自动确认收货）时点确认收入，并根据公司在交易中的身份审慎判断采用总额法或净额法核算；对涉及安装、调试或验收条款的销售，以客户验收合格时点确认收入。会计政策确定后，需按照确定的政策对报告期各期收入进行重新计算，作为前期差错更正处理，并在审计报告中充分披露。</w:t>
+        <w:t>建议：参考上述行业案例及同行业可比公司的收入确认原则，结合公司实际业务实质，建议将经销模式下的内销收入确认时点调整为客户签收（含客户自提），以经客户签署姓名及日期并加盖公章的签收单、验收单作为收入确认的支持性单据，销售订单、出库单、运单及回款记录作为辅助核对资料；对月末已发出但客户尚未签收的商品，通过发出商品科目核算，于次月客户签收时确认收入并结转相应成本；对电商渠道（天猫、京东、拼多多、抖音等）销售，以平台确认收货（含系统自动确认收货）时点确认收入，并根据公司在交易中的身份审慎判断采用总额法或净额法核算。会计政策确定后，需按照确定的政策对报告期各期收入进行重新计算，作为前期差错更正处理，并在审计报告中充分披露；同时应同步修订经销协议中关于交付、验收及风险转移的条款，使合同约定、会计政策与实际执行口径三者一致。</w:t>
       </w:r>
     </w:p>
     <w:p>
@@ -16097,7 +17665,701 @@
         <w:rPr>
           <w:rFonts w:hint="eastAsia" w:ascii="Times New Roman" w:hAnsi="Times New Roman" w:cs="Times New Roman"/>
         </w:rPr>
-        <w:t>（2）销售内部控制及单据管理</w:t>
+        <w:t>（2）经销收入的监管审核关注重点</w:t>
+      </w:r>
+    </w:p>
+    <w:p>
+      <w:pPr>
+        <w:spacing w:before="163" w:beforeLines="50" w:after="163" w:afterLines="50" w:line="360" w:lineRule="auto"/>
+        <w:ind w:firstLine="480" w:firstLineChars="200"/>
+        <w:jc w:val="both"/>
+        <w:rPr>
+          <w:rFonts w:ascii="Times New Roman" w:hAnsi="Times New Roman" w:cs="Times New Roman"/>
+        </w:rPr>
+      </w:pPr>
+      <w:r>
+        <w:rPr>
+          <w:rFonts w:hint="eastAsia" w:ascii="Times New Roman" w:hAnsi="Times New Roman" w:cs="Times New Roman"/>
+        </w:rPr>
+        <w:t>从上述案例的问询情况看，监管机构对食品行业经销收入的审核关注点高度集中，且多项关注方向与公司目前存在的问题直接对应。具体归纳如下：</w:t>
+      </w:r>
+    </w:p>
+    <w:tbl>
+      <w:tblPr>
+        <w:tblStyle w:val="64"/>
+        <w:tblW w:w="10425" w:type="dxa"/>
+        <w:jc w:val="center"/>
+        <w:tblBorders>
+          <w:top w:val="single" w:color="auto" w:sz="12" w:space="0"/>
+          <w:left w:val="single" w:color="auto" w:sz="12" w:space="0"/>
+          <w:bottom w:val="single" w:color="auto" w:sz="12" w:space="0"/>
+          <w:right w:val="single" w:color="auto" w:sz="12" w:space="0"/>
+          <w:insideH w:val="single" w:color="auto" w:sz="6" w:space="0"/>
+          <w:insideV w:val="single" w:color="auto" w:sz="6" w:space="0"/>
+        </w:tblBorders>
+        <w:tblLayout w:type="fixed"/>
+        <w:tblCellMar>
+          <w:top w:w="0" w:type="dxa"/>
+          <w:left w:w="108" w:type="dxa"/>
+          <w:bottom w:w="0" w:type="dxa"/>
+          <w:right w:w="108" w:type="dxa"/>
+        </w:tblCellMar>
+      </w:tblPr>
+      <w:tblGrid>
+        <w:gridCol w:w="1600"/>
+        <w:gridCol w:w="4400"/>
+        <w:gridCol w:w="4425"/>
+      </w:tblGrid>
+      <w:tr>
+        <w:trPr>
+          <w:trHeight w:val="397" w:hRule="atLeast"/>
+          <w:jc w:val="center"/>
+        </w:trPr>
+        <w:tc>
+          <w:tcPr>
+            <w:tcW w:w="1600" w:type="dxa"/>
+            <w:vAlign w:val="center"/>
+          </w:tcPr>
+          <w:p>
+            <w:pPr>
+              <w:widowControl w:val="0"/>
+              <w:jc w:val="center"/>
+              <w:rPr>
+                <w:rFonts w:hint="eastAsia" w:ascii="Times New Roman" w:hAnsi="Times New Roman" w:cs="Times New Roman"/>
+                <w:b/>
+                <w:kern w:val="2"/>
+                <w:sz w:val="21"/>
+                <w:szCs w:val="21"/>
+              </w:rPr>
+            </w:pPr>
+            <w:r>
+              <w:rPr>
+                <w:rFonts w:hint="eastAsia" w:ascii="Times New Roman" w:hAnsi="Times New Roman" w:cs="Times New Roman"/>
+                <w:b/>
+                <w:kern w:val="2"/>
+                <w:sz w:val="21"/>
+                <w:szCs w:val="21"/>
+              </w:rPr>
+              <w:t>关注方向</w:t>
+            </w:r>
+          </w:p>
+        </w:tc>
+        <w:tc>
+          <w:tcPr>
+            <w:tcW w:w="4400" w:type="dxa"/>
+            <w:vAlign w:val="center"/>
+          </w:tcPr>
+          <w:p>
+            <w:pPr>
+              <w:widowControl w:val="0"/>
+              <w:jc w:val="center"/>
+              <w:rPr>
+                <w:rFonts w:hint="eastAsia" w:ascii="Times New Roman" w:hAnsi="Times New Roman" w:cs="Times New Roman"/>
+                <w:b/>
+                <w:kern w:val="2"/>
+                <w:sz w:val="21"/>
+                <w:szCs w:val="21"/>
+              </w:rPr>
+            </w:pPr>
+            <w:r>
+              <w:rPr>
+                <w:rFonts w:hint="eastAsia" w:ascii="Times New Roman" w:hAnsi="Times New Roman" w:cs="Times New Roman"/>
+                <w:b/>
+                <w:kern w:val="2"/>
+                <w:sz w:val="21"/>
+                <w:szCs w:val="21"/>
+              </w:rPr>
+              <w:t>监管问询的典型问题</w:t>
+            </w:r>
+          </w:p>
+        </w:tc>
+        <w:tc>
+          <w:tcPr>
+            <w:tcW w:w="4425" w:type="dxa"/>
+            <w:vAlign w:val="center"/>
+          </w:tcPr>
+          <w:p>
+            <w:pPr>
+              <w:widowControl w:val="0"/>
+              <w:jc w:val="center"/>
+              <w:rPr>
+                <w:rFonts w:hint="eastAsia" w:ascii="Times New Roman" w:hAnsi="Times New Roman" w:cs="Times New Roman"/>
+                <w:b/>
+                <w:kern w:val="2"/>
+                <w:sz w:val="21"/>
+                <w:szCs w:val="21"/>
+              </w:rPr>
+            </w:pPr>
+            <w:r>
+              <w:rPr>
+                <w:rFonts w:hint="eastAsia" w:ascii="Times New Roman" w:hAnsi="Times New Roman" w:cs="Times New Roman"/>
+                <w:b/>
+                <w:kern w:val="2"/>
+                <w:sz w:val="21"/>
+                <w:szCs w:val="21"/>
+              </w:rPr>
+              <w:t>公司目前情况及需准备事项</w:t>
+            </w:r>
+          </w:p>
+        </w:tc>
+      </w:tr>
+      <w:tr>
+        <w:trPr>
+          <w:trHeight w:val="397" w:hRule="atLeast"/>
+          <w:jc w:val="center"/>
+        </w:trPr>
+        <w:tc>
+          <w:tcPr>
+            <w:tcW w:w="1600" w:type="dxa"/>
+            <w:vAlign w:val="center"/>
+          </w:tcPr>
+          <w:p>
+            <w:pPr>
+              <w:widowControl w:val="0"/>
+              <w:jc w:val="center"/>
+              <w:rPr>
+                <w:rFonts w:hint="eastAsia" w:ascii="Times New Roman" w:hAnsi="Times New Roman" w:cs="Times New Roman"/>
+                <w:kern w:val="2"/>
+                <w:sz w:val="21"/>
+                <w:szCs w:val="21"/>
+              </w:rPr>
+            </w:pPr>
+            <w:r>
+              <w:rPr>
+                <w:rFonts w:hint="eastAsia" w:ascii="Times New Roman" w:hAnsi="Times New Roman" w:cs="Times New Roman"/>
+                <w:kern w:val="2"/>
+                <w:sz w:val="21"/>
+                <w:szCs w:val="21"/>
+              </w:rPr>
+              <w:t>收入确认时点与控制权转移的一致性</w:t>
+            </w:r>
+          </w:p>
+        </w:tc>
+        <w:tc>
+          <w:tcPr>
+            <w:tcW w:w="4400" w:type="dxa"/>
+            <w:vAlign w:val="center"/>
+          </w:tcPr>
+          <w:p>
+            <w:pPr>
+              <w:widowControl w:val="0"/>
+              <w:jc w:val="both"/>
+              <w:rPr>
+                <w:rFonts w:hint="eastAsia" w:ascii="Times New Roman" w:hAnsi="Times New Roman" w:cs="Times New Roman"/>
+                <w:kern w:val="2"/>
+                <w:sz w:val="21"/>
+                <w:szCs w:val="21"/>
+              </w:rPr>
+            </w:pPr>
+            <w:r>
+              <w:rPr>
+                <w:rFonts w:hint="eastAsia" w:ascii="Times New Roman" w:hAnsi="Times New Roman" w:cs="Times New Roman"/>
+                <w:kern w:val="2"/>
+                <w:sz w:val="21"/>
+                <w:szCs w:val="21"/>
+              </w:rPr>
+              <w:t>经销收入确认方法、确认依据及签收时点是否符合控制权转移原则和行业惯例；收入确认政策是否与合同约定的交付、验收及风险转移条款一致；是否存在相近时点下单而收入确认时间差异异常的情形。</w:t>
+            </w:r>
+          </w:p>
+        </w:tc>
+        <w:tc>
+          <w:tcPr>
+            <w:tcW w:w="4425" w:type="dxa"/>
+            <w:vAlign w:val="center"/>
+          </w:tcPr>
+          <w:p>
+            <w:pPr>
+              <w:widowControl w:val="0"/>
+              <w:jc w:val="both"/>
+              <w:rPr>
+                <w:rFonts w:hint="eastAsia" w:ascii="Times New Roman" w:hAnsi="Times New Roman" w:cs="Times New Roman"/>
+                <w:kern w:val="2"/>
+                <w:sz w:val="21"/>
+                <w:szCs w:val="21"/>
+              </w:rPr>
+            </w:pPr>
+            <w:r>
+              <w:rPr>
+                <w:rFonts w:hint="eastAsia" w:ascii="Times New Roman" w:hAnsi="Times New Roman" w:cs="Times New Roman"/>
+                <w:kern w:val="2"/>
+                <w:sz w:val="21"/>
+                <w:szCs w:val="21"/>
+              </w:rPr>
+              <w:t>公司以出库时点确认收入，与《销售模式说明》约定的签收验收条款不一致，且2024年度审计报告附注的收入政策沿用燕京啤酒模板。需在确定新政策后重新计算报告期各期收入，并统一合同条款、会计政策与实际执行口径。</w:t>
+            </w:r>
+          </w:p>
+        </w:tc>
+      </w:tr>
+      <w:tr>
+        <w:trPr>
+          <w:trHeight w:val="397" w:hRule="atLeast"/>
+          <w:jc w:val="center"/>
+        </w:trPr>
+        <w:tc>
+          <w:tcPr>
+            <w:tcW w:w="1600" w:type="dxa"/>
+            <w:vAlign w:val="center"/>
+          </w:tcPr>
+          <w:p>
+            <w:pPr>
+              <w:widowControl w:val="0"/>
+              <w:jc w:val="center"/>
+              <w:rPr>
+                <w:rFonts w:hint="eastAsia" w:ascii="Times New Roman" w:hAnsi="Times New Roman" w:cs="Times New Roman"/>
+                <w:kern w:val="2"/>
+                <w:sz w:val="21"/>
+                <w:szCs w:val="21"/>
+              </w:rPr>
+            </w:pPr>
+            <w:r>
+              <w:rPr>
+                <w:rFonts w:hint="eastAsia" w:ascii="Times New Roman" w:hAnsi="Times New Roman" w:cs="Times New Roman"/>
+                <w:kern w:val="2"/>
+                <w:sz w:val="21"/>
+                <w:szCs w:val="21"/>
+              </w:rPr>
+              <w:t>签收单据的完备性与截止性</w:t>
+            </w:r>
+          </w:p>
+        </w:tc>
+        <w:tc>
+          <w:tcPr>
+            <w:tcW w:w="4400" w:type="dxa"/>
+            <w:vAlign w:val="center"/>
+          </w:tcPr>
+          <w:p>
+            <w:pPr>
+              <w:widowControl w:val="0"/>
+              <w:jc w:val="both"/>
+              <w:rPr>
+                <w:rFonts w:hint="eastAsia" w:ascii="Times New Roman" w:hAnsi="Times New Roman" w:cs="Times New Roman"/>
+                <w:kern w:val="2"/>
+                <w:sz w:val="21"/>
+                <w:szCs w:val="21"/>
+              </w:rPr>
+            </w:pPr>
+            <w:r>
+              <w:rPr>
+                <w:rFonts w:hint="eastAsia" w:ascii="Times New Roman" w:hAnsi="Times New Roman" w:cs="Times New Roman"/>
+                <w:kern w:val="2"/>
+                <w:sz w:val="21"/>
+                <w:szCs w:val="21"/>
+              </w:rPr>
+              <w:t>签收单缺失、未签字盖章、未载明签收日期等单据瑕疵是否导致跨期确认；发出商品、客户签收与收入确认的截止性是否准确；销售相关内部控制是否有效。</w:t>
+            </w:r>
+          </w:p>
+        </w:tc>
+        <w:tc>
+          <w:tcPr>
+            <w:tcW w:w="4425" w:type="dxa"/>
+            <w:vAlign w:val="center"/>
+          </w:tcPr>
+          <w:p>
+            <w:pPr>
+              <w:widowControl w:val="0"/>
+              <w:jc w:val="both"/>
+              <w:rPr>
+                <w:rFonts w:hint="eastAsia" w:ascii="Times New Roman" w:hAnsi="Times New Roman" w:cs="Times New Roman"/>
+                <w:kern w:val="2"/>
+                <w:sz w:val="21"/>
+                <w:szCs w:val="21"/>
+              </w:rPr>
+            </w:pPr>
+            <w:r>
+              <w:rPr>
+                <w:rFonts w:hint="eastAsia" w:ascii="Times New Roman" w:hAnsi="Times New Roman" w:cs="Times New Roman"/>
+                <w:kern w:val="2"/>
+                <w:sz w:val="21"/>
+                <w:szCs w:val="21"/>
+              </w:rPr>
+              <w:t>公司目前以出库单为唯一支持性单据，签收单、验收单的取得及归档情况尚待核查；发出商品科目期初、期末余额均为零，未对在途商品进行核算。需建立签收单管理制度、补全报告期签收记录，并在各期末执行销售截止性测试。</w:t>
+            </w:r>
+          </w:p>
+        </w:tc>
+      </w:tr>
+      <w:tr>
+        <w:trPr>
+          <w:trHeight w:val="397" w:hRule="atLeast"/>
+          <w:jc w:val="center"/>
+        </w:trPr>
+        <w:tc>
+          <w:tcPr>
+            <w:tcW w:w="1600" w:type="dxa"/>
+            <w:vAlign w:val="center"/>
+          </w:tcPr>
+          <w:p>
+            <w:pPr>
+              <w:widowControl w:val="0"/>
+              <w:jc w:val="center"/>
+              <w:rPr>
+                <w:rFonts w:hint="eastAsia" w:ascii="Times New Roman" w:hAnsi="Times New Roman" w:cs="Times New Roman"/>
+                <w:kern w:val="2"/>
+                <w:sz w:val="21"/>
+                <w:szCs w:val="21"/>
+              </w:rPr>
+            </w:pPr>
+            <w:r>
+              <w:rPr>
+                <w:rFonts w:hint="eastAsia" w:ascii="Times New Roman" w:hAnsi="Times New Roman" w:cs="Times New Roman"/>
+                <w:kern w:val="2"/>
+                <w:sz w:val="21"/>
+                <w:szCs w:val="21"/>
+              </w:rPr>
+              <w:t>经销商进销存与终端销售的匹配</w:t>
+            </w:r>
+          </w:p>
+        </w:tc>
+        <w:tc>
+          <w:tcPr>
+            <w:tcW w:w="4400" w:type="dxa"/>
+            <w:vAlign w:val="center"/>
+          </w:tcPr>
+          <w:p>
+            <w:pPr>
+              <w:widowControl w:val="0"/>
+              <w:jc w:val="both"/>
+              <w:rPr>
+                <w:rFonts w:hint="eastAsia" w:ascii="Times New Roman" w:hAnsi="Times New Roman" w:cs="Times New Roman"/>
+                <w:kern w:val="2"/>
+                <w:sz w:val="21"/>
+                <w:szCs w:val="21"/>
+              </w:rPr>
+            </w:pPr>
+            <w:r>
+              <w:rPr>
+                <w:rFonts w:hint="eastAsia" w:ascii="Times New Roman" w:hAnsi="Times New Roman" w:cs="Times New Roman"/>
+                <w:kern w:val="2"/>
+                <w:sz w:val="21"/>
+                <w:szCs w:val="21"/>
+              </w:rPr>
+              <w:t>经销商备货、进销存、期末库存、期后销售及终端销售是否匹配；是否存在渠道压货、期末突击发货或提前确认收入；期末发货的月度分布是否异常。</w:t>
+            </w:r>
+          </w:p>
+        </w:tc>
+        <w:tc>
+          <w:tcPr>
+            <w:tcW w:w="4425" w:type="dxa"/>
+            <w:vAlign w:val="center"/>
+          </w:tcPr>
+          <w:p>
+            <w:pPr>
+              <w:widowControl w:val="0"/>
+              <w:jc w:val="both"/>
+              <w:rPr>
+                <w:rFonts w:hint="eastAsia" w:ascii="Times New Roman" w:hAnsi="Times New Roman" w:cs="Times New Roman"/>
+                <w:kern w:val="2"/>
+                <w:sz w:val="21"/>
+                <w:szCs w:val="21"/>
+              </w:rPr>
+            </w:pPr>
+            <w:r>
+              <w:rPr>
+                <w:rFonts w:hint="eastAsia" w:ascii="Times New Roman" w:hAnsi="Times New Roman" w:cs="Times New Roman"/>
+                <w:kern w:val="2"/>
+                <w:sz w:val="21"/>
+                <w:szCs w:val="21"/>
+              </w:rPr>
+              <w:t>公司尚未建立经销商进销存台账，尽调清单2-4-5-2经销商管理台账及2-4-5-5经销商库存、终端销售数据尚未提供。需要求主要经销商按月报送进销存及终端销售数据，并分析报告期各期末发货的月度分布。</w:t>
+            </w:r>
+          </w:p>
+        </w:tc>
+      </w:tr>
+      <w:tr>
+        <w:trPr>
+          <w:trHeight w:val="397" w:hRule="atLeast"/>
+          <w:jc w:val="center"/>
+        </w:trPr>
+        <w:tc>
+          <w:tcPr>
+            <w:tcW w:w="1600" w:type="dxa"/>
+            <w:vAlign w:val="center"/>
+          </w:tcPr>
+          <w:p>
+            <w:pPr>
+              <w:widowControl w:val="0"/>
+              <w:jc w:val="center"/>
+              <w:rPr>
+                <w:rFonts w:hint="eastAsia" w:ascii="Times New Roman" w:hAnsi="Times New Roman" w:cs="Times New Roman"/>
+                <w:kern w:val="2"/>
+                <w:sz w:val="21"/>
+                <w:szCs w:val="21"/>
+              </w:rPr>
+            </w:pPr>
+            <w:r>
+              <w:rPr>
+                <w:rFonts w:hint="eastAsia" w:ascii="Times New Roman" w:hAnsi="Times New Roman" w:cs="Times New Roman"/>
+                <w:kern w:val="2"/>
+                <w:sz w:val="21"/>
+                <w:szCs w:val="21"/>
+              </w:rPr>
+              <w:t>返利、折扣及第三方回款</w:t>
+            </w:r>
+          </w:p>
+        </w:tc>
+        <w:tc>
+          <w:tcPr>
+            <w:tcW w:w="4400" w:type="dxa"/>
+            <w:vAlign w:val="center"/>
+          </w:tcPr>
+          <w:p>
+            <w:pPr>
+              <w:widowControl w:val="0"/>
+              <w:jc w:val="both"/>
+              <w:rPr>
+                <w:rFonts w:hint="eastAsia" w:ascii="Times New Roman" w:hAnsi="Times New Roman" w:cs="Times New Roman"/>
+                <w:kern w:val="2"/>
+                <w:sz w:val="21"/>
+                <w:szCs w:val="21"/>
+              </w:rPr>
+            </w:pPr>
+            <w:r>
+              <w:rPr>
+                <w:rFonts w:hint="eastAsia" w:ascii="Times New Roman" w:hAnsi="Times New Roman" w:cs="Times New Roman"/>
+                <w:kern w:val="2"/>
+                <w:sz w:val="21"/>
+                <w:szCs w:val="21"/>
+              </w:rPr>
+              <w:t>经销商返利、预付款折扣、未开票收入及第三方回款的真实性、合理性及会计处理；返利比例波动及高返利客户的商业合理性；第三方回款下合同流、货物流、资金流是否一致。</w:t>
+            </w:r>
+          </w:p>
+        </w:tc>
+        <w:tc>
+          <w:tcPr>
+            <w:tcW w:w="4425" w:type="dxa"/>
+            <w:vAlign w:val="center"/>
+          </w:tcPr>
+          <w:p>
+            <w:pPr>
+              <w:widowControl w:val="0"/>
+              <w:jc w:val="both"/>
+              <w:rPr>
+                <w:rFonts w:hint="eastAsia" w:ascii="Times New Roman" w:hAnsi="Times New Roman" w:cs="Times New Roman"/>
+                <w:kern w:val="2"/>
+                <w:sz w:val="21"/>
+                <w:szCs w:val="21"/>
+              </w:rPr>
+            </w:pPr>
+            <w:r>
+              <w:rPr>
+                <w:rFonts w:hint="eastAsia" w:ascii="Times New Roman" w:hAnsi="Times New Roman" w:cs="Times New Roman"/>
+                <w:kern w:val="2"/>
+                <w:sz w:val="21"/>
+                <w:szCs w:val="21"/>
+              </w:rPr>
+              <w:t>公司返利以0元出货方式兑现且未入账，亦未建立返利台账（详见本节2、经销商返利政策的会计处理）；对经销商销售存在第三方回款情形。需建立返利台账并规范会计处理，梳理第三方回款明细并取得代付协议及相关方确认。</w:t>
+            </w:r>
+          </w:p>
+        </w:tc>
+      </w:tr>
+      <w:tr>
+        <w:trPr>
+          <w:trHeight w:val="397" w:hRule="atLeast"/>
+          <w:jc w:val="center"/>
+        </w:trPr>
+        <w:tc>
+          <w:tcPr>
+            <w:tcW w:w="1600" w:type="dxa"/>
+            <w:vAlign w:val="center"/>
+          </w:tcPr>
+          <w:p>
+            <w:pPr>
+              <w:widowControl w:val="0"/>
+              <w:jc w:val="center"/>
+              <w:rPr>
+                <w:rFonts w:hint="eastAsia" w:ascii="Times New Roman" w:hAnsi="Times New Roman" w:cs="Times New Roman"/>
+                <w:kern w:val="2"/>
+                <w:sz w:val="21"/>
+                <w:szCs w:val="21"/>
+              </w:rPr>
+            </w:pPr>
+            <w:r>
+              <w:rPr>
+                <w:rFonts w:hint="eastAsia" w:ascii="Times New Roman" w:hAnsi="Times New Roman" w:cs="Times New Roman"/>
+                <w:kern w:val="2"/>
+                <w:sz w:val="21"/>
+                <w:szCs w:val="21"/>
+              </w:rPr>
+              <w:t>经销商主体资质及特殊关系</w:t>
+            </w:r>
+          </w:p>
+        </w:tc>
+        <w:tc>
+          <w:tcPr>
+            <w:tcW w:w="4400" w:type="dxa"/>
+            <w:vAlign w:val="center"/>
+          </w:tcPr>
+          <w:p>
+            <w:pPr>
+              <w:widowControl w:val="0"/>
+              <w:jc w:val="both"/>
+              <w:rPr>
+                <w:rFonts w:hint="eastAsia" w:ascii="Times New Roman" w:hAnsi="Times New Roman" w:cs="Times New Roman"/>
+                <w:kern w:val="2"/>
+                <w:sz w:val="21"/>
+                <w:szCs w:val="21"/>
+              </w:rPr>
+            </w:pPr>
+            <w:r>
+              <w:rPr>
+                <w:rFonts w:hint="eastAsia" w:ascii="Times New Roman" w:hAnsi="Times New Roman" w:cs="Times New Roman"/>
+                <w:kern w:val="2"/>
+                <w:sz w:val="21"/>
+                <w:szCs w:val="21"/>
+              </w:rPr>
+              <w:t>经销商成立时间与合作时间、注册资本、经营能力与采购规模是否匹配；是否存在关联方、前员工、发行人董监高或员工持股、代持及异常资金往来；销售人员与经销商之间是否存在资金往来。</w:t>
+            </w:r>
+          </w:p>
+        </w:tc>
+        <w:tc>
+          <w:tcPr>
+            <w:tcW w:w="4425" w:type="dxa"/>
+            <w:vAlign w:val="center"/>
+          </w:tcPr>
+          <w:p>
+            <w:pPr>
+              <w:widowControl w:val="0"/>
+              <w:jc w:val="both"/>
+              <w:rPr>
+                <w:rFonts w:hint="eastAsia" w:ascii="Times New Roman" w:hAnsi="Times New Roman" w:cs="Times New Roman"/>
+                <w:kern w:val="2"/>
+                <w:sz w:val="21"/>
+                <w:szCs w:val="21"/>
+              </w:rPr>
+            </w:pPr>
+            <w:r>
+              <w:rPr>
+                <w:rFonts w:hint="eastAsia" w:ascii="Times New Roman" w:hAnsi="Times New Roman" w:cs="Times New Roman"/>
+                <w:kern w:val="2"/>
+                <w:sz w:val="21"/>
+                <w:szCs w:val="21"/>
+              </w:rPr>
+              <w:t>公司拟实施经销商入股（详见（一）法律事项2、经销商入股），该项安排将使部分经销商同时具备股东身份，属审核高度敏感事项。需建立经销商台账、穿透核查主要经销商的股东及实际控制人，并就入股安排的商业合理性、定价公允性及是否影响销售真实性作出充分说明。</w:t>
+            </w:r>
+          </w:p>
+        </w:tc>
+      </w:tr>
+      <w:tr>
+        <w:trPr>
+          <w:trHeight w:val="397" w:hRule="atLeast"/>
+          <w:jc w:val="center"/>
+        </w:trPr>
+        <w:tc>
+          <w:tcPr>
+            <w:tcW w:w="1600" w:type="dxa"/>
+            <w:vAlign w:val="center"/>
+          </w:tcPr>
+          <w:p>
+            <w:pPr>
+              <w:widowControl w:val="0"/>
+              <w:jc w:val="center"/>
+              <w:rPr>
+                <w:rFonts w:hint="eastAsia" w:ascii="Times New Roman" w:hAnsi="Times New Roman" w:cs="Times New Roman"/>
+                <w:kern w:val="2"/>
+                <w:sz w:val="21"/>
+                <w:szCs w:val="21"/>
+              </w:rPr>
+            </w:pPr>
+            <w:r>
+              <w:rPr>
+                <w:rFonts w:hint="eastAsia" w:ascii="Times New Roman" w:hAnsi="Times New Roman" w:cs="Times New Roman"/>
+                <w:kern w:val="2"/>
+                <w:sz w:val="21"/>
+                <w:szCs w:val="21"/>
+              </w:rPr>
+              <w:t>物流与运费的匹配</w:t>
+            </w:r>
+          </w:p>
+        </w:tc>
+        <w:tc>
+          <w:tcPr>
+            <w:tcW w:w="4400" w:type="dxa"/>
+            <w:vAlign w:val="center"/>
+          </w:tcPr>
+          <w:p>
+            <w:pPr>
+              <w:widowControl w:val="0"/>
+              <w:jc w:val="both"/>
+              <w:rPr>
+                <w:rFonts w:hint="eastAsia" w:ascii="Times New Roman" w:hAnsi="Times New Roman" w:cs="Times New Roman"/>
+                <w:kern w:val="2"/>
+                <w:sz w:val="21"/>
+                <w:szCs w:val="21"/>
+              </w:rPr>
+            </w:pPr>
+            <w:r>
+              <w:rPr>
+                <w:rFonts w:hint="eastAsia" w:ascii="Times New Roman" w:hAnsi="Times New Roman" w:cs="Times New Roman"/>
+                <w:kern w:val="2"/>
+                <w:sz w:val="21"/>
+                <w:szCs w:val="21"/>
+              </w:rPr>
+              <w:t>第三方物流的运输量、运输金额及单价与销量是否匹配；运输记录能否支持发出商品与客户签收的划分。</w:t>
+            </w:r>
+          </w:p>
+        </w:tc>
+        <w:tc>
+          <w:tcPr>
+            <w:tcW w:w="4425" w:type="dxa"/>
+            <w:vAlign w:val="center"/>
+          </w:tcPr>
+          <w:p>
+            <w:pPr>
+              <w:widowControl w:val="0"/>
+              <w:jc w:val="both"/>
+              <w:rPr>
+                <w:rFonts w:hint="eastAsia" w:ascii="Times New Roman" w:hAnsi="Times New Roman" w:cs="Times New Roman"/>
+                <w:kern w:val="2"/>
+                <w:sz w:val="21"/>
+                <w:szCs w:val="21"/>
+              </w:rPr>
+            </w:pPr>
+            <w:r>
+              <w:rPr>
+                <w:rFonts w:hint="eastAsia" w:ascii="Times New Roman" w:hAnsi="Times New Roman" w:cs="Times New Roman"/>
+                <w:kern w:val="2"/>
+                <w:sz w:val="21"/>
+                <w:szCs w:val="21"/>
+              </w:rPr>
+              <w:t>公司尚未建立运费台账，出库单与运单无法逐笔匹配。需与承运商协商在对账单中补充运单号，建立运费台账并在系统中实现出库单与运单的匹配。</w:t>
+            </w:r>
+          </w:p>
+        </w:tc>
+      </w:tr>
+    </w:tbl>
+    <w:p>
+      <w:pPr>
+        <w:spacing w:before="163" w:beforeLines="50" w:after="163" w:afterLines="50" w:line="360" w:lineRule="auto"/>
+        <w:ind w:firstLine="480" w:firstLineChars="200"/>
+        <w:jc w:val="both"/>
+        <w:rPr>
+          <w:rFonts w:ascii="Times New Roman" w:hAnsi="Times New Roman" w:cs="Times New Roman"/>
+          <w:b/>
+          <w:bCs/>
+        </w:rPr>
+      </w:pPr>
+      <w:r>
+        <w:rPr>
+          <w:rFonts w:hint="eastAsia" w:ascii="Times New Roman" w:hAnsi="Times New Roman" w:cs="Times New Roman"/>
+          <w:b/>
+          <w:bCs/>
+        </w:rPr>
+        <w:t>建议：上述六个方向应作为公司销售循环规范整改的清单，逐项建立台账与制度并落实到系统。其中经销商进销存及终端销售数据、返利台账、经销商穿透核查资料需要经销商配合，取得周期较长，建议在会计师、律师进场后即启动，避免申报前集中补做而影响资料的可信度。</w:t>
+      </w:r>
+    </w:p>
+    <w:p>
+      <w:pPr>
+        <w:spacing w:before="163" w:beforeLines="50" w:after="163" w:afterLines="50" w:line="360" w:lineRule="auto"/>
+        <w:ind w:firstLine="480" w:firstLineChars="200"/>
+        <w:jc w:val="both"/>
+        <w:rPr>
+          <w:rFonts w:ascii="Times New Roman" w:hAnsi="Times New Roman" w:cs="Times New Roman"/>
+        </w:rPr>
+      </w:pPr>
+      <w:r>
+        <w:rPr>
+          <w:rFonts w:hint="eastAsia" w:ascii="Times New Roman" w:hAnsi="Times New Roman" w:cs="Times New Roman"/>
+        </w:rPr>
+        <w:t>（3）销售内部控制及单据管理</w:t>
       </w:r>
     </w:p>
     <w:p>
@@ -16213,7 +18475,7 @@
         <w:rPr>
           <w:rFonts w:hint="eastAsia" w:ascii="Times New Roman" w:hAnsi="Times New Roman" w:cs="Times New Roman"/>
         </w:rPr>
-        <w:t>（3）合同负债及应收账款的列报</w:t>
+        <w:t>（4）合同负债及应收账款的列报</w:t>
       </w:r>
     </w:p>
     <w:p>
@@ -16281,7 +18543,7 @@
         <w:rPr>
           <w:rFonts w:hint="eastAsia" w:ascii="Times New Roman" w:hAnsi="Times New Roman" w:cs="Times New Roman"/>
         </w:rPr>
-        <w:t>（4）存货核算与收入确认的匹配</w:t>
+        <w:t>（5）存货核算与收入确认的匹配</w:t>
       </w:r>
     </w:p>
     <w:p>

--- a/output/燕京中发尽调报告/国泰海通关于燕京中发之尽职调查报告（初稿-同业竞争、土地收购、收入确认、返利）.docx
+++ b/output/燕京中发尽调报告/国泰海通关于燕京中发之尽职调查报告（初稿-同业竞争、土地收购、收入确认、返利）.docx
@@ -16009,7 +16009,7 @@
                 <w:sz w:val="21"/>
                 <w:szCs w:val="21"/>
               </w:rPr>
-              <w:t>根据销售订单将商品发运至指定地点，取得客户书面签收文件时，商品控制权转移并确认收入。</w:t>
+              <w:t>①经销商、定制餐调及其他渠道：根据销售订单信息将商品发运到指定地点，并取得客户书面签收文件，此时商品的控制权转移，在此时点确认收入；②线下直销超市渠道：系委托代销关系，在收到超市开具的结算单时确认收入；③电商渠道：电商自营系将商品发运到指定地点由指定人员签收，待其签收确认时确认收入，电商商超（天猫、京东等自营平台）确认政策与线下直销超市一致；④外贸渠道：客户出口与国内经销商渠道一致，自营出口于货物报关装船时确认收入。</w:t>
             </w:r>
           </w:p>
         </w:tc>
@@ -16123,7 +16123,7 @@
                 <w:sz w:val="21"/>
                 <w:szCs w:val="21"/>
               </w:rPr>
-              <w:t>境内线下经销根据销售合同或订单将货物交付至客户指定地点，客户签收后确认收入。</w:t>
+              <w:t>①线下经销及直销：根据销售合同或者订单约定将货物交付至客户指定地点，客户签收后确认收入；②线下商超：根据与客户的约定，与客户完成对账流程后确认收入；③自营电商：在终端客户确认收货或系统自动确认收货并收到货款后确认收入；④平台电商：根据与客户的约定，与客户完成对账流程后确认收入；⑤境外销售：以货物出口报关或货物送达客户、客户指定签收人时确认收入。</w:t>
             </w:r>
           </w:p>
         </w:tc>
@@ -16351,7 +16351,7 @@
                 <w:sz w:val="21"/>
                 <w:szCs w:val="21"/>
               </w:rPr>
-              <w:t>①经销客户自行提货：商品发出后确认收入；②公司负责送货：客户收货后确认收入。</w:t>
+              <w:t>①除大型商超连锁、自营奶屋和电商平台的商品销售外，对客户自行提货的商品销售，在商品发出后确认收入；对公司负责送货的商品销售，在客户收货后确认收入；②对大型商超连锁的商品销售，在与商超连锁办理商品结算时确认收入；③自营奶屋和电商平台的商品销售，在商品提供给客户并收取货款时确认收入。</w:t>
             </w:r>
           </w:p>
         </w:tc>
@@ -17081,7 +17081,7 @@
         <w:rPr>
           <w:rFonts w:hint="eastAsia" w:ascii="Times New Roman" w:hAnsi="Times New Roman" w:cs="Times New Roman"/>
         </w:rPr>
-        <w:t>上述案例反映出三点行业共识：</w:t>
+        <w:t>上述案例反映出四点行业共识：</w:t>
       </w:r>
     </w:p>
     <w:p>
@@ -17145,6 +17145,22 @@
         <w:rPr>
           <w:rFonts w:hint="eastAsia" w:ascii="Times New Roman" w:hAnsi="Times New Roman" w:cs="Times New Roman"/>
         </w:rPr>
+        <w:t>第四，电商渠道普遍单独设定确认时点，且区分自营店铺零售与平台入仓、平台代销两类。幺麻子对电商自营以客户签收确认时确认收入、对天猫及京东等电商商超按委托代销收到结算单时确认；百利食品对自营电商以终端客户确认收货或系统自动确认收货并收到货款后确认、对平台电商以完成对账流程后确认；菊乐股份对电商平台销售以商品提供给客户并收取货款时确认。公司存在天猫、京东、拼多多、抖音等电商渠道销售，需比照上述做法分渠道单独设定确认时点，不宜与线下经销合并适用同一政策。</w:t>
+      </w:r>
+    </w:p>
+    <w:p>
+      <w:pPr>
+        <w:spacing w:before="163" w:beforeLines="50" w:after="163" w:afterLines="50" w:line="360" w:lineRule="auto"/>
+        <w:ind w:firstLine="480" w:firstLineChars="200"/>
+        <w:jc w:val="both"/>
+        <w:rPr>
+          <w:rFonts w:ascii="Times New Roman" w:hAnsi="Times New Roman" w:cs="Times New Roman"/>
+        </w:rPr>
+      </w:pPr>
+      <w:r>
+        <w:rPr>
+          <w:rFonts w:hint="eastAsia" w:ascii="Times New Roman" w:hAnsi="Times New Roman" w:cs="Times New Roman"/>
+        </w:rPr>
         <w:t>公司同行业可比上市公司的收入确认具体原则如下：</w:t>
       </w:r>
     </w:p>
@@ -17349,7 +17365,7 @@
                 <w:sz w:val="21"/>
                 <w:szCs w:val="21"/>
               </w:rPr>
-              <w:t>【摘录自2025年年度报告，待补充】</w:t>
+              <w:t>①部分区域经销商、部分直供终端商、网络分销商的销售采用买断模式，以货物到达指定地点并经客户确认验收的时间作为风险和报酬的转移时点确认销售收入；②买断模式外的其他区域经销商、直供终端商采用委托代销模式，以收到客户委托代销结算清单的时间作为风险报酬的转移时点确认销售收入；③线上B2C模式：客户通过网上平台向公司下单，公司收到客户订单后发货，根据发货及交付客户的快递数据计算平均到货期为4天，公司在发货后4天确认收入；④平台B2B（统一入仓）模式：公司将货物运送至平台指定地点，根据合同约定的对账时间，收到电商平台的确认清单核对无误后确认收入；⑤平台B2B（委托代销）模式：以收到平台委托代销结算清单的时间作为风险报酬的转移时点确认销售收入。</w:t>
             </w:r>
           </w:p>
         </w:tc>
@@ -17436,7 +17452,7 @@
                 <w:sz w:val="21"/>
                 <w:szCs w:val="21"/>
               </w:rPr>
-              <w:t>【摘录自2025年年度报告，待补充】</w:t>
+              <w:t>①合同生产销售收入：境内销售以本公司已根据合同约定将产品交付给客户并经客户签收确认收货后，确认销售收入；境外销售以本公司已根据合同约定将产品报关、完成出口报关手续后，确认销售收入。②自主品牌销售收入：以本公司已根据合同或订单约定将产品交付给客户并经客户签收确认收货后，确认销售收入。</w:t>
             </w:r>
           </w:p>
         </w:tc>
@@ -17523,7 +17539,7 @@
                 <w:sz w:val="21"/>
                 <w:szCs w:val="21"/>
               </w:rPr>
-              <w:t>【摘录自2025年年度报告，待补充】</w:t>
+              <w:t>①合同生产销售收入：境内以货物到达指定地点并经客户确认时确认销售收入；境外以按照不同贸易条款下货物控制权转移给客户的时点确认销售收入。②品牌产品销售收入：买断销售方式是在已将商品交付予客户并经客户确认时确认销售收入。③技术服务收入在服务完成时确认。</w:t>
             </w:r>
           </w:p>
         </w:tc>
@@ -17610,7 +17626,7 @@
                 <w:sz w:val="21"/>
                 <w:szCs w:val="21"/>
               </w:rPr>
-              <w:t>【摘录自2025年年度报告，待补充】</w:t>
+              <w:t>①产品销售收入，以发出产品后按照双方约定的收货方式作为确认依据；②出口贸易收入以海关审批返回的出口报关单为确认收入的依据，按出口批次取得海关出口报关单或电子口岸相关出口信息时确认销售收入。</w:t>
             </w:r>
           </w:p>
         </w:tc>
@@ -17629,7 +17645,39 @@
         <w:rPr>
           <w:rFonts w:hint="eastAsia" w:ascii="Times New Roman" w:hAnsi="Times New Roman" w:cs="Times New Roman"/>
         </w:rPr>
-        <w:t>注：前表系食品行业经销模式的审核及披露案例，用于说明行业惯例及监管审核口径；本表系公司同行业（保健食品）可比上市公司，用于招股说明书所需的会计政策比较，其具体表述待取得各公司2025年年度报告后补充。</w:t>
+        <w:t>注：前表系食品行业经销模式的审核及披露案例，用于说明行业惯例及监管审核口径，其中幺麻子、百利食品、菊乐股份的收入确认方式摘录自其招股说明书，监管关注重点摘录自其审核问询回复；本表系公司同行业（保健食品）可比上市公司，摘录自各公司2025年年度报告，用于招股说明书所需的会计政策比较。</w:t>
+      </w:r>
+    </w:p>
+    <w:p>
+      <w:pPr>
+        <w:spacing w:before="163" w:beforeLines="50" w:after="163" w:afterLines="50" w:line="360" w:lineRule="auto"/>
+        <w:ind w:firstLine="480" w:firstLineChars="200"/>
+        <w:jc w:val="both"/>
+        <w:rPr>
+          <w:rFonts w:ascii="Times New Roman" w:hAnsi="Times New Roman" w:cs="Times New Roman"/>
+        </w:rPr>
+      </w:pPr>
+      <w:r>
+        <w:rPr>
+          <w:rFonts w:hint="eastAsia" w:ascii="Times New Roman" w:hAnsi="Times New Roman" w:cs="Times New Roman"/>
+        </w:rPr>
+        <w:t>上述可比公司中，汤臣倍健、百合股份、仙乐健康对自有品牌（买断经销）销售均以客户签收或经客户确认验收作为收入确认时点，与前述食品行业案例一致，无一家以货物出库时点确认收入；金达威的披露相对概括，表述为以发出产品后按照双方约定的收货方式作为确认依据，其确认时点亦指向客户收货环节。</w:t>
+      </w:r>
+    </w:p>
+    <w:p>
+      <w:pPr>
+        <w:spacing w:before="163" w:beforeLines="50" w:after="163" w:afterLines="50" w:line="360" w:lineRule="auto"/>
+        <w:ind w:firstLine="480" w:firstLineChars="200"/>
+        <w:jc w:val="both"/>
+        <w:rPr>
+          <w:rFonts w:ascii="Times New Roman" w:hAnsi="Times New Roman" w:cs="Times New Roman"/>
+        </w:rPr>
+      </w:pPr>
+      <w:r>
+        <w:rPr>
+          <w:rFonts w:hint="eastAsia" w:ascii="Times New Roman" w:hAnsi="Times New Roman" w:cs="Times New Roman"/>
+        </w:rPr>
+        <w:t>尤其值得关注的是汤臣倍健按渠道分别确定确认时点的做法：线下买断经销以货物到达指定地点并经客户确认验收为确认时点；委托代销以收到结算清单为确认时点；线上B2C以快递数据测算的平均到货期（4天）为基础，在发货后第4天确认收入；平台B2B统一入仓模式以收到电商平台确认清单并核对无误为确认时点。公司同样存在天猫、京东、拼多多、抖音等电商渠道销售，且零售订单笔数多、单笔金额小，无法逐笔取得客户签收凭据，汤臣倍健上述按平均到货期确认的处理方式已经审核认可，对公司具有直接的借鉴意义。</w:t>
       </w:r>
     </w:p>
     <w:p>
@@ -17649,7 +17697,7 @@
           <w:b/>
           <w:bCs/>
         </w:rPr>
-        <w:t>建议：参考上述行业案例及同行业可比公司的收入确认原则，结合公司实际业务实质，建议将经销模式下的内销收入确认时点调整为客户签收（含客户自提），以经客户签署姓名及日期并加盖公章的签收单、验收单作为收入确认的支持性单据，销售订单、出库单、运单及回款记录作为辅助核对资料；对月末已发出但客户尚未签收的商品，通过发出商品科目核算，于次月客户签收时确认收入并结转相应成本；对电商渠道（天猫、京东、拼多多、抖音等）销售，以平台确认收货（含系统自动确认收货）时点确认收入，并根据公司在交易中的身份审慎判断采用总额法或净额法核算。会计政策确定后，需按照确定的政策对报告期各期收入进行重新计算，作为前期差错更正处理，并在审计报告中充分披露；同时应同步修订经销协议中关于交付、验收及风险转移的条款，使合同约定、会计政策与实际执行口径三者一致。</w:t>
+        <w:t>建议：参考上述行业案例及同行业可比公司的收入确认原则，结合公司实际业务实质，建议将经销模式下的内销收入确认时点调整为客户签收（含客户自提），以经客户签署姓名及日期并加盖公章的签收单、验收单作为收入确认的支持性单据，销售订单、出库单、运单及回款记录作为辅助核对资料；对月末已发出但客户尚未签收的商品，通过发出商品科目核算，于次月客户签收时确认收入并结转相应成本；对电商渠道销售，应区分自营店铺零售与平台入仓、平台代销分别设定确认时点：自营店铺零售（天猫、京东、拼多多、抖音等）以平台确认收货或系统自动确认收货时点确认收入（参照百利食品、幺麻子），若因订单笔数多、单笔金额小而无法逐笔取得签收数据，可参照汤臣倍健根据历史快递数据测算平均到货期、以发货后平均到货天数确认收入，但须完整留存测算依据及各期复核记录；平台入仓（统一入仓）模式以与平台完成对账、收到平台确认清单核对无误时确认收入；平台委托代销模式以收到平台结算清单时确认收入。同时应根据公司在各渠道交易中的身份，审慎判断采用总额法或净额法核算。会计政策确定后，需按照确定的政策对报告期各期收入进行重新计算，作为前期差错更正处理，并在审计报告中充分披露；同时应同步修订经销协议中关于交付、验收及风险转移的条款，使合同约定、会计政策与实际执行口径三者一致。</w:t>
       </w:r>
     </w:p>
     <w:p>

--- a/output/燕京中发尽调报告/国泰海通关于燕京中发之尽职调查报告（初稿-同业竞争、土地收购、收入确认、返利）.docx
+++ b/output/燕京中发尽调报告/国泰海通关于燕京中发之尽职调查报告（初稿-同业竞争、土地收购、收入确认、返利）.docx
@@ -9858,7 +9858,7 @@
                 <w:sz w:val="21"/>
                 <w:szCs w:val="21"/>
               </w:rPr>
-              <w:t>成立日期</w:t>
+              <w:t>统一社会信用代码</w:t>
             </w:r>
           </w:p>
         </w:tc>
@@ -9885,7 +9885,7 @@
                 <w:sz w:val="21"/>
                 <w:szCs w:val="21"/>
               </w:rPr>
-              <w:t>2024年5月10日</w:t>
+              <w:t>91130506MADJ7EXP9W</w:t>
             </w:r>
           </w:p>
         </w:tc>
@@ -9918,7 +9918,7 @@
                 <w:sz w:val="21"/>
                 <w:szCs w:val="21"/>
               </w:rPr>
-              <w:t>注册资本</w:t>
+              <w:t>成立日期</w:t>
             </w:r>
           </w:p>
         </w:tc>
@@ -9945,7 +9945,7 @@
                 <w:sz w:val="21"/>
                 <w:szCs w:val="21"/>
               </w:rPr>
-              <w:t>10,000.00万元</w:t>
+              <w:t>2024年5月10日</w:t>
             </w:r>
           </w:p>
         </w:tc>
@@ -9978,7 +9978,7 @@
                 <w:sz w:val="21"/>
                 <w:szCs w:val="21"/>
               </w:rPr>
-              <w:t>注册地址</w:t>
+              <w:t>注册资本</w:t>
             </w:r>
           </w:p>
         </w:tc>
@@ -10005,7 +10005,7 @@
                 <w:sz w:val="21"/>
                 <w:szCs w:val="21"/>
               </w:rPr>
-              <w:t>河北省邢台市南和区城西工业园区和鼎路19号</w:t>
+              <w:t>10,000.00万元</w:t>
             </w:r>
           </w:p>
         </w:tc>
@@ -10038,7 +10038,7 @@
                 <w:sz w:val="21"/>
                 <w:szCs w:val="21"/>
               </w:rPr>
-              <w:t>法定代表人</w:t>
+              <w:t>注册地址</w:t>
             </w:r>
           </w:p>
         </w:tc>
@@ -10065,7 +10065,7 @@
                 <w:sz w:val="21"/>
                 <w:szCs w:val="21"/>
               </w:rPr>
-              <w:t>孟庆民</w:t>
+              <w:t>河北省邢台市南和区城西工业园区和鼎路19号</w:t>
             </w:r>
           </w:p>
         </w:tc>
@@ -10098,7 +10098,7 @@
                 <w:sz w:val="21"/>
                 <w:szCs w:val="21"/>
               </w:rPr>
-              <w:t>股权结构</w:t>
+              <w:t>法定代表人</w:t>
             </w:r>
           </w:p>
         </w:tc>
@@ -10125,7 +10125,7 @@
                 <w:sz w:val="21"/>
                 <w:szCs w:val="21"/>
               </w:rPr>
-              <w:t>燕京啤酒出资6,700.00万元、持股67.00%；燕京中发出资3,300.00万元、持股33.00%</w:t>
+              <w:t>兰善锋</w:t>
             </w:r>
           </w:p>
         </w:tc>
@@ -10158,7 +10158,7 @@
                 <w:sz w:val="21"/>
                 <w:szCs w:val="21"/>
               </w:rPr>
-              <w:t>关联关系</w:t>
+              <w:t>股权结构</w:t>
             </w:r>
           </w:p>
         </w:tc>
@@ -10185,7 +10185,7 @@
                 <w:sz w:val="21"/>
                 <w:szCs w:val="21"/>
               </w:rPr>
-              <w:t>系发行人控股股东燕京啤酒控制的企业，同时为发行人参股公司；发行人对其按成本法核算，未纳入合并报表范围</w:t>
+              <w:t>燕京啤酒出资6,700.00万元、持股67.00%；燕京中发出资3,300.00万元、持股33.00%</w:t>
             </w:r>
           </w:p>
         </w:tc>
@@ -10218,7 +10218,7 @@
                 <w:sz w:val="21"/>
                 <w:szCs w:val="21"/>
               </w:rPr>
-              <w:t>最终控制方</w:t>
+              <w:t>关联关系</w:t>
             </w:r>
           </w:p>
         </w:tc>
@@ -10245,7 +10245,7 @@
                 <w:sz w:val="21"/>
                 <w:szCs w:val="21"/>
               </w:rPr>
-              <w:t>北京控股集团有限公司，与发行人最终控制方一致</w:t>
+              <w:t>系发行人控股股东燕京啤酒控制的企业，同时为发行人参股公司；发行人持有其33.00%股权并按权益法核算，未纳入合并报表范围</w:t>
             </w:r>
           </w:p>
         </w:tc>
@@ -10278,7 +10278,7 @@
                 <w:sz w:val="21"/>
                 <w:szCs w:val="21"/>
               </w:rPr>
-              <w:t>主营业务</w:t>
+              <w:t>最终控制方</w:t>
             </w:r>
           </w:p>
         </w:tc>
@@ -10305,12 +10305,88 @@
                 <w:sz w:val="21"/>
                 <w:szCs w:val="21"/>
               </w:rPr>
+              <w:t>北京控股集团有限公司，与发行人最终控制方一致</w:t>
+            </w:r>
+          </w:p>
+        </w:tc>
+      </w:tr>
+      <w:tr>
+        <w:trPr>
+          <w:trHeight w:val="397" w:hRule="atLeast"/>
+          <w:jc w:val="center"/>
+        </w:trPr>
+        <w:tc>
+          <w:tcPr>
+            <w:tcW w:w="2085" w:type="dxa"/>
+            <w:vAlign w:val="center"/>
+          </w:tcPr>
+          <w:p>
+            <w:pPr>
+              <w:widowControl w:val="0"/>
+              <w:jc w:val="center"/>
+              <w:rPr>
+                <w:rFonts w:hint="eastAsia" w:ascii="Times New Roman" w:hAnsi="Times New Roman" w:cs="Times New Roman"/>
+                <w:kern w:val="2"/>
+                <w:sz w:val="21"/>
+                <w:szCs w:val="21"/>
+              </w:rPr>
+            </w:pPr>
+            <w:r>
+              <w:rPr>
+                <w:rFonts w:hint="eastAsia" w:ascii="Times New Roman" w:hAnsi="Times New Roman" w:cs="Times New Roman"/>
+                <w:kern w:val="2"/>
+                <w:sz w:val="21"/>
+                <w:szCs w:val="21"/>
+              </w:rPr>
+              <w:t>主营业务</w:t>
+            </w:r>
+          </w:p>
+        </w:tc>
+        <w:tc>
+          <w:tcPr>
+            <w:tcW w:w="8340" w:type="dxa"/>
+            <w:vAlign w:val="center"/>
+          </w:tcPr>
+          <w:p>
+            <w:pPr>
+              <w:widowControl w:val="0"/>
+              <w:jc w:val="both"/>
+              <w:rPr>
+                <w:rFonts w:hint="eastAsia" w:ascii="Times New Roman" w:hAnsi="Times New Roman" w:cs="Times New Roman"/>
+                <w:kern w:val="2"/>
+                <w:sz w:val="21"/>
+                <w:szCs w:val="21"/>
+              </w:rPr>
+            </w:pPr>
+            <w:r>
+              <w:rPr>
+                <w:rFonts w:hint="eastAsia" w:ascii="Times New Roman" w:hAnsi="Times New Roman" w:cs="Times New Roman"/>
+                <w:kern w:val="2"/>
+                <w:sz w:val="21"/>
+                <w:szCs w:val="21"/>
+              </w:rPr>
               <w:t>纳豆及纳豆制品的生产和销售，主要产品为纳福多肽、肠溶型纳豆胶囊、羊乳粉、纳豆胶囊、大粒纳豆等</w:t>
             </w:r>
           </w:p>
         </w:tc>
       </w:tr>
     </w:tbl>
+    <w:p>
+      <w:pPr>
+        <w:spacing w:before="163" w:beforeLines="50" w:after="163" w:afterLines="50" w:line="360" w:lineRule="auto"/>
+        <w:ind w:firstLine="480" w:firstLineChars="200"/>
+        <w:jc w:val="both"/>
+        <w:rPr>
+          <w:rFonts w:ascii="Times New Roman" w:hAnsi="Times New Roman" w:cs="Times New Roman"/>
+        </w:rPr>
+      </w:pPr>
+      <w:r>
+        <w:rPr>
+          <w:rFonts w:hint="eastAsia" w:ascii="Times New Roman" w:hAnsi="Times New Roman" w:cs="Times New Roman"/>
+        </w:rPr>
+        <w:t>注：中发邢台原法定代表人为孟庆民，根据其2025年第二次临时股东会决议，已于2025年12月变更为兰善锋，同期撤销监事或监事会并重新制定公司章程。其2025年度审计报告所载法定代表人为变更前的孟庆民，引用时需注意。</w:t>
+      </w:r>
+    </w:p>
     <w:p>
       <w:pPr>
         <w:spacing w:before="163" w:beforeLines="50" w:after="163" w:afterLines="50" w:line="360" w:lineRule="auto"/>
@@ -10373,6 +10449,22 @@
           <w:rFonts w:hint="eastAsia" w:ascii="Times New Roman" w:hAnsi="Times New Roman" w:cs="Times New Roman"/>
         </w:rPr>
         <w:t>从交易关系看，发行人存在向中发邢台采购产成品后对外销售的情形。截至2026年6月30日，发行人库存商品—纳豆科目下设有邢台燕京纳福多肽特膳、邢台燕京1*2肠溶型纳豆胶囊80粒、邢台有机全脂羊乳粉、邢台大粒纳豆36盒等以邢台冠名的存货明细科目，2026年6月末发行人库存商品中外购部分的账面余额为2,018.78万元。上述关联采购的具体金额、定价依据及价格公允性，需在会计师进场后与中发邢台账面数据核对确认。</w:t>
+      </w:r>
+    </w:p>
+    <w:p>
+      <w:pPr>
+        <w:spacing w:before="163" w:beforeLines="50" w:after="163" w:afterLines="50" w:line="360" w:lineRule="auto"/>
+        <w:ind w:firstLine="480" w:firstLineChars="200"/>
+        <w:jc w:val="both"/>
+        <w:rPr>
+          <w:rFonts w:ascii="Times New Roman" w:hAnsi="Times New Roman" w:cs="Times New Roman"/>
+        </w:rPr>
+      </w:pPr>
+      <w:r>
+        <w:rPr>
+          <w:rFonts w:hint="eastAsia" w:ascii="Times New Roman" w:hAnsi="Times New Roman" w:cs="Times New Roman"/>
+        </w:rPr>
+        <w:t>尽调过程中另发现，发行人对中发邢台33.00%股权的长期股权投资采用权益法核算，截至2026年6月30日账面余额为3,311.41万元，其中投资成本3,300.00万元、损益调整11.41万元。该损益调整金额系按中发邢台2024年度净利润34.57万元的33.00%确认，与权益法要求一致；但2025年度及2026年1-6月，发行人未就应享有的中发邢台净损益份额确认投资收益。按中发邢台2025年度净利润2,213.62万元、2026年1-6月净利润601.51万元测算，发行人应补计的投资收益分别约为730.49万元和198.50万元，累计约928.99万元，相应少计长期股权投资、净利润及净资产（上述测算未考虑双方内部交易未实现损益的抵销影响）。该事项应作为前期差错更正处理，具体金额需在会计师进场后核实。本次重组完成后，中发邢台纳入合并报表范围，上述权益法核算问题将一并解决。</w:t>
       </w:r>
     </w:p>
     <w:p>

--- a/output/燕京中发尽调报告/国泰海通关于燕京中发之尽职调查报告（初稿-同业竞争、土地收购、收入确认、返利）.docx
+++ b/output/燕京中发尽调报告/国泰海通关于燕京中发之尽职调查报告（初稿-同业竞争、土地收购、收入确认、返利）.docx
@@ -10464,7 +10464,7 @@
         <w:rPr>
           <w:rFonts w:hint="eastAsia" w:ascii="Times New Roman" w:hAnsi="Times New Roman" w:cs="Times New Roman"/>
         </w:rPr>
-        <w:t>尽调过程中另发现，发行人对中发邢台33.00%股权的长期股权投资采用权益法核算，截至2026年6月30日账面余额为3,311.41万元，其中投资成本3,300.00万元、损益调整11.41万元。该损益调整金额系按中发邢台2024年度净利润34.57万元的33.00%确认，与权益法要求一致；但2025年度及2026年1-6月，发行人未就应享有的中发邢台净损益份额确认投资收益。按中发邢台2025年度净利润2,213.62万元、2026年1-6月净利润601.51万元测算，发行人应补计的投资收益分别约为730.49万元和198.50万元，累计约928.99万元，相应少计长期股权投资、净利润及净资产（上述测算未考虑双方内部交易未实现损益的抵销影响）。该事项应作为前期差错更正处理，具体金额需在会计师进场后核实。本次重组完成后，中发邢台纳入合并报表范围，上述权益法核算问题将一并解决。</w:t>
+        <w:t>尽调过程中另发现，发行人对中发邢台33.00%股权的长期股权投资采用权益法核算，截至2026年6月30日账面余额为3,311.41万元，其中投资成本3,300.00万元、损益调整11.41万元。该损益调整金额系按中发邢台2024年度净利润34.57万元的33.00%确认，与权益法要求一致；但2025年度及2026年1-6月，发行人未就应享有的中发邢台净损益份额确认投资收益，其2026年6月30日利润表中投资收益项目及其中对联营企业和合营企业的投资收益项目均为零，长期股权投资账面余额自2024年末起亦未发生变动。按中发邢台2025年度净利润2,213.62万元、2026年1-6月净利润601.51万元测算，发行人应补计的投资收益分别约为730.49万元和198.50万元，累计约928.99万元，相应少计长期股权投资、净利润及净资产（上述测算未考虑双方内部交易未实现损益的抵销影响）。该事项应作为前期差错更正处理，具体金额需在会计师进场后核实。本次重组完成后，中发邢台纳入合并报表范围，上述权益法核算问题将一并解决。</w:t>
       </w:r>
     </w:p>
     <w:p>
@@ -11392,7 +11392,7 @@
                 <w:sz w:val="21"/>
                 <w:szCs w:val="21"/>
               </w:rPr>
-              <w:t>10,923.51</w:t>
+              <w:t>10,924.18</w:t>
             </w:r>
           </w:p>
         </w:tc>
@@ -12149,7 +12149,7 @@
         <w:rPr>
           <w:rFonts w:hint="eastAsia" w:ascii="Times New Roman" w:hAnsi="Times New Roman" w:cs="Times New Roman"/>
         </w:rPr>
-        <w:t>注：发行人2026年1-6月毛利根据营业收入20,814.62万元及毛利率52.48%测算；中发邢台2024年度、2025年度数据取自其审计报告，2026年1-6月数据取自其财务报表，未经审计。</w:t>
+        <w:t>注：发行人2026年1-6月毛利根据其2026年6月30日利润表营业收入20,814.62万元、营业成本9,890.45万元计算，毛利率为52.48%；中发邢台2024年度、2025年度数据取自其审计报告，2026年1-6月数据取自其财务报表，未经审计。</w:t>
       </w:r>
     </w:p>
     <w:p>

--- a/output/燕京中发尽调报告/国泰海通关于燕京中发之尽职调查报告（初稿-同业竞争、土地收购、收入确认、返利）.docx
+++ b/output/燕京中发尽调报告/国泰海通关于燕京中发之尽职调查报告（初稿-同业竞争、土地收购、收入确认、返利）.docx
@@ -9678,7 +9678,7 @@
         <w:rPr>
           <w:rFonts w:hint="eastAsia" w:ascii="Times New Roman" w:hAnsi="Times New Roman" w:cs="Times New Roman"/>
         </w:rPr>
-        <w:t>经尽调，发行人存在同业竞争情形，竞争主体为发行人参股公司中发邢台，其基本情况如下：</w:t>
+        <w:t>经尽调，发行人存在同业竞争情形，竞争主体为发行人参股公司中发邢台。其基本情况如下：</w:t>
       </w:r>
     </w:p>
     <w:tbl>
@@ -10384,7 +10384,7 @@
         <w:rPr>
           <w:rFonts w:hint="eastAsia" w:ascii="Times New Roman" w:hAnsi="Times New Roman" w:cs="Times New Roman"/>
         </w:rPr>
-        <w:t>注：中发邢台原法定代表人为孟庆民，根据其2025年第二次临时股东会决议，已于2025年12月变更为兰善锋，同期撤销监事或监事会并重新制定公司章程。其2025年度审计报告所载法定代表人为变更前的孟庆民，引用时需注意。</w:t>
+        <w:t>注：中发邢台原法定代表人为孟庆民。根据其2025年第二次临时股东会决议，2025年12月变更为兰善锋，同期撤销监事或监事会并重新制定公司章程。其2025年度审计报告所载为变更前信息。</w:t>
       </w:r>
     </w:p>
     <w:p>
@@ -10400,7 +10400,7 @@
         <w:rPr>
           <w:rFonts w:hint="eastAsia" w:ascii="Times New Roman" w:hAnsi="Times New Roman" w:cs="Times New Roman"/>
         </w:rPr>
-        <w:t>发行人股东为燕京啤酒（持股80.00%）、燕京集团（持股17.50%）及食品发酵研究院（持股2.50%）。中发邢台与发行人受同一控股股东燕京啤酒控制，属于《首次公开发行股票注册管理办法》第十二条所述控股股东、实际控制人控制的其他企业范畴。</w:t>
+        <w:t>发行人股东为燕京啤酒（持股80.00%）、燕京集团（持股17.50%）及食品发酵研究院（持股2.50%）。中发邢台与发行人的控股股东同为燕京啤酒，属于《首次公开发行股票注册管理办法》第十二条所述控股股东控制的其他企业。</w:t>
       </w:r>
     </w:p>
     <w:p>
@@ -10416,7 +10416,7 @@
         <w:rPr>
           <w:rFonts w:hint="eastAsia" w:ascii="Times New Roman" w:hAnsi="Times New Roman" w:cs="Times New Roman"/>
         </w:rPr>
-        <w:t>从主营业务看，发行人主营纳豆及纳豆衍生产品的研发、生产和销售，2024年度、2025年度主营业务收入均100%来源于纳豆类产品；中发邢台的主营业务同为纳豆及纳豆制品的生产和销售，2025年度实现主营业务收入10,040.69万元，亦全部来源于纳豆类产品，其中纳福多肽类3,187.67万元、肠溶型（纳豆）胶囊类4,450.05万元、羊乳粉类1,595.44万元、纳豆胶囊688.14万元、大粒纳豆119.40万元，与发行人在售的燕京纳福多肽、1*2肠溶型胶囊礼盒（80粒）、有机全脂羊乳粉、大粒36盒等产品属于同类产品，双方产品线高度重合。</w:t>
+        <w:t>主营业务方面。发行人主营纳豆及纳豆衍生产品的研发、生产和销售，2024年度、2025年度主营业务收入均来源于纳豆类产品。中发邢台主营业务为纳豆及纳豆制品的生产和销售，2025年度主营业务收入10,040.69万元，亦全部来源于纳豆类产品。其中纳福多肽类3,187.67万元，肠溶型胶囊类4,450.05万元，羊乳粉类1,595.44万元，纳豆胶囊688.14万元，大粒纳豆119.40万元。上述产品与发行人在售的燕京纳福多肽、1*2肠溶型胶囊礼盒（80粒）、有机全脂羊乳粉、大粒36盒属于同类产品。</w:t>
       </w:r>
     </w:p>
     <w:p>
@@ -10432,7 +10432,7 @@
         <w:rPr>
           <w:rFonts w:hint="eastAsia" w:ascii="Times New Roman" w:hAnsi="Times New Roman" w:cs="Times New Roman"/>
         </w:rPr>
-        <w:t>从经营管理看，根据尽调访谈情况，中发邢台的日常生产经营实际由发行人团队负责，双方在人员及经营管理上未作实质区隔。</w:t>
+        <w:t>经营管理方面。根据尽调访谈情况，中发邢台的日常生产经营由发行人团队负责，双方在人员配置及经营决策上未作实质区隔。中发邢台自身未建立独立的采购、生产、销售管理体系，其经营安排与发行人统一进行。</w:t>
       </w:r>
     </w:p>
     <w:p>
@@ -10448,7 +10448,7 @@
         <w:rPr>
           <w:rFonts w:hint="eastAsia" w:ascii="Times New Roman" w:hAnsi="Times New Roman" w:cs="Times New Roman"/>
         </w:rPr>
-        <w:t>从交易关系看，发行人存在向中发邢台采购产成品后对外销售的情形。截至2026年6月30日，发行人库存商品—纳豆科目下设有邢台燕京纳福多肽特膳、邢台燕京1*2肠溶型纳豆胶囊80粒、邢台有机全脂羊乳粉、邢台大粒纳豆36盒等以邢台冠名的存货明细科目，2026年6月末发行人库存商品中外购部分的账面余额为2,018.78万元。上述关联采购的具体金额、定价依据及价格公允性，需在会计师进场后与中发邢台账面数据核对确认。</w:t>
+        <w:t>交易关系方面。发行人存在向中发邢台采购产成品后对外销售的情形。截至2026年6月30日，发行人库存商品—纳豆科目下设有邢台燕京纳福多肽特膳、邢台燕京1*2肠溶型纳豆胶囊80粒、邢台有机全脂羊乳粉、邢台大粒纳豆36盒等明细科目，同期库存商品中外购部分账面余额2,018.78万元。上述采购的具体金额及定价依据，需在会计师进场后与中发邢台账面数据核对确认。</w:t>
       </w:r>
     </w:p>
     <w:p>
@@ -10464,7 +10464,7 @@
         <w:rPr>
           <w:rFonts w:hint="eastAsia" w:ascii="Times New Roman" w:hAnsi="Times New Roman" w:cs="Times New Roman"/>
         </w:rPr>
-        <w:t>尽调过程中另发现，发行人对中发邢台33.00%股权的长期股权投资采用权益法核算，截至2026年6月30日账面余额为3,311.41万元，其中投资成本3,300.00万元、损益调整11.41万元。该损益调整金额系按中发邢台2024年度净利润34.57万元的33.00%确认，与权益法要求一致；但2025年度及2026年1-6月，发行人未就应享有的中发邢台净损益份额确认投资收益，其2026年6月30日利润表中投资收益项目及其中对联营企业和合营企业的投资收益项目均为零，长期股权投资账面余额自2024年末起亦未发生变动。按中发邢台2025年度净利润2,213.62万元、2026年1-6月净利润601.51万元测算，发行人应补计的投资收益分别约为730.49万元和198.50万元，累计约928.99万元，相应少计长期股权投资、净利润及净资产（上述测算未考虑双方内部交易未实现损益的抵销影响）。该事项应作为前期差错更正处理，具体金额需在会计师进场后核实。本次重组完成后，中发邢台纳入合并报表范围，上述权益法核算问题将一并解决。</w:t>
+        <w:t>长期股权投资核算方面。发行人对中发邢台33.00%股权采用权益法核算，截至2026年6月30日长期股权投资账面余额3,311.41万元，其中投资成本3,300.00万元、损益调整11.41万元。该损益调整金额为中发邢台2024年度净利润34.57万元的33.00%。2025年度及2026年1-6月，发行人未确认应享有的中发邢台净损益份额，2026年6月30日利润表中投资收益项目为零，长期股权投资账面余额自2024年末未发生变动。按中发邢台2025年度净利润2,213.62万元、2026年1-6月净利润601.51万元测算，应补计的投资收益分别为730.49万元和198.50万元，合计928.99万元。该金额相应影响长期股权投资、净利润及净资产。上述测算未考虑双方内部交易未实现损益的抵销。该事项属前期差错，具体金额需经会计师核实。重组完成后中发邢台纳入合并报表范围，该事项一并解决。</w:t>
       </w:r>
     </w:p>
     <w:p>
@@ -12149,7 +12149,7 @@
         <w:rPr>
           <w:rFonts w:hint="eastAsia" w:ascii="Times New Roman" w:hAnsi="Times New Roman" w:cs="Times New Roman"/>
         </w:rPr>
-        <w:t>注：发行人2026年1-6月毛利根据其2026年6月30日利润表营业收入20,814.62万元、营业成本9,890.45万元计算，毛利率为52.48%；中发邢台2024年度、2025年度数据取自其审计报告，2026年1-6月数据取自其财务报表，未经审计。</w:t>
+        <w:t>注：发行人2026年1-6月毛利根据其2026年6月30日利润表营业收入20,814.62万元、营业成本9,890.45万元计算，毛利率为52.48%。中发邢台2024年度、2025年度数据取自其审计报告，2026年1-6月数据取自其财务报表，未经审计。</w:t>
       </w:r>
     </w:p>
     <w:p>
@@ -12185,7 +12185,7 @@
         <w:rPr>
           <w:rFonts w:hint="eastAsia" w:ascii="Times New Roman" w:hAnsi="Times New Roman" w:cs="Times New Roman"/>
         </w:rPr>
-        <w:t>根据《首次公开发行股票注册管理办法》《监管规则适用指引——发行类第4号》及《证券期货法律适用意见第17号》，认定同业竞争应当遵循实质重于形式的原则，结合历史沿革、资产、人员、主营业务、客户及供应商等因素综合论证是否构成竞争；竞争方从事的同类业务收入或毛利占发行人相应指标的比例达到30%以上的，原则上认定构成重大不利影响。基于上述标准，具体分析如下：</w:t>
+        <w:t>根据《首次公开发行股票注册管理办法》《监管规则适用指引——发行类第4号》及《证券期货法律适用意见第17号》，同业竞争的认定遵循实质重于形式原则，结合历史沿革、资产、人员、主营业务、客户及供应商等因素综合判断。竞争方同类业务收入或毛利占发行人相应指标30%以上的，原则上认定构成重大不利影响。据此分析如下：</w:t>
       </w:r>
     </w:p>
     <w:p>
@@ -12201,7 +12201,7 @@
         <w:rPr>
           <w:rFonts w:hint="eastAsia" w:ascii="Times New Roman" w:hAnsi="Times New Roman" w:cs="Times New Roman"/>
         </w:rPr>
-        <w:t>①中发邢台与发行人构成同业竞争。双方的产品品类、生产工艺、目标市场、品牌体系及销售渠道高度重合，且中发邢台由发行人团队实际经营，无法通过划分销售区域、客户群体或产品类别的方式予以有效区隔，按照实质重于形式原则应认定构成同业竞争。</w:t>
+        <w:t>①构成同业竞争。从产品看，双方主营业务均为纳豆及纳豆制品，在纳福多肽、肠溶型纳豆胶囊、羊乳粉等主要品类上完全重合。从生产看，双方采用相同的生产工艺，面向相同的终端市场。从渠道与品牌看，双方均使用燕京品牌，销售渠道亦无明确划分。从人员看，日常经营由同一团队负责。上述情形难以通过划分销售区域、客户群体或产品类别的方式予以区隔。按照实质重于形式原则，中发邢台与发行人构成同业竞争。</w:t>
       </w:r>
     </w:p>
     <w:p>
@@ -12217,7 +12217,7 @@
         <w:rPr>
           <w:rFonts w:hint="eastAsia" w:ascii="Times New Roman" w:hAnsi="Times New Roman" w:cs="Times New Roman"/>
         </w:rPr>
-        <w:t>②目前尚未触及重大不利影响的量化标准，但占比呈上升趋势。2024年度、2025年度和2026年1-6月，中发邢台同类业务收入占发行人营业收入的比例分别为2.43%、23.12%和14.11%，毛利占比分别为2.23%、19.71%和14.05%，均低于30%。但中发邢台系2024年5月新设主体，2025年度为其投产后首个完整年度，当年收入即快速放大至10,043.02万元；截至2026年6月30日，其在建工程账面余额仍达5,924.02万元，产能处于持续释放过程中，随着新增产能落地，上述占比存在进一步上升并触及30%标准的风险。</w:t>
+        <w:t>②量化指标目前低于30%。2024年度、2025年度和2026年1-6月，中发邢台同类业务收入占发行人营业收入的比例分别为2.43%、23.12%和14.11%，毛利占比分别为2.23%、19.71%和14.05%。中发邢台于2024年5月设立，2025年度为其投产后首个完整年度，当年收入10,043.02万元。截至2026年6月30日，其在建工程余额5,924.02万元，产能仍在释放过程中。随着产能落地，上述比例存在上升空间。</w:t>
       </w:r>
     </w:p>
     <w:p>
@@ -12233,7 +12233,7 @@
         <w:rPr>
           <w:rFonts w:hint="eastAsia" w:ascii="Times New Roman" w:hAnsi="Times New Roman" w:cs="Times New Roman"/>
         </w:rPr>
-        <w:t>③即使未达到30%，该等同业竞争仍需彻底解决。30%系认定构成重大不利影响的量化参考标准，并非同业竞争可不予规范的豁免条件。本次申报涉及燕京啤酒分拆子公司至北交所上市，审核机构将重点关注发行人的资产完整性、业务独立性以及与控股股东之间是否存在利益输送。发行人与中发邢台之间存在关联采购、共用经营团队、共用品牌等情形，若不予解决，将同时构成同业竞争、关联交易及独立性方面的实质障碍。</w:t>
+        <w:t>③30%系认定构成重大不利影响的量化参考标准，并非同业竞争无需规范的条件。在实务中，除量化指标外，审核还关注竞争业务与发行人主营业务的相关程度、双方在客户与供应商上的重合情况，以及是否存在利益输送的可能。本次申报涉及燕京啤酒分拆子公司上市，审核对上市公司体系内的资产与业务安排关注度较高。发行人与中发邢台之间存在关联采购、共用经营团队及品牌的情形，该等情形同时涉及同业竞争、关联交易及独立性三个方面，需一并规范。</w:t>
       </w:r>
     </w:p>
     <w:p>
@@ -12249,7 +12249,7 @@
         <w:rPr>
           <w:rFonts w:hint="eastAsia" w:ascii="Times New Roman" w:hAnsi="Times New Roman" w:cs="Times New Roman"/>
         </w:rPr>
-        <w:t>④该事项与其他重点关注事项相互关联。中发邢台生产经营所使用土地的权属登记在燕京啤酒名下（详见本节4、土地收购），因此同业竞争的解决方案需与土地权属整合方案统筹设计、同步推进。</w:t>
+        <w:t>④中发邢台生产经营所使用土地的权属登记在燕京啤酒名下，详见本节4、土地收购。同业竞争的解决方案需与土地权属整合统筹安排。</w:t>
       </w:r>
     </w:p>
     <w:p>
@@ -12285,7 +12285,7 @@
         <w:rPr>
           <w:rFonts w:hint="eastAsia" w:ascii="Times New Roman" w:hAnsi="Times New Roman" w:cs="Times New Roman"/>
         </w:rPr>
-        <w:t>针对上述同业竞争情形，建议按照将竞争业务整体纳入上市主体的思路予以彻底解决，即由发行人以自身股权作为对价，收购燕京啤酒持有的中发邢台67.00%股权，使中发邢台成为发行人全资子公司并纳入合并报表范围。方案框架如下：</w:t>
+        <w:t>建议将竞争业务整体纳入上市主体，即由发行人以自身股权作为对价，收购燕京啤酒持有的中发邢台67.00%股权，使中发邢台成为发行人全资子公司并纳入合并报表范围。方案框架如下：</w:t>
       </w:r>
     </w:p>
     <w:p>
@@ -12317,7 +12317,7 @@
         <w:rPr>
           <w:rFonts w:hint="eastAsia" w:ascii="Times New Roman" w:hAnsi="Times New Roman" w:cs="Times New Roman"/>
         </w:rPr>
-        <w:t>本次重组在法律形式上表现为燕京啤酒以其持有的中发邢台67.00%股权作价出资、对发行人进行非货币资产增资（股权出资），在交易实质上为发行人以定向增发股权作为支付对价收购中发邢台控股权，全程不涉及现金支付。交易完成后，中发邢台由发行人持股100%，成为发行人全资子公司；燕京啤酒在发行人层面的持股比例相应提升，燕京集团、食品发酵研究院持股比例被动稀释，发行人控股股东、实际控制人均未发生变更。</w:t>
+        <w:t>本次重组的法律形式为燕京啤酒以其持有的中发邢台67.00%股权作价出资，对发行人进行非货币资产增资。交易实质为发行人以定向增发股权作为支付对价收购中发邢台控股权，不涉及现金支付。交易完成后，中发邢台由发行人持股100%，燕京啤酒在发行人层面的持股比例相应提升，燕京集团与食品发酵研究院持股比例被动稀释，发行人控股股东及实际控制人未发生变更。</w:t>
       </w:r>
     </w:p>
     <w:p>
@@ -12333,7 +12333,7 @@
         <w:rPr>
           <w:rFonts w:hint="eastAsia" w:ascii="Times New Roman" w:hAnsi="Times New Roman" w:cs="Times New Roman"/>
         </w:rPr>
-        <w:t>相较于以现金支付对价的股权收购方案，股权支付方案具有以下优势：一是无需占用发行人经营资金，避免为支付收购款而增加负债或影响在建产能投入；二是股权支付比例达到100%，可满足企业重组特殊性税务处理关于股权支付比例不低于85%的条件，燕京啤酒转让所得可暂不确认、实现企业所得税递延（详见④税费测算）；三是进一步提升控股股东持股比例，有利于分拆上市后控制权的稳定。因此，建议优先采用股权支付方案。</w:t>
+        <w:t>与以现金支付对价的方案相比，股权支付方案的差异在于三点。一是不占用发行人经营资金，不影响在建产能投入。二是股权支付比例为100%，满足企业重组特殊性税务处理关于股权支付不低于85%的条件，燕京啤酒转让所得可以递延，详见④税费测算。三是控股股东持股比例提升，有利于分拆上市后控制权的稳定。</w:t>
       </w:r>
     </w:p>
     <w:p>
@@ -12349,7 +12349,7 @@
         <w:rPr>
           <w:rFonts w:hint="eastAsia" w:ascii="Times New Roman" w:hAnsi="Times New Roman" w:cs="Times New Roman"/>
         </w:rPr>
-        <w:t>此外，本次重组仅涉及中发邢台股权的划入，不涉及发行人现有业务、资产的划出，交易结构简单、边界清晰，无需通过分立、资产剥离等复杂路径实现，重组周期相对可控。</w:t>
+        <w:t>本次重组仅涉及中发邢台股权的划入，不涉及发行人现有业务、资产的划出，无需通过分立、资产剥离等方式实现，交易结构相对简单。</w:t>
       </w:r>
     </w:p>
     <w:p>
@@ -12381,7 +12381,7 @@
         <w:rPr>
           <w:rFonts w:hint="eastAsia" w:ascii="Times New Roman" w:hAnsi="Times New Roman" w:cs="Times New Roman"/>
         </w:rPr>
-        <w:t>以2026年6月30日中发邢台账面净资产12,849.70万元为基础模拟测算，其67.00%股权对应作价8,609.30万元；以发行人同期账面净资产30,950.09万元、注册资本4,000.00万元测算，每1.00元注册资本对应净资产7.7375元，燕京啤酒本次新增出资额为1,112.67万元。交易前后发行人股权结构模拟情况如下：</w:t>
+        <w:t>以2026年6月30日中发邢台账面净资产12,849.70万元为基础模拟测算，其67.00%股权对应作价8,609.30万元。以发行人同期账面净资产30,950.09万元、注册资本4,000.00万元测算，每1.00元注册资本对应净资产7.7375元，燕京啤酒新增出资额1,112.67万元。交易前后发行人股权结构模拟情况如下：</w:t>
       </w:r>
     </w:p>
     <w:p>
@@ -13162,7 +13162,7 @@
         <w:rPr>
           <w:rFonts w:hint="eastAsia" w:ascii="Times New Roman" w:hAnsi="Times New Roman" w:cs="Times New Roman"/>
         </w:rPr>
-        <w:t>注：上述测算以账面净资产为基础，仅为方案示意；实际交易作价及股权比例以经国资监管部门备案的资产评估结果为准。</w:t>
+        <w:t>注：上述测算以账面净资产为基础，仅为方案示意。实际交易作价及股权比例以经国资监管部门备案的资产评估结果为准。</w:t>
       </w:r>
     </w:p>
     <w:p>
@@ -13178,7 +13178,7 @@
         <w:rPr>
           <w:rFonts w:hint="eastAsia" w:ascii="Times New Roman" w:hAnsi="Times New Roman" w:cs="Times New Roman"/>
         </w:rPr>
-        <w:t>需提请注意的是，本次重组将使燕京啤酒在发行人层面的持股比例由80.00%提升至约84.35%，燕京集团、食品发酵研究院的持股比例相应下降。鉴于发行人后续拟通过混合所有制改革引入战略投资者并实施员工持股，两项交易均涉及发行人股权结构变动，建议统筹安排先后顺序：先实施中发邢台股权注入，再实施混改增资。理由在于，一是股权注入完成后上市主体业务、资产完整，战略投资者的估值基础更为真实，有利于混改定价的公允性论证；二是可避免战略投资者及员工持股平台入股后再由控股股东注入关联资产，引发新股东权益稀释争议并需重新履行审批程序；三是可将两项交易的审计、评估基准日统一，一次审计评估同时服务于中发邢台股权注入与混改清产核资，节约时间及中介成本。</w:t>
+        <w:t>发行人后续拟通过混合所有制改革引入战略投资者并实施员工持股，两项交易均涉及发行人股权结构变动，建议统筹安排先后顺序，先实施中发邢台股权注入，再实施混改增资。理由有三。一是股权注入完成后上市主体业务、资产完整，战略投资者的估值基础更为真实。二是可避免战略投资者及员工持股平台入股后再由控股股东注入关联资产，减少后续沟通及审批环节。三是可将两项交易的审计、评估基准日统一，一次审计评估同时服务于股权注入与混改清产核资。</w:t>
       </w:r>
     </w:p>
     <w:p>
@@ -13210,7 +13210,7 @@
         <w:rPr>
           <w:rFonts w:hint="eastAsia" w:ascii="Times New Roman" w:hAnsi="Times New Roman" w:cs="Times New Roman"/>
         </w:rPr>
-        <w:t>本次交易的双方均为国有控股企业，交易标的为国有股权，须严格履行审计、评估、备案及国资审批程序，主要环节如下：</w:t>
+        <w:t>本次交易双方均为国有控股企业，交易标的为国有股权，须履行审计、评估、备案及国资审批程序。主要环节如下：</w:t>
       </w:r>
     </w:p>
     <w:p>
@@ -13226,7 +13226,7 @@
         <w:rPr>
           <w:rFonts w:hint="eastAsia" w:ascii="Times New Roman" w:hAnsi="Times New Roman" w:cs="Times New Roman"/>
         </w:rPr>
-        <w:t>第一，专项审计。聘请具有证券期货相关业务资格的会计师事务所，以确定的评估基准日对中发邢台出具专项审计报告，作为资产评估的账面依据。考虑到发行人混改事项拟以2026年7月底为清产核资审计基准日，建议将本次重组的审计基准日与之统一，避免重复审计。</w:t>
+        <w:t>第一，专项审计。聘请具有证券期货相关业务资格的会计师事务所，以确定的评估基准日对中发邢台出具专项审计报告，作为资产评估的账面依据。发行人混改事项拟以2026年7月底为清产核资审计基准日，建议将本次重组的审计基准日与之统一。</w:t>
       </w:r>
     </w:p>
     <w:p>
@@ -13242,7 +13242,7 @@
         <w:rPr>
           <w:rFonts w:hint="eastAsia" w:ascii="Times New Roman" w:hAnsi="Times New Roman" w:cs="Times New Roman"/>
         </w:rPr>
-        <w:t>第二，资产评估及备案。根据《企业国有资产评估管理暂行办法》（国务院国资委令第12号）的规定，企业发生非上市公司国有股东股权比例变动、以非货币资产对外投资等行为的，应当对相关资产进行评估，评估项目实行核准制和备案制。本次交易同时涉及发行人国有股东股权比例变动及燕京啤酒以非货币资产（股权）对外投资，须聘请具有证券期货相关业务资格的评估机构，对中发邢台股东全部权益价值出具资产评估报告，并报国资监管部门备案，以经备案的评估结果作为交易定价依据。评估方法建议采用资产基础法与收益法相结合，考虑到中发邢台在建工程金额较大、产能尚未完全释放，需在评估中充分反映其后续盈利能力。</w:t>
+        <w:t>第二，资产评估及备案。根据《企业国有资产评估管理暂行办法》（国务院国资委令第12号），企业发生非上市公司国有股东股权比例变动、以非货币资产对外投资等行为的，应当对相关资产进行评估，评估项目实行核准制和备案制。本次交易涉及上述两种情形，须聘请具有证券期货相关业务资格的评估机构对中发邢台股东全部权益价值出具评估报告，并报国资监管部门备案，以经备案的评估结果作为定价依据。中发邢台在建工程金额较大、产能尚未完全释放，评估方法建议采用资产基础法与收益法相结合。</w:t>
       </w:r>
     </w:p>
     <w:p>
@@ -13258,7 +13258,7 @@
         <w:rPr>
           <w:rFonts w:hint="eastAsia" w:ascii="Times New Roman" w:hAnsi="Times New Roman" w:cs="Times New Roman"/>
         </w:rPr>
-        <w:t>第三，交易方式的确定。根据《企业国有资产交易监督管理办法》（国务院国资委、财政部令第32号）的规定，企业增资原则上应当通过产权交易机构公开进行；但因国有资本布局结构调整需要、由特定的国有及国有控股企业参与增资的，经国家出资企业审议决策后可以采取非公开协议方式进行。本次由控股股东燕京啤酒以其持有的股权对发行人增资，属于同一国家出资企业体系内部的资源整合，具备采取非公开协议方式增资的政策基础。建议在方案启动前即就交易方式的适用性与北控集团、北京市国资委及北京产权交易所进行专项沟通并取得明确意见，避免因需公开挂牌征集投资方而延长重组周期。该环节系本次重组的关键路径，建议尽早启动。</w:t>
+        <w:t>第三，交易方式的确定。根据《企业国有资产交易监督管理办法》（国务院国资委、财政部令第32号），企业增资原则上应当通过产权交易机构公开进行；因国有资本布局结构调整需要、由特定的国有及国有控股企业参与增资的，经国家出资企业审议决策后可以采取非公开协议方式。本次由控股股东以其持有的股权对发行人增资，属于同一国家出资企业体系内部的资源整合，具备采取非公开协议方式的政策基础。该环节直接影响重组周期，建议在方案启动前即与北控集团、北京市国资委及北京产权交易所进行专项沟通，取得明确意见。</w:t>
       </w:r>
     </w:p>
     <w:p>
@@ -13274,7 +13274,7 @@
         <w:rPr>
           <w:rFonts w:hint="eastAsia" w:ascii="Times New Roman" w:hAnsi="Times New Roman" w:cs="Times New Roman"/>
         </w:rPr>
-        <w:t>第四，内部决策及审批。中发邢台、发行人及燕京啤酒分别召开董事会、股东会审议本次交易，关联方回避表决；方案经燕京啤酒审议后逐级报北控集团审核，并报北京市国资委批准或备案。同时，燕京啤酒作为A股上市公司，本次以其持有的子公司股权对控股子公司增资，需按照上市公司信息披露相关规定履行内部审议及披露程序。需说明的是，该交易对燕京啤酒而言属于合并报表范围内部的架构调整，对发行人而言则构成与控股股东之间的关联交易，两个层面的程序应同步履行。</w:t>
+        <w:t>第四，内部决策及审批。中发邢台、发行人及燕京啤酒分别召开董事会、股东会审议本次交易，关联方回避表决。方案经燕京啤酒审议后逐级报北控集团审核，并报北京市国资委批准或备案。燕京啤酒作为A股上市公司，需按上市公司信息披露相关规定履行内部审议及披露程序。该交易对燕京啤酒属于合并报表范围内部的架构调整，对发行人则构成与控股股东之间的关联交易，两个层面的程序应同步履行。</w:t>
       </w:r>
     </w:p>
     <w:p>
@@ -13322,7 +13322,7 @@
         <w:rPr>
           <w:rFonts w:hint="eastAsia" w:ascii="Times New Roman" w:hAnsi="Times New Roman" w:cs="Times New Roman"/>
         </w:rPr>
-        <w:t>以中发邢台2026年6月30日账面净资产12,849.70万元的67.00%即8,609.30万元作为模拟交易作价，燕京啤酒取得该部分股权的计税基础为其实缴出资额6,700.00万元，本次交易涉及的主要税种及测算情况如下：</w:t>
+        <w:t>以中发邢台2026年6月30日账面净资产的67.00%即8,609.30万元作为模拟交易作价，燕京啤酒取得该部分股权的计税基础为其实缴出资额6,700.00万元。本次交易涉及的主要税种及测算情况如下：</w:t>
       </w:r>
     </w:p>
     <w:tbl>
@@ -13559,7 +13559,7 @@
                 <w:sz w:val="21"/>
                 <w:szCs w:val="21"/>
               </w:rPr>
-              <w:t>《财政部 国家税务总局关于企业重组业务企业所得税处理若干问题的通知》（财税〔2009〕59号）规定，股权收购适用特殊性税务处理须同时满足：①具有合理的商业目的，且不以减少、免除或推迟缴纳税款为主要目的；②收购企业购买的股权不低于被收购企业全部股权的50%；③企业重组后的连续12个月内不改变重组资产原来的实质性经营活动；④收购企业在股权收购发生时的股权支付金额不低于其交易支付总额的85%；⑤企业重组中取得股权支付的原主要股东，在重组后连续12个月内不得转让所取得的股权。</w:t>
+              <w:t>《财政部 国家税务总局关于企业重组业务企业所得税处理若干问题的通知》（财税〔2009〕59号）规定，股权收购适用特殊性税务处理须同时满足五项条件：①具有合理的商业目的，且不以减少、免除或推迟缴纳税款为主要目的；②收购企业购买的股权不低于被收购企业全部股权的50%；③企业重组后的连续12个月内不改变重组资产原来的实质性经营活动；④收购企业在股权收购发生时的股权支付金额不低于其交易支付总额的85%；⑤取得股权支付的原主要股东，在重组后连续12个月内不得转让所取得的股权。</w:t>
             </w:r>
           </w:p>
         </w:tc>
@@ -13586,7 +13586,7 @@
                 <w:sz w:val="21"/>
                 <w:szCs w:val="21"/>
               </w:rPr>
-              <w:t>①商业目的：本次重组系为消除同业竞争、夯实上市主体独立性与资产完整性，商业目的合理，非以避税为主要目的；②收购比例：本次收购中发邢台67.00%股权，高于50%；③经营连续性：重组后中发邢台继续从事纳豆及纳豆制品的生产销售，不改变原实质性经营活动；④股权支付比例：本次对价100%以发行人自身股权支付，高于85%；⑤股权锁定：燕京啤酒取得的发行人股权在重组后12个月内不得转让，与分拆上市的持股安排不冲突。综上，本次交易预计可满足特殊性税务处理条件。</w:t>
+              <w:t>逐项对照：①本次重组用于消除同业竞争、完善上市主体资产与业务结构，商业目的合理；②本次收购中发邢台67.00%股权，高于50%；③重组后中发邢台继续从事纳豆及纳豆制品的生产销售；④本次对价100%以发行人自身股权支付，高于85%；⑤燕京啤酒取得的发行人股权在重组后12个月内不转让，与分拆上市的持股安排不冲突。五项条件预计均可满足。</w:t>
             </w:r>
           </w:p>
         </w:tc>
@@ -13613,7 +13613,7 @@
                 <w:sz w:val="21"/>
                 <w:szCs w:val="21"/>
               </w:rPr>
-              <w:t>①若满足全部条件：燕京啤酒暂不确认股权转让所得，其取得的发行人股权计税基础以被转让的中发邢台股权原计税基础确定，实现所得税递延；②若不满足条件：燕京啤酒需按公允价值确认股权转让所得并缴纳25%企业所得税。</w:t>
+              <w:t>①满足全部条件的，燕京啤酒暂不确认股权转让所得，其取得的发行人股权计税基础以被转让股权的原计税基础确定，实现所得税递延；②不满足条件的，燕京啤酒按公允价值确认股权转让所得并缴纳25%企业所得税。</w:t>
             </w:r>
           </w:p>
         </w:tc>
@@ -13640,7 +13640,7 @@
                 <w:sz w:val="21"/>
                 <w:szCs w:val="21"/>
               </w:rPr>
-              <w:t>①适用特殊性税务处理的，预计企业所得税为0万元；②适用一般性税务处理的，燕京啤酒股权转让所得为1,909.30万元，预计企业所得税为477.32万元。建议在方案报批前就特殊性税务处理的适用性与主管税务机关进行沟通，并按规定履行备案手续。</w:t>
+              <w:t>①适用特殊性税务处理的，预计为0万元；②适用一般性税务处理的，股权转让所得1,909.30万元，预计企业所得税477.32万元。建议在方案报批前就特殊性税务处理的适用性与主管税务机关沟通，并按规定履行备案手续。</w:t>
             </w:r>
           </w:p>
         </w:tc>
@@ -13868,7 +13868,7 @@
                 <w:sz w:val="21"/>
                 <w:szCs w:val="21"/>
               </w:rPr>
-              <w:t>本次交易为股权转让，中发邢台名下的房屋建筑物及在建工程的权属未发生转移，且中发邢台账面无土地使用权，不属于土地增值税征税范围。</w:t>
+              <w:t>本次交易为股权转让，中发邢台名下房屋建筑物及在建工程的权属未发生转移，其账面亦无土地使用权，不属于土地增值税征税范围。</w:t>
             </w:r>
           </w:p>
         </w:tc>
@@ -13922,7 +13922,7 @@
                 <w:sz w:val="21"/>
                 <w:szCs w:val="21"/>
               </w:rPr>
-              <w:t>预计为0万元。需注意，若先行实施土地收购事项（详见本节4、土地收购），该项交易将单独涉及土地增值税，应分别测算。</w:t>
+              <w:t>预计为0万元。土地收购事项单独涉及土地增值税，详见本节4、土地收购。</w:t>
             </w:r>
           </w:p>
         </w:tc>
@@ -14123,7 +14123,7 @@
                 <w:sz w:val="21"/>
                 <w:szCs w:val="21"/>
               </w:rPr>
-              <w:t>股权转让书据按产权转移书据征收印花税，税率为万分之五，由立据双方分别缴纳；符合规定的企业改制重组情形可享受相应优惠。</w:t>
+              <w:t>股权转让书据按产权转移书据征收印花税，税率为万分之五，由立据双方分别缴纳。符合规定的企业改制重组情形可享受相应优惠。</w:t>
             </w:r>
           </w:p>
         </w:tc>
@@ -14150,7 +14150,7 @@
                 <w:sz w:val="21"/>
                 <w:szCs w:val="21"/>
               </w:rPr>
-              <w:t>本次增资涉及股权转让书据及发行人资金账簿。就本次交易能否适用企业改制重组印花税优惠政策，需与主管税务机关确认。</w:t>
+              <w:t>本次增资涉及股权转让书据及发行人资金账簿。能否适用企业改制重组印花税优惠政策，需与主管税务机关确认。</w:t>
             </w:r>
           </w:p>
         </w:tc>
@@ -14204,7 +14204,7 @@
                 <w:sz w:val="21"/>
                 <w:szCs w:val="21"/>
               </w:rPr>
-              <w:t>按模拟作价8,609.30万元测算，双方各需缴纳约4.30万元，合计约8.61万元。</w:t>
+              <w:t>按模拟作价8,609.30万元测算，双方各约4.30万元，合计约8.61万元。</w:t>
             </w:r>
           </w:p>
         </w:tc>
@@ -14345,7 +14345,7 @@
                 <w:sz w:val="21"/>
                 <w:szCs w:val="21"/>
               </w:rPr>
-              <w:t>适用特殊性税务处理的，预计税费合计约8.61万元；适用一般性税务处理的，预计税费合计约485.93万元。</w:t>
+              <w:t>适用特殊性税务处理的，预计税费合计约8.61万元；适用一般性税务处理的，预计合计约485.93万元。</w:t>
             </w:r>
           </w:p>
         </w:tc>
@@ -14364,7 +14364,7 @@
         <w:rPr>
           <w:rFonts w:hint="eastAsia" w:ascii="Times New Roman" w:hAnsi="Times New Roman" w:cs="Times New Roman"/>
         </w:rPr>
-        <w:t>注：上述测算系以账面净资产为基础的模拟测算，仅供参考。本次交易的实际税务成本，应以经备案的评估结果确定的交易作价为基础，并参考主管税务机关的意见另行测算。</w:t>
+        <w:t>注：上述为以账面净资产为基础的模拟测算，仅供参考。实际税务成本以经备案的评估结果确定的交易作价为基础，并参考主管税务机关意见另行测算。</w:t>
       </w:r>
     </w:p>
     <w:p>
@@ -14380,7 +14380,7 @@
         <w:rPr>
           <w:rFonts w:hint="eastAsia" w:ascii="Times New Roman" w:hAnsi="Times New Roman" w:cs="Times New Roman"/>
         </w:rPr>
-        <w:t>除税费成本外，本次重组还将发生审计费、评估费、法律服务费及工商变更服务费等中介机构费用，预计整体成本约100万元，属一次性支出，具体以各中介机构最终报价为准。</w:t>
+        <w:t>除税费成本外，本次重组还将发生审计费、评估费、法律服务费及工商变更服务费等中介机构费用，预计约100万元，属一次性支出，具体以各中介机构报价为准。</w:t>
       </w:r>
     </w:p>
     <w:p>
@@ -14412,7 +14412,7 @@
         <w:rPr>
           <w:rFonts w:hint="eastAsia" w:ascii="Times New Roman" w:hAnsi="Times New Roman" w:cs="Times New Roman"/>
         </w:rPr>
-        <w:t>发行人与中发邢台在重组前后均受燕京啤酒最终控制，本次收购构成同一控制下企业合并，应按照被合并方在最终控制方合并财务报表中的账面价值计量，不产生商誉，并对合并财务报表的比较期间进行追溯调整。以简单加总方式模拟合并后，发行人主要财务数据情况如下：</w:t>
+        <w:t>发行人与中发邢台在重组前后均受燕京啤酒最终控制，本次收购构成同一控制下企业合并。会计处理上，按被合并方在最终控制方合并财务报表中的账面价值计量，不产生商誉，并对合并财务报表的比较期间进行追溯调整。以简单加总方式模拟合并后，发行人主要财务数据如下：</w:t>
       </w:r>
     </w:p>
     <w:p>
@@ -15071,7 +15071,7 @@
         <w:rPr>
           <w:rFonts w:hint="eastAsia" w:ascii="Times New Roman" w:hAnsi="Times New Roman" w:cs="Times New Roman"/>
         </w:rPr>
-        <w:t>注2：由于中发邢台自2024年5月设立起即由燕京啤酒控制，追溯调整后各期归属于母公司股东的净利润为中发邢台100%的净利润。根据《公开发行证券的公司信息披露解释性公告第1号——非经常性损益》的规定，同一控制下企业合并产生的子公司期初至合并日的当期净损益属于非经常性损益，计算合并当期扣除非经常性损益后的净利润时需相应扣除。</w:t>
+        <w:t>注2：中发邢台自2024年5月设立起即由燕京啤酒控制，追溯调整后各期归属于母公司股东的净利润为中发邢台100%的净利润。根据《公开发行证券的公司信息披露解释性公告第1号——非经常性损益》，同一控制下企业合并产生的子公司期初至合并日的当期净损益属于非经常性损益，计算合并当期扣除非经常性损益后的净利润时需相应扣除。</w:t>
       </w:r>
     </w:p>
     <w:p>
@@ -15087,7 +15087,7 @@
         <w:rPr>
           <w:rFonts w:hint="eastAsia" w:ascii="Times New Roman" w:hAnsi="Times New Roman" w:cs="Times New Roman"/>
         </w:rPr>
-        <w:t>关于是否构成重大资产重组，按照北交所关于发行人报告期内实施重大资产重组的审核口径，需测算购买资产的资产总额、营业收入及净利润占发行人重组前相应指标的比例。以2025年度经审计数据测算，中发邢台资产总额、营业收入及净利润占发行人相应指标的比例分别为33.73%、23.12%和16.59%，均低于100%，初步判断本次重组无需在完成后运行一个完整会计年度。但需提请注意，以2026年6月末数据测算，中发邢台资产总额占发行人资产总额的比例已升至54.85%，主要系其2026年上半年其他应收款（内部资金往来）由3,952.53万元大幅增加至16,640.95万元所致。建议在重组实施前先行清理中发邢台与集团内部的资金往来，清理后中发邢台资产总额约为10,587.40万元、占比降至约21.33%，既可降低相关比例、避免触及重大资产重组认定标准，亦有利于同步解决资金占用及独立性问题。最终认定应以重组实施时点的最近一期经审计数据为准。</w:t>
+        <w:t>关于是否构成重大资产重组，按照北交所关于发行人报告期内实施重大资产重组的审核口径，需测算购买资产的资产总额、营业收入及净利润占发行人重组前相应指标的比例。以2025年度经审计数据测算，中发邢台上述三项指标占比分别为33.73%、23.12%和16.59%，均低于100%，初步判断无需在重组完成后运行一个完整会计年度。以2026年6月末数据测算，中发邢台资产总额占比为54.85%，主要系其2026年上半年其他应收款（内部资金往来）由3,952.53万元增加至16,640.95万元所致。建议在重组实施前先行清理中发邢台与集团内部的资金往来，清理后中发邢台资产总额约10,587.40万元、占比约21.33%。该项清理同时有助于解决资金占用及独立性事项。最终认定以重组实施时点的最近一期经审计数据为准。</w:t>
       </w:r>
     </w:p>
     <w:p>
@@ -15119,7 +15119,7 @@
         <w:rPr>
           <w:rFonts w:hint="eastAsia" w:ascii="Times New Roman" w:hAnsi="Times New Roman" w:cs="Times New Roman"/>
         </w:rPr>
-        <w:t>建议按以下四个阶段推进，全程留痕、规范落地，确保重组完成后运营稳定、合规可核查：</w:t>
+        <w:t>建议按四个阶段推进，全程留痕，确保重组完成后运营稳定、合规可核查。</w:t>
       </w:r>
     </w:p>
     <w:p>
@@ -15135,7 +15135,7 @@
         <w:rPr>
           <w:rFonts w:hint="eastAsia" w:ascii="Times New Roman" w:hAnsi="Times New Roman" w:cs="Times New Roman"/>
         </w:rPr>
-        <w:t>第一阶段，方案论证与预沟通（建议于2026年8-9月完成）。成立专项工作小组，统筹发行人财务、法务、业务部门与各中介机构；就本次增资采取非公开协议方式的适用性、评估备案路径及审批权限，与北控集团、北京市国资委及北京产权交易所开展预沟通并取得明确意见；就特殊性税务处理的适用性与主管税务机关沟通；同步核查中发邢台的股权权属是否清晰、有无质押冻结，以及土地、房产、资质等资产权属瑕疵。</w:t>
+        <w:t>第一阶段，方案论证与预沟通，建议于2026年8-9月完成。成立专项工作小组，统筹发行人财务、法务、业务部门与各中介机构。就本次增资采取非公开协议方式的适用性、评估备案路径及审批权限，与北控集团、北京市国资委及北京产权交易所开展预沟通并取得明确意见。就特殊性税务处理的适用性与主管税务机关沟通。同步核查中发邢台的股权权属是否清晰、有无质押冻结，以及土地、房产、资质等资产权属情况。</w:t>
       </w:r>
     </w:p>
     <w:p>
@@ -15151,7 +15151,7 @@
         <w:rPr>
           <w:rFonts w:hint="eastAsia" w:ascii="Times New Roman" w:hAnsi="Times New Roman" w:cs="Times New Roman"/>
         </w:rPr>
-        <w:t>第二阶段，审计评估与方案固化（建议于2026年9-10月完成）。以统一基准日完成中发邢台专项审计及资产评估，出具审计报告、评估报告并完成国资备案；据以确定交易作价、新增注册资本及交易后股权结构；拟定增资协议、公司章程修正案等全套法律文件；同步完成中发邢台内部资金往来的清理。</w:t>
+        <w:t>第二阶段，审计评估与方案固化，建议于2026年9-10月完成。以统一基准日完成中发邢台专项审计及资产评估，出具审计报告、评估报告并完成国资备案。据以确定交易作价、新增注册资本及交易后股权结构。拟定增资协议、公司章程修正案等法律文件。同步完成中发邢台内部资金往来的清理。</w:t>
       </w:r>
     </w:p>
     <w:p>
@@ -15167,7 +15167,7 @@
         <w:rPr>
           <w:rFonts w:hint="eastAsia" w:ascii="Times New Roman" w:hAnsi="Times New Roman" w:cs="Times New Roman"/>
         </w:rPr>
-        <w:t>第三阶段，内部决策与国资审批（建议于2026年10-11月完成）。中发邢台、发行人及燕京啤酒分别履行董事会、股东会决策程序，关联方回避表决；燕京啤酒按上市公司规则履行审议及信息披露程序；方案逐级报北控集团审核并报北京市国资委批准。</w:t>
+        <w:t>第三阶段，内部决策与国资审批，建议于2026年10-11月完成。中发邢台、发行人及燕京啤酒分别履行董事会、股东会决策程序，关联方回避表决。燕京啤酒按上市公司规则履行审议及信息披露程序。方案逐级报北控集团审核并报北京市国资委批准。</w:t>
       </w:r>
     </w:p>
     <w:p>
@@ -15183,7 +15183,7 @@
         <w:rPr>
           <w:rFonts w:hint="eastAsia" w:ascii="Times New Roman" w:hAnsi="Times New Roman" w:cs="Times New Roman"/>
         </w:rPr>
-        <w:t>第四阶段，交割与整合（建议于2026年11-12月完成）。签署正式协议，完成中发邢台股东变更登记及发行人注册资本、股东变更登记；完成财务并表及账务调整，确保财务核算连续、准确；整合双方的采购、生产、销售、研发体系及内控制度，实现统一管理；留存全套交易资料、决策文件及审批文件，以备IPO审核核查。</w:t>
+        <w:t>第四阶段，交割与整合，建议于2026年11-12月完成。签署正式协议，完成中发邢台股东变更登记及发行人注册资本、股东变更登记。完成财务并表及账务调整。整合双方的采购、生产、销售、研发体系及内控制度。留存全套交易资料、决策文件及审批文件，以备IPO审核核查。</w:t>
       </w:r>
     </w:p>
     <w:p>
@@ -15199,7 +15199,7 @@
         <w:rPr>
           <w:rFonts w:hint="eastAsia" w:ascii="Times New Roman" w:hAnsi="Times New Roman" w:cs="Times New Roman"/>
         </w:rPr>
-        <w:t>按上述安排，本次重组可在发行人股改基准日（2026年10月31日）前后完成主体程序，最迟应于2026年12月股份制改造完成前实施完毕，使股份制改造以整合后的主体架构为基础，避免报告期内发生重大架构变动。</w:t>
+        <w:t>按上述安排，本次重组可在发行人股改基准日（2026年10月31日）前后完成主体程序，建议最迟于2026年12月股份制改造完成前实施完毕，使股份制改造以整合后的主体架构为基础。</w:t>
       </w:r>
     </w:p>
     <w:p>
@@ -15231,7 +15231,7 @@
         <w:rPr>
           <w:rFonts w:hint="eastAsia" w:ascii="Times New Roman" w:hAnsi="Times New Roman" w:cs="Times New Roman"/>
         </w:rPr>
-        <w:t>第一，全面排查其他潜在同业主体。除中发邢台外，应对燕京啤酒、燕京集团、北控集团及其控制的其他企业进行全面排查，核查是否存在其他从事纳豆及大健康食品业务的主体，一并纳入本次整合方案或作出相应说明。</w:t>
+        <w:t>第一，全面排查其他潜在同业主体。对燕京啤酒、燕京集团、北控集团及其控制的其他企业进行排查，核查是否存在其他从事纳豆及大健康食品业务的主体，一并纳入整合方案或作出说明。</w:t>
       </w:r>
     </w:p>
     <w:p>
@@ -15263,7 +15263,7 @@
         <w:rPr>
           <w:rFonts w:hint="eastAsia" w:ascii="Times New Roman" w:hAnsi="Times New Roman" w:cs="Times New Roman"/>
         </w:rPr>
-        <w:t>第三，规范过渡期交易。在重组交割完成前，规范发行人与中发邢台之间的产品采购、品牌使用、人员借用及资金往来，签署书面协议并按公允价格定价，完整保留交易单据；同时完整保存中发邢台的财务资料及生产经营记录，便于后续纳入合并报表及中介机构开展核查。</w:t>
+        <w:t>第三，规范过渡期交易。在重组交割完成前，规范发行人与中发邢台之间的产品采购、品牌使用、人员借用及资金往来，签署书面协议并按公允价格定价，保留交易单据。同时完整保存中发邢台的财务资料及生产经营记录，便于后续纳入合并报表及中介机构核查。</w:t>
       </w:r>
     </w:p>
     <w:p>
@@ -15279,7 +15279,7 @@
         <w:rPr>
           <w:rFonts w:hint="eastAsia" w:ascii="Times New Roman" w:hAnsi="Times New Roman" w:cs="Times New Roman"/>
         </w:rPr>
-        <w:t>第四，核查发行条件的持续满足。重组前后发行人的控股股东均为燕京啤酒、实际控制人均为北控集团，控制权未发生变更；需同步核查董事、高级管理人员是否保持稳定，主营业务是否发生重大变化，以满足《首次公开发行股票注册管理办法》及北交所关于最近二年内主营业务和董事、高级管理人员未发生重大不利变化、实际控制人未发生变更的要求。同时，应结合《上市公司分拆规则（试行）》的相关条件，核查本次资产注入是否对燕京啤酒分拆发行人上市构成障碍。</w:t>
+        <w:t>第四，核查发行条件的持续满足。重组前后发行人的控股股东均为燕京啤酒、实际控制人均为北控集团，控制权未发生变更。需同步核查董事、高级管理人员是否保持稳定，主营业务是否发生重大变化，以满足《首次公开发行股票注册管理办法》及北交所关于最近二年内主营业务和董事、高级管理人员未发生重大不利变化、实际控制人未发生变更的要求。同时结合《上市公司分拆规则（试行）》的相关条件，核查本次资产注入对燕京啤酒分拆发行人上市的影响。</w:t>
       </w:r>
     </w:p>
     <w:p>
@@ -15352,7 +15352,7 @@
         <w:rPr>
           <w:rFonts w:hint="eastAsia" w:ascii="Times New Roman" w:hAnsi="Times New Roman" w:cs="Times New Roman"/>
         </w:rPr>
-        <w:t>中发邢台的生产经营场所位于河北省邢台市南和区城西工业园区和鼎路19号（燕京健康产业园（邢台）一期纳豆智能工厂）。经尽调了解，中发邢台生产经营实际使用的约300亩土地，其土地使用权登记在燕京啤酒名下，中发邢台并不拥有该等土地的使用权。</w:t>
+        <w:t>中发邢台的生产经营场所位于河北省邢台市南和区城西工业园区和鼎路19号，即燕京健康产业园（邢台）一期纳豆智能工厂。经尽调了解，中发邢台生产经营实际使用的土地约300亩，该宗土地的使用权登记在燕京啤酒名下，中发邢台不拥有该等土地的使用权。据了解，该宗土地系以出让方式取得，截至目前尚未取得不动产权证书等权属文件。</w:t>
       </w:r>
     </w:p>
     <w:p>
@@ -15368,7 +15368,7 @@
         <w:rPr>
           <w:rFonts w:hint="eastAsia" w:ascii="Times New Roman" w:hAnsi="Times New Roman" w:cs="Times New Roman"/>
         </w:rPr>
-        <w:t>上述情况在中发邢台账面亦得到印证：截至2026年6月30日，中发邢台资产总额27,228.35万元，其中固定资产账面价值2,489.64万元、在建工程账面余额5,924.02万元，而无形资产账面余额为零，即中发邢台在登记于燕京啤酒名下的土地上建造并持有房屋建筑物及在建工程，形成房、地权属分离的状态。</w:t>
+        <w:t>注：本节相关分析及税费测算暂按出让用地口径进行。若后续核查确认该宗土地为划拨用地，须先经有批准权的人民政府批准并补缴土地出让金转为出让用地后方可转让，相关方案安排及税费测算需相应调整。</w:t>
       </w:r>
     </w:p>
     <w:p>
@@ -15384,7 +15384,23 @@
         <w:rPr>
           <w:rFonts w:hint="eastAsia" w:ascii="Times New Roman" w:hAnsi="Times New Roman" w:cs="Times New Roman"/>
         </w:rPr>
-        <w:t>此外，2024年度发行人存在为中发邢台代垫、代付费用的情形，包括代付（预付）燕京邢台厂房钢结构检测鉴定费、厂房项目岩土工程勘察费、厂房建筑消防安全评估费、航拍服务费，以及代预付冻干机设备采购款等，相关款项通过其他应收款—单位、预付账款科目核算。上述事项反映出发行人、中发邢台与燕京啤酒三方在邢台生产基地的资产投入及资金往来上存在混同。</w:t>
+        <w:t>上述情况在中发邢台账面亦有反映。截至2026年6月30日，中发邢台资产总额27,228.35万元，其中固定资产账面价值2,489.64万元、在建工程账面余额5,924.02万元，无形资产账面余额为零。即中发邢台在登记于燕京啤酒名下的土地上建造并持有房屋建筑物及在建工程，形成房、地权属分离的状态。</w:t>
+      </w:r>
+    </w:p>
+    <w:p>
+      <w:pPr>
+        <w:spacing w:before="163" w:beforeLines="50" w:after="163" w:afterLines="50" w:line="360" w:lineRule="auto"/>
+        <w:ind w:firstLine="480" w:firstLineChars="200"/>
+        <w:jc w:val="both"/>
+        <w:rPr>
+          <w:rFonts w:ascii="Times New Roman" w:hAnsi="Times New Roman" w:cs="Times New Roman"/>
+        </w:rPr>
+      </w:pPr>
+      <w:r>
+        <w:rPr>
+          <w:rFonts w:hint="eastAsia" w:ascii="Times New Roman" w:hAnsi="Times New Roman" w:cs="Times New Roman"/>
+        </w:rPr>
+        <w:t>此外，2024年度发行人存在为中发邢台代垫、代付费用的情形。相关事项包括代付或预付燕京邢台厂房钢结构检测鉴定费、厂房项目岩土工程勘察费、厂房建筑消防安全评估费、航拍服务费，以及代预付冻干机设备采购款等，相关款项通过其他应收款—单位、预付账款科目核算。上述事项反映出发行人、中发邢台与燕京啤酒三方在邢台生产基地的资产投入及资金往来上存在交叉。</w:t>
       </w:r>
     </w:p>
     <w:p>
@@ -15404,7 +15420,7 @@
           <w:b/>
           <w:bCs/>
         </w:rPr>
-        <w:t>（2）合规风险分析</w:t>
+        <w:t>（2）合规影响分析</w:t>
       </w:r>
     </w:p>
     <w:p>
@@ -15420,7 +15436,7 @@
         <w:rPr>
           <w:rFonts w:hint="eastAsia" w:ascii="Times New Roman" w:hAnsi="Times New Roman" w:cs="Times New Roman"/>
         </w:rPr>
-        <w:t>①资产完整性及独立性风险。《首次公开发行股票注册管理办法》第十二条要求发行人资产完整，业务及人员、财务、机构独立。土地系纳豆生产的核心生产要素，若上市主体（含拟纳入合并范围的中发邢台）不拥有生产经营所必需土地的使用权，将直接构成资产不完整，并形成对控股股东的重大依赖，属于实质性审核障碍。</w:t>
+        <w:t>①资产完整性及独立性。《首次公开发行股票注册管理办法》第十二条要求发行人资产完整，业务及人员、财务、机构独立。土地是纳豆生产的基础生产要素。若上市主体（含拟纳入合并范围的中发邢台）不拥有生产经营所必需土地的使用权，将影响对资产完整性的判断，并形成对控股股东的依赖。该事项属于审核中的重点关注事项。</w:t>
       </w:r>
     </w:p>
     <w:p>
@@ -15436,7 +15452,7 @@
         <w:rPr>
           <w:rFonts w:hint="eastAsia" w:ascii="Times New Roman" w:hAnsi="Times New Roman" w:cs="Times New Roman"/>
         </w:rPr>
-        <w:t>②房地分离的权属风险。房屋建筑物所有权人与土地使用权人不一致的，可能导致地上房屋无法办理不动产首次登记、无法办理抵押融资，并在土地被处分或征收拆迁时产生权属及补偿争议。中发邢台在建工程金额较大，若不尽快解决土地权属问题，后续转固及办证均存在障碍。</w:t>
+        <w:t>②房、地权属分离。房屋建筑物所有权人与土地使用权人不一致的，地上房屋通常无法办理不动产首次登记，亦难以办理抵押融资；在土地被处分或征收拆迁时，权属及补偿归属存在不确定性。中发邢台在建工程账面余额5,924.02万元，若土地权属问题未解决，后续转固及办理产权证书均存在障碍。</w:t>
       </w:r>
     </w:p>
     <w:p>
@@ -15452,7 +15468,7 @@
         <w:rPr>
           <w:rFonts w:hint="eastAsia" w:ascii="Times New Roman" w:hAnsi="Times New Roman" w:cs="Times New Roman"/>
         </w:rPr>
-        <w:t>③关联交易及国资程序风险。由中发邢台向燕京啤酒购入土地构成关联交易，且属于国有资产转让，须以经备案的资产评估结果作为定价基础，并履行内部决策及国资审批程序；燕京啤酒作为A股上市公司，出售资产还需履行相应的审议及信息披露程序。若定价缺乏评估依据或未履行审批程序，将影响交易的合法有效性并在审核中被重点问询。</w:t>
+        <w:t>③关联交易及国资程序。由中发邢台向燕京啤酒购入土地构成关联交易，同时属于国有资产转让，须以经备案的资产评估结果作为定价基础，并履行内部决策及国资审批程序。燕京啤酒作为A股上市公司，出售资产还需履行相应的审议及信息披露程序。定价依据及审批程序的完备性，直接关系到交易的合法有效性。</w:t>
       </w:r>
     </w:p>
     <w:p>
@@ -15468,7 +15484,7 @@
         <w:rPr>
           <w:rFonts w:hint="eastAsia" w:ascii="Times New Roman" w:hAnsi="Times New Roman" w:cs="Times New Roman"/>
         </w:rPr>
-        <w:t>④土地性质及税费风险。若该宗土地为划拨用地，须先经有批准权的人民政府批准、补缴土地出让金转为出让用地后方可转让；土地使用权转让涉及土地增值税、增值税及附加、契税、印花税及企业所得税，税负金额可能较大，需提前测算并明确承担方式。</w:t>
+        <w:t>④权属文件及税费。该宗土地目前尚未取得不动产权证书，权属文件的取得是启动交易的前提。土地使用权转让涉及土地增值税、增值税及附加、契税、印花税及企业所得税，税负金额与土地评估增值幅度直接相关，需在取得评估结果后测算并明确承担方式。</w:t>
       </w:r>
     </w:p>
     <w:p>
@@ -15504,7 +15520,7 @@
         <w:rPr>
           <w:rFonts w:hint="eastAsia" w:ascii="Times New Roman" w:hAnsi="Times New Roman" w:cs="Times New Roman"/>
         </w:rPr>
-        <w:t>①尽快完成权属核查。取得该宗土地的《不动产权证书》、宗地图及《国有建设用地使用权出让合同》（或划拨决定书），核实权利人、宗地编号、四至范围、实际面积、土地用途、取得方式、剩余使用年限，以及是否存在抵押、查封等权利限制；同时核实中发邢台实际占用范围与权属证载范围是否一致，是否存在超占或混用其他主体土地的情形。</w:t>
+        <w:t>建议由中发邢台向燕京啤酒购入其实际占用的土地使用权，实现房、地权属统一。该方案与本节3、同业竞争项下的股权重组统筹推进。具体安排如下：</w:t>
       </w:r>
     </w:p>
     <w:p>
@@ -15520,7 +15536,7 @@
         <w:rPr>
           <w:rFonts w:hint="eastAsia" w:ascii="Times New Roman" w:hAnsi="Times New Roman" w:cs="Times New Roman"/>
         </w:rPr>
-        <w:t>②确定收购方案。建议由中发邢台向燕京啤酒购入其实际占用的土地使用权及地上附着物（如有），实现房、地权属统一。该方案应与本节3、同业竞争项下发行人收购中发邢台67.00%股权的重组方案统筹设计，建议先完成土地权属过户、再完成股权收购，或两项交易同步交割，避免上市主体内部留有权属瑕疵。</w:t>
+        <w:t>①完成权属确认</w:t>
       </w:r>
     </w:p>
     <w:p>
@@ -15536,7 +15552,7 @@
         <w:rPr>
           <w:rFonts w:hint="eastAsia" w:ascii="Times New Roman" w:hAnsi="Times New Roman" w:cs="Times New Roman"/>
         </w:rPr>
-        <w:t>③履行定价及审批程序。聘请具有证券期货相关业务资格的评估机构，以确定的评估基准日出具土地评估报告并完成国资备案，以经备案的评估值作为交易定价依据；履行中发邢台、燕京啤酒双方的内部决策程序以及北控集团、北京市国资委的审批程序。同一国家出资企业内部各级子企业之间的资产转让可依据32号令采取非公开协议方式，但需事先与国资监管部门沟通确认。</w:t>
+        <w:t>首先取得该宗土地的权属文件。核实要点包括权利人、宗地编号、四至范围、实际面积、土地用途、取得方式、出让年限及剩余年限，以及是否存在抵押、查封等权利限制。同时核实中发邢台实际占用范围与权属证载范围是否一致，是否存在超占或与其他主体混用的情形。若权证尚在办理中，需了解办理进度及预计取得时间，并取得自然资源主管部门出具的相关证明或说明。</w:t>
       </w:r>
     </w:p>
     <w:p>
@@ -15552,7 +15568,7 @@
         <w:rPr>
           <w:rFonts w:hint="eastAsia" w:ascii="Times New Roman" w:hAnsi="Times New Roman" w:cs="Times New Roman"/>
         </w:rPr>
-        <w:t>④税费测算与筹划。就土地使用权转让涉及的土地增值税、增值税及附加、契税、印花税及企业所得税进行测算，并在交易协议中明确税费承担方；就是否可适用企业改制重组有关土地增值税、契税优惠政策（同一投资主体内部划转），事先与主管税务机关沟通确认。</w:t>
+        <w:t>②确定交易方案及与股权重组的衔接</w:t>
       </w:r>
     </w:p>
     <w:p>
@@ -15568,7 +15584,7 @@
         <w:rPr>
           <w:rFonts w:hint="eastAsia" w:ascii="Times New Roman" w:hAnsi="Times New Roman" w:cs="Times New Roman"/>
         </w:rPr>
-        <w:t>⑤完成权属过户及后续办证。完成不动产权属转移登记并取得新的不动产权证书；同步核查邢台生产基地的房屋建筑物及在建工程是否已取得建设用地规划许可证、建设工程规划许可证、建筑工程施工许可证及竣工验收备案，并办理房屋所有权首次登记，避免出现无证房产影响资产完整性。</w:t>
+        <w:t>交易标的为该宗土地的使用权及地上附着物（如有），受让方为中发邢台，出让方为燕京啤酒。建议先完成土地权属过户，再实施发行人对中发邢台的股权收购，使注入上市主体的中发邢台已实现房、地权属统一。若两项交易时间安排上难以先后进行，亦可同步交割，但需在协议中明确交割条件的先后顺序，避免上市主体内部留有权属瑕疵。</w:t>
       </w:r>
     </w:p>
     <w:p>
@@ -15584,7 +15600,7 @@
         <w:rPr>
           <w:rFonts w:hint="eastAsia" w:ascii="Times New Roman" w:hAnsi="Times New Roman" w:cs="Times New Roman"/>
         </w:rPr>
-        <w:t>⑥清理代垫款项及资金往来。对发行人为中发邢台代垫、代付的各项费用及设备款进行全面梳理，补充签署书面协议、完善审批手续，并在申报基准日前完成结清；对已发生的代垫事项取得相关方确认函，说明交易背景及商业合理性。</w:t>
+        <w:t>③履行定价及审批程序</w:t>
       </w:r>
     </w:p>
     <w:p>
@@ -15600,7 +15616,135 @@
         <w:rPr>
           <w:rFonts w:hint="eastAsia" w:ascii="Times New Roman" w:hAnsi="Times New Roman" w:cs="Times New Roman"/>
         </w:rPr>
-        <w:t>⑦过渡期安排。若土地过户确无法在申报基准日前完成，应先由燕京啤酒与中发邢台签署书面的土地及厂房租赁协议并办理租赁备案，明确租金定价依据及公允性，同时取得燕京啤酒出具的关于保障中发邢台持续、稳定使用该宗土地并于约定期限内完成权属转移的承诺函。但需说明，租赁方案仅系过渡性安排，仍不满足资产完整性要求，最终仍应通过收购实现权属统一。</w:t>
+        <w:t>聘请具有证券期货相关业务资格的评估机构，以确定的评估基准日出具土地评估报告并完成国资备案，以经备案的评估值作为交易定价依据。履行中发邢台、燕京啤酒双方的内部决策程序，以及北控集团、北京市国资委的审批程序。根据《企业国有资产交易监督管理办法》（国务院国资委、财政部令第32号），同一国家出资企业内部各级子企业之间的资产转让可采取非公开协议方式，具体适用性建议事先与国资监管部门沟通确认。燕京啤酒作为A股上市公司，同步履行审议及披露程序。</w:t>
+      </w:r>
+    </w:p>
+    <w:p>
+      <w:pPr>
+        <w:spacing w:before="163" w:beforeLines="50" w:after="163" w:afterLines="50" w:line="360" w:lineRule="auto"/>
+        <w:ind w:firstLine="480" w:firstLineChars="200"/>
+        <w:jc w:val="both"/>
+        <w:rPr>
+          <w:rFonts w:ascii="Times New Roman" w:hAnsi="Times New Roman" w:cs="Times New Roman"/>
+        </w:rPr>
+      </w:pPr>
+      <w:r>
+        <w:rPr>
+          <w:rFonts w:hint="eastAsia" w:ascii="Times New Roman" w:hAnsi="Times New Roman" w:cs="Times New Roman"/>
+        </w:rPr>
+        <w:t>④税费测算与筹划</w:t>
+      </w:r>
+    </w:p>
+    <w:p>
+      <w:pPr>
+        <w:spacing w:before="163" w:beforeLines="50" w:after="163" w:afterLines="50" w:line="360" w:lineRule="auto"/>
+        <w:ind w:firstLine="480" w:firstLineChars="200"/>
+        <w:jc w:val="both"/>
+        <w:rPr>
+          <w:rFonts w:ascii="Times New Roman" w:hAnsi="Times New Roman" w:cs="Times New Roman"/>
+        </w:rPr>
+      </w:pPr>
+      <w:r>
+        <w:rPr>
+          <w:rFonts w:hint="eastAsia" w:ascii="Times New Roman" w:hAnsi="Times New Roman" w:cs="Times New Roman"/>
+        </w:rPr>
+        <w:t>按出让用地口径，本次交易涉及的主要税种为：出让方燕京啤酒需就土地增值额缴纳土地增值税，就转让行为缴纳增值税及附加，就转让所得缴纳企业所得税；受让方中发邢台需按成交价格缴纳契税；双方就产权转移书据分别缴纳印花税。其中土地增值税采用四级超率累进税率，税负与增值幅度相关，是本次交易税费的主要构成。建议在取得评估结果后进行测算，并在交易协议中明确税费承担方式。同时，就是否可适用企业改制重组有关土地增值税、契税优惠政策，事先与主管税务机关沟通确认。</w:t>
+      </w:r>
+    </w:p>
+    <w:p>
+      <w:pPr>
+        <w:spacing w:before="163" w:beforeLines="50" w:after="163" w:afterLines="50" w:line="360" w:lineRule="auto"/>
+        <w:ind w:firstLine="480" w:firstLineChars="200"/>
+        <w:jc w:val="both"/>
+        <w:rPr>
+          <w:rFonts w:ascii="Times New Roman" w:hAnsi="Times New Roman" w:cs="Times New Roman"/>
+        </w:rPr>
+      </w:pPr>
+      <w:r>
+        <w:rPr>
+          <w:rFonts w:hint="eastAsia" w:ascii="Times New Roman" w:hAnsi="Times New Roman" w:cs="Times New Roman"/>
+        </w:rPr>
+        <w:t>⑤完成权属过户及后续办证</w:t>
+      </w:r>
+    </w:p>
+    <w:p>
+      <w:pPr>
+        <w:spacing w:before="163" w:beforeLines="50" w:after="163" w:afterLines="50" w:line="360" w:lineRule="auto"/>
+        <w:ind w:firstLine="480" w:firstLineChars="200"/>
+        <w:jc w:val="both"/>
+        <w:rPr>
+          <w:rFonts w:ascii="Times New Roman" w:hAnsi="Times New Roman" w:cs="Times New Roman"/>
+        </w:rPr>
+      </w:pPr>
+      <w:r>
+        <w:rPr>
+          <w:rFonts w:hint="eastAsia" w:ascii="Times New Roman" w:hAnsi="Times New Roman" w:cs="Times New Roman"/>
+        </w:rPr>
+        <w:t>完成不动产权属转移登记，取得以中发邢台为权利人的不动产权证书。同步核查邢台生产基地房屋建筑物及在建工程的手续完备性，包括建设用地规划许可证、建设工程规划许可证、建筑工程施工许可证及竣工验收备案，并办理房屋所有权首次登记，避免出现无产权证书的房产。</w:t>
+      </w:r>
+    </w:p>
+    <w:p>
+      <w:pPr>
+        <w:spacing w:before="163" w:beforeLines="50" w:after="163" w:afterLines="50" w:line="360" w:lineRule="auto"/>
+        <w:ind w:firstLine="480" w:firstLineChars="200"/>
+        <w:jc w:val="both"/>
+        <w:rPr>
+          <w:rFonts w:ascii="Times New Roman" w:hAnsi="Times New Roman" w:cs="Times New Roman"/>
+        </w:rPr>
+      </w:pPr>
+      <w:r>
+        <w:rPr>
+          <w:rFonts w:hint="eastAsia" w:ascii="Times New Roman" w:hAnsi="Times New Roman" w:cs="Times New Roman"/>
+        </w:rPr>
+        <w:t>⑥清理代垫款项及资金往来</w:t>
+      </w:r>
+    </w:p>
+    <w:p>
+      <w:pPr>
+        <w:spacing w:before="163" w:beforeLines="50" w:after="163" w:afterLines="50" w:line="360" w:lineRule="auto"/>
+        <w:ind w:firstLine="480" w:firstLineChars="200"/>
+        <w:jc w:val="both"/>
+        <w:rPr>
+          <w:rFonts w:ascii="Times New Roman" w:hAnsi="Times New Roman" w:cs="Times New Roman"/>
+        </w:rPr>
+      </w:pPr>
+      <w:r>
+        <w:rPr>
+          <w:rFonts w:hint="eastAsia" w:ascii="Times New Roman" w:hAnsi="Times New Roman" w:cs="Times New Roman"/>
+        </w:rPr>
+        <w:t>对发行人为中发邢台代垫、代付的各项费用及设备款进行全面梳理，补充签署书面协议、完善审批手续，并在申报基准日前完成结清。对已发生的代垫事项取得相关方确认函，说明交易背景及商业合理性。该项清理可与中发邢台内部资金往来的清理一并进行。</w:t>
+      </w:r>
+    </w:p>
+    <w:p>
+      <w:pPr>
+        <w:spacing w:before="163" w:beforeLines="50" w:after="163" w:afterLines="50" w:line="360" w:lineRule="auto"/>
+        <w:ind w:firstLine="480" w:firstLineChars="200"/>
+        <w:jc w:val="both"/>
+        <w:rPr>
+          <w:rFonts w:ascii="Times New Roman" w:hAnsi="Times New Roman" w:cs="Times New Roman"/>
+        </w:rPr>
+      </w:pPr>
+      <w:r>
+        <w:rPr>
+          <w:rFonts w:hint="eastAsia" w:ascii="Times New Roman" w:hAnsi="Times New Roman" w:cs="Times New Roman"/>
+        </w:rPr>
+        <w:t>⑦过渡期安排</w:t>
+      </w:r>
+    </w:p>
+    <w:p>
+      <w:pPr>
+        <w:spacing w:before="163" w:beforeLines="50" w:after="163" w:afterLines="50" w:line="360" w:lineRule="auto"/>
+        <w:ind w:firstLine="480" w:firstLineChars="200"/>
+        <w:jc w:val="both"/>
+        <w:rPr>
+          <w:rFonts w:ascii="Times New Roman" w:hAnsi="Times New Roman" w:cs="Times New Roman"/>
+        </w:rPr>
+      </w:pPr>
+      <w:r>
+        <w:rPr>
+          <w:rFonts w:hint="eastAsia" w:ascii="Times New Roman" w:hAnsi="Times New Roman" w:cs="Times New Roman"/>
+        </w:rPr>
+        <w:t>若土地过户在申报基准日前无法完成，建议先行签署过渡性协议。由燕京啤酒与中发邢台签署书面的土地及厂房租赁协议并办理租赁备案，明确租金定价依据及公允性。同时取得燕京啤酒出具的承诺函，承诺保障中发邢台持续、稳定使用该宗土地，并在约定期限内完成权属转移。需说明的是，租赁方案属于过渡性安排，在资产完整性的论证上仍存在不足，最终仍应通过收购实现权属统一。</w:t>
       </w:r>
     </w:p>
     <w:p>
@@ -15819,7 +15963,7 @@
         <w:rPr>
           <w:rFonts w:hint="eastAsia" w:ascii="Times New Roman" w:hAnsi="Times New Roman" w:cs="Times New Roman"/>
         </w:rPr>
-        <w:t>根据公司提供的《北京燕京中发生物技术有限公司销售模式说明》，公司销售以区域代理经销模式为主，业务流程为：客户通过公司订单履约系统下单并经审核确认；公司实行客户分级定价策略；订单确认后执行发货安排；货物到达后由客户指定收货人签收并验收，如有破损、短少及质量问题应于收货当日提出并在验收单上注明；客户在提交订单的同时将全部货款支付至公司指定账户。据此，公司与经销商约定的商品控制权转移标志为客户签收并验收，而公司在货物出库时点即确认收入，早于客户取得商品控制权的时点，不符合《企业会计准则第14号——收入》关于在客户取得相关商品控制权时确认收入的规定，将导致各期收入跨期。</w:t>
+        <w:t>根据公司提供的《北京燕京中发生物技术有限公司销售模式说明》，公司销售以区域代理经销模式为主，业务流程为：客户通过公司订单履约系统下单并经审核确认；公司实行客户分级定价策略；订单确认后执行发货安排；货物到达后由客户指定收货人签收并验收，如有破损、短少及质量问题应于收货当日提出并在验收单上注明；客户在提交订单的同时将全部货款支付至公司指定账户。据此，公司与经销商约定的商品控制权转移标志为客户签收并验收。而公司在货物出库时点即确认收入，早于客户取得商品控制权的时点。该做法与《企业会计准则第14号——收入》关于在客户取得相关商品控制权时确认收入的规定存在差异，可能导致各期收入跨期。</w:t>
       </w:r>
     </w:p>
     <w:p>
@@ -15835,7 +15979,7 @@
         <w:rPr>
           <w:rFonts w:hint="eastAsia" w:ascii="Times New Roman" w:hAnsi="Times New Roman" w:cs="Times New Roman"/>
         </w:rPr>
-        <w:t>上述情况在账面亦有印证：2026年1-6月，公司发出商品科目本期借方发生额、贷方发生额均为9,596.52万元，期初、期末余额均为零，即公司货物发出后当期即全额结转收入及成本，账面不存在已发出但客户尚未签收的在途商品，与经销模式下客观存在运输在途期间的业务实质不符。</w:t>
+        <w:t>上述情况在账面亦有印证。2026年1-6月，公司发出商品科目本期借方发生额、贷方发生额均为9,596.52万元，期初、期末余额均为零。即公司货物发出后当期即全额结转收入及成本，账面不存在已发出但客户尚未签收的在途商品。该结果与经销模式下存在运输在途期间的实际情况不一致。</w:t>
       </w:r>
     </w:p>
     <w:p>
@@ -15851,7 +15995,23 @@
         <w:rPr>
           <w:rFonts w:hint="eastAsia" w:ascii="Times New Roman" w:hAnsi="Times New Roman" w:cs="Times New Roman"/>
         </w:rPr>
-        <w:t>此外，公司2024年度审计报告财务报表附注中关于收入确认具体方法的表述为：本公司生产啤酒产品并销售予经销商，按照合同或协议规定，在经销商取得产品的控制权，即啤酒产品发出时，按照扣除应付经销商的对价后确认收入。该表述系直接沿用控股股东燕京啤酒的模板，与公司实际从事的纳豆及纳豆衍生产品业务不符，会计政策的披露口径存在明显瑕疵，且与公司实际执行的会计处理亦不完全一致。</w:t>
+        <w:t>报告期内经审计财务报表附注对收入确认具体方法的表述情况如下。公司2024年度审计报告附注载明：本公司生产啤酒产品并销售予经销商，按照合同或协议规定，在经销商取得产品的控制权，即啤酒产品发出时，按照扣除应付经销商的对价后确认收入。该表述与公司实际经营的纳豆及纳豆衍生产品业务不符。公司2025年度审计报告附注已将上述表述中的啤酒调整为纳豆，载明：本公司生产纳豆产品并销售予经销商，按照合同或协议规定，在经销商取得产品的控制权，即纳豆产品发出时，按照扣除应付经销商的对价后确认收入。</w:t>
+      </w:r>
+    </w:p>
+    <w:p>
+      <w:pPr>
+        <w:spacing w:before="163" w:beforeLines="50" w:after="163" w:afterLines="50" w:line="360" w:lineRule="auto"/>
+        <w:ind w:firstLine="480" w:firstLineChars="200"/>
+        <w:jc w:val="both"/>
+        <w:rPr>
+          <w:rFonts w:ascii="Times New Roman" w:hAnsi="Times New Roman" w:cs="Times New Roman"/>
+        </w:rPr>
+      </w:pPr>
+      <w:r>
+        <w:rPr>
+          <w:rFonts w:hint="eastAsia" w:ascii="Times New Roman" w:hAnsi="Times New Roman" w:cs="Times New Roman"/>
+        </w:rPr>
+        <w:t>由上可见，2025年度附注在调整产品表述后，收入确认时点仍为产品发出时。即报告期内经审计财务报表附注所披露的收入确认时点，与公司实际执行的出库确认口径一致。该收入确认时点早于合同约定的客户签收验收时点，需按前述准则规定予以调整。</w:t>
       </w:r>
     </w:p>
     <w:p>
@@ -17205,7 +17365,7 @@
         <w:rPr>
           <w:rFonts w:hint="eastAsia" w:ascii="Times New Roman" w:hAnsi="Times New Roman" w:cs="Times New Roman"/>
         </w:rPr>
-        <w:t>第二，即使采用发货时点确认，亦有严格的前提条件。菊乐股份、仲景食品在客户自提情形下以发出（或客户在发货单上签收）时点确认，系因客户提货时已实际取得商品占有；熊猫乳品对预收款销售的标准化产品以发货时点确认，则以产品标准化、款项预收为前提。公司虽同样采取先款后货模式，但《销售模式说明》明确约定货物到达后由客户签收并验收、破损短少及质量问题应于收货当日提出，即运输途中的风险仍由公司承担，控制权在客户签收时方转移，不具备援引发货确认的合同基础。若公司拟改为发货时点确认，则须先行修改经销协议、将风险转移点前移，但此举将与现行验收条款冲突，且极易被质疑系为迎合会计处理而修改合同条款，不建议采用。</w:t>
+        <w:t>第二，即使采用发货时点确认，亦有严格的前提条件。菊乐股份、仲景食品在客户自提情形下以发出（或客户在发货单上签收）时点确认，系因客户提货时已实际取得商品占有；熊猫乳品对预收款销售的标准化产品以发货时点确认，则以产品标准化、款项预收为前提。公司同样采取先款后货模式。但《销售模式说明》明确约定，货物到达后由客户签收并验收，破损、短少及质量问题应于收货当日提出。据此，运输途中的风险仍由公司承担，控制权在客户签收时方转移。公司不具备援引发货确认的合同基础。若公司拟改为发货时点确认，则须先行修改经销协议、将风险转移点前移，但此举将与现行验收条款不一致，且在审核中可能被关注修改条款的原因及合理性。综合考虑，建议仍以客户签收作为确认时点。</w:t>
       </w:r>
     </w:p>
     <w:p>
@@ -17221,7 +17381,7 @@
         <w:rPr>
           <w:rFonts w:hint="eastAsia" w:ascii="Times New Roman" w:hAnsi="Times New Roman" w:cs="Times New Roman"/>
         </w:rPr>
-        <w:t>第三，关键单据均为经客户签字或盖章并载明日期的签收单、发货单或对账单，销售订单、发货单、物流记录及回款记录仅作为辅助核对资料。公司目前以出库单作为收入确认的唯一支持性单据，与上述行业惯例及审核口径存在明显差异。</w:t>
+        <w:t>第三，关键单据均为经客户签字或盖章并载明日期的签收单、发货单或对账单，销售订单、发货单、物流记录及回款记录仅作为辅助核对资料。公司目前以出库单作为收入确认的支持性单据，与上述行业普遍做法及审核口径存在差异。</w:t>
       </w:r>
     </w:p>
     <w:p>
@@ -17769,7 +17929,7 @@
         <w:rPr>
           <w:rFonts w:hint="eastAsia" w:ascii="Times New Roman" w:hAnsi="Times New Roman" w:cs="Times New Roman"/>
         </w:rPr>
-        <w:t>尤其值得关注的是汤臣倍健按渠道分别确定确认时点的做法：线下买断经销以货物到达指定地点并经客户确认验收为确认时点；委托代销以收到结算清单为确认时点；线上B2C以快递数据测算的平均到货期（4天）为基础，在发货后第4天确认收入；平台B2B统一入仓模式以收到电商平台确认清单并核对无误为确认时点。公司同样存在天猫、京东、拼多多、抖音等电商渠道销售，且零售订单笔数多、单笔金额小，无法逐笔取得客户签收凭据，汤臣倍健上述按平均到货期确认的处理方式已经审核认可，对公司具有直接的借鉴意义。</w:t>
+        <w:t>尤其值得关注的是汤臣倍健按渠道分别确定确认时点的做法：线下买断经销以货物到达指定地点并经客户确认验收为确认时点；委托代销以收到结算清单为确认时点；线上B2C以快递数据测算的平均到货期（4天）为基础，在发货后第4天确认收入；平台B2B统一入仓模式以收到电商平台确认清单并核对无误为确认时点。公司同样存在天猫、京东、拼多多、抖音等电商渠道销售。该等渠道零售订单笔数多、单笔金额小，难以逐笔取得客户签收凭据。汤臣倍健按平均到货期确认的处理方式已在年度报告中披露，对公司具有借鉴意义。</w:t>
       </w:r>
     </w:p>
     <w:p>
@@ -18373,7 +18533,7 @@
                 <w:sz w:val="21"/>
                 <w:szCs w:val="21"/>
               </w:rPr>
-              <w:t>公司拟实施经销商入股（详见（一）法律事项2、经销商入股），该项安排将使部分经销商同时具备股东身份，属审核高度敏感事项。需建立经销商台账、穿透核查主要经销商的股东及实际控制人，并就入股安排的商业合理性、定价公允性及是否影响销售真实性作出充分说明。</w:t>
+              <w:t>公司拟实施经销商入股（详见（一）法律事项2、经销商入股），该项安排将使部分经销商同时具备股东身份，属审核重点关注事项。需建立经销商台账、穿透核查主要经销商的股东及实际控制人，并就入股安排的商业合理性、定价公允性及是否影响销售真实性作出充分说明。</w:t>
             </w:r>
           </w:p>
         </w:tc>
@@ -18483,7 +18643,7 @@
           <w:b/>
           <w:bCs/>
         </w:rPr>
-        <w:t>建议：上述六个方向应作为公司销售循环规范整改的清单，逐项建立台账与制度并落实到系统。其中经销商进销存及终端销售数据、返利台账、经销商穿透核查资料需要经销商配合，取得周期较长，建议在会计师、律师进场后即启动，避免申报前集中补做而影响资料的可信度。</w:t>
+        <w:t>建议：上述六个方向应作为公司销售循环规范整改的清单，逐项建立台账与制度并落实到系统。其中经销商进销存及终端销售数据、返利台账、经销商穿透核查资料需要经销商配合，取得周期较长，建议在会计师、律师进场后即启动，避免申报前集中补做。</w:t>
       </w:r>
     </w:p>
     <w:p>
@@ -18647,7 +18807,7 @@
         <w:rPr>
           <w:rFonts w:hint="eastAsia" w:ascii="Times New Roman" w:hAnsi="Times New Roman" w:cs="Times New Roman"/>
         </w:rPr>
-        <w:t>但截至2026年6月30日，公司合同负债科目余额为零，即2026年1-6月一次性冲减合同负债3,790.46万元；同时，应收账款科目于2026年6月30日呈贷方余额619.94万元。上述情况反映：①报告期内合同负债的核算口径可能发生变化，需核查系收入确认时点调整、前期差错更正还是账务归集方式变更所致；②已收取但尚未发货的款项挂账于应收账款科目贷方，未按规定重分类列报为合同负债，存在财务报表列报错误。</w:t>
+        <w:t>但截至2026年6月30日，公司合同负债科目余额为零，即2026年1-6月一次性冲减合同负债3,790.46万元；同时，应收账款科目于2026年6月30日呈贷方余额619.94万元。上述情况反映：①报告期内合同负债的核算口径可能发生变化，需核查系收入确认时点调整、前期差错更正还是账务归集方式变更所致；②已收取但尚未发货的款项挂账于应收账款科目贷方，未按规定重分类列报为合同负债，与财务报表列报要求存在差异。</w:t>
       </w:r>
     </w:p>
     <w:p>
@@ -18699,7 +18859,7 @@
         <w:rPr>
           <w:rFonts w:hint="eastAsia" w:ascii="Times New Roman" w:hAnsi="Times New Roman" w:cs="Times New Roman"/>
         </w:rPr>
-        <w:t>截至2026年6月30日，公司库存商品—纳豆—自产明细科目呈贷方余额1,815.99万元，即出现负库存。负库存表明存货出库的账务处理先于入库，实物流转与账务核算不同步，成本结转的准确性无法保证；同时也反映出公司目前以出库单驱动收入及成本确认，缺乏入出库与收入确认严格匹配机制的问题。</w:t>
+        <w:t>截至2026年6月30日，公司库存商品—纳豆—自产明细科目呈贷方余额1,815.99万元，即出现负库存。该情形反映存货出库的账务处理先于入库，实物流转与账务核算在时点上不同步，会影响成本结转的准确性。其成因与公司目前以出库单驱动收入及成本确认的做法相关，入库、出库与收入确认之间尚未建立严格的匹配机制。</w:t>
       </w:r>
     </w:p>
     <w:p>
@@ -18771,7 +18931,7 @@
         <w:rPr>
           <w:rFonts w:hint="eastAsia" w:ascii="Times New Roman" w:hAnsi="Times New Roman" w:cs="Times New Roman"/>
         </w:rPr>
-        <w:t>根据公司提供的《经销商代理商管理说明》，公司对经销商、代理商实行渠道管理制度、统一的价格管理制度及返利管理制度，其中返利管理制度为根据代理商经销商的销售完成指标，给予阶梯式返利政策，即按照经销商在考核期内完成的销售指标，分档给予相应的返利。</w:t>
+        <w:t>根据公司提供的《经销商代理商管理说明》，公司对经销商、代理商实行渠道管理制度、统一的价格管理制度及返利管理制度。其中返利管理制度的表述为：根据代理商经销商的销售完成指标，给予阶梯式返利政策。即按照经销商在考核期内完成的销售指标，分档给予相应的返利。</w:t>
       </w:r>
     </w:p>
     <w:p>
@@ -18787,7 +18947,7 @@
         <w:rPr>
           <w:rFonts w:hint="eastAsia" w:ascii="Times New Roman" w:hAnsi="Times New Roman" w:cs="Times New Roman"/>
         </w:rPr>
-        <w:t>经尽调，公司返利的实际执行及会计处理方式为：当期考核形成的返利在下期以货物形式兑现，兑现时该批货物在账面按0元出售，即仅结转成本、不确认收入；公司在返利形成的当期既未就已发生的返利义务确认负债，亦未冲减当期收入。</w:t>
+        <w:t>经尽调，公司返利的实际执行及会计处理方式为：当期考核形成的返利在下期以货物形式兑现，兑现时该批货物在账面按0元出售，即仅结转成本、不确认收入。返利形成的当期，公司未就已发生的返利义务确认负债，亦未冲减当期收入。</w:t>
       </w:r>
     </w:p>
     <w:p>
@@ -18803,7 +18963,7 @@
         <w:rPr>
           <w:rFonts w:hint="eastAsia" w:ascii="Times New Roman" w:hAnsi="Times New Roman" w:cs="Times New Roman"/>
         </w:rPr>
-        <w:t>查阅公司2024年度至2026年6月的序时账，未见与返利相关的会计科目或凭证摘要，公司亦未建立返利台账。返利义务全部游离于账外，报告期内返利的发生金额、兑现金额及期末未兑现余额目前均无法从账面直接取得。</w:t>
+        <w:t>查阅公司2024年度至2026年6月的序时账，未见与返利相关的会计科目或凭证摘要，公司亦未建立返利台账。报告期内返利的发生金额、兑现金额及期末未兑现余额，目前无法从账面直接取得。</w:t>
       </w:r>
     </w:p>
     <w:p>
@@ -18819,7 +18979,7 @@
         <w:rPr>
           <w:rFonts w:hint="eastAsia" w:ascii="Times New Roman" w:hAnsi="Times New Roman" w:cs="Times New Roman"/>
         </w:rPr>
-        <w:t>（2）现行会计处理不符合企业会计准则的分析</w:t>
+        <w:t>另需说明，公司2025年度审计报告财务报表附注对收入确认具体方法的表述为：按照扣除应付经销商的对价后确认收入。应付客户对价属于《企业会计准则第14号——收入》规定的应当冲减交易价格的事项。即附注所披露的会计政策要求收入按扣除应付经销商对价后的金额确认，与前述账面未反映返利的情况不一致。</w:t>
       </w:r>
     </w:p>
     <w:p>
@@ -18835,7 +18995,7 @@
         <w:rPr>
           <w:rFonts w:hint="eastAsia" w:ascii="Times New Roman" w:hAnsi="Times New Roman" w:cs="Times New Roman"/>
         </w:rPr>
-        <w:t>《企业会计准则第14号——收入》第三十二条规定，企业向客户授予的额外购买选择权（如销售激励、客户奖励积分、未来购买商品的折扣券等），应当评估该选择权是否向客户提供了一项重大权利；企业提供了重大权利的，应当作为单项履约义务，按照该选择权的单独售价与所转让商品的单独售价的相对比例分摊交易价格，并在客户未来行使购买选择权取得相关商品控制权时，或者该选择权失效时，确认相应的收入。</w:t>
+        <w:t>（2）返利会计处理的准则要求及差异分析</w:t>
       </w:r>
     </w:p>
     <w:p>
@@ -18851,7 +19011,7 @@
         <w:rPr>
           <w:rFonts w:hint="eastAsia" w:ascii="Times New Roman" w:hAnsi="Times New Roman" w:cs="Times New Roman"/>
         </w:rPr>
-        <w:t>《监管规则适用指引——会计类第2号》进一步明确：对于基于客户在一定期间内累计购买数量或金额而给予的实物返利，或者仅可用于未来采购的价格折扣，应当按照附有客户额外购买选择权的销售进行会计处理，评估其是否向客户提供了重大权利，构成重大权利的应作为单项履约义务并分摊交易价格；对于以现金支付或可直接抵减客户应付款项的返利，则属于可变对价，应当在确认收入时按照期望值或最可能发生金额进行估计并冲减当期收入，且估计的金额应当满足计入交易价格的可变对价金额在相关不确定性消除时累计已确认收入极可能不会发生重大转回的限制条件。</w:t>
+        <w:t>《企业会计准则第14号——收入》第三十二条规定，企业向客户授予的额外购买选择权，如销售激励、客户奖励积分、未来购买商品的折扣券等，应当评估该选择权是否向客户提供了一项重大权利。企业提供了重大权利的，应当作为单项履约义务，按照该选择权的单独售价与所转让商品的单独售价的相对比例分摊交易价格，并在客户未来行使购买选择权取得相关商品控制权时，或者该选择权失效时，确认相应的收入。</w:t>
       </w:r>
     </w:p>
     <w:p>
@@ -18867,7 +19027,7 @@
         <w:rPr>
           <w:rFonts w:hint="eastAsia" w:ascii="Times New Roman" w:hAnsi="Times New Roman" w:cs="Times New Roman"/>
         </w:rPr>
-        <w:t>公司现行处理方式的主要问题及影响如下：</w:t>
+        <w:t>《监管规则适用指引——会计类第2号》进一步明确了返利的处理路径。对于基于客户在一定期间内累计购买数量或金额而给予的实物返利，或者仅可用于未来采购的价格折扣，应当按照附有客户额外购买选择权的销售进行会计处理，评估其是否向客户提供了重大权利，构成重大权利的应作为单项履约义务并分摊交易价格。对于以现金支付或可直接抵减客户应付款项的返利，则属于可变对价，应当在确认收入时按照期望值或最可能发生金额进行估计并冲减当期收入，且估计的金额应满足累计已确认收入极可能不会发生重大转回的限制条件。</w:t>
       </w:r>
     </w:p>
     <w:p>
@@ -18883,7 +19043,7 @@
         <w:rPr>
           <w:rFonts w:hint="eastAsia" w:ascii="Times New Roman" w:hAnsi="Times New Roman" w:cs="Times New Roman"/>
         </w:rPr>
-        <w:t>①收入及利润的期间归属错误。返利形成期未按分摊后的金额确认收入，导致当期收入及利润虚增；返利兑现期以0元出售、仅结转成本，导致当期收入虚减、成本虚增，各期毛利率异常波动，报告期各期经营成果不可比；</w:t>
+        <w:t>公司现行处理方式与上述要求的差异及可能产生的影响如下：</w:t>
       </w:r>
     </w:p>
     <w:p>
@@ -18899,7 +19059,7 @@
         <w:rPr>
           <w:rFonts w:hint="eastAsia" w:ascii="Times New Roman" w:hAnsi="Times New Roman" w:cs="Times New Roman"/>
         </w:rPr>
-        <w:t>②负债低估。返利形成时未确认合同负债（或预计负债），导致资产负债表低估负债、高估净资产；</w:t>
+        <w:t>①收入及利润的期间归属。返利形成期未按分摊后的金额确认收入，当期收入及利润相应偏高；返利兑现期以0元出售、仅结转成本，当期收入偏低、成本偏高。两个期间的毛利率因此产生波动，报告期各期经营成果的可比性受到影响。</w:t>
       </w:r>
     </w:p>
     <w:p>
@@ -18915,7 +19075,7 @@
         <w:rPr>
           <w:rFonts w:hint="eastAsia" w:ascii="Times New Roman" w:hAnsi="Times New Roman" w:cs="Times New Roman"/>
         </w:rPr>
-        <w:t>③单据及内部控制缺失。公司未建立返利台账，返利的计算依据、审批过程及兑现记录均未系统留痕，无法支持返利金额的准确性与完整性，中介机构在收入核查中亦难以取得充分适当的证据；</w:t>
+        <w:t>②负债的完整性。返利形成时未确认合同负债或预计负债，资产负债表相应少计负债、多计净资产。</w:t>
       </w:r>
     </w:p>
     <w:p>
@@ -18931,7 +19091,7 @@
         <w:rPr>
           <w:rFonts w:hint="eastAsia" w:ascii="Times New Roman" w:hAnsi="Times New Roman" w:cs="Times New Roman"/>
         </w:rPr>
-        <w:t>④税务合规风险。以0元出售方式兑现返利货物，可能被税务机关认定为无偿赠送而适用增值税视同销售的规定，存在补缴增值税、企业所得税及滞纳金的风险；同时该等交易未开具发票或按0元开具发票，与经销商端的进项抵扣、成本列支不相匹配，可能引发经销商的税务问题；</w:t>
+        <w:t>③单据及内部控制。公司未建立返利台账，返利的计算依据、审批过程及兑现记录未系统留痕。中介机构在收入核查中难以取得支持返利金额准确性与完整性的证据。</w:t>
       </w:r>
     </w:p>
     <w:p>
@@ -18947,7 +19107,7 @@
         <w:rPr>
           <w:rFonts w:hint="eastAsia" w:ascii="Times New Roman" w:hAnsi="Times New Roman" w:cs="Times New Roman"/>
         </w:rPr>
-        <w:t>⑤收入真实性风险。返利以实物形式在账外循环，若与第三方回款、经销商入股等事项相叠加，容易被质疑存在体外资金循环或利益输送。</w:t>
+        <w:t>④税务处理。以0元出售方式兑现返利货物，可能被认定为无偿赠送并适用增值税视同销售的规定，涉及增值税及企业所得税的补缴。同时该等交易未开具发票或按0元开具发票，与经销商端的进项抵扣、成本列支不相匹配。</w:t>
       </w:r>
     </w:p>
     <w:p>
@@ -18963,7 +19123,39 @@
         <w:rPr>
           <w:rFonts w:hint="eastAsia" w:ascii="Times New Roman" w:hAnsi="Times New Roman" w:cs="Times New Roman"/>
         </w:rPr>
-        <w:t>由于公司尚未建立返利台账，报告期内返利涉及的具体金额目前无法准确取得，对各期收入、成本及利润的影响金额为【】，需在会计师进场后据实测算。</w:t>
+        <w:t>⑤核查关注度。返利以实物形式在账外流转，与第三方回款、经销商入股等事项相叠加，在审核中可能被一并关注，需要提供完整的商业合理性说明。</w:t>
+      </w:r>
+    </w:p>
+    <w:p>
+      <w:pPr>
+        <w:spacing w:before="163" w:beforeLines="50" w:after="163" w:afterLines="50" w:line="360" w:lineRule="auto"/>
+        <w:ind w:firstLine="480" w:firstLineChars="200"/>
+        <w:jc w:val="both"/>
+        <w:rPr>
+          <w:rFonts w:ascii="Times New Roman" w:hAnsi="Times New Roman" w:cs="Times New Roman"/>
+        </w:rPr>
+      </w:pPr>
+      <w:r>
+        <w:rPr>
+          <w:rFonts w:hint="eastAsia" w:ascii="Times New Roman" w:hAnsi="Times New Roman" w:cs="Times New Roman"/>
+        </w:rPr>
+        <w:t>由于公司尚未建立返利台账，报告期内返利涉及的具体金额目前无法准确取得。对各期收入、成本及利润的影响金额为【】，需在会计师进场后据实测算。</w:t>
+      </w:r>
+    </w:p>
+    <w:p>
+      <w:pPr>
+        <w:spacing w:before="163" w:beforeLines="50" w:after="163" w:afterLines="50" w:line="360" w:lineRule="auto"/>
+        <w:ind w:firstLine="480" w:firstLineChars="200"/>
+        <w:jc w:val="both"/>
+        <w:rPr>
+          <w:rFonts w:ascii="Times New Roman" w:hAnsi="Times New Roman" w:cs="Times New Roman"/>
+        </w:rPr>
+      </w:pPr>
+      <w:r>
+        <w:rPr>
+          <w:rFonts w:hint="eastAsia" w:ascii="Times New Roman" w:hAnsi="Times New Roman" w:cs="Times New Roman"/>
+        </w:rPr>
+        <w:t>（3）建议</w:t>
       </w:r>
     </w:p>
     <w:p>
@@ -18983,7 +19175,7 @@
           <w:b/>
           <w:bCs/>
         </w:rPr>
-        <w:t>建议：①梳理返利政策及合同条款。全面梳理2024年以来公司与各经销商、代理商签订的经销协议、年度销售任务书及返利政策文件，明确各档返利的触发条件、计算基数、返利比例、考核期间、兑现形式（实物或现金）及有效期，形成书面的返利政策文本并作为销售合同附件；②建立返利台账。按经销商、按考核期建立返利台账，逐笔记录返利的计提、审批、兑现及未兑现余额，并与销售系统、财务账及出库记录相互勾稽；③区分返利性质并确定会计处理方法。对于以货物形式兑现且仅可用于未来采购的返利，按附有客户额外购买选择权的销售处理，评估是否构成重大权利，构成重大权利的应作为单项履约义务，按单独售价的相对比例分摊交易价格并确认合同负债，于客户行使选择权取得相关商品控制权时或选择权失效时确认收入；对于以现金返还或直接抵减货款的返利，按可变对价处理，在确认收入时估计并冲减当期收入，同时确认合同负债或其他应付款；④报告期模拟测算及差错更正。在确定会计处理方法后，对报告期各期返利进行重新计算，作为前期差错更正调整各期收入、成本、负债及利润，并评估调整后各期毛利率的变动趋势及合理性；⑤规范兑现操作。禁止以0元出库方式兑现返利，实物返利应按公允价格开具发票并作视同销售处理，或改以红字发票冲减销售额、在同一张发票上以折扣方式体现，具体方式应事先与主管税务机关沟通确认；⑥完善内部控制。将返利的计提、审批、兑现纳入销售与财务的内部控制流程，在系统中设置返利模块，明确销售部门与财务部门的职责分工及审批权限，按月计提、定期与经销商对账确认；⑦与相关事项统筹推进。返利事项的整改应与收入确认政策调整、第三方回款核查、经销商入股等事项统筹推进，确保对外解释口径一致。</w:t>
+        <w:t>建议：①梳理返利政策及合同条款。全面梳理2024年以来公司与各经销商、代理商签订的经销协议、年度销售任务书及返利政策文件，明确各档返利的触发条件、计算基数、返利比例、考核期间、兑现形式及有效期，形成书面的返利政策文本并作为销售合同附件。②建立返利台账。按经销商、按考核期建立返利台账，逐笔记录返利的计提、审批、兑现及未兑现余额，并与销售系统、财务账及出库记录相互勾稽。③区分返利性质并确定会计处理方法。对于以货物形式兑现且仅可用于未来采购的返利，按附有客户额外购买选择权的销售处理，评估是否构成重大权利，构成重大权利的作为单项履约义务，按单独售价的相对比例分摊交易价格并确认合同负债，于客户行使选择权取得相关商品控制权时或选择权失效时确认收入；对于以现金返还或直接抵减货款的返利，按可变对价处理，在确认收入时估计并冲减当期收入，同时确认合同负债或其他应付款。④报告期模拟测算及差错更正。在确定会计处理方法后，对报告期各期返利进行重新计算，作为前期差错更正调整各期收入、成本、负债及利润，并分析调整后各期毛利率的变动趋势。⑤规范兑现操作。实物返利按公允价格开具发票并作视同销售处理，或改以红字发票冲减销售额、在同一张发票上以折扣方式体现，具体方式事先与主管税务机关沟通确认，不再采用0元出库方式。⑥完善内部控制。将返利的计提、审批、兑现纳入销售与财务的内部控制流程，在系统中设置返利模块，明确销售部门与财务部门的职责分工及审批权限，按月计提并定期与经销商对账确认。⑦与相关事项统筹推进。返利事项的整改与收入确认政策调整、第三方回款核查、经销商入股等事项统筹推进，保持对外说明口径一致。</w:t>
       </w:r>
     </w:p>
     <w:p>

--- a/output/燕京中发尽调报告/国泰海通关于燕京中发之尽职调查报告（初稿-同业竞争、土地收购、收入确认、返利）.docx
+++ b/output/燕京中发尽调报告/国泰海通关于燕京中发之尽职调查报告（初稿-同业竞争、土地收购、收入确认、返利）.docx
@@ -15348,27 +15348,19 @@
           <w:rFonts w:ascii="Times New Roman" w:hAnsi="Times New Roman" w:cs="Times New Roman"/>
         </w:rPr>
       </w:pPr>
+      <w:commentRangeStart w:id="0"/>
       <w:r>
         <w:rPr>
           <w:rFonts w:hint="eastAsia" w:ascii="Times New Roman" w:hAnsi="Times New Roman" w:cs="Times New Roman"/>
         </w:rPr>
         <w:t>中发邢台的生产经营场所位于河北省邢台市南和区城西工业园区和鼎路19号，即燕京健康产业园（邢台）一期纳豆智能工厂。经尽调了解，中发邢台生产经营实际使用的土地约300亩，该宗土地的使用权登记在燕京啤酒名下，中发邢台不拥有该等土地的使用权。据了解，该宗土地系以出让方式取得，截至目前尚未取得不动产权证书等权属文件。</w:t>
       </w:r>
-    </w:p>
-    <w:p>
-      <w:pPr>
-        <w:spacing w:before="163" w:beforeLines="50" w:after="163" w:afterLines="50" w:line="360" w:lineRule="auto"/>
-        <w:ind w:firstLine="480" w:firstLineChars="200"/>
-        <w:jc w:val="both"/>
-        <w:rPr>
-          <w:rFonts w:ascii="Times New Roman" w:hAnsi="Times New Roman" w:cs="Times New Roman"/>
-        </w:rPr>
-      </w:pPr>
+      <w:commentRangeEnd w:id="0"/>
       <w:r>
         <w:rPr>
-          <w:rFonts w:hint="eastAsia" w:ascii="Times New Roman" w:hAnsi="Times New Roman" w:cs="Times New Roman"/>
+          <w:rStyle w:val="CommentReference"/>
         </w:rPr>
-        <w:t>注：本节相关分析及税费测算暂按出让用地口径进行。若后续核查确认该宗土地为划拨用地，须先经有批准权的人民政府批准并补缴土地出让金转为出让用地后方可转让，相关方案安排及税费测算需相应调整。</w:t>
+        <w:commentReference w:id="0"/>
       </w:r>
     </w:p>
     <w:p>
@@ -19413,6 +19405,47 @@
     </w:sectPr>
   </w:body>
 </w:document>
+</file>
+
+<file path=word/comments.xml><?xml version="1.0" encoding="utf-8"?>
+<w:comments xmlns:wpc="http://schemas.microsoft.com/office/word/2010/wordprocessingCanvas" xmlns:cx="http://schemas.microsoft.com/office/drawing/2014/chartex" xmlns:cx1="http://schemas.microsoft.com/office/drawing/2015/9/8/chartex" xmlns:cx2="http://schemas.microsoft.com/office/drawing/2015/10/21/chartex" xmlns:cx3="http://schemas.microsoft.com/office/drawing/2016/5/9/chartex" xmlns:cx4="http://schemas.microsoft.com/office/drawing/2016/5/10/chartex" xmlns:cx5="http://schemas.microsoft.com/office/drawing/2016/5/11/chartex" xmlns:cx6="http://schemas.microsoft.com/office/drawing/2016/5/12/chartex" xmlns:cx7="http://schemas.microsoft.com/office/drawing/2016/5/13/chartex" xmlns:cx8="http://schemas.microsoft.com/office/drawing/2016/5/14/chartex" xmlns:mc="http://schemas.openxmlformats.org/markup-compatibility/2006" xmlns:aink="http://schemas.microsoft.com/office/drawing/2016/ink" xmlns:am3d="http://schemas.microsoft.com/office/drawing/2017/model3d" xmlns:o="urn:schemas-microsoft-com:office:office" xmlns:oel="http://schemas.microsoft.com/office/2019/extlst" xmlns:r="http://schemas.openxmlformats.org/officeDocument/2006/relationships" xmlns:m="http://schemas.openxmlformats.org/officeDocument/2006/math" xmlns:v="urn:schemas-microsoft-com:vml" xmlns:wp14="http://schemas.microsoft.com/office/word/2010/wordprocessingDrawing" xmlns:wp="http://schemas.openxmlformats.org/drawingml/2006/wordprocessingDrawing" xmlns:w10="urn:schemas-microsoft-com:office:word" xmlns:w="http://schemas.openxmlformats.org/wordprocessingml/2006/main" xmlns:w14="http://schemas.microsoft.com/office/word/2010/wordml" xmlns:w15="http://schemas.microsoft.com/office/word/2012/wordml" xmlns:w16cex="http://schemas.microsoft.com/office/word/2018/wordml/cex" xmlns:w16cid="http://schemas.microsoft.com/office/word/2016/wordml/cid" xmlns:w16="http://schemas.microsoft.com/office/word/2018/wordml" xmlns:w16du="http://schemas.microsoft.com/office/word/2023/wordml/word16du" xmlns:w16sdtdh="http://schemas.microsoft.com/office/word/2020/wordml/sdtdatahash" xmlns:w16sdtfl="http://schemas.microsoft.com/office/word/2024/wordml/sdtformatlock" xmlns:w16se="http://schemas.microsoft.com/office/word/2015/wordml/symex" xmlns:wpg="http://schemas.microsoft.com/office/word/2010/wordprocessingGroup" xmlns:wpi="http://schemas.microsoft.com/office/word/2010/wordprocessingInk" xmlns:wne="http://schemas.microsoft.com/office/word/2006/wordml" xmlns:wps="http://schemas.microsoft.com/office/word/2010/wordprocessingShape" mc:Ignorable="w14 w15 w16se w16cid w16 w16cex w16sdtdh w16sdtfl w16du wp14">
+  <w:comment w:id="0" w:author="Claude" w:date="2026-08-17T07:09:52Z" w:initials="C">
+    <w:p>
+      <w:r>
+        <w:rPr>
+          <w:rStyle w:val="CommentReference"/>
+        </w:rPr>
+        <w:annotationRef/>
+      </w:r>
+      <w:r>
+        <w:rPr>
+          <w:color w:val="000000"/>
+          <w:sz w:val="20"/>
+          <w:szCs w:val="20"/>
+        </w:rPr>
+        <w:t xml:space="preserve">该宗土地暂按出让用地口径撰写。经了解应为出让方式取得，公司尚未取得不动产权证书。取得权证后需复核土地性质、面积、四至范围、出让年限及剩余年限。若核查确认为划拨用地，须先经有批准权的人民政府批准并补缴土地出让金转为出让用地后方可转让，本节交易方案及税费测算需相应调整。</w:t>
+      </w:r>
+    </w:p>
+  </w:comment>
+</w:comments>
+</file>
+
+<file path=word/commentsExtended.xml><?xml version="1.0" encoding="utf-8"?>
+<w15:commentsEx xmlns:wpc="http://schemas.microsoft.com/office/word/2010/wordprocessingCanvas" xmlns:cx="http://schemas.microsoft.com/office/drawing/2014/chartex" xmlns:cx1="http://schemas.microsoft.com/office/drawing/2015/9/8/chartex" xmlns:cx2="http://schemas.microsoft.com/office/drawing/2015/10/21/chartex" xmlns:cx3="http://schemas.microsoft.com/office/drawing/2016/5/9/chartex" xmlns:cx4="http://schemas.microsoft.com/office/drawing/2016/5/10/chartex" xmlns:cx5="http://schemas.microsoft.com/office/drawing/2016/5/11/chartex" xmlns:cx6="http://schemas.microsoft.com/office/drawing/2016/5/12/chartex" xmlns:cx7="http://schemas.microsoft.com/office/drawing/2016/5/13/chartex" xmlns:cx8="http://schemas.microsoft.com/office/drawing/2016/5/14/chartex" xmlns:mc="http://schemas.openxmlformats.org/markup-compatibility/2006" xmlns:aink="http://schemas.microsoft.com/office/drawing/2016/ink" xmlns:am3d="http://schemas.microsoft.com/office/drawing/2017/model3d" xmlns:o="urn:schemas-microsoft-com:office:office" xmlns:oel="http://schemas.microsoft.com/office/2019/extlst" xmlns:r="http://schemas.openxmlformats.org/officeDocument/2006/relationships" xmlns:m="http://schemas.openxmlformats.org/officeDocument/2006/math" xmlns:v="urn:schemas-microsoft-com:vml" xmlns:wp14="http://schemas.microsoft.com/office/word/2010/wordprocessingDrawing" xmlns:wp="http://schemas.openxmlformats.org/drawingml/2006/wordprocessingDrawing" xmlns:w10="urn:schemas-microsoft-com:office:word" xmlns:w="http://schemas.openxmlformats.org/wordprocessingml/2006/main" xmlns:w14="http://schemas.microsoft.com/office/word/2010/wordml" xmlns:w15="http://schemas.microsoft.com/office/word/2012/wordml" xmlns:w16cex="http://schemas.microsoft.com/office/word/2018/wordml/cex" xmlns:w16cid="http://schemas.microsoft.com/office/word/2016/wordml/cid" xmlns:w16="http://schemas.microsoft.com/office/word/2018/wordml" xmlns:w16du="http://schemas.microsoft.com/office/word/2023/wordml/word16du" xmlns:w16sdtdh="http://schemas.microsoft.com/office/word/2020/wordml/sdtdatahash" xmlns:w16sdtfl="http://schemas.microsoft.com/office/word/2024/wordml/sdtformatlock" xmlns:w16se="http://schemas.microsoft.com/office/word/2015/wordml/symex" xmlns:wpg="http://schemas.microsoft.com/office/word/2010/wordprocessingGroup" xmlns:wpi="http://schemas.microsoft.com/office/word/2010/wordprocessingInk" xmlns:wne="http://schemas.microsoft.com/office/word/2006/wordml" xmlns:wps="http://schemas.microsoft.com/office/word/2010/wordprocessingShape" mc:Ignorable="w14 w15 w16se w16cid w16 w16cex w16sdtdh w16sdtfl w16du wp14">
+  <w15:commentEx w15:paraId="65EF5E8C" w15:done="0"/>
+</w15:commentsEx>
+</file>
+
+<file path=word/commentsExtensible.xml><?xml version="1.0" encoding="utf-8"?>
+<w16cex:commentsExtensible xmlns:wpc="http://schemas.microsoft.com/office/word/2010/wordprocessingCanvas" xmlns:cx="http://schemas.microsoft.com/office/drawing/2014/chartex" xmlns:cx1="http://schemas.microsoft.com/office/drawing/2015/9/8/chartex" xmlns:cx2="http://schemas.microsoft.com/office/drawing/2015/10/21/chartex" xmlns:cx3="http://schemas.microsoft.com/office/drawing/2016/5/9/chartex" xmlns:cx4="http://schemas.microsoft.com/office/drawing/2016/5/10/chartex" xmlns:cx5="http://schemas.microsoft.com/office/drawing/2016/5/11/chartex" xmlns:cx6="http://schemas.microsoft.com/office/drawing/2016/5/12/chartex" xmlns:cx7="http://schemas.microsoft.com/office/drawing/2016/5/13/chartex" xmlns:cx8="http://schemas.microsoft.com/office/drawing/2016/5/14/chartex" xmlns:mc="http://schemas.openxmlformats.org/markup-compatibility/2006" xmlns:aink="http://schemas.microsoft.com/office/drawing/2016/ink" xmlns:am3d="http://schemas.microsoft.com/office/drawing/2017/model3d" xmlns:o="urn:schemas-microsoft-com:office:office" xmlns:oel="http://schemas.microsoft.com/office/2019/extlst" xmlns:r="http://schemas.openxmlformats.org/officeDocument/2006/relationships" xmlns:m="http://schemas.openxmlformats.org/officeDocument/2006/math" xmlns:v="urn:schemas-microsoft-com:vml" xmlns:wp14="http://schemas.microsoft.com/office/word/2010/wordprocessingDrawing" xmlns:wp="http://schemas.openxmlformats.org/drawingml/2006/wordprocessingDrawing" xmlns:w10="urn:schemas-microsoft-com:office:word" xmlns:w="http://schemas.openxmlformats.org/wordprocessingml/2006/main" xmlns:w14="http://schemas.microsoft.com/office/word/2010/wordml" xmlns:w15="http://schemas.microsoft.com/office/word/2012/wordml" xmlns:w16cex="http://schemas.microsoft.com/office/word/2018/wordml/cex" xmlns:w16cid="http://schemas.microsoft.com/office/word/2016/wordml/cid" xmlns:w16="http://schemas.microsoft.com/office/word/2018/wordml" xmlns:w16du="http://schemas.microsoft.com/office/word/2023/wordml/word16du" xmlns:w16sdtdh="http://schemas.microsoft.com/office/word/2020/wordml/sdtdatahash" xmlns:w16sdtfl="http://schemas.microsoft.com/office/word/2024/wordml/sdtformatlock" xmlns:w16se="http://schemas.microsoft.com/office/word/2015/wordml/symex" xmlns:wpg="http://schemas.microsoft.com/office/word/2010/wordprocessingGroup" xmlns:wpi="http://schemas.microsoft.com/office/word/2010/wordprocessingInk" xmlns:wne="http://schemas.microsoft.com/office/word/2006/wordml" xmlns:wps="http://schemas.microsoft.com/office/word/2010/wordprocessingShape" xmlns:cr="http://schemas.microsoft.com/office/comments/2020/reactions" mc:Ignorable="w14 w15 w16se w16cid w16 w16cex w16sdtdh w16sdtfl cr w16du wp14">
+  <w16cex:commentExtensible w16cex:durableId="5572FF1F" w16cex:dateUtc="2026-08-17T07:09:52Z"/>
+</w16cex:commentsExtensible>
+</file>
+
+<file path=word/commentsIds.xml><?xml version="1.0" encoding="utf-8"?>
+<w16cid:commentsIds xmlns:wpc="http://schemas.microsoft.com/office/word/2010/wordprocessingCanvas" xmlns:cx="http://schemas.microsoft.com/office/drawing/2014/chartex" xmlns:cx1="http://schemas.microsoft.com/office/drawing/2015/9/8/chartex" xmlns:cx2="http://schemas.microsoft.com/office/drawing/2015/10/21/chartex" xmlns:cx3="http://schemas.microsoft.com/office/drawing/2016/5/9/chartex" xmlns:cx4="http://schemas.microsoft.com/office/drawing/2016/5/10/chartex" xmlns:cx5="http://schemas.microsoft.com/office/drawing/2016/5/11/chartex" xmlns:cx6="http://schemas.microsoft.com/office/drawing/2016/5/12/chartex" xmlns:cx7="http://schemas.microsoft.com/office/drawing/2016/5/13/chartex" xmlns:cx8="http://schemas.microsoft.com/office/drawing/2016/5/14/chartex" xmlns:mc="http://schemas.openxmlformats.org/markup-compatibility/2006" xmlns:aink="http://schemas.microsoft.com/office/drawing/2016/ink" xmlns:am3d="http://schemas.microsoft.com/office/drawing/2017/model3d" xmlns:o="urn:schemas-microsoft-com:office:office" xmlns:oel="http://schemas.microsoft.com/office/2019/extlst" xmlns:r="http://schemas.openxmlformats.org/officeDocument/2006/relationships" xmlns:m="http://schemas.openxmlformats.org/officeDocument/2006/math" xmlns:v="urn:schemas-microsoft-com:vml" xmlns:wp14="http://schemas.microsoft.com/office/word/2010/wordprocessingDrawing" xmlns:wp="http://schemas.openxmlformats.org/drawingml/2006/wordprocessingDrawing" xmlns:w10="urn:schemas-microsoft-com:office:word" xmlns:w="http://schemas.openxmlformats.org/wordprocessingml/2006/main" xmlns:w14="http://schemas.microsoft.com/office/word/2010/wordml" xmlns:w15="http://schemas.microsoft.com/office/word/2012/wordml" xmlns:w16cex="http://schemas.microsoft.com/office/word/2018/wordml/cex" xmlns:w16cid="http://schemas.microsoft.com/office/word/2016/wordml/cid" xmlns:w16="http://schemas.microsoft.com/office/word/2018/wordml" xmlns:w16du="http://schemas.microsoft.com/office/word/2023/wordml/word16du" xmlns:w16sdtdh="http://schemas.microsoft.com/office/word/2020/wordml/sdtdatahash" xmlns:w16sdtfl="http://schemas.microsoft.com/office/word/2024/wordml/sdtformatlock" xmlns:w16se="http://schemas.microsoft.com/office/word/2015/wordml/symex" xmlns:wpg="http://schemas.microsoft.com/office/word/2010/wordprocessingGroup" xmlns:wpi="http://schemas.microsoft.com/office/word/2010/wordprocessingInk" xmlns:wne="http://schemas.microsoft.com/office/word/2006/wordml" xmlns:wps="http://schemas.microsoft.com/office/word/2010/wordprocessingShape" mc:Ignorable="w14 w15 w16se w16cid w16 w16cex w16sdtdh w16sdtfl w16du wp14">
+  <w16cid:commentId w16cid:paraId="65EF5E8C" w16cid:durableId="5572FF1F"/>
+</w16cid:commentsIds>
 </file>
 
 <file path=word/footer1.xml><?xml version="1.0" encoding="utf-8"?>

--- a/output/燕京中发尽调报告/国泰海通关于燕京中发之尽职调查报告（初稿-同业竞争、土地收购、收入确认、返利）.docx
+++ b/output/燕京中发尽调报告/国泰海通关于燕京中发之尽职调查报告（初稿-同业竞争、土地收购、收入确认、返利）.docx
@@ -18955,7 +18955,7 @@
         <w:rPr>
           <w:rFonts w:hint="eastAsia" w:ascii="Times New Roman" w:hAnsi="Times New Roman" w:cs="Times New Roman"/>
         </w:rPr>
-        <w:t>查阅公司2024年度至2026年6月的序时账，未见与返利相关的会计科目或凭证摘要，公司亦未建立返利台账。报告期内返利的发生金额、兑现金额及期末未兑现余额，目前无法从账面直接取得。</w:t>
+        <w:t>查阅公司2024年度至2026年6月的序时账，未见与返利相关的会计科目或凭证摘要，公司亦未建立返利台账。截至目前，公司尚未提供折扣返利政策文件及折扣返利明细表，报告期内返利的发生金额、兑现金额及期末未兑现余额，暂无法取得。</w:t>
       </w:r>
     </w:p>
     <w:p>
@@ -18971,7 +18971,7 @@
         <w:rPr>
           <w:rFonts w:hint="eastAsia" w:ascii="Times New Roman" w:hAnsi="Times New Roman" w:cs="Times New Roman"/>
         </w:rPr>
-        <w:t>另需说明，公司2025年度审计报告财务报表附注对收入确认具体方法的表述为：按照扣除应付经销商的对价后确认收入。应付客户对价属于《企业会计准则第14号——收入》规定的应当冲减交易价格的事项。即附注所披露的会计政策要求收入按扣除应付经销商对价后的金额确认，与前述账面未反映返利的情况不一致。</w:t>
+        <w:t>另需说明，公司2025年度审计报告财务报表附注对收入确认具体方法的表述为：按照扣除应付经销商的对价后确认收入。应付客户对价属于《企业会计准则第14号——收入》规定的应当冲减交易价格的事项。即附注所披露的会计政策要求收入按扣除应付经销商对价后的金额确认，与账面未反映返利的情况不一致。</w:t>
       </w:r>
     </w:p>
     <w:p>
@@ -18987,7 +18987,7 @@
         <w:rPr>
           <w:rFonts w:hint="eastAsia" w:ascii="Times New Roman" w:hAnsi="Times New Roman" w:cs="Times New Roman"/>
         </w:rPr>
-        <w:t>（2）返利会计处理的准则要求及差异分析</w:t>
+        <w:t>（2）返利会计处理的相关规定</w:t>
       </w:r>
     </w:p>
     <w:p>
@@ -19003,7 +19003,7 @@
         <w:rPr>
           <w:rFonts w:hint="eastAsia" w:ascii="Times New Roman" w:hAnsi="Times New Roman" w:cs="Times New Roman"/>
         </w:rPr>
-        <w:t>《企业会计准则第14号——收入》第三十二条规定，企业向客户授予的额外购买选择权，如销售激励、客户奖励积分、未来购买商品的折扣券等，应当评估该选择权是否向客户提供了一项重大权利。企业提供了重大权利的，应当作为单项履约义务，按照该选择权的单独售价与所转让商品的单独售价的相对比例分摊交易价格，并在客户未来行使购买选择权取得相关商品控制权时，或者该选择权失效时，确认相应的收入。</w:t>
+        <w:t>《企业会计准则第14号——收入》第三十五条规定：对于附有客户额外购买选择权的销售，企业应当评估该选择权是否向客户提供了一项重大权利，企业提供重大权利的，应当作为单项履约义务，按照本准则第二十条至第二十四条规定将交易价格分摊至该履约义务，在客户未来行使购买选择权取得相关商品控制权时，或者该选择权失效时，确认相应的收入。客户额外购买选择权的单独售价无法直接观察的，企业应当综合考虑客户行使和不行使该选择权所能获得的折扣的差异、客户行使该选择权的可能性等全部相关信息后，予以合理估计。</w:t>
       </w:r>
     </w:p>
     <w:p>
@@ -19019,7 +19019,7 @@
         <w:rPr>
           <w:rFonts w:hint="eastAsia" w:ascii="Times New Roman" w:hAnsi="Times New Roman" w:cs="Times New Roman"/>
         </w:rPr>
-        <w:t>《监管规则适用指引——会计类第2号》进一步明确了返利的处理路径。对于基于客户在一定期间内累计购买数量或金额而给予的实物返利，或者仅可用于未来采购的价格折扣，应当按照附有客户额外购买选择权的销售进行会计处理，评估其是否向客户提供了重大权利，构成重大权利的应作为单项履约义务并分摊交易价格。对于以现金支付或可直接抵减客户应付款项的返利，则属于可变对价，应当在确认收入时按照期望值或最可能发生金额进行估计并冲减当期收入，且估计的金额应满足累计已确认收入极可能不会发生重大转回的限制条件。</w:t>
+        <w:t>《监管规则适用指引——会计类第2号》规定：对基于客户采购情况等给予的现金返利，企业应当按照可变对价原则进行会计处理；对基于客户一定采购数量的实物返利或仅适用于未来采购的价格折扣，企业应当按照附有额外购买选择权的销售进行会计处理，评估该返利是否构成一项重大权利，以确定是否将其作为单项履约义务并分摊交易对价。</w:t>
       </w:r>
     </w:p>
     <w:p>
@@ -19035,7 +19035,7 @@
         <w:rPr>
           <w:rFonts w:hint="eastAsia" w:ascii="Times New Roman" w:hAnsi="Times New Roman" w:cs="Times New Roman"/>
         </w:rPr>
-        <w:t>公司现行处理方式与上述要求的差异及可能产生的影响如下：</w:t>
+        <w:t>据此，返利的会计处理首先取决于返利的性质。现金返利按可变对价处理，在确认收入时按期望值或最可能发生金额估计返利金额，从当期营业收入中扣除并计提负债，后续结算时抵减应收账款或货款。实物返利按附有额外购买选择权的销售处理，在各期末结合实际交易情况对客户行使该选择权的可能性作出估计，按分摊的交易对价冲减收入并确认合同负债；实物返利实际执行时，按分摊的交易对价确认对应的收入。</w:t>
       </w:r>
     </w:p>
     <w:p>
@@ -19051,7 +19051,7 @@
         <w:rPr>
           <w:rFonts w:hint="eastAsia" w:ascii="Times New Roman" w:hAnsi="Times New Roman" w:cs="Times New Roman"/>
         </w:rPr>
-        <w:t>①收入及利润的期间归属。返利形成期未按分摊后的金额确认收入，当期收入及利润相应偏高；返利兑现期以0元出售、仅结转成本，当期收入偏低、成本偏高。两个期间的毛利率因此产生波动，报告期各期经营成果的可比性受到影响。</w:t>
+        <w:t>需要说明的是，返利以货物形式兑现的，并不必然认定为实物返利。根据《上市公司执行企业会计准则案例解析（2024）》案例6-24关于返利的会计处理，若企业按约定标准计提应返还给客户的现金金额，该现金不直接支付给客户，而是冲抵客户下一批次货物的购买价款、减少客户采购应支付的现金金额，则该等返利属于现金返利。公司返利的兑现方式为下期以货物抵扣，需进一步核实其实质为抵减下期货款，还是在正常采购之外另行交付货物，据以确定适用现金返利还是实物返利的处理路径。</w:t>
       </w:r>
     </w:p>
     <w:p>
@@ -19067,7 +19067,7 @@
         <w:rPr>
           <w:rFonts w:hint="eastAsia" w:ascii="Times New Roman" w:hAnsi="Times New Roman" w:cs="Times New Roman"/>
         </w:rPr>
-        <w:t>②负债的完整性。返利形成时未确认合同负债或预计负债，资产负债表相应少计负债、多计净资产。</w:t>
+        <w:t>（3）同行业返利会计处理案例</w:t>
       </w:r>
     </w:p>
     <w:p>
@@ -19083,7 +19083,971 @@
         <w:rPr>
           <w:rFonts w:hint="eastAsia" w:ascii="Times New Roman" w:hAnsi="Times New Roman" w:cs="Times New Roman"/>
         </w:rPr>
-        <w:t>③单据及内部控制。公司未建立返利台账，返利的计算依据、审批过程及兑现记录未系统留痕。中介机构在收入核查中难以取得支持返利金额准确性与完整性的证据。</w:t>
+        <w:t>食品行业上市公司及在审企业关于经销商返利的政策及会计处理情况如下：</w:t>
+      </w:r>
+    </w:p>
+    <w:tbl>
+      <w:tblPr>
+        <w:tblStyle w:val="64"/>
+        <w:tblW w:w="10425" w:type="dxa"/>
+        <w:jc w:val="center"/>
+        <w:tblBorders>
+          <w:top w:val="single" w:color="auto" w:sz="12" w:space="0"/>
+          <w:left w:val="single" w:color="auto" w:sz="12" w:space="0"/>
+          <w:bottom w:val="single" w:color="auto" w:sz="12" w:space="0"/>
+          <w:right w:val="single" w:color="auto" w:sz="12" w:space="0"/>
+          <w:insideH w:val="single" w:color="auto" w:sz="6" w:space="0"/>
+          <w:insideV w:val="single" w:color="auto" w:sz="6" w:space="0"/>
+        </w:tblBorders>
+        <w:tblLayout w:type="fixed"/>
+        <w:tblCellMar>
+          <w:top w:w="0" w:type="dxa"/>
+          <w:left w:w="108" w:type="dxa"/>
+          <w:bottom w:w="0" w:type="dxa"/>
+          <w:right w:w="108" w:type="dxa"/>
+        </w:tblCellMar>
+      </w:tblPr>
+      <w:tblGrid>
+        <w:gridCol w:w="1100"/>
+        <w:gridCol w:w="1500"/>
+        <w:gridCol w:w="2800"/>
+        <w:gridCol w:w="5025"/>
+      </w:tblGrid>
+      <w:tr>
+        <w:trPr>
+          <w:trHeight w:val="397" w:hRule="atLeast"/>
+          <w:jc w:val="center"/>
+        </w:trPr>
+        <w:tc>
+          <w:tcPr>
+            <w:tcW w:w="1100" w:type="dxa"/>
+            <w:vAlign w:val="center"/>
+          </w:tcPr>
+          <w:p>
+            <w:pPr>
+              <w:widowControl w:val="0"/>
+              <w:jc w:val="center"/>
+              <w:rPr>
+                <w:rFonts w:hint="eastAsia" w:ascii="Times New Roman" w:hAnsi="Times New Roman" w:cs="Times New Roman"/>
+                <w:b/>
+                <w:kern w:val="2"/>
+                <w:sz w:val="21"/>
+                <w:szCs w:val="21"/>
+              </w:rPr>
+            </w:pPr>
+            <w:r>
+              <w:rPr>
+                <w:rFonts w:hint="eastAsia" w:ascii="Times New Roman" w:hAnsi="Times New Roman" w:cs="Times New Roman"/>
+                <w:b/>
+                <w:kern w:val="2"/>
+                <w:sz w:val="21"/>
+                <w:szCs w:val="21"/>
+              </w:rPr>
+              <w:t>公司</w:t>
+            </w:r>
+          </w:p>
+        </w:tc>
+        <w:tc>
+          <w:tcPr>
+            <w:tcW w:w="1500" w:type="dxa"/>
+            <w:vAlign w:val="center"/>
+          </w:tcPr>
+          <w:p>
+            <w:pPr>
+              <w:widowControl w:val="0"/>
+              <w:jc w:val="center"/>
+              <w:rPr>
+                <w:rFonts w:hint="eastAsia" w:ascii="Times New Roman" w:hAnsi="Times New Roman" w:cs="Times New Roman"/>
+                <w:b/>
+                <w:kern w:val="2"/>
+                <w:sz w:val="21"/>
+                <w:szCs w:val="21"/>
+              </w:rPr>
+            </w:pPr>
+            <w:r>
+              <w:rPr>
+                <w:rFonts w:hint="eastAsia" w:ascii="Times New Roman" w:hAnsi="Times New Roman" w:cs="Times New Roman"/>
+                <w:b/>
+                <w:kern w:val="2"/>
+                <w:sz w:val="21"/>
+                <w:szCs w:val="21"/>
+              </w:rPr>
+              <w:t>证券代码/审核状态</w:t>
+            </w:r>
+          </w:p>
+        </w:tc>
+        <w:tc>
+          <w:tcPr>
+            <w:tcW w:w="2800" w:type="dxa"/>
+            <w:vAlign w:val="center"/>
+          </w:tcPr>
+          <w:p>
+            <w:pPr>
+              <w:widowControl w:val="0"/>
+              <w:jc w:val="center"/>
+              <w:rPr>
+                <w:rFonts w:hint="eastAsia" w:ascii="Times New Roman" w:hAnsi="Times New Roman" w:cs="Times New Roman"/>
+                <w:b/>
+                <w:kern w:val="2"/>
+                <w:sz w:val="21"/>
+                <w:szCs w:val="21"/>
+              </w:rPr>
+            </w:pPr>
+            <w:r>
+              <w:rPr>
+                <w:rFonts w:hint="eastAsia" w:ascii="Times New Roman" w:hAnsi="Times New Roman" w:cs="Times New Roman"/>
+                <w:b/>
+                <w:kern w:val="2"/>
+                <w:sz w:val="21"/>
+                <w:szCs w:val="21"/>
+              </w:rPr>
+              <w:t>返利形式</w:t>
+            </w:r>
+          </w:p>
+        </w:tc>
+        <w:tc>
+          <w:tcPr>
+            <w:tcW w:w="5025" w:type="dxa"/>
+            <w:vAlign w:val="center"/>
+          </w:tcPr>
+          <w:p>
+            <w:pPr>
+              <w:widowControl w:val="0"/>
+              <w:jc w:val="center"/>
+              <w:rPr>
+                <w:rFonts w:hint="eastAsia" w:ascii="Times New Roman" w:hAnsi="Times New Roman" w:cs="Times New Roman"/>
+                <w:b/>
+                <w:kern w:val="2"/>
+                <w:sz w:val="21"/>
+                <w:szCs w:val="21"/>
+              </w:rPr>
+            </w:pPr>
+            <w:r>
+              <w:rPr>
+                <w:rFonts w:hint="eastAsia" w:ascii="Times New Roman" w:hAnsi="Times New Roman" w:cs="Times New Roman"/>
+                <w:b/>
+                <w:kern w:val="2"/>
+                <w:sz w:val="21"/>
+                <w:szCs w:val="21"/>
+              </w:rPr>
+              <w:t>会计处理</w:t>
+            </w:r>
+          </w:p>
+        </w:tc>
+      </w:tr>
+      <w:tr>
+        <w:trPr>
+          <w:trHeight w:val="397" w:hRule="atLeast"/>
+          <w:jc w:val="center"/>
+        </w:trPr>
+        <w:tc>
+          <w:tcPr>
+            <w:tcW w:w="1100" w:type="dxa"/>
+            <w:vAlign w:val="center"/>
+          </w:tcPr>
+          <w:p>
+            <w:pPr>
+              <w:widowControl w:val="0"/>
+              <w:jc w:val="center"/>
+              <w:rPr>
+                <w:rFonts w:hint="eastAsia" w:ascii="Times New Roman" w:hAnsi="Times New Roman" w:cs="Times New Roman"/>
+                <w:kern w:val="2"/>
+                <w:sz w:val="21"/>
+                <w:szCs w:val="21"/>
+              </w:rPr>
+            </w:pPr>
+            <w:r>
+              <w:rPr>
+                <w:rFonts w:hint="eastAsia" w:ascii="Times New Roman" w:hAnsi="Times New Roman" w:cs="Times New Roman"/>
+                <w:kern w:val="2"/>
+                <w:sz w:val="21"/>
+                <w:szCs w:val="21"/>
+              </w:rPr>
+              <w:t>幺麻子</w:t>
+            </w:r>
+          </w:p>
+        </w:tc>
+        <w:tc>
+          <w:tcPr>
+            <w:tcW w:w="1500" w:type="dxa"/>
+            <w:vAlign w:val="center"/>
+          </w:tcPr>
+          <w:p>
+            <w:pPr>
+              <w:widowControl w:val="0"/>
+              <w:jc w:val="center"/>
+              <w:rPr>
+                <w:rFonts w:hint="eastAsia" w:ascii="Times New Roman" w:hAnsi="Times New Roman" w:cs="Times New Roman"/>
+                <w:kern w:val="2"/>
+                <w:sz w:val="21"/>
+                <w:szCs w:val="21"/>
+              </w:rPr>
+            </w:pPr>
+            <w:r>
+              <w:rPr>
+                <w:rFonts w:hint="eastAsia" w:ascii="Times New Roman" w:hAnsi="Times New Roman" w:cs="Times New Roman"/>
+                <w:kern w:val="2"/>
+                <w:sz w:val="21"/>
+                <w:szCs w:val="21"/>
+              </w:rPr>
+              <w:t>已回复第二轮问询</w:t>
+            </w:r>
+          </w:p>
+        </w:tc>
+        <w:tc>
+          <w:tcPr>
+            <w:tcW w:w="2800" w:type="dxa"/>
+            <w:vAlign w:val="center"/>
+          </w:tcPr>
+          <w:p>
+            <w:pPr>
+              <w:widowControl w:val="0"/>
+              <w:jc w:val="both"/>
+              <w:rPr>
+                <w:rFonts w:hint="eastAsia" w:ascii="Times New Roman" w:hAnsi="Times New Roman" w:cs="Times New Roman"/>
+                <w:kern w:val="2"/>
+                <w:sz w:val="21"/>
+                <w:szCs w:val="21"/>
+              </w:rPr>
+            </w:pPr>
+            <w:r>
+              <w:rPr>
+                <w:rFonts w:hint="eastAsia" w:ascii="Times New Roman" w:hAnsi="Times New Roman" w:cs="Times New Roman"/>
+                <w:kern w:val="2"/>
+                <w:sz w:val="21"/>
+                <w:szCs w:val="21"/>
+              </w:rPr>
+              <w:t>每年根据市场反馈制定经销商销售任务，对完成规定销售任务的经销商按合同约定给予年度返利，经销商通过实物货款抵扣兑现，即将销售返利转为后续订单的货款抵减。</w:t>
+            </w:r>
+          </w:p>
+        </w:tc>
+        <w:tc>
+          <w:tcPr>
+            <w:tcW w:w="5025" w:type="dxa"/>
+            <w:vAlign w:val="center"/>
+          </w:tcPr>
+          <w:p>
+            <w:pPr>
+              <w:widowControl w:val="0"/>
+              <w:jc w:val="both"/>
+              <w:rPr>
+                <w:rFonts w:hint="eastAsia" w:ascii="Times New Roman" w:hAnsi="Times New Roman" w:cs="Times New Roman"/>
+                <w:kern w:val="2"/>
+                <w:sz w:val="21"/>
+                <w:szCs w:val="21"/>
+              </w:rPr>
+            </w:pPr>
+            <w:r>
+              <w:rPr>
+                <w:rFonts w:hint="eastAsia" w:ascii="Times New Roman" w:hAnsi="Times New Roman" w:cs="Times New Roman"/>
+                <w:kern w:val="2"/>
+                <w:sz w:val="21"/>
+                <w:szCs w:val="21"/>
+              </w:rPr>
+              <w:t>该结算形式认定为现金返利，依据为《上市公司执行企业会计准则案例解析（2024）》案例6-24关于返利的会计处理中现金返利的定义。会计分录为：计提销售返利时，借记营业收入、贷记合同负债；兑现销售返利时，借记合同负债、贷记营业收入。</w:t>
+            </w:r>
+          </w:p>
+        </w:tc>
+      </w:tr>
+      <w:tr>
+        <w:trPr>
+          <w:trHeight w:val="397" w:hRule="atLeast"/>
+          <w:jc w:val="center"/>
+        </w:trPr>
+        <w:tc>
+          <w:tcPr>
+            <w:tcW w:w="1100" w:type="dxa"/>
+            <w:vAlign w:val="center"/>
+          </w:tcPr>
+          <w:p>
+            <w:pPr>
+              <w:widowControl w:val="0"/>
+              <w:jc w:val="center"/>
+              <w:rPr>
+                <w:rFonts w:hint="eastAsia" w:ascii="Times New Roman" w:hAnsi="Times New Roman" w:cs="Times New Roman"/>
+                <w:kern w:val="2"/>
+                <w:sz w:val="21"/>
+                <w:szCs w:val="21"/>
+              </w:rPr>
+            </w:pPr>
+            <w:r>
+              <w:rPr>
+                <w:rFonts w:hint="eastAsia" w:ascii="Times New Roman" w:hAnsi="Times New Roman" w:cs="Times New Roman"/>
+                <w:kern w:val="2"/>
+                <w:sz w:val="21"/>
+                <w:szCs w:val="21"/>
+              </w:rPr>
+              <w:t>百利食品</w:t>
+            </w:r>
+          </w:p>
+        </w:tc>
+        <w:tc>
+          <w:tcPr>
+            <w:tcW w:w="1500" w:type="dxa"/>
+            <w:vAlign w:val="center"/>
+          </w:tcPr>
+          <w:p>
+            <w:pPr>
+              <w:widowControl w:val="0"/>
+              <w:jc w:val="center"/>
+              <w:rPr>
+                <w:rFonts w:hint="eastAsia" w:ascii="Times New Roman" w:hAnsi="Times New Roman" w:cs="Times New Roman"/>
+                <w:kern w:val="2"/>
+                <w:sz w:val="21"/>
+                <w:szCs w:val="21"/>
+              </w:rPr>
+            </w:pPr>
+            <w:r>
+              <w:rPr>
+                <w:rFonts w:hint="eastAsia" w:ascii="Times New Roman" w:hAnsi="Times New Roman" w:cs="Times New Roman"/>
+                <w:kern w:val="2"/>
+                <w:sz w:val="21"/>
+                <w:szCs w:val="21"/>
+              </w:rPr>
+              <w:t>提交注册</w:t>
+            </w:r>
+          </w:p>
+        </w:tc>
+        <w:tc>
+          <w:tcPr>
+            <w:tcW w:w="2800" w:type="dxa"/>
+            <w:vAlign w:val="center"/>
+          </w:tcPr>
+          <w:p>
+            <w:pPr>
+              <w:widowControl w:val="0"/>
+              <w:jc w:val="both"/>
+              <w:rPr>
+                <w:rFonts w:hint="eastAsia" w:ascii="Times New Roman" w:hAnsi="Times New Roman" w:cs="Times New Roman"/>
+                <w:kern w:val="2"/>
+                <w:sz w:val="21"/>
+                <w:szCs w:val="21"/>
+              </w:rPr>
+            </w:pPr>
+            <w:r>
+              <w:rPr>
+                <w:rFonts w:hint="eastAsia" w:ascii="Times New Roman" w:hAnsi="Times New Roman" w:cs="Times New Roman"/>
+                <w:kern w:val="2"/>
+                <w:sz w:val="21"/>
+                <w:szCs w:val="21"/>
+              </w:rPr>
+              <w:t>合同统一约定以经双方确认的订单发出货物总额扣除退货后的净额作为返利考核基数，按约定比例计算返利金额。返利方式通常优先选择实物返利，个别客户采用现金返利，返利金额计算与实物返利相同。报告期内实物返利占主营业务收入的比例为2.61%至3.13%，现金返利占比为0.18%至0.23%。</w:t>
+            </w:r>
+          </w:p>
+        </w:tc>
+        <w:tc>
+          <w:tcPr>
+            <w:tcW w:w="5025" w:type="dxa"/>
+            <w:vAlign w:val="center"/>
+          </w:tcPr>
+          <w:p>
+            <w:pPr>
+              <w:widowControl w:val="0"/>
+              <w:jc w:val="both"/>
+              <w:rPr>
+                <w:rFonts w:hint="eastAsia" w:ascii="Times New Roman" w:hAnsi="Times New Roman" w:cs="Times New Roman"/>
+                <w:kern w:val="2"/>
+                <w:sz w:val="21"/>
+                <w:szCs w:val="21"/>
+              </w:rPr>
+            </w:pPr>
+            <w:r>
+              <w:rPr>
+                <w:rFonts w:hint="eastAsia" w:ascii="Times New Roman" w:hAnsi="Times New Roman" w:cs="Times New Roman"/>
+                <w:kern w:val="2"/>
+                <w:sz w:val="21"/>
+                <w:szCs w:val="21"/>
+              </w:rPr>
+              <w:t>实物返利：在各期末结合实际交易情况对客户行使该选择权的可能性予以合理估计，按照分摊的交易对价冲减收入；在该实物返利实际执行时，按照分摊的交易对价确认对应的收入。现金返利：在各期末按当年客户销售情况与约定返利比例预估返利金额，将销售返利金额从当期营业收入中扣除，同时计提负债，后续结算时抵减应收账款。</w:t>
+            </w:r>
+          </w:p>
+        </w:tc>
+      </w:tr>
+      <w:tr>
+        <w:trPr>
+          <w:trHeight w:val="397" w:hRule="atLeast"/>
+          <w:jc w:val="center"/>
+        </w:trPr>
+        <w:tc>
+          <w:tcPr>
+            <w:tcW w:w="1100" w:type="dxa"/>
+            <w:vAlign w:val="center"/>
+          </w:tcPr>
+          <w:p>
+            <w:pPr>
+              <w:widowControl w:val="0"/>
+              <w:jc w:val="center"/>
+              <w:rPr>
+                <w:rFonts w:hint="eastAsia" w:ascii="Times New Roman" w:hAnsi="Times New Roman" w:cs="Times New Roman"/>
+                <w:kern w:val="2"/>
+                <w:sz w:val="21"/>
+                <w:szCs w:val="21"/>
+              </w:rPr>
+            </w:pPr>
+            <w:r>
+              <w:rPr>
+                <w:rFonts w:hint="eastAsia" w:ascii="Times New Roman" w:hAnsi="Times New Roman" w:cs="Times New Roman"/>
+                <w:kern w:val="2"/>
+                <w:sz w:val="21"/>
+                <w:szCs w:val="21"/>
+              </w:rPr>
+              <w:t>立高食品</w:t>
+            </w:r>
+          </w:p>
+        </w:tc>
+        <w:tc>
+          <w:tcPr>
+            <w:tcW w:w="1500" w:type="dxa"/>
+            <w:vAlign w:val="center"/>
+          </w:tcPr>
+          <w:p>
+            <w:pPr>
+              <w:widowControl w:val="0"/>
+              <w:jc w:val="center"/>
+              <w:rPr>
+                <w:rFonts w:hint="eastAsia" w:ascii="Times New Roman" w:hAnsi="Times New Roman" w:cs="Times New Roman"/>
+                <w:kern w:val="2"/>
+                <w:sz w:val="21"/>
+                <w:szCs w:val="21"/>
+              </w:rPr>
+            </w:pPr>
+            <w:r>
+              <w:rPr>
+                <w:rFonts w:hint="eastAsia" w:ascii="Times New Roman" w:hAnsi="Times New Roman" w:cs="Times New Roman"/>
+                <w:kern w:val="2"/>
+                <w:sz w:val="21"/>
+                <w:szCs w:val="21"/>
+              </w:rPr>
+              <w:t>300973</w:t>
+            </w:r>
+          </w:p>
+        </w:tc>
+        <w:tc>
+          <w:tcPr>
+            <w:tcW w:w="2800" w:type="dxa"/>
+            <w:vAlign w:val="center"/>
+          </w:tcPr>
+          <w:p>
+            <w:pPr>
+              <w:widowControl w:val="0"/>
+              <w:jc w:val="both"/>
+              <w:rPr>
+                <w:rFonts w:hint="eastAsia" w:ascii="Times New Roman" w:hAnsi="Times New Roman" w:cs="Times New Roman"/>
+                <w:kern w:val="2"/>
+                <w:sz w:val="21"/>
+                <w:szCs w:val="21"/>
+              </w:rPr>
+            </w:pPr>
+            <w:r>
+              <w:rPr>
+                <w:rFonts w:hint="eastAsia" w:ascii="Times New Roman" w:hAnsi="Times New Roman" w:cs="Times New Roman"/>
+                <w:kern w:val="2"/>
+                <w:sz w:val="21"/>
+                <w:szCs w:val="21"/>
+              </w:rPr>
+              <w:t>将对客户的返利分为实物返利和现金返利两种。</w:t>
+            </w:r>
+          </w:p>
+        </w:tc>
+        <w:tc>
+          <w:tcPr>
+            <w:tcW w:w="5025" w:type="dxa"/>
+            <w:vAlign w:val="center"/>
+          </w:tcPr>
+          <w:p>
+            <w:pPr>
+              <w:widowControl w:val="0"/>
+              <w:jc w:val="both"/>
+              <w:rPr>
+                <w:rFonts w:hint="eastAsia" w:ascii="Times New Roman" w:hAnsi="Times New Roman" w:cs="Times New Roman"/>
+                <w:kern w:val="2"/>
+                <w:sz w:val="21"/>
+                <w:szCs w:val="21"/>
+              </w:rPr>
+            </w:pPr>
+            <w:r>
+              <w:rPr>
+                <w:rFonts w:hint="eastAsia" w:ascii="Times New Roman" w:hAnsi="Times New Roman" w:cs="Times New Roman"/>
+                <w:kern w:val="2"/>
+                <w:sz w:val="21"/>
+                <w:szCs w:val="21"/>
+              </w:rPr>
+              <w:t>计提的实物返利按照附有额外购买选择权的销售进行会计处理，列示为合同负债。</w:t>
+            </w:r>
+          </w:p>
+        </w:tc>
+      </w:tr>
+      <w:tr>
+        <w:trPr>
+          <w:trHeight w:val="397" w:hRule="atLeast"/>
+          <w:jc w:val="center"/>
+        </w:trPr>
+        <w:tc>
+          <w:tcPr>
+            <w:tcW w:w="1100" w:type="dxa"/>
+            <w:vAlign w:val="center"/>
+          </w:tcPr>
+          <w:p>
+            <w:pPr>
+              <w:widowControl w:val="0"/>
+              <w:jc w:val="center"/>
+              <w:rPr>
+                <w:rFonts w:hint="eastAsia" w:ascii="Times New Roman" w:hAnsi="Times New Roman" w:cs="Times New Roman"/>
+                <w:kern w:val="2"/>
+                <w:sz w:val="21"/>
+                <w:szCs w:val="21"/>
+              </w:rPr>
+            </w:pPr>
+            <w:r>
+              <w:rPr>
+                <w:rFonts w:hint="eastAsia" w:ascii="Times New Roman" w:hAnsi="Times New Roman" w:cs="Times New Roman"/>
+                <w:kern w:val="2"/>
+                <w:sz w:val="21"/>
+                <w:szCs w:val="21"/>
+              </w:rPr>
+              <w:t>海天味业</w:t>
+            </w:r>
+          </w:p>
+        </w:tc>
+        <w:tc>
+          <w:tcPr>
+            <w:tcW w:w="1500" w:type="dxa"/>
+            <w:vAlign w:val="center"/>
+          </w:tcPr>
+          <w:p>
+            <w:pPr>
+              <w:widowControl w:val="0"/>
+              <w:jc w:val="center"/>
+              <w:rPr>
+                <w:rFonts w:hint="eastAsia" w:ascii="Times New Roman" w:hAnsi="Times New Roman" w:cs="Times New Roman"/>
+                <w:kern w:val="2"/>
+                <w:sz w:val="21"/>
+                <w:szCs w:val="21"/>
+              </w:rPr>
+            </w:pPr>
+            <w:r>
+              <w:rPr>
+                <w:rFonts w:hint="eastAsia" w:ascii="Times New Roman" w:hAnsi="Times New Roman" w:cs="Times New Roman"/>
+                <w:kern w:val="2"/>
+                <w:sz w:val="21"/>
+                <w:szCs w:val="21"/>
+              </w:rPr>
+              <w:t>603288</w:t>
+            </w:r>
+          </w:p>
+        </w:tc>
+        <w:tc>
+          <w:tcPr>
+            <w:tcW w:w="2800" w:type="dxa"/>
+            <w:vAlign w:val="center"/>
+          </w:tcPr>
+          <w:p>
+            <w:pPr>
+              <w:widowControl w:val="0"/>
+              <w:jc w:val="both"/>
+              <w:rPr>
+                <w:rFonts w:hint="eastAsia" w:ascii="Times New Roman" w:hAnsi="Times New Roman" w:cs="Times New Roman"/>
+                <w:kern w:val="2"/>
+                <w:sz w:val="21"/>
+                <w:szCs w:val="21"/>
+              </w:rPr>
+            </w:pPr>
+            <w:r>
+              <w:rPr>
+                <w:rFonts w:hint="eastAsia" w:ascii="Times New Roman" w:hAnsi="Times New Roman" w:cs="Times New Roman"/>
+                <w:kern w:val="2"/>
+                <w:sz w:val="21"/>
+                <w:szCs w:val="21"/>
+              </w:rPr>
+              <w:t>向经销商提供返利及促销费。</w:t>
+            </w:r>
+          </w:p>
+        </w:tc>
+        <w:tc>
+          <w:tcPr>
+            <w:tcW w:w="5025" w:type="dxa"/>
+            <w:vAlign w:val="center"/>
+          </w:tcPr>
+          <w:p>
+            <w:pPr>
+              <w:widowControl w:val="0"/>
+              <w:jc w:val="both"/>
+              <w:rPr>
+                <w:rFonts w:hint="eastAsia" w:ascii="Times New Roman" w:hAnsi="Times New Roman" w:cs="Times New Roman"/>
+                <w:kern w:val="2"/>
+                <w:sz w:val="21"/>
+                <w:szCs w:val="21"/>
+              </w:rPr>
+            </w:pPr>
+            <w:r>
+              <w:rPr>
+                <w:rFonts w:hint="eastAsia" w:ascii="Times New Roman" w:hAnsi="Times New Roman" w:cs="Times New Roman"/>
+                <w:kern w:val="2"/>
+                <w:sz w:val="21"/>
+                <w:szCs w:val="21"/>
+              </w:rPr>
+              <w:t>按合同约定的价格扣除预期需提供给客户的返利及需向客户支付的促销费金额后的净额确认收入。</w:t>
+            </w:r>
+          </w:p>
+        </w:tc>
+      </w:tr>
+      <w:tr>
+        <w:trPr>
+          <w:trHeight w:val="397" w:hRule="atLeast"/>
+          <w:jc w:val="center"/>
+        </w:trPr>
+        <w:tc>
+          <w:tcPr>
+            <w:tcW w:w="1100" w:type="dxa"/>
+            <w:vAlign w:val="center"/>
+          </w:tcPr>
+          <w:p>
+            <w:pPr>
+              <w:widowControl w:val="0"/>
+              <w:jc w:val="center"/>
+              <w:rPr>
+                <w:rFonts w:hint="eastAsia" w:ascii="Times New Roman" w:hAnsi="Times New Roman" w:cs="Times New Roman"/>
+                <w:kern w:val="2"/>
+                <w:sz w:val="21"/>
+                <w:szCs w:val="21"/>
+              </w:rPr>
+            </w:pPr>
+            <w:r>
+              <w:rPr>
+                <w:rFonts w:hint="eastAsia" w:ascii="Times New Roman" w:hAnsi="Times New Roman" w:cs="Times New Roman"/>
+                <w:kern w:val="2"/>
+                <w:sz w:val="21"/>
+                <w:szCs w:val="21"/>
+              </w:rPr>
+              <w:t>仲景食品</w:t>
+            </w:r>
+          </w:p>
+        </w:tc>
+        <w:tc>
+          <w:tcPr>
+            <w:tcW w:w="1500" w:type="dxa"/>
+            <w:vAlign w:val="center"/>
+          </w:tcPr>
+          <w:p>
+            <w:pPr>
+              <w:widowControl w:val="0"/>
+              <w:jc w:val="center"/>
+              <w:rPr>
+                <w:rFonts w:hint="eastAsia" w:ascii="Times New Roman" w:hAnsi="Times New Roman" w:cs="Times New Roman"/>
+                <w:kern w:val="2"/>
+                <w:sz w:val="21"/>
+                <w:szCs w:val="21"/>
+              </w:rPr>
+            </w:pPr>
+            <w:r>
+              <w:rPr>
+                <w:rFonts w:hint="eastAsia" w:ascii="Times New Roman" w:hAnsi="Times New Roman" w:cs="Times New Roman"/>
+                <w:kern w:val="2"/>
+                <w:sz w:val="21"/>
+                <w:szCs w:val="21"/>
+              </w:rPr>
+              <w:t>300908</w:t>
+            </w:r>
+          </w:p>
+        </w:tc>
+        <w:tc>
+          <w:tcPr>
+            <w:tcW w:w="2800" w:type="dxa"/>
+            <w:vAlign w:val="center"/>
+          </w:tcPr>
+          <w:p>
+            <w:pPr>
+              <w:widowControl w:val="0"/>
+              <w:jc w:val="both"/>
+              <w:rPr>
+                <w:rFonts w:hint="eastAsia" w:ascii="Times New Roman" w:hAnsi="Times New Roman" w:cs="Times New Roman"/>
+                <w:kern w:val="2"/>
+                <w:sz w:val="21"/>
+                <w:szCs w:val="21"/>
+              </w:rPr>
+            </w:pPr>
+            <w:r>
+              <w:rPr>
+                <w:rFonts w:hint="eastAsia" w:ascii="Times New Roman" w:hAnsi="Times New Roman" w:cs="Times New Roman"/>
+                <w:kern w:val="2"/>
+                <w:sz w:val="21"/>
+                <w:szCs w:val="21"/>
+              </w:rPr>
+              <w:t>调味食品销售折扣包含三类：①销售支持折扣，用于执行公司制定、经销商认可的市场拓展方案；②目标达成返利，根据经销商目标业绩完成情况给予，包括季度返利和年度返利；③促销折扣，在销售旺季或新品上市时以十搭一、二十搭一等形式进行的即时促销。调味配料按客户销售金额乘以返利比例计算，返利比例在1%至3%之间浮动。</w:t>
+            </w:r>
+          </w:p>
+        </w:tc>
+        <w:tc>
+          <w:tcPr>
+            <w:tcW w:w="5025" w:type="dxa"/>
+            <w:vAlign w:val="center"/>
+          </w:tcPr>
+          <w:p>
+            <w:pPr>
+              <w:widowControl w:val="0"/>
+              <w:jc w:val="both"/>
+              <w:rPr>
+                <w:rFonts w:hint="eastAsia" w:ascii="Times New Roman" w:hAnsi="Times New Roman" w:cs="Times New Roman"/>
+                <w:kern w:val="2"/>
+                <w:sz w:val="21"/>
+                <w:szCs w:val="21"/>
+              </w:rPr>
+            </w:pPr>
+            <w:r>
+              <w:rPr>
+                <w:rFonts w:hint="eastAsia" w:ascii="Times New Roman" w:hAnsi="Times New Roman" w:cs="Times New Roman"/>
+                <w:kern w:val="2"/>
+                <w:sz w:val="21"/>
+                <w:szCs w:val="21"/>
+              </w:rPr>
+              <w:t>目标达成返利以销售折扣形式体现；促销搭赠货物金额计为促销折扣。</w:t>
+            </w:r>
+          </w:p>
+        </w:tc>
+      </w:tr>
+      <w:tr>
+        <w:trPr>
+          <w:trHeight w:val="397" w:hRule="atLeast"/>
+          <w:jc w:val="center"/>
+        </w:trPr>
+        <w:tc>
+          <w:tcPr>
+            <w:tcW w:w="1100" w:type="dxa"/>
+            <w:vAlign w:val="center"/>
+          </w:tcPr>
+          <w:p>
+            <w:pPr>
+              <w:widowControl w:val="0"/>
+              <w:jc w:val="center"/>
+              <w:rPr>
+                <w:rFonts w:hint="eastAsia" w:ascii="Times New Roman" w:hAnsi="Times New Roman" w:cs="Times New Roman"/>
+                <w:kern w:val="2"/>
+                <w:sz w:val="21"/>
+                <w:szCs w:val="21"/>
+              </w:rPr>
+            </w:pPr>
+            <w:r>
+              <w:rPr>
+                <w:rFonts w:hint="eastAsia" w:ascii="Times New Roman" w:hAnsi="Times New Roman" w:cs="Times New Roman"/>
+                <w:kern w:val="2"/>
+                <w:sz w:val="21"/>
+                <w:szCs w:val="21"/>
+              </w:rPr>
+              <w:t>天味食品</w:t>
+            </w:r>
+          </w:p>
+        </w:tc>
+        <w:tc>
+          <w:tcPr>
+            <w:tcW w:w="1500" w:type="dxa"/>
+            <w:vAlign w:val="center"/>
+          </w:tcPr>
+          <w:p>
+            <w:pPr>
+              <w:widowControl w:val="0"/>
+              <w:jc w:val="center"/>
+              <w:rPr>
+                <w:rFonts w:hint="eastAsia" w:ascii="Times New Roman" w:hAnsi="Times New Roman" w:cs="Times New Roman"/>
+                <w:kern w:val="2"/>
+                <w:sz w:val="21"/>
+                <w:szCs w:val="21"/>
+              </w:rPr>
+            </w:pPr>
+            <w:r>
+              <w:rPr>
+                <w:rFonts w:hint="eastAsia" w:ascii="Times New Roman" w:hAnsi="Times New Roman" w:cs="Times New Roman"/>
+                <w:kern w:val="2"/>
+                <w:sz w:val="21"/>
+                <w:szCs w:val="21"/>
+              </w:rPr>
+              <w:t>603317</w:t>
+            </w:r>
+          </w:p>
+        </w:tc>
+        <w:tc>
+          <w:tcPr>
+            <w:tcW w:w="2800" w:type="dxa"/>
+            <w:vAlign w:val="center"/>
+          </w:tcPr>
+          <w:p>
+            <w:pPr>
+              <w:widowControl w:val="0"/>
+              <w:jc w:val="both"/>
+              <w:rPr>
+                <w:rFonts w:hint="eastAsia" w:ascii="Times New Roman" w:hAnsi="Times New Roman" w:cs="Times New Roman"/>
+                <w:kern w:val="2"/>
+                <w:sz w:val="21"/>
+                <w:szCs w:val="21"/>
+              </w:rPr>
+            </w:pPr>
+            <w:r>
+              <w:rPr>
+                <w:rFonts w:hint="eastAsia" w:ascii="Times New Roman" w:hAnsi="Times New Roman" w:cs="Times New Roman"/>
+                <w:kern w:val="2"/>
+                <w:sz w:val="21"/>
+                <w:szCs w:val="21"/>
+              </w:rPr>
+              <w:t>对经销商无返利政策。对经销商的折扣由营销中心根据年初预算规划分批次提报促销方案，经签批后执行，促销主要以实物搭赠形式并在日常订单中执行。</w:t>
+            </w:r>
+          </w:p>
+        </w:tc>
+        <w:tc>
+          <w:tcPr>
+            <w:tcW w:w="5025" w:type="dxa"/>
+            <w:vAlign w:val="center"/>
+          </w:tcPr>
+          <w:p>
+            <w:pPr>
+              <w:widowControl w:val="0"/>
+              <w:jc w:val="both"/>
+              <w:rPr>
+                <w:rFonts w:hint="eastAsia" w:ascii="Times New Roman" w:hAnsi="Times New Roman" w:cs="Times New Roman"/>
+                <w:kern w:val="2"/>
+                <w:sz w:val="21"/>
+                <w:szCs w:val="21"/>
+              </w:rPr>
+            </w:pPr>
+            <w:r>
+              <w:rPr>
+                <w:rFonts w:hint="eastAsia" w:ascii="Times New Roman" w:hAnsi="Times New Roman" w:cs="Times New Roman"/>
+                <w:kern w:val="2"/>
+                <w:sz w:val="21"/>
+                <w:szCs w:val="21"/>
+              </w:rPr>
+              <w:t>录入销售订单时，订单数量为正常产品与促销产品的总数量，售价为正常产品总价格，即实际摊薄了单位产品销售单价。按正常产品总价借记应收（预收）账款，贷记销售收入及应交税费；同时按实际出库产品（含促销产品）成本，借记营业成本，贷记存货。</w:t>
+            </w:r>
+          </w:p>
+        </w:tc>
+      </w:tr>
+      <w:tr>
+        <w:trPr>
+          <w:trHeight w:val="397" w:hRule="atLeast"/>
+          <w:jc w:val="center"/>
+        </w:trPr>
+        <w:tc>
+          <w:tcPr>
+            <w:tcW w:w="1100" w:type="dxa"/>
+            <w:vAlign w:val="center"/>
+          </w:tcPr>
+          <w:p>
+            <w:pPr>
+              <w:widowControl w:val="0"/>
+              <w:jc w:val="center"/>
+              <w:rPr>
+                <w:rFonts w:hint="eastAsia" w:ascii="Times New Roman" w:hAnsi="Times New Roman" w:cs="Times New Roman"/>
+                <w:kern w:val="2"/>
+                <w:sz w:val="21"/>
+                <w:szCs w:val="21"/>
+              </w:rPr>
+            </w:pPr>
+            <w:r>
+              <w:rPr>
+                <w:rFonts w:hint="eastAsia" w:ascii="Times New Roman" w:hAnsi="Times New Roman" w:cs="Times New Roman"/>
+                <w:kern w:val="2"/>
+                <w:sz w:val="21"/>
+                <w:szCs w:val="21"/>
+              </w:rPr>
+              <w:t>菊乐股份</w:t>
+            </w:r>
+          </w:p>
+        </w:tc>
+        <w:tc>
+          <w:tcPr>
+            <w:tcW w:w="1500" w:type="dxa"/>
+            <w:vAlign w:val="center"/>
+          </w:tcPr>
+          <w:p>
+            <w:pPr>
+              <w:widowControl w:val="0"/>
+              <w:jc w:val="center"/>
+              <w:rPr>
+                <w:rFonts w:hint="eastAsia" w:ascii="Times New Roman" w:hAnsi="Times New Roman" w:cs="Times New Roman"/>
+                <w:kern w:val="2"/>
+                <w:sz w:val="21"/>
+                <w:szCs w:val="21"/>
+              </w:rPr>
+            </w:pPr>
+            <w:r>
+              <w:rPr>
+                <w:rFonts w:hint="eastAsia" w:ascii="Times New Roman" w:hAnsi="Times New Roman" w:cs="Times New Roman"/>
+                <w:kern w:val="2"/>
+                <w:sz w:val="21"/>
+                <w:szCs w:val="21"/>
+              </w:rPr>
+              <w:t>提交注册</w:t>
+            </w:r>
+          </w:p>
+        </w:tc>
+        <w:tc>
+          <w:tcPr>
+            <w:tcW w:w="2800" w:type="dxa"/>
+            <w:vAlign w:val="center"/>
+          </w:tcPr>
+          <w:p>
+            <w:pPr>
+              <w:widowControl w:val="0"/>
+              <w:jc w:val="both"/>
+              <w:rPr>
+                <w:rFonts w:hint="eastAsia" w:ascii="Times New Roman" w:hAnsi="Times New Roman" w:cs="Times New Roman"/>
+                <w:kern w:val="2"/>
+                <w:sz w:val="21"/>
+                <w:szCs w:val="21"/>
+              </w:rPr>
+            </w:pPr>
+            <w:r>
+              <w:rPr>
+                <w:rFonts w:hint="eastAsia" w:ascii="Times New Roman" w:hAnsi="Times New Roman" w:cs="Times New Roman"/>
+                <w:kern w:val="2"/>
+                <w:sz w:val="21"/>
+                <w:szCs w:val="21"/>
+              </w:rPr>
+              <w:t>对经销商给予返利。</w:t>
+            </w:r>
+          </w:p>
+        </w:tc>
+        <w:tc>
+          <w:tcPr>
+            <w:tcW w:w="5025" w:type="dxa"/>
+            <w:vAlign w:val="center"/>
+          </w:tcPr>
+          <w:p>
+            <w:pPr>
+              <w:widowControl w:val="0"/>
+              <w:jc w:val="both"/>
+              <w:rPr>
+                <w:rFonts w:hint="eastAsia" w:ascii="Times New Roman" w:hAnsi="Times New Roman" w:cs="Times New Roman"/>
+                <w:kern w:val="2"/>
+                <w:sz w:val="21"/>
+                <w:szCs w:val="21"/>
+              </w:rPr>
+            </w:pPr>
+            <w:r>
+              <w:rPr>
+                <w:rFonts w:hint="eastAsia" w:ascii="Times New Roman" w:hAnsi="Times New Roman" w:cs="Times New Roman"/>
+                <w:kern w:val="2"/>
+                <w:sz w:val="21"/>
+                <w:szCs w:val="21"/>
+              </w:rPr>
+              <w:t>期末预提返利，与预收客户货款一并计入合同负债列示。</w:t>
+            </w:r>
+          </w:p>
+        </w:tc>
+      </w:tr>
+    </w:tbl>
+    <w:p>
+      <w:pPr>
+        <w:spacing w:before="163" w:beforeLines="50" w:after="163" w:afterLines="50" w:line="360" w:lineRule="auto"/>
+        <w:ind w:firstLine="480" w:firstLineChars="200"/>
+        <w:jc w:val="both"/>
+        <w:rPr>
+          <w:rFonts w:ascii="Times New Roman" w:hAnsi="Times New Roman" w:cs="Times New Roman"/>
+        </w:rPr>
+      </w:pPr>
+      <w:r>
+        <w:rPr>
+          <w:rFonts w:hint="eastAsia" w:ascii="Times New Roman" w:hAnsi="Times New Roman" w:cs="Times New Roman"/>
+        </w:rPr>
+        <w:t>注：上表中幺麻子、百利食品的返利政策及会计处理摘录自其审核问询回复，立高食品、海天味业、仲景食品、天味食品的相关表述转引自幺麻子、百利食品审核问询回复中列示的同行业可比公司对比资料，菊乐股份的相关表述摘录自其招股说明书。</w:t>
       </w:r>
     </w:p>
     <w:p>
@@ -19099,7 +20063,7 @@
         <w:rPr>
           <w:rFonts w:hint="eastAsia" w:ascii="Times New Roman" w:hAnsi="Times New Roman" w:cs="Times New Roman"/>
         </w:rPr>
-        <w:t>④税务处理。以0元出售方式兑现返利货物，可能被认定为无偿赠送并适用增值税视同销售的规定，涉及增值税及企业所得税的补缴。同时该等交易未开具发票或按0元开具发票，与经销商端的进项抵扣、成本列支不相匹配。</w:t>
+        <w:t>上述案例反映出三点行业共识。第一，返利在形成期即需进行会计处理，或冲减当期收入，或计提负债，不存在返利形成期不作处理、兑现期再行处理的做法。第二，返利兑现环节均在账面留有记录，其中以合同负债科目核算的最为常见，未见以0元出售方式处理的案例。第三，以搭赠形式兑现的，亦在同一销售订单中体现，通过摊薄单位产品销售单价的方式反映，收入总额不因搭赠而减少。</w:t>
       </w:r>
     </w:p>
     <w:p>
@@ -19115,7 +20079,7 @@
         <w:rPr>
           <w:rFonts w:hint="eastAsia" w:ascii="Times New Roman" w:hAnsi="Times New Roman" w:cs="Times New Roman"/>
         </w:rPr>
-        <w:t>⑤核查关注度。返利以实物形式在账外流转，与第三方回款、经销商入股等事项相叠加，在审核中可能被一并关注，需要提供完整的商业合理性说明。</w:t>
+        <w:t>（4）现行会计处理的差异分析</w:t>
       </w:r>
     </w:p>
     <w:p>
@@ -19131,7 +20095,7 @@
         <w:rPr>
           <w:rFonts w:hint="eastAsia" w:ascii="Times New Roman" w:hAnsi="Times New Roman" w:cs="Times New Roman"/>
         </w:rPr>
-        <w:t>由于公司尚未建立返利台账，报告期内返利涉及的具体金额目前无法准确取得。对各期收入、成本及利润的影响金额为【】，需在会计师进场后据实测算。</w:t>
+        <w:t>公司现行处理方式与上述规定及行业做法的差异，以及可能产生的影响如下：</w:t>
       </w:r>
     </w:p>
     <w:p>
@@ -19147,7 +20111,119 @@
         <w:rPr>
           <w:rFonts w:hint="eastAsia" w:ascii="Times New Roman" w:hAnsi="Times New Roman" w:cs="Times New Roman"/>
         </w:rPr>
-        <w:t>（3）建议</w:t>
+        <w:t>①收入及利润的期间归属。返利形成期未冲减收入或计提负债，当期收入及利润相应偏高；返利兑现期以0元出售、仅结转成本，当期收入偏低、成本偏高。两个期间的毛利率因此产生波动，报告期各期经营成果的可比性受到影响。</w:t>
+      </w:r>
+    </w:p>
+    <w:p>
+      <w:pPr>
+        <w:spacing w:before="163" w:beforeLines="50" w:after="163" w:afterLines="50" w:line="360" w:lineRule="auto"/>
+        <w:ind w:firstLine="480" w:firstLineChars="200"/>
+        <w:jc w:val="both"/>
+        <w:rPr>
+          <w:rFonts w:ascii="Times New Roman" w:hAnsi="Times New Roman" w:cs="Times New Roman"/>
+        </w:rPr>
+      </w:pPr>
+      <w:r>
+        <w:rPr>
+          <w:rFonts w:hint="eastAsia" w:ascii="Times New Roman" w:hAnsi="Times New Roman" w:cs="Times New Roman"/>
+        </w:rPr>
+        <w:t>②负债的完整性。返利形成时未确认合同负债或预计负债，资产负债表相应少计负债、多计净资产。参照上述案例，同行业公司普遍通过合同负债科目反映未兑现的返利义务。</w:t>
+      </w:r>
+    </w:p>
+    <w:p>
+      <w:pPr>
+        <w:spacing w:before="163" w:beforeLines="50" w:after="163" w:afterLines="50" w:line="360" w:lineRule="auto"/>
+        <w:ind w:firstLine="480" w:firstLineChars="200"/>
+        <w:jc w:val="both"/>
+        <w:rPr>
+          <w:rFonts w:ascii="Times New Roman" w:hAnsi="Times New Roman" w:cs="Times New Roman"/>
+        </w:rPr>
+      </w:pPr>
+      <w:r>
+        <w:rPr>
+          <w:rFonts w:hint="eastAsia" w:ascii="Times New Roman" w:hAnsi="Times New Roman" w:cs="Times New Roman"/>
+        </w:rPr>
+        <w:t>③会计政策的一致性。公司2025年度审计报告附注载明按扣除应付经销商的对价后确认收入，与账面未反映返利的情况不一致，披露的会计政策与实际执行存在差异。</w:t>
+      </w:r>
+    </w:p>
+    <w:p>
+      <w:pPr>
+        <w:spacing w:before="163" w:beforeLines="50" w:after="163" w:afterLines="50" w:line="360" w:lineRule="auto"/>
+        <w:ind w:firstLine="480" w:firstLineChars="200"/>
+        <w:jc w:val="both"/>
+        <w:rPr>
+          <w:rFonts w:ascii="Times New Roman" w:hAnsi="Times New Roman" w:cs="Times New Roman"/>
+        </w:rPr>
+      </w:pPr>
+      <w:r>
+        <w:rPr>
+          <w:rFonts w:hint="eastAsia" w:ascii="Times New Roman" w:hAnsi="Times New Roman" w:cs="Times New Roman"/>
+        </w:rPr>
+        <w:t>④单据及内部控制。公司未建立返利台账，返利的计算依据、审批过程及兑现记录未系统留痕。中介机构在收入核查中难以取得支持返利金额准确性与完整性的证据。</w:t>
+      </w:r>
+    </w:p>
+    <w:p>
+      <w:pPr>
+        <w:spacing w:before="163" w:beforeLines="50" w:after="163" w:afterLines="50" w:line="360" w:lineRule="auto"/>
+        <w:ind w:firstLine="480" w:firstLineChars="200"/>
+        <w:jc w:val="both"/>
+        <w:rPr>
+          <w:rFonts w:ascii="Times New Roman" w:hAnsi="Times New Roman" w:cs="Times New Roman"/>
+        </w:rPr>
+      </w:pPr>
+      <w:r>
+        <w:rPr>
+          <w:rFonts w:hint="eastAsia" w:ascii="Times New Roman" w:hAnsi="Times New Roman" w:cs="Times New Roman"/>
+        </w:rPr>
+        <w:t>⑤税务处理。以0元出售方式兑现返利货物，可能被认定为无偿赠送并适用增值税视同销售的规定，涉及增值税及企业所得税的补缴。同时该等交易未开具发票或按0元开具发票，与经销商端的进项抵扣、成本列支不相匹配。参照上表中安记食品等公司的做法，实物返利在兑付时开票先按正常发货售价填列、再红字填列折扣金额。</w:t>
+      </w:r>
+    </w:p>
+    <w:p>
+      <w:pPr>
+        <w:spacing w:before="163" w:beforeLines="50" w:after="163" w:afterLines="50" w:line="360" w:lineRule="auto"/>
+        <w:ind w:firstLine="480" w:firstLineChars="200"/>
+        <w:jc w:val="both"/>
+        <w:rPr>
+          <w:rFonts w:ascii="Times New Roman" w:hAnsi="Times New Roman" w:cs="Times New Roman"/>
+        </w:rPr>
+      </w:pPr>
+      <w:r>
+        <w:rPr>
+          <w:rFonts w:hint="eastAsia" w:ascii="Times New Roman" w:hAnsi="Times New Roman" w:cs="Times New Roman"/>
+        </w:rPr>
+        <w:t>⑥核查关注度。从前述审核问询情况看，经销商返利是食品行业IPO审核的常规问询事项，关注点包括返利比例的波动及高返利客户的商业合理性、返利会计处理与同行业可比公司是否存在较大差异，以及返利是否与第三方回款等事项相叠加。公司拟同步实施经销商入股，相关事项需一并说明。</w:t>
+      </w:r>
+    </w:p>
+    <w:p>
+      <w:pPr>
+        <w:spacing w:before="163" w:beforeLines="50" w:after="163" w:afterLines="50" w:line="360" w:lineRule="auto"/>
+        <w:ind w:firstLine="480" w:firstLineChars="200"/>
+        <w:jc w:val="both"/>
+        <w:rPr>
+          <w:rFonts w:ascii="Times New Roman" w:hAnsi="Times New Roman" w:cs="Times New Roman"/>
+        </w:rPr>
+      </w:pPr>
+      <w:r>
+        <w:rPr>
+          <w:rFonts w:hint="eastAsia" w:ascii="Times New Roman" w:hAnsi="Times New Roman" w:cs="Times New Roman"/>
+        </w:rPr>
+        <w:t>报告期内返利涉及的具体金额，需在公司提供折扣返利政策文件及折扣返利明细表后测算，并由会计师复核。参照百利食品的披露，其报告期内实物返利占主营业务收入的比例为2.61%至3.13%、现金返利占比为0.18%至0.23%，可作为测算前的初步参照。</w:t>
+      </w:r>
+    </w:p>
+    <w:p>
+      <w:pPr>
+        <w:spacing w:before="163" w:beforeLines="50" w:after="163" w:afterLines="50" w:line="360" w:lineRule="auto"/>
+        <w:ind w:firstLine="480" w:firstLineChars="200"/>
+        <w:jc w:val="both"/>
+        <w:rPr>
+          <w:rFonts w:ascii="Times New Roman" w:hAnsi="Times New Roman" w:cs="Times New Roman"/>
+        </w:rPr>
+      </w:pPr>
+      <w:r>
+        <w:rPr>
+          <w:rFonts w:hint="eastAsia" w:ascii="Times New Roman" w:hAnsi="Times New Roman" w:cs="Times New Roman"/>
+        </w:rPr>
+        <w:t>（5）建议</w:t>
       </w:r>
     </w:p>
     <w:p>
@@ -19167,7 +20243,7 @@
           <w:b/>
           <w:bCs/>
         </w:rPr>
-        <w:t>建议：①梳理返利政策及合同条款。全面梳理2024年以来公司与各经销商、代理商签订的经销协议、年度销售任务书及返利政策文件，明确各档返利的触发条件、计算基数、返利比例、考核期间、兑现形式及有效期，形成书面的返利政策文本并作为销售合同附件。②建立返利台账。按经销商、按考核期建立返利台账，逐笔记录返利的计提、审批、兑现及未兑现余额，并与销售系统、财务账及出库记录相互勾稽。③区分返利性质并确定会计处理方法。对于以货物形式兑现且仅可用于未来采购的返利，按附有客户额外购买选择权的销售处理，评估是否构成重大权利，构成重大权利的作为单项履约义务，按单独售价的相对比例分摊交易价格并确认合同负债，于客户行使选择权取得相关商品控制权时或选择权失效时确认收入；对于以现金返还或直接抵减货款的返利，按可变对价处理，在确认收入时估计并冲减当期收入，同时确认合同负债或其他应付款。④报告期模拟测算及差错更正。在确定会计处理方法后，对报告期各期返利进行重新计算，作为前期差错更正调整各期收入、成本、负债及利润，并分析调整后各期毛利率的变动趋势。⑤规范兑现操作。实物返利按公允价格开具发票并作视同销售处理，或改以红字发票冲减销售额、在同一张发票上以折扣方式体现，具体方式事先与主管税务机关沟通确认，不再采用0元出库方式。⑥完善内部控制。将返利的计提、审批、兑现纳入销售与财务的内部控制流程，在系统中设置返利模块，明确销售部门与财务部门的职责分工及审批权限，按月计提并定期与经销商对账确认。⑦与相关事项统筹推进。返利事项的整改与收入确认政策调整、第三方回款核查、经销商入股等事项统筹推进，保持对外说明口径一致。</w:t>
+        <w:t>建议：①梳理返利政策及合同条款。全面梳理2024年以来公司与各经销商、代理商签订的经销协议、年度销售任务书及返利政策文件，明确各档返利的触发条件、计算基数、返利比例、考核期间、兑现形式及有效期，形成书面的返利政策文本并作为销售合同附件。②确定返利性质。结合返利兑现的实际操作，判断其属于抵减下期货款的现金返利，还是在正常采购之外另行交付货物的实物返利，据以确定适用可变对价还是附有额外购买选择权的处理路径。③建立返利台账。按经销商、按考核期建立返利台账，逐笔记录返利的计提、审批、兑现及未兑现余额，并与销售系统、财务账及出库记录相互勾稽。④按确定的路径进行会计处理。属于现金返利的，在确认收入时按期望值或最可能发生金额估计返利金额，冲减当期收入并计提负债，结算时抵减货款；属于实物返利的，在各期末对客户行使选择权的可能性作出估计，按分摊的交易对价冲减收入并确认合同负债，实际兑现时按分摊的交易对价确认收入。⑤报告期模拟测算及差错更正。对报告期各期返利进行重新计算，作为前期差错更正调整各期收入、成本、负债及利润，并分析调整后各期毛利率的变动趋势及与同行业可比公司的差异。⑥规范兑现操作。实物返利在兑付时按正常发货售价开票、再以红字填列折扣金额，或按公允价格开具发票并作视同销售处理，具体方式事先与主管税务机关沟通确认，不再采用0元出库方式。⑦完善内部控制。将返利的计提、审批、兑现纳入销售与财务的内部控制流程，在系统中设置返利模块，明确销售部门与财务部门的职责分工及审批权限，按月计提并定期与经销商对账确认。⑧与相关事项统筹推进。返利事项的整改与收入确认政策调整、第三方回款核查、经销商入股等事项统筹推进，保持对外说明口径一致。</w:t>
       </w:r>
     </w:p>
     <w:p>
@@ -19409,8 +20485,11 @@
 
 <file path=word/comments.xml><?xml version="1.0" encoding="utf-8"?>
 <w:comments xmlns:wpc="http://schemas.microsoft.com/office/word/2010/wordprocessingCanvas" xmlns:cx="http://schemas.microsoft.com/office/drawing/2014/chartex" xmlns:cx1="http://schemas.microsoft.com/office/drawing/2015/9/8/chartex" xmlns:cx2="http://schemas.microsoft.com/office/drawing/2015/10/21/chartex" xmlns:cx3="http://schemas.microsoft.com/office/drawing/2016/5/9/chartex" xmlns:cx4="http://schemas.microsoft.com/office/drawing/2016/5/10/chartex" xmlns:cx5="http://schemas.microsoft.com/office/drawing/2016/5/11/chartex" xmlns:cx6="http://schemas.microsoft.com/office/drawing/2016/5/12/chartex" xmlns:cx7="http://schemas.microsoft.com/office/drawing/2016/5/13/chartex" xmlns:cx8="http://schemas.microsoft.com/office/drawing/2016/5/14/chartex" xmlns:mc="http://schemas.openxmlformats.org/markup-compatibility/2006" xmlns:aink="http://schemas.microsoft.com/office/drawing/2016/ink" xmlns:am3d="http://schemas.microsoft.com/office/drawing/2017/model3d" xmlns:o="urn:schemas-microsoft-com:office:office" xmlns:oel="http://schemas.microsoft.com/office/2019/extlst" xmlns:r="http://schemas.openxmlformats.org/officeDocument/2006/relationships" xmlns:m="http://schemas.openxmlformats.org/officeDocument/2006/math" xmlns:v="urn:schemas-microsoft-com:vml" xmlns:wp14="http://schemas.microsoft.com/office/word/2010/wordprocessingDrawing" xmlns:wp="http://schemas.openxmlformats.org/drawingml/2006/wordprocessingDrawing" xmlns:w10="urn:schemas-microsoft-com:office:word" xmlns:w="http://schemas.openxmlformats.org/wordprocessingml/2006/main" xmlns:w14="http://schemas.microsoft.com/office/word/2010/wordml" xmlns:w15="http://schemas.microsoft.com/office/word/2012/wordml" xmlns:w16cex="http://schemas.microsoft.com/office/word/2018/wordml/cex" xmlns:w16cid="http://schemas.microsoft.com/office/word/2016/wordml/cid" xmlns:w16="http://schemas.microsoft.com/office/word/2018/wordml" xmlns:w16du="http://schemas.microsoft.com/office/word/2023/wordml/word16du" xmlns:w16sdtdh="http://schemas.microsoft.com/office/word/2020/wordml/sdtdatahash" xmlns:w16sdtfl="http://schemas.microsoft.com/office/word/2024/wordml/sdtformatlock" xmlns:w16se="http://schemas.microsoft.com/office/word/2015/wordml/symex" xmlns:wpg="http://schemas.microsoft.com/office/word/2010/wordprocessingGroup" xmlns:wpi="http://schemas.microsoft.com/office/word/2010/wordprocessingInk" xmlns:wne="http://schemas.microsoft.com/office/word/2006/wordml" xmlns:wps="http://schemas.microsoft.com/office/word/2010/wordprocessingShape" mc:Ignorable="w14 w15 w16se w16cid w16 w16cex w16sdtdh w16sdtfl w16du wp14">
-  <w:comment w:id="0" w:author="Claude" w:date="2026-08-17T07:09:52Z" w:initials="C">
+  <w:comment w:id="0" w:author="燕京中发IPO项目组" w:date="2026-08-17T07:21:11Z" w:initials="项目组">
     <w:p>
+      <w:pPr>
+        <w:pStyle w:val="CommentText"/>
+      </w:pPr>
       <w:r>
         <w:rPr>
           <w:rStyle w:val="CommentReference"/>
@@ -19432,19 +20511,19 @@
 
 <file path=word/commentsExtended.xml><?xml version="1.0" encoding="utf-8"?>
 <w15:commentsEx xmlns:wpc="http://schemas.microsoft.com/office/word/2010/wordprocessingCanvas" xmlns:cx="http://schemas.microsoft.com/office/drawing/2014/chartex" xmlns:cx1="http://schemas.microsoft.com/office/drawing/2015/9/8/chartex" xmlns:cx2="http://schemas.microsoft.com/office/drawing/2015/10/21/chartex" xmlns:cx3="http://schemas.microsoft.com/office/drawing/2016/5/9/chartex" xmlns:cx4="http://schemas.microsoft.com/office/drawing/2016/5/10/chartex" xmlns:cx5="http://schemas.microsoft.com/office/drawing/2016/5/11/chartex" xmlns:cx6="http://schemas.microsoft.com/office/drawing/2016/5/12/chartex" xmlns:cx7="http://schemas.microsoft.com/office/drawing/2016/5/13/chartex" xmlns:cx8="http://schemas.microsoft.com/office/drawing/2016/5/14/chartex" xmlns:mc="http://schemas.openxmlformats.org/markup-compatibility/2006" xmlns:aink="http://schemas.microsoft.com/office/drawing/2016/ink" xmlns:am3d="http://schemas.microsoft.com/office/drawing/2017/model3d" xmlns:o="urn:schemas-microsoft-com:office:office" xmlns:oel="http://schemas.microsoft.com/office/2019/extlst" xmlns:r="http://schemas.openxmlformats.org/officeDocument/2006/relationships" xmlns:m="http://schemas.openxmlformats.org/officeDocument/2006/math" xmlns:v="urn:schemas-microsoft-com:vml" xmlns:wp14="http://schemas.microsoft.com/office/word/2010/wordprocessingDrawing" xmlns:wp="http://schemas.openxmlformats.org/drawingml/2006/wordprocessingDrawing" xmlns:w10="urn:schemas-microsoft-com:office:word" xmlns:w="http://schemas.openxmlformats.org/wordprocessingml/2006/main" xmlns:w14="http://schemas.microsoft.com/office/word/2010/wordml" xmlns:w15="http://schemas.microsoft.com/office/word/2012/wordml" xmlns:w16cex="http://schemas.microsoft.com/office/word/2018/wordml/cex" xmlns:w16cid="http://schemas.microsoft.com/office/word/2016/wordml/cid" xmlns:w16="http://schemas.microsoft.com/office/word/2018/wordml" xmlns:w16du="http://schemas.microsoft.com/office/word/2023/wordml/word16du" xmlns:w16sdtdh="http://schemas.microsoft.com/office/word/2020/wordml/sdtdatahash" xmlns:w16sdtfl="http://schemas.microsoft.com/office/word/2024/wordml/sdtformatlock" xmlns:w16se="http://schemas.microsoft.com/office/word/2015/wordml/symex" xmlns:wpg="http://schemas.microsoft.com/office/word/2010/wordprocessingGroup" xmlns:wpi="http://schemas.microsoft.com/office/word/2010/wordprocessingInk" xmlns:wne="http://schemas.microsoft.com/office/word/2006/wordml" xmlns:wps="http://schemas.microsoft.com/office/word/2010/wordprocessingShape" mc:Ignorable="w14 w15 w16se w16cid w16 w16cex w16sdtdh w16sdtfl w16du wp14">
-  <w15:commentEx w15:paraId="65EF5E8C" w15:done="0"/>
+  <w15:commentEx w15:paraId="6C2B852E" w15:done="0"/>
 </w15:commentsEx>
 </file>
 
 <file path=word/commentsExtensible.xml><?xml version="1.0" encoding="utf-8"?>
 <w16cex:commentsExtensible xmlns:wpc="http://schemas.microsoft.com/office/word/2010/wordprocessingCanvas" xmlns:cx="http://schemas.microsoft.com/office/drawing/2014/chartex" xmlns:cx1="http://schemas.microsoft.com/office/drawing/2015/9/8/chartex" xmlns:cx2="http://schemas.microsoft.com/office/drawing/2015/10/21/chartex" xmlns:cx3="http://schemas.microsoft.com/office/drawing/2016/5/9/chartex" xmlns:cx4="http://schemas.microsoft.com/office/drawing/2016/5/10/chartex" xmlns:cx5="http://schemas.microsoft.com/office/drawing/2016/5/11/chartex" xmlns:cx6="http://schemas.microsoft.com/office/drawing/2016/5/12/chartex" xmlns:cx7="http://schemas.microsoft.com/office/drawing/2016/5/13/chartex" xmlns:cx8="http://schemas.microsoft.com/office/drawing/2016/5/14/chartex" xmlns:mc="http://schemas.openxmlformats.org/markup-compatibility/2006" xmlns:aink="http://schemas.microsoft.com/office/drawing/2016/ink" xmlns:am3d="http://schemas.microsoft.com/office/drawing/2017/model3d" xmlns:o="urn:schemas-microsoft-com:office:office" xmlns:oel="http://schemas.microsoft.com/office/2019/extlst" xmlns:r="http://schemas.openxmlformats.org/officeDocument/2006/relationships" xmlns:m="http://schemas.openxmlformats.org/officeDocument/2006/math" xmlns:v="urn:schemas-microsoft-com:vml" xmlns:wp14="http://schemas.microsoft.com/office/word/2010/wordprocessingDrawing" xmlns:wp="http://schemas.openxmlformats.org/drawingml/2006/wordprocessingDrawing" xmlns:w10="urn:schemas-microsoft-com:office:word" xmlns:w="http://schemas.openxmlformats.org/wordprocessingml/2006/main" xmlns:w14="http://schemas.microsoft.com/office/word/2010/wordml" xmlns:w15="http://schemas.microsoft.com/office/word/2012/wordml" xmlns:w16cex="http://schemas.microsoft.com/office/word/2018/wordml/cex" xmlns:w16cid="http://schemas.microsoft.com/office/word/2016/wordml/cid" xmlns:w16="http://schemas.microsoft.com/office/word/2018/wordml" xmlns:w16du="http://schemas.microsoft.com/office/word/2023/wordml/word16du" xmlns:w16sdtdh="http://schemas.microsoft.com/office/word/2020/wordml/sdtdatahash" xmlns:w16sdtfl="http://schemas.microsoft.com/office/word/2024/wordml/sdtformatlock" xmlns:w16se="http://schemas.microsoft.com/office/word/2015/wordml/symex" xmlns:wpg="http://schemas.microsoft.com/office/word/2010/wordprocessingGroup" xmlns:wpi="http://schemas.microsoft.com/office/word/2010/wordprocessingInk" xmlns:wne="http://schemas.microsoft.com/office/word/2006/wordml" xmlns:wps="http://schemas.microsoft.com/office/word/2010/wordprocessingShape" xmlns:cr="http://schemas.microsoft.com/office/comments/2020/reactions" mc:Ignorable="w14 w15 w16se w16cid w16 w16cex w16sdtdh w16sdtfl cr w16du wp14">
-  <w16cex:commentExtensible w16cex:durableId="5572FF1F" w16cex:dateUtc="2026-08-17T07:09:52Z"/>
+  <w16cex:commentExtensible w16cex:durableId="157B16C7" w16cex:dateUtc="2026-08-17T07:21:11Z"/>
 </w16cex:commentsExtensible>
 </file>
 
 <file path=word/commentsIds.xml><?xml version="1.0" encoding="utf-8"?>
 <w16cid:commentsIds xmlns:wpc="http://schemas.microsoft.com/office/word/2010/wordprocessingCanvas" xmlns:cx="http://schemas.microsoft.com/office/drawing/2014/chartex" xmlns:cx1="http://schemas.microsoft.com/office/drawing/2015/9/8/chartex" xmlns:cx2="http://schemas.microsoft.com/office/drawing/2015/10/21/chartex" xmlns:cx3="http://schemas.microsoft.com/office/drawing/2016/5/9/chartex" xmlns:cx4="http://schemas.microsoft.com/office/drawing/2016/5/10/chartex" xmlns:cx5="http://schemas.microsoft.com/office/drawing/2016/5/11/chartex" xmlns:cx6="http://schemas.microsoft.com/office/drawing/2016/5/12/chartex" xmlns:cx7="http://schemas.microsoft.com/office/drawing/2016/5/13/chartex" xmlns:cx8="http://schemas.microsoft.com/office/drawing/2016/5/14/chartex" xmlns:mc="http://schemas.openxmlformats.org/markup-compatibility/2006" xmlns:aink="http://schemas.microsoft.com/office/drawing/2016/ink" xmlns:am3d="http://schemas.microsoft.com/office/drawing/2017/model3d" xmlns:o="urn:schemas-microsoft-com:office:office" xmlns:oel="http://schemas.microsoft.com/office/2019/extlst" xmlns:r="http://schemas.openxmlformats.org/officeDocument/2006/relationships" xmlns:m="http://schemas.openxmlformats.org/officeDocument/2006/math" xmlns:v="urn:schemas-microsoft-com:vml" xmlns:wp14="http://schemas.microsoft.com/office/word/2010/wordprocessingDrawing" xmlns:wp="http://schemas.openxmlformats.org/drawingml/2006/wordprocessingDrawing" xmlns:w10="urn:schemas-microsoft-com:office:word" xmlns:w="http://schemas.openxmlformats.org/wordprocessingml/2006/main" xmlns:w14="http://schemas.microsoft.com/office/word/2010/wordml" xmlns:w15="http://schemas.microsoft.com/office/word/2012/wordml" xmlns:w16cex="http://schemas.microsoft.com/office/word/2018/wordml/cex" xmlns:w16cid="http://schemas.microsoft.com/office/word/2016/wordml/cid" xmlns:w16="http://schemas.microsoft.com/office/word/2018/wordml" xmlns:w16du="http://schemas.microsoft.com/office/word/2023/wordml/word16du" xmlns:w16sdtdh="http://schemas.microsoft.com/office/word/2020/wordml/sdtdatahash" xmlns:w16sdtfl="http://schemas.microsoft.com/office/word/2024/wordml/sdtformatlock" xmlns:w16se="http://schemas.microsoft.com/office/word/2015/wordml/symex" xmlns:wpg="http://schemas.microsoft.com/office/word/2010/wordprocessingGroup" xmlns:wpi="http://schemas.microsoft.com/office/word/2010/wordprocessingInk" xmlns:wne="http://schemas.microsoft.com/office/word/2006/wordml" xmlns:wps="http://schemas.microsoft.com/office/word/2010/wordprocessingShape" mc:Ignorable="w14 w15 w16se w16cid w16 w16cex w16sdtdh w16sdtfl w16du wp14">
-  <w16cid:commentId w16cid:paraId="65EF5E8C" w16cid:durableId="5572FF1F"/>
+  <w16cid:commentId w16cid:paraId="6C2B852E" w16cid:durableId="157B16C7"/>
 </w16cid:commentsIds>
 </file>
 
@@ -47325,6 +48404,37 @@
       <w:u w:val="none"/>
     </w:rPr>
   </w:style>
+  <w:style w:type="character" w:styleId="CommentReference">
+    <w:name w:val="annotation reference"/>
+    <w:basedOn w:val="7"/>
+    <w:qFormat/>
+    <w:rPr>
+      <w:sz w:val="21"/>
+      <w:szCs w:val="21"/>
+    </w:rPr>
+  </w:style>
+  <w:style w:type="paragraph" w:styleId="CommentText">
+    <w:name w:val="annotation text"/>
+    <w:basedOn w:val="1"/>
+    <w:qFormat/>
+    <w:pPr>
+      <w:jc w:val="left"/>
+    </w:pPr>
+    <w:rPr>
+      <w:sz w:val="21"/>
+      <w:szCs w:val="21"/>
+    </w:rPr>
+  </w:style>
+  <w:style w:type="paragraph" w:styleId="CommentSubject">
+    <w:name w:val="annotation subject"/>
+    <w:basedOn w:val="CommentText"/>
+    <w:next w:val="CommentText"/>
+    <w:qFormat/>
+    <w:rPr>
+      <w:b/>
+      <w:bCs/>
+    </w:rPr>
+  </w:style>
 </w:styles>
 </file>
 

--- a/output/燕京中发尽调报告/国泰海通关于燕京中发之尽职调查报告（初稿-同业竞争、土地收购、收入确认、返利）.docx
+++ b/output/燕京中发尽调报告/国泰海通关于燕京中发之尽职调查报告（初稿-同业竞争、土地收购、收入确认、返利）.docx
@@ -816,6 +816,14 @@
                 <w:szCs w:val="21"/>
               </w:rPr>
               <w:tab/>
+            </w:r>
+            <w:r>
+              <w:rPr>
+                <w:rFonts w:hint="eastAsia" w:ascii="Times New Roman" w:hAnsi="Times New Roman" w:cs="Times New Roman"/>
+                <w:color w:val="000000"/>
+                <w:sz w:val="21"/>
+                <w:szCs w:val="21"/>
+              </w:rPr>
               <w:t>北京燕京啤酒集团有限公司，发行人股东</w:t>
             </w:r>
           </w:p>
@@ -9678,7 +9686,7 @@
         <w:rPr>
           <w:rFonts w:hint="eastAsia" w:ascii="Times New Roman" w:hAnsi="Times New Roman" w:cs="Times New Roman"/>
         </w:rPr>
-        <w:t>经尽调，发行人存在同业竞争情形，竞争主体为发行人参股公司中发邢台。其基本情况如下：</w:t>
+        <w:t>经尽调，发行人存在同业竞争情形，竞争主体为发行人参股公司中发邢台，其基本情况如下：</w:t>
       </w:r>
     </w:p>
     <w:tbl>
@@ -9825,7 +9833,7 @@
                 <w:sz w:val="21"/>
                 <w:szCs w:val="21"/>
               </w:rPr>
-              <w:t>燕京中发生物技术（邢台）有限公司</w:t>
+              <w:t>燕京中发生物技术（邢台）有限公司（统一社会信用代码91130506MADJ7EXP9W）</w:t>
             </w:r>
           </w:p>
         </w:tc>
@@ -9858,7 +9866,7 @@
                 <w:sz w:val="21"/>
                 <w:szCs w:val="21"/>
               </w:rPr>
-              <w:t>统一社会信用代码</w:t>
+              <w:t>成立日期及注册资本</w:t>
             </w:r>
           </w:p>
         </w:tc>
@@ -9885,7 +9893,7 @@
                 <w:sz w:val="21"/>
                 <w:szCs w:val="21"/>
               </w:rPr>
-              <w:t>91130506MADJ7EXP9W</w:t>
+              <w:t>2024年5月10日成立，注册资本10,000.00万元</w:t>
             </w:r>
           </w:p>
         </w:tc>
@@ -9918,7 +9926,7 @@
                 <w:sz w:val="21"/>
                 <w:szCs w:val="21"/>
               </w:rPr>
-              <w:t>成立日期</w:t>
+              <w:t>注册地址</w:t>
             </w:r>
           </w:p>
         </w:tc>
@@ -9945,7 +9953,7 @@
                 <w:sz w:val="21"/>
                 <w:szCs w:val="21"/>
               </w:rPr>
-              <w:t>2024年5月10日</w:t>
+              <w:t>河北省邢台市南和区城西工业园区和鼎路19号</w:t>
             </w:r>
           </w:p>
         </w:tc>
@@ -9978,7 +9986,7 @@
                 <w:sz w:val="21"/>
                 <w:szCs w:val="21"/>
               </w:rPr>
-              <w:t>注册资本</w:t>
+              <w:t>法定代表人</w:t>
             </w:r>
           </w:p>
         </w:tc>
@@ -10005,7 +10013,7 @@
                 <w:sz w:val="21"/>
                 <w:szCs w:val="21"/>
               </w:rPr>
-              <w:t>10,000.00万元</w:t>
+              <w:t>兰善锋</w:t>
             </w:r>
           </w:p>
         </w:tc>
@@ -10038,7 +10046,7 @@
                 <w:sz w:val="21"/>
                 <w:szCs w:val="21"/>
               </w:rPr>
-              <w:t>注册地址</w:t>
+              <w:t>股权结构</w:t>
             </w:r>
           </w:p>
         </w:tc>
@@ -10065,7 +10073,7 @@
                 <w:sz w:val="21"/>
                 <w:szCs w:val="21"/>
               </w:rPr>
-              <w:t>河北省邢台市南和区城西工业园区和鼎路19号</w:t>
+              <w:t>燕京啤酒出资6,700.00万元、持股67.00%；燕京中发出资3,300.00万元、持股33.00%</w:t>
             </w:r>
           </w:p>
         </w:tc>
@@ -10098,7 +10106,7 @@
                 <w:sz w:val="21"/>
                 <w:szCs w:val="21"/>
               </w:rPr>
-              <w:t>法定代表人</w:t>
+              <w:t>关联关系</w:t>
             </w:r>
           </w:p>
         </w:tc>
@@ -10125,187 +10133,7 @@
                 <w:sz w:val="21"/>
                 <w:szCs w:val="21"/>
               </w:rPr>
-              <w:t>兰善锋</w:t>
-            </w:r>
-          </w:p>
-        </w:tc>
-      </w:tr>
-      <w:tr>
-        <w:trPr>
-          <w:trHeight w:val="397" w:hRule="atLeast"/>
-          <w:jc w:val="center"/>
-        </w:trPr>
-        <w:tc>
-          <w:tcPr>
-            <w:tcW w:w="2085" w:type="dxa"/>
-            <w:vAlign w:val="center"/>
-          </w:tcPr>
-          <w:p>
-            <w:pPr>
-              <w:widowControl w:val="0"/>
-              <w:jc w:val="center"/>
-              <w:rPr>
-                <w:rFonts w:hint="eastAsia" w:ascii="Times New Roman" w:hAnsi="Times New Roman" w:cs="Times New Roman"/>
-                <w:kern w:val="2"/>
-                <w:sz w:val="21"/>
-                <w:szCs w:val="21"/>
-              </w:rPr>
-            </w:pPr>
-            <w:r>
-              <w:rPr>
-                <w:rFonts w:hint="eastAsia" w:ascii="Times New Roman" w:hAnsi="Times New Roman" w:cs="Times New Roman"/>
-                <w:kern w:val="2"/>
-                <w:sz w:val="21"/>
-                <w:szCs w:val="21"/>
-              </w:rPr>
-              <w:t>股权结构</w:t>
-            </w:r>
-          </w:p>
-        </w:tc>
-        <w:tc>
-          <w:tcPr>
-            <w:tcW w:w="8340" w:type="dxa"/>
-            <w:vAlign w:val="center"/>
-          </w:tcPr>
-          <w:p>
-            <w:pPr>
-              <w:widowControl w:val="0"/>
-              <w:jc w:val="both"/>
-              <w:rPr>
-                <w:rFonts w:hint="eastAsia" w:ascii="Times New Roman" w:hAnsi="Times New Roman" w:cs="Times New Roman"/>
-                <w:kern w:val="2"/>
-                <w:sz w:val="21"/>
-                <w:szCs w:val="21"/>
-              </w:rPr>
-            </w:pPr>
-            <w:r>
-              <w:rPr>
-                <w:rFonts w:hint="eastAsia" w:ascii="Times New Roman" w:hAnsi="Times New Roman" w:cs="Times New Roman"/>
-                <w:kern w:val="2"/>
-                <w:sz w:val="21"/>
-                <w:szCs w:val="21"/>
-              </w:rPr>
-              <w:t>燕京啤酒出资6,700.00万元、持股67.00%；燕京中发出资3,300.00万元、持股33.00%</w:t>
-            </w:r>
-          </w:p>
-        </w:tc>
-      </w:tr>
-      <w:tr>
-        <w:trPr>
-          <w:trHeight w:val="397" w:hRule="atLeast"/>
-          <w:jc w:val="center"/>
-        </w:trPr>
-        <w:tc>
-          <w:tcPr>
-            <w:tcW w:w="2085" w:type="dxa"/>
-            <w:vAlign w:val="center"/>
-          </w:tcPr>
-          <w:p>
-            <w:pPr>
-              <w:widowControl w:val="0"/>
-              <w:jc w:val="center"/>
-              <w:rPr>
-                <w:rFonts w:hint="eastAsia" w:ascii="Times New Roman" w:hAnsi="Times New Roman" w:cs="Times New Roman"/>
-                <w:kern w:val="2"/>
-                <w:sz w:val="21"/>
-                <w:szCs w:val="21"/>
-              </w:rPr>
-            </w:pPr>
-            <w:r>
-              <w:rPr>
-                <w:rFonts w:hint="eastAsia" w:ascii="Times New Roman" w:hAnsi="Times New Roman" w:cs="Times New Roman"/>
-                <w:kern w:val="2"/>
-                <w:sz w:val="21"/>
-                <w:szCs w:val="21"/>
-              </w:rPr>
-              <w:t>关联关系</w:t>
-            </w:r>
-          </w:p>
-        </w:tc>
-        <w:tc>
-          <w:tcPr>
-            <w:tcW w:w="8340" w:type="dxa"/>
-            <w:vAlign w:val="center"/>
-          </w:tcPr>
-          <w:p>
-            <w:pPr>
-              <w:widowControl w:val="0"/>
-              <w:jc w:val="both"/>
-              <w:rPr>
-                <w:rFonts w:hint="eastAsia" w:ascii="Times New Roman" w:hAnsi="Times New Roman" w:cs="Times New Roman"/>
-                <w:kern w:val="2"/>
-                <w:sz w:val="21"/>
-                <w:szCs w:val="21"/>
-              </w:rPr>
-            </w:pPr>
-            <w:r>
-              <w:rPr>
-                <w:rFonts w:hint="eastAsia" w:ascii="Times New Roman" w:hAnsi="Times New Roman" w:cs="Times New Roman"/>
-                <w:kern w:val="2"/>
-                <w:sz w:val="21"/>
-                <w:szCs w:val="21"/>
-              </w:rPr>
-              <w:t>系发行人控股股东燕京啤酒控制的企业，同时为发行人参股公司；发行人持有其33.00%股权并按权益法核算，未纳入合并报表范围</w:t>
-            </w:r>
-          </w:p>
-        </w:tc>
-      </w:tr>
-      <w:tr>
-        <w:trPr>
-          <w:trHeight w:val="397" w:hRule="atLeast"/>
-          <w:jc w:val="center"/>
-        </w:trPr>
-        <w:tc>
-          <w:tcPr>
-            <w:tcW w:w="2085" w:type="dxa"/>
-            <w:vAlign w:val="center"/>
-          </w:tcPr>
-          <w:p>
-            <w:pPr>
-              <w:widowControl w:val="0"/>
-              <w:jc w:val="center"/>
-              <w:rPr>
-                <w:rFonts w:hint="eastAsia" w:ascii="Times New Roman" w:hAnsi="Times New Roman" w:cs="Times New Roman"/>
-                <w:kern w:val="2"/>
-                <w:sz w:val="21"/>
-                <w:szCs w:val="21"/>
-              </w:rPr>
-            </w:pPr>
-            <w:r>
-              <w:rPr>
-                <w:rFonts w:hint="eastAsia" w:ascii="Times New Roman" w:hAnsi="Times New Roman" w:cs="Times New Roman"/>
-                <w:kern w:val="2"/>
-                <w:sz w:val="21"/>
-                <w:szCs w:val="21"/>
-              </w:rPr>
-              <w:t>最终控制方</w:t>
-            </w:r>
-          </w:p>
-        </w:tc>
-        <w:tc>
-          <w:tcPr>
-            <w:tcW w:w="8340" w:type="dxa"/>
-            <w:vAlign w:val="center"/>
-          </w:tcPr>
-          <w:p>
-            <w:pPr>
-              <w:widowControl w:val="0"/>
-              <w:jc w:val="both"/>
-              <w:rPr>
-                <w:rFonts w:hint="eastAsia" w:ascii="Times New Roman" w:hAnsi="Times New Roman" w:cs="Times New Roman"/>
-                <w:kern w:val="2"/>
-                <w:sz w:val="21"/>
-                <w:szCs w:val="21"/>
-              </w:rPr>
-            </w:pPr>
-            <w:r>
-              <w:rPr>
-                <w:rFonts w:hint="eastAsia" w:ascii="Times New Roman" w:hAnsi="Times New Roman" w:cs="Times New Roman"/>
-                <w:kern w:val="2"/>
-                <w:sz w:val="21"/>
-                <w:szCs w:val="21"/>
-              </w:rPr>
-              <w:t>北京控股集团有限公司，与发行人最终控制方一致</w:t>
+              <w:t>系发行人控股股东燕京啤酒控制的企业，同时为发行人参股公司；发行人持股33.00%并按权益法核算，未纳入合并报表范围。最终控制方为北京控股集团有限公司，与发行人一致</w:t>
             </w:r>
           </w:p>
         </w:tc>
@@ -10384,7 +10212,7 @@
         <w:rPr>
           <w:rFonts w:hint="eastAsia" w:ascii="Times New Roman" w:hAnsi="Times New Roman" w:cs="Times New Roman"/>
         </w:rPr>
-        <w:t>注：中发邢台原法定代表人为孟庆民。根据其2025年第二次临时股东会决议，2025年12月变更为兰善锋，同期撤销监事或监事会并重新制定公司章程。其2025年度审计报告所载为变更前信息。</w:t>
+        <w:t>注：中发邢台原法定代表人为孟庆民，2025年12月变更为兰善锋，其2025年度审计报告所载为变更前信息。</w:t>
       </w:r>
     </w:p>
     <w:p>
@@ -10416,7 +10244,7 @@
         <w:rPr>
           <w:rFonts w:hint="eastAsia" w:ascii="Times New Roman" w:hAnsi="Times New Roman" w:cs="Times New Roman"/>
         </w:rPr>
-        <w:t>主营业务方面。发行人主营纳豆及纳豆衍生产品的研发、生产和销售，2024年度、2025年度主营业务收入均来源于纳豆类产品。中发邢台主营业务为纳豆及纳豆制品的生产和销售，2025年度主营业务收入10,040.69万元，亦全部来源于纳豆类产品。其中纳福多肽类3,187.67万元，肠溶型胶囊类4,450.05万元，羊乳粉类1,595.44万元，纳豆胶囊688.14万元，大粒纳豆119.40万元。上述产品与发行人在售的燕京纳福多肽、1*2肠溶型胶囊礼盒（80粒）、有机全脂羊乳粉、大粒36盒属于同类产品。</w:t>
+        <w:t>主营业务方面，双方均为纳豆及纳豆制品的生产和销售。中发邢台2025年度主营业务收入10,040.69万元，其中纳福多肽类3,187.67万元、肠溶型胶囊类4,450.05万元、羊乳粉类1,595.44万元、纳豆胶囊688.14万元、大粒纳豆119.40万元，与发行人在售产品属于同类。</w:t>
       </w:r>
     </w:p>
     <w:p>
@@ -10432,7 +10260,7 @@
         <w:rPr>
           <w:rFonts w:hint="eastAsia" w:ascii="Times New Roman" w:hAnsi="Times New Roman" w:cs="Times New Roman"/>
         </w:rPr>
-        <w:t>经营管理方面。根据尽调访谈情况，中发邢台的日常生产经营由发行人团队负责，双方在人员配置及经营决策上未作实质区隔。中发邢台自身未建立独立的采购、生产、销售管理体系，其经营安排与发行人统一进行。</w:t>
+        <w:t>经营管理及交易关系方面，中发邢台的日常生产经营由发行人团队负责，未建立独立的采购、生产、销售管理体系。发行人存在向中发邢台采购产成品后对外销售的情形，截至2026年6月30日库存商品中外购部分账面余额2,018.78万元，具体采购金额及定价依据需与中发邢台账面数据核对确认。</w:t>
       </w:r>
     </w:p>
     <w:p>
@@ -10448,23 +10276,7 @@
         <w:rPr>
           <w:rFonts w:hint="eastAsia" w:ascii="Times New Roman" w:hAnsi="Times New Roman" w:cs="Times New Roman"/>
         </w:rPr>
-        <w:t>交易关系方面。发行人存在向中发邢台采购产成品后对外销售的情形。截至2026年6月30日，发行人库存商品—纳豆科目下设有邢台燕京纳福多肽特膳、邢台燕京1*2肠溶型纳豆胶囊80粒、邢台有机全脂羊乳粉、邢台大粒纳豆36盒等明细科目，同期库存商品中外购部分账面余额2,018.78万元。上述采购的具体金额及定价依据，需在会计师进场后与中发邢台账面数据核对确认。</w:t>
-      </w:r>
-    </w:p>
-    <w:p>
-      <w:pPr>
-        <w:spacing w:before="163" w:beforeLines="50" w:after="163" w:afterLines="50" w:line="360" w:lineRule="auto"/>
-        <w:ind w:firstLine="480" w:firstLineChars="200"/>
-        <w:jc w:val="both"/>
-        <w:rPr>
-          <w:rFonts w:ascii="Times New Roman" w:hAnsi="Times New Roman" w:cs="Times New Roman"/>
-        </w:rPr>
-      </w:pPr>
-      <w:r>
-        <w:rPr>
-          <w:rFonts w:hint="eastAsia" w:ascii="Times New Roman" w:hAnsi="Times New Roman" w:cs="Times New Roman"/>
-        </w:rPr>
-        <w:t>长期股权投资核算方面。发行人对中发邢台33.00%股权采用权益法核算，截至2026年6月30日长期股权投资账面余额3,311.41万元，其中投资成本3,300.00万元、损益调整11.41万元。该损益调整金额为中发邢台2024年度净利润34.57万元的33.00%。2025年度及2026年1-6月，发行人未确认应享有的中发邢台净损益份额，2026年6月30日利润表中投资收益项目为零，长期股权投资账面余额自2024年末未发生变动。按中发邢台2025年度净利润2,213.62万元、2026年1-6月净利润601.51万元测算，应补计的投资收益分别为730.49万元和198.50万元，合计928.99万元。该金额相应影响长期股权投资、净利润及净资产。上述测算未考虑双方内部交易未实现损益的抵销。该事项属前期差错，具体金额需经会计师核实。重组完成后中发邢台纳入合并报表范围，该事项一并解决。</w:t>
+        <w:t>长期股权投资核算方面，发行人对中发邢台33.00%股权采用权益法核算，2026年6月30日账面余额3,311.41万元，其中损益调整11.41万元，系中发邢台2024年度净利润的33.00%。2025年度及2026年1-6月未确认应享有的净损益份额，按33.00%测算应补计投资收益合计928.99万元，相应影响长期股权投资、净利润及净资产。该事项属前期差错，具体金额需经会计师核实，重组完成后一并解决。</w:t>
       </w:r>
     </w:p>
     <w:p>
@@ -11137,7 +10949,7 @@
                 <w:sz w:val="21"/>
                 <w:szCs w:val="21"/>
               </w:rPr>
-              <w:t>中发邢台净资产</w:t>
+              <w:t>发行人营业收入</w:t>
             </w:r>
           </w:p>
         </w:tc>
@@ -11164,7 +10976,7 @@
                 <w:sz w:val="21"/>
                 <w:szCs w:val="21"/>
               </w:rPr>
-              <w:t>12,849.70</w:t>
+              <w:t>20,814.62</w:t>
             </w:r>
           </w:p>
         </w:tc>
@@ -11191,7 +11003,7 @@
                 <w:sz w:val="21"/>
                 <w:szCs w:val="21"/>
               </w:rPr>
-              <w:t>12,248.19</w:t>
+              <w:t>43,435.86</w:t>
             </w:r>
           </w:p>
         </w:tc>
@@ -11218,7 +11030,7 @@
                 <w:sz w:val="21"/>
                 <w:szCs w:val="21"/>
               </w:rPr>
-              <w:t>10,034.57</w:t>
+              <w:t>21,265.64</w:t>
             </w:r>
           </w:p>
         </w:tc>
@@ -11251,7 +11063,7 @@
                 <w:sz w:val="21"/>
                 <w:szCs w:val="21"/>
               </w:rPr>
-              <w:t>发行人营业收入</w:t>
+              <w:t>发行人毛利</w:t>
             </w:r>
           </w:p>
         </w:tc>
@@ -11278,7 +11090,7 @@
                 <w:sz w:val="21"/>
                 <w:szCs w:val="21"/>
               </w:rPr>
-              <w:t>20,814.62</w:t>
+              <w:t>10,924.18</w:t>
             </w:r>
           </w:p>
         </w:tc>
@@ -11305,7 +11117,7 @@
                 <w:sz w:val="21"/>
                 <w:szCs w:val="21"/>
               </w:rPr>
-              <w:t>43,435.86</w:t>
+              <w:t>20,575.08</w:t>
             </w:r>
           </w:p>
         </w:tc>
@@ -11332,235 +11144,7 @@
                 <w:sz w:val="21"/>
                 <w:szCs w:val="21"/>
               </w:rPr>
-              <w:t>21,265.64</w:t>
-            </w:r>
-          </w:p>
-        </w:tc>
-      </w:tr>
-      <w:tr>
-        <w:trPr>
-          <w:trHeight w:val="397" w:hRule="atLeast"/>
-          <w:jc w:val="center"/>
-        </w:trPr>
-        <w:tc>
-          <w:tcPr>
-            <w:tcW w:w="2673" w:type="dxa"/>
-            <w:vAlign w:val="center"/>
-          </w:tcPr>
-          <w:p>
-            <w:pPr>
-              <w:widowControl w:val="0"/>
-              <w:jc w:val="center"/>
-              <w:rPr>
-                <w:rFonts w:hint="eastAsia" w:ascii="Times New Roman" w:hAnsi="Times New Roman" w:cs="Times New Roman"/>
-                <w:kern w:val="2"/>
-                <w:sz w:val="21"/>
-                <w:szCs w:val="21"/>
-              </w:rPr>
-            </w:pPr>
-            <w:r>
-              <w:rPr>
-                <w:rFonts w:hint="eastAsia" w:ascii="Times New Roman" w:hAnsi="Times New Roman" w:cs="Times New Roman"/>
-                <w:kern w:val="2"/>
-                <w:sz w:val="21"/>
-                <w:szCs w:val="21"/>
-              </w:rPr>
-              <w:t>发行人毛利</w:t>
-            </w:r>
-          </w:p>
-        </w:tc>
-        <w:tc>
-          <w:tcPr>
-            <w:tcW w:w="2584" w:type="dxa"/>
-            <w:vAlign w:val="center"/>
-          </w:tcPr>
-          <w:p>
-            <w:pPr>
-              <w:widowControl w:val="0"/>
-              <w:jc w:val="right"/>
-              <w:rPr>
-                <w:rFonts w:hint="eastAsia" w:ascii="Times New Roman" w:hAnsi="Times New Roman" w:cs="Times New Roman"/>
-                <w:kern w:val="2"/>
-                <w:sz w:val="21"/>
-                <w:szCs w:val="21"/>
-              </w:rPr>
-            </w:pPr>
-            <w:r>
-              <w:rPr>
-                <w:rFonts w:hint="eastAsia" w:ascii="Times New Roman" w:hAnsi="Times New Roman" w:cs="Times New Roman"/>
-                <w:kern w:val="2"/>
-                <w:sz w:val="21"/>
-                <w:szCs w:val="21"/>
-              </w:rPr>
-              <w:t>10,924.18</w:t>
-            </w:r>
-          </w:p>
-        </w:tc>
-        <w:tc>
-          <w:tcPr>
-            <w:tcW w:w="2584" w:type="dxa"/>
-            <w:vAlign w:val="center"/>
-          </w:tcPr>
-          <w:p>
-            <w:pPr>
-              <w:widowControl w:val="0"/>
-              <w:jc w:val="right"/>
-              <w:rPr>
-                <w:rFonts w:hint="eastAsia" w:ascii="Times New Roman" w:hAnsi="Times New Roman" w:cs="Times New Roman"/>
-                <w:kern w:val="2"/>
-                <w:sz w:val="21"/>
-                <w:szCs w:val="21"/>
-              </w:rPr>
-            </w:pPr>
-            <w:r>
-              <w:rPr>
-                <w:rFonts w:hint="eastAsia" w:ascii="Times New Roman" w:hAnsi="Times New Roman" w:cs="Times New Roman"/>
-                <w:kern w:val="2"/>
-                <w:sz w:val="21"/>
-                <w:szCs w:val="21"/>
-              </w:rPr>
-              <w:t>20,575.08</w:t>
-            </w:r>
-          </w:p>
-        </w:tc>
-        <w:tc>
-          <w:tcPr>
-            <w:tcW w:w="2584" w:type="dxa"/>
-            <w:vAlign w:val="center"/>
-          </w:tcPr>
-          <w:p>
-            <w:pPr>
-              <w:widowControl w:val="0"/>
-              <w:jc w:val="right"/>
-              <w:rPr>
-                <w:rFonts w:hint="eastAsia" w:ascii="Times New Roman" w:hAnsi="Times New Roman" w:cs="Times New Roman"/>
-                <w:kern w:val="2"/>
-                <w:sz w:val="21"/>
-                <w:szCs w:val="21"/>
-              </w:rPr>
-            </w:pPr>
-            <w:r>
-              <w:rPr>
-                <w:rFonts w:hint="eastAsia" w:ascii="Times New Roman" w:hAnsi="Times New Roman" w:cs="Times New Roman"/>
-                <w:kern w:val="2"/>
-                <w:sz w:val="21"/>
-                <w:szCs w:val="21"/>
-              </w:rPr>
               <w:t>12,939.35</w:t>
-            </w:r>
-          </w:p>
-        </w:tc>
-      </w:tr>
-      <w:tr>
-        <w:trPr>
-          <w:trHeight w:val="397" w:hRule="atLeast"/>
-          <w:jc w:val="center"/>
-        </w:trPr>
-        <w:tc>
-          <w:tcPr>
-            <w:tcW w:w="2673" w:type="dxa"/>
-            <w:vAlign w:val="center"/>
-          </w:tcPr>
-          <w:p>
-            <w:pPr>
-              <w:widowControl w:val="0"/>
-              <w:jc w:val="center"/>
-              <w:rPr>
-                <w:rFonts w:hint="eastAsia" w:ascii="Times New Roman" w:hAnsi="Times New Roman" w:cs="Times New Roman"/>
-                <w:kern w:val="2"/>
-                <w:sz w:val="21"/>
-                <w:szCs w:val="21"/>
-              </w:rPr>
-            </w:pPr>
-            <w:r>
-              <w:rPr>
-                <w:rFonts w:hint="eastAsia" w:ascii="Times New Roman" w:hAnsi="Times New Roman" w:cs="Times New Roman"/>
-                <w:kern w:val="2"/>
-                <w:sz w:val="21"/>
-                <w:szCs w:val="21"/>
-              </w:rPr>
-              <w:t>发行人净利润</w:t>
-            </w:r>
-          </w:p>
-        </w:tc>
-        <w:tc>
-          <w:tcPr>
-            <w:tcW w:w="2584" w:type="dxa"/>
-            <w:vAlign w:val="center"/>
-          </w:tcPr>
-          <w:p>
-            <w:pPr>
-              <w:widowControl w:val="0"/>
-              <w:jc w:val="right"/>
-              <w:rPr>
-                <w:rFonts w:hint="eastAsia" w:ascii="Times New Roman" w:hAnsi="Times New Roman" w:cs="Times New Roman"/>
-                <w:kern w:val="2"/>
-                <w:sz w:val="21"/>
-                <w:szCs w:val="21"/>
-              </w:rPr>
-            </w:pPr>
-            <w:r>
-              <w:rPr>
-                <w:rFonts w:hint="eastAsia" w:ascii="Times New Roman" w:hAnsi="Times New Roman" w:cs="Times New Roman"/>
-                <w:kern w:val="2"/>
-                <w:sz w:val="21"/>
-                <w:szCs w:val="21"/>
-              </w:rPr>
-              <w:t>6,308.86</w:t>
-            </w:r>
-          </w:p>
-        </w:tc>
-        <w:tc>
-          <w:tcPr>
-            <w:tcW w:w="2584" w:type="dxa"/>
-            <w:vAlign w:val="center"/>
-          </w:tcPr>
-          <w:p>
-            <w:pPr>
-              <w:widowControl w:val="0"/>
-              <w:jc w:val="right"/>
-              <w:rPr>
-                <w:rFonts w:hint="eastAsia" w:ascii="Times New Roman" w:hAnsi="Times New Roman" w:cs="Times New Roman"/>
-                <w:kern w:val="2"/>
-                <w:sz w:val="21"/>
-                <w:szCs w:val="21"/>
-              </w:rPr>
-            </w:pPr>
-            <w:r>
-              <w:rPr>
-                <w:rFonts w:hint="eastAsia" w:ascii="Times New Roman" w:hAnsi="Times New Roman" w:cs="Times New Roman"/>
-                <w:kern w:val="2"/>
-                <w:sz w:val="21"/>
-                <w:szCs w:val="21"/>
-              </w:rPr>
-              <w:t>13,343.75</w:t>
-            </w:r>
-          </w:p>
-        </w:tc>
-        <w:tc>
-          <w:tcPr>
-            <w:tcW w:w="2584" w:type="dxa"/>
-            <w:vAlign w:val="center"/>
-          </w:tcPr>
-          <w:p>
-            <w:pPr>
-              <w:widowControl w:val="0"/>
-              <w:jc w:val="right"/>
-              <w:rPr>
-                <w:rFonts w:hint="eastAsia" w:ascii="Times New Roman" w:hAnsi="Times New Roman" w:cs="Times New Roman"/>
-                <w:kern w:val="2"/>
-                <w:sz w:val="21"/>
-                <w:szCs w:val="21"/>
-              </w:rPr>
-            </w:pPr>
-            <w:r>
-              <w:rPr>
-                <w:rFonts w:hint="eastAsia" w:ascii="Times New Roman" w:hAnsi="Times New Roman" w:cs="Times New Roman"/>
-                <w:kern w:val="2"/>
-                <w:sz w:val="21"/>
-                <w:szCs w:val="21"/>
-              </w:rPr>
-              <w:t>8,712.34</w:t>
             </w:r>
           </w:p>
         </w:tc>
@@ -12149,7 +11733,7 @@
         <w:rPr>
           <w:rFonts w:hint="eastAsia" w:ascii="Times New Roman" w:hAnsi="Times New Roman" w:cs="Times New Roman"/>
         </w:rPr>
-        <w:t>注：发行人2026年1-6月毛利根据其2026年6月30日利润表营业收入20,814.62万元、营业成本9,890.45万元计算，毛利率为52.48%。中发邢台2024年度、2025年度数据取自其审计报告，2026年1-6月数据取自其财务报表，未经审计。</w:t>
+        <w:t>注：发行人2026年1-6月毛利根据其利润表营业收入20,814.62万元、营业成本9,890.45万元计算。中发邢台2024年度、2025年度数据取自其审计报告，2026年1-6月数据取自其财务报表，未经审计。</w:t>
       </w:r>
     </w:p>
     <w:p>
@@ -12185,7 +11769,7 @@
         <w:rPr>
           <w:rFonts w:hint="eastAsia" w:ascii="Times New Roman" w:hAnsi="Times New Roman" w:cs="Times New Roman"/>
         </w:rPr>
-        <w:t>根据《首次公开发行股票注册管理办法》《监管规则适用指引——发行类第4号》及《证券期货法律适用意见第17号》，同业竞争的认定遵循实质重于形式原则，结合历史沿革、资产、人员、主营业务、客户及供应商等因素综合判断。竞争方同类业务收入或毛利占发行人相应指标30%以上的，原则上认定构成重大不利影响。据此分析如下：</w:t>
+        <w:t>根据《首次公开发行股票注册管理办法》及《证券期货法律适用意见第17号》，同业竞争的认定遵循实质重于形式原则，竞争方同类业务收入或毛利占发行人相应指标30%以上的，原则上认定构成重大不利影响。据此分析如下：</w:t>
       </w:r>
     </w:p>
     <w:p>
@@ -12201,7 +11785,7 @@
         <w:rPr>
           <w:rFonts w:hint="eastAsia" w:ascii="Times New Roman" w:hAnsi="Times New Roman" w:cs="Times New Roman"/>
         </w:rPr>
-        <w:t>①构成同业竞争。从产品看，双方主营业务均为纳豆及纳豆制品，在纳福多肽、肠溶型纳豆胶囊、羊乳粉等主要品类上完全重合。从生产看，双方采用相同的生产工艺，面向相同的终端市场。从渠道与品牌看，双方均使用燕京品牌，销售渠道亦无明确划分。从人员看，日常经营由同一团队负责。上述情形难以通过划分销售区域、客户群体或产品类别的方式予以区隔。按照实质重于形式原则，中发邢台与发行人构成同业竞争。</w:t>
+        <w:t>①构成同业竞争。双方主营业务均为纳豆及纳豆制品，在纳福多肽、肠溶型纳豆胶囊、羊乳粉等主要品类上重合，生产工艺与终端市场相同，均使用燕京品牌且销售渠道无明确划分，日常经营由同一团队负责，难以通过划分销售区域、客户群体或产品类别的方式区隔。按实质重于形式原则，构成同业竞争。</w:t>
       </w:r>
     </w:p>
     <w:p>
@@ -12217,7 +11801,7 @@
         <w:rPr>
           <w:rFonts w:hint="eastAsia" w:ascii="Times New Roman" w:hAnsi="Times New Roman" w:cs="Times New Roman"/>
         </w:rPr>
-        <w:t>②量化指标目前低于30%。2024年度、2025年度和2026年1-6月，中发邢台同类业务收入占发行人营业收入的比例分别为2.43%、23.12%和14.11%，毛利占比分别为2.23%、19.71%和14.05%。中发邢台于2024年5月设立，2025年度为其投产后首个完整年度，当年收入10,043.02万元。截至2026年6月30日，其在建工程余额5,924.02万元，产能仍在释放过程中。随着产能落地，上述比例存在上升空间。</w:t>
+        <w:t>②量化指标目前低于30%。报告期内中发邢台同类业务收入占发行人营业收入的比例分别为2.43%、23.12%和14.11%，毛利占比分别为2.23%、19.71%和14.05%。中发邢台2024年5月设立，2025年为投产后首个完整年度，收入即达10,043.02万元；截至2026年6月30日在建工程余额5,924.02万元，产能仍在释放，上述比例存在上升空间。</w:t>
       </w:r>
     </w:p>
     <w:p>
@@ -12233,7 +11817,7 @@
         <w:rPr>
           <w:rFonts w:hint="eastAsia" w:ascii="Times New Roman" w:hAnsi="Times New Roman" w:cs="Times New Roman"/>
         </w:rPr>
-        <w:t>③30%系认定构成重大不利影响的量化参考标准，并非同业竞争无需规范的条件。在实务中，除量化指标外，审核还关注竞争业务与发行人主营业务的相关程度、双方在客户与供应商上的重合情况，以及是否存在利益输送的可能。本次申报涉及燕京啤酒分拆子公司上市，审核对上市公司体系内的资产与业务安排关注度较高。发行人与中发邢台之间存在关联采购、共用经营团队及品牌的情形，该等情形同时涉及同业竞争、关联交易及独立性三个方面，需一并规范。</w:t>
+        <w:t>③30%系认定构成重大不利影响的量化参考标准，并非同业竞争无需规范的条件。审核除量化指标外，还关注双方在客户与供应商上的重合情况及是否存在利益输送。本次申报涉及燕京啤酒分拆子公司上市，双方之间存在关联采购、共用经营团队及品牌的情形，同时涉及同业竞争、关联交易及独立性，需一并规范。</w:t>
       </w:r>
     </w:p>
     <w:p>
@@ -12301,7 +11885,7 @@
         <w:rPr>
           <w:rFonts w:hint="eastAsia" w:ascii="Times New Roman" w:hAnsi="Times New Roman" w:cs="Times New Roman"/>
         </w:rPr>
-        <w:t>①方案概况</w:t>
+        <w:t>①交易方案及交易后股权架构</w:t>
       </w:r>
     </w:p>
     <w:p>
@@ -12317,7 +11901,7 @@
         <w:rPr>
           <w:rFonts w:hint="eastAsia" w:ascii="Times New Roman" w:hAnsi="Times New Roman" w:cs="Times New Roman"/>
         </w:rPr>
-        <w:t>本次重组的法律形式为燕京啤酒以其持有的中发邢台67.00%股权作价出资，对发行人进行非货币资产增资。交易实质为发行人以定向增发股权作为支付对价收购中发邢台控股权，不涉及现金支付。交易完成后，中发邢台由发行人持股100%，燕京啤酒在发行人层面的持股比例相应提升，燕京集团与食品发酵研究院持股比例被动稀释，发行人控股股东及实际控制人未发生变更。</w:t>
+        <w:t>本次重组的法律形式为燕京啤酒以其持有的中发邢台67.00%股权作价出资，对发行人进行非货币资产增资；交易实质为发行人以定向增发股权作为对价收购中发邢台控股权，不涉及现金支付。交易完成后中发邢台由发行人持股100%，燕京啤酒持股比例相应提升，控股股东及实际控制人未发生变更。与现金支付方案相比，股权支付不占用发行人经营资金，且股权支付比例100%满足特殊性税务处理关于不低于85%的条件。</w:t>
       </w:r>
     </w:p>
     <w:p>
@@ -12333,55 +11917,7 @@
         <w:rPr>
           <w:rFonts w:hint="eastAsia" w:ascii="Times New Roman" w:hAnsi="Times New Roman" w:cs="Times New Roman"/>
         </w:rPr>
-        <w:t>与以现金支付对价的方案相比，股权支付方案的差异在于三点。一是不占用发行人经营资金，不影响在建产能投入。二是股权支付比例为100%，满足企业重组特殊性税务处理关于股权支付不低于85%的条件，燕京啤酒转让所得可以递延，详见④税费测算。三是控股股东持股比例提升，有利于分拆上市后控制权的稳定。</w:t>
-      </w:r>
-    </w:p>
-    <w:p>
-      <w:pPr>
-        <w:spacing w:before="163" w:beforeLines="50" w:after="163" w:afterLines="50" w:line="360" w:lineRule="auto"/>
-        <w:ind w:firstLine="480" w:firstLineChars="200"/>
-        <w:jc w:val="both"/>
-        <w:rPr>
-          <w:rFonts w:ascii="Times New Roman" w:hAnsi="Times New Roman" w:cs="Times New Roman"/>
-        </w:rPr>
-      </w:pPr>
-      <w:r>
-        <w:rPr>
-          <w:rFonts w:hint="eastAsia" w:ascii="Times New Roman" w:hAnsi="Times New Roman" w:cs="Times New Roman"/>
-        </w:rPr>
-        <w:t>本次重组仅涉及中发邢台股权的划入，不涉及发行人现有业务、资产的划出，无需通过分立、资产剥离等方式实现，交易结构相对简单。</w:t>
-      </w:r>
-    </w:p>
-    <w:p>
-      <w:pPr>
-        <w:spacing w:before="163" w:beforeLines="50" w:after="163" w:afterLines="50" w:line="360" w:lineRule="auto"/>
-        <w:ind w:firstLine="480" w:firstLineChars="200"/>
-        <w:jc w:val="both"/>
-        <w:rPr>
-          <w:rFonts w:ascii="Times New Roman" w:hAnsi="Times New Roman" w:cs="Times New Roman"/>
-        </w:rPr>
-      </w:pPr>
-      <w:r>
-        <w:rPr>
-          <w:rFonts w:hint="eastAsia" w:ascii="Times New Roman" w:hAnsi="Times New Roman" w:cs="Times New Roman"/>
-        </w:rPr>
-        <w:t>②交易完成后的股权架构</w:t>
-      </w:r>
-    </w:p>
-    <w:p>
-      <w:pPr>
-        <w:spacing w:before="163" w:beforeLines="50" w:after="163" w:afterLines="50" w:line="360" w:lineRule="auto"/>
-        <w:ind w:firstLine="480" w:firstLineChars="200"/>
-        <w:jc w:val="both"/>
-        <w:rPr>
-          <w:rFonts w:ascii="Times New Roman" w:hAnsi="Times New Roman" w:cs="Times New Roman"/>
-        </w:rPr>
-      </w:pPr>
-      <w:r>
-        <w:rPr>
-          <w:rFonts w:hint="eastAsia" w:ascii="Times New Roman" w:hAnsi="Times New Roman" w:cs="Times New Roman"/>
-        </w:rPr>
-        <w:t>以2026年6月30日中发邢台账面净资产12,849.70万元为基础模拟测算，其67.00%股权对应作价8,609.30万元。以发行人同期账面净资产30,950.09万元、注册资本4,000.00万元测算，每1.00元注册资本对应净资产7.7375元，燕京啤酒新增出资额1,112.67万元。交易前后发行人股权结构模拟情况如下：</w:t>
+        <w:t>以2026年6月30日中发邢台账面净资产12,849.70万元为基础模拟测算，其67.00%股权作价8,609.30万元；以发行人同期账面净资产30,950.09万元、注册资本4,000.00万元测算，每1.00元注册资本对应净资产7.7375元，燕京啤酒新增出资额1,112.67万元。交易前后股权结构模拟如下：</w:t>
       </w:r>
     </w:p>
     <w:p>
@@ -13162,7 +12698,7 @@
         <w:rPr>
           <w:rFonts w:hint="eastAsia" w:ascii="Times New Roman" w:hAnsi="Times New Roman" w:cs="Times New Roman"/>
         </w:rPr>
-        <w:t>注：上述测算以账面净资产为基础，仅为方案示意。实际交易作价及股权比例以经国资监管部门备案的资产评估结果为准。</w:t>
+        <w:t>注：上述测算以账面净资产为基础，仅为方案示意，实际作价及股权比例以经国资监管部门备案的评估结果为准。发行人后续拟通过混改引入战略投资者并实施员工持股，建议先实施中发邢台股权注入、再实施混改增资，以使战投的估值基础建立在业务资产完整的上市主体之上。</w:t>
       </w:r>
     </w:p>
     <w:p>
@@ -13178,7 +12714,7 @@
         <w:rPr>
           <w:rFonts w:hint="eastAsia" w:ascii="Times New Roman" w:hAnsi="Times New Roman" w:cs="Times New Roman"/>
         </w:rPr>
-        <w:t>发行人后续拟通过混合所有制改革引入战略投资者并实施员工持股，两项交易均涉及发行人股权结构变动，建议统筹安排先后顺序，先实施中发邢台股权注入，再实施混改增资。理由有三。一是股权注入完成后上市主体业务、资产完整，战略投资者的估值基础更为真实。二是可避免战略投资者及员工持股平台入股后再由控股股东注入关联资产，减少后续沟通及审批环节。三是可将两项交易的审计、评估基准日统一，一次审计评估同时服务于股权注入与混改清产核资。</w:t>
+        <w:t>②交易定价及国资审批程序</w:t>
       </w:r>
     </w:p>
     <w:p>
@@ -13194,7 +12730,7 @@
         <w:rPr>
           <w:rFonts w:hint="eastAsia" w:ascii="Times New Roman" w:hAnsi="Times New Roman" w:cs="Times New Roman"/>
         </w:rPr>
-        <w:t>③交易定价及国资审批程序</w:t>
+        <w:t>本次交易双方均为国有控股企业，交易标的为国有股权，须履行审计、评估、备案及国资审批程序。根据《企业国有资产评估管理暂行办法》（国务院国资委令第12号），非上市公司国有股东股权比例变动、以非货币资产对外投资应当进行资产评估并履行核准或备案程序。本次交易涉及上述两种情形，须由具有证券期货相关业务资格的会计师事务所、评估机构出具专项审计报告及评估报告并报备案，以经备案的评估结果作为定价依据；评估方法建议采用资产基础法与收益法相结合，基准日与混改清产核资基准日（2026年7月底）统一。</w:t>
       </w:r>
     </w:p>
     <w:p>
@@ -13210,7 +12746,7 @@
         <w:rPr>
           <w:rFonts w:hint="eastAsia" w:ascii="Times New Roman" w:hAnsi="Times New Roman" w:cs="Times New Roman"/>
         </w:rPr>
-        <w:t>本次交易双方均为国有控股企业，交易标的为国有股权，须履行审计、评估、备案及国资审批程序。主要环节如下：</w:t>
+        <w:t>交易方式方面，根据《企业国有资产交易监督管理办法》（国务院国资委、财政部令第32号），企业增资原则上应通过产权交易机构公开进行；因国有资本布局结构调整需要、由特定的国有及国有控股企业参与增资的，经国家出资企业审议决策后可采取非公开协议方式。本次由控股股东以其持有的股权对发行人增资，属于同一国家出资企业体系内部的资源整合，具备采取非公开协议方式的政策基础。该环节直接影响重组周期，建议在方案启动前与北控集团、北京市国资委及北京产权交易所专项沟通并取得明确意见。</w:t>
       </w:r>
     </w:p>
     <w:p>
@@ -13226,7 +12762,7 @@
         <w:rPr>
           <w:rFonts w:hint="eastAsia" w:ascii="Times New Roman" w:hAnsi="Times New Roman" w:cs="Times New Roman"/>
         </w:rPr>
-        <w:t>第一，专项审计。聘请具有证券期货相关业务资格的会计师事务所，以确定的评估基准日对中发邢台出具专项审计报告，作为资产评估的账面依据。发行人混改事项拟以2026年7月底为清产核资审计基准日，建议将本次重组的审计基准日与之统一。</w:t>
+        <w:t>决策与登记方面，三方分别召开董事会、股东会审议本次交易并由关联方回避表决，方案逐级报北控集团审核并报北京市国资委批准或备案；燕京啤酒作为A股上市公司需同步履行审议及披露程序。取得审批文件后签署增资协议及章程修正案，办理工商变更登记完成交割。</w:t>
       </w:r>
     </w:p>
     <w:p>
@@ -13242,7 +12778,7 @@
         <w:rPr>
           <w:rFonts w:hint="eastAsia" w:ascii="Times New Roman" w:hAnsi="Times New Roman" w:cs="Times New Roman"/>
         </w:rPr>
-        <w:t>第二，资产评估及备案。根据《企业国有资产评估管理暂行办法》（国务院国资委令第12号），企业发生非上市公司国有股东股权比例变动、以非货币资产对外投资等行为的，应当对相关资产进行评估，评估项目实行核准制和备案制。本次交易涉及上述两种情形，须聘请具有证券期货相关业务资格的评估机构对中发邢台股东全部权益价值出具评估报告，并报国资监管部门备案，以经备案的评估结果作为定价依据。中发邢台在建工程金额较大、产能尚未完全释放，评估方法建议采用资产基础法与收益法相结合。</w:t>
+        <w:t>③税费测算</w:t>
       </w:r>
     </w:p>
     <w:p>
@@ -13258,71 +12794,7 @@
         <w:rPr>
           <w:rFonts w:hint="eastAsia" w:ascii="Times New Roman" w:hAnsi="Times New Roman" w:cs="Times New Roman"/>
         </w:rPr>
-        <w:t>第三，交易方式的确定。根据《企业国有资产交易监督管理办法》（国务院国资委、财政部令第32号），企业增资原则上应当通过产权交易机构公开进行；因国有资本布局结构调整需要、由特定的国有及国有控股企业参与增资的，经国家出资企业审议决策后可以采取非公开协议方式。本次由控股股东以其持有的股权对发行人增资，属于同一国家出资企业体系内部的资源整合，具备采取非公开协议方式的政策基础。该环节直接影响重组周期，建议在方案启动前即与北控集团、北京市国资委及北京产权交易所进行专项沟通，取得明确意见。</w:t>
-      </w:r>
-    </w:p>
-    <w:p>
-      <w:pPr>
-        <w:spacing w:before="163" w:beforeLines="50" w:after="163" w:afterLines="50" w:line="360" w:lineRule="auto"/>
-        <w:ind w:firstLine="480" w:firstLineChars="200"/>
-        <w:jc w:val="both"/>
-        <w:rPr>
-          <w:rFonts w:ascii="Times New Roman" w:hAnsi="Times New Roman" w:cs="Times New Roman"/>
-        </w:rPr>
-      </w:pPr>
-      <w:r>
-        <w:rPr>
-          <w:rFonts w:hint="eastAsia" w:ascii="Times New Roman" w:hAnsi="Times New Roman" w:cs="Times New Roman"/>
-        </w:rPr>
-        <w:t>第四，内部决策及审批。中发邢台、发行人及燕京啤酒分别召开董事会、股东会审议本次交易，关联方回避表决。方案经燕京啤酒审议后逐级报北控集团审核，并报北京市国资委批准或备案。燕京啤酒作为A股上市公司，需按上市公司信息披露相关规定履行内部审议及披露程序。该交易对燕京啤酒属于合并报表范围内部的架构调整，对发行人则构成与控股股东之间的关联交易，两个层面的程序应同步履行。</w:t>
-      </w:r>
-    </w:p>
-    <w:p>
-      <w:pPr>
-        <w:spacing w:before="163" w:beforeLines="50" w:after="163" w:afterLines="50" w:line="360" w:lineRule="auto"/>
-        <w:ind w:firstLine="480" w:firstLineChars="200"/>
-        <w:jc w:val="both"/>
-        <w:rPr>
-          <w:rFonts w:ascii="Times New Roman" w:hAnsi="Times New Roman" w:cs="Times New Roman"/>
-        </w:rPr>
-      </w:pPr>
-      <w:r>
-        <w:rPr>
-          <w:rFonts w:hint="eastAsia" w:ascii="Times New Roman" w:hAnsi="Times New Roman" w:cs="Times New Roman"/>
-        </w:rPr>
-        <w:t>第五，工商变更登记。取得国资审批文件后，签署增资协议及公司章程修正案，办理中发邢台股东变更登记及发行人注册资本、股东变更登记，完成交割。</w:t>
-      </w:r>
-    </w:p>
-    <w:p>
-      <w:pPr>
-        <w:spacing w:before="163" w:beforeLines="50" w:after="163" w:afterLines="50" w:line="360" w:lineRule="auto"/>
-        <w:ind w:firstLine="480" w:firstLineChars="200"/>
-        <w:jc w:val="both"/>
-        <w:rPr>
-          <w:rFonts w:ascii="Times New Roman" w:hAnsi="Times New Roman" w:cs="Times New Roman"/>
-        </w:rPr>
-      </w:pPr>
-      <w:r>
-        <w:rPr>
-          <w:rFonts w:hint="eastAsia" w:ascii="Times New Roman" w:hAnsi="Times New Roman" w:cs="Times New Roman"/>
-        </w:rPr>
-        <w:t>④税费测算</w:t>
-      </w:r>
-    </w:p>
-    <w:p>
-      <w:pPr>
-        <w:spacing w:before="163" w:beforeLines="50" w:after="163" w:afterLines="50" w:line="360" w:lineRule="auto"/>
-        <w:ind w:firstLine="480" w:firstLineChars="200"/>
-        <w:jc w:val="both"/>
-        <w:rPr>
-          <w:rFonts w:ascii="Times New Roman" w:hAnsi="Times New Roman" w:cs="Times New Roman"/>
-        </w:rPr>
-      </w:pPr>
-      <w:r>
-        <w:rPr>
-          <w:rFonts w:hint="eastAsia" w:ascii="Times New Roman" w:hAnsi="Times New Roman" w:cs="Times New Roman"/>
-        </w:rPr>
-        <w:t>以中发邢台2026年6月30日账面净资产的67.00%即8,609.30万元作为模拟交易作价，燕京啤酒取得该部分股权的计税基础为其实缴出资额6,700.00万元。本次交易涉及的主要税种及测算情况如下：</w:t>
+        <w:t>以中发邢台2026年6月30日账面净资产的67.00%即8,609.30万元作为模拟作价，燕京啤酒该部分股权的计税基础为其实缴出资额6,700.00万元，涉及的主要税种及测算如下：</w:t>
       </w:r>
     </w:p>
     <w:tbl>
@@ -13347,11 +12819,10 @@
         </w:tblCellMar>
       </w:tblPr>
       <w:tblGrid>
-        <w:gridCol w:w="1000"/>
-        <w:gridCol w:w="2600"/>
-        <w:gridCol w:w="2600"/>
-        <w:gridCol w:w="2100"/>
-        <w:gridCol w:w="2125"/>
+        <w:gridCol w:w="1400"/>
+        <w:gridCol w:w="3000"/>
+        <w:gridCol w:w="3000"/>
+        <w:gridCol w:w="3025"/>
       </w:tblGrid>
       <w:tr>
         <w:trPr>
@@ -13360,7 +12831,7 @@
         </w:trPr>
         <w:tc>
           <w:tcPr>
-            <w:tcW w:w="1000" w:type="dxa"/>
+            <w:tcW w:w="1400" w:type="dxa"/>
             <w:vAlign w:val="center"/>
           </w:tcPr>
           <w:p>
@@ -13389,7 +12860,7 @@
         </w:tc>
         <w:tc>
           <w:tcPr>
-            <w:tcW w:w="2600" w:type="dxa"/>
+            <w:tcW w:w="3000" w:type="dxa"/>
             <w:vAlign w:val="center"/>
           </w:tcPr>
           <w:p>
@@ -13418,7 +12889,7 @@
         </w:tc>
         <w:tc>
           <w:tcPr>
-            <w:tcW w:w="2600" w:type="dxa"/>
+            <w:tcW w:w="3000" w:type="dxa"/>
             <w:vAlign w:val="center"/>
           </w:tcPr>
           <w:p>
@@ -13447,7 +12918,7 @@
         </w:tc>
         <w:tc>
           <w:tcPr>
-            <w:tcW w:w="2100" w:type="dxa"/>
+            <w:tcW w:w="3025" w:type="dxa"/>
             <w:vAlign w:val="center"/>
           </w:tcPr>
           <w:p>
@@ -13470,36 +12941,7 @@
                 <w:sz w:val="21"/>
                 <w:szCs w:val="21"/>
               </w:rPr>
-              <w:t>税费缴纳规则</w:t>
-            </w:r>
-          </w:p>
-        </w:tc>
-        <w:tc>
-          <w:tcPr>
-            <w:tcW w:w="2125" w:type="dxa"/>
-            <w:vAlign w:val="center"/>
-          </w:tcPr>
-          <w:p>
-            <w:pPr>
-              <w:widowControl w:val="0"/>
-              <w:jc w:val="center"/>
-              <w:rPr>
-                <w:rFonts w:hint="eastAsia" w:ascii="Times New Roman" w:hAnsi="Times New Roman" w:cs="Times New Roman"/>
-                <w:b/>
-                <w:kern w:val="2"/>
-                <w:sz w:val="21"/>
-                <w:szCs w:val="21"/>
-              </w:rPr>
-            </w:pPr>
-            <w:r>
-              <w:rPr>
-                <w:rFonts w:hint="eastAsia" w:ascii="Times New Roman" w:hAnsi="Times New Roman" w:cs="Times New Roman"/>
-                <w:b/>
-                <w:kern w:val="2"/>
-                <w:sz w:val="21"/>
-                <w:szCs w:val="21"/>
-              </w:rPr>
-              <w:t>税务成本测算情况</w:t>
+              <w:t>税务成本测算</w:t>
             </w:r>
           </w:p>
         </w:tc>
@@ -13511,7 +12953,7 @@
         </w:trPr>
         <w:tc>
           <w:tcPr>
-            <w:tcW w:w="1000" w:type="dxa"/>
+            <w:tcW w:w="1400" w:type="dxa"/>
             <w:vAlign w:val="center"/>
           </w:tcPr>
           <w:p>
@@ -13538,7 +12980,7 @@
         </w:tc>
         <w:tc>
           <w:tcPr>
-            <w:tcW w:w="2600" w:type="dxa"/>
+            <w:tcW w:w="3000" w:type="dxa"/>
             <w:vAlign w:val="center"/>
           </w:tcPr>
           <w:p>
@@ -13559,13 +13001,13 @@
                 <w:sz w:val="21"/>
                 <w:szCs w:val="21"/>
               </w:rPr>
-              <w:t>《财政部 国家税务总局关于企业重组业务企业所得税处理若干问题的通知》（财税〔2009〕59号）规定，股权收购适用特殊性税务处理须同时满足五项条件：①具有合理的商业目的，且不以减少、免除或推迟缴纳税款为主要目的；②收购企业购买的股权不低于被收购企业全部股权的50%；③企业重组后的连续12个月内不改变重组资产原来的实质性经营活动；④收购企业在股权收购发生时的股权支付金额不低于其交易支付总额的85%；⑤取得股权支付的原主要股东，在重组后连续12个月内不得转让所取得的股权。</w:t>
+              <w:t>财税〔2009〕59号规定，股权收购适用特殊性税务处理须同时满足合理商业目的、收购比例不低于50%、重组后连续12个月内不改变原实质性经营活动、股权支付金额不低于85%、原主要股东取得的股权12个月内不转让五项条件。满足的转让方暂不确认所得、实现递延；不满足的按公允价值确认所得并缴纳25%企业所得税。</w:t>
             </w:r>
           </w:p>
         </w:tc>
         <w:tc>
           <w:tcPr>
-            <w:tcW w:w="2600" w:type="dxa"/>
+            <w:tcW w:w="3000" w:type="dxa"/>
             <w:vAlign w:val="center"/>
           </w:tcPr>
           <w:p>
@@ -13586,13 +13028,13 @@
                 <w:sz w:val="21"/>
                 <w:szCs w:val="21"/>
               </w:rPr>
-              <w:t>逐项对照：①本次重组用于消除同业竞争、完善上市主体资产与业务结构，商业目的合理；②本次收购中发邢台67.00%股权，高于50%；③重组后中发邢台继续从事纳豆及纳豆制品的生产销售；④本次对价100%以发行人自身股权支付，高于85%；⑤燕京啤酒取得的发行人股权在重组后12个月内不转让，与分拆上市的持股安排不冲突。五项条件预计均可满足。</w:t>
+              <w:t>本次重组用于消除同业竞争，商业目的合理；收购比例67.00%高于50%；重组后中发邢台继续从事纳豆生产销售；对价100%以发行人自身股权支付，高于85%；燕京啤酒取得的股权12个月内不转让。五项条件预计均可满足。</w:t>
             </w:r>
           </w:p>
         </w:tc>
         <w:tc>
           <w:tcPr>
-            <w:tcW w:w="2100" w:type="dxa"/>
+            <w:tcW w:w="3025" w:type="dxa"/>
             <w:vAlign w:val="center"/>
           </w:tcPr>
           <w:p>
@@ -13613,34 +13055,7 @@
                 <w:sz w:val="21"/>
                 <w:szCs w:val="21"/>
               </w:rPr>
-              <w:t>①满足全部条件的，燕京啤酒暂不确认股权转让所得，其取得的发行人股权计税基础以被转让股权的原计税基础确定，实现所得税递延；②不满足条件的，燕京啤酒按公允价值确认股权转让所得并缴纳25%企业所得税。</w:t>
-            </w:r>
-          </w:p>
-        </w:tc>
-        <w:tc>
-          <w:tcPr>
-            <w:tcW w:w="2125" w:type="dxa"/>
-            <w:vAlign w:val="center"/>
-          </w:tcPr>
-          <w:p>
-            <w:pPr>
-              <w:widowControl w:val="0"/>
-              <w:jc w:val="both"/>
-              <w:rPr>
-                <w:rFonts w:hint="eastAsia" w:ascii="Times New Roman" w:hAnsi="Times New Roman" w:cs="Times New Roman"/>
-                <w:kern w:val="2"/>
-                <w:sz w:val="21"/>
-                <w:szCs w:val="21"/>
-              </w:rPr>
-            </w:pPr>
-            <w:r>
-              <w:rPr>
-                <w:rFonts w:hint="eastAsia" w:ascii="Times New Roman" w:hAnsi="Times New Roman" w:cs="Times New Roman"/>
-                <w:kern w:val="2"/>
-                <w:sz w:val="21"/>
-                <w:szCs w:val="21"/>
-              </w:rPr>
-              <w:t>①适用特殊性税务处理的，预计为0万元；②适用一般性税务处理的，股权转让所得1,909.30万元，预计企业所得税477.32万元。建议在方案报批前就特殊性税务处理的适用性与主管税务机关沟通，并按规定履行备案手续。</w:t>
+              <w:t>特殊性税务处理下预计为0万元；一般性税务处理下转让所得1,909.30万元、预计所得税477.32万元。建议报批前与主管税务机关沟通并履行备案。</w:t>
             </w:r>
           </w:p>
         </w:tc>
@@ -13652,7 +13067,7 @@
         </w:trPr>
         <w:tc>
           <w:tcPr>
-            <w:tcW w:w="1000" w:type="dxa"/>
+            <w:tcW w:w="1400" w:type="dxa"/>
             <w:vAlign w:val="center"/>
           </w:tcPr>
           <w:p>
@@ -13673,13 +13088,13 @@
                 <w:sz w:val="21"/>
                 <w:szCs w:val="21"/>
               </w:rPr>
-              <w:t>增值税</w:t>
+              <w:t>增值税、土地增值税、契税</w:t>
             </w:r>
           </w:p>
         </w:tc>
         <w:tc>
           <w:tcPr>
-            <w:tcW w:w="2600" w:type="dxa"/>
+            <w:tcW w:w="3000" w:type="dxa"/>
             <w:vAlign w:val="center"/>
           </w:tcPr>
           <w:p>
@@ -13700,13 +13115,13 @@
                 <w:sz w:val="21"/>
                 <w:szCs w:val="21"/>
               </w:rPr>
-              <w:t>转让非上市公司股权不属于增值税征税范围。</w:t>
+              <w:t>增值税：转让非上市公司股权不属于征税范围。土地增值税：征税对象为转让国有土地使用权及地上建筑物并取得收入。契税：征税对象为土地、房屋权属转移。</w:t>
             </w:r>
           </w:p>
         </w:tc>
         <w:tc>
           <w:tcPr>
-            <w:tcW w:w="2600" w:type="dxa"/>
+            <w:tcW w:w="3000" w:type="dxa"/>
             <w:vAlign w:val="center"/>
           </w:tcPr>
           <w:p>
@@ -13727,13 +13142,13 @@
                 <w:sz w:val="21"/>
                 <w:szCs w:val="21"/>
               </w:rPr>
-              <w:t>本次交易标的为中发邢台股权，不属于增值税应税行为。</w:t>
+              <w:t>本次交易标的为股权，不涉及增值税应税行为，亦不涉及土地、房屋权属转移；中发邢台账面无土地使用权。三项均不征收。</w:t>
             </w:r>
           </w:p>
         </w:tc>
         <w:tc>
           <w:tcPr>
-            <w:tcW w:w="2100" w:type="dxa"/>
+            <w:tcW w:w="3025" w:type="dxa"/>
             <w:vAlign w:val="center"/>
           </w:tcPr>
           <w:p>
@@ -13754,34 +13169,7 @@
                 <w:sz w:val="21"/>
                 <w:szCs w:val="21"/>
               </w:rPr>
-              <w:t>不征收增值税。</w:t>
-            </w:r>
-          </w:p>
-        </w:tc>
-        <w:tc>
-          <w:tcPr>
-            <w:tcW w:w="2125" w:type="dxa"/>
-            <w:vAlign w:val="center"/>
-          </w:tcPr>
-          <w:p>
-            <w:pPr>
-              <w:widowControl w:val="0"/>
-              <w:jc w:val="both"/>
-              <w:rPr>
-                <w:rFonts w:hint="eastAsia" w:ascii="Times New Roman" w:hAnsi="Times New Roman" w:cs="Times New Roman"/>
-                <w:kern w:val="2"/>
-                <w:sz w:val="21"/>
-                <w:szCs w:val="21"/>
-              </w:rPr>
-            </w:pPr>
-            <w:r>
-              <w:rPr>
-                <w:rFonts w:hint="eastAsia" w:ascii="Times New Roman" w:hAnsi="Times New Roman" w:cs="Times New Roman"/>
-                <w:kern w:val="2"/>
-                <w:sz w:val="21"/>
-                <w:szCs w:val="21"/>
-              </w:rPr>
-              <w:t>预计为0万元。</w:t>
+              <w:t>预计均为0万元。土地收购事项单独涉及土地增值税及契税，详见本节4、土地收购。</w:t>
             </w:r>
           </w:p>
         </w:tc>
@@ -13793,7 +13181,7 @@
         </w:trPr>
         <w:tc>
           <w:tcPr>
-            <w:tcW w:w="1000" w:type="dxa"/>
+            <w:tcW w:w="1400" w:type="dxa"/>
             <w:vAlign w:val="center"/>
           </w:tcPr>
           <w:p>
@@ -13814,13 +13202,13 @@
                 <w:sz w:val="21"/>
                 <w:szCs w:val="21"/>
               </w:rPr>
-              <w:t>土地增值税</w:t>
+              <w:t>印花税</w:t>
             </w:r>
           </w:p>
         </w:tc>
         <w:tc>
           <w:tcPr>
-            <w:tcW w:w="2600" w:type="dxa"/>
+            <w:tcW w:w="3000" w:type="dxa"/>
             <w:vAlign w:val="center"/>
           </w:tcPr>
           <w:p>
@@ -13841,13 +13229,13 @@
                 <w:sz w:val="21"/>
                 <w:szCs w:val="21"/>
               </w:rPr>
-              <w:t>土地增值税的征税对象为转让国有土地使用权、地上建筑物及其附着物并取得收入的行为。</w:t>
+              <w:t>股权转让书据按产权转移书据征收，税率万分之五，立据双方分别缴纳；符合规定的改制重组情形可享受优惠。</w:t>
             </w:r>
           </w:p>
         </w:tc>
         <w:tc>
           <w:tcPr>
-            <w:tcW w:w="2600" w:type="dxa"/>
+            <w:tcW w:w="3000" w:type="dxa"/>
             <w:vAlign w:val="center"/>
           </w:tcPr>
           <w:p>
@@ -13868,13 +13256,13 @@
                 <w:sz w:val="21"/>
                 <w:szCs w:val="21"/>
               </w:rPr>
-              <w:t>本次交易为股权转让，中发邢台名下房屋建筑物及在建工程的权属未发生转移，其账面亦无土地使用权，不属于土地增值税征税范围。</w:t>
+              <w:t>本次增资涉及股权转让书据及发行人资金账簿，能否适用改制重组优惠需与主管税务机关确认。</w:t>
             </w:r>
           </w:p>
         </w:tc>
         <w:tc>
           <w:tcPr>
-            <w:tcW w:w="2100" w:type="dxa"/>
+            <w:tcW w:w="3025" w:type="dxa"/>
             <w:vAlign w:val="center"/>
           </w:tcPr>
           <w:p>
@@ -13895,34 +13283,7 @@
                 <w:sz w:val="21"/>
                 <w:szCs w:val="21"/>
               </w:rPr>
-              <w:t>不征收土地增值税。</w:t>
-            </w:r>
-          </w:p>
-        </w:tc>
-        <w:tc>
-          <w:tcPr>
-            <w:tcW w:w="2125" w:type="dxa"/>
-            <w:vAlign w:val="center"/>
-          </w:tcPr>
-          <w:p>
-            <w:pPr>
-              <w:widowControl w:val="0"/>
-              <w:jc w:val="both"/>
-              <w:rPr>
-                <w:rFonts w:hint="eastAsia" w:ascii="Times New Roman" w:hAnsi="Times New Roman" w:cs="Times New Roman"/>
-                <w:kern w:val="2"/>
-                <w:sz w:val="21"/>
-                <w:szCs w:val="21"/>
-              </w:rPr>
-            </w:pPr>
-            <w:r>
-              <w:rPr>
-                <w:rFonts w:hint="eastAsia" w:ascii="Times New Roman" w:hAnsi="Times New Roman" w:cs="Times New Roman"/>
-                <w:kern w:val="2"/>
-                <w:sz w:val="21"/>
-                <w:szCs w:val="21"/>
-              </w:rPr>
-              <w:t>预计为0万元。土地收购事项单独涉及土地增值税，详见本节4、土地收购。</w:t>
+              <w:t>按模拟作价测算，双方各约4.30万元，合计约8.61万元。</w:t>
             </w:r>
           </w:p>
         </w:tc>
@@ -13934,7 +13295,7 @@
         </w:trPr>
         <w:tc>
           <w:tcPr>
-            <w:tcW w:w="1000" w:type="dxa"/>
+            <w:tcW w:w="1400" w:type="dxa"/>
             <w:vAlign w:val="center"/>
           </w:tcPr>
           <w:p>
@@ -13955,13 +13316,13 @@
                 <w:sz w:val="21"/>
                 <w:szCs w:val="21"/>
               </w:rPr>
-              <w:t>契税</w:t>
+              <w:t>合计</w:t>
             </w:r>
           </w:p>
         </w:tc>
         <w:tc>
           <w:tcPr>
-            <w:tcW w:w="2600" w:type="dxa"/>
+            <w:tcW w:w="3000" w:type="dxa"/>
             <w:vAlign w:val="center"/>
           </w:tcPr>
           <w:p>
@@ -13982,13 +13343,13 @@
                 <w:sz w:val="21"/>
                 <w:szCs w:val="21"/>
               </w:rPr>
-              <w:t>契税的征税对象为土地、房屋权属的转移。</w:t>
+              <w:t>—</w:t>
             </w:r>
           </w:p>
         </w:tc>
         <w:tc>
           <w:tcPr>
-            <w:tcW w:w="2600" w:type="dxa"/>
+            <w:tcW w:w="3000" w:type="dxa"/>
             <w:vAlign w:val="center"/>
           </w:tcPr>
           <w:p>
@@ -14009,13 +13370,13 @@
                 <w:sz w:val="21"/>
                 <w:szCs w:val="21"/>
               </w:rPr>
-              <w:t>本次交易为股权转让，不涉及土地、房屋权属转移。</w:t>
+              <w:t>—</w:t>
             </w:r>
           </w:p>
         </w:tc>
         <w:tc>
           <w:tcPr>
-            <w:tcW w:w="2100" w:type="dxa"/>
+            <w:tcW w:w="3025" w:type="dxa"/>
             <w:vAlign w:val="center"/>
           </w:tcPr>
           <w:p>
@@ -14036,316 +13397,7 @@
                 <w:sz w:val="21"/>
                 <w:szCs w:val="21"/>
               </w:rPr>
-              <w:t>不征收契税。</w:t>
-            </w:r>
-          </w:p>
-        </w:tc>
-        <w:tc>
-          <w:tcPr>
-            <w:tcW w:w="2125" w:type="dxa"/>
-            <w:vAlign w:val="center"/>
-          </w:tcPr>
-          <w:p>
-            <w:pPr>
-              <w:widowControl w:val="0"/>
-              <w:jc w:val="both"/>
-              <w:rPr>
-                <w:rFonts w:hint="eastAsia" w:ascii="Times New Roman" w:hAnsi="Times New Roman" w:cs="Times New Roman"/>
-                <w:kern w:val="2"/>
-                <w:sz w:val="21"/>
-                <w:szCs w:val="21"/>
-              </w:rPr>
-            </w:pPr>
-            <w:r>
-              <w:rPr>
-                <w:rFonts w:hint="eastAsia" w:ascii="Times New Roman" w:hAnsi="Times New Roman" w:cs="Times New Roman"/>
-                <w:kern w:val="2"/>
-                <w:sz w:val="21"/>
-                <w:szCs w:val="21"/>
-              </w:rPr>
-              <w:t>预计为0万元。</w:t>
-            </w:r>
-          </w:p>
-        </w:tc>
-      </w:tr>
-      <w:tr>
-        <w:trPr>
-          <w:trHeight w:val="397" w:hRule="atLeast"/>
-          <w:jc w:val="center"/>
-        </w:trPr>
-        <w:tc>
-          <w:tcPr>
-            <w:tcW w:w="1000" w:type="dxa"/>
-            <w:vAlign w:val="center"/>
-          </w:tcPr>
-          <w:p>
-            <w:pPr>
-              <w:widowControl w:val="0"/>
-              <w:jc w:val="center"/>
-              <w:rPr>
-                <w:rFonts w:hint="eastAsia" w:ascii="Times New Roman" w:hAnsi="Times New Roman" w:cs="Times New Roman"/>
-                <w:kern w:val="2"/>
-                <w:sz w:val="21"/>
-                <w:szCs w:val="21"/>
-              </w:rPr>
-            </w:pPr>
-            <w:r>
-              <w:rPr>
-                <w:rFonts w:hint="eastAsia" w:ascii="Times New Roman" w:hAnsi="Times New Roman" w:cs="Times New Roman"/>
-                <w:kern w:val="2"/>
-                <w:sz w:val="21"/>
-                <w:szCs w:val="21"/>
-              </w:rPr>
-              <w:t>印花税</w:t>
-            </w:r>
-          </w:p>
-        </w:tc>
-        <w:tc>
-          <w:tcPr>
-            <w:tcW w:w="2600" w:type="dxa"/>
-            <w:vAlign w:val="center"/>
-          </w:tcPr>
-          <w:p>
-            <w:pPr>
-              <w:widowControl w:val="0"/>
-              <w:jc w:val="both"/>
-              <w:rPr>
-                <w:rFonts w:hint="eastAsia" w:ascii="Times New Roman" w:hAnsi="Times New Roman" w:cs="Times New Roman"/>
-                <w:kern w:val="2"/>
-                <w:sz w:val="21"/>
-                <w:szCs w:val="21"/>
-              </w:rPr>
-            </w:pPr>
-            <w:r>
-              <w:rPr>
-                <w:rFonts w:hint="eastAsia" w:ascii="Times New Roman" w:hAnsi="Times New Roman" w:cs="Times New Roman"/>
-                <w:kern w:val="2"/>
-                <w:sz w:val="21"/>
-                <w:szCs w:val="21"/>
-              </w:rPr>
-              <w:t>股权转让书据按产权转移书据征收印花税，税率为万分之五，由立据双方分别缴纳。符合规定的企业改制重组情形可享受相应优惠。</w:t>
-            </w:r>
-          </w:p>
-        </w:tc>
-        <w:tc>
-          <w:tcPr>
-            <w:tcW w:w="2600" w:type="dxa"/>
-            <w:vAlign w:val="center"/>
-          </w:tcPr>
-          <w:p>
-            <w:pPr>
-              <w:widowControl w:val="0"/>
-              <w:jc w:val="both"/>
-              <w:rPr>
-                <w:rFonts w:hint="eastAsia" w:ascii="Times New Roman" w:hAnsi="Times New Roman" w:cs="Times New Roman"/>
-                <w:kern w:val="2"/>
-                <w:sz w:val="21"/>
-                <w:szCs w:val="21"/>
-              </w:rPr>
-            </w:pPr>
-            <w:r>
-              <w:rPr>
-                <w:rFonts w:hint="eastAsia" w:ascii="Times New Roman" w:hAnsi="Times New Roman" w:cs="Times New Roman"/>
-                <w:kern w:val="2"/>
-                <w:sz w:val="21"/>
-                <w:szCs w:val="21"/>
-              </w:rPr>
-              <w:t>本次增资涉及股权转让书据及发行人资金账簿。能否适用企业改制重组印花税优惠政策，需与主管税务机关确认。</w:t>
-            </w:r>
-          </w:p>
-        </w:tc>
-        <w:tc>
-          <w:tcPr>
-            <w:tcW w:w="2100" w:type="dxa"/>
-            <w:vAlign w:val="center"/>
-          </w:tcPr>
-          <w:p>
-            <w:pPr>
-              <w:widowControl w:val="0"/>
-              <w:jc w:val="both"/>
-              <w:rPr>
-                <w:rFonts w:hint="eastAsia" w:ascii="Times New Roman" w:hAnsi="Times New Roman" w:cs="Times New Roman"/>
-                <w:kern w:val="2"/>
-                <w:sz w:val="21"/>
-                <w:szCs w:val="21"/>
-              </w:rPr>
-            </w:pPr>
-            <w:r>
-              <w:rPr>
-                <w:rFonts w:hint="eastAsia" w:ascii="Times New Roman" w:hAnsi="Times New Roman" w:cs="Times New Roman"/>
-                <w:kern w:val="2"/>
-                <w:sz w:val="21"/>
-                <w:szCs w:val="21"/>
-              </w:rPr>
-              <w:t>①不适用优惠的，双方按所载金额分别缴纳；②适用优惠的，按相关规定执行。</w:t>
-            </w:r>
-          </w:p>
-        </w:tc>
-        <w:tc>
-          <w:tcPr>
-            <w:tcW w:w="2125" w:type="dxa"/>
-            <w:vAlign w:val="center"/>
-          </w:tcPr>
-          <w:p>
-            <w:pPr>
-              <w:widowControl w:val="0"/>
-              <w:jc w:val="both"/>
-              <w:rPr>
-                <w:rFonts w:hint="eastAsia" w:ascii="Times New Roman" w:hAnsi="Times New Roman" w:cs="Times New Roman"/>
-                <w:kern w:val="2"/>
-                <w:sz w:val="21"/>
-                <w:szCs w:val="21"/>
-              </w:rPr>
-            </w:pPr>
-            <w:r>
-              <w:rPr>
-                <w:rFonts w:hint="eastAsia" w:ascii="Times New Roman" w:hAnsi="Times New Roman" w:cs="Times New Roman"/>
-                <w:kern w:val="2"/>
-                <w:sz w:val="21"/>
-                <w:szCs w:val="21"/>
-              </w:rPr>
-              <w:t>按模拟作价8,609.30万元测算，双方各约4.30万元，合计约8.61万元。</w:t>
-            </w:r>
-          </w:p>
-        </w:tc>
-      </w:tr>
-      <w:tr>
-        <w:trPr>
-          <w:trHeight w:val="397" w:hRule="atLeast"/>
-          <w:jc w:val="center"/>
-        </w:trPr>
-        <w:tc>
-          <w:tcPr>
-            <w:tcW w:w="1000" w:type="dxa"/>
-            <w:vAlign w:val="center"/>
-          </w:tcPr>
-          <w:p>
-            <w:pPr>
-              <w:widowControl w:val="0"/>
-              <w:jc w:val="center"/>
-              <w:rPr>
-                <w:rFonts w:hint="eastAsia" w:ascii="Times New Roman" w:hAnsi="Times New Roman" w:cs="Times New Roman"/>
-                <w:kern w:val="2"/>
-                <w:sz w:val="21"/>
-                <w:szCs w:val="21"/>
-              </w:rPr>
-            </w:pPr>
-            <w:r>
-              <w:rPr>
-                <w:rFonts w:hint="eastAsia" w:ascii="Times New Roman" w:hAnsi="Times New Roman" w:cs="Times New Roman"/>
-                <w:kern w:val="2"/>
-                <w:sz w:val="21"/>
-                <w:szCs w:val="21"/>
-              </w:rPr>
-              <w:t>合计</w:t>
-            </w:r>
-          </w:p>
-        </w:tc>
-        <w:tc>
-          <w:tcPr>
-            <w:tcW w:w="2600" w:type="dxa"/>
-            <w:vAlign w:val="center"/>
-          </w:tcPr>
-          <w:p>
-            <w:pPr>
-              <w:widowControl w:val="0"/>
-              <w:jc w:val="both"/>
-              <w:rPr>
-                <w:rFonts w:hint="eastAsia" w:ascii="Times New Roman" w:hAnsi="Times New Roman" w:cs="Times New Roman"/>
-                <w:kern w:val="2"/>
-                <w:sz w:val="21"/>
-                <w:szCs w:val="21"/>
-              </w:rPr>
-            </w:pPr>
-            <w:r>
-              <w:rPr>
-                <w:rFonts w:hint="eastAsia" w:ascii="Times New Roman" w:hAnsi="Times New Roman" w:cs="Times New Roman"/>
-                <w:kern w:val="2"/>
-                <w:sz w:val="21"/>
-                <w:szCs w:val="21"/>
-              </w:rPr>
-              <w:t>—</w:t>
-            </w:r>
-          </w:p>
-        </w:tc>
-        <w:tc>
-          <w:tcPr>
-            <w:tcW w:w="2600" w:type="dxa"/>
-            <w:vAlign w:val="center"/>
-          </w:tcPr>
-          <w:p>
-            <w:pPr>
-              <w:widowControl w:val="0"/>
-              <w:jc w:val="both"/>
-              <w:rPr>
-                <w:rFonts w:hint="eastAsia" w:ascii="Times New Roman" w:hAnsi="Times New Roman" w:cs="Times New Roman"/>
-                <w:kern w:val="2"/>
-                <w:sz w:val="21"/>
-                <w:szCs w:val="21"/>
-              </w:rPr>
-            </w:pPr>
-            <w:r>
-              <w:rPr>
-                <w:rFonts w:hint="eastAsia" w:ascii="Times New Roman" w:hAnsi="Times New Roman" w:cs="Times New Roman"/>
-                <w:kern w:val="2"/>
-                <w:sz w:val="21"/>
-                <w:szCs w:val="21"/>
-              </w:rPr>
-              <w:t>—</w:t>
-            </w:r>
-          </w:p>
-        </w:tc>
-        <w:tc>
-          <w:tcPr>
-            <w:tcW w:w="2100" w:type="dxa"/>
-            <w:vAlign w:val="center"/>
-          </w:tcPr>
-          <w:p>
-            <w:pPr>
-              <w:widowControl w:val="0"/>
-              <w:jc w:val="both"/>
-              <w:rPr>
-                <w:rFonts w:hint="eastAsia" w:ascii="Times New Roman" w:hAnsi="Times New Roman" w:cs="Times New Roman"/>
-                <w:kern w:val="2"/>
-                <w:sz w:val="21"/>
-                <w:szCs w:val="21"/>
-              </w:rPr>
-            </w:pPr>
-            <w:r>
-              <w:rPr>
-                <w:rFonts w:hint="eastAsia" w:ascii="Times New Roman" w:hAnsi="Times New Roman" w:cs="Times New Roman"/>
-                <w:kern w:val="2"/>
-                <w:sz w:val="21"/>
-                <w:szCs w:val="21"/>
-              </w:rPr>
-              <w:t>—</w:t>
-            </w:r>
-          </w:p>
-        </w:tc>
-        <w:tc>
-          <w:tcPr>
-            <w:tcW w:w="2125" w:type="dxa"/>
-            <w:vAlign w:val="center"/>
-          </w:tcPr>
-          <w:p>
-            <w:pPr>
-              <w:widowControl w:val="0"/>
-              <w:jc w:val="both"/>
-              <w:rPr>
-                <w:rFonts w:hint="eastAsia" w:ascii="Times New Roman" w:hAnsi="Times New Roman" w:cs="Times New Roman"/>
-                <w:kern w:val="2"/>
-                <w:sz w:val="21"/>
-                <w:szCs w:val="21"/>
-              </w:rPr>
-            </w:pPr>
-            <w:r>
-              <w:rPr>
-                <w:rFonts w:hint="eastAsia" w:ascii="Times New Roman" w:hAnsi="Times New Roman" w:cs="Times New Roman"/>
-                <w:kern w:val="2"/>
-                <w:sz w:val="21"/>
-                <w:szCs w:val="21"/>
-              </w:rPr>
-              <w:t>适用特殊性税务处理的，预计税费合计约8.61万元；适用一般性税务处理的，预计合计约485.93万元。</w:t>
+              <w:t>特殊性税务处理下预计约8.61万元；一般性税务处理下预计约485.93万元。</w:t>
             </w:r>
           </w:p>
         </w:tc>
@@ -14364,7 +13416,7 @@
         <w:rPr>
           <w:rFonts w:hint="eastAsia" w:ascii="Times New Roman" w:hAnsi="Times New Roman" w:cs="Times New Roman"/>
         </w:rPr>
-        <w:t>注：上述为以账面净资产为基础的模拟测算，仅供参考。实际税务成本以经备案的评估结果确定的交易作价为基础，并参考主管税务机关意见另行测算。</w:t>
+        <w:t>注：上述系以账面净资产为基础的模拟测算，实际税务成本以经备案的评估结果确定的作价另行测算。此外，本次重组将发生审计、评估、法律服务等中介机构费用，预计约100万元。</w:t>
       </w:r>
     </w:p>
     <w:p>
@@ -14380,7 +13432,7 @@
         <w:rPr>
           <w:rFonts w:hint="eastAsia" w:ascii="Times New Roman" w:hAnsi="Times New Roman" w:cs="Times New Roman"/>
         </w:rPr>
-        <w:t>除税费成本外，本次重组还将发生审计费、评估费、法律服务费及工商变更服务费等中介机构费用，预计约100万元，属一次性支出，具体以各中介机构报价为准。</w:t>
+        <w:t>④对财务报表的影响及实施安排</w:t>
       </w:r>
     </w:p>
     <w:p>
@@ -14396,23 +13448,7 @@
         <w:rPr>
           <w:rFonts w:hint="eastAsia" w:ascii="Times New Roman" w:hAnsi="Times New Roman" w:cs="Times New Roman"/>
         </w:rPr>
-        <w:t>⑤重组对发行人财务报表的影响</w:t>
-      </w:r>
-    </w:p>
-    <w:p>
-      <w:pPr>
-        <w:spacing w:before="163" w:beforeLines="50" w:after="163" w:afterLines="50" w:line="360" w:lineRule="auto"/>
-        <w:ind w:firstLine="480" w:firstLineChars="200"/>
-        <w:jc w:val="both"/>
-        <w:rPr>
-          <w:rFonts w:ascii="Times New Roman" w:hAnsi="Times New Roman" w:cs="Times New Roman"/>
-        </w:rPr>
-      </w:pPr>
-      <w:r>
-        <w:rPr>
-          <w:rFonts w:hint="eastAsia" w:ascii="Times New Roman" w:hAnsi="Times New Roman" w:cs="Times New Roman"/>
-        </w:rPr>
-        <w:t>发行人与中发邢台在重组前后均受燕京啤酒最终控制，本次收购构成同一控制下企业合并。会计处理上，按被合并方在最终控制方合并财务报表中的账面价值计量，不产生商誉，并对合并财务报表的比较期间进行追溯调整。以简单加总方式模拟合并后，发行人主要财务数据如下：</w:t>
+        <w:t>发行人与中发邢台在重组前后均受燕京啤酒最终控制，本次收购构成同一控制下企业合并，按被合并方在最终控制方合并财务报表中的账面价值计量，不产生商誉，并对比较期间进行追溯调整。以简单加总方式模拟合并后，发行人主要财务数据如下：</w:t>
       </w:r>
     </w:p>
     <w:p>
@@ -15055,7 +14091,7 @@
         <w:rPr>
           <w:rFonts w:hint="eastAsia" w:ascii="Times New Roman" w:hAnsi="Times New Roman" w:cs="Times New Roman"/>
         </w:rPr>
-        <w:t>注1：模拟合并采用简单加总方式，已抵销发行人对中发邢台的长期股权投资3,300.00万元，未抵销双方之间的内部销售及内部往来款项，实际合并数据以会计师核算结果为准。</w:t>
+        <w:t>注：模拟合并采用简单加总方式，已抵销长期股权投资3,300.00万元，未抵销内部销售及往来款项。根据《公开发行证券的公司信息披露解释性公告第1号——非经常性损益》，同一控制下企业合并产生的子公司期初至合并日的当期净损益属于非经常性损益，计算合并当期扣非净利润时需相应扣除。</w:t>
       </w:r>
     </w:p>
     <w:p>
@@ -15071,7 +14107,7 @@
         <w:rPr>
           <w:rFonts w:hint="eastAsia" w:ascii="Times New Roman" w:hAnsi="Times New Roman" w:cs="Times New Roman"/>
         </w:rPr>
-        <w:t>注2：中发邢台自2024年5月设立起即由燕京啤酒控制，追溯调整后各期归属于母公司股东的净利润为中发邢台100%的净利润。根据《公开发行证券的公司信息披露解释性公告第1号——非经常性损益》，同一控制下企业合并产生的子公司期初至合并日的当期净损益属于非经常性损益，计算合并当期扣除非经常性损益后的净利润时需相应扣除。</w:t>
+        <w:t>关于是否构成重大资产重组，以2025年度经审计数据测算，中发邢台资产总额、营业收入及净利润占发行人相应指标的比例分别为33.73%、23.12%和16.59%，均低于100%，初步判断无需在重组完成后运行一个完整会计年度。以2026年6月末数据测算资产总额占比为54.85%，主要系其上半年其他应收款（内部资金往来）由3,952.53万元增至16,640.95万元所致；建议在重组实施前先行清理该等内部往来，清理后资产总额约10,587.40万元、占比约21.33%，并有助于同步解决资金占用及独立性事项。最终认定以重组实施时点的最近一期经审计数据为准。</w:t>
       </w:r>
     </w:p>
     <w:p>
@@ -15087,7 +14123,7 @@
         <w:rPr>
           <w:rFonts w:hint="eastAsia" w:ascii="Times New Roman" w:hAnsi="Times New Roman" w:cs="Times New Roman"/>
         </w:rPr>
-        <w:t>关于是否构成重大资产重组，按照北交所关于发行人报告期内实施重大资产重组的审核口径，需测算购买资产的资产总额、营业收入及净利润占发行人重组前相应指标的比例。以2025年度经审计数据测算，中发邢台上述三项指标占比分别为33.73%、23.12%和16.59%，均低于100%，初步判断无需在重组完成后运行一个完整会计年度。以2026年6月末数据测算，中发邢台资产总额占比为54.85%，主要系其2026年上半年其他应收款（内部资金往来）由3,952.53万元增加至16,640.95万元所致。建议在重组实施前先行清理中发邢台与集团内部的资金往来，清理后中发邢台资产总额约10,587.40万元、占比约21.33%。该项清理同时有助于解决资金占用及独立性事项。最终认定以重组实施时点的最近一期经审计数据为准。</w:t>
+        <w:t>实施安排上，建议2026年8-9月完成方案论证与国资、税务预沟通；9-10月完成专项审计、资产评估及国资备案，并同步清理内部资金往来；10-11月完成三方内部决策及国资审批；11-12月完成工商变更、财务并表及体系整合，最迟于2026年12月股份制改造完成前实施完毕。</w:t>
       </w:r>
     </w:p>
     <w:p>
@@ -15103,7 +14139,7 @@
         <w:rPr>
           <w:rFonts w:hint="eastAsia" w:ascii="Times New Roman" w:hAnsi="Times New Roman" w:cs="Times New Roman"/>
         </w:rPr>
-        <w:t>⑥实施步骤及时间安排</w:t>
+        <w:t>⑤其他配套措施</w:t>
       </w:r>
     </w:p>
     <w:p>
@@ -15119,167 +14155,7 @@
         <w:rPr>
           <w:rFonts w:hint="eastAsia" w:ascii="Times New Roman" w:hAnsi="Times New Roman" w:cs="Times New Roman"/>
         </w:rPr>
-        <w:t>建议按四个阶段推进，全程留痕，确保重组完成后运营稳定、合规可核查。</w:t>
-      </w:r>
-    </w:p>
-    <w:p>
-      <w:pPr>
-        <w:spacing w:before="163" w:beforeLines="50" w:after="163" w:afterLines="50" w:line="360" w:lineRule="auto"/>
-        <w:ind w:firstLine="480" w:firstLineChars="200"/>
-        <w:jc w:val="both"/>
-        <w:rPr>
-          <w:rFonts w:ascii="Times New Roman" w:hAnsi="Times New Roman" w:cs="Times New Roman"/>
-        </w:rPr>
-      </w:pPr>
-      <w:r>
-        <w:rPr>
-          <w:rFonts w:hint="eastAsia" w:ascii="Times New Roman" w:hAnsi="Times New Roman" w:cs="Times New Roman"/>
-        </w:rPr>
-        <w:t>第一阶段，方案论证与预沟通，建议于2026年8-9月完成。成立专项工作小组，统筹发行人财务、法务、业务部门与各中介机构。就本次增资采取非公开协议方式的适用性、评估备案路径及审批权限，与北控集团、北京市国资委及北京产权交易所开展预沟通并取得明确意见。就特殊性税务处理的适用性与主管税务机关沟通。同步核查中发邢台的股权权属是否清晰、有无质押冻结，以及土地、房产、资质等资产权属情况。</w:t>
-      </w:r>
-    </w:p>
-    <w:p>
-      <w:pPr>
-        <w:spacing w:before="163" w:beforeLines="50" w:after="163" w:afterLines="50" w:line="360" w:lineRule="auto"/>
-        <w:ind w:firstLine="480" w:firstLineChars="200"/>
-        <w:jc w:val="both"/>
-        <w:rPr>
-          <w:rFonts w:ascii="Times New Roman" w:hAnsi="Times New Roman" w:cs="Times New Roman"/>
-        </w:rPr>
-      </w:pPr>
-      <w:r>
-        <w:rPr>
-          <w:rFonts w:hint="eastAsia" w:ascii="Times New Roman" w:hAnsi="Times New Roman" w:cs="Times New Roman"/>
-        </w:rPr>
-        <w:t>第二阶段，审计评估与方案固化，建议于2026年9-10月完成。以统一基准日完成中发邢台专项审计及资产评估，出具审计报告、评估报告并完成国资备案。据以确定交易作价、新增注册资本及交易后股权结构。拟定增资协议、公司章程修正案等法律文件。同步完成中发邢台内部资金往来的清理。</w:t>
-      </w:r>
-    </w:p>
-    <w:p>
-      <w:pPr>
-        <w:spacing w:before="163" w:beforeLines="50" w:after="163" w:afterLines="50" w:line="360" w:lineRule="auto"/>
-        <w:ind w:firstLine="480" w:firstLineChars="200"/>
-        <w:jc w:val="both"/>
-        <w:rPr>
-          <w:rFonts w:ascii="Times New Roman" w:hAnsi="Times New Roman" w:cs="Times New Roman"/>
-        </w:rPr>
-      </w:pPr>
-      <w:r>
-        <w:rPr>
-          <w:rFonts w:hint="eastAsia" w:ascii="Times New Roman" w:hAnsi="Times New Roman" w:cs="Times New Roman"/>
-        </w:rPr>
-        <w:t>第三阶段，内部决策与国资审批，建议于2026年10-11月完成。中发邢台、发行人及燕京啤酒分别履行董事会、股东会决策程序，关联方回避表决。燕京啤酒按上市公司规则履行审议及信息披露程序。方案逐级报北控集团审核并报北京市国资委批准。</w:t>
-      </w:r>
-    </w:p>
-    <w:p>
-      <w:pPr>
-        <w:spacing w:before="163" w:beforeLines="50" w:after="163" w:afterLines="50" w:line="360" w:lineRule="auto"/>
-        <w:ind w:firstLine="480" w:firstLineChars="200"/>
-        <w:jc w:val="both"/>
-        <w:rPr>
-          <w:rFonts w:ascii="Times New Roman" w:hAnsi="Times New Roman" w:cs="Times New Roman"/>
-        </w:rPr>
-      </w:pPr>
-      <w:r>
-        <w:rPr>
-          <w:rFonts w:hint="eastAsia" w:ascii="Times New Roman" w:hAnsi="Times New Roman" w:cs="Times New Roman"/>
-        </w:rPr>
-        <w:t>第四阶段，交割与整合，建议于2026年11-12月完成。签署正式协议，完成中发邢台股东变更登记及发行人注册资本、股东变更登记。完成财务并表及账务调整。整合双方的采购、生产、销售、研发体系及内控制度。留存全套交易资料、决策文件及审批文件，以备IPO审核核查。</w:t>
-      </w:r>
-    </w:p>
-    <w:p>
-      <w:pPr>
-        <w:spacing w:before="163" w:beforeLines="50" w:after="163" w:afterLines="50" w:line="360" w:lineRule="auto"/>
-        <w:ind w:firstLine="480" w:firstLineChars="200"/>
-        <w:jc w:val="both"/>
-        <w:rPr>
-          <w:rFonts w:ascii="Times New Roman" w:hAnsi="Times New Roman" w:cs="Times New Roman"/>
-        </w:rPr>
-      </w:pPr>
-      <w:r>
-        <w:rPr>
-          <w:rFonts w:hint="eastAsia" w:ascii="Times New Roman" w:hAnsi="Times New Roman" w:cs="Times New Roman"/>
-        </w:rPr>
-        <w:t>按上述安排，本次重组可在发行人股改基准日（2026年10月31日）前后完成主体程序，建议最迟于2026年12月股份制改造完成前实施完毕，使股份制改造以整合后的主体架构为基础。</w:t>
-      </w:r>
-    </w:p>
-    <w:p>
-      <w:pPr>
-        <w:spacing w:before="163" w:beforeLines="50" w:after="163" w:afterLines="50" w:line="360" w:lineRule="auto"/>
-        <w:ind w:firstLine="480" w:firstLineChars="200"/>
-        <w:jc w:val="both"/>
-        <w:rPr>
-          <w:rFonts w:ascii="Times New Roman" w:hAnsi="Times New Roman" w:cs="Times New Roman"/>
-        </w:rPr>
-      </w:pPr>
-      <w:r>
-        <w:rPr>
-          <w:rFonts w:hint="eastAsia" w:ascii="Times New Roman" w:hAnsi="Times New Roman" w:cs="Times New Roman"/>
-        </w:rPr>
-        <w:t>⑦其他配套措施</w:t>
-      </w:r>
-    </w:p>
-    <w:p>
-      <w:pPr>
-        <w:spacing w:before="163" w:beforeLines="50" w:after="163" w:afterLines="50" w:line="360" w:lineRule="auto"/>
-        <w:ind w:firstLine="480" w:firstLineChars="200"/>
-        <w:jc w:val="both"/>
-        <w:rPr>
-          <w:rFonts w:ascii="Times New Roman" w:hAnsi="Times New Roman" w:cs="Times New Roman"/>
-        </w:rPr>
-      </w:pPr>
-      <w:r>
-        <w:rPr>
-          <w:rFonts w:hint="eastAsia" w:ascii="Times New Roman" w:hAnsi="Times New Roman" w:cs="Times New Roman"/>
-        </w:rPr>
-        <w:t>第一，全面排查其他潜在同业主体。对燕京啤酒、燕京集团、北控集团及其控制的其他企业进行排查，核查是否存在其他从事纳豆及大健康食品业务的主体，一并纳入整合方案或作出说明。</w:t>
-      </w:r>
-    </w:p>
-    <w:p>
-      <w:pPr>
-        <w:spacing w:before="163" w:beforeLines="50" w:after="163" w:afterLines="50" w:line="360" w:lineRule="auto"/>
-        <w:ind w:firstLine="480" w:firstLineChars="200"/>
-        <w:jc w:val="both"/>
-        <w:rPr>
-          <w:rFonts w:ascii="Times New Roman" w:hAnsi="Times New Roman" w:cs="Times New Roman"/>
-        </w:rPr>
-      </w:pPr>
-      <w:r>
-        <w:rPr>
-          <w:rFonts w:hint="eastAsia" w:ascii="Times New Roman" w:hAnsi="Times New Roman" w:cs="Times New Roman"/>
-        </w:rPr>
-        <w:t>第二，取得避免同业竞争承诺。取得控股股东燕京啤酒、股东燕京集团及实际控制人北控集团出具的《关于避免同业竞争的承诺函》，明确承诺内容、约束范围、违约责任及有效期限。</w:t>
-      </w:r>
-    </w:p>
-    <w:p>
-      <w:pPr>
-        <w:spacing w:before="163" w:beforeLines="50" w:after="163" w:afterLines="50" w:line="360" w:lineRule="auto"/>
-        <w:ind w:firstLine="480" w:firstLineChars="200"/>
-        <w:jc w:val="both"/>
-        <w:rPr>
-          <w:rFonts w:ascii="Times New Roman" w:hAnsi="Times New Roman" w:cs="Times New Roman"/>
-        </w:rPr>
-      </w:pPr>
-      <w:r>
-        <w:rPr>
-          <w:rFonts w:hint="eastAsia" w:ascii="Times New Roman" w:hAnsi="Times New Roman" w:cs="Times New Roman"/>
-        </w:rPr>
-        <w:t>第三，规范过渡期交易。在重组交割完成前，规范发行人与中发邢台之间的产品采购、品牌使用、人员借用及资金往来，签署书面协议并按公允价格定价，保留交易单据。同时完整保存中发邢台的财务资料及生产经营记录，便于后续纳入合并报表及中介机构核查。</w:t>
-      </w:r>
-    </w:p>
-    <w:p>
-      <w:pPr>
-        <w:spacing w:before="163" w:beforeLines="50" w:after="163" w:afterLines="50" w:line="360" w:lineRule="auto"/>
-        <w:ind w:firstLine="480" w:firstLineChars="200"/>
-        <w:jc w:val="both"/>
-        <w:rPr>
-          <w:rFonts w:ascii="Times New Roman" w:hAnsi="Times New Roman" w:cs="Times New Roman"/>
-        </w:rPr>
-      </w:pPr>
-      <w:r>
-        <w:rPr>
-          <w:rFonts w:hint="eastAsia" w:ascii="Times New Roman" w:hAnsi="Times New Roman" w:cs="Times New Roman"/>
-        </w:rPr>
-        <w:t>第四，核查发行条件的持续满足。重组前后发行人的控股股东均为燕京啤酒、实际控制人均为北控集团，控制权未发生变更。需同步核查董事、高级管理人员是否保持稳定，主营业务是否发生重大变化，以满足《首次公开发行股票注册管理办法》及北交所关于最近二年内主营业务和董事、高级管理人员未发生重大不利变化、实际控制人未发生变更的要求。同时结合《上市公司分拆规则（试行）》的相关条件，核查本次资产注入对燕京啤酒分拆发行人上市的影响。</w:t>
+        <w:t>对燕京啤酒、燕京集团、北控集团及其控制的其他企业进行排查，核查是否存在其他从事纳豆及大健康食品业务的主体，一并纳入整合方案或作出说明；取得控股股东、股东及实际控制人出具的《关于避免同业竞争的承诺函》。在重组交割完成前，规范双方之间的产品采购、品牌使用、人员借用及资金往来，签署书面协议并按公允价格定价，并结合《上市公司分拆规则（试行）》核查本次资产注入对燕京啤酒分拆上市的影响。</w:t>
       </w:r>
     </w:p>
     <w:p>
@@ -15348,12 +14224,18 @@
           <w:rFonts w:ascii="Times New Roman" w:hAnsi="Times New Roman" w:cs="Times New Roman"/>
         </w:rPr>
       </w:pPr>
+      <w:r>
+        <w:rPr>
+          <w:rFonts w:hint="eastAsia" w:ascii="Times New Roman" w:hAnsi="Times New Roman" w:cs="Times New Roman"/>
+        </w:rPr>
+        <w:t xml:space="preserve">中发邢台的生产经营场所位于河北省邢台市南和区城西工业园区和鼎路19号，即燕京健康产业园（邢台）一期纳豆智能工厂。经尽调了解，中发邢台生产经营实际使用的土地约300亩，该宗土地的使用权登记在燕京啤酒名下，中发邢台不拥有该等土地的使用权。</w:t>
+      </w:r>
       <w:commentRangeStart w:id="0"/>
       <w:r>
         <w:rPr>
           <w:rFonts w:hint="eastAsia" w:ascii="Times New Roman" w:hAnsi="Times New Roman" w:cs="Times New Roman"/>
         </w:rPr>
-        <w:t>中发邢台的生产经营场所位于河北省邢台市南和区城西工业园区和鼎路19号，即燕京健康产业园（邢台）一期纳豆智能工厂。经尽调了解，中发邢台生产经营实际使用的土地约300亩，该宗土地的使用权登记在燕京啤酒名下，中发邢台不拥有该等土地的使用权。据了解，该宗土地系以出让方式取得，截至目前尚未取得不动产权证书等权属文件。</w:t>
+        <w:t xml:space="preserve">据了解，该宗土地系以出让方式取得，截至目前尚未取得不动产权证书等权属文件。</w:t>
       </w:r>
       <w:commentRangeEnd w:id="0"/>
       <w:r>
@@ -15392,7 +14274,7 @@
         <w:rPr>
           <w:rFonts w:hint="eastAsia" w:ascii="Times New Roman" w:hAnsi="Times New Roman" w:cs="Times New Roman"/>
         </w:rPr>
-        <w:t>此外，2024年度发行人存在为中发邢台代垫、代付费用的情形。相关事项包括代付或预付燕京邢台厂房钢结构检测鉴定费、厂房项目岩土工程勘察费、厂房建筑消防安全评估费、航拍服务费，以及代预付冻干机设备采购款等，相关款项通过其他应收款—单位、预付账款科目核算。上述事项反映出发行人、中发邢台与燕京啤酒三方在邢台生产基地的资产投入及资金往来上存在交叉。</w:t>
+        <w:t>此外，2024年度发行人存在为中发邢台代垫、代付费用的情形，包括厂房钢结构检测鉴定费、岩土工程勘察费、建筑消防安全评估费、航拍服务费及冻干机设备预付款等，通过其他应收款—单位、预付账款科目核算。上述事项反映三方在邢台生产基地的资产投入及资金往来上存在交叉。</w:t>
       </w:r>
     </w:p>
     <w:p>
@@ -15428,7 +14310,7 @@
         <w:rPr>
           <w:rFonts w:hint="eastAsia" w:ascii="Times New Roman" w:hAnsi="Times New Roman" w:cs="Times New Roman"/>
         </w:rPr>
-        <w:t>①资产完整性及独立性。《首次公开发行股票注册管理办法》第十二条要求发行人资产完整，业务及人员、财务、机构独立。土地是纳豆生产的基础生产要素。若上市主体（含拟纳入合并范围的中发邢台）不拥有生产经营所必需土地的使用权，将影响对资产完整性的判断，并形成对控股股东的依赖。该事项属于审核中的重点关注事项。</w:t>
+        <w:t>①资产完整性及独立性。《首次公开发行股票注册管理办法》第十二条要求发行人资产完整，业务及人员、财务、机构独立。土地是纳豆生产的基础生产要素，若上市主体（含拟纳入合并范围的中发邢台）不拥有生产经营所必需土地的使用权，将影响对资产完整性的判断并形成对控股股东的依赖，属于审核中的重点关注事项。</w:t>
       </w:r>
     </w:p>
     <w:p>
@@ -15460,23 +14342,7 @@
         <w:rPr>
           <w:rFonts w:hint="eastAsia" w:ascii="Times New Roman" w:hAnsi="Times New Roman" w:cs="Times New Roman"/>
         </w:rPr>
-        <w:t>③关联交易及国资程序。由中发邢台向燕京啤酒购入土地构成关联交易，同时属于国有资产转让，须以经备案的资产评估结果作为定价基础，并履行内部决策及国资审批程序。燕京啤酒作为A股上市公司，出售资产还需履行相应的审议及信息披露程序。定价依据及审批程序的完备性，直接关系到交易的合法有效性。</w:t>
-      </w:r>
-    </w:p>
-    <w:p>
-      <w:pPr>
-        <w:spacing w:before="163" w:beforeLines="50" w:after="163" w:afterLines="50" w:line="360" w:lineRule="auto"/>
-        <w:ind w:firstLine="480" w:firstLineChars="200"/>
-        <w:jc w:val="both"/>
-        <w:rPr>
-          <w:rFonts w:ascii="Times New Roman" w:hAnsi="Times New Roman" w:cs="Times New Roman"/>
-        </w:rPr>
-      </w:pPr>
-      <w:r>
-        <w:rPr>
-          <w:rFonts w:hint="eastAsia" w:ascii="Times New Roman" w:hAnsi="Times New Roman" w:cs="Times New Roman"/>
-        </w:rPr>
-        <w:t>④权属文件及税费。该宗土地目前尚未取得不动产权证书，权属文件的取得是启动交易的前提。土地使用权转让涉及土地增值税、增值税及附加、契税、印花税及企业所得税，税负金额与土地评估增值幅度直接相关，需在取得评估结果后测算并明确承担方式。</w:t>
+        <w:t>③关联交易、国资程序及税费。由中发邢台向燕京啤酒购入土地构成关联交易，同时属于国有资产转让，须以经备案的评估结果作为定价基础并履行内部决策及国资审批程序，燕京啤酒作为A股上市公司还需履行审议及披露程序。该宗土地目前尚未取得不动产权证书，权属文件的取得是启动交易的前提。土地使用权转让涉及土地增值税、增值税及附加、契税、印花税及企业所得税，税负与评估增值幅度直接相关，需在取得评估结果后测算并明确承担方式。</w:t>
       </w:r>
     </w:p>
     <w:p>
@@ -15512,7 +14378,7 @@
         <w:rPr>
           <w:rFonts w:hint="eastAsia" w:ascii="Times New Roman" w:hAnsi="Times New Roman" w:cs="Times New Roman"/>
         </w:rPr>
-        <w:t>建议由中发邢台向燕京啤酒购入其实际占用的土地使用权，实现房、地权属统一。该方案与本节3、同业竞争项下的股权重组统筹推进。具体安排如下：</w:t>
+        <w:t>建议由中发邢台向燕京啤酒购入其实际占用的土地使用权，实现房、地权属统一，并与本节3、同业竞争项下的股权重组统筹推进。具体安排如下：</w:t>
       </w:r>
     </w:p>
     <w:p>
@@ -15528,7 +14394,7 @@
         <w:rPr>
           <w:rFonts w:hint="eastAsia" w:ascii="Times New Roman" w:hAnsi="Times New Roman" w:cs="Times New Roman"/>
         </w:rPr>
-        <w:t>①完成权属确认</w:t>
+        <w:t>①完成权属确认。取得该宗土地的权属文件，核实权利人、宗地编号、四至范围、实际面积、土地用途、取得方式、出让年限及剩余年限，以及是否存在抵押、查封等权利限制；同时核实中发邢台实际占用范围与权属证载范围是否一致，是否存在超占或与其他主体混用的情形。若权证尚在办理中，需了解办理进度及预计取得时间，并取得自然资源主管部门出具的相关证明。</w:t>
       </w:r>
     </w:p>
     <w:p>
@@ -15544,7 +14410,7 @@
         <w:rPr>
           <w:rFonts w:hint="eastAsia" w:ascii="Times New Roman" w:hAnsi="Times New Roman" w:cs="Times New Roman"/>
         </w:rPr>
-        <w:t>首先取得该宗土地的权属文件。核实要点包括权利人、宗地编号、四至范围、实际面积、土地用途、取得方式、出让年限及剩余年限，以及是否存在抵押、查封等权利限制。同时核实中发邢台实际占用范围与权属证载范围是否一致，是否存在超占或与其他主体混用的情形。若权证尚在办理中，需了解办理进度及预计取得时间，并取得自然资源主管部门出具的相关证明或说明。</w:t>
+        <w:t>②确定交易方案及与股权重组的衔接。交易标的为该宗土地的使用权及地上附着物（如有），受让方为中发邢台，出让方为燕京啤酒。建议先完成土地权属过户，再实施发行人对中发邢台的股权收购，使注入上市主体的中发邢台已实现房、地权属统一；若两项交易难以先后进行，亦可同步交割，但需在协议中明确交割条件的先后顺序。</w:t>
       </w:r>
     </w:p>
     <w:p>
@@ -15560,7 +14426,7 @@
         <w:rPr>
           <w:rFonts w:hint="eastAsia" w:ascii="Times New Roman" w:hAnsi="Times New Roman" w:cs="Times New Roman"/>
         </w:rPr>
-        <w:t>②确定交易方案及与股权重组的衔接</w:t>
+        <w:t>③履行定价、审批程序及税费测算。聘请具有证券期货相关业务资格的评估机构出具土地评估报告并完成国资备案，以经备案的评估值作为定价依据；履行双方内部决策程序及北控集团、北京市国资委的审批程序，燕京啤酒同步履行审议及披露程序。根据32号令，同一国家出资企业内部各级子企业之间的资产转让可采取非公开协议方式，具体适用性建议事先与国资监管部门沟通确认。按出让用地口径，出让方需就土地增值额缴纳土地增值税、就转让行为缴纳增值税及附加、就转让所得缴纳企业所得税，受让方需按成交价格缴纳契税，双方就产权转移书据分别缴纳印花税；其中土地增值税采用四级超率累进税率，是本次交易税费的主要构成，建议在取得评估结果后测算并在协议中明确承担方式，同时就是否可适用企业改制重组有关土地增值税、契税优惠政策与主管税务机关沟通确认。</w:t>
       </w:r>
     </w:p>
     <w:p>
@@ -15576,7 +14442,7 @@
         <w:rPr>
           <w:rFonts w:hint="eastAsia" w:ascii="Times New Roman" w:hAnsi="Times New Roman" w:cs="Times New Roman"/>
         </w:rPr>
-        <w:t>交易标的为该宗土地的使用权及地上附着物（如有），受让方为中发邢台，出让方为燕京啤酒。建议先完成土地权属过户，再实施发行人对中发邢台的股权收购，使注入上市主体的中发邢台已实现房、地权属统一。若两项交易时间安排上难以先后进行，亦可同步交割，但需在协议中明确交割条件的先后顺序，避免上市主体内部留有权属瑕疵。</w:t>
+        <w:t>④完成过户、办证及款项清理。完成不动产权属转移登记，取得以中发邢台为权利人的不动产权证书；同步核查邢台生产基地房屋建筑物及在建工程的手续完备性，包括建设用地规划许可证、建设工程规划许可证、建筑工程施工许可证及竣工验收备案，并办理房屋所有权首次登记。对发行人为中发邢台代垫、代付的各项费用及设备款进行梳理，补充签署书面协议、完善审批手续，并在申报基准日前完成结清，该项清理可与中发邢台内部资金往来的清理一并进行。</w:t>
       </w:r>
     </w:p>
     <w:p>
@@ -15592,151 +14458,7 @@
         <w:rPr>
           <w:rFonts w:hint="eastAsia" w:ascii="Times New Roman" w:hAnsi="Times New Roman" w:cs="Times New Roman"/>
         </w:rPr>
-        <w:t>③履行定价及审批程序</w:t>
-      </w:r>
-    </w:p>
-    <w:p>
-      <w:pPr>
-        <w:spacing w:before="163" w:beforeLines="50" w:after="163" w:afterLines="50" w:line="360" w:lineRule="auto"/>
-        <w:ind w:firstLine="480" w:firstLineChars="200"/>
-        <w:jc w:val="both"/>
-        <w:rPr>
-          <w:rFonts w:ascii="Times New Roman" w:hAnsi="Times New Roman" w:cs="Times New Roman"/>
-        </w:rPr>
-      </w:pPr>
-      <w:r>
-        <w:rPr>
-          <w:rFonts w:hint="eastAsia" w:ascii="Times New Roman" w:hAnsi="Times New Roman" w:cs="Times New Roman"/>
-        </w:rPr>
-        <w:t>聘请具有证券期货相关业务资格的评估机构，以确定的评估基准日出具土地评估报告并完成国资备案，以经备案的评估值作为交易定价依据。履行中发邢台、燕京啤酒双方的内部决策程序，以及北控集团、北京市国资委的审批程序。根据《企业国有资产交易监督管理办法》（国务院国资委、财政部令第32号），同一国家出资企业内部各级子企业之间的资产转让可采取非公开协议方式，具体适用性建议事先与国资监管部门沟通确认。燕京啤酒作为A股上市公司，同步履行审议及披露程序。</w:t>
-      </w:r>
-    </w:p>
-    <w:p>
-      <w:pPr>
-        <w:spacing w:before="163" w:beforeLines="50" w:after="163" w:afterLines="50" w:line="360" w:lineRule="auto"/>
-        <w:ind w:firstLine="480" w:firstLineChars="200"/>
-        <w:jc w:val="both"/>
-        <w:rPr>
-          <w:rFonts w:ascii="Times New Roman" w:hAnsi="Times New Roman" w:cs="Times New Roman"/>
-        </w:rPr>
-      </w:pPr>
-      <w:r>
-        <w:rPr>
-          <w:rFonts w:hint="eastAsia" w:ascii="Times New Roman" w:hAnsi="Times New Roman" w:cs="Times New Roman"/>
-        </w:rPr>
-        <w:t>④税费测算与筹划</w:t>
-      </w:r>
-    </w:p>
-    <w:p>
-      <w:pPr>
-        <w:spacing w:before="163" w:beforeLines="50" w:after="163" w:afterLines="50" w:line="360" w:lineRule="auto"/>
-        <w:ind w:firstLine="480" w:firstLineChars="200"/>
-        <w:jc w:val="both"/>
-        <w:rPr>
-          <w:rFonts w:ascii="Times New Roman" w:hAnsi="Times New Roman" w:cs="Times New Roman"/>
-        </w:rPr>
-      </w:pPr>
-      <w:r>
-        <w:rPr>
-          <w:rFonts w:hint="eastAsia" w:ascii="Times New Roman" w:hAnsi="Times New Roman" w:cs="Times New Roman"/>
-        </w:rPr>
-        <w:t>按出让用地口径，本次交易涉及的主要税种为：出让方燕京啤酒需就土地增值额缴纳土地增值税，就转让行为缴纳增值税及附加，就转让所得缴纳企业所得税；受让方中发邢台需按成交价格缴纳契税；双方就产权转移书据分别缴纳印花税。其中土地增值税采用四级超率累进税率，税负与增值幅度相关，是本次交易税费的主要构成。建议在取得评估结果后进行测算，并在交易协议中明确税费承担方式。同时，就是否可适用企业改制重组有关土地增值税、契税优惠政策，事先与主管税务机关沟通确认。</w:t>
-      </w:r>
-    </w:p>
-    <w:p>
-      <w:pPr>
-        <w:spacing w:before="163" w:beforeLines="50" w:after="163" w:afterLines="50" w:line="360" w:lineRule="auto"/>
-        <w:ind w:firstLine="480" w:firstLineChars="200"/>
-        <w:jc w:val="both"/>
-        <w:rPr>
-          <w:rFonts w:ascii="Times New Roman" w:hAnsi="Times New Roman" w:cs="Times New Roman"/>
-        </w:rPr>
-      </w:pPr>
-      <w:r>
-        <w:rPr>
-          <w:rFonts w:hint="eastAsia" w:ascii="Times New Roman" w:hAnsi="Times New Roman" w:cs="Times New Roman"/>
-        </w:rPr>
-        <w:t>⑤完成权属过户及后续办证</w:t>
-      </w:r>
-    </w:p>
-    <w:p>
-      <w:pPr>
-        <w:spacing w:before="163" w:beforeLines="50" w:after="163" w:afterLines="50" w:line="360" w:lineRule="auto"/>
-        <w:ind w:firstLine="480" w:firstLineChars="200"/>
-        <w:jc w:val="both"/>
-        <w:rPr>
-          <w:rFonts w:ascii="Times New Roman" w:hAnsi="Times New Roman" w:cs="Times New Roman"/>
-        </w:rPr>
-      </w:pPr>
-      <w:r>
-        <w:rPr>
-          <w:rFonts w:hint="eastAsia" w:ascii="Times New Roman" w:hAnsi="Times New Roman" w:cs="Times New Roman"/>
-        </w:rPr>
-        <w:t>完成不动产权属转移登记，取得以中发邢台为权利人的不动产权证书。同步核查邢台生产基地房屋建筑物及在建工程的手续完备性，包括建设用地规划许可证、建设工程规划许可证、建筑工程施工许可证及竣工验收备案，并办理房屋所有权首次登记，避免出现无产权证书的房产。</w:t>
-      </w:r>
-    </w:p>
-    <w:p>
-      <w:pPr>
-        <w:spacing w:before="163" w:beforeLines="50" w:after="163" w:afterLines="50" w:line="360" w:lineRule="auto"/>
-        <w:ind w:firstLine="480" w:firstLineChars="200"/>
-        <w:jc w:val="both"/>
-        <w:rPr>
-          <w:rFonts w:ascii="Times New Roman" w:hAnsi="Times New Roman" w:cs="Times New Roman"/>
-        </w:rPr>
-      </w:pPr>
-      <w:r>
-        <w:rPr>
-          <w:rFonts w:hint="eastAsia" w:ascii="Times New Roman" w:hAnsi="Times New Roman" w:cs="Times New Roman"/>
-        </w:rPr>
-        <w:t>⑥清理代垫款项及资金往来</w:t>
-      </w:r>
-    </w:p>
-    <w:p>
-      <w:pPr>
-        <w:spacing w:before="163" w:beforeLines="50" w:after="163" w:afterLines="50" w:line="360" w:lineRule="auto"/>
-        <w:ind w:firstLine="480" w:firstLineChars="200"/>
-        <w:jc w:val="both"/>
-        <w:rPr>
-          <w:rFonts w:ascii="Times New Roman" w:hAnsi="Times New Roman" w:cs="Times New Roman"/>
-        </w:rPr>
-      </w:pPr>
-      <w:r>
-        <w:rPr>
-          <w:rFonts w:hint="eastAsia" w:ascii="Times New Roman" w:hAnsi="Times New Roman" w:cs="Times New Roman"/>
-        </w:rPr>
-        <w:t>对发行人为中发邢台代垫、代付的各项费用及设备款进行全面梳理，补充签署书面协议、完善审批手续，并在申报基准日前完成结清。对已发生的代垫事项取得相关方确认函，说明交易背景及商业合理性。该项清理可与中发邢台内部资金往来的清理一并进行。</w:t>
-      </w:r>
-    </w:p>
-    <w:p>
-      <w:pPr>
-        <w:spacing w:before="163" w:beforeLines="50" w:after="163" w:afterLines="50" w:line="360" w:lineRule="auto"/>
-        <w:ind w:firstLine="480" w:firstLineChars="200"/>
-        <w:jc w:val="both"/>
-        <w:rPr>
-          <w:rFonts w:ascii="Times New Roman" w:hAnsi="Times New Roman" w:cs="Times New Roman"/>
-        </w:rPr>
-      </w:pPr>
-      <w:r>
-        <w:rPr>
-          <w:rFonts w:hint="eastAsia" w:ascii="Times New Roman" w:hAnsi="Times New Roman" w:cs="Times New Roman"/>
-        </w:rPr>
-        <w:t>⑦过渡期安排</w:t>
-      </w:r>
-    </w:p>
-    <w:p>
-      <w:pPr>
-        <w:spacing w:before="163" w:beforeLines="50" w:after="163" w:afterLines="50" w:line="360" w:lineRule="auto"/>
-        <w:ind w:firstLine="480" w:firstLineChars="200"/>
-        <w:jc w:val="both"/>
-        <w:rPr>
-          <w:rFonts w:ascii="Times New Roman" w:hAnsi="Times New Roman" w:cs="Times New Roman"/>
-        </w:rPr>
-      </w:pPr>
-      <w:r>
-        <w:rPr>
-          <w:rFonts w:hint="eastAsia" w:ascii="Times New Roman" w:hAnsi="Times New Roman" w:cs="Times New Roman"/>
-        </w:rPr>
-        <w:t>若土地过户在申报基准日前无法完成，建议先行签署过渡性协议。由燕京啤酒与中发邢台签署书面的土地及厂房租赁协议并办理租赁备案，明确租金定价依据及公允性。同时取得燕京啤酒出具的承诺函，承诺保障中发邢台持续、稳定使用该宗土地，并在约定期限内完成权属转移。需说明的是，租赁方案属于过渡性安排，在资产完整性的论证上仍存在不足，最终仍应通过收购实现权属统一。</w:t>
+        <w:t>⑤过渡期安排。若土地过户在申报基准日前无法完成，建议先由燕京啤酒与中发邢台签署书面的土地及厂房租赁协议并办理租赁备案，明确租金定价依据及公允性，同时取得燕京啤酒出具的承诺函，承诺保障中发邢台持续、稳定使用该宗土地并在约定期限内完成权属转移。需说明的是，租赁方案属于过渡性安排，在资产完整性的论证上仍存在不足，最终仍应通过收购实现权属统一。</w:t>
       </w:r>
     </w:p>
     <w:p>
@@ -15955,7 +14677,7 @@
         <w:rPr>
           <w:rFonts w:hint="eastAsia" w:ascii="Times New Roman" w:hAnsi="Times New Roman" w:cs="Times New Roman"/>
         </w:rPr>
-        <w:t>根据公司提供的《北京燕京中发生物技术有限公司销售模式说明》，公司销售以区域代理经销模式为主，业务流程为：客户通过公司订单履约系统下单并经审核确认；公司实行客户分级定价策略；订单确认后执行发货安排；货物到达后由客户指定收货人签收并验收，如有破损、短少及质量问题应于收货当日提出并在验收单上注明；客户在提交订单的同时将全部货款支付至公司指定账户。据此，公司与经销商约定的商品控制权转移标志为客户签收并验收。而公司在货物出库时点即确认收入，早于客户取得商品控制权的时点。该做法与《企业会计准则第14号——收入》关于在客户取得相关商品控制权时确认收入的规定存在差异，可能导致各期收入跨期。</w:t>
+        <w:t>根据公司提供的《北京燕京中发生物技术有限公司销售模式说明》，公司销售以区域代理经销模式为主。客户通过订单履约系统下单并全额付款，公司审核后安排发货；货物到达后由客户指定收货人签收并验收，破损、短少及质量问题应于收货当日提出并在验收单上注明。据此，双方约定的控制权转移标志为客户签收并验收，而公司在货物出库时点即确认收入，早于控制权转移时点，与《企业会计准则第14号——收入》的规定存在差异，可能导致各期收入跨期。</w:t>
       </w:r>
     </w:p>
     <w:p>
@@ -15971,7 +14693,7 @@
         <w:rPr>
           <w:rFonts w:hint="eastAsia" w:ascii="Times New Roman" w:hAnsi="Times New Roman" w:cs="Times New Roman"/>
         </w:rPr>
-        <w:t>上述情况在账面亦有印证。2026年1-6月，公司发出商品科目本期借方发生额、贷方发生额均为9,596.52万元，期初、期末余额均为零。即公司货物发出后当期即全额结转收入及成本，账面不存在已发出但客户尚未签收的在途商品。该结果与经销模式下存在运输在途期间的实际情况不一致。</w:t>
+        <w:t>上述情况在账面亦有印证。2026年1-6月，公司发出商品科目本期借方、贷方发生额均为9,596.52万元，期初、期末余额均为零，即货物发出后当期即全额结转收入及成本，账面不存在已发出而客户尚未签收的在途商品，与经销模式下存在运输在途期间的实际情况不一致。</w:t>
       </w:r>
     </w:p>
     <w:p>
@@ -15987,23 +14709,7 @@
         <w:rPr>
           <w:rFonts w:hint="eastAsia" w:ascii="Times New Roman" w:hAnsi="Times New Roman" w:cs="Times New Roman"/>
         </w:rPr>
-        <w:t>报告期内经审计财务报表附注对收入确认具体方法的表述情况如下。公司2024年度审计报告附注载明：本公司生产啤酒产品并销售予经销商，按照合同或协议规定，在经销商取得产品的控制权，即啤酒产品发出时，按照扣除应付经销商的对价后确认收入。该表述与公司实际经营的纳豆及纳豆衍生产品业务不符。公司2025年度审计报告附注已将上述表述中的啤酒调整为纳豆，载明：本公司生产纳豆产品并销售予经销商，按照合同或协议规定，在经销商取得产品的控制权，即纳豆产品发出时，按照扣除应付经销商的对价后确认收入。</w:t>
-      </w:r>
-    </w:p>
-    <w:p>
-      <w:pPr>
-        <w:spacing w:before="163" w:beforeLines="50" w:after="163" w:afterLines="50" w:line="360" w:lineRule="auto"/>
-        <w:ind w:firstLine="480" w:firstLineChars="200"/>
-        <w:jc w:val="both"/>
-        <w:rPr>
-          <w:rFonts w:ascii="Times New Roman" w:hAnsi="Times New Roman" w:cs="Times New Roman"/>
-        </w:rPr>
-      </w:pPr>
-      <w:r>
-        <w:rPr>
-          <w:rFonts w:hint="eastAsia" w:ascii="Times New Roman" w:hAnsi="Times New Roman" w:cs="Times New Roman"/>
-        </w:rPr>
-        <w:t>由上可见，2025年度附注在调整产品表述后，收入确认时点仍为产品发出时。即报告期内经审计财务报表附注所披露的收入确认时点，与公司实际执行的出库确认口径一致。该收入确认时点早于合同约定的客户签收验收时点，需按前述准则规定予以调整。</w:t>
+        <w:t>报告期内经审计财务报表附注的表述亦指向发出时点。2024年度附注载明，本公司生产啤酒产品并销售予经销商，在啤酒产品发出时按照扣除应付经销商的对价后确认收入，该表述与公司实际经营的纳豆业务不符；2025年度附注已将啤酒调整为纳豆，但确认时点仍为产品发出时，与公司实际执行的出库口径一致，早于合同约定的签收验收时点，需按准则规定予以调整。</w:t>
       </w:r>
     </w:p>
     <w:p>
@@ -16253,7 +14959,7 @@
                 <w:sz w:val="21"/>
                 <w:szCs w:val="21"/>
               </w:rPr>
-              <w:t>①经销商、定制餐调及其他渠道：根据销售订单信息将商品发运到指定地点，并取得客户书面签收文件，此时商品的控制权转移，在此时点确认收入；②线下直销超市渠道：系委托代销关系，在收到超市开具的结算单时确认收入；③电商渠道：电商自营系将商品发运到指定地点由指定人员签收，待其签收确认时确认收入，电商商超（天猫、京东等自营平台）确认政策与线下直销超市一致；④外贸渠道：客户出口与国内经销商渠道一致，自营出口于货物报关装船时确认收入。</w:t>
+              <w:t>①经销、定制餐调等渠道：商品发运至指定地点并取得客户书面签收文件时确认；②线下直销超市：系委托代销，收到超市结算单时确认；③电商自营于指定人员签收时确认，电商商超与线下直销超市一致；④自营出口于报关装船时确认。</w:t>
             </w:r>
           </w:p>
         </w:tc>
@@ -16280,7 +14986,7 @@
                 <w:sz w:val="21"/>
                 <w:szCs w:val="21"/>
               </w:rPr>
-              <w:t>客户书面签收文件（客户签收单，签字或盖章并载明签收日期）；销售订单、发货单及物流记录作为辅助核对。</w:t>
+              <w:t>客户书面签收文件（签字或盖章并载明日期）；订单、发货单及物流记录辅助核对。</w:t>
             </w:r>
           </w:p>
         </w:tc>
@@ -16367,7 +15073,7 @@
                 <w:sz w:val="21"/>
                 <w:szCs w:val="21"/>
               </w:rPr>
-              <w:t>①线下经销及直销：根据销售合同或者订单约定将货物交付至客户指定地点，客户签收后确认收入；②线下商超：根据与客户的约定，与客户完成对账流程后确认收入；③自营电商：在终端客户确认收货或系统自动确认收货并收到货款后确认收入；④平台电商：根据与客户的约定，与客户完成对账流程后确认收入；⑤境外销售：以货物出口报关或货物送达客户、客户指定签收人时确认收入。</w:t>
+              <w:t>①线下经销及直销：货物交付至指定地点并经客户签收后确认；②线下商超及平台电商：完成对账流程后确认；③自营电商：终端客户确认收货或系统自动确认收货并收到货款后确认；④境外销售：出口报关或客户指定签收人签收时确认。</w:t>
             </w:r>
           </w:p>
         </w:tc>
@@ -16394,7 +15100,7 @@
                 <w:sz w:val="21"/>
                 <w:szCs w:val="21"/>
               </w:rPr>
-              <w:t>客户签收单据（含客户确认及签收日期）；少量瑕疵单据以发货台账、第三方物流记录和客户对账单交叉印证。</w:t>
+              <w:t>客户签收单据（含客户确认及签收日期）；瑕疵单据以发货台账、物流记录及客户对账单交叉印证。</w:t>
             </w:r>
           </w:p>
         </w:tc>
@@ -16508,7 +15214,7 @@
                 <w:sz w:val="21"/>
                 <w:szCs w:val="21"/>
               </w:rPr>
-              <w:t>客户盖章或签字确认的销售发货单（核心单据）；车辆派出单、订货系统订单及回款记录作为辅助核对。</w:t>
+              <w:t>客户盖章或签字确认的销售发货单；车辆派出单、订货系统订单及回款记录辅助核对。</w:t>
             </w:r>
           </w:p>
         </w:tc>
@@ -16595,7 +15301,7 @@
                 <w:sz w:val="21"/>
                 <w:szCs w:val="21"/>
               </w:rPr>
-              <w:t>①除大型商超连锁、自营奶屋和电商平台的商品销售外，对客户自行提货的商品销售，在商品发出后确认收入；对公司负责送货的商品销售，在客户收货后确认收入；②对大型商超连锁的商品销售，在与商超连锁办理商品结算时确认收入；③自营奶屋和电商平台的商品销售，在商品提供给客户并收取货款时确认收入。</w:t>
+              <w:t>①客户自提的于商品发出后确认，公司送货的于客户收货后确认；②商超连锁于办理商品结算时确认；③自营奶屋和电商平台于商品提供给客户并收取货款时确认。</w:t>
             </w:r>
           </w:p>
         </w:tc>
@@ -16622,7 +15328,7 @@
                 <w:sz w:val="21"/>
                 <w:szCs w:val="21"/>
               </w:rPr>
-              <w:t>①自提：最新版招股书未单独明确决定性单据，问询核查列示销售合同、货物订单、销售出库单/发运单据；②配送：经客户确认的送货单，并以物流及到货信息辅助核对。</w:t>
+              <w:t>自提：销售合同、货物订单、销售出库单/发运单据；配送：经客户确认的送货单，辅以物流及到货信息。</w:t>
             </w:r>
           </w:p>
         </w:tc>
@@ -16655,7 +15361,7 @@
                 <w:sz w:val="21"/>
                 <w:szCs w:val="21"/>
               </w:rPr>
-              <w:t>立高食品</w:t>
+              <w:t>熊猫乳品</w:t>
             </w:r>
           </w:p>
         </w:tc>
@@ -16682,7 +15388,7 @@
                 <w:sz w:val="21"/>
                 <w:szCs w:val="21"/>
               </w:rPr>
-              <w:t>300973</w:t>
+              <w:t>300898</w:t>
             </w:r>
           </w:p>
         </w:tc>
@@ -16709,7 +15415,7 @@
                 <w:sz w:val="21"/>
                 <w:szCs w:val="21"/>
               </w:rPr>
-              <w:t>①合同约定签收即完成检验：客户签收时确认收入；②合同约定收货后按月对账、结算：双方对账确认时确认收入。</w:t>
+              <w:t>①预收款销售的标准化浓缩乳制品：发货时确认；②按客户要求生产的定制产品：发出商品并取得客户收货或验收合格的确认凭据时确认。</w:t>
             </w:r>
           </w:p>
         </w:tc>
@@ -16736,577 +15442,7 @@
                 <w:sz w:val="21"/>
                 <w:szCs w:val="21"/>
               </w:rPr>
-              <w:t>①签收确认：送货签收单/客户签收凭据；②对账确认：客户对账单据。</w:t>
-            </w:r>
-          </w:p>
-        </w:tc>
-      </w:tr>
-      <w:tr>
-        <w:trPr>
-          <w:trHeight w:val="397" w:hRule="atLeast"/>
-          <w:jc w:val="center"/>
-        </w:trPr>
-        <w:tc>
-          <w:tcPr>
-            <w:tcW w:w="1200" w:type="dxa"/>
-            <w:vAlign w:val="center"/>
-          </w:tcPr>
-          <w:p>
-            <w:pPr>
-              <w:widowControl w:val="0"/>
-              <w:jc w:val="center"/>
-              <w:rPr>
-                <w:rFonts w:hint="eastAsia" w:ascii="Times New Roman" w:hAnsi="Times New Roman" w:cs="Times New Roman"/>
-                <w:kern w:val="2"/>
-                <w:sz w:val="21"/>
-                <w:szCs w:val="21"/>
-              </w:rPr>
-            </w:pPr>
-            <w:r>
-              <w:rPr>
-                <w:rFonts w:hint="eastAsia" w:ascii="Times New Roman" w:hAnsi="Times New Roman" w:cs="Times New Roman"/>
-                <w:kern w:val="2"/>
-                <w:sz w:val="21"/>
-                <w:szCs w:val="21"/>
-              </w:rPr>
-              <w:t>仲景食品</w:t>
-            </w:r>
-          </w:p>
-        </w:tc>
-        <w:tc>
-          <w:tcPr>
-            <w:tcW w:w="1600" w:type="dxa"/>
-            <w:vAlign w:val="center"/>
-          </w:tcPr>
-          <w:p>
-            <w:pPr>
-              <w:widowControl w:val="0"/>
-              <w:jc w:val="center"/>
-              <w:rPr>
-                <w:rFonts w:hint="eastAsia" w:ascii="Times New Roman" w:hAnsi="Times New Roman" w:cs="Times New Roman"/>
-                <w:kern w:val="2"/>
-                <w:sz w:val="21"/>
-                <w:szCs w:val="21"/>
-              </w:rPr>
-            </w:pPr>
-            <w:r>
-              <w:rPr>
-                <w:rFonts w:hint="eastAsia" w:ascii="Times New Roman" w:hAnsi="Times New Roman" w:cs="Times New Roman"/>
-                <w:kern w:val="2"/>
-                <w:sz w:val="21"/>
-                <w:szCs w:val="21"/>
-              </w:rPr>
-              <w:t>300908</w:t>
-            </w:r>
-          </w:p>
-        </w:tc>
-        <w:tc>
-          <w:tcPr>
-            <w:tcW w:w="3900" w:type="dxa"/>
-            <w:vAlign w:val="center"/>
-          </w:tcPr>
-          <w:p>
-            <w:pPr>
-              <w:widowControl w:val="0"/>
-              <w:jc w:val="both"/>
-              <w:rPr>
-                <w:rFonts w:hint="eastAsia" w:ascii="Times New Roman" w:hAnsi="Times New Roman" w:cs="Times New Roman"/>
-                <w:kern w:val="2"/>
-                <w:sz w:val="21"/>
-                <w:szCs w:val="21"/>
-              </w:rPr>
-            </w:pPr>
-            <w:r>
-              <w:rPr>
-                <w:rFonts w:hint="eastAsia" w:ascii="Times New Roman" w:hAnsi="Times New Roman" w:cs="Times New Roman"/>
-                <w:kern w:val="2"/>
-                <w:sz w:val="21"/>
-                <w:szCs w:val="21"/>
-              </w:rPr>
-              <w:t>①公司送货：商品发运至指定地点并由客户签收后确认收入；②客户自提：公司开具发货单，以客户在发货单上签收后确认收入。</w:t>
-            </w:r>
-          </w:p>
-        </w:tc>
-        <w:tc>
-          <w:tcPr>
-            <w:tcW w:w="3725" w:type="dxa"/>
-            <w:vAlign w:val="center"/>
-          </w:tcPr>
-          <w:p>
-            <w:pPr>
-              <w:widowControl w:val="0"/>
-              <w:jc w:val="both"/>
-              <w:rPr>
-                <w:rFonts w:hint="eastAsia" w:ascii="Times New Roman" w:hAnsi="Times New Roman" w:cs="Times New Roman"/>
-                <w:kern w:val="2"/>
-                <w:sz w:val="21"/>
-                <w:szCs w:val="21"/>
-              </w:rPr>
-            </w:pPr>
-            <w:r>
-              <w:rPr>
-                <w:rFonts w:hint="eastAsia" w:ascii="Times New Roman" w:hAnsi="Times New Roman" w:cs="Times New Roman"/>
-                <w:kern w:val="2"/>
-                <w:sz w:val="21"/>
-                <w:szCs w:val="21"/>
-              </w:rPr>
-              <w:t>①公司送货：客户签收凭证；②客户自提：经客户签收的发货单。</w:t>
-            </w:r>
-          </w:p>
-        </w:tc>
-      </w:tr>
-      <w:tr>
-        <w:trPr>
-          <w:trHeight w:val="397" w:hRule="atLeast"/>
-          <w:jc w:val="center"/>
-        </w:trPr>
-        <w:tc>
-          <w:tcPr>
-            <w:tcW w:w="1200" w:type="dxa"/>
-            <w:vAlign w:val="center"/>
-          </w:tcPr>
-          <w:p>
-            <w:pPr>
-              <w:widowControl w:val="0"/>
-              <w:jc w:val="center"/>
-              <w:rPr>
-                <w:rFonts w:hint="eastAsia" w:ascii="Times New Roman" w:hAnsi="Times New Roman" w:cs="Times New Roman"/>
-                <w:kern w:val="2"/>
-                <w:sz w:val="21"/>
-                <w:szCs w:val="21"/>
-              </w:rPr>
-            </w:pPr>
-            <w:r>
-              <w:rPr>
-                <w:rFonts w:hint="eastAsia" w:ascii="Times New Roman" w:hAnsi="Times New Roman" w:cs="Times New Roman"/>
-                <w:kern w:val="2"/>
-                <w:sz w:val="21"/>
-                <w:szCs w:val="21"/>
-              </w:rPr>
-              <w:t>欢乐家</w:t>
-            </w:r>
-          </w:p>
-        </w:tc>
-        <w:tc>
-          <w:tcPr>
-            <w:tcW w:w="1600" w:type="dxa"/>
-            <w:vAlign w:val="center"/>
-          </w:tcPr>
-          <w:p>
-            <w:pPr>
-              <w:widowControl w:val="0"/>
-              <w:jc w:val="center"/>
-              <w:rPr>
-                <w:rFonts w:hint="eastAsia" w:ascii="Times New Roman" w:hAnsi="Times New Roman" w:cs="Times New Roman"/>
-                <w:kern w:val="2"/>
-                <w:sz w:val="21"/>
-                <w:szCs w:val="21"/>
-              </w:rPr>
-            </w:pPr>
-            <w:r>
-              <w:rPr>
-                <w:rFonts w:hint="eastAsia" w:ascii="Times New Roman" w:hAnsi="Times New Roman" w:cs="Times New Roman"/>
-                <w:kern w:val="2"/>
-                <w:sz w:val="21"/>
-                <w:szCs w:val="21"/>
-              </w:rPr>
-              <w:t>300997</w:t>
-            </w:r>
-          </w:p>
-        </w:tc>
-        <w:tc>
-          <w:tcPr>
-            <w:tcW w:w="3900" w:type="dxa"/>
-            <w:vAlign w:val="center"/>
-          </w:tcPr>
-          <w:p>
-            <w:pPr>
-              <w:widowControl w:val="0"/>
-              <w:jc w:val="both"/>
-              <w:rPr>
-                <w:rFonts w:hint="eastAsia" w:ascii="Times New Roman" w:hAnsi="Times New Roman" w:cs="Times New Roman"/>
-                <w:kern w:val="2"/>
-                <w:sz w:val="21"/>
-                <w:szCs w:val="21"/>
-              </w:rPr>
-            </w:pPr>
-            <w:r>
-              <w:rPr>
-                <w:rFonts w:hint="eastAsia" w:ascii="Times New Roman" w:hAnsi="Times New Roman" w:cs="Times New Roman"/>
-                <w:kern w:val="2"/>
-                <w:sz w:val="21"/>
-                <w:szCs w:val="21"/>
-              </w:rPr>
-              <w:t>商品发出并经经销商验收后确认收入。</w:t>
-            </w:r>
-          </w:p>
-        </w:tc>
-        <w:tc>
-          <w:tcPr>
-            <w:tcW w:w="3725" w:type="dxa"/>
-            <w:vAlign w:val="center"/>
-          </w:tcPr>
-          <w:p>
-            <w:pPr>
-              <w:widowControl w:val="0"/>
-              <w:jc w:val="both"/>
-              <w:rPr>
-                <w:rFonts w:hint="eastAsia" w:ascii="Times New Roman" w:hAnsi="Times New Roman" w:cs="Times New Roman"/>
-                <w:kern w:val="2"/>
-                <w:sz w:val="21"/>
-                <w:szCs w:val="21"/>
-              </w:rPr>
-            </w:pPr>
-            <w:r>
-              <w:rPr>
-                <w:rFonts w:hint="eastAsia" w:ascii="Times New Roman" w:hAnsi="Times New Roman" w:cs="Times New Roman"/>
-                <w:kern w:val="2"/>
-                <w:sz w:val="21"/>
-                <w:szCs w:val="21"/>
-              </w:rPr>
-              <w:t>客户签收单（核心单据）；销售订单、产品发货单作为辅助核对。</w:t>
-            </w:r>
-          </w:p>
-        </w:tc>
-      </w:tr>
-      <w:tr>
-        <w:trPr>
-          <w:trHeight w:val="397" w:hRule="atLeast"/>
-          <w:jc w:val="center"/>
-        </w:trPr>
-        <w:tc>
-          <w:tcPr>
-            <w:tcW w:w="1200" w:type="dxa"/>
-            <w:vAlign w:val="center"/>
-          </w:tcPr>
-          <w:p>
-            <w:pPr>
-              <w:widowControl w:val="0"/>
-              <w:jc w:val="center"/>
-              <w:rPr>
-                <w:rFonts w:hint="eastAsia" w:ascii="Times New Roman" w:hAnsi="Times New Roman" w:cs="Times New Roman"/>
-                <w:kern w:val="2"/>
-                <w:sz w:val="21"/>
-                <w:szCs w:val="21"/>
-              </w:rPr>
-            </w:pPr>
-            <w:r>
-              <w:rPr>
-                <w:rFonts w:hint="eastAsia" w:ascii="Times New Roman" w:hAnsi="Times New Roman" w:cs="Times New Roman"/>
-                <w:kern w:val="2"/>
-                <w:sz w:val="21"/>
-                <w:szCs w:val="21"/>
-              </w:rPr>
-              <w:t>熊猫乳品</w:t>
-            </w:r>
-          </w:p>
-        </w:tc>
-        <w:tc>
-          <w:tcPr>
-            <w:tcW w:w="1600" w:type="dxa"/>
-            <w:vAlign w:val="center"/>
-          </w:tcPr>
-          <w:p>
-            <w:pPr>
-              <w:widowControl w:val="0"/>
-              <w:jc w:val="center"/>
-              <w:rPr>
-                <w:rFonts w:hint="eastAsia" w:ascii="Times New Roman" w:hAnsi="Times New Roman" w:cs="Times New Roman"/>
-                <w:kern w:val="2"/>
-                <w:sz w:val="21"/>
-                <w:szCs w:val="21"/>
-              </w:rPr>
-            </w:pPr>
-            <w:r>
-              <w:rPr>
-                <w:rFonts w:hint="eastAsia" w:ascii="Times New Roman" w:hAnsi="Times New Roman" w:cs="Times New Roman"/>
-                <w:kern w:val="2"/>
-                <w:sz w:val="21"/>
-                <w:szCs w:val="21"/>
-              </w:rPr>
-              <w:t>300898</w:t>
-            </w:r>
-          </w:p>
-        </w:tc>
-        <w:tc>
-          <w:tcPr>
-            <w:tcW w:w="3900" w:type="dxa"/>
-            <w:vAlign w:val="center"/>
-          </w:tcPr>
-          <w:p>
-            <w:pPr>
-              <w:widowControl w:val="0"/>
-              <w:jc w:val="both"/>
-              <w:rPr>
-                <w:rFonts w:hint="eastAsia" w:ascii="Times New Roman" w:hAnsi="Times New Roman" w:cs="Times New Roman"/>
-                <w:kern w:val="2"/>
-                <w:sz w:val="21"/>
-                <w:szCs w:val="21"/>
-              </w:rPr>
-            </w:pPr>
-            <w:r>
-              <w:rPr>
-                <w:rFonts w:hint="eastAsia" w:ascii="Times New Roman" w:hAnsi="Times New Roman" w:cs="Times New Roman"/>
-                <w:kern w:val="2"/>
-                <w:sz w:val="21"/>
-                <w:szCs w:val="21"/>
-              </w:rPr>
-              <w:t>①预收款销售的标准化浓缩乳制品：发货时确认收入；②按客户要求生产的浓缩乳制品：发出商品并取得客户收货或验收合格的确认凭据时确认收入。</w:t>
-            </w:r>
-          </w:p>
-        </w:tc>
-        <w:tc>
-          <w:tcPr>
-            <w:tcW w:w="3725" w:type="dxa"/>
-            <w:vAlign w:val="center"/>
-          </w:tcPr>
-          <w:p>
-            <w:pPr>
-              <w:widowControl w:val="0"/>
-              <w:jc w:val="both"/>
-              <w:rPr>
-                <w:rFonts w:hint="eastAsia" w:ascii="Times New Roman" w:hAnsi="Times New Roman" w:cs="Times New Roman"/>
-                <w:kern w:val="2"/>
-                <w:sz w:val="21"/>
-                <w:szCs w:val="21"/>
-              </w:rPr>
-            </w:pPr>
-            <w:r>
-              <w:rPr>
-                <w:rFonts w:hint="eastAsia" w:ascii="Times New Roman" w:hAnsi="Times New Roman" w:cs="Times New Roman"/>
-                <w:kern w:val="2"/>
-                <w:sz w:val="21"/>
-                <w:szCs w:val="21"/>
-              </w:rPr>
-              <w:t>①标准化预收款销售：正式文件未明确唯一决定性单据，按披露列示发货/出库记录；②定制产品：客户收到货物账单或验收合格确认凭据。</w:t>
-            </w:r>
-          </w:p>
-        </w:tc>
-      </w:tr>
-      <w:tr>
-        <w:trPr>
-          <w:trHeight w:val="397" w:hRule="atLeast"/>
-          <w:jc w:val="center"/>
-        </w:trPr>
-        <w:tc>
-          <w:tcPr>
-            <w:tcW w:w="1200" w:type="dxa"/>
-            <w:vAlign w:val="center"/>
-          </w:tcPr>
-          <w:p>
-            <w:pPr>
-              <w:widowControl w:val="0"/>
-              <w:jc w:val="center"/>
-              <w:rPr>
-                <w:rFonts w:hint="eastAsia" w:ascii="Times New Roman" w:hAnsi="Times New Roman" w:cs="Times New Roman"/>
-                <w:kern w:val="2"/>
-                <w:sz w:val="21"/>
-                <w:szCs w:val="21"/>
-              </w:rPr>
-            </w:pPr>
-            <w:r>
-              <w:rPr>
-                <w:rFonts w:hint="eastAsia" w:ascii="Times New Roman" w:hAnsi="Times New Roman" w:cs="Times New Roman"/>
-                <w:kern w:val="2"/>
-                <w:sz w:val="21"/>
-                <w:szCs w:val="21"/>
-              </w:rPr>
-              <w:t>品渥食品</w:t>
-            </w:r>
-          </w:p>
-        </w:tc>
-        <w:tc>
-          <w:tcPr>
-            <w:tcW w:w="1600" w:type="dxa"/>
-            <w:vAlign w:val="center"/>
-          </w:tcPr>
-          <w:p>
-            <w:pPr>
-              <w:widowControl w:val="0"/>
-              <w:jc w:val="center"/>
-              <w:rPr>
-                <w:rFonts w:hint="eastAsia" w:ascii="Times New Roman" w:hAnsi="Times New Roman" w:cs="Times New Roman"/>
-                <w:kern w:val="2"/>
-                <w:sz w:val="21"/>
-                <w:szCs w:val="21"/>
-              </w:rPr>
-            </w:pPr>
-            <w:r>
-              <w:rPr>
-                <w:rFonts w:hint="eastAsia" w:ascii="Times New Roman" w:hAnsi="Times New Roman" w:cs="Times New Roman"/>
-                <w:kern w:val="2"/>
-                <w:sz w:val="21"/>
-                <w:szCs w:val="21"/>
-              </w:rPr>
-              <w:t>300892</w:t>
-            </w:r>
-          </w:p>
-        </w:tc>
-        <w:tc>
-          <w:tcPr>
-            <w:tcW w:w="3900" w:type="dxa"/>
-            <w:vAlign w:val="center"/>
-          </w:tcPr>
-          <w:p>
-            <w:pPr>
-              <w:widowControl w:val="0"/>
-              <w:jc w:val="both"/>
-              <w:rPr>
-                <w:rFonts w:hint="eastAsia" w:ascii="Times New Roman" w:hAnsi="Times New Roman" w:cs="Times New Roman"/>
-                <w:kern w:val="2"/>
-                <w:sz w:val="21"/>
-                <w:szCs w:val="21"/>
-              </w:rPr>
-            </w:pPr>
-            <w:r>
-              <w:rPr>
-                <w:rFonts w:hint="eastAsia" w:ascii="Times New Roman" w:hAnsi="Times New Roman" w:cs="Times New Roman"/>
-                <w:kern w:val="2"/>
-                <w:sz w:val="21"/>
-                <w:szCs w:val="21"/>
-              </w:rPr>
-              <w:t>线下经销商确认收货后确认收入。</w:t>
-            </w:r>
-          </w:p>
-        </w:tc>
-        <w:tc>
-          <w:tcPr>
-            <w:tcW w:w="3725" w:type="dxa"/>
-            <w:vAlign w:val="center"/>
-          </w:tcPr>
-          <w:p>
-            <w:pPr>
-              <w:widowControl w:val="0"/>
-              <w:jc w:val="both"/>
-              <w:rPr>
-                <w:rFonts w:hint="eastAsia" w:ascii="Times New Roman" w:hAnsi="Times New Roman" w:cs="Times New Roman"/>
-                <w:kern w:val="2"/>
-                <w:sz w:val="21"/>
-                <w:szCs w:val="21"/>
-              </w:rPr>
-            </w:pPr>
-            <w:r>
-              <w:rPr>
-                <w:rFonts w:hint="eastAsia" w:ascii="Times New Roman" w:hAnsi="Times New Roman" w:cs="Times New Roman"/>
-                <w:kern w:val="2"/>
-                <w:sz w:val="21"/>
-                <w:szCs w:val="21"/>
-              </w:rPr>
-              <w:t>客户签收单或受托物流公司签收单。</w:t>
-            </w:r>
-          </w:p>
-        </w:tc>
-      </w:tr>
-      <w:tr>
-        <w:trPr>
-          <w:trHeight w:val="397" w:hRule="atLeast"/>
-          <w:jc w:val="center"/>
-        </w:trPr>
-        <w:tc>
-          <w:tcPr>
-            <w:tcW w:w="1200" w:type="dxa"/>
-            <w:vAlign w:val="center"/>
-          </w:tcPr>
-          <w:p>
-            <w:pPr>
-              <w:widowControl w:val="0"/>
-              <w:jc w:val="center"/>
-              <w:rPr>
-                <w:rFonts w:hint="eastAsia" w:ascii="Times New Roman" w:hAnsi="Times New Roman" w:cs="Times New Roman"/>
-                <w:kern w:val="2"/>
-                <w:sz w:val="21"/>
-                <w:szCs w:val="21"/>
-              </w:rPr>
-            </w:pPr>
-            <w:r>
-              <w:rPr>
-                <w:rFonts w:hint="eastAsia" w:ascii="Times New Roman" w:hAnsi="Times New Roman" w:cs="Times New Roman"/>
-                <w:kern w:val="2"/>
-                <w:sz w:val="21"/>
-                <w:szCs w:val="21"/>
-              </w:rPr>
-              <w:t>海融科技</w:t>
-            </w:r>
-          </w:p>
-        </w:tc>
-        <w:tc>
-          <w:tcPr>
-            <w:tcW w:w="1600" w:type="dxa"/>
-            <w:vAlign w:val="center"/>
-          </w:tcPr>
-          <w:p>
-            <w:pPr>
-              <w:widowControl w:val="0"/>
-              <w:jc w:val="center"/>
-              <w:rPr>
-                <w:rFonts w:hint="eastAsia" w:ascii="Times New Roman" w:hAnsi="Times New Roman" w:cs="Times New Roman"/>
-                <w:kern w:val="2"/>
-                <w:sz w:val="21"/>
-                <w:szCs w:val="21"/>
-              </w:rPr>
-            </w:pPr>
-            <w:r>
-              <w:rPr>
-                <w:rFonts w:hint="eastAsia" w:ascii="Times New Roman" w:hAnsi="Times New Roman" w:cs="Times New Roman"/>
-                <w:kern w:val="2"/>
-                <w:sz w:val="21"/>
-                <w:szCs w:val="21"/>
-              </w:rPr>
-              <w:t>300915</w:t>
-            </w:r>
-          </w:p>
-        </w:tc>
-        <w:tc>
-          <w:tcPr>
-            <w:tcW w:w="3900" w:type="dxa"/>
-            <w:vAlign w:val="center"/>
-          </w:tcPr>
-          <w:p>
-            <w:pPr>
-              <w:widowControl w:val="0"/>
-              <w:jc w:val="both"/>
-              <w:rPr>
-                <w:rFonts w:hint="eastAsia" w:ascii="Times New Roman" w:hAnsi="Times New Roman" w:cs="Times New Roman"/>
-                <w:kern w:val="2"/>
-                <w:sz w:val="21"/>
-                <w:szCs w:val="21"/>
-              </w:rPr>
-            </w:pPr>
-            <w:r>
-              <w:rPr>
-                <w:rFonts w:hint="eastAsia" w:ascii="Times New Roman" w:hAnsi="Times New Roman" w:cs="Times New Roman"/>
-                <w:kern w:val="2"/>
-                <w:sz w:val="21"/>
-                <w:szCs w:val="21"/>
-              </w:rPr>
-              <w:t>境内经销客户收到货物后现场核对、抽样验收并在销售发货单/签收单上签字，客户验收无误签收后确认收入。</w:t>
-            </w:r>
-          </w:p>
-        </w:tc>
-        <w:tc>
-          <w:tcPr>
-            <w:tcW w:w="3725" w:type="dxa"/>
-            <w:vAlign w:val="center"/>
-          </w:tcPr>
-          <w:p>
-            <w:pPr>
-              <w:widowControl w:val="0"/>
-              <w:jc w:val="both"/>
-              <w:rPr>
-                <w:rFonts w:hint="eastAsia" w:ascii="Times New Roman" w:hAnsi="Times New Roman" w:cs="Times New Roman"/>
-                <w:kern w:val="2"/>
-                <w:sz w:val="21"/>
-                <w:szCs w:val="21"/>
-              </w:rPr>
-            </w:pPr>
-            <w:r>
-              <w:rPr>
-                <w:rFonts w:hint="eastAsia" w:ascii="Times New Roman" w:hAnsi="Times New Roman" w:cs="Times New Roman"/>
-                <w:kern w:val="2"/>
-                <w:sz w:val="21"/>
-                <w:szCs w:val="21"/>
-              </w:rPr>
-              <w:t>经销商签字盖章的送货单、销售发货单/签收单。</w:t>
+              <w:t>标准化预收款销售按披露列示发货/出库记录；定制产品为客户收到货物账单或验收合格确认凭据。</w:t>
             </w:r>
           </w:p>
         </w:tc>
@@ -17325,71 +15461,7 @@
         <w:rPr>
           <w:rFonts w:hint="eastAsia" w:ascii="Times New Roman" w:hAnsi="Times New Roman" w:cs="Times New Roman"/>
         </w:rPr>
-        <w:t>上述案例反映出四点行业共识：</w:t>
-      </w:r>
-    </w:p>
-    <w:p>
-      <w:pPr>
-        <w:spacing w:before="163" w:beforeLines="50" w:after="163" w:afterLines="50" w:line="360" w:lineRule="auto"/>
-        <w:ind w:firstLine="480" w:firstLineChars="200"/>
-        <w:jc w:val="both"/>
-        <w:rPr>
-          <w:rFonts w:ascii="Times New Roman" w:hAnsi="Times New Roman" w:cs="Times New Roman"/>
-        </w:rPr>
-      </w:pPr>
-      <w:r>
-        <w:rPr>
-          <w:rFonts w:hint="eastAsia" w:ascii="Times New Roman" w:hAnsi="Times New Roman" w:cs="Times New Roman"/>
-        </w:rPr>
-        <w:t>第一，以签收或验收作为控制权转移时点是食品行业经销模式的主流做法。10家案例中有8家以客户签收、验收或双方对账时点确认收入，其中骑士乳业（920786）系北交所上市公司，其审核口径对本次申报更具参考意义。</w:t>
-      </w:r>
-    </w:p>
-    <w:p>
-      <w:pPr>
-        <w:spacing w:before="163" w:beforeLines="50" w:after="163" w:afterLines="50" w:line="360" w:lineRule="auto"/>
-        <w:ind w:firstLine="480" w:firstLineChars="200"/>
-        <w:jc w:val="both"/>
-        <w:rPr>
-          <w:rFonts w:ascii="Times New Roman" w:hAnsi="Times New Roman" w:cs="Times New Roman"/>
-        </w:rPr>
-      </w:pPr>
-      <w:r>
-        <w:rPr>
-          <w:rFonts w:hint="eastAsia" w:ascii="Times New Roman" w:hAnsi="Times New Roman" w:cs="Times New Roman"/>
-        </w:rPr>
-        <w:t>第二，即使采用发货时点确认，亦有严格的前提条件。菊乐股份、仲景食品在客户自提情形下以发出（或客户在发货单上签收）时点确认，系因客户提货时已实际取得商品占有；熊猫乳品对预收款销售的标准化产品以发货时点确认，则以产品标准化、款项预收为前提。公司同样采取先款后货模式。但《销售模式说明》明确约定，货物到达后由客户签收并验收，破损、短少及质量问题应于收货当日提出。据此，运输途中的风险仍由公司承担，控制权在客户签收时方转移。公司不具备援引发货确认的合同基础。若公司拟改为发货时点确认，则须先行修改经销协议、将风险转移点前移，但此举将与现行验收条款不一致，且在审核中可能被关注修改条款的原因及合理性。综合考虑，建议仍以客户签收作为确认时点。</w:t>
-      </w:r>
-    </w:p>
-    <w:p>
-      <w:pPr>
-        <w:spacing w:before="163" w:beforeLines="50" w:after="163" w:afterLines="50" w:line="360" w:lineRule="auto"/>
-        <w:ind w:firstLine="480" w:firstLineChars="200"/>
-        <w:jc w:val="both"/>
-        <w:rPr>
-          <w:rFonts w:ascii="Times New Roman" w:hAnsi="Times New Roman" w:cs="Times New Roman"/>
-        </w:rPr>
-      </w:pPr>
-      <w:r>
-        <w:rPr>
-          <w:rFonts w:hint="eastAsia" w:ascii="Times New Roman" w:hAnsi="Times New Roman" w:cs="Times New Roman"/>
-        </w:rPr>
-        <w:t>第三，关键单据均为经客户签字或盖章并载明日期的签收单、发货单或对账单，销售订单、发货单、物流记录及回款记录仅作为辅助核对资料。公司目前以出库单作为收入确认的支持性单据，与上述行业普遍做法及审核口径存在差异。</w:t>
-      </w:r>
-    </w:p>
-    <w:p>
-      <w:pPr>
-        <w:spacing w:before="163" w:beforeLines="50" w:after="163" w:afterLines="50" w:line="360" w:lineRule="auto"/>
-        <w:ind w:firstLine="480" w:firstLineChars="200"/>
-        <w:jc w:val="both"/>
-        <w:rPr>
-          <w:rFonts w:ascii="Times New Roman" w:hAnsi="Times New Roman" w:cs="Times New Roman"/>
-        </w:rPr>
-      </w:pPr>
-      <w:r>
-        <w:rPr>
-          <w:rFonts w:hint="eastAsia" w:ascii="Times New Roman" w:hAnsi="Times New Roman" w:cs="Times New Roman"/>
-        </w:rPr>
-        <w:t>第四，电商渠道普遍单独设定确认时点，且区分自营店铺零售与平台入仓、平台代销两类。幺麻子对电商自营以客户签收确认时确认收入、对天猫及京东等电商商超按委托代销收到结算单时确认；百利食品对自营电商以终端客户确认收货或系统自动确认收货并收到货款后确认、对平台电商以完成对账流程后确认；菊乐股份对电商平台销售以商品提供给客户并收取货款时确认。公司存在天猫、京东、拼多多、抖音等电商渠道销售，需比照上述做法分渠道单独设定确认时点，不宜与线下经销合并适用同一政策。</w:t>
+        <w:t>上述案例反映，以签收或验收作为控制权转移时点是食品行业经销模式的主流做法，关键单据均为经客户签字或盖章并载明日期的签收单、送货单或对账单，出库单、物流记录及回款记录仅作辅助核对。案例中采用发货时点确认的均有特定前提：菊乐股份系客户自提，客户提货时已实际取得商品占有；熊猫乳品系产品标准化且款项预收。公司虽同为先款后货模式，但合同约定运输途中的风险由公司承担、控制权于客户签收时方转移，不具备援引发货确认的合同基础，故建议仍以客户签收作为确认时点。上述案例中骑士乳业（920786）系北交所上市公司，审核口径对本次申报更具参考意义。另需关注的是，案例中电商渠道普遍单独设定确认时点，并区分自营店铺零售与平台入仓、平台代销两类，公司存在天猫、京东、拼多多、抖音等电商渠道销售，不宜与线下经销合并适用同一政策。</w:t>
       </w:r>
     </w:p>
     <w:p>
@@ -17609,7 +15681,7 @@
                 <w:sz w:val="21"/>
                 <w:szCs w:val="21"/>
               </w:rPr>
-              <w:t>①部分区域经销商、部分直供终端商、网络分销商的销售采用买断模式，以货物到达指定地点并经客户确认验收的时间作为风险和报酬的转移时点确认销售收入；②买断模式外的其他区域经销商、直供终端商采用委托代销模式，以收到客户委托代销结算清单的时间作为风险报酬的转移时点确认销售收入；③线上B2C模式：客户通过网上平台向公司下单，公司收到客户订单后发货，根据发货及交付客户的快递数据计算平均到货期为4天，公司在发货后4天确认收入；④平台B2B（统一入仓）模式：公司将货物运送至平台指定地点，根据合同约定的对账时间，收到电商平台的确认清单核对无误后确认收入；⑤平台B2B（委托代销）模式：以收到平台委托代销结算清单的时间作为风险报酬的转移时点确认销售收入。</w:t>
+              <w:t>①买断模式（部分区域经销商、直供终端商、网络分销商）：货物到达指定地点并经客户确认验收时确认；②委托代销模式（其他区域经销商、直供终端商）：收到客户委托代销结算清单时确认；③线上B2C：根据快递数据计算平均到货期为4天，于发货后4天确认；④平台B2B统一入仓：收到电商平台确认清单核对无误后确认；⑤平台B2B委托代销：收到平台结算清单时确认。</w:t>
             </w:r>
           </w:p>
         </w:tc>
@@ -17696,7 +15768,7 @@
                 <w:sz w:val="21"/>
                 <w:szCs w:val="21"/>
               </w:rPr>
-              <w:t>①合同生产销售收入：境内销售以本公司已根据合同约定将产品交付给客户并经客户签收确认收货后，确认销售收入；境外销售以本公司已根据合同约定将产品报关、完成出口报关手续后，确认销售收入。②自主品牌销售收入：以本公司已根据合同或订单约定将产品交付给客户并经客户签收确认收货后，确认销售收入。</w:t>
+              <w:t>①合同生产：境内以产品交付客户并经客户签收确认收货后确认，境外以完成出口报关手续后确认；②自主品牌销售：以产品交付客户并经客户签收确认收货后确认。</w:t>
             </w:r>
           </w:p>
         </w:tc>
@@ -17783,7 +15855,7 @@
                 <w:sz w:val="21"/>
                 <w:szCs w:val="21"/>
               </w:rPr>
-              <w:t>①合同生产销售收入：境内以货物到达指定地点并经客户确认时确认销售收入；境外以按照不同贸易条款下货物控制权转移给客户的时点确认销售收入。②品牌产品销售收入：买断销售方式是在已将商品交付予客户并经客户确认时确认销售收入。③技术服务收入在服务完成时确认。</w:t>
+              <w:t>①合同生产：境内以货物到达指定地点并经客户确认时确认，境外按不同贸易条款下货物控制权转移给客户的时点确认；②品牌产品买断销售：商品交付予客户并经客户确认时确认；③技术服务在服务完成时确认。</w:t>
             </w:r>
           </w:p>
         </w:tc>
@@ -17870,7 +15942,7 @@
                 <w:sz w:val="21"/>
                 <w:szCs w:val="21"/>
               </w:rPr>
-              <w:t>①产品销售收入，以发出产品后按照双方约定的收货方式作为确认依据；②出口贸易收入以海关审批返回的出口报关单为确认收入的依据，按出口批次取得海关出口报关单或电子口岸相关出口信息时确认销售收入。</w:t>
+              <w:t>①产品销售以发出产品后按双方约定的收货方式作为确认依据；②出口贸易以取得海关出口报关单或电子口岸相关出口信息时确认。</w:t>
             </w:r>
           </w:p>
         </w:tc>
@@ -17889,39 +15961,7 @@
         <w:rPr>
           <w:rFonts w:hint="eastAsia" w:ascii="Times New Roman" w:hAnsi="Times New Roman" w:cs="Times New Roman"/>
         </w:rPr>
-        <w:t>注：前表系食品行业经销模式的审核及披露案例，用于说明行业惯例及监管审核口径，其中幺麻子、百利食品、菊乐股份的收入确认方式摘录自其招股说明书，监管关注重点摘录自其审核问询回复；本表系公司同行业（保健食品）可比上市公司，摘录自各公司2025年年度报告，用于招股说明书所需的会计政策比较。</w:t>
-      </w:r>
-    </w:p>
-    <w:p>
-      <w:pPr>
-        <w:spacing w:before="163" w:beforeLines="50" w:after="163" w:afterLines="50" w:line="360" w:lineRule="auto"/>
-        <w:ind w:firstLine="480" w:firstLineChars="200"/>
-        <w:jc w:val="both"/>
-        <w:rPr>
-          <w:rFonts w:ascii="Times New Roman" w:hAnsi="Times New Roman" w:cs="Times New Roman"/>
-        </w:rPr>
-      </w:pPr>
-      <w:r>
-        <w:rPr>
-          <w:rFonts w:hint="eastAsia" w:ascii="Times New Roman" w:hAnsi="Times New Roman" w:cs="Times New Roman"/>
-        </w:rPr>
-        <w:t>上述可比公司中，汤臣倍健、百合股份、仙乐健康对自有品牌（买断经销）销售均以客户签收或经客户确认验收作为收入确认时点，与前述食品行业案例一致，无一家以货物出库时点确认收入；金达威的披露相对概括，表述为以发出产品后按照双方约定的收货方式作为确认依据，其确认时点亦指向客户收货环节。</w:t>
-      </w:r>
-    </w:p>
-    <w:p>
-      <w:pPr>
-        <w:spacing w:before="163" w:beforeLines="50" w:after="163" w:afterLines="50" w:line="360" w:lineRule="auto"/>
-        <w:ind w:firstLine="480" w:firstLineChars="200"/>
-        <w:jc w:val="both"/>
-        <w:rPr>
-          <w:rFonts w:ascii="Times New Roman" w:hAnsi="Times New Roman" w:cs="Times New Roman"/>
-        </w:rPr>
-      </w:pPr>
-      <w:r>
-        <w:rPr>
-          <w:rFonts w:hint="eastAsia" w:ascii="Times New Roman" w:hAnsi="Times New Roman" w:cs="Times New Roman"/>
-        </w:rPr>
-        <w:t>尤其值得关注的是汤臣倍健按渠道分别确定确认时点的做法：线下买断经销以货物到达指定地点并经客户确认验收为确认时点；委托代销以收到结算清单为确认时点；线上B2C以快递数据测算的平均到货期（4天）为基础，在发货后第4天确认收入；平台B2B统一入仓模式以收到电商平台确认清单并核对无误为确认时点。公司同样存在天猫、京东、拼多多、抖音等电商渠道销售。该等渠道零售订单笔数多、单笔金额小，难以逐笔取得客户签收凭据。汤臣倍健按平均到货期确认的处理方式已在年度报告中披露，对公司具有借鉴意义。</w:t>
+        <w:t>注：前表系食品行业经销模式的审核及披露案例，其中幺麻子、百利食品、菊乐股份摘录自其招股说明书及审核问询回复，用于说明行业惯例及监管审核口径；本表系公司同行业（保健食品）可比上市公司，摘录自各公司2025年年度报告，用于招股说明书所需的会计政策比较。可比公司中，汤臣倍健、百合股份、仙乐健康对自有品牌（买断经销）销售均以客户签收或经客户确认验收作为确认时点，无一家以货物出库时点确认；金达威披露相对概括，其确认时点亦指向客户收货环节。汤臣倍健对线上B2C以快递数据测算的平均到货期确认，对公司电商渠道零售订单笔数多、单笔金额小、难以逐笔取得签收凭据的情形具有借鉴意义。</w:t>
       </w:r>
     </w:p>
     <w:p>
@@ -17941,7 +15981,7 @@
           <w:b/>
           <w:bCs/>
         </w:rPr>
-        <w:t>建议：参考上述行业案例及同行业可比公司的收入确认原则，结合公司实际业务实质，建议将经销模式下的内销收入确认时点调整为客户签收（含客户自提），以经客户签署姓名及日期并加盖公章的签收单、验收单作为收入确认的支持性单据，销售订单、出库单、运单及回款记录作为辅助核对资料；对月末已发出但客户尚未签收的商品，通过发出商品科目核算，于次月客户签收时确认收入并结转相应成本；对电商渠道销售，应区分自营店铺零售与平台入仓、平台代销分别设定确认时点：自营店铺零售（天猫、京东、拼多多、抖音等）以平台确认收货或系统自动确认收货时点确认收入（参照百利食品、幺麻子），若因订单笔数多、单笔金额小而无法逐笔取得签收数据，可参照汤臣倍健根据历史快递数据测算平均到货期、以发货后平均到货天数确认收入，但须完整留存测算依据及各期复核记录；平台入仓（统一入仓）模式以与平台完成对账、收到平台确认清单核对无误时确认收入；平台委托代销模式以收到平台结算清单时确认收入。同时应根据公司在各渠道交易中的身份，审慎判断采用总额法或净额法核算。会计政策确定后，需按照确定的政策对报告期各期收入进行重新计算，作为前期差错更正处理，并在审计报告中充分披露；同时应同步修订经销协议中关于交付、验收及风险转移的条款，使合同约定、会计政策与实际执行口径三者一致。</w:t>
+        <w:t>建议：参考上述行业案例及可比公司的收入确认原则，建议将经销模式下的内销收入确认时点调整为客户签收（含客户自提），以经客户签署姓名、日期并加盖公章的签收单、验收单作为支持性单据，订单、出库单、运单及回款记录作为辅助核对资料；月末已发出而客户尚未签收的商品，通过发出商品科目核算，于次月客户签收时确认收入并结转成本。电商渠道应区分自营店铺零售与平台入仓、平台代销分别设定时点：自营店铺零售（天猫、京东、拼多多、抖音等）以平台确认收货或系统自动确认收货时确认，如因订单笔数多、单笔金额小无法逐笔取得签收数据，可参照汤臣倍健以历史快递数据测算的平均到货天数确认，但须留存测算依据及各期复核记录；平台入仓以完成对账、收到确认清单核对无误时确认；平台委托代销以收到平台结算清单时确认。同时应根据公司在各渠道交易中的身份，审慎判断采用总额法或净额法核算。会计政策确定后，需对报告期各期收入重新计算，作为前期差错更正处理并在审计报告中充分披露，并同步修订经销协议中关于交付、验收及风险转移的条款，使合同约定、会计政策与实际执行口径三者一致。</w:t>
       </w:r>
     </w:p>
     <w:p>
@@ -17973,7 +16013,7 @@
         <w:rPr>
           <w:rFonts w:hint="eastAsia" w:ascii="Times New Roman" w:hAnsi="Times New Roman" w:cs="Times New Roman"/>
         </w:rPr>
-        <w:t>从上述案例的问询情况看，监管机构对食品行业经销收入的审核关注点高度集中，且多项关注方向与公司目前存在的问题直接对应。具体归纳如下：</w:t>
+        <w:t>从上述案例的问询情况看，监管机构对食品行业经销收入的审核关注点高度集中，且多项关注方向与公司目前情况直接对应，具体归纳如下：</w:t>
       </w:r>
     </w:p>
     <w:tbl>
@@ -18150,7 +16190,7 @@
                 <w:sz w:val="21"/>
                 <w:szCs w:val="21"/>
               </w:rPr>
-              <w:t>经销收入确认方法、确认依据及签收时点是否符合控制权转移原则和行业惯例；收入确认政策是否与合同约定的交付、验收及风险转移条款一致；是否存在相近时点下单而收入确认时间差异异常的情形。</w:t>
+              <w:t>确认方法、确认依据及签收时点是否符合控制权转移原则和行业惯例；收入确认政策是否与合同约定的交付、验收及风险转移条款一致。</w:t>
             </w:r>
           </w:p>
         </w:tc>
@@ -18177,7 +16217,7 @@
                 <w:sz w:val="21"/>
                 <w:szCs w:val="21"/>
               </w:rPr>
-              <w:t>公司以出库时点确认收入，与《销售模式说明》约定的签收验收条款不一致，且2024年度审计报告附注的收入政策沿用燕京啤酒模板。需在确定新政策后重新计算报告期各期收入，并统一合同条款、会计政策与实际执行口径。</w:t>
+              <w:t>公司以出库时点确认收入，与《销售模式说明》约定的签收验收条款不一致。需在确定新政策后重新计算报告期各期收入，并统一合同条款、会计政策与实际执行口径。</w:t>
             </w:r>
           </w:p>
         </w:tc>
@@ -18237,7 +16277,7 @@
                 <w:sz w:val="21"/>
                 <w:szCs w:val="21"/>
               </w:rPr>
-              <w:t>签收单缺失、未签字盖章、未载明签收日期等单据瑕疵是否导致跨期确认；发出商品、客户签收与收入确认的截止性是否准确；销售相关内部控制是否有效。</w:t>
+              <w:t>签收单缺失、未签字盖章、未载明日期等瑕疵是否导致跨期确认；发出商品、客户签收与收入确认的截止性是否准确。</w:t>
             </w:r>
           </w:p>
         </w:tc>
@@ -18264,7 +16304,7 @@
                 <w:sz w:val="21"/>
                 <w:szCs w:val="21"/>
               </w:rPr>
-              <w:t>公司目前以出库单为唯一支持性单据，签收单、验收单的取得及归档情况尚待核查；发出商品科目期初、期末余额均为零，未对在途商品进行核算。需建立签收单管理制度、补全报告期签收记录，并在各期末执行销售截止性测试。</w:t>
+              <w:t>公司以出库单为支持性单据，签收单、验收单的取得及归档情况尚待核查。需建立签收单管理制度、补全报告期签收记录，并在各期末执行截止性测试。</w:t>
             </w:r>
           </w:p>
         </w:tc>
@@ -18324,7 +16364,7 @@
                 <w:sz w:val="21"/>
                 <w:szCs w:val="21"/>
               </w:rPr>
-              <w:t>经销商备货、进销存、期末库存、期后销售及终端销售是否匹配；是否存在渠道压货、期末突击发货或提前确认收入；期末发货的月度分布是否异常。</w:t>
+              <w:t>经销商备货、进销存、期末库存、期后销售及终端销售是否匹配；是否存在渠道压货或期末突击发货。</w:t>
             </w:r>
           </w:p>
         </w:tc>
@@ -18351,7 +16391,7 @@
                 <w:sz w:val="21"/>
                 <w:szCs w:val="21"/>
               </w:rPr>
-              <w:t>公司尚未建立经销商进销存台账，尽调清单2-4-5-2经销商管理台账及2-4-5-5经销商库存、终端销售数据尚未提供。需要求主要经销商按月报送进销存及终端销售数据，并分析报告期各期末发货的月度分布。</w:t>
+              <w:t>公司尚未建立经销商进销存台账，尽调清单2-4-5-2、2-4-5-5相关资料尚未提供。需要求主要经销商按月报送进销存及终端销售数据，并分析各期末发货的月度分布。</w:t>
             </w:r>
           </w:p>
         </w:tc>
@@ -18411,7 +16451,7 @@
                 <w:sz w:val="21"/>
                 <w:szCs w:val="21"/>
               </w:rPr>
-              <w:t>经销商返利、预付款折扣、未开票收入及第三方回款的真实性、合理性及会计处理；返利比例波动及高返利客户的商业合理性；第三方回款下合同流、货物流、资金流是否一致。</w:t>
+              <w:t>返利、预付款折扣、未开票收入及第三方回款的真实性、合理性及会计处理；返利比例波动及高返利客户的商业合理性。</w:t>
             </w:r>
           </w:p>
         </w:tc>
@@ -18438,7 +16478,7 @@
                 <w:sz w:val="21"/>
                 <w:szCs w:val="21"/>
               </w:rPr>
-              <w:t>公司返利以0元出货方式兑现且未入账，亦未建立返利台账（详见本节2、经销商返利政策的会计处理）；对经销商销售存在第三方回款情形。需建立返利台账并规范会计处理，梳理第三方回款明细并取得代付协议及相关方确认。</w:t>
+              <w:t>公司返利以0元出货方式兑现且未入账（详见本节2）；对经销商销售存在第三方回款情形。需建立返利台账并规范会计处理，梳理第三方回款明细并取得代付协议。</w:t>
             </w:r>
           </w:p>
         </w:tc>
@@ -18498,7 +16538,7 @@
                 <w:sz w:val="21"/>
                 <w:szCs w:val="21"/>
               </w:rPr>
-              <w:t>经销商成立时间与合作时间、注册资本、经营能力与采购规模是否匹配；是否存在关联方、前员工、发行人董监高或员工持股、代持及异常资金往来；销售人员与经销商之间是否存在资金往来。</w:t>
+              <w:t>经销商成立时间与合作时间、注册资本、经营能力与采购规模是否匹配；是否存在关联方、前员工、董监高或员工持股、代持及异常资金往来。</w:t>
             </w:r>
           </w:p>
         </w:tc>
@@ -18525,94 +16565,7 @@
                 <w:sz w:val="21"/>
                 <w:szCs w:val="21"/>
               </w:rPr>
-              <w:t>公司拟实施经销商入股（详见（一）法律事项2、经销商入股），该项安排将使部分经销商同时具备股东身份，属审核重点关注事项。需建立经销商台账、穿透核查主要经销商的股东及实际控制人，并就入股安排的商业合理性、定价公允性及是否影响销售真实性作出充分说明。</w:t>
-            </w:r>
-          </w:p>
-        </w:tc>
-      </w:tr>
-      <w:tr>
-        <w:trPr>
-          <w:trHeight w:val="397" w:hRule="atLeast"/>
-          <w:jc w:val="center"/>
-        </w:trPr>
-        <w:tc>
-          <w:tcPr>
-            <w:tcW w:w="1600" w:type="dxa"/>
-            <w:vAlign w:val="center"/>
-          </w:tcPr>
-          <w:p>
-            <w:pPr>
-              <w:widowControl w:val="0"/>
-              <w:jc w:val="center"/>
-              <w:rPr>
-                <w:rFonts w:hint="eastAsia" w:ascii="Times New Roman" w:hAnsi="Times New Roman" w:cs="Times New Roman"/>
-                <w:kern w:val="2"/>
-                <w:sz w:val="21"/>
-                <w:szCs w:val="21"/>
-              </w:rPr>
-            </w:pPr>
-            <w:r>
-              <w:rPr>
-                <w:rFonts w:hint="eastAsia" w:ascii="Times New Roman" w:hAnsi="Times New Roman" w:cs="Times New Roman"/>
-                <w:kern w:val="2"/>
-                <w:sz w:val="21"/>
-                <w:szCs w:val="21"/>
-              </w:rPr>
-              <w:t>物流与运费的匹配</w:t>
-            </w:r>
-          </w:p>
-        </w:tc>
-        <w:tc>
-          <w:tcPr>
-            <w:tcW w:w="4400" w:type="dxa"/>
-            <w:vAlign w:val="center"/>
-          </w:tcPr>
-          <w:p>
-            <w:pPr>
-              <w:widowControl w:val="0"/>
-              <w:jc w:val="both"/>
-              <w:rPr>
-                <w:rFonts w:hint="eastAsia" w:ascii="Times New Roman" w:hAnsi="Times New Roman" w:cs="Times New Roman"/>
-                <w:kern w:val="2"/>
-                <w:sz w:val="21"/>
-                <w:szCs w:val="21"/>
-              </w:rPr>
-            </w:pPr>
-            <w:r>
-              <w:rPr>
-                <w:rFonts w:hint="eastAsia" w:ascii="Times New Roman" w:hAnsi="Times New Roman" w:cs="Times New Roman"/>
-                <w:kern w:val="2"/>
-                <w:sz w:val="21"/>
-                <w:szCs w:val="21"/>
-              </w:rPr>
-              <w:t>第三方物流的运输量、运输金额及单价与销量是否匹配；运输记录能否支持发出商品与客户签收的划分。</w:t>
-            </w:r>
-          </w:p>
-        </w:tc>
-        <w:tc>
-          <w:tcPr>
-            <w:tcW w:w="4425" w:type="dxa"/>
-            <w:vAlign w:val="center"/>
-          </w:tcPr>
-          <w:p>
-            <w:pPr>
-              <w:widowControl w:val="0"/>
-              <w:jc w:val="both"/>
-              <w:rPr>
-                <w:rFonts w:hint="eastAsia" w:ascii="Times New Roman" w:hAnsi="Times New Roman" w:cs="Times New Roman"/>
-                <w:kern w:val="2"/>
-                <w:sz w:val="21"/>
-                <w:szCs w:val="21"/>
-              </w:rPr>
-            </w:pPr>
-            <w:r>
-              <w:rPr>
-                <w:rFonts w:hint="eastAsia" w:ascii="Times New Roman" w:hAnsi="Times New Roman" w:cs="Times New Roman"/>
-                <w:kern w:val="2"/>
-                <w:sz w:val="21"/>
-                <w:szCs w:val="21"/>
-              </w:rPr>
-              <w:t>公司尚未建立运费台账，出库单与运单无法逐笔匹配。需与承运商协商在对账单中补充运单号，建立运费台账并在系统中实现出库单与运单的匹配。</w:t>
+              <w:t>公司拟实施经销商入股（详见（一）法律事项2），将使部分经销商同时具备股东身份，属审核重点关注事项。需建立经销商台账、穿透核查主要经销商的股东及实际控制人，并就入股的商业合理性及定价公允性作出说明。</w:t>
             </w:r>
           </w:p>
         </w:tc>
@@ -18635,7 +16588,7 @@
           <w:b/>
           <w:bCs/>
         </w:rPr>
-        <w:t>建议：上述六个方向应作为公司销售循环规范整改的清单，逐项建立台账与制度并落实到系统。其中经销商进销存及终端销售数据、返利台账、经销商穿透核查资料需要经销商配合，取得周期较长，建议在会计师、律师进场后即启动，避免申报前集中补做。</w:t>
+        <w:t>建议：上述五个方向应作为公司销售循环规范整改的清单，逐项建立台账与制度并落实到系统。其中经销商进销存及终端销售数据、返利台账、经销商穿透核查资料需要经销商配合，取得周期较长，建议在会计师、律师进场后即启动，避免申报前集中补做。</w:t>
       </w:r>
     </w:p>
     <w:p>
@@ -18651,7 +16604,7 @@
         <w:rPr>
           <w:rFonts w:hint="eastAsia" w:ascii="Times New Roman" w:hAnsi="Times New Roman" w:cs="Times New Roman"/>
         </w:rPr>
-        <w:t>（3）销售内部控制及单据管理</w:t>
+        <w:t>（3）其他需完善事项</w:t>
       </w:r>
     </w:p>
     <w:p>
@@ -18667,7 +16620,7 @@
         <w:rPr>
           <w:rFonts w:hint="eastAsia" w:ascii="Times New Roman" w:hAnsi="Times New Roman" w:cs="Times New Roman"/>
         </w:rPr>
-        <w:t>基于IPO收入核查要求，公司销售环节的内部控制及单据管理需相应完善：</w:t>
+        <w:t>除收入确认时点外，以下事项需一并规范：</w:t>
       </w:r>
     </w:p>
     <w:p>
@@ -18683,7 +16636,7 @@
         <w:rPr>
           <w:rFonts w:hint="eastAsia" w:ascii="Times New Roman" w:hAnsi="Times New Roman" w:cs="Times New Roman"/>
         </w:rPr>
-        <w:t>①签收单据：公司目前以出库单作为收入确认单据，签收单、验收单的取得、回收及归档情况尚待核查，报告期内是否完整留存客户签收记录存在不确定性；</w:t>
+        <w:t>①单据与内控。销售全流程依托订单履约系统运行，需核查订单、发货、签收、开票、收款各节点的留痕是否完整、可追溯，系统数据能否与财务账及出入库记录勾稽。公司尚未建立运费台账，承运商对账单与出库单、运单无法逐笔匹配。此外，《经销商代理商管理说明》载明非质量问题不予退还，需核查报告期退换货的实际发生情况及账务处理。</w:t>
       </w:r>
     </w:p>
     <w:p>
@@ -18699,7 +16652,7 @@
         <w:rPr>
           <w:rFonts w:hint="eastAsia" w:ascii="Times New Roman" w:hAnsi="Times New Roman" w:cs="Times New Roman"/>
         </w:rPr>
-        <w:t>②订单履约系统：公司销售全流程依托订单履约系统运行，需核查系统中订单、发货、签收、开票、收款各节点的留痕是否完整、可追溯，系统数据能否与财务账、出入库记录相互勾稽；</w:t>
+        <w:t>②合同负债及应收账款的列报。公司销售采取先款后货模式，2024年末、2025年末应收账款科目余额分别为2,453.84元和7,032.00元，同期合同负债科目余额分别为7,041.54万元和3,790.46万元。截至2026年6月30日，合同负债科目余额为零，即2026年1-6月一次性冲减3,790.46万元；同时应收账款科目呈贷方余额619.94万元。上述情况反映，报告期内合同负债的核算口径可能发生变化，需核查系收入确认时点调整、前期差错更正还是账务归集方式变更所致；已收取但尚未发货的款项挂账于应收账款科目贷方，未按规定重分类列报为合同负债。</w:t>
       </w:r>
     </w:p>
     <w:p>
@@ -18715,23 +16668,7 @@
         <w:rPr>
           <w:rFonts w:hint="eastAsia" w:ascii="Times New Roman" w:hAnsi="Times New Roman" w:cs="Times New Roman"/>
         </w:rPr>
-        <w:t>③物流单据：需核查公司是否建立运费台账，承运商对账单能否与出库单、运单逐笔匹配，以支持期末已发出商品与在途商品的划分；</w:t>
-      </w:r>
-    </w:p>
-    <w:p>
-      <w:pPr>
-        <w:spacing w:before="163" w:beforeLines="50" w:after="163" w:afterLines="50" w:line="360" w:lineRule="auto"/>
-        <w:ind w:firstLine="480" w:firstLineChars="200"/>
-        <w:jc w:val="both"/>
-        <w:rPr>
-          <w:rFonts w:ascii="Times New Roman" w:hAnsi="Times New Roman" w:cs="Times New Roman"/>
-        </w:rPr>
-      </w:pPr>
-      <w:r>
-        <w:rPr>
-          <w:rFonts w:hint="eastAsia" w:ascii="Times New Roman" w:hAnsi="Times New Roman" w:cs="Times New Roman"/>
-        </w:rPr>
-        <w:t>④退换货：根据《经销商代理商管理说明》，公司明确了退换货条件和流程，非质量问题不予退还，需核查报告期内退换货的实际发生情况及账务处理，判断是否属于买断式经销以及是否需要确认预计退货负债。</w:t>
+        <w:t>③存货核算与收入确认的匹配。截至2026年6月30日，公司库存商品—纳豆—自产明细科目呈贷方余额1,815.99万元，即出现负库存。该情形反映存货出库的账务处理先于入库，实物流转与账务核算在时点上不同步，会影响成本结转的准确性，其成因与公司目前以出库单驱动收入及成本确认的做法相关。</w:t>
       </w:r>
     </w:p>
     <w:p>
@@ -18751,127 +16688,7 @@
           <w:b/>
           <w:bCs/>
         </w:rPr>
-        <w:t>建议：①与经销商协商，统一采用加盖公章并由签收人签署姓名及日期的方式办理签收，并对报告期内已发生的签收单据进行补充完善；②留存签收人员的身份确认依据（工牌、名片，或客户出具并加盖公章的授权签收人名单）；③完善订单履约系统的节点设置，实现订单—出库—发运—签收—开票—收款全流程的留痕与匹配；④建立运费台账，将出库单与运单进行匹配，为期末发出商品的划分提供依据；⑤建立报告期退换货台账，评估是否需要确认预计负债。</w:t>
-      </w:r>
-    </w:p>
-    <w:p>
-      <w:pPr>
-        <w:spacing w:before="163" w:beforeLines="50" w:after="163" w:afterLines="50" w:line="360" w:lineRule="auto"/>
-        <w:ind w:firstLine="480" w:firstLineChars="200"/>
-        <w:jc w:val="both"/>
-        <w:rPr>
-          <w:rFonts w:ascii="Times New Roman" w:hAnsi="Times New Roman" w:cs="Times New Roman"/>
-        </w:rPr>
-      </w:pPr>
-      <w:r>
-        <w:rPr>
-          <w:rFonts w:hint="eastAsia" w:ascii="Times New Roman" w:hAnsi="Times New Roman" w:cs="Times New Roman"/>
-        </w:rPr>
-        <w:t>（4）合同负债及应收账款的列报</w:t>
-      </w:r>
-    </w:p>
-    <w:p>
-      <w:pPr>
-        <w:spacing w:before="163" w:beforeLines="50" w:after="163" w:afterLines="50" w:line="360" w:lineRule="auto"/>
-        <w:ind w:firstLine="480" w:firstLineChars="200"/>
-        <w:jc w:val="both"/>
-        <w:rPr>
-          <w:rFonts w:ascii="Times New Roman" w:hAnsi="Times New Roman" w:cs="Times New Roman"/>
-        </w:rPr>
-      </w:pPr>
-      <w:r>
-        <w:rPr>
-          <w:rFonts w:hint="eastAsia" w:ascii="Times New Roman" w:hAnsi="Times New Roman" w:cs="Times New Roman"/>
-        </w:rPr>
-        <w:t>公司销售采取先款后货模式，报告期内应收账款余额极小，2024年末、2025年末应收账款科目余额分别为2,453.84元和7,032.00元；相应地，2024年末、2025年末合同负债科目余额分别为7,041.54万元和3,790.46万元。</w:t>
-      </w:r>
-    </w:p>
-    <w:p>
-      <w:pPr>
-        <w:spacing w:before="163" w:beforeLines="50" w:after="163" w:afterLines="50" w:line="360" w:lineRule="auto"/>
-        <w:ind w:firstLine="480" w:firstLineChars="200"/>
-        <w:jc w:val="both"/>
-        <w:rPr>
-          <w:rFonts w:ascii="Times New Roman" w:hAnsi="Times New Roman" w:cs="Times New Roman"/>
-        </w:rPr>
-      </w:pPr>
-      <w:r>
-        <w:rPr>
-          <w:rFonts w:hint="eastAsia" w:ascii="Times New Roman" w:hAnsi="Times New Roman" w:cs="Times New Roman"/>
-        </w:rPr>
-        <w:t>但截至2026年6月30日，公司合同负债科目余额为零，即2026年1-6月一次性冲减合同负债3,790.46万元；同时，应收账款科目于2026年6月30日呈贷方余额619.94万元。上述情况反映：①报告期内合同负债的核算口径可能发生变化，需核查系收入确认时点调整、前期差错更正还是账务归集方式变更所致；②已收取但尚未发货的款项挂账于应收账款科目贷方，未按规定重分类列报为合同负债，与财务报表列报要求存在差异。</w:t>
-      </w:r>
-    </w:p>
-    <w:p>
-      <w:pPr>
-        <w:spacing w:before="163" w:beforeLines="50" w:after="163" w:afterLines="50" w:line="360" w:lineRule="auto"/>
-        <w:ind w:firstLine="480" w:firstLineChars="200"/>
-        <w:jc w:val="both"/>
-        <w:rPr>
-          <w:rFonts w:ascii="Times New Roman" w:hAnsi="Times New Roman" w:cs="Times New Roman"/>
-          <w:b/>
-          <w:bCs/>
-        </w:rPr>
-      </w:pPr>
-      <w:r>
-        <w:rPr>
-          <w:rFonts w:hint="eastAsia" w:ascii="Times New Roman" w:hAnsi="Times New Roman" w:cs="Times New Roman"/>
-          <w:b/>
-          <w:bCs/>
-        </w:rPr>
-        <w:t>建议：①梳理2024年以来合同负债的形成与结转过程，明确2026年1-6月一次性冲减合同负债的原因及依据，如属差错应作为前期差错更正处理；②在收入确认政策调整后，重新计算各期末已收款但未确认收入的金额，并全额列报于合同负债；③应收账款科目期末不得出现贷方余额，应按客户逐户分析，将贷方余额重分类至合同负债列报；④建立预收货款与发货、签收记录之间的台账勾稽机制，确保合同负债余额可与未发货订单逐笔对应。</w:t>
-      </w:r>
-    </w:p>
-    <w:p>
-      <w:pPr>
-        <w:spacing w:before="163" w:beforeLines="50" w:after="163" w:afterLines="50" w:line="360" w:lineRule="auto"/>
-        <w:ind w:firstLine="480" w:firstLineChars="200"/>
-        <w:jc w:val="both"/>
-        <w:rPr>
-          <w:rFonts w:ascii="Times New Roman" w:hAnsi="Times New Roman" w:cs="Times New Roman"/>
-        </w:rPr>
-      </w:pPr>
-      <w:r>
-        <w:rPr>
-          <w:rFonts w:hint="eastAsia" w:ascii="Times New Roman" w:hAnsi="Times New Roman" w:cs="Times New Roman"/>
-        </w:rPr>
-        <w:t>（5）存货核算与收入确认的匹配</w:t>
-      </w:r>
-    </w:p>
-    <w:p>
-      <w:pPr>
-        <w:spacing w:before="163" w:beforeLines="50" w:after="163" w:afterLines="50" w:line="360" w:lineRule="auto"/>
-        <w:ind w:firstLine="480" w:firstLineChars="200"/>
-        <w:jc w:val="both"/>
-        <w:rPr>
-          <w:rFonts w:ascii="Times New Roman" w:hAnsi="Times New Roman" w:cs="Times New Roman"/>
-        </w:rPr>
-      </w:pPr>
-      <w:r>
-        <w:rPr>
-          <w:rFonts w:hint="eastAsia" w:ascii="Times New Roman" w:hAnsi="Times New Roman" w:cs="Times New Roman"/>
-        </w:rPr>
-        <w:t>截至2026年6月30日，公司库存商品—纳豆—自产明细科目呈贷方余额1,815.99万元，即出现负库存。该情形反映存货出库的账务处理先于入库，实物流转与账务核算在时点上不同步，会影响成本结转的准确性。其成因与公司目前以出库单驱动收入及成本确认的做法相关，入库、出库与收入确认之间尚未建立严格的匹配机制。</w:t>
-      </w:r>
-    </w:p>
-    <w:p>
-      <w:pPr>
-        <w:spacing w:before="163" w:beforeLines="50" w:after="163" w:afterLines="50" w:line="360" w:lineRule="auto"/>
-        <w:ind w:firstLine="480" w:firstLineChars="200"/>
-        <w:jc w:val="both"/>
-        <w:rPr>
-          <w:rFonts w:ascii="Times New Roman" w:hAnsi="Times New Roman" w:cs="Times New Roman"/>
-          <w:b/>
-          <w:bCs/>
-        </w:rPr>
-      </w:pPr>
-      <w:r>
-        <w:rPr>
-          <w:rFonts w:hint="eastAsia" w:ascii="Times New Roman" w:hAnsi="Times New Roman" w:cs="Times New Roman"/>
-          <w:b/>
-          <w:bCs/>
-        </w:rPr>
-        <w:t>建议：①核查负库存形成的具体原因，区分系产成品入库不及时、委外加工核算不规范还是暂估处理不当，并逐项予以调整；②规范产成品入库、出库的单据流转及系统记账时点，杜绝未办理入库即出库的情形；③按月开展存货盘点，将账面数量与实物数量核对一致；④在收入确认政策调整后同步调整成本结转政策，确保收入与成本在同一期间配比。</w:t>
+        <w:t>建议：①与经销商协商统一采用加盖公章并由签收人签署姓名及日期的方式办理签收，补充完善报告期已发生的签收单据；完善订单履约系统的节点设置，实现订单至收款全流程的留痕与匹配；建立运费台账及退换货台账，并评估是否需要确认预计退货负债。②梳理2024年以来合同负债的形成与结转过程，明确2026年1-6月一次性冲减的原因及依据，如属差错应作前期差错更正；收入确认政策调整后重新计算各期末已收款未确认收入的金额并全额列报于合同负债，应收账款期末不得出现贷方余额。③核查负库存形成的具体原因，区分产成品入库不及时、委外加工核算不规范或暂估处理不当并逐项调整；规范入库、出库单据流转及系统记账时点，按月开展存货盘点，并确保收入与成本配比。</w:t>
       </w:r>
     </w:p>
     <w:p>
@@ -18955,7 +16772,7 @@
         <w:rPr>
           <w:rFonts w:hint="eastAsia" w:ascii="Times New Roman" w:hAnsi="Times New Roman" w:cs="Times New Roman"/>
         </w:rPr>
-        <w:t>查阅公司2024年度至2026年6月的序时账，未见与返利相关的会计科目或凭证摘要，公司亦未建立返利台账。截至目前，公司尚未提供折扣返利政策文件及折扣返利明细表，报告期内返利的发生金额、兑现金额及期末未兑现余额，暂无法取得。</w:t>
+        <w:t>查阅公司2024年度至2026年6月的序时账，未见与返利相关的会计科目或凭证摘要，公司亦未建立返利台账。截至目前，公司尚未提供折扣返利政策文件及折扣返利明细表，报告期内返利的发生金额、兑现金额及期末未兑现余额暂无法取得。</w:t>
       </w:r>
     </w:p>
     <w:p>
@@ -18971,7 +16788,7 @@
         <w:rPr>
           <w:rFonts w:hint="eastAsia" w:ascii="Times New Roman" w:hAnsi="Times New Roman" w:cs="Times New Roman"/>
         </w:rPr>
-        <w:t>另需说明，公司2025年度审计报告财务报表附注对收入确认具体方法的表述为：按照扣除应付经销商的对价后确认收入。应付客户对价属于《企业会计准则第14号——收入》规定的应当冲减交易价格的事项。即附注所披露的会计政策要求收入按扣除应付经销商对价后的金额确认，与账面未反映返利的情况不一致。</w:t>
+        <w:t>另需说明，公司2025年度审计报告财务报表附注对收入确认具体方法的表述为：按照扣除应付经销商的对价后确认收入。应付客户对价属于《企业会计准则第14号——收入》规定的应当冲减交易价格的事项，即附注所披露的会计政策要求收入按扣除应付经销商对价后的金额确认，与账面未反映返利的情况不一致。</w:t>
       </w:r>
     </w:p>
     <w:p>
@@ -19003,7 +16820,7 @@
         <w:rPr>
           <w:rFonts w:hint="eastAsia" w:ascii="Times New Roman" w:hAnsi="Times New Roman" w:cs="Times New Roman"/>
         </w:rPr>
-        <w:t>《企业会计准则第14号——收入》第三十五条规定：对于附有客户额外购买选择权的销售，企业应当评估该选择权是否向客户提供了一项重大权利，企业提供重大权利的，应当作为单项履约义务，按照本准则第二十条至第二十四条规定将交易价格分摊至该履约义务，在客户未来行使购买选择权取得相关商品控制权时，或者该选择权失效时，确认相应的收入。客户额外购买选择权的单独售价无法直接观察的，企业应当综合考虑客户行使和不行使该选择权所能获得的折扣的差异、客户行使该选择权的可能性等全部相关信息后，予以合理估计。</w:t>
+        <w:t>《企业会计准则第14号——收入》第三十五条规定：对于附有客户额外购买选择权的销售，企业应当评估该选择权是否向客户提供了一项重大权利；企业提供重大权利的，应当作为单项履约义务，将交易价格分摊至该履约义务，在客户未来行使购买选择权取得相关商品控制权时，或者该选择权失效时，确认相应的收入。</w:t>
       </w:r>
     </w:p>
     <w:p>
@@ -19019,7 +16836,7 @@
         <w:rPr>
           <w:rFonts w:hint="eastAsia" w:ascii="Times New Roman" w:hAnsi="Times New Roman" w:cs="Times New Roman"/>
         </w:rPr>
-        <w:t>《监管规则适用指引——会计类第2号》规定：对基于客户采购情况等给予的现金返利，企业应当按照可变对价原则进行会计处理；对基于客户一定采购数量的实物返利或仅适用于未来采购的价格折扣，企业应当按照附有额外购买选择权的销售进行会计处理，评估该返利是否构成一项重大权利，以确定是否将其作为单项履约义务并分摊交易对价。</w:t>
+        <w:t>《监管规则适用指引——会计类第2号》规定，对基于客户采购情况等给予的现金返利，应按可变对价原则处理；对基于客户一定采购数量的实物返利或仅适用于未来采购的价格折扣，应按附有额外购买选择权的销售处理，评估是否构成重大权利。据此，现金返利在确认收入时按期望值或最可能发生金额估计返利金额，从当期营业收入中扣除并计提负债，结算时抵减应收账款或货款；实物返利在各期末对客户行使选择权的可能性作出估计，按分摊的交易对价冲减收入并确认合同负债，实际执行时按分摊的交易对价确认收入。</w:t>
       </w:r>
     </w:p>
     <w:p>
@@ -19035,23 +16852,7 @@
         <w:rPr>
           <w:rFonts w:hint="eastAsia" w:ascii="Times New Roman" w:hAnsi="Times New Roman" w:cs="Times New Roman"/>
         </w:rPr>
-        <w:t>据此，返利的会计处理首先取决于返利的性质。现金返利按可变对价处理，在确认收入时按期望值或最可能发生金额估计返利金额，从当期营业收入中扣除并计提负债，后续结算时抵减应收账款或货款。实物返利按附有额外购买选择权的销售处理，在各期末结合实际交易情况对客户行使该选择权的可能性作出估计，按分摊的交易对价冲减收入并确认合同负债；实物返利实际执行时，按分摊的交易对价确认对应的收入。</w:t>
-      </w:r>
-    </w:p>
-    <w:p>
-      <w:pPr>
-        <w:spacing w:before="163" w:beforeLines="50" w:after="163" w:afterLines="50" w:line="360" w:lineRule="auto"/>
-        <w:ind w:firstLine="480" w:firstLineChars="200"/>
-        <w:jc w:val="both"/>
-        <w:rPr>
-          <w:rFonts w:ascii="Times New Roman" w:hAnsi="Times New Roman" w:cs="Times New Roman"/>
-        </w:rPr>
-      </w:pPr>
-      <w:r>
-        <w:rPr>
-          <w:rFonts w:hint="eastAsia" w:ascii="Times New Roman" w:hAnsi="Times New Roman" w:cs="Times New Roman"/>
-        </w:rPr>
-        <w:t>需要说明的是，返利以货物形式兑现的，并不必然认定为实物返利。根据《上市公司执行企业会计准则案例解析（2024）》案例6-24关于返利的会计处理，若企业按约定标准计提应返还给客户的现金金额，该现金不直接支付给客户，而是冲抵客户下一批次货物的购买价款、减少客户采购应支付的现金金额，则该等返利属于现金返利。公司返利的兑现方式为下期以货物抵扣，需进一步核实其实质为抵减下期货款，还是在正常采购之外另行交付货物，据以确定适用现金返利还是实物返利的处理路径。</w:t>
+        <w:t>需要说明的是，返利以货物形式兑现的并不必然认定为实物返利。根据《上市公司执行企业会计准则案例解析（2024）》案例6-24，企业按约定标准计提应返还给客户的现金金额、该现金不直接支付而是冲抵客户下一批次货物的购买价款的，属于现金返利。公司返利的兑现方式为下期以货物抵扣，需核实其实质为抵减下期货款还是在正常采购之外另行交付货物，据以确定处理路径。</w:t>
       </w:r>
     </w:p>
     <w:p>
@@ -19317,7 +17118,7 @@
                 <w:sz w:val="21"/>
                 <w:szCs w:val="21"/>
               </w:rPr>
-              <w:t>每年根据市场反馈制定经销商销售任务，对完成规定销售任务的经销商按合同约定给予年度返利，经销商通过实物货款抵扣兑现，即将销售返利转为后续订单的货款抵减。</w:t>
+              <w:t>每年制定经销商销售任务，对完成任务的经销商按合同约定给予年度返利，经销商通过实物货款抵扣兑现，即将返利转为后续订单的货款抵减。</w:t>
             </w:r>
           </w:p>
         </w:tc>
@@ -19344,7 +17145,7 @@
                 <w:sz w:val="21"/>
                 <w:szCs w:val="21"/>
               </w:rPr>
-              <w:t>该结算形式认定为现金返利，依据为《上市公司执行企业会计准则案例解析（2024）》案例6-24关于返利的会计处理中现金返利的定义。会计分录为：计提销售返利时，借记营业收入、贷记合同负债；兑现销售返利时，借记合同负债、贷记营业收入。</w:t>
+              <w:t>依据《上市公司执行企业会计准则案例解析（2024）》案例6-24中现金返利的定义，认定为现金返利。分录为：计提时借记营业收入、贷记合同负债；兑现时借记合同负债、贷记营业收入。</w:t>
             </w:r>
           </w:p>
         </w:tc>
@@ -19431,7 +17232,7 @@
                 <w:sz w:val="21"/>
                 <w:szCs w:val="21"/>
               </w:rPr>
-              <w:t>合同统一约定以经双方确认的订单发出货物总额扣除退货后的净额作为返利考核基数，按约定比例计算返利金额。返利方式通常优先选择实物返利，个别客户采用现金返利，返利金额计算与实物返利相同。报告期内实物返利占主营业务收入的比例为2.61%至3.13%，现金返利占比为0.18%至0.23%。</w:t>
+              <w:t>以订单发出货物总额扣除退货后的净额为返利考核基数，按约定比例计算。通常优先选择实物返利，个别客户采用现金返利。报告期内实物返利占主营业务收入2.61%至3.13%，现金返利占0.18%至0.23%。</w:t>
             </w:r>
           </w:p>
         </w:tc>
@@ -19458,7 +17259,7 @@
                 <w:sz w:val="21"/>
                 <w:szCs w:val="21"/>
               </w:rPr>
-              <w:t>实物返利：在各期末结合实际交易情况对客户行使该选择权的可能性予以合理估计，按照分摊的交易对价冲减收入；在该实物返利实际执行时，按照分摊的交易对价确认对应的收入。现金返利：在各期末按当年客户销售情况与约定返利比例预估返利金额，将销售返利金额从当期营业收入中扣除，同时计提负债，后续结算时抵减应收账款。</w:t>
+              <w:t>实物返利：各期末对客户行使选择权的可能性作合理估计，按分摊的交易对价冲减收入，实际执行时按分摊的交易对价确认收入。现金返利：各期末按客户销售情况与约定比例预估返利金额，从当期营业收入中扣除并计提负债，结算时抵减应收账款。</w:t>
             </w:r>
           </w:p>
         </w:tc>
@@ -19605,7 +17406,7 @@
                 <w:sz w:val="21"/>
                 <w:szCs w:val="21"/>
               </w:rPr>
-              <w:t>海天味业</w:t>
+              <w:t>天味食品</w:t>
             </w:r>
           </w:p>
         </w:tc>
@@ -19632,7 +17433,7 @@
                 <w:sz w:val="21"/>
                 <w:szCs w:val="21"/>
               </w:rPr>
-              <w:t>603288</w:t>
+              <w:t>603317</w:t>
             </w:r>
           </w:p>
         </w:tc>
@@ -19659,7 +17460,7 @@
                 <w:sz w:val="21"/>
                 <w:szCs w:val="21"/>
               </w:rPr>
-              <w:t>向经销商提供返利及促销费。</w:t>
+              <w:t>对经销商无返利政策。折扣由营销中心按年初预算分批次提报促销方案，经签批后执行，促销以实物搭赠形式在日常订单中执行。</w:t>
             </w:r>
           </w:p>
         </w:tc>
@@ -19686,349 +17487,7 @@
                 <w:sz w:val="21"/>
                 <w:szCs w:val="21"/>
               </w:rPr>
-              <w:t>按合同约定的价格扣除预期需提供给客户的返利及需向客户支付的促销费金额后的净额确认收入。</w:t>
-            </w:r>
-          </w:p>
-        </w:tc>
-      </w:tr>
-      <w:tr>
-        <w:trPr>
-          <w:trHeight w:val="397" w:hRule="atLeast"/>
-          <w:jc w:val="center"/>
-        </w:trPr>
-        <w:tc>
-          <w:tcPr>
-            <w:tcW w:w="1100" w:type="dxa"/>
-            <w:vAlign w:val="center"/>
-          </w:tcPr>
-          <w:p>
-            <w:pPr>
-              <w:widowControl w:val="0"/>
-              <w:jc w:val="center"/>
-              <w:rPr>
-                <w:rFonts w:hint="eastAsia" w:ascii="Times New Roman" w:hAnsi="Times New Roman" w:cs="Times New Roman"/>
-                <w:kern w:val="2"/>
-                <w:sz w:val="21"/>
-                <w:szCs w:val="21"/>
-              </w:rPr>
-            </w:pPr>
-            <w:r>
-              <w:rPr>
-                <w:rFonts w:hint="eastAsia" w:ascii="Times New Roman" w:hAnsi="Times New Roman" w:cs="Times New Roman"/>
-                <w:kern w:val="2"/>
-                <w:sz w:val="21"/>
-                <w:szCs w:val="21"/>
-              </w:rPr>
-              <w:t>仲景食品</w:t>
-            </w:r>
-          </w:p>
-        </w:tc>
-        <w:tc>
-          <w:tcPr>
-            <w:tcW w:w="1500" w:type="dxa"/>
-            <w:vAlign w:val="center"/>
-          </w:tcPr>
-          <w:p>
-            <w:pPr>
-              <w:widowControl w:val="0"/>
-              <w:jc w:val="center"/>
-              <w:rPr>
-                <w:rFonts w:hint="eastAsia" w:ascii="Times New Roman" w:hAnsi="Times New Roman" w:cs="Times New Roman"/>
-                <w:kern w:val="2"/>
-                <w:sz w:val="21"/>
-                <w:szCs w:val="21"/>
-              </w:rPr>
-            </w:pPr>
-            <w:r>
-              <w:rPr>
-                <w:rFonts w:hint="eastAsia" w:ascii="Times New Roman" w:hAnsi="Times New Roman" w:cs="Times New Roman"/>
-                <w:kern w:val="2"/>
-                <w:sz w:val="21"/>
-                <w:szCs w:val="21"/>
-              </w:rPr>
-              <w:t>300908</w:t>
-            </w:r>
-          </w:p>
-        </w:tc>
-        <w:tc>
-          <w:tcPr>
-            <w:tcW w:w="2800" w:type="dxa"/>
-            <w:vAlign w:val="center"/>
-          </w:tcPr>
-          <w:p>
-            <w:pPr>
-              <w:widowControl w:val="0"/>
-              <w:jc w:val="both"/>
-              <w:rPr>
-                <w:rFonts w:hint="eastAsia" w:ascii="Times New Roman" w:hAnsi="Times New Roman" w:cs="Times New Roman"/>
-                <w:kern w:val="2"/>
-                <w:sz w:val="21"/>
-                <w:szCs w:val="21"/>
-              </w:rPr>
-            </w:pPr>
-            <w:r>
-              <w:rPr>
-                <w:rFonts w:hint="eastAsia" w:ascii="Times New Roman" w:hAnsi="Times New Roman" w:cs="Times New Roman"/>
-                <w:kern w:val="2"/>
-                <w:sz w:val="21"/>
-                <w:szCs w:val="21"/>
-              </w:rPr>
-              <w:t>调味食品销售折扣包含三类：①销售支持折扣，用于执行公司制定、经销商认可的市场拓展方案；②目标达成返利，根据经销商目标业绩完成情况给予，包括季度返利和年度返利；③促销折扣，在销售旺季或新品上市时以十搭一、二十搭一等形式进行的即时促销。调味配料按客户销售金额乘以返利比例计算，返利比例在1%至3%之间浮动。</w:t>
-            </w:r>
-          </w:p>
-        </w:tc>
-        <w:tc>
-          <w:tcPr>
-            <w:tcW w:w="5025" w:type="dxa"/>
-            <w:vAlign w:val="center"/>
-          </w:tcPr>
-          <w:p>
-            <w:pPr>
-              <w:widowControl w:val="0"/>
-              <w:jc w:val="both"/>
-              <w:rPr>
-                <w:rFonts w:hint="eastAsia" w:ascii="Times New Roman" w:hAnsi="Times New Roman" w:cs="Times New Roman"/>
-                <w:kern w:val="2"/>
-                <w:sz w:val="21"/>
-                <w:szCs w:val="21"/>
-              </w:rPr>
-            </w:pPr>
-            <w:r>
-              <w:rPr>
-                <w:rFonts w:hint="eastAsia" w:ascii="Times New Roman" w:hAnsi="Times New Roman" w:cs="Times New Roman"/>
-                <w:kern w:val="2"/>
-                <w:sz w:val="21"/>
-                <w:szCs w:val="21"/>
-              </w:rPr>
-              <w:t>目标达成返利以销售折扣形式体现；促销搭赠货物金额计为促销折扣。</w:t>
-            </w:r>
-          </w:p>
-        </w:tc>
-      </w:tr>
-      <w:tr>
-        <w:trPr>
-          <w:trHeight w:val="397" w:hRule="atLeast"/>
-          <w:jc w:val="center"/>
-        </w:trPr>
-        <w:tc>
-          <w:tcPr>
-            <w:tcW w:w="1100" w:type="dxa"/>
-            <w:vAlign w:val="center"/>
-          </w:tcPr>
-          <w:p>
-            <w:pPr>
-              <w:widowControl w:val="0"/>
-              <w:jc w:val="center"/>
-              <w:rPr>
-                <w:rFonts w:hint="eastAsia" w:ascii="Times New Roman" w:hAnsi="Times New Roman" w:cs="Times New Roman"/>
-                <w:kern w:val="2"/>
-                <w:sz w:val="21"/>
-                <w:szCs w:val="21"/>
-              </w:rPr>
-            </w:pPr>
-            <w:r>
-              <w:rPr>
-                <w:rFonts w:hint="eastAsia" w:ascii="Times New Roman" w:hAnsi="Times New Roman" w:cs="Times New Roman"/>
-                <w:kern w:val="2"/>
-                <w:sz w:val="21"/>
-                <w:szCs w:val="21"/>
-              </w:rPr>
-              <w:t>天味食品</w:t>
-            </w:r>
-          </w:p>
-        </w:tc>
-        <w:tc>
-          <w:tcPr>
-            <w:tcW w:w="1500" w:type="dxa"/>
-            <w:vAlign w:val="center"/>
-          </w:tcPr>
-          <w:p>
-            <w:pPr>
-              <w:widowControl w:val="0"/>
-              <w:jc w:val="center"/>
-              <w:rPr>
-                <w:rFonts w:hint="eastAsia" w:ascii="Times New Roman" w:hAnsi="Times New Roman" w:cs="Times New Roman"/>
-                <w:kern w:val="2"/>
-                <w:sz w:val="21"/>
-                <w:szCs w:val="21"/>
-              </w:rPr>
-            </w:pPr>
-            <w:r>
-              <w:rPr>
-                <w:rFonts w:hint="eastAsia" w:ascii="Times New Roman" w:hAnsi="Times New Roman" w:cs="Times New Roman"/>
-                <w:kern w:val="2"/>
-                <w:sz w:val="21"/>
-                <w:szCs w:val="21"/>
-              </w:rPr>
-              <w:t>603317</w:t>
-            </w:r>
-          </w:p>
-        </w:tc>
-        <w:tc>
-          <w:tcPr>
-            <w:tcW w:w="2800" w:type="dxa"/>
-            <w:vAlign w:val="center"/>
-          </w:tcPr>
-          <w:p>
-            <w:pPr>
-              <w:widowControl w:val="0"/>
-              <w:jc w:val="both"/>
-              <w:rPr>
-                <w:rFonts w:hint="eastAsia" w:ascii="Times New Roman" w:hAnsi="Times New Roman" w:cs="Times New Roman"/>
-                <w:kern w:val="2"/>
-                <w:sz w:val="21"/>
-                <w:szCs w:val="21"/>
-              </w:rPr>
-            </w:pPr>
-            <w:r>
-              <w:rPr>
-                <w:rFonts w:hint="eastAsia" w:ascii="Times New Roman" w:hAnsi="Times New Roman" w:cs="Times New Roman"/>
-                <w:kern w:val="2"/>
-                <w:sz w:val="21"/>
-                <w:szCs w:val="21"/>
-              </w:rPr>
-              <w:t>对经销商无返利政策。对经销商的折扣由营销中心根据年初预算规划分批次提报促销方案，经签批后执行，促销主要以实物搭赠形式并在日常订单中执行。</w:t>
-            </w:r>
-          </w:p>
-        </w:tc>
-        <w:tc>
-          <w:tcPr>
-            <w:tcW w:w="5025" w:type="dxa"/>
-            <w:vAlign w:val="center"/>
-          </w:tcPr>
-          <w:p>
-            <w:pPr>
-              <w:widowControl w:val="0"/>
-              <w:jc w:val="both"/>
-              <w:rPr>
-                <w:rFonts w:hint="eastAsia" w:ascii="Times New Roman" w:hAnsi="Times New Roman" w:cs="Times New Roman"/>
-                <w:kern w:val="2"/>
-                <w:sz w:val="21"/>
-                <w:szCs w:val="21"/>
-              </w:rPr>
-            </w:pPr>
-            <w:r>
-              <w:rPr>
-                <w:rFonts w:hint="eastAsia" w:ascii="Times New Roman" w:hAnsi="Times New Roman" w:cs="Times New Roman"/>
-                <w:kern w:val="2"/>
-                <w:sz w:val="21"/>
-                <w:szCs w:val="21"/>
-              </w:rPr>
-              <w:t>录入销售订单时，订单数量为正常产品与促销产品的总数量，售价为正常产品总价格，即实际摊薄了单位产品销售单价。按正常产品总价借记应收（预收）账款，贷记销售收入及应交税费；同时按实际出库产品（含促销产品）成本，借记营业成本，贷记存货。</w:t>
-            </w:r>
-          </w:p>
-        </w:tc>
-      </w:tr>
-      <w:tr>
-        <w:trPr>
-          <w:trHeight w:val="397" w:hRule="atLeast"/>
-          <w:jc w:val="center"/>
-        </w:trPr>
-        <w:tc>
-          <w:tcPr>
-            <w:tcW w:w="1100" w:type="dxa"/>
-            <w:vAlign w:val="center"/>
-          </w:tcPr>
-          <w:p>
-            <w:pPr>
-              <w:widowControl w:val="0"/>
-              <w:jc w:val="center"/>
-              <w:rPr>
-                <w:rFonts w:hint="eastAsia" w:ascii="Times New Roman" w:hAnsi="Times New Roman" w:cs="Times New Roman"/>
-                <w:kern w:val="2"/>
-                <w:sz w:val="21"/>
-                <w:szCs w:val="21"/>
-              </w:rPr>
-            </w:pPr>
-            <w:r>
-              <w:rPr>
-                <w:rFonts w:hint="eastAsia" w:ascii="Times New Roman" w:hAnsi="Times New Roman" w:cs="Times New Roman"/>
-                <w:kern w:val="2"/>
-                <w:sz w:val="21"/>
-                <w:szCs w:val="21"/>
-              </w:rPr>
-              <w:t>菊乐股份</w:t>
-            </w:r>
-          </w:p>
-        </w:tc>
-        <w:tc>
-          <w:tcPr>
-            <w:tcW w:w="1500" w:type="dxa"/>
-            <w:vAlign w:val="center"/>
-          </w:tcPr>
-          <w:p>
-            <w:pPr>
-              <w:widowControl w:val="0"/>
-              <w:jc w:val="center"/>
-              <w:rPr>
-                <w:rFonts w:hint="eastAsia" w:ascii="Times New Roman" w:hAnsi="Times New Roman" w:cs="Times New Roman"/>
-                <w:kern w:val="2"/>
-                <w:sz w:val="21"/>
-                <w:szCs w:val="21"/>
-              </w:rPr>
-            </w:pPr>
-            <w:r>
-              <w:rPr>
-                <w:rFonts w:hint="eastAsia" w:ascii="Times New Roman" w:hAnsi="Times New Roman" w:cs="Times New Roman"/>
-                <w:kern w:val="2"/>
-                <w:sz w:val="21"/>
-                <w:szCs w:val="21"/>
-              </w:rPr>
-              <w:t>提交注册</w:t>
-            </w:r>
-          </w:p>
-        </w:tc>
-        <w:tc>
-          <w:tcPr>
-            <w:tcW w:w="2800" w:type="dxa"/>
-            <w:vAlign w:val="center"/>
-          </w:tcPr>
-          <w:p>
-            <w:pPr>
-              <w:widowControl w:val="0"/>
-              <w:jc w:val="both"/>
-              <w:rPr>
-                <w:rFonts w:hint="eastAsia" w:ascii="Times New Roman" w:hAnsi="Times New Roman" w:cs="Times New Roman"/>
-                <w:kern w:val="2"/>
-                <w:sz w:val="21"/>
-                <w:szCs w:val="21"/>
-              </w:rPr>
-            </w:pPr>
-            <w:r>
-              <w:rPr>
-                <w:rFonts w:hint="eastAsia" w:ascii="Times New Roman" w:hAnsi="Times New Roman" w:cs="Times New Roman"/>
-                <w:kern w:val="2"/>
-                <w:sz w:val="21"/>
-                <w:szCs w:val="21"/>
-              </w:rPr>
-              <w:t>对经销商给予返利。</w:t>
-            </w:r>
-          </w:p>
-        </w:tc>
-        <w:tc>
-          <w:tcPr>
-            <w:tcW w:w="5025" w:type="dxa"/>
-            <w:vAlign w:val="center"/>
-          </w:tcPr>
-          <w:p>
-            <w:pPr>
-              <w:widowControl w:val="0"/>
-              <w:jc w:val="both"/>
-              <w:rPr>
-                <w:rFonts w:hint="eastAsia" w:ascii="Times New Roman" w:hAnsi="Times New Roman" w:cs="Times New Roman"/>
-                <w:kern w:val="2"/>
-                <w:sz w:val="21"/>
-                <w:szCs w:val="21"/>
-              </w:rPr>
-            </w:pPr>
-            <w:r>
-              <w:rPr>
-                <w:rFonts w:hint="eastAsia" w:ascii="Times New Roman" w:hAnsi="Times New Roman" w:cs="Times New Roman"/>
-                <w:kern w:val="2"/>
-                <w:sz w:val="21"/>
-                <w:szCs w:val="21"/>
-              </w:rPr>
-              <w:t>期末预提返利，与预收客户货款一并计入合同负债列示。</w:t>
+              <w:t>录入订单时数量为正常产品与促销产品的总数量、售价为正常产品总价格，即摊薄了单位售价。按正常产品总价借记应收（预收）账款、贷记销售收入及应交税费，同时按实际出库产品成本借记营业成本、贷记存货。</w:t>
             </w:r>
           </w:p>
         </w:tc>
@@ -20047,7 +17506,7 @@
         <w:rPr>
           <w:rFonts w:hint="eastAsia" w:ascii="Times New Roman" w:hAnsi="Times New Roman" w:cs="Times New Roman"/>
         </w:rPr>
-        <w:t>注：上表中幺麻子、百利食品的返利政策及会计处理摘录自其审核问询回复，立高食品、海天味业、仲景食品、天味食品的相关表述转引自幺麻子、百利食品审核问询回复中列示的同行业可比公司对比资料，菊乐股份的相关表述摘录自其招股说明书。</w:t>
+        <w:t>注：幺麻子、百利食品的返利政策及会计处理摘录自其审核问询回复；立高食品、天味食品的相关表述转引自上述问询回复中列示的同行业可比公司对比资料。</w:t>
       </w:r>
     </w:p>
     <w:p>
@@ -20063,7 +17522,7 @@
         <w:rPr>
           <w:rFonts w:hint="eastAsia" w:ascii="Times New Roman" w:hAnsi="Times New Roman" w:cs="Times New Roman"/>
         </w:rPr>
-        <w:t>上述案例反映出三点行业共识。第一，返利在形成期即需进行会计处理，或冲减当期收入，或计提负债，不存在返利形成期不作处理、兑现期再行处理的做法。第二，返利兑现环节均在账面留有记录，其中以合同负债科目核算的最为常见，未见以0元出售方式处理的案例。第三，以搭赠形式兑现的，亦在同一销售订单中体现，通过摊薄单位产品销售单价的方式反映，收入总额不因搭赠而减少。</w:t>
+        <w:t>上述案例反映出三点共识。第一，返利在形成期即需处理，或冲减当期收入，或计提负债，不存在形成期不作处理、兑现期再行处理的做法。第二，兑现环节均在账面留有记录，以合同负债科目核算的最为常见，未见以0元出售方式处理的案例。第三，以搭赠形式兑现的亦在同一销售订单中体现，通过摊薄单位售价反映，收入总额不因搭赠而减少。</w:t>
       </w:r>
     </w:p>
     <w:p>
@@ -20111,7 +17570,7 @@
         <w:rPr>
           <w:rFonts w:hint="eastAsia" w:ascii="Times New Roman" w:hAnsi="Times New Roman" w:cs="Times New Roman"/>
         </w:rPr>
-        <w:t>①收入及利润的期间归属。返利形成期未冲减收入或计提负债，当期收入及利润相应偏高；返利兑现期以0元出售、仅结转成本，当期收入偏低、成本偏高。两个期间的毛利率因此产生波动，报告期各期经营成果的可比性受到影响。</w:t>
+        <w:t>①收入及利润的期间归属。返利形成期未冲减收入或计提负债，当期收入及利润相应偏高；兑现期以0元出售、仅结转成本，当期收入偏低、成本偏高。两个期间的毛利率因此产生波动，报告期各期经营成果的可比性受到影响。同时，返利形成时未确认合同负债或预计负债，资产负债表相应少计负债、多计净资产。</w:t>
       </w:r>
     </w:p>
     <w:p>
@@ -20127,7 +17586,7 @@
         <w:rPr>
           <w:rFonts w:hint="eastAsia" w:ascii="Times New Roman" w:hAnsi="Times New Roman" w:cs="Times New Roman"/>
         </w:rPr>
-        <w:t>②负债的完整性。返利形成时未确认合同负债或预计负债，资产负债表相应少计负债、多计净资产。参照上述案例，同行业公司普遍通过合同负债科目反映未兑现的返利义务。</w:t>
+        <w:t>②会计政策与单据留痕。公司2025年度审计报告附注载明按扣除应付经销商的对价后确认收入，与账面未反映返利的情况不一致，披露的会计政策与实际执行存在差异。公司未建立返利台账，返利的计算依据、审批过程及兑现记录未系统留痕，中介机构在收入核查中难以取得支持返利金额准确性与完整性的证据。</w:t>
       </w:r>
     </w:p>
     <w:p>
@@ -20143,7 +17602,7 @@
         <w:rPr>
           <w:rFonts w:hint="eastAsia" w:ascii="Times New Roman" w:hAnsi="Times New Roman" w:cs="Times New Roman"/>
         </w:rPr>
-        <w:t>③会计政策的一致性。公司2025年度审计报告附注载明按扣除应付经销商的对价后确认收入，与账面未反映返利的情况不一致，披露的会计政策与实际执行存在差异。</w:t>
+        <w:t>③税务处理及核查关注度。以0元出售方式兑现返利货物，可能被认定为无偿赠送并适用增值税视同销售的规定，涉及增值税及企业所得税的补缴；该等交易未开具发票或按0元开票，与经销商端的进项抵扣、成本列支不相匹配。从前述审核问询情况看，经销商返利是食品行业IPO审核的常规问询事项，关注点包括返利比例波动及高返利客户的商业合理性、会计处理与可比公司是否存在较大差异，以及是否与第三方回款等事项相叠加。</w:t>
       </w:r>
     </w:p>
     <w:p>
@@ -20159,55 +17618,7 @@
         <w:rPr>
           <w:rFonts w:hint="eastAsia" w:ascii="Times New Roman" w:hAnsi="Times New Roman" w:cs="Times New Roman"/>
         </w:rPr>
-        <w:t>④单据及内部控制。公司未建立返利台账，返利的计算依据、审批过程及兑现记录未系统留痕。中介机构在收入核查中难以取得支持返利金额准确性与完整性的证据。</w:t>
-      </w:r>
-    </w:p>
-    <w:p>
-      <w:pPr>
-        <w:spacing w:before="163" w:beforeLines="50" w:after="163" w:afterLines="50" w:line="360" w:lineRule="auto"/>
-        <w:ind w:firstLine="480" w:firstLineChars="200"/>
-        <w:jc w:val="both"/>
-        <w:rPr>
-          <w:rFonts w:ascii="Times New Roman" w:hAnsi="Times New Roman" w:cs="Times New Roman"/>
-        </w:rPr>
-      </w:pPr>
-      <w:r>
-        <w:rPr>
-          <w:rFonts w:hint="eastAsia" w:ascii="Times New Roman" w:hAnsi="Times New Roman" w:cs="Times New Roman"/>
-        </w:rPr>
-        <w:t>⑤税务处理。以0元出售方式兑现返利货物，可能被认定为无偿赠送并适用增值税视同销售的规定，涉及增值税及企业所得税的补缴。同时该等交易未开具发票或按0元开具发票，与经销商端的进项抵扣、成本列支不相匹配。参照上表中安记食品等公司的做法，实物返利在兑付时开票先按正常发货售价填列、再红字填列折扣金额。</w:t>
-      </w:r>
-    </w:p>
-    <w:p>
-      <w:pPr>
-        <w:spacing w:before="163" w:beforeLines="50" w:after="163" w:afterLines="50" w:line="360" w:lineRule="auto"/>
-        <w:ind w:firstLine="480" w:firstLineChars="200"/>
-        <w:jc w:val="both"/>
-        <w:rPr>
-          <w:rFonts w:ascii="Times New Roman" w:hAnsi="Times New Roman" w:cs="Times New Roman"/>
-        </w:rPr>
-      </w:pPr>
-      <w:r>
-        <w:rPr>
-          <w:rFonts w:hint="eastAsia" w:ascii="Times New Roman" w:hAnsi="Times New Roman" w:cs="Times New Roman"/>
-        </w:rPr>
-        <w:t>⑥核查关注度。从前述审核问询情况看，经销商返利是食品行业IPO审核的常规问询事项，关注点包括返利比例的波动及高返利客户的商业合理性、返利会计处理与同行业可比公司是否存在较大差异，以及返利是否与第三方回款等事项相叠加。公司拟同步实施经销商入股，相关事项需一并说明。</w:t>
-      </w:r>
-    </w:p>
-    <w:p>
-      <w:pPr>
-        <w:spacing w:before="163" w:beforeLines="50" w:after="163" w:afterLines="50" w:line="360" w:lineRule="auto"/>
-        <w:ind w:firstLine="480" w:firstLineChars="200"/>
-        <w:jc w:val="both"/>
-        <w:rPr>
-          <w:rFonts w:ascii="Times New Roman" w:hAnsi="Times New Roman" w:cs="Times New Roman"/>
-        </w:rPr>
-      </w:pPr>
-      <w:r>
-        <w:rPr>
-          <w:rFonts w:hint="eastAsia" w:ascii="Times New Roman" w:hAnsi="Times New Roman" w:cs="Times New Roman"/>
-        </w:rPr>
-        <w:t>报告期内返利涉及的具体金额，需在公司提供折扣返利政策文件及折扣返利明细表后测算，并由会计师复核。参照百利食品的披露，其报告期内实物返利占主营业务收入的比例为2.61%至3.13%、现金返利占比为0.18%至0.23%，可作为测算前的初步参照。</w:t>
+        <w:t>报告期内返利的具体金额，需在公司提供折扣返利政策文件及明细表后测算并由会计师复核。参照百利食品的披露，其实物返利占主营业务收入的比例为2.61%至3.13%、现金返利占比为0.18%至0.23%，可作为测算前的初步参照。</w:t>
       </w:r>
     </w:p>
     <w:p>
@@ -20243,7 +17654,7 @@
           <w:b/>
           <w:bCs/>
         </w:rPr>
-        <w:t>建议：①梳理返利政策及合同条款。全面梳理2024年以来公司与各经销商、代理商签订的经销协议、年度销售任务书及返利政策文件，明确各档返利的触发条件、计算基数、返利比例、考核期间、兑现形式及有效期，形成书面的返利政策文本并作为销售合同附件。②确定返利性质。结合返利兑现的实际操作，判断其属于抵减下期货款的现金返利，还是在正常采购之外另行交付货物的实物返利，据以确定适用可变对价还是附有额外购买选择权的处理路径。③建立返利台账。按经销商、按考核期建立返利台账，逐笔记录返利的计提、审批、兑现及未兑现余额，并与销售系统、财务账及出库记录相互勾稽。④按确定的路径进行会计处理。属于现金返利的，在确认收入时按期望值或最可能发生金额估计返利金额，冲减当期收入并计提负债，结算时抵减货款；属于实物返利的，在各期末对客户行使选择权的可能性作出估计，按分摊的交易对价冲减收入并确认合同负债，实际兑现时按分摊的交易对价确认收入。⑤报告期模拟测算及差错更正。对报告期各期返利进行重新计算，作为前期差错更正调整各期收入、成本、负债及利润，并分析调整后各期毛利率的变动趋势及与同行业可比公司的差异。⑥规范兑现操作。实物返利在兑付时按正常发货售价开票、再以红字填列折扣金额，或按公允价格开具发票并作视同销售处理，具体方式事先与主管税务机关沟通确认，不再采用0元出库方式。⑦完善内部控制。将返利的计提、审批、兑现纳入销售与财务的内部控制流程，在系统中设置返利模块，明确销售部门与财务部门的职责分工及审批权限，按月计提并定期与经销商对账确认。⑧与相关事项统筹推进。返利事项的整改与收入确认政策调整、第三方回款核查、经销商入股等事项统筹推进，保持对外说明口径一致。</w:t>
+        <w:t>建议：①梳理返利政策并确定返利性质。全面梳理2024年以来公司与各经销商、代理商签订的经销协议、年度销售任务书及返利政策文件，明确各档返利的触发条件、计算基数、比例、考核期间及兑现形式，形成书面的返利政策文本并作为销售合同附件；结合返利兑现的实际操作，判断其属于抵减下期货款的现金返利，还是在正常采购之外另行交付货物的实物返利，据以确定适用可变对价还是附有额外购买选择权的处理路径。②建立返利台账。按经销商、按考核期逐笔记录返利的计提、审批、兑现及未兑现余额，并与销售系统、财务账及出库记录相互勾稽。③按确定的路径进行会计处理。属于现金返利的，在确认收入时按期望值或最可能发生金额估计返利金额，冲减当期收入并计提负债，结算时抵减货款；属于实物返利的，在各期末对客户行使选择权的可能性作出估计，按分摊的交易对价冲减收入并确认合同负债，实际兑现时按分摊的交易对价确认收入。④对报告期各期返利进行重新计算，作为前期差错更正调整各期收入、成本、负债及利润，并分析调整后各期毛利率的变动趋势及与同行业可比公司的差异。⑤规范兑现操作及内部控制。实物返利在兑付时按正常发货售价开票、再以红字填列折扣金额，或按公允价格开具发票并作视同销售处理，具体方式事先与主管税务机关沟通确认，不再采用0元出库方式；将返利的计提、审批、兑现纳入销售与财务的内部控制流程，在系统中设置返利模块，按月计提并定期与经销商对账确认。返利事项的整改需与收入确认政策调整、第三方回款核查、经销商入股等事项统筹推进，保持对外说明口径一致。</w:t>
       </w:r>
     </w:p>
     <w:p>
@@ -20485,7 +17896,7 @@
 
 <file path=word/comments.xml><?xml version="1.0" encoding="utf-8"?>
 <w:comments xmlns:wpc="http://schemas.microsoft.com/office/word/2010/wordprocessingCanvas" xmlns:cx="http://schemas.microsoft.com/office/drawing/2014/chartex" xmlns:cx1="http://schemas.microsoft.com/office/drawing/2015/9/8/chartex" xmlns:cx2="http://schemas.microsoft.com/office/drawing/2015/10/21/chartex" xmlns:cx3="http://schemas.microsoft.com/office/drawing/2016/5/9/chartex" xmlns:cx4="http://schemas.microsoft.com/office/drawing/2016/5/10/chartex" xmlns:cx5="http://schemas.microsoft.com/office/drawing/2016/5/11/chartex" xmlns:cx6="http://schemas.microsoft.com/office/drawing/2016/5/12/chartex" xmlns:cx7="http://schemas.microsoft.com/office/drawing/2016/5/13/chartex" xmlns:cx8="http://schemas.microsoft.com/office/drawing/2016/5/14/chartex" xmlns:mc="http://schemas.openxmlformats.org/markup-compatibility/2006" xmlns:aink="http://schemas.microsoft.com/office/drawing/2016/ink" xmlns:am3d="http://schemas.microsoft.com/office/drawing/2017/model3d" xmlns:o="urn:schemas-microsoft-com:office:office" xmlns:oel="http://schemas.microsoft.com/office/2019/extlst" xmlns:r="http://schemas.openxmlformats.org/officeDocument/2006/relationships" xmlns:m="http://schemas.openxmlformats.org/officeDocument/2006/math" xmlns:v="urn:schemas-microsoft-com:vml" xmlns:wp14="http://schemas.microsoft.com/office/word/2010/wordprocessingDrawing" xmlns:wp="http://schemas.openxmlformats.org/drawingml/2006/wordprocessingDrawing" xmlns:w10="urn:schemas-microsoft-com:office:word" xmlns:w="http://schemas.openxmlformats.org/wordprocessingml/2006/main" xmlns:w14="http://schemas.microsoft.com/office/word/2010/wordml" xmlns:w15="http://schemas.microsoft.com/office/word/2012/wordml" xmlns:w16cex="http://schemas.microsoft.com/office/word/2018/wordml/cex" xmlns:w16cid="http://schemas.microsoft.com/office/word/2016/wordml/cid" xmlns:w16="http://schemas.microsoft.com/office/word/2018/wordml" xmlns:w16du="http://schemas.microsoft.com/office/word/2023/wordml/word16du" xmlns:w16sdtdh="http://schemas.microsoft.com/office/word/2020/wordml/sdtdatahash" xmlns:w16sdtfl="http://schemas.microsoft.com/office/word/2024/wordml/sdtformatlock" xmlns:w16se="http://schemas.microsoft.com/office/word/2015/wordml/symex" xmlns:wpg="http://schemas.microsoft.com/office/word/2010/wordprocessingGroup" xmlns:wpi="http://schemas.microsoft.com/office/word/2010/wordprocessingInk" xmlns:wne="http://schemas.microsoft.com/office/word/2006/wordml" xmlns:wps="http://schemas.microsoft.com/office/word/2010/wordprocessingShape" mc:Ignorable="w14 w15 w16se w16cid w16 w16cex w16sdtdh w16sdtfl w16du wp14">
-  <w:comment w:id="0" w:author="燕京中发IPO项目组" w:date="2026-08-17T07:21:11Z" w:initials="项目组">
+  <w:comment w:id="0" w:author="燕京中发IPO项目组" w:date="2026-08-17T07:56:01Z" w:initials="YJ">
     <w:p>
       <w:pPr>
         <w:pStyle w:val="CommentText"/>
@@ -20498,11 +17909,12 @@
       </w:r>
       <w:r>
         <w:rPr>
+          <w:rFonts w:hint="eastAsia" w:ascii="Times New Roman" w:hAnsi="Times New Roman" w:eastAsia="宋体"/>
           <w:color w:val="000000"/>
           <w:sz w:val="20"/>
           <w:szCs w:val="20"/>
         </w:rPr>
-        <w:t xml:space="preserve">该宗土地暂按出让用地口径撰写。经了解应为出让方式取得，公司尚未取得不动产权证书。取得权证后需复核土地性质、面积、四至范围、出让年限及剩余年限。若核查确认为划拨用地，须先经有批准权的人民政府批准并补缴土地出让金转为出让用地后方可转让，本节交易方案及税费测算需相应调整。</w:t>
+        <w:t xml:space="preserve">土地取得方式暂按出让地口径撰写。目前公司尚未提供不动产权证书等权属文件，实际取得方式（出让/划拨）及权利限制情况需在取得权属文件后复核，如为划拨用地则需先行办理补缴出让金等转出让手续，本节解决方案及税费口径需相应调整。</w:t>
       </w:r>
     </w:p>
   </w:comment>
@@ -20511,19 +17923,19 @@
 
 <file path=word/commentsExtended.xml><?xml version="1.0" encoding="utf-8"?>
 <w15:commentsEx xmlns:wpc="http://schemas.microsoft.com/office/word/2010/wordprocessingCanvas" xmlns:cx="http://schemas.microsoft.com/office/drawing/2014/chartex" xmlns:cx1="http://schemas.microsoft.com/office/drawing/2015/9/8/chartex" xmlns:cx2="http://schemas.microsoft.com/office/drawing/2015/10/21/chartex" xmlns:cx3="http://schemas.microsoft.com/office/drawing/2016/5/9/chartex" xmlns:cx4="http://schemas.microsoft.com/office/drawing/2016/5/10/chartex" xmlns:cx5="http://schemas.microsoft.com/office/drawing/2016/5/11/chartex" xmlns:cx6="http://schemas.microsoft.com/office/drawing/2016/5/12/chartex" xmlns:cx7="http://schemas.microsoft.com/office/drawing/2016/5/13/chartex" xmlns:cx8="http://schemas.microsoft.com/office/drawing/2016/5/14/chartex" xmlns:mc="http://schemas.openxmlformats.org/markup-compatibility/2006" xmlns:aink="http://schemas.microsoft.com/office/drawing/2016/ink" xmlns:am3d="http://schemas.microsoft.com/office/drawing/2017/model3d" xmlns:o="urn:schemas-microsoft-com:office:office" xmlns:oel="http://schemas.microsoft.com/office/2019/extlst" xmlns:r="http://schemas.openxmlformats.org/officeDocument/2006/relationships" xmlns:m="http://schemas.openxmlformats.org/officeDocument/2006/math" xmlns:v="urn:schemas-microsoft-com:vml" xmlns:wp14="http://schemas.microsoft.com/office/word/2010/wordprocessingDrawing" xmlns:wp="http://schemas.openxmlformats.org/drawingml/2006/wordprocessingDrawing" xmlns:w10="urn:schemas-microsoft-com:office:word" xmlns:w="http://schemas.openxmlformats.org/wordprocessingml/2006/main" xmlns:w14="http://schemas.microsoft.com/office/word/2010/wordml" xmlns:w15="http://schemas.microsoft.com/office/word/2012/wordml" xmlns:w16cex="http://schemas.microsoft.com/office/word/2018/wordml/cex" xmlns:w16cid="http://schemas.microsoft.com/office/word/2016/wordml/cid" xmlns:w16="http://schemas.microsoft.com/office/word/2018/wordml" xmlns:w16du="http://schemas.microsoft.com/office/word/2023/wordml/word16du" xmlns:w16sdtdh="http://schemas.microsoft.com/office/word/2020/wordml/sdtdatahash" xmlns:w16sdtfl="http://schemas.microsoft.com/office/word/2024/wordml/sdtformatlock" xmlns:w16se="http://schemas.microsoft.com/office/word/2015/wordml/symex" xmlns:wpg="http://schemas.microsoft.com/office/word/2010/wordprocessingGroup" xmlns:wpi="http://schemas.microsoft.com/office/word/2010/wordprocessingInk" xmlns:wne="http://schemas.microsoft.com/office/word/2006/wordml" xmlns:wps="http://schemas.microsoft.com/office/word/2010/wordprocessingShape" mc:Ignorable="w14 w15 w16se w16cid w16 w16cex w16sdtdh w16sdtfl w16du wp14">
-  <w15:commentEx w15:paraId="6C2B852E" w15:done="0"/>
+  <w15:commentEx w15:paraId="0FC2D4B8" w15:done="0"/>
 </w15:commentsEx>
 </file>
 
 <file path=word/commentsExtensible.xml><?xml version="1.0" encoding="utf-8"?>
 <w16cex:commentsExtensible xmlns:wpc="http://schemas.microsoft.com/office/word/2010/wordprocessingCanvas" xmlns:cx="http://schemas.microsoft.com/office/drawing/2014/chartex" xmlns:cx1="http://schemas.microsoft.com/office/drawing/2015/9/8/chartex" xmlns:cx2="http://schemas.microsoft.com/office/drawing/2015/10/21/chartex" xmlns:cx3="http://schemas.microsoft.com/office/drawing/2016/5/9/chartex" xmlns:cx4="http://schemas.microsoft.com/office/drawing/2016/5/10/chartex" xmlns:cx5="http://schemas.microsoft.com/office/drawing/2016/5/11/chartex" xmlns:cx6="http://schemas.microsoft.com/office/drawing/2016/5/12/chartex" xmlns:cx7="http://schemas.microsoft.com/office/drawing/2016/5/13/chartex" xmlns:cx8="http://schemas.microsoft.com/office/drawing/2016/5/14/chartex" xmlns:mc="http://schemas.openxmlformats.org/markup-compatibility/2006" xmlns:aink="http://schemas.microsoft.com/office/drawing/2016/ink" xmlns:am3d="http://schemas.microsoft.com/office/drawing/2017/model3d" xmlns:o="urn:schemas-microsoft-com:office:office" xmlns:oel="http://schemas.microsoft.com/office/2019/extlst" xmlns:r="http://schemas.openxmlformats.org/officeDocument/2006/relationships" xmlns:m="http://schemas.openxmlformats.org/officeDocument/2006/math" xmlns:v="urn:schemas-microsoft-com:vml" xmlns:wp14="http://schemas.microsoft.com/office/word/2010/wordprocessingDrawing" xmlns:wp="http://schemas.openxmlformats.org/drawingml/2006/wordprocessingDrawing" xmlns:w10="urn:schemas-microsoft-com:office:word" xmlns:w="http://schemas.openxmlformats.org/wordprocessingml/2006/main" xmlns:w14="http://schemas.microsoft.com/office/word/2010/wordml" xmlns:w15="http://schemas.microsoft.com/office/word/2012/wordml" xmlns:w16cex="http://schemas.microsoft.com/office/word/2018/wordml/cex" xmlns:w16cid="http://schemas.microsoft.com/office/word/2016/wordml/cid" xmlns:w16="http://schemas.microsoft.com/office/word/2018/wordml" xmlns:w16du="http://schemas.microsoft.com/office/word/2023/wordml/word16du" xmlns:w16sdtdh="http://schemas.microsoft.com/office/word/2020/wordml/sdtdatahash" xmlns:w16sdtfl="http://schemas.microsoft.com/office/word/2024/wordml/sdtformatlock" xmlns:w16se="http://schemas.microsoft.com/office/word/2015/wordml/symex" xmlns:wpg="http://schemas.microsoft.com/office/word/2010/wordprocessingGroup" xmlns:wpi="http://schemas.microsoft.com/office/word/2010/wordprocessingInk" xmlns:wne="http://schemas.microsoft.com/office/word/2006/wordml" xmlns:wps="http://schemas.microsoft.com/office/word/2010/wordprocessingShape" xmlns:cr="http://schemas.microsoft.com/office/comments/2020/reactions" mc:Ignorable="w14 w15 w16se w16cid w16 w16cex w16sdtdh w16sdtfl cr w16du wp14">
-  <w16cex:commentExtensible w16cex:durableId="157B16C7" w16cex:dateUtc="2026-08-17T07:21:11Z"/>
+  <w16cex:commentExtensible w16cex:durableId="4FF96E77" w16cex:dateUtc="2026-08-17T07:56:01Z"/>
 </w16cex:commentsExtensible>
 </file>
 
 <file path=word/commentsIds.xml><?xml version="1.0" encoding="utf-8"?>
 <w16cid:commentsIds xmlns:wpc="http://schemas.microsoft.com/office/word/2010/wordprocessingCanvas" xmlns:cx="http://schemas.microsoft.com/office/drawing/2014/chartex" xmlns:cx1="http://schemas.microsoft.com/office/drawing/2015/9/8/chartex" xmlns:cx2="http://schemas.microsoft.com/office/drawing/2015/10/21/chartex" xmlns:cx3="http://schemas.microsoft.com/office/drawing/2016/5/9/chartex" xmlns:cx4="http://schemas.microsoft.com/office/drawing/2016/5/10/chartex" xmlns:cx5="http://schemas.microsoft.com/office/drawing/2016/5/11/chartex" xmlns:cx6="http://schemas.microsoft.com/office/drawing/2016/5/12/chartex" xmlns:cx7="http://schemas.microsoft.com/office/drawing/2016/5/13/chartex" xmlns:cx8="http://schemas.microsoft.com/office/drawing/2016/5/14/chartex" xmlns:mc="http://schemas.openxmlformats.org/markup-compatibility/2006" xmlns:aink="http://schemas.microsoft.com/office/drawing/2016/ink" xmlns:am3d="http://schemas.microsoft.com/office/drawing/2017/model3d" xmlns:o="urn:schemas-microsoft-com:office:office" xmlns:oel="http://schemas.microsoft.com/office/2019/extlst" xmlns:r="http://schemas.openxmlformats.org/officeDocument/2006/relationships" xmlns:m="http://schemas.openxmlformats.org/officeDocument/2006/math" xmlns:v="urn:schemas-microsoft-com:vml" xmlns:wp14="http://schemas.microsoft.com/office/word/2010/wordprocessingDrawing" xmlns:wp="http://schemas.openxmlformats.org/drawingml/2006/wordprocessingDrawing" xmlns:w10="urn:schemas-microsoft-com:office:word" xmlns:w="http://schemas.openxmlformats.org/wordprocessingml/2006/main" xmlns:w14="http://schemas.microsoft.com/office/word/2010/wordml" xmlns:w15="http://schemas.microsoft.com/office/word/2012/wordml" xmlns:w16cex="http://schemas.microsoft.com/office/word/2018/wordml/cex" xmlns:w16cid="http://schemas.microsoft.com/office/word/2016/wordml/cid" xmlns:w16="http://schemas.microsoft.com/office/word/2018/wordml" xmlns:w16du="http://schemas.microsoft.com/office/word/2023/wordml/word16du" xmlns:w16sdtdh="http://schemas.microsoft.com/office/word/2020/wordml/sdtdatahash" xmlns:w16sdtfl="http://schemas.microsoft.com/office/word/2024/wordml/sdtformatlock" xmlns:w16se="http://schemas.microsoft.com/office/word/2015/wordml/symex" xmlns:wpg="http://schemas.microsoft.com/office/word/2010/wordprocessingGroup" xmlns:wpi="http://schemas.microsoft.com/office/word/2010/wordprocessingInk" xmlns:wne="http://schemas.microsoft.com/office/word/2006/wordml" xmlns:wps="http://schemas.microsoft.com/office/word/2010/wordprocessingShape" mc:Ignorable="w14 w15 w16se w16cid w16 w16cex w16sdtdh w16sdtfl w16du wp14">
-  <w16cid:commentId w16cid:paraId="6C2B852E" w16cid:durableId="157B16C7"/>
+  <w16cid:commentId w16cid:paraId="0FC2D4B8" w16cid:durableId="4FF96E77"/>
 </w16cid:commentsIds>
 </file>
 
@@ -21929,6 +19341,37 @@
     <w:pPr>
       <w:keepNext/>
       <w:keepLines/>
+      <w:style w:type="character" w:styleId="CommentReference">
+        <w:name w:val="annotation reference"/>
+        <w:basedOn w:val="7"/>
+        <w:rPr>
+          <w:sz w:val="21"/>
+          <w:szCs w:val="21"/>
+        </w:rPr>
+      </w:style>
+      <w:style w:type="paragraph" w:styleId="CommentText">
+        <w:name w:val="annotation text"/>
+        <w:basedOn w:val="1"/>
+        <w:pPr>
+          <w:spacing w:before="0" w:beforeLines="0" w:after="0" w:afterLines="0" w:line="240" w:lineRule="auto"/>
+          <w:ind w:firstLine="0" w:firstLineChars="0"/>
+          <w:jc w:val="left"/>
+        </w:pPr>
+        <w:rPr>
+          <w:rFonts w:ascii="Times New Roman" w:hAnsi="Times New Roman" w:eastAsia="宋体"/>
+          <w:sz w:val="21"/>
+          <w:szCs w:val="21"/>
+        </w:rPr>
+      </w:style>
+      <w:style w:type="paragraph" w:styleId="CommentSubject">
+        <w:name w:val="annotation subject"/>
+        <w:basedOn w:val="CommentText"/>
+        <w:next w:val="CommentText"/>
+        <w:rPr>
+          <w:b/>
+          <w:bCs/>
+        </w:rPr>
+      </w:style>
       <w:spacing w:beforeLines="50" w:afterLines="50" w:line="416" w:lineRule="auto"/>
       <w:ind w:firstLine="200" w:firstLineChars="200"/>
       <w:outlineLvl w:val="1"/>
@@ -48402,37 +45845,6 @@
       <w:sz w:val="20"/>
       <w:szCs w:val="20"/>
       <w:u w:val="none"/>
-    </w:rPr>
-  </w:style>
-  <w:style w:type="character" w:styleId="CommentReference">
-    <w:name w:val="annotation reference"/>
-    <w:basedOn w:val="7"/>
-    <w:qFormat/>
-    <w:rPr>
-      <w:sz w:val="21"/>
-      <w:szCs w:val="21"/>
-    </w:rPr>
-  </w:style>
-  <w:style w:type="paragraph" w:styleId="CommentText">
-    <w:name w:val="annotation text"/>
-    <w:basedOn w:val="1"/>
-    <w:qFormat/>
-    <w:pPr>
-      <w:jc w:val="left"/>
-    </w:pPr>
-    <w:rPr>
-      <w:sz w:val="21"/>
-      <w:szCs w:val="21"/>
-    </w:rPr>
-  </w:style>
-  <w:style w:type="paragraph" w:styleId="CommentSubject">
-    <w:name w:val="annotation subject"/>
-    <w:basedOn w:val="CommentText"/>
-    <w:next w:val="CommentText"/>
-    <w:qFormat/>
-    <w:rPr>
-      <w:b/>
-      <w:bCs/>
     </w:rPr>
   </w:style>
 </w:styles>

--- a/output/燕京中发尽调报告/国泰海通关于燕京中发之尽职调查报告（初稿-同业竞争、土地收购、收入确认、返利）.docx
+++ b/output/燕京中发尽调报告/国泰海通关于燕京中发之尽职调查报告（初稿-同业竞争、土地收购、收入确认、返利）.docx
@@ -16740,7 +16740,7 @@
         <w:rPr>
           <w:rFonts w:hint="eastAsia" w:ascii="Times New Roman" w:hAnsi="Times New Roman" w:cs="Times New Roman"/>
         </w:rPr>
-        <w:t>根据公司提供的《经销商代理商管理说明》，公司对经销商、代理商实行渠道管理制度、统一的价格管理制度及返利管理制度。其中返利管理制度的表述为：根据代理商经销商的销售完成指标，给予阶梯式返利政策。即按照经销商在考核期内完成的销售指标，分档给予相应的返利。</w:t>
+        <w:t>根据公司提供的《经销商代理商管理说明》，公司对经销商、代理商实行渠道管理制度、统一的价格管理制度及返利管理制度。其中返利管理制度的表述为：根据代理商经销商的销售完成指标，给予阶梯式返利政策。即以经销商在考核期内完成的销售指标作为考核依据，按完成情况分档确定相应的返利。除上述说明外，公司尚未提供载明各档返利的触发条件、计算基数、返利比例、考核期间及兑现方式的书面返利政策文件，返利条款是否已写入经销协议、各经销商适用的返利档次是否一致，尚待核查。</w:t>
       </w:r>
     </w:p>
     <w:p>
@@ -16756,7 +16756,7 @@
         <w:rPr>
           <w:rFonts w:hint="eastAsia" w:ascii="Times New Roman" w:hAnsi="Times New Roman" w:cs="Times New Roman"/>
         </w:rPr>
-        <w:t>经尽调，公司返利的实际执行及会计处理方式为：当期考核形成的返利在下期以货物形式兑现，兑现时该批货物在账面按0元出售，即仅结转成本、不确认收入。返利形成的当期，公司未就已发生的返利义务确认负债，亦未冲减当期收入。</w:t>
+        <w:t>经尽调，公司返利的实际执行及会计处理方式为：经销商在考核期内完成销售指标后形成返利，该返利不以现金支付，而在下期以货物形式兑现；兑现时该批货物在账面按0元出售，即仅结转成本、不确认收入。</w:t>
       </w:r>
     </w:p>
     <w:p>
@@ -16772,7 +16772,7 @@
         <w:rPr>
           <w:rFonts w:hint="eastAsia" w:ascii="Times New Roman" w:hAnsi="Times New Roman" w:cs="Times New Roman"/>
         </w:rPr>
-        <w:t>查阅公司2024年度至2026年6月的序时账，未见与返利相关的会计科目或凭证摘要，公司亦未建立返利台账。截至目前，公司尚未提供折扣返利政策文件及折扣返利明细表，报告期内返利的发生金额、兑现金额及期末未兑现余额暂无法取得。</w:t>
+        <w:t>上述处理在三个环节均与准则要求存在差异。返利形成的当期，公司未就已发生的返利义务确认负债，亦未冲减当期收入；返利兑现的当期，该批货物确认收入为零而成本照常结转；各期末，公司账面不存在已形成而尚未兑现的返利余额，未兑现的返利义务未在财务报表中反映。</w:t>
       </w:r>
     </w:p>
     <w:p>
@@ -16788,7 +16788,39 @@
         <w:rPr>
           <w:rFonts w:hint="eastAsia" w:ascii="Times New Roman" w:hAnsi="Times New Roman" w:cs="Times New Roman"/>
         </w:rPr>
-        <w:t>另需说明，公司2025年度审计报告财务报表附注对收入确认具体方法的表述为：按照扣除应付经销商的对价后确认收入。应付客户对价属于《企业会计准则第14号——收入》规定的应当冲减交易价格的事项，即附注所披露的会计政策要求收入按扣除应付经销商对价后的金额确认，与账面未反映返利的情况不一致。</w:t>
+        <w:t>查阅公司2024年度至2026年6月的序时账，会计科目中未设置与返利相关的科目，全部凭证摘要中亦未见返利字样，公司亦未建立返利台账。即报告期内返利的形成、审批与兑现过程在财务系统中未予留痕，返利的发生金额、兑现金额及期末未兑现余额均无法从账面直接取得。截至目前，公司尚未提供尽调清单2-4-5-4项下的折扣返利政策文件及折扣返利明细表。</w:t>
+      </w:r>
+    </w:p>
+    <w:p>
+      <w:pPr>
+        <w:spacing w:before="163" w:beforeLines="50" w:after="163" w:afterLines="50" w:line="360" w:lineRule="auto"/>
+        <w:ind w:firstLine="480" w:firstLineChars="200"/>
+        <w:jc w:val="both"/>
+        <w:rPr>
+          <w:rFonts w:ascii="Times New Roman" w:hAnsi="Times New Roman" w:cs="Times New Roman"/>
+        </w:rPr>
+      </w:pPr>
+      <w:r>
+        <w:rPr>
+          <w:rFonts w:hint="eastAsia" w:ascii="Times New Roman" w:hAnsi="Times New Roman" w:cs="Times New Roman"/>
+        </w:rPr>
+        <w:t>另需说明，公司2025年度审计报告财务报表附注对收入确认具体方法的表述为：按照扣除应付经销商的对价后确认收入。应付客户对价属于《企业会计准则第14号——收入》规定的应当冲减交易价格的事项，即附注所披露的会计政策要求收入按扣除应付经销商对价后的金额确认，而账面并未反映任何返利的计提或冲减，披露的会计政策与实际执行不一致。</w:t>
+      </w:r>
+    </w:p>
+    <w:p>
+      <w:pPr>
+        <w:spacing w:before="163" w:beforeLines="50" w:after="163" w:afterLines="50" w:line="360" w:lineRule="auto"/>
+        <w:ind w:firstLine="480" w:firstLineChars="200"/>
+        <w:jc w:val="both"/>
+        <w:rPr>
+          <w:rFonts w:ascii="Times New Roman" w:hAnsi="Times New Roman" w:cs="Times New Roman"/>
+        </w:rPr>
+      </w:pPr>
+      <w:r>
+        <w:rPr>
+          <w:rFonts w:hint="eastAsia" w:ascii="Times New Roman" w:hAnsi="Times New Roman" w:cs="Times New Roman"/>
+        </w:rPr>
+        <w:t>此外，返利货物的0元出库与公司现行的出库时点确认收入做法同源，均以出库单驱动账务处理。收入确认时点调整后，返利兑现环节的账务处理需一并调整，两项事项应统筹规范（详见本节1、收入确认）。</w:t>
       </w:r>
     </w:p>
     <w:p>
@@ -16820,7 +16852,7 @@
         <w:rPr>
           <w:rFonts w:hint="eastAsia" w:ascii="Times New Roman" w:hAnsi="Times New Roman" w:cs="Times New Roman"/>
         </w:rPr>
-        <w:t>《企业会计准则第14号——收入》第三十五条规定：对于附有客户额外购买选择权的销售，企业应当评估该选择权是否向客户提供了一项重大权利；企业提供重大权利的，应当作为单项履约义务，将交易价格分摊至该履约义务，在客户未来行使购买选择权取得相关商品控制权时，或者该选择权失效时，确认相应的收入。</w:t>
+        <w:t>《监管规则适用指引——会计类第2号》“2-5 销售返利的会计处理”规定：企业应当基于返利的形式和合同条款的约定，考虑相关条款安排是否会导致企业未来需要向客户提供可明确区分的商品或服务，在此基础上判断相关返利属于可变对价还是提供给客户的重大权利。一般而言，对基于客户采购情况等给予的现金返利，企业应当按照可变对价原则进行会计处理；对基于客户一定采购数量的实物返利或仅适用于未来采购的价格折扣，企业应当按照附有额外购买选择权的销售进行会计处理，评估该返利是否构成一项重大权利，以确定是否将其作为单项履约义务并分摊交易对价。</w:t>
       </w:r>
     </w:p>
     <w:p>
@@ -16836,7 +16868,7 @@
         <w:rPr>
           <w:rFonts w:hint="eastAsia" w:ascii="Times New Roman" w:hAnsi="Times New Roman" w:cs="Times New Roman"/>
         </w:rPr>
-        <w:t>《监管规则适用指引——会计类第2号》规定，对基于客户采购情况等给予的现金返利，应按可变对价原则处理；对基于客户一定采购数量的实物返利或仅适用于未来采购的价格折扣，应按附有额外购买选择权的销售处理，评估是否构成重大权利。据此，现金返利在确认收入时按期望值或最可能发生金额估计返利金额，从当期营业收入中扣除并计提负债，结算时抵减应收账款或货款；实物返利在各期末对客户行使选择权的可能性作出估计，按分摊的交易对价冲减收入并确认合同负债，实际执行时按分摊的交易对价确认收入。</w:t>
+        <w:t>《企业会计准则第14号——收入》第三十五条规定：对于附有客户额外购买选择权的销售，企业应当评估该选择权是否向客户提供了一项重大权利，企业提供重大权利的，应当作为单项履约义务，按照本准则第二十条至第二十四条规定将交易价格分摊至该履约义务，在客户未来行使购买选择权取得相关商品控制权时，或者该选择权失效时，确认相应的收入；客户额外购买选择权的单独售价无法直接观察的，企业应当综合考虑客户行使和不行使该选择权所能获得的折扣的差异、客户行使该选择权的可能性等全部相关信息后，予以合理估计。</w:t>
       </w:r>
     </w:p>
     <w:p>
@@ -16852,7 +16884,55 @@
         <w:rPr>
           <w:rFonts w:hint="eastAsia" w:ascii="Times New Roman" w:hAnsi="Times New Roman" w:cs="Times New Roman"/>
         </w:rPr>
-        <w:t>需要说明的是，返利以货物形式兑现的并不必然认定为实物返利。根据《上市公司执行企业会计准则案例解析（2024）》案例6-24，企业按约定标准计提应返还给客户的现金金额、该现金不直接支付而是冲抵客户下一批次货物的购买价款的，属于现金返利。公司返利的兑现方式为下期以货物抵扣，需核实其实质为抵减下期货款还是在正常采购之外另行交付货物，据以确定处理路径。</w:t>
+        <w:t>据此形成两条处理路径。属于现金返利的，按可变对价原则处理，在确认收入时按期望值或最可能发生金额估计返利金额，从当期营业收入中扣除并同时计提负债，结算时抵减应收账款或货款。属于实物返利的，按附有额外购买选择权的销售处理，在各期末结合实际交易情况对客户行使该选择权的可能性作出合理估计，按分摊的交易对价冲减收入并确认合同负债，实际执行时按分摊的交易对价确认相应收入。两者在负债列报科目上亦有区别，可参照立高食品（300973）的披露口径，其计提的现金返利列示为其他应付款、实物返利列示为合同负债。</w:t>
+      </w:r>
+    </w:p>
+    <w:p>
+      <w:pPr>
+        <w:spacing w:before="163" w:beforeLines="50" w:after="163" w:afterLines="50" w:line="360" w:lineRule="auto"/>
+        <w:ind w:firstLine="480" w:firstLineChars="200"/>
+        <w:jc w:val="both"/>
+        <w:rPr>
+          <w:rFonts w:ascii="Times New Roman" w:hAnsi="Times New Roman" w:cs="Times New Roman"/>
+        </w:rPr>
+      </w:pPr>
+      <w:r>
+        <w:rPr>
+          <w:rFonts w:hint="eastAsia" w:ascii="Times New Roman" w:hAnsi="Times New Roman" w:cs="Times New Roman"/>
+        </w:rPr>
+        <w:t>需要说明的是，返利以货物形式兑现的并不必然认定为实物返利，两者的区分标准见《上市公司执行企业会计准则案例解析（2024）》案例6-24。其中现金返利是指，企业按照约定的返利返还要求及标准，在客户达到约定的销售目标时，给予客户已销售商品一定折扣的优惠，并以原销售折扣与计提返利后的折扣之间的差额，计提应返还给客户的现金金额；该现金通常不直接支付给客户，而是冲抵客户下一批次货物的购买价款，减少客户采购应支付的现金金额。实物返利则是指，在客户达到约定的销售目标时，企业向客户发送额外的产品，客户无须支付相应对价。即两者的区分不在于兑现的载体是货币还是货物，而在于该项安排究竟是减少客户下一批次采购应付的价款，还是在正常采购之外另行交付一批无须付款的产品。</w:t>
+      </w:r>
+    </w:p>
+    <w:p>
+      <w:pPr>
+        <w:spacing w:before="163" w:beforeLines="50" w:after="163" w:afterLines="50" w:line="360" w:lineRule="auto"/>
+        <w:ind w:firstLine="480" w:firstLineChars="200"/>
+        <w:jc w:val="both"/>
+        <w:rPr>
+          <w:rFonts w:ascii="Times New Roman" w:hAnsi="Times New Roman" w:cs="Times New Roman"/>
+        </w:rPr>
+      </w:pPr>
+      <w:r>
+        <w:rPr>
+          <w:rFonts w:hint="eastAsia" w:ascii="Times New Roman" w:hAnsi="Times New Roman" w:cs="Times New Roman"/>
+        </w:rPr>
+        <w:t>公司返利在下期以货物兑现、该批货物按0元出售，从账面形式上看接近实物返利。但据了解，该批货物系用于抵扣经销商下期订单，若其实质为冲抵下一批次订单应付的货款、相应减少经销商付款金额，则应认定为现金返利。前述幺麻子的返利安排与此相同，即经销商通过实物货款抵扣兑现、将返利转为后续订单的货款抵减，其在审核问询回复中依据案例6-24认定为现金返利并按可变对价处理。据此初步判断，公司返利更可能属于现金返利，但该项判断直接决定适用可变对价还是附有额外购买选择权的处理路径，仍须取得经销协议返利条款、返利兑现单据及经销商付款记录后核实确定。</w:t>
+      </w:r>
+    </w:p>
+    <w:p>
+      <w:pPr>
+        <w:spacing w:before="163" w:beforeLines="50" w:after="163" w:afterLines="50" w:line="360" w:lineRule="auto"/>
+        <w:ind w:firstLine="480" w:firstLineChars="200"/>
+        <w:jc w:val="both"/>
+        <w:rPr>
+          <w:rFonts w:ascii="Times New Roman" w:hAnsi="Times New Roman" w:cs="Times New Roman"/>
+        </w:rPr>
+      </w:pPr>
+      <w:r>
+        <w:rPr>
+          <w:rFonts w:hint="eastAsia" w:ascii="Times New Roman" w:hAnsi="Times New Roman" w:cs="Times New Roman"/>
+        </w:rPr>
+        <w:t>此外还需将即时兑现的促销搭赠与返利相区分。转引幺麻子审核问询回复及仲景食品（300908）招股说明书的相关表述，经销商不存在采购量或销售额考核目标、优惠在提货时随货赠送即时兑现的，属于商业折扣（促销折扣），不属于销售返利；返利则以存在考核目标、优惠滞后兑现为特征。公司如存在此类随货搭赠安排，应与返利分别归集、分别处理。</w:t>
       </w:r>
     </w:p>
     <w:p>
@@ -17586,7 +17666,7 @@
         <w:rPr>
           <w:rFonts w:hint="eastAsia" w:ascii="Times New Roman" w:hAnsi="Times New Roman" w:cs="Times New Roman"/>
         </w:rPr>
-        <w:t>②会计政策与单据留痕。公司2025年度审计报告附注载明按扣除应付经销商的对价后确认收入，与账面未反映返利的情况不一致，披露的会计政策与实际执行存在差异。公司未建立返利台账，返利的计算依据、审批过程及兑现记录未系统留痕，中介机构在收入核查中难以取得支持返利金额准确性与完整性的证据。</w:t>
+        <w:t>②会计政策与单据留痕。如前所述，公司披露的会计政策与实际执行存在差异；同时因未建立返利台账，返利的计算依据、审批过程及兑现记录未系统留痕，中介机构在收入核查中难以取得支持返利金额准确性与完整性的证据。</w:t>
       </w:r>
     </w:p>
     <w:p>
@@ -17896,7 +17976,7 @@
 
 <file path=word/comments.xml><?xml version="1.0" encoding="utf-8"?>
 <w:comments xmlns:wpc="http://schemas.microsoft.com/office/word/2010/wordprocessingCanvas" xmlns:cx="http://schemas.microsoft.com/office/drawing/2014/chartex" xmlns:cx1="http://schemas.microsoft.com/office/drawing/2015/9/8/chartex" xmlns:cx2="http://schemas.microsoft.com/office/drawing/2015/10/21/chartex" xmlns:cx3="http://schemas.microsoft.com/office/drawing/2016/5/9/chartex" xmlns:cx4="http://schemas.microsoft.com/office/drawing/2016/5/10/chartex" xmlns:cx5="http://schemas.microsoft.com/office/drawing/2016/5/11/chartex" xmlns:cx6="http://schemas.microsoft.com/office/drawing/2016/5/12/chartex" xmlns:cx7="http://schemas.microsoft.com/office/drawing/2016/5/13/chartex" xmlns:cx8="http://schemas.microsoft.com/office/drawing/2016/5/14/chartex" xmlns:mc="http://schemas.openxmlformats.org/markup-compatibility/2006" xmlns:aink="http://schemas.microsoft.com/office/drawing/2016/ink" xmlns:am3d="http://schemas.microsoft.com/office/drawing/2017/model3d" xmlns:o="urn:schemas-microsoft-com:office:office" xmlns:oel="http://schemas.microsoft.com/office/2019/extlst" xmlns:r="http://schemas.openxmlformats.org/officeDocument/2006/relationships" xmlns:m="http://schemas.openxmlformats.org/officeDocument/2006/math" xmlns:v="urn:schemas-microsoft-com:vml" xmlns:wp14="http://schemas.microsoft.com/office/word/2010/wordprocessingDrawing" xmlns:wp="http://schemas.openxmlformats.org/drawingml/2006/wordprocessingDrawing" xmlns:w10="urn:schemas-microsoft-com:office:word" xmlns:w="http://schemas.openxmlformats.org/wordprocessingml/2006/main" xmlns:w14="http://schemas.microsoft.com/office/word/2010/wordml" xmlns:w15="http://schemas.microsoft.com/office/word/2012/wordml" xmlns:w16cex="http://schemas.microsoft.com/office/word/2018/wordml/cex" xmlns:w16cid="http://schemas.microsoft.com/office/word/2016/wordml/cid" xmlns:w16="http://schemas.microsoft.com/office/word/2018/wordml" xmlns:w16du="http://schemas.microsoft.com/office/word/2023/wordml/word16du" xmlns:w16sdtdh="http://schemas.microsoft.com/office/word/2020/wordml/sdtdatahash" xmlns:w16sdtfl="http://schemas.microsoft.com/office/word/2024/wordml/sdtformatlock" xmlns:w16se="http://schemas.microsoft.com/office/word/2015/wordml/symex" xmlns:wpg="http://schemas.microsoft.com/office/word/2010/wordprocessingGroup" xmlns:wpi="http://schemas.microsoft.com/office/word/2010/wordprocessingInk" xmlns:wne="http://schemas.microsoft.com/office/word/2006/wordml" xmlns:wps="http://schemas.microsoft.com/office/word/2010/wordprocessingShape" mc:Ignorable="w14 w15 w16se w16cid w16 w16cex w16sdtdh w16sdtfl w16du wp14">
-  <w:comment w:id="0" w:author="燕京中发IPO项目组" w:date="2026-08-17T07:56:01Z" w:initials="YJ">
+  <w:comment w:id="0" w:author="燕京中发IPO项目组" w:date="2026-08-17T08:54:36Z" w:initials="YJ">
     <w:p>
       <w:pPr>
         <w:pStyle w:val="CommentText"/>
@@ -17923,19 +18003,19 @@
 
 <file path=word/commentsExtended.xml><?xml version="1.0" encoding="utf-8"?>
 <w15:commentsEx xmlns:wpc="http://schemas.microsoft.com/office/word/2010/wordprocessingCanvas" xmlns:cx="http://schemas.microsoft.com/office/drawing/2014/chartex" xmlns:cx1="http://schemas.microsoft.com/office/drawing/2015/9/8/chartex" xmlns:cx2="http://schemas.microsoft.com/office/drawing/2015/10/21/chartex" xmlns:cx3="http://schemas.microsoft.com/office/drawing/2016/5/9/chartex" xmlns:cx4="http://schemas.microsoft.com/office/drawing/2016/5/10/chartex" xmlns:cx5="http://schemas.microsoft.com/office/drawing/2016/5/11/chartex" xmlns:cx6="http://schemas.microsoft.com/office/drawing/2016/5/12/chartex" xmlns:cx7="http://schemas.microsoft.com/office/drawing/2016/5/13/chartex" xmlns:cx8="http://schemas.microsoft.com/office/drawing/2016/5/14/chartex" xmlns:mc="http://schemas.openxmlformats.org/markup-compatibility/2006" xmlns:aink="http://schemas.microsoft.com/office/drawing/2016/ink" xmlns:am3d="http://schemas.microsoft.com/office/drawing/2017/model3d" xmlns:o="urn:schemas-microsoft-com:office:office" xmlns:oel="http://schemas.microsoft.com/office/2019/extlst" xmlns:r="http://schemas.openxmlformats.org/officeDocument/2006/relationships" xmlns:m="http://schemas.openxmlformats.org/officeDocument/2006/math" xmlns:v="urn:schemas-microsoft-com:vml" xmlns:wp14="http://schemas.microsoft.com/office/word/2010/wordprocessingDrawing" xmlns:wp="http://schemas.openxmlformats.org/drawingml/2006/wordprocessingDrawing" xmlns:w10="urn:schemas-microsoft-com:office:word" xmlns:w="http://schemas.openxmlformats.org/wordprocessingml/2006/main" xmlns:w14="http://schemas.microsoft.com/office/word/2010/wordml" xmlns:w15="http://schemas.microsoft.com/office/word/2012/wordml" xmlns:w16cex="http://schemas.microsoft.com/office/word/2018/wordml/cex" xmlns:w16cid="http://schemas.microsoft.com/office/word/2016/wordml/cid" xmlns:w16="http://schemas.microsoft.com/office/word/2018/wordml" xmlns:w16du="http://schemas.microsoft.com/office/word/2023/wordml/word16du" xmlns:w16sdtdh="http://schemas.microsoft.com/office/word/2020/wordml/sdtdatahash" xmlns:w16sdtfl="http://schemas.microsoft.com/office/word/2024/wordml/sdtformatlock" xmlns:w16se="http://schemas.microsoft.com/office/word/2015/wordml/symex" xmlns:wpg="http://schemas.microsoft.com/office/word/2010/wordprocessingGroup" xmlns:wpi="http://schemas.microsoft.com/office/word/2010/wordprocessingInk" xmlns:wne="http://schemas.microsoft.com/office/word/2006/wordml" xmlns:wps="http://schemas.microsoft.com/office/word/2010/wordprocessingShape" mc:Ignorable="w14 w15 w16se w16cid w16 w16cex w16sdtdh w16sdtfl w16du wp14">
-  <w15:commentEx w15:paraId="0FC2D4B8" w15:done="0"/>
+  <w15:commentEx w15:paraId="1C059BB5" w15:done="0"/>
 </w15:commentsEx>
 </file>
 
 <file path=word/commentsExtensible.xml><?xml version="1.0" encoding="utf-8"?>
 <w16cex:commentsExtensible xmlns:wpc="http://schemas.microsoft.com/office/word/2010/wordprocessingCanvas" xmlns:cx="http://schemas.microsoft.com/office/drawing/2014/chartex" xmlns:cx1="http://schemas.microsoft.com/office/drawing/2015/9/8/chartex" xmlns:cx2="http://schemas.microsoft.com/office/drawing/2015/10/21/chartex" xmlns:cx3="http://schemas.microsoft.com/office/drawing/2016/5/9/chartex" xmlns:cx4="http://schemas.microsoft.com/office/drawing/2016/5/10/chartex" xmlns:cx5="http://schemas.microsoft.com/office/drawing/2016/5/11/chartex" xmlns:cx6="http://schemas.microsoft.com/office/drawing/2016/5/12/chartex" xmlns:cx7="http://schemas.microsoft.com/office/drawing/2016/5/13/chartex" xmlns:cx8="http://schemas.microsoft.com/office/drawing/2016/5/14/chartex" xmlns:mc="http://schemas.openxmlformats.org/markup-compatibility/2006" xmlns:aink="http://schemas.microsoft.com/office/drawing/2016/ink" xmlns:am3d="http://schemas.microsoft.com/office/drawing/2017/model3d" xmlns:o="urn:schemas-microsoft-com:office:office" xmlns:oel="http://schemas.microsoft.com/office/2019/extlst" xmlns:r="http://schemas.openxmlformats.org/officeDocument/2006/relationships" xmlns:m="http://schemas.openxmlformats.org/officeDocument/2006/math" xmlns:v="urn:schemas-microsoft-com:vml" xmlns:wp14="http://schemas.microsoft.com/office/word/2010/wordprocessingDrawing" xmlns:wp="http://schemas.openxmlformats.org/drawingml/2006/wordprocessingDrawing" xmlns:w10="urn:schemas-microsoft-com:office:word" xmlns:w="http://schemas.openxmlformats.org/wordprocessingml/2006/main" xmlns:w14="http://schemas.microsoft.com/office/word/2010/wordml" xmlns:w15="http://schemas.microsoft.com/office/word/2012/wordml" xmlns:w16cex="http://schemas.microsoft.com/office/word/2018/wordml/cex" xmlns:w16cid="http://schemas.microsoft.com/office/word/2016/wordml/cid" xmlns:w16="http://schemas.microsoft.com/office/word/2018/wordml" xmlns:w16du="http://schemas.microsoft.com/office/word/2023/wordml/word16du" xmlns:w16sdtdh="http://schemas.microsoft.com/office/word/2020/wordml/sdtdatahash" xmlns:w16sdtfl="http://schemas.microsoft.com/office/word/2024/wordml/sdtformatlock" xmlns:w16se="http://schemas.microsoft.com/office/word/2015/wordml/symex" xmlns:wpg="http://schemas.microsoft.com/office/word/2010/wordprocessingGroup" xmlns:wpi="http://schemas.microsoft.com/office/word/2010/wordprocessingInk" xmlns:wne="http://schemas.microsoft.com/office/word/2006/wordml" xmlns:wps="http://schemas.microsoft.com/office/word/2010/wordprocessingShape" xmlns:cr="http://schemas.microsoft.com/office/comments/2020/reactions" mc:Ignorable="w14 w15 w16se w16cid w16 w16cex w16sdtdh w16sdtfl cr w16du wp14">
-  <w16cex:commentExtensible w16cex:durableId="4FF96E77" w16cex:dateUtc="2026-08-17T07:56:01Z"/>
+  <w16cex:commentExtensible w16cex:durableId="0BA2829B" w16cex:dateUtc="2026-08-17T08:54:36Z"/>
 </w16cex:commentsExtensible>
 </file>
 
 <file path=word/commentsIds.xml><?xml version="1.0" encoding="utf-8"?>
 <w16cid:commentsIds xmlns:wpc="http://schemas.microsoft.com/office/word/2010/wordprocessingCanvas" xmlns:cx="http://schemas.microsoft.com/office/drawing/2014/chartex" xmlns:cx1="http://schemas.microsoft.com/office/drawing/2015/9/8/chartex" xmlns:cx2="http://schemas.microsoft.com/office/drawing/2015/10/21/chartex" xmlns:cx3="http://schemas.microsoft.com/office/drawing/2016/5/9/chartex" xmlns:cx4="http://schemas.microsoft.com/office/drawing/2016/5/10/chartex" xmlns:cx5="http://schemas.microsoft.com/office/drawing/2016/5/11/chartex" xmlns:cx6="http://schemas.microsoft.com/office/drawing/2016/5/12/chartex" xmlns:cx7="http://schemas.microsoft.com/office/drawing/2016/5/13/chartex" xmlns:cx8="http://schemas.microsoft.com/office/drawing/2016/5/14/chartex" xmlns:mc="http://schemas.openxmlformats.org/markup-compatibility/2006" xmlns:aink="http://schemas.microsoft.com/office/drawing/2016/ink" xmlns:am3d="http://schemas.microsoft.com/office/drawing/2017/model3d" xmlns:o="urn:schemas-microsoft-com:office:office" xmlns:oel="http://schemas.microsoft.com/office/2019/extlst" xmlns:r="http://schemas.openxmlformats.org/officeDocument/2006/relationships" xmlns:m="http://schemas.openxmlformats.org/officeDocument/2006/math" xmlns:v="urn:schemas-microsoft-com:vml" xmlns:wp14="http://schemas.microsoft.com/office/word/2010/wordprocessingDrawing" xmlns:wp="http://schemas.openxmlformats.org/drawingml/2006/wordprocessingDrawing" xmlns:w10="urn:schemas-microsoft-com:office:word" xmlns:w="http://schemas.openxmlformats.org/wordprocessingml/2006/main" xmlns:w14="http://schemas.microsoft.com/office/word/2010/wordml" xmlns:w15="http://schemas.microsoft.com/office/word/2012/wordml" xmlns:w16cex="http://schemas.microsoft.com/office/word/2018/wordml/cex" xmlns:w16cid="http://schemas.microsoft.com/office/word/2016/wordml/cid" xmlns:w16="http://schemas.microsoft.com/office/word/2018/wordml" xmlns:w16du="http://schemas.microsoft.com/office/word/2023/wordml/word16du" xmlns:w16sdtdh="http://schemas.microsoft.com/office/word/2020/wordml/sdtdatahash" xmlns:w16sdtfl="http://schemas.microsoft.com/office/word/2024/wordml/sdtformatlock" xmlns:w16se="http://schemas.microsoft.com/office/word/2015/wordml/symex" xmlns:wpg="http://schemas.microsoft.com/office/word/2010/wordprocessingGroup" xmlns:wpi="http://schemas.microsoft.com/office/word/2010/wordprocessingInk" xmlns:wne="http://schemas.microsoft.com/office/word/2006/wordml" xmlns:wps="http://schemas.microsoft.com/office/word/2010/wordprocessingShape" mc:Ignorable="w14 w15 w16se w16cid w16 w16cex w16sdtdh w16sdtfl w16du wp14">
-  <w16cid:commentId w16cid:paraId="0FC2D4B8" w16cid:durableId="4FF96E77"/>
+  <w16cid:commentId w16cid:paraId="1C059BB5" w16cid:durableId="0BA2829B"/>
 </w16cid:commentsIds>
 </file>
 
@@ -19297,6 +19377,37 @@
     <w:lsdException w:unhideWhenUsed="0" w:uiPriority="72" w:semiHidden="0" w:name="Colorful List Accent 6"/>
     <w:lsdException w:unhideWhenUsed="0" w:uiPriority="73" w:semiHidden="0" w:name="Colorful Grid Accent 6"/>
   </w:latentStyles>
+  <w:style w:type="character" w:styleId="CommentReference">
+    <w:name w:val="annotation reference"/>
+    <w:basedOn w:val="7"/>
+    <w:rPr>
+      <w:sz w:val="21"/>
+      <w:szCs w:val="21"/>
+    </w:rPr>
+  </w:style>
+  <w:style w:type="paragraph" w:styleId="CommentText">
+    <w:name w:val="annotation text"/>
+    <w:basedOn w:val="1"/>
+    <w:pPr>
+      <w:spacing w:before="0" w:beforeLines="0" w:after="0" w:afterLines="0" w:line="240" w:lineRule="auto"/>
+      <w:ind w:firstLine="0" w:firstLineChars="0"/>
+      <w:jc w:val="left"/>
+    </w:pPr>
+    <w:rPr>
+      <w:rFonts w:ascii="Times New Roman" w:hAnsi="Times New Roman" w:eastAsia="宋体"/>
+      <w:sz w:val="21"/>
+      <w:szCs w:val="21"/>
+    </w:rPr>
+  </w:style>
+  <w:style w:type="paragraph" w:styleId="CommentSubject">
+    <w:name w:val="annotation subject"/>
+    <w:basedOn w:val="CommentText"/>
+    <w:next w:val="CommentText"/>
+    <w:rPr>
+      <w:b/>
+      <w:bCs/>
+    </w:rPr>
+  </w:style>
   <w:style w:type="paragraph" w:default="1" w:styleId="1">
     <w:name w:val="Normal"/>
     <w:qFormat/>
@@ -19341,37 +19452,6 @@
     <w:pPr>
       <w:keepNext/>
       <w:keepLines/>
-      <w:style w:type="character" w:styleId="CommentReference">
-        <w:name w:val="annotation reference"/>
-        <w:basedOn w:val="7"/>
-        <w:rPr>
-          <w:sz w:val="21"/>
-          <w:szCs w:val="21"/>
-        </w:rPr>
-      </w:style>
-      <w:style w:type="paragraph" w:styleId="CommentText">
-        <w:name w:val="annotation text"/>
-        <w:basedOn w:val="1"/>
-        <w:pPr>
-          <w:spacing w:before="0" w:beforeLines="0" w:after="0" w:afterLines="0" w:line="240" w:lineRule="auto"/>
-          <w:ind w:firstLine="0" w:firstLineChars="0"/>
-          <w:jc w:val="left"/>
-        </w:pPr>
-        <w:rPr>
-          <w:rFonts w:ascii="Times New Roman" w:hAnsi="Times New Roman" w:eastAsia="宋体"/>
-          <w:sz w:val="21"/>
-          <w:szCs w:val="21"/>
-        </w:rPr>
-      </w:style>
-      <w:style w:type="paragraph" w:styleId="CommentSubject">
-        <w:name w:val="annotation subject"/>
-        <w:basedOn w:val="CommentText"/>
-        <w:next w:val="CommentText"/>
-        <w:rPr>
-          <w:b/>
-          <w:bCs/>
-        </w:rPr>
-      </w:style>
       <w:spacing w:beforeLines="50" w:afterLines="50" w:line="416" w:lineRule="auto"/>
       <w:ind w:firstLine="200" w:firstLineChars="200"/>
       <w:outlineLvl w:val="1"/>

--- a/output/燕京中发尽调报告/国泰海通关于燕京中发之尽职调查报告（初稿-同业竞争、土地收购、收入确认、返利）.docx
+++ b/output/燕京中发尽调报告/国泰海通关于燕京中发之尽职调查报告（初稿-同业竞争、土地收购、收入确认、返利）.docx
@@ -14228,14 +14228,408 @@
         <w:rPr>
           <w:rFonts w:hint="eastAsia" w:ascii="Times New Roman" w:hAnsi="Times New Roman" w:cs="Times New Roman"/>
         </w:rPr>
-        <w:t xml:space="preserve">中发邢台的生产经营场所位于河北省邢台市南和区城西工业园区和鼎路19号，即燕京健康产业园（邢台）一期纳豆智能工厂。经尽调了解，中发邢台生产经营实际使用的土地约300亩，该宗土地的使用权登记在燕京啤酒名下，中发邢台不拥有该等土地的使用权。</w:t>
+        <w:t>中发邢台的生产经营场所位于河北省邢台市南和区城西工业园区和鼎路19号，即燕京健康产业园（邢台）一期纳豆智能工厂。经尽调了解，中发邢台生产经营实际使用的土地合计约300亩，共涉及四宗宗地、四本权属证书，权属均登记在燕京啤酒名下，中发邢台不拥有该等土地的使用权。四宗宗地的构成如下：</w:t>
+      </w:r>
+    </w:p>
+    <w:tbl>
+      <w:tblPr>
+        <w:tblStyle w:val="64"/>
+        <w:tblW w:w="10425" w:type="dxa"/>
+        <w:jc w:val="center"/>
+        <w:tblBorders>
+          <w:top w:val="single" w:color="auto" w:sz="12" w:space="0"/>
+          <w:left w:val="single" w:color="auto" w:sz="12" w:space="0"/>
+          <w:bottom w:val="single" w:color="auto" w:sz="12" w:space="0"/>
+          <w:right w:val="single" w:color="auto" w:sz="12" w:space="0"/>
+          <w:insideH w:val="single" w:color="auto" w:sz="6" w:space="0"/>
+          <w:insideV w:val="single" w:color="auto" w:sz="6" w:space="0"/>
+        </w:tblBorders>
+        <w:tblLayout w:type="fixed"/>
+        <w:tblCellMar>
+          <w:top w:w="0" w:type="dxa"/>
+          <w:left w:w="108" w:type="dxa"/>
+          <w:bottom w:w="0" w:type="dxa"/>
+          <w:right w:w="108" w:type="dxa"/>
+        </w:tblCellMar>
+      </w:tblPr>
+      <w:tblGrid>
+        <w:gridCol w:w="2600"/>
+        <w:gridCol w:w="1300"/>
+        <w:gridCol w:w="1800"/>
+        <w:gridCol w:w="4725"/>
+      </w:tblGrid>
+      <w:tr>
+        <w:trPr>
+          <w:trHeight w:val="397" w:hRule="atLeast"/>
+          <w:jc w:val="center"/>
+        </w:trPr>
+        <w:tc>
+          <w:tcPr>
+            <w:tcW w:w="2600" w:type="dxa"/>
+            <w:vAlign w:val="center"/>
+          </w:tcPr>
+          <w:p>
+            <w:pPr>
+              <w:widowControl w:val="0"/>
+              <w:jc w:val="center"/>
+              <w:rPr>
+                <w:rFonts w:hint="eastAsia" w:ascii="Times New Roman" w:hAnsi="Times New Roman" w:cs="Times New Roman"/>
+                <w:b/>
+                <w:kern w:val="2"/>
+                <w:sz w:val="21"/>
+                <w:szCs w:val="21"/>
+              </w:rPr>
+            </w:pPr>
+            <w:r>
+              <w:rPr>
+                <w:rFonts w:hint="eastAsia" w:ascii="Times New Roman" w:hAnsi="Times New Roman" w:cs="Times New Roman"/>
+                <w:b/>
+                <w:kern w:val="2"/>
+                <w:sz w:val="21"/>
+                <w:szCs w:val="21"/>
+              </w:rPr>
+              <w:t>宗地类别</w:t>
+            </w:r>
+          </w:p>
+        </w:tc>
+        <w:tc>
+          <w:tcPr>
+            <w:tcW w:w="1300" w:type="dxa"/>
+            <w:vAlign w:val="center"/>
+          </w:tcPr>
+          <w:p>
+            <w:pPr>
+              <w:widowControl w:val="0"/>
+              <w:jc w:val="center"/>
+              <w:rPr>
+                <w:rFonts w:hint="eastAsia" w:ascii="Times New Roman" w:hAnsi="Times New Roman" w:cs="Times New Roman"/>
+                <w:b/>
+                <w:kern w:val="2"/>
+                <w:sz w:val="21"/>
+                <w:szCs w:val="21"/>
+              </w:rPr>
+            </w:pPr>
+            <w:r>
+              <w:rPr>
+                <w:rFonts w:hint="eastAsia" w:ascii="Times New Roman" w:hAnsi="Times New Roman" w:cs="Times New Roman"/>
+                <w:b/>
+                <w:kern w:val="2"/>
+                <w:sz w:val="21"/>
+                <w:szCs w:val="21"/>
+              </w:rPr>
+              <w:t>宗数</w:t>
+            </w:r>
+          </w:p>
+        </w:tc>
+        <w:tc>
+          <w:tcPr>
+            <w:tcW w:w="1800" w:type="dxa"/>
+            <w:vAlign w:val="center"/>
+          </w:tcPr>
+          <w:p>
+            <w:pPr>
+              <w:widowControl w:val="0"/>
+              <w:jc w:val="center"/>
+              <w:rPr>
+                <w:rFonts w:hint="eastAsia" w:ascii="Times New Roman" w:hAnsi="Times New Roman" w:cs="Times New Roman"/>
+                <w:b/>
+                <w:kern w:val="2"/>
+                <w:sz w:val="21"/>
+                <w:szCs w:val="21"/>
+              </w:rPr>
+            </w:pPr>
+            <w:r>
+              <w:rPr>
+                <w:rFonts w:hint="eastAsia" w:ascii="Times New Roman" w:hAnsi="Times New Roman" w:cs="Times New Roman"/>
+                <w:b/>
+                <w:kern w:val="2"/>
+                <w:sz w:val="21"/>
+                <w:szCs w:val="21"/>
+              </w:rPr>
+              <w:t>取得方式</w:t>
+            </w:r>
+          </w:p>
+        </w:tc>
+        <w:tc>
+          <w:tcPr>
+            <w:tcW w:w="4725" w:type="dxa"/>
+            <w:vAlign w:val="center"/>
+          </w:tcPr>
+          <w:p>
+            <w:pPr>
+              <w:widowControl w:val="0"/>
+              <w:jc w:val="center"/>
+              <w:rPr>
+                <w:rFonts w:hint="eastAsia" w:ascii="Times New Roman" w:hAnsi="Times New Roman" w:cs="Times New Roman"/>
+                <w:b/>
+                <w:kern w:val="2"/>
+                <w:sz w:val="21"/>
+                <w:szCs w:val="21"/>
+              </w:rPr>
+            </w:pPr>
+            <w:r>
+              <w:rPr>
+                <w:rFonts w:hint="eastAsia" w:ascii="Times New Roman" w:hAnsi="Times New Roman" w:cs="Times New Roman"/>
+                <w:b/>
+                <w:kern w:val="2"/>
+                <w:sz w:val="21"/>
+                <w:szCs w:val="21"/>
+              </w:rPr>
+              <w:t>主要用途</w:t>
+            </w:r>
+          </w:p>
+        </w:tc>
+      </w:tr>
+      <w:tr>
+        <w:trPr>
+          <w:trHeight w:val="397" w:hRule="atLeast"/>
+          <w:jc w:val="center"/>
+        </w:trPr>
+        <w:tc>
+          <w:tcPr>
+            <w:tcW w:w="2600" w:type="dxa"/>
+            <w:vAlign w:val="center"/>
+          </w:tcPr>
+          <w:p>
+            <w:pPr>
+              <w:widowControl w:val="0"/>
+              <w:jc w:val="center"/>
+              <w:rPr>
+                <w:rFonts w:hint="eastAsia" w:ascii="Times New Roman" w:hAnsi="Times New Roman" w:cs="Times New Roman"/>
+                <w:kern w:val="2"/>
+                <w:sz w:val="21"/>
+                <w:szCs w:val="21"/>
+              </w:rPr>
+            </w:pPr>
+            <w:r>
+              <w:rPr>
+                <w:rFonts w:hint="eastAsia" w:ascii="Times New Roman" w:hAnsi="Times New Roman" w:cs="Times New Roman"/>
+                <w:kern w:val="2"/>
+                <w:sz w:val="21"/>
+                <w:szCs w:val="21"/>
+              </w:rPr>
+              <w:t>工业用地</w:t>
+            </w:r>
+          </w:p>
+        </w:tc>
+        <w:tc>
+          <w:tcPr>
+            <w:tcW w:w="1300" w:type="dxa"/>
+            <w:vAlign w:val="center"/>
+          </w:tcPr>
+          <w:p>
+            <w:pPr>
+              <w:widowControl w:val="0"/>
+              <w:jc w:val="center"/>
+              <w:rPr>
+                <w:rFonts w:hint="eastAsia" w:ascii="Times New Roman" w:hAnsi="Times New Roman" w:cs="Times New Roman"/>
+                <w:kern w:val="2"/>
+                <w:sz w:val="21"/>
+                <w:szCs w:val="21"/>
+              </w:rPr>
+            </w:pPr>
+            <w:r>
+              <w:rPr>
+                <w:rFonts w:hint="eastAsia" w:ascii="Times New Roman" w:hAnsi="Times New Roman" w:cs="Times New Roman"/>
+                <w:kern w:val="2"/>
+                <w:sz w:val="21"/>
+                <w:szCs w:val="21"/>
+              </w:rPr>
+              <w:t>3宗</w:t>
+            </w:r>
+          </w:p>
+        </w:tc>
+        <w:tc>
+          <w:tcPr>
+            <w:tcW w:w="1800" w:type="dxa"/>
+            <w:vAlign w:val="center"/>
+          </w:tcPr>
+          <w:p>
+            <w:pPr>
+              <w:widowControl w:val="0"/>
+              <w:jc w:val="center"/>
+              <w:rPr>
+                <w:rFonts w:hint="eastAsia" w:ascii="Times New Roman" w:hAnsi="Times New Roman" w:cs="Times New Roman"/>
+                <w:kern w:val="2"/>
+                <w:sz w:val="21"/>
+                <w:szCs w:val="21"/>
+              </w:rPr>
+            </w:pPr>
+            <w:r>
+              <w:rPr>
+                <w:rFonts w:hint="eastAsia" w:ascii="Times New Roman" w:hAnsi="Times New Roman" w:cs="Times New Roman"/>
+                <w:kern w:val="2"/>
+                <w:sz w:val="21"/>
+                <w:szCs w:val="21"/>
+              </w:rPr>
+              <w:t>出让</w:t>
+            </w:r>
+          </w:p>
+        </w:tc>
+        <w:tc>
+          <w:tcPr>
+            <w:tcW w:w="4725" w:type="dxa"/>
+            <w:vAlign w:val="center"/>
+          </w:tcPr>
+          <w:p>
+            <w:pPr>
+              <w:widowControl w:val="0"/>
+              <w:jc w:val="both"/>
+              <w:rPr>
+                <w:rFonts w:hint="eastAsia" w:ascii="Times New Roman" w:hAnsi="Times New Roman" w:cs="Times New Roman"/>
+                <w:kern w:val="2"/>
+                <w:sz w:val="21"/>
+                <w:szCs w:val="21"/>
+              </w:rPr>
+            </w:pPr>
+            <w:r>
+              <w:rPr>
+                <w:rFonts w:hint="eastAsia" w:ascii="Times New Roman" w:hAnsi="Times New Roman" w:cs="Times New Roman"/>
+                <w:kern w:val="2"/>
+                <w:sz w:val="21"/>
+                <w:szCs w:val="21"/>
+              </w:rPr>
+              <w:t>纳豆生产厂房等主要生产经营用途</w:t>
+            </w:r>
+          </w:p>
+        </w:tc>
+      </w:tr>
+      <w:tr>
+        <w:trPr>
+          <w:trHeight w:val="397" w:hRule="atLeast"/>
+          <w:jc w:val="center"/>
+        </w:trPr>
+        <w:tc>
+          <w:tcPr>
+            <w:tcW w:w="2600" w:type="dxa"/>
+            <w:vAlign w:val="center"/>
+          </w:tcPr>
+          <w:p>
+            <w:pPr>
+              <w:widowControl w:val="0"/>
+              <w:jc w:val="center"/>
+              <w:rPr>
+                <w:rFonts w:hint="eastAsia" w:ascii="Times New Roman" w:hAnsi="Times New Roman" w:cs="Times New Roman"/>
+                <w:kern w:val="2"/>
+                <w:sz w:val="21"/>
+                <w:szCs w:val="21"/>
+              </w:rPr>
+            </w:pPr>
+            <w:r>
+              <w:rPr>
+                <w:rFonts w:hint="eastAsia" w:ascii="Times New Roman" w:hAnsi="Times New Roman" w:cs="Times New Roman"/>
+                <w:kern w:val="2"/>
+                <w:sz w:val="21"/>
+                <w:szCs w:val="21"/>
+              </w:rPr>
+              <w:t>集体土地</w:t>
+            </w:r>
+          </w:p>
+        </w:tc>
+        <w:tc>
+          <w:tcPr>
+            <w:tcW w:w="1300" w:type="dxa"/>
+            <w:vAlign w:val="center"/>
+          </w:tcPr>
+          <w:p>
+            <w:pPr>
+              <w:widowControl w:val="0"/>
+              <w:jc w:val="center"/>
+              <w:rPr>
+                <w:rFonts w:hint="eastAsia" w:ascii="Times New Roman" w:hAnsi="Times New Roman" w:cs="Times New Roman"/>
+                <w:kern w:val="2"/>
+                <w:sz w:val="21"/>
+                <w:szCs w:val="21"/>
+              </w:rPr>
+            </w:pPr>
+            <w:r>
+              <w:rPr>
+                <w:rFonts w:hint="eastAsia" w:ascii="Times New Roman" w:hAnsi="Times New Roman" w:cs="Times New Roman"/>
+                <w:kern w:val="2"/>
+                <w:sz w:val="21"/>
+                <w:szCs w:val="21"/>
+              </w:rPr>
+              <w:t>1宗</w:t>
+            </w:r>
+          </w:p>
+        </w:tc>
+        <w:tc>
+          <w:tcPr>
+            <w:tcW w:w="1800" w:type="dxa"/>
+            <w:vAlign w:val="center"/>
+          </w:tcPr>
+          <w:p>
+            <w:pPr>
+              <w:widowControl w:val="0"/>
+              <w:jc w:val="center"/>
+              <w:rPr>
+                <w:rFonts w:hint="eastAsia" w:ascii="Times New Roman" w:hAnsi="Times New Roman" w:cs="Times New Roman"/>
+                <w:kern w:val="2"/>
+                <w:sz w:val="21"/>
+                <w:szCs w:val="21"/>
+              </w:rPr>
+            </w:pPr>
+            <w:r>
+              <w:rPr>
+                <w:rFonts w:hint="eastAsia" w:ascii="Times New Roman" w:hAnsi="Times New Roman" w:cs="Times New Roman"/>
+                <w:kern w:val="2"/>
+                <w:sz w:val="21"/>
+                <w:szCs w:val="21"/>
+              </w:rPr>
+              <w:t>划拨</w:t>
+            </w:r>
+          </w:p>
+        </w:tc>
+        <w:tc>
+          <w:tcPr>
+            <w:tcW w:w="4725" w:type="dxa"/>
+            <w:vAlign w:val="center"/>
+          </w:tcPr>
+          <w:p>
+            <w:pPr>
+              <w:widowControl w:val="0"/>
+              <w:jc w:val="both"/>
+              <w:rPr>
+                <w:rFonts w:hint="eastAsia" w:ascii="Times New Roman" w:hAnsi="Times New Roman" w:cs="Times New Roman"/>
+                <w:kern w:val="2"/>
+                <w:sz w:val="21"/>
+                <w:szCs w:val="21"/>
+              </w:rPr>
+            </w:pPr>
+            <w:r>
+              <w:rPr>
+                <w:rFonts w:hint="eastAsia" w:ascii="Times New Roman" w:hAnsi="Times New Roman" w:cs="Times New Roman"/>
+                <w:kern w:val="2"/>
+                <w:sz w:val="21"/>
+                <w:szCs w:val="21"/>
+              </w:rPr>
+              <w:t>污水处理设施</w:t>
+            </w:r>
+          </w:p>
+        </w:tc>
+      </w:tr>
+    </w:tbl>
+    <w:p>
+      <w:pPr>
+        <w:spacing w:before="163" w:beforeLines="50" w:after="163" w:afterLines="50" w:line="360" w:lineRule="auto"/>
+        <w:ind w:firstLine="480" w:firstLineChars="200"/>
+        <w:jc w:val="both"/>
+        <w:rPr>
+          <w:rFonts w:ascii="Times New Roman" w:hAnsi="Times New Roman" w:cs="Times New Roman"/>
+        </w:rPr>
+      </w:pPr>
+      <w:r>
+        <w:rPr>
+          <w:rFonts w:hint="eastAsia" w:ascii="Times New Roman" w:hAnsi="Times New Roman" w:cs="Times New Roman"/>
+        </w:rPr>
+        <w:t xml:space="preserve">注：上述构成系根据公司说明整理。截至目前，公司尚未提供四宗宗地的不动产权证书等权属文件，各宗地的证载面积、宗地编号、四至范围、土地用途、使用年限及权利限制情况尚待核实。</w:t>
       </w:r>
       <w:commentRangeStart w:id="0"/>
       <w:r>
         <w:rPr>
           <w:rFonts w:hint="eastAsia" w:ascii="Times New Roman" w:hAnsi="Times New Roman" w:cs="Times New Roman"/>
         </w:rPr>
-        <w:t xml:space="preserve">据了解，该宗土地系以出让方式取得，截至目前尚未取得不动产权证书等权属文件。</w:t>
+        <w:t xml:space="preserve">其中第四宗，集体所有与划拨系两种不同的权属属性，划拨系国有土地的供应方式，集体土地不适用划拨，该宗地的实际权属性质应以不动产权证书的记载为准。</w:t>
       </w:r>
       <w:commentRangeEnd w:id="0"/>
       <w:r>
@@ -14310,7 +14704,7 @@
         <w:rPr>
           <w:rFonts w:hint="eastAsia" w:ascii="Times New Roman" w:hAnsi="Times New Roman" w:cs="Times New Roman"/>
         </w:rPr>
-        <w:t>①资产完整性及独立性。《首次公开发行股票注册管理办法》第十二条要求发行人资产完整，业务及人员、财务、机构独立。土地是纳豆生产的基础生产要素，若上市主体（含拟纳入合并范围的中发邢台）不拥有生产经营所必需土地的使用权，将影响对资产完整性的判断并形成对控股股东的依赖，属于审核中的重点关注事项。</w:t>
+        <w:t>①资产完整性及独立性。《首次公开发行股票注册管理办法》第十二条要求发行人资产完整，业务及人员、财务、机构独立。土地是纳豆生产的基础生产要素，纳豆生产厂房及在建工程均坐落于前三宗出让工业用地之上，若上市主体（含拟纳入合并范围的中发邢台）不拥有该等土地的使用权，将影响对资产完整性的判断并形成对控股股东的依赖，属于审核中的重点关注事项。</w:t>
       </w:r>
     </w:p>
     <w:p>
@@ -14342,7 +14736,23 @@
         <w:rPr>
           <w:rFonts w:hint="eastAsia" w:ascii="Times New Roman" w:hAnsi="Times New Roman" w:cs="Times New Roman"/>
         </w:rPr>
-        <w:t>③关联交易、国资程序及税费。由中发邢台向燕京啤酒购入土地构成关联交易，同时属于国有资产转让，须以经备案的评估结果作为定价基础并履行内部决策及国资审批程序，燕京啤酒作为A股上市公司还需履行审议及披露程序。该宗土地目前尚未取得不动产权证书，权属文件的取得是启动交易的前提。土地使用权转让涉及土地增值税、增值税及附加、契税、印花税及企业所得税，税负与评估增值幅度直接相关，需在取得评估结果后测算并明确承担方式。</w:t>
+        <w:t>③关联交易、国资程序及税费。由中发邢台向燕京啤酒购入土地构成关联交易，同时属于国有资产转让，须以经备案的评估结果作为定价基础并履行内部决策及国资审批程序，燕京啤酒作为A股上市公司还需履行审议及披露程序。四宗宗地目前均未提供不动产权证书，权属文件的取得是启动交易的前提。出让用地的使用权转让涉及土地增值税、增值税及附加、契税、印花税及企业所得税，税负与评估增值幅度直接相关，需在取得评估结果后测算并明确承担方式。</w:t>
+      </w:r>
+    </w:p>
+    <w:p>
+      <w:pPr>
+        <w:spacing w:before="163" w:beforeLines="50" w:after="163" w:afterLines="50" w:line="360" w:lineRule="auto"/>
+        <w:ind w:firstLine="480" w:firstLineChars="200"/>
+        <w:jc w:val="both"/>
+        <w:rPr>
+          <w:rFonts w:ascii="Times New Roman" w:hAnsi="Times New Roman" w:cs="Times New Roman"/>
+        </w:rPr>
+      </w:pPr>
+      <w:r>
+        <w:rPr>
+          <w:rFonts w:hint="eastAsia" w:ascii="Times New Roman" w:hAnsi="Times New Roman" w:cs="Times New Roman"/>
+        </w:rPr>
+        <w:t>④第四宗宗地的处置路径与前三宗不同。根据《中华人民共和国城市房地产管理法》，以划拨方式取得土地使用权的，转让房地产时须报有批准权的人民政府审批，准予转让的由受让方办理土地使用权出让手续并缴纳土地使用权出让金；划拨用地还存在因公共利益需要被依法收回的可能，且不能直接用于抵押融资。若该宗地实际为集体土地，则不属于国有土地，其流转适用《中华人民共和国土地管理法》关于集体经营性建设用地的规定，路径与国有土地差异较大。考虑到该宗地主要用作污水处理设施，属于配套设施用地，不承载主要生产经营，其权属问题对资产完整性的影响程度低于前三宗，可在权属核实后另行确定处理方式。</w:t>
       </w:r>
     </w:p>
     <w:p>
@@ -14378,7 +14788,7 @@
         <w:rPr>
           <w:rFonts w:hint="eastAsia" w:ascii="Times New Roman" w:hAnsi="Times New Roman" w:cs="Times New Roman"/>
         </w:rPr>
-        <w:t>建议由中发邢台向燕京啤酒购入其实际占用的土地使用权，实现房、地权属统一，并与本节3、同业竞争项下的股权重组统筹推进。具体安排如下：</w:t>
+        <w:t>建议由中发邢台向燕京啤酒购入其实际占用的土地使用权，实现房、地权属统一，并与本节3、同业竞争项下的股权重组统筹推进。考虑到四宗宗地的取得方式不同，建议区分处理：前三宗出让工业用地承载纳豆生产厂房及在建工程，属于必须解决的核心资产，纳入本次收购范围；第四宗划拨用地主要用作污水处理设施，处置程序相对复杂且不承载主要生产经营，是否纳入收购范围可待权属核实后另行确定。具体安排如下：</w:t>
       </w:r>
     </w:p>
     <w:p>
@@ -14394,7 +14804,7 @@
         <w:rPr>
           <w:rFonts w:hint="eastAsia" w:ascii="Times New Roman" w:hAnsi="Times New Roman" w:cs="Times New Roman"/>
         </w:rPr>
-        <w:t>①完成权属确认。取得该宗土地的权属文件，核实权利人、宗地编号、四至范围、实际面积、土地用途、取得方式、出让年限及剩余年限，以及是否存在抵押、查封等权利限制；同时核实中发邢台实际占用范围与权属证载范围是否一致，是否存在超占或与其他主体混用的情形。若权证尚在办理中，需了解办理进度及预计取得时间，并取得自然资源主管部门出具的相关证明。</w:t>
+        <w:t>①完成权属确认。取得四宗宗地的权属文件，逐宗核实权利人、宗地编号、四至范围、证载面积、土地用途、取得方式、使用年限及剩余年限，以及是否存在抵押、查封等权利限制；重点核实第四宗宗地究竟为国有划拨用地还是集体建设用地，据以确定其处置路径。同时核实中发邢台实际占用范围与权属证载范围是否一致，是否存在超占或与其他主体混用的情形。若相关权证尚在办理中，需了解办理进度及预计取得时间，并取得自然资源主管部门出具的相关证明。</w:t>
       </w:r>
     </w:p>
     <w:p>
@@ -14410,7 +14820,7 @@
         <w:rPr>
           <w:rFonts w:hint="eastAsia" w:ascii="Times New Roman" w:hAnsi="Times New Roman" w:cs="Times New Roman"/>
         </w:rPr>
-        <w:t>②确定交易方案及与股权重组的衔接。交易标的为该宗土地的使用权及地上附着物（如有），受让方为中发邢台，出让方为燕京啤酒。建议先完成土地权属过户，再实施发行人对中发邢台的股权收购，使注入上市主体的中发邢台已实现房、地权属统一；若两项交易难以先后进行，亦可同步交割，但需在协议中明确交割条件的先后顺序。</w:t>
+        <w:t>②确定收购范围及与股权重组的衔接。交易标的为前三宗出让工业用地的使用权及地上附着物（如有），受让方为中发邢台，出让方为燕京啤酒。建议先完成土地权属过户，再实施发行人对中发邢台的股权收购，使注入上市主体的中发邢台已实现房、地权属统一；若两项交易难以先后进行，亦可同步交割，但需在协议中明确交割条件的先后顺序。</w:t>
       </w:r>
     </w:p>
     <w:p>
@@ -14458,7 +14868,7 @@
         <w:rPr>
           <w:rFonts w:hint="eastAsia" w:ascii="Times New Roman" w:hAnsi="Times New Roman" w:cs="Times New Roman"/>
         </w:rPr>
-        <w:t>⑤过渡期安排。若土地过户在申报基准日前无法完成，建议先由燕京啤酒与中发邢台签署书面的土地及厂房租赁协议并办理租赁备案，明确租金定价依据及公允性，同时取得燕京啤酒出具的承诺函，承诺保障中发邢台持续、稳定使用该宗土地并在约定期限内完成权属转移。需说明的是，租赁方案属于过渡性安排，在资产完整性的论证上仍存在不足，最终仍应通过收购实现权属统一。</w:t>
+        <w:t>⑤第四宗宗地的处理及过渡期安排。该宗地待权属性质核实后确定处理方式：如为国有划拨用地，可由燕京啤酒先行办理补缴土地使用权出让金转为出让用地的手续后再行转让，亦可维持权属不变，由双方签署书面协议约定污水处理设施的使用方式及费用分担；如为集体土地，则不宜纳入本次收购，建议以协议方式明确使用安排。无论采取何种方式，均需核查该宗地上污水处理设施的建设手续及环保验收是否完备，并就该宗地未纳入上市主体对生产经营的影响作出说明。此外，若前三宗宗地的过户在申报基准日前无法完成，建议先由燕京啤酒与中发邢台签署书面的土地及厂房租赁协议并办理租赁备案，明确租金定价依据及公允性，同时取得燕京啤酒出具的承诺函，承诺保障中发邢台持续、稳定使用该等土地并在约定期限内完成权属转移。租赁方案属于过渡性安排，在资产完整性的论证上仍存在不足，最终仍应通过收购实现权属统一。</w:t>
       </w:r>
     </w:p>
     <w:p>
@@ -17976,7 +18386,7 @@
 
 <file path=word/comments.xml><?xml version="1.0" encoding="utf-8"?>
 <w:comments xmlns:wpc="http://schemas.microsoft.com/office/word/2010/wordprocessingCanvas" xmlns:cx="http://schemas.microsoft.com/office/drawing/2014/chartex" xmlns:cx1="http://schemas.microsoft.com/office/drawing/2015/9/8/chartex" xmlns:cx2="http://schemas.microsoft.com/office/drawing/2015/10/21/chartex" xmlns:cx3="http://schemas.microsoft.com/office/drawing/2016/5/9/chartex" xmlns:cx4="http://schemas.microsoft.com/office/drawing/2016/5/10/chartex" xmlns:cx5="http://schemas.microsoft.com/office/drawing/2016/5/11/chartex" xmlns:cx6="http://schemas.microsoft.com/office/drawing/2016/5/12/chartex" xmlns:cx7="http://schemas.microsoft.com/office/drawing/2016/5/13/chartex" xmlns:cx8="http://schemas.microsoft.com/office/drawing/2016/5/14/chartex" xmlns:mc="http://schemas.openxmlformats.org/markup-compatibility/2006" xmlns:aink="http://schemas.microsoft.com/office/drawing/2016/ink" xmlns:am3d="http://schemas.microsoft.com/office/drawing/2017/model3d" xmlns:o="urn:schemas-microsoft-com:office:office" xmlns:oel="http://schemas.microsoft.com/office/2019/extlst" xmlns:r="http://schemas.openxmlformats.org/officeDocument/2006/relationships" xmlns:m="http://schemas.openxmlformats.org/officeDocument/2006/math" xmlns:v="urn:schemas-microsoft-com:vml" xmlns:wp14="http://schemas.microsoft.com/office/word/2010/wordprocessingDrawing" xmlns:wp="http://schemas.openxmlformats.org/drawingml/2006/wordprocessingDrawing" xmlns:w10="urn:schemas-microsoft-com:office:word" xmlns:w="http://schemas.openxmlformats.org/wordprocessingml/2006/main" xmlns:w14="http://schemas.microsoft.com/office/word/2010/wordml" xmlns:w15="http://schemas.microsoft.com/office/word/2012/wordml" xmlns:w16cex="http://schemas.microsoft.com/office/word/2018/wordml/cex" xmlns:w16cid="http://schemas.microsoft.com/office/word/2016/wordml/cid" xmlns:w16="http://schemas.microsoft.com/office/word/2018/wordml" xmlns:w16du="http://schemas.microsoft.com/office/word/2023/wordml/word16du" xmlns:w16sdtdh="http://schemas.microsoft.com/office/word/2020/wordml/sdtdatahash" xmlns:w16sdtfl="http://schemas.microsoft.com/office/word/2024/wordml/sdtformatlock" xmlns:w16se="http://schemas.microsoft.com/office/word/2015/wordml/symex" xmlns:wpg="http://schemas.microsoft.com/office/word/2010/wordprocessingGroup" xmlns:wpi="http://schemas.microsoft.com/office/word/2010/wordprocessingInk" xmlns:wne="http://schemas.microsoft.com/office/word/2006/wordml" xmlns:wps="http://schemas.microsoft.com/office/word/2010/wordprocessingShape" mc:Ignorable="w14 w15 w16se w16cid w16 w16cex w16sdtdh w16sdtfl w16du wp14">
-  <w:comment w:id="0" w:author="燕京中发IPO项目组" w:date="2026-08-17T08:54:36Z" w:initials="YJ">
+  <w:comment w:id="0" w:author="燕京中发IPO项目组" w:date="2026-08-19T02:00:11Z" w:initials="YJ">
     <w:p>
       <w:pPr>
         <w:pStyle w:val="CommentText"/>
@@ -17994,7 +18404,7 @@
           <w:sz w:val="20"/>
           <w:szCs w:val="20"/>
         </w:rPr>
-        <w:t xml:space="preserve">土地取得方式暂按出让地口径撰写。目前公司尚未提供不动产权证书等权属文件，实际取得方式（出让/划拨）及权利限制情况需在取得权属文件后复核，如为划拨用地则需先行办理补缴出让金等转出让手续，本节解决方案及税费口径需相应调整。</w:t>
+        <w:t xml:space="preserve">四宗宗地的构成系根据公司说明整理，权证尚未取得，需在取得后逐宗复核。需提示的是：划拨系国有土地的供应方式，集体土地属于农民集体所有、不适用划拨，两者不能并存，第四宗宗地究竟为国有划拨用地还是集体建设用地，应以不动产权证书的记载为准。两种情形下的处置路径差异较大：如为国有划拨用地，可由燕京啤酒补缴土地使用权出让金转为出让用地后再行转让；如为集体土地，则不能直接转让给公司，须先行征收转为国有或按集体经营性建设用地入市，周期长、不确定性高，通常不宜纳入上市主体。取得四本权证后需据此复核本节的解决方案及税费口径。</w:t>
       </w:r>
     </w:p>
   </w:comment>
@@ -18003,19 +18413,19 @@
 
 <file path=word/commentsExtended.xml><?xml version="1.0" encoding="utf-8"?>
 <w15:commentsEx xmlns:wpc="http://schemas.microsoft.com/office/word/2010/wordprocessingCanvas" xmlns:cx="http://schemas.microsoft.com/office/drawing/2014/chartex" xmlns:cx1="http://schemas.microsoft.com/office/drawing/2015/9/8/chartex" xmlns:cx2="http://schemas.microsoft.com/office/drawing/2015/10/21/chartex" xmlns:cx3="http://schemas.microsoft.com/office/drawing/2016/5/9/chartex" xmlns:cx4="http://schemas.microsoft.com/office/drawing/2016/5/10/chartex" xmlns:cx5="http://schemas.microsoft.com/office/drawing/2016/5/11/chartex" xmlns:cx6="http://schemas.microsoft.com/office/drawing/2016/5/12/chartex" xmlns:cx7="http://schemas.microsoft.com/office/drawing/2016/5/13/chartex" xmlns:cx8="http://schemas.microsoft.com/office/drawing/2016/5/14/chartex" xmlns:mc="http://schemas.openxmlformats.org/markup-compatibility/2006" xmlns:aink="http://schemas.microsoft.com/office/drawing/2016/ink" xmlns:am3d="http://schemas.microsoft.com/office/drawing/2017/model3d" xmlns:o="urn:schemas-microsoft-com:office:office" xmlns:oel="http://schemas.microsoft.com/office/2019/extlst" xmlns:r="http://schemas.openxmlformats.org/officeDocument/2006/relationships" xmlns:m="http://schemas.openxmlformats.org/officeDocument/2006/math" xmlns:v="urn:schemas-microsoft-com:vml" xmlns:wp14="http://schemas.microsoft.com/office/word/2010/wordprocessingDrawing" xmlns:wp="http://schemas.openxmlformats.org/drawingml/2006/wordprocessingDrawing" xmlns:w10="urn:schemas-microsoft-com:office:word" xmlns:w="http://schemas.openxmlformats.org/wordprocessingml/2006/main" xmlns:w14="http://schemas.microsoft.com/office/word/2010/wordml" xmlns:w15="http://schemas.microsoft.com/office/word/2012/wordml" xmlns:w16cex="http://schemas.microsoft.com/office/word/2018/wordml/cex" xmlns:w16cid="http://schemas.microsoft.com/office/word/2016/wordml/cid" xmlns:w16="http://schemas.microsoft.com/office/word/2018/wordml" xmlns:w16du="http://schemas.microsoft.com/office/word/2023/wordml/word16du" xmlns:w16sdtdh="http://schemas.microsoft.com/office/word/2020/wordml/sdtdatahash" xmlns:w16sdtfl="http://schemas.microsoft.com/office/word/2024/wordml/sdtformatlock" xmlns:w16se="http://schemas.microsoft.com/office/word/2015/wordml/symex" xmlns:wpg="http://schemas.microsoft.com/office/word/2010/wordprocessingGroup" xmlns:wpi="http://schemas.microsoft.com/office/word/2010/wordprocessingInk" xmlns:wne="http://schemas.microsoft.com/office/word/2006/wordml" xmlns:wps="http://schemas.microsoft.com/office/word/2010/wordprocessingShape" mc:Ignorable="w14 w15 w16se w16cid w16 w16cex w16sdtdh w16sdtfl w16du wp14">
-  <w15:commentEx w15:paraId="1C059BB5" w15:done="0"/>
+  <w15:commentEx w15:paraId="6CCB3003" w15:done="0"/>
 </w15:commentsEx>
 </file>
 
 <file path=word/commentsExtensible.xml><?xml version="1.0" encoding="utf-8"?>
 <w16cex:commentsExtensible xmlns:wpc="http://schemas.microsoft.com/office/word/2010/wordprocessingCanvas" xmlns:cx="http://schemas.microsoft.com/office/drawing/2014/chartex" xmlns:cx1="http://schemas.microsoft.com/office/drawing/2015/9/8/chartex" xmlns:cx2="http://schemas.microsoft.com/office/drawing/2015/10/21/chartex" xmlns:cx3="http://schemas.microsoft.com/office/drawing/2016/5/9/chartex" xmlns:cx4="http://schemas.microsoft.com/office/drawing/2016/5/10/chartex" xmlns:cx5="http://schemas.microsoft.com/office/drawing/2016/5/11/chartex" xmlns:cx6="http://schemas.microsoft.com/office/drawing/2016/5/12/chartex" xmlns:cx7="http://schemas.microsoft.com/office/drawing/2016/5/13/chartex" xmlns:cx8="http://schemas.microsoft.com/office/drawing/2016/5/14/chartex" xmlns:mc="http://schemas.openxmlformats.org/markup-compatibility/2006" xmlns:aink="http://schemas.microsoft.com/office/drawing/2016/ink" xmlns:am3d="http://schemas.microsoft.com/office/drawing/2017/model3d" xmlns:o="urn:schemas-microsoft-com:office:office" xmlns:oel="http://schemas.microsoft.com/office/2019/extlst" xmlns:r="http://schemas.openxmlformats.org/officeDocument/2006/relationships" xmlns:m="http://schemas.openxmlformats.org/officeDocument/2006/math" xmlns:v="urn:schemas-microsoft-com:vml" xmlns:wp14="http://schemas.microsoft.com/office/word/2010/wordprocessingDrawing" xmlns:wp="http://schemas.openxmlformats.org/drawingml/2006/wordprocessingDrawing" xmlns:w10="urn:schemas-microsoft-com:office:word" xmlns:w="http://schemas.openxmlformats.org/wordprocessingml/2006/main" xmlns:w14="http://schemas.microsoft.com/office/word/2010/wordml" xmlns:w15="http://schemas.microsoft.com/office/word/2012/wordml" xmlns:w16cex="http://schemas.microsoft.com/office/word/2018/wordml/cex" xmlns:w16cid="http://schemas.microsoft.com/office/word/2016/wordml/cid" xmlns:w16="http://schemas.microsoft.com/office/word/2018/wordml" xmlns:w16du="http://schemas.microsoft.com/office/word/2023/wordml/word16du" xmlns:w16sdtdh="http://schemas.microsoft.com/office/word/2020/wordml/sdtdatahash" xmlns:w16sdtfl="http://schemas.microsoft.com/office/word/2024/wordml/sdtformatlock" xmlns:w16se="http://schemas.microsoft.com/office/word/2015/wordml/symex" xmlns:wpg="http://schemas.microsoft.com/office/word/2010/wordprocessingGroup" xmlns:wpi="http://schemas.microsoft.com/office/word/2010/wordprocessingInk" xmlns:wne="http://schemas.microsoft.com/office/word/2006/wordml" xmlns:wps="http://schemas.microsoft.com/office/word/2010/wordprocessingShape" xmlns:cr="http://schemas.microsoft.com/office/comments/2020/reactions" mc:Ignorable="w14 w15 w16se w16cid w16 w16cex w16sdtdh w16sdtfl cr w16du wp14">
-  <w16cex:commentExtensible w16cex:durableId="0BA2829B" w16cex:dateUtc="2026-08-17T08:54:36Z"/>
+  <w16cex:commentExtensible w16cex:durableId="67C2549F" w16cex:dateUtc="2026-08-19T02:00:11Z"/>
 </w16cex:commentsExtensible>
 </file>
 
 <file path=word/commentsIds.xml><?xml version="1.0" encoding="utf-8"?>
 <w16cid:commentsIds xmlns:wpc="http://schemas.microsoft.com/office/word/2010/wordprocessingCanvas" xmlns:cx="http://schemas.microsoft.com/office/drawing/2014/chartex" xmlns:cx1="http://schemas.microsoft.com/office/drawing/2015/9/8/chartex" xmlns:cx2="http://schemas.microsoft.com/office/drawing/2015/10/21/chartex" xmlns:cx3="http://schemas.microsoft.com/office/drawing/2016/5/9/chartex" xmlns:cx4="http://schemas.microsoft.com/office/drawing/2016/5/10/chartex" xmlns:cx5="http://schemas.microsoft.com/office/drawing/2016/5/11/chartex" xmlns:cx6="http://schemas.microsoft.com/office/drawing/2016/5/12/chartex" xmlns:cx7="http://schemas.microsoft.com/office/drawing/2016/5/13/chartex" xmlns:cx8="http://schemas.microsoft.com/office/drawing/2016/5/14/chartex" xmlns:mc="http://schemas.openxmlformats.org/markup-compatibility/2006" xmlns:aink="http://schemas.microsoft.com/office/drawing/2016/ink" xmlns:am3d="http://schemas.microsoft.com/office/drawing/2017/model3d" xmlns:o="urn:schemas-microsoft-com:office:office" xmlns:oel="http://schemas.microsoft.com/office/2019/extlst" xmlns:r="http://schemas.openxmlformats.org/officeDocument/2006/relationships" xmlns:m="http://schemas.openxmlformats.org/officeDocument/2006/math" xmlns:v="urn:schemas-microsoft-com:vml" xmlns:wp14="http://schemas.microsoft.com/office/word/2010/wordprocessingDrawing" xmlns:wp="http://schemas.openxmlformats.org/drawingml/2006/wordprocessingDrawing" xmlns:w10="urn:schemas-microsoft-com:office:word" xmlns:w="http://schemas.openxmlformats.org/wordprocessingml/2006/main" xmlns:w14="http://schemas.microsoft.com/office/word/2010/wordml" xmlns:w15="http://schemas.microsoft.com/office/word/2012/wordml" xmlns:w16cex="http://schemas.microsoft.com/office/word/2018/wordml/cex" xmlns:w16cid="http://schemas.microsoft.com/office/word/2016/wordml/cid" xmlns:w16="http://schemas.microsoft.com/office/word/2018/wordml" xmlns:w16du="http://schemas.microsoft.com/office/word/2023/wordml/word16du" xmlns:w16sdtdh="http://schemas.microsoft.com/office/word/2020/wordml/sdtdatahash" xmlns:w16sdtfl="http://schemas.microsoft.com/office/word/2024/wordml/sdtformatlock" xmlns:w16se="http://schemas.microsoft.com/office/word/2015/wordml/symex" xmlns:wpg="http://schemas.microsoft.com/office/word/2010/wordprocessingGroup" xmlns:wpi="http://schemas.microsoft.com/office/word/2010/wordprocessingInk" xmlns:wne="http://schemas.microsoft.com/office/word/2006/wordml" xmlns:wps="http://schemas.microsoft.com/office/word/2010/wordprocessingShape" mc:Ignorable="w14 w15 w16se w16cid w16 w16cex w16sdtdh w16sdtfl w16du wp14">
-  <w16cid:commentId w16cid:paraId="1C059BB5" w16cid:durableId="0BA2829B"/>
+  <w16cid:commentId w16cid:paraId="6CCB3003" w16cid:durableId="67C2549F"/>
 </w16cid:commentsIds>
 </file>
 

--- a/output/燕京中发尽调报告/国泰海通关于燕京中发之尽职调查报告（初稿-同业竞争、土地收购、收入确认、返利）.docx
+++ b/output/燕京中发尽调报告/国泰海通关于燕京中发之尽职调查报告（初稿-同业竞争、土地收购、收入确认、返利）.docx
@@ -11177,6 +11177,120 @@
                 <w:sz w:val="21"/>
                 <w:szCs w:val="21"/>
               </w:rPr>
+              <w:t>发行人净利润</w:t>
+            </w:r>
+          </w:p>
+        </w:tc>
+        <w:tc>
+          <w:tcPr>
+            <w:tcW w:w="2584" w:type="dxa"/>
+            <w:vAlign w:val="center"/>
+          </w:tcPr>
+          <w:p>
+            <w:pPr>
+              <w:widowControl w:val="0"/>
+              <w:jc w:val="right"/>
+              <w:rPr>
+                <w:rFonts w:hint="eastAsia" w:ascii="Times New Roman" w:hAnsi="Times New Roman" w:cs="Times New Roman"/>
+                <w:kern w:val="2"/>
+                <w:sz w:val="21"/>
+                <w:szCs w:val="21"/>
+              </w:rPr>
+            </w:pPr>
+            <w:r>
+              <w:rPr>
+                <w:rFonts w:hint="eastAsia" w:ascii="Times New Roman" w:hAnsi="Times New Roman" w:cs="Times New Roman"/>
+                <w:kern w:val="2"/>
+                <w:sz w:val="21"/>
+                <w:szCs w:val="21"/>
+              </w:rPr>
+              <w:t>6,308.86</w:t>
+            </w:r>
+          </w:p>
+        </w:tc>
+        <w:tc>
+          <w:tcPr>
+            <w:tcW w:w="2584" w:type="dxa"/>
+            <w:vAlign w:val="center"/>
+          </w:tcPr>
+          <w:p>
+            <w:pPr>
+              <w:widowControl w:val="0"/>
+              <w:jc w:val="right"/>
+              <w:rPr>
+                <w:rFonts w:hint="eastAsia" w:ascii="Times New Roman" w:hAnsi="Times New Roman" w:cs="Times New Roman"/>
+                <w:kern w:val="2"/>
+                <w:sz w:val="21"/>
+                <w:szCs w:val="21"/>
+              </w:rPr>
+            </w:pPr>
+            <w:r>
+              <w:rPr>
+                <w:rFonts w:hint="eastAsia" w:ascii="Times New Roman" w:hAnsi="Times New Roman" w:cs="Times New Roman"/>
+                <w:kern w:val="2"/>
+                <w:sz w:val="21"/>
+                <w:szCs w:val="21"/>
+              </w:rPr>
+              <w:t>13,343.75</w:t>
+            </w:r>
+          </w:p>
+        </w:tc>
+        <w:tc>
+          <w:tcPr>
+            <w:tcW w:w="2584" w:type="dxa"/>
+            <w:vAlign w:val="center"/>
+          </w:tcPr>
+          <w:p>
+            <w:pPr>
+              <w:widowControl w:val="0"/>
+              <w:jc w:val="right"/>
+              <w:rPr>
+                <w:rFonts w:hint="eastAsia" w:ascii="Times New Roman" w:hAnsi="Times New Roman" w:cs="Times New Roman"/>
+                <w:kern w:val="2"/>
+                <w:sz w:val="21"/>
+                <w:szCs w:val="21"/>
+              </w:rPr>
+            </w:pPr>
+            <w:r>
+              <w:rPr>
+                <w:rFonts w:hint="eastAsia" w:ascii="Times New Roman" w:hAnsi="Times New Roman" w:cs="Times New Roman"/>
+                <w:kern w:val="2"/>
+                <w:sz w:val="21"/>
+                <w:szCs w:val="21"/>
+              </w:rPr>
+              <w:t>8,712.34</w:t>
+            </w:r>
+          </w:p>
+        </w:tc>
+      </w:tr>
+      <w:tr>
+        <w:trPr>
+          <w:trHeight w:val="397" w:hRule="atLeast"/>
+          <w:jc w:val="center"/>
+        </w:trPr>
+        <w:tc>
+          <w:tcPr>
+            <w:tcW w:w="2673" w:type="dxa"/>
+            <w:vAlign w:val="center"/>
+          </w:tcPr>
+          <w:p>
+            <w:pPr>
+              <w:widowControl w:val="0"/>
+              <w:jc w:val="center"/>
+              <w:rPr>
+                <w:rFonts w:hint="eastAsia" w:ascii="Times New Roman" w:hAnsi="Times New Roman" w:cs="Times New Roman"/>
+                <w:kern w:val="2"/>
+                <w:sz w:val="21"/>
+                <w:szCs w:val="21"/>
+              </w:rPr>
+            </w:pPr>
+            <w:r>
+              <w:rPr>
+                <w:rFonts w:hint="eastAsia" w:ascii="Times New Roman" w:hAnsi="Times New Roman" w:cs="Times New Roman"/>
+                <w:kern w:val="2"/>
+                <w:sz w:val="21"/>
+                <w:szCs w:val="21"/>
+              </w:rPr>
               <w:t>发行人总资产</w:t>
             </w:r>
           </w:p>
@@ -11733,7 +11847,7 @@
         <w:rPr>
           <w:rFonts w:hint="eastAsia" w:ascii="Times New Roman" w:hAnsi="Times New Roman" w:cs="Times New Roman"/>
         </w:rPr>
-        <w:t>注：发行人2026年1-6月毛利根据其利润表营业收入20,814.62万元、营业成本9,890.45万元计算。中发邢台2024年度、2025年度数据取自其审计报告，2026年1-6月数据取自其财务报表，未经审计。</w:t>
+        <w:t>注：发行人2026年1-6月毛利根据其利润表营业收入20,814.62万元、营业成本9,890.45万元计算；发行人净利润为归属于母公司股东的净利润，因中发邢台按权益法核算、未纳入合并范围，该口径与净利润一致。中发邢台2024年度、2025年度数据取自其审计报告，2026年1-6月数据取自其财务报表，未经审计。</w:t>
       </w:r>
     </w:p>
     <w:p>
@@ -11917,7 +12031,23 @@
         <w:rPr>
           <w:rFonts w:hint="eastAsia" w:ascii="Times New Roman" w:hAnsi="Times New Roman" w:cs="Times New Roman"/>
         </w:rPr>
-        <w:t>以2026年6月30日中发邢台账面净资产12,849.70万元为基础模拟测算，其67.00%股权作价8,609.30万元；以发行人同期账面净资产30,950.09万元、注册资本4,000.00万元测算，每1.00元注册资本对应净资产7.7375元，燕京啤酒新增出资额1,112.67万元。交易前后股权结构模拟如下：</w:t>
+        <w:t>本次交易同时改变两个层面的股权结构。中发邢台层面，燕京啤酒持有的67.00%股权转由发行人持有，与发行人原已持有的33.00%合并，中发邢台由发行人的参股公司变为全资子公司，纳入合并报表范围。发行人层面，由于对价系发行人向燕京啤酒定向增发自身股权，发行人的注册资本相应增加，燕京啤酒因取得新增股权而持股比例上升，燕京集团及食品发酵研究院未参与本次出资、持股比例被动稀释，但控股股东及实际控制人未发生变更。</w:t>
+      </w:r>
+    </w:p>
+    <w:p>
+      <w:pPr>
+        <w:spacing w:before="163" w:beforeLines="50" w:after="163" w:afterLines="50" w:line="360" w:lineRule="auto"/>
+        <w:ind w:firstLine="480" w:firstLineChars="200"/>
+        <w:jc w:val="both"/>
+        <w:rPr>
+          <w:rFonts w:ascii="Times New Roman" w:hAnsi="Times New Roman" w:cs="Times New Roman"/>
+        </w:rPr>
+      </w:pPr>
+      <w:r>
+        <w:rPr>
+          <w:rFonts w:hint="eastAsia" w:ascii="Times New Roman" w:hAnsi="Times New Roman" w:cs="Times New Roman"/>
+        </w:rPr>
+        <w:t>以2026年6月30日中发邢台账面净资产12,849.70万元为基础模拟测算，其67.00%股权作价8,609.30万元；以发行人同期账面净资产30,950.09万元、注册资本4,000.00万元测算，每1.00元注册资本对应净资产7.7375元，燕京啤酒新增出资额1,112.67万元。发行人交易前后的股权结构模拟如下：</w:t>
       </w:r>
     </w:p>
     <w:p>
@@ -11999,7 +12129,7 @@
                 <w:sz w:val="21"/>
                 <w:szCs w:val="21"/>
               </w:rPr>
-              <w:t>股东名称</w:t>
+              <w:t>发行人股东名称</w:t>
             </w:r>
           </w:p>
         </w:tc>
@@ -12698,7 +12828,7 @@
         <w:rPr>
           <w:rFonts w:hint="eastAsia" w:ascii="Times New Roman" w:hAnsi="Times New Roman" w:cs="Times New Roman"/>
         </w:rPr>
-        <w:t>注：上述测算以账面净资产为基础，仅为方案示意，实际作价及股权比例以经国资监管部门备案的评估结果为准。发行人后续拟通过混改引入战略投资者并实施员工持股，建议先实施中发邢台股权注入、再实施混改增资，以使战投的估值基础建立在业务资产完整的上市主体之上。</w:t>
+        <w:t>注：本表为发行人自身的股权结构；中发邢台的股权结构则由交易前的燕京啤酒持股67.00%、发行人持股33.00%，变为交易后的发行人持股100.00%。上述测算以账面净资产为基础，仅为方案示意，实际作价及股权比例以经国资监管部门备案的评估结果为准。发行人后续拟通过混改引入战略投资者并实施员工持股，建议先实施中发邢台股权注入、再实施混改增资，以使战投的估值基础建立在业务资产完整的上市主体之上。</w:t>
       </w:r>
     </w:p>
     <w:p>
@@ -18386,7 +18516,7 @@
 
 <file path=word/comments.xml><?xml version="1.0" encoding="utf-8"?>
 <w:comments xmlns:wpc="http://schemas.microsoft.com/office/word/2010/wordprocessingCanvas" xmlns:cx="http://schemas.microsoft.com/office/drawing/2014/chartex" xmlns:cx1="http://schemas.microsoft.com/office/drawing/2015/9/8/chartex" xmlns:cx2="http://schemas.microsoft.com/office/drawing/2015/10/21/chartex" xmlns:cx3="http://schemas.microsoft.com/office/drawing/2016/5/9/chartex" xmlns:cx4="http://schemas.microsoft.com/office/drawing/2016/5/10/chartex" xmlns:cx5="http://schemas.microsoft.com/office/drawing/2016/5/11/chartex" xmlns:cx6="http://schemas.microsoft.com/office/drawing/2016/5/12/chartex" xmlns:cx7="http://schemas.microsoft.com/office/drawing/2016/5/13/chartex" xmlns:cx8="http://schemas.microsoft.com/office/drawing/2016/5/14/chartex" xmlns:mc="http://schemas.openxmlformats.org/markup-compatibility/2006" xmlns:aink="http://schemas.microsoft.com/office/drawing/2016/ink" xmlns:am3d="http://schemas.microsoft.com/office/drawing/2017/model3d" xmlns:o="urn:schemas-microsoft-com:office:office" xmlns:oel="http://schemas.microsoft.com/office/2019/extlst" xmlns:r="http://schemas.openxmlformats.org/officeDocument/2006/relationships" xmlns:m="http://schemas.openxmlformats.org/officeDocument/2006/math" xmlns:v="urn:schemas-microsoft-com:vml" xmlns:wp14="http://schemas.microsoft.com/office/word/2010/wordprocessingDrawing" xmlns:wp="http://schemas.openxmlformats.org/drawingml/2006/wordprocessingDrawing" xmlns:w10="urn:schemas-microsoft-com:office:word" xmlns:w="http://schemas.openxmlformats.org/wordprocessingml/2006/main" xmlns:w14="http://schemas.microsoft.com/office/word/2010/wordml" xmlns:w15="http://schemas.microsoft.com/office/word/2012/wordml" xmlns:w16cex="http://schemas.microsoft.com/office/word/2018/wordml/cex" xmlns:w16cid="http://schemas.microsoft.com/office/word/2016/wordml/cid" xmlns:w16="http://schemas.microsoft.com/office/word/2018/wordml" xmlns:w16du="http://schemas.microsoft.com/office/word/2023/wordml/word16du" xmlns:w16sdtdh="http://schemas.microsoft.com/office/word/2020/wordml/sdtdatahash" xmlns:w16sdtfl="http://schemas.microsoft.com/office/word/2024/wordml/sdtformatlock" xmlns:w16se="http://schemas.microsoft.com/office/word/2015/wordml/symex" xmlns:wpg="http://schemas.microsoft.com/office/word/2010/wordprocessingGroup" xmlns:wpi="http://schemas.microsoft.com/office/word/2010/wordprocessingInk" xmlns:wne="http://schemas.microsoft.com/office/word/2006/wordml" xmlns:wps="http://schemas.microsoft.com/office/word/2010/wordprocessingShape" mc:Ignorable="w14 w15 w16se w16cid w16 w16cex w16sdtdh w16sdtfl w16du wp14">
-  <w:comment w:id="0" w:author="燕京中发IPO项目组" w:date="2026-08-19T02:00:11Z" w:initials="YJ">
+  <w:comment w:id="0" w:author="燕京中发IPO项目组" w:date="2026-08-19T07:46:46Z" w:initials="YJ">
     <w:p>
       <w:pPr>
         <w:pStyle w:val="CommentText"/>
@@ -18413,19 +18543,19 @@
 
 <file path=word/commentsExtended.xml><?xml version="1.0" encoding="utf-8"?>
 <w15:commentsEx xmlns:wpc="http://schemas.microsoft.com/office/word/2010/wordprocessingCanvas" xmlns:cx="http://schemas.microsoft.com/office/drawing/2014/chartex" xmlns:cx1="http://schemas.microsoft.com/office/drawing/2015/9/8/chartex" xmlns:cx2="http://schemas.microsoft.com/office/drawing/2015/10/21/chartex" xmlns:cx3="http://schemas.microsoft.com/office/drawing/2016/5/9/chartex" xmlns:cx4="http://schemas.microsoft.com/office/drawing/2016/5/10/chartex" xmlns:cx5="http://schemas.microsoft.com/office/drawing/2016/5/11/chartex" xmlns:cx6="http://schemas.microsoft.com/office/drawing/2016/5/12/chartex" xmlns:cx7="http://schemas.microsoft.com/office/drawing/2016/5/13/chartex" xmlns:cx8="http://schemas.microsoft.com/office/drawing/2016/5/14/chartex" xmlns:mc="http://schemas.openxmlformats.org/markup-compatibility/2006" xmlns:aink="http://schemas.microsoft.com/office/drawing/2016/ink" xmlns:am3d="http://schemas.microsoft.com/office/drawing/2017/model3d" xmlns:o="urn:schemas-microsoft-com:office:office" xmlns:oel="http://schemas.microsoft.com/office/2019/extlst" xmlns:r="http://schemas.openxmlformats.org/officeDocument/2006/relationships" xmlns:m="http://schemas.openxmlformats.org/officeDocument/2006/math" xmlns:v="urn:schemas-microsoft-com:vml" xmlns:wp14="http://schemas.microsoft.com/office/word/2010/wordprocessingDrawing" xmlns:wp="http://schemas.openxmlformats.org/drawingml/2006/wordprocessingDrawing" xmlns:w10="urn:schemas-microsoft-com:office:word" xmlns:w="http://schemas.openxmlformats.org/wordprocessingml/2006/main" xmlns:w14="http://schemas.microsoft.com/office/word/2010/wordml" xmlns:w15="http://schemas.microsoft.com/office/word/2012/wordml" xmlns:w16cex="http://schemas.microsoft.com/office/word/2018/wordml/cex" xmlns:w16cid="http://schemas.microsoft.com/office/word/2016/wordml/cid" xmlns:w16="http://schemas.microsoft.com/office/word/2018/wordml" xmlns:w16du="http://schemas.microsoft.com/office/word/2023/wordml/word16du" xmlns:w16sdtdh="http://schemas.microsoft.com/office/word/2020/wordml/sdtdatahash" xmlns:w16sdtfl="http://schemas.microsoft.com/office/word/2024/wordml/sdtformatlock" xmlns:w16se="http://schemas.microsoft.com/office/word/2015/wordml/symex" xmlns:wpg="http://schemas.microsoft.com/office/word/2010/wordprocessingGroup" xmlns:wpi="http://schemas.microsoft.com/office/word/2010/wordprocessingInk" xmlns:wne="http://schemas.microsoft.com/office/word/2006/wordml" xmlns:wps="http://schemas.microsoft.com/office/word/2010/wordprocessingShape" mc:Ignorable="w14 w15 w16se w16cid w16 w16cex w16sdtdh w16sdtfl w16du wp14">
-  <w15:commentEx w15:paraId="6CCB3003" w15:done="0"/>
+  <w15:commentEx w15:paraId="324FB097" w15:done="0"/>
 </w15:commentsEx>
 </file>
 
 <file path=word/commentsExtensible.xml><?xml version="1.0" encoding="utf-8"?>
 <w16cex:commentsExtensible xmlns:wpc="http://schemas.microsoft.com/office/word/2010/wordprocessingCanvas" xmlns:cx="http://schemas.microsoft.com/office/drawing/2014/chartex" xmlns:cx1="http://schemas.microsoft.com/office/drawing/2015/9/8/chartex" xmlns:cx2="http://schemas.microsoft.com/office/drawing/2015/10/21/chartex" xmlns:cx3="http://schemas.microsoft.com/office/drawing/2016/5/9/chartex" xmlns:cx4="http://schemas.microsoft.com/office/drawing/2016/5/10/chartex" xmlns:cx5="http://schemas.microsoft.com/office/drawing/2016/5/11/chartex" xmlns:cx6="http://schemas.microsoft.com/office/drawing/2016/5/12/chartex" xmlns:cx7="http://schemas.microsoft.com/office/drawing/2016/5/13/chartex" xmlns:cx8="http://schemas.microsoft.com/office/drawing/2016/5/14/chartex" xmlns:mc="http://schemas.openxmlformats.org/markup-compatibility/2006" xmlns:aink="http://schemas.microsoft.com/office/drawing/2016/ink" xmlns:am3d="http://schemas.microsoft.com/office/drawing/2017/model3d" xmlns:o="urn:schemas-microsoft-com:office:office" xmlns:oel="http://schemas.microsoft.com/office/2019/extlst" xmlns:r="http://schemas.openxmlformats.org/officeDocument/2006/relationships" xmlns:m="http://schemas.openxmlformats.org/officeDocument/2006/math" xmlns:v="urn:schemas-microsoft-com:vml" xmlns:wp14="http://schemas.microsoft.com/office/word/2010/wordprocessingDrawing" xmlns:wp="http://schemas.openxmlformats.org/drawingml/2006/wordprocessingDrawing" xmlns:w10="urn:schemas-microsoft-com:office:word" xmlns:w="http://schemas.openxmlformats.org/wordprocessingml/2006/main" xmlns:w14="http://schemas.microsoft.com/office/word/2010/wordml" xmlns:w15="http://schemas.microsoft.com/office/word/2012/wordml" xmlns:w16cex="http://schemas.microsoft.com/office/word/2018/wordml/cex" xmlns:w16cid="http://schemas.microsoft.com/office/word/2016/wordml/cid" xmlns:w16="http://schemas.microsoft.com/office/word/2018/wordml" xmlns:w16du="http://schemas.microsoft.com/office/word/2023/wordml/word16du" xmlns:w16sdtdh="http://schemas.microsoft.com/office/word/2020/wordml/sdtdatahash" xmlns:w16sdtfl="http://schemas.microsoft.com/office/word/2024/wordml/sdtformatlock" xmlns:w16se="http://schemas.microsoft.com/office/word/2015/wordml/symex" xmlns:wpg="http://schemas.microsoft.com/office/word/2010/wordprocessingGroup" xmlns:wpi="http://schemas.microsoft.com/office/word/2010/wordprocessingInk" xmlns:wne="http://schemas.microsoft.com/office/word/2006/wordml" xmlns:wps="http://schemas.microsoft.com/office/word/2010/wordprocessingShape" xmlns:cr="http://schemas.microsoft.com/office/comments/2020/reactions" mc:Ignorable="w14 w15 w16se w16cid w16 w16cex w16sdtdh w16sdtfl cr w16du wp14">
-  <w16cex:commentExtensible w16cex:durableId="67C2549F" w16cex:dateUtc="2026-08-19T02:00:11Z"/>
+  <w16cex:commentExtensible w16cex:durableId="67C8E71B" w16cex:dateUtc="2026-08-19T07:46:46Z"/>
 </w16cex:commentsExtensible>
 </file>
 
 <file path=word/commentsIds.xml><?xml version="1.0" encoding="utf-8"?>
 <w16cid:commentsIds xmlns:wpc="http://schemas.microsoft.com/office/word/2010/wordprocessingCanvas" xmlns:cx="http://schemas.microsoft.com/office/drawing/2014/chartex" xmlns:cx1="http://schemas.microsoft.com/office/drawing/2015/9/8/chartex" xmlns:cx2="http://schemas.microsoft.com/office/drawing/2015/10/21/chartex" xmlns:cx3="http://schemas.microsoft.com/office/drawing/2016/5/9/chartex" xmlns:cx4="http://schemas.microsoft.com/office/drawing/2016/5/10/chartex" xmlns:cx5="http://schemas.microsoft.com/office/drawing/2016/5/11/chartex" xmlns:cx6="http://schemas.microsoft.com/office/drawing/2016/5/12/chartex" xmlns:cx7="http://schemas.microsoft.com/office/drawing/2016/5/13/chartex" xmlns:cx8="http://schemas.microsoft.com/office/drawing/2016/5/14/chartex" xmlns:mc="http://schemas.openxmlformats.org/markup-compatibility/2006" xmlns:aink="http://schemas.microsoft.com/office/drawing/2016/ink" xmlns:am3d="http://schemas.microsoft.com/office/drawing/2017/model3d" xmlns:o="urn:schemas-microsoft-com:office:office" xmlns:oel="http://schemas.microsoft.com/office/2019/extlst" xmlns:r="http://schemas.openxmlformats.org/officeDocument/2006/relationships" xmlns:m="http://schemas.openxmlformats.org/officeDocument/2006/math" xmlns:v="urn:schemas-microsoft-com:vml" xmlns:wp14="http://schemas.microsoft.com/office/word/2010/wordprocessingDrawing" xmlns:wp="http://schemas.openxmlformats.org/drawingml/2006/wordprocessingDrawing" xmlns:w10="urn:schemas-microsoft-com:office:word" xmlns:w="http://schemas.openxmlformats.org/wordprocessingml/2006/main" xmlns:w14="http://schemas.microsoft.com/office/word/2010/wordml" xmlns:w15="http://schemas.microsoft.com/office/word/2012/wordml" xmlns:w16cex="http://schemas.microsoft.com/office/word/2018/wordml/cex" xmlns:w16cid="http://schemas.microsoft.com/office/word/2016/wordml/cid" xmlns:w16="http://schemas.microsoft.com/office/word/2018/wordml" xmlns:w16du="http://schemas.microsoft.com/office/word/2023/wordml/word16du" xmlns:w16sdtdh="http://schemas.microsoft.com/office/word/2020/wordml/sdtdatahash" xmlns:w16sdtfl="http://schemas.microsoft.com/office/word/2024/wordml/sdtformatlock" xmlns:w16se="http://schemas.microsoft.com/office/word/2015/wordml/symex" xmlns:wpg="http://schemas.microsoft.com/office/word/2010/wordprocessingGroup" xmlns:wpi="http://schemas.microsoft.com/office/word/2010/wordprocessingInk" xmlns:wne="http://schemas.microsoft.com/office/word/2006/wordml" xmlns:wps="http://schemas.microsoft.com/office/word/2010/wordprocessingShape" mc:Ignorable="w14 w15 w16se w16cid w16 w16cex w16sdtdh w16sdtfl w16du wp14">
-  <w16cid:commentId w16cid:paraId="6CCB3003" w16cid:durableId="67C2549F"/>
+  <w16cid:commentId w16cid:paraId="324FB097" w16cid:durableId="67C8E71B"/>
 </w16cid:commentsIds>
 </file>
 

--- a/output/燕京中发尽调报告/国泰海通关于燕京中发之尽职调查报告（初稿-同业竞争、土地收购、收入确认、返利）.docx
+++ b/output/燕京中发尽调报告/国泰海通关于燕京中发之尽职调查报告（初稿-同业竞争、土地收购、收入确认、返利）.docx
@@ -11947,7 +11947,7 @@
         <w:rPr>
           <w:rFonts w:hint="eastAsia" w:ascii="Times New Roman" w:hAnsi="Times New Roman" w:cs="Times New Roman"/>
         </w:rPr>
-        <w:t>④中发邢台生产经营所使用土地的权属登记在燕京啤酒名下，详见本节4、土地收购。同业竞争的解决方案需与土地权属整合统筹安排。</w:t>
+        <w:t>④中发邢台生产经营所使用土地涉及四宗宗地，权属均登记在燕京啤酒（邢台）有限公司名下，详见本节4、土地收购。同业竞争的解决方案需与土地权属整合统筹安排。</w:t>
       </w:r>
     </w:p>
     <w:p>
@@ -14358,7 +14358,7 @@
         <w:rPr>
           <w:rFonts w:hint="eastAsia" w:ascii="Times New Roman" w:hAnsi="Times New Roman" w:cs="Times New Roman"/>
         </w:rPr>
-        <w:t>中发邢台的生产经营场所位于河北省邢台市南和区城西工业园区和鼎路19号，即燕京健康产业园（邢台）一期纳豆智能工厂。经尽调了解，中发邢台生产经营实际使用的土地合计约300亩，共涉及四宗宗地、四本权属证书，权属均登记在燕京啤酒名下，中发邢台不拥有该等土地的使用权。四宗宗地的构成如下：</w:t>
+        <w:t>中发邢台的生产经营场所位于河北省邢台市南和区城西工业园区和鼎路19号，即燕京健康产业园（邢台）一期纳豆智能工厂。经尽调了解并经查验权属证书，该生产基地共涉及四宗宗地、四本权属证书，证载面积合计181,900.00平方米（折合272.85亩），四宗宗地的权利人均为燕京啤酒（邢台）有限公司，中发邢台不拥有该等土地的使用权。四宗宗地的权属情况如下：</w:t>
       </w:r>
     </w:p>
     <w:tbl>
@@ -14383,10 +14383,12 @@
         </w:tblCellMar>
       </w:tblPr>
       <w:tblGrid>
-        <w:gridCol w:w="2600"/>
-        <w:gridCol w:w="1300"/>
+        <w:gridCol w:w="640"/>
+        <w:gridCol w:w="3185"/>
+        <w:gridCol w:w="2000"/>
+        <w:gridCol w:w="900"/>
+        <w:gridCol w:w="1900"/>
         <w:gridCol w:w="1800"/>
-        <w:gridCol w:w="4725"/>
       </w:tblGrid>
       <w:tr>
         <w:trPr>
@@ -14395,7 +14397,7 @@
         </w:trPr>
         <w:tc>
           <w:tcPr>
-            <w:tcW w:w="2600" w:type="dxa"/>
+            <w:tcW w:w="640" w:type="dxa"/>
             <w:vAlign w:val="center"/>
           </w:tcPr>
           <w:p>
@@ -14418,13 +14420,13 @@
                 <w:sz w:val="21"/>
                 <w:szCs w:val="21"/>
               </w:rPr>
-              <w:t>宗地类别</w:t>
-            </w:r>
-          </w:p>
-        </w:tc>
-        <w:tc>
-          <w:tcPr>
-            <w:tcW w:w="1300" w:type="dxa"/>
+              <w:t>序号</w:t>
+            </w:r>
+          </w:p>
+        </w:tc>
+        <w:tc>
+          <w:tcPr>
+            <w:tcW w:w="3185" w:type="dxa"/>
             <w:vAlign w:val="center"/>
           </w:tcPr>
           <w:p>
@@ -14447,13 +14449,13 @@
                 <w:sz w:val="21"/>
                 <w:szCs w:val="21"/>
               </w:rPr>
-              <w:t>宗数</w:t>
-            </w:r>
-          </w:p>
-        </w:tc>
-        <w:tc>
-          <w:tcPr>
-            <w:tcW w:w="1800" w:type="dxa"/>
+              <w:t>权属证书及编号</w:t>
+            </w:r>
+          </w:p>
+        </w:tc>
+        <w:tc>
+          <w:tcPr>
+            <w:tcW w:w="2000" w:type="dxa"/>
             <w:vAlign w:val="center"/>
           </w:tcPr>
           <w:p>
@@ -14476,13 +14478,13 @@
                 <w:sz w:val="21"/>
                 <w:szCs w:val="21"/>
               </w:rPr>
-              <w:t>取得方式</w:t>
-            </w:r>
-          </w:p>
-        </w:tc>
-        <w:tc>
-          <w:tcPr>
-            <w:tcW w:w="4725" w:type="dxa"/>
+              <w:t>权利类型及权利性质</w:t>
+            </w:r>
+          </w:p>
+        </w:tc>
+        <w:tc>
+          <w:tcPr>
+            <w:tcW w:w="900" w:type="dxa"/>
             <w:vAlign w:val="center"/>
           </w:tcPr>
           <w:p>
@@ -14505,7 +14507,65 @@
                 <w:sz w:val="21"/>
                 <w:szCs w:val="21"/>
               </w:rPr>
-              <w:t>主要用途</w:t>
+              <w:t>用途</w:t>
+            </w:r>
+          </w:p>
+        </w:tc>
+        <w:tc>
+          <w:tcPr>
+            <w:tcW w:w="1900" w:type="dxa"/>
+            <w:vAlign w:val="center"/>
+          </w:tcPr>
+          <w:p>
+            <w:pPr>
+              <w:widowControl w:val="0"/>
+              <w:jc w:val="center"/>
+              <w:rPr>
+                <w:rFonts w:hint="eastAsia" w:ascii="Times New Roman" w:hAnsi="Times New Roman" w:cs="Times New Roman"/>
+                <w:b/>
+                <w:kern w:val="2"/>
+                <w:sz w:val="21"/>
+                <w:szCs w:val="21"/>
+              </w:rPr>
+            </w:pPr>
+            <w:r>
+              <w:rPr>
+                <w:rFonts w:hint="eastAsia" w:ascii="Times New Roman" w:hAnsi="Times New Roman" w:cs="Times New Roman"/>
+                <w:b/>
+                <w:kern w:val="2"/>
+                <w:sz w:val="21"/>
+                <w:szCs w:val="21"/>
+              </w:rPr>
+              <w:t>面积（㎡）</w:t>
+            </w:r>
+          </w:p>
+        </w:tc>
+        <w:tc>
+          <w:tcPr>
+            <w:tcW w:w="1800" w:type="dxa"/>
+            <w:vAlign w:val="center"/>
+          </w:tcPr>
+          <w:p>
+            <w:pPr>
+              <w:widowControl w:val="0"/>
+              <w:jc w:val="center"/>
+              <w:rPr>
+                <w:rFonts w:hint="eastAsia" w:ascii="Times New Roman" w:hAnsi="Times New Roman" w:cs="Times New Roman"/>
+                <w:b/>
+                <w:kern w:val="2"/>
+                <w:sz w:val="21"/>
+                <w:szCs w:val="21"/>
+              </w:rPr>
+            </w:pPr>
+            <w:r>
+              <w:rPr>
+                <w:rFonts w:hint="eastAsia" w:ascii="Times New Roman" w:hAnsi="Times New Roman" w:cs="Times New Roman"/>
+                <w:b/>
+                <w:kern w:val="2"/>
+                <w:sz w:val="21"/>
+                <w:szCs w:val="21"/>
+              </w:rPr>
+              <w:t>使用期限</w:t>
             </w:r>
           </w:p>
         </w:tc>
@@ -14517,7 +14577,7 @@
         </w:trPr>
         <w:tc>
           <w:tcPr>
-            <w:tcW w:w="2600" w:type="dxa"/>
+            <w:tcW w:w="640" w:type="dxa"/>
             <w:vAlign w:val="center"/>
           </w:tcPr>
           <w:p>
@@ -14538,13 +14598,40 @@
                 <w:sz w:val="21"/>
                 <w:szCs w:val="21"/>
               </w:rPr>
-              <w:t>工业用地</w:t>
-            </w:r>
-          </w:p>
-        </w:tc>
-        <w:tc>
-          <w:tcPr>
-            <w:tcW w:w="1300" w:type="dxa"/>
+              <w:t>1</w:t>
+            </w:r>
+          </w:p>
+        </w:tc>
+        <w:tc>
+          <w:tcPr>
+            <w:tcW w:w="3185" w:type="dxa"/>
+            <w:vAlign w:val="center"/>
+          </w:tcPr>
+          <w:p>
+            <w:pPr>
+              <w:widowControl w:val="0"/>
+              <w:jc w:val="both"/>
+              <w:rPr>
+                <w:rFonts w:hint="eastAsia" w:ascii="Times New Roman" w:hAnsi="Times New Roman" w:cs="Times New Roman"/>
+                <w:kern w:val="2"/>
+                <w:sz w:val="21"/>
+                <w:szCs w:val="21"/>
+              </w:rPr>
+            </w:pPr>
+            <w:r>
+              <w:rPr>
+                <w:rFonts w:hint="eastAsia" w:ascii="Times New Roman" w:hAnsi="Times New Roman" w:cs="Times New Roman"/>
+                <w:kern w:val="2"/>
+                <w:sz w:val="21"/>
+                <w:szCs w:val="21"/>
+              </w:rPr>
+              <w:t>国有土地使用证，南国用（2013）第—号</w:t>
+            </w:r>
+          </w:p>
+        </w:tc>
+        <w:tc>
+          <w:tcPr>
+            <w:tcW w:w="2000" w:type="dxa"/>
             <w:vAlign w:val="center"/>
           </w:tcPr>
           <w:p>
@@ -14565,13 +14652,13 @@
                 <w:sz w:val="21"/>
                 <w:szCs w:val="21"/>
               </w:rPr>
-              <w:t>3宗</w:t>
-            </w:r>
-          </w:p>
-        </w:tc>
-        <w:tc>
-          <w:tcPr>
-            <w:tcW w:w="1800" w:type="dxa"/>
+              <w:t>出让</w:t>
+            </w:r>
+          </w:p>
+        </w:tc>
+        <w:tc>
+          <w:tcPr>
+            <w:tcW w:w="900" w:type="dxa"/>
             <w:vAlign w:val="center"/>
           </w:tcPr>
           <w:p>
@@ -14592,34 +14679,61 @@
                 <w:sz w:val="21"/>
                 <w:szCs w:val="21"/>
               </w:rPr>
-              <w:t>出让</w:t>
-            </w:r>
-          </w:p>
-        </w:tc>
-        <w:tc>
-          <w:tcPr>
-            <w:tcW w:w="4725" w:type="dxa"/>
+              <w:t>工业</w:t>
+            </w:r>
+          </w:p>
+        </w:tc>
+        <w:tc>
+          <w:tcPr>
+            <w:tcW w:w="1900" w:type="dxa"/>
             <w:vAlign w:val="center"/>
           </w:tcPr>
           <w:p>
             <w:pPr>
               <w:widowControl w:val="0"/>
-              <w:jc w:val="both"/>
-              <w:rPr>
-                <w:rFonts w:hint="eastAsia" w:ascii="Times New Roman" w:hAnsi="Times New Roman" w:cs="Times New Roman"/>
-                <w:kern w:val="2"/>
-                <w:sz w:val="21"/>
-                <w:szCs w:val="21"/>
-              </w:rPr>
-            </w:pPr>
-            <w:r>
-              <w:rPr>
-                <w:rFonts w:hint="eastAsia" w:ascii="Times New Roman" w:hAnsi="Times New Roman" w:cs="Times New Roman"/>
-                <w:kern w:val="2"/>
-                <w:sz w:val="21"/>
-                <w:szCs w:val="21"/>
-              </w:rPr>
-              <w:t>纳豆生产厂房等主要生产经营用途</w:t>
+              <w:jc w:val="right"/>
+              <w:rPr>
+                <w:rFonts w:hint="eastAsia" w:ascii="Times New Roman" w:hAnsi="Times New Roman" w:cs="Times New Roman"/>
+                <w:kern w:val="2"/>
+                <w:sz w:val="21"/>
+                <w:szCs w:val="21"/>
+              </w:rPr>
+            </w:pPr>
+            <w:r>
+              <w:rPr>
+                <w:rFonts w:hint="eastAsia" w:ascii="Times New Roman" w:hAnsi="Times New Roman" w:cs="Times New Roman"/>
+                <w:kern w:val="2"/>
+                <w:sz w:val="21"/>
+                <w:szCs w:val="21"/>
+              </w:rPr>
+              <w:t>46,666.00</w:t>
+            </w:r>
+          </w:p>
+        </w:tc>
+        <w:tc>
+          <w:tcPr>
+            <w:tcW w:w="1800" w:type="dxa"/>
+            <w:vAlign w:val="center"/>
+          </w:tcPr>
+          <w:p>
+            <w:pPr>
+              <w:widowControl w:val="0"/>
+              <w:jc w:val="center"/>
+              <w:rPr>
+                <w:rFonts w:hint="eastAsia" w:ascii="Times New Roman" w:hAnsi="Times New Roman" w:cs="Times New Roman"/>
+                <w:kern w:val="2"/>
+                <w:sz w:val="21"/>
+                <w:szCs w:val="21"/>
+              </w:rPr>
+            </w:pPr>
+            <w:r>
+              <w:rPr>
+                <w:rFonts w:hint="eastAsia" w:ascii="Times New Roman" w:hAnsi="Times New Roman" w:cs="Times New Roman"/>
+                <w:kern w:val="2"/>
+                <w:sz w:val="21"/>
+                <w:szCs w:val="21"/>
+              </w:rPr>
+              <w:t>至2063年12月11日</w:t>
             </w:r>
           </w:p>
         </w:tc>
@@ -14631,7 +14745,7 @@
         </w:trPr>
         <w:tc>
           <w:tcPr>
-            <w:tcW w:w="2600" w:type="dxa"/>
+            <w:tcW w:w="640" w:type="dxa"/>
             <w:vAlign w:val="center"/>
           </w:tcPr>
           <w:p>
@@ -14652,13 +14766,40 @@
                 <w:sz w:val="21"/>
                 <w:szCs w:val="21"/>
               </w:rPr>
-              <w:t>集体土地</w:t>
-            </w:r>
-          </w:p>
-        </w:tc>
-        <w:tc>
-          <w:tcPr>
-            <w:tcW w:w="1300" w:type="dxa"/>
+              <w:t>2</w:t>
+            </w:r>
+          </w:p>
+        </w:tc>
+        <w:tc>
+          <w:tcPr>
+            <w:tcW w:w="3185" w:type="dxa"/>
+            <w:vAlign w:val="center"/>
+          </w:tcPr>
+          <w:p>
+            <w:pPr>
+              <w:widowControl w:val="0"/>
+              <w:jc w:val="both"/>
+              <w:rPr>
+                <w:rFonts w:hint="eastAsia" w:ascii="Times New Roman" w:hAnsi="Times New Roman" w:cs="Times New Roman"/>
+                <w:kern w:val="2"/>
+                <w:sz w:val="21"/>
+                <w:szCs w:val="21"/>
+              </w:rPr>
+            </w:pPr>
+            <w:r>
+              <w:rPr>
+                <w:rFonts w:hint="eastAsia" w:ascii="Times New Roman" w:hAnsi="Times New Roman" w:cs="Times New Roman"/>
+                <w:kern w:val="2"/>
+                <w:sz w:val="21"/>
+                <w:szCs w:val="21"/>
+              </w:rPr>
+              <w:t>国有土地使用证，南国用（2015）第—号</w:t>
+            </w:r>
+          </w:p>
+        </w:tc>
+        <w:tc>
+          <w:tcPr>
+            <w:tcW w:w="2000" w:type="dxa"/>
             <w:vAlign w:val="center"/>
           </w:tcPr>
           <w:p>
@@ -14679,13 +14820,13 @@
                 <w:sz w:val="21"/>
                 <w:szCs w:val="21"/>
               </w:rPr>
-              <w:t>1宗</w:t>
-            </w:r>
-          </w:p>
-        </w:tc>
-        <w:tc>
-          <w:tcPr>
-            <w:tcW w:w="1800" w:type="dxa"/>
+              <w:t>出让</w:t>
+            </w:r>
+          </w:p>
+        </w:tc>
+        <w:tc>
+          <w:tcPr>
+            <w:tcW w:w="900" w:type="dxa"/>
             <w:vAlign w:val="center"/>
           </w:tcPr>
           <w:p>
@@ -14706,13 +14847,100 @@
                 <w:sz w:val="21"/>
                 <w:szCs w:val="21"/>
               </w:rPr>
-              <w:t>划拨</w:t>
-            </w:r>
-          </w:p>
-        </w:tc>
-        <w:tc>
-          <w:tcPr>
-            <w:tcW w:w="4725" w:type="dxa"/>
+              <w:t>工业</w:t>
+            </w:r>
+          </w:p>
+        </w:tc>
+        <w:tc>
+          <w:tcPr>
+            <w:tcW w:w="1900" w:type="dxa"/>
+            <w:vAlign w:val="center"/>
+          </w:tcPr>
+          <w:p>
+            <w:pPr>
+              <w:widowControl w:val="0"/>
+              <w:jc w:val="right"/>
+              <w:rPr>
+                <w:rFonts w:hint="eastAsia" w:ascii="Times New Roman" w:hAnsi="Times New Roman" w:cs="Times New Roman"/>
+                <w:kern w:val="2"/>
+                <w:sz w:val="21"/>
+                <w:szCs w:val="21"/>
+              </w:rPr>
+            </w:pPr>
+            <w:r>
+              <w:rPr>
+                <w:rFonts w:hint="eastAsia" w:ascii="Times New Roman" w:hAnsi="Times New Roman" w:cs="Times New Roman"/>
+                <w:kern w:val="2"/>
+                <w:sz w:val="21"/>
+                <w:szCs w:val="21"/>
+              </w:rPr>
+              <w:t>65,234.00</w:t>
+            </w:r>
+          </w:p>
+        </w:tc>
+        <w:tc>
+          <w:tcPr>
+            <w:tcW w:w="1800" w:type="dxa"/>
+            <w:vAlign w:val="center"/>
+          </w:tcPr>
+          <w:p>
+            <w:pPr>
+              <w:widowControl w:val="0"/>
+              <w:jc w:val="center"/>
+              <w:rPr>
+                <w:rFonts w:hint="eastAsia" w:ascii="Times New Roman" w:hAnsi="Times New Roman" w:cs="Times New Roman"/>
+                <w:kern w:val="2"/>
+                <w:sz w:val="21"/>
+                <w:szCs w:val="21"/>
+              </w:rPr>
+            </w:pPr>
+            <w:r>
+              <w:rPr>
+                <w:rFonts w:hint="eastAsia" w:ascii="Times New Roman" w:hAnsi="Times New Roman" w:cs="Times New Roman"/>
+                <w:kern w:val="2"/>
+                <w:sz w:val="21"/>
+                <w:szCs w:val="21"/>
+              </w:rPr>
+              <w:t>至2066年10月15日</w:t>
+            </w:r>
+          </w:p>
+        </w:tc>
+      </w:tr>
+      <w:tr>
+        <w:trPr>
+          <w:trHeight w:val="397" w:hRule="atLeast"/>
+          <w:jc w:val="center"/>
+        </w:trPr>
+        <w:tc>
+          <w:tcPr>
+            <w:tcW w:w="640" w:type="dxa"/>
+            <w:vAlign w:val="center"/>
+          </w:tcPr>
+          <w:p>
+            <w:pPr>
+              <w:widowControl w:val="0"/>
+              <w:jc w:val="center"/>
+              <w:rPr>
+                <w:rFonts w:hint="eastAsia" w:ascii="Times New Roman" w:hAnsi="Times New Roman" w:cs="Times New Roman"/>
+                <w:kern w:val="2"/>
+                <w:sz w:val="21"/>
+                <w:szCs w:val="21"/>
+              </w:rPr>
+            </w:pPr>
+            <w:r>
+              <w:rPr>
+                <w:rFonts w:hint="eastAsia" w:ascii="Times New Roman" w:hAnsi="Times New Roman" w:cs="Times New Roman"/>
+                <w:kern w:val="2"/>
+                <w:sz w:val="21"/>
+                <w:szCs w:val="21"/>
+              </w:rPr>
+              <w:t>3</w:t>
+            </w:r>
+          </w:p>
+        </w:tc>
+        <w:tc>
+          <w:tcPr>
+            <w:tcW w:w="3185" w:type="dxa"/>
             <w:vAlign w:val="center"/>
           </w:tcPr>
           <w:p>
@@ -14733,7 +14961,451 @@
                 <w:sz w:val="21"/>
                 <w:szCs w:val="21"/>
               </w:rPr>
-              <w:t>污水处理设施</w:t>
+              <w:t>不动产权证书，冀（2025）邢台市南和区不动产权第0007586号</w:t>
+            </w:r>
+          </w:p>
+        </w:tc>
+        <w:tc>
+          <w:tcPr>
+            <w:tcW w:w="2000" w:type="dxa"/>
+            <w:vAlign w:val="center"/>
+          </w:tcPr>
+          <w:p>
+            <w:pPr>
+              <w:widowControl w:val="0"/>
+              <w:jc w:val="center"/>
+              <w:rPr>
+                <w:rFonts w:hint="eastAsia" w:ascii="Times New Roman" w:hAnsi="Times New Roman" w:cs="Times New Roman"/>
+                <w:kern w:val="2"/>
+                <w:sz w:val="21"/>
+                <w:szCs w:val="21"/>
+              </w:rPr>
+            </w:pPr>
+            <w:r>
+              <w:rPr>
+                <w:rFonts w:hint="eastAsia" w:ascii="Times New Roman" w:hAnsi="Times New Roman" w:cs="Times New Roman"/>
+                <w:kern w:val="2"/>
+                <w:sz w:val="21"/>
+                <w:szCs w:val="21"/>
+              </w:rPr>
+              <w:t>国有建设用地使用权／出让</w:t>
+            </w:r>
+          </w:p>
+        </w:tc>
+        <w:tc>
+          <w:tcPr>
+            <w:tcW w:w="900" w:type="dxa"/>
+            <w:vAlign w:val="center"/>
+          </w:tcPr>
+          <w:p>
+            <w:pPr>
+              <w:widowControl w:val="0"/>
+              <w:jc w:val="center"/>
+              <w:rPr>
+                <w:rFonts w:hint="eastAsia" w:ascii="Times New Roman" w:hAnsi="Times New Roman" w:cs="Times New Roman"/>
+                <w:kern w:val="2"/>
+                <w:sz w:val="21"/>
+                <w:szCs w:val="21"/>
+              </w:rPr>
+            </w:pPr>
+            <w:r>
+              <w:rPr>
+                <w:rFonts w:hint="eastAsia" w:ascii="Times New Roman" w:hAnsi="Times New Roman" w:cs="Times New Roman"/>
+                <w:kern w:val="2"/>
+                <w:sz w:val="21"/>
+                <w:szCs w:val="21"/>
+              </w:rPr>
+              <w:t>工业用地</w:t>
+            </w:r>
+          </w:p>
+        </w:tc>
+        <w:tc>
+          <w:tcPr>
+            <w:tcW w:w="1900" w:type="dxa"/>
+            <w:vAlign w:val="center"/>
+          </w:tcPr>
+          <w:p>
+            <w:pPr>
+              <w:widowControl w:val="0"/>
+              <w:jc w:val="right"/>
+              <w:rPr>
+                <w:rFonts w:hint="eastAsia" w:ascii="Times New Roman" w:hAnsi="Times New Roman" w:cs="Times New Roman"/>
+                <w:kern w:val="2"/>
+                <w:sz w:val="21"/>
+                <w:szCs w:val="21"/>
+              </w:rPr>
+            </w:pPr>
+            <w:r>
+              <w:rPr>
+                <w:rFonts w:hint="eastAsia" w:ascii="Times New Roman" w:hAnsi="Times New Roman" w:cs="Times New Roman"/>
+                <w:kern w:val="2"/>
+                <w:sz w:val="21"/>
+                <w:szCs w:val="21"/>
+              </w:rPr>
+              <w:t>31,765.00</w:t>
+            </w:r>
+          </w:p>
+        </w:tc>
+        <w:tc>
+          <w:tcPr>
+            <w:tcW w:w="1800" w:type="dxa"/>
+            <w:vAlign w:val="center"/>
+          </w:tcPr>
+          <w:p>
+            <w:pPr>
+              <w:widowControl w:val="0"/>
+              <w:jc w:val="center"/>
+              <w:rPr>
+                <w:rFonts w:hint="eastAsia" w:ascii="Times New Roman" w:hAnsi="Times New Roman" w:cs="Times New Roman"/>
+                <w:kern w:val="2"/>
+                <w:sz w:val="21"/>
+                <w:szCs w:val="21"/>
+              </w:rPr>
+            </w:pPr>
+            <w:r>
+              <w:rPr>
+                <w:rFonts w:hint="eastAsia" w:ascii="Times New Roman" w:hAnsi="Times New Roman" w:cs="Times New Roman"/>
+                <w:kern w:val="2"/>
+                <w:sz w:val="21"/>
+                <w:szCs w:val="21"/>
+              </w:rPr>
+              <w:t>2009年9月3日至2059年9月2日</w:t>
+            </w:r>
+          </w:p>
+        </w:tc>
+      </w:tr>
+      <w:tr>
+        <w:trPr>
+          <w:trHeight w:val="397" w:hRule="atLeast"/>
+          <w:jc w:val="center"/>
+        </w:trPr>
+        <w:tc>
+          <w:tcPr>
+            <w:tcW w:w="640" w:type="dxa"/>
+            <w:vAlign w:val="center"/>
+          </w:tcPr>
+          <w:p>
+            <w:pPr>
+              <w:widowControl w:val="0"/>
+              <w:jc w:val="center"/>
+              <w:rPr>
+                <w:rFonts w:hint="eastAsia" w:ascii="Times New Roman" w:hAnsi="Times New Roman" w:cs="Times New Roman"/>
+                <w:kern w:val="2"/>
+                <w:sz w:val="21"/>
+                <w:szCs w:val="21"/>
+              </w:rPr>
+            </w:pPr>
+            <w:r>
+              <w:rPr>
+                <w:rFonts w:hint="eastAsia" w:ascii="Times New Roman" w:hAnsi="Times New Roman" w:cs="Times New Roman"/>
+                <w:kern w:val="2"/>
+                <w:sz w:val="21"/>
+                <w:szCs w:val="21"/>
+              </w:rPr>
+              <w:t>4</w:t>
+            </w:r>
+          </w:p>
+        </w:tc>
+        <w:tc>
+          <w:tcPr>
+            <w:tcW w:w="3185" w:type="dxa"/>
+            <w:vAlign w:val="center"/>
+          </w:tcPr>
+          <w:p>
+            <w:pPr>
+              <w:widowControl w:val="0"/>
+              <w:jc w:val="both"/>
+              <w:rPr>
+                <w:rFonts w:hint="eastAsia" w:ascii="Times New Roman" w:hAnsi="Times New Roman" w:cs="Times New Roman"/>
+                <w:kern w:val="2"/>
+                <w:sz w:val="21"/>
+                <w:szCs w:val="21"/>
+              </w:rPr>
+            </w:pPr>
+            <w:r>
+              <w:rPr>
+                <w:rFonts w:hint="eastAsia" w:ascii="Times New Roman" w:hAnsi="Times New Roman" w:cs="Times New Roman"/>
+                <w:kern w:val="2"/>
+                <w:sz w:val="21"/>
+                <w:szCs w:val="21"/>
+              </w:rPr>
+              <w:t>不动产权证书，冀（2025）邢台市南和区不动产权第0011192号</w:t>
+            </w:r>
+          </w:p>
+        </w:tc>
+        <w:tc>
+          <w:tcPr>
+            <w:tcW w:w="2000" w:type="dxa"/>
+            <w:vAlign w:val="center"/>
+          </w:tcPr>
+          <w:p>
+            <w:pPr>
+              <w:widowControl w:val="0"/>
+              <w:jc w:val="center"/>
+              <w:rPr>
+                <w:rFonts w:hint="eastAsia" w:ascii="Times New Roman" w:hAnsi="Times New Roman" w:cs="Times New Roman"/>
+                <w:kern w:val="2"/>
+                <w:sz w:val="21"/>
+                <w:szCs w:val="21"/>
+              </w:rPr>
+            </w:pPr>
+            <w:r>
+              <w:rPr>
+                <w:rFonts w:hint="eastAsia" w:ascii="Times New Roman" w:hAnsi="Times New Roman" w:cs="Times New Roman"/>
+                <w:kern w:val="2"/>
+                <w:sz w:val="21"/>
+                <w:szCs w:val="21"/>
+              </w:rPr>
+              <w:t>集体建设用地使用权／批准拨用</w:t>
+            </w:r>
+          </w:p>
+        </w:tc>
+        <w:tc>
+          <w:tcPr>
+            <w:tcW w:w="900" w:type="dxa"/>
+            <w:vAlign w:val="center"/>
+          </w:tcPr>
+          <w:p>
+            <w:pPr>
+              <w:widowControl w:val="0"/>
+              <w:jc w:val="center"/>
+              <w:rPr>
+                <w:rFonts w:hint="eastAsia" w:ascii="Times New Roman" w:hAnsi="Times New Roman" w:cs="Times New Roman"/>
+                <w:kern w:val="2"/>
+                <w:sz w:val="21"/>
+                <w:szCs w:val="21"/>
+              </w:rPr>
+            </w:pPr>
+            <w:r>
+              <w:rPr>
+                <w:rFonts w:hint="eastAsia" w:ascii="Times New Roman" w:hAnsi="Times New Roman" w:cs="Times New Roman"/>
+                <w:kern w:val="2"/>
+                <w:sz w:val="21"/>
+                <w:szCs w:val="21"/>
+              </w:rPr>
+              <w:t>工业用地</w:t>
+            </w:r>
+          </w:p>
+        </w:tc>
+        <w:tc>
+          <w:tcPr>
+            <w:tcW w:w="1900" w:type="dxa"/>
+            <w:vAlign w:val="center"/>
+          </w:tcPr>
+          <w:p>
+            <w:pPr>
+              <w:widowControl w:val="0"/>
+              <w:jc w:val="right"/>
+              <w:rPr>
+                <w:rFonts w:hint="eastAsia" w:ascii="Times New Roman" w:hAnsi="Times New Roman" w:cs="Times New Roman"/>
+                <w:kern w:val="2"/>
+                <w:sz w:val="21"/>
+                <w:szCs w:val="21"/>
+              </w:rPr>
+            </w:pPr>
+            <w:r>
+              <w:rPr>
+                <w:rFonts w:hint="eastAsia" w:ascii="Times New Roman" w:hAnsi="Times New Roman" w:cs="Times New Roman"/>
+                <w:kern w:val="2"/>
+                <w:sz w:val="21"/>
+                <w:szCs w:val="21"/>
+              </w:rPr>
+              <w:t>38,235.00</w:t>
+            </w:r>
+          </w:p>
+        </w:tc>
+        <w:tc>
+          <w:tcPr>
+            <w:tcW w:w="1800" w:type="dxa"/>
+            <w:vAlign w:val="center"/>
+          </w:tcPr>
+          <w:p>
+            <w:pPr>
+              <w:widowControl w:val="0"/>
+              <w:jc w:val="center"/>
+              <w:rPr>
+                <w:rFonts w:hint="eastAsia" w:ascii="Times New Roman" w:hAnsi="Times New Roman" w:cs="Times New Roman"/>
+                <w:kern w:val="2"/>
+                <w:sz w:val="21"/>
+                <w:szCs w:val="21"/>
+              </w:rPr>
+            </w:pPr>
+            <w:r>
+              <w:rPr>
+                <w:rFonts w:hint="eastAsia" w:ascii="Times New Roman" w:hAnsi="Times New Roman" w:cs="Times New Roman"/>
+                <w:kern w:val="2"/>
+                <w:sz w:val="21"/>
+                <w:szCs w:val="21"/>
+              </w:rPr>
+              <w:t>2009年9月3日至2059年9月2日</w:t>
+            </w:r>
+          </w:p>
+        </w:tc>
+      </w:tr>
+      <w:tr>
+        <w:trPr>
+          <w:trHeight w:val="397" w:hRule="atLeast"/>
+          <w:jc w:val="center"/>
+        </w:trPr>
+        <w:tc>
+          <w:tcPr>
+            <w:tcW w:w="640" w:type="dxa"/>
+            <w:vAlign w:val="center"/>
+          </w:tcPr>
+          <w:p>
+            <w:pPr>
+              <w:widowControl w:val="0"/>
+              <w:jc w:val="center"/>
+              <w:rPr>
+                <w:rFonts w:hint="eastAsia" w:ascii="Times New Roman" w:hAnsi="Times New Roman" w:cs="Times New Roman"/>
+                <w:kern w:val="2"/>
+                <w:sz w:val="21"/>
+                <w:szCs w:val="21"/>
+              </w:rPr>
+            </w:pPr>
+            <w:r>
+              <w:rPr>
+                <w:rFonts w:hint="eastAsia" w:ascii="Times New Roman" w:hAnsi="Times New Roman" w:cs="Times New Roman"/>
+                <w:kern w:val="2"/>
+                <w:sz w:val="21"/>
+                <w:szCs w:val="21"/>
+              </w:rPr>
+              <w:t>合计</w:t>
+            </w:r>
+          </w:p>
+        </w:tc>
+        <w:tc>
+          <w:tcPr>
+            <w:tcW w:w="3185" w:type="dxa"/>
+            <w:vAlign w:val="center"/>
+          </w:tcPr>
+          <w:p>
+            <w:pPr>
+              <w:widowControl w:val="0"/>
+              <w:jc w:val="both"/>
+              <w:rPr>
+                <w:rFonts w:hint="eastAsia" w:ascii="Times New Roman" w:hAnsi="Times New Roman" w:cs="Times New Roman"/>
+                <w:kern w:val="2"/>
+                <w:sz w:val="21"/>
+                <w:szCs w:val="21"/>
+              </w:rPr>
+            </w:pPr>
+            <w:r>
+              <w:rPr>
+                <w:rFonts w:hint="eastAsia" w:ascii="Times New Roman" w:hAnsi="Times New Roman" w:cs="Times New Roman"/>
+                <w:kern w:val="2"/>
+                <w:sz w:val="21"/>
+                <w:szCs w:val="21"/>
+              </w:rPr>
+              <w:t>—</w:t>
+            </w:r>
+          </w:p>
+        </w:tc>
+        <w:tc>
+          <w:tcPr>
+            <w:tcW w:w="2000" w:type="dxa"/>
+            <w:vAlign w:val="center"/>
+          </w:tcPr>
+          <w:p>
+            <w:pPr>
+              <w:widowControl w:val="0"/>
+              <w:jc w:val="center"/>
+              <w:rPr>
+                <w:rFonts w:hint="eastAsia" w:ascii="Times New Roman" w:hAnsi="Times New Roman" w:cs="Times New Roman"/>
+                <w:kern w:val="2"/>
+                <w:sz w:val="21"/>
+                <w:szCs w:val="21"/>
+              </w:rPr>
+            </w:pPr>
+            <w:r>
+              <w:rPr>
+                <w:rFonts w:hint="eastAsia" w:ascii="Times New Roman" w:hAnsi="Times New Roman" w:cs="Times New Roman"/>
+                <w:kern w:val="2"/>
+                <w:sz w:val="21"/>
+                <w:szCs w:val="21"/>
+              </w:rPr>
+              <w:t>—</w:t>
+            </w:r>
+          </w:p>
+        </w:tc>
+        <w:tc>
+          <w:tcPr>
+            <w:tcW w:w="900" w:type="dxa"/>
+            <w:vAlign w:val="center"/>
+          </w:tcPr>
+          <w:p>
+            <w:pPr>
+              <w:widowControl w:val="0"/>
+              <w:jc w:val="center"/>
+              <w:rPr>
+                <w:rFonts w:hint="eastAsia" w:ascii="Times New Roman" w:hAnsi="Times New Roman" w:cs="Times New Roman"/>
+                <w:kern w:val="2"/>
+                <w:sz w:val="21"/>
+                <w:szCs w:val="21"/>
+              </w:rPr>
+            </w:pPr>
+            <w:r>
+              <w:rPr>
+                <w:rFonts w:hint="eastAsia" w:ascii="Times New Roman" w:hAnsi="Times New Roman" w:cs="Times New Roman"/>
+                <w:kern w:val="2"/>
+                <w:sz w:val="21"/>
+                <w:szCs w:val="21"/>
+              </w:rPr>
+              <w:t>—</w:t>
+            </w:r>
+          </w:p>
+        </w:tc>
+        <w:tc>
+          <w:tcPr>
+            <w:tcW w:w="1900" w:type="dxa"/>
+            <w:vAlign w:val="center"/>
+          </w:tcPr>
+          <w:p>
+            <w:pPr>
+              <w:widowControl w:val="0"/>
+              <w:jc w:val="right"/>
+              <w:rPr>
+                <w:rFonts w:hint="eastAsia" w:ascii="Times New Roman" w:hAnsi="Times New Roman" w:cs="Times New Roman"/>
+                <w:kern w:val="2"/>
+                <w:sz w:val="21"/>
+                <w:szCs w:val="21"/>
+              </w:rPr>
+            </w:pPr>
+            <w:r>
+              <w:rPr>
+                <w:rFonts w:hint="eastAsia" w:ascii="Times New Roman" w:hAnsi="Times New Roman" w:cs="Times New Roman"/>
+                <w:kern w:val="2"/>
+                <w:sz w:val="21"/>
+                <w:szCs w:val="21"/>
+              </w:rPr>
+              <w:t>181,900.00</w:t>
+            </w:r>
+          </w:p>
+        </w:tc>
+        <w:tc>
+          <w:tcPr>
+            <w:tcW w:w="1800" w:type="dxa"/>
+            <w:vAlign w:val="center"/>
+          </w:tcPr>
+          <w:p>
+            <w:pPr>
+              <w:widowControl w:val="0"/>
+              <w:jc w:val="center"/>
+              <w:rPr>
+                <w:rFonts w:hint="eastAsia" w:ascii="Times New Roman" w:hAnsi="Times New Roman" w:cs="Times New Roman"/>
+                <w:kern w:val="2"/>
+                <w:sz w:val="21"/>
+                <w:szCs w:val="21"/>
+              </w:rPr>
+            </w:pPr>
+            <w:r>
+              <w:rPr>
+                <w:rFonts w:hint="eastAsia" w:ascii="Times New Roman" w:hAnsi="Times New Roman" w:cs="Times New Roman"/>
+                <w:kern w:val="2"/>
+                <w:sz w:val="21"/>
+                <w:szCs w:val="21"/>
+              </w:rPr>
+              <w:t>—</w:t>
             </w:r>
           </w:p>
         </w:tc>
@@ -14752,21 +15424,7 @@
         <w:rPr>
           <w:rFonts w:hint="eastAsia" w:ascii="Times New Roman" w:hAnsi="Times New Roman" w:cs="Times New Roman"/>
         </w:rPr>
-        <w:t xml:space="preserve">注：上述构成系根据公司说明整理。截至目前，公司尚未提供四宗宗地的不动产权证书等权属文件，各宗地的证载面积、宗地编号、四至范围、土地用途、使用年限及权利限制情况尚待核实。</w:t>
-      </w:r>
-      <w:commentRangeStart w:id="0"/>
-      <w:r>
-        <w:rPr>
-          <w:rFonts w:hint="eastAsia" w:ascii="Times New Roman" w:hAnsi="Times New Roman" w:cs="Times New Roman"/>
-        </w:rPr>
-        <w:t xml:space="preserve">其中第四宗，集体所有与划拨系两种不同的权属属性，划拨系国有土地的供应方式，集体土地不适用划拨，该宗地的实际权属性质应以不动产权证书的记载为准。</w:t>
-      </w:r>
-      <w:commentRangeEnd w:id="0"/>
-      <w:r>
-        <w:rPr>
-          <w:rStyle w:val="CommentReference"/>
-        </w:rPr>
-        <w:commentReference w:id="0"/>
+        <w:t>注：四宗宗地折合面积分别为70.00亩、97.85亩、47.65亩及57.35亩，坐落依次为张相村东北（邢临路南侧、三河路东侧）、邢临高速南侧（岗头村地西侧）、南和区和鼎路东侧（东吕高速以南，不动产单元号130527008001GB00022W00000000）及南和区河郭镇张相村东（不动产单元号130527008001JB00084W00000000）。经复核宗地图界址点坐标，宗地一、三、四自西向东相邻连片，宗地四呈L形环抱宗地三的东侧及北侧；宗地二未附界址点坐标表，其与其余宗地的位置关系尚待核实。</w:t>
       </w:r>
     </w:p>
     <w:p>
@@ -14782,7 +15440,27 @@
         <w:rPr>
           <w:rFonts w:hint="eastAsia" w:ascii="Times New Roman" w:hAnsi="Times New Roman" w:cs="Times New Roman"/>
         </w:rPr>
-        <w:t>上述情况在中发邢台账面亦有反映。截至2026年6月30日，中发邢台资产总额27,228.35万元，其中固定资产账面价值2,489.64万元、在建工程账面余额5,924.02万元，无形资产账面余额为零。即中发邢台在登记于燕京啤酒名下的土地上建造并持有房屋建筑物及在建工程，形成房、地权属分离的状态。</w:t>
+        <w:t xml:space="preserve">关于权利人主体。四宗宗地的权利人燕京啤酒（邢台）有限公司系独立法人，与发行人控股股东北京燕京啤酒股份有限公司并非同一主体，且未在发行人及中发邢台报告期内各期财务报表及尽调资料中出现。</w:t>
+      </w:r>
+      <w:commentRangeStart w:id="0"/>
+      <w:r>
+        <w:rPr>
+          <w:rFonts w:hint="eastAsia" w:ascii="Times New Roman" w:hAnsi="Times New Roman" w:cs="Times New Roman"/>
+        </w:rPr>
+        <w:t xml:space="preserve">该主体的股权结构、实际控制人及其与燕京啤酒、北控集团的股权关系尚待核实，该事项直接影响本次土地交易的关联关系认定、国资监管层级及交易方式的适用，属本节首要待核事项。</w:t>
+      </w:r>
+      <w:commentRangeEnd w:id="0"/>
+      <w:r>
+        <w:rPr>
+          <w:rStyle w:val="CommentReference"/>
+        </w:rPr>
+        <w:commentReference w:id="0"/>
+      </w:r>
+      <w:r>
+        <w:rPr>
+          <w:rFonts w:hint="eastAsia" w:ascii="Times New Roman" w:hAnsi="Times New Roman" w:cs="Times New Roman"/>
+        </w:rPr>
+        <w:t xml:space="preserve">此外，权利人名称在权属证书正文与宗地图上存在三种表述，分别为燕京啤酒（邢台）有限公司、燕京（邢台）啤酒有限公司及邢台燕京啤酒有限公司，需以工商登记及不动产登记簿记载为准予以统一。</w:t>
       </w:r>
     </w:p>
     <w:p>
@@ -14798,7 +15476,55 @@
         <w:rPr>
           <w:rFonts w:hint="eastAsia" w:ascii="Times New Roman" w:hAnsi="Times New Roman" w:cs="Times New Roman"/>
         </w:rPr>
-        <w:t>此外，2024年度发行人存在为中发邢台代垫、代付费用的情形，包括厂房钢结构检测鉴定费、岩土工程勘察费、建筑消防安全评估费、航拍服务费及冻干机设备预付款等，通过其他应收款—单位、预付账款科目核算。上述事项反映三方在邢台生产基地的资产投入及资金往来上存在交叉。</w:t>
+        <w:t>关于权属证书形式。宗地三、宗地四已于2025年换发不动产权证书；宗地一、宗地二仍为2013年、2015年由南和县人民政府颁发的《国有土地使用证》，尚未换发，且发证机关名称与现行行政区划（南和区）不一致。按照不动产统一登记的要求，该两宗宗地在办理转移登记前通常需先行换发不动产权证书，该环节应作为交易的前置程序纳入实施安排。</w:t>
+      </w:r>
+    </w:p>
+    <w:p>
+      <w:pPr>
+        <w:spacing w:before="163" w:beforeLines="50" w:after="163" w:afterLines="50" w:line="360" w:lineRule="auto"/>
+        <w:ind w:firstLine="480" w:firstLineChars="200"/>
+        <w:jc w:val="both"/>
+        <w:rPr>
+          <w:rFonts w:ascii="Times New Roman" w:hAnsi="Times New Roman" w:cs="Times New Roman"/>
+        </w:rPr>
+      </w:pPr>
+      <w:r>
+        <w:rPr>
+          <w:rFonts w:hint="eastAsia" w:ascii="Times New Roman" w:hAnsi="Times New Roman" w:cs="Times New Roman"/>
+        </w:rPr>
+        <w:t>关于宗地四的权属性质及用途。宗地四的权利类型为集体建设用地使用权、权利性质为批准拨用，即该宗土地属农民集体所有，不属于国有土地，亦非国有划拨用地，其权利来源与前三宗出让取得的国有建设用地存在本质差异。同时，该宗地的证载用途为工业用地，与公司说明的主要用作污水处理设施的实际用途不一致，其实际使用状况、地上建（构）筑物的建设手续及环保验收情况尚待核实。</w:t>
+      </w:r>
+    </w:p>
+    <w:p>
+      <w:pPr>
+        <w:spacing w:before="163" w:beforeLines="50" w:after="163" w:afterLines="50" w:line="360" w:lineRule="auto"/>
+        <w:ind w:firstLine="480" w:firstLineChars="200"/>
+        <w:jc w:val="both"/>
+        <w:rPr>
+          <w:rFonts w:ascii="Times New Roman" w:hAnsi="Times New Roman" w:cs="Times New Roman"/>
+        </w:rPr>
+      </w:pPr>
+      <w:r>
+        <w:rPr>
+          <w:rFonts w:hint="eastAsia" w:ascii="Times New Roman" w:hAnsi="Times New Roman" w:cs="Times New Roman"/>
+        </w:rPr>
+        <w:t>上述情况在中发邢台账面亦有反映。截至2026年6月30日，中发邢台资产总额27,228.35万元，其中固定资产账面价值2,489.64万元、在建工程账面余额5,924.02万元，无形资产账面余额为零。即中发邢台在登记于他人名下的土地上建造并持有房屋建筑物及在建工程，形成房、地权属分离的状态。中发邢台的厂房及在建工程具体坐落于上述哪几宗宗地之上，需与建设用地规划许可证、建设工程规划许可证及施工许可证逐一比对确认，据以最终确定本次收购的必要范围。</w:t>
+      </w:r>
+    </w:p>
+    <w:p>
+      <w:pPr>
+        <w:spacing w:before="163" w:beforeLines="50" w:after="163" w:afterLines="50" w:line="360" w:lineRule="auto"/>
+        <w:ind w:firstLine="480" w:firstLineChars="200"/>
+        <w:jc w:val="both"/>
+        <w:rPr>
+          <w:rFonts w:ascii="Times New Roman" w:hAnsi="Times New Roman" w:cs="Times New Roman"/>
+        </w:rPr>
+      </w:pPr>
+      <w:r>
+        <w:rPr>
+          <w:rFonts w:hint="eastAsia" w:ascii="Times New Roman" w:hAnsi="Times New Roman" w:cs="Times New Roman"/>
+        </w:rPr>
+        <w:t>此外，2024年度发行人存在为中发邢台代垫、代付费用的情形，包括厂房钢结构检测鉴定费、岩土工程勘察费、建筑消防安全评估费、航拍服务费及冻干机设备预付款等，通过其他应收款—单位、预付账款科目核算。上述事项反映各方在邢台生产基地的资产投入及资金往来上存在交叉。</w:t>
       </w:r>
     </w:p>
     <w:p>
@@ -14834,7 +15560,7 @@
         <w:rPr>
           <w:rFonts w:hint="eastAsia" w:ascii="Times New Roman" w:hAnsi="Times New Roman" w:cs="Times New Roman"/>
         </w:rPr>
-        <w:t>①资产完整性及独立性。《首次公开发行股票注册管理办法》第十二条要求发行人资产完整，业务及人员、财务、机构独立。土地是纳豆生产的基础生产要素，纳豆生产厂房及在建工程均坐落于前三宗出让工业用地之上，若上市主体（含拟纳入合并范围的中发邢台）不拥有该等土地的使用权，将影响对资产完整性的判断并形成对控股股东的依赖，属于审核中的重点关注事项。</w:t>
+        <w:t>①资产完整性及独立性。《首次公开发行股票注册管理办法》第十二条要求发行人资产完整，业务及人员、财务、机构独立。土地是纳豆生产的基础生产要素，纳豆生产厂房及在建工程均坐落于上述宗地之上，若上市主体（含拟纳入合并范围的中发邢台）不拥有该等土地的使用权，将影响对资产完整性的判断并形成对关联方的依赖，属于审核中的重点关注事项。</w:t>
       </w:r>
     </w:p>
     <w:p>
@@ -14866,7 +15592,7 @@
         <w:rPr>
           <w:rFonts w:hint="eastAsia" w:ascii="Times New Roman" w:hAnsi="Times New Roman" w:cs="Times New Roman"/>
         </w:rPr>
-        <w:t>③关联交易、国资程序及税费。由中发邢台向燕京啤酒购入土地构成关联交易，同时属于国有资产转让，须以经备案的评估结果作为定价基础并履行内部决策及国资审批程序，燕京啤酒作为A股上市公司还需履行审议及披露程序。四宗宗地目前均未提供不动产权证书，权属文件的取得是启动交易的前提。出让用地的使用权转让涉及土地增值税、增值税及附加、契税、印花税及企业所得税，税负与评估增值幅度直接相关，需在取得评估结果后测算并明确承担方式。</w:t>
+        <w:t>③交易对手方身份、关联交易及国资程序。本次交易的出让方为燕京啤酒（邢台）有限公司而非发行人控股股东本身，其与发行人的关联关系需在核实该主体股权结构后认定：如其系燕京啤酒或北控集团控制的企业，则本次交易构成关联交易，且属于同一国家出资企业体系内部的资产转让，可依据《企业国有资产交易监督管理办法》（国务院国资委、财政部令第32号）论证采取非公开协议方式的可行性；如其不属于上述体系，则本次交易应按市场化交易安排，定价、决策及审批路径均需另行论证。无论何种情形，交易标的涉及国有资产的，均须以经备案的评估结果作为定价基础并履行相应的内部决策及国资审批程序。</w:t>
       </w:r>
     </w:p>
     <w:p>
@@ -14882,7 +15608,23 @@
         <w:rPr>
           <w:rFonts w:hint="eastAsia" w:ascii="Times New Roman" w:hAnsi="Times New Roman" w:cs="Times New Roman"/>
         </w:rPr>
-        <w:t>④第四宗宗地的处置路径与前三宗不同。根据《中华人民共和国城市房地产管理法》，以划拨方式取得土地使用权的，转让房地产时须报有批准权的人民政府审批，准予转让的由受让方办理土地使用权出让手续并缴纳土地使用权出让金；划拨用地还存在因公共利益需要被依法收回的可能，且不能直接用于抵押融资。若该宗地实际为集体土地，则不属于国有土地，其流转适用《中华人民共和国土地管理法》关于集体经营性建设用地的规定，路径与国有土地差异较大。考虑到该宗地主要用作污水处理设施，属于配套设施用地，不承载主要生产经营，其权属问题对资产完整性的影响程度低于前三宗，可在权属核实后另行确定处理方式。</w:t>
+        <w:t>④税费。出让用地的使用权转让涉及土地增值税、增值税及附加、契税、印花税及企业所得税，其中土地增值税采用四级超率累进税率，与评估增值幅度直接相关，是本次交易税费的主要构成，需在取得评估结果后测算并明确承担方式。</w:t>
+      </w:r>
+    </w:p>
+    <w:p>
+      <w:pPr>
+        <w:spacing w:before="163" w:beforeLines="50" w:after="163" w:afterLines="50" w:line="360" w:lineRule="auto"/>
+        <w:ind w:firstLine="480" w:firstLineChars="200"/>
+        <w:jc w:val="both"/>
+        <w:rPr>
+          <w:rFonts w:ascii="Times New Roman" w:hAnsi="Times New Roman" w:cs="Times New Roman"/>
+        </w:rPr>
+      </w:pPr>
+      <w:r>
+        <w:rPr>
+          <w:rFonts w:hint="eastAsia" w:ascii="Times New Roman" w:hAnsi="Times New Roman" w:cs="Times New Roman"/>
+        </w:rPr>
+        <w:t>⑤宗地四的处置路径与前三宗存在本质差异。宗地四为集体建设用地，不属于国有土地，其流转适用《中华人民共和国土地管理法》关于集体经营性建设用地的规定，须符合国土空间规划确定的用途、依法完成登记，并经本集体经济组织成员的村民会议三分之二以上成员或者三分之二以上村民代表同意；该宗地系以批准拨用方式取得，能否入市流转存在进一步限制。与国有划拨用地可通过补缴出让金转为出让用地后转让相比，集体建设用地的流转周期更长、不确定性更高。考虑到该宗地主要用作污水处理配套设施、不承载主要生产经营，其对资产完整性的影响程度低于前三宗，可在核实实际使用状况后另行确定处理方式。</w:t>
       </w:r>
     </w:p>
     <w:p>
@@ -14918,7 +15660,7 @@
         <w:rPr>
           <w:rFonts w:hint="eastAsia" w:ascii="Times New Roman" w:hAnsi="Times New Roman" w:cs="Times New Roman"/>
         </w:rPr>
-        <w:t>建议由中发邢台向燕京啤酒购入其实际占用的土地使用权，实现房、地权属统一，并与本节3、同业竞争项下的股权重组统筹推进。考虑到四宗宗地的取得方式不同，建议区分处理：前三宗出让工业用地承载纳豆生产厂房及在建工程，属于必须解决的核心资产，纳入本次收购范围；第四宗划拨用地主要用作污水处理设施，处置程序相对复杂且不承载主要生产经营，是否纳入收购范围可待权属核实后另行确定。具体安排如下：</w:t>
+        <w:t>建议由中发邢台向燕京啤酒（邢台）有限公司购入其实际占用的国有出让土地使用权，实现房、地权属统一，并与本节3、同业竞争项下的股权重组统筹推进。考虑到四宗宗地的权属性质不同，建议区分处理：宗地一、宗地二、宗地三为出让取得的国有建设用地，合计143,665.00平方米（折合215.50亩），承载纳豆生产厂房及在建工程，属于必须解决的核心资产，纳入本次收购范围；宗地四为集体建设用地，主要用作污水处理配套设施，流转程序复杂且不承载主要生产经营，是否纳入收购范围待核实后另行确定。具体安排如下：</w:t>
       </w:r>
     </w:p>
     <w:p>
@@ -14934,7 +15676,7 @@
         <w:rPr>
           <w:rFonts w:hint="eastAsia" w:ascii="Times New Roman" w:hAnsi="Times New Roman" w:cs="Times New Roman"/>
         </w:rPr>
-        <w:t>①完成权属确认。取得四宗宗地的权属文件，逐宗核实权利人、宗地编号、四至范围、证载面积、土地用途、取得方式、使用年限及剩余年限，以及是否存在抵押、查封等权利限制；重点核实第四宗宗地究竟为国有划拨用地还是集体建设用地，据以确定其处置路径。同时核实中发邢台实际占用范围与权属证载范围是否一致，是否存在超占或与其他主体混用的情形。若相关权证尚在办理中，需了解办理进度及预计取得时间，并取得自然资源主管部门出具的相关证明。</w:t>
+        <w:t>①核实交易对手方主体情况。取得燕京啤酒（邢台）有限公司的营业执照、公司章程及股权结构穿透资料，确认其股东、实际控制人及其与燕京啤酒、燕京集团、北控集团的股权关系，据以认定本次交易是否构成关联交易、是否属于国有资产交易以及适用的国资监管层级；同时核实该主体的历史名称变更情况，统一权属证书、宗地图与工商登记之间的名称表述。该项工作是确定后续全部程序的前提，建议优先启动。</w:t>
       </w:r>
     </w:p>
     <w:p>
@@ -14950,7 +15692,7 @@
         <w:rPr>
           <w:rFonts w:hint="eastAsia" w:ascii="Times New Roman" w:hAnsi="Times New Roman" w:cs="Times New Roman"/>
         </w:rPr>
-        <w:t>②确定收购范围及与股权重组的衔接。交易标的为前三宗出让工业用地的使用权及地上附着物（如有），受让方为中发邢台，出让方为燕京啤酒。建议先完成土地权属过户，再实施发行人对中发邢台的股权收购，使注入上市主体的中发邢台已实现房、地权属统一；若两项交易难以先后进行，亦可同步交割，但需在协议中明确交割条件的先后顺序。</w:t>
+        <w:t>②完成权属核实及旧证换发。逐宗核对四本权属证书记载的权利人、宗地编号、四至范围、证载面积、土地用途、取得方式及使用期限，并调取不动产登记簿核实是否存在抵押、查封等权利限制；核实中发邢台的实际占用范围与证载范围是否一致，是否存在超占或与其他主体混用，并将厂房及在建工程与各宗宗地逐一对应。宗地一、宗地二仍为旧版《国有土地使用证》，应先行向不动产登记机构申请换发不动产权证书，该环节需纳入时间安排。</w:t>
       </w:r>
     </w:p>
     <w:p>
@@ -14966,7 +15708,7 @@
         <w:rPr>
           <w:rFonts w:hint="eastAsia" w:ascii="Times New Roman" w:hAnsi="Times New Roman" w:cs="Times New Roman"/>
         </w:rPr>
-        <w:t>③履行定价、审批程序及税费测算。聘请具有证券期货相关业务资格的评估机构出具土地评估报告并完成国资备案，以经备案的评估值作为定价依据；履行双方内部决策程序及北控集团、北京市国资委的审批程序，燕京啤酒同步履行审议及披露程序。根据32号令，同一国家出资企业内部各级子企业之间的资产转让可采取非公开协议方式，具体适用性建议事先与国资监管部门沟通确认。按出让用地口径，出让方需就土地增值额缴纳土地增值税、就转让行为缴纳增值税及附加、就转让所得缴纳企业所得税，受让方需按成交价格缴纳契税，双方就产权转移书据分别缴纳印花税；其中土地增值税采用四级超率累进税率，是本次交易税费的主要构成，建议在取得评估结果后测算并在协议中明确承担方式，同时就是否可适用企业改制重组有关土地增值税、契税优惠政策与主管税务机关沟通确认。</w:t>
+        <w:t>③确定收购范围及与股权重组的衔接。交易标的为宗地一、宗地二、宗地三的国有建设用地使用权及地上附着物（如有），受让方为中发邢台。建议先完成土地权属过户，再实施发行人对中发邢台的股权收购，使注入上市主体的中发邢台已实现房、地权属统一；若两项交易难以先后进行，亦可同步交割，但需在协议中明确交割条件的先后顺序。</w:t>
       </w:r>
     </w:p>
     <w:p>
@@ -14982,7 +15724,7 @@
         <w:rPr>
           <w:rFonts w:hint="eastAsia" w:ascii="Times New Roman" w:hAnsi="Times New Roman" w:cs="Times New Roman"/>
         </w:rPr>
-        <w:t>④完成过户、办证及款项清理。完成不动产权属转移登记，取得以中发邢台为权利人的不动产权证书；同步核查邢台生产基地房屋建筑物及在建工程的手续完备性，包括建设用地规划许可证、建设工程规划许可证、建筑工程施工许可证及竣工验收备案，并办理房屋所有权首次登记。对发行人为中发邢台代垫、代付的各项费用及设备款进行梳理，补充签署书面协议、完善审批手续，并在申报基准日前完成结清，该项清理可与中发邢台内部资金往来的清理一并进行。</w:t>
+        <w:t>④履行定价、审批程序及税费测算。聘请具有证券期货相关业务资格的评估机构出具土地评估报告；如经核实本次交易属于国有资产交易，须完成国资备案并以经备案的评估值作为定价依据，履行双方内部决策及相应层级的国资审批程序，燕京啤酒作为A股上市公司在涉及其体系内资产处置时同步履行审议及披露程序。税费方面，出让方需缴纳土地增值税、增值税及附加、企业所得税，受让方需按成交价格缴纳契税，双方就产权转移书据分别缴纳印花税；建议在取得评估结果后测算税费总额并在协议中明确承担方式，同时就是否可适用企业改制重组有关土地增值税、契税优惠政策与主管税务机关沟通确认。</w:t>
       </w:r>
     </w:p>
     <w:p>
@@ -14998,7 +15740,23 @@
         <w:rPr>
           <w:rFonts w:hint="eastAsia" w:ascii="Times New Roman" w:hAnsi="Times New Roman" w:cs="Times New Roman"/>
         </w:rPr>
-        <w:t>⑤第四宗宗地的处理及过渡期安排。该宗地待权属性质核实后确定处理方式：如为国有划拨用地，可由燕京啤酒先行办理补缴土地使用权出让金转为出让用地的手续后再行转让，亦可维持权属不变，由双方签署书面协议约定污水处理设施的使用方式及费用分担；如为集体土地，则不宜纳入本次收购，建议以协议方式明确使用安排。无论采取何种方式，均需核查该宗地上污水处理设施的建设手续及环保验收是否完备，并就该宗地未纳入上市主体对生产经营的影响作出说明。此外，若前三宗宗地的过户在申报基准日前无法完成，建议先由燕京啤酒与中发邢台签署书面的土地及厂房租赁协议并办理租赁备案，明确租金定价依据及公允性，同时取得燕京啤酒出具的承诺函，承诺保障中发邢台持续、稳定使用该等土地并在约定期限内完成权属转移。租赁方案属于过渡性安排，在资产完整性的论证上仍存在不足，最终仍应通过收购实现权属统一。</w:t>
+        <w:t>⑤完成过户、办证及款项清理。完成不动产权属转移登记，取得以中发邢台为权利人的不动产权证书；同步核查邢台生产基地房屋建筑物及在建工程的手续完备性，包括建设用地规划许可证、建设工程规划许可证、建筑工程施工许可证及竣工验收备案，并办理房屋所有权首次登记。对发行人为中发邢台代垫、代付的各项费用及设备款进行梳理，补充签署书面协议、完善审批手续，并在申报基准日前完成结清，该项清理可与中发邢台内部资金往来的清理一并进行。</w:t>
+      </w:r>
+    </w:p>
+    <w:p>
+      <w:pPr>
+        <w:spacing w:before="163" w:beforeLines="50" w:after="163" w:afterLines="50" w:line="360" w:lineRule="auto"/>
+        <w:ind w:firstLine="480" w:firstLineChars="200"/>
+        <w:jc w:val="both"/>
+        <w:rPr>
+          <w:rFonts w:ascii="Times New Roman" w:hAnsi="Times New Roman" w:cs="Times New Roman"/>
+        </w:rPr>
+      </w:pPr>
+      <w:r>
+        <w:rPr>
+          <w:rFonts w:hint="eastAsia" w:ascii="Times New Roman" w:hAnsi="Times New Roman" w:cs="Times New Roman"/>
+        </w:rPr>
+        <w:t>⑥宗地四的处理及过渡期安排。宗地四待核实实际使用状况后确定处理方式：如其地上确为污水处理配套设施，建议不纳入本次收购范围，由中发邢台与权利人签署书面协议，明确设施的使用方式、期限及费用分担并按公允价格定价，同时核查设施的建设手续及环保验收是否完备，并就该宗地未纳入上市主体对生产经营的影响作出说明；如其地上实际承载生产经营功能，则须论证集体经营性建设用地入市或长期租赁的可行性。此外，若前三宗宗地的过户在申报基准日前无法完成，建议先由双方签署书面的土地及厂房租赁协议并办理租赁备案，明确租金定价依据及公允性，并取得权利人及燕京啤酒出具的承诺函，承诺保障中发邢台持续、稳定使用该等土地并在约定期限内完成权属转移。租赁属过渡性安排，在资产完整性的论证上仍存在不足，最终仍应通过收购实现权属统一。</w:t>
       </w:r>
     </w:p>
     <w:p>
@@ -18516,7 +19274,7 @@
 
 <file path=word/comments.xml><?xml version="1.0" encoding="utf-8"?>
 <w:comments xmlns:wpc="http://schemas.microsoft.com/office/word/2010/wordprocessingCanvas" xmlns:cx="http://schemas.microsoft.com/office/drawing/2014/chartex" xmlns:cx1="http://schemas.microsoft.com/office/drawing/2015/9/8/chartex" xmlns:cx2="http://schemas.microsoft.com/office/drawing/2015/10/21/chartex" xmlns:cx3="http://schemas.microsoft.com/office/drawing/2016/5/9/chartex" xmlns:cx4="http://schemas.microsoft.com/office/drawing/2016/5/10/chartex" xmlns:cx5="http://schemas.microsoft.com/office/drawing/2016/5/11/chartex" xmlns:cx6="http://schemas.microsoft.com/office/drawing/2016/5/12/chartex" xmlns:cx7="http://schemas.microsoft.com/office/drawing/2016/5/13/chartex" xmlns:cx8="http://schemas.microsoft.com/office/drawing/2016/5/14/chartex" xmlns:mc="http://schemas.openxmlformats.org/markup-compatibility/2006" xmlns:aink="http://schemas.microsoft.com/office/drawing/2016/ink" xmlns:am3d="http://schemas.microsoft.com/office/drawing/2017/model3d" xmlns:o="urn:schemas-microsoft-com:office:office" xmlns:oel="http://schemas.microsoft.com/office/2019/extlst" xmlns:r="http://schemas.openxmlformats.org/officeDocument/2006/relationships" xmlns:m="http://schemas.openxmlformats.org/officeDocument/2006/math" xmlns:v="urn:schemas-microsoft-com:vml" xmlns:wp14="http://schemas.microsoft.com/office/word/2010/wordprocessingDrawing" xmlns:wp="http://schemas.openxmlformats.org/drawingml/2006/wordprocessingDrawing" xmlns:w10="urn:schemas-microsoft-com:office:word" xmlns:w="http://schemas.openxmlformats.org/wordprocessingml/2006/main" xmlns:w14="http://schemas.microsoft.com/office/word/2010/wordml" xmlns:w15="http://schemas.microsoft.com/office/word/2012/wordml" xmlns:w16cex="http://schemas.microsoft.com/office/word/2018/wordml/cex" xmlns:w16cid="http://schemas.microsoft.com/office/word/2016/wordml/cid" xmlns:w16="http://schemas.microsoft.com/office/word/2018/wordml" xmlns:w16du="http://schemas.microsoft.com/office/word/2023/wordml/word16du" xmlns:w16sdtdh="http://schemas.microsoft.com/office/word/2020/wordml/sdtdatahash" xmlns:w16sdtfl="http://schemas.microsoft.com/office/word/2024/wordml/sdtformatlock" xmlns:w16se="http://schemas.microsoft.com/office/word/2015/wordml/symex" xmlns:wpg="http://schemas.microsoft.com/office/word/2010/wordprocessingGroup" xmlns:wpi="http://schemas.microsoft.com/office/word/2010/wordprocessingInk" xmlns:wne="http://schemas.microsoft.com/office/word/2006/wordml" xmlns:wps="http://schemas.microsoft.com/office/word/2010/wordprocessingShape" mc:Ignorable="w14 w15 w16se w16cid w16 w16cex w16sdtdh w16sdtfl w16du wp14">
-  <w:comment w:id="0" w:author="燕京中发IPO项目组" w:date="2026-08-19T07:46:46Z" w:initials="YJ">
+  <w:comment w:id="0" w:author="燕京中发IPO项目组" w:date="2026-08-21T05:37:00Z" w:initials="YJ">
     <w:p>
       <w:pPr>
         <w:pStyle w:val="CommentText"/>
@@ -18534,7 +19292,7 @@
           <w:sz w:val="20"/>
           <w:szCs w:val="20"/>
         </w:rPr>
-        <w:t xml:space="preserve">四宗宗地的构成系根据公司说明整理，权证尚未取得，需在取得后逐宗复核。需提示的是：划拨系国有土地的供应方式，集体土地属于农民集体所有、不适用划拨，两者不能并存，第四宗宗地究竟为国有划拨用地还是集体建设用地，应以不动产权证书的记载为准。两种情形下的处置路径差异较大：如为国有划拨用地，可由燕京啤酒补缴土地使用权出让金转为出让用地后再行转让；如为集体土地，则不能直接转让给公司，须先行征收转为国有或按集体经营性建设用地入市，周期长、不确定性高，通常不宜纳入上市主体。取得四本权证后需据此复核本节的解决方案及税费口径。</w:t>
+        <w:t xml:space="preserve">四本权属证书已取得并经查验，本节据此改写。尚待核实的首要事项为权利人燕京啤酒（邢台）有限公司的主体情况：该公司系独立法人，与发行人控股股东北京燕京啤酒股份有限公司并非同一主体，且未在报告期内各期财务报表及已提供的尽调资料中出现，其股权结构、实际控制人及其与燕京啤酒、北控集团的股权关系均不明。该事项决定本次土地交易是否构成关联交易、是否属于国有资产交易、适用的国资监管层级，以及能否依据32号令采取非公开协议方式，需取得其营业执照、公司章程及股权穿透资料后据以复核本节（2）③及（3）①至④。此外，权利人名称在证书正文与宗地图上有燕京啤酒（邢台）有限公司、燕京（邢台）啤酒有限公司、邢台燕京啤酒有限公司三种表述，需以工商登记及不动产登记簿为准统一。</w:t>
       </w:r>
     </w:p>
   </w:comment>
@@ -18543,19 +19301,19 @@
 
 <file path=word/commentsExtended.xml><?xml version="1.0" encoding="utf-8"?>
 <w15:commentsEx xmlns:wpc="http://schemas.microsoft.com/office/word/2010/wordprocessingCanvas" xmlns:cx="http://schemas.microsoft.com/office/drawing/2014/chartex" xmlns:cx1="http://schemas.microsoft.com/office/drawing/2015/9/8/chartex" xmlns:cx2="http://schemas.microsoft.com/office/drawing/2015/10/21/chartex" xmlns:cx3="http://schemas.microsoft.com/office/drawing/2016/5/9/chartex" xmlns:cx4="http://schemas.microsoft.com/office/drawing/2016/5/10/chartex" xmlns:cx5="http://schemas.microsoft.com/office/drawing/2016/5/11/chartex" xmlns:cx6="http://schemas.microsoft.com/office/drawing/2016/5/12/chartex" xmlns:cx7="http://schemas.microsoft.com/office/drawing/2016/5/13/chartex" xmlns:cx8="http://schemas.microsoft.com/office/drawing/2016/5/14/chartex" xmlns:mc="http://schemas.openxmlformats.org/markup-compatibility/2006" xmlns:aink="http://schemas.microsoft.com/office/drawing/2016/ink" xmlns:am3d="http://schemas.microsoft.com/office/drawing/2017/model3d" xmlns:o="urn:schemas-microsoft-com:office:office" xmlns:oel="http://schemas.microsoft.com/office/2019/extlst" xmlns:r="http://schemas.openxmlformats.org/officeDocument/2006/relationships" xmlns:m="http://schemas.openxmlformats.org/officeDocument/2006/math" xmlns:v="urn:schemas-microsoft-com:vml" xmlns:wp14="http://schemas.microsoft.com/office/word/2010/wordprocessingDrawing" xmlns:wp="http://schemas.openxmlformats.org/drawingml/2006/wordprocessingDrawing" xmlns:w10="urn:schemas-microsoft-com:office:word" xmlns:w="http://schemas.openxmlformats.org/wordprocessingml/2006/main" xmlns:w14="http://schemas.microsoft.com/office/word/2010/wordml" xmlns:w15="http://schemas.microsoft.com/office/word/2012/wordml" xmlns:w16cex="http://schemas.microsoft.com/office/word/2018/wordml/cex" xmlns:w16cid="http://schemas.microsoft.com/office/word/2016/wordml/cid" xmlns:w16="http://schemas.microsoft.com/office/word/2018/wordml" xmlns:w16du="http://schemas.microsoft.com/office/word/2023/wordml/word16du" xmlns:w16sdtdh="http://schemas.microsoft.com/office/word/2020/wordml/sdtdatahash" xmlns:w16sdtfl="http://schemas.microsoft.com/office/word/2024/wordml/sdtformatlock" xmlns:w16se="http://schemas.microsoft.com/office/word/2015/wordml/symex" xmlns:wpg="http://schemas.microsoft.com/office/word/2010/wordprocessingGroup" xmlns:wpi="http://schemas.microsoft.com/office/word/2010/wordprocessingInk" xmlns:wne="http://schemas.microsoft.com/office/word/2006/wordml" xmlns:wps="http://schemas.microsoft.com/office/word/2010/wordprocessingShape" mc:Ignorable="w14 w15 w16se w16cid w16 w16cex w16sdtdh w16sdtfl w16du wp14">
-  <w15:commentEx w15:paraId="324FB097" w15:done="0"/>
+  <w15:commentEx w15:paraId="2674CD05" w15:done="0"/>
 </w15:commentsEx>
 </file>
 
 <file path=word/commentsExtensible.xml><?xml version="1.0" encoding="utf-8"?>
 <w16cex:commentsExtensible xmlns:wpc="http://schemas.microsoft.com/office/word/2010/wordprocessingCanvas" xmlns:cx="http://schemas.microsoft.com/office/drawing/2014/chartex" xmlns:cx1="http://schemas.microsoft.com/office/drawing/2015/9/8/chartex" xmlns:cx2="http://schemas.microsoft.com/office/drawing/2015/10/21/chartex" xmlns:cx3="http://schemas.microsoft.com/office/drawing/2016/5/9/chartex" xmlns:cx4="http://schemas.microsoft.com/office/drawing/2016/5/10/chartex" xmlns:cx5="http://schemas.microsoft.com/office/drawing/2016/5/11/chartex" xmlns:cx6="http://schemas.microsoft.com/office/drawing/2016/5/12/chartex" xmlns:cx7="http://schemas.microsoft.com/office/drawing/2016/5/13/chartex" xmlns:cx8="http://schemas.microsoft.com/office/drawing/2016/5/14/chartex" xmlns:mc="http://schemas.openxmlformats.org/markup-compatibility/2006" xmlns:aink="http://schemas.microsoft.com/office/drawing/2016/ink" xmlns:am3d="http://schemas.microsoft.com/office/drawing/2017/model3d" xmlns:o="urn:schemas-microsoft-com:office:office" xmlns:oel="http://schemas.microsoft.com/office/2019/extlst" xmlns:r="http://schemas.openxmlformats.org/officeDocument/2006/relationships" xmlns:m="http://schemas.openxmlformats.org/officeDocument/2006/math" xmlns:v="urn:schemas-microsoft-com:vml" xmlns:wp14="http://schemas.microsoft.com/office/word/2010/wordprocessingDrawing" xmlns:wp="http://schemas.openxmlformats.org/drawingml/2006/wordprocessingDrawing" xmlns:w10="urn:schemas-microsoft-com:office:word" xmlns:w="http://schemas.openxmlformats.org/wordprocessingml/2006/main" xmlns:w14="http://schemas.microsoft.com/office/word/2010/wordml" xmlns:w15="http://schemas.microsoft.com/office/word/2012/wordml" xmlns:w16cex="http://schemas.microsoft.com/office/word/2018/wordml/cex" xmlns:w16cid="http://schemas.microsoft.com/office/word/2016/wordml/cid" xmlns:w16="http://schemas.microsoft.com/office/word/2018/wordml" xmlns:w16du="http://schemas.microsoft.com/office/word/2023/wordml/word16du" xmlns:w16sdtdh="http://schemas.microsoft.com/office/word/2020/wordml/sdtdatahash" xmlns:w16sdtfl="http://schemas.microsoft.com/office/word/2024/wordml/sdtformatlock" xmlns:w16se="http://schemas.microsoft.com/office/word/2015/wordml/symex" xmlns:wpg="http://schemas.microsoft.com/office/word/2010/wordprocessingGroup" xmlns:wpi="http://schemas.microsoft.com/office/word/2010/wordprocessingInk" xmlns:wne="http://schemas.microsoft.com/office/word/2006/wordml" xmlns:wps="http://schemas.microsoft.com/office/word/2010/wordprocessingShape" xmlns:cr="http://schemas.microsoft.com/office/comments/2020/reactions" mc:Ignorable="w14 w15 w16se w16cid w16 w16cex w16sdtdh w16sdtfl cr w16du wp14">
-  <w16cex:commentExtensible w16cex:durableId="67C8E71B" w16cex:dateUtc="2026-08-19T07:46:46Z"/>
+  <w16cex:commentExtensible w16cex:durableId="5DF27F43" w16cex:dateUtc="2026-08-21T05:37:00Z"/>
 </w16cex:commentsExtensible>
 </file>
 
 <file path=word/commentsIds.xml><?xml version="1.0" encoding="utf-8"?>
 <w16cid:commentsIds xmlns:wpc="http://schemas.microsoft.com/office/word/2010/wordprocessingCanvas" xmlns:cx="http://schemas.microsoft.com/office/drawing/2014/chartex" xmlns:cx1="http://schemas.microsoft.com/office/drawing/2015/9/8/chartex" xmlns:cx2="http://schemas.microsoft.com/office/drawing/2015/10/21/chartex" xmlns:cx3="http://schemas.microsoft.com/office/drawing/2016/5/9/chartex" xmlns:cx4="http://schemas.microsoft.com/office/drawing/2016/5/10/chartex" xmlns:cx5="http://schemas.microsoft.com/office/drawing/2016/5/11/chartex" xmlns:cx6="http://schemas.microsoft.com/office/drawing/2016/5/12/chartex" xmlns:cx7="http://schemas.microsoft.com/office/drawing/2016/5/13/chartex" xmlns:cx8="http://schemas.microsoft.com/office/drawing/2016/5/14/chartex" xmlns:mc="http://schemas.openxmlformats.org/markup-compatibility/2006" xmlns:aink="http://schemas.microsoft.com/office/drawing/2016/ink" xmlns:am3d="http://schemas.microsoft.com/office/drawing/2017/model3d" xmlns:o="urn:schemas-microsoft-com:office:office" xmlns:oel="http://schemas.microsoft.com/office/2019/extlst" xmlns:r="http://schemas.openxmlformats.org/officeDocument/2006/relationships" xmlns:m="http://schemas.openxmlformats.org/officeDocument/2006/math" xmlns:v="urn:schemas-microsoft-com:vml" xmlns:wp14="http://schemas.microsoft.com/office/word/2010/wordprocessingDrawing" xmlns:wp="http://schemas.openxmlformats.org/drawingml/2006/wordprocessingDrawing" xmlns:w10="urn:schemas-microsoft-com:office:word" xmlns:w="http://schemas.openxmlformats.org/wordprocessingml/2006/main" xmlns:w14="http://schemas.microsoft.com/office/word/2010/wordml" xmlns:w15="http://schemas.microsoft.com/office/word/2012/wordml" xmlns:w16cex="http://schemas.microsoft.com/office/word/2018/wordml/cex" xmlns:w16cid="http://schemas.microsoft.com/office/word/2016/wordml/cid" xmlns:w16="http://schemas.microsoft.com/office/word/2018/wordml" xmlns:w16du="http://schemas.microsoft.com/office/word/2023/wordml/word16du" xmlns:w16sdtdh="http://schemas.microsoft.com/office/word/2020/wordml/sdtdatahash" xmlns:w16sdtfl="http://schemas.microsoft.com/office/word/2024/wordml/sdtformatlock" xmlns:w16se="http://schemas.microsoft.com/office/word/2015/wordml/symex" xmlns:wpg="http://schemas.microsoft.com/office/word/2010/wordprocessingGroup" xmlns:wpi="http://schemas.microsoft.com/office/word/2010/wordprocessingInk" xmlns:wne="http://schemas.microsoft.com/office/word/2006/wordml" xmlns:wps="http://schemas.microsoft.com/office/word/2010/wordprocessingShape" mc:Ignorable="w14 w15 w16se w16cid w16 w16cex w16sdtdh w16sdtfl w16du wp14">
-  <w16cid:commentId w16cid:paraId="324FB097" w16cid:durableId="67C8E71B"/>
+  <w16cid:commentId w16cid:paraId="2674CD05" w16cid:durableId="5DF27F43"/>
 </w16cid:commentsIds>
 </file>
 

--- a/output/燕京中发尽调报告/国泰海通关于燕京中发之尽职调查报告（初稿-同业竞争、土地收购、收入确认、返利）.docx
+++ b/output/燕京中发尽调报告/国泰海通关于燕京中发之尽职调查报告（初稿-同业竞争、土地收购、收入确认、返利）.docx
@@ -14285,7 +14285,7 @@
         <w:rPr>
           <w:rFonts w:hint="eastAsia" w:ascii="Times New Roman" w:hAnsi="Times New Roman" w:cs="Times New Roman"/>
         </w:rPr>
-        <w:t>对燕京啤酒、燕京集团、北控集团及其控制的其他企业进行排查，核查是否存在其他从事纳豆及大健康食品业务的主体，一并纳入整合方案或作出说明；取得控股股东、股东及实际控制人出具的《关于避免同业竞争的承诺函》。在重组交割完成前，规范双方之间的产品采购、品牌使用、人员借用及资金往来，签署书面协议并按公允价格定价，并结合《上市公司分拆规则（试行）》核查本次资产注入对燕京啤酒分拆上市的影响。</w:t>
+        <w:t>对燕京啤酒、燕京集团、北控集团及其控制的其他企业进行排查，核查是否存在其他从事纳豆及大健康食品业务的主体，一并纳入整合方案或作出说明。经初步排查，本节4、土地收购项下的土地权利人燕京啤酒（邢台）有限公司系燕京啤酒的全资子公司，所属行业为啤酒制造，与发行人不构成同业竞争。取得控股股东、股东及实际控制人出具的《关于避免同业竞争的承诺函》。在重组交割完成前，规范双方之间的产品采购、品牌使用、人员借用及资金往来，签署书面协议并按公允价格定价，并结合《上市公司分拆规则（试行）》核查本次资产注入对燕京啤酒分拆上市的影响。</w:t>
       </w:r>
     </w:p>
     <w:p>
@@ -15440,14 +15440,14 @@
         <w:rPr>
           <w:rFonts w:hint="eastAsia" w:ascii="Times New Roman" w:hAnsi="Times New Roman" w:cs="Times New Roman"/>
         </w:rPr>
-        <w:t xml:space="preserve">关于权利人主体。四宗宗地的权利人燕京啤酒（邢台）有限公司系独立法人，与发行人控股股东北京燕京啤酒股份有限公司并非同一主体，且未在发行人及中发邢台报告期内各期财务报表及尽调资料中出现。</w:t>
+        <w:t xml:space="preserve">关于权利人主体。经核查工商登记信息，燕京啤酒（邢台）有限公司成立于2005年10月25日，统一社会信用代码911305277886554585，注册资本及实缴资本均为7,300.00万元，股东为北京燕京啤酒股份有限公司、持股100.00%，企业类型为法人独资的有限责任公司，所属行业为啤酒制造，经营范围为制造、销售啤酒、啤酒原料、酒糟、酵母及房屋租赁。该公司前身为邢台天牛啤酒有限公司，2011年8月被燕京啤酒全资收购后变更为现名。</w:t>
       </w:r>
       <w:commentRangeStart w:id="0"/>
       <w:r>
         <w:rPr>
           <w:rFonts w:hint="eastAsia" w:ascii="Times New Roman" w:hAnsi="Times New Roman" w:cs="Times New Roman"/>
         </w:rPr>
-        <w:t xml:space="preserve">该主体的股权结构、实际控制人及其与燕京啤酒、北控集团的股权关系尚待核实，该事项直接影响本次土地交易的关联关系认定、国资监管层级及交易方式的适用，属本节首要待核事项。</w:t>
+        <w:t xml:space="preserve">即本次土地交易的出让方系发行人控股股东的全资子公司，与发行人同受燕京啤酒控制，最终控制方同为北京控股集团有限公司。</w:t>
       </w:r>
       <w:commentRangeEnd w:id="0"/>
       <w:r>
@@ -15456,11 +15456,21 @@
         </w:rPr>
         <w:commentReference w:id="0"/>
       </w:r>
+    </w:p>
+    <w:p>
+      <w:pPr>
+        <w:spacing w:before="163" w:beforeLines="50" w:after="163" w:afterLines="50" w:line="360" w:lineRule="auto"/>
+        <w:ind w:firstLine="480" w:firstLineChars="200"/>
+        <w:jc w:val="both"/>
+        <w:rPr>
+          <w:rFonts w:ascii="Times New Roman" w:hAnsi="Times New Roman" w:cs="Times New Roman"/>
+        </w:rPr>
+      </w:pPr>
       <w:r>
         <w:rPr>
           <w:rFonts w:hint="eastAsia" w:ascii="Times New Roman" w:hAnsi="Times New Roman" w:cs="Times New Roman"/>
         </w:rPr>
-        <w:t xml:space="preserve">此外，权利人名称在权属证书正文与宗地图上存在三种表述，分别为燕京啤酒（邢台）有限公司、燕京（邢台）啤酒有限公司及邢台燕京啤酒有限公司，需以工商登记及不动产登记簿记载为准予以统一。</w:t>
+        <w:t>关于权利人名称的表述。权属证书正文所载权利人名称与工商登记一致；宗地图上出现的燕京（邢台）啤酒有限公司、邢台燕京啤酒有限公司两种写法，均不属于该公司的历史名称（其曾用名为邢台天牛啤酒有限公司、邢台航佳啤酒有限公司，且2011年8月即已变更为现名，早于两份宗地图的制图时间），应系制图时表述不规范所致，办理交易时应统一以工商登记及不动产登记簿记载为准。</w:t>
       </w:r>
     </w:p>
     <w:p>
@@ -15477,6 +15487,22 @@
           <w:rFonts w:hint="eastAsia" w:ascii="Times New Roman" w:hAnsi="Times New Roman" w:cs="Times New Roman"/>
         </w:rPr>
         <w:t>关于权属证书形式。宗地三、宗地四已于2025年换发不动产权证书；宗地一、宗地二仍为2013年、2015年由南和县人民政府颁发的《国有土地使用证》，尚未换发，且发证机关名称与现行行政区划（南和区）不一致。按照不动产统一登记的要求，该两宗宗地在办理转移登记前通常需先行换发不动产权证书，该环节应作为交易的前置程序纳入实施安排。</w:t>
+      </w:r>
+    </w:p>
+    <w:p>
+      <w:pPr>
+        <w:spacing w:before="163" w:beforeLines="50" w:after="163" w:afterLines="50" w:line="360" w:lineRule="auto"/>
+        <w:ind w:firstLine="480" w:firstLineChars="200"/>
+        <w:jc w:val="both"/>
+        <w:rPr>
+          <w:rFonts w:ascii="Times New Roman" w:hAnsi="Times New Roman" w:cs="Times New Roman"/>
+        </w:rPr>
+      </w:pPr>
+      <w:r>
+        <w:rPr>
+          <w:rFonts w:hint="eastAsia" w:ascii="Times New Roman" w:hAnsi="Times New Roman" w:cs="Times New Roman"/>
+        </w:rPr>
+        <w:t>关于使用期限。宗地一证载终止日期为2063年12月11日，与其2013年12月25日的发证时点相衔接。宗地二证载终止日期为2066年10月15日，按工业用地五十年最高出让年限倒推，其起始日期晚于2015年12月18日的发证时点，二者在时点上不相衔接，建议与该宗地的国有建设用地使用权出让合同核对起始日期及出让年限。</w:t>
       </w:r>
     </w:p>
     <w:p>
@@ -15592,7 +15618,7 @@
         <w:rPr>
           <w:rFonts w:hint="eastAsia" w:ascii="Times New Roman" w:hAnsi="Times New Roman" w:cs="Times New Roman"/>
         </w:rPr>
-        <w:t>③交易对手方身份、关联交易及国资程序。本次交易的出让方为燕京啤酒（邢台）有限公司而非发行人控股股东本身，其与发行人的关联关系需在核实该主体股权结构后认定：如其系燕京啤酒或北控集团控制的企业，则本次交易构成关联交易，且属于同一国家出资企业体系内部的资产转让，可依据《企业国有资产交易监督管理办法》（国务院国资委、财政部令第32号）论证采取非公开协议方式的可行性；如其不属于上述体系，则本次交易应按市场化交易安排，定价、决策及审批路径均需另行论证。无论何种情形，交易标的涉及国有资产的，均须以经备案的评估结果作为定价基础并履行相应的内部决策及国资审批程序。</w:t>
+        <w:t>③关联交易及国资程序。本次交易的出让方燕京啤酒（邢台）有限公司系发行人控股股东燕京啤酒持股100.00%的全资子公司，与发行人同受燕京啤酒控制，故本次交易构成关联交易，须履行关联交易的审议程序并按规定披露。同时，交易标的属于国有资产，须以经备案的评估结果作为定价基础，履行双方内部决策程序及相应层级的国资审批程序，燕京啤酒作为A股上市公司需同步履行审议及披露程序。根据《企业国有资产交易监督管理办法》（国务院国资委、财政部令第32号），同一国家出资企业内部各级子企业之间的资产转让可以采取非公开协议方式；本次交易在燕京啤酒体系内部进行，具备适用该方式的基础，具体适用性建议事先与国资监管部门沟通确认。</w:t>
       </w:r>
     </w:p>
     <w:p>
@@ -15676,7 +15702,7 @@
         <w:rPr>
           <w:rFonts w:hint="eastAsia" w:ascii="Times New Roman" w:hAnsi="Times New Roman" w:cs="Times New Roman"/>
         </w:rPr>
-        <w:t>①核实交易对手方主体情况。取得燕京啤酒（邢台）有限公司的营业执照、公司章程及股权结构穿透资料，确认其股东、实际控制人及其与燕京啤酒、燕京集团、北控集团的股权关系，据以认定本次交易是否构成关联交易、是否属于国有资产交易以及适用的国资监管层级；同时核实该主体的历史名称变更情况，统一权属证书、宗地图与工商登记之间的名称表述。该项工作是确定后续全部程序的前提，建议优先启动。</w:t>
+        <w:t>①确认出让方处分权限及审批层级。出让方燕京啤酒（邢台）有限公司系燕京啤酒的全资子公司，主体身份及关联关系已核实。尚需取得其营业执照、公司章程及内部决策文件，确认其对该等土地的处分权限、需经的内部决策程序，以及本次交易应报经的国资审批层级；同时统一权属证书、宗地图与工商登记之间的名称表述。</w:t>
       </w:r>
     </w:p>
     <w:p>
@@ -15692,7 +15718,7 @@
         <w:rPr>
           <w:rFonts w:hint="eastAsia" w:ascii="Times New Roman" w:hAnsi="Times New Roman" w:cs="Times New Roman"/>
         </w:rPr>
-        <w:t>②完成权属核实及旧证换发。逐宗核对四本权属证书记载的权利人、宗地编号、四至范围、证载面积、土地用途、取得方式及使用期限，并调取不动产登记簿核实是否存在抵押、查封等权利限制；核实中发邢台的实际占用范围与证载范围是否一致，是否存在超占或与其他主体混用，并将厂房及在建工程与各宗宗地逐一对应。宗地一、宗地二仍为旧版《国有土地使用证》，应先行向不动产登记机构申请换发不动产权证书，该环节需纳入时间安排。</w:t>
+        <w:t>②完成权属核实及旧证换发。逐宗核对四本权属证书记载的权利人、宗地编号、四至范围、证载面积、土地用途、取得方式及使用期限，并调取不动产登记簿核实是否存在抵押、查封等权利限制，就宗地二的出让起始日期及年限与其出让合同核对；核实中发邢台的实际占用范围与证载范围是否一致，是否存在超占或与其他主体混用，并将厂房及在建工程与各宗宗地逐一对应。宗地一、宗地二仍为旧版《国有土地使用证》，应先行向不动产登记机构申请换发不动产权证书，该环节需纳入时间安排。</w:t>
       </w:r>
     </w:p>
     <w:p>
@@ -15756,7 +15782,7 @@
         <w:rPr>
           <w:rFonts w:hint="eastAsia" w:ascii="Times New Roman" w:hAnsi="Times New Roman" w:cs="Times New Roman"/>
         </w:rPr>
-        <w:t>⑥宗地四的处理及过渡期安排。宗地四待核实实际使用状况后确定处理方式：如其地上确为污水处理配套设施，建议不纳入本次收购范围，由中发邢台与权利人签署书面协议，明确设施的使用方式、期限及费用分担并按公允价格定价，同时核查设施的建设手续及环保验收是否完备，并就该宗地未纳入上市主体对生产经营的影响作出说明；如其地上实际承载生产经营功能，则须论证集体经营性建设用地入市或长期租赁的可行性。此外，若前三宗宗地的过户在申报基准日前无法完成，建议先由双方签署书面的土地及厂房租赁协议并办理租赁备案，明确租金定价依据及公允性，并取得权利人及燕京啤酒出具的承诺函，承诺保障中发邢台持续、稳定使用该等土地并在约定期限内完成权属转移。租赁属过渡性安排，在资产完整性的论证上仍存在不足，最终仍应通过收购实现权属统一。</w:t>
+        <w:t>⑥宗地四的处理及过渡期安排。宗地四待核实实际使用状况后确定处理方式：如其地上确为污水处理配套设施，建议不纳入本次收购范围，由中发邢台与权利人签署书面协议，明确设施的使用方式、期限及费用分担并按公允价格定价，同时核查设施的建设手续及环保验收是否完备，并就该宗地未纳入上市主体对生产经营的影响作出说明；如其地上实际承载生产经营功能，则须论证集体经营性建设用地入市或长期租赁的可行性。此外，若前三宗宗地的过户在申报基准日前无法完成，建议先由双方签署书面的土地及厂房租赁协议并办理租赁备案（出让方经营范围含房屋租赁，具备相应经营资质），明确租金定价依据及公允性，并取得权利人及燕京啤酒出具的承诺函，承诺保障中发邢台持续、稳定使用该等土地并在约定期限内完成权属转移。租赁属过渡性安排，在资产完整性的论证上仍存在不足，最终仍应通过收购实现权属统一。</w:t>
       </w:r>
     </w:p>
     <w:p>
@@ -19274,7 +19300,7 @@
 
 <file path=word/comments.xml><?xml version="1.0" encoding="utf-8"?>
 <w:comments xmlns:wpc="http://schemas.microsoft.com/office/word/2010/wordprocessingCanvas" xmlns:cx="http://schemas.microsoft.com/office/drawing/2014/chartex" xmlns:cx1="http://schemas.microsoft.com/office/drawing/2015/9/8/chartex" xmlns:cx2="http://schemas.microsoft.com/office/drawing/2015/10/21/chartex" xmlns:cx3="http://schemas.microsoft.com/office/drawing/2016/5/9/chartex" xmlns:cx4="http://schemas.microsoft.com/office/drawing/2016/5/10/chartex" xmlns:cx5="http://schemas.microsoft.com/office/drawing/2016/5/11/chartex" xmlns:cx6="http://schemas.microsoft.com/office/drawing/2016/5/12/chartex" xmlns:cx7="http://schemas.microsoft.com/office/drawing/2016/5/13/chartex" xmlns:cx8="http://schemas.microsoft.com/office/drawing/2016/5/14/chartex" xmlns:mc="http://schemas.openxmlformats.org/markup-compatibility/2006" xmlns:aink="http://schemas.microsoft.com/office/drawing/2016/ink" xmlns:am3d="http://schemas.microsoft.com/office/drawing/2017/model3d" xmlns:o="urn:schemas-microsoft-com:office:office" xmlns:oel="http://schemas.microsoft.com/office/2019/extlst" xmlns:r="http://schemas.openxmlformats.org/officeDocument/2006/relationships" xmlns:m="http://schemas.openxmlformats.org/officeDocument/2006/math" xmlns:v="urn:schemas-microsoft-com:vml" xmlns:wp14="http://schemas.microsoft.com/office/word/2010/wordprocessingDrawing" xmlns:wp="http://schemas.openxmlformats.org/drawingml/2006/wordprocessingDrawing" xmlns:w10="urn:schemas-microsoft-com:office:word" xmlns:w="http://schemas.openxmlformats.org/wordprocessingml/2006/main" xmlns:w14="http://schemas.microsoft.com/office/word/2010/wordml" xmlns:w15="http://schemas.microsoft.com/office/word/2012/wordml" xmlns:w16cex="http://schemas.microsoft.com/office/word/2018/wordml/cex" xmlns:w16cid="http://schemas.microsoft.com/office/word/2016/wordml/cid" xmlns:w16="http://schemas.microsoft.com/office/word/2018/wordml" xmlns:w16du="http://schemas.microsoft.com/office/word/2023/wordml/word16du" xmlns:w16sdtdh="http://schemas.microsoft.com/office/word/2020/wordml/sdtdatahash" xmlns:w16sdtfl="http://schemas.microsoft.com/office/word/2024/wordml/sdtformatlock" xmlns:w16se="http://schemas.microsoft.com/office/word/2015/wordml/symex" xmlns:wpg="http://schemas.microsoft.com/office/word/2010/wordprocessingGroup" xmlns:wpi="http://schemas.microsoft.com/office/word/2010/wordprocessingInk" xmlns:wne="http://schemas.microsoft.com/office/word/2006/wordml" xmlns:wps="http://schemas.microsoft.com/office/word/2010/wordprocessingShape" mc:Ignorable="w14 w15 w16se w16cid w16 w16cex w16sdtdh w16sdtfl w16du wp14">
-  <w:comment w:id="0" w:author="燕京中发IPO项目组" w:date="2026-08-21T05:37:00Z" w:initials="YJ">
+  <w:comment w:id="0" w:author="燕京中发IPO项目组" w:date="2026-08-21T05:45:33Z" w:initials="YJ">
     <w:p>
       <w:pPr>
         <w:pStyle w:val="CommentText"/>
@@ -19292,7 +19318,7 @@
           <w:sz w:val="20"/>
           <w:szCs w:val="20"/>
         </w:rPr>
-        <w:t xml:space="preserve">四本权属证书已取得并经查验，本节据此改写。尚待核实的首要事项为权利人燕京啤酒（邢台）有限公司的主体情况：该公司系独立法人，与发行人控股股东北京燕京啤酒股份有限公司并非同一主体，且未在报告期内各期财务报表及已提供的尽调资料中出现，其股权结构、实际控制人及其与燕京啤酒、北控集团的股权关系均不明。该事项决定本次土地交易是否构成关联交易、是否属于国有资产交易、适用的国资监管层级，以及能否依据32号令采取非公开协议方式，需取得其营业执照、公司章程及股权穿透资料后据以复核本节（2）③及（3）①至④。此外，权利人名称在证书正文与宗地图上有燕京啤酒（邢台）有限公司、燕京（邢台）啤酒有限公司、邢台燕京啤酒有限公司三种表述，需以工商登记及不动产登记簿为准统一。</w:t>
+        <w:t xml:space="preserve">出让方主体已核实：燕京啤酒（邢台）有限公司系北京燕京啤酒股份有限公司持股100%的全资子公司（统一社会信用代码911305277886554585，注册资本及实缴均7,300万元，2011年8月由邢台天牛啤酒有限公司更名而来），与发行人同受燕京啤酒控制。据此，本次土地交易构成关联交易、属国有资产转让，且属同一国家出资企业内部各级子企业之间的资产转让，32号令非公开协议方式的论证成立。本节据此改写，原“交易对手方身份待核”的两种情形论证已删除。剩余待核事项：一是取得该公司营业执照、公司章程及内部决策文件，确认其对土地的处分权限及本次交易应报经的国资审批层级；二是宗地二证载终止日期2066年10月15日与其2015年12月18日的发证时点按五十年年限倒推不相衔接，需与出让合同核对；三是宗地四证载用途为工业用地，与公司说明的污水处理用途不一致，需核实实际使用状况及建设、环保手续；四是中发邢台厂房及在建工程具体坐落于哪几宗宗地，需与规划、施工许可证比对。</w:t>
       </w:r>
     </w:p>
   </w:comment>
@@ -19301,19 +19327,19 @@
 
 <file path=word/commentsExtended.xml><?xml version="1.0" encoding="utf-8"?>
 <w15:commentsEx xmlns:wpc="http://schemas.microsoft.com/office/word/2010/wordprocessingCanvas" xmlns:cx="http://schemas.microsoft.com/office/drawing/2014/chartex" xmlns:cx1="http://schemas.microsoft.com/office/drawing/2015/9/8/chartex" xmlns:cx2="http://schemas.microsoft.com/office/drawing/2015/10/21/chartex" xmlns:cx3="http://schemas.microsoft.com/office/drawing/2016/5/9/chartex" xmlns:cx4="http://schemas.microsoft.com/office/drawing/2016/5/10/chartex" xmlns:cx5="http://schemas.microsoft.com/office/drawing/2016/5/11/chartex" xmlns:cx6="http://schemas.microsoft.com/office/drawing/2016/5/12/chartex" xmlns:cx7="http://schemas.microsoft.com/office/drawing/2016/5/13/chartex" xmlns:cx8="http://schemas.microsoft.com/office/drawing/2016/5/14/chartex" xmlns:mc="http://schemas.openxmlformats.org/markup-compatibility/2006" xmlns:aink="http://schemas.microsoft.com/office/drawing/2016/ink" xmlns:am3d="http://schemas.microsoft.com/office/drawing/2017/model3d" xmlns:o="urn:schemas-microsoft-com:office:office" xmlns:oel="http://schemas.microsoft.com/office/2019/extlst" xmlns:r="http://schemas.openxmlformats.org/officeDocument/2006/relationships" xmlns:m="http://schemas.openxmlformats.org/officeDocument/2006/math" xmlns:v="urn:schemas-microsoft-com:vml" xmlns:wp14="http://schemas.microsoft.com/office/word/2010/wordprocessingDrawing" xmlns:wp="http://schemas.openxmlformats.org/drawingml/2006/wordprocessingDrawing" xmlns:w10="urn:schemas-microsoft-com:office:word" xmlns:w="http://schemas.openxmlformats.org/wordprocessingml/2006/main" xmlns:w14="http://schemas.microsoft.com/office/word/2010/wordml" xmlns:w15="http://schemas.microsoft.com/office/word/2012/wordml" xmlns:w16cex="http://schemas.microsoft.com/office/word/2018/wordml/cex" xmlns:w16cid="http://schemas.microsoft.com/office/word/2016/wordml/cid" xmlns:w16="http://schemas.microsoft.com/office/word/2018/wordml" xmlns:w16du="http://schemas.microsoft.com/office/word/2023/wordml/word16du" xmlns:w16sdtdh="http://schemas.microsoft.com/office/word/2020/wordml/sdtdatahash" xmlns:w16sdtfl="http://schemas.microsoft.com/office/word/2024/wordml/sdtformatlock" xmlns:w16se="http://schemas.microsoft.com/office/word/2015/wordml/symex" xmlns:wpg="http://schemas.microsoft.com/office/word/2010/wordprocessingGroup" xmlns:wpi="http://schemas.microsoft.com/office/word/2010/wordprocessingInk" xmlns:wne="http://schemas.microsoft.com/office/word/2006/wordml" xmlns:wps="http://schemas.microsoft.com/office/word/2010/wordprocessingShape" mc:Ignorable="w14 w15 w16se w16cid w16 w16cex w16sdtdh w16sdtfl w16du wp14">
-  <w15:commentEx w15:paraId="2674CD05" w15:done="0"/>
+  <w15:commentEx w15:paraId="1E19E41F" w15:done="0"/>
 </w15:commentsEx>
 </file>
 
 <file path=word/commentsExtensible.xml><?xml version="1.0" encoding="utf-8"?>
 <w16cex:commentsExtensible xmlns:wpc="http://schemas.microsoft.com/office/word/2010/wordprocessingCanvas" xmlns:cx="http://schemas.microsoft.com/office/drawing/2014/chartex" xmlns:cx1="http://schemas.microsoft.com/office/drawing/2015/9/8/chartex" xmlns:cx2="http://schemas.microsoft.com/office/drawing/2015/10/21/chartex" xmlns:cx3="http://schemas.microsoft.com/office/drawing/2016/5/9/chartex" xmlns:cx4="http://schemas.microsoft.com/office/drawing/2016/5/10/chartex" xmlns:cx5="http://schemas.microsoft.com/office/drawing/2016/5/11/chartex" xmlns:cx6="http://schemas.microsoft.com/office/drawing/2016/5/12/chartex" xmlns:cx7="http://schemas.microsoft.com/office/drawing/2016/5/13/chartex" xmlns:cx8="http://schemas.microsoft.com/office/drawing/2016/5/14/chartex" xmlns:mc="http://schemas.openxmlformats.org/markup-compatibility/2006" xmlns:aink="http://schemas.microsoft.com/office/drawing/2016/ink" xmlns:am3d="http://schemas.microsoft.com/office/drawing/2017/model3d" xmlns:o="urn:schemas-microsoft-com:office:office" xmlns:oel="http://schemas.microsoft.com/office/2019/extlst" xmlns:r="http://schemas.openxmlformats.org/officeDocument/2006/relationships" xmlns:m="http://schemas.openxmlformats.org/officeDocument/2006/math" xmlns:v="urn:schemas-microsoft-com:vml" xmlns:wp14="http://schemas.microsoft.com/office/word/2010/wordprocessingDrawing" xmlns:wp="http://schemas.openxmlformats.org/drawingml/2006/wordprocessingDrawing" xmlns:w10="urn:schemas-microsoft-com:office:word" xmlns:w="http://schemas.openxmlformats.org/wordprocessingml/2006/main" xmlns:w14="http://schemas.microsoft.com/office/word/2010/wordml" xmlns:w15="http://schemas.microsoft.com/office/word/2012/wordml" xmlns:w16cex="http://schemas.microsoft.com/office/word/2018/wordml/cex" xmlns:w16cid="http://schemas.microsoft.com/office/word/2016/wordml/cid" xmlns:w16="http://schemas.microsoft.com/office/word/2018/wordml" xmlns:w16du="http://schemas.microsoft.com/office/word/2023/wordml/word16du" xmlns:w16sdtdh="http://schemas.microsoft.com/office/word/2020/wordml/sdtdatahash" xmlns:w16sdtfl="http://schemas.microsoft.com/office/word/2024/wordml/sdtformatlock" xmlns:w16se="http://schemas.microsoft.com/office/word/2015/wordml/symex" xmlns:wpg="http://schemas.microsoft.com/office/word/2010/wordprocessingGroup" xmlns:wpi="http://schemas.microsoft.com/office/word/2010/wordprocessingInk" xmlns:wne="http://schemas.microsoft.com/office/word/2006/wordml" xmlns:wps="http://schemas.microsoft.com/office/word/2010/wordprocessingShape" xmlns:cr="http://schemas.microsoft.com/office/comments/2020/reactions" mc:Ignorable="w14 w15 w16se w16cid w16 w16cex w16sdtdh w16sdtfl cr w16du wp14">
-  <w16cex:commentExtensible w16cex:durableId="5DF27F43" w16cex:dateUtc="2026-08-21T05:37:00Z"/>
+  <w16cex:commentExtensible w16cex:durableId="17C2AA25" w16cex:dateUtc="2026-08-21T05:45:33Z"/>
 </w16cex:commentsExtensible>
 </file>
 
 <file path=word/commentsIds.xml><?xml version="1.0" encoding="utf-8"?>
 <w16cid:commentsIds xmlns:wpc="http://schemas.microsoft.com/office/word/2010/wordprocessingCanvas" xmlns:cx="http://schemas.microsoft.com/office/drawing/2014/chartex" xmlns:cx1="http://schemas.microsoft.com/office/drawing/2015/9/8/chartex" xmlns:cx2="http://schemas.microsoft.com/office/drawing/2015/10/21/chartex" xmlns:cx3="http://schemas.microsoft.com/office/drawing/2016/5/9/chartex" xmlns:cx4="http://schemas.microsoft.com/office/drawing/2016/5/10/chartex" xmlns:cx5="http://schemas.microsoft.com/office/drawing/2016/5/11/chartex" xmlns:cx6="http://schemas.microsoft.com/office/drawing/2016/5/12/chartex" xmlns:cx7="http://schemas.microsoft.com/office/drawing/2016/5/13/chartex" xmlns:cx8="http://schemas.microsoft.com/office/drawing/2016/5/14/chartex" xmlns:mc="http://schemas.openxmlformats.org/markup-compatibility/2006" xmlns:aink="http://schemas.microsoft.com/office/drawing/2016/ink" xmlns:am3d="http://schemas.microsoft.com/office/drawing/2017/model3d" xmlns:o="urn:schemas-microsoft-com:office:office" xmlns:oel="http://schemas.microsoft.com/office/2019/extlst" xmlns:r="http://schemas.openxmlformats.org/officeDocument/2006/relationships" xmlns:m="http://schemas.openxmlformats.org/officeDocument/2006/math" xmlns:v="urn:schemas-microsoft-com:vml" xmlns:wp14="http://schemas.microsoft.com/office/word/2010/wordprocessingDrawing" xmlns:wp="http://schemas.openxmlformats.org/drawingml/2006/wordprocessingDrawing" xmlns:w10="urn:schemas-microsoft-com:office:word" xmlns:w="http://schemas.openxmlformats.org/wordprocessingml/2006/main" xmlns:w14="http://schemas.microsoft.com/office/word/2010/wordml" xmlns:w15="http://schemas.microsoft.com/office/word/2012/wordml" xmlns:w16cex="http://schemas.microsoft.com/office/word/2018/wordml/cex" xmlns:w16cid="http://schemas.microsoft.com/office/word/2016/wordml/cid" xmlns:w16="http://schemas.microsoft.com/office/word/2018/wordml" xmlns:w16du="http://schemas.microsoft.com/office/word/2023/wordml/word16du" xmlns:w16sdtdh="http://schemas.microsoft.com/office/word/2020/wordml/sdtdatahash" xmlns:w16sdtfl="http://schemas.microsoft.com/office/word/2024/wordml/sdtformatlock" xmlns:w16se="http://schemas.microsoft.com/office/word/2015/wordml/symex" xmlns:wpg="http://schemas.microsoft.com/office/word/2010/wordprocessingGroup" xmlns:wpi="http://schemas.microsoft.com/office/word/2010/wordprocessingInk" xmlns:wne="http://schemas.microsoft.com/office/word/2006/wordml" xmlns:wps="http://schemas.microsoft.com/office/word/2010/wordprocessingShape" mc:Ignorable="w14 w15 w16se w16cid w16 w16cex w16sdtdh w16sdtfl w16du wp14">
-  <w16cid:commentId w16cid:paraId="2674CD05" w16cid:durableId="5DF27F43"/>
+  <w16cid:commentId w16cid:paraId="1E19E41F" w16cid:durableId="17C2AA25"/>
 </w16cid:commentsIds>
 </file>
 

--- a/output/燕京中发尽调报告/国泰海通关于燕京中发之尽职调查报告（初稿-同业竞争、土地收购、收入确认、返利）.docx
+++ b/output/燕京中发尽调报告/国泰海通关于燕京中发之尽职调查报告（初稿-同业竞争、土地收购、收入确认、返利）.docx
@@ -11947,7 +11947,7 @@
         <w:rPr>
           <w:rFonts w:hint="eastAsia" w:ascii="Times New Roman" w:hAnsi="Times New Roman" w:cs="Times New Roman"/>
         </w:rPr>
-        <w:t>④中发邢台生产经营所使用土地涉及四宗宗地，权属均登记在燕京啤酒（邢台）有限公司名下，详见本节4、土地收购。同业竞争的解决方案需与土地权属整合统筹安排。</w:t>
+        <w:t>④中发邢台生产经营所使用的土地及厂房，权属登记在燕京啤酒（邢台）有限公司名下，详见本节4、土地收购。该节建议由发行人收购燕京啤酒持有的该公司100.00%股权，与本次收购中发邢台股权同以发行人自身股权支付，两项交易应统筹安排、合并测算交易后的股权结构。</w:t>
       </w:r>
     </w:p>
     <w:p>
@@ -14285,7 +14285,7 @@
         <w:rPr>
           <w:rFonts w:hint="eastAsia" w:ascii="Times New Roman" w:hAnsi="Times New Roman" w:cs="Times New Roman"/>
         </w:rPr>
-        <w:t>对燕京啤酒、燕京集团、北控集团及其控制的其他企业进行排查，核查是否存在其他从事纳豆及大健康食品业务的主体，一并纳入整合方案或作出说明。经初步排查，本节4、土地收购项下的土地权利人燕京啤酒（邢台）有限公司系燕京啤酒的全资子公司，所属行业为啤酒制造，与发行人不构成同业竞争。取得控股股东、股东及实际控制人出具的《关于避免同业竞争的承诺函》。在重组交割完成前，规范双方之间的产品采购、品牌使用、人员借用及资金往来，签署书面协议并按公允价格定价，并结合《上市公司分拆规则（试行）》核查本次资产注入对燕京啤酒分拆上市的影响。</w:t>
+        <w:t>对燕京啤酒、燕京集团、北控集团及其控制的其他企业进行排查，核查是否存在其他从事纳豆及大健康食品业务的主体，一并纳入整合方案或作出说明。经初步排查，本节4、土地收购项下的土地权利人燕京啤酒（邢台）有限公司系燕京啤酒的全资子公司，其厂区已整体转为纳豆生产、不再从事啤酒业务，目前与发行人不构成同业竞争；该公司被收购后，须同步变更经营范围并注销啤酒生产许可，避免发行人因持有啤酒制造企业而与控股股东形成新的同业竞争。取得控股股东、股东及实际控制人出具的《关于避免同业竞争的承诺函》。在重组交割完成前，规范双方之间的产品采购、品牌使用、人员借用及资金往来，签署书面协议并按公允价格定价，并结合《上市公司分拆规则（试行）》核查本次资产注入对燕京啤酒分拆上市的影响。</w:t>
       </w:r>
     </w:p>
     <w:p>
@@ -14358,7 +14358,7 @@
         <w:rPr>
           <w:rFonts w:hint="eastAsia" w:ascii="Times New Roman" w:hAnsi="Times New Roman" w:cs="Times New Roman"/>
         </w:rPr>
-        <w:t>中发邢台的生产经营场所位于河北省邢台市南和区城西工业园区和鼎路19号，即燕京健康产业园（邢台）一期纳豆智能工厂。经尽调了解并经查验权属证书，该生产基地共涉及四宗宗地、四本权属证书，证载面积合计181,900.00平方米（折合272.85亩），四宗宗地的权利人均为燕京啤酒（邢台）有限公司，中发邢台不拥有该等土地的使用权。四宗宗地的权属情况如下：</w:t>
+        <w:t>中发邢台的生产经营场所位于河北省邢台市南和区城西工业园区和鼎路19号，即燕京健康产业园（邢台）一期纳豆智能工厂。经查验权属证书，该生产基地涉及四宗宗地，证载面积合计181,900.00平方米，折合272.85亩。四宗宗地的权利人均为燕京啤酒（邢台）有限公司，中发邢台不拥有该等土地的使用权。具体情况如下：</w:t>
       </w:r>
     </w:p>
     <w:tbl>
@@ -15424,7 +15424,7 @@
         <w:rPr>
           <w:rFonts w:hint="eastAsia" w:ascii="Times New Roman" w:hAnsi="Times New Roman" w:cs="Times New Roman"/>
         </w:rPr>
-        <w:t>注：四宗宗地折合面积分别为70.00亩、97.85亩、47.65亩及57.35亩，坐落依次为张相村东北（邢临路南侧、三河路东侧）、邢临高速南侧（岗头村地西侧）、南和区和鼎路东侧（东吕高速以南，不动产单元号130527008001GB00022W00000000）及南和区河郭镇张相村东（不动产单元号130527008001JB00084W00000000）。经复核宗地图界址点坐标，宗地一、三、四自西向东相邻连片，宗地四呈L形环抱宗地三的东侧及北侧；宗地二未附界址点坐标表，其与其余宗地的位置关系尚待核实。</w:t>
+        <w:t>注：四宗宗地依次折合70.00亩、97.85亩、47.65亩及57.35亩。其中前三宗为出让取得的国有建设用地，合计143,665.00平方米，折合215.50亩。经复核宗地图界址点坐标，宗地一、三、四自西向东相邻连片；宗地二未附坐标表，位置关系尚待核实。宗地三、宗地四的不动产单元号分别为130527008001GB00022W00000000、130527008001JB00084W00000000。</w:t>
       </w:r>
     </w:p>
     <w:p>
@@ -15440,21 +15440,7 @@
         <w:rPr>
           <w:rFonts w:hint="eastAsia" w:ascii="Times New Roman" w:hAnsi="Times New Roman" w:cs="Times New Roman"/>
         </w:rPr>
-        <w:t xml:space="preserve">关于权利人主体。经核查工商登记信息，燕京啤酒（邢台）有限公司成立于2005年10月25日，统一社会信用代码911305277886554585，注册资本及实缴资本均为7,300.00万元，股东为北京燕京啤酒股份有限公司、持股100.00%，企业类型为法人独资的有限责任公司，所属行业为啤酒制造，经营范围为制造、销售啤酒、啤酒原料、酒糟、酵母及房屋租赁。该公司前身为邢台天牛啤酒有限公司，2011年8月被燕京啤酒全资收购后变更为现名。</w:t>
-      </w:r>
-      <w:commentRangeStart w:id="0"/>
-      <w:r>
-        <w:rPr>
-          <w:rFonts w:hint="eastAsia" w:ascii="Times New Roman" w:hAnsi="Times New Roman" w:cs="Times New Roman"/>
-        </w:rPr>
-        <w:t xml:space="preserve">即本次土地交易的出让方系发行人控股股东的全资子公司，与发行人同受燕京啤酒控制，最终控制方同为北京控股集团有限公司。</w:t>
-      </w:r>
-      <w:commentRangeEnd w:id="0"/>
-      <w:r>
-        <w:rPr>
-          <w:rStyle w:val="CommentReference"/>
-        </w:rPr>
-        <w:commentReference w:id="0"/>
+        <w:t>关于权利人。经核查工商登记，燕京啤酒（邢台）有限公司成立于2005年10月25日，统一社会信用代码911305277886554585，注册资本及实缴资本均为7,300.00万元。其唯一股东为北京燕京啤酒股份有限公司，持股100.00%。该公司所属行业为啤酒制造，前身为邢台天牛啤酒有限公司，2011年8月被燕京啤酒全资收购后更为现名。即该公司系发行人控股股东的全资子公司，与发行人同受燕京啤酒控制，最终控制方同为北控集团。</w:t>
       </w:r>
     </w:p>
     <w:p>
@@ -15470,7 +15456,27 @@
         <w:rPr>
           <w:rFonts w:hint="eastAsia" w:ascii="Times New Roman" w:hAnsi="Times New Roman" w:cs="Times New Roman"/>
         </w:rPr>
-        <w:t>关于权利人名称的表述。权属证书正文所载权利人名称与工商登记一致；宗地图上出现的燕京（邢台）啤酒有限公司、邢台燕京啤酒有限公司两种写法，均不属于该公司的历史名称（其曾用名为邢台天牛啤酒有限公司、邢台航佳啤酒有限公司，且2011年8月即已变更为现名，早于两份宗地图的制图时间），应系制图时表述不规范所致，办理交易时应统一以工商登记及不动产登记簿记载为准。</w:t>
+        <w:t xml:space="preserve">关于经营现状。</w:t>
+      </w:r>
+      <w:commentRangeStart w:id="0"/>
+      <w:r>
+        <w:rPr>
+          <w:rFonts w:hint="eastAsia" w:ascii="Times New Roman" w:hAnsi="Times New Roman" w:cs="Times New Roman"/>
+        </w:rPr>
+        <w:t xml:space="preserve">据了解，该公司原有厂区现已整体转为纳豆及纳豆制品的生产使用，不再从事啤酒生产，公司主体仍存续。</w:t>
+      </w:r>
+      <w:commentRangeEnd w:id="0"/>
+      <w:r>
+        <w:rPr>
+          <w:rStyle w:val="CommentReference"/>
+        </w:rPr>
+        <w:commentReference w:id="0"/>
+      </w:r>
+      <w:r>
+        <w:rPr>
+          <w:rFonts w:hint="eastAsia" w:ascii="Times New Roman" w:hAnsi="Times New Roman" w:cs="Times New Roman"/>
+        </w:rPr>
+        <w:t xml:space="preserve">即邢台生产基地的土地、厂房登记在燕京啤酒（邢台）有限公司名下，实际生产的是发行人体系内的纳豆业务，形成了主体与业务分离的状态。该公司2024年员工人数113人，其与中发邢台在人员归属、生产组织及费用承担上的划分情况尚待核实。</w:t>
       </w:r>
     </w:p>
     <w:p>
@@ -15486,7 +15492,7 @@
         <w:rPr>
           <w:rFonts w:hint="eastAsia" w:ascii="Times New Roman" w:hAnsi="Times New Roman" w:cs="Times New Roman"/>
         </w:rPr>
-        <w:t>关于权属证书形式。宗地三、宗地四已于2025年换发不动产权证书；宗地一、宗地二仍为2013年、2015年由南和县人民政府颁发的《国有土地使用证》，尚未换发，且发证机关名称与现行行政区划（南和区）不一致。按照不动产统一登记的要求，该两宗宗地在办理转移登记前通常需先行换发不动产权证书，该环节应作为交易的前置程序纳入实施安排。</w:t>
+        <w:t>关于权属证书。宗地三、宗地四已于2025年换发不动产权证书。宗地一、宗地二仍为旧版《国有土地使用证》，分别由南和县人民政府于2013年、2015年颁发，尚未换发，发证机关名称亦与现行行政区划不一致。此外，宗地二证载终止日期为2066年10月15日。按工业用地五十年最高年限倒推，其起始日期晚于2015年12月18日的发证时点，两者不相衔接，需与出让合同核对。宗地一经核对无异常。</w:t>
       </w:r>
     </w:p>
     <w:p>
@@ -15502,7 +15508,7 @@
         <w:rPr>
           <w:rFonts w:hint="eastAsia" w:ascii="Times New Roman" w:hAnsi="Times New Roman" w:cs="Times New Roman"/>
         </w:rPr>
-        <w:t>关于使用期限。宗地一证载终止日期为2063年12月11日，与其2013年12月25日的发证时点相衔接。宗地二证载终止日期为2066年10月15日，按工业用地五十年最高出让年限倒推，其起始日期晚于2015年12月18日的发证时点，二者在时点上不相衔接，建议与该宗地的国有建设用地使用权出让合同核对起始日期及出让年限。</w:t>
+        <w:t>关于宗地四。宗地四的权利类型为集体建设用地使用权，权利性质为批准拨用。即该宗土地属农民集体所有，既不是国有土地，也不是国有划拨用地，其权利来源与前三宗存在本质差异。同时，该宗地的证载用途为工业用地，与公司说明的污水处理用途不一致，其实际使用状况及建设、环保手续尚待核实。</w:t>
       </w:r>
     </w:p>
     <w:p>
@@ -15518,39 +15524,7 @@
         <w:rPr>
           <w:rFonts w:hint="eastAsia" w:ascii="Times New Roman" w:hAnsi="Times New Roman" w:cs="Times New Roman"/>
         </w:rPr>
-        <w:t>关于宗地四的权属性质及用途。宗地四的权利类型为集体建设用地使用权、权利性质为批准拨用，即该宗土地属农民集体所有，不属于国有土地，亦非国有划拨用地，其权利来源与前三宗出让取得的国有建设用地存在本质差异。同时，该宗地的证载用途为工业用地，与公司说明的主要用作污水处理设施的实际用途不一致，其实际使用状况、地上建（构）筑物的建设手续及环保验收情况尚待核实。</w:t>
-      </w:r>
-    </w:p>
-    <w:p>
-      <w:pPr>
-        <w:spacing w:before="163" w:beforeLines="50" w:after="163" w:afterLines="50" w:line="360" w:lineRule="auto"/>
-        <w:ind w:firstLine="480" w:firstLineChars="200"/>
-        <w:jc w:val="both"/>
-        <w:rPr>
-          <w:rFonts w:ascii="Times New Roman" w:hAnsi="Times New Roman" w:cs="Times New Roman"/>
-        </w:rPr>
-      </w:pPr>
-      <w:r>
-        <w:rPr>
-          <w:rFonts w:hint="eastAsia" w:ascii="Times New Roman" w:hAnsi="Times New Roman" w:cs="Times New Roman"/>
-        </w:rPr>
-        <w:t>上述情况在中发邢台账面亦有反映。截至2026年6月30日，中发邢台资产总额27,228.35万元，其中固定资产账面价值2,489.64万元、在建工程账面余额5,924.02万元，无形资产账面余额为零。即中发邢台在登记于他人名下的土地上建造并持有房屋建筑物及在建工程，形成房、地权属分离的状态。中发邢台的厂房及在建工程具体坐落于上述哪几宗宗地之上，需与建设用地规划许可证、建设工程规划许可证及施工许可证逐一比对确认，据以最终确定本次收购的必要范围。</w:t>
-      </w:r>
-    </w:p>
-    <w:p>
-      <w:pPr>
-        <w:spacing w:before="163" w:beforeLines="50" w:after="163" w:afterLines="50" w:line="360" w:lineRule="auto"/>
-        <w:ind w:firstLine="480" w:firstLineChars="200"/>
-        <w:jc w:val="both"/>
-        <w:rPr>
-          <w:rFonts w:ascii="Times New Roman" w:hAnsi="Times New Roman" w:cs="Times New Roman"/>
-        </w:rPr>
-      </w:pPr>
-      <w:r>
-        <w:rPr>
-          <w:rFonts w:hint="eastAsia" w:ascii="Times New Roman" w:hAnsi="Times New Roman" w:cs="Times New Roman"/>
-        </w:rPr>
-        <w:t>此外，2024年度发行人存在为中发邢台代垫、代付费用的情形，包括厂房钢结构检测鉴定费、岩土工程勘察费、建筑消防安全评估费、航拍服务费及冻干机设备预付款等，通过其他应收款—单位、预付账款科目核算。上述事项反映各方在邢台生产基地的资产投入及资金往来上存在交叉。</w:t>
+        <w:t>上述情况在中发邢台账面亦有反映。截至2026年6月30日，中发邢台固定资产账面价值2,489.64万元、在建工程账面余额5,924.02万元，无形资产为零。即中发邢台在他人名下的土地上建造并持有房屋建筑物及在建工程，房、地权属分离。此外，2024年度发行人存在为中发邢台代垫费用的情形，涉及厂房检测鉴定、岩土勘察、消防评估及设备预付款等，通过其他应收款、预付账款核算。</w:t>
       </w:r>
     </w:p>
     <w:p>
@@ -15586,7 +15560,7 @@
         <w:rPr>
           <w:rFonts w:hint="eastAsia" w:ascii="Times New Roman" w:hAnsi="Times New Roman" w:cs="Times New Roman"/>
         </w:rPr>
-        <w:t>①资产完整性及独立性。《首次公开发行股票注册管理办法》第十二条要求发行人资产完整，业务及人员、财务、机构独立。土地是纳豆生产的基础生产要素，纳豆生产厂房及在建工程均坐落于上述宗地之上，若上市主体（含拟纳入合并范围的中发邢台）不拥有该等土地的使用权，将影响对资产完整性的判断并形成对关联方的依赖，属于审核中的重点关注事项。</w:t>
+        <w:t>①资产完整性及独立性。《首次公开发行股票注册管理办法》第十二条要求发行人资产完整，业务及人员、财务、机构独立。土地和厂房是纳豆生产的基础要素。目前该等资产登记在关联方名下，上市主体不享有权利，将影响对资产完整性的判断，并形成对关联方的依赖。</w:t>
       </w:r>
     </w:p>
     <w:p>
@@ -15602,7 +15576,7 @@
         <w:rPr>
           <w:rFonts w:hint="eastAsia" w:ascii="Times New Roman" w:hAnsi="Times New Roman" w:cs="Times New Roman"/>
         </w:rPr>
-        <w:t>②房、地权属分离。房屋建筑物所有权人与土地使用权人不一致的，地上房屋通常无法办理不动产首次登记，亦难以办理抵押融资；在土地被处分或征收拆迁时，权属及补偿归属存在不确定性。中发邢台在建工程账面余额5,924.02万元，若土地权属问题未解决，后续转固及办理产权证书均存在障碍。</w:t>
+        <w:t>②房、地权属分离。房屋所有权人与土地使用权人不一致的，地上房屋通常无法办理不动产首次登记，也难以抵押融资。土地被处分或征收时，权属及补偿归属亦存在不确定性。中发邢台在建工程账面余额5,924.02万元，若权属问题不解决，后续转固及办证均有障碍。</w:t>
       </w:r>
     </w:p>
     <w:p>
@@ -15618,7 +15592,7 @@
         <w:rPr>
           <w:rFonts w:hint="eastAsia" w:ascii="Times New Roman" w:hAnsi="Times New Roman" w:cs="Times New Roman"/>
         </w:rPr>
-        <w:t>③关联交易及国资程序。本次交易的出让方燕京啤酒（邢台）有限公司系发行人控股股东燕京啤酒持股100.00%的全资子公司，与发行人同受燕京啤酒控制，故本次交易构成关联交易，须履行关联交易的审议程序并按规定披露。同时，交易标的属于国有资产，须以经备案的评估结果作为定价基础，履行双方内部决策程序及相应层级的国资审批程序，燕京啤酒作为A股上市公司需同步履行审议及披露程序。根据《企业国有资产交易监督管理办法》（国务院国资委、财政部令第32号），同一国家出资企业内部各级子企业之间的资产转让可以采取非公开协议方式；本次交易在燕京啤酒体系内部进行，具备适用该方式的基础，具体适用性建议事先与国资监管部门沟通确认。</w:t>
+        <w:t>③关联交易及国资程序。燕京啤酒（邢台）有限公司系燕京啤酒的全资子公司，与发行人同受燕京啤酒控制。无论采取何种方式，本次整合均构成关联交易，且涉及国有资产。定价须以经备案的评估结果为依据，并履行内部决策及国资审批程序；燕京啤酒作为A股上市公司同步履行审议及披露程序。根据《企业国有资产交易监督管理办法》（国务院国资委、财政部令第32号），同一国家出资企业内部各级子企业之间的交易可以采取非公开协议方式。本次整合具备适用基础，建议事先与国资监管部门沟通确认。</w:t>
       </w:r>
     </w:p>
     <w:p>
@@ -15634,23 +15608,7 @@
         <w:rPr>
           <w:rFonts w:hint="eastAsia" w:ascii="Times New Roman" w:hAnsi="Times New Roman" w:cs="Times New Roman"/>
         </w:rPr>
-        <w:t>④税费。出让用地的使用权转让涉及土地增值税、增值税及附加、契税、印花税及企业所得税，其中土地增值税采用四级超率累进税率，与评估增值幅度直接相关，是本次交易税费的主要构成，需在取得评估结果后测算并明确承担方式。</w:t>
-      </w:r>
-    </w:p>
-    <w:p>
-      <w:pPr>
-        <w:spacing w:before="163" w:beforeLines="50" w:after="163" w:afterLines="50" w:line="360" w:lineRule="auto"/>
-        <w:ind w:firstLine="480" w:firstLineChars="200"/>
-        <w:jc w:val="both"/>
-        <w:rPr>
-          <w:rFonts w:ascii="Times New Roman" w:hAnsi="Times New Roman" w:cs="Times New Roman"/>
-        </w:rPr>
-      </w:pPr>
-      <w:r>
-        <w:rPr>
-          <w:rFonts w:hint="eastAsia" w:ascii="Times New Roman" w:hAnsi="Times New Roman" w:cs="Times New Roman"/>
-        </w:rPr>
-        <w:t>⑤宗地四的处置路径与前三宗存在本质差异。宗地四为集体建设用地，不属于国有土地，其流转适用《中华人民共和国土地管理法》关于集体经营性建设用地的规定，须符合国土空间规划确定的用途、依法完成登记，并经本集体经济组织成员的村民会议三分之二以上成员或者三分之二以上村民代表同意；该宗地系以批准拨用方式取得，能否入市流转存在进一步限制。与国有划拨用地可通过补缴出让金转为出让用地后转让相比，集体建设用地的流转周期更长、不确定性更高。考虑到该宗地主要用作污水处理配套设施、不承载主要生产经营，其对资产完整性的影响程度低于前三宗，可在核实实际使用状况后另行确定处理方式。</w:t>
+        <w:t>④宗地四的处置难度高于前三宗。集体建设用地的流转适用《中华人民共和国土地管理法》关于集体经营性建设用地的规定。按该规定，出让或出租须符合国土空间规划，依法完成登记，并经本集体经济组织成员的村民会议三分之二以上成员或者三分之二以上村民代表同意。该宗地系以批准拨用方式取得，能否入市流转还有进一步限制。与国有划拨用地可通过补缴出让金转为出让相比，集体建设用地的周期更长、不确定性更高。</w:t>
       </w:r>
     </w:p>
     <w:p>
@@ -15686,7 +15644,7 @@
         <w:rPr>
           <w:rFonts w:hint="eastAsia" w:ascii="Times New Roman" w:hAnsi="Times New Roman" w:cs="Times New Roman"/>
         </w:rPr>
-        <w:t>建议由中发邢台向燕京啤酒（邢台）有限公司购入其实际占用的国有出让土地使用权，实现房、地权属统一，并与本节3、同业竞争项下的股权重组统筹推进。考虑到四宗宗地的权属性质不同，建议区分处理：宗地一、宗地二、宗地三为出让取得的国有建设用地，合计143,665.00平方米（折合215.50亩），承载纳豆生产厂房及在建工程，属于必须解决的核心资产，纳入本次收购范围；宗地四为集体建设用地，主要用作污水处理配套设施，流转程序复杂且不承载主要生产经营，是否纳入收购范围待核实后另行确定。具体安排如下：</w:t>
+        <w:t>解决路径有两种：一是由中发邢台向燕京啤酒（邢台）有限公司购入土地使用权，即资产收购；二是由发行人收购燕京啤酒持有的燕京啤酒（邢台）有限公司100%股权，即股权收购。考虑到该公司厂区已整体转为纳豆生产、不再从事啤酒业务，且其主要资产即为本次需要解决的土地和厂房，建议采用第二种方案。</w:t>
       </w:r>
     </w:p>
     <w:p>
@@ -15702,7 +15660,7 @@
         <w:rPr>
           <w:rFonts w:hint="eastAsia" w:ascii="Times New Roman" w:hAnsi="Times New Roman" w:cs="Times New Roman"/>
         </w:rPr>
-        <w:t>①确认出让方处分权限及审批层级。出让方燕京啤酒（邢台）有限公司系燕京啤酒的全资子公司，主体身份及关联关系已核实。尚需取得其营业执照、公司章程及内部决策文件，确认其对该等土地的处分权限、需经的内部决策程序，以及本次交易应报经的国资审批层级；同时统一权属证书、宗地图与工商登记之间的名称表述。</w:t>
+        <w:t>①方案一：收购土地使用权</w:t>
       </w:r>
     </w:p>
     <w:p>
@@ -15718,7 +15676,7 @@
         <w:rPr>
           <w:rFonts w:hint="eastAsia" w:ascii="Times New Roman" w:hAnsi="Times New Roman" w:cs="Times New Roman"/>
         </w:rPr>
-        <w:t>②完成权属核实及旧证换发。逐宗核对四本权属证书记载的权利人、宗地编号、四至范围、证载面积、土地用途、取得方式及使用期限，并调取不动产登记簿核实是否存在抵押、查封等权利限制，就宗地二的出让起始日期及年限与其出让合同核对；核实中发邢台的实际占用范围与证载范围是否一致，是否存在超占或与其他主体混用，并将厂房及在建工程与各宗宗地逐一对应。宗地一、宗地二仍为旧版《国有土地使用证》，应先行向不动产登记机构申请换发不动产权证书，该环节需纳入时间安排。</w:t>
+        <w:t>由中发邢台受让宗地一、宗地二、宗地三的国有建设用地使用权及地上建筑物，合计215.50亩。该方案标的清晰，仅取得所需资产，不承接标的公司的历史负债。缺点是税负较重。土地和房屋的权属转移会触发土地增值税、增值税及附加和契税。其中土地增值税按增值额四级超率累进征收，税率30%至60%，与评估增值幅度直接相关，通常构成主要税负。此外，宗地一、宗地二需先行换证方可办理转移登记；宗地四作为集体建设用地无法一并受让，房、地权属仍不能完全统一。</w:t>
       </w:r>
     </w:p>
     <w:p>
@@ -15734,7 +15692,7 @@
         <w:rPr>
           <w:rFonts w:hint="eastAsia" w:ascii="Times New Roman" w:hAnsi="Times New Roman" w:cs="Times New Roman"/>
         </w:rPr>
-        <w:t>③确定收购范围及与股权重组的衔接。交易标的为宗地一、宗地二、宗地三的国有建设用地使用权及地上附着物（如有），受让方为中发邢台。建议先完成土地权属过户，再实施发行人对中发邢台的股权收购，使注入上市主体的中发邢台已实现房、地权属统一；若两项交易难以先后进行，亦可同步交割，但需在协议中明确交割条件的先后顺序。</w:t>
+        <w:t>②方案二：收购燕京啤酒（邢台）有限公司100%股权（建议采用）</w:t>
       </w:r>
     </w:p>
     <w:p>
@@ -15750,7 +15708,7 @@
         <w:rPr>
           <w:rFonts w:hint="eastAsia" w:ascii="Times New Roman" w:hAnsi="Times New Roman" w:cs="Times New Roman"/>
         </w:rPr>
-        <w:t>④履行定价、审批程序及税费测算。聘请具有证券期货相关业务资格的评估机构出具土地评估报告；如经核实本次交易属于国有资产交易，须完成国资备案并以经备案的评估值作为定价依据，履行双方内部决策及相应层级的国资审批程序，燕京啤酒作为A股上市公司在涉及其体系内资产处置时同步履行审议及披露程序。税费方面，出让方需缴纳土地增值税、增值税及附加、企业所得税，受让方需按成交价格缴纳契税，双方就产权转移书据分别缴纳印花税；建议在取得评估结果后测算税费总额并在协议中明确承担方式，同时就是否可适用企业改制重组有关土地增值税、契税优惠政策与主管税务机关沟通确认。</w:t>
+        <w:t>由发行人以自身股权作为对价，收购燕京啤酒持有的燕京啤酒（邢台）有限公司100%股权。交易完成后，该公司成为发行人的全资子公司，其名下四宗宗地及地上厂房随之进入上市主体，无需逐宗办理土地过户。交易不涉及现金支付，燕京啤酒因取得发行人新增股权而持股比例上升，其余股东被动稀释，控股股东及实际控制人不变。</w:t>
       </w:r>
     </w:p>
     <w:p>
@@ -15766,7 +15724,665 @@
         <w:rPr>
           <w:rFonts w:hint="eastAsia" w:ascii="Times New Roman" w:hAnsi="Times New Roman" w:cs="Times New Roman"/>
         </w:rPr>
-        <w:t>⑤完成过户、办证及款项清理。完成不动产权属转移登记，取得以中发邢台为权利人的不动产权证书；同步核查邢台生产基地房屋建筑物及在建工程的手续完备性，包括建设用地规划许可证、建设工程规划许可证、建筑工程施工许可证及竣工验收备案，并办理房屋所有权首次登记。对发行人为中发邢台代垫、代付的各项费用及设备款进行梳理，补充签署书面协议、完善审批手续，并在申报基准日前完成结清，该项清理可与中发邢台内部资金往来的清理一并进行。</w:t>
+        <w:t>该方案有三点优势。第一，税负显著降低。股权转让不属于转让房地产，不征土地增值税；不涉及土地、房屋权属转移，不征契税；转让非上市公司股权不属于增值税征税范围。第二，可争取企业所得税递延。本次收购比例及股权支付比例均为100%，高于财税〔2009〕59号规定的50%和85%门槛；加之具有解决资产完整性的合理商业目的，五项条件预计均可满足。第三，宗地四一并进入上市主体，无需单独处置集体建设用地，房、地权属可一次性统一。两个方案的税费对比如下：</w:t>
+      </w:r>
+    </w:p>
+    <w:tbl>
+      <w:tblPr>
+        <w:tblStyle w:val="64"/>
+        <w:tblW w:w="10425" w:type="dxa"/>
+        <w:jc w:val="center"/>
+        <w:tblBorders>
+          <w:top w:val="single" w:color="auto" w:sz="12" w:space="0"/>
+          <w:left w:val="single" w:color="auto" w:sz="12" w:space="0"/>
+          <w:bottom w:val="single" w:color="auto" w:sz="12" w:space="0"/>
+          <w:right w:val="single" w:color="auto" w:sz="12" w:space="0"/>
+          <w:insideH w:val="single" w:color="auto" w:sz="6" w:space="0"/>
+          <w:insideV w:val="single" w:color="auto" w:sz="6" w:space="0"/>
+        </w:tblBorders>
+        <w:tblLayout w:type="fixed"/>
+        <w:tblCellMar>
+          <w:top w:w="0" w:type="dxa"/>
+          <w:left w:w="108" w:type="dxa"/>
+          <w:bottom w:w="0" w:type="dxa"/>
+          <w:right w:w="108" w:type="dxa"/>
+        </w:tblCellMar>
+      </w:tblPr>
+      <w:tblGrid>
+        <w:gridCol w:w="1425"/>
+        <w:gridCol w:w="4500"/>
+        <w:gridCol w:w="4500"/>
+      </w:tblGrid>
+      <w:tr>
+        <w:trPr>
+          <w:trHeight w:val="397" w:hRule="atLeast"/>
+          <w:jc w:val="center"/>
+        </w:trPr>
+        <w:tc>
+          <w:tcPr>
+            <w:tcW w:w="1425" w:type="dxa"/>
+            <w:vAlign w:val="center"/>
+          </w:tcPr>
+          <w:p>
+            <w:pPr>
+              <w:widowControl w:val="0"/>
+              <w:jc w:val="center"/>
+              <w:rPr>
+                <w:rFonts w:hint="eastAsia" w:ascii="Times New Roman" w:hAnsi="Times New Roman" w:cs="Times New Roman"/>
+                <w:b/>
+                <w:kern w:val="2"/>
+                <w:sz w:val="21"/>
+                <w:szCs w:val="21"/>
+              </w:rPr>
+            </w:pPr>
+            <w:r>
+              <w:rPr>
+                <w:rFonts w:hint="eastAsia" w:ascii="Times New Roman" w:hAnsi="Times New Roman" w:cs="Times New Roman"/>
+                <w:b/>
+                <w:kern w:val="2"/>
+                <w:sz w:val="21"/>
+                <w:szCs w:val="21"/>
+              </w:rPr>
+              <w:t>税种</w:t>
+            </w:r>
+          </w:p>
+        </w:tc>
+        <w:tc>
+          <w:tcPr>
+            <w:tcW w:w="4500" w:type="dxa"/>
+            <w:vAlign w:val="center"/>
+          </w:tcPr>
+          <w:p>
+            <w:pPr>
+              <w:widowControl w:val="0"/>
+              <w:jc w:val="center"/>
+              <w:rPr>
+                <w:rFonts w:hint="eastAsia" w:ascii="Times New Roman" w:hAnsi="Times New Roman" w:cs="Times New Roman"/>
+                <w:b/>
+                <w:kern w:val="2"/>
+                <w:sz w:val="21"/>
+                <w:szCs w:val="21"/>
+              </w:rPr>
+            </w:pPr>
+            <w:r>
+              <w:rPr>
+                <w:rFonts w:hint="eastAsia" w:ascii="Times New Roman" w:hAnsi="Times New Roman" w:cs="Times New Roman"/>
+                <w:b/>
+                <w:kern w:val="2"/>
+                <w:sz w:val="21"/>
+                <w:szCs w:val="21"/>
+              </w:rPr>
+              <w:t>方案一：收购土地使用权</w:t>
+            </w:r>
+          </w:p>
+        </w:tc>
+        <w:tc>
+          <w:tcPr>
+            <w:tcW w:w="4500" w:type="dxa"/>
+            <w:vAlign w:val="center"/>
+          </w:tcPr>
+          <w:p>
+            <w:pPr>
+              <w:widowControl w:val="0"/>
+              <w:jc w:val="center"/>
+              <w:rPr>
+                <w:rFonts w:hint="eastAsia" w:ascii="Times New Roman" w:hAnsi="Times New Roman" w:cs="Times New Roman"/>
+                <w:b/>
+                <w:kern w:val="2"/>
+                <w:sz w:val="21"/>
+                <w:szCs w:val="21"/>
+              </w:rPr>
+            </w:pPr>
+            <w:r>
+              <w:rPr>
+                <w:rFonts w:hint="eastAsia" w:ascii="Times New Roman" w:hAnsi="Times New Roman" w:cs="Times New Roman"/>
+                <w:b/>
+                <w:kern w:val="2"/>
+                <w:sz w:val="21"/>
+                <w:szCs w:val="21"/>
+              </w:rPr>
+              <w:t>方案二：收购股权</w:t>
+            </w:r>
+          </w:p>
+        </w:tc>
+      </w:tr>
+      <w:tr>
+        <w:trPr>
+          <w:trHeight w:val="397" w:hRule="atLeast"/>
+          <w:jc w:val="center"/>
+        </w:trPr>
+        <w:tc>
+          <w:tcPr>
+            <w:tcW w:w="1425" w:type="dxa"/>
+            <w:vAlign w:val="center"/>
+          </w:tcPr>
+          <w:p>
+            <w:pPr>
+              <w:widowControl w:val="0"/>
+              <w:jc w:val="center"/>
+              <w:rPr>
+                <w:rFonts w:hint="eastAsia" w:ascii="Times New Roman" w:hAnsi="Times New Roman" w:cs="Times New Roman"/>
+                <w:kern w:val="2"/>
+                <w:sz w:val="21"/>
+                <w:szCs w:val="21"/>
+              </w:rPr>
+            </w:pPr>
+            <w:r>
+              <w:rPr>
+                <w:rFonts w:hint="eastAsia" w:ascii="Times New Roman" w:hAnsi="Times New Roman" w:cs="Times New Roman"/>
+                <w:kern w:val="2"/>
+                <w:sz w:val="21"/>
+                <w:szCs w:val="21"/>
+              </w:rPr>
+              <w:t>土地增值税</w:t>
+            </w:r>
+          </w:p>
+        </w:tc>
+        <w:tc>
+          <w:tcPr>
+            <w:tcW w:w="4500" w:type="dxa"/>
+            <w:vAlign w:val="center"/>
+          </w:tcPr>
+          <w:p>
+            <w:pPr>
+              <w:widowControl w:val="0"/>
+              <w:jc w:val="both"/>
+              <w:rPr>
+                <w:rFonts w:hint="eastAsia" w:ascii="Times New Roman" w:hAnsi="Times New Roman" w:cs="Times New Roman"/>
+                <w:kern w:val="2"/>
+                <w:sz w:val="21"/>
+                <w:szCs w:val="21"/>
+              </w:rPr>
+            </w:pPr>
+            <w:r>
+              <w:rPr>
+                <w:rFonts w:hint="eastAsia" w:ascii="Times New Roman" w:hAnsi="Times New Roman" w:cs="Times New Roman"/>
+                <w:kern w:val="2"/>
+                <w:sz w:val="21"/>
+                <w:szCs w:val="21"/>
+              </w:rPr>
+              <w:t>按增值额四级超率累进征收，税率30%至60%，为主要税负</w:t>
+            </w:r>
+          </w:p>
+        </w:tc>
+        <w:tc>
+          <w:tcPr>
+            <w:tcW w:w="4500" w:type="dxa"/>
+            <w:vAlign w:val="center"/>
+          </w:tcPr>
+          <w:p>
+            <w:pPr>
+              <w:widowControl w:val="0"/>
+              <w:jc w:val="both"/>
+              <w:rPr>
+                <w:rFonts w:hint="eastAsia" w:ascii="Times New Roman" w:hAnsi="Times New Roman" w:cs="Times New Roman"/>
+                <w:kern w:val="2"/>
+                <w:sz w:val="21"/>
+                <w:szCs w:val="21"/>
+              </w:rPr>
+            </w:pPr>
+            <w:r>
+              <w:rPr>
+                <w:rFonts w:hint="eastAsia" w:ascii="Times New Roman" w:hAnsi="Times New Roman" w:cs="Times New Roman"/>
+                <w:kern w:val="2"/>
+                <w:sz w:val="21"/>
+                <w:szCs w:val="21"/>
+              </w:rPr>
+              <w:t>股权转让不属于转让房地产，不征</w:t>
+            </w:r>
+          </w:p>
+        </w:tc>
+      </w:tr>
+      <w:tr>
+        <w:trPr>
+          <w:trHeight w:val="397" w:hRule="atLeast"/>
+          <w:jc w:val="center"/>
+        </w:trPr>
+        <w:tc>
+          <w:tcPr>
+            <w:tcW w:w="1425" w:type="dxa"/>
+            <w:vAlign w:val="center"/>
+          </w:tcPr>
+          <w:p>
+            <w:pPr>
+              <w:widowControl w:val="0"/>
+              <w:jc w:val="center"/>
+              <w:rPr>
+                <w:rFonts w:hint="eastAsia" w:ascii="Times New Roman" w:hAnsi="Times New Roman" w:cs="Times New Roman"/>
+                <w:kern w:val="2"/>
+                <w:sz w:val="21"/>
+                <w:szCs w:val="21"/>
+              </w:rPr>
+            </w:pPr>
+            <w:r>
+              <w:rPr>
+                <w:rFonts w:hint="eastAsia" w:ascii="Times New Roman" w:hAnsi="Times New Roman" w:cs="Times New Roman"/>
+                <w:kern w:val="2"/>
+                <w:sz w:val="21"/>
+                <w:szCs w:val="21"/>
+              </w:rPr>
+              <w:t>增值税及附加</w:t>
+            </w:r>
+          </w:p>
+        </w:tc>
+        <w:tc>
+          <w:tcPr>
+            <w:tcW w:w="4500" w:type="dxa"/>
+            <w:vAlign w:val="center"/>
+          </w:tcPr>
+          <w:p>
+            <w:pPr>
+              <w:widowControl w:val="0"/>
+              <w:jc w:val="both"/>
+              <w:rPr>
+                <w:rFonts w:hint="eastAsia" w:ascii="Times New Roman" w:hAnsi="Times New Roman" w:cs="Times New Roman"/>
+                <w:kern w:val="2"/>
+                <w:sz w:val="21"/>
+                <w:szCs w:val="21"/>
+              </w:rPr>
+            </w:pPr>
+            <w:r>
+              <w:rPr>
+                <w:rFonts w:hint="eastAsia" w:ascii="Times New Roman" w:hAnsi="Times New Roman" w:cs="Times New Roman"/>
+                <w:kern w:val="2"/>
+                <w:sz w:val="21"/>
+                <w:szCs w:val="21"/>
+              </w:rPr>
+              <w:t>转让不动产，一般计税方法税率9%</w:t>
+            </w:r>
+          </w:p>
+        </w:tc>
+        <w:tc>
+          <w:tcPr>
+            <w:tcW w:w="4500" w:type="dxa"/>
+            <w:vAlign w:val="center"/>
+          </w:tcPr>
+          <w:p>
+            <w:pPr>
+              <w:widowControl w:val="0"/>
+              <w:jc w:val="both"/>
+              <w:rPr>
+                <w:rFonts w:hint="eastAsia" w:ascii="Times New Roman" w:hAnsi="Times New Roman" w:cs="Times New Roman"/>
+                <w:kern w:val="2"/>
+                <w:sz w:val="21"/>
+                <w:szCs w:val="21"/>
+              </w:rPr>
+            </w:pPr>
+            <w:r>
+              <w:rPr>
+                <w:rFonts w:hint="eastAsia" w:ascii="Times New Roman" w:hAnsi="Times New Roman" w:cs="Times New Roman"/>
+                <w:kern w:val="2"/>
+                <w:sz w:val="21"/>
+                <w:szCs w:val="21"/>
+              </w:rPr>
+              <w:t>转让非上市公司股权不属于征税范围，不征</w:t>
+            </w:r>
+          </w:p>
+        </w:tc>
+      </w:tr>
+      <w:tr>
+        <w:trPr>
+          <w:trHeight w:val="397" w:hRule="atLeast"/>
+          <w:jc w:val="center"/>
+        </w:trPr>
+        <w:tc>
+          <w:tcPr>
+            <w:tcW w:w="1425" w:type="dxa"/>
+            <w:vAlign w:val="center"/>
+          </w:tcPr>
+          <w:p>
+            <w:pPr>
+              <w:widowControl w:val="0"/>
+              <w:jc w:val="center"/>
+              <w:rPr>
+                <w:rFonts w:hint="eastAsia" w:ascii="Times New Roman" w:hAnsi="Times New Roman" w:cs="Times New Roman"/>
+                <w:kern w:val="2"/>
+                <w:sz w:val="21"/>
+                <w:szCs w:val="21"/>
+              </w:rPr>
+            </w:pPr>
+            <w:r>
+              <w:rPr>
+                <w:rFonts w:hint="eastAsia" w:ascii="Times New Roman" w:hAnsi="Times New Roman" w:cs="Times New Roman"/>
+                <w:kern w:val="2"/>
+                <w:sz w:val="21"/>
+                <w:szCs w:val="21"/>
+              </w:rPr>
+              <w:t>契税</w:t>
+            </w:r>
+          </w:p>
+        </w:tc>
+        <w:tc>
+          <w:tcPr>
+            <w:tcW w:w="4500" w:type="dxa"/>
+            <w:vAlign w:val="center"/>
+          </w:tcPr>
+          <w:p>
+            <w:pPr>
+              <w:widowControl w:val="0"/>
+              <w:jc w:val="both"/>
+              <w:rPr>
+                <w:rFonts w:hint="eastAsia" w:ascii="Times New Roman" w:hAnsi="Times New Roman" w:cs="Times New Roman"/>
+                <w:kern w:val="2"/>
+                <w:sz w:val="21"/>
+                <w:szCs w:val="21"/>
+              </w:rPr>
+            </w:pPr>
+            <w:r>
+              <w:rPr>
+                <w:rFonts w:hint="eastAsia" w:ascii="Times New Roman" w:hAnsi="Times New Roman" w:cs="Times New Roman"/>
+                <w:kern w:val="2"/>
+                <w:sz w:val="21"/>
+                <w:szCs w:val="21"/>
+              </w:rPr>
+              <w:t>受让方按成交价格缴纳，税率3%至5%</w:t>
+            </w:r>
+          </w:p>
+        </w:tc>
+        <w:tc>
+          <w:tcPr>
+            <w:tcW w:w="4500" w:type="dxa"/>
+            <w:vAlign w:val="center"/>
+          </w:tcPr>
+          <w:p>
+            <w:pPr>
+              <w:widowControl w:val="0"/>
+              <w:jc w:val="both"/>
+              <w:rPr>
+                <w:rFonts w:hint="eastAsia" w:ascii="Times New Roman" w:hAnsi="Times New Roman" w:cs="Times New Roman"/>
+                <w:kern w:val="2"/>
+                <w:sz w:val="21"/>
+                <w:szCs w:val="21"/>
+              </w:rPr>
+            </w:pPr>
+            <w:r>
+              <w:rPr>
+                <w:rFonts w:hint="eastAsia" w:ascii="Times New Roman" w:hAnsi="Times New Roman" w:cs="Times New Roman"/>
+                <w:kern w:val="2"/>
+                <w:sz w:val="21"/>
+                <w:szCs w:val="21"/>
+              </w:rPr>
+              <w:t>不涉及土地、房屋权属转移，不征</w:t>
+            </w:r>
+          </w:p>
+        </w:tc>
+      </w:tr>
+      <w:tr>
+        <w:trPr>
+          <w:trHeight w:val="397" w:hRule="atLeast"/>
+          <w:jc w:val="center"/>
+        </w:trPr>
+        <w:tc>
+          <w:tcPr>
+            <w:tcW w:w="1425" w:type="dxa"/>
+            <w:vAlign w:val="center"/>
+          </w:tcPr>
+          <w:p>
+            <w:pPr>
+              <w:widowControl w:val="0"/>
+              <w:jc w:val="center"/>
+              <w:rPr>
+                <w:rFonts w:hint="eastAsia" w:ascii="Times New Roman" w:hAnsi="Times New Roman" w:cs="Times New Roman"/>
+                <w:kern w:val="2"/>
+                <w:sz w:val="21"/>
+                <w:szCs w:val="21"/>
+              </w:rPr>
+            </w:pPr>
+            <w:r>
+              <w:rPr>
+                <w:rFonts w:hint="eastAsia" w:ascii="Times New Roman" w:hAnsi="Times New Roman" w:cs="Times New Roman"/>
+                <w:kern w:val="2"/>
+                <w:sz w:val="21"/>
+                <w:szCs w:val="21"/>
+              </w:rPr>
+              <w:t>企业所得税</w:t>
+            </w:r>
+          </w:p>
+        </w:tc>
+        <w:tc>
+          <w:tcPr>
+            <w:tcW w:w="4500" w:type="dxa"/>
+            <w:vAlign w:val="center"/>
+          </w:tcPr>
+          <w:p>
+            <w:pPr>
+              <w:widowControl w:val="0"/>
+              <w:jc w:val="both"/>
+              <w:rPr>
+                <w:rFonts w:hint="eastAsia" w:ascii="Times New Roman" w:hAnsi="Times New Roman" w:cs="Times New Roman"/>
+                <w:kern w:val="2"/>
+                <w:sz w:val="21"/>
+                <w:szCs w:val="21"/>
+              </w:rPr>
+            </w:pPr>
+            <w:r>
+              <w:rPr>
+                <w:rFonts w:hint="eastAsia" w:ascii="Times New Roman" w:hAnsi="Times New Roman" w:cs="Times New Roman"/>
+                <w:kern w:val="2"/>
+                <w:sz w:val="21"/>
+                <w:szCs w:val="21"/>
+              </w:rPr>
+              <w:t>转让方按转让所得缴纳，税率25%</w:t>
+            </w:r>
+          </w:p>
+        </w:tc>
+        <w:tc>
+          <w:tcPr>
+            <w:tcW w:w="4500" w:type="dxa"/>
+            <w:vAlign w:val="center"/>
+          </w:tcPr>
+          <w:p>
+            <w:pPr>
+              <w:widowControl w:val="0"/>
+              <w:jc w:val="both"/>
+              <w:rPr>
+                <w:rFonts w:hint="eastAsia" w:ascii="Times New Roman" w:hAnsi="Times New Roman" w:cs="Times New Roman"/>
+                <w:kern w:val="2"/>
+                <w:sz w:val="21"/>
+                <w:szCs w:val="21"/>
+              </w:rPr>
+            </w:pPr>
+            <w:r>
+              <w:rPr>
+                <w:rFonts w:hint="eastAsia" w:ascii="Times New Roman" w:hAnsi="Times New Roman" w:cs="Times New Roman"/>
+                <w:kern w:val="2"/>
+                <w:sz w:val="21"/>
+                <w:szCs w:val="21"/>
+              </w:rPr>
+              <w:t>符合特殊性税务处理条件的可递延，预计为0</w:t>
+            </w:r>
+          </w:p>
+        </w:tc>
+      </w:tr>
+      <w:tr>
+        <w:trPr>
+          <w:trHeight w:val="397" w:hRule="atLeast"/>
+          <w:jc w:val="center"/>
+        </w:trPr>
+        <w:tc>
+          <w:tcPr>
+            <w:tcW w:w="1425" w:type="dxa"/>
+            <w:vAlign w:val="center"/>
+          </w:tcPr>
+          <w:p>
+            <w:pPr>
+              <w:widowControl w:val="0"/>
+              <w:jc w:val="center"/>
+              <w:rPr>
+                <w:rFonts w:hint="eastAsia" w:ascii="Times New Roman" w:hAnsi="Times New Roman" w:cs="Times New Roman"/>
+                <w:kern w:val="2"/>
+                <w:sz w:val="21"/>
+                <w:szCs w:val="21"/>
+              </w:rPr>
+            </w:pPr>
+            <w:r>
+              <w:rPr>
+                <w:rFonts w:hint="eastAsia" w:ascii="Times New Roman" w:hAnsi="Times New Roman" w:cs="Times New Roman"/>
+                <w:kern w:val="2"/>
+                <w:sz w:val="21"/>
+                <w:szCs w:val="21"/>
+              </w:rPr>
+              <w:t>印花税</w:t>
+            </w:r>
+          </w:p>
+        </w:tc>
+        <w:tc>
+          <w:tcPr>
+            <w:tcW w:w="4500" w:type="dxa"/>
+            <w:vAlign w:val="center"/>
+          </w:tcPr>
+          <w:p>
+            <w:pPr>
+              <w:widowControl w:val="0"/>
+              <w:jc w:val="both"/>
+              <w:rPr>
+                <w:rFonts w:hint="eastAsia" w:ascii="Times New Roman" w:hAnsi="Times New Roman" w:cs="Times New Roman"/>
+                <w:kern w:val="2"/>
+                <w:sz w:val="21"/>
+                <w:szCs w:val="21"/>
+              </w:rPr>
+            </w:pPr>
+            <w:r>
+              <w:rPr>
+                <w:rFonts w:hint="eastAsia" w:ascii="Times New Roman" w:hAnsi="Times New Roman" w:cs="Times New Roman"/>
+                <w:kern w:val="2"/>
+                <w:sz w:val="21"/>
+                <w:szCs w:val="21"/>
+              </w:rPr>
+              <w:t>产权转移书据，税率万分之五，双方分别缴纳</w:t>
+            </w:r>
+          </w:p>
+        </w:tc>
+        <w:tc>
+          <w:tcPr>
+            <w:tcW w:w="4500" w:type="dxa"/>
+            <w:vAlign w:val="center"/>
+          </w:tcPr>
+          <w:p>
+            <w:pPr>
+              <w:widowControl w:val="0"/>
+              <w:jc w:val="both"/>
+              <w:rPr>
+                <w:rFonts w:hint="eastAsia" w:ascii="Times New Roman" w:hAnsi="Times New Roman" w:cs="Times New Roman"/>
+                <w:kern w:val="2"/>
+                <w:sz w:val="21"/>
+                <w:szCs w:val="21"/>
+              </w:rPr>
+            </w:pPr>
+            <w:r>
+              <w:rPr>
+                <w:rFonts w:hint="eastAsia" w:ascii="Times New Roman" w:hAnsi="Times New Roman" w:cs="Times New Roman"/>
+                <w:kern w:val="2"/>
+                <w:sz w:val="21"/>
+                <w:szCs w:val="21"/>
+              </w:rPr>
+              <w:t>同左</w:t>
+            </w:r>
+          </w:p>
+        </w:tc>
+      </w:tr>
+      <w:tr>
+        <w:trPr>
+          <w:trHeight w:val="397" w:hRule="atLeast"/>
+          <w:jc w:val="center"/>
+        </w:trPr>
+        <w:tc>
+          <w:tcPr>
+            <w:tcW w:w="1425" w:type="dxa"/>
+            <w:vAlign w:val="center"/>
+          </w:tcPr>
+          <w:p>
+            <w:pPr>
+              <w:widowControl w:val="0"/>
+              <w:jc w:val="center"/>
+              <w:rPr>
+                <w:rFonts w:hint="eastAsia" w:ascii="Times New Roman" w:hAnsi="Times New Roman" w:cs="Times New Roman"/>
+                <w:kern w:val="2"/>
+                <w:sz w:val="21"/>
+                <w:szCs w:val="21"/>
+              </w:rPr>
+            </w:pPr>
+            <w:r>
+              <w:rPr>
+                <w:rFonts w:hint="eastAsia" w:ascii="Times New Roman" w:hAnsi="Times New Roman" w:cs="Times New Roman"/>
+                <w:kern w:val="2"/>
+                <w:sz w:val="21"/>
+                <w:szCs w:val="21"/>
+              </w:rPr>
+              <w:t>合计</w:t>
+            </w:r>
+          </w:p>
+        </w:tc>
+        <w:tc>
+          <w:tcPr>
+            <w:tcW w:w="4500" w:type="dxa"/>
+            <w:vAlign w:val="center"/>
+          </w:tcPr>
+          <w:p>
+            <w:pPr>
+              <w:widowControl w:val="0"/>
+              <w:jc w:val="both"/>
+              <w:rPr>
+                <w:rFonts w:hint="eastAsia" w:ascii="Times New Roman" w:hAnsi="Times New Roman" w:cs="Times New Roman"/>
+                <w:kern w:val="2"/>
+                <w:sz w:val="21"/>
+                <w:szCs w:val="21"/>
+              </w:rPr>
+            </w:pPr>
+            <w:r>
+              <w:rPr>
+                <w:rFonts w:hint="eastAsia" w:ascii="Times New Roman" w:hAnsi="Times New Roman" w:cs="Times New Roman"/>
+                <w:kern w:val="2"/>
+                <w:sz w:val="21"/>
+                <w:szCs w:val="21"/>
+              </w:rPr>
+              <w:t>以土地增值税、契税为主，金额与评估增值直接相关</w:t>
+            </w:r>
+          </w:p>
+        </w:tc>
+        <w:tc>
+          <w:tcPr>
+            <w:tcW w:w="4500" w:type="dxa"/>
+            <w:vAlign w:val="center"/>
+          </w:tcPr>
+          <w:p>
+            <w:pPr>
+              <w:widowControl w:val="0"/>
+              <w:jc w:val="both"/>
+              <w:rPr>
+                <w:rFonts w:hint="eastAsia" w:ascii="Times New Roman" w:hAnsi="Times New Roman" w:cs="Times New Roman"/>
+                <w:kern w:val="2"/>
+                <w:sz w:val="21"/>
+                <w:szCs w:val="21"/>
+              </w:rPr>
+            </w:pPr>
+            <w:r>
+              <w:rPr>
+                <w:rFonts w:hint="eastAsia" w:ascii="Times New Roman" w:hAnsi="Times New Roman" w:cs="Times New Roman"/>
+                <w:kern w:val="2"/>
+                <w:sz w:val="21"/>
+                <w:szCs w:val="21"/>
+              </w:rPr>
+              <w:t>预计仅产生印花税</w:t>
+            </w:r>
+          </w:p>
+        </w:tc>
+      </w:tr>
+    </w:tbl>
+    <w:p>
+      <w:pPr>
+        <w:spacing w:before="163" w:beforeLines="50" w:after="163" w:afterLines="50" w:line="360" w:lineRule="auto"/>
+        <w:ind w:firstLine="480" w:firstLineChars="200"/>
+        <w:jc w:val="both"/>
+        <w:rPr>
+          <w:rFonts w:ascii="Times New Roman" w:hAnsi="Times New Roman" w:cs="Times New Roman"/>
+        </w:rPr>
+      </w:pPr>
+      <w:r>
+        <w:rPr>
+          <w:rFonts w:hint="eastAsia" w:ascii="Times New Roman" w:hAnsi="Times New Roman" w:cs="Times New Roman"/>
+        </w:rPr>
+        <w:t>注：上述为定性比较。方案一的具体税负需在取得土地评估报告后测算。</w:t>
       </w:r>
     </w:p>
     <w:p>
@@ -15782,7 +16398,167 @@
         <w:rPr>
           <w:rFonts w:hint="eastAsia" w:ascii="Times New Roman" w:hAnsi="Times New Roman" w:cs="Times New Roman"/>
         </w:rPr>
-        <w:t>⑥宗地四的处理及过渡期安排。宗地四待核实实际使用状况后确定处理方式：如其地上确为污水处理配套设施，建议不纳入本次收购范围，由中发邢台与权利人签署书面协议，明确设施的使用方式、期限及费用分担并按公允价格定价，同时核查设施的建设手续及环保验收是否完备，并就该宗地未纳入上市主体对生产经营的影响作出说明；如其地上实际承载生产经营功能，则须论证集体经营性建设用地入市或长期租赁的可行性。此外，若前三宗宗地的过户在申报基准日前无法完成，建议先由双方签署书面的土地及厂房租赁协议并办理租赁备案（出让方经营范围含房屋租赁，具备相应经营资质），明确租金定价依据及公允性，并取得权利人及燕京啤酒出具的承诺函，承诺保障中发邢台持续、稳定使用该等土地并在约定期限内完成权属转移。租赁属过渡性安排，在资产完整性的论证上仍存在不足，最终仍应通过收购实现权属统一。</w:t>
+        <w:t>③方案二的配套事项</w:t>
+      </w:r>
+    </w:p>
+    <w:p>
+      <w:pPr>
+        <w:spacing w:before="163" w:beforeLines="50" w:after="163" w:afterLines="50" w:line="360" w:lineRule="auto"/>
+        <w:ind w:firstLine="480" w:firstLineChars="200"/>
+        <w:jc w:val="both"/>
+        <w:rPr>
+          <w:rFonts w:ascii="Times New Roman" w:hAnsi="Times New Roman" w:cs="Times New Roman"/>
+        </w:rPr>
+      </w:pPr>
+      <w:r>
+        <w:rPr>
+          <w:rFonts w:hint="eastAsia" w:ascii="Times New Roman" w:hAnsi="Times New Roman" w:cs="Times New Roman"/>
+        </w:rPr>
+        <w:t>第一，变更公司名称。标的公司现名含燕京啤酒字样，收购后应变更为不含该字样的名称。理由有二：一是该名称系控股股东的字号，保留将形成品牌混同，不利于独立性论证；二是该名称与变更后的纳豆主业不符。建议采用与发行人体系一致、体现纳豆或生物技术业务的名称。</w:t>
+      </w:r>
+    </w:p>
+    <w:p>
+      <w:pPr>
+        <w:spacing w:before="163" w:beforeLines="50" w:after="163" w:afterLines="50" w:line="360" w:lineRule="auto"/>
+        <w:ind w:firstLine="480" w:firstLineChars="200"/>
+        <w:jc w:val="both"/>
+        <w:rPr>
+          <w:rFonts w:ascii="Times New Roman" w:hAnsi="Times New Roman" w:cs="Times New Roman"/>
+        </w:rPr>
+      </w:pPr>
+      <w:r>
+        <w:rPr>
+          <w:rFonts w:hint="eastAsia" w:ascii="Times New Roman" w:hAnsi="Times New Roman" w:cs="Times New Roman"/>
+        </w:rPr>
+        <w:t>第二，变更经营范围并办理资质变更。标的公司现登记的经营范围为制造、销售啤酒、啤酒原料、酒糟、酵母及房屋租赁。若收购后不予变更，发行人将持有一家啤酒制造企业，与控股股东燕京啤酒构成新的同业竞争。因此应同步将经营范围变更为纳豆及纳豆制品的生产销售，注销啤酒生产许可，并办理与纳豆生产相适应的食品生产许可。</w:t>
+      </w:r>
+    </w:p>
+    <w:p>
+      <w:pPr>
+        <w:spacing w:before="163" w:beforeLines="50" w:after="163" w:afterLines="50" w:line="360" w:lineRule="auto"/>
+        <w:ind w:firstLine="480" w:firstLineChars="200"/>
+        <w:jc w:val="both"/>
+        <w:rPr>
+          <w:rFonts w:ascii="Times New Roman" w:hAnsi="Times New Roman" w:cs="Times New Roman"/>
+        </w:rPr>
+      </w:pPr>
+      <w:r>
+        <w:rPr>
+          <w:rFonts w:hint="eastAsia" w:ascii="Times New Roman" w:hAnsi="Times New Roman" w:cs="Times New Roman"/>
+        </w:rPr>
+        <w:t>第三，整合两家邢台主体。交易完成后，发行人将同时持有中发邢台与标的公司，前者持有厂房及在建工程，后者持有土地。建议择机以吸收合并方式将两者合并为一家主体，实现房、地权属统一，同时减少管理层级。合并方向及时点可结合税务处理与工商登记的便利程度确定。</w:t>
+      </w:r>
+    </w:p>
+    <w:p>
+      <w:pPr>
+        <w:spacing w:before="163" w:beforeLines="50" w:after="163" w:afterLines="50" w:line="360" w:lineRule="auto"/>
+        <w:ind w:firstLine="480" w:firstLineChars="200"/>
+        <w:jc w:val="both"/>
+        <w:rPr>
+          <w:rFonts w:ascii="Times New Roman" w:hAnsi="Times New Roman" w:cs="Times New Roman"/>
+        </w:rPr>
+      </w:pPr>
+      <w:r>
+        <w:rPr>
+          <w:rFonts w:hint="eastAsia" w:ascii="Times New Roman" w:hAnsi="Times New Roman" w:cs="Times New Roman"/>
+        </w:rPr>
+        <w:t>第四，与中发邢台股权重组统筹安排。本次收购与本节3、同业竞争项下收购中发邢台67.00%股权，均以发行人自身股权作为对价。两次交易会连续提升燕京啤酒的持股比例，其余股东连续被稀释。建议统一两项交易的审计、评估基准日，合并测算交易后的股权结构，并一并提交决策及审批。</w:t>
+      </w:r>
+    </w:p>
+    <w:p>
+      <w:pPr>
+        <w:spacing w:before="163" w:beforeLines="50" w:after="163" w:afterLines="50" w:line="360" w:lineRule="auto"/>
+        <w:ind w:firstLine="480" w:firstLineChars="200"/>
+        <w:jc w:val="both"/>
+        <w:rPr>
+          <w:rFonts w:ascii="Times New Roman" w:hAnsi="Times New Roman" w:cs="Times New Roman"/>
+        </w:rPr>
+      </w:pPr>
+      <w:r>
+        <w:rPr>
+          <w:rFonts w:hint="eastAsia" w:ascii="Times New Roman" w:hAnsi="Times New Roman" w:cs="Times New Roman"/>
+        </w:rPr>
+        <w:t>④尽职调查及风险控制</w:t>
+      </w:r>
+    </w:p>
+    <w:p>
+      <w:pPr>
+        <w:spacing w:before="163" w:beforeLines="50" w:after="163" w:afterLines="50" w:line="360" w:lineRule="auto"/>
+        <w:ind w:firstLine="480" w:firstLineChars="200"/>
+        <w:jc w:val="both"/>
+        <w:rPr>
+          <w:rFonts w:ascii="Times New Roman" w:hAnsi="Times New Roman" w:cs="Times New Roman"/>
+        </w:rPr>
+      </w:pPr>
+      <w:r>
+        <w:rPr>
+          <w:rFonts w:hint="eastAsia" w:ascii="Times New Roman" w:hAnsi="Times New Roman" w:cs="Times New Roman"/>
+        </w:rPr>
+        <w:t>股权收购系概括承受标的公司的全部资产和负债，尽职调查的范围应大于资产收购。重点包括：标的公司的或有负债、对外担保、未决诉讼及行政处罚；历史期间尤其是啤酒生产期间的税务合规情况及环保遗留问题；四宗宗地是否存在抵押、查封等权利限制；113名员工的劳动关系、社保公积金缴纳及安置安排。建议在协议中设置陈述与保证条款及相应的补偿安排。</w:t>
+      </w:r>
+    </w:p>
+    <w:p>
+      <w:pPr>
+        <w:spacing w:before="163" w:beforeLines="50" w:after="163" w:afterLines="50" w:line="360" w:lineRule="auto"/>
+        <w:ind w:firstLine="480" w:firstLineChars="200"/>
+        <w:jc w:val="both"/>
+        <w:rPr>
+          <w:rFonts w:ascii="Times New Roman" w:hAnsi="Times New Roman" w:cs="Times New Roman"/>
+        </w:rPr>
+      </w:pPr>
+      <w:r>
+        <w:rPr>
+          <w:rFonts w:hint="eastAsia" w:ascii="Times New Roman" w:hAnsi="Times New Roman" w:cs="Times New Roman"/>
+        </w:rPr>
+        <w:t>税务方面需关注一项风险。实务中，以转让股权名义转让土地的，存在被追征土地增值税的先例。本次交易的抗辩基础有三：标的公司持续经营，拥有厂房、设备及员工，并非单纯持有土地的空壳；收购目的是解决上市主体的资产完整性与独立性，具有合理商业目的；交易在集团内部进行，不涉及对外变现。即便如此，仍建议在方案启动前与主管税务机关书面沟通并取得意见。另需注意，特殊性税务处理要求重组后12个月内不改变原有实质性经营活动，而标的公司的生产转换发生在收购之前，该情形的认定需一并确认。</w:t>
+      </w:r>
+    </w:p>
+    <w:p>
+      <w:pPr>
+        <w:spacing w:before="163" w:beforeLines="50" w:after="163" w:afterLines="50" w:line="360" w:lineRule="auto"/>
+        <w:ind w:firstLine="480" w:firstLineChars="200"/>
+        <w:jc w:val="both"/>
+        <w:rPr>
+          <w:rFonts w:ascii="Times New Roman" w:hAnsi="Times New Roman" w:cs="Times New Roman"/>
+        </w:rPr>
+      </w:pPr>
+      <w:r>
+        <w:rPr>
+          <w:rFonts w:hint="eastAsia" w:ascii="Times New Roman" w:hAnsi="Times New Roman" w:cs="Times New Roman"/>
+        </w:rPr>
+        <w:t>⑤实施步骤及过渡期安排</w:t>
+      </w:r>
+    </w:p>
+    <w:p>
+      <w:pPr>
+        <w:spacing w:before="163" w:beforeLines="50" w:after="163" w:afterLines="50" w:line="360" w:lineRule="auto"/>
+        <w:ind w:firstLine="480" w:firstLineChars="200"/>
+        <w:jc w:val="both"/>
+        <w:rPr>
+          <w:rFonts w:ascii="Times New Roman" w:hAnsi="Times New Roman" w:cs="Times New Roman"/>
+        </w:rPr>
+      </w:pPr>
+      <w:r>
+        <w:rPr>
+          <w:rFonts w:hint="eastAsia" w:ascii="Times New Roman" w:hAnsi="Times New Roman" w:cs="Times New Roman"/>
+        </w:rPr>
+        <w:t>实施顺序为：完成对标的公司的专项审计与资产评估并报国资备案；三方履行内部决策程序并报国资审批，燕京啤酒同步履行上市公司审议及披露程序；签署股权转让协议并办理工商变更，完成交割及财务并表；随后办理更名、经营范围变更及资质变更，并推进两家邢台主体的吸收合并。上述工作建议与中发邢台股权重组同步推进，最迟于2026年12月股份制改造完成前实施完毕。</w:t>
+      </w:r>
+    </w:p>
+    <w:p>
+      <w:pPr>
+        <w:spacing w:before="163" w:beforeLines="50" w:after="163" w:afterLines="50" w:line="360" w:lineRule="auto"/>
+        <w:ind w:firstLine="480" w:firstLineChars="200"/>
+        <w:jc w:val="both"/>
+        <w:rPr>
+          <w:rFonts w:ascii="Times New Roman" w:hAnsi="Times New Roman" w:cs="Times New Roman"/>
+        </w:rPr>
+      </w:pPr>
+      <w:r>
+        <w:rPr>
+          <w:rFonts w:hint="eastAsia" w:ascii="Times New Roman" w:hAnsi="Times New Roman" w:cs="Times New Roman"/>
+        </w:rPr>
+        <w:t>若交易在申报基准日前未能完成，建议先由标的公司与中发邢台签署土地及厂房租赁协议并办理备案，明确租金定价依据及公允性，并取得燕京啤酒的承诺函。标的公司经营范围含房屋租赁，具备相应资质。租赁属过渡性安排，资产完整性的论证仍有不足，最终仍应通过收购解决。</w:t>
       </w:r>
     </w:p>
     <w:p>
@@ -19300,7 +20076,7 @@
 
 <file path=word/comments.xml><?xml version="1.0" encoding="utf-8"?>
 <w:comments xmlns:wpc="http://schemas.microsoft.com/office/word/2010/wordprocessingCanvas" xmlns:cx="http://schemas.microsoft.com/office/drawing/2014/chartex" xmlns:cx1="http://schemas.microsoft.com/office/drawing/2015/9/8/chartex" xmlns:cx2="http://schemas.microsoft.com/office/drawing/2015/10/21/chartex" xmlns:cx3="http://schemas.microsoft.com/office/drawing/2016/5/9/chartex" xmlns:cx4="http://schemas.microsoft.com/office/drawing/2016/5/10/chartex" xmlns:cx5="http://schemas.microsoft.com/office/drawing/2016/5/11/chartex" xmlns:cx6="http://schemas.microsoft.com/office/drawing/2016/5/12/chartex" xmlns:cx7="http://schemas.microsoft.com/office/drawing/2016/5/13/chartex" xmlns:cx8="http://schemas.microsoft.com/office/drawing/2016/5/14/chartex" xmlns:mc="http://schemas.openxmlformats.org/markup-compatibility/2006" xmlns:aink="http://schemas.microsoft.com/office/drawing/2016/ink" xmlns:am3d="http://schemas.microsoft.com/office/drawing/2017/model3d" xmlns:o="urn:schemas-microsoft-com:office:office" xmlns:oel="http://schemas.microsoft.com/office/2019/extlst" xmlns:r="http://schemas.openxmlformats.org/officeDocument/2006/relationships" xmlns:m="http://schemas.openxmlformats.org/officeDocument/2006/math" xmlns:v="urn:schemas-microsoft-com:vml" xmlns:wp14="http://schemas.microsoft.com/office/word/2010/wordprocessingDrawing" xmlns:wp="http://schemas.openxmlformats.org/drawingml/2006/wordprocessingDrawing" xmlns:w10="urn:schemas-microsoft-com:office:word" xmlns:w="http://schemas.openxmlformats.org/wordprocessingml/2006/main" xmlns:w14="http://schemas.microsoft.com/office/word/2010/wordml" xmlns:w15="http://schemas.microsoft.com/office/word/2012/wordml" xmlns:w16cex="http://schemas.microsoft.com/office/word/2018/wordml/cex" xmlns:w16cid="http://schemas.microsoft.com/office/word/2016/wordml/cid" xmlns:w16="http://schemas.microsoft.com/office/word/2018/wordml" xmlns:w16du="http://schemas.microsoft.com/office/word/2023/wordml/word16du" xmlns:w16sdtdh="http://schemas.microsoft.com/office/word/2020/wordml/sdtdatahash" xmlns:w16sdtfl="http://schemas.microsoft.com/office/word/2024/wordml/sdtformatlock" xmlns:w16se="http://schemas.microsoft.com/office/word/2015/wordml/symex" xmlns:wpg="http://schemas.microsoft.com/office/word/2010/wordprocessingGroup" xmlns:wpi="http://schemas.microsoft.com/office/word/2010/wordprocessingInk" xmlns:wne="http://schemas.microsoft.com/office/word/2006/wordml" xmlns:wps="http://schemas.microsoft.com/office/word/2010/wordprocessingShape" mc:Ignorable="w14 w15 w16se w16cid w16 w16cex w16sdtdh w16sdtfl w16du wp14">
-  <w:comment w:id="0" w:author="燕京中发IPO项目组" w:date="2026-08-21T05:45:33Z" w:initials="YJ">
+  <w:comment w:id="0" w:author="燕京中发IPO项目组" w:date="2026-08-21T06:30:18Z" w:initials="YJ">
     <w:p>
       <w:pPr>
         <w:pStyle w:val="CommentText"/>
@@ -19318,7 +20094,7 @@
           <w:sz w:val="20"/>
           <w:szCs w:val="20"/>
         </w:rPr>
-        <w:t xml:space="preserve">出让方主体已核实：燕京啤酒（邢台）有限公司系北京燕京啤酒股份有限公司持股100%的全资子公司（统一社会信用代码911305277886554585，注册资本及实缴均7,300万元，2011年8月由邢台天牛啤酒有限公司更名而来），与发行人同受燕京啤酒控制。据此，本次土地交易构成关联交易、属国有资产转让，且属同一国家出资企业内部各级子企业之间的资产转让，32号令非公开协议方式的论证成立。本节据此改写，原“交易对手方身份待核”的两种情形论证已删除。剩余待核事项：一是取得该公司营业执照、公司章程及内部决策文件，确认其对土地的处分权限及本次交易应报经的国资审批层级；二是宗地二证载终止日期2066年10月15日与其2015年12月18日的发证时点按五十年年限倒推不相衔接，需与出让合同核对；三是宗地四证载用途为工业用地，与公司说明的污水处理用途不一致，需核实实际使用状况及建设、环保手续；四是中发邢台厂房及在建工程具体坐落于哪几宗宗地，需与规划、施工许可证比对。</w:t>
+        <w:t xml:space="preserve">本节解决方案由原「收购土地使用权」改为建议「收购燕京啤酒（邢台）有限公司100%股权」，前提是该公司厂区已整体转为纳豆生产、不再从事啤酒业务。该前提目前仅据了解，尚需以书面资料确认，是方案成立的基础，请优先落实。需核实：一、该公司啤酒生产线的停产时间、现有生产线的实际用途及产权归属；二、其113名员工的实际工作内容、劳动关系归属，以及与中发邢台在人员、生产组织、费用承担上的划分；三、其最近两年及一期财务报表，用于测算收购对价及交易后股权结构；四、其营业执照、公司章程、对外担保及诉讼情况，用于股权收购的概括承受尽调；五、宗地二出让合同（核对起始日期及年限）、宗地四实际使用状况及建设环保手续。另需提示：标的公司经营范围现为啤酒制造相关，收购后如不同步变更经营范围并注销啤酒生产许可，发行人将因持有啤酒制造企业而与控股股东燕京啤酒形成新的同业竞争。</w:t>
       </w:r>
     </w:p>
   </w:comment>
@@ -19327,19 +20103,19 @@
 
 <file path=word/commentsExtended.xml><?xml version="1.0" encoding="utf-8"?>
 <w15:commentsEx xmlns:wpc="http://schemas.microsoft.com/office/word/2010/wordprocessingCanvas" xmlns:cx="http://schemas.microsoft.com/office/drawing/2014/chartex" xmlns:cx1="http://schemas.microsoft.com/office/drawing/2015/9/8/chartex" xmlns:cx2="http://schemas.microsoft.com/office/drawing/2015/10/21/chartex" xmlns:cx3="http://schemas.microsoft.com/office/drawing/2016/5/9/chartex" xmlns:cx4="http://schemas.microsoft.com/office/drawing/2016/5/10/chartex" xmlns:cx5="http://schemas.microsoft.com/office/drawing/2016/5/11/chartex" xmlns:cx6="http://schemas.microsoft.com/office/drawing/2016/5/12/chartex" xmlns:cx7="http://schemas.microsoft.com/office/drawing/2016/5/13/chartex" xmlns:cx8="http://schemas.microsoft.com/office/drawing/2016/5/14/chartex" xmlns:mc="http://schemas.openxmlformats.org/markup-compatibility/2006" xmlns:aink="http://schemas.microsoft.com/office/drawing/2016/ink" xmlns:am3d="http://schemas.microsoft.com/office/drawing/2017/model3d" xmlns:o="urn:schemas-microsoft-com:office:office" xmlns:oel="http://schemas.microsoft.com/office/2019/extlst" xmlns:r="http://schemas.openxmlformats.org/officeDocument/2006/relationships" xmlns:m="http://schemas.openxmlformats.org/officeDocument/2006/math" xmlns:v="urn:schemas-microsoft-com:vml" xmlns:wp14="http://schemas.microsoft.com/office/word/2010/wordprocessingDrawing" xmlns:wp="http://schemas.openxmlformats.org/drawingml/2006/wordprocessingDrawing" xmlns:w10="urn:schemas-microsoft-com:office:word" xmlns:w="http://schemas.openxmlformats.org/wordprocessingml/2006/main" xmlns:w14="http://schemas.microsoft.com/office/word/2010/wordml" xmlns:w15="http://schemas.microsoft.com/office/word/2012/wordml" xmlns:w16cex="http://schemas.microsoft.com/office/word/2018/wordml/cex" xmlns:w16cid="http://schemas.microsoft.com/office/word/2016/wordml/cid" xmlns:w16="http://schemas.microsoft.com/office/word/2018/wordml" xmlns:w16du="http://schemas.microsoft.com/office/word/2023/wordml/word16du" xmlns:w16sdtdh="http://schemas.microsoft.com/office/word/2020/wordml/sdtdatahash" xmlns:w16sdtfl="http://schemas.microsoft.com/office/word/2024/wordml/sdtformatlock" xmlns:w16se="http://schemas.microsoft.com/office/word/2015/wordml/symex" xmlns:wpg="http://schemas.microsoft.com/office/word/2010/wordprocessingGroup" xmlns:wpi="http://schemas.microsoft.com/office/word/2010/wordprocessingInk" xmlns:wne="http://schemas.microsoft.com/office/word/2006/wordml" xmlns:wps="http://schemas.microsoft.com/office/word/2010/wordprocessingShape" mc:Ignorable="w14 w15 w16se w16cid w16 w16cex w16sdtdh w16sdtfl w16du wp14">
-  <w15:commentEx w15:paraId="1E19E41F" w15:done="0"/>
+  <w15:commentEx w15:paraId="3481CB1F" w15:done="0"/>
 </w15:commentsEx>
 </file>
 
 <file path=word/commentsExtensible.xml><?xml version="1.0" encoding="utf-8"?>
 <w16cex:commentsExtensible xmlns:wpc="http://schemas.microsoft.com/office/word/2010/wordprocessingCanvas" xmlns:cx="http://schemas.microsoft.com/office/drawing/2014/chartex" xmlns:cx1="http://schemas.microsoft.com/office/drawing/2015/9/8/chartex" xmlns:cx2="http://schemas.microsoft.com/office/drawing/2015/10/21/chartex" xmlns:cx3="http://schemas.microsoft.com/office/drawing/2016/5/9/chartex" xmlns:cx4="http://schemas.microsoft.com/office/drawing/2016/5/10/chartex" xmlns:cx5="http://schemas.microsoft.com/office/drawing/2016/5/11/chartex" xmlns:cx6="http://schemas.microsoft.com/office/drawing/2016/5/12/chartex" xmlns:cx7="http://schemas.microsoft.com/office/drawing/2016/5/13/chartex" xmlns:cx8="http://schemas.microsoft.com/office/drawing/2016/5/14/chartex" xmlns:mc="http://schemas.openxmlformats.org/markup-compatibility/2006" xmlns:aink="http://schemas.microsoft.com/office/drawing/2016/ink" xmlns:am3d="http://schemas.microsoft.com/office/drawing/2017/model3d" xmlns:o="urn:schemas-microsoft-com:office:office" xmlns:oel="http://schemas.microsoft.com/office/2019/extlst" xmlns:r="http://schemas.openxmlformats.org/officeDocument/2006/relationships" xmlns:m="http://schemas.openxmlformats.org/officeDocument/2006/math" xmlns:v="urn:schemas-microsoft-com:vml" xmlns:wp14="http://schemas.microsoft.com/office/word/2010/wordprocessingDrawing" xmlns:wp="http://schemas.openxmlformats.org/drawingml/2006/wordprocessingDrawing" xmlns:w10="urn:schemas-microsoft-com:office:word" xmlns:w="http://schemas.openxmlformats.org/wordprocessingml/2006/main" xmlns:w14="http://schemas.microsoft.com/office/word/2010/wordml" xmlns:w15="http://schemas.microsoft.com/office/word/2012/wordml" xmlns:w16cex="http://schemas.microsoft.com/office/word/2018/wordml/cex" xmlns:w16cid="http://schemas.microsoft.com/office/word/2016/wordml/cid" xmlns:w16="http://schemas.microsoft.com/office/word/2018/wordml" xmlns:w16du="http://schemas.microsoft.com/office/word/2023/wordml/word16du" xmlns:w16sdtdh="http://schemas.microsoft.com/office/word/2020/wordml/sdtdatahash" xmlns:w16sdtfl="http://schemas.microsoft.com/office/word/2024/wordml/sdtformatlock" xmlns:w16se="http://schemas.microsoft.com/office/word/2015/wordml/symex" xmlns:wpg="http://schemas.microsoft.com/office/word/2010/wordprocessingGroup" xmlns:wpi="http://schemas.microsoft.com/office/word/2010/wordprocessingInk" xmlns:wne="http://schemas.microsoft.com/office/word/2006/wordml" xmlns:wps="http://schemas.microsoft.com/office/word/2010/wordprocessingShape" xmlns:cr="http://schemas.microsoft.com/office/comments/2020/reactions" mc:Ignorable="w14 w15 w16se w16cid w16 w16cex w16sdtdh w16sdtfl cr w16du wp14">
-  <w16cex:commentExtensible w16cex:durableId="17C2AA25" w16cex:dateUtc="2026-08-21T05:45:33Z"/>
+  <w16cex:commentExtensible w16cex:durableId="1A901B09" w16cex:dateUtc="2026-08-21T06:30:18Z"/>
 </w16cex:commentsExtensible>
 </file>
 
 <file path=word/commentsIds.xml><?xml version="1.0" encoding="utf-8"?>
 <w16cid:commentsIds xmlns:wpc="http://schemas.microsoft.com/office/word/2010/wordprocessingCanvas" xmlns:cx="http://schemas.microsoft.com/office/drawing/2014/chartex" xmlns:cx1="http://schemas.microsoft.com/office/drawing/2015/9/8/chartex" xmlns:cx2="http://schemas.microsoft.com/office/drawing/2015/10/21/chartex" xmlns:cx3="http://schemas.microsoft.com/office/drawing/2016/5/9/chartex" xmlns:cx4="http://schemas.microsoft.com/office/drawing/2016/5/10/chartex" xmlns:cx5="http://schemas.microsoft.com/office/drawing/2016/5/11/chartex" xmlns:cx6="http://schemas.microsoft.com/office/drawing/2016/5/12/chartex" xmlns:cx7="http://schemas.microsoft.com/office/drawing/2016/5/13/chartex" xmlns:cx8="http://schemas.microsoft.com/office/drawing/2016/5/14/chartex" xmlns:mc="http://schemas.openxmlformats.org/markup-compatibility/2006" xmlns:aink="http://schemas.microsoft.com/office/drawing/2016/ink" xmlns:am3d="http://schemas.microsoft.com/office/drawing/2017/model3d" xmlns:o="urn:schemas-microsoft-com:office:office" xmlns:oel="http://schemas.microsoft.com/office/2019/extlst" xmlns:r="http://schemas.openxmlformats.org/officeDocument/2006/relationships" xmlns:m="http://schemas.openxmlformats.org/officeDocument/2006/math" xmlns:v="urn:schemas-microsoft-com:vml" xmlns:wp14="http://schemas.microsoft.com/office/word/2010/wordprocessingDrawing" xmlns:wp="http://schemas.openxmlformats.org/drawingml/2006/wordprocessingDrawing" xmlns:w10="urn:schemas-microsoft-com:office:word" xmlns:w="http://schemas.openxmlformats.org/wordprocessingml/2006/main" xmlns:w14="http://schemas.microsoft.com/office/word/2010/wordml" xmlns:w15="http://schemas.microsoft.com/office/word/2012/wordml" xmlns:w16cex="http://schemas.microsoft.com/office/word/2018/wordml/cex" xmlns:w16cid="http://schemas.microsoft.com/office/word/2016/wordml/cid" xmlns:w16="http://schemas.microsoft.com/office/word/2018/wordml" xmlns:w16du="http://schemas.microsoft.com/office/word/2023/wordml/word16du" xmlns:w16sdtdh="http://schemas.microsoft.com/office/word/2020/wordml/sdtdatahash" xmlns:w16sdtfl="http://schemas.microsoft.com/office/word/2024/wordml/sdtformatlock" xmlns:w16se="http://schemas.microsoft.com/office/word/2015/wordml/symex" xmlns:wpg="http://schemas.microsoft.com/office/word/2010/wordprocessingGroup" xmlns:wpi="http://schemas.microsoft.com/office/word/2010/wordprocessingInk" xmlns:wne="http://schemas.microsoft.com/office/word/2006/wordml" xmlns:wps="http://schemas.microsoft.com/office/word/2010/wordprocessingShape" mc:Ignorable="w14 w15 w16se w16cid w16 w16cex w16sdtdh w16sdtfl w16du wp14">
-  <w16cid:commentId w16cid:paraId="1E19E41F" w16cid:durableId="17C2AA25"/>
+  <w16cid:commentId w16cid:paraId="3481CB1F" w16cid:durableId="1A901B09"/>
 </w16cid:commentsIds>
 </file>
 

--- a/output/燕京中发尽调报告/国泰海通关于燕京中发之尽职调查报告（初稿-同业竞争、土地收购、收入确认、返利）.docx
+++ b/output/燕京中发尽调报告/国泰海通关于燕京中发之尽职调查报告（初稿-同业竞争、土地收购、收入确认、返利）.docx
@@ -15608,7 +15608,7 @@
         <w:rPr>
           <w:rFonts w:hint="eastAsia" w:ascii="Times New Roman" w:hAnsi="Times New Roman" w:cs="Times New Roman"/>
         </w:rPr>
-        <w:t>④宗地四的处置难度高于前三宗。集体建设用地的流转适用《中华人民共和国土地管理法》关于集体经营性建设用地的规定。按该规定，出让或出租须符合国土空间规划，依法完成登记，并经本集体经济组织成员的村民会议三分之二以上成员或者三分之二以上村民代表同意。该宗地系以批准拨用方式取得，能否入市流转还有进一步限制。与国有划拨用地可通过补缴出让金转为出让相比，集体建设用地的周期更长、不确定性更高。</w:t>
+        <w:t>④宗地四的处置难度高于前三宗。集体建设用地的流转适用《中华人民共和国土地管理法》关于集体经营性建设用地的规定。按该规定，出让或出租须符合国土空间规划，依法完成登记，并经本集体经济组织成员的村民会议三分之二以上成员或者三分之二以上村民代表同意。该宗地系以批准拨用方式取得，能否入市流转还有进一步限制。与国有划拨用地可通过补缴出让金转为出让相比，集体建设用地的周期更长、不确定性更高。该宗地单独转让难度较大，宜通过收购权利人股权的方式一并纳入上市主体。</w:t>
       </w:r>
     </w:p>
     <w:p>
@@ -15644,7 +15644,7 @@
         <w:rPr>
           <w:rFonts w:hint="eastAsia" w:ascii="Times New Roman" w:hAnsi="Times New Roman" w:cs="Times New Roman"/>
         </w:rPr>
-        <w:t>解决路径有两种：一是由中发邢台向燕京啤酒（邢台）有限公司购入土地使用权，即资产收购；二是由发行人收购燕京啤酒持有的燕京啤酒（邢台）有限公司100%股权，即股权收购。考虑到该公司厂区已整体转为纳豆生产、不再从事啤酒业务，且其主要资产即为本次需要解决的土地和厂房，建议采用第二种方案。</w:t>
+        <w:t>建议由发行人以自身股权作为对价，收购燕京啤酒持有的燕京啤酒（邢台）有限公司100%股权，将该公司名下的土地、厂房连同纳豆生产整体纳入上市主体。该公司厂区已整体转为纳豆生产，其主要资产即为本次需要解决的土地和厂房，具备整体收购的基础。若改为直接购入土地使用权，土地及房屋的权属转移将触发土地增值税、增值税及附加与契税，其中土地增值税按增值额四级超率累进征收、税率30%至60%，通常构成主要税负；且宗地四作为集体建设用地无法一并受让，房、地权属仍不能完全统一。方案框架如下：</w:t>
       </w:r>
     </w:p>
     <w:p>
@@ -15660,7 +15660,7 @@
         <w:rPr>
           <w:rFonts w:hint="eastAsia" w:ascii="Times New Roman" w:hAnsi="Times New Roman" w:cs="Times New Roman"/>
         </w:rPr>
-        <w:t>①方案一：收购土地使用权</w:t>
+        <w:t>①交易方案及交易后架构</w:t>
       </w:r>
     </w:p>
     <w:p>
@@ -15676,7 +15676,7 @@
         <w:rPr>
           <w:rFonts w:hint="eastAsia" w:ascii="Times New Roman" w:hAnsi="Times New Roman" w:cs="Times New Roman"/>
         </w:rPr>
-        <w:t>由中发邢台受让宗地一、宗地二、宗地三的国有建设用地使用权及地上建筑物，合计215.50亩。该方案标的清晰，仅取得所需资产，不承接标的公司的历史负债。缺点是税负较重。土地和房屋的权属转移会触发土地增值税、增值税及附加和契税。其中土地增值税按增值额四级超率累进征收，税率30%至60%，与评估增值幅度直接相关，通常构成主要税负。此外，宗地一、宗地二需先行换证方可办理转移登记；宗地四作为集体建设用地无法一并受让，房、地权属仍不能完全统一。</w:t>
+        <w:t>燕京啤酒以其持有的燕京啤酒（邢台）有限公司100%股权作价出资，对发行人进行非货币资产增资。交易实质为发行人以定向增发股权作为对价收购该公司全部股权，不涉及现金支付。交易完成后，该公司成为发行人的全资子公司，其名下四宗宗地及地上厂房随之进入上市主体，无需逐宗办理土地过户，宗地四亦一并纳入，房、地权属可一次性统一。发行人的注册资本相应增加，燕京啤酒因取得新增股权而持股比例上升，燕京集团及食品发酵研究院被动稀释，控股股东及实际控制人不变。具体作价及交易后的股权结构，待标的公司专项审计、资产评估完成后测算。</w:t>
       </w:r>
     </w:p>
     <w:p>
@@ -15692,7 +15692,7 @@
         <w:rPr>
           <w:rFonts w:hint="eastAsia" w:ascii="Times New Roman" w:hAnsi="Times New Roman" w:cs="Times New Roman"/>
         </w:rPr>
-        <w:t>②方案二：收购燕京啤酒（邢台）有限公司100%股权（建议采用）</w:t>
+        <w:t>②税费测算</w:t>
       </w:r>
     </w:p>
     <w:p>
@@ -15708,23 +15708,7 @@
         <w:rPr>
           <w:rFonts w:hint="eastAsia" w:ascii="Times New Roman" w:hAnsi="Times New Roman" w:cs="Times New Roman"/>
         </w:rPr>
-        <w:t>由发行人以自身股权作为对价，收购燕京啤酒持有的燕京啤酒（邢台）有限公司100%股权。交易完成后，该公司成为发行人的全资子公司，其名下四宗宗地及地上厂房随之进入上市主体，无需逐宗办理土地过户。交易不涉及现金支付，燕京啤酒因取得发行人新增股权而持股比例上升，其余股东被动稀释，控股股东及实际控制人不变。</w:t>
-      </w:r>
-    </w:p>
-    <w:p>
-      <w:pPr>
-        <w:spacing w:before="163" w:beforeLines="50" w:after="163" w:afterLines="50" w:line="360" w:lineRule="auto"/>
-        <w:ind w:firstLine="480" w:firstLineChars="200"/>
-        <w:jc w:val="both"/>
-        <w:rPr>
-          <w:rFonts w:ascii="Times New Roman" w:hAnsi="Times New Roman" w:cs="Times New Roman"/>
-        </w:rPr>
-      </w:pPr>
-      <w:r>
-        <w:rPr>
-          <w:rFonts w:hint="eastAsia" w:ascii="Times New Roman" w:hAnsi="Times New Roman" w:cs="Times New Roman"/>
-        </w:rPr>
-        <w:t>该方案有三点优势。第一，税负显著降低。股权转让不属于转让房地产，不征土地增值税；不涉及土地、房屋权属转移，不征契税；转让非上市公司股权不属于增值税征税范围。第二，可争取企业所得税递延。本次收购比例及股权支付比例均为100%，高于财税〔2009〕59号规定的50%和85%门槛；加之具有解决资产完整性的合理商业目的，五项条件预计均可满足。第三，宗地四一并进入上市主体，无需单独处置集体建设用地，房、地权属可一次性统一。两个方案的税费对比如下：</w:t>
+        <w:t>本次交易的主要税种及适用性分析如下：</w:t>
       </w:r>
     </w:p>
     <w:tbl>
@@ -15750,8 +15734,8 @@
       </w:tblPr>
       <w:tblGrid>
         <w:gridCol w:w="1425"/>
-        <w:gridCol w:w="4500"/>
-        <w:gridCol w:w="4500"/>
+        <w:gridCol w:w="5600"/>
+        <w:gridCol w:w="3400"/>
       </w:tblGrid>
       <w:tr>
         <w:trPr>
@@ -15789,7 +15773,7 @@
         </w:tc>
         <w:tc>
           <w:tcPr>
-            <w:tcW w:w="4500" w:type="dxa"/>
+            <w:tcW w:w="5600" w:type="dxa"/>
             <w:vAlign w:val="center"/>
           </w:tcPr>
           <w:p>
@@ -15812,13 +15796,13 @@
                 <w:sz w:val="21"/>
                 <w:szCs w:val="21"/>
               </w:rPr>
-              <w:t>方案一：收购土地使用权</w:t>
-            </w:r>
-          </w:p>
-        </w:tc>
-        <w:tc>
-          <w:tcPr>
-            <w:tcW w:w="4500" w:type="dxa"/>
+              <w:t>政策依据及适用性分析</w:t>
+            </w:r>
+          </w:p>
+        </w:tc>
+        <w:tc>
+          <w:tcPr>
+            <w:tcW w:w="3400" w:type="dxa"/>
             <w:vAlign w:val="center"/>
           </w:tcPr>
           <w:p>
@@ -15841,7 +15825,7 @@
                 <w:sz w:val="21"/>
                 <w:szCs w:val="21"/>
               </w:rPr>
-              <w:t>方案二：收购股权</w:t>
+              <w:t>税务成本</w:t>
             </w:r>
           </w:p>
         </w:tc>
@@ -15880,7 +15864,7 @@
         </w:tc>
         <w:tc>
           <w:tcPr>
-            <w:tcW w:w="4500" w:type="dxa"/>
+            <w:tcW w:w="5600" w:type="dxa"/>
             <w:vAlign w:val="center"/>
           </w:tcPr>
           <w:p>
@@ -15901,13 +15885,13 @@
                 <w:sz w:val="21"/>
                 <w:szCs w:val="21"/>
               </w:rPr>
-              <w:t>按增值额四级超率累进征收，税率30%至60%，为主要税负</w:t>
-            </w:r>
-          </w:p>
-        </w:tc>
-        <w:tc>
-          <w:tcPr>
-            <w:tcW w:w="4500" w:type="dxa"/>
+              <w:t>征税对象为转让国有土地使用权、地上建筑物及其附着物并取得收入。本次交易标的为股权，标的公司仍为土地及房屋的权利人，权属未发生转移。</w:t>
+            </w:r>
+          </w:p>
+        </w:tc>
+        <w:tc>
+          <w:tcPr>
+            <w:tcW w:w="3400" w:type="dxa"/>
             <w:vAlign w:val="center"/>
           </w:tcPr>
           <w:p>
@@ -15928,7 +15912,7 @@
                 <w:sz w:val="21"/>
                 <w:szCs w:val="21"/>
               </w:rPr>
-              <w:t>股权转让不属于转让房地产，不征</w:t>
+              <w:t>不征</w:t>
             </w:r>
           </w:p>
         </w:tc>
@@ -15967,7 +15951,7 @@
         </w:tc>
         <w:tc>
           <w:tcPr>
-            <w:tcW w:w="4500" w:type="dxa"/>
+            <w:tcW w:w="5600" w:type="dxa"/>
             <w:vAlign w:val="center"/>
           </w:tcPr>
           <w:p>
@@ -15988,13 +15972,13 @@
                 <w:sz w:val="21"/>
                 <w:szCs w:val="21"/>
               </w:rPr>
-              <w:t>转让不动产，一般计税方法税率9%</w:t>
-            </w:r>
-          </w:p>
-        </w:tc>
-        <w:tc>
-          <w:tcPr>
-            <w:tcW w:w="4500" w:type="dxa"/>
+              <w:t>转让非上市公司股权不属于增值税征税范围。</w:t>
+            </w:r>
+          </w:p>
+        </w:tc>
+        <w:tc>
+          <w:tcPr>
+            <w:tcW w:w="3400" w:type="dxa"/>
             <w:vAlign w:val="center"/>
           </w:tcPr>
           <w:p>
@@ -16015,7 +15999,7 @@
                 <w:sz w:val="21"/>
                 <w:szCs w:val="21"/>
               </w:rPr>
-              <w:t>转让非上市公司股权不属于征税范围，不征</w:t>
+              <w:t>不征</w:t>
             </w:r>
           </w:p>
         </w:tc>
@@ -16054,7 +16038,7 @@
         </w:tc>
         <w:tc>
           <w:tcPr>
-            <w:tcW w:w="4500" w:type="dxa"/>
+            <w:tcW w:w="5600" w:type="dxa"/>
             <w:vAlign w:val="center"/>
           </w:tcPr>
           <w:p>
@@ -16075,13 +16059,13 @@
                 <w:sz w:val="21"/>
                 <w:szCs w:val="21"/>
               </w:rPr>
-              <w:t>受让方按成交价格缴纳，税率3%至5%</w:t>
-            </w:r>
-          </w:p>
-        </w:tc>
-        <w:tc>
-          <w:tcPr>
-            <w:tcW w:w="4500" w:type="dxa"/>
+              <w:t>征税对象为土地、房屋权属转移。本次交易不涉及权属转移。</w:t>
+            </w:r>
+          </w:p>
+        </w:tc>
+        <w:tc>
+          <w:tcPr>
+            <w:tcW w:w="3400" w:type="dxa"/>
             <w:vAlign w:val="center"/>
           </w:tcPr>
           <w:p>
@@ -16102,7 +16086,7 @@
                 <w:sz w:val="21"/>
                 <w:szCs w:val="21"/>
               </w:rPr>
-              <w:t>不涉及土地、房屋权属转移，不征</w:t>
+              <w:t>不征</w:t>
             </w:r>
           </w:p>
         </w:tc>
@@ -16141,7 +16125,7 @@
         </w:tc>
         <w:tc>
           <w:tcPr>
-            <w:tcW w:w="4500" w:type="dxa"/>
+            <w:tcW w:w="5600" w:type="dxa"/>
             <w:vAlign w:val="center"/>
           </w:tcPr>
           <w:p>
@@ -16162,13 +16146,13 @@
                 <w:sz w:val="21"/>
                 <w:szCs w:val="21"/>
               </w:rPr>
-              <w:t>转让方按转让所得缴纳，税率25%</w:t>
-            </w:r>
-          </w:p>
-        </w:tc>
-        <w:tc>
-          <w:tcPr>
-            <w:tcW w:w="4500" w:type="dxa"/>
+              <w:t>财税〔2009〕59号规定，股权收购适用特殊性税务处理须同时满足合理商业目的、收购比例不低于50%、重组后连续12个月内不改变原实质性经营活动、股权支付金额不低于85%、原主要股东取得的股权12个月内不转让五项条件。本次收购比例及股权支付比例均为100%，重组用于解决上市主体的资产完整性，五项条件预计均可满足。</w:t>
+            </w:r>
+          </w:p>
+        </w:tc>
+        <w:tc>
+          <w:tcPr>
+            <w:tcW w:w="3400" w:type="dxa"/>
             <w:vAlign w:val="center"/>
           </w:tcPr>
           <w:p>
@@ -16189,7 +16173,7 @@
                 <w:sz w:val="21"/>
                 <w:szCs w:val="21"/>
               </w:rPr>
-              <w:t>符合特殊性税务处理条件的可递延，预计为0</w:t>
+              <w:t>特殊性税务处理下预计为0；一般性税务处理下按转让所得的25%缴纳</w:t>
             </w:r>
           </w:p>
         </w:tc>
@@ -16228,7 +16212,7 @@
         </w:tc>
         <w:tc>
           <w:tcPr>
-            <w:tcW w:w="4500" w:type="dxa"/>
+            <w:tcW w:w="5600" w:type="dxa"/>
             <w:vAlign w:val="center"/>
           </w:tcPr>
           <w:p>
@@ -16249,13 +16233,13 @@
                 <w:sz w:val="21"/>
                 <w:szCs w:val="21"/>
               </w:rPr>
-              <w:t>产权转移书据，税率万分之五，双方分别缴纳</w:t>
-            </w:r>
-          </w:p>
-        </w:tc>
-        <w:tc>
-          <w:tcPr>
-            <w:tcW w:w="4500" w:type="dxa"/>
+              <w:t>股权转让书据按产权转移书据征收，税率万分之五，由立据双方分别缴纳；符合规定的改制重组情形可享受优惠。</w:t>
+            </w:r>
+          </w:p>
+        </w:tc>
+        <w:tc>
+          <w:tcPr>
+            <w:tcW w:w="3400" w:type="dxa"/>
             <w:vAlign w:val="center"/>
           </w:tcPr>
           <w:p>
@@ -16276,7 +16260,7 @@
                 <w:sz w:val="21"/>
                 <w:szCs w:val="21"/>
               </w:rPr>
-              <w:t>同左</w:t>
+              <w:t>按交易作价的万分之五测算，双方分别缴纳</w:t>
             </w:r>
           </w:p>
         </w:tc>
@@ -16315,7 +16299,7 @@
         </w:tc>
         <w:tc>
           <w:tcPr>
-            <w:tcW w:w="4500" w:type="dxa"/>
+            <w:tcW w:w="5600" w:type="dxa"/>
             <w:vAlign w:val="center"/>
           </w:tcPr>
           <w:p>
@@ -16336,13 +16320,13 @@
                 <w:sz w:val="21"/>
                 <w:szCs w:val="21"/>
               </w:rPr>
-              <w:t>以土地增值税、契税为主，金额与评估增值直接相关</w:t>
-            </w:r>
-          </w:p>
-        </w:tc>
-        <w:tc>
-          <w:tcPr>
-            <w:tcW w:w="4500" w:type="dxa"/>
+              <w:t>—</w:t>
+            </w:r>
+          </w:p>
+        </w:tc>
+        <w:tc>
+          <w:tcPr>
+            <w:tcW w:w="3400" w:type="dxa"/>
             <w:vAlign w:val="center"/>
           </w:tcPr>
           <w:p>
@@ -16382,7 +16366,7 @@
         <w:rPr>
           <w:rFonts w:hint="eastAsia" w:ascii="Times New Roman" w:hAnsi="Times New Roman" w:cs="Times New Roman"/>
         </w:rPr>
-        <w:t>注：上述为定性比较。方案一的具体税负需在取得土地评估报告后测算。</w:t>
+        <w:t>注：具体金额待标的公司审计、评估完成并确定交易作价后测算。</w:t>
       </w:r>
     </w:p>
     <w:p>
@@ -16398,7 +16382,7 @@
         <w:rPr>
           <w:rFonts w:hint="eastAsia" w:ascii="Times New Roman" w:hAnsi="Times New Roman" w:cs="Times New Roman"/>
         </w:rPr>
-        <w:t>③方案二的配套事项</w:t>
+        <w:t>③配套事项</w:t>
       </w:r>
     </w:p>
     <w:p>
@@ -20076,7 +20060,7 @@
 
 <file path=word/comments.xml><?xml version="1.0" encoding="utf-8"?>
 <w:comments xmlns:wpc="http://schemas.microsoft.com/office/word/2010/wordprocessingCanvas" xmlns:cx="http://schemas.microsoft.com/office/drawing/2014/chartex" xmlns:cx1="http://schemas.microsoft.com/office/drawing/2015/9/8/chartex" xmlns:cx2="http://schemas.microsoft.com/office/drawing/2015/10/21/chartex" xmlns:cx3="http://schemas.microsoft.com/office/drawing/2016/5/9/chartex" xmlns:cx4="http://schemas.microsoft.com/office/drawing/2016/5/10/chartex" xmlns:cx5="http://schemas.microsoft.com/office/drawing/2016/5/11/chartex" xmlns:cx6="http://schemas.microsoft.com/office/drawing/2016/5/12/chartex" xmlns:cx7="http://schemas.microsoft.com/office/drawing/2016/5/13/chartex" xmlns:cx8="http://schemas.microsoft.com/office/drawing/2016/5/14/chartex" xmlns:mc="http://schemas.openxmlformats.org/markup-compatibility/2006" xmlns:aink="http://schemas.microsoft.com/office/drawing/2016/ink" xmlns:am3d="http://schemas.microsoft.com/office/drawing/2017/model3d" xmlns:o="urn:schemas-microsoft-com:office:office" xmlns:oel="http://schemas.microsoft.com/office/2019/extlst" xmlns:r="http://schemas.openxmlformats.org/officeDocument/2006/relationships" xmlns:m="http://schemas.openxmlformats.org/officeDocument/2006/math" xmlns:v="urn:schemas-microsoft-com:vml" xmlns:wp14="http://schemas.microsoft.com/office/word/2010/wordprocessingDrawing" xmlns:wp="http://schemas.openxmlformats.org/drawingml/2006/wordprocessingDrawing" xmlns:w10="urn:schemas-microsoft-com:office:word" xmlns:w="http://schemas.openxmlformats.org/wordprocessingml/2006/main" xmlns:w14="http://schemas.microsoft.com/office/word/2010/wordml" xmlns:w15="http://schemas.microsoft.com/office/word/2012/wordml" xmlns:w16cex="http://schemas.microsoft.com/office/word/2018/wordml/cex" xmlns:w16cid="http://schemas.microsoft.com/office/word/2016/wordml/cid" xmlns:w16="http://schemas.microsoft.com/office/word/2018/wordml" xmlns:w16du="http://schemas.microsoft.com/office/word/2023/wordml/word16du" xmlns:w16sdtdh="http://schemas.microsoft.com/office/word/2020/wordml/sdtdatahash" xmlns:w16sdtfl="http://schemas.microsoft.com/office/word/2024/wordml/sdtformatlock" xmlns:w16se="http://schemas.microsoft.com/office/word/2015/wordml/symex" xmlns:wpg="http://schemas.microsoft.com/office/word/2010/wordprocessingGroup" xmlns:wpi="http://schemas.microsoft.com/office/word/2010/wordprocessingInk" xmlns:wne="http://schemas.microsoft.com/office/word/2006/wordml" xmlns:wps="http://schemas.microsoft.com/office/word/2010/wordprocessingShape" mc:Ignorable="w14 w15 w16se w16cid w16 w16cex w16sdtdh w16sdtfl w16du wp14">
-  <w:comment w:id="0" w:author="燕京中发IPO项目组" w:date="2026-08-21T06:30:18Z" w:initials="YJ">
+  <w:comment w:id="0" w:author="燕京中发IPO项目组" w:date="2026-08-21T06:54:46Z" w:initials="YJ">
     <w:p>
       <w:pPr>
         <w:pStyle w:val="CommentText"/>
@@ -20094,7 +20078,7 @@
           <w:sz w:val="20"/>
           <w:szCs w:val="20"/>
         </w:rPr>
-        <w:t xml:space="preserve">本节解决方案由原「收购土地使用权」改为建议「收购燕京啤酒（邢台）有限公司100%股权」，前提是该公司厂区已整体转为纳豆生产、不再从事啤酒业务。该前提目前仅据了解，尚需以书面资料确认，是方案成立的基础，请优先落实。需核实：一、该公司啤酒生产线的停产时间、现有生产线的实际用途及产权归属；二、其113名员工的实际工作内容、劳动关系归属，以及与中发邢台在人员、生产组织、费用承担上的划分；三、其最近两年及一期财务报表，用于测算收购对价及交易后股权结构；四、其营业执照、公司章程、对外担保及诉讼情况，用于股权收购的概括承受尽调；五、宗地二出让合同（核对起始日期及年限）、宗地四实际使用状况及建设环保手续。另需提示：标的公司经营范围现为啤酒制造相关，收购后如不同步变更经营范围并注销啤酒生产许可，发行人将因持有啤酒制造企业而与控股股东燕京啤酒形成新的同业竞争。</w:t>
+        <w:t xml:space="preserve">本节解决方案为收购燕京啤酒（邢台）有限公司100%股权，其成立前提是该公司厂区已整体转为纳豆生产、不再从事啤酒业务。该前提目前仅据了解，尚需以书面资料确认，请优先落实。需核实：一、该公司啤酒生产线的停产时间、现有生产线的实际用途及产权归属；二、其113名员工的实际工作内容、劳动关系归属，以及与中发邢台在人员、生产组织、费用承担上的划分；三、其最近两年及一期财务报表，用于测算收购对价及交易后股权结构；四、其营业执照、公司章程、对外担保及诉讼情况，用于股权收购的概括承受尽调；五、宗地二出让合同（核对起始日期及年限）、宗地四实际使用状况及建设环保手续。另需提示：标的公司经营范围现为啤酒制造相关，收购后如不同步变更经营范围并注销啤酒生产许可，发行人将因持有啤酒制造企业而与控股股东燕京啤酒形成新的同业竞争。</w:t>
       </w:r>
     </w:p>
   </w:comment>
@@ -20103,19 +20087,19 @@
 
 <file path=word/commentsExtended.xml><?xml version="1.0" encoding="utf-8"?>
 <w15:commentsEx xmlns:wpc="http://schemas.microsoft.com/office/word/2010/wordprocessingCanvas" xmlns:cx="http://schemas.microsoft.com/office/drawing/2014/chartex" xmlns:cx1="http://schemas.microsoft.com/office/drawing/2015/9/8/chartex" xmlns:cx2="http://schemas.microsoft.com/office/drawing/2015/10/21/chartex" xmlns:cx3="http://schemas.microsoft.com/office/drawing/2016/5/9/chartex" xmlns:cx4="http://schemas.microsoft.com/office/drawing/2016/5/10/chartex" xmlns:cx5="http://schemas.microsoft.com/office/drawing/2016/5/11/chartex" xmlns:cx6="http://schemas.microsoft.com/office/drawing/2016/5/12/chartex" xmlns:cx7="http://schemas.microsoft.com/office/drawing/2016/5/13/chartex" xmlns:cx8="http://schemas.microsoft.com/office/drawing/2016/5/14/chartex" xmlns:mc="http://schemas.openxmlformats.org/markup-compatibility/2006" xmlns:aink="http://schemas.microsoft.com/office/drawing/2016/ink" xmlns:am3d="http://schemas.microsoft.com/office/drawing/2017/model3d" xmlns:o="urn:schemas-microsoft-com:office:office" xmlns:oel="http://schemas.microsoft.com/office/2019/extlst" xmlns:r="http://schemas.openxmlformats.org/officeDocument/2006/relationships" xmlns:m="http://schemas.openxmlformats.org/officeDocument/2006/math" xmlns:v="urn:schemas-microsoft-com:vml" xmlns:wp14="http://schemas.microsoft.com/office/word/2010/wordprocessingDrawing" xmlns:wp="http://schemas.openxmlformats.org/drawingml/2006/wordprocessingDrawing" xmlns:w10="urn:schemas-microsoft-com:office:word" xmlns:w="http://schemas.openxmlformats.org/wordprocessingml/2006/main" xmlns:w14="http://schemas.microsoft.com/office/word/2010/wordml" xmlns:w15="http://schemas.microsoft.com/office/word/2012/wordml" xmlns:w16cex="http://schemas.microsoft.com/office/word/2018/wordml/cex" xmlns:w16cid="http://schemas.microsoft.com/office/word/2016/wordml/cid" xmlns:w16="http://schemas.microsoft.com/office/word/2018/wordml" xmlns:w16du="http://schemas.microsoft.com/office/word/2023/wordml/word16du" xmlns:w16sdtdh="http://schemas.microsoft.com/office/word/2020/wordml/sdtdatahash" xmlns:w16sdtfl="http://schemas.microsoft.com/office/word/2024/wordml/sdtformatlock" xmlns:w16se="http://schemas.microsoft.com/office/word/2015/wordml/symex" xmlns:wpg="http://schemas.microsoft.com/office/word/2010/wordprocessingGroup" xmlns:wpi="http://schemas.microsoft.com/office/word/2010/wordprocessingInk" xmlns:wne="http://schemas.microsoft.com/office/word/2006/wordml" xmlns:wps="http://schemas.microsoft.com/office/word/2010/wordprocessingShape" mc:Ignorable="w14 w15 w16se w16cid w16 w16cex w16sdtdh w16sdtfl w16du wp14">
-  <w15:commentEx w15:paraId="3481CB1F" w15:done="0"/>
+  <w15:commentEx w15:paraId="56BE7B69" w15:done="0"/>
 </w15:commentsEx>
 </file>
 
 <file path=word/commentsExtensible.xml><?xml version="1.0" encoding="utf-8"?>
 <w16cex:commentsExtensible xmlns:wpc="http://schemas.microsoft.com/office/word/2010/wordprocessingCanvas" xmlns:cx="http://schemas.microsoft.com/office/drawing/2014/chartex" xmlns:cx1="http://schemas.microsoft.com/office/drawing/2015/9/8/chartex" xmlns:cx2="http://schemas.microsoft.com/office/drawing/2015/10/21/chartex" xmlns:cx3="http://schemas.microsoft.com/office/drawing/2016/5/9/chartex" xmlns:cx4="http://schemas.microsoft.com/office/drawing/2016/5/10/chartex" xmlns:cx5="http://schemas.microsoft.com/office/drawing/2016/5/11/chartex" xmlns:cx6="http://schemas.microsoft.com/office/drawing/2016/5/12/chartex" xmlns:cx7="http://schemas.microsoft.com/office/drawing/2016/5/13/chartex" xmlns:cx8="http://schemas.microsoft.com/office/drawing/2016/5/14/chartex" xmlns:mc="http://schemas.openxmlformats.org/markup-compatibility/2006" xmlns:aink="http://schemas.microsoft.com/office/drawing/2016/ink" xmlns:am3d="http://schemas.microsoft.com/office/drawing/2017/model3d" xmlns:o="urn:schemas-microsoft-com:office:office" xmlns:oel="http://schemas.microsoft.com/office/2019/extlst" xmlns:r="http://schemas.openxmlformats.org/officeDocument/2006/relationships" xmlns:m="http://schemas.openxmlformats.org/officeDocument/2006/math" xmlns:v="urn:schemas-microsoft-com:vml" xmlns:wp14="http://schemas.microsoft.com/office/word/2010/wordprocessingDrawing" xmlns:wp="http://schemas.openxmlformats.org/drawingml/2006/wordprocessingDrawing" xmlns:w10="urn:schemas-microsoft-com:office:word" xmlns:w="http://schemas.openxmlformats.org/wordprocessingml/2006/main" xmlns:w14="http://schemas.microsoft.com/office/word/2010/wordml" xmlns:w15="http://schemas.microsoft.com/office/word/2012/wordml" xmlns:w16cex="http://schemas.microsoft.com/office/word/2018/wordml/cex" xmlns:w16cid="http://schemas.microsoft.com/office/word/2016/wordml/cid" xmlns:w16="http://schemas.microsoft.com/office/word/2018/wordml" xmlns:w16du="http://schemas.microsoft.com/office/word/2023/wordml/word16du" xmlns:w16sdtdh="http://schemas.microsoft.com/office/word/2020/wordml/sdtdatahash" xmlns:w16sdtfl="http://schemas.microsoft.com/office/word/2024/wordml/sdtformatlock" xmlns:w16se="http://schemas.microsoft.com/office/word/2015/wordml/symex" xmlns:wpg="http://schemas.microsoft.com/office/word/2010/wordprocessingGroup" xmlns:wpi="http://schemas.microsoft.com/office/word/2010/wordprocessingInk" xmlns:wne="http://schemas.microsoft.com/office/word/2006/wordml" xmlns:wps="http://schemas.microsoft.com/office/word/2010/wordprocessingShape" xmlns:cr="http://schemas.microsoft.com/office/comments/2020/reactions" mc:Ignorable="w14 w15 w16se w16cid w16 w16cex w16sdtdh w16sdtfl cr w16du wp14">
-  <w16cex:commentExtensible w16cex:durableId="1A901B09" w16cex:dateUtc="2026-08-21T06:30:18Z"/>
+  <w16cex:commentExtensible w16cex:durableId="0BBB7F49" w16cex:dateUtc="2026-08-21T06:54:46Z"/>
 </w16cex:commentsExtensible>
 </file>
 
 <file path=word/commentsIds.xml><?xml version="1.0" encoding="utf-8"?>
 <w16cid:commentsIds xmlns:wpc="http://schemas.microsoft.com/office/word/2010/wordprocessingCanvas" xmlns:cx="http://schemas.microsoft.com/office/drawing/2014/chartex" xmlns:cx1="http://schemas.microsoft.com/office/drawing/2015/9/8/chartex" xmlns:cx2="http://schemas.microsoft.com/office/drawing/2015/10/21/chartex" xmlns:cx3="http://schemas.microsoft.com/office/drawing/2016/5/9/chartex" xmlns:cx4="http://schemas.microsoft.com/office/drawing/2016/5/10/chartex" xmlns:cx5="http://schemas.microsoft.com/office/drawing/2016/5/11/chartex" xmlns:cx6="http://schemas.microsoft.com/office/drawing/2016/5/12/chartex" xmlns:cx7="http://schemas.microsoft.com/office/drawing/2016/5/13/chartex" xmlns:cx8="http://schemas.microsoft.com/office/drawing/2016/5/14/chartex" xmlns:mc="http://schemas.openxmlformats.org/markup-compatibility/2006" xmlns:aink="http://schemas.microsoft.com/office/drawing/2016/ink" xmlns:am3d="http://schemas.microsoft.com/office/drawing/2017/model3d" xmlns:o="urn:schemas-microsoft-com:office:office" xmlns:oel="http://schemas.microsoft.com/office/2019/extlst" xmlns:r="http://schemas.openxmlformats.org/officeDocument/2006/relationships" xmlns:m="http://schemas.openxmlformats.org/officeDocument/2006/math" xmlns:v="urn:schemas-microsoft-com:vml" xmlns:wp14="http://schemas.microsoft.com/office/word/2010/wordprocessingDrawing" xmlns:wp="http://schemas.openxmlformats.org/drawingml/2006/wordprocessingDrawing" xmlns:w10="urn:schemas-microsoft-com:office:word" xmlns:w="http://schemas.openxmlformats.org/wordprocessingml/2006/main" xmlns:w14="http://schemas.microsoft.com/office/word/2010/wordml" xmlns:w15="http://schemas.microsoft.com/office/word/2012/wordml" xmlns:w16cex="http://schemas.microsoft.com/office/word/2018/wordml/cex" xmlns:w16cid="http://schemas.microsoft.com/office/word/2016/wordml/cid" xmlns:w16="http://schemas.microsoft.com/office/word/2018/wordml" xmlns:w16du="http://schemas.microsoft.com/office/word/2023/wordml/word16du" xmlns:w16sdtdh="http://schemas.microsoft.com/office/word/2020/wordml/sdtdatahash" xmlns:w16sdtfl="http://schemas.microsoft.com/office/word/2024/wordml/sdtformatlock" xmlns:w16se="http://schemas.microsoft.com/office/word/2015/wordml/symex" xmlns:wpg="http://schemas.microsoft.com/office/word/2010/wordprocessingGroup" xmlns:wpi="http://schemas.microsoft.com/office/word/2010/wordprocessingInk" xmlns:wne="http://schemas.microsoft.com/office/word/2006/wordml" xmlns:wps="http://schemas.microsoft.com/office/word/2010/wordprocessingShape" mc:Ignorable="w14 w15 w16se w16cid w16 w16cex w16sdtdh w16sdtfl w16du wp14">
-  <w16cid:commentId w16cid:paraId="3481CB1F" w16cid:durableId="1A901B09"/>
+  <w16cid:commentId w16cid:paraId="56BE7B69" w16cid:durableId="0BBB7F49"/>
 </w16cid:commentsIds>
 </file>
 

--- a/output/燕京中发尽调报告/国泰海通关于燕京中发之尽职调查报告（初稿-同业竞争、土地收购、收入确认、返利）.docx
+++ b/output/燕京中发尽调报告/国泰海通关于燕京中发之尽职调查报告（初稿-同业竞争、土地收购、收入确认、返利）.docx
@@ -11947,7 +11947,7 @@
         <w:rPr>
           <w:rFonts w:hint="eastAsia" w:ascii="Times New Roman" w:hAnsi="Times New Roman" w:cs="Times New Roman"/>
         </w:rPr>
-        <w:t>④中发邢台生产经营所使用的土地及厂房，权属登记在燕京啤酒（邢台）有限公司名下，详见本节4、土地收购。该节建议由发行人收购燕京啤酒持有的该公司100.00%股权，与本次收购中发邢台股权同以发行人自身股权支付，两项交易应统筹安排、合并测算交易后的股权结构。</w:t>
+        <w:t>④中发邢台生产经营所使用的土地及厂房，权属登记在燕京啤酒（邢台）有限公司名下，详见本节4、土地收购。该节提出股权收购与资产收购两个方案，其中股权收购方案与本次收购中发邢台股权同以发行人自身股权支付。两项交易应统筹安排，并合并测算交易后的股权结构。</w:t>
       </w:r>
     </w:p>
     <w:p>
@@ -14285,7 +14285,7 @@
         <w:rPr>
           <w:rFonts w:hint="eastAsia" w:ascii="Times New Roman" w:hAnsi="Times New Roman" w:cs="Times New Roman"/>
         </w:rPr>
-        <w:t>对燕京啤酒、燕京集团、北控集团及其控制的其他企业进行排查，核查是否存在其他从事纳豆及大健康食品业务的主体，一并纳入整合方案或作出说明。经初步排查，本节4、土地收购项下的土地权利人燕京啤酒（邢台）有限公司系燕京啤酒的全资子公司，其厂区已整体转为纳豆生产、不再从事啤酒业务，目前与发行人不构成同业竞争；该公司被收购后，须同步变更经营范围并注销啤酒生产许可，避免发行人因持有啤酒制造企业而与控股股东形成新的同业竞争。取得控股股东、股东及实际控制人出具的《关于避免同业竞争的承诺函》。在重组交割完成前，规范双方之间的产品采购、品牌使用、人员借用及资金往来，签署书面协议并按公允价格定价，并结合《上市公司分拆规则（试行）》核查本次资产注入对燕京啤酒分拆上市的影响。</w:t>
+        <w:t>对燕京啤酒、燕京集团、北控集团及其控制的其他企业进行排查，核查是否存在其他从事纳豆及大健康食品业务的主体，一并纳入整合方案或作出说明。经初步排查，本节4、土地收购项下的土地权利人燕京啤酒（邢台）有限公司系燕京啤酒的全资子公司，其厂区已整体转为纳豆生产、不再从事啤酒业务，目前与发行人不构成同业竞争；若本节4采用股权收购方案，该公司被收购后须同步变更经营范围并注销啤酒生产许可，避免发行人因持有啤酒制造企业而与控股股东形成新的同业竞争。取得控股股东、股东及实际控制人出具的《关于避免同业竞争的承诺函》。在重组交割完成前，规范双方之间的产品采购、品牌使用、人员借用及资金往来，签署书面协议并按公允价格定价，并结合《上市公司分拆规则（试行）》核查本次资产注入对燕京啤酒分拆上市的影响。</w:t>
       </w:r>
     </w:p>
     <w:p>
@@ -15456,27 +15456,7 @@
         <w:rPr>
           <w:rFonts w:hint="eastAsia" w:ascii="Times New Roman" w:hAnsi="Times New Roman" w:cs="Times New Roman"/>
         </w:rPr>
-        <w:t xml:space="preserve">关于经营现状。</w:t>
-      </w:r>
-      <w:commentRangeStart w:id="0"/>
-      <w:r>
-        <w:rPr>
-          <w:rFonts w:hint="eastAsia" w:ascii="Times New Roman" w:hAnsi="Times New Roman" w:cs="Times New Roman"/>
-        </w:rPr>
-        <w:t xml:space="preserve">据了解，该公司原有厂区现已整体转为纳豆及纳豆制品的生产使用，不再从事啤酒生产，公司主体仍存续。</w:t>
-      </w:r>
-      <w:commentRangeEnd w:id="0"/>
-      <w:r>
-        <w:rPr>
-          <w:rStyle w:val="CommentReference"/>
-        </w:rPr>
-        <w:commentReference w:id="0"/>
-      </w:r>
-      <w:r>
-        <w:rPr>
-          <w:rFonts w:hint="eastAsia" w:ascii="Times New Roman" w:hAnsi="Times New Roman" w:cs="Times New Roman"/>
-        </w:rPr>
-        <w:t xml:space="preserve">即邢台生产基地的土地、厂房登记在燕京啤酒（邢台）有限公司名下，实际生产的是发行人体系内的纳豆业务，形成了主体与业务分离的状态。该公司2024年员工人数113人，其与中发邢台在人员归属、生产组织及费用承担上的划分情况尚待核实。</w:t>
+        <w:t>关于经营现状。据了解，该公司原有厂区现已整体转为纳豆及纳豆制品的生产使用，不再从事啤酒生产，公司主体仍存续。即邢台生产基地的土地、厂房登记在燕京啤酒（邢台）有限公司名下，实际生产的是发行人体系内的纳豆业务，形成了主体与业务分离的状态。该公司2024年员工人数113人，其与中发邢台在人员归属、生产组织及费用承担上的划分情况尚待核实。</w:t>
       </w:r>
     </w:p>
     <w:p>
@@ -15608,7 +15588,7 @@
         <w:rPr>
           <w:rFonts w:hint="eastAsia" w:ascii="Times New Roman" w:hAnsi="Times New Roman" w:cs="Times New Roman"/>
         </w:rPr>
-        <w:t>④宗地四的处置难度高于前三宗。集体建设用地的流转适用《中华人民共和国土地管理法》关于集体经营性建设用地的规定。按该规定，出让或出租须符合国土空间规划，依法完成登记，并经本集体经济组织成员的村民会议三分之二以上成员或者三分之二以上村民代表同意。该宗地系以批准拨用方式取得，能否入市流转还有进一步限制。与国有划拨用地可通过补缴出让金转为出让相比，集体建设用地的周期更长、不确定性更高。该宗地单独转让难度较大，宜通过收购权利人股权的方式一并纳入上市主体。</w:t>
+        <w:t>④宗地四的处置难度高于前三宗。集体建设用地的流转适用《中华人民共和国土地管理法》关于集体经营性建设用地的规定。按该规定，出让或出租须符合国土空间规划，依法完成登记，并经本集体经济组织成员的村民会议三分之二以上成员或者三分之二以上村民代表同意。该宗地系以批准拨用方式取得，能否入市流转还有进一步限制。与国有划拨用地可通过补缴出让金转为出让相比，集体建设用地的周期更长、不确定性更高。该宗地单独转让难度较大，若采用收购权利人股权的方式可一并纳入上市主体。</w:t>
       </w:r>
     </w:p>
     <w:p>
@@ -15644,7 +15624,27 @@
         <w:rPr>
           <w:rFonts w:hint="eastAsia" w:ascii="Times New Roman" w:hAnsi="Times New Roman" w:cs="Times New Roman"/>
         </w:rPr>
-        <w:t>建议由发行人以自身股权作为对价，收购燕京啤酒持有的燕京啤酒（邢台）有限公司100%股权，将该公司名下的土地、厂房连同纳豆生产整体纳入上市主体。该公司厂区已整体转为纳豆生产，其主要资产即为本次需要解决的土地和厂房，具备整体收购的基础。若改为直接购入土地使用权，土地及房屋的权属转移将触发土地增值税、增值税及附加与契税，其中土地增值税按增值额四级超率累进征收、税率30%至60%，通常构成主要税负；且宗地四作为集体建设用地无法一并受让，房、地权属仍不能完全统一。方案框架如下：</w:t>
+        <w:t xml:space="preserve">解决路径有两条。一是股权收购，即由发行人收购燕京啤酒持有的燕京啤酒（邢台）有限公司100%股权；二是资产收购，即由发行人或中发邢台直接受让该公司名下的土地使用权及地上建筑物。两条路径均可将土地、厂房纳入上市主体，但在税负、承接范围、实施周期及后续整合上存在差异。</w:t>
+      </w:r>
+      <w:commentRangeStart w:id="0"/>
+      <w:r>
+        <w:rPr>
+          <w:rFonts w:hint="eastAsia" w:ascii="Times New Roman" w:hAnsi="Times New Roman" w:cs="Times New Roman"/>
+        </w:rPr>
+        <w:t xml:space="preserve">最终采用何种方案，需在会计师、律师、评估师进场完成尽职调查后，结合尽调结果与公司诉求确定。</w:t>
+      </w:r>
+      <w:commentRangeEnd w:id="0"/>
+      <w:r>
+        <w:rPr>
+          <w:rStyle w:val="CommentReference"/>
+        </w:rPr>
+        <w:commentReference w:id="0"/>
+      </w:r>
+      <w:r>
+        <w:rPr>
+          <w:rFonts w:hint="eastAsia" w:ascii="Times New Roman" w:hAnsi="Times New Roman" w:cs="Times New Roman"/>
+        </w:rPr>
+        <w:t xml:space="preserve">两方案的具体安排如下：</w:t>
       </w:r>
     </w:p>
     <w:p>
@@ -15660,7 +15660,7 @@
         <w:rPr>
           <w:rFonts w:hint="eastAsia" w:ascii="Times New Roman" w:hAnsi="Times New Roman" w:cs="Times New Roman"/>
         </w:rPr>
-        <w:t>①交易方案及交易后架构</w:t>
+        <w:t>①方案一：收购燕京啤酒（邢台）有限公司100%股权</w:t>
       </w:r>
     </w:p>
     <w:p>
@@ -15676,7 +15676,7 @@
         <w:rPr>
           <w:rFonts w:hint="eastAsia" w:ascii="Times New Roman" w:hAnsi="Times New Roman" w:cs="Times New Roman"/>
         </w:rPr>
-        <w:t>燕京啤酒以其持有的燕京啤酒（邢台）有限公司100%股权作价出资，对发行人进行非货币资产增资。交易实质为发行人以定向增发股权作为对价收购该公司全部股权，不涉及现金支付。交易完成后，该公司成为发行人的全资子公司，其名下四宗宗地及地上厂房随之进入上市主体，无需逐宗办理土地过户，宗地四亦一并纳入，房、地权属可一次性统一。发行人的注册资本相应增加，燕京啤酒因取得新增股权而持股比例上升，燕京集团及食品发酵研究院被动稀释，控股股东及实际控制人不变。具体作价及交易后的股权结构，待标的公司专项审计、资产评估完成后测算。</w:t>
+        <w:t>燕京啤酒以其持有的燕京啤酒（邢台）有限公司100%股权作价出资，对发行人进行非货币资产增资。交易实质为发行人以定向增发股权作为对价收购该公司全部股权，不涉及现金支付。交易完成后，该公司成为发行人的全资子公司，其名下四宗宗地及地上厂房随之进入上市主体，无需逐宗办理土地过户，宗地四亦一并纳入，房、地权属可一次性统一。发行人的注册资本相应增加，燕京啤酒因取得新增股权而持股比例上升，燕京集团及食品发酵研究院被动稀释，控股股东及实际控制人不变。</w:t>
       </w:r>
     </w:p>
     <w:p>
@@ -15692,7 +15692,7 @@
         <w:rPr>
           <w:rFonts w:hint="eastAsia" w:ascii="Times New Roman" w:hAnsi="Times New Roman" w:cs="Times New Roman"/>
         </w:rPr>
-        <w:t>②税费测算</w:t>
+        <w:t>税负方面，股权转让不属于转让房地产，不征土地增值税；不涉及土地、房屋权属转移，不征契税；转让非上市公司股权不属于增值税征税范围。本次收购比例及股权支付比例均为100%，分别高于财税〔2009〕59号规定的50%和85%门槛，加之具有解决资产完整性的合理商业目的，特殊性税务处理的五项条件预计均可满足，企业所得税可实现递延。综合测算，本方案预计仅产生印花税。</w:t>
       </w:r>
     </w:p>
     <w:p>
@@ -15708,7 +15708,119 @@
         <w:rPr>
           <w:rFonts w:hint="eastAsia" w:ascii="Times New Roman" w:hAnsi="Times New Roman" w:cs="Times New Roman"/>
         </w:rPr>
-        <w:t>本次交易的主要税种及适用性分析如下：</w:t>
+        <w:t>该方案需同步办理三项配套事项。第一，变更公司名称。标的公司现名含燕京啤酒字样，系控股股东的字号，保留将形成品牌混同、不利于独立性论证，且与变更后的纳豆主业不符，建议采用体现纳豆或生物技术业务的名称。第二，变更经营范围并办理资质变更。标的公司现登记的经营范围为制造、销售啤酒、啤酒原料、酒糟、酵母及房屋租赁，若不予变更，发行人将持有一家啤酒制造企业，与控股股东燕京啤酒构成新的同业竞争，故应将经营范围变更为纳豆及纳豆制品的生产销售，注销啤酒生产许可，并办理相应的食品生产许可。第三，整合两家邢台主体。交易完成后发行人将同时持有中发邢台与标的公司，建议择机以吸收合并方式合并为一家主体，实现房、地权属统一并减少管理层级。</w:t>
+      </w:r>
+    </w:p>
+    <w:p>
+      <w:pPr>
+        <w:spacing w:before="163" w:beforeLines="50" w:after="163" w:afterLines="50" w:line="360" w:lineRule="auto"/>
+        <w:ind w:firstLine="480" w:firstLineChars="200"/>
+        <w:jc w:val="both"/>
+        <w:rPr>
+          <w:rFonts w:ascii="Times New Roman" w:hAnsi="Times New Roman" w:cs="Times New Roman"/>
+        </w:rPr>
+      </w:pPr>
+      <w:r>
+        <w:rPr>
+          <w:rFonts w:hint="eastAsia" w:ascii="Times New Roman" w:hAnsi="Times New Roman" w:cs="Times New Roman"/>
+        </w:rPr>
+        <w:t>该方案的主要顾虑在于概括承受。股权收购将一并承接标的公司的全部资产和负债，尽职调查范围应大于资产收购，重点包括或有负债、对外担保、未决诉讼及行政处罚，历史期间尤其是啤酒生产期间的税务合规与环保遗留问题，以及113名员工的劳动关系与安置安排。此外，标的公司2005年设立，其历史沿革将纳入申报核查范围。建议在协议中设置陈述与保证条款及相应的补偿安排。</w:t>
+      </w:r>
+    </w:p>
+    <w:p>
+      <w:pPr>
+        <w:spacing w:before="163" w:beforeLines="50" w:after="163" w:afterLines="50" w:line="360" w:lineRule="auto"/>
+        <w:ind w:firstLine="480" w:firstLineChars="200"/>
+        <w:jc w:val="both"/>
+        <w:rPr>
+          <w:rFonts w:ascii="Times New Roman" w:hAnsi="Times New Roman" w:cs="Times New Roman"/>
+        </w:rPr>
+      </w:pPr>
+      <w:r>
+        <w:rPr>
+          <w:rFonts w:hint="eastAsia" w:ascii="Times New Roman" w:hAnsi="Times New Roman" w:cs="Times New Roman"/>
+        </w:rPr>
+        <w:t>②方案二：收购土地使用权及地上建筑物</w:t>
+      </w:r>
+    </w:p>
+    <w:p>
+      <w:pPr>
+        <w:spacing w:before="163" w:beforeLines="50" w:after="163" w:afterLines="50" w:line="360" w:lineRule="auto"/>
+        <w:ind w:firstLine="480" w:firstLineChars="200"/>
+        <w:jc w:val="both"/>
+        <w:rPr>
+          <w:rFonts w:ascii="Times New Roman" w:hAnsi="Times New Roman" w:cs="Times New Roman"/>
+        </w:rPr>
+      </w:pPr>
+      <w:r>
+        <w:rPr>
+          <w:rFonts w:hint="eastAsia" w:ascii="Times New Roman" w:hAnsi="Times New Roman" w:cs="Times New Roman"/>
+        </w:rPr>
+        <w:t>由发行人或中发邢台受让燕京啤酒（邢台）有限公司名下的国有出让土地使用权及地上建筑物，即宗地一、宗地二、宗地三，合计143,665.00平方米、折合215.50亩。对价可采用现金支付，亦可由出让方以房地产作价入股、由发行人定向增发股权支付。该方案标的清晰，仅取得所需资产，不承接标的公司的历史负债和历史沿革。</w:t>
+      </w:r>
+    </w:p>
+    <w:p>
+      <w:pPr>
+        <w:spacing w:before="163" w:beforeLines="50" w:after="163" w:afterLines="50" w:line="360" w:lineRule="auto"/>
+        <w:ind w:firstLine="480" w:firstLineChars="200"/>
+        <w:jc w:val="both"/>
+        <w:rPr>
+          <w:rFonts w:ascii="Times New Roman" w:hAnsi="Times New Roman" w:cs="Times New Roman"/>
+        </w:rPr>
+      </w:pPr>
+      <w:r>
+        <w:rPr>
+          <w:rFonts w:hint="eastAsia" w:ascii="Times New Roman" w:hAnsi="Times New Roman" w:cs="Times New Roman"/>
+        </w:rPr>
+        <w:t>税负方面需分项争取。土地增值税按增值额四级超率累进征收，税率30%至60%，与评估增值幅度直接相关，通常构成主要税负；若以房地产作价入股方式实施，可依据企业改制重组有关土地增值税政策（财税〔2018〕57号及其后续延续文件）争取暂不征收，本次交易双方均非房地产开发企业，不落入该政策的除外情形。增值税方面，根据国家税务总局公告2011年第13号及财税〔2016〕36号附件2，资产重组中将实物资产连同相关联的债权、负债和劳动力一并转让的，其中涉及的不动产、土地使用权转让不征收增值税，故如按整体转让操作可争取不征。契税方面，能否适用同一投资主体内部划转免税政策，需结合发行人并非燕京啤酒全资子公司的实际情况与主管税务机关确认。上述优惠的适用均取决于交易结构设计及税务机关意见，存在不确定性。</w:t>
+      </w:r>
+    </w:p>
+    <w:p>
+      <w:pPr>
+        <w:spacing w:before="163" w:beforeLines="50" w:after="163" w:afterLines="50" w:line="360" w:lineRule="auto"/>
+        <w:ind w:firstLine="480" w:firstLineChars="200"/>
+        <w:jc w:val="both"/>
+        <w:rPr>
+          <w:rFonts w:ascii="Times New Roman" w:hAnsi="Times New Roman" w:cs="Times New Roman"/>
+        </w:rPr>
+      </w:pPr>
+      <w:r>
+        <w:rPr>
+          <w:rFonts w:hint="eastAsia" w:ascii="Times New Roman" w:hAnsi="Times New Roman" w:cs="Times New Roman"/>
+        </w:rPr>
+        <w:t>该方案还有两点局限。第一，宗地四为集体建设用地，无法一并受让，房、地权属不能完全统一，需另行以协议方式安排使用。第二，宗地一、宗地二仍为旧版《国有土地使用证》，需先行换发不动产权证书方可办理转移登记，会增加实施环节。</w:t>
+      </w:r>
+    </w:p>
+    <w:p>
+      <w:pPr>
+        <w:spacing w:before="163" w:beforeLines="50" w:after="163" w:afterLines="50" w:line="360" w:lineRule="auto"/>
+        <w:ind w:firstLine="480" w:firstLineChars="200"/>
+        <w:jc w:val="both"/>
+        <w:rPr>
+          <w:rFonts w:ascii="Times New Roman" w:hAnsi="Times New Roman" w:cs="Times New Roman"/>
+        </w:rPr>
+      </w:pPr>
+      <w:r>
+        <w:rPr>
+          <w:rFonts w:hint="eastAsia" w:ascii="Times New Roman" w:hAnsi="Times New Roman" w:cs="Times New Roman"/>
+        </w:rPr>
+        <w:t>③两方案比较</w:t>
+      </w:r>
+    </w:p>
+    <w:p>
+      <w:pPr>
+        <w:spacing w:before="163" w:beforeLines="50" w:after="163" w:afterLines="50" w:line="360" w:lineRule="auto"/>
+        <w:ind w:firstLine="480" w:firstLineChars="200"/>
+        <w:jc w:val="both"/>
+        <w:rPr>
+          <w:rFonts w:ascii="Times New Roman" w:hAnsi="Times New Roman" w:cs="Times New Roman"/>
+        </w:rPr>
+      </w:pPr>
+      <w:r>
+        <w:rPr>
+          <w:rFonts w:hint="eastAsia" w:ascii="Times New Roman" w:hAnsi="Times New Roman" w:cs="Times New Roman"/>
+        </w:rPr>
+        <w:t>两方案在主要方面的差异如下：</w:t>
       </w:r>
     </w:p>
     <w:tbl>
@@ -15733,9 +15845,9 @@
         </w:tblCellMar>
       </w:tblPr>
       <w:tblGrid>
-        <w:gridCol w:w="1425"/>
-        <w:gridCol w:w="5600"/>
-        <w:gridCol w:w="3400"/>
+        <w:gridCol w:w="1725"/>
+        <w:gridCol w:w="4350"/>
+        <w:gridCol w:w="4350"/>
       </w:tblGrid>
       <w:tr>
         <w:trPr>
@@ -15744,7 +15856,7 @@
         </w:trPr>
         <w:tc>
           <w:tcPr>
-            <w:tcW w:w="1425" w:type="dxa"/>
+            <w:tcW w:w="1725" w:type="dxa"/>
             <w:vAlign w:val="center"/>
           </w:tcPr>
           <w:p>
@@ -15767,13 +15879,13 @@
                 <w:sz w:val="21"/>
                 <w:szCs w:val="21"/>
               </w:rPr>
-              <w:t>税种</w:t>
-            </w:r>
-          </w:p>
-        </w:tc>
-        <w:tc>
-          <w:tcPr>
-            <w:tcW w:w="5600" w:type="dxa"/>
+              <w:t>比较维度</w:t>
+            </w:r>
+          </w:p>
+        </w:tc>
+        <w:tc>
+          <w:tcPr>
+            <w:tcW w:w="4350" w:type="dxa"/>
             <w:vAlign w:val="center"/>
           </w:tcPr>
           <w:p>
@@ -15796,13 +15908,13 @@
                 <w:sz w:val="21"/>
                 <w:szCs w:val="21"/>
               </w:rPr>
-              <w:t>政策依据及适用性分析</w:t>
-            </w:r>
-          </w:p>
-        </w:tc>
-        <w:tc>
-          <w:tcPr>
-            <w:tcW w:w="3400" w:type="dxa"/>
+              <w:t>方案一：收购100%股权</w:t>
+            </w:r>
+          </w:p>
+        </w:tc>
+        <w:tc>
+          <w:tcPr>
+            <w:tcW w:w="4350" w:type="dxa"/>
             <w:vAlign w:val="center"/>
           </w:tcPr>
           <w:p>
@@ -15825,7 +15937,7 @@
                 <w:sz w:val="21"/>
                 <w:szCs w:val="21"/>
               </w:rPr>
-              <w:t>税务成本</w:t>
+              <w:t>方案二：收购土地使用权及地上建筑物</w:t>
             </w:r>
           </w:p>
         </w:tc>
@@ -15837,7 +15949,7 @@
         </w:trPr>
         <w:tc>
           <w:tcPr>
-            <w:tcW w:w="1425" w:type="dxa"/>
+            <w:tcW w:w="1725" w:type="dxa"/>
             <w:vAlign w:val="center"/>
           </w:tcPr>
           <w:p>
@@ -15858,13 +15970,13 @@
                 <w:sz w:val="21"/>
                 <w:szCs w:val="21"/>
               </w:rPr>
-              <w:t>土地增值税</w:t>
-            </w:r>
-          </w:p>
-        </w:tc>
-        <w:tc>
-          <w:tcPr>
-            <w:tcW w:w="5600" w:type="dxa"/>
+              <w:t>交易标的</w:t>
+            </w:r>
+          </w:p>
+        </w:tc>
+        <w:tc>
+          <w:tcPr>
+            <w:tcW w:w="4350" w:type="dxa"/>
             <w:vAlign w:val="center"/>
           </w:tcPr>
           <w:p>
@@ -15885,13 +15997,13 @@
                 <w:sz w:val="21"/>
                 <w:szCs w:val="21"/>
               </w:rPr>
-              <w:t>征税对象为转让国有土地使用权、地上建筑物及其附着物并取得收入。本次交易标的为股权，标的公司仍为土地及房屋的权利人，权属未发生转移。</w:t>
-            </w:r>
-          </w:p>
-        </w:tc>
-        <w:tc>
-          <w:tcPr>
-            <w:tcW w:w="3400" w:type="dxa"/>
+              <w:t>燕京啤酒（邢台）有限公司全部股权</w:t>
+            </w:r>
+          </w:p>
+        </w:tc>
+        <w:tc>
+          <w:tcPr>
+            <w:tcW w:w="4350" w:type="dxa"/>
             <w:vAlign w:val="center"/>
           </w:tcPr>
           <w:p>
@@ -15912,7 +16024,7 @@
                 <w:sz w:val="21"/>
                 <w:szCs w:val="21"/>
               </w:rPr>
-              <w:t>不征</w:t>
+              <w:t>宗地一至宗地三及地上建筑物，合计215.50亩</w:t>
             </w:r>
           </w:p>
         </w:tc>
@@ -15924,7 +16036,7 @@
         </w:trPr>
         <w:tc>
           <w:tcPr>
-            <w:tcW w:w="1425" w:type="dxa"/>
+            <w:tcW w:w="1725" w:type="dxa"/>
             <w:vAlign w:val="center"/>
           </w:tcPr>
           <w:p>
@@ -15945,13 +16057,13 @@
                 <w:sz w:val="21"/>
                 <w:szCs w:val="21"/>
               </w:rPr>
-              <w:t>增值税及附加</w:t>
-            </w:r>
-          </w:p>
-        </w:tc>
-        <w:tc>
-          <w:tcPr>
-            <w:tcW w:w="5600" w:type="dxa"/>
+              <w:t>土地增值税</w:t>
+            </w:r>
+          </w:p>
+        </w:tc>
+        <w:tc>
+          <w:tcPr>
+            <w:tcW w:w="4350" w:type="dxa"/>
             <w:vAlign w:val="center"/>
           </w:tcPr>
           <w:p>
@@ -15972,13 +16084,13 @@
                 <w:sz w:val="21"/>
                 <w:szCs w:val="21"/>
               </w:rPr>
-              <w:t>转让非上市公司股权不属于增值税征税范围。</w:t>
-            </w:r>
-          </w:p>
-        </w:tc>
-        <w:tc>
-          <w:tcPr>
-            <w:tcW w:w="3400" w:type="dxa"/>
+              <w:t>不征</w:t>
+            </w:r>
+          </w:p>
+        </w:tc>
+        <w:tc>
+          <w:tcPr>
+            <w:tcW w:w="4350" w:type="dxa"/>
             <w:vAlign w:val="center"/>
           </w:tcPr>
           <w:p>
@@ -15999,7 +16111,7 @@
                 <w:sz w:val="21"/>
                 <w:szCs w:val="21"/>
               </w:rPr>
-              <w:t>不征</w:t>
+              <w:t>按四级超率累进征收，税率30%至60%；以作价入股方式实施的可争取暂不征收</w:t>
             </w:r>
           </w:p>
         </w:tc>
@@ -16011,7 +16123,7 @@
         </w:trPr>
         <w:tc>
           <w:tcPr>
-            <w:tcW w:w="1425" w:type="dxa"/>
+            <w:tcW w:w="1725" w:type="dxa"/>
             <w:vAlign w:val="center"/>
           </w:tcPr>
           <w:p>
@@ -16032,13 +16144,13 @@
                 <w:sz w:val="21"/>
                 <w:szCs w:val="21"/>
               </w:rPr>
-              <w:t>契税</w:t>
-            </w:r>
-          </w:p>
-        </w:tc>
-        <w:tc>
-          <w:tcPr>
-            <w:tcW w:w="5600" w:type="dxa"/>
+              <w:t>增值税及附加</w:t>
+            </w:r>
+          </w:p>
+        </w:tc>
+        <w:tc>
+          <w:tcPr>
+            <w:tcW w:w="4350" w:type="dxa"/>
             <w:vAlign w:val="center"/>
           </w:tcPr>
           <w:p>
@@ -16059,13 +16171,13 @@
                 <w:sz w:val="21"/>
                 <w:szCs w:val="21"/>
               </w:rPr>
-              <w:t>征税对象为土地、房屋权属转移。本次交易不涉及权属转移。</w:t>
-            </w:r>
-          </w:p>
-        </w:tc>
-        <w:tc>
-          <w:tcPr>
-            <w:tcW w:w="3400" w:type="dxa"/>
+              <w:t>不征</w:t>
+            </w:r>
+          </w:p>
+        </w:tc>
+        <w:tc>
+          <w:tcPr>
+            <w:tcW w:w="4350" w:type="dxa"/>
             <w:vAlign w:val="center"/>
           </w:tcPr>
           <w:p>
@@ -16086,7 +16198,7 @@
                 <w:sz w:val="21"/>
                 <w:szCs w:val="21"/>
               </w:rPr>
-              <w:t>不征</w:t>
+              <w:t>如按资产、负债及劳动力一并转让操作，可争取不征</w:t>
             </w:r>
           </w:p>
         </w:tc>
@@ -16098,7 +16210,7 @@
         </w:trPr>
         <w:tc>
           <w:tcPr>
-            <w:tcW w:w="1425" w:type="dxa"/>
+            <w:tcW w:w="1725" w:type="dxa"/>
             <w:vAlign w:val="center"/>
           </w:tcPr>
           <w:p>
@@ -16119,13 +16231,13 @@
                 <w:sz w:val="21"/>
                 <w:szCs w:val="21"/>
               </w:rPr>
-              <w:t>企业所得税</w:t>
-            </w:r>
-          </w:p>
-        </w:tc>
-        <w:tc>
-          <w:tcPr>
-            <w:tcW w:w="5600" w:type="dxa"/>
+              <w:t>契税</w:t>
+            </w:r>
+          </w:p>
+        </w:tc>
+        <w:tc>
+          <w:tcPr>
+            <w:tcW w:w="4350" w:type="dxa"/>
             <w:vAlign w:val="center"/>
           </w:tcPr>
           <w:p>
@@ -16146,13 +16258,13 @@
                 <w:sz w:val="21"/>
                 <w:szCs w:val="21"/>
               </w:rPr>
-              <w:t>财税〔2009〕59号规定，股权收购适用特殊性税务处理须同时满足合理商业目的、收购比例不低于50%、重组后连续12个月内不改变原实质性经营活动、股权支付金额不低于85%、原主要股东取得的股权12个月内不转让五项条件。本次收购比例及股权支付比例均为100%，重组用于解决上市主体的资产完整性，五项条件预计均可满足。</w:t>
-            </w:r>
-          </w:p>
-        </w:tc>
-        <w:tc>
-          <w:tcPr>
-            <w:tcW w:w="3400" w:type="dxa"/>
+              <w:t>不征</w:t>
+            </w:r>
+          </w:p>
+        </w:tc>
+        <w:tc>
+          <w:tcPr>
+            <w:tcW w:w="4350" w:type="dxa"/>
             <w:vAlign w:val="center"/>
           </w:tcPr>
           <w:p>
@@ -16173,7 +16285,7 @@
                 <w:sz w:val="21"/>
                 <w:szCs w:val="21"/>
               </w:rPr>
-              <w:t>特殊性税务处理下预计为0；一般性税务处理下按转让所得的25%缴纳</w:t>
+              <w:t>受让方按成交价格缴纳，税率3%至5%；能否适用改制重组免税需与税务机关确认</w:t>
             </w:r>
           </w:p>
         </w:tc>
@@ -16185,7 +16297,7 @@
         </w:trPr>
         <w:tc>
           <w:tcPr>
-            <w:tcW w:w="1425" w:type="dxa"/>
+            <w:tcW w:w="1725" w:type="dxa"/>
             <w:vAlign w:val="center"/>
           </w:tcPr>
           <w:p>
@@ -16206,13 +16318,13 @@
                 <w:sz w:val="21"/>
                 <w:szCs w:val="21"/>
               </w:rPr>
-              <w:t>印花税</w:t>
-            </w:r>
-          </w:p>
-        </w:tc>
-        <w:tc>
-          <w:tcPr>
-            <w:tcW w:w="5600" w:type="dxa"/>
+              <w:t>企业所得税</w:t>
+            </w:r>
+          </w:p>
+        </w:tc>
+        <w:tc>
+          <w:tcPr>
+            <w:tcW w:w="4350" w:type="dxa"/>
             <w:vAlign w:val="center"/>
           </w:tcPr>
           <w:p>
@@ -16233,13 +16345,13 @@
                 <w:sz w:val="21"/>
                 <w:szCs w:val="21"/>
               </w:rPr>
-              <w:t>股权转让书据按产权转移书据征收，税率万分之五，由立据双方分别缴纳；符合规定的改制重组情形可享受优惠。</w:t>
-            </w:r>
-          </w:p>
-        </w:tc>
-        <w:tc>
-          <w:tcPr>
-            <w:tcW w:w="3400" w:type="dxa"/>
+              <w:t>符合特殊性税务处理条件的可递延，预计为0</w:t>
+            </w:r>
+          </w:p>
+        </w:tc>
+        <w:tc>
+          <w:tcPr>
+            <w:tcW w:w="4350" w:type="dxa"/>
             <w:vAlign w:val="center"/>
           </w:tcPr>
           <w:p>
@@ -16260,7 +16372,7 @@
                 <w:sz w:val="21"/>
                 <w:szCs w:val="21"/>
               </w:rPr>
-              <w:t>按交易作价的万分之五测算，双方分别缴纳</w:t>
+              <w:t>以股权支付的可争取递延；以现金支付的按转让所得的25%缴纳</w:t>
             </w:r>
           </w:p>
         </w:tc>
@@ -16272,7 +16384,7 @@
         </w:trPr>
         <w:tc>
           <w:tcPr>
-            <w:tcW w:w="1425" w:type="dxa"/>
+            <w:tcW w:w="1725" w:type="dxa"/>
             <w:vAlign w:val="center"/>
           </w:tcPr>
           <w:p>
@@ -16293,13 +16405,13 @@
                 <w:sz w:val="21"/>
                 <w:szCs w:val="21"/>
               </w:rPr>
-              <w:t>合计</w:t>
-            </w:r>
-          </w:p>
-        </w:tc>
-        <w:tc>
-          <w:tcPr>
-            <w:tcW w:w="5600" w:type="dxa"/>
+              <w:t>宗地四（集体建设用地）</w:t>
+            </w:r>
+          </w:p>
+        </w:tc>
+        <w:tc>
+          <w:tcPr>
+            <w:tcW w:w="4350" w:type="dxa"/>
             <w:vAlign w:val="center"/>
           </w:tcPr>
           <w:p>
@@ -16320,13 +16432,13 @@
                 <w:sz w:val="21"/>
                 <w:szCs w:val="21"/>
               </w:rPr>
-              <w:t>—</w:t>
-            </w:r>
-          </w:p>
-        </w:tc>
-        <w:tc>
-          <w:tcPr>
-            <w:tcW w:w="3400" w:type="dxa"/>
+              <w:t>随股权一并纳入上市主体</w:t>
+            </w:r>
+          </w:p>
+        </w:tc>
+        <w:tc>
+          <w:tcPr>
+            <w:tcW w:w="4350" w:type="dxa"/>
             <w:vAlign w:val="center"/>
           </w:tcPr>
           <w:p>
@@ -16347,7 +16459,268 @@
                 <w:sz w:val="21"/>
                 <w:szCs w:val="21"/>
               </w:rPr>
-              <w:t>预计仅产生印花税</w:t>
+              <w:t>无法受让，需另行以协议方式安排使用</w:t>
+            </w:r>
+          </w:p>
+        </w:tc>
+      </w:tr>
+      <w:tr>
+        <w:trPr>
+          <w:trHeight w:val="397" w:hRule="atLeast"/>
+          <w:jc w:val="center"/>
+        </w:trPr>
+        <w:tc>
+          <w:tcPr>
+            <w:tcW w:w="1725" w:type="dxa"/>
+            <w:vAlign w:val="center"/>
+          </w:tcPr>
+          <w:p>
+            <w:pPr>
+              <w:widowControl w:val="0"/>
+              <w:jc w:val="center"/>
+              <w:rPr>
+                <w:rFonts w:hint="eastAsia" w:ascii="Times New Roman" w:hAnsi="Times New Roman" w:cs="Times New Roman"/>
+                <w:kern w:val="2"/>
+                <w:sz w:val="21"/>
+                <w:szCs w:val="21"/>
+              </w:rPr>
+            </w:pPr>
+            <w:r>
+              <w:rPr>
+                <w:rFonts w:hint="eastAsia" w:ascii="Times New Roman" w:hAnsi="Times New Roman" w:cs="Times New Roman"/>
+                <w:kern w:val="2"/>
+                <w:sz w:val="21"/>
+                <w:szCs w:val="21"/>
+              </w:rPr>
+              <w:t>旧证换发</w:t>
+            </w:r>
+          </w:p>
+        </w:tc>
+        <w:tc>
+          <w:tcPr>
+            <w:tcW w:w="4350" w:type="dxa"/>
+            <w:vAlign w:val="center"/>
+          </w:tcPr>
+          <w:p>
+            <w:pPr>
+              <w:widowControl w:val="0"/>
+              <w:jc w:val="both"/>
+              <w:rPr>
+                <w:rFonts w:hint="eastAsia" w:ascii="Times New Roman" w:hAnsi="Times New Roman" w:cs="Times New Roman"/>
+                <w:kern w:val="2"/>
+                <w:sz w:val="21"/>
+                <w:szCs w:val="21"/>
+              </w:rPr>
+            </w:pPr>
+            <w:r>
+              <w:rPr>
+                <w:rFonts w:hint="eastAsia" w:ascii="Times New Roman" w:hAnsi="Times New Roman" w:cs="Times New Roman"/>
+                <w:kern w:val="2"/>
+                <w:sz w:val="21"/>
+                <w:szCs w:val="21"/>
+              </w:rPr>
+              <w:t>不涉及</w:t>
+            </w:r>
+          </w:p>
+        </w:tc>
+        <w:tc>
+          <w:tcPr>
+            <w:tcW w:w="4350" w:type="dxa"/>
+            <w:vAlign w:val="center"/>
+          </w:tcPr>
+          <w:p>
+            <w:pPr>
+              <w:widowControl w:val="0"/>
+              <w:jc w:val="both"/>
+              <w:rPr>
+                <w:rFonts w:hint="eastAsia" w:ascii="Times New Roman" w:hAnsi="Times New Roman" w:cs="Times New Roman"/>
+                <w:kern w:val="2"/>
+                <w:sz w:val="21"/>
+                <w:szCs w:val="21"/>
+              </w:rPr>
+            </w:pPr>
+            <w:r>
+              <w:rPr>
+                <w:rFonts w:hint="eastAsia" w:ascii="Times New Roman" w:hAnsi="Times New Roman" w:cs="Times New Roman"/>
+                <w:kern w:val="2"/>
+                <w:sz w:val="21"/>
+                <w:szCs w:val="21"/>
+              </w:rPr>
+              <w:t>宗地一、宗地二需先行换发不动产权证书</w:t>
+            </w:r>
+          </w:p>
+        </w:tc>
+      </w:tr>
+      <w:tr>
+        <w:trPr>
+          <w:trHeight w:val="397" w:hRule="atLeast"/>
+          <w:jc w:val="center"/>
+        </w:trPr>
+        <w:tc>
+          <w:tcPr>
+            <w:tcW w:w="1725" w:type="dxa"/>
+            <w:vAlign w:val="center"/>
+          </w:tcPr>
+          <w:p>
+            <w:pPr>
+              <w:widowControl w:val="0"/>
+              <w:jc w:val="center"/>
+              <w:rPr>
+                <w:rFonts w:hint="eastAsia" w:ascii="Times New Roman" w:hAnsi="Times New Roman" w:cs="Times New Roman"/>
+                <w:kern w:val="2"/>
+                <w:sz w:val="21"/>
+                <w:szCs w:val="21"/>
+              </w:rPr>
+            </w:pPr>
+            <w:r>
+              <w:rPr>
+                <w:rFonts w:hint="eastAsia" w:ascii="Times New Roman" w:hAnsi="Times New Roman" w:cs="Times New Roman"/>
+                <w:kern w:val="2"/>
+                <w:sz w:val="21"/>
+                <w:szCs w:val="21"/>
+              </w:rPr>
+              <w:t>历史负债及沿革</w:t>
+            </w:r>
+          </w:p>
+        </w:tc>
+        <w:tc>
+          <w:tcPr>
+            <w:tcW w:w="4350" w:type="dxa"/>
+            <w:vAlign w:val="center"/>
+          </w:tcPr>
+          <w:p>
+            <w:pPr>
+              <w:widowControl w:val="0"/>
+              <w:jc w:val="both"/>
+              <w:rPr>
+                <w:rFonts w:hint="eastAsia" w:ascii="Times New Roman" w:hAnsi="Times New Roman" w:cs="Times New Roman"/>
+                <w:kern w:val="2"/>
+                <w:sz w:val="21"/>
+                <w:szCs w:val="21"/>
+              </w:rPr>
+            </w:pPr>
+            <w:r>
+              <w:rPr>
+                <w:rFonts w:hint="eastAsia" w:ascii="Times New Roman" w:hAnsi="Times New Roman" w:cs="Times New Roman"/>
+                <w:kern w:val="2"/>
+                <w:sz w:val="21"/>
+                <w:szCs w:val="21"/>
+              </w:rPr>
+              <w:t>概括承受标的公司全部负债，历史沿革纳入核查范围</w:t>
+            </w:r>
+          </w:p>
+        </w:tc>
+        <w:tc>
+          <w:tcPr>
+            <w:tcW w:w="4350" w:type="dxa"/>
+            <w:vAlign w:val="center"/>
+          </w:tcPr>
+          <w:p>
+            <w:pPr>
+              <w:widowControl w:val="0"/>
+              <w:jc w:val="both"/>
+              <w:rPr>
+                <w:rFonts w:hint="eastAsia" w:ascii="Times New Roman" w:hAnsi="Times New Roman" w:cs="Times New Roman"/>
+                <w:kern w:val="2"/>
+                <w:sz w:val="21"/>
+                <w:szCs w:val="21"/>
+              </w:rPr>
+            </w:pPr>
+            <w:r>
+              <w:rPr>
+                <w:rFonts w:hint="eastAsia" w:ascii="Times New Roman" w:hAnsi="Times New Roman" w:cs="Times New Roman"/>
+                <w:kern w:val="2"/>
+                <w:sz w:val="21"/>
+                <w:szCs w:val="21"/>
+              </w:rPr>
+              <w:t>不承接</w:t>
+            </w:r>
+          </w:p>
+        </w:tc>
+      </w:tr>
+      <w:tr>
+        <w:trPr>
+          <w:trHeight w:val="397" w:hRule="atLeast"/>
+          <w:jc w:val="center"/>
+        </w:trPr>
+        <w:tc>
+          <w:tcPr>
+            <w:tcW w:w="1725" w:type="dxa"/>
+            <w:vAlign w:val="center"/>
+          </w:tcPr>
+          <w:p>
+            <w:pPr>
+              <w:widowControl w:val="0"/>
+              <w:jc w:val="center"/>
+              <w:rPr>
+                <w:rFonts w:hint="eastAsia" w:ascii="Times New Roman" w:hAnsi="Times New Roman" w:cs="Times New Roman"/>
+                <w:kern w:val="2"/>
+                <w:sz w:val="21"/>
+                <w:szCs w:val="21"/>
+              </w:rPr>
+            </w:pPr>
+            <w:r>
+              <w:rPr>
+                <w:rFonts w:hint="eastAsia" w:ascii="Times New Roman" w:hAnsi="Times New Roman" w:cs="Times New Roman"/>
+                <w:kern w:val="2"/>
+                <w:sz w:val="21"/>
+                <w:szCs w:val="21"/>
+              </w:rPr>
+              <w:t>后续整合</w:t>
+            </w:r>
+          </w:p>
+        </w:tc>
+        <w:tc>
+          <w:tcPr>
+            <w:tcW w:w="4350" w:type="dxa"/>
+            <w:vAlign w:val="center"/>
+          </w:tcPr>
+          <w:p>
+            <w:pPr>
+              <w:widowControl w:val="0"/>
+              <w:jc w:val="both"/>
+              <w:rPr>
+                <w:rFonts w:hint="eastAsia" w:ascii="Times New Roman" w:hAnsi="Times New Roman" w:cs="Times New Roman"/>
+                <w:kern w:val="2"/>
+                <w:sz w:val="21"/>
+                <w:szCs w:val="21"/>
+              </w:rPr>
+            </w:pPr>
+            <w:r>
+              <w:rPr>
+                <w:rFonts w:hint="eastAsia" w:ascii="Times New Roman" w:hAnsi="Times New Roman" w:cs="Times New Roman"/>
+                <w:kern w:val="2"/>
+                <w:sz w:val="21"/>
+                <w:szCs w:val="21"/>
+              </w:rPr>
+              <w:t>需办理更名、经营范围及资质变更，并推进吸收合并</w:t>
+            </w:r>
+          </w:p>
+        </w:tc>
+        <w:tc>
+          <w:tcPr>
+            <w:tcW w:w="4350" w:type="dxa"/>
+            <w:vAlign w:val="center"/>
+          </w:tcPr>
+          <w:p>
+            <w:pPr>
+              <w:widowControl w:val="0"/>
+              <w:jc w:val="both"/>
+              <w:rPr>
+                <w:rFonts w:hint="eastAsia" w:ascii="Times New Roman" w:hAnsi="Times New Roman" w:cs="Times New Roman"/>
+                <w:kern w:val="2"/>
+                <w:sz w:val="21"/>
+                <w:szCs w:val="21"/>
+              </w:rPr>
+            </w:pPr>
+            <w:r>
+              <w:rPr>
+                <w:rFonts w:hint="eastAsia" w:ascii="Times New Roman" w:hAnsi="Times New Roman" w:cs="Times New Roman"/>
+                <w:kern w:val="2"/>
+                <w:sz w:val="21"/>
+                <w:szCs w:val="21"/>
+              </w:rPr>
+              <w:t>不涉及</w:t>
             </w:r>
           </w:p>
         </w:tc>
@@ -16366,7 +16739,7 @@
         <w:rPr>
           <w:rFonts w:hint="eastAsia" w:ascii="Times New Roman" w:hAnsi="Times New Roman" w:cs="Times New Roman"/>
         </w:rPr>
-        <w:t>注：具体金额待标的公司审计、评估完成并确定交易作价后测算。</w:t>
+        <w:t>注：上述为定性比较，具体金额待标的公司审计、土地评估完成并确定交易作价后测算。</w:t>
       </w:r>
     </w:p>
     <w:p>
@@ -16382,7 +16755,7 @@
         <w:rPr>
           <w:rFonts w:hint="eastAsia" w:ascii="Times New Roman" w:hAnsi="Times New Roman" w:cs="Times New Roman"/>
         </w:rPr>
-        <w:t>③配套事项</w:t>
+        <w:t>④方案选择的考虑因素</w:t>
       </w:r>
     </w:p>
     <w:p>
@@ -16398,7 +16771,7 @@
         <w:rPr>
           <w:rFonts w:hint="eastAsia" w:ascii="Times New Roman" w:hAnsi="Times New Roman" w:cs="Times New Roman"/>
         </w:rPr>
-        <w:t>第一，变更公司名称。标的公司现名含燕京啤酒字样，收购后应变更为不含该字样的名称。理由有二：一是该名称系控股股东的字号，保留将形成品牌混同，不利于独立性论证；二是该名称与变更后的纳豆主业不符。建议采用与发行人体系一致、体现纳豆或生物技术业务的名称。</w:t>
+        <w:t>方案选择取决于尽职调查结果。一是标的公司的或有负债、对外担保、未决诉讼、税务合规及环保遗留情况，若查出重大问题，概括承受的风险上升，宜转向资产收购。二是标的公司最近两年及一期的财务状况与净资产，决定股权作价及交易后的股权稀释幅度。三是土地评估增值幅度，若增值有限，资产收购的税负劣势相应缩小。四是113名员工的劳动关系归属，若员工均在标的公司，股权收购可一并承接，资产收购则需另行办理劳动关系转移。五是宗地四的实际使用状况，若确为污水处理配套且可通过协议解决，资产收购的短板相应缩小。</w:t>
       </w:r>
     </w:p>
     <w:p>
@@ -16414,7 +16787,7 @@
         <w:rPr>
           <w:rFonts w:hint="eastAsia" w:ascii="Times New Roman" w:hAnsi="Times New Roman" w:cs="Times New Roman"/>
         </w:rPr>
-        <w:t>第二，变更经营范围并办理资质变更。标的公司现登记的经营范围为制造、销售啤酒、啤酒原料、酒糟、酵母及房屋租赁。若收购后不予变更，发行人将持有一家啤酒制造企业，与控股股东燕京啤酒构成新的同业竞争。因此应同步将经营范围变更为纳豆及纳豆制品的生产销售，注销啤酒生产许可，并办理与纳豆生产相适应的食品生产许可。</w:t>
+        <w:t>方案选择同时取决于公司诉求。一是公司对承接标的公司历史沿革的接受程度，股权收购需将其2005年以来的沿革纳入申报核查范围。二是公司对重组周期的要求，股权收购的工商变更相对简便但尽调周期较长，资产收购的尽调范围小但过户及换证环节更多。三是公司对交易对价支付方式的安排，两方案均可采用股权支付，若资产收购采用现金支付则会占用经营资金。四是燕京啤酒对保留燕京啤酒（邢台）有限公司这一主体的意愿。五是公司对标的公司员工安置的意向。建议在中介机构进场并完成上述尽调事项后，由公司结合自身诉求确定最终方案。</w:t>
       </w:r>
     </w:p>
     <w:p>
@@ -16430,7 +16803,7 @@
         <w:rPr>
           <w:rFonts w:hint="eastAsia" w:ascii="Times New Roman" w:hAnsi="Times New Roman" w:cs="Times New Roman"/>
         </w:rPr>
-        <w:t>第三，整合两家邢台主体。交易完成后，发行人将同时持有中发邢台与标的公司，前者持有厂房及在建工程，后者持有土地。建议择机以吸收合并方式将两者合并为一家主体，实现房、地权属统一，同时减少管理层级。合并方向及时点可结合税务处理与工商登记的便利程度确定。</w:t>
+        <w:t>⑤共通程序及实施安排</w:t>
       </w:r>
     </w:p>
     <w:p>
@@ -16446,7 +16819,7 @@
         <w:rPr>
           <w:rFonts w:hint="eastAsia" w:ascii="Times New Roman" w:hAnsi="Times New Roman" w:cs="Times New Roman"/>
         </w:rPr>
-        <w:t>第四，与中发邢台股权重组统筹安排。本次收购与本节3、同业竞争项下收购中发邢台67.00%股权，均以发行人自身股权作为对价。两次交易会连续提升燕京啤酒的持股比例，其余股东连续被稀释。建议统一两项交易的审计、评估基准日，合并测算交易后的股权结构，并一并提交决策及审批。</w:t>
+        <w:t>无论采用何种方案，均需履行相同的定价与审批程序。聘请具有证券期货相关业务资格的会计师事务所、评估机构出具专项审计报告及评估报告并完成国资备案，以经备案的评估结果作为定价依据；履行双方内部决策程序及相应层级的国资审批程序，燕京啤酒作为A股上市公司同步履行审议及披露程序；就交易方式能否适用非公开协议方式，事先与国资监管部门沟通确认；就适用的税收优惠政策，事先与主管税务机关书面沟通并取得意见。</w:t>
       </w:r>
     </w:p>
     <w:p>
@@ -16462,7 +16835,7 @@
         <w:rPr>
           <w:rFonts w:hint="eastAsia" w:ascii="Times New Roman" w:hAnsi="Times New Roman" w:cs="Times New Roman"/>
         </w:rPr>
-        <w:t>④尽职调查及风险控制</w:t>
+        <w:t>税务方面另需关注一项风险。实务中，以转让股权名义转让土地的，存在被追征土地增值税的先例。若采用方案一，抗辩基础有三：标的公司持续经营，拥有厂房、设备及员工，并非单纯持有土地的空壳；收购目的是解决上市主体的资产完整性与独立性，具有合理商业目的；交易在集团内部进行，不涉及对外变现。另需注意，特殊性税务处理要求重组后12个月内不改变原有实质性经营活动，而标的公司的生产转换发生在收购之前，该情形的认定需一并确认。</w:t>
       </w:r>
     </w:p>
     <w:p>
@@ -16478,7 +16851,7 @@
         <w:rPr>
           <w:rFonts w:hint="eastAsia" w:ascii="Times New Roman" w:hAnsi="Times New Roman" w:cs="Times New Roman"/>
         </w:rPr>
-        <w:t>股权收购系概括承受标的公司的全部资产和负债，尽职调查的范围应大于资产收购。重点包括：标的公司的或有负债、对外担保、未决诉讼及行政处罚；历史期间尤其是啤酒生产期间的税务合规情况及环保遗留问题；四宗宗地是否存在抵押、查封等权利限制；113名员工的劳动关系、社保公积金缴纳及安置安排。建议在协议中设置陈述与保证条款及相应的补偿安排。</w:t>
+        <w:t>实施安排上，建议2026年8-9月完成方案论证，同步启动标的公司尽职调查并与国资、税务预沟通；9-10月完成专项审计与资产评估并报国资备案，据以确定最终方案；10-11月完成三方内部决策及国资审批；11-12月完成交割、财务并表及后续整合。上述工作建议与中发邢台股权重组同步推进，最迟于2026年12月股份制改造完成前实施完毕。</w:t>
       </w:r>
     </w:p>
     <w:p>
@@ -16494,55 +16867,7 @@
         <w:rPr>
           <w:rFonts w:hint="eastAsia" w:ascii="Times New Roman" w:hAnsi="Times New Roman" w:cs="Times New Roman"/>
         </w:rPr>
-        <w:t>税务方面需关注一项风险。实务中，以转让股权名义转让土地的，存在被追征土地增值税的先例。本次交易的抗辩基础有三：标的公司持续经营，拥有厂房、设备及员工，并非单纯持有土地的空壳；收购目的是解决上市主体的资产完整性与独立性，具有合理商业目的；交易在集团内部进行，不涉及对外变现。即便如此，仍建议在方案启动前与主管税务机关书面沟通并取得意见。另需注意，特殊性税务处理要求重组后12个月内不改变原有实质性经营活动，而标的公司的生产转换发生在收购之前，该情形的认定需一并确认。</w:t>
-      </w:r>
-    </w:p>
-    <w:p>
-      <w:pPr>
-        <w:spacing w:before="163" w:beforeLines="50" w:after="163" w:afterLines="50" w:line="360" w:lineRule="auto"/>
-        <w:ind w:firstLine="480" w:firstLineChars="200"/>
-        <w:jc w:val="both"/>
-        <w:rPr>
-          <w:rFonts w:ascii="Times New Roman" w:hAnsi="Times New Roman" w:cs="Times New Roman"/>
-        </w:rPr>
-      </w:pPr>
-      <w:r>
-        <w:rPr>
-          <w:rFonts w:hint="eastAsia" w:ascii="Times New Roman" w:hAnsi="Times New Roman" w:cs="Times New Roman"/>
-        </w:rPr>
-        <w:t>⑤实施步骤及过渡期安排</w:t>
-      </w:r>
-    </w:p>
-    <w:p>
-      <w:pPr>
-        <w:spacing w:before="163" w:beforeLines="50" w:after="163" w:afterLines="50" w:line="360" w:lineRule="auto"/>
-        <w:ind w:firstLine="480" w:firstLineChars="200"/>
-        <w:jc w:val="both"/>
-        <w:rPr>
-          <w:rFonts w:ascii="Times New Roman" w:hAnsi="Times New Roman" w:cs="Times New Roman"/>
-        </w:rPr>
-      </w:pPr>
-      <w:r>
-        <w:rPr>
-          <w:rFonts w:hint="eastAsia" w:ascii="Times New Roman" w:hAnsi="Times New Roman" w:cs="Times New Roman"/>
-        </w:rPr>
-        <w:t>实施顺序为：完成对标的公司的专项审计与资产评估并报国资备案；三方履行内部决策程序并报国资审批，燕京啤酒同步履行上市公司审议及披露程序；签署股权转让协议并办理工商变更，完成交割及财务并表；随后办理更名、经营范围变更及资质变更，并推进两家邢台主体的吸收合并。上述工作建议与中发邢台股权重组同步推进，最迟于2026年12月股份制改造完成前实施完毕。</w:t>
-      </w:r>
-    </w:p>
-    <w:p>
-      <w:pPr>
-        <w:spacing w:before="163" w:beforeLines="50" w:after="163" w:afterLines="50" w:line="360" w:lineRule="auto"/>
-        <w:ind w:firstLine="480" w:firstLineChars="200"/>
-        <w:jc w:val="both"/>
-        <w:rPr>
-          <w:rFonts w:ascii="Times New Roman" w:hAnsi="Times New Roman" w:cs="Times New Roman"/>
-        </w:rPr>
-      </w:pPr>
-      <w:r>
-        <w:rPr>
-          <w:rFonts w:hint="eastAsia" w:ascii="Times New Roman" w:hAnsi="Times New Roman" w:cs="Times New Roman"/>
-        </w:rPr>
-        <w:t>若交易在申报基准日前未能完成，建议先由标的公司与中发邢台签署土地及厂房租赁协议并办理备案，明确租金定价依据及公允性，并取得燕京啤酒的承诺函。标的公司经营范围含房屋租赁，具备相应资质。租赁属过渡性安排，资产完整性的论证仍有不足，最终仍应通过收购解决。</w:t>
+        <w:t>若交易在申报基准日前未能完成，建议先由燕京啤酒（邢台）有限公司与中发邢台签署土地及厂房租赁协议并办理备案，明确租金定价依据及公允性，并取得燕京啤酒的承诺函。该公司经营范围含房屋租赁，具备相应资质。租赁属过渡性安排，资产完整性的论证仍有不足，最终仍应通过收购解决。</w:t>
       </w:r>
     </w:p>
     <w:p>
@@ -20060,7 +20385,7 @@
 
 <file path=word/comments.xml><?xml version="1.0" encoding="utf-8"?>
 <w:comments xmlns:wpc="http://schemas.microsoft.com/office/word/2010/wordprocessingCanvas" xmlns:cx="http://schemas.microsoft.com/office/drawing/2014/chartex" xmlns:cx1="http://schemas.microsoft.com/office/drawing/2015/9/8/chartex" xmlns:cx2="http://schemas.microsoft.com/office/drawing/2015/10/21/chartex" xmlns:cx3="http://schemas.microsoft.com/office/drawing/2016/5/9/chartex" xmlns:cx4="http://schemas.microsoft.com/office/drawing/2016/5/10/chartex" xmlns:cx5="http://schemas.microsoft.com/office/drawing/2016/5/11/chartex" xmlns:cx6="http://schemas.microsoft.com/office/drawing/2016/5/12/chartex" xmlns:cx7="http://schemas.microsoft.com/office/drawing/2016/5/13/chartex" xmlns:cx8="http://schemas.microsoft.com/office/drawing/2016/5/14/chartex" xmlns:mc="http://schemas.openxmlformats.org/markup-compatibility/2006" xmlns:aink="http://schemas.microsoft.com/office/drawing/2016/ink" xmlns:am3d="http://schemas.microsoft.com/office/drawing/2017/model3d" xmlns:o="urn:schemas-microsoft-com:office:office" xmlns:oel="http://schemas.microsoft.com/office/2019/extlst" xmlns:r="http://schemas.openxmlformats.org/officeDocument/2006/relationships" xmlns:m="http://schemas.openxmlformats.org/officeDocument/2006/math" xmlns:v="urn:schemas-microsoft-com:vml" xmlns:wp14="http://schemas.microsoft.com/office/word/2010/wordprocessingDrawing" xmlns:wp="http://schemas.openxmlformats.org/drawingml/2006/wordprocessingDrawing" xmlns:w10="urn:schemas-microsoft-com:office:word" xmlns:w="http://schemas.openxmlformats.org/wordprocessingml/2006/main" xmlns:w14="http://schemas.microsoft.com/office/word/2010/wordml" xmlns:w15="http://schemas.microsoft.com/office/word/2012/wordml" xmlns:w16cex="http://schemas.microsoft.com/office/word/2018/wordml/cex" xmlns:w16cid="http://schemas.microsoft.com/office/word/2016/wordml/cid" xmlns:w16="http://schemas.microsoft.com/office/word/2018/wordml" xmlns:w16du="http://schemas.microsoft.com/office/word/2023/wordml/word16du" xmlns:w16sdtdh="http://schemas.microsoft.com/office/word/2020/wordml/sdtdatahash" xmlns:w16sdtfl="http://schemas.microsoft.com/office/word/2024/wordml/sdtformatlock" xmlns:w16se="http://schemas.microsoft.com/office/word/2015/wordml/symex" xmlns:wpg="http://schemas.microsoft.com/office/word/2010/wordprocessingGroup" xmlns:wpi="http://schemas.microsoft.com/office/word/2010/wordprocessingInk" xmlns:wne="http://schemas.microsoft.com/office/word/2006/wordml" xmlns:wps="http://schemas.microsoft.com/office/word/2010/wordprocessingShape" mc:Ignorable="w14 w15 w16se w16cid w16 w16cex w16sdtdh w16sdtfl w16du wp14">
-  <w:comment w:id="0" w:author="燕京中发IPO项目组" w:date="2026-08-21T06:54:46Z" w:initials="YJ">
+  <w:comment w:id="0" w:author="燕京中发IPO项目组" w:date="2026-08-24T07:52:30Z" w:initials="YJ">
     <w:p>
       <w:pPr>
         <w:pStyle w:val="CommentText"/>
@@ -20078,7 +20403,7 @@
           <w:sz w:val="20"/>
           <w:szCs w:val="20"/>
         </w:rPr>
-        <w:t xml:space="preserve">本节解决方案为收购燕京啤酒（邢台）有限公司100%股权，其成立前提是该公司厂区已整体转为纳豆生产、不再从事啤酒业务。该前提目前仅据了解，尚需以书面资料确认，请优先落实。需核实：一、该公司啤酒生产线的停产时间、现有生产线的实际用途及产权归属；二、其113名员工的实际工作内容、劳动关系归属，以及与中发邢台在人员、生产组织、费用承担上的划分；三、其最近两年及一期财务报表，用于测算收购对价及交易后股权结构；四、其营业执照、公司章程、对外担保及诉讼情况，用于股权收购的概括承受尽调；五、宗地二出让合同（核对起始日期及年限）、宗地四实际使用状况及建设环保手续。另需提示：标的公司经营范围现为啤酒制造相关，收购后如不同步变更经营范围并注销啤酒生产许可，发行人将因持有啤酒制造企业而与控股股东燕京啤酒形成新的同业竞争。</w:t>
+        <w:t xml:space="preserve">本节列示股权收购与资产收购两个方案，最终选择需在中介机构进场完成尽职调查后，结合尽调结果与公司诉求确定。两方案共同的前提是该公司厂区已整体转为纳豆生产、不再从事啤酒业务，该前提目前仅据了解，尚需以书面资料确认，请优先落实。决定方案选择的待核事项：一、标的公司的或有负债、对外担保、未决诉讼、行政处罚、税务合规及环保遗留情况，若有重大问题则宜转向资产收购；二、其最近两年及一期财务报表，用于测算股权作价及交易后股权结构；三、土地评估增值幅度，直接决定资产收购方案下土地增值税的实际金额；四、113名员工的实际工作内容及劳动关系归属；五、宗地四的实际使用状况及建设、环保手续。此外还需取得：标的公司营业执照及公司章程；宗地二出让合同（核对起始日期及年限）；啤酒生产线停产时间及现有生产线的产权归属。另需提示：如采用股权收购方案，收购后须同步变更经营范围并注销啤酒生产许可，否则发行人将因持有啤酒制造企业而与控股股东燕京啤酒形成新的同业竞争。</w:t>
       </w:r>
     </w:p>
   </w:comment>
@@ -20087,19 +20412,19 @@
 
 <file path=word/commentsExtended.xml><?xml version="1.0" encoding="utf-8"?>
 <w15:commentsEx xmlns:wpc="http://schemas.microsoft.com/office/word/2010/wordprocessingCanvas" xmlns:cx="http://schemas.microsoft.com/office/drawing/2014/chartex" xmlns:cx1="http://schemas.microsoft.com/office/drawing/2015/9/8/chartex" xmlns:cx2="http://schemas.microsoft.com/office/drawing/2015/10/21/chartex" xmlns:cx3="http://schemas.microsoft.com/office/drawing/2016/5/9/chartex" xmlns:cx4="http://schemas.microsoft.com/office/drawing/2016/5/10/chartex" xmlns:cx5="http://schemas.microsoft.com/office/drawing/2016/5/11/chartex" xmlns:cx6="http://schemas.microsoft.com/office/drawing/2016/5/12/chartex" xmlns:cx7="http://schemas.microsoft.com/office/drawing/2016/5/13/chartex" xmlns:cx8="http://schemas.microsoft.com/office/drawing/2016/5/14/chartex" xmlns:mc="http://schemas.openxmlformats.org/markup-compatibility/2006" xmlns:aink="http://schemas.microsoft.com/office/drawing/2016/ink" xmlns:am3d="http://schemas.microsoft.com/office/drawing/2017/model3d" xmlns:o="urn:schemas-microsoft-com:office:office" xmlns:oel="http://schemas.microsoft.com/office/2019/extlst" xmlns:r="http://schemas.openxmlformats.org/officeDocument/2006/relationships" xmlns:m="http://schemas.openxmlformats.org/officeDocument/2006/math" xmlns:v="urn:schemas-microsoft-com:vml" xmlns:wp14="http://schemas.microsoft.com/office/word/2010/wordprocessingDrawing" xmlns:wp="http://schemas.openxmlformats.org/drawingml/2006/wordprocessingDrawing" xmlns:w10="urn:schemas-microsoft-com:office:word" xmlns:w="http://schemas.openxmlformats.org/wordprocessingml/2006/main" xmlns:w14="http://schemas.microsoft.com/office/word/2010/wordml" xmlns:w15="http://schemas.microsoft.com/office/word/2012/wordml" xmlns:w16cex="http://schemas.microsoft.com/office/word/2018/wordml/cex" xmlns:w16cid="http://schemas.microsoft.com/office/word/2016/wordml/cid" xmlns:w16="http://schemas.microsoft.com/office/word/2018/wordml" xmlns:w16du="http://schemas.microsoft.com/office/word/2023/wordml/word16du" xmlns:w16sdtdh="http://schemas.microsoft.com/office/word/2020/wordml/sdtdatahash" xmlns:w16sdtfl="http://schemas.microsoft.com/office/word/2024/wordml/sdtformatlock" xmlns:w16se="http://schemas.microsoft.com/office/word/2015/wordml/symex" xmlns:wpg="http://schemas.microsoft.com/office/word/2010/wordprocessingGroup" xmlns:wpi="http://schemas.microsoft.com/office/word/2010/wordprocessingInk" xmlns:wne="http://schemas.microsoft.com/office/word/2006/wordml" xmlns:wps="http://schemas.microsoft.com/office/word/2010/wordprocessingShape" mc:Ignorable="w14 w15 w16se w16cid w16 w16cex w16sdtdh w16sdtfl w16du wp14">
-  <w15:commentEx w15:paraId="56BE7B69" w15:done="0"/>
+  <w15:commentEx w15:paraId="50A38C79" w15:done="0"/>
 </w15:commentsEx>
 </file>
 
 <file path=word/commentsExtensible.xml><?xml version="1.0" encoding="utf-8"?>
 <w16cex:commentsExtensible xmlns:wpc="http://schemas.microsoft.com/office/word/2010/wordprocessingCanvas" xmlns:cx="http://schemas.microsoft.com/office/drawing/2014/chartex" xmlns:cx1="http://schemas.microsoft.com/office/drawing/2015/9/8/chartex" xmlns:cx2="http://schemas.microsoft.com/office/drawing/2015/10/21/chartex" xmlns:cx3="http://schemas.microsoft.com/office/drawing/2016/5/9/chartex" xmlns:cx4="http://schemas.microsoft.com/office/drawing/2016/5/10/chartex" xmlns:cx5="http://schemas.microsoft.com/office/drawing/2016/5/11/chartex" xmlns:cx6="http://schemas.microsoft.com/office/drawing/2016/5/12/chartex" xmlns:cx7="http://schemas.microsoft.com/office/drawing/2016/5/13/chartex" xmlns:cx8="http://schemas.microsoft.com/office/drawing/2016/5/14/chartex" xmlns:mc="http://schemas.openxmlformats.org/markup-compatibility/2006" xmlns:aink="http://schemas.microsoft.com/office/drawing/2016/ink" xmlns:am3d="http://schemas.microsoft.com/office/drawing/2017/model3d" xmlns:o="urn:schemas-microsoft-com:office:office" xmlns:oel="http://schemas.microsoft.com/office/2019/extlst" xmlns:r="http://schemas.openxmlformats.org/officeDocument/2006/relationships" xmlns:m="http://schemas.openxmlformats.org/officeDocument/2006/math" xmlns:v="urn:schemas-microsoft-com:vml" xmlns:wp14="http://schemas.microsoft.com/office/word/2010/wordprocessingDrawing" xmlns:wp="http://schemas.openxmlformats.org/drawingml/2006/wordprocessingDrawing" xmlns:w10="urn:schemas-microsoft-com:office:word" xmlns:w="http://schemas.openxmlformats.org/wordprocessingml/2006/main" xmlns:w14="http://schemas.microsoft.com/office/word/2010/wordml" xmlns:w15="http://schemas.microsoft.com/office/word/2012/wordml" xmlns:w16cex="http://schemas.microsoft.com/office/word/2018/wordml/cex" xmlns:w16cid="http://schemas.microsoft.com/office/word/2016/wordml/cid" xmlns:w16="http://schemas.microsoft.com/office/word/2018/wordml" xmlns:w16du="http://schemas.microsoft.com/office/word/2023/wordml/word16du" xmlns:w16sdtdh="http://schemas.microsoft.com/office/word/2020/wordml/sdtdatahash" xmlns:w16sdtfl="http://schemas.microsoft.com/office/word/2024/wordml/sdtformatlock" xmlns:w16se="http://schemas.microsoft.com/office/word/2015/wordml/symex" xmlns:wpg="http://schemas.microsoft.com/office/word/2010/wordprocessingGroup" xmlns:wpi="http://schemas.microsoft.com/office/word/2010/wordprocessingInk" xmlns:wne="http://schemas.microsoft.com/office/word/2006/wordml" xmlns:wps="http://schemas.microsoft.com/office/word/2010/wordprocessingShape" xmlns:cr="http://schemas.microsoft.com/office/comments/2020/reactions" mc:Ignorable="w14 w15 w16se w16cid w16 w16cex w16sdtdh w16sdtfl cr w16du wp14">
-  <w16cex:commentExtensible w16cex:durableId="0BBB7F49" w16cex:dateUtc="2026-08-21T06:54:46Z"/>
+  <w16cex:commentExtensible w16cex:durableId="5B79A389" w16cex:dateUtc="2026-08-24T07:52:30Z"/>
 </w16cex:commentsExtensible>
 </file>
 
 <file path=word/commentsIds.xml><?xml version="1.0" encoding="utf-8"?>
 <w16cid:commentsIds xmlns:wpc="http://schemas.microsoft.com/office/word/2010/wordprocessingCanvas" xmlns:cx="http://schemas.microsoft.com/office/drawing/2014/chartex" xmlns:cx1="http://schemas.microsoft.com/office/drawing/2015/9/8/chartex" xmlns:cx2="http://schemas.microsoft.com/office/drawing/2015/10/21/chartex" xmlns:cx3="http://schemas.microsoft.com/office/drawing/2016/5/9/chartex" xmlns:cx4="http://schemas.microsoft.com/office/drawing/2016/5/10/chartex" xmlns:cx5="http://schemas.microsoft.com/office/drawing/2016/5/11/chartex" xmlns:cx6="http://schemas.microsoft.com/office/drawing/2016/5/12/chartex" xmlns:cx7="http://schemas.microsoft.com/office/drawing/2016/5/13/chartex" xmlns:cx8="http://schemas.microsoft.com/office/drawing/2016/5/14/chartex" xmlns:mc="http://schemas.openxmlformats.org/markup-compatibility/2006" xmlns:aink="http://schemas.microsoft.com/office/drawing/2016/ink" xmlns:am3d="http://schemas.microsoft.com/office/drawing/2017/model3d" xmlns:o="urn:schemas-microsoft-com:office:office" xmlns:oel="http://schemas.microsoft.com/office/2019/extlst" xmlns:r="http://schemas.openxmlformats.org/officeDocument/2006/relationships" xmlns:m="http://schemas.openxmlformats.org/officeDocument/2006/math" xmlns:v="urn:schemas-microsoft-com:vml" xmlns:wp14="http://schemas.microsoft.com/office/word/2010/wordprocessingDrawing" xmlns:wp="http://schemas.openxmlformats.org/drawingml/2006/wordprocessingDrawing" xmlns:w10="urn:schemas-microsoft-com:office:word" xmlns:w="http://schemas.openxmlformats.org/wordprocessingml/2006/main" xmlns:w14="http://schemas.microsoft.com/office/word/2010/wordml" xmlns:w15="http://schemas.microsoft.com/office/word/2012/wordml" xmlns:w16cex="http://schemas.microsoft.com/office/word/2018/wordml/cex" xmlns:w16cid="http://schemas.microsoft.com/office/word/2016/wordml/cid" xmlns:w16="http://schemas.microsoft.com/office/word/2018/wordml" xmlns:w16du="http://schemas.microsoft.com/office/word/2023/wordml/word16du" xmlns:w16sdtdh="http://schemas.microsoft.com/office/word/2020/wordml/sdtdatahash" xmlns:w16sdtfl="http://schemas.microsoft.com/office/word/2024/wordml/sdtformatlock" xmlns:w16se="http://schemas.microsoft.com/office/word/2015/wordml/symex" xmlns:wpg="http://schemas.microsoft.com/office/word/2010/wordprocessingGroup" xmlns:wpi="http://schemas.microsoft.com/office/word/2010/wordprocessingInk" xmlns:wne="http://schemas.microsoft.com/office/word/2006/wordml" xmlns:wps="http://schemas.microsoft.com/office/word/2010/wordprocessingShape" mc:Ignorable="w14 w15 w16se w16cid w16 w16cex w16sdtdh w16sdtfl w16du wp14">
-  <w16cid:commentId w16cid:paraId="56BE7B69" w16cid:durableId="0BBB7F49"/>
+  <w16cid:commentId w16cid:paraId="50A38C79" w16cid:durableId="5B79A389"/>
 </w16cid:commentsIds>
 </file>
 

--- a/output/燕京中发尽调报告/国泰海通关于燕京中发之尽职调查报告（初稿-同业竞争、土地收购、收入确认、返利）.docx
+++ b/output/燕京中发尽调报告/国泰海通关于燕京中发之尽职调查报告（初稿-同业竞争、土地收购、收入确认、返利）.docx
@@ -9893,7 +9893,7 @@
                 <w:sz w:val="21"/>
                 <w:szCs w:val="21"/>
               </w:rPr>
-              <w:t>2024年5月10日成立，注册资本10,000.00万元</w:t>
+              <w:t>2024年5月10日成立，注册资本10,000.00万元，已全额实缴</w:t>
             </w:r>
           </w:p>
         </w:tc>
@@ -10228,7 +10228,7 @@
         <w:rPr>
           <w:rFonts w:hint="eastAsia" w:ascii="Times New Roman" w:hAnsi="Times New Roman" w:cs="Times New Roman"/>
         </w:rPr>
-        <w:t>发行人股东为燕京啤酒（持股80.00%）、燕京集团（持股17.50%）及食品发酵研究院（持股2.50%）。中发邢台与发行人的控股股东同为燕京啤酒，属于《首次公开发行股票注册管理办法》第十二条所述控股股东控制的其他企业。</w:t>
+        <w:t>发行人股东为燕京啤酒（持股80.00%）、燕京集团（持股17.50%）及食品发酵研究院（持股2.50%）。中发邢台与发行人的控股股东同为燕京啤酒，属于《首次公开发行股票注册管理办法》第十二条所述控股股东控制的其他企业。根据燕京啤酒2025年年度报告披露，燕京啤酒对中发邢台直接持股67.00%、通过发行人间接持股26.40%，合计持有权益份额93.40%；其母公司报表中对中发邢台的长期股权投资账面余额为6,700.00万元，与其实缴出资额一致，未计提减值准备。</w:t>
       </w:r>
     </w:p>
     <w:p>
@@ -10261,6 +10261,22 @@
           <w:rFonts w:hint="eastAsia" w:ascii="Times New Roman" w:hAnsi="Times New Roman" w:cs="Times New Roman"/>
         </w:rPr>
         <w:t>经营管理及交易关系方面，中发邢台的日常生产经营由发行人团队负责，未建立独立的采购、生产、销售管理体系。发行人存在向中发邢台采购产成品后对外销售的情形，截至2026年6月30日库存商品中外购部分账面余额2,018.78万元，具体采购金额及定价依据需与中发邢台账面数据核对确认。</w:t>
+      </w:r>
+    </w:p>
+    <w:p>
+      <w:pPr>
+        <w:spacing w:before="163" w:beforeLines="50" w:after="163" w:afterLines="50" w:line="360" w:lineRule="auto"/>
+        <w:ind w:firstLine="480" w:firstLineChars="200"/>
+        <w:jc w:val="both"/>
+        <w:rPr>
+          <w:rFonts w:ascii="Times New Roman" w:hAnsi="Times New Roman" w:cs="Times New Roman"/>
+        </w:rPr>
+      </w:pPr>
+      <w:r>
+        <w:rPr>
+          <w:rFonts w:hint="eastAsia" w:ascii="Times New Roman" w:hAnsi="Times New Roman" w:cs="Times New Roman"/>
+        </w:rPr>
+        <w:t>资产结构方面，中发邢台2025年12月31日在建工程账面余额6,021.77万元，系邢台纳豆厂区建设工程，占其资产总额的44.65%；固定资产账面余额794.63万元；无形资产及使用权资产账面余额均为零，即其账面未反映任何土地使用权，亦未确认因承租土地及厂房而产生的使用权资产。该项在建工程所在土地及原有厂房的权属登记在燕京啤酒（邢台）有限公司名下，存在房、地权属分离的情形，详见本节4、土地收购。</w:t>
       </w:r>
     </w:p>
     <w:p>
@@ -10721,7 +10737,7 @@
                 <w:sz w:val="21"/>
                 <w:szCs w:val="21"/>
               </w:rPr>
-              <w:t>中发邢台净利润</w:t>
+              <w:t>中发邢台利润总额</w:t>
             </w:r>
           </w:p>
         </w:tc>
@@ -10748,7 +10764,7 @@
                 <w:sz w:val="21"/>
                 <w:szCs w:val="21"/>
               </w:rPr>
-              <w:t>601.51</w:t>
+              <w:t>872.38</w:t>
             </w:r>
           </w:p>
         </w:tc>
@@ -10775,7 +10791,7 @@
                 <w:sz w:val="21"/>
                 <w:szCs w:val="21"/>
               </w:rPr>
-              <w:t>2,213.62</w:t>
+              <w:t>2,952.40</w:t>
             </w:r>
           </w:p>
         </w:tc>
@@ -10802,7 +10818,7 @@
                 <w:sz w:val="21"/>
                 <w:szCs w:val="21"/>
               </w:rPr>
-              <w:t>34.57</w:t>
+              <w:t>46.09</w:t>
             </w:r>
           </w:p>
         </w:tc>
@@ -10835,7 +10851,7 @@
                 <w:sz w:val="21"/>
                 <w:szCs w:val="21"/>
               </w:rPr>
-              <w:t>中发邢台总资产</w:t>
+              <w:t>中发邢台净利润</w:t>
             </w:r>
           </w:p>
         </w:tc>
@@ -10862,7 +10878,7 @@
                 <w:sz w:val="21"/>
                 <w:szCs w:val="21"/>
               </w:rPr>
-              <w:t>27,228.35</w:t>
+              <w:t>601.51</w:t>
             </w:r>
           </w:p>
         </w:tc>
@@ -10889,7 +10905,7 @@
                 <w:sz w:val="21"/>
                 <w:szCs w:val="21"/>
               </w:rPr>
-              <w:t>13,486.29</w:t>
+              <w:t>2,213.62</w:t>
             </w:r>
           </w:p>
         </w:tc>
@@ -10916,7 +10932,7 @@
                 <w:sz w:val="21"/>
                 <w:szCs w:val="21"/>
               </w:rPr>
-              <w:t>13,509.17</w:t>
+              <w:t>34.57</w:t>
             </w:r>
           </w:p>
         </w:tc>
@@ -10949,7 +10965,7 @@
                 <w:sz w:val="21"/>
                 <w:szCs w:val="21"/>
               </w:rPr>
-              <w:t>发行人营业收入</w:t>
+              <w:t>中发邢台总资产</w:t>
             </w:r>
           </w:p>
         </w:tc>
@@ -10976,7 +10992,7 @@
                 <w:sz w:val="21"/>
                 <w:szCs w:val="21"/>
               </w:rPr>
-              <w:t>20,814.62</w:t>
+              <w:t>27,228.35</w:t>
             </w:r>
           </w:p>
         </w:tc>
@@ -11003,7 +11019,7 @@
                 <w:sz w:val="21"/>
                 <w:szCs w:val="21"/>
               </w:rPr>
-              <w:t>43,435.86</w:t>
+              <w:t>13,486.29</w:t>
             </w:r>
           </w:p>
         </w:tc>
@@ -11030,7 +11046,7 @@
                 <w:sz w:val="21"/>
                 <w:szCs w:val="21"/>
               </w:rPr>
-              <w:t>21,265.64</w:t>
+              <w:t>13,509.17</w:t>
             </w:r>
           </w:p>
         </w:tc>
@@ -11063,7 +11079,7 @@
                 <w:sz w:val="21"/>
                 <w:szCs w:val="21"/>
               </w:rPr>
-              <w:t>发行人毛利</w:t>
+              <w:t>中发邢台净资产</w:t>
             </w:r>
           </w:p>
         </w:tc>
@@ -11090,7 +11106,7 @@
                 <w:sz w:val="21"/>
                 <w:szCs w:val="21"/>
               </w:rPr>
-              <w:t>10,924.18</w:t>
+              <w:t>12,849.70</w:t>
             </w:r>
           </w:p>
         </w:tc>
@@ -11117,7 +11133,7 @@
                 <w:sz w:val="21"/>
                 <w:szCs w:val="21"/>
               </w:rPr>
-              <w:t>20,575.08</w:t>
+              <w:t>12,248.19</w:t>
             </w:r>
           </w:p>
         </w:tc>
@@ -11144,7 +11160,7 @@
                 <w:sz w:val="21"/>
                 <w:szCs w:val="21"/>
               </w:rPr>
-              <w:t>12,939.35</w:t>
+              <w:t>10,034.57</w:t>
             </w:r>
           </w:p>
         </w:tc>
@@ -11177,7 +11193,7 @@
                 <w:sz w:val="21"/>
                 <w:szCs w:val="21"/>
               </w:rPr>
-              <w:t>发行人净利润</w:t>
+              <w:t>发行人营业收入</w:t>
             </w:r>
           </w:p>
         </w:tc>
@@ -11204,7 +11220,7 @@
                 <w:sz w:val="21"/>
                 <w:szCs w:val="21"/>
               </w:rPr>
-              <w:t>6,308.86</w:t>
+              <w:t>20,814.62</w:t>
             </w:r>
           </w:p>
         </w:tc>
@@ -11231,7 +11247,7 @@
                 <w:sz w:val="21"/>
                 <w:szCs w:val="21"/>
               </w:rPr>
-              <w:t>13,343.75</w:t>
+              <w:t>43,435.86</w:t>
             </w:r>
           </w:p>
         </w:tc>
@@ -11258,7 +11274,7 @@
                 <w:sz w:val="21"/>
                 <w:szCs w:val="21"/>
               </w:rPr>
-              <w:t>8,712.34</w:t>
+              <w:t>21,265.64</w:t>
             </w:r>
           </w:p>
         </w:tc>
@@ -11291,7 +11307,7 @@
                 <w:sz w:val="21"/>
                 <w:szCs w:val="21"/>
               </w:rPr>
-              <w:t>发行人总资产</w:t>
+              <w:t>发行人毛利</w:t>
             </w:r>
           </w:p>
         </w:tc>
@@ -11318,7 +11334,7 @@
                 <w:sz w:val="21"/>
                 <w:szCs w:val="21"/>
               </w:rPr>
-              <w:t>49,644.72</w:t>
+              <w:t>10,924.18</w:t>
             </w:r>
           </w:p>
         </w:tc>
@@ -11345,7 +11361,7 @@
                 <w:sz w:val="21"/>
                 <w:szCs w:val="21"/>
               </w:rPr>
-              <w:t>39,986.23</w:t>
+              <w:t>20,575.08</w:t>
             </w:r>
           </w:p>
         </w:tc>
@@ -11372,7 +11388,7 @@
                 <w:sz w:val="21"/>
                 <w:szCs w:val="21"/>
               </w:rPr>
-              <w:t>25,325.74</w:t>
+              <w:t>12,939.35</w:t>
             </w:r>
           </w:p>
         </w:tc>
@@ -11405,7 +11421,7 @@
                 <w:sz w:val="21"/>
                 <w:szCs w:val="21"/>
               </w:rPr>
-              <w:t>收入占比</w:t>
+              <w:t>发行人利润总额</w:t>
             </w:r>
           </w:p>
         </w:tc>
@@ -11432,7 +11448,7 @@
                 <w:sz w:val="21"/>
                 <w:szCs w:val="21"/>
               </w:rPr>
-              <w:t>14.11</w:t>
+              <w:t>7,422.18</w:t>
             </w:r>
           </w:p>
         </w:tc>
@@ -11459,7 +11475,7 @@
                 <w:sz w:val="21"/>
                 <w:szCs w:val="21"/>
               </w:rPr>
-              <w:t>23.12</w:t>
+              <w:t>15,071.95</w:t>
             </w:r>
           </w:p>
         </w:tc>
@@ -11486,7 +11502,7 @@
                 <w:sz w:val="21"/>
                 <w:szCs w:val="21"/>
               </w:rPr>
-              <w:t>2.43</w:t>
+              <w:t>10,212.48</w:t>
             </w:r>
           </w:p>
         </w:tc>
@@ -11519,7 +11535,7 @@
                 <w:sz w:val="21"/>
                 <w:szCs w:val="21"/>
               </w:rPr>
-              <w:t>毛利占比</w:t>
+              <w:t>发行人净利润</w:t>
             </w:r>
           </w:p>
         </w:tc>
@@ -11546,7 +11562,7 @@
                 <w:sz w:val="21"/>
                 <w:szCs w:val="21"/>
               </w:rPr>
-              <w:t>14.05</w:t>
+              <w:t>6,308.86</w:t>
             </w:r>
           </w:p>
         </w:tc>
@@ -11573,7 +11589,7 @@
                 <w:sz w:val="21"/>
                 <w:szCs w:val="21"/>
               </w:rPr>
-              <w:t>19.71</w:t>
+              <w:t>13,343.75</w:t>
             </w:r>
           </w:p>
         </w:tc>
@@ -11600,7 +11616,7 @@
                 <w:sz w:val="21"/>
                 <w:szCs w:val="21"/>
               </w:rPr>
-              <w:t>2.23</w:t>
+              <w:t>8,712.34</w:t>
             </w:r>
           </w:p>
         </w:tc>
@@ -11633,7 +11649,7 @@
                 <w:sz w:val="21"/>
                 <w:szCs w:val="21"/>
               </w:rPr>
-              <w:t>净利润占比</w:t>
+              <w:t>发行人总资产</w:t>
             </w:r>
           </w:p>
         </w:tc>
@@ -11660,7 +11676,7 @@
                 <w:sz w:val="21"/>
                 <w:szCs w:val="21"/>
               </w:rPr>
-              <w:t>9.53</w:t>
+              <w:t>49,644.72</w:t>
             </w:r>
           </w:p>
         </w:tc>
@@ -11687,7 +11703,7 @@
                 <w:sz w:val="21"/>
                 <w:szCs w:val="21"/>
               </w:rPr>
-              <w:t>16.59</w:t>
+              <w:t>39,986.23</w:t>
             </w:r>
           </w:p>
         </w:tc>
@@ -11714,7 +11730,463 @@
                 <w:sz w:val="21"/>
                 <w:szCs w:val="21"/>
               </w:rPr>
-              <w:t>0.40</w:t>
+              <w:t>25,325.74</w:t>
+            </w:r>
+          </w:p>
+        </w:tc>
+      </w:tr>
+      <w:tr>
+        <w:trPr>
+          <w:trHeight w:val="397" w:hRule="atLeast"/>
+          <w:jc w:val="center"/>
+        </w:trPr>
+        <w:tc>
+          <w:tcPr>
+            <w:tcW w:w="2673" w:type="dxa"/>
+            <w:vAlign w:val="center"/>
+          </w:tcPr>
+          <w:p>
+            <w:pPr>
+              <w:widowControl w:val="0"/>
+              <w:jc w:val="center"/>
+              <w:rPr>
+                <w:rFonts w:hint="eastAsia" w:ascii="Times New Roman" w:hAnsi="Times New Roman" w:cs="Times New Roman"/>
+                <w:kern w:val="2"/>
+                <w:sz w:val="21"/>
+                <w:szCs w:val="21"/>
+              </w:rPr>
+            </w:pPr>
+            <w:r>
+              <w:rPr>
+                <w:rFonts w:hint="eastAsia" w:ascii="Times New Roman" w:hAnsi="Times New Roman" w:cs="Times New Roman"/>
+                <w:kern w:val="2"/>
+                <w:sz w:val="21"/>
+                <w:szCs w:val="21"/>
+              </w:rPr>
+              <w:t>发行人净资产</w:t>
+            </w:r>
+          </w:p>
+        </w:tc>
+        <w:tc>
+          <w:tcPr>
+            <w:tcW w:w="2584" w:type="dxa"/>
+            <w:vAlign w:val="center"/>
+          </w:tcPr>
+          <w:p>
+            <w:pPr>
+              <w:widowControl w:val="0"/>
+              <w:jc w:val="right"/>
+              <w:rPr>
+                <w:rFonts w:hint="eastAsia" w:ascii="Times New Roman" w:hAnsi="Times New Roman" w:cs="Times New Roman"/>
+                <w:kern w:val="2"/>
+                <w:sz w:val="21"/>
+                <w:szCs w:val="21"/>
+              </w:rPr>
+            </w:pPr>
+            <w:r>
+              <w:rPr>
+                <w:rFonts w:hint="eastAsia" w:ascii="Times New Roman" w:hAnsi="Times New Roman" w:cs="Times New Roman"/>
+                <w:kern w:val="2"/>
+                <w:sz w:val="21"/>
+                <w:szCs w:val="21"/>
+              </w:rPr>
+              <w:t>30,950.09</w:t>
+            </w:r>
+          </w:p>
+        </w:tc>
+        <w:tc>
+          <w:tcPr>
+            <w:tcW w:w="2584" w:type="dxa"/>
+            <w:vAlign w:val="center"/>
+          </w:tcPr>
+          <w:p>
+            <w:pPr>
+              <w:widowControl w:val="0"/>
+              <w:jc w:val="right"/>
+              <w:rPr>
+                <w:rFonts w:hint="eastAsia" w:ascii="Times New Roman" w:hAnsi="Times New Roman" w:cs="Times New Roman"/>
+                <w:kern w:val="2"/>
+                <w:sz w:val="21"/>
+                <w:szCs w:val="21"/>
+              </w:rPr>
+            </w:pPr>
+            <w:r>
+              <w:rPr>
+                <w:rFonts w:hint="eastAsia" w:ascii="Times New Roman" w:hAnsi="Times New Roman" w:cs="Times New Roman"/>
+                <w:kern w:val="2"/>
+                <w:sz w:val="21"/>
+                <w:szCs w:val="21"/>
+              </w:rPr>
+              <w:t>24,641.23</w:t>
+            </w:r>
+          </w:p>
+        </w:tc>
+        <w:tc>
+          <w:tcPr>
+            <w:tcW w:w="2584" w:type="dxa"/>
+            <w:vAlign w:val="center"/>
+          </w:tcPr>
+          <w:p>
+            <w:pPr>
+              <w:widowControl w:val="0"/>
+              <w:jc w:val="right"/>
+              <w:rPr>
+                <w:rFonts w:hint="eastAsia" w:ascii="Times New Roman" w:hAnsi="Times New Roman" w:cs="Times New Roman"/>
+                <w:kern w:val="2"/>
+                <w:sz w:val="21"/>
+                <w:szCs w:val="21"/>
+              </w:rPr>
+            </w:pPr>
+            <w:r>
+              <w:rPr>
+                <w:rFonts w:hint="eastAsia" w:ascii="Times New Roman" w:hAnsi="Times New Roman" w:cs="Times New Roman"/>
+                <w:kern w:val="2"/>
+                <w:sz w:val="21"/>
+                <w:szCs w:val="21"/>
+              </w:rPr>
+              <w:t>15,297.47</w:t>
+            </w:r>
+          </w:p>
+        </w:tc>
+      </w:tr>
+      <w:tr>
+        <w:trPr>
+          <w:trHeight w:val="397" w:hRule="atLeast"/>
+          <w:jc w:val="center"/>
+        </w:trPr>
+        <w:tc>
+          <w:tcPr>
+            <w:tcW w:w="2673" w:type="dxa"/>
+            <w:vAlign w:val="center"/>
+          </w:tcPr>
+          <w:p>
+            <w:pPr>
+              <w:widowControl w:val="0"/>
+              <w:jc w:val="center"/>
+              <w:rPr>
+                <w:rFonts w:hint="eastAsia" w:ascii="Times New Roman" w:hAnsi="Times New Roman" w:cs="Times New Roman"/>
+                <w:kern w:val="2"/>
+                <w:sz w:val="21"/>
+                <w:szCs w:val="21"/>
+              </w:rPr>
+            </w:pPr>
+            <w:r>
+              <w:rPr>
+                <w:rFonts w:hint="eastAsia" w:ascii="Times New Roman" w:hAnsi="Times New Roman" w:cs="Times New Roman"/>
+                <w:kern w:val="2"/>
+                <w:sz w:val="21"/>
+                <w:szCs w:val="21"/>
+              </w:rPr>
+              <w:t>收入占比</w:t>
+            </w:r>
+          </w:p>
+        </w:tc>
+        <w:tc>
+          <w:tcPr>
+            <w:tcW w:w="2584" w:type="dxa"/>
+            <w:vAlign w:val="center"/>
+          </w:tcPr>
+          <w:p>
+            <w:pPr>
+              <w:widowControl w:val="0"/>
+              <w:jc w:val="right"/>
+              <w:rPr>
+                <w:rFonts w:hint="eastAsia" w:ascii="Times New Roman" w:hAnsi="Times New Roman" w:cs="Times New Roman"/>
+                <w:kern w:val="2"/>
+                <w:sz w:val="21"/>
+                <w:szCs w:val="21"/>
+              </w:rPr>
+            </w:pPr>
+            <w:r>
+              <w:rPr>
+                <w:rFonts w:hint="eastAsia" w:ascii="Times New Roman" w:hAnsi="Times New Roman" w:cs="Times New Roman"/>
+                <w:kern w:val="2"/>
+                <w:sz w:val="21"/>
+                <w:szCs w:val="21"/>
+              </w:rPr>
+              <w:t>14.11</w:t>
+            </w:r>
+          </w:p>
+        </w:tc>
+        <w:tc>
+          <w:tcPr>
+            <w:tcW w:w="2584" w:type="dxa"/>
+            <w:vAlign w:val="center"/>
+          </w:tcPr>
+          <w:p>
+            <w:pPr>
+              <w:widowControl w:val="0"/>
+              <w:jc w:val="right"/>
+              <w:rPr>
+                <w:rFonts w:hint="eastAsia" w:ascii="Times New Roman" w:hAnsi="Times New Roman" w:cs="Times New Roman"/>
+                <w:kern w:val="2"/>
+                <w:sz w:val="21"/>
+                <w:szCs w:val="21"/>
+              </w:rPr>
+            </w:pPr>
+            <w:r>
+              <w:rPr>
+                <w:rFonts w:hint="eastAsia" w:ascii="Times New Roman" w:hAnsi="Times New Roman" w:cs="Times New Roman"/>
+                <w:kern w:val="2"/>
+                <w:sz w:val="21"/>
+                <w:szCs w:val="21"/>
+              </w:rPr>
+              <w:t>23.12</w:t>
+            </w:r>
+          </w:p>
+        </w:tc>
+        <w:tc>
+          <w:tcPr>
+            <w:tcW w:w="2584" w:type="dxa"/>
+            <w:vAlign w:val="center"/>
+          </w:tcPr>
+          <w:p>
+            <w:pPr>
+              <w:widowControl w:val="0"/>
+              <w:jc w:val="right"/>
+              <w:rPr>
+                <w:rFonts w:hint="eastAsia" w:ascii="Times New Roman" w:hAnsi="Times New Roman" w:cs="Times New Roman"/>
+                <w:kern w:val="2"/>
+                <w:sz w:val="21"/>
+                <w:szCs w:val="21"/>
+              </w:rPr>
+            </w:pPr>
+            <w:r>
+              <w:rPr>
+                <w:rFonts w:hint="eastAsia" w:ascii="Times New Roman" w:hAnsi="Times New Roman" w:cs="Times New Roman"/>
+                <w:kern w:val="2"/>
+                <w:sz w:val="21"/>
+                <w:szCs w:val="21"/>
+              </w:rPr>
+              <w:t>2.43</w:t>
+            </w:r>
+          </w:p>
+        </w:tc>
+      </w:tr>
+      <w:tr>
+        <w:trPr>
+          <w:trHeight w:val="397" w:hRule="atLeast"/>
+          <w:jc w:val="center"/>
+        </w:trPr>
+        <w:tc>
+          <w:tcPr>
+            <w:tcW w:w="2673" w:type="dxa"/>
+            <w:vAlign w:val="center"/>
+          </w:tcPr>
+          <w:p>
+            <w:pPr>
+              <w:widowControl w:val="0"/>
+              <w:jc w:val="center"/>
+              <w:rPr>
+                <w:rFonts w:hint="eastAsia" w:ascii="Times New Roman" w:hAnsi="Times New Roman" w:cs="Times New Roman"/>
+                <w:kern w:val="2"/>
+                <w:sz w:val="21"/>
+                <w:szCs w:val="21"/>
+              </w:rPr>
+            </w:pPr>
+            <w:r>
+              <w:rPr>
+                <w:rFonts w:hint="eastAsia" w:ascii="Times New Roman" w:hAnsi="Times New Roman" w:cs="Times New Roman"/>
+                <w:kern w:val="2"/>
+                <w:sz w:val="21"/>
+                <w:szCs w:val="21"/>
+              </w:rPr>
+              <w:t>毛利占比</w:t>
+            </w:r>
+          </w:p>
+        </w:tc>
+        <w:tc>
+          <w:tcPr>
+            <w:tcW w:w="2584" w:type="dxa"/>
+            <w:vAlign w:val="center"/>
+          </w:tcPr>
+          <w:p>
+            <w:pPr>
+              <w:widowControl w:val="0"/>
+              <w:jc w:val="right"/>
+              <w:rPr>
+                <w:rFonts w:hint="eastAsia" w:ascii="Times New Roman" w:hAnsi="Times New Roman" w:cs="Times New Roman"/>
+                <w:kern w:val="2"/>
+                <w:sz w:val="21"/>
+                <w:szCs w:val="21"/>
+              </w:rPr>
+            </w:pPr>
+            <w:r>
+              <w:rPr>
+                <w:rFonts w:hint="eastAsia" w:ascii="Times New Roman" w:hAnsi="Times New Roman" w:cs="Times New Roman"/>
+                <w:kern w:val="2"/>
+                <w:sz w:val="21"/>
+                <w:szCs w:val="21"/>
+              </w:rPr>
+              <w:t>14.05</w:t>
+            </w:r>
+          </w:p>
+        </w:tc>
+        <w:tc>
+          <w:tcPr>
+            <w:tcW w:w="2584" w:type="dxa"/>
+            <w:vAlign w:val="center"/>
+          </w:tcPr>
+          <w:p>
+            <w:pPr>
+              <w:widowControl w:val="0"/>
+              <w:jc w:val="right"/>
+              <w:rPr>
+                <w:rFonts w:hint="eastAsia" w:ascii="Times New Roman" w:hAnsi="Times New Roman" w:cs="Times New Roman"/>
+                <w:kern w:val="2"/>
+                <w:sz w:val="21"/>
+                <w:szCs w:val="21"/>
+              </w:rPr>
+            </w:pPr>
+            <w:r>
+              <w:rPr>
+                <w:rFonts w:hint="eastAsia" w:ascii="Times New Roman" w:hAnsi="Times New Roman" w:cs="Times New Roman"/>
+                <w:kern w:val="2"/>
+                <w:sz w:val="21"/>
+                <w:szCs w:val="21"/>
+              </w:rPr>
+              <w:t>19.71</w:t>
+            </w:r>
+          </w:p>
+        </w:tc>
+        <w:tc>
+          <w:tcPr>
+            <w:tcW w:w="2584" w:type="dxa"/>
+            <w:vAlign w:val="center"/>
+          </w:tcPr>
+          <w:p>
+            <w:pPr>
+              <w:widowControl w:val="0"/>
+              <w:jc w:val="right"/>
+              <w:rPr>
+                <w:rFonts w:hint="eastAsia" w:ascii="Times New Roman" w:hAnsi="Times New Roman" w:cs="Times New Roman"/>
+                <w:kern w:val="2"/>
+                <w:sz w:val="21"/>
+                <w:szCs w:val="21"/>
+              </w:rPr>
+            </w:pPr>
+            <w:r>
+              <w:rPr>
+                <w:rFonts w:hint="eastAsia" w:ascii="Times New Roman" w:hAnsi="Times New Roman" w:cs="Times New Roman"/>
+                <w:kern w:val="2"/>
+                <w:sz w:val="21"/>
+                <w:szCs w:val="21"/>
+              </w:rPr>
+              <w:t>2.23</w:t>
+            </w:r>
+          </w:p>
+        </w:tc>
+      </w:tr>
+      <w:tr>
+        <w:trPr>
+          <w:trHeight w:val="397" w:hRule="atLeast"/>
+          <w:jc w:val="center"/>
+        </w:trPr>
+        <w:tc>
+          <w:tcPr>
+            <w:tcW w:w="2673" w:type="dxa"/>
+            <w:vAlign w:val="center"/>
+          </w:tcPr>
+          <w:p>
+            <w:pPr>
+              <w:widowControl w:val="0"/>
+              <w:jc w:val="center"/>
+              <w:rPr>
+                <w:rFonts w:hint="eastAsia" w:ascii="Times New Roman" w:hAnsi="Times New Roman" w:cs="Times New Roman"/>
+                <w:kern w:val="2"/>
+                <w:sz w:val="21"/>
+                <w:szCs w:val="21"/>
+              </w:rPr>
+            </w:pPr>
+            <w:r>
+              <w:rPr>
+                <w:rFonts w:hint="eastAsia" w:ascii="Times New Roman" w:hAnsi="Times New Roman" w:cs="Times New Roman"/>
+                <w:kern w:val="2"/>
+                <w:sz w:val="21"/>
+                <w:szCs w:val="21"/>
+              </w:rPr>
+              <w:t>利润总额占比</w:t>
+            </w:r>
+          </w:p>
+        </w:tc>
+        <w:tc>
+          <w:tcPr>
+            <w:tcW w:w="2584" w:type="dxa"/>
+            <w:vAlign w:val="center"/>
+          </w:tcPr>
+          <w:p>
+            <w:pPr>
+              <w:widowControl w:val="0"/>
+              <w:jc w:val="right"/>
+              <w:rPr>
+                <w:rFonts w:hint="eastAsia" w:ascii="Times New Roman" w:hAnsi="Times New Roman" w:cs="Times New Roman"/>
+                <w:kern w:val="2"/>
+                <w:sz w:val="21"/>
+                <w:szCs w:val="21"/>
+              </w:rPr>
+            </w:pPr>
+            <w:r>
+              <w:rPr>
+                <w:rFonts w:hint="eastAsia" w:ascii="Times New Roman" w:hAnsi="Times New Roman" w:cs="Times New Roman"/>
+                <w:kern w:val="2"/>
+                <w:sz w:val="21"/>
+                <w:szCs w:val="21"/>
+              </w:rPr>
+              <w:t>11.75</w:t>
+            </w:r>
+          </w:p>
+        </w:tc>
+        <w:tc>
+          <w:tcPr>
+            <w:tcW w:w="2584" w:type="dxa"/>
+            <w:vAlign w:val="center"/>
+          </w:tcPr>
+          <w:p>
+            <w:pPr>
+              <w:widowControl w:val="0"/>
+              <w:jc w:val="right"/>
+              <w:rPr>
+                <w:rFonts w:hint="eastAsia" w:ascii="Times New Roman" w:hAnsi="Times New Roman" w:cs="Times New Roman"/>
+                <w:kern w:val="2"/>
+                <w:sz w:val="21"/>
+                <w:szCs w:val="21"/>
+              </w:rPr>
+            </w:pPr>
+            <w:r>
+              <w:rPr>
+                <w:rFonts w:hint="eastAsia" w:ascii="Times New Roman" w:hAnsi="Times New Roman" w:cs="Times New Roman"/>
+                <w:kern w:val="2"/>
+                <w:sz w:val="21"/>
+                <w:szCs w:val="21"/>
+              </w:rPr>
+              <w:t>19.59</w:t>
+            </w:r>
+          </w:p>
+        </w:tc>
+        <w:tc>
+          <w:tcPr>
+            <w:tcW w:w="2584" w:type="dxa"/>
+            <w:vAlign w:val="center"/>
+          </w:tcPr>
+          <w:p>
+            <w:pPr>
+              <w:widowControl w:val="0"/>
+              <w:jc w:val="right"/>
+              <w:rPr>
+                <w:rFonts w:hint="eastAsia" w:ascii="Times New Roman" w:hAnsi="Times New Roman" w:cs="Times New Roman"/>
+                <w:kern w:val="2"/>
+                <w:sz w:val="21"/>
+                <w:szCs w:val="21"/>
+              </w:rPr>
+            </w:pPr>
+            <w:r>
+              <w:rPr>
+                <w:rFonts w:hint="eastAsia" w:ascii="Times New Roman" w:hAnsi="Times New Roman" w:cs="Times New Roman"/>
+                <w:kern w:val="2"/>
+                <w:sz w:val="21"/>
+                <w:szCs w:val="21"/>
+              </w:rPr>
+              <w:t>0.45</w:t>
             </w:r>
           </w:p>
         </w:tc>
@@ -11847,7 +12319,7 @@
         <w:rPr>
           <w:rFonts w:hint="eastAsia" w:ascii="Times New Roman" w:hAnsi="Times New Roman" w:cs="Times New Roman"/>
         </w:rPr>
-        <w:t>注：发行人2026年1-6月毛利根据其利润表营业收入20,814.62万元、营业成本9,890.45万元计算；发行人净利润为归属于母公司股东的净利润，因中发邢台按权益法核算、未纳入合并范围，该口径与净利润一致。中发邢台2024年度、2025年度数据取自其审计报告，2026年1-6月数据取自其财务报表，未经审计。</w:t>
+        <w:t>注：发行人2026年1-6月毛利根据其利润表营业收入20,814.62万元、营业成本9,890.45万元计算；发行人净利润为归属于母公司股东的净利润，因中发邢台按权益法核算、未纳入合并范围，该口径与净利润一致。中发邢台2024年度、2025年度数据取自其审计报告，2026年1-6月数据取自其财务报表，未经审计。上表增列利润总额及净资产，系因《证券期货法律适用意见第3号》关于同一控制下业务重组的比例测算以利润总额为口径，且净资产为本次交易的定价基础。</w:t>
       </w:r>
     </w:p>
     <w:p>
@@ -11947,7 +12419,23 @@
         <w:rPr>
           <w:rFonts w:hint="eastAsia" w:ascii="Times New Roman" w:hAnsi="Times New Roman" w:cs="Times New Roman"/>
         </w:rPr>
-        <w:t>④中发邢台生产经营所使用的土地及厂房，权属登记在燕京啤酒（邢台）有限公司名下，详见本节4、土地收购。该节提出股权收购与资产收购两个方案，其中股权收购方案与本次收购中发邢台股权同以发行人自身股权支付。两项交易应统筹安排，并合并测算交易后的股权结构。</w:t>
+        <w:t>④竞争主体的生产要素与发行人及控股股东体系交织。中发邢台自身不持有土地使用权，其在建工程及生产经营所使用的土地、厂房权属登记在燕京啤酒（邢台）有限公司名下，该公司系燕京啤酒的全资子公司；同时中发邢台账面未确认使用权资产，双方之间的土地及厂房使用关系是否已签署书面协议、租金定价是否公允，尚待核查。上述情形使同业竞争与资产权属、独立性事项相互关联，需统筹解决，详见本节4、土地收购。</w:t>
+      </w:r>
+    </w:p>
+    <w:p>
+      <w:pPr>
+        <w:spacing w:before="163" w:beforeLines="50" w:after="163" w:afterLines="50" w:line="360" w:lineRule="auto"/>
+        <w:ind w:firstLine="480" w:firstLineChars="200"/>
+        <w:jc w:val="both"/>
+        <w:rPr>
+          <w:rFonts w:ascii="Times New Roman" w:hAnsi="Times New Roman" w:cs="Times New Roman"/>
+        </w:rPr>
+      </w:pPr>
+      <w:r>
+        <w:rPr>
+          <w:rFonts w:hint="eastAsia" w:ascii="Times New Roman" w:hAnsi="Times New Roman" w:cs="Times New Roman"/>
+        </w:rPr>
+        <w:t>⑤关联资金往来金额较大。中发邢台2025年12月31日其他应收款账面余额3,952.53万元，占其资产总额的29.31%；2026年6月30日增至16,640.95万元，占其资产总额的61.12%，主要为内部资金往来。该等往来是否构成控股股东及其关联方对发行人体系资金的占用，需逐笔核查资金流向、形成原因及商业实质，并在重组实施前清理完毕。</w:t>
       </w:r>
     </w:p>
     <w:p>
@@ -11983,7 +12471,7 @@
         <w:rPr>
           <w:rFonts w:hint="eastAsia" w:ascii="Times New Roman" w:hAnsi="Times New Roman" w:cs="Times New Roman"/>
         </w:rPr>
-        <w:t>建议将竞争业务整体纳入上市主体，即由发行人以自身股权作为对价，收购燕京啤酒持有的中发邢台67.00%股权，使中发邢台成为发行人全资子公司并纳入合并报表范围。方案框架如下：</w:t>
+        <w:t>建议将竞争业务整体纳入上市主体，即由发行人收购燕京啤酒持有的中发邢台67.00%股权，使中发邢台成为发行人的全资子公司并纳入合并报表范围。就对价支付方式，提出以发行人股权支付与以现金支付两个方案。两个方案的交易标的与定价基础一致，但在交易架构、资金安排、税务处理及对各方权益的影响上存在实质差异，具体如下。</w:t>
       </w:r>
     </w:p>
     <w:p>
@@ -11999,7 +12487,7 @@
         <w:rPr>
           <w:rFonts w:hint="eastAsia" w:ascii="Times New Roman" w:hAnsi="Times New Roman" w:cs="Times New Roman"/>
         </w:rPr>
-        <w:t>①交易方案及交易后股权架构</w:t>
+        <w:t>①交易标的及定价基础</w:t>
       </w:r>
     </w:p>
     <w:p>
@@ -12015,7 +12503,7 @@
         <w:rPr>
           <w:rFonts w:hint="eastAsia" w:ascii="Times New Roman" w:hAnsi="Times New Roman" w:cs="Times New Roman"/>
         </w:rPr>
-        <w:t>本次重组的法律形式为燕京啤酒以其持有的中发邢台67.00%股权作价出资，对发行人进行非货币资产增资；交易实质为发行人以定向增发股权作为对价收购中发邢台控股权，不涉及现金支付。交易完成后中发邢台由发行人持股100%，燕京啤酒持股比例相应提升，控股股东及实际控制人未发生变更。与现金支付方案相比，股权支付不占用发行人经营资金，且股权支付比例100%满足特殊性税务处理关于不低于85%的条件。</w:t>
+        <w:t>两个方案的交易标的均为燕京啤酒持有的中发邢台67.00%股权，定价基础亦相同。中发邢台2025年12月31日经审计净资产12,248.19万元，系资产总计13,486.29万元扣除负债合计1,238.11万元后的余额，其中实收资本10,000.00万元、盈余公积224.82万元、未分配利润2,023.37万元，三项加总与上述净资产一致。以账面净资产为基础模拟测算，67.00%股权对应作价8,206.28万元。</w:t>
       </w:r>
     </w:p>
     <w:p>
@@ -12031,7 +12519,7 @@
         <w:rPr>
           <w:rFonts w:hint="eastAsia" w:ascii="Times New Roman" w:hAnsi="Times New Roman" w:cs="Times New Roman"/>
         </w:rPr>
-        <w:t>本次交易同时改变两个层面的股权结构。中发邢台层面，燕京啤酒持有的67.00%股权转由发行人持有，与发行人原已持有的33.00%合并，中发邢台由发行人的参股公司变为全资子公司，纳入合并报表范围。发行人层面，由于对价系发行人向燕京啤酒定向增发自身股权，发行人的注册资本相应增加，燕京啤酒因取得新增股权而持股比例上升，燕京集团及食品发酵研究院未参与本次出资、持股比例被动稀释，但控股股东及实际控制人未发生变更。</w:t>
+        <w:t>燕京啤酒持有该部分股权的计税基础为其实缴出资额6,700.00万元，该金额与燕京啤酒2025年年度报告披露的对中发邢台长期股权投资账面余额一致，可相互印证。按上述模拟作价，股权转让所得为1,506.28万元，即作价8,206.28万元与计税基础6,700.00万元的差额。</w:t>
       </w:r>
     </w:p>
     <w:p>
@@ -12047,7 +12535,71 @@
         <w:rPr>
           <w:rFonts w:hint="eastAsia" w:ascii="Times New Roman" w:hAnsi="Times New Roman" w:cs="Times New Roman"/>
         </w:rPr>
-        <w:t>以2026年6月30日中发邢台账面净资产12,849.70万元为基础模拟测算，其67.00%股权作价8,609.30万元；以发行人同期账面净资产30,950.09万元、注册资本4,000.00万元测算，每1.00元注册资本对应净资产7.7375元，燕京啤酒新增出资额1,112.67万元。发行人交易前后的股权结构模拟如下：</w:t>
+        <w:t>需特别说明的是，本次交易双方均为国有控股企业，交易标的为国有股权，最终交易价格应当以经国资监管部门备案的评估结果为依据确定。截至本报告出具日，本次交易尚未启动资产评估程序，上述测算系以账面净资产替代评估值所作的模拟测算，仅用于两个方案的比选，不构成对最终交易价格的判断。取得评估结果后，作价、税费及各方持股比例均需重新测算。</w:t>
+      </w:r>
+    </w:p>
+    <w:p>
+      <w:pPr>
+        <w:spacing w:before="163" w:beforeLines="50" w:after="163" w:afterLines="50" w:line="360" w:lineRule="auto"/>
+        <w:ind w:firstLine="480" w:firstLineChars="200"/>
+        <w:jc w:val="both"/>
+        <w:rPr>
+          <w:rFonts w:ascii="Times New Roman" w:hAnsi="Times New Roman" w:cs="Times New Roman"/>
+        </w:rPr>
+      </w:pPr>
+      <w:r>
+        <w:rPr>
+          <w:rFonts w:hint="eastAsia" w:ascii="Times New Roman" w:hAnsi="Times New Roman" w:cs="Times New Roman"/>
+        </w:rPr>
+        <w:t>②方案一：以发行人股权支付</w:t>
+      </w:r>
+    </w:p>
+    <w:p>
+      <w:pPr>
+        <w:spacing w:before="163" w:beforeLines="50" w:after="163" w:afterLines="50" w:line="360" w:lineRule="auto"/>
+        <w:ind w:firstLine="480" w:firstLineChars="200"/>
+        <w:jc w:val="both"/>
+        <w:rPr>
+          <w:rFonts w:ascii="Times New Roman" w:hAnsi="Times New Roman" w:cs="Times New Roman"/>
+        </w:rPr>
+      </w:pPr>
+      <w:r>
+        <w:rPr>
+          <w:rFonts w:hint="eastAsia" w:ascii="Times New Roman" w:hAnsi="Times New Roman" w:cs="Times New Roman"/>
+        </w:rPr>
+        <w:t>交易架构方面，由燕京啤酒以其持有的中发邢台67.00%股权作价出资，对发行人进行非货币资产增资。交易的法律形式为股权出资，实质为发行人以定向增发自身股权作为对价收购中发邢台控股权，全程不涉及现金流出。交易完成后，中发邢台由发行人持股100.00%，燕京啤酒对发行人的持股比例相应上升，控股股东及实际控制人未发生变更。</w:t>
+      </w:r>
+    </w:p>
+    <w:p>
+      <w:pPr>
+        <w:spacing w:before="163" w:beforeLines="50" w:after="163" w:afterLines="50" w:line="360" w:lineRule="auto"/>
+        <w:ind w:firstLine="480" w:firstLineChars="200"/>
+        <w:jc w:val="both"/>
+        <w:rPr>
+          <w:rFonts w:ascii="Times New Roman" w:hAnsi="Times New Roman" w:cs="Times New Roman"/>
+        </w:rPr>
+      </w:pPr>
+      <w:r>
+        <w:rPr>
+          <w:rFonts w:hint="eastAsia" w:ascii="Times New Roman" w:hAnsi="Times New Roman" w:cs="Times New Roman"/>
+        </w:rPr>
+        <w:t>股权结构方面，本次交易同时改变两个层面的股权结构。中发邢台层面，燕京啤酒持有的67.00%股权转由发行人持有，与发行人原已持有的33.00%合并，中发邢台由发行人的参股公司变为全资子公司，纳入合并报表范围。发行人层面，因对价系发行人向燕京啤酒定向增发自身股权，发行人注册资本相应增加，燕京啤酒因取得新增股权而持股比例上升，燕京集团及食品发酵研究院未参与本次出资、持股比例被动稀释。</w:t>
+      </w:r>
+    </w:p>
+    <w:p>
+      <w:pPr>
+        <w:spacing w:before="163" w:beforeLines="50" w:after="163" w:afterLines="50" w:line="360" w:lineRule="auto"/>
+        <w:ind w:firstLine="480" w:firstLineChars="200"/>
+        <w:jc w:val="both"/>
+        <w:rPr>
+          <w:rFonts w:ascii="Times New Roman" w:hAnsi="Times New Roman" w:cs="Times New Roman"/>
+        </w:rPr>
+      </w:pPr>
+      <w:r>
+        <w:rPr>
+          <w:rFonts w:hint="eastAsia" w:ascii="Times New Roman" w:hAnsi="Times New Roman" w:cs="Times New Roman"/>
+        </w:rPr>
+        <w:t>以发行人2025年12月31日经审计净资产24,641.23万元、注册资本4,000.00万元测算，每1.00元注册资本对应净资产6.1603元；按模拟作价8,206.28万元折算，燕京啤酒新增出资额1,332.12万元。发行人交易前后的股权结构模拟如下：</w:t>
       </w:r>
     </w:p>
     <w:p>
@@ -12359,7 +12911,7 @@
                 <w:sz w:val="21"/>
                 <w:szCs w:val="21"/>
               </w:rPr>
-              <w:t>4,312.67</w:t>
+              <w:t>4,532.12</w:t>
             </w:r>
           </w:p>
         </w:tc>
@@ -12386,7 +12938,7 @@
                 <w:sz w:val="21"/>
                 <w:szCs w:val="21"/>
               </w:rPr>
-              <w:t>84.35</w:t>
+              <w:t>85.00</w:t>
             </w:r>
           </w:p>
         </w:tc>
@@ -12527,7 +13079,7 @@
                 <w:sz w:val="21"/>
                 <w:szCs w:val="21"/>
               </w:rPr>
-              <w:t>13.69</w:t>
+              <w:t>13.13</w:t>
             </w:r>
           </w:p>
         </w:tc>
@@ -12668,7 +13220,7 @@
                 <w:sz w:val="21"/>
                 <w:szCs w:val="21"/>
               </w:rPr>
-              <w:t>1.96</w:t>
+              <w:t>1.88</w:t>
             </w:r>
           </w:p>
         </w:tc>
@@ -12782,7 +13334,7 @@
                 <w:sz w:val="21"/>
                 <w:szCs w:val="21"/>
               </w:rPr>
-              <w:t>5,112.67</w:t>
+              <w:t>5,332.12</w:t>
             </w:r>
           </w:p>
         </w:tc>
@@ -12828,7 +13380,7 @@
         <w:rPr>
           <w:rFonts w:hint="eastAsia" w:ascii="Times New Roman" w:hAnsi="Times New Roman" w:cs="Times New Roman"/>
         </w:rPr>
-        <w:t>注：本表为发行人自身的股权结构；中发邢台的股权结构则由交易前的燕京啤酒持股67.00%、发行人持股33.00%，变为交易后的发行人持股100.00%。上述测算以账面净资产为基础，仅为方案示意，实际作价及股权比例以经国资监管部门备案的评估结果为准。发行人后续拟通过混改引入战略投资者并实施员工持股，建议先实施中发邢台股权注入、再实施混改增资，以使战投的估值基础建立在业务资产完整的上市主体之上。</w:t>
+        <w:t>注：本表为发行人自身的股权结构；中发邢台的股权结构则由交易前的燕京啤酒持股67.00%、发行人持股33.00%，变为交易后的发行人持股100.00%。交易后各股东持股比例合计数与100.00%的差异系四舍五入所致。上述测算以账面净资产为基础，仅为方案示意，实际作价及股权比例以经国资监管部门备案的评估结果为准。</w:t>
       </w:r>
     </w:p>
     <w:p>
@@ -12844,87 +13396,7 @@
         <w:rPr>
           <w:rFonts w:hint="eastAsia" w:ascii="Times New Roman" w:hAnsi="Times New Roman" w:cs="Times New Roman"/>
         </w:rPr>
-        <w:t>②交易定价及国资审批程序</w:t>
-      </w:r>
-    </w:p>
-    <w:p>
-      <w:pPr>
-        <w:spacing w:before="163" w:beforeLines="50" w:after="163" w:afterLines="50" w:line="360" w:lineRule="auto"/>
-        <w:ind w:firstLine="480" w:firstLineChars="200"/>
-        <w:jc w:val="both"/>
-        <w:rPr>
-          <w:rFonts w:ascii="Times New Roman" w:hAnsi="Times New Roman" w:cs="Times New Roman"/>
-        </w:rPr>
-      </w:pPr>
-      <w:r>
-        <w:rPr>
-          <w:rFonts w:hint="eastAsia" w:ascii="Times New Roman" w:hAnsi="Times New Roman" w:cs="Times New Roman"/>
-        </w:rPr>
-        <w:t>本次交易双方均为国有控股企业，交易标的为国有股权，须履行审计、评估、备案及国资审批程序。根据《企业国有资产评估管理暂行办法》（国务院国资委令第12号），非上市公司国有股东股权比例变动、以非货币资产对外投资应当进行资产评估并履行核准或备案程序。本次交易涉及上述两种情形，须由具有证券期货相关业务资格的会计师事务所、评估机构出具专项审计报告及评估报告并报备案，以经备案的评估结果作为定价依据；评估方法建议采用资产基础法与收益法相结合，基准日与混改清产核资基准日（2026年7月底）统一。</w:t>
-      </w:r>
-    </w:p>
-    <w:p>
-      <w:pPr>
-        <w:spacing w:before="163" w:beforeLines="50" w:after="163" w:afterLines="50" w:line="360" w:lineRule="auto"/>
-        <w:ind w:firstLine="480" w:firstLineChars="200"/>
-        <w:jc w:val="both"/>
-        <w:rPr>
-          <w:rFonts w:ascii="Times New Roman" w:hAnsi="Times New Roman" w:cs="Times New Roman"/>
-        </w:rPr>
-      </w:pPr>
-      <w:r>
-        <w:rPr>
-          <w:rFonts w:hint="eastAsia" w:ascii="Times New Roman" w:hAnsi="Times New Roman" w:cs="Times New Roman"/>
-        </w:rPr>
-        <w:t>交易方式方面，根据《企业国有资产交易监督管理办法》（国务院国资委、财政部令第32号），企业增资原则上应通过产权交易机构公开进行；因国有资本布局结构调整需要、由特定的国有及国有控股企业参与增资的，经国家出资企业审议决策后可采取非公开协议方式。本次由控股股东以其持有的股权对发行人增资，属于同一国家出资企业体系内部的资源整合，具备采取非公开协议方式的政策基础。该环节直接影响重组周期，建议在方案启动前与北控集团、北京市国资委及北京产权交易所专项沟通并取得明确意见。</w:t>
-      </w:r>
-    </w:p>
-    <w:p>
-      <w:pPr>
-        <w:spacing w:before="163" w:beforeLines="50" w:after="163" w:afterLines="50" w:line="360" w:lineRule="auto"/>
-        <w:ind w:firstLine="480" w:firstLineChars="200"/>
-        <w:jc w:val="both"/>
-        <w:rPr>
-          <w:rFonts w:ascii="Times New Roman" w:hAnsi="Times New Roman" w:cs="Times New Roman"/>
-        </w:rPr>
-      </w:pPr>
-      <w:r>
-        <w:rPr>
-          <w:rFonts w:hint="eastAsia" w:ascii="Times New Roman" w:hAnsi="Times New Roman" w:cs="Times New Roman"/>
-        </w:rPr>
-        <w:t>决策与登记方面，三方分别召开董事会、股东会审议本次交易并由关联方回避表决，方案逐级报北控集团审核并报北京市国资委批准或备案；燕京啤酒作为A股上市公司需同步履行审议及披露程序。取得审批文件后签署增资协议及章程修正案，办理工商变更登记完成交割。</w:t>
-      </w:r>
-    </w:p>
-    <w:p>
-      <w:pPr>
-        <w:spacing w:before="163" w:beforeLines="50" w:after="163" w:afterLines="50" w:line="360" w:lineRule="auto"/>
-        <w:ind w:firstLine="480" w:firstLineChars="200"/>
-        <w:jc w:val="both"/>
-        <w:rPr>
-          <w:rFonts w:ascii="Times New Roman" w:hAnsi="Times New Roman" w:cs="Times New Roman"/>
-        </w:rPr>
-      </w:pPr>
-      <w:r>
-        <w:rPr>
-          <w:rFonts w:hint="eastAsia" w:ascii="Times New Roman" w:hAnsi="Times New Roman" w:cs="Times New Roman"/>
-        </w:rPr>
-        <w:t>③税费测算</w:t>
-      </w:r>
-    </w:p>
-    <w:p>
-      <w:pPr>
-        <w:spacing w:before="163" w:beforeLines="50" w:after="163" w:afterLines="50" w:line="360" w:lineRule="auto"/>
-        <w:ind w:firstLine="480" w:firstLineChars="200"/>
-        <w:jc w:val="both"/>
-        <w:rPr>
-          <w:rFonts w:ascii="Times New Roman" w:hAnsi="Times New Roman" w:cs="Times New Roman"/>
-        </w:rPr>
-      </w:pPr>
-      <w:r>
-        <w:rPr>
-          <w:rFonts w:hint="eastAsia" w:ascii="Times New Roman" w:hAnsi="Times New Roman" w:cs="Times New Roman"/>
-        </w:rPr>
-        <w:t>以中发邢台2026年6月30日账面净资产的67.00%即8,609.30万元作为模拟作价，燕京啤酒该部分股权的计税基础为其实缴出资额6,700.00万元，涉及的主要税种及测算如下：</w:t>
+        <w:t>税务处理方面，本方案的对价100.00%以发行人自身股权支付，具备适用财税〔2009〕59号文特殊性税务处理的基础。该文规定股权收购适用特殊性税务处理须同时满足五项条件，本次交易的符合情况如下：</w:t>
       </w:r>
     </w:p>
     <w:tbl>
@@ -12950,9 +13422,8 @@
       </w:tblPr>
       <w:tblGrid>
         <w:gridCol w:w="1400"/>
-        <w:gridCol w:w="3000"/>
-        <w:gridCol w:w="3000"/>
-        <w:gridCol w:w="3025"/>
+        <w:gridCol w:w="4500"/>
+        <w:gridCol w:w="4525"/>
       </w:tblGrid>
       <w:tr>
         <w:trPr>
@@ -12984,13 +13455,13 @@
                 <w:sz w:val="21"/>
                 <w:szCs w:val="21"/>
               </w:rPr>
-              <w:t>税种</w:t>
-            </w:r>
-          </w:p>
-        </w:tc>
-        <w:tc>
-          <w:tcPr>
-            <w:tcW w:w="3000" w:type="dxa"/>
+              <w:t>条件</w:t>
+            </w:r>
+          </w:p>
+        </w:tc>
+        <w:tc>
+          <w:tcPr>
+            <w:tcW w:w="4500" w:type="dxa"/>
             <w:vAlign w:val="center"/>
           </w:tcPr>
           <w:p>
@@ -13013,13 +13484,13 @@
                 <w:sz w:val="21"/>
                 <w:szCs w:val="21"/>
               </w:rPr>
-              <w:t>关键政策与条件</w:t>
-            </w:r>
-          </w:p>
-        </w:tc>
-        <w:tc>
-          <w:tcPr>
-            <w:tcW w:w="3000" w:type="dxa"/>
+              <w:t>规定要求</w:t>
+            </w:r>
+          </w:p>
+        </w:tc>
+        <w:tc>
+          <w:tcPr>
+            <w:tcW w:w="4525" w:type="dxa"/>
             <w:vAlign w:val="center"/>
           </w:tcPr>
           <w:p>
@@ -13042,36 +13513,7 @@
                 <w:sz w:val="21"/>
                 <w:szCs w:val="21"/>
               </w:rPr>
-              <w:t>本次交易适用性分析</w:t>
-            </w:r>
-          </w:p>
-        </w:tc>
-        <w:tc>
-          <w:tcPr>
-            <w:tcW w:w="3025" w:type="dxa"/>
-            <w:vAlign w:val="center"/>
-          </w:tcPr>
-          <w:p>
-            <w:pPr>
-              <w:widowControl w:val="0"/>
-              <w:jc w:val="center"/>
-              <w:rPr>
-                <w:rFonts w:hint="eastAsia" w:ascii="Times New Roman" w:hAnsi="Times New Roman" w:cs="Times New Roman"/>
-                <w:b/>
-                <w:kern w:val="2"/>
-                <w:sz w:val="21"/>
-                <w:szCs w:val="21"/>
-              </w:rPr>
-            </w:pPr>
-            <w:r>
-              <w:rPr>
-                <w:rFonts w:hint="eastAsia" w:ascii="Times New Roman" w:hAnsi="Times New Roman" w:cs="Times New Roman"/>
-                <w:b/>
-                <w:kern w:val="2"/>
-                <w:sz w:val="21"/>
-                <w:szCs w:val="21"/>
-              </w:rPr>
-              <w:t>税务成本测算</w:t>
+              <w:t>本次交易符合情况</w:t>
             </w:r>
           </w:p>
         </w:tc>
@@ -13104,13 +13546,13 @@
                 <w:sz w:val="21"/>
                 <w:szCs w:val="21"/>
               </w:rPr>
-              <w:t>企业所得税</w:t>
-            </w:r>
-          </w:p>
-        </w:tc>
-        <w:tc>
-          <w:tcPr>
-            <w:tcW w:w="3000" w:type="dxa"/>
+              <w:t>合理商业目的</w:t>
+            </w:r>
+          </w:p>
+        </w:tc>
+        <w:tc>
+          <w:tcPr>
+            <w:tcW w:w="4500" w:type="dxa"/>
             <w:vAlign w:val="center"/>
           </w:tcPr>
           <w:p>
@@ -13131,13 +13573,13 @@
                 <w:sz w:val="21"/>
                 <w:szCs w:val="21"/>
               </w:rPr>
-              <w:t>财税〔2009〕59号规定，股权收购适用特殊性税务处理须同时满足合理商业目的、收购比例不低于50%、重组后连续12个月内不改变原实质性经营活动、股权支付金额不低于85%、原主要股东取得的股权12个月内不转让五项条件。满足的转让方暂不确认所得、实现递延；不满足的按公允价值确认所得并缴纳25%企业所得税。</w:t>
-            </w:r>
-          </w:p>
-        </w:tc>
-        <w:tc>
-          <w:tcPr>
-            <w:tcW w:w="3000" w:type="dxa"/>
+              <w:t>具有合理的商业目的，且不以减少、免除或者推迟缴纳税款为主要目的</w:t>
+            </w:r>
+          </w:p>
+        </w:tc>
+        <w:tc>
+          <w:tcPr>
+            <w:tcW w:w="4525" w:type="dxa"/>
             <w:vAlign w:val="center"/>
           </w:tcPr>
           <w:p>
@@ -13158,34 +13600,7 @@
                 <w:sz w:val="21"/>
                 <w:szCs w:val="21"/>
               </w:rPr>
-              <w:t>本次重组用于消除同业竞争，商业目的合理；收购比例67.00%高于50%；重组后中发邢台继续从事纳豆生产销售；对价100%以发行人自身股权支付，高于85%；燕京啤酒取得的股权12个月内不转让。五项条件预计均可满足。</w:t>
-            </w:r>
-          </w:p>
-        </w:tc>
-        <w:tc>
-          <w:tcPr>
-            <w:tcW w:w="3025" w:type="dxa"/>
-            <w:vAlign w:val="center"/>
-          </w:tcPr>
-          <w:p>
-            <w:pPr>
-              <w:widowControl w:val="0"/>
-              <w:jc w:val="both"/>
-              <w:rPr>
-                <w:rFonts w:hint="eastAsia" w:ascii="Times New Roman" w:hAnsi="Times New Roman" w:cs="Times New Roman"/>
-                <w:kern w:val="2"/>
-                <w:sz w:val="21"/>
-                <w:szCs w:val="21"/>
-              </w:rPr>
-            </w:pPr>
-            <w:r>
-              <w:rPr>
-                <w:rFonts w:hint="eastAsia" w:ascii="Times New Roman" w:hAnsi="Times New Roman" w:cs="Times New Roman"/>
-                <w:kern w:val="2"/>
-                <w:sz w:val="21"/>
-                <w:szCs w:val="21"/>
-              </w:rPr>
-              <w:t>特殊性税务处理下预计为0万元；一般性税务处理下转让所得1,909.30万元、预计所得税477.32万元。建议报批前与主管税务机关沟通并履行备案。</w:t>
+              <w:t>本次重组用于消除发行人与控股股东控制企业之间的同业竞争，系发行人申请首次公开发行股票并上市的实质性要求，商业目的合理</w:t>
             </w:r>
           </w:p>
         </w:tc>
@@ -13218,13 +13633,13 @@
                 <w:sz w:val="21"/>
                 <w:szCs w:val="21"/>
               </w:rPr>
-              <w:t>增值税、土地增值税、契税</w:t>
-            </w:r>
-          </w:p>
-        </w:tc>
-        <w:tc>
-          <w:tcPr>
-            <w:tcW w:w="3000" w:type="dxa"/>
+              <w:t>收购比例</w:t>
+            </w:r>
+          </w:p>
+        </w:tc>
+        <w:tc>
+          <w:tcPr>
+            <w:tcW w:w="4500" w:type="dxa"/>
             <w:vAlign w:val="center"/>
           </w:tcPr>
           <w:p>
@@ -13245,13 +13660,13 @@
                 <w:sz w:val="21"/>
                 <w:szCs w:val="21"/>
               </w:rPr>
-              <w:t>增值税：转让非上市公司股权不属于征税范围。土地增值税：征税对象为转让国有土地使用权及地上建筑物并取得收入。契税：征税对象为土地、房屋权属转移。</w:t>
-            </w:r>
-          </w:p>
-        </w:tc>
-        <w:tc>
-          <w:tcPr>
-            <w:tcW w:w="3000" w:type="dxa"/>
+              <w:t>收购企业购买的股权不低于被收购企业全部股权的50%</w:t>
+            </w:r>
+          </w:p>
+        </w:tc>
+        <w:tc>
+          <w:tcPr>
+            <w:tcW w:w="4525" w:type="dxa"/>
             <w:vAlign w:val="center"/>
           </w:tcPr>
           <w:p>
@@ -13272,34 +13687,7 @@
                 <w:sz w:val="21"/>
                 <w:szCs w:val="21"/>
               </w:rPr>
-              <w:t>本次交易标的为股权，不涉及增值税应税行为，亦不涉及土地、房屋权属转移；中发邢台账面无土地使用权。三项均不征收。</w:t>
-            </w:r>
-          </w:p>
-        </w:tc>
-        <w:tc>
-          <w:tcPr>
-            <w:tcW w:w="3025" w:type="dxa"/>
-            <w:vAlign w:val="center"/>
-          </w:tcPr>
-          <w:p>
-            <w:pPr>
-              <w:widowControl w:val="0"/>
-              <w:jc w:val="both"/>
-              <w:rPr>
-                <w:rFonts w:hint="eastAsia" w:ascii="Times New Roman" w:hAnsi="Times New Roman" w:cs="Times New Roman"/>
-                <w:kern w:val="2"/>
-                <w:sz w:val="21"/>
-                <w:szCs w:val="21"/>
-              </w:rPr>
-            </w:pPr>
-            <w:r>
-              <w:rPr>
-                <w:rFonts w:hint="eastAsia" w:ascii="Times New Roman" w:hAnsi="Times New Roman" w:cs="Times New Roman"/>
-                <w:kern w:val="2"/>
-                <w:sz w:val="21"/>
-                <w:szCs w:val="21"/>
-              </w:rPr>
-              <w:t>预计均为0万元。土地收购事项单独涉及土地增值税及契税，详见本节4、土地收购。</w:t>
+              <w:t>本次收购中发邢台67.00%股权，高于50%</w:t>
             </w:r>
           </w:p>
         </w:tc>
@@ -13332,13 +13720,13 @@
                 <w:sz w:val="21"/>
                 <w:szCs w:val="21"/>
               </w:rPr>
-              <w:t>印花税</w:t>
-            </w:r>
-          </w:p>
-        </w:tc>
-        <w:tc>
-          <w:tcPr>
-            <w:tcW w:w="3000" w:type="dxa"/>
+              <w:t>经营连续性</w:t>
+            </w:r>
+          </w:p>
+        </w:tc>
+        <w:tc>
+          <w:tcPr>
+            <w:tcW w:w="4500" w:type="dxa"/>
             <w:vAlign w:val="center"/>
           </w:tcPr>
           <w:p>
@@ -13359,13 +13747,13 @@
                 <w:sz w:val="21"/>
                 <w:szCs w:val="21"/>
               </w:rPr>
-              <w:t>股权转让书据按产权转移书据征收，税率万分之五，立据双方分别缴纳；符合规定的改制重组情形可享受优惠。</w:t>
-            </w:r>
-          </w:p>
-        </w:tc>
-        <w:tc>
-          <w:tcPr>
-            <w:tcW w:w="3000" w:type="dxa"/>
+              <w:t>企业重组后的连续12个月内不改变重组资产原来的实质性经营活动</w:t>
+            </w:r>
+          </w:p>
+        </w:tc>
+        <w:tc>
+          <w:tcPr>
+            <w:tcW w:w="4525" w:type="dxa"/>
             <w:vAlign w:val="center"/>
           </w:tcPr>
           <w:p>
@@ -13386,34 +13774,7 @@
                 <w:sz w:val="21"/>
                 <w:szCs w:val="21"/>
               </w:rPr>
-              <w:t>本次增资涉及股权转让书据及发行人资金账簿，能否适用改制重组优惠需与主管税务机关确认。</w:t>
-            </w:r>
-          </w:p>
-        </w:tc>
-        <w:tc>
-          <w:tcPr>
-            <w:tcW w:w="3025" w:type="dxa"/>
-            <w:vAlign w:val="center"/>
-          </w:tcPr>
-          <w:p>
-            <w:pPr>
-              <w:widowControl w:val="0"/>
-              <w:jc w:val="both"/>
-              <w:rPr>
-                <w:rFonts w:hint="eastAsia" w:ascii="Times New Roman" w:hAnsi="Times New Roman" w:cs="Times New Roman"/>
-                <w:kern w:val="2"/>
-                <w:sz w:val="21"/>
-                <w:szCs w:val="21"/>
-              </w:rPr>
-            </w:pPr>
-            <w:r>
-              <w:rPr>
-                <w:rFonts w:hint="eastAsia" w:ascii="Times New Roman" w:hAnsi="Times New Roman" w:cs="Times New Roman"/>
-                <w:kern w:val="2"/>
-                <w:sz w:val="21"/>
-                <w:szCs w:val="21"/>
-              </w:rPr>
-              <w:t>按模拟作价测算，双方各约4.30万元，合计约8.61万元。</w:t>
+              <w:t>重组后中发邢台继续从事纳豆及纳豆制品的生产和销售，不改变原实质性经营活动</w:t>
             </w:r>
           </w:p>
         </w:tc>
@@ -13446,13 +13807,13 @@
                 <w:sz w:val="21"/>
                 <w:szCs w:val="21"/>
               </w:rPr>
-              <w:t>合计</w:t>
-            </w:r>
-          </w:p>
-        </w:tc>
-        <w:tc>
-          <w:tcPr>
-            <w:tcW w:w="3000" w:type="dxa"/>
+              <w:t>股权支付比例</w:t>
+            </w:r>
+          </w:p>
+        </w:tc>
+        <w:tc>
+          <w:tcPr>
+            <w:tcW w:w="4500" w:type="dxa"/>
             <w:vAlign w:val="center"/>
           </w:tcPr>
           <w:p>
@@ -13473,13 +13834,13 @@
                 <w:sz w:val="21"/>
                 <w:szCs w:val="21"/>
               </w:rPr>
-              <w:t>—</w:t>
-            </w:r>
-          </w:p>
-        </w:tc>
-        <w:tc>
-          <w:tcPr>
-            <w:tcW w:w="3000" w:type="dxa"/>
+              <w:t>收购企业在该股权收购发生时的股权支付金额不低于其交易支付总额的85%</w:t>
+            </w:r>
+          </w:p>
+        </w:tc>
+        <w:tc>
+          <w:tcPr>
+            <w:tcW w:w="4525" w:type="dxa"/>
             <w:vAlign w:val="center"/>
           </w:tcPr>
           <w:p>
@@ -13500,13 +13861,46 @@
                 <w:sz w:val="21"/>
                 <w:szCs w:val="21"/>
               </w:rPr>
-              <w:t>—</w:t>
-            </w:r>
-          </w:p>
-        </w:tc>
-        <w:tc>
-          <w:tcPr>
-            <w:tcW w:w="3025" w:type="dxa"/>
+              <w:t>本方案对价100.00%以发行人自身股权支付，高于85%</w:t>
+            </w:r>
+          </w:p>
+        </w:tc>
+      </w:tr>
+      <w:tr>
+        <w:trPr>
+          <w:trHeight w:val="397" w:hRule="atLeast"/>
+          <w:jc w:val="center"/>
+        </w:trPr>
+        <w:tc>
+          <w:tcPr>
+            <w:tcW w:w="1400" w:type="dxa"/>
+            <w:vAlign w:val="center"/>
+          </w:tcPr>
+          <w:p>
+            <w:pPr>
+              <w:widowControl w:val="0"/>
+              <w:jc w:val="center"/>
+              <w:rPr>
+                <w:rFonts w:hint="eastAsia" w:ascii="Times New Roman" w:hAnsi="Times New Roman" w:cs="Times New Roman"/>
+                <w:kern w:val="2"/>
+                <w:sz w:val="21"/>
+                <w:szCs w:val="21"/>
+              </w:rPr>
+            </w:pPr>
+            <w:r>
+              <w:rPr>
+                <w:rFonts w:hint="eastAsia" w:ascii="Times New Roman" w:hAnsi="Times New Roman" w:cs="Times New Roman"/>
+                <w:kern w:val="2"/>
+                <w:sz w:val="21"/>
+                <w:szCs w:val="21"/>
+              </w:rPr>
+              <w:t>股权锁定</w:t>
+            </w:r>
+          </w:p>
+        </w:tc>
+        <w:tc>
+          <w:tcPr>
+            <w:tcW w:w="4500" w:type="dxa"/>
             <w:vAlign w:val="center"/>
           </w:tcPr>
           <w:p>
@@ -13527,7 +13921,34 @@
                 <w:sz w:val="21"/>
                 <w:szCs w:val="21"/>
               </w:rPr>
-              <w:t>特殊性税务处理下预计约8.61万元；一般性税务处理下预计约485.93万元。</w:t>
+              <w:t>企业重组中取得股权支付的原主要股东，在重组后连续12个月内不得转让所取得的股权</w:t>
+            </w:r>
+          </w:p>
+        </w:tc>
+        <w:tc>
+          <w:tcPr>
+            <w:tcW w:w="4525" w:type="dxa"/>
+            <w:vAlign w:val="center"/>
+          </w:tcPr>
+          <w:p>
+            <w:pPr>
+              <w:widowControl w:val="0"/>
+              <w:jc w:val="both"/>
+              <w:rPr>
+                <w:rFonts w:hint="eastAsia" w:ascii="Times New Roman" w:hAnsi="Times New Roman" w:cs="Times New Roman"/>
+                <w:kern w:val="2"/>
+                <w:sz w:val="21"/>
+                <w:szCs w:val="21"/>
+              </w:rPr>
+            </w:pPr>
+            <w:r>
+              <w:rPr>
+                <w:rFonts w:hint="eastAsia" w:ascii="Times New Roman" w:hAnsi="Times New Roman" w:cs="Times New Roman"/>
+                <w:kern w:val="2"/>
+                <w:sz w:val="21"/>
+                <w:szCs w:val="21"/>
+              </w:rPr>
+              <w:t>燕京啤酒作为发行人控股股东，取得的发行人新增股权在重组后连续12个月内不转让，且需按首发上市要求作出更长期限的锁定承诺</w:t>
             </w:r>
           </w:p>
         </w:tc>
@@ -13546,7 +13967,7 @@
         <w:rPr>
           <w:rFonts w:hint="eastAsia" w:ascii="Times New Roman" w:hAnsi="Times New Roman" w:cs="Times New Roman"/>
         </w:rPr>
-        <w:t>注：上述系以账面净资产为基础的模拟测算，实际税务成本以经备案的评估结果确定的作价另行测算。此外，本次重组将发生审计、评估、法律服务等中介机构费用，预计约100万元。</w:t>
+        <w:t>上述五项条件预计均可满足。适用特殊性税务处理的，燕京啤酒暂不确认股权转让所得，本次交易当期企业所得税为零，其取得的发行人股权以被转让的中发邢台股权原有计税基础6,700.00万元确定，纳税义务递延至其未来处置该等股权时。需注意的是，特殊性税务处理并非免税而是递延纳税，且须按国家税务总局公告2015年第48号的规定履行备案及后续管理，建议在方案报批前与主管税务机关书面沟通并取得明确意见。若最终未能适用特殊性税务处理，则按一般性税务处理，税负与方案二一致。</w:t>
       </w:r>
     </w:p>
     <w:p>
@@ -13562,7 +13983,7 @@
         <w:rPr>
           <w:rFonts w:hint="eastAsia" w:ascii="Times New Roman" w:hAnsi="Times New Roman" w:cs="Times New Roman"/>
         </w:rPr>
-        <w:t>④对财务报表的影响及实施安排</w:t>
+        <w:t>本方案的主要优点是不占用发行人经营资金，且可实现企业所得税递延；主要局限是燕京集团及食品发酵研究院的持股比例被动稀释，燕京集团由17.50%降至13.13%、食品发酵研究院由2.50%降至1.88%，两者均需在发行人股东会上放弃优先认缴出资权，燕京集团作为国有股东还需另行履行其内部决策及国资审批程序，方案能否落地取决于该两名股东的态度。</w:t>
       </w:r>
     </w:p>
     <w:p>
@@ -13578,7 +13999,3791 @@
         <w:rPr>
           <w:rFonts w:hint="eastAsia" w:ascii="Times New Roman" w:hAnsi="Times New Roman" w:cs="Times New Roman"/>
         </w:rPr>
-        <w:t>发行人与中发邢台在重组前后均受燕京啤酒最终控制，本次收购构成同一控制下企业合并，按被合并方在最终控制方合并财务报表中的账面价值计量，不产生商誉，并对比较期间进行追溯调整。以简单加总方式模拟合并后，发行人主要财务数据如下：</w:t>
+        <w:t>③方案二：以现金支付</w:t>
+      </w:r>
+    </w:p>
+    <w:p>
+      <w:pPr>
+        <w:spacing w:before="163" w:beforeLines="50" w:after="163" w:afterLines="50" w:line="360" w:lineRule="auto"/>
+        <w:ind w:firstLine="480" w:firstLineChars="200"/>
+        <w:jc w:val="both"/>
+        <w:rPr>
+          <w:rFonts w:ascii="Times New Roman" w:hAnsi="Times New Roman" w:cs="Times New Roman"/>
+        </w:rPr>
+      </w:pPr>
+      <w:r>
+        <w:rPr>
+          <w:rFonts w:hint="eastAsia" w:ascii="Times New Roman" w:hAnsi="Times New Roman" w:cs="Times New Roman"/>
+        </w:rPr>
+        <w:t>交易架构方面，由发行人以现金作为对价，向燕京啤酒购买其持有的中发邢台67.00%股权。交易的法律形式与实质均为股权转让，发行人的注册资本及股权结构不发生变化，燕京啤酒持股80.00%、燕京集团持股17.50%、食品发酵研究院持股2.50%的格局维持不变。交易完成后中发邢台同样成为发行人的全资子公司并纳入合并报表范围。</w:t>
+      </w:r>
+    </w:p>
+    <w:p>
+      <w:pPr>
+        <w:spacing w:before="163" w:beforeLines="50" w:after="163" w:afterLines="50" w:line="360" w:lineRule="auto"/>
+        <w:ind w:firstLine="480" w:firstLineChars="200"/>
+        <w:jc w:val="both"/>
+        <w:rPr>
+          <w:rFonts w:ascii="Times New Roman" w:hAnsi="Times New Roman" w:cs="Times New Roman"/>
+        </w:rPr>
+      </w:pPr>
+      <w:r>
+        <w:rPr>
+          <w:rFonts w:hint="eastAsia" w:ascii="Times New Roman" w:hAnsi="Times New Roman" w:cs="Times New Roman"/>
+        </w:rPr>
+        <w:t>资金安排方面，按模拟作价测算，发行人需支付现金8,206.28万元，相当于其2025年12月31日净资产24,641.23万元的33.30%。发行人自身仍处于产能建设期，需关注该笔支出对营运资金、在建项目投入及短期偿债能力的影响；若需通过外部融资解决，还将增加资产负债率及财务费用，并可能影响申报期内的财务指标。建议在方案论证阶段编制资金测算表，明确资金来源、支付节奏及是否分期支付。</w:t>
+      </w:r>
+    </w:p>
+    <w:p>
+      <w:pPr>
+        <w:spacing w:before="163" w:beforeLines="50" w:after="163" w:afterLines="50" w:line="360" w:lineRule="auto"/>
+        <w:ind w:firstLine="480" w:firstLineChars="200"/>
+        <w:jc w:val="both"/>
+        <w:rPr>
+          <w:rFonts w:ascii="Times New Roman" w:hAnsi="Times New Roman" w:cs="Times New Roman"/>
+        </w:rPr>
+      </w:pPr>
+      <w:r>
+        <w:rPr>
+          <w:rFonts w:hint="eastAsia" w:ascii="Times New Roman" w:hAnsi="Times New Roman" w:cs="Times New Roman"/>
+        </w:rPr>
+        <w:t>税务处理方面，本方案的对价全部为现金，股权支付金额为零，不满足财税〔2009〕59号文关于股权支付金额不低于85%的条件，应当适用一般性税务处理。燕京啤酒按公允价值确认股权转让所得，即模拟作价8,206.28万元扣除计税基础6,700.00万元后的1,506.28万元；燕京啤酒为居民企业，适用企业所得税法定税率25%，对应企业所得税376.57万元。</w:t>
+      </w:r>
+    </w:p>
+    <w:p>
+      <w:pPr>
+        <w:spacing w:before="163" w:beforeLines="50" w:after="163" w:afterLines="50" w:line="360" w:lineRule="auto"/>
+        <w:ind w:firstLine="480" w:firstLineChars="200"/>
+        <w:jc w:val="both"/>
+        <w:rPr>
+          <w:rFonts w:ascii="Times New Roman" w:hAnsi="Times New Roman" w:cs="Times New Roman"/>
+        </w:rPr>
+      </w:pPr>
+      <w:r>
+        <w:rPr>
+          <w:rFonts w:hint="eastAsia" w:ascii="Times New Roman" w:hAnsi="Times New Roman" w:cs="Times New Roman"/>
+        </w:rPr>
+        <w:t>需说明的是，25%系《中华人民共和国企业所得税法》规定的法定税率，适用于作为法人股东的燕京啤酒；实务中所称20%的税率系自然人股东转让股权按财产转让所得缴纳个人所得税的税率，本次交易转让方为法人，不适用该税率。燕京啤酒作为上市公司，亦不符合小型微利企业优惠税率的适用条件。此外，该项所得并入燕京啤酒当期应纳税所得额计算，若其当期存在可弥补亏损，实际税负可能低于上述测算金额，具体以其汇算清缴结果为准。</w:t>
+      </w:r>
+    </w:p>
+    <w:p>
+      <w:pPr>
+        <w:spacing w:before="163" w:beforeLines="50" w:after="163" w:afterLines="50" w:line="360" w:lineRule="auto"/>
+        <w:ind w:firstLine="480" w:firstLineChars="200"/>
+        <w:jc w:val="both"/>
+        <w:rPr>
+          <w:rFonts w:ascii="Times New Roman" w:hAnsi="Times New Roman" w:cs="Times New Roman"/>
+        </w:rPr>
+      </w:pPr>
+      <w:r>
+        <w:rPr>
+          <w:rFonts w:hint="eastAsia" w:ascii="Times New Roman" w:hAnsi="Times New Roman" w:cs="Times New Roman"/>
+        </w:rPr>
+        <w:t>本方案的主要优点是不改变发行人现有股权结构，燕京集团及食品发酵研究院的持股比例不被稀释，无需该两名股东放弃优先认缴出资权，决策链条相对简单，且不涉及非货币资产出资的评估作价争议；主要局限是发行人需实际支付现金8,206.28万元，且转让方需即期缴纳企业所得税376.57万元，交易的整体税务成本高于方案一。</w:t>
+      </w:r>
+    </w:p>
+    <w:p>
+      <w:pPr>
+        <w:spacing w:before="163" w:beforeLines="50" w:after="163" w:afterLines="50" w:line="360" w:lineRule="auto"/>
+        <w:ind w:firstLine="480" w:firstLineChars="200"/>
+        <w:jc w:val="both"/>
+        <w:rPr>
+          <w:rFonts w:ascii="Times New Roman" w:hAnsi="Times New Roman" w:cs="Times New Roman"/>
+        </w:rPr>
+      </w:pPr>
+      <w:r>
+        <w:rPr>
+          <w:rFonts w:hint="eastAsia" w:ascii="Times New Roman" w:hAnsi="Times New Roman" w:cs="Times New Roman"/>
+        </w:rPr>
+        <w:t>④两方案比较及选择建议</w:t>
+      </w:r>
+    </w:p>
+    <w:p>
+      <w:pPr>
+        <w:spacing w:before="163" w:beforeLines="50" w:after="163" w:afterLines="50" w:line="360" w:lineRule="auto"/>
+        <w:ind w:firstLine="480" w:firstLineChars="200"/>
+        <w:jc w:val="both"/>
+        <w:rPr>
+          <w:rFonts w:ascii="Times New Roman" w:hAnsi="Times New Roman" w:cs="Times New Roman"/>
+        </w:rPr>
+      </w:pPr>
+      <w:r>
+        <w:rPr>
+          <w:rFonts w:hint="eastAsia" w:ascii="Times New Roman" w:hAnsi="Times New Roman" w:cs="Times New Roman"/>
+        </w:rPr>
+        <w:t>以2025年12月31日经审计数据为基础，两个方案的主要差异比较如下：</w:t>
+      </w:r>
+    </w:p>
+    <w:tbl>
+      <w:tblPr>
+        <w:tblStyle w:val="64"/>
+        <w:tblW w:w="10425" w:type="dxa"/>
+        <w:jc w:val="center"/>
+        <w:tblBorders>
+          <w:top w:val="single" w:color="auto" w:sz="12" w:space="0"/>
+          <w:left w:val="single" w:color="auto" w:sz="12" w:space="0"/>
+          <w:bottom w:val="single" w:color="auto" w:sz="12" w:space="0"/>
+          <w:right w:val="single" w:color="auto" w:sz="12" w:space="0"/>
+          <w:insideH w:val="single" w:color="auto" w:sz="6" w:space="0"/>
+          <w:insideV w:val="single" w:color="auto" w:sz="6" w:space="0"/>
+        </w:tblBorders>
+        <w:tblLayout w:type="fixed"/>
+        <w:tblCellMar>
+          <w:top w:w="0" w:type="dxa"/>
+          <w:left w:w="108" w:type="dxa"/>
+          <w:bottom w:w="0" w:type="dxa"/>
+          <w:right w:w="108" w:type="dxa"/>
+        </w:tblCellMar>
+      </w:tblPr>
+      <w:tblGrid>
+        <w:gridCol w:w="1725"/>
+        <w:gridCol w:w="4350"/>
+        <w:gridCol w:w="4350"/>
+      </w:tblGrid>
+      <w:tr>
+        <w:trPr>
+          <w:trHeight w:val="397" w:hRule="atLeast"/>
+          <w:jc w:val="center"/>
+        </w:trPr>
+        <w:tc>
+          <w:tcPr>
+            <w:tcW w:w="1725" w:type="dxa"/>
+            <w:vAlign w:val="center"/>
+          </w:tcPr>
+          <w:p>
+            <w:pPr>
+              <w:widowControl w:val="0"/>
+              <w:jc w:val="center"/>
+              <w:rPr>
+                <w:rFonts w:hint="eastAsia" w:ascii="Times New Roman" w:hAnsi="Times New Roman" w:cs="Times New Roman"/>
+                <w:b/>
+                <w:kern w:val="2"/>
+                <w:sz w:val="21"/>
+                <w:szCs w:val="21"/>
+              </w:rPr>
+            </w:pPr>
+            <w:r>
+              <w:rPr>
+                <w:rFonts w:hint="eastAsia" w:ascii="Times New Roman" w:hAnsi="Times New Roman" w:cs="Times New Roman"/>
+                <w:b/>
+                <w:kern w:val="2"/>
+                <w:sz w:val="21"/>
+                <w:szCs w:val="21"/>
+              </w:rPr>
+              <w:t>比较维度</w:t>
+            </w:r>
+          </w:p>
+        </w:tc>
+        <w:tc>
+          <w:tcPr>
+            <w:tcW w:w="4350" w:type="dxa"/>
+            <w:vAlign w:val="center"/>
+          </w:tcPr>
+          <w:p>
+            <w:pPr>
+              <w:widowControl w:val="0"/>
+              <w:jc w:val="center"/>
+              <w:rPr>
+                <w:rFonts w:hint="eastAsia" w:ascii="Times New Roman" w:hAnsi="Times New Roman" w:cs="Times New Roman"/>
+                <w:b/>
+                <w:kern w:val="2"/>
+                <w:sz w:val="21"/>
+                <w:szCs w:val="21"/>
+              </w:rPr>
+            </w:pPr>
+            <w:r>
+              <w:rPr>
+                <w:rFonts w:hint="eastAsia" w:ascii="Times New Roman" w:hAnsi="Times New Roman" w:cs="Times New Roman"/>
+                <w:b/>
+                <w:kern w:val="2"/>
+                <w:sz w:val="21"/>
+                <w:szCs w:val="21"/>
+              </w:rPr>
+              <w:t>方案一：以发行人股权支付</w:t>
+            </w:r>
+          </w:p>
+        </w:tc>
+        <w:tc>
+          <w:tcPr>
+            <w:tcW w:w="4350" w:type="dxa"/>
+            <w:vAlign w:val="center"/>
+          </w:tcPr>
+          <w:p>
+            <w:pPr>
+              <w:widowControl w:val="0"/>
+              <w:jc w:val="center"/>
+              <w:rPr>
+                <w:rFonts w:hint="eastAsia" w:ascii="Times New Roman" w:hAnsi="Times New Roman" w:cs="Times New Roman"/>
+                <w:b/>
+                <w:kern w:val="2"/>
+                <w:sz w:val="21"/>
+                <w:szCs w:val="21"/>
+              </w:rPr>
+            </w:pPr>
+            <w:r>
+              <w:rPr>
+                <w:rFonts w:hint="eastAsia" w:ascii="Times New Roman" w:hAnsi="Times New Roman" w:cs="Times New Roman"/>
+                <w:b/>
+                <w:kern w:val="2"/>
+                <w:sz w:val="21"/>
+                <w:szCs w:val="21"/>
+              </w:rPr>
+              <w:t>方案二：以现金支付</w:t>
+            </w:r>
+          </w:p>
+        </w:tc>
+      </w:tr>
+      <w:tr>
+        <w:trPr>
+          <w:trHeight w:val="397" w:hRule="atLeast"/>
+          <w:jc w:val="center"/>
+        </w:trPr>
+        <w:tc>
+          <w:tcPr>
+            <w:tcW w:w="1725" w:type="dxa"/>
+            <w:vAlign w:val="center"/>
+          </w:tcPr>
+          <w:p>
+            <w:pPr>
+              <w:widowControl w:val="0"/>
+              <w:jc w:val="center"/>
+              <w:rPr>
+                <w:rFonts w:hint="eastAsia" w:ascii="Times New Roman" w:hAnsi="Times New Roman" w:cs="Times New Roman"/>
+                <w:kern w:val="2"/>
+                <w:sz w:val="21"/>
+                <w:szCs w:val="21"/>
+              </w:rPr>
+            </w:pPr>
+            <w:r>
+              <w:rPr>
+                <w:rFonts w:hint="eastAsia" w:ascii="Times New Roman" w:hAnsi="Times New Roman" w:cs="Times New Roman"/>
+                <w:kern w:val="2"/>
+                <w:sz w:val="21"/>
+                <w:szCs w:val="21"/>
+              </w:rPr>
+              <w:t>法律形式</w:t>
+            </w:r>
+          </w:p>
+        </w:tc>
+        <w:tc>
+          <w:tcPr>
+            <w:tcW w:w="4350" w:type="dxa"/>
+            <w:vAlign w:val="center"/>
+          </w:tcPr>
+          <w:p>
+            <w:pPr>
+              <w:widowControl w:val="0"/>
+              <w:jc w:val="both"/>
+              <w:rPr>
+                <w:rFonts w:hint="eastAsia" w:ascii="Times New Roman" w:hAnsi="Times New Roman" w:cs="Times New Roman"/>
+                <w:kern w:val="2"/>
+                <w:sz w:val="21"/>
+                <w:szCs w:val="21"/>
+              </w:rPr>
+            </w:pPr>
+            <w:r>
+              <w:rPr>
+                <w:rFonts w:hint="eastAsia" w:ascii="Times New Roman" w:hAnsi="Times New Roman" w:cs="Times New Roman"/>
+                <w:kern w:val="2"/>
+                <w:sz w:val="21"/>
+                <w:szCs w:val="21"/>
+              </w:rPr>
+              <w:t>燕京啤酒以中发邢台67.00%股权作价出资，对发行人非货币资产增资</w:t>
+            </w:r>
+          </w:p>
+        </w:tc>
+        <w:tc>
+          <w:tcPr>
+            <w:tcW w:w="4350" w:type="dxa"/>
+            <w:vAlign w:val="center"/>
+          </w:tcPr>
+          <w:p>
+            <w:pPr>
+              <w:widowControl w:val="0"/>
+              <w:jc w:val="both"/>
+              <w:rPr>
+                <w:rFonts w:hint="eastAsia" w:ascii="Times New Roman" w:hAnsi="Times New Roman" w:cs="Times New Roman"/>
+                <w:kern w:val="2"/>
+                <w:sz w:val="21"/>
+                <w:szCs w:val="21"/>
+              </w:rPr>
+            </w:pPr>
+            <w:r>
+              <w:rPr>
+                <w:rFonts w:hint="eastAsia" w:ascii="Times New Roman" w:hAnsi="Times New Roman" w:cs="Times New Roman"/>
+                <w:kern w:val="2"/>
+                <w:sz w:val="21"/>
+                <w:szCs w:val="21"/>
+              </w:rPr>
+              <w:t>发行人以现金向燕京啤酒购买中发邢台67.00%股权</w:t>
+            </w:r>
+          </w:p>
+        </w:tc>
+      </w:tr>
+      <w:tr>
+        <w:trPr>
+          <w:trHeight w:val="397" w:hRule="atLeast"/>
+          <w:jc w:val="center"/>
+        </w:trPr>
+        <w:tc>
+          <w:tcPr>
+            <w:tcW w:w="1725" w:type="dxa"/>
+            <w:vAlign w:val="center"/>
+          </w:tcPr>
+          <w:p>
+            <w:pPr>
+              <w:widowControl w:val="0"/>
+              <w:jc w:val="center"/>
+              <w:rPr>
+                <w:rFonts w:hint="eastAsia" w:ascii="Times New Roman" w:hAnsi="Times New Roman" w:cs="Times New Roman"/>
+                <w:kern w:val="2"/>
+                <w:sz w:val="21"/>
+                <w:szCs w:val="21"/>
+              </w:rPr>
+            </w:pPr>
+            <w:r>
+              <w:rPr>
+                <w:rFonts w:hint="eastAsia" w:ascii="Times New Roman" w:hAnsi="Times New Roman" w:cs="Times New Roman"/>
+                <w:kern w:val="2"/>
+                <w:sz w:val="21"/>
+                <w:szCs w:val="21"/>
+              </w:rPr>
+              <w:t>模拟作价</w:t>
+            </w:r>
+          </w:p>
+        </w:tc>
+        <w:tc>
+          <w:tcPr>
+            <w:tcW w:w="4350" w:type="dxa"/>
+            <w:vAlign w:val="center"/>
+          </w:tcPr>
+          <w:p>
+            <w:pPr>
+              <w:widowControl w:val="0"/>
+              <w:jc w:val="both"/>
+              <w:rPr>
+                <w:rFonts w:hint="eastAsia" w:ascii="Times New Roman" w:hAnsi="Times New Roman" w:cs="Times New Roman"/>
+                <w:kern w:val="2"/>
+                <w:sz w:val="21"/>
+                <w:szCs w:val="21"/>
+              </w:rPr>
+            </w:pPr>
+            <w:r>
+              <w:rPr>
+                <w:rFonts w:hint="eastAsia" w:ascii="Times New Roman" w:hAnsi="Times New Roman" w:cs="Times New Roman"/>
+                <w:kern w:val="2"/>
+                <w:sz w:val="21"/>
+                <w:szCs w:val="21"/>
+              </w:rPr>
+              <w:t>8,206.28万元（中发邢台净资产12,248.19万元×67.00%）</w:t>
+            </w:r>
+          </w:p>
+        </w:tc>
+        <w:tc>
+          <w:tcPr>
+            <w:tcW w:w="4350" w:type="dxa"/>
+            <w:vAlign w:val="center"/>
+          </w:tcPr>
+          <w:p>
+            <w:pPr>
+              <w:widowControl w:val="0"/>
+              <w:jc w:val="both"/>
+              <w:rPr>
+                <w:rFonts w:hint="eastAsia" w:ascii="Times New Roman" w:hAnsi="Times New Roman" w:cs="Times New Roman"/>
+                <w:kern w:val="2"/>
+                <w:sz w:val="21"/>
+                <w:szCs w:val="21"/>
+              </w:rPr>
+            </w:pPr>
+            <w:r>
+              <w:rPr>
+                <w:rFonts w:hint="eastAsia" w:ascii="Times New Roman" w:hAnsi="Times New Roman" w:cs="Times New Roman"/>
+                <w:kern w:val="2"/>
+                <w:sz w:val="21"/>
+                <w:szCs w:val="21"/>
+              </w:rPr>
+              <w:t>8,206.28万元（同左）</w:t>
+            </w:r>
+          </w:p>
+        </w:tc>
+      </w:tr>
+      <w:tr>
+        <w:trPr>
+          <w:trHeight w:val="397" w:hRule="atLeast"/>
+          <w:jc w:val="center"/>
+        </w:trPr>
+        <w:tc>
+          <w:tcPr>
+            <w:tcW w:w="1725" w:type="dxa"/>
+            <w:vAlign w:val="center"/>
+          </w:tcPr>
+          <w:p>
+            <w:pPr>
+              <w:widowControl w:val="0"/>
+              <w:jc w:val="center"/>
+              <w:rPr>
+                <w:rFonts w:hint="eastAsia" w:ascii="Times New Roman" w:hAnsi="Times New Roman" w:cs="Times New Roman"/>
+                <w:kern w:val="2"/>
+                <w:sz w:val="21"/>
+                <w:szCs w:val="21"/>
+              </w:rPr>
+            </w:pPr>
+            <w:r>
+              <w:rPr>
+                <w:rFonts w:hint="eastAsia" w:ascii="Times New Roman" w:hAnsi="Times New Roman" w:cs="Times New Roman"/>
+                <w:kern w:val="2"/>
+                <w:sz w:val="21"/>
+                <w:szCs w:val="21"/>
+              </w:rPr>
+              <w:t>发行人现金流出</w:t>
+            </w:r>
+          </w:p>
+        </w:tc>
+        <w:tc>
+          <w:tcPr>
+            <w:tcW w:w="4350" w:type="dxa"/>
+            <w:vAlign w:val="center"/>
+          </w:tcPr>
+          <w:p>
+            <w:pPr>
+              <w:widowControl w:val="0"/>
+              <w:jc w:val="both"/>
+              <w:rPr>
+                <w:rFonts w:hint="eastAsia" w:ascii="Times New Roman" w:hAnsi="Times New Roman" w:cs="Times New Roman"/>
+                <w:kern w:val="2"/>
+                <w:sz w:val="21"/>
+                <w:szCs w:val="21"/>
+              </w:rPr>
+            </w:pPr>
+            <w:r>
+              <w:rPr>
+                <w:rFonts w:hint="eastAsia" w:ascii="Times New Roman" w:hAnsi="Times New Roman" w:cs="Times New Roman"/>
+                <w:kern w:val="2"/>
+                <w:sz w:val="21"/>
+                <w:szCs w:val="21"/>
+              </w:rPr>
+              <w:t>无</w:t>
+            </w:r>
+          </w:p>
+        </w:tc>
+        <w:tc>
+          <w:tcPr>
+            <w:tcW w:w="4350" w:type="dxa"/>
+            <w:vAlign w:val="center"/>
+          </w:tcPr>
+          <w:p>
+            <w:pPr>
+              <w:widowControl w:val="0"/>
+              <w:jc w:val="both"/>
+              <w:rPr>
+                <w:rFonts w:hint="eastAsia" w:ascii="Times New Roman" w:hAnsi="Times New Roman" w:cs="Times New Roman"/>
+                <w:kern w:val="2"/>
+                <w:sz w:val="21"/>
+                <w:szCs w:val="21"/>
+              </w:rPr>
+            </w:pPr>
+            <w:r>
+              <w:rPr>
+                <w:rFonts w:hint="eastAsia" w:ascii="Times New Roman" w:hAnsi="Times New Roman" w:cs="Times New Roman"/>
+                <w:kern w:val="2"/>
+                <w:sz w:val="21"/>
+                <w:szCs w:val="21"/>
+              </w:rPr>
+              <w:t>8,206.28万元，占发行人净资产的33.30%</w:t>
+            </w:r>
+          </w:p>
+        </w:tc>
+      </w:tr>
+      <w:tr>
+        <w:trPr>
+          <w:trHeight w:val="397" w:hRule="atLeast"/>
+          <w:jc w:val="center"/>
+        </w:trPr>
+        <w:tc>
+          <w:tcPr>
+            <w:tcW w:w="1725" w:type="dxa"/>
+            <w:vAlign w:val="center"/>
+          </w:tcPr>
+          <w:p>
+            <w:pPr>
+              <w:widowControl w:val="0"/>
+              <w:jc w:val="center"/>
+              <w:rPr>
+                <w:rFonts w:hint="eastAsia" w:ascii="Times New Roman" w:hAnsi="Times New Roman" w:cs="Times New Roman"/>
+                <w:kern w:val="2"/>
+                <w:sz w:val="21"/>
+                <w:szCs w:val="21"/>
+              </w:rPr>
+            </w:pPr>
+            <w:r>
+              <w:rPr>
+                <w:rFonts w:hint="eastAsia" w:ascii="Times New Roman" w:hAnsi="Times New Roman" w:cs="Times New Roman"/>
+                <w:kern w:val="2"/>
+                <w:sz w:val="21"/>
+                <w:szCs w:val="21"/>
+              </w:rPr>
+              <w:t>发行人注册资本</w:t>
+            </w:r>
+          </w:p>
+        </w:tc>
+        <w:tc>
+          <w:tcPr>
+            <w:tcW w:w="4350" w:type="dxa"/>
+            <w:vAlign w:val="center"/>
+          </w:tcPr>
+          <w:p>
+            <w:pPr>
+              <w:widowControl w:val="0"/>
+              <w:jc w:val="both"/>
+              <w:rPr>
+                <w:rFonts w:hint="eastAsia" w:ascii="Times New Roman" w:hAnsi="Times New Roman" w:cs="Times New Roman"/>
+                <w:kern w:val="2"/>
+                <w:sz w:val="21"/>
+                <w:szCs w:val="21"/>
+              </w:rPr>
+            </w:pPr>
+            <w:r>
+              <w:rPr>
+                <w:rFonts w:hint="eastAsia" w:ascii="Times New Roman" w:hAnsi="Times New Roman" w:cs="Times New Roman"/>
+                <w:kern w:val="2"/>
+                <w:sz w:val="21"/>
+                <w:szCs w:val="21"/>
+              </w:rPr>
+              <w:t>由4,000.00万元增至5,332.12万元</w:t>
+            </w:r>
+          </w:p>
+        </w:tc>
+        <w:tc>
+          <w:tcPr>
+            <w:tcW w:w="4350" w:type="dxa"/>
+            <w:vAlign w:val="center"/>
+          </w:tcPr>
+          <w:p>
+            <w:pPr>
+              <w:widowControl w:val="0"/>
+              <w:jc w:val="both"/>
+              <w:rPr>
+                <w:rFonts w:hint="eastAsia" w:ascii="Times New Roman" w:hAnsi="Times New Roman" w:cs="Times New Roman"/>
+                <w:kern w:val="2"/>
+                <w:sz w:val="21"/>
+                <w:szCs w:val="21"/>
+              </w:rPr>
+            </w:pPr>
+            <w:r>
+              <w:rPr>
+                <w:rFonts w:hint="eastAsia" w:ascii="Times New Roman" w:hAnsi="Times New Roman" w:cs="Times New Roman"/>
+                <w:kern w:val="2"/>
+                <w:sz w:val="21"/>
+                <w:szCs w:val="21"/>
+              </w:rPr>
+              <w:t>维持4,000.00万元不变</w:t>
+            </w:r>
+          </w:p>
+        </w:tc>
+      </w:tr>
+      <w:tr>
+        <w:trPr>
+          <w:trHeight w:val="397" w:hRule="atLeast"/>
+          <w:jc w:val="center"/>
+        </w:trPr>
+        <w:tc>
+          <w:tcPr>
+            <w:tcW w:w="1725" w:type="dxa"/>
+            <w:vAlign w:val="center"/>
+          </w:tcPr>
+          <w:p>
+            <w:pPr>
+              <w:widowControl w:val="0"/>
+              <w:jc w:val="center"/>
+              <w:rPr>
+                <w:rFonts w:hint="eastAsia" w:ascii="Times New Roman" w:hAnsi="Times New Roman" w:cs="Times New Roman"/>
+                <w:kern w:val="2"/>
+                <w:sz w:val="21"/>
+                <w:szCs w:val="21"/>
+              </w:rPr>
+            </w:pPr>
+            <w:r>
+              <w:rPr>
+                <w:rFonts w:hint="eastAsia" w:ascii="Times New Roman" w:hAnsi="Times New Roman" w:cs="Times New Roman"/>
+                <w:kern w:val="2"/>
+                <w:sz w:val="21"/>
+                <w:szCs w:val="21"/>
+              </w:rPr>
+              <w:t>交易后发行人股权结构</w:t>
+            </w:r>
+          </w:p>
+        </w:tc>
+        <w:tc>
+          <w:tcPr>
+            <w:tcW w:w="4350" w:type="dxa"/>
+            <w:vAlign w:val="center"/>
+          </w:tcPr>
+          <w:p>
+            <w:pPr>
+              <w:widowControl w:val="0"/>
+              <w:jc w:val="both"/>
+              <w:rPr>
+                <w:rFonts w:hint="eastAsia" w:ascii="Times New Roman" w:hAnsi="Times New Roman" w:cs="Times New Roman"/>
+                <w:kern w:val="2"/>
+                <w:sz w:val="21"/>
+                <w:szCs w:val="21"/>
+              </w:rPr>
+            </w:pPr>
+            <w:r>
+              <w:rPr>
+                <w:rFonts w:hint="eastAsia" w:ascii="Times New Roman" w:hAnsi="Times New Roman" w:cs="Times New Roman"/>
+                <w:kern w:val="2"/>
+                <w:sz w:val="21"/>
+                <w:szCs w:val="21"/>
+              </w:rPr>
+              <w:t>燕京啤酒85.00%、燕京集团13.13%、食品发酵研究院1.88%</w:t>
+            </w:r>
+          </w:p>
+        </w:tc>
+        <w:tc>
+          <w:tcPr>
+            <w:tcW w:w="4350" w:type="dxa"/>
+            <w:vAlign w:val="center"/>
+          </w:tcPr>
+          <w:p>
+            <w:pPr>
+              <w:widowControl w:val="0"/>
+              <w:jc w:val="both"/>
+              <w:rPr>
+                <w:rFonts w:hint="eastAsia" w:ascii="Times New Roman" w:hAnsi="Times New Roman" w:cs="Times New Roman"/>
+                <w:kern w:val="2"/>
+                <w:sz w:val="21"/>
+                <w:szCs w:val="21"/>
+              </w:rPr>
+            </w:pPr>
+            <w:r>
+              <w:rPr>
+                <w:rFonts w:hint="eastAsia" w:ascii="Times New Roman" w:hAnsi="Times New Roman" w:cs="Times New Roman"/>
+                <w:kern w:val="2"/>
+                <w:sz w:val="21"/>
+                <w:szCs w:val="21"/>
+              </w:rPr>
+              <w:t>燕京啤酒80.00%、燕京集团17.50%、食品发酵研究院2.50%，维持不变</w:t>
+            </w:r>
+          </w:p>
+        </w:tc>
+      </w:tr>
+      <w:tr>
+        <w:trPr>
+          <w:trHeight w:val="397" w:hRule="atLeast"/>
+          <w:jc w:val="center"/>
+        </w:trPr>
+        <w:tc>
+          <w:tcPr>
+            <w:tcW w:w="1725" w:type="dxa"/>
+            <w:vAlign w:val="center"/>
+          </w:tcPr>
+          <w:p>
+            <w:pPr>
+              <w:widowControl w:val="0"/>
+              <w:jc w:val="center"/>
+              <w:rPr>
+                <w:rFonts w:hint="eastAsia" w:ascii="Times New Roman" w:hAnsi="Times New Roman" w:cs="Times New Roman"/>
+                <w:kern w:val="2"/>
+                <w:sz w:val="21"/>
+                <w:szCs w:val="21"/>
+              </w:rPr>
+            </w:pPr>
+            <w:r>
+              <w:rPr>
+                <w:rFonts w:hint="eastAsia" w:ascii="Times New Roman" w:hAnsi="Times New Roman" w:cs="Times New Roman"/>
+                <w:kern w:val="2"/>
+                <w:sz w:val="21"/>
+                <w:szCs w:val="21"/>
+              </w:rPr>
+              <w:t>企业所得税</w:t>
+            </w:r>
+          </w:p>
+        </w:tc>
+        <w:tc>
+          <w:tcPr>
+            <w:tcW w:w="4350" w:type="dxa"/>
+            <w:vAlign w:val="center"/>
+          </w:tcPr>
+          <w:p>
+            <w:pPr>
+              <w:widowControl w:val="0"/>
+              <w:jc w:val="both"/>
+              <w:rPr>
+                <w:rFonts w:hint="eastAsia" w:ascii="Times New Roman" w:hAnsi="Times New Roman" w:cs="Times New Roman"/>
+                <w:kern w:val="2"/>
+                <w:sz w:val="21"/>
+                <w:szCs w:val="21"/>
+              </w:rPr>
+            </w:pPr>
+            <w:r>
+              <w:rPr>
+                <w:rFonts w:hint="eastAsia" w:ascii="Times New Roman" w:hAnsi="Times New Roman" w:cs="Times New Roman"/>
+                <w:kern w:val="2"/>
+                <w:sz w:val="21"/>
+                <w:szCs w:val="21"/>
+              </w:rPr>
+              <w:t>适用特殊性税务处理的，当期为零，纳税义务递延；未获适用的，与方案二一致</w:t>
+            </w:r>
+          </w:p>
+        </w:tc>
+        <w:tc>
+          <w:tcPr>
+            <w:tcW w:w="4350" w:type="dxa"/>
+            <w:vAlign w:val="center"/>
+          </w:tcPr>
+          <w:p>
+            <w:pPr>
+              <w:widowControl w:val="0"/>
+              <w:jc w:val="both"/>
+              <w:rPr>
+                <w:rFonts w:hint="eastAsia" w:ascii="Times New Roman" w:hAnsi="Times New Roman" w:cs="Times New Roman"/>
+                <w:kern w:val="2"/>
+                <w:sz w:val="21"/>
+                <w:szCs w:val="21"/>
+              </w:rPr>
+            </w:pPr>
+            <w:r>
+              <w:rPr>
+                <w:rFonts w:hint="eastAsia" w:ascii="Times New Roman" w:hAnsi="Times New Roman" w:cs="Times New Roman"/>
+                <w:kern w:val="2"/>
+                <w:sz w:val="21"/>
+                <w:szCs w:val="21"/>
+              </w:rPr>
+              <w:t>适用一般性税务处理，转让所得1,506.28万元，企业所得税376.57万元</w:t>
+            </w:r>
+          </w:p>
+        </w:tc>
+      </w:tr>
+      <w:tr>
+        <w:trPr>
+          <w:trHeight w:val="397" w:hRule="atLeast"/>
+          <w:jc w:val="center"/>
+        </w:trPr>
+        <w:tc>
+          <w:tcPr>
+            <w:tcW w:w="1725" w:type="dxa"/>
+            <w:vAlign w:val="center"/>
+          </w:tcPr>
+          <w:p>
+            <w:pPr>
+              <w:widowControl w:val="0"/>
+              <w:jc w:val="center"/>
+              <w:rPr>
+                <w:rFonts w:hint="eastAsia" w:ascii="Times New Roman" w:hAnsi="Times New Roman" w:cs="Times New Roman"/>
+                <w:kern w:val="2"/>
+                <w:sz w:val="21"/>
+                <w:szCs w:val="21"/>
+              </w:rPr>
+            </w:pPr>
+            <w:r>
+              <w:rPr>
+                <w:rFonts w:hint="eastAsia" w:ascii="Times New Roman" w:hAnsi="Times New Roman" w:cs="Times New Roman"/>
+                <w:kern w:val="2"/>
+                <w:sz w:val="21"/>
+                <w:szCs w:val="21"/>
+              </w:rPr>
+              <w:t>印花税</w:t>
+            </w:r>
+          </w:p>
+        </w:tc>
+        <w:tc>
+          <w:tcPr>
+            <w:tcW w:w="4350" w:type="dxa"/>
+            <w:vAlign w:val="center"/>
+          </w:tcPr>
+          <w:p>
+            <w:pPr>
+              <w:widowControl w:val="0"/>
+              <w:jc w:val="both"/>
+              <w:rPr>
+                <w:rFonts w:hint="eastAsia" w:ascii="Times New Roman" w:hAnsi="Times New Roman" w:cs="Times New Roman"/>
+                <w:kern w:val="2"/>
+                <w:sz w:val="21"/>
+                <w:szCs w:val="21"/>
+              </w:rPr>
+            </w:pPr>
+            <w:r>
+              <w:rPr>
+                <w:rFonts w:hint="eastAsia" w:ascii="Times New Roman" w:hAnsi="Times New Roman" w:cs="Times New Roman"/>
+                <w:kern w:val="2"/>
+                <w:sz w:val="21"/>
+                <w:szCs w:val="21"/>
+              </w:rPr>
+              <w:t>股权转让书据双方各约4.10万元；发行人资金账簿按新增实收资本及资本公积计缴</w:t>
+            </w:r>
+          </w:p>
+        </w:tc>
+        <w:tc>
+          <w:tcPr>
+            <w:tcW w:w="4350" w:type="dxa"/>
+            <w:vAlign w:val="center"/>
+          </w:tcPr>
+          <w:p>
+            <w:pPr>
+              <w:widowControl w:val="0"/>
+              <w:jc w:val="both"/>
+              <w:rPr>
+                <w:rFonts w:hint="eastAsia" w:ascii="Times New Roman" w:hAnsi="Times New Roman" w:cs="Times New Roman"/>
+                <w:kern w:val="2"/>
+                <w:sz w:val="21"/>
+                <w:szCs w:val="21"/>
+              </w:rPr>
+            </w:pPr>
+            <w:r>
+              <w:rPr>
+                <w:rFonts w:hint="eastAsia" w:ascii="Times New Roman" w:hAnsi="Times New Roman" w:cs="Times New Roman"/>
+                <w:kern w:val="2"/>
+                <w:sz w:val="21"/>
+                <w:szCs w:val="21"/>
+              </w:rPr>
+              <w:t>股权转让书据双方各约4.10万元</w:t>
+            </w:r>
+          </w:p>
+        </w:tc>
+      </w:tr>
+      <w:tr>
+        <w:trPr>
+          <w:trHeight w:val="397" w:hRule="atLeast"/>
+          <w:jc w:val="center"/>
+        </w:trPr>
+        <w:tc>
+          <w:tcPr>
+            <w:tcW w:w="1725" w:type="dxa"/>
+            <w:vAlign w:val="center"/>
+          </w:tcPr>
+          <w:p>
+            <w:pPr>
+              <w:widowControl w:val="0"/>
+              <w:jc w:val="center"/>
+              <w:rPr>
+                <w:rFonts w:hint="eastAsia" w:ascii="Times New Roman" w:hAnsi="Times New Roman" w:cs="Times New Roman"/>
+                <w:kern w:val="2"/>
+                <w:sz w:val="21"/>
+                <w:szCs w:val="21"/>
+              </w:rPr>
+            </w:pPr>
+            <w:r>
+              <w:rPr>
+                <w:rFonts w:hint="eastAsia" w:ascii="Times New Roman" w:hAnsi="Times New Roman" w:cs="Times New Roman"/>
+                <w:kern w:val="2"/>
+                <w:sz w:val="21"/>
+                <w:szCs w:val="21"/>
+              </w:rPr>
+              <w:t>增值税、土地增值税、契税</w:t>
+            </w:r>
+          </w:p>
+        </w:tc>
+        <w:tc>
+          <w:tcPr>
+            <w:tcW w:w="4350" w:type="dxa"/>
+            <w:vAlign w:val="center"/>
+          </w:tcPr>
+          <w:p>
+            <w:pPr>
+              <w:widowControl w:val="0"/>
+              <w:jc w:val="both"/>
+              <w:rPr>
+                <w:rFonts w:hint="eastAsia" w:ascii="Times New Roman" w:hAnsi="Times New Roman" w:cs="Times New Roman"/>
+                <w:kern w:val="2"/>
+                <w:sz w:val="21"/>
+                <w:szCs w:val="21"/>
+              </w:rPr>
+            </w:pPr>
+            <w:r>
+              <w:rPr>
+                <w:rFonts w:hint="eastAsia" w:ascii="Times New Roman" w:hAnsi="Times New Roman" w:cs="Times New Roman"/>
+                <w:kern w:val="2"/>
+                <w:sz w:val="21"/>
+                <w:szCs w:val="21"/>
+              </w:rPr>
+              <w:t>交易标的为股权，不涉及土地、房屋权属转移，均不征收</w:t>
+            </w:r>
+          </w:p>
+        </w:tc>
+        <w:tc>
+          <w:tcPr>
+            <w:tcW w:w="4350" w:type="dxa"/>
+            <w:vAlign w:val="center"/>
+          </w:tcPr>
+          <w:p>
+            <w:pPr>
+              <w:widowControl w:val="0"/>
+              <w:jc w:val="both"/>
+              <w:rPr>
+                <w:rFonts w:hint="eastAsia" w:ascii="Times New Roman" w:hAnsi="Times New Roman" w:cs="Times New Roman"/>
+                <w:kern w:val="2"/>
+                <w:sz w:val="21"/>
+                <w:szCs w:val="21"/>
+              </w:rPr>
+            </w:pPr>
+            <w:r>
+              <w:rPr>
+                <w:rFonts w:hint="eastAsia" w:ascii="Times New Roman" w:hAnsi="Times New Roman" w:cs="Times New Roman"/>
+                <w:kern w:val="2"/>
+                <w:sz w:val="21"/>
+                <w:szCs w:val="21"/>
+              </w:rPr>
+              <w:t>同左，均不征收</w:t>
+            </w:r>
+          </w:p>
+        </w:tc>
+      </w:tr>
+      <w:tr>
+        <w:trPr>
+          <w:trHeight w:val="397" w:hRule="atLeast"/>
+          <w:jc w:val="center"/>
+        </w:trPr>
+        <w:tc>
+          <w:tcPr>
+            <w:tcW w:w="1725" w:type="dxa"/>
+            <w:vAlign w:val="center"/>
+          </w:tcPr>
+          <w:p>
+            <w:pPr>
+              <w:widowControl w:val="0"/>
+              <w:jc w:val="center"/>
+              <w:rPr>
+                <w:rFonts w:hint="eastAsia" w:ascii="Times New Roman" w:hAnsi="Times New Roman" w:cs="Times New Roman"/>
+                <w:kern w:val="2"/>
+                <w:sz w:val="21"/>
+                <w:szCs w:val="21"/>
+              </w:rPr>
+            </w:pPr>
+            <w:r>
+              <w:rPr>
+                <w:rFonts w:hint="eastAsia" w:ascii="Times New Roman" w:hAnsi="Times New Roman" w:cs="Times New Roman"/>
+                <w:kern w:val="2"/>
+                <w:sz w:val="21"/>
+                <w:szCs w:val="21"/>
+              </w:rPr>
+              <w:t>中小股东权益影响</w:t>
+            </w:r>
+          </w:p>
+        </w:tc>
+        <w:tc>
+          <w:tcPr>
+            <w:tcW w:w="4350" w:type="dxa"/>
+            <w:vAlign w:val="center"/>
+          </w:tcPr>
+          <w:p>
+            <w:pPr>
+              <w:widowControl w:val="0"/>
+              <w:jc w:val="both"/>
+              <w:rPr>
+                <w:rFonts w:hint="eastAsia" w:ascii="Times New Roman" w:hAnsi="Times New Roman" w:cs="Times New Roman"/>
+                <w:kern w:val="2"/>
+                <w:sz w:val="21"/>
+                <w:szCs w:val="21"/>
+              </w:rPr>
+            </w:pPr>
+            <w:r>
+              <w:rPr>
+                <w:rFonts w:hint="eastAsia" w:ascii="Times New Roman" w:hAnsi="Times New Roman" w:cs="Times New Roman"/>
+                <w:kern w:val="2"/>
+                <w:sz w:val="21"/>
+                <w:szCs w:val="21"/>
+              </w:rPr>
+              <w:t>燕京集团、食品发酵研究院被动稀释，需放弃优先认缴出资权并履行各自决策程序</w:t>
+            </w:r>
+          </w:p>
+        </w:tc>
+        <w:tc>
+          <w:tcPr>
+            <w:tcW w:w="4350" w:type="dxa"/>
+            <w:vAlign w:val="center"/>
+          </w:tcPr>
+          <w:p>
+            <w:pPr>
+              <w:widowControl w:val="0"/>
+              <w:jc w:val="both"/>
+              <w:rPr>
+                <w:rFonts w:hint="eastAsia" w:ascii="Times New Roman" w:hAnsi="Times New Roman" w:cs="Times New Roman"/>
+                <w:kern w:val="2"/>
+                <w:sz w:val="21"/>
+                <w:szCs w:val="21"/>
+              </w:rPr>
+            </w:pPr>
+            <w:r>
+              <w:rPr>
+                <w:rFonts w:hint="eastAsia" w:ascii="Times New Roman" w:hAnsi="Times New Roman" w:cs="Times New Roman"/>
+                <w:kern w:val="2"/>
+                <w:sz w:val="21"/>
+                <w:szCs w:val="21"/>
+              </w:rPr>
+              <w:t>不受影响，无需该两名股东另行决策</w:t>
+            </w:r>
+          </w:p>
+        </w:tc>
+      </w:tr>
+      <w:tr>
+        <w:trPr>
+          <w:trHeight w:val="397" w:hRule="atLeast"/>
+          <w:jc w:val="center"/>
+        </w:trPr>
+        <w:tc>
+          <w:tcPr>
+            <w:tcW w:w="1725" w:type="dxa"/>
+            <w:vAlign w:val="center"/>
+          </w:tcPr>
+          <w:p>
+            <w:pPr>
+              <w:widowControl w:val="0"/>
+              <w:jc w:val="center"/>
+              <w:rPr>
+                <w:rFonts w:hint="eastAsia" w:ascii="Times New Roman" w:hAnsi="Times New Roman" w:cs="Times New Roman"/>
+                <w:kern w:val="2"/>
+                <w:sz w:val="21"/>
+                <w:szCs w:val="21"/>
+              </w:rPr>
+            </w:pPr>
+            <w:r>
+              <w:rPr>
+                <w:rFonts w:hint="eastAsia" w:ascii="Times New Roman" w:hAnsi="Times New Roman" w:cs="Times New Roman"/>
+                <w:kern w:val="2"/>
+                <w:sz w:val="21"/>
+                <w:szCs w:val="21"/>
+              </w:rPr>
+              <w:t>评估作价争议</w:t>
+            </w:r>
+          </w:p>
+        </w:tc>
+        <w:tc>
+          <w:tcPr>
+            <w:tcW w:w="4350" w:type="dxa"/>
+            <w:vAlign w:val="center"/>
+          </w:tcPr>
+          <w:p>
+            <w:pPr>
+              <w:widowControl w:val="0"/>
+              <w:jc w:val="both"/>
+              <w:rPr>
+                <w:rFonts w:hint="eastAsia" w:ascii="Times New Roman" w:hAnsi="Times New Roman" w:cs="Times New Roman"/>
+                <w:kern w:val="2"/>
+                <w:sz w:val="21"/>
+                <w:szCs w:val="21"/>
+              </w:rPr>
+            </w:pPr>
+            <w:r>
+              <w:rPr>
+                <w:rFonts w:hint="eastAsia" w:ascii="Times New Roman" w:hAnsi="Times New Roman" w:cs="Times New Roman"/>
+                <w:kern w:val="2"/>
+                <w:sz w:val="21"/>
+                <w:szCs w:val="21"/>
+              </w:rPr>
+              <w:t>非货币资产出资，作价直接决定新增股权数量，评估结果争议对股权比例影响显著</w:t>
+            </w:r>
+          </w:p>
+        </w:tc>
+        <w:tc>
+          <w:tcPr>
+            <w:tcW w:w="4350" w:type="dxa"/>
+            <w:vAlign w:val="center"/>
+          </w:tcPr>
+          <w:p>
+            <w:pPr>
+              <w:widowControl w:val="0"/>
+              <w:jc w:val="both"/>
+              <w:rPr>
+                <w:rFonts w:hint="eastAsia" w:ascii="Times New Roman" w:hAnsi="Times New Roman" w:cs="Times New Roman"/>
+                <w:kern w:val="2"/>
+                <w:sz w:val="21"/>
+                <w:szCs w:val="21"/>
+              </w:rPr>
+            </w:pPr>
+            <w:r>
+              <w:rPr>
+                <w:rFonts w:hint="eastAsia" w:ascii="Times New Roman" w:hAnsi="Times New Roman" w:cs="Times New Roman"/>
+                <w:kern w:val="2"/>
+                <w:sz w:val="21"/>
+                <w:szCs w:val="21"/>
+              </w:rPr>
+              <w:t>作价仅决定现金支付金额，不影响股权比例</w:t>
+            </w:r>
+          </w:p>
+        </w:tc>
+      </w:tr>
+      <w:tr>
+        <w:trPr>
+          <w:trHeight w:val="397" w:hRule="atLeast"/>
+          <w:jc w:val="center"/>
+        </w:trPr>
+        <w:tc>
+          <w:tcPr>
+            <w:tcW w:w="1725" w:type="dxa"/>
+            <w:vAlign w:val="center"/>
+          </w:tcPr>
+          <w:p>
+            <w:pPr>
+              <w:widowControl w:val="0"/>
+              <w:jc w:val="center"/>
+              <w:rPr>
+                <w:rFonts w:hint="eastAsia" w:ascii="Times New Roman" w:hAnsi="Times New Roman" w:cs="Times New Roman"/>
+                <w:kern w:val="2"/>
+                <w:sz w:val="21"/>
+                <w:szCs w:val="21"/>
+              </w:rPr>
+            </w:pPr>
+            <w:r>
+              <w:rPr>
+                <w:rFonts w:hint="eastAsia" w:ascii="Times New Roman" w:hAnsi="Times New Roman" w:cs="Times New Roman"/>
+                <w:kern w:val="2"/>
+                <w:sz w:val="21"/>
+                <w:szCs w:val="21"/>
+              </w:rPr>
+              <w:t>国资程序</w:t>
+            </w:r>
+          </w:p>
+        </w:tc>
+        <w:tc>
+          <w:tcPr>
+            <w:tcW w:w="4350" w:type="dxa"/>
+            <w:vAlign w:val="center"/>
+          </w:tcPr>
+          <w:p>
+            <w:pPr>
+              <w:widowControl w:val="0"/>
+              <w:jc w:val="both"/>
+              <w:rPr>
+                <w:rFonts w:hint="eastAsia" w:ascii="Times New Roman" w:hAnsi="Times New Roman" w:cs="Times New Roman"/>
+                <w:kern w:val="2"/>
+                <w:sz w:val="21"/>
+                <w:szCs w:val="21"/>
+              </w:rPr>
+            </w:pPr>
+            <w:r>
+              <w:rPr>
+                <w:rFonts w:hint="eastAsia" w:ascii="Times New Roman" w:hAnsi="Times New Roman" w:cs="Times New Roman"/>
+                <w:kern w:val="2"/>
+                <w:sz w:val="21"/>
+                <w:szCs w:val="21"/>
+              </w:rPr>
+              <w:t>涉及企业增资，原则上须通过产权交易机构公开进行，符合条件的可采取非公开协议方式</w:t>
+            </w:r>
+          </w:p>
+        </w:tc>
+        <w:tc>
+          <w:tcPr>
+            <w:tcW w:w="4350" w:type="dxa"/>
+            <w:vAlign w:val="center"/>
+          </w:tcPr>
+          <w:p>
+            <w:pPr>
+              <w:widowControl w:val="0"/>
+              <w:jc w:val="both"/>
+              <w:rPr>
+                <w:rFonts w:hint="eastAsia" w:ascii="Times New Roman" w:hAnsi="Times New Roman" w:cs="Times New Roman"/>
+                <w:kern w:val="2"/>
+                <w:sz w:val="21"/>
+                <w:szCs w:val="21"/>
+              </w:rPr>
+            </w:pPr>
+            <w:r>
+              <w:rPr>
+                <w:rFonts w:hint="eastAsia" w:ascii="Times New Roman" w:hAnsi="Times New Roman" w:cs="Times New Roman"/>
+                <w:kern w:val="2"/>
+                <w:sz w:val="21"/>
+                <w:szCs w:val="21"/>
+              </w:rPr>
+              <w:t>涉及企业产权转让，原则上须进场公开交易，符合条件的可采取非公开协议转让</w:t>
+            </w:r>
+          </w:p>
+        </w:tc>
+      </w:tr>
+      <w:tr>
+        <w:trPr>
+          <w:trHeight w:val="397" w:hRule="atLeast"/>
+          <w:jc w:val="center"/>
+        </w:trPr>
+        <w:tc>
+          <w:tcPr>
+            <w:tcW w:w="1725" w:type="dxa"/>
+            <w:vAlign w:val="center"/>
+          </w:tcPr>
+          <w:p>
+            <w:pPr>
+              <w:widowControl w:val="0"/>
+              <w:jc w:val="center"/>
+              <w:rPr>
+                <w:rFonts w:hint="eastAsia" w:ascii="Times New Roman" w:hAnsi="Times New Roman" w:cs="Times New Roman"/>
+                <w:kern w:val="2"/>
+                <w:sz w:val="21"/>
+                <w:szCs w:val="21"/>
+              </w:rPr>
+            </w:pPr>
+            <w:r>
+              <w:rPr>
+                <w:rFonts w:hint="eastAsia" w:ascii="Times New Roman" w:hAnsi="Times New Roman" w:cs="Times New Roman"/>
+                <w:kern w:val="2"/>
+                <w:sz w:val="21"/>
+                <w:szCs w:val="21"/>
+              </w:rPr>
+              <w:t>实施周期</w:t>
+            </w:r>
+          </w:p>
+        </w:tc>
+        <w:tc>
+          <w:tcPr>
+            <w:tcW w:w="4350" w:type="dxa"/>
+            <w:vAlign w:val="center"/>
+          </w:tcPr>
+          <w:p>
+            <w:pPr>
+              <w:widowControl w:val="0"/>
+              <w:jc w:val="both"/>
+              <w:rPr>
+                <w:rFonts w:hint="eastAsia" w:ascii="Times New Roman" w:hAnsi="Times New Roman" w:cs="Times New Roman"/>
+                <w:kern w:val="2"/>
+                <w:sz w:val="21"/>
+                <w:szCs w:val="21"/>
+              </w:rPr>
+            </w:pPr>
+            <w:r>
+              <w:rPr>
+                <w:rFonts w:hint="eastAsia" w:ascii="Times New Roman" w:hAnsi="Times New Roman" w:cs="Times New Roman"/>
+                <w:kern w:val="2"/>
+                <w:sz w:val="21"/>
+                <w:szCs w:val="21"/>
+              </w:rPr>
+              <w:t>环节较多，需增加股东会决议、章程修正、注册资本变更登记等程序，周期相对较长</w:t>
+            </w:r>
+          </w:p>
+        </w:tc>
+        <w:tc>
+          <w:tcPr>
+            <w:tcW w:w="4350" w:type="dxa"/>
+            <w:vAlign w:val="center"/>
+          </w:tcPr>
+          <w:p>
+            <w:pPr>
+              <w:widowControl w:val="0"/>
+              <w:jc w:val="both"/>
+              <w:rPr>
+                <w:rFonts w:hint="eastAsia" w:ascii="Times New Roman" w:hAnsi="Times New Roman" w:cs="Times New Roman"/>
+                <w:kern w:val="2"/>
+                <w:sz w:val="21"/>
+                <w:szCs w:val="21"/>
+              </w:rPr>
+            </w:pPr>
+            <w:r>
+              <w:rPr>
+                <w:rFonts w:hint="eastAsia" w:ascii="Times New Roman" w:hAnsi="Times New Roman" w:cs="Times New Roman"/>
+                <w:kern w:val="2"/>
+                <w:sz w:val="21"/>
+                <w:szCs w:val="21"/>
+              </w:rPr>
+              <w:t>环节相对简单，周期相对较短</w:t>
+            </w:r>
+          </w:p>
+        </w:tc>
+      </w:tr>
+    </w:tbl>
+    <w:p>
+      <w:pPr>
+        <w:spacing w:before="163" w:beforeLines="50" w:after="163" w:afterLines="50" w:line="360" w:lineRule="auto"/>
+        <w:ind w:firstLine="480" w:firstLineChars="200"/>
+        <w:jc w:val="both"/>
+        <w:rPr>
+          <w:rFonts w:ascii="Times New Roman" w:hAnsi="Times New Roman" w:cs="Times New Roman"/>
+        </w:rPr>
+      </w:pPr>
+      <w:r>
+        <w:rPr>
+          <w:rFonts w:hint="eastAsia" w:ascii="Times New Roman" w:hAnsi="Times New Roman" w:cs="Times New Roman"/>
+        </w:rPr>
+        <w:t>从税务成本看，方案一在适用特殊性税务处理的前提下可实现企业所得税递延，较方案二节约即期税负376.57万元；从资金占用看，方案一不占用发行人经营资金，对处于产能建设期的发行人更为有利；从股权结构看，方案二不稀释中小股东，决策阻力相对较小。</w:t>
+      </w:r>
+    </w:p>
+    <w:p>
+      <w:pPr>
+        <w:spacing w:before="163" w:beforeLines="50" w:after="163" w:afterLines="50" w:line="360" w:lineRule="auto"/>
+        <w:ind w:firstLine="480" w:firstLineChars="200"/>
+        <w:jc w:val="both"/>
+        <w:rPr>
+          <w:rFonts w:ascii="Times New Roman" w:hAnsi="Times New Roman" w:cs="Times New Roman"/>
+        </w:rPr>
+      </w:pPr>
+      <w:commentRangeStart w:id="0"/>
+      <w:r>
+        <w:rPr>
+          <w:rFonts w:hint="eastAsia" w:ascii="Times New Roman" w:hAnsi="Times New Roman" w:cs="Times New Roman"/>
+        </w:rPr>
+        <w:t>综合考虑，本报告倾向于建议采用方案一，主要理由是发行人自身现金储备需优先保障纳豆产能建设，且特殊性税务处理带来的税负递延利益明确。但方案一能否实施，取决于燕京集团及食品发酵研究院是否同意放弃优先认缴出资权，以及燕京集团内部决策及国资审批能否在申报时点前完成。建议由发行人先行就此与该两名股东沟通并取得书面意见，再最终确定方案。若该两名股东对稀释持保留态度，或其内部决策周期不可控，则应转向方案二，以确保重组在申报时点前完成——同业竞争的规范能否按期落地，对本次发行上市的影响远大于两个方案之间376.57万元的税负差异。</w:t>
+      </w:r>
+      <w:commentRangeEnd w:id="0"/>
+      <w:r>
+        <w:rPr>
+          <w:rStyle w:val="CommentReference"/>
+        </w:rPr>
+        <w:commentReference w:id="0"/>
+      </w:r>
+    </w:p>
+    <w:p>
+      <w:pPr>
+        <w:spacing w:before="163" w:beforeLines="50" w:after="163" w:afterLines="50" w:line="360" w:lineRule="auto"/>
+        <w:ind w:firstLine="480" w:firstLineChars="200"/>
+        <w:jc w:val="both"/>
+        <w:rPr>
+          <w:rFonts w:ascii="Times New Roman" w:hAnsi="Times New Roman" w:cs="Times New Roman"/>
+        </w:rPr>
+      </w:pPr>
+      <w:r>
+        <w:rPr>
+          <w:rFonts w:hint="eastAsia" w:ascii="Times New Roman" w:hAnsi="Times New Roman" w:cs="Times New Roman"/>
+        </w:rPr>
+        <w:t>此外，发行人后续拟通过混合所有制改革引入战略投资者并实施员工持股。无论采用何种方案，均建议先实施中发邢台股权注入、再实施混改增资，以使战略投资者的估值基础建立在业务资产完整的上市主体之上；若采用方案一，还应统筹考虑股权注入与混改增资对燕京集团、食品发酵研究院持股比例的叠加稀释效应。</w:t>
+      </w:r>
+    </w:p>
+    <w:p>
+      <w:pPr>
+        <w:spacing w:before="163" w:beforeLines="50" w:after="163" w:afterLines="50" w:line="360" w:lineRule="auto"/>
+        <w:ind w:firstLine="480" w:firstLineChars="200"/>
+        <w:jc w:val="both"/>
+        <w:rPr>
+          <w:rFonts w:ascii="Times New Roman" w:hAnsi="Times New Roman" w:cs="Times New Roman"/>
+        </w:rPr>
+      </w:pPr>
+      <w:r>
+        <w:rPr>
+          <w:rFonts w:hint="eastAsia" w:ascii="Times New Roman" w:hAnsi="Times New Roman" w:cs="Times New Roman"/>
+        </w:rPr>
+        <w:t>⑤交易定价及国有资产监管程序</w:t>
+      </w:r>
+    </w:p>
+    <w:p>
+      <w:pPr>
+        <w:spacing w:before="163" w:beforeLines="50" w:after="163" w:afterLines="50" w:line="360" w:lineRule="auto"/>
+        <w:ind w:firstLine="480" w:firstLineChars="200"/>
+        <w:jc w:val="both"/>
+        <w:rPr>
+          <w:rFonts w:ascii="Times New Roman" w:hAnsi="Times New Roman" w:cs="Times New Roman"/>
+        </w:rPr>
+      </w:pPr>
+      <w:r>
+        <w:rPr>
+          <w:rFonts w:hint="eastAsia" w:ascii="Times New Roman" w:hAnsi="Times New Roman" w:cs="Times New Roman"/>
+        </w:rPr>
+        <w:t>本次交易双方均为国有控股企业，交易标的为国有股权，两个方案均须履行审计、评估、备案及国资审批程序。根据《企业国有资产评估管理暂行办法》（国务院国资委令第12号），非上市公司国有股东股权比例变动、以非货币资产对外投资应当进行资产评估并履行核准或备案程序。方案一同时涉及上述两种情形，方案二涉及国有股权转让，均须由具有证券期货相关业务资格的会计师事务所、评估机构出具专项审计报告及评估报告并报备案，以经备案的评估结果作为定价依据。评估方法建议采用资产基础法与收益法相结合，基准日与混改清产核资基准日（2026年7月底）统一。</w:t>
+      </w:r>
+    </w:p>
+    <w:p>
+      <w:pPr>
+        <w:spacing w:before="163" w:beforeLines="50" w:after="163" w:afterLines="50" w:line="360" w:lineRule="auto"/>
+        <w:ind w:firstLine="480" w:firstLineChars="200"/>
+        <w:jc w:val="both"/>
+        <w:rPr>
+          <w:rFonts w:ascii="Times New Roman" w:hAnsi="Times New Roman" w:cs="Times New Roman"/>
+        </w:rPr>
+      </w:pPr>
+      <w:r>
+        <w:rPr>
+          <w:rFonts w:hint="eastAsia" w:ascii="Times New Roman" w:hAnsi="Times New Roman" w:cs="Times New Roman"/>
+        </w:rPr>
+        <w:t>需提示的是，中发邢台2025年度净利润2,213.62万元、净资产12,248.19万元，若采用收益法评估，评估值高于账面净资产的可能性较大。评估增值将同时提高交易作价与转让所得，在方案二下直接放大企业所得税税负，在方案一下则提高燕京啤酒新增出资额、加剧对中小股东的稀释。两个方案的最终比选，应在取得评估结果后重新测算。</w:t>
+      </w:r>
+    </w:p>
+    <w:p>
+      <w:pPr>
+        <w:spacing w:before="163" w:beforeLines="50" w:after="163" w:afterLines="50" w:line="360" w:lineRule="auto"/>
+        <w:ind w:firstLine="480" w:firstLineChars="200"/>
+        <w:jc w:val="both"/>
+        <w:rPr>
+          <w:rFonts w:ascii="Times New Roman" w:hAnsi="Times New Roman" w:cs="Times New Roman"/>
+        </w:rPr>
+      </w:pPr>
+      <w:r>
+        <w:rPr>
+          <w:rFonts w:hint="eastAsia" w:ascii="Times New Roman" w:hAnsi="Times New Roman" w:cs="Times New Roman"/>
+        </w:rPr>
+        <w:t>交易方式方面，根据《企业国有资产交易监督管理办法》（国务院国资委、财政部令第32号），企业产权转让、企业增资原则上应当通过产权交易机构公开进行；因国有资本布局结构调整需要、由特定的国有及国有控股企业受让或参与增资的，经国家出资企业审议决策后可采取非公开协议方式。本次交易系同一国家出资企业体系内部的资源整合，具备采取非公开协议方式的政策基础。该环节直接影响重组周期，建议在方案启动前与北控集团、北京市国资委及北京产权交易所专项沟通并取得明确意见。</w:t>
+      </w:r>
+    </w:p>
+    <w:p>
+      <w:pPr>
+        <w:spacing w:before="163" w:beforeLines="50" w:after="163" w:afterLines="50" w:line="360" w:lineRule="auto"/>
+        <w:ind w:firstLine="480" w:firstLineChars="200"/>
+        <w:jc w:val="both"/>
+        <w:rPr>
+          <w:rFonts w:ascii="Times New Roman" w:hAnsi="Times New Roman" w:cs="Times New Roman"/>
+        </w:rPr>
+      </w:pPr>
+      <w:r>
+        <w:rPr>
+          <w:rFonts w:hint="eastAsia" w:ascii="Times New Roman" w:hAnsi="Times New Roman" w:cs="Times New Roman"/>
+        </w:rPr>
+        <w:t>决策与登记方面，交易各方分别召开董事会、股东会审议本次交易并由关联方回避表决，方案逐级报北控集团审核并报北京市国资委批准或备案；取得审批文件后签署交易协议，方案一还需签署章程修正案并办理注册资本变更登记，方案二办理股东变更登记，完成交割。燕京啤酒作为A股上市公司需同步履行内部审议程序，详见本项⑦。</w:t>
+      </w:r>
+    </w:p>
+    <w:p>
+      <w:pPr>
+        <w:spacing w:before="163" w:beforeLines="50" w:after="163" w:afterLines="50" w:line="360" w:lineRule="auto"/>
+        <w:ind w:firstLine="480" w:firstLineChars="200"/>
+        <w:jc w:val="both"/>
+        <w:rPr>
+          <w:rFonts w:ascii="Times New Roman" w:hAnsi="Times New Roman" w:cs="Times New Roman"/>
+        </w:rPr>
+      </w:pPr>
+      <w:r>
+        <w:rPr>
+          <w:rFonts w:hint="eastAsia" w:ascii="Times New Roman" w:hAnsi="Times New Roman" w:cs="Times New Roman"/>
+        </w:rPr>
+        <w:t>⑥本次重组对发行人本次发行上市的影响</w:t>
+      </w:r>
+    </w:p>
+    <w:p>
+      <w:pPr>
+        <w:spacing w:before="163" w:beforeLines="50" w:after="163" w:afterLines="50" w:line="360" w:lineRule="auto"/>
+        <w:ind w:firstLine="480" w:firstLineChars="200"/>
+        <w:jc w:val="both"/>
+        <w:rPr>
+          <w:rFonts w:ascii="Times New Roman" w:hAnsi="Times New Roman" w:cs="Times New Roman"/>
+        </w:rPr>
+      </w:pPr>
+      <w:r>
+        <w:rPr>
+          <w:rFonts w:hint="eastAsia" w:ascii="Times New Roman" w:hAnsi="Times New Roman" w:cs="Times New Roman"/>
+        </w:rPr>
+        <w:t>发行人与中发邢台在重组前后均受燕京啤酒最终控制，本次收购构成同一控制下的业务重组。根据《证券期货法律适用意见第3号》，发行人在报告期内实施同一公司控制权人下相同或类似业务重组的，其对申报财务报表期间的影响，应先判断是否满足两项前提条件，再按被重组方与发行人的规模比例确定适用要求。</w:t>
+      </w:r>
+    </w:p>
+    <w:p>
+      <w:pPr>
+        <w:spacing w:before="163" w:beforeLines="50" w:after="163" w:afterLines="50" w:line="360" w:lineRule="auto"/>
+        <w:ind w:firstLine="480" w:firstLineChars="200"/>
+        <w:jc w:val="both"/>
+        <w:rPr>
+          <w:rFonts w:ascii="Times New Roman" w:hAnsi="Times New Roman" w:cs="Times New Roman"/>
+        </w:rPr>
+      </w:pPr>
+      <w:r>
+        <w:rPr>
+          <w:rFonts w:hint="eastAsia" w:ascii="Times New Roman" w:hAnsi="Times New Roman" w:cs="Times New Roman"/>
+        </w:rPr>
+        <w:t>关于前提条件，其一为重组前受同一控制权人控制。中发邢台自2024年5月10日设立时起，即由燕京啤酒持股67.00%、发行人持股33.00%，与发行人同受燕京啤酒控制，设立至今控制关系持续未变；假设发行人以2027年6月30日为审计基准日申报，报告期为2025年度、2026年度及2027年1-6月，中发邢台在报告期期初即已处于燕京啤酒控制之下，该项条件满足。其二为重组前后从事相同或相关业务。中发邢台与发行人均从事纳豆及纳豆制品的生产和销售，产品品类重合、生产工艺与终端市场相同，属于相同业务，该项条件满足。</w:t>
+      </w:r>
+    </w:p>
+    <w:p>
+      <w:pPr>
+        <w:spacing w:before="163" w:beforeLines="50" w:after="163" w:afterLines="50" w:line="360" w:lineRule="auto"/>
+        <w:ind w:firstLine="480" w:firstLineChars="200"/>
+        <w:jc w:val="both"/>
+        <w:rPr>
+          <w:rFonts w:ascii="Times New Roman" w:hAnsi="Times New Roman" w:cs="Times New Roman"/>
+        </w:rPr>
+      </w:pPr>
+      <w:r>
+        <w:rPr>
+          <w:rFonts w:hint="eastAsia" w:ascii="Times New Roman" w:hAnsi="Times New Roman" w:cs="Times New Roman"/>
+        </w:rPr>
+        <w:t>关于规模比例，应以被重组方重组前一个会计年度末的资产总额、重组前一个会计年度的营业收入或利润总额，与发行人相应项目比较，三项指标中的最高者适用相应档次。以2025年度经审计数据测算如下：</w:t>
+      </w:r>
+    </w:p>
+    <w:p>
+      <w:pPr>
+        <w:pStyle w:val="432"/>
+        <w:spacing w:before="0" w:beforeLines="0" w:after="0" w:afterLines="0" w:line="240" w:lineRule="auto"/>
+        <w:ind w:firstLine="0" w:firstLineChars="0"/>
+        <w:jc w:val="right"/>
+        <w:rPr>
+          <w:rFonts w:ascii="Times New Roman" w:hAnsi="Times New Roman"/>
+          <w:sz w:val="21"/>
+          <w:szCs w:val="20"/>
+        </w:rPr>
+      </w:pPr>
+      <w:r>
+        <w:rPr>
+          <w:rFonts w:ascii="Times New Roman" w:hAnsi="Times New Roman"/>
+          <w:sz w:val="21"/>
+          <w:szCs w:val="20"/>
+        </w:rPr>
+        <w:t>单位：万元、%</w:t>
+      </w:r>
+    </w:p>
+    <w:tbl>
+      <w:tblPr>
+        <w:tblStyle w:val="64"/>
+        <w:tblW w:w="10425" w:type="dxa"/>
+        <w:jc w:val="center"/>
+        <w:tblBorders>
+          <w:top w:val="single" w:color="auto" w:sz="12" w:space="0"/>
+          <w:left w:val="single" w:color="auto" w:sz="12" w:space="0"/>
+          <w:bottom w:val="single" w:color="auto" w:sz="12" w:space="0"/>
+          <w:right w:val="single" w:color="auto" w:sz="12" w:space="0"/>
+          <w:insideH w:val="single" w:color="auto" w:sz="6" w:space="0"/>
+          <w:insideV w:val="single" w:color="auto" w:sz="6" w:space="0"/>
+        </w:tblBorders>
+        <w:tblLayout w:type="fixed"/>
+        <w:tblCellMar>
+          <w:top w:w="0" w:type="dxa"/>
+          <w:left w:w="108" w:type="dxa"/>
+          <w:bottom w:w="0" w:type="dxa"/>
+          <w:right w:w="108" w:type="dxa"/>
+        </w:tblCellMar>
+      </w:tblPr>
+      <w:tblGrid>
+        <w:gridCol w:w="1600"/>
+        <w:gridCol w:w="2000"/>
+        <w:gridCol w:w="2000"/>
+        <w:gridCol w:w="1400"/>
+        <w:gridCol w:w="3425"/>
+      </w:tblGrid>
+      <w:tr>
+        <w:trPr>
+          <w:trHeight w:val="397" w:hRule="atLeast"/>
+          <w:jc w:val="center"/>
+        </w:trPr>
+        <w:tc>
+          <w:tcPr>
+            <w:tcW w:w="1600" w:type="dxa"/>
+            <w:vAlign w:val="center"/>
+          </w:tcPr>
+          <w:p>
+            <w:pPr>
+              <w:widowControl w:val="0"/>
+              <w:jc w:val="center"/>
+              <w:rPr>
+                <w:rFonts w:hint="eastAsia" w:ascii="Times New Roman" w:hAnsi="Times New Roman" w:cs="Times New Roman"/>
+                <w:b/>
+                <w:kern w:val="2"/>
+                <w:sz w:val="21"/>
+                <w:szCs w:val="21"/>
+              </w:rPr>
+            </w:pPr>
+            <w:r>
+              <w:rPr>
+                <w:rFonts w:hint="eastAsia" w:ascii="Times New Roman" w:hAnsi="Times New Roman" w:cs="Times New Roman"/>
+                <w:b/>
+                <w:kern w:val="2"/>
+                <w:sz w:val="21"/>
+                <w:szCs w:val="21"/>
+              </w:rPr>
+              <w:t>测算指标</w:t>
+            </w:r>
+          </w:p>
+        </w:tc>
+        <w:tc>
+          <w:tcPr>
+            <w:tcW w:w="2000" w:type="dxa"/>
+            <w:vAlign w:val="center"/>
+          </w:tcPr>
+          <w:p>
+            <w:pPr>
+              <w:widowControl w:val="0"/>
+              <w:jc w:val="center"/>
+              <w:rPr>
+                <w:rFonts w:hint="eastAsia" w:ascii="Times New Roman" w:hAnsi="Times New Roman" w:cs="Times New Roman"/>
+                <w:b/>
+                <w:kern w:val="2"/>
+                <w:sz w:val="21"/>
+                <w:szCs w:val="21"/>
+              </w:rPr>
+            </w:pPr>
+            <w:r>
+              <w:rPr>
+                <w:rFonts w:hint="eastAsia" w:ascii="Times New Roman" w:hAnsi="Times New Roman" w:cs="Times New Roman"/>
+                <w:b/>
+                <w:kern w:val="2"/>
+                <w:sz w:val="21"/>
+                <w:szCs w:val="21"/>
+              </w:rPr>
+              <w:t>中发邢台</w:t>
+            </w:r>
+          </w:p>
+        </w:tc>
+        <w:tc>
+          <w:tcPr>
+            <w:tcW w:w="2000" w:type="dxa"/>
+            <w:vAlign w:val="center"/>
+          </w:tcPr>
+          <w:p>
+            <w:pPr>
+              <w:widowControl w:val="0"/>
+              <w:jc w:val="center"/>
+              <w:rPr>
+                <w:rFonts w:hint="eastAsia" w:ascii="Times New Roman" w:hAnsi="Times New Roman" w:cs="Times New Roman"/>
+                <w:b/>
+                <w:kern w:val="2"/>
+                <w:sz w:val="21"/>
+                <w:szCs w:val="21"/>
+              </w:rPr>
+            </w:pPr>
+            <w:r>
+              <w:rPr>
+                <w:rFonts w:hint="eastAsia" w:ascii="Times New Roman" w:hAnsi="Times New Roman" w:cs="Times New Roman"/>
+                <w:b/>
+                <w:kern w:val="2"/>
+                <w:sz w:val="21"/>
+                <w:szCs w:val="21"/>
+              </w:rPr>
+              <w:t>发行人</w:t>
+            </w:r>
+          </w:p>
+        </w:tc>
+        <w:tc>
+          <w:tcPr>
+            <w:tcW w:w="1400" w:type="dxa"/>
+            <w:vAlign w:val="center"/>
+          </w:tcPr>
+          <w:p>
+            <w:pPr>
+              <w:widowControl w:val="0"/>
+              <w:jc w:val="center"/>
+              <w:rPr>
+                <w:rFonts w:hint="eastAsia" w:ascii="Times New Roman" w:hAnsi="Times New Roman" w:cs="Times New Roman"/>
+                <w:b/>
+                <w:kern w:val="2"/>
+                <w:sz w:val="21"/>
+                <w:szCs w:val="21"/>
+              </w:rPr>
+            </w:pPr>
+            <w:r>
+              <w:rPr>
+                <w:rFonts w:hint="eastAsia" w:ascii="Times New Roman" w:hAnsi="Times New Roman" w:cs="Times New Roman"/>
+                <w:b/>
+                <w:kern w:val="2"/>
+                <w:sz w:val="21"/>
+                <w:szCs w:val="21"/>
+              </w:rPr>
+              <w:t>占比</w:t>
+            </w:r>
+          </w:p>
+        </w:tc>
+        <w:tc>
+          <w:tcPr>
+            <w:tcW w:w="3425" w:type="dxa"/>
+            <w:vAlign w:val="center"/>
+          </w:tcPr>
+          <w:p>
+            <w:pPr>
+              <w:widowControl w:val="0"/>
+              <w:jc w:val="center"/>
+              <w:rPr>
+                <w:rFonts w:hint="eastAsia" w:ascii="Times New Roman" w:hAnsi="Times New Roman" w:cs="Times New Roman"/>
+                <w:b/>
+                <w:kern w:val="2"/>
+                <w:sz w:val="21"/>
+                <w:szCs w:val="21"/>
+              </w:rPr>
+            </w:pPr>
+            <w:r>
+              <w:rPr>
+                <w:rFonts w:hint="eastAsia" w:ascii="Times New Roman" w:hAnsi="Times New Roman" w:cs="Times New Roman"/>
+                <w:b/>
+                <w:kern w:val="2"/>
+                <w:sz w:val="21"/>
+                <w:szCs w:val="21"/>
+              </w:rPr>
+              <w:t>适用档次</w:t>
+            </w:r>
+          </w:p>
+        </w:tc>
+      </w:tr>
+      <w:tr>
+        <w:trPr>
+          <w:trHeight w:val="397" w:hRule="atLeast"/>
+          <w:jc w:val="center"/>
+        </w:trPr>
+        <w:tc>
+          <w:tcPr>
+            <w:tcW w:w="1600" w:type="dxa"/>
+            <w:vAlign w:val="center"/>
+          </w:tcPr>
+          <w:p>
+            <w:pPr>
+              <w:widowControl w:val="0"/>
+              <w:jc w:val="center"/>
+              <w:rPr>
+                <w:rFonts w:hint="eastAsia" w:ascii="Times New Roman" w:hAnsi="Times New Roman" w:cs="Times New Roman"/>
+                <w:kern w:val="2"/>
+                <w:sz w:val="21"/>
+                <w:szCs w:val="21"/>
+              </w:rPr>
+            </w:pPr>
+            <w:r>
+              <w:rPr>
+                <w:rFonts w:hint="eastAsia" w:ascii="Times New Roman" w:hAnsi="Times New Roman" w:cs="Times New Roman"/>
+                <w:kern w:val="2"/>
+                <w:sz w:val="21"/>
+                <w:szCs w:val="21"/>
+              </w:rPr>
+              <w:t>资产总额</w:t>
+            </w:r>
+          </w:p>
+        </w:tc>
+        <w:tc>
+          <w:tcPr>
+            <w:tcW w:w="2000" w:type="dxa"/>
+            <w:vAlign w:val="center"/>
+          </w:tcPr>
+          <w:p>
+            <w:pPr>
+              <w:widowControl w:val="0"/>
+              <w:jc w:val="right"/>
+              <w:rPr>
+                <w:rFonts w:hint="eastAsia" w:ascii="Times New Roman" w:hAnsi="Times New Roman" w:cs="Times New Roman"/>
+                <w:kern w:val="2"/>
+                <w:sz w:val="21"/>
+                <w:szCs w:val="21"/>
+              </w:rPr>
+            </w:pPr>
+            <w:r>
+              <w:rPr>
+                <w:rFonts w:hint="eastAsia" w:ascii="Times New Roman" w:hAnsi="Times New Roman" w:cs="Times New Roman"/>
+                <w:kern w:val="2"/>
+                <w:sz w:val="21"/>
+                <w:szCs w:val="21"/>
+              </w:rPr>
+              <w:t>13,486.29</w:t>
+            </w:r>
+          </w:p>
+        </w:tc>
+        <w:tc>
+          <w:tcPr>
+            <w:tcW w:w="2000" w:type="dxa"/>
+            <w:vAlign w:val="center"/>
+          </w:tcPr>
+          <w:p>
+            <w:pPr>
+              <w:widowControl w:val="0"/>
+              <w:jc w:val="right"/>
+              <w:rPr>
+                <w:rFonts w:hint="eastAsia" w:ascii="Times New Roman" w:hAnsi="Times New Roman" w:cs="Times New Roman"/>
+                <w:kern w:val="2"/>
+                <w:sz w:val="21"/>
+                <w:szCs w:val="21"/>
+              </w:rPr>
+            </w:pPr>
+            <w:r>
+              <w:rPr>
+                <w:rFonts w:hint="eastAsia" w:ascii="Times New Roman" w:hAnsi="Times New Roman" w:cs="Times New Roman"/>
+                <w:kern w:val="2"/>
+                <w:sz w:val="21"/>
+                <w:szCs w:val="21"/>
+              </w:rPr>
+              <w:t>39,986.23</w:t>
+            </w:r>
+          </w:p>
+        </w:tc>
+        <w:tc>
+          <w:tcPr>
+            <w:tcW w:w="1400" w:type="dxa"/>
+            <w:vAlign w:val="center"/>
+          </w:tcPr>
+          <w:p>
+            <w:pPr>
+              <w:widowControl w:val="0"/>
+              <w:jc w:val="right"/>
+              <w:rPr>
+                <w:rFonts w:hint="eastAsia" w:ascii="Times New Roman" w:hAnsi="Times New Roman" w:cs="Times New Roman"/>
+                <w:kern w:val="2"/>
+                <w:sz w:val="21"/>
+                <w:szCs w:val="21"/>
+              </w:rPr>
+            </w:pPr>
+            <w:r>
+              <w:rPr>
+                <w:rFonts w:hint="eastAsia" w:ascii="Times New Roman" w:hAnsi="Times New Roman" w:cs="Times New Roman"/>
+                <w:kern w:val="2"/>
+                <w:sz w:val="21"/>
+                <w:szCs w:val="21"/>
+              </w:rPr>
+              <w:t>33.73</w:t>
+            </w:r>
+          </w:p>
+        </w:tc>
+        <w:tc>
+          <w:tcPr>
+            <w:tcW w:w="3425" w:type="dxa"/>
+            <w:vAlign w:val="center"/>
+          </w:tcPr>
+          <w:p>
+            <w:pPr>
+              <w:widowControl w:val="0"/>
+              <w:jc w:val="both"/>
+              <w:rPr>
+                <w:rFonts w:hint="eastAsia" w:ascii="Times New Roman" w:hAnsi="Times New Roman" w:cs="Times New Roman"/>
+                <w:kern w:val="2"/>
+                <w:sz w:val="21"/>
+                <w:szCs w:val="21"/>
+              </w:rPr>
+            </w:pPr>
+            <w:r>
+              <w:rPr>
+                <w:rFonts w:hint="eastAsia" w:ascii="Times New Roman" w:hAnsi="Times New Roman" w:cs="Times New Roman"/>
+                <w:kern w:val="2"/>
+                <w:sz w:val="21"/>
+                <w:szCs w:val="21"/>
+              </w:rPr>
+              <w:t>达到20%但未超过50%</w:t>
+            </w:r>
+          </w:p>
+        </w:tc>
+      </w:tr>
+      <w:tr>
+        <w:trPr>
+          <w:trHeight w:val="397" w:hRule="atLeast"/>
+          <w:jc w:val="center"/>
+        </w:trPr>
+        <w:tc>
+          <w:tcPr>
+            <w:tcW w:w="1600" w:type="dxa"/>
+            <w:vAlign w:val="center"/>
+          </w:tcPr>
+          <w:p>
+            <w:pPr>
+              <w:widowControl w:val="0"/>
+              <w:jc w:val="center"/>
+              <w:rPr>
+                <w:rFonts w:hint="eastAsia" w:ascii="Times New Roman" w:hAnsi="Times New Roman" w:cs="Times New Roman"/>
+                <w:kern w:val="2"/>
+                <w:sz w:val="21"/>
+                <w:szCs w:val="21"/>
+              </w:rPr>
+            </w:pPr>
+            <w:r>
+              <w:rPr>
+                <w:rFonts w:hint="eastAsia" w:ascii="Times New Roman" w:hAnsi="Times New Roman" w:cs="Times New Roman"/>
+                <w:kern w:val="2"/>
+                <w:sz w:val="21"/>
+                <w:szCs w:val="21"/>
+              </w:rPr>
+              <w:t>营业收入</w:t>
+            </w:r>
+          </w:p>
+        </w:tc>
+        <w:tc>
+          <w:tcPr>
+            <w:tcW w:w="2000" w:type="dxa"/>
+            <w:vAlign w:val="center"/>
+          </w:tcPr>
+          <w:p>
+            <w:pPr>
+              <w:widowControl w:val="0"/>
+              <w:jc w:val="right"/>
+              <w:rPr>
+                <w:rFonts w:hint="eastAsia" w:ascii="Times New Roman" w:hAnsi="Times New Roman" w:cs="Times New Roman"/>
+                <w:kern w:val="2"/>
+                <w:sz w:val="21"/>
+                <w:szCs w:val="21"/>
+              </w:rPr>
+            </w:pPr>
+            <w:r>
+              <w:rPr>
+                <w:rFonts w:hint="eastAsia" w:ascii="Times New Roman" w:hAnsi="Times New Roman" w:cs="Times New Roman"/>
+                <w:kern w:val="2"/>
+                <w:sz w:val="21"/>
+                <w:szCs w:val="21"/>
+              </w:rPr>
+              <w:t>10,043.02</w:t>
+            </w:r>
+          </w:p>
+        </w:tc>
+        <w:tc>
+          <w:tcPr>
+            <w:tcW w:w="2000" w:type="dxa"/>
+            <w:vAlign w:val="center"/>
+          </w:tcPr>
+          <w:p>
+            <w:pPr>
+              <w:widowControl w:val="0"/>
+              <w:jc w:val="right"/>
+              <w:rPr>
+                <w:rFonts w:hint="eastAsia" w:ascii="Times New Roman" w:hAnsi="Times New Roman" w:cs="Times New Roman"/>
+                <w:kern w:val="2"/>
+                <w:sz w:val="21"/>
+                <w:szCs w:val="21"/>
+              </w:rPr>
+            </w:pPr>
+            <w:r>
+              <w:rPr>
+                <w:rFonts w:hint="eastAsia" w:ascii="Times New Roman" w:hAnsi="Times New Roman" w:cs="Times New Roman"/>
+                <w:kern w:val="2"/>
+                <w:sz w:val="21"/>
+                <w:szCs w:val="21"/>
+              </w:rPr>
+              <w:t>43,435.86</w:t>
+            </w:r>
+          </w:p>
+        </w:tc>
+        <w:tc>
+          <w:tcPr>
+            <w:tcW w:w="1400" w:type="dxa"/>
+            <w:vAlign w:val="center"/>
+          </w:tcPr>
+          <w:p>
+            <w:pPr>
+              <w:widowControl w:val="0"/>
+              <w:jc w:val="right"/>
+              <w:rPr>
+                <w:rFonts w:hint="eastAsia" w:ascii="Times New Roman" w:hAnsi="Times New Roman" w:cs="Times New Roman"/>
+                <w:kern w:val="2"/>
+                <w:sz w:val="21"/>
+                <w:szCs w:val="21"/>
+              </w:rPr>
+            </w:pPr>
+            <w:r>
+              <w:rPr>
+                <w:rFonts w:hint="eastAsia" w:ascii="Times New Roman" w:hAnsi="Times New Roman" w:cs="Times New Roman"/>
+                <w:kern w:val="2"/>
+                <w:sz w:val="21"/>
+                <w:szCs w:val="21"/>
+              </w:rPr>
+              <w:t>23.12</w:t>
+            </w:r>
+          </w:p>
+        </w:tc>
+        <w:tc>
+          <w:tcPr>
+            <w:tcW w:w="3425" w:type="dxa"/>
+            <w:vAlign w:val="center"/>
+          </w:tcPr>
+          <w:p>
+            <w:pPr>
+              <w:widowControl w:val="0"/>
+              <w:jc w:val="both"/>
+              <w:rPr>
+                <w:rFonts w:hint="eastAsia" w:ascii="Times New Roman" w:hAnsi="Times New Roman" w:cs="Times New Roman"/>
+                <w:kern w:val="2"/>
+                <w:sz w:val="21"/>
+                <w:szCs w:val="21"/>
+              </w:rPr>
+            </w:pPr>
+            <w:r>
+              <w:rPr>
+                <w:rFonts w:hint="eastAsia" w:ascii="Times New Roman" w:hAnsi="Times New Roman" w:cs="Times New Roman"/>
+                <w:kern w:val="2"/>
+                <w:sz w:val="21"/>
+                <w:szCs w:val="21"/>
+              </w:rPr>
+              <w:t>达到20%但未超过50%</w:t>
+            </w:r>
+          </w:p>
+        </w:tc>
+      </w:tr>
+      <w:tr>
+        <w:trPr>
+          <w:trHeight w:val="397" w:hRule="atLeast"/>
+          <w:jc w:val="center"/>
+        </w:trPr>
+        <w:tc>
+          <w:tcPr>
+            <w:tcW w:w="1600" w:type="dxa"/>
+            <w:vAlign w:val="center"/>
+          </w:tcPr>
+          <w:p>
+            <w:pPr>
+              <w:widowControl w:val="0"/>
+              <w:jc w:val="center"/>
+              <w:rPr>
+                <w:rFonts w:hint="eastAsia" w:ascii="Times New Roman" w:hAnsi="Times New Roman" w:cs="Times New Roman"/>
+                <w:kern w:val="2"/>
+                <w:sz w:val="21"/>
+                <w:szCs w:val="21"/>
+              </w:rPr>
+            </w:pPr>
+            <w:r>
+              <w:rPr>
+                <w:rFonts w:hint="eastAsia" w:ascii="Times New Roman" w:hAnsi="Times New Roman" w:cs="Times New Roman"/>
+                <w:kern w:val="2"/>
+                <w:sz w:val="21"/>
+                <w:szCs w:val="21"/>
+              </w:rPr>
+              <w:t>利润总额</w:t>
+            </w:r>
+          </w:p>
+        </w:tc>
+        <w:tc>
+          <w:tcPr>
+            <w:tcW w:w="2000" w:type="dxa"/>
+            <w:vAlign w:val="center"/>
+          </w:tcPr>
+          <w:p>
+            <w:pPr>
+              <w:widowControl w:val="0"/>
+              <w:jc w:val="right"/>
+              <w:rPr>
+                <w:rFonts w:hint="eastAsia" w:ascii="Times New Roman" w:hAnsi="Times New Roman" w:cs="Times New Roman"/>
+                <w:kern w:val="2"/>
+                <w:sz w:val="21"/>
+                <w:szCs w:val="21"/>
+              </w:rPr>
+            </w:pPr>
+            <w:r>
+              <w:rPr>
+                <w:rFonts w:hint="eastAsia" w:ascii="Times New Roman" w:hAnsi="Times New Roman" w:cs="Times New Roman"/>
+                <w:kern w:val="2"/>
+                <w:sz w:val="21"/>
+                <w:szCs w:val="21"/>
+              </w:rPr>
+              <w:t>2,952.40</w:t>
+            </w:r>
+          </w:p>
+        </w:tc>
+        <w:tc>
+          <w:tcPr>
+            <w:tcW w:w="2000" w:type="dxa"/>
+            <w:vAlign w:val="center"/>
+          </w:tcPr>
+          <w:p>
+            <w:pPr>
+              <w:widowControl w:val="0"/>
+              <w:jc w:val="right"/>
+              <w:rPr>
+                <w:rFonts w:hint="eastAsia" w:ascii="Times New Roman" w:hAnsi="Times New Roman" w:cs="Times New Roman"/>
+                <w:kern w:val="2"/>
+                <w:sz w:val="21"/>
+                <w:szCs w:val="21"/>
+              </w:rPr>
+            </w:pPr>
+            <w:r>
+              <w:rPr>
+                <w:rFonts w:hint="eastAsia" w:ascii="Times New Roman" w:hAnsi="Times New Roman" w:cs="Times New Roman"/>
+                <w:kern w:val="2"/>
+                <w:sz w:val="21"/>
+                <w:szCs w:val="21"/>
+              </w:rPr>
+              <w:t>15,071.95</w:t>
+            </w:r>
+          </w:p>
+        </w:tc>
+        <w:tc>
+          <w:tcPr>
+            <w:tcW w:w="1400" w:type="dxa"/>
+            <w:vAlign w:val="center"/>
+          </w:tcPr>
+          <w:p>
+            <w:pPr>
+              <w:widowControl w:val="0"/>
+              <w:jc w:val="right"/>
+              <w:rPr>
+                <w:rFonts w:hint="eastAsia" w:ascii="Times New Roman" w:hAnsi="Times New Roman" w:cs="Times New Roman"/>
+                <w:kern w:val="2"/>
+                <w:sz w:val="21"/>
+                <w:szCs w:val="21"/>
+              </w:rPr>
+            </w:pPr>
+            <w:r>
+              <w:rPr>
+                <w:rFonts w:hint="eastAsia" w:ascii="Times New Roman" w:hAnsi="Times New Roman" w:cs="Times New Roman"/>
+                <w:kern w:val="2"/>
+                <w:sz w:val="21"/>
+                <w:szCs w:val="21"/>
+              </w:rPr>
+              <w:t>19.59</w:t>
+            </w:r>
+          </w:p>
+        </w:tc>
+        <w:tc>
+          <w:tcPr>
+            <w:tcW w:w="3425" w:type="dxa"/>
+            <w:vAlign w:val="center"/>
+          </w:tcPr>
+          <w:p>
+            <w:pPr>
+              <w:widowControl w:val="0"/>
+              <w:jc w:val="both"/>
+              <w:rPr>
+                <w:rFonts w:hint="eastAsia" w:ascii="Times New Roman" w:hAnsi="Times New Roman" w:cs="Times New Roman"/>
+                <w:kern w:val="2"/>
+                <w:sz w:val="21"/>
+                <w:szCs w:val="21"/>
+              </w:rPr>
+            </w:pPr>
+            <w:r>
+              <w:rPr>
+                <w:rFonts w:hint="eastAsia" w:ascii="Times New Roman" w:hAnsi="Times New Roman" w:cs="Times New Roman"/>
+                <w:kern w:val="2"/>
+                <w:sz w:val="21"/>
+                <w:szCs w:val="21"/>
+              </w:rPr>
+              <w:t>未达到20%</w:t>
+            </w:r>
+          </w:p>
+        </w:tc>
+      </w:tr>
+      <w:tr>
+        <w:trPr>
+          <w:trHeight w:val="397" w:hRule="atLeast"/>
+          <w:jc w:val="center"/>
+        </w:trPr>
+        <w:tc>
+          <w:tcPr>
+            <w:tcW w:w="1600" w:type="dxa"/>
+            <w:vAlign w:val="center"/>
+          </w:tcPr>
+          <w:p>
+            <w:pPr>
+              <w:widowControl w:val="0"/>
+              <w:jc w:val="center"/>
+              <w:rPr>
+                <w:rFonts w:hint="eastAsia" w:ascii="Times New Roman" w:hAnsi="Times New Roman" w:cs="Times New Roman"/>
+                <w:kern w:val="2"/>
+                <w:sz w:val="21"/>
+                <w:szCs w:val="21"/>
+              </w:rPr>
+            </w:pPr>
+            <w:r>
+              <w:rPr>
+                <w:rFonts w:hint="eastAsia" w:ascii="Times New Roman" w:hAnsi="Times New Roman" w:cs="Times New Roman"/>
+                <w:kern w:val="2"/>
+                <w:sz w:val="21"/>
+                <w:szCs w:val="21"/>
+              </w:rPr>
+              <w:t>三项最高值</w:t>
+            </w:r>
+          </w:p>
+        </w:tc>
+        <w:tc>
+          <w:tcPr>
+            <w:tcW w:w="2000" w:type="dxa"/>
+            <w:vAlign w:val="center"/>
+          </w:tcPr>
+          <w:p>
+            <w:pPr>
+              <w:widowControl w:val="0"/>
+              <w:jc w:val="right"/>
+              <w:rPr>
+                <w:rFonts w:hint="eastAsia" w:ascii="Times New Roman" w:hAnsi="Times New Roman" w:cs="Times New Roman"/>
+                <w:kern w:val="2"/>
+                <w:sz w:val="21"/>
+                <w:szCs w:val="21"/>
+              </w:rPr>
+            </w:pPr>
+            <w:r>
+              <w:rPr>
+                <w:rFonts w:hint="eastAsia" w:ascii="Times New Roman" w:hAnsi="Times New Roman" w:cs="Times New Roman"/>
+                <w:kern w:val="2"/>
+                <w:sz w:val="21"/>
+                <w:szCs w:val="21"/>
+              </w:rPr>
+              <w:t>—</w:t>
+            </w:r>
+          </w:p>
+        </w:tc>
+        <w:tc>
+          <w:tcPr>
+            <w:tcW w:w="2000" w:type="dxa"/>
+            <w:vAlign w:val="center"/>
+          </w:tcPr>
+          <w:p>
+            <w:pPr>
+              <w:widowControl w:val="0"/>
+              <w:jc w:val="right"/>
+              <w:rPr>
+                <w:rFonts w:hint="eastAsia" w:ascii="Times New Roman" w:hAnsi="Times New Roman" w:cs="Times New Roman"/>
+                <w:kern w:val="2"/>
+                <w:sz w:val="21"/>
+                <w:szCs w:val="21"/>
+              </w:rPr>
+            </w:pPr>
+            <w:r>
+              <w:rPr>
+                <w:rFonts w:hint="eastAsia" w:ascii="Times New Roman" w:hAnsi="Times New Roman" w:cs="Times New Roman"/>
+                <w:kern w:val="2"/>
+                <w:sz w:val="21"/>
+                <w:szCs w:val="21"/>
+              </w:rPr>
+              <w:t>—</w:t>
+            </w:r>
+          </w:p>
+        </w:tc>
+        <w:tc>
+          <w:tcPr>
+            <w:tcW w:w="1400" w:type="dxa"/>
+            <w:vAlign w:val="center"/>
+          </w:tcPr>
+          <w:p>
+            <w:pPr>
+              <w:widowControl w:val="0"/>
+              <w:jc w:val="right"/>
+              <w:rPr>
+                <w:rFonts w:hint="eastAsia" w:ascii="Times New Roman" w:hAnsi="Times New Roman" w:cs="Times New Roman"/>
+                <w:kern w:val="2"/>
+                <w:sz w:val="21"/>
+                <w:szCs w:val="21"/>
+              </w:rPr>
+            </w:pPr>
+            <w:r>
+              <w:rPr>
+                <w:rFonts w:hint="eastAsia" w:ascii="Times New Roman" w:hAnsi="Times New Roman" w:cs="Times New Roman"/>
+                <w:kern w:val="2"/>
+                <w:sz w:val="21"/>
+                <w:szCs w:val="21"/>
+              </w:rPr>
+              <w:t>33.73</w:t>
+            </w:r>
+          </w:p>
+        </w:tc>
+        <w:tc>
+          <w:tcPr>
+            <w:tcW w:w="3425" w:type="dxa"/>
+            <w:vAlign w:val="center"/>
+          </w:tcPr>
+          <w:p>
+            <w:pPr>
+              <w:widowControl w:val="0"/>
+              <w:jc w:val="both"/>
+              <w:rPr>
+                <w:rFonts w:hint="eastAsia" w:ascii="Times New Roman" w:hAnsi="Times New Roman" w:cs="Times New Roman"/>
+                <w:kern w:val="2"/>
+                <w:sz w:val="21"/>
+                <w:szCs w:val="21"/>
+              </w:rPr>
+            </w:pPr>
+            <w:r>
+              <w:rPr>
+                <w:rFonts w:hint="eastAsia" w:ascii="Times New Roman" w:hAnsi="Times New Roman" w:cs="Times New Roman"/>
+                <w:kern w:val="2"/>
+                <w:sz w:val="21"/>
+                <w:szCs w:val="21"/>
+              </w:rPr>
+              <w:t>适用20%至50%档</w:t>
+            </w:r>
+          </w:p>
+        </w:tc>
+      </w:tr>
+    </w:tbl>
+    <w:p>
+      <w:pPr>
+        <w:spacing w:before="163" w:beforeLines="50" w:after="163" w:afterLines="50" w:line="360" w:lineRule="auto"/>
+        <w:ind w:firstLine="480" w:firstLineChars="200"/>
+        <w:jc w:val="both"/>
+        <w:rPr>
+          <w:rFonts w:ascii="Times New Roman" w:hAnsi="Times New Roman" w:cs="Times New Roman"/>
+        </w:rPr>
+      </w:pPr>
+      <w:r>
+        <w:rPr>
+          <w:rFonts w:hint="eastAsia" w:ascii="Times New Roman" w:hAnsi="Times New Roman" w:cs="Times New Roman"/>
+        </w:rPr>
+        <w:t>注：上表口径为利润总额而非净利润，系因《证券期货法律适用意见第3号》的比例测算明确以资产总额、营业收入或利润总额为指标。中发邢台2025年度利润总额2,952.40万元、净利润2,213.62万元，若误用净利润口径，占比为16.59%，将得出该项指标未达20%的相同结论，但口径不符合规定要求。</w:t>
+      </w:r>
+    </w:p>
+    <w:p>
+      <w:pPr>
+        <w:spacing w:before="163" w:beforeLines="50" w:after="163" w:afterLines="50" w:line="360" w:lineRule="auto"/>
+        <w:ind w:firstLine="480" w:firstLineChars="200"/>
+        <w:jc w:val="both"/>
+        <w:rPr>
+          <w:rFonts w:ascii="Times New Roman" w:hAnsi="Times New Roman" w:cs="Times New Roman"/>
+        </w:rPr>
+      </w:pPr>
+      <w:r>
+        <w:rPr>
+          <w:rFonts w:hint="eastAsia" w:ascii="Times New Roman" w:hAnsi="Times New Roman" w:cs="Times New Roman"/>
+        </w:rPr>
+        <w:t>按上述测算，三项指标中的最高值为资产总额占比33.73%，落入达到20%但未超过50%的区间。该档次的要求为申报财务报表至少应当包含重组完成后的最近一期资产负债表，无需在重组完成后运行一个完整会计年度。若按计划于2026年12月前完成重组、以2027年6月30日为审计基准日申报，则2027年6月30日的资产负债表已系重组完成后的资产负债表，可以满足上述要求，本次重组不会推迟发行人的申报时点。</w:t>
+      </w:r>
+    </w:p>
+    <w:p>
+      <w:pPr>
+        <w:spacing w:before="163" w:beforeLines="50" w:after="163" w:afterLines="50" w:line="360" w:lineRule="auto"/>
+        <w:ind w:firstLine="480" w:firstLineChars="200"/>
+        <w:jc w:val="both"/>
+        <w:rPr>
+          <w:rFonts w:ascii="Times New Roman" w:hAnsi="Times New Roman" w:cs="Times New Roman"/>
+        </w:rPr>
+      </w:pPr>
+      <w:r>
+        <w:rPr>
+          <w:rFonts w:hint="eastAsia" w:ascii="Times New Roman" w:hAnsi="Times New Roman" w:cs="Times New Roman"/>
+        </w:rPr>
+        <w:t>作为对照，若比例落入50%至100%区间，保荐机构及发行人律师还须就重组的合规性、重组后的规范运行情况、业务的完整性与独立性等进行专项核查并发表明确意见，并需提供被重组方相同报告期的审计报告，工作量与申报文件要求显著增加；若比例达到或超过100%，则发行人须在重组完成后运行一个完整会计年度方可申请发行，将直接推迟申报时点。因此，比例测算结果落在哪一档，是本次重组方案设计中需要优先锁定的事项。</w:t>
+      </w:r>
+    </w:p>
+    <w:p>
+      <w:pPr>
+        <w:spacing w:before="163" w:beforeLines="50" w:after="163" w:afterLines="50" w:line="360" w:lineRule="auto"/>
+        <w:ind w:firstLine="480" w:firstLineChars="200"/>
+        <w:jc w:val="both"/>
+        <w:rPr>
+          <w:rFonts w:ascii="Times New Roman" w:hAnsi="Times New Roman" w:cs="Times New Roman"/>
+        </w:rPr>
+      </w:pPr>
+      <w:r>
+        <w:rPr>
+          <w:rFonts w:hint="eastAsia" w:ascii="Times New Roman" w:hAnsi="Times New Roman" w:cs="Times New Roman"/>
+        </w:rPr>
+        <w:t>需重点提示合并测算的影响。若本节4、土地收购采用收购燕京啤酒（邢台）有限公司100.00%股权的方案，则该收购同样构成同一控制下的业务重组，审核实践中通常将报告期内的多次同一控制下重组合并计算。以2025年度数据测算，两项重组合并后的临界值如下：</w:t>
+      </w:r>
+    </w:p>
+    <w:p>
+      <w:pPr>
+        <w:spacing w:before="163" w:beforeLines="50" w:after="163" w:afterLines="50" w:line="360" w:lineRule="auto"/>
+        <w:ind w:firstLine="480" w:firstLineChars="200"/>
+        <w:jc w:val="both"/>
+        <w:rPr>
+          <w:rFonts w:ascii="Times New Roman" w:hAnsi="Times New Roman" w:cs="Times New Roman"/>
+        </w:rPr>
+      </w:pPr>
+      <w:r>
+        <w:rPr>
+          <w:rFonts w:hint="eastAsia" w:ascii="Times New Roman" w:hAnsi="Times New Roman" w:cs="Times New Roman"/>
+        </w:rPr>
+        <w:t>燕京啤酒（邢台）有限公司资产总额低于6,506.83万元的，合并后资产总额占比仍低于50%，维持在20%至50%档；介于6,506.83万元至26,499.94万元之间的，合并后占比落入50%至100%区间，进入前述加严核查档次；达到或超过26,499.94万元的，合并后占比达到或超过100%，发行人须在重组完成后运行一个完整会计年度方可申请发行。</w:t>
+      </w:r>
+    </w:p>
+    <w:p>
+      <w:pPr>
+        <w:spacing w:before="163" w:beforeLines="50" w:after="163" w:afterLines="50" w:line="360" w:lineRule="auto"/>
+        <w:ind w:firstLine="480" w:firstLineChars="200"/>
+        <w:jc w:val="both"/>
+        <w:rPr>
+          <w:rFonts w:ascii="Times New Roman" w:hAnsi="Times New Roman" w:cs="Times New Roman"/>
+        </w:rPr>
+      </w:pPr>
+      <w:r>
+        <w:rPr>
+          <w:rFonts w:hint="eastAsia" w:ascii="Times New Roman" w:hAnsi="Times New Roman" w:cs="Times New Roman"/>
+        </w:rPr>
+        <w:t>截至本报告出具日，尚未取得燕京啤酒（邢台）有限公司的财务数据。鉴于该公司注册资本7,300.00万元且已全额实缴，燕京啤酒母公司报表中对其长期股权投资账面余额17,172.00万元，且其持有本节4所述四宗土地及地上全部厂房，其资产总额超过6,506.83万元临界值的可能性较大，合并测算结果落入50%至100%档的可能性不能排除。该测算结果直接决定两项交易的实施顺序、申报文件范围及申报时点，建议优先取得该公司最近两年及一期财务报表并完成测算，再确定土地事项的实施方案。</w:t>
+      </w:r>
+    </w:p>
+    <w:p>
+      <w:pPr>
+        <w:spacing w:before="163" w:beforeLines="50" w:after="163" w:afterLines="50" w:line="360" w:lineRule="auto"/>
+        <w:ind w:firstLine="480" w:firstLineChars="200"/>
+        <w:jc w:val="both"/>
+        <w:rPr>
+          <w:rFonts w:ascii="Times New Roman" w:hAnsi="Times New Roman" w:cs="Times New Roman"/>
+        </w:rPr>
+      </w:pPr>
+      <w:r>
+        <w:rPr>
+          <w:rFonts w:hint="eastAsia" w:ascii="Times New Roman" w:hAnsi="Times New Roman" w:cs="Times New Roman"/>
+        </w:rPr>
+        <w:t>另需说明，上述比例以重组前一个会计年度数据测算。若重组实际推迟至2027年实施，则应以2026年度数据重新测算。中发邢台2026年6月30日资产总额27,228.35万元、占发行人同期的54.85%，主要系其他应收款由2025年末的3,952.53万元增至16,640.95万元所致；剔除该项内部资金往来后资产总额约10,587.40万元、占比约21.33%。清理内部资金往来既是解决资金占用及独立性事项的要求，亦可避免比例测算被动跨档，建议在重组实施前先行完成。</w:t>
+      </w:r>
+    </w:p>
+    <w:p>
+      <w:pPr>
+        <w:spacing w:before="163" w:beforeLines="50" w:after="163" w:afterLines="50" w:line="360" w:lineRule="auto"/>
+        <w:ind w:firstLine="480" w:firstLineChars="200"/>
+        <w:jc w:val="both"/>
+        <w:rPr>
+          <w:rFonts w:ascii="Times New Roman" w:hAnsi="Times New Roman" w:cs="Times New Roman"/>
+        </w:rPr>
+      </w:pPr>
+      <w:r>
+        <w:rPr>
+          <w:rFonts w:hint="eastAsia" w:ascii="Times New Roman" w:hAnsi="Times New Roman" w:cs="Times New Roman"/>
+        </w:rPr>
+        <w:t>⑦对燕京啤酒的影响及其内部审议程序</w:t>
+      </w:r>
+    </w:p>
+    <w:p>
+      <w:pPr>
+        <w:spacing w:before="163" w:beforeLines="50" w:after="163" w:afterLines="50" w:line="360" w:lineRule="auto"/>
+        <w:ind w:firstLine="480" w:firstLineChars="200"/>
+        <w:jc w:val="both"/>
+        <w:rPr>
+          <w:rFonts w:ascii="Times New Roman" w:hAnsi="Times New Roman" w:cs="Times New Roman"/>
+        </w:rPr>
+      </w:pPr>
+      <w:r>
+        <w:rPr>
+          <w:rFonts w:hint="eastAsia" w:ascii="Times New Roman" w:hAnsi="Times New Roman" w:cs="Times New Roman"/>
+        </w:rPr>
+        <w:t>燕京啤酒（股票代码000729，深圳证券交易所主板上市）在本次交易中为转让方，需判断本次交易是否触发其作为上市公司的内部审议及信息披露义务。</w:t>
+      </w:r>
+    </w:p>
+    <w:p>
+      <w:pPr>
+        <w:spacing w:before="163" w:beforeLines="50" w:after="163" w:afterLines="50" w:line="360" w:lineRule="auto"/>
+        <w:ind w:firstLine="480" w:firstLineChars="200"/>
+        <w:jc w:val="both"/>
+        <w:rPr>
+          <w:rFonts w:ascii="Times New Roman" w:hAnsi="Times New Roman" w:cs="Times New Roman"/>
+        </w:rPr>
+      </w:pPr>
+      <w:r>
+        <w:rPr>
+          <w:rFonts w:hint="eastAsia" w:ascii="Times New Roman" w:hAnsi="Times New Roman" w:cs="Times New Roman"/>
+        </w:rPr>
+        <w:t>关于对燕京啤酒合并报表的影响。交易前，发行人及中发邢台均在燕京啤酒合并报表范围内；交易后，中发邢台由燕京啤酒直接持股改为通过发行人间接持股，仍在其合并报表范围内，燕京啤酒的合并报表范围不发生变更。该交易在燕京啤酒合并报表层面属于与少数股东之间的权益性交易，不确认处置损益，仅在归属于母公司股东权益与少数股东权益之间进行调整。</w:t>
+      </w:r>
+    </w:p>
+    <w:p>
+      <w:pPr>
+        <w:spacing w:before="163" w:beforeLines="50" w:after="163" w:afterLines="50" w:line="360" w:lineRule="auto"/>
+        <w:ind w:firstLine="480" w:firstLineChars="200"/>
+        <w:jc w:val="both"/>
+        <w:rPr>
+          <w:rFonts w:ascii="Times New Roman" w:hAnsi="Times New Roman" w:cs="Times New Roman"/>
+        </w:rPr>
+      </w:pPr>
+      <w:r>
+        <w:rPr>
+          <w:rFonts w:hint="eastAsia" w:ascii="Times New Roman" w:hAnsi="Times New Roman" w:cs="Times New Roman"/>
+        </w:rPr>
+        <w:t>具体而言，燕京啤酒对中发邢台的权益份额将由交易前的93.40%（直接67.00%加通过发行人间接持有的26.40%）变为方案一下的85.00%或方案二下的80.00%，分别下降8.40个和13.40个百分点；相应地，方案一下燕京啤酒对发行人原有业务的权益份额由80.00%升至85.00%，方案二下维持80.00%不变，但可收回现金对价8,206.28万元。就方案二的经济实质而言，相当于发行人的少数股东燕京集团及食品发酵研究院以其合计20.00%的权益，间接受让中发邢台13.40%的权益份额（67.00%×20.00%），对应对价1,641.26万元（8,206.28万元×20.00%）。上述影响的具体金额需在取得评估结果后测算。</w:t>
+      </w:r>
+    </w:p>
+    <w:p>
+      <w:pPr>
+        <w:spacing w:before="163" w:beforeLines="50" w:after="163" w:afterLines="50" w:line="360" w:lineRule="auto"/>
+        <w:ind w:firstLine="480" w:firstLineChars="200"/>
+        <w:jc w:val="both"/>
+        <w:rPr>
+          <w:rFonts w:ascii="Times New Roman" w:hAnsi="Times New Roman" w:cs="Times New Roman"/>
+        </w:rPr>
+      </w:pPr>
+      <w:r>
+        <w:rPr>
+          <w:rFonts w:hint="eastAsia" w:ascii="Times New Roman" w:hAnsi="Times New Roman" w:cs="Times New Roman"/>
+        </w:rPr>
+        <w:t>关于是否需提交燕京啤酒董事会或股东会审议。根据《北京燕京啤酒股份有限公司章程》（2025年11月经2025年第一次临时股东会批准）第6.3条第17项，公司发生的交易达到六项标准之一的应经董事会审议通过并及时披露；第4.12条第11项规定了应提交股东会审议的六项标准。该章程同时规定，公司购买或者出售股权应当按照公司所持权益变动比例计算相关财务指标。以燕京啤酒2025年度经审计数据及中发邢台2025年度经审计数据，按67.00%权益变动比例测算如下：</w:t>
+      </w:r>
+    </w:p>
+    <w:p>
+      <w:pPr>
+        <w:pStyle w:val="432"/>
+        <w:spacing w:before="0" w:beforeLines="0" w:after="0" w:afterLines="0" w:line="240" w:lineRule="auto"/>
+        <w:ind w:firstLine="0" w:firstLineChars="0"/>
+        <w:jc w:val="right"/>
+        <w:rPr>
+          <w:rFonts w:ascii="Times New Roman" w:hAnsi="Times New Roman"/>
+          <w:sz w:val="21"/>
+          <w:szCs w:val="20"/>
+        </w:rPr>
+      </w:pPr>
+      <w:r>
+        <w:rPr>
+          <w:rFonts w:ascii="Times New Roman" w:hAnsi="Times New Roman"/>
+          <w:sz w:val="21"/>
+          <w:szCs w:val="20"/>
+        </w:rPr>
+        <w:t>单位：万元、%</w:t>
+      </w:r>
+    </w:p>
+    <w:tbl>
+      <w:tblPr>
+        <w:tblStyle w:val="64"/>
+        <w:tblW w:w="10425" w:type="dxa"/>
+        <w:jc w:val="center"/>
+        <w:tblBorders>
+          <w:top w:val="single" w:color="auto" w:sz="12" w:space="0"/>
+          <w:left w:val="single" w:color="auto" w:sz="12" w:space="0"/>
+          <w:bottom w:val="single" w:color="auto" w:sz="12" w:space="0"/>
+          <w:right w:val="single" w:color="auto" w:sz="12" w:space="0"/>
+          <w:insideH w:val="single" w:color="auto" w:sz="6" w:space="0"/>
+          <w:insideV w:val="single" w:color="auto" w:sz="6" w:space="0"/>
+        </w:tblBorders>
+        <w:tblLayout w:type="fixed"/>
+        <w:tblCellMar>
+          <w:top w:w="0" w:type="dxa"/>
+          <w:left w:w="108" w:type="dxa"/>
+          <w:bottom w:w="0" w:type="dxa"/>
+          <w:right w:w="108" w:type="dxa"/>
+        </w:tblCellMar>
+      </w:tblPr>
+      <w:tblGrid>
+        <w:gridCol w:w="1500"/>
+        <w:gridCol w:w="2400"/>
+        <w:gridCol w:w="1700"/>
+        <w:gridCol w:w="2000"/>
+        <w:gridCol w:w="1000"/>
+        <w:gridCol w:w="1825"/>
+      </w:tblGrid>
+      <w:tr>
+        <w:trPr>
+          <w:trHeight w:val="397" w:hRule="atLeast"/>
+          <w:jc w:val="center"/>
+        </w:trPr>
+        <w:tc>
+          <w:tcPr>
+            <w:tcW w:w="1500" w:type="dxa"/>
+            <w:vAlign w:val="center"/>
+          </w:tcPr>
+          <w:p>
+            <w:pPr>
+              <w:widowControl w:val="0"/>
+              <w:jc w:val="center"/>
+              <w:rPr>
+                <w:rFonts w:hint="eastAsia" w:ascii="Times New Roman" w:hAnsi="Times New Roman" w:cs="Times New Roman"/>
+                <w:b/>
+                <w:kern w:val="2"/>
+                <w:sz w:val="21"/>
+                <w:szCs w:val="21"/>
+              </w:rPr>
+            </w:pPr>
+            <w:r>
+              <w:rPr>
+                <w:rFonts w:hint="eastAsia" w:ascii="Times New Roman" w:hAnsi="Times New Roman" w:cs="Times New Roman"/>
+                <w:b/>
+                <w:kern w:val="2"/>
+                <w:sz w:val="21"/>
+                <w:szCs w:val="21"/>
+              </w:rPr>
+              <w:t>章程标准</w:t>
+            </w:r>
+          </w:p>
+        </w:tc>
+        <w:tc>
+          <w:tcPr>
+            <w:tcW w:w="2400" w:type="dxa"/>
+            <w:vAlign w:val="center"/>
+          </w:tcPr>
+          <w:p>
+            <w:pPr>
+              <w:widowControl w:val="0"/>
+              <w:jc w:val="center"/>
+              <w:rPr>
+                <w:rFonts w:hint="eastAsia" w:ascii="Times New Roman" w:hAnsi="Times New Roman" w:cs="Times New Roman"/>
+                <w:b/>
+                <w:kern w:val="2"/>
+                <w:sz w:val="21"/>
+                <w:szCs w:val="21"/>
+              </w:rPr>
+            </w:pPr>
+            <w:r>
+              <w:rPr>
+                <w:rFonts w:hint="eastAsia" w:ascii="Times New Roman" w:hAnsi="Times New Roman" w:cs="Times New Roman"/>
+                <w:b/>
+                <w:kern w:val="2"/>
+                <w:sz w:val="21"/>
+                <w:szCs w:val="21"/>
+              </w:rPr>
+              <w:t>计算口径</w:t>
+            </w:r>
+          </w:p>
+        </w:tc>
+        <w:tc>
+          <w:tcPr>
+            <w:tcW w:w="1700" w:type="dxa"/>
+            <w:vAlign w:val="center"/>
+          </w:tcPr>
+          <w:p>
+            <w:pPr>
+              <w:widowControl w:val="0"/>
+              <w:jc w:val="center"/>
+              <w:rPr>
+                <w:rFonts w:hint="eastAsia" w:ascii="Times New Roman" w:hAnsi="Times New Roman" w:cs="Times New Roman"/>
+                <w:b/>
+                <w:kern w:val="2"/>
+                <w:sz w:val="21"/>
+                <w:szCs w:val="21"/>
+              </w:rPr>
+            </w:pPr>
+            <w:r>
+              <w:rPr>
+                <w:rFonts w:hint="eastAsia" w:ascii="Times New Roman" w:hAnsi="Times New Roman" w:cs="Times New Roman"/>
+                <w:b/>
+                <w:kern w:val="2"/>
+                <w:sz w:val="21"/>
+                <w:szCs w:val="21"/>
+              </w:rPr>
+              <w:t>交易指标</w:t>
+            </w:r>
+          </w:p>
+        </w:tc>
+        <w:tc>
+          <w:tcPr>
+            <w:tcW w:w="2000" w:type="dxa"/>
+            <w:vAlign w:val="center"/>
+          </w:tcPr>
+          <w:p>
+            <w:pPr>
+              <w:widowControl w:val="0"/>
+              <w:jc w:val="center"/>
+              <w:rPr>
+                <w:rFonts w:hint="eastAsia" w:ascii="Times New Roman" w:hAnsi="Times New Roman" w:cs="Times New Roman"/>
+                <w:b/>
+                <w:kern w:val="2"/>
+                <w:sz w:val="21"/>
+                <w:szCs w:val="21"/>
+              </w:rPr>
+            </w:pPr>
+            <w:r>
+              <w:rPr>
+                <w:rFonts w:hint="eastAsia" w:ascii="Times New Roman" w:hAnsi="Times New Roman" w:cs="Times New Roman"/>
+                <w:b/>
+                <w:kern w:val="2"/>
+                <w:sz w:val="21"/>
+                <w:szCs w:val="21"/>
+              </w:rPr>
+              <w:t>燕京啤酒</w:t>
+            </w:r>
+          </w:p>
+        </w:tc>
+        <w:tc>
+          <w:tcPr>
+            <w:tcW w:w="1000" w:type="dxa"/>
+            <w:vAlign w:val="center"/>
+          </w:tcPr>
+          <w:p>
+            <w:pPr>
+              <w:widowControl w:val="0"/>
+              <w:jc w:val="center"/>
+              <w:rPr>
+                <w:rFonts w:hint="eastAsia" w:ascii="Times New Roman" w:hAnsi="Times New Roman" w:cs="Times New Roman"/>
+                <w:b/>
+                <w:kern w:val="2"/>
+                <w:sz w:val="21"/>
+                <w:szCs w:val="21"/>
+              </w:rPr>
+            </w:pPr>
+            <w:r>
+              <w:rPr>
+                <w:rFonts w:hint="eastAsia" w:ascii="Times New Roman" w:hAnsi="Times New Roman" w:cs="Times New Roman"/>
+                <w:b/>
+                <w:kern w:val="2"/>
+                <w:sz w:val="21"/>
+                <w:szCs w:val="21"/>
+              </w:rPr>
+              <w:t>占比</w:t>
+            </w:r>
+          </w:p>
+        </w:tc>
+        <w:tc>
+          <w:tcPr>
+            <w:tcW w:w="1825" w:type="dxa"/>
+            <w:vAlign w:val="center"/>
+          </w:tcPr>
+          <w:p>
+            <w:pPr>
+              <w:widowControl w:val="0"/>
+              <w:jc w:val="center"/>
+              <w:rPr>
+                <w:rFonts w:hint="eastAsia" w:ascii="Times New Roman" w:hAnsi="Times New Roman" w:cs="Times New Roman"/>
+                <w:b/>
+                <w:kern w:val="2"/>
+                <w:sz w:val="21"/>
+                <w:szCs w:val="21"/>
+              </w:rPr>
+            </w:pPr>
+            <w:r>
+              <w:rPr>
+                <w:rFonts w:hint="eastAsia" w:ascii="Times New Roman" w:hAnsi="Times New Roman" w:cs="Times New Roman"/>
+                <w:b/>
+                <w:kern w:val="2"/>
+                <w:sz w:val="21"/>
+                <w:szCs w:val="21"/>
+              </w:rPr>
+              <w:t>是否达标</w:t>
+            </w:r>
+          </w:p>
+        </w:tc>
+      </w:tr>
+      <w:tr>
+        <w:trPr>
+          <w:trHeight w:val="397" w:hRule="atLeast"/>
+          <w:jc w:val="center"/>
+        </w:trPr>
+        <w:tc>
+          <w:tcPr>
+            <w:tcW w:w="1500" w:type="dxa"/>
+            <w:vAlign w:val="center"/>
+          </w:tcPr>
+          <w:p>
+            <w:pPr>
+              <w:widowControl w:val="0"/>
+              <w:jc w:val="center"/>
+              <w:rPr>
+                <w:rFonts w:hint="eastAsia" w:ascii="Times New Roman" w:hAnsi="Times New Roman" w:cs="Times New Roman"/>
+                <w:kern w:val="2"/>
+                <w:sz w:val="21"/>
+                <w:szCs w:val="21"/>
+              </w:rPr>
+            </w:pPr>
+            <w:r>
+              <w:rPr>
+                <w:rFonts w:hint="eastAsia" w:ascii="Times New Roman" w:hAnsi="Times New Roman" w:cs="Times New Roman"/>
+                <w:kern w:val="2"/>
+                <w:sz w:val="21"/>
+                <w:szCs w:val="21"/>
+              </w:rPr>
+              <w:t>资产总额</w:t>
+            </w:r>
+          </w:p>
+        </w:tc>
+        <w:tc>
+          <w:tcPr>
+            <w:tcW w:w="2400" w:type="dxa"/>
+            <w:vAlign w:val="center"/>
+          </w:tcPr>
+          <w:p>
+            <w:pPr>
+              <w:widowControl w:val="0"/>
+              <w:jc w:val="both"/>
+              <w:rPr>
+                <w:rFonts w:hint="eastAsia" w:ascii="Times New Roman" w:hAnsi="Times New Roman" w:cs="Times New Roman"/>
+                <w:kern w:val="2"/>
+                <w:sz w:val="21"/>
+                <w:szCs w:val="21"/>
+              </w:rPr>
+            </w:pPr>
+            <w:r>
+              <w:rPr>
+                <w:rFonts w:hint="eastAsia" w:ascii="Times New Roman" w:hAnsi="Times New Roman" w:cs="Times New Roman"/>
+                <w:kern w:val="2"/>
+                <w:sz w:val="21"/>
+                <w:szCs w:val="21"/>
+              </w:rPr>
+              <w:t>标的资产总额×67.00%／燕京啤酒总资产</w:t>
+            </w:r>
+          </w:p>
+        </w:tc>
+        <w:tc>
+          <w:tcPr>
+            <w:tcW w:w="1700" w:type="dxa"/>
+            <w:vAlign w:val="center"/>
+          </w:tcPr>
+          <w:p>
+            <w:pPr>
+              <w:widowControl w:val="0"/>
+              <w:jc w:val="right"/>
+              <w:rPr>
+                <w:rFonts w:hint="eastAsia" w:ascii="Times New Roman" w:hAnsi="Times New Roman" w:cs="Times New Roman"/>
+                <w:kern w:val="2"/>
+                <w:sz w:val="21"/>
+                <w:szCs w:val="21"/>
+              </w:rPr>
+            </w:pPr>
+            <w:r>
+              <w:rPr>
+                <w:rFonts w:hint="eastAsia" w:ascii="Times New Roman" w:hAnsi="Times New Roman" w:cs="Times New Roman"/>
+                <w:kern w:val="2"/>
+                <w:sz w:val="21"/>
+                <w:szCs w:val="21"/>
+              </w:rPr>
+              <w:t>9,035.81</w:t>
+            </w:r>
+          </w:p>
+        </w:tc>
+        <w:tc>
+          <w:tcPr>
+            <w:tcW w:w="2000" w:type="dxa"/>
+            <w:vAlign w:val="center"/>
+          </w:tcPr>
+          <w:p>
+            <w:pPr>
+              <w:widowControl w:val="0"/>
+              <w:jc w:val="right"/>
+              <w:rPr>
+                <w:rFonts w:hint="eastAsia" w:ascii="Times New Roman" w:hAnsi="Times New Roman" w:cs="Times New Roman"/>
+                <w:kern w:val="2"/>
+                <w:sz w:val="21"/>
+                <w:szCs w:val="21"/>
+              </w:rPr>
+            </w:pPr>
+            <w:r>
+              <w:rPr>
+                <w:rFonts w:hint="eastAsia" w:ascii="Times New Roman" w:hAnsi="Times New Roman" w:cs="Times New Roman"/>
+                <w:kern w:val="2"/>
+                <w:sz w:val="21"/>
+                <w:szCs w:val="21"/>
+              </w:rPr>
+              <w:t>2,374,697.44</w:t>
+            </w:r>
+          </w:p>
+        </w:tc>
+        <w:tc>
+          <w:tcPr>
+            <w:tcW w:w="1000" w:type="dxa"/>
+            <w:vAlign w:val="center"/>
+          </w:tcPr>
+          <w:p>
+            <w:pPr>
+              <w:widowControl w:val="0"/>
+              <w:jc w:val="right"/>
+              <w:rPr>
+                <w:rFonts w:hint="eastAsia" w:ascii="Times New Roman" w:hAnsi="Times New Roman" w:cs="Times New Roman"/>
+                <w:kern w:val="2"/>
+                <w:sz w:val="21"/>
+                <w:szCs w:val="21"/>
+              </w:rPr>
+            </w:pPr>
+            <w:r>
+              <w:rPr>
+                <w:rFonts w:hint="eastAsia" w:ascii="Times New Roman" w:hAnsi="Times New Roman" w:cs="Times New Roman"/>
+                <w:kern w:val="2"/>
+                <w:sz w:val="21"/>
+                <w:szCs w:val="21"/>
+              </w:rPr>
+              <w:t>0.38</w:t>
+            </w:r>
+          </w:p>
+        </w:tc>
+        <w:tc>
+          <w:tcPr>
+            <w:tcW w:w="1825" w:type="dxa"/>
+            <w:vAlign w:val="center"/>
+          </w:tcPr>
+          <w:p>
+            <w:pPr>
+              <w:widowControl w:val="0"/>
+              <w:jc w:val="center"/>
+              <w:rPr>
+                <w:rFonts w:hint="eastAsia" w:ascii="Times New Roman" w:hAnsi="Times New Roman" w:cs="Times New Roman"/>
+                <w:kern w:val="2"/>
+                <w:sz w:val="21"/>
+                <w:szCs w:val="21"/>
+              </w:rPr>
+            </w:pPr>
+            <w:r>
+              <w:rPr>
+                <w:rFonts w:hint="eastAsia" w:ascii="Times New Roman" w:hAnsi="Times New Roman" w:cs="Times New Roman"/>
+                <w:kern w:val="2"/>
+                <w:sz w:val="21"/>
+                <w:szCs w:val="21"/>
+              </w:rPr>
+              <w:t>否</w:t>
+            </w:r>
+          </w:p>
+        </w:tc>
+      </w:tr>
+      <w:tr>
+        <w:trPr>
+          <w:trHeight w:val="397" w:hRule="atLeast"/>
+          <w:jc w:val="center"/>
+        </w:trPr>
+        <w:tc>
+          <w:tcPr>
+            <w:tcW w:w="1500" w:type="dxa"/>
+            <w:vAlign w:val="center"/>
+          </w:tcPr>
+          <w:p>
+            <w:pPr>
+              <w:widowControl w:val="0"/>
+              <w:jc w:val="center"/>
+              <w:rPr>
+                <w:rFonts w:hint="eastAsia" w:ascii="Times New Roman" w:hAnsi="Times New Roman" w:cs="Times New Roman"/>
+                <w:kern w:val="2"/>
+                <w:sz w:val="21"/>
+                <w:szCs w:val="21"/>
+              </w:rPr>
+            </w:pPr>
+            <w:r>
+              <w:rPr>
+                <w:rFonts w:hint="eastAsia" w:ascii="Times New Roman" w:hAnsi="Times New Roman" w:cs="Times New Roman"/>
+                <w:kern w:val="2"/>
+                <w:sz w:val="21"/>
+                <w:szCs w:val="21"/>
+              </w:rPr>
+              <w:t>资产净额</w:t>
+            </w:r>
+          </w:p>
+        </w:tc>
+        <w:tc>
+          <w:tcPr>
+            <w:tcW w:w="2400" w:type="dxa"/>
+            <w:vAlign w:val="center"/>
+          </w:tcPr>
+          <w:p>
+            <w:pPr>
+              <w:widowControl w:val="0"/>
+              <w:jc w:val="both"/>
+              <w:rPr>
+                <w:rFonts w:hint="eastAsia" w:ascii="Times New Roman" w:hAnsi="Times New Roman" w:cs="Times New Roman"/>
+                <w:kern w:val="2"/>
+                <w:sz w:val="21"/>
+                <w:szCs w:val="21"/>
+              </w:rPr>
+            </w:pPr>
+            <w:r>
+              <w:rPr>
+                <w:rFonts w:hint="eastAsia" w:ascii="Times New Roman" w:hAnsi="Times New Roman" w:cs="Times New Roman"/>
+                <w:kern w:val="2"/>
+                <w:sz w:val="21"/>
+                <w:szCs w:val="21"/>
+              </w:rPr>
+              <w:t>标的净资产×67.00%／燕京啤酒归母净资产</w:t>
+            </w:r>
+          </w:p>
+        </w:tc>
+        <w:tc>
+          <w:tcPr>
+            <w:tcW w:w="1700" w:type="dxa"/>
+            <w:vAlign w:val="center"/>
+          </w:tcPr>
+          <w:p>
+            <w:pPr>
+              <w:widowControl w:val="0"/>
+              <w:jc w:val="right"/>
+              <w:rPr>
+                <w:rFonts w:hint="eastAsia" w:ascii="Times New Roman" w:hAnsi="Times New Roman" w:cs="Times New Roman"/>
+                <w:kern w:val="2"/>
+                <w:sz w:val="21"/>
+                <w:szCs w:val="21"/>
+              </w:rPr>
+            </w:pPr>
+            <w:r>
+              <w:rPr>
+                <w:rFonts w:hint="eastAsia" w:ascii="Times New Roman" w:hAnsi="Times New Roman" w:cs="Times New Roman"/>
+                <w:kern w:val="2"/>
+                <w:sz w:val="21"/>
+                <w:szCs w:val="21"/>
+              </w:rPr>
+              <w:t>8,206.29</w:t>
+            </w:r>
+          </w:p>
+        </w:tc>
+        <w:tc>
+          <w:tcPr>
+            <w:tcW w:w="2000" w:type="dxa"/>
+            <w:vAlign w:val="center"/>
+          </w:tcPr>
+          <w:p>
+            <w:pPr>
+              <w:widowControl w:val="0"/>
+              <w:jc w:val="right"/>
+              <w:rPr>
+                <w:rFonts w:hint="eastAsia" w:ascii="Times New Roman" w:hAnsi="Times New Roman" w:cs="Times New Roman"/>
+                <w:kern w:val="2"/>
+                <w:sz w:val="21"/>
+                <w:szCs w:val="21"/>
+              </w:rPr>
+            </w:pPr>
+            <w:r>
+              <w:rPr>
+                <w:rFonts w:hint="eastAsia" w:ascii="Times New Roman" w:hAnsi="Times New Roman" w:cs="Times New Roman"/>
+                <w:kern w:val="2"/>
+                <w:sz w:val="21"/>
+                <w:szCs w:val="21"/>
+              </w:rPr>
+              <w:t>1,548,076.23</w:t>
+            </w:r>
+          </w:p>
+        </w:tc>
+        <w:tc>
+          <w:tcPr>
+            <w:tcW w:w="1000" w:type="dxa"/>
+            <w:vAlign w:val="center"/>
+          </w:tcPr>
+          <w:p>
+            <w:pPr>
+              <w:widowControl w:val="0"/>
+              <w:jc w:val="right"/>
+              <w:rPr>
+                <w:rFonts w:hint="eastAsia" w:ascii="Times New Roman" w:hAnsi="Times New Roman" w:cs="Times New Roman"/>
+                <w:kern w:val="2"/>
+                <w:sz w:val="21"/>
+                <w:szCs w:val="21"/>
+              </w:rPr>
+            </w:pPr>
+            <w:r>
+              <w:rPr>
+                <w:rFonts w:hint="eastAsia" w:ascii="Times New Roman" w:hAnsi="Times New Roman" w:cs="Times New Roman"/>
+                <w:kern w:val="2"/>
+                <w:sz w:val="21"/>
+                <w:szCs w:val="21"/>
+              </w:rPr>
+              <w:t>0.53</w:t>
+            </w:r>
+          </w:p>
+        </w:tc>
+        <w:tc>
+          <w:tcPr>
+            <w:tcW w:w="1825" w:type="dxa"/>
+            <w:vAlign w:val="center"/>
+          </w:tcPr>
+          <w:p>
+            <w:pPr>
+              <w:widowControl w:val="0"/>
+              <w:jc w:val="center"/>
+              <w:rPr>
+                <w:rFonts w:hint="eastAsia" w:ascii="Times New Roman" w:hAnsi="Times New Roman" w:cs="Times New Roman"/>
+                <w:kern w:val="2"/>
+                <w:sz w:val="21"/>
+                <w:szCs w:val="21"/>
+              </w:rPr>
+            </w:pPr>
+            <w:r>
+              <w:rPr>
+                <w:rFonts w:hint="eastAsia" w:ascii="Times New Roman" w:hAnsi="Times New Roman" w:cs="Times New Roman"/>
+                <w:kern w:val="2"/>
+                <w:sz w:val="21"/>
+                <w:szCs w:val="21"/>
+              </w:rPr>
+              <w:t>否</w:t>
+            </w:r>
+          </w:p>
+        </w:tc>
+      </w:tr>
+      <w:tr>
+        <w:trPr>
+          <w:trHeight w:val="397" w:hRule="atLeast"/>
+          <w:jc w:val="center"/>
+        </w:trPr>
+        <w:tc>
+          <w:tcPr>
+            <w:tcW w:w="1500" w:type="dxa"/>
+            <w:vAlign w:val="center"/>
+          </w:tcPr>
+          <w:p>
+            <w:pPr>
+              <w:widowControl w:val="0"/>
+              <w:jc w:val="center"/>
+              <w:rPr>
+                <w:rFonts w:hint="eastAsia" w:ascii="Times New Roman" w:hAnsi="Times New Roman" w:cs="Times New Roman"/>
+                <w:kern w:val="2"/>
+                <w:sz w:val="21"/>
+                <w:szCs w:val="21"/>
+              </w:rPr>
+            </w:pPr>
+            <w:r>
+              <w:rPr>
+                <w:rFonts w:hint="eastAsia" w:ascii="Times New Roman" w:hAnsi="Times New Roman" w:cs="Times New Roman"/>
+                <w:kern w:val="2"/>
+                <w:sz w:val="21"/>
+                <w:szCs w:val="21"/>
+              </w:rPr>
+              <w:t>营业收入</w:t>
+            </w:r>
+          </w:p>
+        </w:tc>
+        <w:tc>
+          <w:tcPr>
+            <w:tcW w:w="2400" w:type="dxa"/>
+            <w:vAlign w:val="center"/>
+          </w:tcPr>
+          <w:p>
+            <w:pPr>
+              <w:widowControl w:val="0"/>
+              <w:jc w:val="both"/>
+              <w:rPr>
+                <w:rFonts w:hint="eastAsia" w:ascii="Times New Roman" w:hAnsi="Times New Roman" w:cs="Times New Roman"/>
+                <w:kern w:val="2"/>
+                <w:sz w:val="21"/>
+                <w:szCs w:val="21"/>
+              </w:rPr>
+            </w:pPr>
+            <w:r>
+              <w:rPr>
+                <w:rFonts w:hint="eastAsia" w:ascii="Times New Roman" w:hAnsi="Times New Roman" w:cs="Times New Roman"/>
+                <w:kern w:val="2"/>
+                <w:sz w:val="21"/>
+                <w:szCs w:val="21"/>
+              </w:rPr>
+              <w:t>标的营业收入×67.00%／燕京啤酒营业收入</w:t>
+            </w:r>
+          </w:p>
+        </w:tc>
+        <w:tc>
+          <w:tcPr>
+            <w:tcW w:w="1700" w:type="dxa"/>
+            <w:vAlign w:val="center"/>
+          </w:tcPr>
+          <w:p>
+            <w:pPr>
+              <w:widowControl w:val="0"/>
+              <w:jc w:val="right"/>
+              <w:rPr>
+                <w:rFonts w:hint="eastAsia" w:ascii="Times New Roman" w:hAnsi="Times New Roman" w:cs="Times New Roman"/>
+                <w:kern w:val="2"/>
+                <w:sz w:val="21"/>
+                <w:szCs w:val="21"/>
+              </w:rPr>
+            </w:pPr>
+            <w:r>
+              <w:rPr>
+                <w:rFonts w:hint="eastAsia" w:ascii="Times New Roman" w:hAnsi="Times New Roman" w:cs="Times New Roman"/>
+                <w:kern w:val="2"/>
+                <w:sz w:val="21"/>
+                <w:szCs w:val="21"/>
+              </w:rPr>
+              <w:t>6,728.82</w:t>
+            </w:r>
+          </w:p>
+        </w:tc>
+        <w:tc>
+          <w:tcPr>
+            <w:tcW w:w="2000" w:type="dxa"/>
+            <w:vAlign w:val="center"/>
+          </w:tcPr>
+          <w:p>
+            <w:pPr>
+              <w:widowControl w:val="0"/>
+              <w:jc w:val="right"/>
+              <w:rPr>
+                <w:rFonts w:hint="eastAsia" w:ascii="Times New Roman" w:hAnsi="Times New Roman" w:cs="Times New Roman"/>
+                <w:kern w:val="2"/>
+                <w:sz w:val="21"/>
+                <w:szCs w:val="21"/>
+              </w:rPr>
+            </w:pPr>
+            <w:r>
+              <w:rPr>
+                <w:rFonts w:hint="eastAsia" w:ascii="Times New Roman" w:hAnsi="Times New Roman" w:cs="Times New Roman"/>
+                <w:kern w:val="2"/>
+                <w:sz w:val="21"/>
+                <w:szCs w:val="21"/>
+              </w:rPr>
+              <w:t>1,533,297.98</w:t>
+            </w:r>
+          </w:p>
+        </w:tc>
+        <w:tc>
+          <w:tcPr>
+            <w:tcW w:w="1000" w:type="dxa"/>
+            <w:vAlign w:val="center"/>
+          </w:tcPr>
+          <w:p>
+            <w:pPr>
+              <w:widowControl w:val="0"/>
+              <w:jc w:val="right"/>
+              <w:rPr>
+                <w:rFonts w:hint="eastAsia" w:ascii="Times New Roman" w:hAnsi="Times New Roman" w:cs="Times New Roman"/>
+                <w:kern w:val="2"/>
+                <w:sz w:val="21"/>
+                <w:szCs w:val="21"/>
+              </w:rPr>
+            </w:pPr>
+            <w:r>
+              <w:rPr>
+                <w:rFonts w:hint="eastAsia" w:ascii="Times New Roman" w:hAnsi="Times New Roman" w:cs="Times New Roman"/>
+                <w:kern w:val="2"/>
+                <w:sz w:val="21"/>
+                <w:szCs w:val="21"/>
+              </w:rPr>
+              <w:t>0.44</w:t>
+            </w:r>
+          </w:p>
+        </w:tc>
+        <w:tc>
+          <w:tcPr>
+            <w:tcW w:w="1825" w:type="dxa"/>
+            <w:vAlign w:val="center"/>
+          </w:tcPr>
+          <w:p>
+            <w:pPr>
+              <w:widowControl w:val="0"/>
+              <w:jc w:val="center"/>
+              <w:rPr>
+                <w:rFonts w:hint="eastAsia" w:ascii="Times New Roman" w:hAnsi="Times New Roman" w:cs="Times New Roman"/>
+                <w:kern w:val="2"/>
+                <w:sz w:val="21"/>
+                <w:szCs w:val="21"/>
+              </w:rPr>
+            </w:pPr>
+            <w:r>
+              <w:rPr>
+                <w:rFonts w:hint="eastAsia" w:ascii="Times New Roman" w:hAnsi="Times New Roman" w:cs="Times New Roman"/>
+                <w:kern w:val="2"/>
+                <w:sz w:val="21"/>
+                <w:szCs w:val="21"/>
+              </w:rPr>
+              <w:t>否</w:t>
+            </w:r>
+          </w:p>
+        </w:tc>
+      </w:tr>
+      <w:tr>
+        <w:trPr>
+          <w:trHeight w:val="397" w:hRule="atLeast"/>
+          <w:jc w:val="center"/>
+        </w:trPr>
+        <w:tc>
+          <w:tcPr>
+            <w:tcW w:w="1500" w:type="dxa"/>
+            <w:vAlign w:val="center"/>
+          </w:tcPr>
+          <w:p>
+            <w:pPr>
+              <w:widowControl w:val="0"/>
+              <w:jc w:val="center"/>
+              <w:rPr>
+                <w:rFonts w:hint="eastAsia" w:ascii="Times New Roman" w:hAnsi="Times New Roman" w:cs="Times New Roman"/>
+                <w:kern w:val="2"/>
+                <w:sz w:val="21"/>
+                <w:szCs w:val="21"/>
+              </w:rPr>
+            </w:pPr>
+            <w:r>
+              <w:rPr>
+                <w:rFonts w:hint="eastAsia" w:ascii="Times New Roman" w:hAnsi="Times New Roman" w:cs="Times New Roman"/>
+                <w:kern w:val="2"/>
+                <w:sz w:val="21"/>
+                <w:szCs w:val="21"/>
+              </w:rPr>
+              <w:t>净利润</w:t>
+            </w:r>
+          </w:p>
+        </w:tc>
+        <w:tc>
+          <w:tcPr>
+            <w:tcW w:w="2400" w:type="dxa"/>
+            <w:vAlign w:val="center"/>
+          </w:tcPr>
+          <w:p>
+            <w:pPr>
+              <w:widowControl w:val="0"/>
+              <w:jc w:val="both"/>
+              <w:rPr>
+                <w:rFonts w:hint="eastAsia" w:ascii="Times New Roman" w:hAnsi="Times New Roman" w:cs="Times New Roman"/>
+                <w:kern w:val="2"/>
+                <w:sz w:val="21"/>
+                <w:szCs w:val="21"/>
+              </w:rPr>
+            </w:pPr>
+            <w:r>
+              <w:rPr>
+                <w:rFonts w:hint="eastAsia" w:ascii="Times New Roman" w:hAnsi="Times New Roman" w:cs="Times New Roman"/>
+                <w:kern w:val="2"/>
+                <w:sz w:val="21"/>
+                <w:szCs w:val="21"/>
+              </w:rPr>
+              <w:t>标的净利润×67.00%／燕京啤酒归母净利润</w:t>
+            </w:r>
+          </w:p>
+        </w:tc>
+        <w:tc>
+          <w:tcPr>
+            <w:tcW w:w="1700" w:type="dxa"/>
+            <w:vAlign w:val="center"/>
+          </w:tcPr>
+          <w:p>
+            <w:pPr>
+              <w:widowControl w:val="0"/>
+              <w:jc w:val="right"/>
+              <w:rPr>
+                <w:rFonts w:hint="eastAsia" w:ascii="Times New Roman" w:hAnsi="Times New Roman" w:cs="Times New Roman"/>
+                <w:kern w:val="2"/>
+                <w:sz w:val="21"/>
+                <w:szCs w:val="21"/>
+              </w:rPr>
+            </w:pPr>
+            <w:r>
+              <w:rPr>
+                <w:rFonts w:hint="eastAsia" w:ascii="Times New Roman" w:hAnsi="Times New Roman" w:cs="Times New Roman"/>
+                <w:kern w:val="2"/>
+                <w:sz w:val="21"/>
+                <w:szCs w:val="21"/>
+              </w:rPr>
+              <w:t>1,483.13</w:t>
+            </w:r>
+          </w:p>
+        </w:tc>
+        <w:tc>
+          <w:tcPr>
+            <w:tcW w:w="2000" w:type="dxa"/>
+            <w:vAlign w:val="center"/>
+          </w:tcPr>
+          <w:p>
+            <w:pPr>
+              <w:widowControl w:val="0"/>
+              <w:jc w:val="right"/>
+              <w:rPr>
+                <w:rFonts w:hint="eastAsia" w:ascii="Times New Roman" w:hAnsi="Times New Roman" w:cs="Times New Roman"/>
+                <w:kern w:val="2"/>
+                <w:sz w:val="21"/>
+                <w:szCs w:val="21"/>
+              </w:rPr>
+            </w:pPr>
+            <w:r>
+              <w:rPr>
+                <w:rFonts w:hint="eastAsia" w:ascii="Times New Roman" w:hAnsi="Times New Roman" w:cs="Times New Roman"/>
+                <w:kern w:val="2"/>
+                <w:sz w:val="21"/>
+                <w:szCs w:val="21"/>
+              </w:rPr>
+              <w:t>167,911.71</w:t>
+            </w:r>
+          </w:p>
+        </w:tc>
+        <w:tc>
+          <w:tcPr>
+            <w:tcW w:w="1000" w:type="dxa"/>
+            <w:vAlign w:val="center"/>
+          </w:tcPr>
+          <w:p>
+            <w:pPr>
+              <w:widowControl w:val="0"/>
+              <w:jc w:val="right"/>
+              <w:rPr>
+                <w:rFonts w:hint="eastAsia" w:ascii="Times New Roman" w:hAnsi="Times New Roman" w:cs="Times New Roman"/>
+                <w:kern w:val="2"/>
+                <w:sz w:val="21"/>
+                <w:szCs w:val="21"/>
+              </w:rPr>
+            </w:pPr>
+            <w:r>
+              <w:rPr>
+                <w:rFonts w:hint="eastAsia" w:ascii="Times New Roman" w:hAnsi="Times New Roman" w:cs="Times New Roman"/>
+                <w:kern w:val="2"/>
+                <w:sz w:val="21"/>
+                <w:szCs w:val="21"/>
+              </w:rPr>
+              <w:t>0.88</w:t>
+            </w:r>
+          </w:p>
+        </w:tc>
+        <w:tc>
+          <w:tcPr>
+            <w:tcW w:w="1825" w:type="dxa"/>
+            <w:vAlign w:val="center"/>
+          </w:tcPr>
+          <w:p>
+            <w:pPr>
+              <w:widowControl w:val="0"/>
+              <w:jc w:val="center"/>
+              <w:rPr>
+                <w:rFonts w:hint="eastAsia" w:ascii="Times New Roman" w:hAnsi="Times New Roman" w:cs="Times New Roman"/>
+                <w:kern w:val="2"/>
+                <w:sz w:val="21"/>
+                <w:szCs w:val="21"/>
+              </w:rPr>
+            </w:pPr>
+            <w:r>
+              <w:rPr>
+                <w:rFonts w:hint="eastAsia" w:ascii="Times New Roman" w:hAnsi="Times New Roman" w:cs="Times New Roman"/>
+                <w:kern w:val="2"/>
+                <w:sz w:val="21"/>
+                <w:szCs w:val="21"/>
+              </w:rPr>
+              <w:t>否</w:t>
+            </w:r>
+          </w:p>
+        </w:tc>
+      </w:tr>
+      <w:tr>
+        <w:trPr>
+          <w:trHeight w:val="397" w:hRule="atLeast"/>
+          <w:jc w:val="center"/>
+        </w:trPr>
+        <w:tc>
+          <w:tcPr>
+            <w:tcW w:w="1500" w:type="dxa"/>
+            <w:vAlign w:val="center"/>
+          </w:tcPr>
+          <w:p>
+            <w:pPr>
+              <w:widowControl w:val="0"/>
+              <w:jc w:val="center"/>
+              <w:rPr>
+                <w:rFonts w:hint="eastAsia" w:ascii="Times New Roman" w:hAnsi="Times New Roman" w:cs="Times New Roman"/>
+                <w:kern w:val="2"/>
+                <w:sz w:val="21"/>
+                <w:szCs w:val="21"/>
+              </w:rPr>
+            </w:pPr>
+            <w:r>
+              <w:rPr>
+                <w:rFonts w:hint="eastAsia" w:ascii="Times New Roman" w:hAnsi="Times New Roman" w:cs="Times New Roman"/>
+                <w:kern w:val="2"/>
+                <w:sz w:val="21"/>
+                <w:szCs w:val="21"/>
+              </w:rPr>
+              <w:t>成交金额</w:t>
+            </w:r>
+          </w:p>
+        </w:tc>
+        <w:tc>
+          <w:tcPr>
+            <w:tcW w:w="2400" w:type="dxa"/>
+            <w:vAlign w:val="center"/>
+          </w:tcPr>
+          <w:p>
+            <w:pPr>
+              <w:widowControl w:val="0"/>
+              <w:jc w:val="both"/>
+              <w:rPr>
+                <w:rFonts w:hint="eastAsia" w:ascii="Times New Roman" w:hAnsi="Times New Roman" w:cs="Times New Roman"/>
+                <w:kern w:val="2"/>
+                <w:sz w:val="21"/>
+                <w:szCs w:val="21"/>
+              </w:rPr>
+            </w:pPr>
+            <w:r>
+              <w:rPr>
+                <w:rFonts w:hint="eastAsia" w:ascii="Times New Roman" w:hAnsi="Times New Roman" w:cs="Times New Roman"/>
+                <w:kern w:val="2"/>
+                <w:sz w:val="21"/>
+                <w:szCs w:val="21"/>
+              </w:rPr>
+              <w:t>模拟作价／燕京啤酒归母净资产</w:t>
+            </w:r>
+          </w:p>
+        </w:tc>
+        <w:tc>
+          <w:tcPr>
+            <w:tcW w:w="1700" w:type="dxa"/>
+            <w:vAlign w:val="center"/>
+          </w:tcPr>
+          <w:p>
+            <w:pPr>
+              <w:widowControl w:val="0"/>
+              <w:jc w:val="right"/>
+              <w:rPr>
+                <w:rFonts w:hint="eastAsia" w:ascii="Times New Roman" w:hAnsi="Times New Roman" w:cs="Times New Roman"/>
+                <w:kern w:val="2"/>
+                <w:sz w:val="21"/>
+                <w:szCs w:val="21"/>
+              </w:rPr>
+            </w:pPr>
+            <w:r>
+              <w:rPr>
+                <w:rFonts w:hint="eastAsia" w:ascii="Times New Roman" w:hAnsi="Times New Roman" w:cs="Times New Roman"/>
+                <w:kern w:val="2"/>
+                <w:sz w:val="21"/>
+                <w:szCs w:val="21"/>
+              </w:rPr>
+              <w:t>8,206.28</w:t>
+            </w:r>
+          </w:p>
+        </w:tc>
+        <w:tc>
+          <w:tcPr>
+            <w:tcW w:w="2000" w:type="dxa"/>
+            <w:vAlign w:val="center"/>
+          </w:tcPr>
+          <w:p>
+            <w:pPr>
+              <w:widowControl w:val="0"/>
+              <w:jc w:val="right"/>
+              <w:rPr>
+                <w:rFonts w:hint="eastAsia" w:ascii="Times New Roman" w:hAnsi="Times New Roman" w:cs="Times New Roman"/>
+                <w:kern w:val="2"/>
+                <w:sz w:val="21"/>
+                <w:szCs w:val="21"/>
+              </w:rPr>
+            </w:pPr>
+            <w:r>
+              <w:rPr>
+                <w:rFonts w:hint="eastAsia" w:ascii="Times New Roman" w:hAnsi="Times New Roman" w:cs="Times New Roman"/>
+                <w:kern w:val="2"/>
+                <w:sz w:val="21"/>
+                <w:szCs w:val="21"/>
+              </w:rPr>
+              <w:t>1,548,076.23</w:t>
+            </w:r>
+          </w:p>
+        </w:tc>
+        <w:tc>
+          <w:tcPr>
+            <w:tcW w:w="1000" w:type="dxa"/>
+            <w:vAlign w:val="center"/>
+          </w:tcPr>
+          <w:p>
+            <w:pPr>
+              <w:widowControl w:val="0"/>
+              <w:jc w:val="right"/>
+              <w:rPr>
+                <w:rFonts w:hint="eastAsia" w:ascii="Times New Roman" w:hAnsi="Times New Roman" w:cs="Times New Roman"/>
+                <w:kern w:val="2"/>
+                <w:sz w:val="21"/>
+                <w:szCs w:val="21"/>
+              </w:rPr>
+            </w:pPr>
+            <w:r>
+              <w:rPr>
+                <w:rFonts w:hint="eastAsia" w:ascii="Times New Roman" w:hAnsi="Times New Roman" w:cs="Times New Roman"/>
+                <w:kern w:val="2"/>
+                <w:sz w:val="21"/>
+                <w:szCs w:val="21"/>
+              </w:rPr>
+              <w:t>0.53</w:t>
+            </w:r>
+          </w:p>
+        </w:tc>
+        <w:tc>
+          <w:tcPr>
+            <w:tcW w:w="1825" w:type="dxa"/>
+            <w:vAlign w:val="center"/>
+          </w:tcPr>
+          <w:p>
+            <w:pPr>
+              <w:widowControl w:val="0"/>
+              <w:jc w:val="center"/>
+              <w:rPr>
+                <w:rFonts w:hint="eastAsia" w:ascii="Times New Roman" w:hAnsi="Times New Roman" w:cs="Times New Roman"/>
+                <w:kern w:val="2"/>
+                <w:sz w:val="21"/>
+                <w:szCs w:val="21"/>
+              </w:rPr>
+            </w:pPr>
+            <w:r>
+              <w:rPr>
+                <w:rFonts w:hint="eastAsia" w:ascii="Times New Roman" w:hAnsi="Times New Roman" w:cs="Times New Roman"/>
+                <w:kern w:val="2"/>
+                <w:sz w:val="21"/>
+                <w:szCs w:val="21"/>
+              </w:rPr>
+              <w:t>否</w:t>
+            </w:r>
+          </w:p>
+        </w:tc>
+      </w:tr>
+      <w:tr>
+        <w:trPr>
+          <w:trHeight w:val="397" w:hRule="atLeast"/>
+          <w:jc w:val="center"/>
+        </w:trPr>
+        <w:tc>
+          <w:tcPr>
+            <w:tcW w:w="1500" w:type="dxa"/>
+            <w:vAlign w:val="center"/>
+          </w:tcPr>
+          <w:p>
+            <w:pPr>
+              <w:widowControl w:val="0"/>
+              <w:jc w:val="center"/>
+              <w:rPr>
+                <w:rFonts w:hint="eastAsia" w:ascii="Times New Roman" w:hAnsi="Times New Roman" w:cs="Times New Roman"/>
+                <w:kern w:val="2"/>
+                <w:sz w:val="21"/>
+                <w:szCs w:val="21"/>
+              </w:rPr>
+            </w:pPr>
+            <w:r>
+              <w:rPr>
+                <w:rFonts w:hint="eastAsia" w:ascii="Times New Roman" w:hAnsi="Times New Roman" w:cs="Times New Roman"/>
+                <w:kern w:val="2"/>
+                <w:sz w:val="21"/>
+                <w:szCs w:val="21"/>
+              </w:rPr>
+              <w:t>交易产生的利润</w:t>
+            </w:r>
+          </w:p>
+        </w:tc>
+        <w:tc>
+          <w:tcPr>
+            <w:tcW w:w="2400" w:type="dxa"/>
+            <w:vAlign w:val="center"/>
+          </w:tcPr>
+          <w:p>
+            <w:pPr>
+              <w:widowControl w:val="0"/>
+              <w:jc w:val="both"/>
+              <w:rPr>
+                <w:rFonts w:hint="eastAsia" w:ascii="Times New Roman" w:hAnsi="Times New Roman" w:cs="Times New Roman"/>
+                <w:kern w:val="2"/>
+                <w:sz w:val="21"/>
+                <w:szCs w:val="21"/>
+              </w:rPr>
+            </w:pPr>
+            <w:r>
+              <w:rPr>
+                <w:rFonts w:hint="eastAsia" w:ascii="Times New Roman" w:hAnsi="Times New Roman" w:cs="Times New Roman"/>
+                <w:kern w:val="2"/>
+                <w:sz w:val="21"/>
+                <w:szCs w:val="21"/>
+              </w:rPr>
+              <w:t>权益性交易，合并报表层面不确认损益</w:t>
+            </w:r>
+          </w:p>
+        </w:tc>
+        <w:tc>
+          <w:tcPr>
+            <w:tcW w:w="1700" w:type="dxa"/>
+            <w:vAlign w:val="center"/>
+          </w:tcPr>
+          <w:p>
+            <w:pPr>
+              <w:widowControl w:val="0"/>
+              <w:jc w:val="right"/>
+              <w:rPr>
+                <w:rFonts w:hint="eastAsia" w:ascii="Times New Roman" w:hAnsi="Times New Roman" w:cs="Times New Roman"/>
+                <w:kern w:val="2"/>
+                <w:sz w:val="21"/>
+                <w:szCs w:val="21"/>
+              </w:rPr>
+            </w:pPr>
+            <w:r>
+              <w:rPr>
+                <w:rFonts w:hint="eastAsia" w:ascii="Times New Roman" w:hAnsi="Times New Roman" w:cs="Times New Roman"/>
+                <w:kern w:val="2"/>
+                <w:sz w:val="21"/>
+                <w:szCs w:val="21"/>
+              </w:rPr>
+              <w:t>—</w:t>
+            </w:r>
+          </w:p>
+        </w:tc>
+        <w:tc>
+          <w:tcPr>
+            <w:tcW w:w="2000" w:type="dxa"/>
+            <w:vAlign w:val="center"/>
+          </w:tcPr>
+          <w:p>
+            <w:pPr>
+              <w:widowControl w:val="0"/>
+              <w:jc w:val="right"/>
+              <w:rPr>
+                <w:rFonts w:hint="eastAsia" w:ascii="Times New Roman" w:hAnsi="Times New Roman" w:cs="Times New Roman"/>
+                <w:kern w:val="2"/>
+                <w:sz w:val="21"/>
+                <w:szCs w:val="21"/>
+              </w:rPr>
+            </w:pPr>
+            <w:r>
+              <w:rPr>
+                <w:rFonts w:hint="eastAsia" w:ascii="Times New Roman" w:hAnsi="Times New Roman" w:cs="Times New Roman"/>
+                <w:kern w:val="2"/>
+                <w:sz w:val="21"/>
+                <w:szCs w:val="21"/>
+              </w:rPr>
+              <w:t>167,911.71</w:t>
+            </w:r>
+          </w:p>
+        </w:tc>
+        <w:tc>
+          <w:tcPr>
+            <w:tcW w:w="1000" w:type="dxa"/>
+            <w:vAlign w:val="center"/>
+          </w:tcPr>
+          <w:p>
+            <w:pPr>
+              <w:widowControl w:val="0"/>
+              <w:jc w:val="right"/>
+              <w:rPr>
+                <w:rFonts w:hint="eastAsia" w:ascii="Times New Roman" w:hAnsi="Times New Roman" w:cs="Times New Roman"/>
+                <w:kern w:val="2"/>
+                <w:sz w:val="21"/>
+                <w:szCs w:val="21"/>
+              </w:rPr>
+            </w:pPr>
+            <w:r>
+              <w:rPr>
+                <w:rFonts w:hint="eastAsia" w:ascii="Times New Roman" w:hAnsi="Times New Roman" w:cs="Times New Roman"/>
+                <w:kern w:val="2"/>
+                <w:sz w:val="21"/>
+                <w:szCs w:val="21"/>
+              </w:rPr>
+              <w:t>—</w:t>
+            </w:r>
+          </w:p>
+        </w:tc>
+        <w:tc>
+          <w:tcPr>
+            <w:tcW w:w="1825" w:type="dxa"/>
+            <w:vAlign w:val="center"/>
+          </w:tcPr>
+          <w:p>
+            <w:pPr>
+              <w:widowControl w:val="0"/>
+              <w:jc w:val="center"/>
+              <w:rPr>
+                <w:rFonts w:hint="eastAsia" w:ascii="Times New Roman" w:hAnsi="Times New Roman" w:cs="Times New Roman"/>
+                <w:kern w:val="2"/>
+                <w:sz w:val="21"/>
+                <w:szCs w:val="21"/>
+              </w:rPr>
+            </w:pPr>
+            <w:r>
+              <w:rPr>
+                <w:rFonts w:hint="eastAsia" w:ascii="Times New Roman" w:hAnsi="Times New Roman" w:cs="Times New Roman"/>
+                <w:kern w:val="2"/>
+                <w:sz w:val="21"/>
+                <w:szCs w:val="21"/>
+              </w:rPr>
+              <w:t>否</w:t>
+            </w:r>
+          </w:p>
+        </w:tc>
+      </w:tr>
+    </w:tbl>
+    <w:p>
+      <w:pPr>
+        <w:spacing w:before="163" w:beforeLines="50" w:after="163" w:afterLines="50" w:line="360" w:lineRule="auto"/>
+        <w:ind w:firstLine="480" w:firstLineChars="200"/>
+        <w:jc w:val="both"/>
+        <w:rPr>
+          <w:rFonts w:ascii="Times New Roman" w:hAnsi="Times New Roman" w:cs="Times New Roman"/>
+        </w:rPr>
+      </w:pPr>
+      <w:r>
+        <w:rPr>
+          <w:rFonts w:hint="eastAsia" w:ascii="Times New Roman" w:hAnsi="Times New Roman" w:cs="Times New Roman"/>
+        </w:rPr>
+        <w:t>注：燕京啤酒2025年度数据取自其2025年年度报告，总资产2,374,697.44万元、归属于上市公司股东的净资产1,548,076.23万元、营业收入1,533,297.98万元、归属于上市公司股东的净利润167,911.71万元。</w:t>
+      </w:r>
+    </w:p>
+    <w:p>
+      <w:pPr>
+        <w:spacing w:before="163" w:beforeLines="50" w:after="163" w:afterLines="50" w:line="360" w:lineRule="auto"/>
+        <w:ind w:firstLine="480" w:firstLineChars="200"/>
+        <w:jc w:val="both"/>
+        <w:rPr>
+          <w:rFonts w:ascii="Times New Roman" w:hAnsi="Times New Roman" w:cs="Times New Roman"/>
+        </w:rPr>
+      </w:pPr>
+      <w:r>
+        <w:rPr>
+          <w:rFonts w:hint="eastAsia" w:ascii="Times New Roman" w:hAnsi="Times New Roman" w:cs="Times New Roman"/>
+        </w:rPr>
+        <w:t>经测算，六项指标的占比均在1%以下，远低于章程第6.3条第17项规定的10%董事会审议标准，亦远低于第4.12条第11项规定的50%股东会审议标准；本次交易涉及的资产总额占燕京啤酒最近一期经审计总资产的0.38%，亦未达到第4.12条第13项关于一年内购买、出售重大资产超过30%的股东会审议标准。此外，交易对方发行人及交易标的中发邢台均在燕京啤酒合并报表范围内，依据深圳证券交易所股票上市规则关于上市公司与其合并报表范围内子公司之间交易的规定，本次交易不构成燕京啤酒的关联交易，无需适用第4.12条第10项关于关联交易的审议标准。</w:t>
+      </w:r>
+    </w:p>
+    <w:p>
+      <w:pPr>
+        <w:spacing w:before="163" w:beforeLines="50" w:after="163" w:afterLines="50" w:line="360" w:lineRule="auto"/>
+        <w:ind w:firstLine="480" w:firstLineChars="200"/>
+        <w:jc w:val="both"/>
+        <w:rPr>
+          <w:rFonts w:ascii="Times New Roman" w:hAnsi="Times New Roman" w:cs="Times New Roman"/>
+        </w:rPr>
+      </w:pPr>
+      <w:r>
+        <w:rPr>
+          <w:rFonts w:hint="eastAsia" w:ascii="Times New Roman" w:hAnsi="Times New Roman" w:cs="Times New Roman"/>
+        </w:rPr>
+        <w:t>但需注意，该章程第6.14条规定，董事会对总经理及经营管理层财务事项的授权应仅限于公司主营业务范围的日常经营以及董事会决议事项的执行，对于公司出售资产、对外投资、资产抵押、对外担保事项、委托理财、关联交易等重大事项必须先经董事会决议，不应授权；第6.3条第6项、第16项亦将决定公司重要资产转让、对外投资及收购出售资产列为董事会职权。本次交易属于出售股权资产，按上述规定不属于可授权经营管理层决定的事项。</w:t>
+      </w:r>
+    </w:p>
+    <w:p>
+      <w:pPr>
+        <w:spacing w:before="163" w:beforeLines="50" w:after="163" w:afterLines="50" w:line="360" w:lineRule="auto"/>
+        <w:ind w:firstLine="480" w:firstLineChars="200"/>
+        <w:jc w:val="both"/>
+        <w:rPr>
+          <w:rFonts w:ascii="Times New Roman" w:hAnsi="Times New Roman" w:cs="Times New Roman"/>
+        </w:rPr>
+      </w:pPr>
+      <w:r>
+        <w:rPr>
+          <w:rFonts w:hint="eastAsia" w:ascii="Times New Roman" w:hAnsi="Times New Roman" w:cs="Times New Roman"/>
+        </w:rPr>
+        <w:t>据此初步判断：本次交易未达到提交燕京啤酒股东会审议的标准，亦未达到章程第6.3条第17项规定的应当审议并披露的量化标准；但基于章程第6.14条关于出售资产事项不得授权经营管理层的规定，建议仍提请燕京啤酒董事会审议，以确保决策程序完备。同时，燕京啤酒系国有控股上市公司，本次交易还须按《企业国有资产交易监督管理办法》履行相应的国资审批程序，该程序独立于章程规定的公司治理程序，不因未达章程量化标准而免除。上述判断建议由发行人律师与燕京啤酒董事会办公室、其常年法律顾问共同复核确认。</w:t>
+      </w:r>
+    </w:p>
+    <w:p>
+      <w:pPr>
+        <w:spacing w:before="163" w:beforeLines="50" w:after="163" w:afterLines="50" w:line="360" w:lineRule="auto"/>
+        <w:ind w:firstLine="480" w:firstLineChars="200"/>
+        <w:jc w:val="both"/>
+        <w:rPr>
+          <w:rFonts w:ascii="Times New Roman" w:hAnsi="Times New Roman" w:cs="Times New Roman"/>
+        </w:rPr>
+      </w:pPr>
+      <w:r>
+        <w:rPr>
+          <w:rFonts w:hint="eastAsia" w:ascii="Times New Roman" w:hAnsi="Times New Roman" w:cs="Times New Roman"/>
+        </w:rPr>
+        <w:t>关于分拆上市条件。本次申报涉及燕京啤酒分拆子公司至北京证券交易所上市，应同时符合《上市公司分拆规则（试行）》的规定。以2025年度数据测算：燕京啤酒最近三个会计年度扣除非经常性损益后归属于上市公司股东的净利润累计306,327.22万元，远高于6亿元的要求；燕京啤酒按权益享有的发行人净利润为10,675.00万元，占其归属于上市公司股东净利润167,911.71万元的6.36%，按重组后模拟合并口径测算亦仅为7.87%，均低于50%的上限；燕京啤酒按权益享有的发行人净资产为19,712.98万元，占其归属于上市公司股东净资产1,548,076.23万元的1.27%，低于30%的上限。本次资产注入将提高发行人的资产与利润规模，但上述比例仍有充分安全边际，不会导致分拆条件不满足。另需核查燕京啤酒及其控股股东、实际控制人最近36个月内是否受到中国证监会行政处罚或被证券交易所公开谴责等情形。</w:t>
+      </w:r>
+    </w:p>
+    <w:p>
+      <w:pPr>
+        <w:spacing w:before="163" w:beforeLines="50" w:after="163" w:afterLines="50" w:line="360" w:lineRule="auto"/>
+        <w:ind w:firstLine="480" w:firstLineChars="200"/>
+        <w:jc w:val="both"/>
+        <w:rPr>
+          <w:rFonts w:ascii="Times New Roman" w:hAnsi="Times New Roman" w:cs="Times New Roman"/>
+        </w:rPr>
+      </w:pPr>
+      <w:r>
+        <w:rPr>
+          <w:rFonts w:hint="eastAsia" w:ascii="Times New Roman" w:hAnsi="Times New Roman" w:cs="Times New Roman"/>
+        </w:rPr>
+        <w:t>⑧对发行人财务报表的影响</w:t>
+      </w:r>
+    </w:p>
+    <w:p>
+      <w:pPr>
+        <w:spacing w:before="163" w:beforeLines="50" w:after="163" w:afterLines="50" w:line="360" w:lineRule="auto"/>
+        <w:ind w:firstLine="480" w:firstLineChars="200"/>
+        <w:jc w:val="both"/>
+        <w:rPr>
+          <w:rFonts w:ascii="Times New Roman" w:hAnsi="Times New Roman" w:cs="Times New Roman"/>
+        </w:rPr>
+      </w:pPr>
+      <w:r>
+        <w:rPr>
+          <w:rFonts w:hint="eastAsia" w:ascii="Times New Roman" w:hAnsi="Times New Roman" w:cs="Times New Roman"/>
+        </w:rPr>
+        <w:t>发行人与中发邢台在重组前后均受燕京啤酒最终控制，本次收购构成同一控制下企业合并，两个方案在会计处理上均应按被合并方在最终控制方合并财务报表中的账面价值计量，不产生商誉，并对比较期间进行追溯调整。以简单加总方式模拟合并后，发行人主要财务数据如下：</w:t>
       </w:r>
     </w:p>
     <w:p>
@@ -14237,7 +18442,7 @@
         <w:rPr>
           <w:rFonts w:hint="eastAsia" w:ascii="Times New Roman" w:hAnsi="Times New Roman" w:cs="Times New Roman"/>
         </w:rPr>
-        <w:t>关于是否构成重大资产重组，以2025年度经审计数据测算，中发邢台资产总额、营业收入及净利润占发行人相应指标的比例分别为33.73%、23.12%和16.59%，均低于100%，初步判断无需在重组完成后运行一个完整会计年度。以2026年6月末数据测算资产总额占比为54.85%，主要系其上半年其他应收款（内部资金往来）由3,952.53万元增至16,640.95万元所致；建议在重组实施前先行清理该等内部往来，清理后资产总额约10,587.40万元、占比约21.33%，并有助于同步解决资金占用及独立性事项。最终认定以重组实施时点的最近一期经审计数据为准。</w:t>
+        <w:t>两个方案在合并对价的会计处理上存在差异。方案一下，发行人以增发自身股权作为对价，按新增注册资本1,332.12万元计入实收资本，取得的中发邢台67.00%股权在最终控制方合并财务报表中的账面价值份额与实收资本增加额的差额计入资本公积；发行人所有者权益相应增加。方案二下，发行人支付现金对价，支付对价与取得的净资产账面价值份额之间的差额应当调整资本公积，资本公积不足冲减的调整留存收益。</w:t>
       </w:r>
     </w:p>
     <w:p>
@@ -14253,7 +18458,7 @@
         <w:rPr>
           <w:rFonts w:hint="eastAsia" w:ascii="Times New Roman" w:hAnsi="Times New Roman" w:cs="Times New Roman"/>
         </w:rPr>
-        <w:t>实施安排上，建议2026年8-9月完成方案论证与国资、税务预沟通；9-10月完成专项审计、资产评估及国资备案，并同步清理内部资金往来；10-11月完成三方内部决策及国资审批；11-12月完成工商变更、财务并表及体系整合，最迟于2026年12月股份制改造完成前实施完毕。</w:t>
+        <w:t>就方案二需特别提示：若最终经备案的评估值高于中发邢台账面净资产，则现金对价将高于取得的净资产账面价值份额，超出部分须冲减发行人的资本公积，资本公积不足冲减的还需调整留存收益，将直接减少发行人的净资产及可供分配利润。按前述模拟测算的作价与账面净资产一致，该差额为零；但若评估增值，例如评估值较账面净资产增值20%，则差额约1,641.26万元将冲减发行人权益。该影响不发生于方案一，因方案一系以股权支付、按账面价值计量。建议在取得评估结果后，就该项差额对发行人净资产、后续混改定价基础及分红安排的影响作专项测算。</w:t>
       </w:r>
     </w:p>
     <w:p>
@@ -14269,7 +18474,7 @@
         <w:rPr>
           <w:rFonts w:hint="eastAsia" w:ascii="Times New Roman" w:hAnsi="Times New Roman" w:cs="Times New Roman"/>
         </w:rPr>
-        <w:t>⑤其他配套措施</w:t>
+        <w:t>⑨实施安排及其他配套措施</w:t>
       </w:r>
     </w:p>
     <w:p>
@@ -14285,7 +18490,39 @@
         <w:rPr>
           <w:rFonts w:hint="eastAsia" w:ascii="Times New Roman" w:hAnsi="Times New Roman" w:cs="Times New Roman"/>
         </w:rPr>
-        <w:t>对燕京啤酒、燕京集团、北控集团及其控制的其他企业进行排查，核查是否存在其他从事纳豆及大健康食品业务的主体，一并纳入整合方案或作出说明。经初步排查，本节4、土地收购项下的土地权利人燕京啤酒（邢台）有限公司系燕京啤酒的全资子公司，其厂区已整体转为纳豆生产、不再从事啤酒业务，目前与发行人不构成同业竞争；若本节4采用股权收购方案，该公司被收购后须同步变更经营范围并注销啤酒生产许可，避免发行人因持有啤酒制造企业而与控股股东形成新的同业竞争。取得控股股东、股东及实际控制人出具的《关于避免同业竞争的承诺函》。在重组交割完成前，规范双方之间的产品采购、品牌使用、人员借用及资金往来，签署书面协议并按公允价格定价，并结合《上市公司分拆规则（试行）》核查本次资产注入对燕京啤酒分拆上市的影响。</w:t>
+        <w:t>实施安排上，建议2026年8-9月完成方案论证、股东沟通及国资、税务预沟通，并明确采用方案一或方案二；9-10月完成专项审计、资产评估及国资备案，同步清理中发邢台的内部资金往来；10-11月完成各方内部决策及国资审批，燕京啤酒同步履行董事会审议程序；11-12月完成工商变更、财务并表及体系整合，最迟于2026年12月股份制改造完成前实施完毕。土地事项的实施节奏应与本次股权收购统筹安排，详见本节4、土地收购。</w:t>
+      </w:r>
+    </w:p>
+    <w:p>
+      <w:pPr>
+        <w:spacing w:before="163" w:beforeLines="50" w:after="163" w:afterLines="50" w:line="360" w:lineRule="auto"/>
+        <w:ind w:firstLine="480" w:firstLineChars="200"/>
+        <w:jc w:val="both"/>
+        <w:rPr>
+          <w:rFonts w:ascii="Times New Roman" w:hAnsi="Times New Roman" w:cs="Times New Roman"/>
+        </w:rPr>
+      </w:pPr>
+      <w:r>
+        <w:rPr>
+          <w:rFonts w:hint="eastAsia" w:ascii="Times New Roman" w:hAnsi="Times New Roman" w:cs="Times New Roman"/>
+        </w:rPr>
+        <w:t>配套措施方面，应对燕京啤酒、燕京集团、北控集团及其控制的其他企业进行排查，核查是否存在其他从事纳豆及大健康食品业务的主体，一并纳入整合方案或作出说明。经初步排查，本节4、土地收购项下的土地权利人燕京啤酒（邢台）有限公司系燕京啤酒的全资子公司，其经营范围仍登记为啤酒制造，但厂区已整体转为纳豆生产、不再从事啤酒业务；燕京啤酒2025年年度报告显示，其因收购该公司形成的商誉1,278.72万元已全额计提减值准备，可作为该公司原啤酒业务已不具备持续盈利能力的佐证。若本节4采用收购该公司股权的方案，该公司被收购后须同步变更经营范围、注销啤酒生产许可并变更企业名称，避免发行人因持有啤酒制造企业而与控股股东形成新的同业竞争。</w:t>
+      </w:r>
+    </w:p>
+    <w:p>
+      <w:pPr>
+        <w:spacing w:before="163" w:beforeLines="50" w:after="163" w:afterLines="50" w:line="360" w:lineRule="auto"/>
+        <w:ind w:firstLine="480" w:firstLineChars="200"/>
+        <w:jc w:val="both"/>
+        <w:rPr>
+          <w:rFonts w:ascii="Times New Roman" w:hAnsi="Times New Roman" w:cs="Times New Roman"/>
+        </w:rPr>
+      </w:pPr>
+      <w:r>
+        <w:rPr>
+          <w:rFonts w:hint="eastAsia" w:ascii="Times New Roman" w:hAnsi="Times New Roman" w:cs="Times New Roman"/>
+        </w:rPr>
+        <w:t>此外，应取得控股股东、股东及实际控制人出具的《关于避免同业竞争的承诺函》。在重组交割完成前，规范发行人与中发邢台之间的产品采购、品牌使用、人员借用及资金往来，签署书面协议并按公允价格定价。</w:t>
       </w:r>
     </w:p>
     <w:p>
@@ -15504,7 +19741,23 @@
         <w:rPr>
           <w:rFonts w:hint="eastAsia" w:ascii="Times New Roman" w:hAnsi="Times New Roman" w:cs="Times New Roman"/>
         </w:rPr>
-        <w:t>上述情况在中发邢台账面亦有反映。截至2026年6月30日，中发邢台固定资产账面价值2,489.64万元、在建工程账面余额5,924.02万元，无形资产为零。即中发邢台在他人名下的土地上建造并持有房屋建筑物及在建工程，房、地权属分离。此外，2024年度发行人存在为中发邢台代垫费用的情形，涉及厂房检测鉴定、岩土勘察、消防评估及设备预付款等，通过其他应收款、预付账款核算。</w:t>
+        <w:t>上述情况在中发邢台账面亦有反映。截至2025年12月31日，中发邢台在建工程账面余额6,021.77万元，占其资产总额的44.65%，系邢台纳豆厂区建设工程；固定资产账面价值794.63万元；无形资产账面价值为零。截至2026年6月30日，固定资产账面价值2,489.64万元、在建工程账面余额5,924.02万元，无形资产仍为零。即中发邢台在他人名下的土地上建造并持有房屋建筑物及在建工程，房、地权属分离，且账面未反映任何土地使用权。</w:t>
+      </w:r>
+    </w:p>
+    <w:p>
+      <w:pPr>
+        <w:spacing w:before="163" w:beforeLines="50" w:after="163" w:afterLines="50" w:line="360" w:lineRule="auto"/>
+        <w:ind w:firstLine="480" w:firstLineChars="200"/>
+        <w:jc w:val="both"/>
+        <w:rPr>
+          <w:rFonts w:ascii="Times New Roman" w:hAnsi="Times New Roman" w:cs="Times New Roman"/>
+        </w:rPr>
+      </w:pPr>
+      <w:r>
+        <w:rPr>
+          <w:rFonts w:hint="eastAsia" w:ascii="Times New Roman" w:hAnsi="Times New Roman" w:cs="Times New Roman"/>
+        </w:rPr>
+        <w:t>同时，中发邢台上述两个时点的使用权资产账面价值均为零。按《企业会计准则第21号——租赁》，承租人应当在租赁期开始日就租赁确认使用权资产和租赁负债，短期租赁及低价值资产租赁可简化处理。中发邢台使用面积达272.85亩的土地及厂房从事生产，账面未确认使用权资产，通常意味着双方之间未签署书面租赁协议、或虽有安排但未支付租金。该情形一方面反映资产使用关系未予规范，另一方面构成关联方对发行人体系的利益输送嫌疑，需核实双方之间是否存在书面协议、租金定价依据及实际支付情况，并按公允价格补充规范。此外，2024年度发行人存在为中发邢台代垫费用的情形，涉及厂房检测鉴定、岩土勘察、消防评估及设备预付款等，通过其他应收款、预付账款核算。</w:t>
       </w:r>
     </w:p>
     <w:p>
@@ -15598,6 +19851,54 @@
         <w:jc w:val="both"/>
         <w:rPr>
           <w:rFonts w:ascii="Times New Roman" w:hAnsi="Times New Roman" w:cs="Times New Roman"/>
+        </w:rPr>
+      </w:pPr>
+      <w:r>
+        <w:rPr>
+          <w:rFonts w:hint="eastAsia" w:ascii="Times New Roman" w:hAnsi="Times New Roman" w:cs="Times New Roman"/>
+        </w:rPr>
+        <w:t>⑤对本次发行上市申报时点的影响。若采用下述方案一收购燕京啤酒（邢台）有限公司100%股权，该项收购构成同一控制下的业务重组，适用《证券期货法律适用意见第3号》，且审核实践中通常与本节3、同业竞争项下收购中发邢台67.00%股权的重组合并计算比例。该意见的适用条件、三档比例要求及中发邢台单独测算的结果，详见本节3之（3）⑥。合并测算的临界值取决于燕京啤酒（邢台）有限公司的资产总额：低于6,506.83万元的，合并后比例仍低于50%，申报时点不受影响；介于6,506.83万元至26,499.94万元之间的，落入50%至100%区间，申报文件范围与核查工作量显著增加；达到或超过26,499.94万元的，发行人须在重组完成后运行一个完整会计年度方可申请发行，申报时点将相应推迟。</w:t>
+      </w:r>
+    </w:p>
+    <w:p>
+      <w:pPr>
+        <w:spacing w:before="163" w:beforeLines="50" w:after="163" w:afterLines="50" w:line="360" w:lineRule="auto"/>
+        <w:ind w:firstLine="480" w:firstLineChars="200"/>
+        <w:jc w:val="both"/>
+        <w:rPr>
+          <w:rFonts w:ascii="Times New Roman" w:hAnsi="Times New Roman" w:cs="Times New Roman"/>
+        </w:rPr>
+      </w:pPr>
+      <w:r>
+        <w:rPr>
+          <w:rFonts w:hint="eastAsia" w:ascii="Times New Roman" w:hAnsi="Times New Roman" w:cs="Times New Roman"/>
+        </w:rPr>
+        <w:t>截至本报告出具日，尚未取得燕京啤酒（邢台）有限公司的财务数据，上述比例无法测算。鉴于该公司注册资本7,300.00万元且已全额实缴，燕京啤酒母公司报表中对其长期股权投资账面余额17,172.00万元，且其持有全部四宗宗地及地上厂房，其资产总额超过临界值的可能性较大。该项测算直接决定申报时点与申报文件范围，是本节方案选择的首要变量，建议优先取得该公司最近两年及一期财务报表并完成测算。</w:t>
+      </w:r>
+    </w:p>
+    <w:p>
+      <w:pPr>
+        <w:spacing w:before="163" w:beforeLines="50" w:after="163" w:afterLines="50" w:line="360" w:lineRule="auto"/>
+        <w:ind w:firstLine="480" w:firstLineChars="200"/>
+        <w:jc w:val="both"/>
+        <w:rPr>
+          <w:rFonts w:ascii="Times New Roman" w:hAnsi="Times New Roman" w:cs="Times New Roman"/>
+        </w:rPr>
+      </w:pPr>
+      <w:r>
+        <w:rPr>
+          <w:rFonts w:hint="eastAsia" w:ascii="Times New Roman" w:hAnsi="Times New Roman" w:cs="Times New Roman"/>
+        </w:rPr>
+        <w:t>需一并指出的是，下述方案二系受让土地使用权及地上建筑物，属于购买单项资产而非收购业务主体，一般不构成《证券期货法律适用意见第3号》所称的业务重组，不触发上述比例测算，亦不存在因合并计算而推迟申报的风险。该项差异在既往比较中未予体现，但在申报时点紧张的情况下，可能构成方案二的一项实质性优势，应当纳入方案比选的考量。</w:t>
+      </w:r>
+    </w:p>
+    <w:p>
+      <w:pPr>
+        <w:spacing w:before="163" w:beforeLines="50" w:after="163" w:afterLines="50" w:line="360" w:lineRule="auto"/>
+        <w:ind w:firstLine="480" w:firstLineChars="200"/>
+        <w:jc w:val="both"/>
+        <w:rPr>
+          <w:rFonts w:ascii="Times New Roman" w:hAnsi="Times New Roman" w:cs="Times New Roman"/>
           <w:b/>
           <w:bCs/>
         </w:rPr>
@@ -15620,31 +19921,19 @@
           <w:rFonts w:ascii="Times New Roman" w:hAnsi="Times New Roman" w:cs="Times New Roman"/>
         </w:rPr>
       </w:pPr>
+      <w:commentRangeStart w:id="1"/>
       <w:r>
         <w:rPr>
           <w:rFonts w:hint="eastAsia" w:ascii="Times New Roman" w:hAnsi="Times New Roman" w:cs="Times New Roman"/>
         </w:rPr>
-        <w:t xml:space="preserve">解决路径有两条。一是股权收购，即由发行人收购燕京啤酒持有的燕京啤酒（邢台）有限公司100%股权；二是资产收购，即由发行人或中发邢台直接受让该公司名下的土地使用权及地上建筑物。两条路径均可将土地、厂房纳入上市主体，但在税负、承接范围、实施周期及后续整合上存在差异。</w:t>
+        <w:t>解决路径有两条。一是股权收购，即由发行人收购燕京啤酒持有的燕京啤酒（邢台）有限公司100%股权；二是资产收购，即由发行人或中发邢台直接受让该公司名下的土地使用权及地上建筑物。两条路径均可将土地、厂房纳入上市主体，但在税负、承接范围、实施周期及后续整合上存在差异。最终采用何种方案，需在会计师、律师、评估师进场完成尽职调查后，结合尽调结果与公司诉求确定。两方案的具体安排如下：</w:t>
       </w:r>
-      <w:commentRangeStart w:id="0"/>
+      <w:commentRangeEnd w:id="1"/>
       <w:r>
         <w:rPr>
-          <w:rFonts w:hint="eastAsia" w:ascii="Times New Roman" w:hAnsi="Times New Roman" w:cs="Times New Roman"/>
-        </w:rPr>
-        <w:t xml:space="preserve">最终采用何种方案，需在会计师、律师、评估师进场完成尽职调查后，结合尽调结果与公司诉求确定。</w:t>
-      </w:r>
-      <w:commentRangeEnd w:id="0"/>
-      <w:r>
-        <w:rPr>
           <w:rStyle w:val="CommentReference"/>
         </w:rPr>
-        <w:commentReference w:id="0"/>
-      </w:r>
-      <w:r>
-        <w:rPr>
-          <w:rFonts w:hint="eastAsia" w:ascii="Times New Roman" w:hAnsi="Times New Roman" w:cs="Times New Roman"/>
-        </w:rPr>
-        <w:t xml:space="preserve">两方案的具体安排如下：</w:t>
+        <w:commentReference w:id="1"/>
       </w:r>
     </w:p>
     <w:p>
@@ -15676,7 +19965,7 @@
         <w:rPr>
           <w:rFonts w:hint="eastAsia" w:ascii="Times New Roman" w:hAnsi="Times New Roman" w:cs="Times New Roman"/>
         </w:rPr>
-        <w:t>燕京啤酒以其持有的燕京啤酒（邢台）有限公司100%股权作价出资，对发行人进行非货币资产增资。交易实质为发行人以定向增发股权作为对价收购该公司全部股权，不涉及现金支付。交易完成后，该公司成为发行人的全资子公司，其名下四宗宗地及地上厂房随之进入上市主体，无需逐宗办理土地过户，宗地四亦一并纳入，房、地权属可一次性统一。发行人的注册资本相应增加，燕京啤酒因取得新增股权而持股比例上升，燕京集团及食品发酵研究院被动稀释，控股股东及实际控制人不变。</w:t>
+        <w:t>由发行人收购燕京啤酒持有的燕京啤酒（邢台）有限公司100%股权。交易完成后，该公司成为发行人的全资子公司，其名下四宗宗地及地上厂房随之进入上市主体，无需逐宗办理土地过户，宗地四亦一并纳入，房、地权属可一次性统一。</w:t>
       </w:r>
     </w:p>
     <w:p>
@@ -15692,7 +19981,55 @@
         <w:rPr>
           <w:rFonts w:hint="eastAsia" w:ascii="Times New Roman" w:hAnsi="Times New Roman" w:cs="Times New Roman"/>
         </w:rPr>
-        <w:t>税负方面，股权转让不属于转让房地产，不征土地增值税；不涉及土地、房屋权属转移，不征契税；转让非上市公司股权不属于增值税征税范围。本次收购比例及股权支付比例均为100%，分别高于财税〔2009〕59号规定的50%和85%门槛，加之具有解决资产完整性的合理商业目的，特殊性税务处理的五项条件预计均可满足，企业所得税可实现递延。综合测算，本方案预计仅产生印花税。</w:t>
+        <w:t>对价支付方式与本节3、同业竞争项下收购中发邢台股权一致，同样存在股权支付与现金支付两种选择，且两项交易的支付方式宜作统一安排。采用股权支付的，由燕京啤酒以其持有的标的公司100%股权作价出资、对发行人进行非货币资产增资，发行人注册资本相应增加，燕京啤酒持股比例上升，燕京集团及食品发酵研究院被动稀释，控股股东及实际控制人不变；若两项交易均采用股权支付，则稀释效应叠加，燕京集团及食品发酵研究院的最终持股比例需合并测算。采用现金支付的，发行人以现金受让股权，其注册资本及股权结构不变，但需实际支出资金，且该项支出与收购中发邢台股权的资金需求叠加，对发行人营运资金的影响需一并测算。</w:t>
+      </w:r>
+    </w:p>
+    <w:p>
+      <w:pPr>
+        <w:spacing w:before="163" w:beforeLines="50" w:after="163" w:afterLines="50" w:line="360" w:lineRule="auto"/>
+        <w:ind w:firstLine="480" w:firstLineChars="200"/>
+        <w:jc w:val="both"/>
+        <w:rPr>
+          <w:rFonts w:ascii="Times New Roman" w:hAnsi="Times New Roman" w:cs="Times New Roman"/>
+        </w:rPr>
+      </w:pPr>
+      <w:r>
+        <w:rPr>
+          <w:rFonts w:hint="eastAsia" w:ascii="Times New Roman" w:hAnsi="Times New Roman" w:cs="Times New Roman"/>
+        </w:rPr>
+        <w:t>税负方面，无论采用何种支付方式，股权转让均不属于转让房地产，不征土地增值税；不涉及土地、房屋权属转移，不征契税；转让非上市公司股权不属于增值税征税范围。本方案预计涉及的税种为企业所得税及印花税。采用股权支付的，本次收购比例及股权支付比例均为100%，分别高于财税〔2009〕59号规定的50%和85%门槛，加之具有解决资产完整性的合理商业目的，特殊性税务处理的五项条件预计均可满足，企业所得税可实现递延，实际发生的税费预计仅为印花税；采用现金支付的，适用一般性税务处理，燕京啤酒按转让对价与其计税基础的差额确认股权转让所得，适用企业所得税法定税率25%，计税基础可参照其母公司报表中对该公司的长期股权投资账面余额17,172.00万元核实确定。</w:t>
+      </w:r>
+    </w:p>
+    <w:p>
+      <w:pPr>
+        <w:spacing w:before="163" w:beforeLines="50" w:after="163" w:afterLines="50" w:line="360" w:lineRule="auto"/>
+        <w:ind w:firstLine="480" w:firstLineChars="200"/>
+        <w:jc w:val="both"/>
+        <w:rPr>
+          <w:rFonts w:ascii="Times New Roman" w:hAnsi="Times New Roman" w:cs="Times New Roman"/>
+        </w:rPr>
+      </w:pPr>
+      <w:r>
+        <w:rPr>
+          <w:rFonts w:hint="eastAsia" w:ascii="Times New Roman" w:hAnsi="Times New Roman" w:cs="Times New Roman"/>
+        </w:rPr>
+        <w:t>本方案的对价及税费金额，取决于标的公司的净资产及评估结果。截至本报告出具日尚未取得该公司的财务数据，亦未启动评估程序，故本报告未作具体测算。取得该公司最近两年及一期财务报表后，可先以账面净资产为基础作模拟测算，并在评估报告出具后按经备案的评估值最终确定。需提示的是，标的公司持有四宗宗地合计272.85亩，其中出让取得的国有建设用地215.50亩，取得时间为2009年至2015年，土地评估增值幅度可能较大，将同时推高交易对价与股权支付方式下的稀释幅度、现金支付方式下的所得税税负，该项影响在取得评估结果前无法量化。</w:t>
+      </w:r>
+    </w:p>
+    <w:p>
+      <w:pPr>
+        <w:spacing w:before="163" w:beforeLines="50" w:after="163" w:afterLines="50" w:line="360" w:lineRule="auto"/>
+        <w:ind w:firstLine="480" w:firstLineChars="200"/>
+        <w:jc w:val="both"/>
+        <w:rPr>
+          <w:rFonts w:ascii="Times New Roman" w:hAnsi="Times New Roman" w:cs="Times New Roman"/>
+        </w:rPr>
+      </w:pPr>
+      <w:r>
+        <w:rPr>
+          <w:rFonts w:hint="eastAsia" w:ascii="Times New Roman" w:hAnsi="Times New Roman" w:cs="Times New Roman"/>
+        </w:rPr>
+        <w:t>关于标的公司啤酒业务已实质终止，除公司口头说明外，可取得书面佐证。燕京啤酒2025年年度报告披露，其因收购燕京啤酒（邢台）有限公司形成的商誉原值1,278.72万元已全额计提减值准备，减值准备期末余额与账面原值一致；同时该年度报告将标的公司列为合并范围内子公司，主营业务仍登记为生产及销售啤酒，取得方式为非同一控制下企业合并。商誉全额减值可作为标的公司原啤酒业务已不具备持续盈利能力的佐证，与厂区已整体转为纳豆生产的现状相互印证。建议进一步取得停产决议、技改立项文件、啤酒生产设备处置记录及纳豆生产线建设手续等书面依据，以完整证明业务转换的事实与时点。</w:t>
       </w:r>
     </w:p>
     <w:p>
@@ -16345,7 +20682,7 @@
                 <w:sz w:val="21"/>
                 <w:szCs w:val="21"/>
               </w:rPr>
-              <w:t>符合特殊性税务处理条件的可递延，预计为0</w:t>
+              <w:t>以股权支付且符合特殊性税务处理条件的可递延；以现金支付的按转让所得的25%缴纳</w:t>
             </w:r>
           </w:p>
         </w:tc>
@@ -16373,6 +20710,180 @@
                 <w:szCs w:val="21"/>
               </w:rPr>
               <w:t>以股权支付的可争取递延；以现金支付的按转让所得的25%缴纳</w:t>
+            </w:r>
+          </w:p>
+        </w:tc>
+      </w:tr>
+      <w:tr>
+        <w:trPr>
+          <w:trHeight w:val="397" w:hRule="atLeast"/>
+          <w:jc w:val="center"/>
+        </w:trPr>
+        <w:tc>
+          <w:tcPr>
+            <w:tcW w:w="1725" w:type="dxa"/>
+            <w:vAlign w:val="center"/>
+          </w:tcPr>
+          <w:p>
+            <w:pPr>
+              <w:widowControl w:val="0"/>
+              <w:jc w:val="center"/>
+              <w:rPr>
+                <w:rFonts w:hint="eastAsia" w:ascii="Times New Roman" w:hAnsi="Times New Roman" w:cs="Times New Roman"/>
+                <w:kern w:val="2"/>
+                <w:sz w:val="21"/>
+                <w:szCs w:val="21"/>
+              </w:rPr>
+            </w:pPr>
+            <w:r>
+              <w:rPr>
+                <w:rFonts w:hint="eastAsia" w:ascii="Times New Roman" w:hAnsi="Times New Roman" w:cs="Times New Roman"/>
+                <w:kern w:val="2"/>
+                <w:sz w:val="21"/>
+                <w:szCs w:val="21"/>
+              </w:rPr>
+              <w:t>支付方式</w:t>
+            </w:r>
+          </w:p>
+        </w:tc>
+        <w:tc>
+          <w:tcPr>
+            <w:tcW w:w="4350" w:type="dxa"/>
+            <w:vAlign w:val="center"/>
+          </w:tcPr>
+          <w:p>
+            <w:pPr>
+              <w:widowControl w:val="0"/>
+              <w:jc w:val="both"/>
+              <w:rPr>
+                <w:rFonts w:hint="eastAsia" w:ascii="Times New Roman" w:hAnsi="Times New Roman" w:cs="Times New Roman"/>
+                <w:kern w:val="2"/>
+                <w:sz w:val="21"/>
+                <w:szCs w:val="21"/>
+              </w:rPr>
+            </w:pPr>
+            <w:r>
+              <w:rPr>
+                <w:rFonts w:hint="eastAsia" w:ascii="Times New Roman" w:hAnsi="Times New Roman" w:cs="Times New Roman"/>
+                <w:kern w:val="2"/>
+                <w:sz w:val="21"/>
+                <w:szCs w:val="21"/>
+              </w:rPr>
+              <w:t>股权支付或现金支付，宜与收购中发邢台股权统一安排</w:t>
+            </w:r>
+          </w:p>
+        </w:tc>
+        <w:tc>
+          <w:tcPr>
+            <w:tcW w:w="4350" w:type="dxa"/>
+            <w:vAlign w:val="center"/>
+          </w:tcPr>
+          <w:p>
+            <w:pPr>
+              <w:widowControl w:val="0"/>
+              <w:jc w:val="both"/>
+              <w:rPr>
+                <w:rFonts w:hint="eastAsia" w:ascii="Times New Roman" w:hAnsi="Times New Roman" w:cs="Times New Roman"/>
+                <w:kern w:val="2"/>
+                <w:sz w:val="21"/>
+                <w:szCs w:val="21"/>
+              </w:rPr>
+            </w:pPr>
+            <w:r>
+              <w:rPr>
+                <w:rFonts w:hint="eastAsia" w:ascii="Times New Roman" w:hAnsi="Times New Roman" w:cs="Times New Roman"/>
+                <w:kern w:val="2"/>
+                <w:sz w:val="21"/>
+                <w:szCs w:val="21"/>
+              </w:rPr>
+              <w:t>现金支付，或由出让方以房地产作价入股、发行人定向增发股权支付</w:t>
+            </w:r>
+          </w:p>
+        </w:tc>
+      </w:tr>
+      <w:tr>
+        <w:trPr>
+          <w:trHeight w:val="397" w:hRule="atLeast"/>
+          <w:jc w:val="center"/>
+        </w:trPr>
+        <w:tc>
+          <w:tcPr>
+            <w:tcW w:w="1725" w:type="dxa"/>
+            <w:vAlign w:val="center"/>
+          </w:tcPr>
+          <w:p>
+            <w:pPr>
+              <w:widowControl w:val="0"/>
+              <w:jc w:val="center"/>
+              <w:rPr>
+                <w:rFonts w:hint="eastAsia" w:ascii="Times New Roman" w:hAnsi="Times New Roman" w:cs="Times New Roman"/>
+                <w:kern w:val="2"/>
+                <w:sz w:val="21"/>
+                <w:szCs w:val="21"/>
+              </w:rPr>
+            </w:pPr>
+            <w:r>
+              <w:rPr>
+                <w:rFonts w:hint="eastAsia" w:ascii="Times New Roman" w:hAnsi="Times New Roman" w:cs="Times New Roman"/>
+                <w:kern w:val="2"/>
+                <w:sz w:val="21"/>
+                <w:szCs w:val="21"/>
+              </w:rPr>
+              <w:t>对申报时点的影响</w:t>
+            </w:r>
+          </w:p>
+        </w:tc>
+        <w:tc>
+          <w:tcPr>
+            <w:tcW w:w="4350" w:type="dxa"/>
+            <w:vAlign w:val="center"/>
+          </w:tcPr>
+          <w:p>
+            <w:pPr>
+              <w:widowControl w:val="0"/>
+              <w:jc w:val="both"/>
+              <w:rPr>
+                <w:rFonts w:hint="eastAsia" w:ascii="Times New Roman" w:hAnsi="Times New Roman" w:cs="Times New Roman"/>
+                <w:kern w:val="2"/>
+                <w:sz w:val="21"/>
+                <w:szCs w:val="21"/>
+              </w:rPr>
+            </w:pPr>
+            <w:r>
+              <w:rPr>
+                <w:rFonts w:hint="eastAsia" w:ascii="Times New Roman" w:hAnsi="Times New Roman" w:cs="Times New Roman"/>
+                <w:kern w:val="2"/>
+                <w:sz w:val="21"/>
+                <w:szCs w:val="21"/>
+              </w:rPr>
+              <w:t>构成同一控制下业务重组，须与收购中发邢台股权合并测算比例，存在因跨档而推迟申报的风险</w:t>
+            </w:r>
+          </w:p>
+        </w:tc>
+        <w:tc>
+          <w:tcPr>
+            <w:tcW w:w="4350" w:type="dxa"/>
+            <w:vAlign w:val="center"/>
+          </w:tcPr>
+          <w:p>
+            <w:pPr>
+              <w:widowControl w:val="0"/>
+              <w:jc w:val="both"/>
+              <w:rPr>
+                <w:rFonts w:hint="eastAsia" w:ascii="Times New Roman" w:hAnsi="Times New Roman" w:cs="Times New Roman"/>
+                <w:kern w:val="2"/>
+                <w:sz w:val="21"/>
+                <w:szCs w:val="21"/>
+              </w:rPr>
+            </w:pPr>
+            <w:r>
+              <w:rPr>
+                <w:rFonts w:hint="eastAsia" w:ascii="Times New Roman" w:hAnsi="Times New Roman" w:cs="Times New Roman"/>
+                <w:kern w:val="2"/>
+                <w:sz w:val="21"/>
+                <w:szCs w:val="21"/>
+              </w:rPr>
+              <w:t>属购买单项资产，一般不构成业务重组，不触发比例测算，无推迟申报风险</w:t>
             </w:r>
           </w:p>
         </w:tc>
@@ -16739,7 +21250,7 @@
         <w:rPr>
           <w:rFonts w:hint="eastAsia" w:ascii="Times New Roman" w:hAnsi="Times New Roman" w:cs="Times New Roman"/>
         </w:rPr>
-        <w:t>注：上述为定性比较，具体金额待标的公司审计、土地评估完成并确定交易作价后测算。</w:t>
+        <w:t>注：上述为定性比较。因截至本报告出具日尚未取得燕京啤酒（邢台）有限公司的财务数据，亦未启动土地及房产评估，两方案的交易对价、税费金额及股权稀释幅度均未作测算，待标的公司审计、土地评估完成并确定交易作价后另行补充。</w:t>
       </w:r>
     </w:p>
     <w:p>
@@ -16803,7 +21314,71 @@
         <w:rPr>
           <w:rFonts w:hint="eastAsia" w:ascii="Times New Roman" w:hAnsi="Times New Roman" w:cs="Times New Roman"/>
         </w:rPr>
-        <w:t>⑤共通程序及实施安排</w:t>
+        <w:t>⑤对燕京啤酒的影响及其内部审议程序</w:t>
+      </w:r>
+    </w:p>
+    <w:p>
+      <w:pPr>
+        <w:spacing w:before="163" w:beforeLines="50" w:after="163" w:afterLines="50" w:line="360" w:lineRule="auto"/>
+        <w:ind w:firstLine="480" w:firstLineChars="200"/>
+        <w:jc w:val="both"/>
+        <w:rPr>
+          <w:rFonts w:ascii="Times New Roman" w:hAnsi="Times New Roman" w:cs="Times New Roman"/>
+        </w:rPr>
+      </w:pPr>
+      <w:r>
+        <w:rPr>
+          <w:rFonts w:hint="eastAsia" w:ascii="Times New Roman" w:hAnsi="Times New Roman" w:cs="Times New Roman"/>
+        </w:rPr>
+        <w:t>两个方案中燕京啤酒均为转让方或转让方的母公司，需判断本次交易是否触发其作为深圳证券交易所主板上市公司的内部审议及信息披露义务。交易前后，燕京啤酒（邢台）有限公司及发行人均在燕京啤酒合并报表范围内，交易不改变其合并报表范围，在合并报表层面属于与少数股东之间的权益性交易，不确认处置损益；交易对方及交易标的均在其合并报表范围内，依据深圳证券交易所股票上市规则关于上市公司与其合并报表范围内子公司之间交易的规定，本次交易不构成燕京啤酒的关联交易。</w:t>
+      </w:r>
+    </w:p>
+    <w:p>
+      <w:pPr>
+        <w:spacing w:before="163" w:beforeLines="50" w:after="163" w:afterLines="50" w:line="360" w:lineRule="auto"/>
+        <w:ind w:firstLine="480" w:firstLineChars="200"/>
+        <w:jc w:val="both"/>
+        <w:rPr>
+          <w:rFonts w:ascii="Times New Roman" w:hAnsi="Times New Roman" w:cs="Times New Roman"/>
+        </w:rPr>
+      </w:pPr>
+      <w:r>
+        <w:rPr>
+          <w:rFonts w:hint="eastAsia" w:ascii="Times New Roman" w:hAnsi="Times New Roman" w:cs="Times New Roman"/>
+        </w:rPr>
+        <w:t>关于审议层级，应依据《北京燕京啤酒股份有限公司章程》（2025年11月经2025年第一次临时股东会批准）测算，适用的条款、量化门槛及测算方法与本节3、同业竞争一致，详见该节之（3）⑦。本节土地事项因尚未取得燕京啤酒（邢台）有限公司的财务数据及交易作价，无法完成同口径测算，待取得后按相同方法补充。据燕京啤酒2025年度经审计数据倒算，标的公司资产总额需超过237,469.74万元，或其净资产、交易成交金额需超过154,807.62万元，方可能触及章程第6.3条第17项10%的董事会审议标准；结合该公司注册资本7,300.00万元、燕京啤酒对其长期股权投资账面余额17,172.00万元的规模判断，达到该标准的可能性很低。</w:t>
+      </w:r>
+    </w:p>
+    <w:p>
+      <w:pPr>
+        <w:spacing w:before="163" w:beforeLines="50" w:after="163" w:afterLines="50" w:line="360" w:lineRule="auto"/>
+        <w:ind w:firstLine="480" w:firstLineChars="200"/>
+        <w:jc w:val="both"/>
+        <w:rPr>
+          <w:rFonts w:ascii="Times New Roman" w:hAnsi="Times New Roman" w:cs="Times New Roman"/>
+        </w:rPr>
+      </w:pPr>
+      <w:r>
+        <w:rPr>
+          <w:rFonts w:hint="eastAsia" w:ascii="Times New Roman" w:hAnsi="Times New Roman" w:cs="Times New Roman"/>
+        </w:rPr>
+        <w:t>但依该章程第6.14条，出售资产、对外投资等事项不属于可授权经营管理层决定的事项，故即使量化指标未达标准，仍建议提请燕京啤酒董事会审议，以确保决策程序完备。同时，燕京啤酒系国有控股上市公司，本次交易还须按《企业国有资产交易监督管理办法》履行相应的国资审批程序，该程序独立于章程规定的公司治理程序，不因未达章程量化标准而免除。上述判断建议由发行人律师与燕京啤酒董事会办公室、其常年法律顾问共同复核确认。</w:t>
+      </w:r>
+    </w:p>
+    <w:p>
+      <w:pPr>
+        <w:spacing w:before="163" w:beforeLines="50" w:after="163" w:afterLines="50" w:line="360" w:lineRule="auto"/>
+        <w:ind w:firstLine="480" w:firstLineChars="200"/>
+        <w:jc w:val="both"/>
+        <w:rPr>
+          <w:rFonts w:ascii="Times New Roman" w:hAnsi="Times New Roman" w:cs="Times New Roman"/>
+        </w:rPr>
+      </w:pPr>
+      <w:r>
+        <w:rPr>
+          <w:rFonts w:hint="eastAsia" w:ascii="Times New Roman" w:hAnsi="Times New Roman" w:cs="Times New Roman"/>
+        </w:rPr>
+        <w:t>⑥共通程序及实施安排</w:t>
       </w:r>
     </w:p>
     <w:p>
@@ -16851,7 +21426,23 @@
         <w:rPr>
           <w:rFonts w:hint="eastAsia" w:ascii="Times New Roman" w:hAnsi="Times New Roman" w:cs="Times New Roman"/>
         </w:rPr>
-        <w:t>实施安排上，建议2026年8-9月完成方案论证，同步启动标的公司尽职调查并与国资、税务预沟通；9-10月完成专项审计与资产评估并报国资备案，据以确定最终方案；10-11月完成三方内部决策及国资审批；11-12月完成交割、财务并表及后续整合。上述工作建议与中发邢台股权重组同步推进，最迟于2026年12月股份制改造完成前实施完毕。</w:t>
+        <w:t>两项交易的统筹安排。本节土地事项与本节3、同业竞争项下收购中发邢台股权系两项独立交易，但在支付方式、稀释效应、比例测算及实施节奏上相互关联，建议一并论证、统一决策。三点需统筹考虑：其一，若两项交易均采用股权支付，燕京集团及食品发酵研究院的稀释效应叠加，最终持股比例需合并测算，并一次性取得该两名股东放弃优先认缴出资权的书面意见；其二，若土地事项采用方案一，两项重组须合并计算《证券期货法律适用意见第3号》项下的比例，测算结果可能改变申报时点，故应先取得燕京啤酒（邢台）有限公司财务数据完成测算，再确定两项交易的先后顺序；其三，若合并测算结果落入50%至100%区间甚至超过100%，可考虑的应对包括土地事项改采方案二以规避业务重组认定，或将土地事项推迟至申报后实施、过渡期内以租赁方式安排使用。</w:t>
+      </w:r>
+    </w:p>
+    <w:p>
+      <w:pPr>
+        <w:spacing w:before="163" w:beforeLines="50" w:after="163" w:afterLines="50" w:line="360" w:lineRule="auto"/>
+        <w:ind w:firstLine="480" w:firstLineChars="200"/>
+        <w:jc w:val="both"/>
+        <w:rPr>
+          <w:rFonts w:ascii="Times New Roman" w:hAnsi="Times New Roman" w:cs="Times New Roman"/>
+        </w:rPr>
+      </w:pPr>
+      <w:r>
+        <w:rPr>
+          <w:rFonts w:hint="eastAsia" w:ascii="Times New Roman" w:hAnsi="Times New Roman" w:cs="Times New Roman"/>
+        </w:rPr>
+        <w:t>实施安排上，建议2026年8-9月取得燕京啤酒（邢台）有限公司最近两年及一期财务报表并完成比例测算，同步完成方案论证、启动标的公司尽职调查并与国资、税务预沟通；9-10月完成专项审计与资产评估并报国资备案，据以确定最终方案；10-11月完成各方内部决策及国资审批，燕京啤酒同步履行董事会审议程序；11-12月完成交割、财务并表及后续整合。上述工作建议与中发邢台股权重组同步推进，最迟于2026年12月股份制改造完成前实施完毕。</w:t>
       </w:r>
     </w:p>
     <w:p>
@@ -20385,7 +24976,7 @@
 
 <file path=word/comments.xml><?xml version="1.0" encoding="utf-8"?>
 <w:comments xmlns:wpc="http://schemas.microsoft.com/office/word/2010/wordprocessingCanvas" xmlns:cx="http://schemas.microsoft.com/office/drawing/2014/chartex" xmlns:cx1="http://schemas.microsoft.com/office/drawing/2015/9/8/chartex" xmlns:cx2="http://schemas.microsoft.com/office/drawing/2015/10/21/chartex" xmlns:cx3="http://schemas.microsoft.com/office/drawing/2016/5/9/chartex" xmlns:cx4="http://schemas.microsoft.com/office/drawing/2016/5/10/chartex" xmlns:cx5="http://schemas.microsoft.com/office/drawing/2016/5/11/chartex" xmlns:cx6="http://schemas.microsoft.com/office/drawing/2016/5/12/chartex" xmlns:cx7="http://schemas.microsoft.com/office/drawing/2016/5/13/chartex" xmlns:cx8="http://schemas.microsoft.com/office/drawing/2016/5/14/chartex" xmlns:mc="http://schemas.openxmlformats.org/markup-compatibility/2006" xmlns:aink="http://schemas.microsoft.com/office/drawing/2016/ink" xmlns:am3d="http://schemas.microsoft.com/office/drawing/2017/model3d" xmlns:o="urn:schemas-microsoft-com:office:office" xmlns:oel="http://schemas.microsoft.com/office/2019/extlst" xmlns:r="http://schemas.openxmlformats.org/officeDocument/2006/relationships" xmlns:m="http://schemas.openxmlformats.org/officeDocument/2006/math" xmlns:v="urn:schemas-microsoft-com:vml" xmlns:wp14="http://schemas.microsoft.com/office/word/2010/wordprocessingDrawing" xmlns:wp="http://schemas.openxmlformats.org/drawingml/2006/wordprocessingDrawing" xmlns:w10="urn:schemas-microsoft-com:office:word" xmlns:w="http://schemas.openxmlformats.org/wordprocessingml/2006/main" xmlns:w14="http://schemas.microsoft.com/office/word/2010/wordml" xmlns:w15="http://schemas.microsoft.com/office/word/2012/wordml" xmlns:w16cex="http://schemas.microsoft.com/office/word/2018/wordml/cex" xmlns:w16cid="http://schemas.microsoft.com/office/word/2016/wordml/cid" xmlns:w16="http://schemas.microsoft.com/office/word/2018/wordml" xmlns:w16du="http://schemas.microsoft.com/office/word/2023/wordml/word16du" xmlns:w16sdtdh="http://schemas.microsoft.com/office/word/2020/wordml/sdtdatahash" xmlns:w16sdtfl="http://schemas.microsoft.com/office/word/2024/wordml/sdtformatlock" xmlns:w16se="http://schemas.microsoft.com/office/word/2015/wordml/symex" xmlns:wpg="http://schemas.microsoft.com/office/word/2010/wordprocessingGroup" xmlns:wpi="http://schemas.microsoft.com/office/word/2010/wordprocessingInk" xmlns:wne="http://schemas.microsoft.com/office/word/2006/wordml" xmlns:wps="http://schemas.microsoft.com/office/word/2010/wordprocessingShape" mc:Ignorable="w14 w15 w16se w16cid w16 w16cex w16sdtdh w16sdtfl w16du wp14">
-  <w:comment w:id="0" w:author="燕京中发IPO项目组" w:date="2026-08-24T07:52:30Z" w:initials="YJ">
+  <w:comment w:id="0" w:author="燕京中发IPO项目组" w:date="2026-08-25T09:00:00Z" w:initials="YJ">
     <w:p>
       <w:pPr>
         <w:pStyle w:val="CommentText"/>
@@ -20403,7 +24994,29 @@
           <w:sz w:val="20"/>
           <w:szCs w:val="20"/>
         </w:rPr>
-        <w:t xml:space="preserve">本节列示股权收购与资产收购两个方案，最终选择需在中介机构进场完成尽职调查后，结合尽调结果与公司诉求确定。两方案共同的前提是该公司厂区已整体转为纳豆生产、不再从事啤酒业务，该前提目前仅据了解，尚需以书面资料确认，请优先落实。决定方案选择的待核事项：一、标的公司的或有负债、对外担保、未决诉讼、行政处罚、税务合规及环保遗留情况，若有重大问题则宜转向资产收购；二、其最近两年及一期财务报表，用于测算股权作价及交易后股权结构；三、土地评估增值幅度，直接决定资产收购方案下土地增值税的实际金额；四、113名员工的实际工作内容及劳动关系归属；五、宗地四的实际使用状况及建设、环保手续。此外还需取得：标的公司营业执照及公司章程；宗地二出让合同（核对起始日期及年限）；啤酒生产线停产时间及现有生产线的产权归属。另需提示：如采用股权收购方案，收购后须同步变更经营范围并注销啤酒生产许可，否则发行人将因持有啤酒制造企业而与控股股东燕京啤酒形成新的同业竞争。</w:t>
+        <w:t xml:space="preserve">本节按要求列示股权支付与现金支付两个方案，比例测算与交易对价统一采用2025年度经审计数据。需公司确认或落实的事项：一、方案选择取决于燕京集团（17.50%）及食品发酵研究院（2.50%）是否同意放弃优先认缴出资权并接受稀释，建议先行沟通并取得书面意见，再最终定案；二、企业所得税按25%法定税率测算。燕京啤酒为法人股东，适用企业所得税法定税率；20%系自然人股东转让股权的个人所得税税率，本次不适用。若需同时列示20%口径的测算结果，请告知；三、交易对价以账面净资产模拟测算，实际须以经国资备案的评估结果为准。若采用收益法评估并产生增值，现金支付方案的所得税税负与股权支付方案的稀释幅度均将同步上升，届时需重新比选；四、《证券期货法律适用意见第3号》的比例测算以重组前一个会计年度即2025年度数据为准；若重组推迟至2027年实施，须以2026年度数据重新测算。中发邢台2026年6月末其他应收款达16,640.95万元，导致其资产总额占比升至54.85%，建议在重组实施前先行清理内部资金往来，避免比例被动跨档；五、对燕京啤酒审议层级的判断依据其2025年11月版《公司章程》第4.12条、第6.3条及第6.14条，结论为未达股东会及董事会的量化审议标准，但因章程规定出售资产事项不得授权经营管理层，仍建议提请董事会审议。该判断建议由发行人律师与燕京啤酒董事会办公室及其常年法律顾问复核确认。</w:t>
+      </w:r>
+    </w:p>
+  </w:comment>
+  <w:comment w:id="1" w:author="燕京中发IPO项目组" w:date="2026-08-25T09:00:00Z" w:initials="YJ">
+    <w:p>
+      <w:pPr>
+        <w:pStyle w:val="CommentText"/>
+      </w:pPr>
+      <w:r>
+        <w:rPr>
+          <w:rStyle w:val="CommentReference"/>
+        </w:rPr>
+        <w:annotationRef/>
+      </w:r>
+      <w:r>
+        <w:rPr>
+          <w:rFonts w:hint="eastAsia" w:ascii="Times New Roman" w:hAnsi="Times New Roman" w:eastAsia="宋体"/>
+          <w:color w:val="000000"/>
+          <w:sz w:val="20"/>
+          <w:szCs w:val="20"/>
+        </w:rPr>
+        <w:t xml:space="preserve">按要求，本节只写方案、暂不填具体数据，交易对价及税费待取得燕京啤酒（邢台）有限公司财务数据后补充测算。最紧急待补材料：燕京啤酒（邢台）有限公司最近两年及一期财务报表（审计版最佳，未审亦可）。该数据不仅决定本节的对价与税费，更直接决定申报时点——其资产总额低于6,506.83万元的，两笔重组合并测算后仍处20%至50%档，申报节奏不受影响；介于6,506.83万元至26,499.94万元的，落入50%至100%档，申报文件范围与核查工作量显著增加；达到或超过26,499.94万元的，须在重组完成后运行一个完整会计年度方可申报，原定申报节点将丢失。鉴于该公司注册资本7,300.00万元已全额实缴、燕京啤酒对其长期股权投资账面余额17,172.00万元，且其持有全部四宗宗地及地上厂房，落入第二档的可能性较大，请优先落实。其余待核事项：一、标的公司的或有负债、对外担保、未决诉讼、行政处罚、税务合规及环保遗留情况，若有重大问题宜转向方案二；二、宗地二的出让合同。该证载终止日期为2066年10月15日，按工业用地五十年最高年限倒推的起始日期晚于其2015年12月18日的发证日，两者不衔接，需核对；三、宗地四的实际使用状况及建设、环保手续。该宗地证载用途为工业用地，与公司说明的污水处理用途不一致；四、中发邢台与燕京啤酒（邢台）有限公司之间土地及厂房使用的书面协议及租金支付凭证。中发邢台账面使用权资产为零，通常意味着双方未签署书面租赁协议或未实际支付租金，涉及关联方利益输送嫌疑，需核实并规范；五、啤酒生产线停产及改建为纳豆生产线的书面依据。燕京啤酒2025年年度报告显示，其因收购该公司形成的商誉1,278.72万元已全额计提减值准备，可作为原啤酒业务已不具备持续盈利能力的佐证，但仍需取得停产决议、技改立项文件、设备处置记录等直接证据；六、113名员工的实际工作内容及劳动关系归属；七、标的公司的营业执照及公司章程。</w:t>
       </w:r>
     </w:p>
   </w:comment>
@@ -20413,18 +25026,21 @@
 <file path=word/commentsExtended.xml><?xml version="1.0" encoding="utf-8"?>
 <w15:commentsEx xmlns:wpc="http://schemas.microsoft.com/office/word/2010/wordprocessingCanvas" xmlns:cx="http://schemas.microsoft.com/office/drawing/2014/chartex" xmlns:cx1="http://schemas.microsoft.com/office/drawing/2015/9/8/chartex" xmlns:cx2="http://schemas.microsoft.com/office/drawing/2015/10/21/chartex" xmlns:cx3="http://schemas.microsoft.com/office/drawing/2016/5/9/chartex" xmlns:cx4="http://schemas.microsoft.com/office/drawing/2016/5/10/chartex" xmlns:cx5="http://schemas.microsoft.com/office/drawing/2016/5/11/chartex" xmlns:cx6="http://schemas.microsoft.com/office/drawing/2016/5/12/chartex" xmlns:cx7="http://schemas.microsoft.com/office/drawing/2016/5/13/chartex" xmlns:cx8="http://schemas.microsoft.com/office/drawing/2016/5/14/chartex" xmlns:mc="http://schemas.openxmlformats.org/markup-compatibility/2006" xmlns:aink="http://schemas.microsoft.com/office/drawing/2016/ink" xmlns:am3d="http://schemas.microsoft.com/office/drawing/2017/model3d" xmlns:o="urn:schemas-microsoft-com:office:office" xmlns:oel="http://schemas.microsoft.com/office/2019/extlst" xmlns:r="http://schemas.openxmlformats.org/officeDocument/2006/relationships" xmlns:m="http://schemas.openxmlformats.org/officeDocument/2006/math" xmlns:v="urn:schemas-microsoft-com:vml" xmlns:wp14="http://schemas.microsoft.com/office/word/2010/wordprocessingDrawing" xmlns:wp="http://schemas.openxmlformats.org/drawingml/2006/wordprocessingDrawing" xmlns:w10="urn:schemas-microsoft-com:office:word" xmlns:w="http://schemas.openxmlformats.org/wordprocessingml/2006/main" xmlns:w14="http://schemas.microsoft.com/office/word/2010/wordml" xmlns:w15="http://schemas.microsoft.com/office/word/2012/wordml" xmlns:w16cex="http://schemas.microsoft.com/office/word/2018/wordml/cex" xmlns:w16cid="http://schemas.microsoft.com/office/word/2016/wordml/cid" xmlns:w16="http://schemas.microsoft.com/office/word/2018/wordml" xmlns:w16du="http://schemas.microsoft.com/office/word/2023/wordml/word16du" xmlns:w16sdtdh="http://schemas.microsoft.com/office/word/2020/wordml/sdtdatahash" xmlns:w16sdtfl="http://schemas.microsoft.com/office/word/2024/wordml/sdtformatlock" xmlns:w16se="http://schemas.microsoft.com/office/word/2015/wordml/symex" xmlns:wpg="http://schemas.microsoft.com/office/word/2010/wordprocessingGroup" xmlns:wpi="http://schemas.microsoft.com/office/word/2010/wordprocessingInk" xmlns:wne="http://schemas.microsoft.com/office/word/2006/wordml" xmlns:wps="http://schemas.microsoft.com/office/word/2010/wordprocessingShape" mc:Ignorable="w14 w15 w16se w16cid w16 w16cex w16sdtdh w16sdtfl w16du wp14">
   <w15:commentEx w15:paraId="50A38C79" w15:done="0"/>
+  <w15:commentEx w15:paraId="50A38C7A" w15:done="0"/>
 </w15:commentsEx>
 </file>
 
 <file path=word/commentsExtensible.xml><?xml version="1.0" encoding="utf-8"?>
 <w16cex:commentsExtensible xmlns:wpc="http://schemas.microsoft.com/office/word/2010/wordprocessingCanvas" xmlns:cx="http://schemas.microsoft.com/office/drawing/2014/chartex" xmlns:cx1="http://schemas.microsoft.com/office/drawing/2015/9/8/chartex" xmlns:cx2="http://schemas.microsoft.com/office/drawing/2015/10/21/chartex" xmlns:cx3="http://schemas.microsoft.com/office/drawing/2016/5/9/chartex" xmlns:cx4="http://schemas.microsoft.com/office/drawing/2016/5/10/chartex" xmlns:cx5="http://schemas.microsoft.com/office/drawing/2016/5/11/chartex" xmlns:cx6="http://schemas.microsoft.com/office/drawing/2016/5/12/chartex" xmlns:cx7="http://schemas.microsoft.com/office/drawing/2016/5/13/chartex" xmlns:cx8="http://schemas.microsoft.com/office/drawing/2016/5/14/chartex" xmlns:mc="http://schemas.openxmlformats.org/markup-compatibility/2006" xmlns:aink="http://schemas.microsoft.com/office/drawing/2016/ink" xmlns:am3d="http://schemas.microsoft.com/office/drawing/2017/model3d" xmlns:o="urn:schemas-microsoft-com:office:office" xmlns:oel="http://schemas.microsoft.com/office/2019/extlst" xmlns:r="http://schemas.openxmlformats.org/officeDocument/2006/relationships" xmlns:m="http://schemas.openxmlformats.org/officeDocument/2006/math" xmlns:v="urn:schemas-microsoft-com:vml" xmlns:wp14="http://schemas.microsoft.com/office/word/2010/wordprocessingDrawing" xmlns:wp="http://schemas.openxmlformats.org/drawingml/2006/wordprocessingDrawing" xmlns:w10="urn:schemas-microsoft-com:office:word" xmlns:w="http://schemas.openxmlformats.org/wordprocessingml/2006/main" xmlns:w14="http://schemas.microsoft.com/office/word/2010/wordml" xmlns:w15="http://schemas.microsoft.com/office/word/2012/wordml" xmlns:w16cex="http://schemas.microsoft.com/office/word/2018/wordml/cex" xmlns:w16cid="http://schemas.microsoft.com/office/word/2016/wordml/cid" xmlns:w16="http://schemas.microsoft.com/office/word/2018/wordml" xmlns:w16du="http://schemas.microsoft.com/office/word/2023/wordml/word16du" xmlns:w16sdtdh="http://schemas.microsoft.com/office/word/2020/wordml/sdtdatahash" xmlns:w16sdtfl="http://schemas.microsoft.com/office/word/2024/wordml/sdtformatlock" xmlns:w16se="http://schemas.microsoft.com/office/word/2015/wordml/symex" xmlns:wpg="http://schemas.microsoft.com/office/word/2010/wordprocessingGroup" xmlns:wpi="http://schemas.microsoft.com/office/word/2010/wordprocessingInk" xmlns:wne="http://schemas.microsoft.com/office/word/2006/wordml" xmlns:wps="http://schemas.microsoft.com/office/word/2010/wordprocessingShape" xmlns:cr="http://schemas.microsoft.com/office/comments/2020/reactions" mc:Ignorable="w14 w15 w16se w16cid w16 w16cex w16sdtdh w16sdtfl cr w16du wp14">
-  <w16cex:commentExtensible w16cex:durableId="5B79A389" w16cex:dateUtc="2026-08-24T07:52:30Z"/>
+  <w16cex:commentExtensible w16cex:durableId="5B79A389" w16cex:dateUtc="2026-08-25T09:00:00Z"/>
+  <w16cex:commentExtensible w16cex:durableId="5B79A38A" w16cex:dateUtc="2026-08-25T09:00:00Z"/>
 </w16cex:commentsExtensible>
 </file>
 
 <file path=word/commentsIds.xml><?xml version="1.0" encoding="utf-8"?>
 <w16cid:commentsIds xmlns:wpc="http://schemas.microsoft.com/office/word/2010/wordprocessingCanvas" xmlns:cx="http://schemas.microsoft.com/office/drawing/2014/chartex" xmlns:cx1="http://schemas.microsoft.com/office/drawing/2015/9/8/chartex" xmlns:cx2="http://schemas.microsoft.com/office/drawing/2015/10/21/chartex" xmlns:cx3="http://schemas.microsoft.com/office/drawing/2016/5/9/chartex" xmlns:cx4="http://schemas.microsoft.com/office/drawing/2016/5/10/chartex" xmlns:cx5="http://schemas.microsoft.com/office/drawing/2016/5/11/chartex" xmlns:cx6="http://schemas.microsoft.com/office/drawing/2016/5/12/chartex" xmlns:cx7="http://schemas.microsoft.com/office/drawing/2016/5/13/chartex" xmlns:cx8="http://schemas.microsoft.com/office/drawing/2016/5/14/chartex" xmlns:mc="http://schemas.openxmlformats.org/markup-compatibility/2006" xmlns:aink="http://schemas.microsoft.com/office/drawing/2016/ink" xmlns:am3d="http://schemas.microsoft.com/office/drawing/2017/model3d" xmlns:o="urn:schemas-microsoft-com:office:office" xmlns:oel="http://schemas.microsoft.com/office/2019/extlst" xmlns:r="http://schemas.openxmlformats.org/officeDocument/2006/relationships" xmlns:m="http://schemas.openxmlformats.org/officeDocument/2006/math" xmlns:v="urn:schemas-microsoft-com:vml" xmlns:wp14="http://schemas.microsoft.com/office/word/2010/wordprocessingDrawing" xmlns:wp="http://schemas.openxmlformats.org/drawingml/2006/wordprocessingDrawing" xmlns:w10="urn:schemas-microsoft-com:office:word" xmlns:w="http://schemas.openxmlformats.org/wordprocessingml/2006/main" xmlns:w14="http://schemas.microsoft.com/office/word/2010/wordml" xmlns:w15="http://schemas.microsoft.com/office/word/2012/wordml" xmlns:w16cex="http://schemas.microsoft.com/office/word/2018/wordml/cex" xmlns:w16cid="http://schemas.microsoft.com/office/word/2016/wordml/cid" xmlns:w16="http://schemas.microsoft.com/office/word/2018/wordml" xmlns:w16du="http://schemas.microsoft.com/office/word/2023/wordml/word16du" xmlns:w16sdtdh="http://schemas.microsoft.com/office/word/2020/wordml/sdtdatahash" xmlns:w16sdtfl="http://schemas.microsoft.com/office/word/2024/wordml/sdtformatlock" xmlns:w16se="http://schemas.microsoft.com/office/word/2015/wordml/symex" xmlns:wpg="http://schemas.microsoft.com/office/word/2010/wordprocessingGroup" xmlns:wpi="http://schemas.microsoft.com/office/word/2010/wordprocessingInk" xmlns:wne="http://schemas.microsoft.com/office/word/2006/wordml" xmlns:wps="http://schemas.microsoft.com/office/word/2010/wordprocessingShape" mc:Ignorable="w14 w15 w16se w16cid w16 w16cex w16sdtdh w16sdtfl w16du wp14">
   <w16cid:commentId w16cid:paraId="50A38C79" w16cid:durableId="5B79A389"/>
+  <w16cid:commentId w16cid:paraId="50A38C7A" w16cid:durableId="5B79A38A"/>
 </w16cid:commentsIds>
 </file>
 

--- a/output/燕京中发尽调报告/国泰海通关于燕京中发之尽职调查报告（初稿-同业竞争、土地收购、收入确认、返利）.docx
+++ b/output/燕京中发尽调报告/国泰海通关于燕京中发之尽职调查报告（初稿-同业竞争、土地收购、收入确认、返利）.docx
@@ -16336,7 +16336,39 @@
         <w:rPr>
           <w:rFonts w:hint="eastAsia" w:ascii="Times New Roman" w:hAnsi="Times New Roman" w:cs="Times New Roman"/>
         </w:rPr>
-        <w:t>截至本报告出具日，尚未取得燕京啤酒（邢台）有限公司的财务数据。鉴于该公司注册资本7,300.00万元且已全额实缴，燕京啤酒母公司报表中对其长期股权投资账面余额17,172.00万元，且其持有本节4所述四宗土地及地上全部厂房，其资产总额超过6,506.83万元临界值的可能性较大，合并测算结果落入50%至100%档的可能性不能排除。该测算结果直接决定两项交易的实施顺序、申报文件范围及申报时点，建议优先取得该公司最近两年及一期财务报表并完成测算，再确定土地事项的实施方案。</w:t>
+        <w:t>截至本报告出具日，尚未取得燕京啤酒（邢台）有限公司的财务数据，上述合并比例无法测算。就其资产规模，现有资料仅能作出方向性判断：该公司持有本节4所述四宗宗地合计272.85亩及地上全部厂房；工商登记信息显示其注册资本7,300.00万元，实缴出资额与注册资本一致。据此判断其资产总额超过6,506.83万元临界值存在较大可能，合并测算结果落入50%至100%档的可能性不能排除。</w:t>
+      </w:r>
+    </w:p>
+    <w:p>
+      <w:pPr>
+        <w:spacing w:before="163" w:beforeLines="50" w:after="163" w:afterLines="50" w:line="360" w:lineRule="auto"/>
+        <w:ind w:firstLine="480" w:firstLineChars="200"/>
+        <w:jc w:val="both"/>
+        <w:rPr>
+          <w:rFonts w:ascii="Times New Roman" w:hAnsi="Times New Roman" w:cs="Times New Roman"/>
+        </w:rPr>
+      </w:pPr>
+      <w:r>
+        <w:rPr>
+          <w:rFonts w:hint="eastAsia" w:ascii="Times New Roman" w:hAnsi="Times New Roman" w:cs="Times New Roman"/>
+        </w:rPr>
+        <w:t>上述判断的局限应予说明。其一，工商登记的实缴出资额系企业自主公示信息，登记机关不作核验，需以验资报告或该公司财务报表的实收资本科目核实。其二，四宗宗地取得于2009年至2015年，土地使用权按五十年摊销、房屋建筑物及生产设备按各自年限计提折旧，其账面价值随年限持续下降；啤酒生产线停产后相关设备可能已处置或已计提减值，账面资产总额与土地、厂房的实际价值可能存在较大差异。其三，燕京啤酒2025年年度报告披露其母公司报表中对该公司的长期股权投资账面余额17,172.00万元、减值准备1,278.72万元、账面价值15,893.28万元，该科目反映的是燕京啤酒为取得该公司股权所支付的成本；因该公司系2011年8月以非同一控制下企业合并方式取得，收购对价支付给原股东，不构成该公司自身的资产，故不能据以推算其资产总额。上述判断仅为方向性提示，不能替代实际测算。</w:t>
+      </w:r>
+    </w:p>
+    <w:p>
+      <w:pPr>
+        <w:spacing w:before="163" w:beforeLines="50" w:after="163" w:afterLines="50" w:line="360" w:lineRule="auto"/>
+        <w:ind w:firstLine="480" w:firstLineChars="200"/>
+        <w:jc w:val="both"/>
+        <w:rPr>
+          <w:rFonts w:ascii="Times New Roman" w:hAnsi="Times New Roman" w:cs="Times New Roman"/>
+        </w:rPr>
+      </w:pPr>
+      <w:r>
+        <w:rPr>
+          <w:rFonts w:hint="eastAsia" w:ascii="Times New Roman" w:hAnsi="Times New Roman" w:cs="Times New Roman"/>
+        </w:rPr>
+        <w:t>该测算结果直接决定两项交易的实施顺序、申报文件范围及申报时点，建议优先取得该公司最近两年及一期财务报表并完成测算，再确定土地事项的实施方案。</w:t>
       </w:r>
     </w:p>
     <w:p>
@@ -19873,7 +19905,7 @@
         <w:rPr>
           <w:rFonts w:hint="eastAsia" w:ascii="Times New Roman" w:hAnsi="Times New Roman" w:cs="Times New Roman"/>
         </w:rPr>
-        <w:t>截至本报告出具日，尚未取得燕京啤酒（邢台）有限公司的财务数据，上述比例无法测算。鉴于该公司注册资本7,300.00万元且已全额实缴，燕京啤酒母公司报表中对其长期股权投资账面余额17,172.00万元，且其持有全部四宗宗地及地上厂房，其资产总额超过临界值的可能性较大。该项测算直接决定申报时点与申报文件范围，是本节方案选择的首要变量，建议优先取得该公司最近两年及一期财务报表并完成测算。</w:t>
+        <w:t>截至本报告出具日，尚未取得燕京啤酒（邢台）有限公司的财务数据，上述比例无法测算。就其资产规模，现有资料仅能作出方向性判断：该公司持有全部四宗宗地合计272.85亩及地上厂房；工商登记信息显示其注册资本7,300.00万元，实缴出资额与注册资本一致。据此判断其资产总额超过临界值存在较大可能。但需说明，工商登记的实缴出资额系企业自主公示信息，需以验资报告或其财务报表的实收资本科目核实；且四宗宗地取得于2009年至2015年，土地使用权及地上建筑物均已计提多年摊销折旧，啤酒生产线停产后相关设备可能已处置或已计提减值，账面资产总额与土地、厂房的实际价值可能存在较大差异，上述判断不能替代实际测算。该项测算直接决定申报时点与申报文件范围，是本节方案选择的首要变量，建议优先取得该公司最近两年及一期财务报表并完成测算。</w:t>
       </w:r>
     </w:p>
     <w:p>
@@ -19997,7 +20029,7 @@
         <w:rPr>
           <w:rFonts w:hint="eastAsia" w:ascii="Times New Roman" w:hAnsi="Times New Roman" w:cs="Times New Roman"/>
         </w:rPr>
-        <w:t>税负方面，无论采用何种支付方式，股权转让均不属于转让房地产，不征土地增值税；不涉及土地、房屋权属转移，不征契税；转让非上市公司股权不属于增值税征税范围。本方案预计涉及的税种为企业所得税及印花税。采用股权支付的，本次收购比例及股权支付比例均为100%，分别高于财税〔2009〕59号规定的50%和85%门槛，加之具有解决资产完整性的合理商业目的，特殊性税务处理的五项条件预计均可满足，企业所得税可实现递延，实际发生的税费预计仅为印花税；采用现金支付的，适用一般性税务处理，燕京啤酒按转让对价与其计税基础的差额确认股权转让所得，适用企业所得税法定税率25%，计税基础可参照其母公司报表中对该公司的长期股权投资账面余额17,172.00万元核实确定。</w:t>
+        <w:t>税负方面，无论采用何种支付方式，股权转让均不属于转让房地产，不征土地增值税；不涉及土地、房屋权属转移，不征契税；转让非上市公司股权不属于增值税征税范围。本方案预计涉及的税种为企业所得税及印花税。采用股权支付的，本次收购比例及股权支付比例均为100%，分别高于财税〔2009〕59号规定的50%和85%门槛，加之具有解决资产完整性的合理商业目的，特殊性税务处理的五项条件预计均可满足，企业所得税可实现递延，实际发生的税费预计仅为印花税；采用现金支付的，适用一般性税务处理，燕京啤酒按转让对价与其计税基础的差额确认股权转让所得，适用企业所得税法定税率25%，计税基础可参照燕京啤酒母公司报表中对该公司的长期股权投资账面余额17,172.00万元核实确定；该科目已计提减值准备1,278.72万元、账面价值为15,893.28万元，但会计上计提的减值准备未经税前扣除，不减少计税基础，故计税基础应以账面余额而非账面价值为准，具体金额仍需以其历史出资及股权受让凭证核实。</w:t>
       </w:r>
     </w:p>
     <w:p>
@@ -21346,7 +21378,7 @@
         <w:rPr>
           <w:rFonts w:hint="eastAsia" w:ascii="Times New Roman" w:hAnsi="Times New Roman" w:cs="Times New Roman"/>
         </w:rPr>
-        <w:t>关于审议层级，应依据《北京燕京啤酒股份有限公司章程》（2025年11月经2025年第一次临时股东会批准）测算，适用的条款、量化门槛及测算方法与本节3、同业竞争一致，详见该节之（3）⑦。本节土地事项因尚未取得燕京啤酒（邢台）有限公司的财务数据及交易作价，无法完成同口径测算，待取得后按相同方法补充。据燕京啤酒2025年度经审计数据倒算，标的公司资产总额需超过237,469.74万元，或其净资产、交易成交金额需超过154,807.62万元，方可能触及章程第6.3条第17项10%的董事会审议标准；结合该公司注册资本7,300.00万元、燕京啤酒对其长期股权投资账面余额17,172.00万元的规模判断，达到该标准的可能性很低。</w:t>
+        <w:t>关于审议层级，应依据《北京燕京啤酒股份有限公司章程》（2025年11月经2025年第一次临时股东会批准）测算，适用的条款、量化门槛及测算方法与本节3、同业竞争一致，详见该节之（3）⑦。本节土地事项因尚未取得燕京啤酒（邢台）有限公司的财务数据及交易作价，无法完成同口径测算，待取得后按相同方法补充。据燕京啤酒2025年度经审计数据倒算，标的公司资产总额需超过237,469.74万元，或其净资产、交易成交金额需超过154,807.62万元，方可能触及章程第6.3条第17项10%的董事会审议标准；结合该公司注册资本7,300.00万元、燕京啤酒对其长期股权投资账面余额17,172.00万元（已计提减值准备1,278.72万元，账面价值15,893.28万元）的规模判断，达到该标准的可能性很低。</w:t>
       </w:r>
     </w:p>
     <w:p>
@@ -25016,7 +25048,7 @@
           <w:sz w:val="20"/>
           <w:szCs w:val="20"/>
         </w:rPr>
-        <w:t xml:space="preserve">按要求，本节只写方案、暂不填具体数据，交易对价及税费待取得燕京啤酒（邢台）有限公司财务数据后补充测算。最紧急待补材料：燕京啤酒（邢台）有限公司最近两年及一期财务报表（审计版最佳，未审亦可）。该数据不仅决定本节的对价与税费，更直接决定申报时点——其资产总额低于6,506.83万元的，两笔重组合并测算后仍处20%至50%档，申报节奏不受影响；介于6,506.83万元至26,499.94万元的，落入50%至100%档，申报文件范围与核查工作量显著增加；达到或超过26,499.94万元的，须在重组完成后运行一个完整会计年度方可申报，原定申报节点将丢失。鉴于该公司注册资本7,300.00万元已全额实缴、燕京啤酒对其长期股权投资账面余额17,172.00万元，且其持有全部四宗宗地及地上厂房，落入第二档的可能性较大，请优先落实。其余待核事项：一、标的公司的或有负债、对外担保、未决诉讼、行政处罚、税务合规及环保遗留情况，若有重大问题宜转向方案二；二、宗地二的出让合同。该证载终止日期为2066年10月15日，按工业用地五十年最高年限倒推的起始日期晚于其2015年12月18日的发证日，两者不衔接，需核对；三、宗地四的实际使用状况及建设、环保手续。该宗地证载用途为工业用地，与公司说明的污水处理用途不一致；四、中发邢台与燕京啤酒（邢台）有限公司之间土地及厂房使用的书面协议及租金支付凭证。中发邢台账面使用权资产为零，通常意味着双方未签署书面租赁协议或未实际支付租金，涉及关联方利益输送嫌疑，需核实并规范；五、啤酒生产线停产及改建为纳豆生产线的书面依据。燕京啤酒2025年年度报告显示，其因收购该公司形成的商誉1,278.72万元已全额计提减值准备，可作为原啤酒业务已不具备持续盈利能力的佐证，但仍需取得停产决议、技改立项文件、设备处置记录等直接证据；六、113名员工的实际工作内容及劳动关系归属；七、标的公司的营业执照及公司章程。</w:t>
+        <w:t xml:space="preserve">按要求，本节只写方案、暂不填具体数据，交易对价及税费待取得燕京啤酒（邢台）有限公司财务数据后补充测算。最紧急待补材料：燕京啤酒（邢台）有限公司最近两年及一期财务报表（审计版最佳，未审亦可）。该数据不仅决定本节的对价与税费，更直接决定申报时点——其资产总额低于6,506.83万元的，两笔重组合并测算后仍处20%至50%档，申报节奏不受影响；介于6,506.83万元至26,499.94万元的，落入50%至100%档，申报文件范围与核查工作量显著增加；达到或超过26,499.94万元的，须在重组完成后运行一个完整会计年度方可申报，原定申报节点将丢失。鉴于该公司持有全部四宗宗地合计272.85亩及地上厂房、工商登记显示其7,300.00万元注册资本已全额实缴，落入第二档存在较大可能，请优先落实。需说明此为方向性判断：工商公示的实缴出资额未经登记机关核验，宗地取得于2009年至2015年、土地厂房已计提多年摊销折旧，账面资产总额与实际价值可能差异较大，均不能替代实际测算。另注意燕京啤酒母公司报表中对该公司的长期股权投资17,172.00万元系其收购股权的支付成本，该公司系非同一控制下企业合并取得、对价支付给原股东，不构成该公司自身资产，不能据以推算其资产总额。其余待核事项：一、标的公司的或有负债、对外担保、未决诉讼、行政处罚、税务合规及环保遗留情况，若有重大问题宜转向方案二；二、宗地二的出让合同。该证载终止日期为2066年10月15日，按工业用地五十年最高年限倒推的起始日期晚于其2015年12月18日的发证日，两者不衔接，需核对；三、宗地四的实际使用状况及建设、环保手续。该宗地证载用途为工业用地，与公司说明的污水处理用途不一致；四、中发邢台与燕京啤酒（邢台）有限公司之间土地及厂房使用的书面协议及租金支付凭证。中发邢台账面使用权资产为零，通常意味着双方未签署书面租赁协议或未实际支付租金，涉及关联方利益输送嫌疑，需核实并规范；五、啤酒生产线停产及改建为纳豆生产线的书面依据。燕京啤酒2025年年度报告显示，其因收购该公司形成的商誉1,278.72万元已全额计提减值准备，可作为原啤酒业务已不具备持续盈利能力的佐证，但仍需取得停产决议、技改立项文件、设备处置记录等直接证据；六、113名员工的实际工作内容及劳动关系归属；七、标的公司的营业执照及公司章程。</w:t>
       </w:r>
     </w:p>
   </w:comment>

--- a/output/燕京中发尽调报告/国泰海通关于燕京中发之尽职调查报告（初稿-同业竞争、土地收购、收入确认、返利）.docx
+++ b/output/燕京中发尽调报告/国泰海通关于燕京中发之尽职调查报告（初稿-同业竞争、土地收购、收入确认、返利）.docx
@@ -16336,7 +16336,7 @@
         <w:rPr>
           <w:rFonts w:hint="eastAsia" w:ascii="Times New Roman" w:hAnsi="Times New Roman" w:cs="Times New Roman"/>
         </w:rPr>
-        <w:t>截至本报告出具日，尚未取得燕京啤酒（邢台）有限公司的财务数据，上述合并比例无法测算。就其资产规模，现有资料仅能作出方向性判断：该公司持有本节4所述四宗宗地合计272.85亩及地上全部厂房；工商登记信息显示其注册资本7,300.00万元，实缴出资额与注册资本一致。据此判断其资产总额超过6,506.83万元临界值存在较大可能，合并测算结果落入50%至100%档的可能性不能排除。</w:t>
+        <w:t>截至本报告出具日，尚未取得燕京啤酒（邢台）有限公司的财务数据，上述合并比例无法测算。该公司持有本节4所述四宗宗地合计272.85亩及地上全部厂房，工商登记信息显示其注册资本7,300.00万元且实缴出资额与注册资本一致，据此判断其资产总额超过6,506.83万元临界值存在较大可能，合并测算结果落入50%至100%档的可能性不能排除。</w:t>
       </w:r>
     </w:p>
     <w:p>
@@ -16352,7 +16352,7 @@
         <w:rPr>
           <w:rFonts w:hint="eastAsia" w:ascii="Times New Roman" w:hAnsi="Times New Roman" w:cs="Times New Roman"/>
         </w:rPr>
-        <w:t>上述判断的局限应予说明。其一，工商登记的实缴出资额系企业自主公示信息，登记机关不作核验，需以验资报告或该公司财务报表的实收资本科目核实。其二，四宗宗地取得于2009年至2015年，土地使用权按五十年摊销、房屋建筑物及生产设备按各自年限计提折旧，其账面价值随年限持续下降；啤酒生产线停产后相关设备可能已处置或已计提减值，账面资产总额与土地、厂房的实际价值可能存在较大差异。其三，燕京啤酒2025年年度报告披露其母公司报表中对该公司的长期股权投资账面余额17,172.00万元、减值准备1,278.72万元、账面价值15,893.28万元，该科目反映的是燕京啤酒为取得该公司股权所支付的成本；因该公司系2011年8月以非同一控制下企业合并方式取得，收购对价支付给原股东，不构成该公司自身的资产，故不能据以推算其资产总额。上述判断仅为方向性提示，不能替代实际测算。</w:t>
+        <w:t>该判断的确定性有限。工商登记的实缴出资额系企业自主公示信息，登记机关不作核验，仍需以验资报告或该公司财务报表的实收资本科目核实。四宗宗地取得于2009年至2015年，土地使用权按五十年摊销，房屋建筑物及生产设备按各自年限计提折旧，账面价值随年限持续下降，啤酒生产线停产后相关设备还可能已处置或已计提减值，其账面资产总额与土地、厂房的实际价值可能相差较大。上述判断不能替代实际测算。</w:t>
       </w:r>
     </w:p>
     <w:p>
@@ -17735,7 +17735,7 @@
         <w:rPr>
           <w:rFonts w:hint="eastAsia" w:ascii="Times New Roman" w:hAnsi="Times New Roman" w:cs="Times New Roman"/>
         </w:rPr>
-        <w:t>经测算，六项指标的占比均在1%以下，远低于章程第6.3条第17项规定的10%董事会审议标准，亦远低于第4.12条第11项规定的50%股东会审议标准；本次交易涉及的资产总额占燕京啤酒最近一期经审计总资产的0.38%，亦未达到第4.12条第13项关于一年内购买、出售重大资产超过30%的股东会审议标准。此外，交易对方发行人及交易标的中发邢台均在燕京啤酒合并报表范围内，依据深圳证券交易所股票上市规则关于上市公司与其合并报表范围内子公司之间交易的规定，本次交易不构成燕京啤酒的关联交易，无需适用第4.12条第10项关于关联交易的审议标准。</w:t>
+        <w:t>经测算，六项指标的占比均在1%以下，远低于章程第6.3条第17项规定的10%董事会审议标准，亦远低于第4.12条第11项规定的50%股东会审议标准；本次交易涉及的资产总额占燕京啤酒最近一期经审计总资产的0.38%，亦未达到第4.12条第13项关于一年内购买、出售重大资产超过30%的股东会审议标准。此外，本次交易不构成燕京啤酒的关联交易，无需适用第4.12条第10项关于关联交易的审议标准。该章程第4.11条将关联关系定义为公司控股股东、实际控制人、董事、高级管理人员与其直接或者间接控制的企业之间的关系以及可能导致公司利益转移的其他关系，本次交易的交易对方发行人及交易标的中发邢台均系燕京啤酒自身的控股子公司、且交易前后均在其合并报表范围内，不落入该定义；深圳证券交易所股票上市规则亦规定上市公司与其合并报表范围内子公司之间发生的交易免于按关联交易履行审议和披露程序。</w:t>
       </w:r>
     </w:p>
     <w:p>
@@ -19905,7 +19905,7 @@
         <w:rPr>
           <w:rFonts w:hint="eastAsia" w:ascii="Times New Roman" w:hAnsi="Times New Roman" w:cs="Times New Roman"/>
         </w:rPr>
-        <w:t>截至本报告出具日，尚未取得燕京啤酒（邢台）有限公司的财务数据，上述比例无法测算。就其资产规模，现有资料仅能作出方向性判断：该公司持有全部四宗宗地合计272.85亩及地上厂房；工商登记信息显示其注册资本7,300.00万元，实缴出资额与注册资本一致。据此判断其资产总额超过临界值存在较大可能。但需说明，工商登记的实缴出资额系企业自主公示信息，需以验资报告或其财务报表的实收资本科目核实；且四宗宗地取得于2009年至2015年，土地使用权及地上建筑物均已计提多年摊销折旧，啤酒生产线停产后相关设备可能已处置或已计提减值，账面资产总额与土地、厂房的实际价值可能存在较大差异，上述判断不能替代实际测算。该项测算直接决定申报时点与申报文件范围，是本节方案选择的首要变量，建议优先取得该公司最近两年及一期财务报表并完成测算。</w:t>
+        <w:t>截至本报告出具日，尚未取得燕京啤酒（邢台）有限公司的财务数据，上述比例无法测算。该公司持有全部四宗宗地合计272.85亩及地上厂房，工商登记信息显示其注册资本7,300.00万元且实缴出资额与注册资本一致，据此判断其资产总额超过临界值存在较大可能；但该判断受实缴出资额尚待核实、土地及厂房已计提多年摊销折旧等因素影响，确定性有限，具体分析见本节3之（3）⑥。该项测算直接决定申报时点与申报文件范围，是本节方案选择的首要变量，建议优先取得该公司最近两年及一期财务报表并完成测算。</w:t>
       </w:r>
     </w:p>
     <w:p>
@@ -21378,7 +21378,7 @@
         <w:rPr>
           <w:rFonts w:hint="eastAsia" w:ascii="Times New Roman" w:hAnsi="Times New Roman" w:cs="Times New Roman"/>
         </w:rPr>
-        <w:t>关于审议层级，应依据《北京燕京啤酒股份有限公司章程》（2025年11月经2025年第一次临时股东会批准）测算，适用的条款、量化门槛及测算方法与本节3、同业竞争一致，详见该节之（3）⑦。本节土地事项因尚未取得燕京啤酒（邢台）有限公司的财务数据及交易作价，无法完成同口径测算，待取得后按相同方法补充。据燕京啤酒2025年度经审计数据倒算，标的公司资产总额需超过237,469.74万元，或其净资产、交易成交金额需超过154,807.62万元，方可能触及章程第6.3条第17项10%的董事会审议标准；结合该公司注册资本7,300.00万元、燕京啤酒对其长期股权投资账面余额17,172.00万元（已计提减值准备1,278.72万元，账面价值15,893.28万元）的规模判断，达到该标准的可能性很低。</w:t>
+        <w:t>关于审议层级，应依据《北京燕京啤酒股份有限公司章程》（2025年11月经2025年第一次临时股东会批准）测算，适用的条款、量化门槛及测算方法与本节3、同业竞争一致，详见该节之（3）⑦。本节土地事项因尚未取得燕京啤酒（邢台）有限公司的财务数据及交易作价，无法完成同口径测算，待取得后按相同方法补充。据燕京啤酒2025年度经审计数据倒算，标的公司资产总额需超过237,469.74万元，或其净资产、交易成交金额需超过154,807.62万元，方可能触及章程第6.3条第17项10%的董事会审议标准；结合该公司注册资本7,300.00万元的规模判断，达到该标准的可能性很低。</w:t>
       </w:r>
     </w:p>
     <w:p>
@@ -25048,7 +25048,7 @@
           <w:sz w:val="20"/>
           <w:szCs w:val="20"/>
         </w:rPr>
-        <w:t xml:space="preserve">按要求，本节只写方案、暂不填具体数据，交易对价及税费待取得燕京啤酒（邢台）有限公司财务数据后补充测算。最紧急待补材料：燕京啤酒（邢台）有限公司最近两年及一期财务报表（审计版最佳，未审亦可）。该数据不仅决定本节的对价与税费，更直接决定申报时点——其资产总额低于6,506.83万元的，两笔重组合并测算后仍处20%至50%档，申报节奏不受影响；介于6,506.83万元至26,499.94万元的，落入50%至100%档，申报文件范围与核查工作量显著增加；达到或超过26,499.94万元的，须在重组完成后运行一个完整会计年度方可申报，原定申报节点将丢失。鉴于该公司持有全部四宗宗地合计272.85亩及地上厂房、工商登记显示其7,300.00万元注册资本已全额实缴，落入第二档存在较大可能，请优先落实。需说明此为方向性判断：工商公示的实缴出资额未经登记机关核验，宗地取得于2009年至2015年、土地厂房已计提多年摊销折旧，账面资产总额与实际价值可能差异较大，均不能替代实际测算。另注意燕京啤酒母公司报表中对该公司的长期股权投资17,172.00万元系其收购股权的支付成本，该公司系非同一控制下企业合并取得、对价支付给原股东，不构成该公司自身资产，不能据以推算其资产总额。其余待核事项：一、标的公司的或有负债、对外担保、未决诉讼、行政处罚、税务合规及环保遗留情况，若有重大问题宜转向方案二；二、宗地二的出让合同。该证载终止日期为2066年10月15日，按工业用地五十年最高年限倒推的起始日期晚于其2015年12月18日的发证日，两者不衔接，需核对；三、宗地四的实际使用状况及建设、环保手续。该宗地证载用途为工业用地，与公司说明的污水处理用途不一致；四、中发邢台与燕京啤酒（邢台）有限公司之间土地及厂房使用的书面协议及租金支付凭证。中发邢台账面使用权资产为零，通常意味着双方未签署书面租赁协议或未实际支付租金，涉及关联方利益输送嫌疑，需核实并规范；五、啤酒生产线停产及改建为纳豆生产线的书面依据。燕京啤酒2025年年度报告显示，其因收购该公司形成的商誉1,278.72万元已全额计提减值准备，可作为原啤酒业务已不具备持续盈利能力的佐证，但仍需取得停产决议、技改立项文件、设备处置记录等直接证据；六、113名员工的实际工作内容及劳动关系归属；七、标的公司的营业执照及公司章程。</w:t>
+        <w:t xml:space="preserve">按要求，本节只写方案、暂不填具体数据，交易对价及税费待取得燕京啤酒（邢台）有限公司财务数据后补充测算。最紧急待补材料：燕京啤酒（邢台）有限公司最近两年及一期财务报表（审计版最佳，未审亦可）。该数据不仅决定本节的对价与税费，更直接决定申报时点——其资产总额低于6,506.83万元的，两笔重组合并测算后仍处20%至50%档，申报节奏不受影响；介于6,506.83万元至26,499.94万元的，落入50%至100%档，申报文件范围与核查工作量显著增加；达到或超过26,499.94万元的，须在重组完成后运行一个完整会计年度方可申报，原定申报节点将丢失。该公司持有全部四宗宗地272.85亩及地上厂房，工商登记显示其7,300.00万元注册资本已全额实缴，落入第二档存在较大可能，请优先落实。但这只是初步判断：工商公示的实缴出资额未经登记机关核验，土地厂房取得于2009年至2015年、已计提多年摊销折旧，账面资产总额与实际价值可能相差较大，仍以实际报表数据为准。其余待核事项：一、标的公司的或有负债、对外担保、未决诉讼、行政处罚、税务合规及环保遗留情况，若有重大问题宜转向方案二；二、宗地二的出让合同。该证载终止日期为2066年10月15日，按工业用地五十年最高年限倒推的起始日期晚于其2015年12月18日的发证日，两者不衔接，需核对；三、宗地四的实际使用状况及建设、环保手续。该宗地证载用途为工业用地，与公司说明的污水处理用途不一致；四、中发邢台与燕京啤酒（邢台）有限公司之间土地及厂房使用的书面协议及租金支付凭证。中发邢台账面使用权资产为零，通常意味着双方未签署书面租赁协议或未实际支付租金，涉及关联方利益输送嫌疑，需核实并规范；五、啤酒生产线停产及改建为纳豆生产线的书面依据。燕京啤酒2025年年度报告显示，其因收购该公司形成的商誉1,278.72万元已全额计提减值准备，可作为原啤酒业务已不具备持续盈利能力的佐证，但仍需取得停产决议、技改立项文件、设备处置记录等直接证据；六、113名员工的实际工作内容及劳动关系归属；七、标的公司的营业执照及公司章程。</w:t>
       </w:r>
     </w:p>
   </w:comment>

--- a/output/燕京中发尽调报告/国泰海通关于燕京中发之尽职调查报告（初稿-同业竞争、土地收购、收入确认、返利）.docx
+++ b/output/燕京中发尽调报告/国泰海通关于燕京中发之尽职调查报告（初稿-同业竞争、土地收购、收入确认、返利）.docx
@@ -10013,7 +10013,7 @@
                 <w:sz w:val="21"/>
                 <w:szCs w:val="21"/>
               </w:rPr>
-              <w:t>兰善锋</w:t>
+              <w:t>兰善锋（2025年12月由孟庆民变更）</w:t>
             </w:r>
           </w:p>
         </w:tc>
@@ -10212,23 +10212,7 @@
         <w:rPr>
           <w:rFonts w:hint="eastAsia" w:ascii="Times New Roman" w:hAnsi="Times New Roman" w:cs="Times New Roman"/>
         </w:rPr>
-        <w:t>注：中发邢台原法定代表人为孟庆民，2025年12月变更为兰善锋，其2025年度审计报告所载为变更前信息。</w:t>
-      </w:r>
-    </w:p>
-    <w:p>
-      <w:pPr>
-        <w:spacing w:before="163" w:beforeLines="50" w:after="163" w:afterLines="50" w:line="360" w:lineRule="auto"/>
-        <w:ind w:firstLine="480" w:firstLineChars="200"/>
-        <w:jc w:val="both"/>
-        <w:rPr>
-          <w:rFonts w:ascii="Times New Roman" w:hAnsi="Times New Roman" w:cs="Times New Roman"/>
-        </w:rPr>
-      </w:pPr>
-      <w:r>
-        <w:rPr>
-          <w:rFonts w:hint="eastAsia" w:ascii="Times New Roman" w:hAnsi="Times New Roman" w:cs="Times New Roman"/>
-        </w:rPr>
-        <w:t>发行人股东为燕京啤酒（持股80.00%）、燕京集团（持股17.50%）及食品发酵研究院（持股2.50%）。中发邢台与发行人的控股股东同为燕京啤酒，属于《首次公开发行股票注册管理办法》第十二条所述控股股东控制的其他企业。根据燕京啤酒2025年年度报告披露，燕京啤酒对中发邢台直接持股67.00%、通过发行人间接持股26.40%，合计持有权益份额93.40%；其母公司报表中对中发邢台的长期股权投资账面余额为6,700.00万元，与其实缴出资额一致，未计提减值准备。</w:t>
+        <w:t>发行人股东为燕京啤酒（持股80.00%）、燕京集团（持股17.50%）及食品发酵研究院（持股2.50%）。中发邢台与发行人的控股股东同为燕京啤酒，属于《首次公开发行股票注册管理办法》第十二条所述控股股东控制的其他企业。根据燕京啤酒2025年年度报告，其对中发邢台直接持股67.00%、通过发行人间接持股26.40%，合计持有权益份额93.40%；其母公司报表中对中发邢台的长期股权投资账面余额6,700.00万元，与实缴出资额一致。</w:t>
       </w:r>
     </w:p>
     <w:p>
@@ -10260,7 +10244,7 @@
         <w:rPr>
           <w:rFonts w:hint="eastAsia" w:ascii="Times New Roman" w:hAnsi="Times New Roman" w:cs="Times New Roman"/>
         </w:rPr>
-        <w:t>经营管理及交易关系方面，中发邢台的日常生产经营由发行人团队负责，未建立独立的采购、生产、销售管理体系。发行人存在向中发邢台采购产成品后对外销售的情形，截至2026年6月30日库存商品中外购部分账面余额2,018.78万元，具体采购金额及定价依据需与中发邢台账面数据核对确认。</w:t>
+        <w:t>经营管理及交易关系方面，中发邢台的日常生产经营由发行人团队负责，未建立独立的采购、生产、销售管理体系；发行人存在向中发邢台采购产成品后对外销售的情形，截至2026年6月30日库存商品中外购部分账面余额2,018.78万元。资产结构方面，中发邢台2025年12月31日在建工程账面余额6,021.77万元、占其资产总额的44.65%，固定资产账面价值794.63万元，无形资产及使用权资产账面价值均为零，即其账面既未反映土地使用权，亦未确认因承租土地及厂房产生的使用权资产；其生产经营所使用的土地及厂房权属登记在燕京啤酒（邢台）有限公司名下，详见本节4、土地收购。</w:t>
       </w:r>
     </w:p>
     <w:p>
@@ -10276,23 +10260,7 @@
         <w:rPr>
           <w:rFonts w:hint="eastAsia" w:ascii="Times New Roman" w:hAnsi="Times New Roman" w:cs="Times New Roman"/>
         </w:rPr>
-        <w:t>资产结构方面，中发邢台2025年12月31日在建工程账面余额6,021.77万元，系邢台纳豆厂区建设工程，占其资产总额的44.65%；固定资产账面余额794.63万元；无形资产及使用权资产账面余额均为零，即其账面未反映任何土地使用权，亦未确认因承租土地及厂房而产生的使用权资产。该项在建工程所在土地及原有厂房的权属登记在燕京啤酒（邢台）有限公司名下，存在房、地权属分离的情形，详见本节4、土地收购。</w:t>
-      </w:r>
-    </w:p>
-    <w:p>
-      <w:pPr>
-        <w:spacing w:before="163" w:beforeLines="50" w:after="163" w:afterLines="50" w:line="360" w:lineRule="auto"/>
-        <w:ind w:firstLine="480" w:firstLineChars="200"/>
-        <w:jc w:val="both"/>
-        <w:rPr>
-          <w:rFonts w:ascii="Times New Roman" w:hAnsi="Times New Roman" w:cs="Times New Roman"/>
-        </w:rPr>
-      </w:pPr>
-      <w:r>
-        <w:rPr>
-          <w:rFonts w:hint="eastAsia" w:ascii="Times New Roman" w:hAnsi="Times New Roman" w:cs="Times New Roman"/>
-        </w:rPr>
-        <w:t>长期股权投资核算方面，发行人对中发邢台33.00%股权采用权益法核算，2026年6月30日账面余额3,311.41万元，其中损益调整11.41万元，系中发邢台2024年度净利润的33.00%。2025年度及2026年1-6月未确认应享有的净损益份额，按33.00%测算应补计投资收益合计928.99万元，相应影响长期股权投资、净利润及净资产。该事项属前期差错，具体金额需经会计师核实，重组完成后一并解决。</w:t>
+        <w:t>长期股权投资核算方面，发行人对中发邢台33.00%股权采用权益法核算，2026年6月30日账面余额3,311.41万元，2025年度及2026年1-6月未确认应享有的净损益份额，按33.00%测算应补计投资收益合计928.99万元，属前期差错，具体金额需经会计师核实。</w:t>
       </w:r>
     </w:p>
     <w:p>
@@ -10623,7 +10591,7 @@
                 <w:sz w:val="21"/>
                 <w:szCs w:val="21"/>
               </w:rPr>
-              <w:t>中发邢台毛利</w:t>
+              <w:t>中发邢台利润总额</w:t>
             </w:r>
           </w:p>
         </w:tc>
@@ -10650,7 +10618,7 @@
                 <w:sz w:val="21"/>
                 <w:szCs w:val="21"/>
               </w:rPr>
-              <w:t>1,534.97</w:t>
+              <w:t>872.38</w:t>
             </w:r>
           </w:p>
         </w:tc>
@@ -10677,7 +10645,7 @@
                 <w:sz w:val="21"/>
                 <w:szCs w:val="21"/>
               </w:rPr>
-              <w:t>4,054.90</w:t>
+              <w:t>2,952.40</w:t>
             </w:r>
           </w:p>
         </w:tc>
@@ -10704,7 +10672,7 @@
                 <w:sz w:val="21"/>
                 <w:szCs w:val="21"/>
               </w:rPr>
-              <w:t>288.39</w:t>
+              <w:t>46.09</w:t>
             </w:r>
           </w:p>
         </w:tc>
@@ -10737,7 +10705,7 @@
                 <w:sz w:val="21"/>
                 <w:szCs w:val="21"/>
               </w:rPr>
-              <w:t>中发邢台利润总额</w:t>
+              <w:t>中发邢台总资产</w:t>
             </w:r>
           </w:p>
         </w:tc>
@@ -10764,7 +10732,7 @@
                 <w:sz w:val="21"/>
                 <w:szCs w:val="21"/>
               </w:rPr>
-              <w:t>872.38</w:t>
+              <w:t>27,228.35</w:t>
             </w:r>
           </w:p>
         </w:tc>
@@ -10791,7 +10759,7 @@
                 <w:sz w:val="21"/>
                 <w:szCs w:val="21"/>
               </w:rPr>
-              <w:t>2,952.40</w:t>
+              <w:t>13,486.29</w:t>
             </w:r>
           </w:p>
         </w:tc>
@@ -10818,7 +10786,7 @@
                 <w:sz w:val="21"/>
                 <w:szCs w:val="21"/>
               </w:rPr>
-              <w:t>46.09</w:t>
+              <w:t>13,509.17</w:t>
             </w:r>
           </w:p>
         </w:tc>
@@ -10851,7 +10819,7 @@
                 <w:sz w:val="21"/>
                 <w:szCs w:val="21"/>
               </w:rPr>
-              <w:t>中发邢台净利润</w:t>
+              <w:t>中发邢台净资产</w:t>
             </w:r>
           </w:p>
         </w:tc>
@@ -10878,7 +10846,7 @@
                 <w:sz w:val="21"/>
                 <w:szCs w:val="21"/>
               </w:rPr>
-              <w:t>601.51</w:t>
+              <w:t>12,849.70</w:t>
             </w:r>
           </w:p>
         </w:tc>
@@ -10905,7 +10873,7 @@
                 <w:sz w:val="21"/>
                 <w:szCs w:val="21"/>
               </w:rPr>
-              <w:t>2,213.62</w:t>
+              <w:t>12,248.19</w:t>
             </w:r>
           </w:p>
         </w:tc>
@@ -10932,7 +10900,7 @@
                 <w:sz w:val="21"/>
                 <w:szCs w:val="21"/>
               </w:rPr>
-              <w:t>34.57</w:t>
+              <w:t>10,034.57</w:t>
             </w:r>
           </w:p>
         </w:tc>
@@ -10965,7 +10933,7 @@
                 <w:sz w:val="21"/>
                 <w:szCs w:val="21"/>
               </w:rPr>
-              <w:t>中发邢台总资产</w:t>
+              <w:t>发行人营业收入</w:t>
             </w:r>
           </w:p>
         </w:tc>
@@ -10992,7 +10960,7 @@
                 <w:sz w:val="21"/>
                 <w:szCs w:val="21"/>
               </w:rPr>
-              <w:t>27,228.35</w:t>
+              <w:t>20,814.62</w:t>
             </w:r>
           </w:p>
         </w:tc>
@@ -11019,7 +10987,7 @@
                 <w:sz w:val="21"/>
                 <w:szCs w:val="21"/>
               </w:rPr>
-              <w:t>13,486.29</w:t>
+              <w:t>43,435.86</w:t>
             </w:r>
           </w:p>
         </w:tc>
@@ -11046,7 +11014,7 @@
                 <w:sz w:val="21"/>
                 <w:szCs w:val="21"/>
               </w:rPr>
-              <w:t>13,509.17</w:t>
+              <w:t>21,265.64</w:t>
             </w:r>
           </w:p>
         </w:tc>
@@ -11079,7 +11047,7 @@
                 <w:sz w:val="21"/>
                 <w:szCs w:val="21"/>
               </w:rPr>
-              <w:t>中发邢台净资产</w:t>
+              <w:t>发行人利润总额</w:t>
             </w:r>
           </w:p>
         </w:tc>
@@ -11106,7 +11074,7 @@
                 <w:sz w:val="21"/>
                 <w:szCs w:val="21"/>
               </w:rPr>
-              <w:t>12,849.70</w:t>
+              <w:t>7,422.18</w:t>
             </w:r>
           </w:p>
         </w:tc>
@@ -11133,7 +11101,7 @@
                 <w:sz w:val="21"/>
                 <w:szCs w:val="21"/>
               </w:rPr>
-              <w:t>12,248.19</w:t>
+              <w:t>15,071.95</w:t>
             </w:r>
           </w:p>
         </w:tc>
@@ -11160,7 +11128,7 @@
                 <w:sz w:val="21"/>
                 <w:szCs w:val="21"/>
               </w:rPr>
-              <w:t>10,034.57</w:t>
+              <w:t>10,212.48</w:t>
             </w:r>
           </w:p>
         </w:tc>
@@ -11193,7 +11161,7 @@
                 <w:sz w:val="21"/>
                 <w:szCs w:val="21"/>
               </w:rPr>
-              <w:t>发行人营业收入</w:t>
+              <w:t>发行人总资产</w:t>
             </w:r>
           </w:p>
         </w:tc>
@@ -11220,7 +11188,7 @@
                 <w:sz w:val="21"/>
                 <w:szCs w:val="21"/>
               </w:rPr>
-              <w:t>20,814.62</w:t>
+              <w:t>49,644.72</w:t>
             </w:r>
           </w:p>
         </w:tc>
@@ -11247,7 +11215,7 @@
                 <w:sz w:val="21"/>
                 <w:szCs w:val="21"/>
               </w:rPr>
-              <w:t>43,435.86</w:t>
+              <w:t>39,986.23</w:t>
             </w:r>
           </w:p>
         </w:tc>
@@ -11274,7 +11242,7 @@
                 <w:sz w:val="21"/>
                 <w:szCs w:val="21"/>
               </w:rPr>
-              <w:t>21,265.64</w:t>
+              <w:t>25,325.74</w:t>
             </w:r>
           </w:p>
         </w:tc>
@@ -11307,7 +11275,7 @@
                 <w:sz w:val="21"/>
                 <w:szCs w:val="21"/>
               </w:rPr>
-              <w:t>发行人毛利</w:t>
+              <w:t>发行人净资产</w:t>
             </w:r>
           </w:p>
         </w:tc>
@@ -11334,7 +11302,7 @@
                 <w:sz w:val="21"/>
                 <w:szCs w:val="21"/>
               </w:rPr>
-              <w:t>10,924.18</w:t>
+              <w:t>30,950.09</w:t>
             </w:r>
           </w:p>
         </w:tc>
@@ -11361,7 +11329,7 @@
                 <w:sz w:val="21"/>
                 <w:szCs w:val="21"/>
               </w:rPr>
-              <w:t>20,575.08</w:t>
+              <w:t>24,641.23</w:t>
             </w:r>
           </w:p>
         </w:tc>
@@ -11388,7 +11356,7 @@
                 <w:sz w:val="21"/>
                 <w:szCs w:val="21"/>
               </w:rPr>
-              <w:t>12,939.35</w:t>
+              <w:t>15,297.47</w:t>
             </w:r>
           </w:p>
         </w:tc>
@@ -11421,7 +11389,7 @@
                 <w:sz w:val="21"/>
                 <w:szCs w:val="21"/>
               </w:rPr>
-              <w:t>发行人利润总额</w:t>
+              <w:t>营业收入占比</w:t>
             </w:r>
           </w:p>
         </w:tc>
@@ -11448,7 +11416,7 @@
                 <w:sz w:val="21"/>
                 <w:szCs w:val="21"/>
               </w:rPr>
-              <w:t>7,422.18</w:t>
+              <w:t>14.11</w:t>
             </w:r>
           </w:p>
         </w:tc>
@@ -11475,7 +11443,7 @@
                 <w:sz w:val="21"/>
                 <w:szCs w:val="21"/>
               </w:rPr>
-              <w:t>15,071.95</w:t>
+              <w:t>23.12</w:t>
             </w:r>
           </w:p>
         </w:tc>
@@ -11502,577 +11470,7 @@
                 <w:sz w:val="21"/>
                 <w:szCs w:val="21"/>
               </w:rPr>
-              <w:t>10,212.48</w:t>
-            </w:r>
-          </w:p>
-        </w:tc>
-      </w:tr>
-      <w:tr>
-        <w:trPr>
-          <w:trHeight w:val="397" w:hRule="atLeast"/>
-          <w:jc w:val="center"/>
-        </w:trPr>
-        <w:tc>
-          <w:tcPr>
-            <w:tcW w:w="2673" w:type="dxa"/>
-            <w:vAlign w:val="center"/>
-          </w:tcPr>
-          <w:p>
-            <w:pPr>
-              <w:widowControl w:val="0"/>
-              <w:jc w:val="center"/>
-              <w:rPr>
-                <w:rFonts w:hint="eastAsia" w:ascii="Times New Roman" w:hAnsi="Times New Roman" w:cs="Times New Roman"/>
-                <w:kern w:val="2"/>
-                <w:sz w:val="21"/>
-                <w:szCs w:val="21"/>
-              </w:rPr>
-            </w:pPr>
-            <w:r>
-              <w:rPr>
-                <w:rFonts w:hint="eastAsia" w:ascii="Times New Roman" w:hAnsi="Times New Roman" w:cs="Times New Roman"/>
-                <w:kern w:val="2"/>
-                <w:sz w:val="21"/>
-                <w:szCs w:val="21"/>
-              </w:rPr>
-              <w:t>发行人净利润</w:t>
-            </w:r>
-          </w:p>
-        </w:tc>
-        <w:tc>
-          <w:tcPr>
-            <w:tcW w:w="2584" w:type="dxa"/>
-            <w:vAlign w:val="center"/>
-          </w:tcPr>
-          <w:p>
-            <w:pPr>
-              <w:widowControl w:val="0"/>
-              <w:jc w:val="right"/>
-              <w:rPr>
-                <w:rFonts w:hint="eastAsia" w:ascii="Times New Roman" w:hAnsi="Times New Roman" w:cs="Times New Roman"/>
-                <w:kern w:val="2"/>
-                <w:sz w:val="21"/>
-                <w:szCs w:val="21"/>
-              </w:rPr>
-            </w:pPr>
-            <w:r>
-              <w:rPr>
-                <w:rFonts w:hint="eastAsia" w:ascii="Times New Roman" w:hAnsi="Times New Roman" w:cs="Times New Roman"/>
-                <w:kern w:val="2"/>
-                <w:sz w:val="21"/>
-                <w:szCs w:val="21"/>
-              </w:rPr>
-              <w:t>6,308.86</w:t>
-            </w:r>
-          </w:p>
-        </w:tc>
-        <w:tc>
-          <w:tcPr>
-            <w:tcW w:w="2584" w:type="dxa"/>
-            <w:vAlign w:val="center"/>
-          </w:tcPr>
-          <w:p>
-            <w:pPr>
-              <w:widowControl w:val="0"/>
-              <w:jc w:val="right"/>
-              <w:rPr>
-                <w:rFonts w:hint="eastAsia" w:ascii="Times New Roman" w:hAnsi="Times New Roman" w:cs="Times New Roman"/>
-                <w:kern w:val="2"/>
-                <w:sz w:val="21"/>
-                <w:szCs w:val="21"/>
-              </w:rPr>
-            </w:pPr>
-            <w:r>
-              <w:rPr>
-                <w:rFonts w:hint="eastAsia" w:ascii="Times New Roman" w:hAnsi="Times New Roman" w:cs="Times New Roman"/>
-                <w:kern w:val="2"/>
-                <w:sz w:val="21"/>
-                <w:szCs w:val="21"/>
-              </w:rPr>
-              <w:t>13,343.75</w:t>
-            </w:r>
-          </w:p>
-        </w:tc>
-        <w:tc>
-          <w:tcPr>
-            <w:tcW w:w="2584" w:type="dxa"/>
-            <w:vAlign w:val="center"/>
-          </w:tcPr>
-          <w:p>
-            <w:pPr>
-              <w:widowControl w:val="0"/>
-              <w:jc w:val="right"/>
-              <w:rPr>
-                <w:rFonts w:hint="eastAsia" w:ascii="Times New Roman" w:hAnsi="Times New Roman" w:cs="Times New Roman"/>
-                <w:kern w:val="2"/>
-                <w:sz w:val="21"/>
-                <w:szCs w:val="21"/>
-              </w:rPr>
-            </w:pPr>
-            <w:r>
-              <w:rPr>
-                <w:rFonts w:hint="eastAsia" w:ascii="Times New Roman" w:hAnsi="Times New Roman" w:cs="Times New Roman"/>
-                <w:kern w:val="2"/>
-                <w:sz w:val="21"/>
-                <w:szCs w:val="21"/>
-              </w:rPr>
-              <w:t>8,712.34</w:t>
-            </w:r>
-          </w:p>
-        </w:tc>
-      </w:tr>
-      <w:tr>
-        <w:trPr>
-          <w:trHeight w:val="397" w:hRule="atLeast"/>
-          <w:jc w:val="center"/>
-        </w:trPr>
-        <w:tc>
-          <w:tcPr>
-            <w:tcW w:w="2673" w:type="dxa"/>
-            <w:vAlign w:val="center"/>
-          </w:tcPr>
-          <w:p>
-            <w:pPr>
-              <w:widowControl w:val="0"/>
-              <w:jc w:val="center"/>
-              <w:rPr>
-                <w:rFonts w:hint="eastAsia" w:ascii="Times New Roman" w:hAnsi="Times New Roman" w:cs="Times New Roman"/>
-                <w:kern w:val="2"/>
-                <w:sz w:val="21"/>
-                <w:szCs w:val="21"/>
-              </w:rPr>
-            </w:pPr>
-            <w:r>
-              <w:rPr>
-                <w:rFonts w:hint="eastAsia" w:ascii="Times New Roman" w:hAnsi="Times New Roman" w:cs="Times New Roman"/>
-                <w:kern w:val="2"/>
-                <w:sz w:val="21"/>
-                <w:szCs w:val="21"/>
-              </w:rPr>
-              <w:t>发行人总资产</w:t>
-            </w:r>
-          </w:p>
-        </w:tc>
-        <w:tc>
-          <w:tcPr>
-            <w:tcW w:w="2584" w:type="dxa"/>
-            <w:vAlign w:val="center"/>
-          </w:tcPr>
-          <w:p>
-            <w:pPr>
-              <w:widowControl w:val="0"/>
-              <w:jc w:val="right"/>
-              <w:rPr>
-                <w:rFonts w:hint="eastAsia" w:ascii="Times New Roman" w:hAnsi="Times New Roman" w:cs="Times New Roman"/>
-                <w:kern w:val="2"/>
-                <w:sz w:val="21"/>
-                <w:szCs w:val="21"/>
-              </w:rPr>
-            </w:pPr>
-            <w:r>
-              <w:rPr>
-                <w:rFonts w:hint="eastAsia" w:ascii="Times New Roman" w:hAnsi="Times New Roman" w:cs="Times New Roman"/>
-                <w:kern w:val="2"/>
-                <w:sz w:val="21"/>
-                <w:szCs w:val="21"/>
-              </w:rPr>
-              <w:t>49,644.72</w:t>
-            </w:r>
-          </w:p>
-        </w:tc>
-        <w:tc>
-          <w:tcPr>
-            <w:tcW w:w="2584" w:type="dxa"/>
-            <w:vAlign w:val="center"/>
-          </w:tcPr>
-          <w:p>
-            <w:pPr>
-              <w:widowControl w:val="0"/>
-              <w:jc w:val="right"/>
-              <w:rPr>
-                <w:rFonts w:hint="eastAsia" w:ascii="Times New Roman" w:hAnsi="Times New Roman" w:cs="Times New Roman"/>
-                <w:kern w:val="2"/>
-                <w:sz w:val="21"/>
-                <w:szCs w:val="21"/>
-              </w:rPr>
-            </w:pPr>
-            <w:r>
-              <w:rPr>
-                <w:rFonts w:hint="eastAsia" w:ascii="Times New Roman" w:hAnsi="Times New Roman" w:cs="Times New Roman"/>
-                <w:kern w:val="2"/>
-                <w:sz w:val="21"/>
-                <w:szCs w:val="21"/>
-              </w:rPr>
-              <w:t>39,986.23</w:t>
-            </w:r>
-          </w:p>
-        </w:tc>
-        <w:tc>
-          <w:tcPr>
-            <w:tcW w:w="2584" w:type="dxa"/>
-            <w:vAlign w:val="center"/>
-          </w:tcPr>
-          <w:p>
-            <w:pPr>
-              <w:widowControl w:val="0"/>
-              <w:jc w:val="right"/>
-              <w:rPr>
-                <w:rFonts w:hint="eastAsia" w:ascii="Times New Roman" w:hAnsi="Times New Roman" w:cs="Times New Roman"/>
-                <w:kern w:val="2"/>
-                <w:sz w:val="21"/>
-                <w:szCs w:val="21"/>
-              </w:rPr>
-            </w:pPr>
-            <w:r>
-              <w:rPr>
-                <w:rFonts w:hint="eastAsia" w:ascii="Times New Roman" w:hAnsi="Times New Roman" w:cs="Times New Roman"/>
-                <w:kern w:val="2"/>
-                <w:sz w:val="21"/>
-                <w:szCs w:val="21"/>
-              </w:rPr>
-              <w:t>25,325.74</w:t>
-            </w:r>
-          </w:p>
-        </w:tc>
-      </w:tr>
-      <w:tr>
-        <w:trPr>
-          <w:trHeight w:val="397" w:hRule="atLeast"/>
-          <w:jc w:val="center"/>
-        </w:trPr>
-        <w:tc>
-          <w:tcPr>
-            <w:tcW w:w="2673" w:type="dxa"/>
-            <w:vAlign w:val="center"/>
-          </w:tcPr>
-          <w:p>
-            <w:pPr>
-              <w:widowControl w:val="0"/>
-              <w:jc w:val="center"/>
-              <w:rPr>
-                <w:rFonts w:hint="eastAsia" w:ascii="Times New Roman" w:hAnsi="Times New Roman" w:cs="Times New Roman"/>
-                <w:kern w:val="2"/>
-                <w:sz w:val="21"/>
-                <w:szCs w:val="21"/>
-              </w:rPr>
-            </w:pPr>
-            <w:r>
-              <w:rPr>
-                <w:rFonts w:hint="eastAsia" w:ascii="Times New Roman" w:hAnsi="Times New Roman" w:cs="Times New Roman"/>
-                <w:kern w:val="2"/>
-                <w:sz w:val="21"/>
-                <w:szCs w:val="21"/>
-              </w:rPr>
-              <w:t>发行人净资产</w:t>
-            </w:r>
-          </w:p>
-        </w:tc>
-        <w:tc>
-          <w:tcPr>
-            <w:tcW w:w="2584" w:type="dxa"/>
-            <w:vAlign w:val="center"/>
-          </w:tcPr>
-          <w:p>
-            <w:pPr>
-              <w:widowControl w:val="0"/>
-              <w:jc w:val="right"/>
-              <w:rPr>
-                <w:rFonts w:hint="eastAsia" w:ascii="Times New Roman" w:hAnsi="Times New Roman" w:cs="Times New Roman"/>
-                <w:kern w:val="2"/>
-                <w:sz w:val="21"/>
-                <w:szCs w:val="21"/>
-              </w:rPr>
-            </w:pPr>
-            <w:r>
-              <w:rPr>
-                <w:rFonts w:hint="eastAsia" w:ascii="Times New Roman" w:hAnsi="Times New Roman" w:cs="Times New Roman"/>
-                <w:kern w:val="2"/>
-                <w:sz w:val="21"/>
-                <w:szCs w:val="21"/>
-              </w:rPr>
-              <w:t>30,950.09</w:t>
-            </w:r>
-          </w:p>
-        </w:tc>
-        <w:tc>
-          <w:tcPr>
-            <w:tcW w:w="2584" w:type="dxa"/>
-            <w:vAlign w:val="center"/>
-          </w:tcPr>
-          <w:p>
-            <w:pPr>
-              <w:widowControl w:val="0"/>
-              <w:jc w:val="right"/>
-              <w:rPr>
-                <w:rFonts w:hint="eastAsia" w:ascii="Times New Roman" w:hAnsi="Times New Roman" w:cs="Times New Roman"/>
-                <w:kern w:val="2"/>
-                <w:sz w:val="21"/>
-                <w:szCs w:val="21"/>
-              </w:rPr>
-            </w:pPr>
-            <w:r>
-              <w:rPr>
-                <w:rFonts w:hint="eastAsia" w:ascii="Times New Roman" w:hAnsi="Times New Roman" w:cs="Times New Roman"/>
-                <w:kern w:val="2"/>
-                <w:sz w:val="21"/>
-                <w:szCs w:val="21"/>
-              </w:rPr>
-              <w:t>24,641.23</w:t>
-            </w:r>
-          </w:p>
-        </w:tc>
-        <w:tc>
-          <w:tcPr>
-            <w:tcW w:w="2584" w:type="dxa"/>
-            <w:vAlign w:val="center"/>
-          </w:tcPr>
-          <w:p>
-            <w:pPr>
-              <w:widowControl w:val="0"/>
-              <w:jc w:val="right"/>
-              <w:rPr>
-                <w:rFonts w:hint="eastAsia" w:ascii="Times New Roman" w:hAnsi="Times New Roman" w:cs="Times New Roman"/>
-                <w:kern w:val="2"/>
-                <w:sz w:val="21"/>
-                <w:szCs w:val="21"/>
-              </w:rPr>
-            </w:pPr>
-            <w:r>
-              <w:rPr>
-                <w:rFonts w:hint="eastAsia" w:ascii="Times New Roman" w:hAnsi="Times New Roman" w:cs="Times New Roman"/>
-                <w:kern w:val="2"/>
-                <w:sz w:val="21"/>
-                <w:szCs w:val="21"/>
-              </w:rPr>
-              <w:t>15,297.47</w:t>
-            </w:r>
-          </w:p>
-        </w:tc>
-      </w:tr>
-      <w:tr>
-        <w:trPr>
-          <w:trHeight w:val="397" w:hRule="atLeast"/>
-          <w:jc w:val="center"/>
-        </w:trPr>
-        <w:tc>
-          <w:tcPr>
-            <w:tcW w:w="2673" w:type="dxa"/>
-            <w:vAlign w:val="center"/>
-          </w:tcPr>
-          <w:p>
-            <w:pPr>
-              <w:widowControl w:val="0"/>
-              <w:jc w:val="center"/>
-              <w:rPr>
-                <w:rFonts w:hint="eastAsia" w:ascii="Times New Roman" w:hAnsi="Times New Roman" w:cs="Times New Roman"/>
-                <w:kern w:val="2"/>
-                <w:sz w:val="21"/>
-                <w:szCs w:val="21"/>
-              </w:rPr>
-            </w:pPr>
-            <w:r>
-              <w:rPr>
-                <w:rFonts w:hint="eastAsia" w:ascii="Times New Roman" w:hAnsi="Times New Roman" w:cs="Times New Roman"/>
-                <w:kern w:val="2"/>
-                <w:sz w:val="21"/>
-                <w:szCs w:val="21"/>
-              </w:rPr>
-              <w:t>收入占比</w:t>
-            </w:r>
-          </w:p>
-        </w:tc>
-        <w:tc>
-          <w:tcPr>
-            <w:tcW w:w="2584" w:type="dxa"/>
-            <w:vAlign w:val="center"/>
-          </w:tcPr>
-          <w:p>
-            <w:pPr>
-              <w:widowControl w:val="0"/>
-              <w:jc w:val="right"/>
-              <w:rPr>
-                <w:rFonts w:hint="eastAsia" w:ascii="Times New Roman" w:hAnsi="Times New Roman" w:cs="Times New Roman"/>
-                <w:kern w:val="2"/>
-                <w:sz w:val="21"/>
-                <w:szCs w:val="21"/>
-              </w:rPr>
-            </w:pPr>
-            <w:r>
-              <w:rPr>
-                <w:rFonts w:hint="eastAsia" w:ascii="Times New Roman" w:hAnsi="Times New Roman" w:cs="Times New Roman"/>
-                <w:kern w:val="2"/>
-                <w:sz w:val="21"/>
-                <w:szCs w:val="21"/>
-              </w:rPr>
-              <w:t>14.11</w:t>
-            </w:r>
-          </w:p>
-        </w:tc>
-        <w:tc>
-          <w:tcPr>
-            <w:tcW w:w="2584" w:type="dxa"/>
-            <w:vAlign w:val="center"/>
-          </w:tcPr>
-          <w:p>
-            <w:pPr>
-              <w:widowControl w:val="0"/>
-              <w:jc w:val="right"/>
-              <w:rPr>
-                <w:rFonts w:hint="eastAsia" w:ascii="Times New Roman" w:hAnsi="Times New Roman" w:cs="Times New Roman"/>
-                <w:kern w:val="2"/>
-                <w:sz w:val="21"/>
-                <w:szCs w:val="21"/>
-              </w:rPr>
-            </w:pPr>
-            <w:r>
-              <w:rPr>
-                <w:rFonts w:hint="eastAsia" w:ascii="Times New Roman" w:hAnsi="Times New Roman" w:cs="Times New Roman"/>
-                <w:kern w:val="2"/>
-                <w:sz w:val="21"/>
-                <w:szCs w:val="21"/>
-              </w:rPr>
-              <w:t>23.12</w:t>
-            </w:r>
-          </w:p>
-        </w:tc>
-        <w:tc>
-          <w:tcPr>
-            <w:tcW w:w="2584" w:type="dxa"/>
-            <w:vAlign w:val="center"/>
-          </w:tcPr>
-          <w:p>
-            <w:pPr>
-              <w:widowControl w:val="0"/>
-              <w:jc w:val="right"/>
-              <w:rPr>
-                <w:rFonts w:hint="eastAsia" w:ascii="Times New Roman" w:hAnsi="Times New Roman" w:cs="Times New Roman"/>
-                <w:kern w:val="2"/>
-                <w:sz w:val="21"/>
-                <w:szCs w:val="21"/>
-              </w:rPr>
-            </w:pPr>
-            <w:r>
-              <w:rPr>
-                <w:rFonts w:hint="eastAsia" w:ascii="Times New Roman" w:hAnsi="Times New Roman" w:cs="Times New Roman"/>
-                <w:kern w:val="2"/>
-                <w:sz w:val="21"/>
-                <w:szCs w:val="21"/>
-              </w:rPr>
               <w:t>2.43</w:t>
-            </w:r>
-          </w:p>
-        </w:tc>
-      </w:tr>
-      <w:tr>
-        <w:trPr>
-          <w:trHeight w:val="397" w:hRule="atLeast"/>
-          <w:jc w:val="center"/>
-        </w:trPr>
-        <w:tc>
-          <w:tcPr>
-            <w:tcW w:w="2673" w:type="dxa"/>
-            <w:vAlign w:val="center"/>
-          </w:tcPr>
-          <w:p>
-            <w:pPr>
-              <w:widowControl w:val="0"/>
-              <w:jc w:val="center"/>
-              <w:rPr>
-                <w:rFonts w:hint="eastAsia" w:ascii="Times New Roman" w:hAnsi="Times New Roman" w:cs="Times New Roman"/>
-                <w:kern w:val="2"/>
-                <w:sz w:val="21"/>
-                <w:szCs w:val="21"/>
-              </w:rPr>
-            </w:pPr>
-            <w:r>
-              <w:rPr>
-                <w:rFonts w:hint="eastAsia" w:ascii="Times New Roman" w:hAnsi="Times New Roman" w:cs="Times New Roman"/>
-                <w:kern w:val="2"/>
-                <w:sz w:val="21"/>
-                <w:szCs w:val="21"/>
-              </w:rPr>
-              <w:t>毛利占比</w:t>
-            </w:r>
-          </w:p>
-        </w:tc>
-        <w:tc>
-          <w:tcPr>
-            <w:tcW w:w="2584" w:type="dxa"/>
-            <w:vAlign w:val="center"/>
-          </w:tcPr>
-          <w:p>
-            <w:pPr>
-              <w:widowControl w:val="0"/>
-              <w:jc w:val="right"/>
-              <w:rPr>
-                <w:rFonts w:hint="eastAsia" w:ascii="Times New Roman" w:hAnsi="Times New Roman" w:cs="Times New Roman"/>
-                <w:kern w:val="2"/>
-                <w:sz w:val="21"/>
-                <w:szCs w:val="21"/>
-              </w:rPr>
-            </w:pPr>
-            <w:r>
-              <w:rPr>
-                <w:rFonts w:hint="eastAsia" w:ascii="Times New Roman" w:hAnsi="Times New Roman" w:cs="Times New Roman"/>
-                <w:kern w:val="2"/>
-                <w:sz w:val="21"/>
-                <w:szCs w:val="21"/>
-              </w:rPr>
-              <w:t>14.05</w:t>
-            </w:r>
-          </w:p>
-        </w:tc>
-        <w:tc>
-          <w:tcPr>
-            <w:tcW w:w="2584" w:type="dxa"/>
-            <w:vAlign w:val="center"/>
-          </w:tcPr>
-          <w:p>
-            <w:pPr>
-              <w:widowControl w:val="0"/>
-              <w:jc w:val="right"/>
-              <w:rPr>
-                <w:rFonts w:hint="eastAsia" w:ascii="Times New Roman" w:hAnsi="Times New Roman" w:cs="Times New Roman"/>
-                <w:kern w:val="2"/>
-                <w:sz w:val="21"/>
-                <w:szCs w:val="21"/>
-              </w:rPr>
-            </w:pPr>
-            <w:r>
-              <w:rPr>
-                <w:rFonts w:hint="eastAsia" w:ascii="Times New Roman" w:hAnsi="Times New Roman" w:cs="Times New Roman"/>
-                <w:kern w:val="2"/>
-                <w:sz w:val="21"/>
-                <w:szCs w:val="21"/>
-              </w:rPr>
-              <w:t>19.71</w:t>
-            </w:r>
-          </w:p>
-        </w:tc>
-        <w:tc>
-          <w:tcPr>
-            <w:tcW w:w="2584" w:type="dxa"/>
-            <w:vAlign w:val="center"/>
-          </w:tcPr>
-          <w:p>
-            <w:pPr>
-              <w:widowControl w:val="0"/>
-              <w:jc w:val="right"/>
-              <w:rPr>
-                <w:rFonts w:hint="eastAsia" w:ascii="Times New Roman" w:hAnsi="Times New Roman" w:cs="Times New Roman"/>
-                <w:kern w:val="2"/>
-                <w:sz w:val="21"/>
-                <w:szCs w:val="21"/>
-              </w:rPr>
-            </w:pPr>
-            <w:r>
-              <w:rPr>
-                <w:rFonts w:hint="eastAsia" w:ascii="Times New Roman" w:hAnsi="Times New Roman" w:cs="Times New Roman"/>
-                <w:kern w:val="2"/>
-                <w:sz w:val="21"/>
-                <w:szCs w:val="21"/>
-              </w:rPr>
-              <w:t>2.23</w:t>
             </w:r>
           </w:p>
         </w:tc>
@@ -12319,7 +11717,7 @@
         <w:rPr>
           <w:rFonts w:hint="eastAsia" w:ascii="Times New Roman" w:hAnsi="Times New Roman" w:cs="Times New Roman"/>
         </w:rPr>
-        <w:t>注：发行人2026年1-6月毛利根据其利润表营业收入20,814.62万元、营业成本9,890.45万元计算；发行人净利润为归属于母公司股东的净利润，因中发邢台按权益法核算、未纳入合并范围，该口径与净利润一致。中发邢台2024年度、2025年度数据取自其审计报告，2026年1-6月数据取自其财务报表，未经审计。上表增列利润总额及净资产，系因《证券期货法律适用意见第3号》关于同一控制下业务重组的比例测算以利润总额为口径，且净资产为本次交易的定价基础。</w:t>
+        <w:t>注：中发邢台2024年度、2025年度数据取自其审计报告，2026年1-6月数据取自其财务报表、未经审计。上表以利润总额为口径，系因《证券期货法律适用意见第3号》关于同一控制下业务重组的比例测算以资产总额、营业收入或利润总额为指标。</w:t>
       </w:r>
     </w:p>
     <w:p>
@@ -12371,7 +11769,7 @@
         <w:rPr>
           <w:rFonts w:hint="eastAsia" w:ascii="Times New Roman" w:hAnsi="Times New Roman" w:cs="Times New Roman"/>
         </w:rPr>
-        <w:t>①构成同业竞争。双方主营业务均为纳豆及纳豆制品，在纳福多肽、肠溶型纳豆胶囊、羊乳粉等主要品类上重合，生产工艺与终端市场相同，均使用燕京品牌且销售渠道无明确划分，日常经营由同一团队负责，难以通过划分销售区域、客户群体或产品类别的方式区隔。按实质重于形式原则，构成同业竞争。</w:t>
+        <w:t>①构成同业竞争。双方主营业务均为纳豆及纳豆制品，在纳福多肽、肠溶型纳豆胶囊、羊乳粉等主要品类上重合，生产工艺与终端市场相同，均使用燕京品牌且销售渠道无明确划分，日常经营由同一团队负责，难以通过划分销售区域、客户群体或产品类别的方式区隔。</w:t>
       </w:r>
     </w:p>
     <w:p>
@@ -12387,7 +11785,7 @@
         <w:rPr>
           <w:rFonts w:hint="eastAsia" w:ascii="Times New Roman" w:hAnsi="Times New Roman" w:cs="Times New Roman"/>
         </w:rPr>
-        <w:t>②量化指标目前低于30%。报告期内中发邢台同类业务收入占发行人营业收入的比例分别为2.43%、23.12%和14.11%，毛利占比分别为2.23%、19.71%和14.05%。中发邢台2024年5月设立，2025年为投产后首个完整年度，收入即达10,043.02万元；截至2026年6月30日在建工程余额5,924.02万元，产能仍在释放，上述比例存在上升空间。</w:t>
+        <w:t>②量化指标目前低于30%。报告期内中发邢台同类业务收入占发行人营业收入的比例分别为2.43%、23.12%和14.11%。中发邢台2024年5月设立，2025年为投产后首个完整年度，收入即达10,043.02万元，产能仍在释放，上述比例存在上升空间。</w:t>
       </w:r>
     </w:p>
     <w:p>
@@ -12403,7 +11801,7 @@
         <w:rPr>
           <w:rFonts w:hint="eastAsia" w:ascii="Times New Roman" w:hAnsi="Times New Roman" w:cs="Times New Roman"/>
         </w:rPr>
-        <w:t>③30%系认定构成重大不利影响的量化参考标准，并非同业竞争无需规范的条件。审核除量化指标外，还关注双方在客户与供应商上的重合情况及是否存在利益输送。本次申报涉及燕京啤酒分拆子公司上市，双方之间存在关联采购、共用经营团队及品牌的情形，同时涉及同业竞争、关联交易及独立性，需一并规范。</w:t>
+        <w:t>③30%系认定构成重大不利影响的量化参考标准，并非同业竞争无需规范的条件。本次申报涉及燕京啤酒分拆子公司上市，双方之间存在关联采购、共用经营团队及品牌的情形，同时涉及同业竞争、关联交易及独立性，需一并规范。</w:t>
       </w:r>
     </w:p>
     <w:p>
@@ -12419,7 +11817,7 @@
         <w:rPr>
           <w:rFonts w:hint="eastAsia" w:ascii="Times New Roman" w:hAnsi="Times New Roman" w:cs="Times New Roman"/>
         </w:rPr>
-        <w:t>④竞争主体的生产要素与发行人及控股股东体系交织。中发邢台自身不持有土地使用权，其在建工程及生产经营所使用的土地、厂房权属登记在燕京啤酒（邢台）有限公司名下，该公司系燕京啤酒的全资子公司；同时中发邢台账面未确认使用权资产，双方之间的土地及厂房使用关系是否已签署书面协议、租金定价是否公允，尚待核查。上述情形使同业竞争与资产权属、独立性事项相互关联，需统筹解决，详见本节4、土地收购。</w:t>
+        <w:t>④生产要素与控股股东体系交织。中发邢台自身不持有土地使用权，其在建工程及生产经营所使用的土地、厂房权属登记在燕京啤酒的全资子公司燕京啤酒（邢台）有限公司名下；同时中发邢台账面未确认使用权资产，双方之间的土地及厂房使用关系是否已签署书面协议、租金定价是否公允，尚待核查。上述情形使同业竞争与资产权属、独立性事项相互关联，需统筹解决。</w:t>
       </w:r>
     </w:p>
     <w:p>
@@ -12435,7 +11833,7 @@
         <w:rPr>
           <w:rFonts w:hint="eastAsia" w:ascii="Times New Roman" w:hAnsi="Times New Roman" w:cs="Times New Roman"/>
         </w:rPr>
-        <w:t>⑤关联资金往来金额较大。中发邢台2025年12月31日其他应收款账面余额3,952.53万元，占其资产总额的29.31%；2026年6月30日增至16,640.95万元，占其资产总额的61.12%，主要为内部资金往来。该等往来是否构成控股股东及其关联方对发行人体系资金的占用，需逐笔核查资金流向、形成原因及商业实质，并在重组实施前清理完毕。</w:t>
+        <w:t>⑤关联资金往来金额较大。中发邢台其他应收款账面余额由2025年12月31日的3,952.53万元增至2026年6月30日的16,640.95万元，占其资产总额的比例由29.31%升至61.12%，主要为内部资金往来。该等往来是否构成控股股东及其关联方对发行人体系资金的占用，需逐笔核查并在重组实施前清理完毕。</w:t>
       </w:r>
     </w:p>
     <w:p>
@@ -12471,7 +11869,7 @@
         <w:rPr>
           <w:rFonts w:hint="eastAsia" w:ascii="Times New Roman" w:hAnsi="Times New Roman" w:cs="Times New Roman"/>
         </w:rPr>
-        <w:t>建议将竞争业务整体纳入上市主体，即由发行人收购燕京啤酒持有的中发邢台67.00%股权，使中发邢台成为发行人的全资子公司并纳入合并报表范围。就对价支付方式，提出以发行人股权支付与以现金支付两个方案。两个方案的交易标的与定价基础一致，但在交易架构、资金安排、税务处理及对各方权益的影响上存在实质差异，具体如下。</w:t>
+        <w:t>建议将竞争业务整体纳入上市主体，即由发行人收购燕京啤酒持有的中发邢台67.00%股权，使中发邢台成为发行人的全资子公司并纳入合并报表范围。就对价支付方式，提出以发行人股权支付与以现金支付两个方案。两个方案的交易标的一致，均为燕京啤酒持有的中发邢台67.00%股权；交易价格均应以经国资监管部门备案的评估结果为依据确定，截至本报告出具日尚未启动评估程序，故本节仅列示方案框架，具体作价、股权比例及税费金额待评估完成后另行测算。</w:t>
       </w:r>
     </w:p>
     <w:p>
@@ -12487,7 +11885,7 @@
         <w:rPr>
           <w:rFonts w:hint="eastAsia" w:ascii="Times New Roman" w:hAnsi="Times New Roman" w:cs="Times New Roman"/>
         </w:rPr>
-        <w:t>①交易标的及定价基础</w:t>
+        <w:t>①方案一：以发行人股权支付</w:t>
       </w:r>
     </w:p>
     <w:p>
@@ -12503,7 +11901,7 @@
         <w:rPr>
           <w:rFonts w:hint="eastAsia" w:ascii="Times New Roman" w:hAnsi="Times New Roman" w:cs="Times New Roman"/>
         </w:rPr>
-        <w:t>两个方案的交易标的均为燕京啤酒持有的中发邢台67.00%股权，定价基础亦相同。中发邢台2025年12月31日经审计净资产12,248.19万元，系资产总计13,486.29万元扣除负债合计1,238.11万元后的余额，其中实收资本10,000.00万元、盈余公积224.82万元、未分配利润2,023.37万元，三项加总与上述净资产一致。以账面净资产为基础模拟测算，67.00%股权对应作价8,206.28万元。</w:t>
+        <w:t>由燕京啤酒以其持有的中发邢台67.00%股权作价出资，对发行人进行非货币资产增资。交易的法律形式为股权出资，实质为发行人以定向增发自身股权作为对价收购中发邢台控股权，不涉及现金流出。交易完成后中发邢台由发行人持股100.00%并纳入合并报表范围；发行人注册资本相应增加，燕京啤酒持股比例上升，燕京集团及食品发酵研究院因未参与本次出资而被动稀释，控股股东及实际控制人不变。</w:t>
       </w:r>
     </w:p>
     <w:p>
@@ -12519,7 +11917,7 @@
         <w:rPr>
           <w:rFonts w:hint="eastAsia" w:ascii="Times New Roman" w:hAnsi="Times New Roman" w:cs="Times New Roman"/>
         </w:rPr>
-        <w:t>燕京啤酒持有该部分股权的计税基础为其实缴出资额6,700.00万元，该金额与燕京啤酒2025年年度报告披露的对中发邢台长期股权投资账面余额一致，可相互印证。按上述模拟作价，股权转让所得为1,506.28万元，即作价8,206.28万元与计税基础6,700.00万元的差额。</w:t>
+        <w:t>税务处理方面，本方案对价100.00%以发行人自身股权支付，具备适用财税〔2009〕59号文特殊性税务处理的基础。该文规定股权收购适用特殊性税务处理须同时满足合理商业目的、收购比例不低于50%、重组后连续12个月内不改变原实质性经营活动、股权支付金额不低于85%、原主要股东取得的股权12个月内不转让五项条件，本次交易初步判断均可满足。适用的，转让方暂不确认股权转让所得，当期企业所得税为零、纳税义务递延，并须按国家税务总局公告2015年第48号履行备案；未获适用的，按一般性税务处理，税负与方案二一致。交易标的为股权，不涉及土地、房屋权属转移，不征增值税、土地增值税及契税，另需缴纳股权转让书据印花税。</w:t>
       </w:r>
     </w:p>
     <w:p>
@@ -12535,7 +11933,7 @@
         <w:rPr>
           <w:rFonts w:hint="eastAsia" w:ascii="Times New Roman" w:hAnsi="Times New Roman" w:cs="Times New Roman"/>
         </w:rPr>
-        <w:t>需特别说明的是，本次交易双方均为国有控股企业，交易标的为国有股权，最终交易价格应当以经国资监管部门备案的评估结果为依据确定。截至本报告出具日，本次交易尚未启动资产评估程序，上述测算系以账面净资产替代评估值所作的模拟测算，仅用于两个方案的比选，不构成对最终交易价格的判断。取得评估结果后，作价、税费及各方持股比例均需重新测算。</w:t>
+        <w:t>本方案的主要优点是不占用发行人经营资金，且可实现企业所得税递延；主要局限是燕京集团及食品发酵研究院的持股比例被动稀释，两者均需在发行人股东会上放弃优先认缴出资权，燕京集团作为国有股东还需另行履行内部决策及国资审批程序，方案能否落地取决于该两名股东的态度。此外，非货币资产出资的作价直接决定新增股权数量，评估结果对股权比例的影响较为显著。</w:t>
       </w:r>
     </w:p>
     <w:p>
@@ -12551,7 +11949,7 @@
         <w:rPr>
           <w:rFonts w:hint="eastAsia" w:ascii="Times New Roman" w:hAnsi="Times New Roman" w:cs="Times New Roman"/>
         </w:rPr>
-        <w:t>②方案一：以发行人股权支付</w:t>
+        <w:t>②方案二：以现金支付</w:t>
       </w:r>
     </w:p>
     <w:p>
@@ -12567,7 +11965,7 @@
         <w:rPr>
           <w:rFonts w:hint="eastAsia" w:ascii="Times New Roman" w:hAnsi="Times New Roman" w:cs="Times New Roman"/>
         </w:rPr>
-        <w:t>交易架构方面，由燕京啤酒以其持有的中发邢台67.00%股权作价出资，对发行人进行非货币资产增资。交易的法律形式为股权出资，实质为发行人以定向增发自身股权作为对价收购中发邢台控股权，全程不涉及现金流出。交易完成后，中发邢台由发行人持股100.00%，燕京啤酒对发行人的持股比例相应上升，控股股东及实际控制人未发生变更。</w:t>
+        <w:t>由发行人以现金作为对价，向燕京啤酒购买其持有的中发邢台67.00%股权。发行人的注册资本及股权结构不发生变化，交易完成后中发邢台同样成为发行人的全资子公司并纳入合并报表范围。</w:t>
       </w:r>
     </w:p>
     <w:p>
@@ -12583,7 +11981,7 @@
         <w:rPr>
           <w:rFonts w:hint="eastAsia" w:ascii="Times New Roman" w:hAnsi="Times New Roman" w:cs="Times New Roman"/>
         </w:rPr>
-        <w:t>股权结构方面，本次交易同时改变两个层面的股权结构。中发邢台层面，燕京啤酒持有的67.00%股权转由发行人持有，与发行人原已持有的33.00%合并，中发邢台由发行人的参股公司变为全资子公司，纳入合并报表范围。发行人层面，因对价系发行人向燕京啤酒定向增发自身股权，发行人注册资本相应增加，燕京啤酒因取得新增股权而持股比例上升，燕京集团及食品发酵研究院未参与本次出资、持股比例被动稀释。</w:t>
+        <w:t>税务处理方面，本方案对价全部为现金，股权支付金额为零，不满足财税〔2009〕59号文关于股权支付金额不低于85%的条件，应当适用一般性税务处理。转让方按转让对价与其计税基础的差额确认股权转让所得，该部分股权的计税基础为其实缴出资额6,700.00万元；燕京啤酒为居民企业，适用《中华人民共和国企业所得税法》规定的法定税率25%。需说明的是，20%系自然人股东转让股权按财产转让所得缴纳个人所得税的税率，本次转让方为法人，不适用该税率；燕京啤酒亦不符合小型微利企业优惠条件。其余税种与方案一相同。</w:t>
       </w:r>
     </w:p>
     <w:p>
@@ -12599,788 +11997,7 @@
         <w:rPr>
           <w:rFonts w:hint="eastAsia" w:ascii="Times New Roman" w:hAnsi="Times New Roman" w:cs="Times New Roman"/>
         </w:rPr>
-        <w:t>以发行人2025年12月31日经审计净资产24,641.23万元、注册资本4,000.00万元测算，每1.00元注册资本对应净资产6.1603元；按模拟作价8,206.28万元折算，燕京啤酒新增出资额1,332.12万元。发行人交易前后的股权结构模拟如下：</w:t>
-      </w:r>
-    </w:p>
-    <w:p>
-      <w:pPr>
-        <w:pStyle w:val="432"/>
-        <w:spacing w:before="0" w:beforeLines="0" w:after="0" w:afterLines="0" w:line="240" w:lineRule="auto"/>
-        <w:ind w:firstLine="0" w:firstLineChars="0"/>
-        <w:jc w:val="right"/>
-        <w:rPr>
-          <w:rFonts w:ascii="Times New Roman" w:hAnsi="Times New Roman"/>
-          <w:sz w:val="21"/>
-          <w:szCs w:val="20"/>
-        </w:rPr>
-      </w:pPr>
-      <w:r>
-        <w:rPr>
-          <w:rFonts w:ascii="Times New Roman" w:hAnsi="Times New Roman"/>
-          <w:sz w:val="21"/>
-          <w:szCs w:val="20"/>
-        </w:rPr>
-        <w:t>单位：万元、%</w:t>
-      </w:r>
-    </w:p>
-    <w:tbl>
-      <w:tblPr>
-        <w:tblStyle w:val="64"/>
-        <w:tblW w:w="10425" w:type="dxa"/>
-        <w:jc w:val="center"/>
-        <w:tblBorders>
-          <w:top w:val="single" w:color="auto" w:sz="12" w:space="0"/>
-          <w:left w:val="single" w:color="auto" w:sz="12" w:space="0"/>
-          <w:bottom w:val="single" w:color="auto" w:sz="12" w:space="0"/>
-          <w:right w:val="single" w:color="auto" w:sz="12" w:space="0"/>
-          <w:insideH w:val="single" w:color="auto" w:sz="6" w:space="0"/>
-          <w:insideV w:val="single" w:color="auto" w:sz="6" w:space="0"/>
-        </w:tblBorders>
-        <w:tblLayout w:type="fixed"/>
-        <w:tblCellMar>
-          <w:top w:w="0" w:type="dxa"/>
-          <w:left w:w="108" w:type="dxa"/>
-          <w:bottom w:w="0" w:type="dxa"/>
-          <w:right w:w="108" w:type="dxa"/>
-        </w:tblCellMar>
-      </w:tblPr>
-      <w:tblGrid>
-        <w:gridCol w:w="2673"/>
-        <w:gridCol w:w="1938"/>
-        <w:gridCol w:w="1938"/>
-        <w:gridCol w:w="1938"/>
-        <w:gridCol w:w="1938"/>
-      </w:tblGrid>
-      <w:tr>
-        <w:trPr>
-          <w:trHeight w:val="397" w:hRule="atLeast"/>
-          <w:jc w:val="center"/>
-        </w:trPr>
-        <w:tc>
-          <w:tcPr>
-            <w:tcW w:w="2673" w:type="dxa"/>
-            <w:vAlign w:val="center"/>
-          </w:tcPr>
-          <w:p>
-            <w:pPr>
-              <w:widowControl w:val="0"/>
-              <w:jc w:val="center"/>
-              <w:rPr>
-                <w:rFonts w:hint="eastAsia" w:ascii="Times New Roman" w:hAnsi="Times New Roman" w:cs="Times New Roman"/>
-                <w:b/>
-                <w:kern w:val="2"/>
-                <w:sz w:val="21"/>
-                <w:szCs w:val="21"/>
-              </w:rPr>
-            </w:pPr>
-            <w:r>
-              <w:rPr>
-                <w:rFonts w:hint="eastAsia" w:ascii="Times New Roman" w:hAnsi="Times New Roman" w:cs="Times New Roman"/>
-                <w:b/>
-                <w:kern w:val="2"/>
-                <w:sz w:val="21"/>
-                <w:szCs w:val="21"/>
-              </w:rPr>
-              <w:t>发行人股东名称</w:t>
-            </w:r>
-          </w:p>
-        </w:tc>
-        <w:tc>
-          <w:tcPr>
-            <w:tcW w:w="1938" w:type="dxa"/>
-            <w:vAlign w:val="center"/>
-          </w:tcPr>
-          <w:p>
-            <w:pPr>
-              <w:widowControl w:val="0"/>
-              <w:jc w:val="center"/>
-              <w:rPr>
-                <w:rFonts w:hint="eastAsia" w:ascii="Times New Roman" w:hAnsi="Times New Roman" w:cs="Times New Roman"/>
-                <w:b/>
-                <w:kern w:val="2"/>
-                <w:sz w:val="21"/>
-                <w:szCs w:val="21"/>
-              </w:rPr>
-            </w:pPr>
-            <w:r>
-              <w:rPr>
-                <w:rFonts w:hint="eastAsia" w:ascii="Times New Roman" w:hAnsi="Times New Roman" w:cs="Times New Roman"/>
-                <w:b/>
-                <w:kern w:val="2"/>
-                <w:sz w:val="21"/>
-                <w:szCs w:val="21"/>
-              </w:rPr>
-              <w:t>交易前出资额</w:t>
-            </w:r>
-          </w:p>
-        </w:tc>
-        <w:tc>
-          <w:tcPr>
-            <w:tcW w:w="1938" w:type="dxa"/>
-            <w:vAlign w:val="center"/>
-          </w:tcPr>
-          <w:p>
-            <w:pPr>
-              <w:widowControl w:val="0"/>
-              <w:jc w:val="center"/>
-              <w:rPr>
-                <w:rFonts w:hint="eastAsia" w:ascii="Times New Roman" w:hAnsi="Times New Roman" w:cs="Times New Roman"/>
-                <w:b/>
-                <w:kern w:val="2"/>
-                <w:sz w:val="21"/>
-                <w:szCs w:val="21"/>
-              </w:rPr>
-            </w:pPr>
-            <w:r>
-              <w:rPr>
-                <w:rFonts w:hint="eastAsia" w:ascii="Times New Roman" w:hAnsi="Times New Roman" w:cs="Times New Roman"/>
-                <w:b/>
-                <w:kern w:val="2"/>
-                <w:sz w:val="21"/>
-                <w:szCs w:val="21"/>
-              </w:rPr>
-              <w:t>交易前持股比例</w:t>
-            </w:r>
-          </w:p>
-        </w:tc>
-        <w:tc>
-          <w:tcPr>
-            <w:tcW w:w="1938" w:type="dxa"/>
-            <w:vAlign w:val="center"/>
-          </w:tcPr>
-          <w:p>
-            <w:pPr>
-              <w:widowControl w:val="0"/>
-              <w:jc w:val="center"/>
-              <w:rPr>
-                <w:rFonts w:hint="eastAsia" w:ascii="Times New Roman" w:hAnsi="Times New Roman" w:cs="Times New Roman"/>
-                <w:b/>
-                <w:kern w:val="2"/>
-                <w:sz w:val="21"/>
-                <w:szCs w:val="21"/>
-              </w:rPr>
-            </w:pPr>
-            <w:r>
-              <w:rPr>
-                <w:rFonts w:hint="eastAsia" w:ascii="Times New Roman" w:hAnsi="Times New Roman" w:cs="Times New Roman"/>
-                <w:b/>
-                <w:kern w:val="2"/>
-                <w:sz w:val="21"/>
-                <w:szCs w:val="21"/>
-              </w:rPr>
-              <w:t>交易后出资额</w:t>
-            </w:r>
-          </w:p>
-        </w:tc>
-        <w:tc>
-          <w:tcPr>
-            <w:tcW w:w="1938" w:type="dxa"/>
-            <w:vAlign w:val="center"/>
-          </w:tcPr>
-          <w:p>
-            <w:pPr>
-              <w:widowControl w:val="0"/>
-              <w:jc w:val="center"/>
-              <w:rPr>
-                <w:rFonts w:hint="eastAsia" w:ascii="Times New Roman" w:hAnsi="Times New Roman" w:cs="Times New Roman"/>
-                <w:b/>
-                <w:kern w:val="2"/>
-                <w:sz w:val="21"/>
-                <w:szCs w:val="21"/>
-              </w:rPr>
-            </w:pPr>
-            <w:r>
-              <w:rPr>
-                <w:rFonts w:hint="eastAsia" w:ascii="Times New Roman" w:hAnsi="Times New Roman" w:cs="Times New Roman"/>
-                <w:b/>
-                <w:kern w:val="2"/>
-                <w:sz w:val="21"/>
-                <w:szCs w:val="21"/>
-              </w:rPr>
-              <w:t>交易后持股比例</w:t>
-            </w:r>
-          </w:p>
-        </w:tc>
-      </w:tr>
-      <w:tr>
-        <w:trPr>
-          <w:trHeight w:val="397" w:hRule="atLeast"/>
-          <w:jc w:val="center"/>
-        </w:trPr>
-        <w:tc>
-          <w:tcPr>
-            <w:tcW w:w="2673" w:type="dxa"/>
-            <w:vAlign w:val="center"/>
-          </w:tcPr>
-          <w:p>
-            <w:pPr>
-              <w:widowControl w:val="0"/>
-              <w:jc w:val="center"/>
-              <w:rPr>
-                <w:rFonts w:hint="eastAsia" w:ascii="Times New Roman" w:hAnsi="Times New Roman" w:cs="Times New Roman"/>
-                <w:kern w:val="2"/>
-                <w:sz w:val="21"/>
-                <w:szCs w:val="21"/>
-              </w:rPr>
-            </w:pPr>
-            <w:r>
-              <w:rPr>
-                <w:rFonts w:hint="eastAsia" w:ascii="Times New Roman" w:hAnsi="Times New Roman" w:cs="Times New Roman"/>
-                <w:kern w:val="2"/>
-                <w:sz w:val="21"/>
-                <w:szCs w:val="21"/>
-              </w:rPr>
-              <w:t>燕京啤酒</w:t>
-            </w:r>
-          </w:p>
-        </w:tc>
-        <w:tc>
-          <w:tcPr>
-            <w:tcW w:w="1938" w:type="dxa"/>
-            <w:vAlign w:val="center"/>
-          </w:tcPr>
-          <w:p>
-            <w:pPr>
-              <w:widowControl w:val="0"/>
-              <w:jc w:val="right"/>
-              <w:rPr>
-                <w:rFonts w:hint="eastAsia" w:ascii="Times New Roman" w:hAnsi="Times New Roman" w:cs="Times New Roman"/>
-                <w:kern w:val="2"/>
-                <w:sz w:val="21"/>
-                <w:szCs w:val="21"/>
-              </w:rPr>
-            </w:pPr>
-            <w:r>
-              <w:rPr>
-                <w:rFonts w:hint="eastAsia" w:ascii="Times New Roman" w:hAnsi="Times New Roman" w:cs="Times New Roman"/>
-                <w:kern w:val="2"/>
-                <w:sz w:val="21"/>
-                <w:szCs w:val="21"/>
-              </w:rPr>
-              <w:t>3,200.00</w:t>
-            </w:r>
-          </w:p>
-        </w:tc>
-        <w:tc>
-          <w:tcPr>
-            <w:tcW w:w="1938" w:type="dxa"/>
-            <w:vAlign w:val="center"/>
-          </w:tcPr>
-          <w:p>
-            <w:pPr>
-              <w:widowControl w:val="0"/>
-              <w:jc w:val="right"/>
-              <w:rPr>
-                <w:rFonts w:hint="eastAsia" w:ascii="Times New Roman" w:hAnsi="Times New Roman" w:cs="Times New Roman"/>
-                <w:kern w:val="2"/>
-                <w:sz w:val="21"/>
-                <w:szCs w:val="21"/>
-              </w:rPr>
-            </w:pPr>
-            <w:r>
-              <w:rPr>
-                <w:rFonts w:hint="eastAsia" w:ascii="Times New Roman" w:hAnsi="Times New Roman" w:cs="Times New Roman"/>
-                <w:kern w:val="2"/>
-                <w:sz w:val="21"/>
-                <w:szCs w:val="21"/>
-              </w:rPr>
-              <w:t>80.00</w:t>
-            </w:r>
-          </w:p>
-        </w:tc>
-        <w:tc>
-          <w:tcPr>
-            <w:tcW w:w="1938" w:type="dxa"/>
-            <w:vAlign w:val="center"/>
-          </w:tcPr>
-          <w:p>
-            <w:pPr>
-              <w:widowControl w:val="0"/>
-              <w:jc w:val="right"/>
-              <w:rPr>
-                <w:rFonts w:hint="eastAsia" w:ascii="Times New Roman" w:hAnsi="Times New Roman" w:cs="Times New Roman"/>
-                <w:kern w:val="2"/>
-                <w:sz w:val="21"/>
-                <w:szCs w:val="21"/>
-              </w:rPr>
-            </w:pPr>
-            <w:r>
-              <w:rPr>
-                <w:rFonts w:hint="eastAsia" w:ascii="Times New Roman" w:hAnsi="Times New Roman" w:cs="Times New Roman"/>
-                <w:kern w:val="2"/>
-                <w:sz w:val="21"/>
-                <w:szCs w:val="21"/>
-              </w:rPr>
-              <w:t>4,532.12</w:t>
-            </w:r>
-          </w:p>
-        </w:tc>
-        <w:tc>
-          <w:tcPr>
-            <w:tcW w:w="1938" w:type="dxa"/>
-            <w:vAlign w:val="center"/>
-          </w:tcPr>
-          <w:p>
-            <w:pPr>
-              <w:widowControl w:val="0"/>
-              <w:jc w:val="right"/>
-              <w:rPr>
-                <w:rFonts w:hint="eastAsia" w:ascii="Times New Roman" w:hAnsi="Times New Roman" w:cs="Times New Roman"/>
-                <w:kern w:val="2"/>
-                <w:sz w:val="21"/>
-                <w:szCs w:val="21"/>
-              </w:rPr>
-            </w:pPr>
-            <w:r>
-              <w:rPr>
-                <w:rFonts w:hint="eastAsia" w:ascii="Times New Roman" w:hAnsi="Times New Roman" w:cs="Times New Roman"/>
-                <w:kern w:val="2"/>
-                <w:sz w:val="21"/>
-                <w:szCs w:val="21"/>
-              </w:rPr>
-              <w:t>85.00</w:t>
-            </w:r>
-          </w:p>
-        </w:tc>
-      </w:tr>
-      <w:tr>
-        <w:trPr>
-          <w:trHeight w:val="397" w:hRule="atLeast"/>
-          <w:jc w:val="center"/>
-        </w:trPr>
-        <w:tc>
-          <w:tcPr>
-            <w:tcW w:w="2673" w:type="dxa"/>
-            <w:vAlign w:val="center"/>
-          </w:tcPr>
-          <w:p>
-            <w:pPr>
-              <w:widowControl w:val="0"/>
-              <w:jc w:val="center"/>
-              <w:rPr>
-                <w:rFonts w:hint="eastAsia" w:ascii="Times New Roman" w:hAnsi="Times New Roman" w:cs="Times New Roman"/>
-                <w:kern w:val="2"/>
-                <w:sz w:val="21"/>
-                <w:szCs w:val="21"/>
-              </w:rPr>
-            </w:pPr>
-            <w:r>
-              <w:rPr>
-                <w:rFonts w:hint="eastAsia" w:ascii="Times New Roman" w:hAnsi="Times New Roman" w:cs="Times New Roman"/>
-                <w:kern w:val="2"/>
-                <w:sz w:val="21"/>
-                <w:szCs w:val="21"/>
-              </w:rPr>
-              <w:t>燕京集团</w:t>
-            </w:r>
-          </w:p>
-        </w:tc>
-        <w:tc>
-          <w:tcPr>
-            <w:tcW w:w="1938" w:type="dxa"/>
-            <w:vAlign w:val="center"/>
-          </w:tcPr>
-          <w:p>
-            <w:pPr>
-              <w:widowControl w:val="0"/>
-              <w:jc w:val="right"/>
-              <w:rPr>
-                <w:rFonts w:hint="eastAsia" w:ascii="Times New Roman" w:hAnsi="Times New Roman" w:cs="Times New Roman"/>
-                <w:kern w:val="2"/>
-                <w:sz w:val="21"/>
-                <w:szCs w:val="21"/>
-              </w:rPr>
-            </w:pPr>
-            <w:r>
-              <w:rPr>
-                <w:rFonts w:hint="eastAsia" w:ascii="Times New Roman" w:hAnsi="Times New Roman" w:cs="Times New Roman"/>
-                <w:kern w:val="2"/>
-                <w:sz w:val="21"/>
-                <w:szCs w:val="21"/>
-              </w:rPr>
-              <w:t>700.00</w:t>
-            </w:r>
-          </w:p>
-        </w:tc>
-        <w:tc>
-          <w:tcPr>
-            <w:tcW w:w="1938" w:type="dxa"/>
-            <w:vAlign w:val="center"/>
-          </w:tcPr>
-          <w:p>
-            <w:pPr>
-              <w:widowControl w:val="0"/>
-              <w:jc w:val="right"/>
-              <w:rPr>
-                <w:rFonts w:hint="eastAsia" w:ascii="Times New Roman" w:hAnsi="Times New Roman" w:cs="Times New Roman"/>
-                <w:kern w:val="2"/>
-                <w:sz w:val="21"/>
-                <w:szCs w:val="21"/>
-              </w:rPr>
-            </w:pPr>
-            <w:r>
-              <w:rPr>
-                <w:rFonts w:hint="eastAsia" w:ascii="Times New Roman" w:hAnsi="Times New Roman" w:cs="Times New Roman"/>
-                <w:kern w:val="2"/>
-                <w:sz w:val="21"/>
-                <w:szCs w:val="21"/>
-              </w:rPr>
-              <w:t>17.50</w:t>
-            </w:r>
-          </w:p>
-        </w:tc>
-        <w:tc>
-          <w:tcPr>
-            <w:tcW w:w="1938" w:type="dxa"/>
-            <w:vAlign w:val="center"/>
-          </w:tcPr>
-          <w:p>
-            <w:pPr>
-              <w:widowControl w:val="0"/>
-              <w:jc w:val="right"/>
-              <w:rPr>
-                <w:rFonts w:hint="eastAsia" w:ascii="Times New Roman" w:hAnsi="Times New Roman" w:cs="Times New Roman"/>
-                <w:kern w:val="2"/>
-                <w:sz w:val="21"/>
-                <w:szCs w:val="21"/>
-              </w:rPr>
-            </w:pPr>
-            <w:r>
-              <w:rPr>
-                <w:rFonts w:hint="eastAsia" w:ascii="Times New Roman" w:hAnsi="Times New Roman" w:cs="Times New Roman"/>
-                <w:kern w:val="2"/>
-                <w:sz w:val="21"/>
-                <w:szCs w:val="21"/>
-              </w:rPr>
-              <w:t>700.00</w:t>
-            </w:r>
-          </w:p>
-        </w:tc>
-        <w:tc>
-          <w:tcPr>
-            <w:tcW w:w="1938" w:type="dxa"/>
-            <w:vAlign w:val="center"/>
-          </w:tcPr>
-          <w:p>
-            <w:pPr>
-              <w:widowControl w:val="0"/>
-              <w:jc w:val="right"/>
-              <w:rPr>
-                <w:rFonts w:hint="eastAsia" w:ascii="Times New Roman" w:hAnsi="Times New Roman" w:cs="Times New Roman"/>
-                <w:kern w:val="2"/>
-                <w:sz w:val="21"/>
-                <w:szCs w:val="21"/>
-              </w:rPr>
-            </w:pPr>
-            <w:r>
-              <w:rPr>
-                <w:rFonts w:hint="eastAsia" w:ascii="Times New Roman" w:hAnsi="Times New Roman" w:cs="Times New Roman"/>
-                <w:kern w:val="2"/>
-                <w:sz w:val="21"/>
-                <w:szCs w:val="21"/>
-              </w:rPr>
-              <w:t>13.13</w:t>
-            </w:r>
-          </w:p>
-        </w:tc>
-      </w:tr>
-      <w:tr>
-        <w:trPr>
-          <w:trHeight w:val="397" w:hRule="atLeast"/>
-          <w:jc w:val="center"/>
-        </w:trPr>
-        <w:tc>
-          <w:tcPr>
-            <w:tcW w:w="2673" w:type="dxa"/>
-            <w:vAlign w:val="center"/>
-          </w:tcPr>
-          <w:p>
-            <w:pPr>
-              <w:widowControl w:val="0"/>
-              <w:jc w:val="center"/>
-              <w:rPr>
-                <w:rFonts w:hint="eastAsia" w:ascii="Times New Roman" w:hAnsi="Times New Roman" w:cs="Times New Roman"/>
-                <w:kern w:val="2"/>
-                <w:sz w:val="21"/>
-                <w:szCs w:val="21"/>
-              </w:rPr>
-            </w:pPr>
-            <w:r>
-              <w:rPr>
-                <w:rFonts w:hint="eastAsia" w:ascii="Times New Roman" w:hAnsi="Times New Roman" w:cs="Times New Roman"/>
-                <w:kern w:val="2"/>
-                <w:sz w:val="21"/>
-                <w:szCs w:val="21"/>
-              </w:rPr>
-              <w:t>食品发酵研究院</w:t>
-            </w:r>
-          </w:p>
-        </w:tc>
-        <w:tc>
-          <w:tcPr>
-            <w:tcW w:w="1938" w:type="dxa"/>
-            <w:vAlign w:val="center"/>
-          </w:tcPr>
-          <w:p>
-            <w:pPr>
-              <w:widowControl w:val="0"/>
-              <w:jc w:val="right"/>
-              <w:rPr>
-                <w:rFonts w:hint="eastAsia" w:ascii="Times New Roman" w:hAnsi="Times New Roman" w:cs="Times New Roman"/>
-                <w:kern w:val="2"/>
-                <w:sz w:val="21"/>
-                <w:szCs w:val="21"/>
-              </w:rPr>
-            </w:pPr>
-            <w:r>
-              <w:rPr>
-                <w:rFonts w:hint="eastAsia" w:ascii="Times New Roman" w:hAnsi="Times New Roman" w:cs="Times New Roman"/>
-                <w:kern w:val="2"/>
-                <w:sz w:val="21"/>
-                <w:szCs w:val="21"/>
-              </w:rPr>
-              <w:t>100.00</w:t>
-            </w:r>
-          </w:p>
-        </w:tc>
-        <w:tc>
-          <w:tcPr>
-            <w:tcW w:w="1938" w:type="dxa"/>
-            <w:vAlign w:val="center"/>
-          </w:tcPr>
-          <w:p>
-            <w:pPr>
-              <w:widowControl w:val="0"/>
-              <w:jc w:val="right"/>
-              <w:rPr>
-                <w:rFonts w:hint="eastAsia" w:ascii="Times New Roman" w:hAnsi="Times New Roman" w:cs="Times New Roman"/>
-                <w:kern w:val="2"/>
-                <w:sz w:val="21"/>
-                <w:szCs w:val="21"/>
-              </w:rPr>
-            </w:pPr>
-            <w:r>
-              <w:rPr>
-                <w:rFonts w:hint="eastAsia" w:ascii="Times New Roman" w:hAnsi="Times New Roman" w:cs="Times New Roman"/>
-                <w:kern w:val="2"/>
-                <w:sz w:val="21"/>
-                <w:szCs w:val="21"/>
-              </w:rPr>
-              <w:t>2.50</w:t>
-            </w:r>
-          </w:p>
-        </w:tc>
-        <w:tc>
-          <w:tcPr>
-            <w:tcW w:w="1938" w:type="dxa"/>
-            <w:vAlign w:val="center"/>
-          </w:tcPr>
-          <w:p>
-            <w:pPr>
-              <w:widowControl w:val="0"/>
-              <w:jc w:val="right"/>
-              <w:rPr>
-                <w:rFonts w:hint="eastAsia" w:ascii="Times New Roman" w:hAnsi="Times New Roman" w:cs="Times New Roman"/>
-                <w:kern w:val="2"/>
-                <w:sz w:val="21"/>
-                <w:szCs w:val="21"/>
-              </w:rPr>
-            </w:pPr>
-            <w:r>
-              <w:rPr>
-                <w:rFonts w:hint="eastAsia" w:ascii="Times New Roman" w:hAnsi="Times New Roman" w:cs="Times New Roman"/>
-                <w:kern w:val="2"/>
-                <w:sz w:val="21"/>
-                <w:szCs w:val="21"/>
-              </w:rPr>
-              <w:t>100.00</w:t>
-            </w:r>
-          </w:p>
-        </w:tc>
-        <w:tc>
-          <w:tcPr>
-            <w:tcW w:w="1938" w:type="dxa"/>
-            <w:vAlign w:val="center"/>
-          </w:tcPr>
-          <w:p>
-            <w:pPr>
-              <w:widowControl w:val="0"/>
-              <w:jc w:val="right"/>
-              <w:rPr>
-                <w:rFonts w:hint="eastAsia" w:ascii="Times New Roman" w:hAnsi="Times New Roman" w:cs="Times New Roman"/>
-                <w:kern w:val="2"/>
-                <w:sz w:val="21"/>
-                <w:szCs w:val="21"/>
-              </w:rPr>
-            </w:pPr>
-            <w:r>
-              <w:rPr>
-                <w:rFonts w:hint="eastAsia" w:ascii="Times New Roman" w:hAnsi="Times New Roman" w:cs="Times New Roman"/>
-                <w:kern w:val="2"/>
-                <w:sz w:val="21"/>
-                <w:szCs w:val="21"/>
-              </w:rPr>
-              <w:t>1.88</w:t>
-            </w:r>
-          </w:p>
-        </w:tc>
-      </w:tr>
-      <w:tr>
-        <w:trPr>
-          <w:trHeight w:val="397" w:hRule="atLeast"/>
-          <w:jc w:val="center"/>
-        </w:trPr>
-        <w:tc>
-          <w:tcPr>
-            <w:tcW w:w="2673" w:type="dxa"/>
-            <w:vAlign w:val="center"/>
-          </w:tcPr>
-          <w:p>
-            <w:pPr>
-              <w:widowControl w:val="0"/>
-              <w:jc w:val="center"/>
-              <w:rPr>
-                <w:rFonts w:hint="eastAsia" w:ascii="Times New Roman" w:hAnsi="Times New Roman" w:cs="Times New Roman"/>
-                <w:kern w:val="2"/>
-                <w:sz w:val="21"/>
-                <w:szCs w:val="21"/>
-              </w:rPr>
-            </w:pPr>
-            <w:r>
-              <w:rPr>
-                <w:rFonts w:hint="eastAsia" w:ascii="Times New Roman" w:hAnsi="Times New Roman" w:cs="Times New Roman"/>
-                <w:kern w:val="2"/>
-                <w:sz w:val="21"/>
-                <w:szCs w:val="21"/>
-              </w:rPr>
-              <w:t>合计</w:t>
-            </w:r>
-          </w:p>
-        </w:tc>
-        <w:tc>
-          <w:tcPr>
-            <w:tcW w:w="1938" w:type="dxa"/>
-            <w:vAlign w:val="center"/>
-          </w:tcPr>
-          <w:p>
-            <w:pPr>
-              <w:widowControl w:val="0"/>
-              <w:jc w:val="right"/>
-              <w:rPr>
-                <w:rFonts w:hint="eastAsia" w:ascii="Times New Roman" w:hAnsi="Times New Roman" w:cs="Times New Roman"/>
-                <w:kern w:val="2"/>
-                <w:sz w:val="21"/>
-                <w:szCs w:val="21"/>
-              </w:rPr>
-            </w:pPr>
-            <w:r>
-              <w:rPr>
-                <w:rFonts w:hint="eastAsia" w:ascii="Times New Roman" w:hAnsi="Times New Roman" w:cs="Times New Roman"/>
-                <w:kern w:val="2"/>
-                <w:sz w:val="21"/>
-                <w:szCs w:val="21"/>
-              </w:rPr>
-              <w:t>4,000.00</w:t>
-            </w:r>
-          </w:p>
-        </w:tc>
-        <w:tc>
-          <w:tcPr>
-            <w:tcW w:w="1938" w:type="dxa"/>
-            <w:vAlign w:val="center"/>
-          </w:tcPr>
-          <w:p>
-            <w:pPr>
-              <w:widowControl w:val="0"/>
-              <w:jc w:val="right"/>
-              <w:rPr>
-                <w:rFonts w:hint="eastAsia" w:ascii="Times New Roman" w:hAnsi="Times New Roman" w:cs="Times New Roman"/>
-                <w:kern w:val="2"/>
-                <w:sz w:val="21"/>
-                <w:szCs w:val="21"/>
-              </w:rPr>
-            </w:pPr>
-            <w:r>
-              <w:rPr>
-                <w:rFonts w:hint="eastAsia" w:ascii="Times New Roman" w:hAnsi="Times New Roman" w:cs="Times New Roman"/>
-                <w:kern w:val="2"/>
-                <w:sz w:val="21"/>
-                <w:szCs w:val="21"/>
-              </w:rPr>
-              <w:t>100.00</w:t>
-            </w:r>
-          </w:p>
-        </w:tc>
-        <w:tc>
-          <w:tcPr>
-            <w:tcW w:w="1938" w:type="dxa"/>
-            <w:vAlign w:val="center"/>
-          </w:tcPr>
-          <w:p>
-            <w:pPr>
-              <w:widowControl w:val="0"/>
-              <w:jc w:val="right"/>
-              <w:rPr>
-                <w:rFonts w:hint="eastAsia" w:ascii="Times New Roman" w:hAnsi="Times New Roman" w:cs="Times New Roman"/>
-                <w:kern w:val="2"/>
-                <w:sz w:val="21"/>
-                <w:szCs w:val="21"/>
-              </w:rPr>
-            </w:pPr>
-            <w:r>
-              <w:rPr>
-                <w:rFonts w:hint="eastAsia" w:ascii="Times New Roman" w:hAnsi="Times New Roman" w:cs="Times New Roman"/>
-                <w:kern w:val="2"/>
-                <w:sz w:val="21"/>
-                <w:szCs w:val="21"/>
-              </w:rPr>
-              <w:t>5,332.12</w:t>
-            </w:r>
-          </w:p>
-        </w:tc>
-        <w:tc>
-          <w:tcPr>
-            <w:tcW w:w="1938" w:type="dxa"/>
-            <w:vAlign w:val="center"/>
-          </w:tcPr>
-          <w:p>
-            <w:pPr>
-              <w:widowControl w:val="0"/>
-              <w:jc w:val="right"/>
-              <w:rPr>
-                <w:rFonts w:hint="eastAsia" w:ascii="Times New Roman" w:hAnsi="Times New Roman" w:cs="Times New Roman"/>
-                <w:kern w:val="2"/>
-                <w:sz w:val="21"/>
-                <w:szCs w:val="21"/>
-              </w:rPr>
-            </w:pPr>
-            <w:r>
-              <w:rPr>
-                <w:rFonts w:hint="eastAsia" w:ascii="Times New Roman" w:hAnsi="Times New Roman" w:cs="Times New Roman"/>
-                <w:kern w:val="2"/>
-                <w:sz w:val="21"/>
-                <w:szCs w:val="21"/>
-              </w:rPr>
-              <w:t>100.00</w:t>
-            </w:r>
-          </w:p>
-        </w:tc>
-      </w:tr>
-    </w:tbl>
-    <w:p>
-      <w:pPr>
-        <w:spacing w:before="163" w:beforeLines="50" w:after="163" w:afterLines="50" w:line="360" w:lineRule="auto"/>
-        <w:ind w:firstLine="480" w:firstLineChars="200"/>
-        <w:jc w:val="both"/>
-        <w:rPr>
-          <w:rFonts w:ascii="Times New Roman" w:hAnsi="Times New Roman" w:cs="Times New Roman"/>
-        </w:rPr>
-      </w:pPr>
-      <w:r>
-        <w:rPr>
-          <w:rFonts w:hint="eastAsia" w:ascii="Times New Roman" w:hAnsi="Times New Roman" w:cs="Times New Roman"/>
-        </w:rPr>
-        <w:t>注：本表为发行人自身的股权结构；中发邢台的股权结构则由交易前的燕京啤酒持股67.00%、发行人持股33.00%，变为交易后的发行人持股100.00%。交易后各股东持股比例合计数与100.00%的差异系四舍五入所致。上述测算以账面净资产为基础，仅为方案示意，实际作价及股权比例以经国资监管部门备案的评估结果为准。</w:t>
+        <w:t>本方案的主要优点是不改变发行人现有股权结构，无需中小股东放弃优先认缴出资权，决策链条相对简单；主要局限是发行人需实际支付现金对价，其自身仍处于产能建设期，需关注该笔支出对营运资金及在建项目投入的影响，且转让方需即期缴纳企业所得税，整体税务成本高于方案一。</w:t>
       </w:r>
     </w:p>
     <w:p>
@@ -13396,722 +12013,7 @@
         <w:rPr>
           <w:rFonts w:hint="eastAsia" w:ascii="Times New Roman" w:hAnsi="Times New Roman" w:cs="Times New Roman"/>
         </w:rPr>
-        <w:t>税务处理方面，本方案的对价100.00%以发行人自身股权支付，具备适用财税〔2009〕59号文特殊性税务处理的基础。该文规定股权收购适用特殊性税务处理须同时满足五项条件，本次交易的符合情况如下：</w:t>
-      </w:r>
-    </w:p>
-    <w:tbl>
-      <w:tblPr>
-        <w:tblStyle w:val="64"/>
-        <w:tblW w:w="10425" w:type="dxa"/>
-        <w:jc w:val="center"/>
-        <w:tblBorders>
-          <w:top w:val="single" w:color="auto" w:sz="12" w:space="0"/>
-          <w:left w:val="single" w:color="auto" w:sz="12" w:space="0"/>
-          <w:bottom w:val="single" w:color="auto" w:sz="12" w:space="0"/>
-          <w:right w:val="single" w:color="auto" w:sz="12" w:space="0"/>
-          <w:insideH w:val="single" w:color="auto" w:sz="6" w:space="0"/>
-          <w:insideV w:val="single" w:color="auto" w:sz="6" w:space="0"/>
-        </w:tblBorders>
-        <w:tblLayout w:type="fixed"/>
-        <w:tblCellMar>
-          <w:top w:w="0" w:type="dxa"/>
-          <w:left w:w="108" w:type="dxa"/>
-          <w:bottom w:w="0" w:type="dxa"/>
-          <w:right w:w="108" w:type="dxa"/>
-        </w:tblCellMar>
-      </w:tblPr>
-      <w:tblGrid>
-        <w:gridCol w:w="1400"/>
-        <w:gridCol w:w="4500"/>
-        <w:gridCol w:w="4525"/>
-      </w:tblGrid>
-      <w:tr>
-        <w:trPr>
-          <w:trHeight w:val="397" w:hRule="atLeast"/>
-          <w:jc w:val="center"/>
-        </w:trPr>
-        <w:tc>
-          <w:tcPr>
-            <w:tcW w:w="1400" w:type="dxa"/>
-            <w:vAlign w:val="center"/>
-          </w:tcPr>
-          <w:p>
-            <w:pPr>
-              <w:widowControl w:val="0"/>
-              <w:jc w:val="center"/>
-              <w:rPr>
-                <w:rFonts w:hint="eastAsia" w:ascii="Times New Roman" w:hAnsi="Times New Roman" w:cs="Times New Roman"/>
-                <w:b/>
-                <w:kern w:val="2"/>
-                <w:sz w:val="21"/>
-                <w:szCs w:val="21"/>
-              </w:rPr>
-            </w:pPr>
-            <w:r>
-              <w:rPr>
-                <w:rFonts w:hint="eastAsia" w:ascii="Times New Roman" w:hAnsi="Times New Roman" w:cs="Times New Roman"/>
-                <w:b/>
-                <w:kern w:val="2"/>
-                <w:sz w:val="21"/>
-                <w:szCs w:val="21"/>
-              </w:rPr>
-              <w:t>条件</w:t>
-            </w:r>
-          </w:p>
-        </w:tc>
-        <w:tc>
-          <w:tcPr>
-            <w:tcW w:w="4500" w:type="dxa"/>
-            <w:vAlign w:val="center"/>
-          </w:tcPr>
-          <w:p>
-            <w:pPr>
-              <w:widowControl w:val="0"/>
-              <w:jc w:val="center"/>
-              <w:rPr>
-                <w:rFonts w:hint="eastAsia" w:ascii="Times New Roman" w:hAnsi="Times New Roman" w:cs="Times New Roman"/>
-                <w:b/>
-                <w:kern w:val="2"/>
-                <w:sz w:val="21"/>
-                <w:szCs w:val="21"/>
-              </w:rPr>
-            </w:pPr>
-            <w:r>
-              <w:rPr>
-                <w:rFonts w:hint="eastAsia" w:ascii="Times New Roman" w:hAnsi="Times New Roman" w:cs="Times New Roman"/>
-                <w:b/>
-                <w:kern w:val="2"/>
-                <w:sz w:val="21"/>
-                <w:szCs w:val="21"/>
-              </w:rPr>
-              <w:t>规定要求</w:t>
-            </w:r>
-          </w:p>
-        </w:tc>
-        <w:tc>
-          <w:tcPr>
-            <w:tcW w:w="4525" w:type="dxa"/>
-            <w:vAlign w:val="center"/>
-          </w:tcPr>
-          <w:p>
-            <w:pPr>
-              <w:widowControl w:val="0"/>
-              <w:jc w:val="center"/>
-              <w:rPr>
-                <w:rFonts w:hint="eastAsia" w:ascii="Times New Roman" w:hAnsi="Times New Roman" w:cs="Times New Roman"/>
-                <w:b/>
-                <w:kern w:val="2"/>
-                <w:sz w:val="21"/>
-                <w:szCs w:val="21"/>
-              </w:rPr>
-            </w:pPr>
-            <w:r>
-              <w:rPr>
-                <w:rFonts w:hint="eastAsia" w:ascii="Times New Roman" w:hAnsi="Times New Roman" w:cs="Times New Roman"/>
-                <w:b/>
-                <w:kern w:val="2"/>
-                <w:sz w:val="21"/>
-                <w:szCs w:val="21"/>
-              </w:rPr>
-              <w:t>本次交易符合情况</w:t>
-            </w:r>
-          </w:p>
-        </w:tc>
-      </w:tr>
-      <w:tr>
-        <w:trPr>
-          <w:trHeight w:val="397" w:hRule="atLeast"/>
-          <w:jc w:val="center"/>
-        </w:trPr>
-        <w:tc>
-          <w:tcPr>
-            <w:tcW w:w="1400" w:type="dxa"/>
-            <w:vAlign w:val="center"/>
-          </w:tcPr>
-          <w:p>
-            <w:pPr>
-              <w:widowControl w:val="0"/>
-              <w:jc w:val="center"/>
-              <w:rPr>
-                <w:rFonts w:hint="eastAsia" w:ascii="Times New Roman" w:hAnsi="Times New Roman" w:cs="Times New Roman"/>
-                <w:kern w:val="2"/>
-                <w:sz w:val="21"/>
-                <w:szCs w:val="21"/>
-              </w:rPr>
-            </w:pPr>
-            <w:r>
-              <w:rPr>
-                <w:rFonts w:hint="eastAsia" w:ascii="Times New Roman" w:hAnsi="Times New Roman" w:cs="Times New Roman"/>
-                <w:kern w:val="2"/>
-                <w:sz w:val="21"/>
-                <w:szCs w:val="21"/>
-              </w:rPr>
-              <w:t>合理商业目的</w:t>
-            </w:r>
-          </w:p>
-        </w:tc>
-        <w:tc>
-          <w:tcPr>
-            <w:tcW w:w="4500" w:type="dxa"/>
-            <w:vAlign w:val="center"/>
-          </w:tcPr>
-          <w:p>
-            <w:pPr>
-              <w:widowControl w:val="0"/>
-              <w:jc w:val="both"/>
-              <w:rPr>
-                <w:rFonts w:hint="eastAsia" w:ascii="Times New Roman" w:hAnsi="Times New Roman" w:cs="Times New Roman"/>
-                <w:kern w:val="2"/>
-                <w:sz w:val="21"/>
-                <w:szCs w:val="21"/>
-              </w:rPr>
-            </w:pPr>
-            <w:r>
-              <w:rPr>
-                <w:rFonts w:hint="eastAsia" w:ascii="Times New Roman" w:hAnsi="Times New Roman" w:cs="Times New Roman"/>
-                <w:kern w:val="2"/>
-                <w:sz w:val="21"/>
-                <w:szCs w:val="21"/>
-              </w:rPr>
-              <w:t>具有合理的商业目的，且不以减少、免除或者推迟缴纳税款为主要目的</w:t>
-            </w:r>
-          </w:p>
-        </w:tc>
-        <w:tc>
-          <w:tcPr>
-            <w:tcW w:w="4525" w:type="dxa"/>
-            <w:vAlign w:val="center"/>
-          </w:tcPr>
-          <w:p>
-            <w:pPr>
-              <w:widowControl w:val="0"/>
-              <w:jc w:val="both"/>
-              <w:rPr>
-                <w:rFonts w:hint="eastAsia" w:ascii="Times New Roman" w:hAnsi="Times New Roman" w:cs="Times New Roman"/>
-                <w:kern w:val="2"/>
-                <w:sz w:val="21"/>
-                <w:szCs w:val="21"/>
-              </w:rPr>
-            </w:pPr>
-            <w:r>
-              <w:rPr>
-                <w:rFonts w:hint="eastAsia" w:ascii="Times New Roman" w:hAnsi="Times New Roman" w:cs="Times New Roman"/>
-                <w:kern w:val="2"/>
-                <w:sz w:val="21"/>
-                <w:szCs w:val="21"/>
-              </w:rPr>
-              <w:t>本次重组用于消除发行人与控股股东控制企业之间的同业竞争，系发行人申请首次公开发行股票并上市的实质性要求，商业目的合理</w:t>
-            </w:r>
-          </w:p>
-        </w:tc>
-      </w:tr>
-      <w:tr>
-        <w:trPr>
-          <w:trHeight w:val="397" w:hRule="atLeast"/>
-          <w:jc w:val="center"/>
-        </w:trPr>
-        <w:tc>
-          <w:tcPr>
-            <w:tcW w:w="1400" w:type="dxa"/>
-            <w:vAlign w:val="center"/>
-          </w:tcPr>
-          <w:p>
-            <w:pPr>
-              <w:widowControl w:val="0"/>
-              <w:jc w:val="center"/>
-              <w:rPr>
-                <w:rFonts w:hint="eastAsia" w:ascii="Times New Roman" w:hAnsi="Times New Roman" w:cs="Times New Roman"/>
-                <w:kern w:val="2"/>
-                <w:sz w:val="21"/>
-                <w:szCs w:val="21"/>
-              </w:rPr>
-            </w:pPr>
-            <w:r>
-              <w:rPr>
-                <w:rFonts w:hint="eastAsia" w:ascii="Times New Roman" w:hAnsi="Times New Roman" w:cs="Times New Roman"/>
-                <w:kern w:val="2"/>
-                <w:sz w:val="21"/>
-                <w:szCs w:val="21"/>
-              </w:rPr>
-              <w:t>收购比例</w:t>
-            </w:r>
-          </w:p>
-        </w:tc>
-        <w:tc>
-          <w:tcPr>
-            <w:tcW w:w="4500" w:type="dxa"/>
-            <w:vAlign w:val="center"/>
-          </w:tcPr>
-          <w:p>
-            <w:pPr>
-              <w:widowControl w:val="0"/>
-              <w:jc w:val="both"/>
-              <w:rPr>
-                <w:rFonts w:hint="eastAsia" w:ascii="Times New Roman" w:hAnsi="Times New Roman" w:cs="Times New Roman"/>
-                <w:kern w:val="2"/>
-                <w:sz w:val="21"/>
-                <w:szCs w:val="21"/>
-              </w:rPr>
-            </w:pPr>
-            <w:r>
-              <w:rPr>
-                <w:rFonts w:hint="eastAsia" w:ascii="Times New Roman" w:hAnsi="Times New Roman" w:cs="Times New Roman"/>
-                <w:kern w:val="2"/>
-                <w:sz w:val="21"/>
-                <w:szCs w:val="21"/>
-              </w:rPr>
-              <w:t>收购企业购买的股权不低于被收购企业全部股权的50%</w:t>
-            </w:r>
-          </w:p>
-        </w:tc>
-        <w:tc>
-          <w:tcPr>
-            <w:tcW w:w="4525" w:type="dxa"/>
-            <w:vAlign w:val="center"/>
-          </w:tcPr>
-          <w:p>
-            <w:pPr>
-              <w:widowControl w:val="0"/>
-              <w:jc w:val="both"/>
-              <w:rPr>
-                <w:rFonts w:hint="eastAsia" w:ascii="Times New Roman" w:hAnsi="Times New Roman" w:cs="Times New Roman"/>
-                <w:kern w:val="2"/>
-                <w:sz w:val="21"/>
-                <w:szCs w:val="21"/>
-              </w:rPr>
-            </w:pPr>
-            <w:r>
-              <w:rPr>
-                <w:rFonts w:hint="eastAsia" w:ascii="Times New Roman" w:hAnsi="Times New Roman" w:cs="Times New Roman"/>
-                <w:kern w:val="2"/>
-                <w:sz w:val="21"/>
-                <w:szCs w:val="21"/>
-              </w:rPr>
-              <w:t>本次收购中发邢台67.00%股权，高于50%</w:t>
-            </w:r>
-          </w:p>
-        </w:tc>
-      </w:tr>
-      <w:tr>
-        <w:trPr>
-          <w:trHeight w:val="397" w:hRule="atLeast"/>
-          <w:jc w:val="center"/>
-        </w:trPr>
-        <w:tc>
-          <w:tcPr>
-            <w:tcW w:w="1400" w:type="dxa"/>
-            <w:vAlign w:val="center"/>
-          </w:tcPr>
-          <w:p>
-            <w:pPr>
-              <w:widowControl w:val="0"/>
-              <w:jc w:val="center"/>
-              <w:rPr>
-                <w:rFonts w:hint="eastAsia" w:ascii="Times New Roman" w:hAnsi="Times New Roman" w:cs="Times New Roman"/>
-                <w:kern w:val="2"/>
-                <w:sz w:val="21"/>
-                <w:szCs w:val="21"/>
-              </w:rPr>
-            </w:pPr>
-            <w:r>
-              <w:rPr>
-                <w:rFonts w:hint="eastAsia" w:ascii="Times New Roman" w:hAnsi="Times New Roman" w:cs="Times New Roman"/>
-                <w:kern w:val="2"/>
-                <w:sz w:val="21"/>
-                <w:szCs w:val="21"/>
-              </w:rPr>
-              <w:t>经营连续性</w:t>
-            </w:r>
-          </w:p>
-        </w:tc>
-        <w:tc>
-          <w:tcPr>
-            <w:tcW w:w="4500" w:type="dxa"/>
-            <w:vAlign w:val="center"/>
-          </w:tcPr>
-          <w:p>
-            <w:pPr>
-              <w:widowControl w:val="0"/>
-              <w:jc w:val="both"/>
-              <w:rPr>
-                <w:rFonts w:hint="eastAsia" w:ascii="Times New Roman" w:hAnsi="Times New Roman" w:cs="Times New Roman"/>
-                <w:kern w:val="2"/>
-                <w:sz w:val="21"/>
-                <w:szCs w:val="21"/>
-              </w:rPr>
-            </w:pPr>
-            <w:r>
-              <w:rPr>
-                <w:rFonts w:hint="eastAsia" w:ascii="Times New Roman" w:hAnsi="Times New Roman" w:cs="Times New Roman"/>
-                <w:kern w:val="2"/>
-                <w:sz w:val="21"/>
-                <w:szCs w:val="21"/>
-              </w:rPr>
-              <w:t>企业重组后的连续12个月内不改变重组资产原来的实质性经营活动</w:t>
-            </w:r>
-          </w:p>
-        </w:tc>
-        <w:tc>
-          <w:tcPr>
-            <w:tcW w:w="4525" w:type="dxa"/>
-            <w:vAlign w:val="center"/>
-          </w:tcPr>
-          <w:p>
-            <w:pPr>
-              <w:widowControl w:val="0"/>
-              <w:jc w:val="both"/>
-              <w:rPr>
-                <w:rFonts w:hint="eastAsia" w:ascii="Times New Roman" w:hAnsi="Times New Roman" w:cs="Times New Roman"/>
-                <w:kern w:val="2"/>
-                <w:sz w:val="21"/>
-                <w:szCs w:val="21"/>
-              </w:rPr>
-            </w:pPr>
-            <w:r>
-              <w:rPr>
-                <w:rFonts w:hint="eastAsia" w:ascii="Times New Roman" w:hAnsi="Times New Roman" w:cs="Times New Roman"/>
-                <w:kern w:val="2"/>
-                <w:sz w:val="21"/>
-                <w:szCs w:val="21"/>
-              </w:rPr>
-              <w:t>重组后中发邢台继续从事纳豆及纳豆制品的生产和销售，不改变原实质性经营活动</w:t>
-            </w:r>
-          </w:p>
-        </w:tc>
-      </w:tr>
-      <w:tr>
-        <w:trPr>
-          <w:trHeight w:val="397" w:hRule="atLeast"/>
-          <w:jc w:val="center"/>
-        </w:trPr>
-        <w:tc>
-          <w:tcPr>
-            <w:tcW w:w="1400" w:type="dxa"/>
-            <w:vAlign w:val="center"/>
-          </w:tcPr>
-          <w:p>
-            <w:pPr>
-              <w:widowControl w:val="0"/>
-              <w:jc w:val="center"/>
-              <w:rPr>
-                <w:rFonts w:hint="eastAsia" w:ascii="Times New Roman" w:hAnsi="Times New Roman" w:cs="Times New Roman"/>
-                <w:kern w:val="2"/>
-                <w:sz w:val="21"/>
-                <w:szCs w:val="21"/>
-              </w:rPr>
-            </w:pPr>
-            <w:r>
-              <w:rPr>
-                <w:rFonts w:hint="eastAsia" w:ascii="Times New Roman" w:hAnsi="Times New Roman" w:cs="Times New Roman"/>
-                <w:kern w:val="2"/>
-                <w:sz w:val="21"/>
-                <w:szCs w:val="21"/>
-              </w:rPr>
-              <w:t>股权支付比例</w:t>
-            </w:r>
-          </w:p>
-        </w:tc>
-        <w:tc>
-          <w:tcPr>
-            <w:tcW w:w="4500" w:type="dxa"/>
-            <w:vAlign w:val="center"/>
-          </w:tcPr>
-          <w:p>
-            <w:pPr>
-              <w:widowControl w:val="0"/>
-              <w:jc w:val="both"/>
-              <w:rPr>
-                <w:rFonts w:hint="eastAsia" w:ascii="Times New Roman" w:hAnsi="Times New Roman" w:cs="Times New Roman"/>
-                <w:kern w:val="2"/>
-                <w:sz w:val="21"/>
-                <w:szCs w:val="21"/>
-              </w:rPr>
-            </w:pPr>
-            <w:r>
-              <w:rPr>
-                <w:rFonts w:hint="eastAsia" w:ascii="Times New Roman" w:hAnsi="Times New Roman" w:cs="Times New Roman"/>
-                <w:kern w:val="2"/>
-                <w:sz w:val="21"/>
-                <w:szCs w:val="21"/>
-              </w:rPr>
-              <w:t>收购企业在该股权收购发生时的股权支付金额不低于其交易支付总额的85%</w:t>
-            </w:r>
-          </w:p>
-        </w:tc>
-        <w:tc>
-          <w:tcPr>
-            <w:tcW w:w="4525" w:type="dxa"/>
-            <w:vAlign w:val="center"/>
-          </w:tcPr>
-          <w:p>
-            <w:pPr>
-              <w:widowControl w:val="0"/>
-              <w:jc w:val="both"/>
-              <w:rPr>
-                <w:rFonts w:hint="eastAsia" w:ascii="Times New Roman" w:hAnsi="Times New Roman" w:cs="Times New Roman"/>
-                <w:kern w:val="2"/>
-                <w:sz w:val="21"/>
-                <w:szCs w:val="21"/>
-              </w:rPr>
-            </w:pPr>
-            <w:r>
-              <w:rPr>
-                <w:rFonts w:hint="eastAsia" w:ascii="Times New Roman" w:hAnsi="Times New Roman" w:cs="Times New Roman"/>
-                <w:kern w:val="2"/>
-                <w:sz w:val="21"/>
-                <w:szCs w:val="21"/>
-              </w:rPr>
-              <w:t>本方案对价100.00%以发行人自身股权支付，高于85%</w:t>
-            </w:r>
-          </w:p>
-        </w:tc>
-      </w:tr>
-      <w:tr>
-        <w:trPr>
-          <w:trHeight w:val="397" w:hRule="atLeast"/>
-          <w:jc w:val="center"/>
-        </w:trPr>
-        <w:tc>
-          <w:tcPr>
-            <w:tcW w:w="1400" w:type="dxa"/>
-            <w:vAlign w:val="center"/>
-          </w:tcPr>
-          <w:p>
-            <w:pPr>
-              <w:widowControl w:val="0"/>
-              <w:jc w:val="center"/>
-              <w:rPr>
-                <w:rFonts w:hint="eastAsia" w:ascii="Times New Roman" w:hAnsi="Times New Roman" w:cs="Times New Roman"/>
-                <w:kern w:val="2"/>
-                <w:sz w:val="21"/>
-                <w:szCs w:val="21"/>
-              </w:rPr>
-            </w:pPr>
-            <w:r>
-              <w:rPr>
-                <w:rFonts w:hint="eastAsia" w:ascii="Times New Roman" w:hAnsi="Times New Roman" w:cs="Times New Roman"/>
-                <w:kern w:val="2"/>
-                <w:sz w:val="21"/>
-                <w:szCs w:val="21"/>
-              </w:rPr>
-              <w:t>股权锁定</w:t>
-            </w:r>
-          </w:p>
-        </w:tc>
-        <w:tc>
-          <w:tcPr>
-            <w:tcW w:w="4500" w:type="dxa"/>
-            <w:vAlign w:val="center"/>
-          </w:tcPr>
-          <w:p>
-            <w:pPr>
-              <w:widowControl w:val="0"/>
-              <w:jc w:val="both"/>
-              <w:rPr>
-                <w:rFonts w:hint="eastAsia" w:ascii="Times New Roman" w:hAnsi="Times New Roman" w:cs="Times New Roman"/>
-                <w:kern w:val="2"/>
-                <w:sz w:val="21"/>
-                <w:szCs w:val="21"/>
-              </w:rPr>
-            </w:pPr>
-            <w:r>
-              <w:rPr>
-                <w:rFonts w:hint="eastAsia" w:ascii="Times New Roman" w:hAnsi="Times New Roman" w:cs="Times New Roman"/>
-                <w:kern w:val="2"/>
-                <w:sz w:val="21"/>
-                <w:szCs w:val="21"/>
-              </w:rPr>
-              <w:t>企业重组中取得股权支付的原主要股东，在重组后连续12个月内不得转让所取得的股权</w:t>
-            </w:r>
-          </w:p>
-        </w:tc>
-        <w:tc>
-          <w:tcPr>
-            <w:tcW w:w="4525" w:type="dxa"/>
-            <w:vAlign w:val="center"/>
-          </w:tcPr>
-          <w:p>
-            <w:pPr>
-              <w:widowControl w:val="0"/>
-              <w:jc w:val="both"/>
-              <w:rPr>
-                <w:rFonts w:hint="eastAsia" w:ascii="Times New Roman" w:hAnsi="Times New Roman" w:cs="Times New Roman"/>
-                <w:kern w:val="2"/>
-                <w:sz w:val="21"/>
-                <w:szCs w:val="21"/>
-              </w:rPr>
-            </w:pPr>
-            <w:r>
-              <w:rPr>
-                <w:rFonts w:hint="eastAsia" w:ascii="Times New Roman" w:hAnsi="Times New Roman" w:cs="Times New Roman"/>
-                <w:kern w:val="2"/>
-                <w:sz w:val="21"/>
-                <w:szCs w:val="21"/>
-              </w:rPr>
-              <w:t>燕京啤酒作为发行人控股股东，取得的发行人新增股权在重组后连续12个月内不转让，且需按首发上市要求作出更长期限的锁定承诺</w:t>
-            </w:r>
-          </w:p>
-        </w:tc>
-      </w:tr>
-    </w:tbl>
-    <w:p>
-      <w:pPr>
-        <w:spacing w:before="163" w:beforeLines="50" w:after="163" w:afterLines="50" w:line="360" w:lineRule="auto"/>
-        <w:ind w:firstLine="480" w:firstLineChars="200"/>
-        <w:jc w:val="both"/>
-        <w:rPr>
-          <w:rFonts w:ascii="Times New Roman" w:hAnsi="Times New Roman" w:cs="Times New Roman"/>
-        </w:rPr>
-      </w:pPr>
-      <w:r>
-        <w:rPr>
-          <w:rFonts w:hint="eastAsia" w:ascii="Times New Roman" w:hAnsi="Times New Roman" w:cs="Times New Roman"/>
-        </w:rPr>
-        <w:t>上述五项条件预计均可满足。适用特殊性税务处理的，燕京啤酒暂不确认股权转让所得，本次交易当期企业所得税为零，其取得的发行人股权以被转让的中发邢台股权原有计税基础6,700.00万元确定，纳税义务递延至其未来处置该等股权时。需注意的是，特殊性税务处理并非免税而是递延纳税，且须按国家税务总局公告2015年第48号的规定履行备案及后续管理，建议在方案报批前与主管税务机关书面沟通并取得明确意见。若最终未能适用特殊性税务处理，则按一般性税务处理，税负与方案二一致。</w:t>
-      </w:r>
-    </w:p>
-    <w:p>
-      <w:pPr>
-        <w:spacing w:before="163" w:beforeLines="50" w:after="163" w:afterLines="50" w:line="360" w:lineRule="auto"/>
-        <w:ind w:firstLine="480" w:firstLineChars="200"/>
-        <w:jc w:val="both"/>
-        <w:rPr>
-          <w:rFonts w:ascii="Times New Roman" w:hAnsi="Times New Roman" w:cs="Times New Roman"/>
-        </w:rPr>
-      </w:pPr>
-      <w:r>
-        <w:rPr>
-          <w:rFonts w:hint="eastAsia" w:ascii="Times New Roman" w:hAnsi="Times New Roman" w:cs="Times New Roman"/>
-        </w:rPr>
-        <w:t>本方案的主要优点是不占用发行人经营资金，且可实现企业所得税递延；主要局限是燕京集团及食品发酵研究院的持股比例被动稀释，燕京集团由17.50%降至13.13%、食品发酵研究院由2.50%降至1.88%，两者均需在发行人股东会上放弃优先认缴出资权，燕京集团作为国有股东还需另行履行其内部决策及国资审批程序，方案能否落地取决于该两名股东的态度。</w:t>
-      </w:r>
-    </w:p>
-    <w:p>
-      <w:pPr>
-        <w:spacing w:before="163" w:beforeLines="50" w:after="163" w:afterLines="50" w:line="360" w:lineRule="auto"/>
-        <w:ind w:firstLine="480" w:firstLineChars="200"/>
-        <w:jc w:val="both"/>
-        <w:rPr>
-          <w:rFonts w:ascii="Times New Roman" w:hAnsi="Times New Roman" w:cs="Times New Roman"/>
-        </w:rPr>
-      </w:pPr>
-      <w:r>
-        <w:rPr>
-          <w:rFonts w:hint="eastAsia" w:ascii="Times New Roman" w:hAnsi="Times New Roman" w:cs="Times New Roman"/>
-        </w:rPr>
-        <w:t>③方案二：以现金支付</w:t>
-      </w:r>
-    </w:p>
-    <w:p>
-      <w:pPr>
-        <w:spacing w:before="163" w:beforeLines="50" w:after="163" w:afterLines="50" w:line="360" w:lineRule="auto"/>
-        <w:ind w:firstLine="480" w:firstLineChars="200"/>
-        <w:jc w:val="both"/>
-        <w:rPr>
-          <w:rFonts w:ascii="Times New Roman" w:hAnsi="Times New Roman" w:cs="Times New Roman"/>
-        </w:rPr>
-      </w:pPr>
-      <w:r>
-        <w:rPr>
-          <w:rFonts w:hint="eastAsia" w:ascii="Times New Roman" w:hAnsi="Times New Roman" w:cs="Times New Roman"/>
-        </w:rPr>
-        <w:t>交易架构方面，由发行人以现金作为对价，向燕京啤酒购买其持有的中发邢台67.00%股权。交易的法律形式与实质均为股权转让，发行人的注册资本及股权结构不发生变化，燕京啤酒持股80.00%、燕京集团持股17.50%、食品发酵研究院持股2.50%的格局维持不变。交易完成后中发邢台同样成为发行人的全资子公司并纳入合并报表范围。</w:t>
-      </w:r>
-    </w:p>
-    <w:p>
-      <w:pPr>
-        <w:spacing w:before="163" w:beforeLines="50" w:after="163" w:afterLines="50" w:line="360" w:lineRule="auto"/>
-        <w:ind w:firstLine="480" w:firstLineChars="200"/>
-        <w:jc w:val="both"/>
-        <w:rPr>
-          <w:rFonts w:ascii="Times New Roman" w:hAnsi="Times New Roman" w:cs="Times New Roman"/>
-        </w:rPr>
-      </w:pPr>
-      <w:r>
-        <w:rPr>
-          <w:rFonts w:hint="eastAsia" w:ascii="Times New Roman" w:hAnsi="Times New Roman" w:cs="Times New Roman"/>
-        </w:rPr>
-        <w:t>资金安排方面，按模拟作价测算，发行人需支付现金8,206.28万元，相当于其2025年12月31日净资产24,641.23万元的33.30%。发行人自身仍处于产能建设期，需关注该笔支出对营运资金、在建项目投入及短期偿债能力的影响；若需通过外部融资解决，还将增加资产负债率及财务费用，并可能影响申报期内的财务指标。建议在方案论证阶段编制资金测算表，明确资金来源、支付节奏及是否分期支付。</w:t>
-      </w:r>
-    </w:p>
-    <w:p>
-      <w:pPr>
-        <w:spacing w:before="163" w:beforeLines="50" w:after="163" w:afterLines="50" w:line="360" w:lineRule="auto"/>
-        <w:ind w:firstLine="480" w:firstLineChars="200"/>
-        <w:jc w:val="both"/>
-        <w:rPr>
-          <w:rFonts w:ascii="Times New Roman" w:hAnsi="Times New Roman" w:cs="Times New Roman"/>
-        </w:rPr>
-      </w:pPr>
-      <w:r>
-        <w:rPr>
-          <w:rFonts w:hint="eastAsia" w:ascii="Times New Roman" w:hAnsi="Times New Roman" w:cs="Times New Roman"/>
-        </w:rPr>
-        <w:t>税务处理方面，本方案的对价全部为现金，股权支付金额为零，不满足财税〔2009〕59号文关于股权支付金额不低于85%的条件，应当适用一般性税务处理。燕京啤酒按公允价值确认股权转让所得，即模拟作价8,206.28万元扣除计税基础6,700.00万元后的1,506.28万元；燕京啤酒为居民企业，适用企业所得税法定税率25%，对应企业所得税376.57万元。</w:t>
-      </w:r>
-    </w:p>
-    <w:p>
-      <w:pPr>
-        <w:spacing w:before="163" w:beforeLines="50" w:after="163" w:afterLines="50" w:line="360" w:lineRule="auto"/>
-        <w:ind w:firstLine="480" w:firstLineChars="200"/>
-        <w:jc w:val="both"/>
-        <w:rPr>
-          <w:rFonts w:ascii="Times New Roman" w:hAnsi="Times New Roman" w:cs="Times New Roman"/>
-        </w:rPr>
-      </w:pPr>
-      <w:r>
-        <w:rPr>
-          <w:rFonts w:hint="eastAsia" w:ascii="Times New Roman" w:hAnsi="Times New Roman" w:cs="Times New Roman"/>
-        </w:rPr>
-        <w:t>需说明的是，25%系《中华人民共和国企业所得税法》规定的法定税率，适用于作为法人股东的燕京啤酒；实务中所称20%的税率系自然人股东转让股权按财产转让所得缴纳个人所得税的税率，本次交易转让方为法人，不适用该税率。燕京啤酒作为上市公司，亦不符合小型微利企业优惠税率的适用条件。此外，该项所得并入燕京啤酒当期应纳税所得额计算，若其当期存在可弥补亏损，实际税负可能低于上述测算金额，具体以其汇算清缴结果为准。</w:t>
-      </w:r>
-    </w:p>
-    <w:p>
-      <w:pPr>
-        <w:spacing w:before="163" w:beforeLines="50" w:after="163" w:afterLines="50" w:line="360" w:lineRule="auto"/>
-        <w:ind w:firstLine="480" w:firstLineChars="200"/>
-        <w:jc w:val="both"/>
-        <w:rPr>
-          <w:rFonts w:ascii="Times New Roman" w:hAnsi="Times New Roman" w:cs="Times New Roman"/>
-        </w:rPr>
-      </w:pPr>
-      <w:r>
-        <w:rPr>
-          <w:rFonts w:hint="eastAsia" w:ascii="Times New Roman" w:hAnsi="Times New Roman" w:cs="Times New Roman"/>
-        </w:rPr>
-        <w:t>本方案的主要优点是不改变发行人现有股权结构，燕京集团及食品发酵研究院的持股比例不被稀释，无需该两名股东放弃优先认缴出资权，决策链条相对简单，且不涉及非货币资产出资的评估作价争议；主要局限是发行人需实际支付现金8,206.28万元，且转让方需即期缴纳企业所得税376.57万元，交易的整体税务成本高于方案一。</w:t>
-      </w:r>
-    </w:p>
-    <w:p>
-      <w:pPr>
-        <w:spacing w:before="163" w:beforeLines="50" w:after="163" w:afterLines="50" w:line="360" w:lineRule="auto"/>
-        <w:ind w:firstLine="480" w:firstLineChars="200"/>
-        <w:jc w:val="both"/>
-        <w:rPr>
-          <w:rFonts w:ascii="Times New Roman" w:hAnsi="Times New Roman" w:cs="Times New Roman"/>
-        </w:rPr>
-      </w:pPr>
-      <w:r>
-        <w:rPr>
-          <w:rFonts w:hint="eastAsia" w:ascii="Times New Roman" w:hAnsi="Times New Roman" w:cs="Times New Roman"/>
-        </w:rPr>
-        <w:t>④两方案比较及选择建议</w:t>
-      </w:r>
-    </w:p>
-    <w:p>
-      <w:pPr>
-        <w:spacing w:before="163" w:beforeLines="50" w:after="163" w:afterLines="50" w:line="360" w:lineRule="auto"/>
-        <w:ind w:firstLine="480" w:firstLineChars="200"/>
-        <w:jc w:val="both"/>
-        <w:rPr>
-          <w:rFonts w:ascii="Times New Roman" w:hAnsi="Times New Roman" w:cs="Times New Roman"/>
-        </w:rPr>
-      </w:pPr>
-      <w:r>
-        <w:rPr>
-          <w:rFonts w:hint="eastAsia" w:ascii="Times New Roman" w:hAnsi="Times New Roman" w:cs="Times New Roman"/>
-        </w:rPr>
-        <w:t>以2025年12月31日经审计数据为基础，两个方案的主要差异比较如下：</w:t>
+        <w:t>③两方案比较</w:t>
       </w:r>
     </w:p>
     <w:tbl>
@@ -14288,7 +12190,7 @@
                 <w:sz w:val="21"/>
                 <w:szCs w:val="21"/>
               </w:rPr>
-              <w:t>燕京啤酒以中发邢台67.00%股权作价出资，对发行人非货币资产增资</w:t>
+              <w:t>燕京啤酒以股权作价出资，对发行人非货币资产增资</w:t>
             </w:r>
           </w:p>
         </w:tc>
@@ -14315,7 +12217,7 @@
                 <w:sz w:val="21"/>
                 <w:szCs w:val="21"/>
               </w:rPr>
-              <w:t>发行人以现金向燕京啤酒购买中发邢台67.00%股权</w:t>
+              <w:t>发行人以现金向燕京啤酒购买股权</w:t>
             </w:r>
           </w:p>
         </w:tc>
@@ -14348,7 +12250,7 @@
                 <w:sz w:val="21"/>
                 <w:szCs w:val="21"/>
               </w:rPr>
-              <w:t>模拟作价</w:t>
+              <w:t>发行人现金流出</w:t>
             </w:r>
           </w:p>
         </w:tc>
@@ -14375,7 +12277,7 @@
                 <w:sz w:val="21"/>
                 <w:szCs w:val="21"/>
               </w:rPr>
-              <w:t>8,206.28万元（中发邢台净资产12,248.19万元×67.00%）</w:t>
+              <w:t>无</w:t>
             </w:r>
           </w:p>
         </w:tc>
@@ -14402,7 +12304,7 @@
                 <w:sz w:val="21"/>
                 <w:szCs w:val="21"/>
               </w:rPr>
-              <w:t>8,206.28万元（同左）</w:t>
+              <w:t>需按经备案的评估作价支付</w:t>
             </w:r>
           </w:p>
         </w:tc>
@@ -14435,7 +12337,7 @@
                 <w:sz w:val="21"/>
                 <w:szCs w:val="21"/>
               </w:rPr>
-              <w:t>发行人现金流出</w:t>
+              <w:t>发行人股权结构</w:t>
             </w:r>
           </w:p>
         </w:tc>
@@ -14462,7 +12364,7 @@
                 <w:sz w:val="21"/>
                 <w:szCs w:val="21"/>
               </w:rPr>
-              <w:t>无</w:t>
+              <w:t>注册资本增加，燕京啤酒持股上升，其余股东被动稀释</w:t>
             </w:r>
           </w:p>
         </w:tc>
@@ -14489,7 +12391,7 @@
                 <w:sz w:val="21"/>
                 <w:szCs w:val="21"/>
               </w:rPr>
-              <w:t>8,206.28万元，占发行人净资产的33.30%</w:t>
+              <w:t>维持80.00%、17.50%、2.50%不变</w:t>
             </w:r>
           </w:p>
         </w:tc>
@@ -14522,7 +12424,7 @@
                 <w:sz w:val="21"/>
                 <w:szCs w:val="21"/>
               </w:rPr>
-              <w:t>发行人注册资本</w:t>
+              <w:t>企业所得税</w:t>
             </w:r>
           </w:p>
         </w:tc>
@@ -14549,7 +12451,7 @@
                 <w:sz w:val="21"/>
                 <w:szCs w:val="21"/>
               </w:rPr>
-              <w:t>由4,000.00万元增至5,332.12万元</w:t>
+              <w:t>符合特殊性税务处理条件的可递延；未获适用的与方案二一致</w:t>
             </w:r>
           </w:p>
         </w:tc>
@@ -14576,7 +12478,7 @@
                 <w:sz w:val="21"/>
                 <w:szCs w:val="21"/>
               </w:rPr>
-              <w:t>维持4,000.00万元不变</w:t>
+              <w:t>适用一般性税务处理，按转让所得的25%缴纳</w:t>
             </w:r>
           </w:p>
         </w:tc>
@@ -14609,7 +12511,7 @@
                 <w:sz w:val="21"/>
                 <w:szCs w:val="21"/>
               </w:rPr>
-              <w:t>交易后发行人股权结构</w:t>
+              <w:t>其他税种</w:t>
             </w:r>
           </w:p>
         </w:tc>
@@ -14636,7 +12538,7 @@
                 <w:sz w:val="21"/>
                 <w:szCs w:val="21"/>
               </w:rPr>
-              <w:t>燕京啤酒85.00%、燕京集团13.13%、食品发酵研究院1.88%</w:t>
+              <w:t>不征增值税、土地增值税及契税，涉及印花税</w:t>
             </w:r>
           </w:p>
         </w:tc>
@@ -14663,7 +12565,7 @@
                 <w:sz w:val="21"/>
                 <w:szCs w:val="21"/>
               </w:rPr>
-              <w:t>燕京啤酒80.00%、燕京集团17.50%、食品发酵研究院2.50%，维持不变</w:t>
+              <w:t>同左</w:t>
             </w:r>
           </w:p>
         </w:tc>
@@ -14696,7 +12598,7 @@
                 <w:sz w:val="21"/>
                 <w:szCs w:val="21"/>
               </w:rPr>
-              <w:t>企业所得税</w:t>
+              <w:t>中小股东</w:t>
             </w:r>
           </w:p>
         </w:tc>
@@ -14723,7 +12625,7 @@
                 <w:sz w:val="21"/>
                 <w:szCs w:val="21"/>
               </w:rPr>
-              <w:t>适用特殊性税务处理的，当期为零，纳税义务递延；未获适用的，与方案二一致</w:t>
+              <w:t>需放弃优先认缴出资权并各自履行决策程序</w:t>
             </w:r>
           </w:p>
         </w:tc>
@@ -14750,7 +12652,7 @@
                 <w:sz w:val="21"/>
                 <w:szCs w:val="21"/>
               </w:rPr>
-              <w:t>适用一般性税务处理，转让所得1,506.28万元，企业所得税376.57万元</w:t>
+              <w:t>不受影响</w:t>
             </w:r>
           </w:p>
         </w:tc>
@@ -14783,7 +12685,7 @@
                 <w:sz w:val="21"/>
                 <w:szCs w:val="21"/>
               </w:rPr>
-              <w:t>印花税</w:t>
+              <w:t>国资程序</w:t>
             </w:r>
           </w:p>
         </w:tc>
@@ -14810,7 +12712,7 @@
                 <w:sz w:val="21"/>
                 <w:szCs w:val="21"/>
               </w:rPr>
-              <w:t>股权转让书据双方各约4.10万元；发行人资金账簿按新增实收资本及资本公积计缴</w:t>
+              <w:t>属企业增资，原则上进场公开进行，符合条件的可非公开协议</w:t>
             </w:r>
           </w:p>
         </w:tc>
@@ -14837,7 +12739,7 @@
                 <w:sz w:val="21"/>
                 <w:szCs w:val="21"/>
               </w:rPr>
-              <w:t>股权转让书据双方各约4.10万元</w:t>
+              <w:t>属产权转让，原则上进场公开交易，符合条件的可非公开协议</w:t>
             </w:r>
           </w:p>
         </w:tc>
@@ -14870,7 +12772,7 @@
                 <w:sz w:val="21"/>
                 <w:szCs w:val="21"/>
               </w:rPr>
-              <w:t>增值税、土地增值税、契税</w:t>
+              <w:t>实施周期</w:t>
             </w:r>
           </w:p>
         </w:tc>
@@ -14897,7 +12799,7 @@
                 <w:sz w:val="21"/>
                 <w:szCs w:val="21"/>
               </w:rPr>
-              <w:t>交易标的为股权，不涉及土地、房屋权属转移，均不征收</w:t>
+              <w:t>需增加股东会决议、章程修正及注册资本变更登记，周期较长</w:t>
             </w:r>
           </w:p>
         </w:tc>
@@ -14924,376 +12826,12 @@
                 <w:sz w:val="21"/>
                 <w:szCs w:val="21"/>
               </w:rPr>
-              <w:t>同左，均不征收</w:t>
-            </w:r>
-          </w:p>
-        </w:tc>
-      </w:tr>
-      <w:tr>
-        <w:trPr>
-          <w:trHeight w:val="397" w:hRule="atLeast"/>
-          <w:jc w:val="center"/>
-        </w:trPr>
-        <w:tc>
-          <w:tcPr>
-            <w:tcW w:w="1725" w:type="dxa"/>
-            <w:vAlign w:val="center"/>
-          </w:tcPr>
-          <w:p>
-            <w:pPr>
-              <w:widowControl w:val="0"/>
-              <w:jc w:val="center"/>
-              <w:rPr>
-                <w:rFonts w:hint="eastAsia" w:ascii="Times New Roman" w:hAnsi="Times New Roman" w:cs="Times New Roman"/>
-                <w:kern w:val="2"/>
-                <w:sz w:val="21"/>
-                <w:szCs w:val="21"/>
-              </w:rPr>
-            </w:pPr>
-            <w:r>
-              <w:rPr>
-                <w:rFonts w:hint="eastAsia" w:ascii="Times New Roman" w:hAnsi="Times New Roman" w:cs="Times New Roman"/>
-                <w:kern w:val="2"/>
-                <w:sz w:val="21"/>
-                <w:szCs w:val="21"/>
-              </w:rPr>
-              <w:t>中小股东权益影响</w:t>
-            </w:r>
-          </w:p>
-        </w:tc>
-        <w:tc>
-          <w:tcPr>
-            <w:tcW w:w="4350" w:type="dxa"/>
-            <w:vAlign w:val="center"/>
-          </w:tcPr>
-          <w:p>
-            <w:pPr>
-              <w:widowControl w:val="0"/>
-              <w:jc w:val="both"/>
-              <w:rPr>
-                <w:rFonts w:hint="eastAsia" w:ascii="Times New Roman" w:hAnsi="Times New Roman" w:cs="Times New Roman"/>
-                <w:kern w:val="2"/>
-                <w:sz w:val="21"/>
-                <w:szCs w:val="21"/>
-              </w:rPr>
-            </w:pPr>
-            <w:r>
-              <w:rPr>
-                <w:rFonts w:hint="eastAsia" w:ascii="Times New Roman" w:hAnsi="Times New Roman" w:cs="Times New Roman"/>
-                <w:kern w:val="2"/>
-                <w:sz w:val="21"/>
-                <w:szCs w:val="21"/>
-              </w:rPr>
-              <w:t>燕京集团、食品发酵研究院被动稀释，需放弃优先认缴出资权并履行各自决策程序</w:t>
-            </w:r>
-          </w:p>
-        </w:tc>
-        <w:tc>
-          <w:tcPr>
-            <w:tcW w:w="4350" w:type="dxa"/>
-            <w:vAlign w:val="center"/>
-          </w:tcPr>
-          <w:p>
-            <w:pPr>
-              <w:widowControl w:val="0"/>
-              <w:jc w:val="both"/>
-              <w:rPr>
-                <w:rFonts w:hint="eastAsia" w:ascii="Times New Roman" w:hAnsi="Times New Roman" w:cs="Times New Roman"/>
-                <w:kern w:val="2"/>
-                <w:sz w:val="21"/>
-                <w:szCs w:val="21"/>
-              </w:rPr>
-            </w:pPr>
-            <w:r>
-              <w:rPr>
-                <w:rFonts w:hint="eastAsia" w:ascii="Times New Roman" w:hAnsi="Times New Roman" w:cs="Times New Roman"/>
-                <w:kern w:val="2"/>
-                <w:sz w:val="21"/>
-                <w:szCs w:val="21"/>
-              </w:rPr>
-              <w:t>不受影响，无需该两名股东另行决策</w:t>
-            </w:r>
-          </w:p>
-        </w:tc>
-      </w:tr>
-      <w:tr>
-        <w:trPr>
-          <w:trHeight w:val="397" w:hRule="atLeast"/>
-          <w:jc w:val="center"/>
-        </w:trPr>
-        <w:tc>
-          <w:tcPr>
-            <w:tcW w:w="1725" w:type="dxa"/>
-            <w:vAlign w:val="center"/>
-          </w:tcPr>
-          <w:p>
-            <w:pPr>
-              <w:widowControl w:val="0"/>
-              <w:jc w:val="center"/>
-              <w:rPr>
-                <w:rFonts w:hint="eastAsia" w:ascii="Times New Roman" w:hAnsi="Times New Roman" w:cs="Times New Roman"/>
-                <w:kern w:val="2"/>
-                <w:sz w:val="21"/>
-                <w:szCs w:val="21"/>
-              </w:rPr>
-            </w:pPr>
-            <w:r>
-              <w:rPr>
-                <w:rFonts w:hint="eastAsia" w:ascii="Times New Roman" w:hAnsi="Times New Roman" w:cs="Times New Roman"/>
-                <w:kern w:val="2"/>
-                <w:sz w:val="21"/>
-                <w:szCs w:val="21"/>
-              </w:rPr>
-              <w:t>评估作价争议</w:t>
-            </w:r>
-          </w:p>
-        </w:tc>
-        <w:tc>
-          <w:tcPr>
-            <w:tcW w:w="4350" w:type="dxa"/>
-            <w:vAlign w:val="center"/>
-          </w:tcPr>
-          <w:p>
-            <w:pPr>
-              <w:widowControl w:val="0"/>
-              <w:jc w:val="both"/>
-              <w:rPr>
-                <w:rFonts w:hint="eastAsia" w:ascii="Times New Roman" w:hAnsi="Times New Roman" w:cs="Times New Roman"/>
-                <w:kern w:val="2"/>
-                <w:sz w:val="21"/>
-                <w:szCs w:val="21"/>
-              </w:rPr>
-            </w:pPr>
-            <w:r>
-              <w:rPr>
-                <w:rFonts w:hint="eastAsia" w:ascii="Times New Roman" w:hAnsi="Times New Roman" w:cs="Times New Roman"/>
-                <w:kern w:val="2"/>
-                <w:sz w:val="21"/>
-                <w:szCs w:val="21"/>
-              </w:rPr>
-              <w:t>非货币资产出资，作价直接决定新增股权数量，评估结果争议对股权比例影响显著</w:t>
-            </w:r>
-          </w:p>
-        </w:tc>
-        <w:tc>
-          <w:tcPr>
-            <w:tcW w:w="4350" w:type="dxa"/>
-            <w:vAlign w:val="center"/>
-          </w:tcPr>
-          <w:p>
-            <w:pPr>
-              <w:widowControl w:val="0"/>
-              <w:jc w:val="both"/>
-              <w:rPr>
-                <w:rFonts w:hint="eastAsia" w:ascii="Times New Roman" w:hAnsi="Times New Roman" w:cs="Times New Roman"/>
-                <w:kern w:val="2"/>
-                <w:sz w:val="21"/>
-                <w:szCs w:val="21"/>
-              </w:rPr>
-            </w:pPr>
-            <w:r>
-              <w:rPr>
-                <w:rFonts w:hint="eastAsia" w:ascii="Times New Roman" w:hAnsi="Times New Roman" w:cs="Times New Roman"/>
-                <w:kern w:val="2"/>
-                <w:sz w:val="21"/>
-                <w:szCs w:val="21"/>
-              </w:rPr>
-              <w:t>作价仅决定现金支付金额，不影响股权比例</w:t>
-            </w:r>
-          </w:p>
-        </w:tc>
-      </w:tr>
-      <w:tr>
-        <w:trPr>
-          <w:trHeight w:val="397" w:hRule="atLeast"/>
-          <w:jc w:val="center"/>
-        </w:trPr>
-        <w:tc>
-          <w:tcPr>
-            <w:tcW w:w="1725" w:type="dxa"/>
-            <w:vAlign w:val="center"/>
-          </w:tcPr>
-          <w:p>
-            <w:pPr>
-              <w:widowControl w:val="0"/>
-              <w:jc w:val="center"/>
-              <w:rPr>
-                <w:rFonts w:hint="eastAsia" w:ascii="Times New Roman" w:hAnsi="Times New Roman" w:cs="Times New Roman"/>
-                <w:kern w:val="2"/>
-                <w:sz w:val="21"/>
-                <w:szCs w:val="21"/>
-              </w:rPr>
-            </w:pPr>
-            <w:r>
-              <w:rPr>
-                <w:rFonts w:hint="eastAsia" w:ascii="Times New Roman" w:hAnsi="Times New Roman" w:cs="Times New Roman"/>
-                <w:kern w:val="2"/>
-                <w:sz w:val="21"/>
-                <w:szCs w:val="21"/>
-              </w:rPr>
-              <w:t>国资程序</w:t>
-            </w:r>
-          </w:p>
-        </w:tc>
-        <w:tc>
-          <w:tcPr>
-            <w:tcW w:w="4350" w:type="dxa"/>
-            <w:vAlign w:val="center"/>
-          </w:tcPr>
-          <w:p>
-            <w:pPr>
-              <w:widowControl w:val="0"/>
-              <w:jc w:val="both"/>
-              <w:rPr>
-                <w:rFonts w:hint="eastAsia" w:ascii="Times New Roman" w:hAnsi="Times New Roman" w:cs="Times New Roman"/>
-                <w:kern w:val="2"/>
-                <w:sz w:val="21"/>
-                <w:szCs w:val="21"/>
-              </w:rPr>
-            </w:pPr>
-            <w:r>
-              <w:rPr>
-                <w:rFonts w:hint="eastAsia" w:ascii="Times New Roman" w:hAnsi="Times New Roman" w:cs="Times New Roman"/>
-                <w:kern w:val="2"/>
-                <w:sz w:val="21"/>
-                <w:szCs w:val="21"/>
-              </w:rPr>
-              <w:t>涉及企业增资，原则上须通过产权交易机构公开进行，符合条件的可采取非公开协议方式</w:t>
-            </w:r>
-          </w:p>
-        </w:tc>
-        <w:tc>
-          <w:tcPr>
-            <w:tcW w:w="4350" w:type="dxa"/>
-            <w:vAlign w:val="center"/>
-          </w:tcPr>
-          <w:p>
-            <w:pPr>
-              <w:widowControl w:val="0"/>
-              <w:jc w:val="both"/>
-              <w:rPr>
-                <w:rFonts w:hint="eastAsia" w:ascii="Times New Roman" w:hAnsi="Times New Roman" w:cs="Times New Roman"/>
-                <w:kern w:val="2"/>
-                <w:sz w:val="21"/>
-                <w:szCs w:val="21"/>
-              </w:rPr>
-            </w:pPr>
-            <w:r>
-              <w:rPr>
-                <w:rFonts w:hint="eastAsia" w:ascii="Times New Roman" w:hAnsi="Times New Roman" w:cs="Times New Roman"/>
-                <w:kern w:val="2"/>
-                <w:sz w:val="21"/>
-                <w:szCs w:val="21"/>
-              </w:rPr>
-              <w:t>涉及企业产权转让，原则上须进场公开交易，符合条件的可采取非公开协议转让</w:t>
-            </w:r>
-          </w:p>
-        </w:tc>
-      </w:tr>
-      <w:tr>
-        <w:trPr>
-          <w:trHeight w:val="397" w:hRule="atLeast"/>
-          <w:jc w:val="center"/>
-        </w:trPr>
-        <w:tc>
-          <w:tcPr>
-            <w:tcW w:w="1725" w:type="dxa"/>
-            <w:vAlign w:val="center"/>
-          </w:tcPr>
-          <w:p>
-            <w:pPr>
-              <w:widowControl w:val="0"/>
-              <w:jc w:val="center"/>
-              <w:rPr>
-                <w:rFonts w:hint="eastAsia" w:ascii="Times New Roman" w:hAnsi="Times New Roman" w:cs="Times New Roman"/>
-                <w:kern w:val="2"/>
-                <w:sz w:val="21"/>
-                <w:szCs w:val="21"/>
-              </w:rPr>
-            </w:pPr>
-            <w:r>
-              <w:rPr>
-                <w:rFonts w:hint="eastAsia" w:ascii="Times New Roman" w:hAnsi="Times New Roman" w:cs="Times New Roman"/>
-                <w:kern w:val="2"/>
-                <w:sz w:val="21"/>
-                <w:szCs w:val="21"/>
-              </w:rPr>
-              <w:t>实施周期</w:t>
-            </w:r>
-          </w:p>
-        </w:tc>
-        <w:tc>
-          <w:tcPr>
-            <w:tcW w:w="4350" w:type="dxa"/>
-            <w:vAlign w:val="center"/>
-          </w:tcPr>
-          <w:p>
-            <w:pPr>
-              <w:widowControl w:val="0"/>
-              <w:jc w:val="both"/>
-              <w:rPr>
-                <w:rFonts w:hint="eastAsia" w:ascii="Times New Roman" w:hAnsi="Times New Roman" w:cs="Times New Roman"/>
-                <w:kern w:val="2"/>
-                <w:sz w:val="21"/>
-                <w:szCs w:val="21"/>
-              </w:rPr>
-            </w:pPr>
-            <w:r>
-              <w:rPr>
-                <w:rFonts w:hint="eastAsia" w:ascii="Times New Roman" w:hAnsi="Times New Roman" w:cs="Times New Roman"/>
-                <w:kern w:val="2"/>
-                <w:sz w:val="21"/>
-                <w:szCs w:val="21"/>
-              </w:rPr>
-              <w:t>环节较多，需增加股东会决议、章程修正、注册资本变更登记等程序，周期相对较长</w:t>
-            </w:r>
-          </w:p>
-        </w:tc>
-        <w:tc>
-          <w:tcPr>
-            <w:tcW w:w="4350" w:type="dxa"/>
-            <w:vAlign w:val="center"/>
-          </w:tcPr>
-          <w:p>
-            <w:pPr>
-              <w:widowControl w:val="0"/>
-              <w:jc w:val="both"/>
-              <w:rPr>
-                <w:rFonts w:hint="eastAsia" w:ascii="Times New Roman" w:hAnsi="Times New Roman" w:cs="Times New Roman"/>
-                <w:kern w:val="2"/>
-                <w:sz w:val="21"/>
-                <w:szCs w:val="21"/>
-              </w:rPr>
-            </w:pPr>
-            <w:r>
-              <w:rPr>
-                <w:rFonts w:hint="eastAsia" w:ascii="Times New Roman" w:hAnsi="Times New Roman" w:cs="Times New Roman"/>
-                <w:kern w:val="2"/>
-                <w:sz w:val="21"/>
-                <w:szCs w:val="21"/>
-              </w:rPr>
-              <w:t>环节相对简单，周期相对较短</w:t>
+              <w:t>环节相对简单，周期较短</w:t>
             </w:r>
           </w:p>
         </w:tc>
       </w:tr>
     </w:tbl>
-    <w:p>
-      <w:pPr>
-        <w:spacing w:before="163" w:beforeLines="50" w:after="163" w:afterLines="50" w:line="360" w:lineRule="auto"/>
-        <w:ind w:firstLine="480" w:firstLineChars="200"/>
-        <w:jc w:val="both"/>
-        <w:rPr>
-          <w:rFonts w:ascii="Times New Roman" w:hAnsi="Times New Roman" w:cs="Times New Roman"/>
-        </w:rPr>
-      </w:pPr>
-      <w:r>
-        <w:rPr>
-          <w:rFonts w:hint="eastAsia" w:ascii="Times New Roman" w:hAnsi="Times New Roman" w:cs="Times New Roman"/>
-        </w:rPr>
-        <w:t>从税务成本看，方案一在适用特殊性税务处理的前提下可实现企业所得税递延，较方案二节约即期税负376.57万元；从资金占用看，方案一不占用发行人经营资金，对处于产能建设期的发行人更为有利；从股权结构看，方案二不稀释中小股东，决策阻力相对较小。</w:t>
-      </w:r>
-    </w:p>
     <w:p>
       <w:pPr>
         <w:spacing w:before="163" w:beforeLines="50" w:after="163" w:afterLines="50" w:line="360" w:lineRule="auto"/>
@@ -15308,7 +12846,7 @@
         <w:rPr>
           <w:rFonts w:hint="eastAsia" w:ascii="Times New Roman" w:hAnsi="Times New Roman" w:cs="Times New Roman"/>
         </w:rPr>
-        <w:t>综合考虑，本报告倾向于建议采用方案一，主要理由是发行人自身现金储备需优先保障纳豆产能建设，且特殊性税务处理带来的税负递延利益明确。但方案一能否实施，取决于燕京集团及食品发酵研究院是否同意放弃优先认缴出资权，以及燕京集团内部决策及国资审批能否在申报时点前完成。建议由发行人先行就此与该两名股东沟通并取得书面意见，再最终确定方案。若该两名股东对稀释持保留态度，或其内部决策周期不可控，则应转向方案二，以确保重组在申报时点前完成——同业竞争的规范能否按期落地，对本次发行上市的影响远大于两个方案之间376.57万元的税负差异。</w:t>
+        <w:t>两个方案在税务成本与资金占用上以方案一为优，在决策难度与股权稳定性上以方案二为优。最终选择建议在取得评估结果、并就中小股东是否同意放弃优先认缴出资权取得书面意见后确定。需提示的是，同业竞争能否在申报前完成规范，对本次发行上市的影响大于两个方案之间的税负差异；若中小股东的决策周期不可控，应及时转向方案二以保障实施时点。</w:t>
       </w:r>
       <w:commentRangeEnd w:id="0"/>
       <w:r>
@@ -15331,7 +12869,7 @@
         <w:rPr>
           <w:rFonts w:hint="eastAsia" w:ascii="Times New Roman" w:hAnsi="Times New Roman" w:cs="Times New Roman"/>
         </w:rPr>
-        <w:t>此外，发行人后续拟通过混合所有制改革引入战略投资者并实施员工持股。无论采用何种方案，均建议先实施中发邢台股权注入、再实施混改增资，以使战略投资者的估值基础建立在业务资产完整的上市主体之上；若采用方案一，还应统筹考虑股权注入与混改增资对燕京集团、食品发酵研究院持股比例的叠加稀释效应。</w:t>
+        <w:t>④本次重组对发行人本次发行上市的影响</w:t>
       </w:r>
     </w:p>
     <w:p>
@@ -15347,7 +12885,7 @@
         <w:rPr>
           <w:rFonts w:hint="eastAsia" w:ascii="Times New Roman" w:hAnsi="Times New Roman" w:cs="Times New Roman"/>
         </w:rPr>
-        <w:t>⑤交易定价及国有资产监管程序</w:t>
+        <w:t>发行人与中发邢台在重组前后均受燕京啤酒最终控制，本次收购构成同一控制下的业务重组。根据《证券期货法律适用意见第3号》，被重组方重组前一个会计年度末的资产总额、重组前一个会计年度的营业收入或利润总额，达到或超过发行人相应项目20%但未超过50%的，申报财务报表至少应包含重组完成后的最近一期资产负债表；达到或超过50%但未超过100%的，保荐机构及发行人律师应就重组的合规性、重组后的规范运行以及业务的完整性与独立性进行专项核查并发表明确意见，并需提供被重组方相同报告期的审计报告；达到或超过100%的，发行人须在重组完成后运行一个完整会计年度方可申请发行。</w:t>
       </w:r>
     </w:p>
     <w:p>
@@ -15363,1108 +12901,7 @@
         <w:rPr>
           <w:rFonts w:hint="eastAsia" w:ascii="Times New Roman" w:hAnsi="Times New Roman" w:cs="Times New Roman"/>
         </w:rPr>
-        <w:t>本次交易双方均为国有控股企业，交易标的为国有股权，两个方案均须履行审计、评估、备案及国资审批程序。根据《企业国有资产评估管理暂行办法》（国务院国资委令第12号），非上市公司国有股东股权比例变动、以非货币资产对外投资应当进行资产评估并履行核准或备案程序。方案一同时涉及上述两种情形，方案二涉及国有股权转让，均须由具有证券期货相关业务资格的会计师事务所、评估机构出具专项审计报告及评估报告并报备案，以经备案的评估结果作为定价依据。评估方法建议采用资产基础法与收益法相结合，基准日与混改清产核资基准日（2026年7月底）统一。</w:t>
-      </w:r>
-    </w:p>
-    <w:p>
-      <w:pPr>
-        <w:spacing w:before="163" w:beforeLines="50" w:after="163" w:afterLines="50" w:line="360" w:lineRule="auto"/>
-        <w:ind w:firstLine="480" w:firstLineChars="200"/>
-        <w:jc w:val="both"/>
-        <w:rPr>
-          <w:rFonts w:ascii="Times New Roman" w:hAnsi="Times New Roman" w:cs="Times New Roman"/>
-        </w:rPr>
-      </w:pPr>
-      <w:r>
-        <w:rPr>
-          <w:rFonts w:hint="eastAsia" w:ascii="Times New Roman" w:hAnsi="Times New Roman" w:cs="Times New Roman"/>
-        </w:rPr>
-        <w:t>需提示的是，中发邢台2025年度净利润2,213.62万元、净资产12,248.19万元，若采用收益法评估，评估值高于账面净资产的可能性较大。评估增值将同时提高交易作价与转让所得，在方案二下直接放大企业所得税税负，在方案一下则提高燕京啤酒新增出资额、加剧对中小股东的稀释。两个方案的最终比选，应在取得评估结果后重新测算。</w:t>
-      </w:r>
-    </w:p>
-    <w:p>
-      <w:pPr>
-        <w:spacing w:before="163" w:beforeLines="50" w:after="163" w:afterLines="50" w:line="360" w:lineRule="auto"/>
-        <w:ind w:firstLine="480" w:firstLineChars="200"/>
-        <w:jc w:val="both"/>
-        <w:rPr>
-          <w:rFonts w:ascii="Times New Roman" w:hAnsi="Times New Roman" w:cs="Times New Roman"/>
-        </w:rPr>
-      </w:pPr>
-      <w:r>
-        <w:rPr>
-          <w:rFonts w:hint="eastAsia" w:ascii="Times New Roman" w:hAnsi="Times New Roman" w:cs="Times New Roman"/>
-        </w:rPr>
-        <w:t>交易方式方面，根据《企业国有资产交易监督管理办法》（国务院国资委、财政部令第32号），企业产权转让、企业增资原则上应当通过产权交易机构公开进行；因国有资本布局结构调整需要、由特定的国有及国有控股企业受让或参与增资的，经国家出资企业审议决策后可采取非公开协议方式。本次交易系同一国家出资企业体系内部的资源整合，具备采取非公开协议方式的政策基础。该环节直接影响重组周期，建议在方案启动前与北控集团、北京市国资委及北京产权交易所专项沟通并取得明确意见。</w:t>
-      </w:r>
-    </w:p>
-    <w:p>
-      <w:pPr>
-        <w:spacing w:before="163" w:beforeLines="50" w:after="163" w:afterLines="50" w:line="360" w:lineRule="auto"/>
-        <w:ind w:firstLine="480" w:firstLineChars="200"/>
-        <w:jc w:val="both"/>
-        <w:rPr>
-          <w:rFonts w:ascii="Times New Roman" w:hAnsi="Times New Roman" w:cs="Times New Roman"/>
-        </w:rPr>
-      </w:pPr>
-      <w:r>
-        <w:rPr>
-          <w:rFonts w:hint="eastAsia" w:ascii="Times New Roman" w:hAnsi="Times New Roman" w:cs="Times New Roman"/>
-        </w:rPr>
-        <w:t>决策与登记方面，交易各方分别召开董事会、股东会审议本次交易并由关联方回避表决，方案逐级报北控集团审核并报北京市国资委批准或备案；取得审批文件后签署交易协议，方案一还需签署章程修正案并办理注册资本变更登记，方案二办理股东变更登记，完成交割。燕京啤酒作为A股上市公司需同步履行内部审议程序，详见本项⑦。</w:t>
-      </w:r>
-    </w:p>
-    <w:p>
-      <w:pPr>
-        <w:spacing w:before="163" w:beforeLines="50" w:after="163" w:afterLines="50" w:line="360" w:lineRule="auto"/>
-        <w:ind w:firstLine="480" w:firstLineChars="200"/>
-        <w:jc w:val="both"/>
-        <w:rPr>
-          <w:rFonts w:ascii="Times New Roman" w:hAnsi="Times New Roman" w:cs="Times New Roman"/>
-        </w:rPr>
-      </w:pPr>
-      <w:r>
-        <w:rPr>
-          <w:rFonts w:hint="eastAsia" w:ascii="Times New Roman" w:hAnsi="Times New Roman" w:cs="Times New Roman"/>
-        </w:rPr>
-        <w:t>⑥本次重组对发行人本次发行上市的影响</w:t>
-      </w:r>
-    </w:p>
-    <w:p>
-      <w:pPr>
-        <w:spacing w:before="163" w:beforeLines="50" w:after="163" w:afterLines="50" w:line="360" w:lineRule="auto"/>
-        <w:ind w:firstLine="480" w:firstLineChars="200"/>
-        <w:jc w:val="both"/>
-        <w:rPr>
-          <w:rFonts w:ascii="Times New Roman" w:hAnsi="Times New Roman" w:cs="Times New Roman"/>
-        </w:rPr>
-      </w:pPr>
-      <w:r>
-        <w:rPr>
-          <w:rFonts w:hint="eastAsia" w:ascii="Times New Roman" w:hAnsi="Times New Roman" w:cs="Times New Roman"/>
-        </w:rPr>
-        <w:t>发行人与中发邢台在重组前后均受燕京啤酒最终控制，本次收购构成同一控制下的业务重组。根据《证券期货法律适用意见第3号》，发行人在报告期内实施同一公司控制权人下相同或类似业务重组的，其对申报财务报表期间的影响，应先判断是否满足两项前提条件，再按被重组方与发行人的规模比例确定适用要求。</w:t>
-      </w:r>
-    </w:p>
-    <w:p>
-      <w:pPr>
-        <w:spacing w:before="163" w:beforeLines="50" w:after="163" w:afterLines="50" w:line="360" w:lineRule="auto"/>
-        <w:ind w:firstLine="480" w:firstLineChars="200"/>
-        <w:jc w:val="both"/>
-        <w:rPr>
-          <w:rFonts w:ascii="Times New Roman" w:hAnsi="Times New Roman" w:cs="Times New Roman"/>
-        </w:rPr>
-      </w:pPr>
-      <w:r>
-        <w:rPr>
-          <w:rFonts w:hint="eastAsia" w:ascii="Times New Roman" w:hAnsi="Times New Roman" w:cs="Times New Roman"/>
-        </w:rPr>
-        <w:t>关于前提条件，其一为重组前受同一控制权人控制。中发邢台自2024年5月10日设立时起，即由燕京啤酒持股67.00%、发行人持股33.00%，与发行人同受燕京啤酒控制，设立至今控制关系持续未变；假设发行人以2027年6月30日为审计基准日申报，报告期为2025年度、2026年度及2027年1-6月，中发邢台在报告期期初即已处于燕京啤酒控制之下，该项条件满足。其二为重组前后从事相同或相关业务。中发邢台与发行人均从事纳豆及纳豆制品的生产和销售，产品品类重合、生产工艺与终端市场相同，属于相同业务，该项条件满足。</w:t>
-      </w:r>
-    </w:p>
-    <w:p>
-      <w:pPr>
-        <w:spacing w:before="163" w:beforeLines="50" w:after="163" w:afterLines="50" w:line="360" w:lineRule="auto"/>
-        <w:ind w:firstLine="480" w:firstLineChars="200"/>
-        <w:jc w:val="both"/>
-        <w:rPr>
-          <w:rFonts w:ascii="Times New Roman" w:hAnsi="Times New Roman" w:cs="Times New Roman"/>
-        </w:rPr>
-      </w:pPr>
-      <w:r>
-        <w:rPr>
-          <w:rFonts w:hint="eastAsia" w:ascii="Times New Roman" w:hAnsi="Times New Roman" w:cs="Times New Roman"/>
-        </w:rPr>
-        <w:t>关于规模比例，应以被重组方重组前一个会计年度末的资产总额、重组前一个会计年度的营业收入或利润总额，与发行人相应项目比较，三项指标中的最高者适用相应档次。以2025年度经审计数据测算如下：</w:t>
-      </w:r>
-    </w:p>
-    <w:p>
-      <w:pPr>
-        <w:pStyle w:val="432"/>
-        <w:spacing w:before="0" w:beforeLines="0" w:after="0" w:afterLines="0" w:line="240" w:lineRule="auto"/>
-        <w:ind w:firstLine="0" w:firstLineChars="0"/>
-        <w:jc w:val="right"/>
-        <w:rPr>
-          <w:rFonts w:ascii="Times New Roman" w:hAnsi="Times New Roman"/>
-          <w:sz w:val="21"/>
-          <w:szCs w:val="20"/>
-        </w:rPr>
-      </w:pPr>
-      <w:r>
-        <w:rPr>
-          <w:rFonts w:ascii="Times New Roman" w:hAnsi="Times New Roman"/>
-          <w:sz w:val="21"/>
-          <w:szCs w:val="20"/>
-        </w:rPr>
-        <w:t>单位：万元、%</w:t>
-      </w:r>
-    </w:p>
-    <w:tbl>
-      <w:tblPr>
-        <w:tblStyle w:val="64"/>
-        <w:tblW w:w="10425" w:type="dxa"/>
-        <w:jc w:val="center"/>
-        <w:tblBorders>
-          <w:top w:val="single" w:color="auto" w:sz="12" w:space="0"/>
-          <w:left w:val="single" w:color="auto" w:sz="12" w:space="0"/>
-          <w:bottom w:val="single" w:color="auto" w:sz="12" w:space="0"/>
-          <w:right w:val="single" w:color="auto" w:sz="12" w:space="0"/>
-          <w:insideH w:val="single" w:color="auto" w:sz="6" w:space="0"/>
-          <w:insideV w:val="single" w:color="auto" w:sz="6" w:space="0"/>
-        </w:tblBorders>
-        <w:tblLayout w:type="fixed"/>
-        <w:tblCellMar>
-          <w:top w:w="0" w:type="dxa"/>
-          <w:left w:w="108" w:type="dxa"/>
-          <w:bottom w:w="0" w:type="dxa"/>
-          <w:right w:w="108" w:type="dxa"/>
-        </w:tblCellMar>
-      </w:tblPr>
-      <w:tblGrid>
-        <w:gridCol w:w="1600"/>
-        <w:gridCol w:w="2000"/>
-        <w:gridCol w:w="2000"/>
-        <w:gridCol w:w="1400"/>
-        <w:gridCol w:w="3425"/>
-      </w:tblGrid>
-      <w:tr>
-        <w:trPr>
-          <w:trHeight w:val="397" w:hRule="atLeast"/>
-          <w:jc w:val="center"/>
-        </w:trPr>
-        <w:tc>
-          <w:tcPr>
-            <w:tcW w:w="1600" w:type="dxa"/>
-            <w:vAlign w:val="center"/>
-          </w:tcPr>
-          <w:p>
-            <w:pPr>
-              <w:widowControl w:val="0"/>
-              <w:jc w:val="center"/>
-              <w:rPr>
-                <w:rFonts w:hint="eastAsia" w:ascii="Times New Roman" w:hAnsi="Times New Roman" w:cs="Times New Roman"/>
-                <w:b/>
-                <w:kern w:val="2"/>
-                <w:sz w:val="21"/>
-                <w:szCs w:val="21"/>
-              </w:rPr>
-            </w:pPr>
-            <w:r>
-              <w:rPr>
-                <w:rFonts w:hint="eastAsia" w:ascii="Times New Roman" w:hAnsi="Times New Roman" w:cs="Times New Roman"/>
-                <w:b/>
-                <w:kern w:val="2"/>
-                <w:sz w:val="21"/>
-                <w:szCs w:val="21"/>
-              </w:rPr>
-              <w:t>测算指标</w:t>
-            </w:r>
-          </w:p>
-        </w:tc>
-        <w:tc>
-          <w:tcPr>
-            <w:tcW w:w="2000" w:type="dxa"/>
-            <w:vAlign w:val="center"/>
-          </w:tcPr>
-          <w:p>
-            <w:pPr>
-              <w:widowControl w:val="0"/>
-              <w:jc w:val="center"/>
-              <w:rPr>
-                <w:rFonts w:hint="eastAsia" w:ascii="Times New Roman" w:hAnsi="Times New Roman" w:cs="Times New Roman"/>
-                <w:b/>
-                <w:kern w:val="2"/>
-                <w:sz w:val="21"/>
-                <w:szCs w:val="21"/>
-              </w:rPr>
-            </w:pPr>
-            <w:r>
-              <w:rPr>
-                <w:rFonts w:hint="eastAsia" w:ascii="Times New Roman" w:hAnsi="Times New Roman" w:cs="Times New Roman"/>
-                <w:b/>
-                <w:kern w:val="2"/>
-                <w:sz w:val="21"/>
-                <w:szCs w:val="21"/>
-              </w:rPr>
-              <w:t>中发邢台</w:t>
-            </w:r>
-          </w:p>
-        </w:tc>
-        <w:tc>
-          <w:tcPr>
-            <w:tcW w:w="2000" w:type="dxa"/>
-            <w:vAlign w:val="center"/>
-          </w:tcPr>
-          <w:p>
-            <w:pPr>
-              <w:widowControl w:val="0"/>
-              <w:jc w:val="center"/>
-              <w:rPr>
-                <w:rFonts w:hint="eastAsia" w:ascii="Times New Roman" w:hAnsi="Times New Roman" w:cs="Times New Roman"/>
-                <w:b/>
-                <w:kern w:val="2"/>
-                <w:sz w:val="21"/>
-                <w:szCs w:val="21"/>
-              </w:rPr>
-            </w:pPr>
-            <w:r>
-              <w:rPr>
-                <w:rFonts w:hint="eastAsia" w:ascii="Times New Roman" w:hAnsi="Times New Roman" w:cs="Times New Roman"/>
-                <w:b/>
-                <w:kern w:val="2"/>
-                <w:sz w:val="21"/>
-                <w:szCs w:val="21"/>
-              </w:rPr>
-              <w:t>发行人</w:t>
-            </w:r>
-          </w:p>
-        </w:tc>
-        <w:tc>
-          <w:tcPr>
-            <w:tcW w:w="1400" w:type="dxa"/>
-            <w:vAlign w:val="center"/>
-          </w:tcPr>
-          <w:p>
-            <w:pPr>
-              <w:widowControl w:val="0"/>
-              <w:jc w:val="center"/>
-              <w:rPr>
-                <w:rFonts w:hint="eastAsia" w:ascii="Times New Roman" w:hAnsi="Times New Roman" w:cs="Times New Roman"/>
-                <w:b/>
-                <w:kern w:val="2"/>
-                <w:sz w:val="21"/>
-                <w:szCs w:val="21"/>
-              </w:rPr>
-            </w:pPr>
-            <w:r>
-              <w:rPr>
-                <w:rFonts w:hint="eastAsia" w:ascii="Times New Roman" w:hAnsi="Times New Roman" w:cs="Times New Roman"/>
-                <w:b/>
-                <w:kern w:val="2"/>
-                <w:sz w:val="21"/>
-                <w:szCs w:val="21"/>
-              </w:rPr>
-              <w:t>占比</w:t>
-            </w:r>
-          </w:p>
-        </w:tc>
-        <w:tc>
-          <w:tcPr>
-            <w:tcW w:w="3425" w:type="dxa"/>
-            <w:vAlign w:val="center"/>
-          </w:tcPr>
-          <w:p>
-            <w:pPr>
-              <w:widowControl w:val="0"/>
-              <w:jc w:val="center"/>
-              <w:rPr>
-                <w:rFonts w:hint="eastAsia" w:ascii="Times New Roman" w:hAnsi="Times New Roman" w:cs="Times New Roman"/>
-                <w:b/>
-                <w:kern w:val="2"/>
-                <w:sz w:val="21"/>
-                <w:szCs w:val="21"/>
-              </w:rPr>
-            </w:pPr>
-            <w:r>
-              <w:rPr>
-                <w:rFonts w:hint="eastAsia" w:ascii="Times New Roman" w:hAnsi="Times New Roman" w:cs="Times New Roman"/>
-                <w:b/>
-                <w:kern w:val="2"/>
-                <w:sz w:val="21"/>
-                <w:szCs w:val="21"/>
-              </w:rPr>
-              <w:t>适用档次</w:t>
-            </w:r>
-          </w:p>
-        </w:tc>
-      </w:tr>
-      <w:tr>
-        <w:trPr>
-          <w:trHeight w:val="397" w:hRule="atLeast"/>
-          <w:jc w:val="center"/>
-        </w:trPr>
-        <w:tc>
-          <w:tcPr>
-            <w:tcW w:w="1600" w:type="dxa"/>
-            <w:vAlign w:val="center"/>
-          </w:tcPr>
-          <w:p>
-            <w:pPr>
-              <w:widowControl w:val="0"/>
-              <w:jc w:val="center"/>
-              <w:rPr>
-                <w:rFonts w:hint="eastAsia" w:ascii="Times New Roman" w:hAnsi="Times New Roman" w:cs="Times New Roman"/>
-                <w:kern w:val="2"/>
-                <w:sz w:val="21"/>
-                <w:szCs w:val="21"/>
-              </w:rPr>
-            </w:pPr>
-            <w:r>
-              <w:rPr>
-                <w:rFonts w:hint="eastAsia" w:ascii="Times New Roman" w:hAnsi="Times New Roman" w:cs="Times New Roman"/>
-                <w:kern w:val="2"/>
-                <w:sz w:val="21"/>
-                <w:szCs w:val="21"/>
-              </w:rPr>
-              <w:t>资产总额</w:t>
-            </w:r>
-          </w:p>
-        </w:tc>
-        <w:tc>
-          <w:tcPr>
-            <w:tcW w:w="2000" w:type="dxa"/>
-            <w:vAlign w:val="center"/>
-          </w:tcPr>
-          <w:p>
-            <w:pPr>
-              <w:widowControl w:val="0"/>
-              <w:jc w:val="right"/>
-              <w:rPr>
-                <w:rFonts w:hint="eastAsia" w:ascii="Times New Roman" w:hAnsi="Times New Roman" w:cs="Times New Roman"/>
-                <w:kern w:val="2"/>
-                <w:sz w:val="21"/>
-                <w:szCs w:val="21"/>
-              </w:rPr>
-            </w:pPr>
-            <w:r>
-              <w:rPr>
-                <w:rFonts w:hint="eastAsia" w:ascii="Times New Roman" w:hAnsi="Times New Roman" w:cs="Times New Roman"/>
-                <w:kern w:val="2"/>
-                <w:sz w:val="21"/>
-                <w:szCs w:val="21"/>
-              </w:rPr>
-              <w:t>13,486.29</w:t>
-            </w:r>
-          </w:p>
-        </w:tc>
-        <w:tc>
-          <w:tcPr>
-            <w:tcW w:w="2000" w:type="dxa"/>
-            <w:vAlign w:val="center"/>
-          </w:tcPr>
-          <w:p>
-            <w:pPr>
-              <w:widowControl w:val="0"/>
-              <w:jc w:val="right"/>
-              <w:rPr>
-                <w:rFonts w:hint="eastAsia" w:ascii="Times New Roman" w:hAnsi="Times New Roman" w:cs="Times New Roman"/>
-                <w:kern w:val="2"/>
-                <w:sz w:val="21"/>
-                <w:szCs w:val="21"/>
-              </w:rPr>
-            </w:pPr>
-            <w:r>
-              <w:rPr>
-                <w:rFonts w:hint="eastAsia" w:ascii="Times New Roman" w:hAnsi="Times New Roman" w:cs="Times New Roman"/>
-                <w:kern w:val="2"/>
-                <w:sz w:val="21"/>
-                <w:szCs w:val="21"/>
-              </w:rPr>
-              <w:t>39,986.23</w:t>
-            </w:r>
-          </w:p>
-        </w:tc>
-        <w:tc>
-          <w:tcPr>
-            <w:tcW w:w="1400" w:type="dxa"/>
-            <w:vAlign w:val="center"/>
-          </w:tcPr>
-          <w:p>
-            <w:pPr>
-              <w:widowControl w:val="0"/>
-              <w:jc w:val="right"/>
-              <w:rPr>
-                <w:rFonts w:hint="eastAsia" w:ascii="Times New Roman" w:hAnsi="Times New Roman" w:cs="Times New Roman"/>
-                <w:kern w:val="2"/>
-                <w:sz w:val="21"/>
-                <w:szCs w:val="21"/>
-              </w:rPr>
-            </w:pPr>
-            <w:r>
-              <w:rPr>
-                <w:rFonts w:hint="eastAsia" w:ascii="Times New Roman" w:hAnsi="Times New Roman" w:cs="Times New Roman"/>
-                <w:kern w:val="2"/>
-                <w:sz w:val="21"/>
-                <w:szCs w:val="21"/>
-              </w:rPr>
-              <w:t>33.73</w:t>
-            </w:r>
-          </w:p>
-        </w:tc>
-        <w:tc>
-          <w:tcPr>
-            <w:tcW w:w="3425" w:type="dxa"/>
-            <w:vAlign w:val="center"/>
-          </w:tcPr>
-          <w:p>
-            <w:pPr>
-              <w:widowControl w:val="0"/>
-              <w:jc w:val="both"/>
-              <w:rPr>
-                <w:rFonts w:hint="eastAsia" w:ascii="Times New Roman" w:hAnsi="Times New Roman" w:cs="Times New Roman"/>
-                <w:kern w:val="2"/>
-                <w:sz w:val="21"/>
-                <w:szCs w:val="21"/>
-              </w:rPr>
-            </w:pPr>
-            <w:r>
-              <w:rPr>
-                <w:rFonts w:hint="eastAsia" w:ascii="Times New Roman" w:hAnsi="Times New Roman" w:cs="Times New Roman"/>
-                <w:kern w:val="2"/>
-                <w:sz w:val="21"/>
-                <w:szCs w:val="21"/>
-              </w:rPr>
-              <w:t>达到20%但未超过50%</w:t>
-            </w:r>
-          </w:p>
-        </w:tc>
-      </w:tr>
-      <w:tr>
-        <w:trPr>
-          <w:trHeight w:val="397" w:hRule="atLeast"/>
-          <w:jc w:val="center"/>
-        </w:trPr>
-        <w:tc>
-          <w:tcPr>
-            <w:tcW w:w="1600" w:type="dxa"/>
-            <w:vAlign w:val="center"/>
-          </w:tcPr>
-          <w:p>
-            <w:pPr>
-              <w:widowControl w:val="0"/>
-              <w:jc w:val="center"/>
-              <w:rPr>
-                <w:rFonts w:hint="eastAsia" w:ascii="Times New Roman" w:hAnsi="Times New Roman" w:cs="Times New Roman"/>
-                <w:kern w:val="2"/>
-                <w:sz w:val="21"/>
-                <w:szCs w:val="21"/>
-              </w:rPr>
-            </w:pPr>
-            <w:r>
-              <w:rPr>
-                <w:rFonts w:hint="eastAsia" w:ascii="Times New Roman" w:hAnsi="Times New Roman" w:cs="Times New Roman"/>
-                <w:kern w:val="2"/>
-                <w:sz w:val="21"/>
-                <w:szCs w:val="21"/>
-              </w:rPr>
-              <w:t>营业收入</w:t>
-            </w:r>
-          </w:p>
-        </w:tc>
-        <w:tc>
-          <w:tcPr>
-            <w:tcW w:w="2000" w:type="dxa"/>
-            <w:vAlign w:val="center"/>
-          </w:tcPr>
-          <w:p>
-            <w:pPr>
-              <w:widowControl w:val="0"/>
-              <w:jc w:val="right"/>
-              <w:rPr>
-                <w:rFonts w:hint="eastAsia" w:ascii="Times New Roman" w:hAnsi="Times New Roman" w:cs="Times New Roman"/>
-                <w:kern w:val="2"/>
-                <w:sz w:val="21"/>
-                <w:szCs w:val="21"/>
-              </w:rPr>
-            </w:pPr>
-            <w:r>
-              <w:rPr>
-                <w:rFonts w:hint="eastAsia" w:ascii="Times New Roman" w:hAnsi="Times New Roman" w:cs="Times New Roman"/>
-                <w:kern w:val="2"/>
-                <w:sz w:val="21"/>
-                <w:szCs w:val="21"/>
-              </w:rPr>
-              <w:t>10,043.02</w:t>
-            </w:r>
-          </w:p>
-        </w:tc>
-        <w:tc>
-          <w:tcPr>
-            <w:tcW w:w="2000" w:type="dxa"/>
-            <w:vAlign w:val="center"/>
-          </w:tcPr>
-          <w:p>
-            <w:pPr>
-              <w:widowControl w:val="0"/>
-              <w:jc w:val="right"/>
-              <w:rPr>
-                <w:rFonts w:hint="eastAsia" w:ascii="Times New Roman" w:hAnsi="Times New Roman" w:cs="Times New Roman"/>
-                <w:kern w:val="2"/>
-                <w:sz w:val="21"/>
-                <w:szCs w:val="21"/>
-              </w:rPr>
-            </w:pPr>
-            <w:r>
-              <w:rPr>
-                <w:rFonts w:hint="eastAsia" w:ascii="Times New Roman" w:hAnsi="Times New Roman" w:cs="Times New Roman"/>
-                <w:kern w:val="2"/>
-                <w:sz w:val="21"/>
-                <w:szCs w:val="21"/>
-              </w:rPr>
-              <w:t>43,435.86</w:t>
-            </w:r>
-          </w:p>
-        </w:tc>
-        <w:tc>
-          <w:tcPr>
-            <w:tcW w:w="1400" w:type="dxa"/>
-            <w:vAlign w:val="center"/>
-          </w:tcPr>
-          <w:p>
-            <w:pPr>
-              <w:widowControl w:val="0"/>
-              <w:jc w:val="right"/>
-              <w:rPr>
-                <w:rFonts w:hint="eastAsia" w:ascii="Times New Roman" w:hAnsi="Times New Roman" w:cs="Times New Roman"/>
-                <w:kern w:val="2"/>
-                <w:sz w:val="21"/>
-                <w:szCs w:val="21"/>
-              </w:rPr>
-            </w:pPr>
-            <w:r>
-              <w:rPr>
-                <w:rFonts w:hint="eastAsia" w:ascii="Times New Roman" w:hAnsi="Times New Roman" w:cs="Times New Roman"/>
-                <w:kern w:val="2"/>
-                <w:sz w:val="21"/>
-                <w:szCs w:val="21"/>
-              </w:rPr>
-              <w:t>23.12</w:t>
-            </w:r>
-          </w:p>
-        </w:tc>
-        <w:tc>
-          <w:tcPr>
-            <w:tcW w:w="3425" w:type="dxa"/>
-            <w:vAlign w:val="center"/>
-          </w:tcPr>
-          <w:p>
-            <w:pPr>
-              <w:widowControl w:val="0"/>
-              <w:jc w:val="both"/>
-              <w:rPr>
-                <w:rFonts w:hint="eastAsia" w:ascii="Times New Roman" w:hAnsi="Times New Roman" w:cs="Times New Roman"/>
-                <w:kern w:val="2"/>
-                <w:sz w:val="21"/>
-                <w:szCs w:val="21"/>
-              </w:rPr>
-            </w:pPr>
-            <w:r>
-              <w:rPr>
-                <w:rFonts w:hint="eastAsia" w:ascii="Times New Roman" w:hAnsi="Times New Roman" w:cs="Times New Roman"/>
-                <w:kern w:val="2"/>
-                <w:sz w:val="21"/>
-                <w:szCs w:val="21"/>
-              </w:rPr>
-              <w:t>达到20%但未超过50%</w:t>
-            </w:r>
-          </w:p>
-        </w:tc>
-      </w:tr>
-      <w:tr>
-        <w:trPr>
-          <w:trHeight w:val="397" w:hRule="atLeast"/>
-          <w:jc w:val="center"/>
-        </w:trPr>
-        <w:tc>
-          <w:tcPr>
-            <w:tcW w:w="1600" w:type="dxa"/>
-            <w:vAlign w:val="center"/>
-          </w:tcPr>
-          <w:p>
-            <w:pPr>
-              <w:widowControl w:val="0"/>
-              <w:jc w:val="center"/>
-              <w:rPr>
-                <w:rFonts w:hint="eastAsia" w:ascii="Times New Roman" w:hAnsi="Times New Roman" w:cs="Times New Roman"/>
-                <w:kern w:val="2"/>
-                <w:sz w:val="21"/>
-                <w:szCs w:val="21"/>
-              </w:rPr>
-            </w:pPr>
-            <w:r>
-              <w:rPr>
-                <w:rFonts w:hint="eastAsia" w:ascii="Times New Roman" w:hAnsi="Times New Roman" w:cs="Times New Roman"/>
-                <w:kern w:val="2"/>
-                <w:sz w:val="21"/>
-                <w:szCs w:val="21"/>
-              </w:rPr>
-              <w:t>利润总额</w:t>
-            </w:r>
-          </w:p>
-        </w:tc>
-        <w:tc>
-          <w:tcPr>
-            <w:tcW w:w="2000" w:type="dxa"/>
-            <w:vAlign w:val="center"/>
-          </w:tcPr>
-          <w:p>
-            <w:pPr>
-              <w:widowControl w:val="0"/>
-              <w:jc w:val="right"/>
-              <w:rPr>
-                <w:rFonts w:hint="eastAsia" w:ascii="Times New Roman" w:hAnsi="Times New Roman" w:cs="Times New Roman"/>
-                <w:kern w:val="2"/>
-                <w:sz w:val="21"/>
-                <w:szCs w:val="21"/>
-              </w:rPr>
-            </w:pPr>
-            <w:r>
-              <w:rPr>
-                <w:rFonts w:hint="eastAsia" w:ascii="Times New Roman" w:hAnsi="Times New Roman" w:cs="Times New Roman"/>
-                <w:kern w:val="2"/>
-                <w:sz w:val="21"/>
-                <w:szCs w:val="21"/>
-              </w:rPr>
-              <w:t>2,952.40</w:t>
-            </w:r>
-          </w:p>
-        </w:tc>
-        <w:tc>
-          <w:tcPr>
-            <w:tcW w:w="2000" w:type="dxa"/>
-            <w:vAlign w:val="center"/>
-          </w:tcPr>
-          <w:p>
-            <w:pPr>
-              <w:widowControl w:val="0"/>
-              <w:jc w:val="right"/>
-              <w:rPr>
-                <w:rFonts w:hint="eastAsia" w:ascii="Times New Roman" w:hAnsi="Times New Roman" w:cs="Times New Roman"/>
-                <w:kern w:val="2"/>
-                <w:sz w:val="21"/>
-                <w:szCs w:val="21"/>
-              </w:rPr>
-            </w:pPr>
-            <w:r>
-              <w:rPr>
-                <w:rFonts w:hint="eastAsia" w:ascii="Times New Roman" w:hAnsi="Times New Roman" w:cs="Times New Roman"/>
-                <w:kern w:val="2"/>
-                <w:sz w:val="21"/>
-                <w:szCs w:val="21"/>
-              </w:rPr>
-              <w:t>15,071.95</w:t>
-            </w:r>
-          </w:p>
-        </w:tc>
-        <w:tc>
-          <w:tcPr>
-            <w:tcW w:w="1400" w:type="dxa"/>
-            <w:vAlign w:val="center"/>
-          </w:tcPr>
-          <w:p>
-            <w:pPr>
-              <w:widowControl w:val="0"/>
-              <w:jc w:val="right"/>
-              <w:rPr>
-                <w:rFonts w:hint="eastAsia" w:ascii="Times New Roman" w:hAnsi="Times New Roman" w:cs="Times New Roman"/>
-                <w:kern w:val="2"/>
-                <w:sz w:val="21"/>
-                <w:szCs w:val="21"/>
-              </w:rPr>
-            </w:pPr>
-            <w:r>
-              <w:rPr>
-                <w:rFonts w:hint="eastAsia" w:ascii="Times New Roman" w:hAnsi="Times New Roman" w:cs="Times New Roman"/>
-                <w:kern w:val="2"/>
-                <w:sz w:val="21"/>
-                <w:szCs w:val="21"/>
-              </w:rPr>
-              <w:t>19.59</w:t>
-            </w:r>
-          </w:p>
-        </w:tc>
-        <w:tc>
-          <w:tcPr>
-            <w:tcW w:w="3425" w:type="dxa"/>
-            <w:vAlign w:val="center"/>
-          </w:tcPr>
-          <w:p>
-            <w:pPr>
-              <w:widowControl w:val="0"/>
-              <w:jc w:val="both"/>
-              <w:rPr>
-                <w:rFonts w:hint="eastAsia" w:ascii="Times New Roman" w:hAnsi="Times New Roman" w:cs="Times New Roman"/>
-                <w:kern w:val="2"/>
-                <w:sz w:val="21"/>
-                <w:szCs w:val="21"/>
-              </w:rPr>
-            </w:pPr>
-            <w:r>
-              <w:rPr>
-                <w:rFonts w:hint="eastAsia" w:ascii="Times New Roman" w:hAnsi="Times New Roman" w:cs="Times New Roman"/>
-                <w:kern w:val="2"/>
-                <w:sz w:val="21"/>
-                <w:szCs w:val="21"/>
-              </w:rPr>
-              <w:t>未达到20%</w:t>
-            </w:r>
-          </w:p>
-        </w:tc>
-      </w:tr>
-      <w:tr>
-        <w:trPr>
-          <w:trHeight w:val="397" w:hRule="atLeast"/>
-          <w:jc w:val="center"/>
-        </w:trPr>
-        <w:tc>
-          <w:tcPr>
-            <w:tcW w:w="1600" w:type="dxa"/>
-            <w:vAlign w:val="center"/>
-          </w:tcPr>
-          <w:p>
-            <w:pPr>
-              <w:widowControl w:val="0"/>
-              <w:jc w:val="center"/>
-              <w:rPr>
-                <w:rFonts w:hint="eastAsia" w:ascii="Times New Roman" w:hAnsi="Times New Roman" w:cs="Times New Roman"/>
-                <w:kern w:val="2"/>
-                <w:sz w:val="21"/>
-                <w:szCs w:val="21"/>
-              </w:rPr>
-            </w:pPr>
-            <w:r>
-              <w:rPr>
-                <w:rFonts w:hint="eastAsia" w:ascii="Times New Roman" w:hAnsi="Times New Roman" w:cs="Times New Roman"/>
-                <w:kern w:val="2"/>
-                <w:sz w:val="21"/>
-                <w:szCs w:val="21"/>
-              </w:rPr>
-              <w:t>三项最高值</w:t>
-            </w:r>
-          </w:p>
-        </w:tc>
-        <w:tc>
-          <w:tcPr>
-            <w:tcW w:w="2000" w:type="dxa"/>
-            <w:vAlign w:val="center"/>
-          </w:tcPr>
-          <w:p>
-            <w:pPr>
-              <w:widowControl w:val="0"/>
-              <w:jc w:val="right"/>
-              <w:rPr>
-                <w:rFonts w:hint="eastAsia" w:ascii="Times New Roman" w:hAnsi="Times New Roman" w:cs="Times New Roman"/>
-                <w:kern w:val="2"/>
-                <w:sz w:val="21"/>
-                <w:szCs w:val="21"/>
-              </w:rPr>
-            </w:pPr>
-            <w:r>
-              <w:rPr>
-                <w:rFonts w:hint="eastAsia" w:ascii="Times New Roman" w:hAnsi="Times New Roman" w:cs="Times New Roman"/>
-                <w:kern w:val="2"/>
-                <w:sz w:val="21"/>
-                <w:szCs w:val="21"/>
-              </w:rPr>
-              <w:t>—</w:t>
-            </w:r>
-          </w:p>
-        </w:tc>
-        <w:tc>
-          <w:tcPr>
-            <w:tcW w:w="2000" w:type="dxa"/>
-            <w:vAlign w:val="center"/>
-          </w:tcPr>
-          <w:p>
-            <w:pPr>
-              <w:widowControl w:val="0"/>
-              <w:jc w:val="right"/>
-              <w:rPr>
-                <w:rFonts w:hint="eastAsia" w:ascii="Times New Roman" w:hAnsi="Times New Roman" w:cs="Times New Roman"/>
-                <w:kern w:val="2"/>
-                <w:sz w:val="21"/>
-                <w:szCs w:val="21"/>
-              </w:rPr>
-            </w:pPr>
-            <w:r>
-              <w:rPr>
-                <w:rFonts w:hint="eastAsia" w:ascii="Times New Roman" w:hAnsi="Times New Roman" w:cs="Times New Roman"/>
-                <w:kern w:val="2"/>
-                <w:sz w:val="21"/>
-                <w:szCs w:val="21"/>
-              </w:rPr>
-              <w:t>—</w:t>
-            </w:r>
-          </w:p>
-        </w:tc>
-        <w:tc>
-          <w:tcPr>
-            <w:tcW w:w="1400" w:type="dxa"/>
-            <w:vAlign w:val="center"/>
-          </w:tcPr>
-          <w:p>
-            <w:pPr>
-              <w:widowControl w:val="0"/>
-              <w:jc w:val="right"/>
-              <w:rPr>
-                <w:rFonts w:hint="eastAsia" w:ascii="Times New Roman" w:hAnsi="Times New Roman" w:cs="Times New Roman"/>
-                <w:kern w:val="2"/>
-                <w:sz w:val="21"/>
-                <w:szCs w:val="21"/>
-              </w:rPr>
-            </w:pPr>
-            <w:r>
-              <w:rPr>
-                <w:rFonts w:hint="eastAsia" w:ascii="Times New Roman" w:hAnsi="Times New Roman" w:cs="Times New Roman"/>
-                <w:kern w:val="2"/>
-                <w:sz w:val="21"/>
-                <w:szCs w:val="21"/>
-              </w:rPr>
-              <w:t>33.73</w:t>
-            </w:r>
-          </w:p>
-        </w:tc>
-        <w:tc>
-          <w:tcPr>
-            <w:tcW w:w="3425" w:type="dxa"/>
-            <w:vAlign w:val="center"/>
-          </w:tcPr>
-          <w:p>
-            <w:pPr>
-              <w:widowControl w:val="0"/>
-              <w:jc w:val="both"/>
-              <w:rPr>
-                <w:rFonts w:hint="eastAsia" w:ascii="Times New Roman" w:hAnsi="Times New Roman" w:cs="Times New Roman"/>
-                <w:kern w:val="2"/>
-                <w:sz w:val="21"/>
-                <w:szCs w:val="21"/>
-              </w:rPr>
-            </w:pPr>
-            <w:r>
-              <w:rPr>
-                <w:rFonts w:hint="eastAsia" w:ascii="Times New Roman" w:hAnsi="Times New Roman" w:cs="Times New Roman"/>
-                <w:kern w:val="2"/>
-                <w:sz w:val="21"/>
-                <w:szCs w:val="21"/>
-              </w:rPr>
-              <w:t>适用20%至50%档</w:t>
-            </w:r>
-          </w:p>
-        </w:tc>
-      </w:tr>
-    </w:tbl>
-    <w:p>
-      <w:pPr>
-        <w:spacing w:before="163" w:beforeLines="50" w:after="163" w:afterLines="50" w:line="360" w:lineRule="auto"/>
-        <w:ind w:firstLine="480" w:firstLineChars="200"/>
-        <w:jc w:val="both"/>
-        <w:rPr>
-          <w:rFonts w:ascii="Times New Roman" w:hAnsi="Times New Roman" w:cs="Times New Roman"/>
-        </w:rPr>
-      </w:pPr>
-      <w:r>
-        <w:rPr>
-          <w:rFonts w:hint="eastAsia" w:ascii="Times New Roman" w:hAnsi="Times New Roman" w:cs="Times New Roman"/>
-        </w:rPr>
-        <w:t>注：上表口径为利润总额而非净利润，系因《证券期货法律适用意见第3号》的比例测算明确以资产总额、营业收入或利润总额为指标。中发邢台2025年度利润总额2,952.40万元、净利润2,213.62万元，若误用净利润口径，占比为16.59%，将得出该项指标未达20%的相同结论，但口径不符合规定要求。</w:t>
-      </w:r>
-    </w:p>
-    <w:p>
-      <w:pPr>
-        <w:spacing w:before="163" w:beforeLines="50" w:after="163" w:afterLines="50" w:line="360" w:lineRule="auto"/>
-        <w:ind w:firstLine="480" w:firstLineChars="200"/>
-        <w:jc w:val="both"/>
-        <w:rPr>
-          <w:rFonts w:ascii="Times New Roman" w:hAnsi="Times New Roman" w:cs="Times New Roman"/>
-        </w:rPr>
-      </w:pPr>
-      <w:r>
-        <w:rPr>
-          <w:rFonts w:hint="eastAsia" w:ascii="Times New Roman" w:hAnsi="Times New Roman" w:cs="Times New Roman"/>
-        </w:rPr>
-        <w:t>按上述测算，三项指标中的最高值为资产总额占比33.73%，落入达到20%但未超过50%的区间。该档次的要求为申报财务报表至少应当包含重组完成后的最近一期资产负债表，无需在重组完成后运行一个完整会计年度。若按计划于2026年12月前完成重组、以2027年6月30日为审计基准日申报，则2027年6月30日的资产负债表已系重组完成后的资产负债表，可以满足上述要求，本次重组不会推迟发行人的申报时点。</w:t>
-      </w:r>
-    </w:p>
-    <w:p>
-      <w:pPr>
-        <w:spacing w:before="163" w:beforeLines="50" w:after="163" w:afterLines="50" w:line="360" w:lineRule="auto"/>
-        <w:ind w:firstLine="480" w:firstLineChars="200"/>
-        <w:jc w:val="both"/>
-        <w:rPr>
-          <w:rFonts w:ascii="Times New Roman" w:hAnsi="Times New Roman" w:cs="Times New Roman"/>
-        </w:rPr>
-      </w:pPr>
-      <w:r>
-        <w:rPr>
-          <w:rFonts w:hint="eastAsia" w:ascii="Times New Roman" w:hAnsi="Times New Roman" w:cs="Times New Roman"/>
-        </w:rPr>
-        <w:t>作为对照，若比例落入50%至100%区间，保荐机构及发行人律师还须就重组的合规性、重组后的规范运行情况、业务的完整性与独立性等进行专项核查并发表明确意见，并需提供被重组方相同报告期的审计报告，工作量与申报文件要求显著增加；若比例达到或超过100%，则发行人须在重组完成后运行一个完整会计年度方可申请发行，将直接推迟申报时点。因此，比例测算结果落在哪一档，是本次重组方案设计中需要优先锁定的事项。</w:t>
-      </w:r>
-    </w:p>
-    <w:p>
-      <w:pPr>
-        <w:spacing w:before="163" w:beforeLines="50" w:after="163" w:afterLines="50" w:line="360" w:lineRule="auto"/>
-        <w:ind w:firstLine="480" w:firstLineChars="200"/>
-        <w:jc w:val="both"/>
-        <w:rPr>
-          <w:rFonts w:ascii="Times New Roman" w:hAnsi="Times New Roman" w:cs="Times New Roman"/>
-        </w:rPr>
-      </w:pPr>
-      <w:r>
-        <w:rPr>
-          <w:rFonts w:hint="eastAsia" w:ascii="Times New Roman" w:hAnsi="Times New Roman" w:cs="Times New Roman"/>
-        </w:rPr>
-        <w:t>需重点提示合并测算的影响。若本节4、土地收购采用收购燕京啤酒（邢台）有限公司100.00%股权的方案，则该收购同样构成同一控制下的业务重组，审核实践中通常将报告期内的多次同一控制下重组合并计算。以2025年度数据测算，两项重组合并后的临界值如下：</w:t>
-      </w:r>
-    </w:p>
-    <w:p>
-      <w:pPr>
-        <w:spacing w:before="163" w:beforeLines="50" w:after="163" w:afterLines="50" w:line="360" w:lineRule="auto"/>
-        <w:ind w:firstLine="480" w:firstLineChars="200"/>
-        <w:jc w:val="both"/>
-        <w:rPr>
-          <w:rFonts w:ascii="Times New Roman" w:hAnsi="Times New Roman" w:cs="Times New Roman"/>
-        </w:rPr>
-      </w:pPr>
-      <w:r>
-        <w:rPr>
-          <w:rFonts w:hint="eastAsia" w:ascii="Times New Roman" w:hAnsi="Times New Roman" w:cs="Times New Roman"/>
-        </w:rPr>
-        <w:t>燕京啤酒（邢台）有限公司资产总额低于6,506.83万元的，合并后资产总额占比仍低于50%，维持在20%至50%档；介于6,506.83万元至26,499.94万元之间的，合并后占比落入50%至100%区间，进入前述加严核查档次；达到或超过26,499.94万元的，合并后占比达到或超过100%，发行人须在重组完成后运行一个完整会计年度方可申请发行。</w:t>
-      </w:r>
-    </w:p>
-    <w:p>
-      <w:pPr>
-        <w:spacing w:before="163" w:beforeLines="50" w:after="163" w:afterLines="50" w:line="360" w:lineRule="auto"/>
-        <w:ind w:firstLine="480" w:firstLineChars="200"/>
-        <w:jc w:val="both"/>
-        <w:rPr>
-          <w:rFonts w:ascii="Times New Roman" w:hAnsi="Times New Roman" w:cs="Times New Roman"/>
-        </w:rPr>
-      </w:pPr>
-      <w:r>
-        <w:rPr>
-          <w:rFonts w:hint="eastAsia" w:ascii="Times New Roman" w:hAnsi="Times New Roman" w:cs="Times New Roman"/>
-        </w:rPr>
-        <w:t>截至本报告出具日，尚未取得燕京啤酒（邢台）有限公司的财务数据，上述合并比例无法测算。该公司持有本节4所述四宗宗地合计272.85亩及地上全部厂房，工商登记信息显示其注册资本7,300.00万元且实缴出资额与注册资本一致，据此判断其资产总额超过6,506.83万元临界值存在较大可能，合并测算结果落入50%至100%档的可能性不能排除。</w:t>
-      </w:r>
-    </w:p>
-    <w:p>
-      <w:pPr>
-        <w:spacing w:before="163" w:beforeLines="50" w:after="163" w:afterLines="50" w:line="360" w:lineRule="auto"/>
-        <w:ind w:firstLine="480" w:firstLineChars="200"/>
-        <w:jc w:val="both"/>
-        <w:rPr>
-          <w:rFonts w:ascii="Times New Roman" w:hAnsi="Times New Roman" w:cs="Times New Roman"/>
-        </w:rPr>
-      </w:pPr>
-      <w:r>
-        <w:rPr>
-          <w:rFonts w:hint="eastAsia" w:ascii="Times New Roman" w:hAnsi="Times New Roman" w:cs="Times New Roman"/>
-        </w:rPr>
-        <w:t>该判断的确定性有限。工商登记的实缴出资额系企业自主公示信息，登记机关不作核验，仍需以验资报告或该公司财务报表的实收资本科目核实。四宗宗地取得于2009年至2015年，土地使用权按五十年摊销，房屋建筑物及生产设备按各自年限计提折旧，账面价值随年限持续下降，啤酒生产线停产后相关设备还可能已处置或已计提减值，其账面资产总额与土地、厂房的实际价值可能相差较大。上述判断不能替代实际测算。</w:t>
-      </w:r>
-    </w:p>
-    <w:p>
-      <w:pPr>
-        <w:spacing w:before="163" w:beforeLines="50" w:after="163" w:afterLines="50" w:line="360" w:lineRule="auto"/>
-        <w:ind w:firstLine="480" w:firstLineChars="200"/>
-        <w:jc w:val="both"/>
-        <w:rPr>
-          <w:rFonts w:ascii="Times New Roman" w:hAnsi="Times New Roman" w:cs="Times New Roman"/>
-        </w:rPr>
-      </w:pPr>
-      <w:r>
-        <w:rPr>
-          <w:rFonts w:hint="eastAsia" w:ascii="Times New Roman" w:hAnsi="Times New Roman" w:cs="Times New Roman"/>
-        </w:rPr>
-        <w:t>该测算结果直接决定两项交易的实施顺序、申报文件范围及申报时点，建议优先取得该公司最近两年及一期财务报表并完成测算，再确定土地事项的实施方案。</w:t>
-      </w:r>
-    </w:p>
-    <w:p>
-      <w:pPr>
-        <w:spacing w:before="163" w:beforeLines="50" w:after="163" w:afterLines="50" w:line="360" w:lineRule="auto"/>
-        <w:ind w:firstLine="480" w:firstLineChars="200"/>
-        <w:jc w:val="both"/>
-        <w:rPr>
-          <w:rFonts w:ascii="Times New Roman" w:hAnsi="Times New Roman" w:cs="Times New Roman"/>
-        </w:rPr>
-      </w:pPr>
-      <w:r>
-        <w:rPr>
-          <w:rFonts w:hint="eastAsia" w:ascii="Times New Roman" w:hAnsi="Times New Roman" w:cs="Times New Roman"/>
-        </w:rPr>
-        <w:t>另需说明，上述比例以重组前一个会计年度数据测算。若重组实际推迟至2027年实施，则应以2026年度数据重新测算。中发邢台2026年6月30日资产总额27,228.35万元、占发行人同期的54.85%，主要系其他应收款由2025年末的3,952.53万元增至16,640.95万元所致；剔除该项内部资金往来后资产总额约10,587.40万元、占比约21.33%。清理内部资金往来既是解决资金占用及独立性事项的要求，亦可避免比例测算被动跨档，建议在重组实施前先行完成。</w:t>
-      </w:r>
-    </w:p>
-    <w:p>
-      <w:pPr>
-        <w:spacing w:before="163" w:beforeLines="50" w:after="163" w:afterLines="50" w:line="360" w:lineRule="auto"/>
-        <w:ind w:firstLine="480" w:firstLineChars="200"/>
-        <w:jc w:val="both"/>
-        <w:rPr>
-          <w:rFonts w:ascii="Times New Roman" w:hAnsi="Times New Roman" w:cs="Times New Roman"/>
-        </w:rPr>
-      </w:pPr>
-      <w:r>
-        <w:rPr>
-          <w:rFonts w:hint="eastAsia" w:ascii="Times New Roman" w:hAnsi="Times New Roman" w:cs="Times New Roman"/>
-        </w:rPr>
-        <w:t>⑦对燕京啤酒的影响及其内部审议程序</w:t>
-      </w:r>
-    </w:p>
-    <w:p>
-      <w:pPr>
-        <w:spacing w:before="163" w:beforeLines="50" w:after="163" w:afterLines="50" w:line="360" w:lineRule="auto"/>
-        <w:ind w:firstLine="480" w:firstLineChars="200"/>
-        <w:jc w:val="both"/>
-        <w:rPr>
-          <w:rFonts w:ascii="Times New Roman" w:hAnsi="Times New Roman" w:cs="Times New Roman"/>
-        </w:rPr>
-      </w:pPr>
-      <w:r>
-        <w:rPr>
-          <w:rFonts w:hint="eastAsia" w:ascii="Times New Roman" w:hAnsi="Times New Roman" w:cs="Times New Roman"/>
-        </w:rPr>
-        <w:t>燕京啤酒（股票代码000729，深圳证券交易所主板上市）在本次交易中为转让方，需判断本次交易是否触发其作为上市公司的内部审议及信息披露义务。</w:t>
-      </w:r>
-    </w:p>
-    <w:p>
-      <w:pPr>
-        <w:spacing w:before="163" w:beforeLines="50" w:after="163" w:afterLines="50" w:line="360" w:lineRule="auto"/>
-        <w:ind w:firstLine="480" w:firstLineChars="200"/>
-        <w:jc w:val="both"/>
-        <w:rPr>
-          <w:rFonts w:ascii="Times New Roman" w:hAnsi="Times New Roman" w:cs="Times New Roman"/>
-        </w:rPr>
-      </w:pPr>
-      <w:r>
-        <w:rPr>
-          <w:rFonts w:hint="eastAsia" w:ascii="Times New Roman" w:hAnsi="Times New Roman" w:cs="Times New Roman"/>
-        </w:rPr>
-        <w:t>关于对燕京啤酒合并报表的影响。交易前，发行人及中发邢台均在燕京啤酒合并报表范围内；交易后，中发邢台由燕京啤酒直接持股改为通过发行人间接持股，仍在其合并报表范围内，燕京啤酒的合并报表范围不发生变更。该交易在燕京啤酒合并报表层面属于与少数股东之间的权益性交易，不确认处置损益，仅在归属于母公司股东权益与少数股东权益之间进行调整。</w:t>
-      </w:r>
-    </w:p>
-    <w:p>
-      <w:pPr>
-        <w:spacing w:before="163" w:beforeLines="50" w:after="163" w:afterLines="50" w:line="360" w:lineRule="auto"/>
-        <w:ind w:firstLine="480" w:firstLineChars="200"/>
-        <w:jc w:val="both"/>
-        <w:rPr>
-          <w:rFonts w:ascii="Times New Roman" w:hAnsi="Times New Roman" w:cs="Times New Roman"/>
-        </w:rPr>
-      </w:pPr>
-      <w:r>
-        <w:rPr>
-          <w:rFonts w:hint="eastAsia" w:ascii="Times New Roman" w:hAnsi="Times New Roman" w:cs="Times New Roman"/>
-        </w:rPr>
-        <w:t>具体而言，燕京啤酒对中发邢台的权益份额将由交易前的93.40%（直接67.00%加通过发行人间接持有的26.40%）变为方案一下的85.00%或方案二下的80.00%，分别下降8.40个和13.40个百分点；相应地，方案一下燕京啤酒对发行人原有业务的权益份额由80.00%升至85.00%，方案二下维持80.00%不变，但可收回现金对价8,206.28万元。就方案二的经济实质而言，相当于发行人的少数股东燕京集团及食品发酵研究院以其合计20.00%的权益，间接受让中发邢台13.40%的权益份额（67.00%×20.00%），对应对价1,641.26万元（8,206.28万元×20.00%）。上述影响的具体金额需在取得评估结果后测算。</w:t>
-      </w:r>
-    </w:p>
-    <w:p>
-      <w:pPr>
-        <w:spacing w:before="163" w:beforeLines="50" w:after="163" w:afterLines="50" w:line="360" w:lineRule="auto"/>
-        <w:ind w:firstLine="480" w:firstLineChars="200"/>
-        <w:jc w:val="both"/>
-        <w:rPr>
-          <w:rFonts w:ascii="Times New Roman" w:hAnsi="Times New Roman" w:cs="Times New Roman"/>
-        </w:rPr>
-      </w:pPr>
-      <w:r>
-        <w:rPr>
-          <w:rFonts w:hint="eastAsia" w:ascii="Times New Roman" w:hAnsi="Times New Roman" w:cs="Times New Roman"/>
-        </w:rPr>
-        <w:t>关于是否需提交燕京啤酒董事会或股东会审议。根据《北京燕京啤酒股份有限公司章程》（2025年11月经2025年第一次临时股东会批准）第6.3条第17项，公司发生的交易达到六项标准之一的应经董事会审议通过并及时披露；第4.12条第11项规定了应提交股东会审议的六项标准。该章程同时规定，公司购买或者出售股权应当按照公司所持权益变动比例计算相关财务指标。以燕京啤酒2025年度经审计数据及中发邢台2025年度经审计数据，按67.00%权益变动比例测算如下：</w:t>
+        <w:t>以2025年度经审计数据测算如下：</w:t>
       </w:r>
     </w:p>
     <w:p>
@@ -16511,11 +12948,11 @@
       </w:tblPr>
       <w:tblGrid>
         <w:gridCol w:w="1500"/>
-        <w:gridCol w:w="2400"/>
         <w:gridCol w:w="1700"/>
-        <w:gridCol w:w="2000"/>
-        <w:gridCol w:w="1000"/>
-        <w:gridCol w:w="1825"/>
+        <w:gridCol w:w="1700"/>
+        <w:gridCol w:w="1700"/>
+        <w:gridCol w:w="1900"/>
+        <w:gridCol w:w="1925"/>
       </w:tblGrid>
       <w:tr>
         <w:trPr>
@@ -16547,13 +12984,13 @@
                 <w:sz w:val="21"/>
                 <w:szCs w:val="21"/>
               </w:rPr>
-              <w:t>章程标准</w:t>
-            </w:r>
-          </w:p>
-        </w:tc>
-        <w:tc>
-          <w:tcPr>
-            <w:tcW w:w="2400" w:type="dxa"/>
+              <w:t>测算指标</w:t>
+            </w:r>
+          </w:p>
+        </w:tc>
+        <w:tc>
+          <w:tcPr>
+            <w:tcW w:w="1700" w:type="dxa"/>
             <w:vAlign w:val="center"/>
           </w:tcPr>
           <w:p>
@@ -16576,7 +13013,7 @@
                 <w:sz w:val="21"/>
                 <w:szCs w:val="21"/>
               </w:rPr>
-              <w:t>计算口径</w:t>
+              <w:t>中发邢台</w:t>
             </w:r>
           </w:p>
         </w:tc>
@@ -16605,13 +13042,13 @@
                 <w:sz w:val="21"/>
                 <w:szCs w:val="21"/>
               </w:rPr>
-              <w:t>交易指标</w:t>
-            </w:r>
-          </w:p>
-        </w:tc>
-        <w:tc>
-          <w:tcPr>
-            <w:tcW w:w="2000" w:type="dxa"/>
+              <w:t>邢台啤酒</w:t>
+            </w:r>
+          </w:p>
+        </w:tc>
+        <w:tc>
+          <w:tcPr>
+            <w:tcW w:w="1700" w:type="dxa"/>
             <w:vAlign w:val="center"/>
           </w:tcPr>
           <w:p>
@@ -16634,13 +13071,13 @@
                 <w:sz w:val="21"/>
                 <w:szCs w:val="21"/>
               </w:rPr>
-              <w:t>燕京啤酒</w:t>
-            </w:r>
-          </w:p>
-        </w:tc>
-        <w:tc>
-          <w:tcPr>
-            <w:tcW w:w="1000" w:type="dxa"/>
+              <w:t>两者合计</w:t>
+            </w:r>
+          </w:p>
+        </w:tc>
+        <w:tc>
+          <w:tcPr>
+            <w:tcW w:w="1900" w:type="dxa"/>
             <w:vAlign w:val="center"/>
           </w:tcPr>
           <w:p>
@@ -16663,13 +13100,13 @@
                 <w:sz w:val="21"/>
                 <w:szCs w:val="21"/>
               </w:rPr>
-              <w:t>占比</w:t>
-            </w:r>
-          </w:p>
-        </w:tc>
-        <w:tc>
-          <w:tcPr>
-            <w:tcW w:w="1825" w:type="dxa"/>
+              <w:t>发行人</w:t>
+            </w:r>
+          </w:p>
+        </w:tc>
+        <w:tc>
+          <w:tcPr>
+            <w:tcW w:w="1925" w:type="dxa"/>
             <w:vAlign w:val="center"/>
           </w:tcPr>
           <w:p>
@@ -16692,7 +13129,7 @@
                 <w:sz w:val="21"/>
                 <w:szCs w:val="21"/>
               </w:rPr>
-              <w:t>是否达标</w:t>
+              <w:t>合计占比</w:t>
             </w:r>
           </w:p>
         </w:tc>
@@ -16731,33 +13168,6 @@
         </w:tc>
         <w:tc>
           <w:tcPr>
-            <w:tcW w:w="2400" w:type="dxa"/>
-            <w:vAlign w:val="center"/>
-          </w:tcPr>
-          <w:p>
-            <w:pPr>
-              <w:widowControl w:val="0"/>
-              <w:jc w:val="both"/>
-              <w:rPr>
-                <w:rFonts w:hint="eastAsia" w:ascii="Times New Roman" w:hAnsi="Times New Roman" w:cs="Times New Roman"/>
-                <w:kern w:val="2"/>
-                <w:sz w:val="21"/>
-                <w:szCs w:val="21"/>
-              </w:rPr>
-            </w:pPr>
-            <w:r>
-              <w:rPr>
-                <w:rFonts w:hint="eastAsia" w:ascii="Times New Roman" w:hAnsi="Times New Roman" w:cs="Times New Roman"/>
-                <w:kern w:val="2"/>
-                <w:sz w:val="21"/>
-                <w:szCs w:val="21"/>
-              </w:rPr>
-              <w:t>标的资产总额×67.00%／燕京啤酒总资产</w:t>
-            </w:r>
-          </w:p>
-        </w:tc>
-        <w:tc>
-          <w:tcPr>
             <w:tcW w:w="1700" w:type="dxa"/>
             <w:vAlign w:val="center"/>
           </w:tcPr>
@@ -16779,13 +13189,13 @@
                 <w:sz w:val="21"/>
                 <w:szCs w:val="21"/>
               </w:rPr>
-              <w:t>9,035.81</w:t>
-            </w:r>
-          </w:p>
-        </w:tc>
-        <w:tc>
-          <w:tcPr>
-            <w:tcW w:w="2000" w:type="dxa"/>
+              <w:t>13,486.29</w:t>
+            </w:r>
+          </w:p>
+        </w:tc>
+        <w:tc>
+          <w:tcPr>
+            <w:tcW w:w="1700" w:type="dxa"/>
             <w:vAlign w:val="center"/>
           </w:tcPr>
           <w:p>
@@ -16806,13 +13216,13 @@
                 <w:sz w:val="21"/>
                 <w:szCs w:val="21"/>
               </w:rPr>
-              <w:t>2,374,697.44</w:t>
-            </w:r>
-          </w:p>
-        </w:tc>
-        <w:tc>
-          <w:tcPr>
-            <w:tcW w:w="1000" w:type="dxa"/>
+              <w:t>22,779.91</w:t>
+            </w:r>
+          </w:p>
+        </w:tc>
+        <w:tc>
+          <w:tcPr>
+            <w:tcW w:w="1700" w:type="dxa"/>
             <w:vAlign w:val="center"/>
           </w:tcPr>
           <w:p>
@@ -16833,34 +13243,61 @@
                 <w:sz w:val="21"/>
                 <w:szCs w:val="21"/>
               </w:rPr>
-              <w:t>0.38</w:t>
-            </w:r>
-          </w:p>
-        </w:tc>
-        <w:tc>
-          <w:tcPr>
-            <w:tcW w:w="1825" w:type="dxa"/>
+              <w:t>36,266.20</w:t>
+            </w:r>
+          </w:p>
+        </w:tc>
+        <w:tc>
+          <w:tcPr>
+            <w:tcW w:w="1900" w:type="dxa"/>
             <w:vAlign w:val="center"/>
           </w:tcPr>
           <w:p>
             <w:pPr>
               <w:widowControl w:val="0"/>
-              <w:jc w:val="center"/>
-              <w:rPr>
-                <w:rFonts w:hint="eastAsia" w:ascii="Times New Roman" w:hAnsi="Times New Roman" w:cs="Times New Roman"/>
-                <w:kern w:val="2"/>
-                <w:sz w:val="21"/>
-                <w:szCs w:val="21"/>
-              </w:rPr>
-            </w:pPr>
-            <w:r>
-              <w:rPr>
-                <w:rFonts w:hint="eastAsia" w:ascii="Times New Roman" w:hAnsi="Times New Roman" w:cs="Times New Roman"/>
-                <w:kern w:val="2"/>
-                <w:sz w:val="21"/>
-                <w:szCs w:val="21"/>
-              </w:rPr>
-              <w:t>否</w:t>
+              <w:jc w:val="right"/>
+              <w:rPr>
+                <w:rFonts w:hint="eastAsia" w:ascii="Times New Roman" w:hAnsi="Times New Roman" w:cs="Times New Roman"/>
+                <w:kern w:val="2"/>
+                <w:sz w:val="21"/>
+                <w:szCs w:val="21"/>
+              </w:rPr>
+            </w:pPr>
+            <w:r>
+              <w:rPr>
+                <w:rFonts w:hint="eastAsia" w:ascii="Times New Roman" w:hAnsi="Times New Roman" w:cs="Times New Roman"/>
+                <w:kern w:val="2"/>
+                <w:sz w:val="21"/>
+                <w:szCs w:val="21"/>
+              </w:rPr>
+              <w:t>39,986.23</w:t>
+            </w:r>
+          </w:p>
+        </w:tc>
+        <w:tc>
+          <w:tcPr>
+            <w:tcW w:w="1925" w:type="dxa"/>
+            <w:vAlign w:val="center"/>
+          </w:tcPr>
+          <w:p>
+            <w:pPr>
+              <w:widowControl w:val="0"/>
+              <w:jc w:val="right"/>
+              <w:rPr>
+                <w:rFonts w:hint="eastAsia" w:ascii="Times New Roman" w:hAnsi="Times New Roman" w:cs="Times New Roman"/>
+                <w:kern w:val="2"/>
+                <w:sz w:val="21"/>
+                <w:szCs w:val="21"/>
+              </w:rPr>
+            </w:pPr>
+            <w:r>
+              <w:rPr>
+                <w:rFonts w:hint="eastAsia" w:ascii="Times New Roman" w:hAnsi="Times New Roman" w:cs="Times New Roman"/>
+                <w:kern w:val="2"/>
+                <w:sz w:val="21"/>
+                <w:szCs w:val="21"/>
+              </w:rPr>
+              <w:t>90.70</w:t>
             </w:r>
           </w:p>
         </w:tc>
@@ -16893,34 +13330,7 @@
                 <w:sz w:val="21"/>
                 <w:szCs w:val="21"/>
               </w:rPr>
-              <w:t>资产净额</w:t>
-            </w:r>
-          </w:p>
-        </w:tc>
-        <w:tc>
-          <w:tcPr>
-            <w:tcW w:w="2400" w:type="dxa"/>
-            <w:vAlign w:val="center"/>
-          </w:tcPr>
-          <w:p>
-            <w:pPr>
-              <w:widowControl w:val="0"/>
-              <w:jc w:val="both"/>
-              <w:rPr>
-                <w:rFonts w:hint="eastAsia" w:ascii="Times New Roman" w:hAnsi="Times New Roman" w:cs="Times New Roman"/>
-                <w:kern w:val="2"/>
-                <w:sz w:val="21"/>
-                <w:szCs w:val="21"/>
-              </w:rPr>
-            </w:pPr>
-            <w:r>
-              <w:rPr>
-                <w:rFonts w:hint="eastAsia" w:ascii="Times New Roman" w:hAnsi="Times New Roman" w:cs="Times New Roman"/>
-                <w:kern w:val="2"/>
-                <w:sz w:val="21"/>
-                <w:szCs w:val="21"/>
-              </w:rPr>
-              <w:t>标的净资产×67.00%／燕京啤酒归母净资产</w:t>
+              <w:t>营业收入</w:t>
             </w:r>
           </w:p>
         </w:tc>
@@ -16947,13 +13357,13 @@
                 <w:sz w:val="21"/>
                 <w:szCs w:val="21"/>
               </w:rPr>
-              <w:t>8,206.29</w:t>
-            </w:r>
-          </w:p>
-        </w:tc>
-        <w:tc>
-          <w:tcPr>
-            <w:tcW w:w="2000" w:type="dxa"/>
+              <w:t>10,043.02</w:t>
+            </w:r>
+          </w:p>
+        </w:tc>
+        <w:tc>
+          <w:tcPr>
+            <w:tcW w:w="1700" w:type="dxa"/>
             <w:vAlign w:val="center"/>
           </w:tcPr>
           <w:p>
@@ -16974,13 +13384,13 @@
                 <w:sz w:val="21"/>
                 <w:szCs w:val="21"/>
               </w:rPr>
-              <w:t>1,548,076.23</w:t>
-            </w:r>
-          </w:p>
-        </w:tc>
-        <w:tc>
-          <w:tcPr>
-            <w:tcW w:w="1000" w:type="dxa"/>
+              <w:t>30,015.20</w:t>
+            </w:r>
+          </w:p>
+        </w:tc>
+        <w:tc>
+          <w:tcPr>
+            <w:tcW w:w="1700" w:type="dxa"/>
             <w:vAlign w:val="center"/>
           </w:tcPr>
           <w:p>
@@ -17001,34 +13411,61 @@
                 <w:sz w:val="21"/>
                 <w:szCs w:val="21"/>
               </w:rPr>
-              <w:t>0.53</w:t>
-            </w:r>
-          </w:p>
-        </w:tc>
-        <w:tc>
-          <w:tcPr>
-            <w:tcW w:w="1825" w:type="dxa"/>
+              <w:t>40,058.22</w:t>
+            </w:r>
+          </w:p>
+        </w:tc>
+        <w:tc>
+          <w:tcPr>
+            <w:tcW w:w="1900" w:type="dxa"/>
             <w:vAlign w:val="center"/>
           </w:tcPr>
           <w:p>
             <w:pPr>
               <w:widowControl w:val="0"/>
-              <w:jc w:val="center"/>
-              <w:rPr>
-                <w:rFonts w:hint="eastAsia" w:ascii="Times New Roman" w:hAnsi="Times New Roman" w:cs="Times New Roman"/>
-                <w:kern w:val="2"/>
-                <w:sz w:val="21"/>
-                <w:szCs w:val="21"/>
-              </w:rPr>
-            </w:pPr>
-            <w:r>
-              <w:rPr>
-                <w:rFonts w:hint="eastAsia" w:ascii="Times New Roman" w:hAnsi="Times New Roman" w:cs="Times New Roman"/>
-                <w:kern w:val="2"/>
-                <w:sz w:val="21"/>
-                <w:szCs w:val="21"/>
-              </w:rPr>
-              <w:t>否</w:t>
+              <w:jc w:val="right"/>
+              <w:rPr>
+                <w:rFonts w:hint="eastAsia" w:ascii="Times New Roman" w:hAnsi="Times New Roman" w:cs="Times New Roman"/>
+                <w:kern w:val="2"/>
+                <w:sz w:val="21"/>
+                <w:szCs w:val="21"/>
+              </w:rPr>
+            </w:pPr>
+            <w:r>
+              <w:rPr>
+                <w:rFonts w:hint="eastAsia" w:ascii="Times New Roman" w:hAnsi="Times New Roman" w:cs="Times New Roman"/>
+                <w:kern w:val="2"/>
+                <w:sz w:val="21"/>
+                <w:szCs w:val="21"/>
+              </w:rPr>
+              <w:t>43,435.86</w:t>
+            </w:r>
+          </w:p>
+        </w:tc>
+        <w:tc>
+          <w:tcPr>
+            <w:tcW w:w="1925" w:type="dxa"/>
+            <w:vAlign w:val="center"/>
+          </w:tcPr>
+          <w:p>
+            <w:pPr>
+              <w:widowControl w:val="0"/>
+              <w:jc w:val="right"/>
+              <w:rPr>
+                <w:rFonts w:hint="eastAsia" w:ascii="Times New Roman" w:hAnsi="Times New Roman" w:cs="Times New Roman"/>
+                <w:kern w:val="2"/>
+                <w:sz w:val="21"/>
+                <w:szCs w:val="21"/>
+              </w:rPr>
+            </w:pPr>
+            <w:r>
+              <w:rPr>
+                <w:rFonts w:hint="eastAsia" w:ascii="Times New Roman" w:hAnsi="Times New Roman" w:cs="Times New Roman"/>
+                <w:kern w:val="2"/>
+                <w:sz w:val="21"/>
+                <w:szCs w:val="21"/>
+              </w:rPr>
+              <w:t>92.22</w:t>
             </w:r>
           </w:p>
         </w:tc>
@@ -17061,34 +13498,7 @@
                 <w:sz w:val="21"/>
                 <w:szCs w:val="21"/>
               </w:rPr>
-              <w:t>营业收入</w:t>
-            </w:r>
-          </w:p>
-        </w:tc>
-        <w:tc>
-          <w:tcPr>
-            <w:tcW w:w="2400" w:type="dxa"/>
-            <w:vAlign w:val="center"/>
-          </w:tcPr>
-          <w:p>
-            <w:pPr>
-              <w:widowControl w:val="0"/>
-              <w:jc w:val="both"/>
-              <w:rPr>
-                <w:rFonts w:hint="eastAsia" w:ascii="Times New Roman" w:hAnsi="Times New Roman" w:cs="Times New Roman"/>
-                <w:kern w:val="2"/>
-                <w:sz w:val="21"/>
-                <w:szCs w:val="21"/>
-              </w:rPr>
-            </w:pPr>
-            <w:r>
-              <w:rPr>
-                <w:rFonts w:hint="eastAsia" w:ascii="Times New Roman" w:hAnsi="Times New Roman" w:cs="Times New Roman"/>
-                <w:kern w:val="2"/>
-                <w:sz w:val="21"/>
-                <w:szCs w:val="21"/>
-              </w:rPr>
-              <w:t>标的营业收入×67.00%／燕京啤酒营业收入</w:t>
+              <w:t>利润总额</w:t>
             </w:r>
           </w:p>
         </w:tc>
@@ -17115,13 +13525,13 @@
                 <w:sz w:val="21"/>
                 <w:szCs w:val="21"/>
               </w:rPr>
-              <w:t>6,728.82</w:t>
-            </w:r>
-          </w:p>
-        </w:tc>
-        <w:tc>
-          <w:tcPr>
-            <w:tcW w:w="2000" w:type="dxa"/>
+              <w:t>2,952.40</w:t>
+            </w:r>
+          </w:p>
+        </w:tc>
+        <w:tc>
+          <w:tcPr>
+            <w:tcW w:w="1700" w:type="dxa"/>
             <w:vAlign w:val="center"/>
           </w:tcPr>
           <w:p>
@@ -17142,13 +13552,13 @@
                 <w:sz w:val="21"/>
                 <w:szCs w:val="21"/>
               </w:rPr>
-              <w:t>1,533,297.98</w:t>
-            </w:r>
-          </w:p>
-        </w:tc>
-        <w:tc>
-          <w:tcPr>
-            <w:tcW w:w="1000" w:type="dxa"/>
+              <w:t>3,250.70</w:t>
+            </w:r>
+          </w:p>
+        </w:tc>
+        <w:tc>
+          <w:tcPr>
+            <w:tcW w:w="1700" w:type="dxa"/>
             <w:vAlign w:val="center"/>
           </w:tcPr>
           <w:p>
@@ -17169,100 +13579,13 @@
                 <w:sz w:val="21"/>
                 <w:szCs w:val="21"/>
               </w:rPr>
-              <w:t>0.44</w:t>
-            </w:r>
-          </w:p>
-        </w:tc>
-        <w:tc>
-          <w:tcPr>
-            <w:tcW w:w="1825" w:type="dxa"/>
-            <w:vAlign w:val="center"/>
-          </w:tcPr>
-          <w:p>
-            <w:pPr>
-              <w:widowControl w:val="0"/>
-              <w:jc w:val="center"/>
-              <w:rPr>
-                <w:rFonts w:hint="eastAsia" w:ascii="Times New Roman" w:hAnsi="Times New Roman" w:cs="Times New Roman"/>
-                <w:kern w:val="2"/>
-                <w:sz w:val="21"/>
-                <w:szCs w:val="21"/>
-              </w:rPr>
-            </w:pPr>
-            <w:r>
-              <w:rPr>
-                <w:rFonts w:hint="eastAsia" w:ascii="Times New Roman" w:hAnsi="Times New Roman" w:cs="Times New Roman"/>
-                <w:kern w:val="2"/>
-                <w:sz w:val="21"/>
-                <w:szCs w:val="21"/>
-              </w:rPr>
-              <w:t>否</w:t>
-            </w:r>
-          </w:p>
-        </w:tc>
-      </w:tr>
-      <w:tr>
-        <w:trPr>
-          <w:trHeight w:val="397" w:hRule="atLeast"/>
-          <w:jc w:val="center"/>
-        </w:trPr>
-        <w:tc>
-          <w:tcPr>
-            <w:tcW w:w="1500" w:type="dxa"/>
-            <w:vAlign w:val="center"/>
-          </w:tcPr>
-          <w:p>
-            <w:pPr>
-              <w:widowControl w:val="0"/>
-              <w:jc w:val="center"/>
-              <w:rPr>
-                <w:rFonts w:hint="eastAsia" w:ascii="Times New Roman" w:hAnsi="Times New Roman" w:cs="Times New Roman"/>
-                <w:kern w:val="2"/>
-                <w:sz w:val="21"/>
-                <w:szCs w:val="21"/>
-              </w:rPr>
-            </w:pPr>
-            <w:r>
-              <w:rPr>
-                <w:rFonts w:hint="eastAsia" w:ascii="Times New Roman" w:hAnsi="Times New Roman" w:cs="Times New Roman"/>
-                <w:kern w:val="2"/>
-                <w:sz w:val="21"/>
-                <w:szCs w:val="21"/>
-              </w:rPr>
-              <w:t>净利润</w:t>
-            </w:r>
-          </w:p>
-        </w:tc>
-        <w:tc>
-          <w:tcPr>
-            <w:tcW w:w="2400" w:type="dxa"/>
-            <w:vAlign w:val="center"/>
-          </w:tcPr>
-          <w:p>
-            <w:pPr>
-              <w:widowControl w:val="0"/>
-              <w:jc w:val="both"/>
-              <w:rPr>
-                <w:rFonts w:hint="eastAsia" w:ascii="Times New Roman" w:hAnsi="Times New Roman" w:cs="Times New Roman"/>
-                <w:kern w:val="2"/>
-                <w:sz w:val="21"/>
-                <w:szCs w:val="21"/>
-              </w:rPr>
-            </w:pPr>
-            <w:r>
-              <w:rPr>
-                <w:rFonts w:hint="eastAsia" w:ascii="Times New Roman" w:hAnsi="Times New Roman" w:cs="Times New Roman"/>
-                <w:kern w:val="2"/>
-                <w:sz w:val="21"/>
-                <w:szCs w:val="21"/>
-              </w:rPr>
-              <w:t>标的净利润×67.00%／燕京啤酒归母净利润</w:t>
-            </w:r>
-          </w:p>
-        </w:tc>
-        <w:tc>
-          <w:tcPr>
-            <w:tcW w:w="1700" w:type="dxa"/>
+              <w:t>6,203.10</w:t>
+            </w:r>
+          </w:p>
+        </w:tc>
+        <w:tc>
+          <w:tcPr>
+            <w:tcW w:w="1900" w:type="dxa"/>
             <w:vAlign w:val="center"/>
           </w:tcPr>
           <w:p>
@@ -17283,13 +13606,13 @@
                 <w:sz w:val="21"/>
                 <w:szCs w:val="21"/>
               </w:rPr>
-              <w:t>1,483.13</w:t>
-            </w:r>
-          </w:p>
-        </w:tc>
-        <w:tc>
-          <w:tcPr>
-            <w:tcW w:w="2000" w:type="dxa"/>
+              <w:t>15,071.95</w:t>
+            </w:r>
+          </w:p>
+        </w:tc>
+        <w:tc>
+          <w:tcPr>
+            <w:tcW w:w="1925" w:type="dxa"/>
             <w:vAlign w:val="center"/>
           </w:tcPr>
           <w:p>
@@ -17310,397 +13633,7 @@
                 <w:sz w:val="21"/>
                 <w:szCs w:val="21"/>
               </w:rPr>
-              <w:t>167,911.71</w:t>
-            </w:r>
-          </w:p>
-        </w:tc>
-        <w:tc>
-          <w:tcPr>
-            <w:tcW w:w="1000" w:type="dxa"/>
-            <w:vAlign w:val="center"/>
-          </w:tcPr>
-          <w:p>
-            <w:pPr>
-              <w:widowControl w:val="0"/>
-              <w:jc w:val="right"/>
-              <w:rPr>
-                <w:rFonts w:hint="eastAsia" w:ascii="Times New Roman" w:hAnsi="Times New Roman" w:cs="Times New Roman"/>
-                <w:kern w:val="2"/>
-                <w:sz w:val="21"/>
-                <w:szCs w:val="21"/>
-              </w:rPr>
-            </w:pPr>
-            <w:r>
-              <w:rPr>
-                <w:rFonts w:hint="eastAsia" w:ascii="Times New Roman" w:hAnsi="Times New Roman" w:cs="Times New Roman"/>
-                <w:kern w:val="2"/>
-                <w:sz w:val="21"/>
-                <w:szCs w:val="21"/>
-              </w:rPr>
-              <w:t>0.88</w:t>
-            </w:r>
-          </w:p>
-        </w:tc>
-        <w:tc>
-          <w:tcPr>
-            <w:tcW w:w="1825" w:type="dxa"/>
-            <w:vAlign w:val="center"/>
-          </w:tcPr>
-          <w:p>
-            <w:pPr>
-              <w:widowControl w:val="0"/>
-              <w:jc w:val="center"/>
-              <w:rPr>
-                <w:rFonts w:hint="eastAsia" w:ascii="Times New Roman" w:hAnsi="Times New Roman" w:cs="Times New Roman"/>
-                <w:kern w:val="2"/>
-                <w:sz w:val="21"/>
-                <w:szCs w:val="21"/>
-              </w:rPr>
-            </w:pPr>
-            <w:r>
-              <w:rPr>
-                <w:rFonts w:hint="eastAsia" w:ascii="Times New Roman" w:hAnsi="Times New Roman" w:cs="Times New Roman"/>
-                <w:kern w:val="2"/>
-                <w:sz w:val="21"/>
-                <w:szCs w:val="21"/>
-              </w:rPr>
-              <w:t>否</w:t>
-            </w:r>
-          </w:p>
-        </w:tc>
-      </w:tr>
-      <w:tr>
-        <w:trPr>
-          <w:trHeight w:val="397" w:hRule="atLeast"/>
-          <w:jc w:val="center"/>
-        </w:trPr>
-        <w:tc>
-          <w:tcPr>
-            <w:tcW w:w="1500" w:type="dxa"/>
-            <w:vAlign w:val="center"/>
-          </w:tcPr>
-          <w:p>
-            <w:pPr>
-              <w:widowControl w:val="0"/>
-              <w:jc w:val="center"/>
-              <w:rPr>
-                <w:rFonts w:hint="eastAsia" w:ascii="Times New Roman" w:hAnsi="Times New Roman" w:cs="Times New Roman"/>
-                <w:kern w:val="2"/>
-                <w:sz w:val="21"/>
-                <w:szCs w:val="21"/>
-              </w:rPr>
-            </w:pPr>
-            <w:r>
-              <w:rPr>
-                <w:rFonts w:hint="eastAsia" w:ascii="Times New Roman" w:hAnsi="Times New Roman" w:cs="Times New Roman"/>
-                <w:kern w:val="2"/>
-                <w:sz w:val="21"/>
-                <w:szCs w:val="21"/>
-              </w:rPr>
-              <w:t>成交金额</w:t>
-            </w:r>
-          </w:p>
-        </w:tc>
-        <w:tc>
-          <w:tcPr>
-            <w:tcW w:w="2400" w:type="dxa"/>
-            <w:vAlign w:val="center"/>
-          </w:tcPr>
-          <w:p>
-            <w:pPr>
-              <w:widowControl w:val="0"/>
-              <w:jc w:val="both"/>
-              <w:rPr>
-                <w:rFonts w:hint="eastAsia" w:ascii="Times New Roman" w:hAnsi="Times New Roman" w:cs="Times New Roman"/>
-                <w:kern w:val="2"/>
-                <w:sz w:val="21"/>
-                <w:szCs w:val="21"/>
-              </w:rPr>
-            </w:pPr>
-            <w:r>
-              <w:rPr>
-                <w:rFonts w:hint="eastAsia" w:ascii="Times New Roman" w:hAnsi="Times New Roman" w:cs="Times New Roman"/>
-                <w:kern w:val="2"/>
-                <w:sz w:val="21"/>
-                <w:szCs w:val="21"/>
-              </w:rPr>
-              <w:t>模拟作价／燕京啤酒归母净资产</w:t>
-            </w:r>
-          </w:p>
-        </w:tc>
-        <w:tc>
-          <w:tcPr>
-            <w:tcW w:w="1700" w:type="dxa"/>
-            <w:vAlign w:val="center"/>
-          </w:tcPr>
-          <w:p>
-            <w:pPr>
-              <w:widowControl w:val="0"/>
-              <w:jc w:val="right"/>
-              <w:rPr>
-                <w:rFonts w:hint="eastAsia" w:ascii="Times New Roman" w:hAnsi="Times New Roman" w:cs="Times New Roman"/>
-                <w:kern w:val="2"/>
-                <w:sz w:val="21"/>
-                <w:szCs w:val="21"/>
-              </w:rPr>
-            </w:pPr>
-            <w:r>
-              <w:rPr>
-                <w:rFonts w:hint="eastAsia" w:ascii="Times New Roman" w:hAnsi="Times New Roman" w:cs="Times New Roman"/>
-                <w:kern w:val="2"/>
-                <w:sz w:val="21"/>
-                <w:szCs w:val="21"/>
-              </w:rPr>
-              <w:t>8,206.28</w:t>
-            </w:r>
-          </w:p>
-        </w:tc>
-        <w:tc>
-          <w:tcPr>
-            <w:tcW w:w="2000" w:type="dxa"/>
-            <w:vAlign w:val="center"/>
-          </w:tcPr>
-          <w:p>
-            <w:pPr>
-              <w:widowControl w:val="0"/>
-              <w:jc w:val="right"/>
-              <w:rPr>
-                <w:rFonts w:hint="eastAsia" w:ascii="Times New Roman" w:hAnsi="Times New Roman" w:cs="Times New Roman"/>
-                <w:kern w:val="2"/>
-                <w:sz w:val="21"/>
-                <w:szCs w:val="21"/>
-              </w:rPr>
-            </w:pPr>
-            <w:r>
-              <w:rPr>
-                <w:rFonts w:hint="eastAsia" w:ascii="Times New Roman" w:hAnsi="Times New Roman" w:cs="Times New Roman"/>
-                <w:kern w:val="2"/>
-                <w:sz w:val="21"/>
-                <w:szCs w:val="21"/>
-              </w:rPr>
-              <w:t>1,548,076.23</w:t>
-            </w:r>
-          </w:p>
-        </w:tc>
-        <w:tc>
-          <w:tcPr>
-            <w:tcW w:w="1000" w:type="dxa"/>
-            <w:vAlign w:val="center"/>
-          </w:tcPr>
-          <w:p>
-            <w:pPr>
-              <w:widowControl w:val="0"/>
-              <w:jc w:val="right"/>
-              <w:rPr>
-                <w:rFonts w:hint="eastAsia" w:ascii="Times New Roman" w:hAnsi="Times New Roman" w:cs="Times New Roman"/>
-                <w:kern w:val="2"/>
-                <w:sz w:val="21"/>
-                <w:szCs w:val="21"/>
-              </w:rPr>
-            </w:pPr>
-            <w:r>
-              <w:rPr>
-                <w:rFonts w:hint="eastAsia" w:ascii="Times New Roman" w:hAnsi="Times New Roman" w:cs="Times New Roman"/>
-                <w:kern w:val="2"/>
-                <w:sz w:val="21"/>
-                <w:szCs w:val="21"/>
-              </w:rPr>
-              <w:t>0.53</w:t>
-            </w:r>
-          </w:p>
-        </w:tc>
-        <w:tc>
-          <w:tcPr>
-            <w:tcW w:w="1825" w:type="dxa"/>
-            <w:vAlign w:val="center"/>
-          </w:tcPr>
-          <w:p>
-            <w:pPr>
-              <w:widowControl w:val="0"/>
-              <w:jc w:val="center"/>
-              <w:rPr>
-                <w:rFonts w:hint="eastAsia" w:ascii="Times New Roman" w:hAnsi="Times New Roman" w:cs="Times New Roman"/>
-                <w:kern w:val="2"/>
-                <w:sz w:val="21"/>
-                <w:szCs w:val="21"/>
-              </w:rPr>
-            </w:pPr>
-            <w:r>
-              <w:rPr>
-                <w:rFonts w:hint="eastAsia" w:ascii="Times New Roman" w:hAnsi="Times New Roman" w:cs="Times New Roman"/>
-                <w:kern w:val="2"/>
-                <w:sz w:val="21"/>
-                <w:szCs w:val="21"/>
-              </w:rPr>
-              <w:t>否</w:t>
-            </w:r>
-          </w:p>
-        </w:tc>
-      </w:tr>
-      <w:tr>
-        <w:trPr>
-          <w:trHeight w:val="397" w:hRule="atLeast"/>
-          <w:jc w:val="center"/>
-        </w:trPr>
-        <w:tc>
-          <w:tcPr>
-            <w:tcW w:w="1500" w:type="dxa"/>
-            <w:vAlign w:val="center"/>
-          </w:tcPr>
-          <w:p>
-            <w:pPr>
-              <w:widowControl w:val="0"/>
-              <w:jc w:val="center"/>
-              <w:rPr>
-                <w:rFonts w:hint="eastAsia" w:ascii="Times New Roman" w:hAnsi="Times New Roman" w:cs="Times New Roman"/>
-                <w:kern w:val="2"/>
-                <w:sz w:val="21"/>
-                <w:szCs w:val="21"/>
-              </w:rPr>
-            </w:pPr>
-            <w:r>
-              <w:rPr>
-                <w:rFonts w:hint="eastAsia" w:ascii="Times New Roman" w:hAnsi="Times New Roman" w:cs="Times New Roman"/>
-                <w:kern w:val="2"/>
-                <w:sz w:val="21"/>
-                <w:szCs w:val="21"/>
-              </w:rPr>
-              <w:t>交易产生的利润</w:t>
-            </w:r>
-          </w:p>
-        </w:tc>
-        <w:tc>
-          <w:tcPr>
-            <w:tcW w:w="2400" w:type="dxa"/>
-            <w:vAlign w:val="center"/>
-          </w:tcPr>
-          <w:p>
-            <w:pPr>
-              <w:widowControl w:val="0"/>
-              <w:jc w:val="both"/>
-              <w:rPr>
-                <w:rFonts w:hint="eastAsia" w:ascii="Times New Roman" w:hAnsi="Times New Roman" w:cs="Times New Roman"/>
-                <w:kern w:val="2"/>
-                <w:sz w:val="21"/>
-                <w:szCs w:val="21"/>
-              </w:rPr>
-            </w:pPr>
-            <w:r>
-              <w:rPr>
-                <w:rFonts w:hint="eastAsia" w:ascii="Times New Roman" w:hAnsi="Times New Roman" w:cs="Times New Roman"/>
-                <w:kern w:val="2"/>
-                <w:sz w:val="21"/>
-                <w:szCs w:val="21"/>
-              </w:rPr>
-              <w:t>权益性交易，合并报表层面不确认损益</w:t>
-            </w:r>
-          </w:p>
-        </w:tc>
-        <w:tc>
-          <w:tcPr>
-            <w:tcW w:w="1700" w:type="dxa"/>
-            <w:vAlign w:val="center"/>
-          </w:tcPr>
-          <w:p>
-            <w:pPr>
-              <w:widowControl w:val="0"/>
-              <w:jc w:val="right"/>
-              <w:rPr>
-                <w:rFonts w:hint="eastAsia" w:ascii="Times New Roman" w:hAnsi="Times New Roman" w:cs="Times New Roman"/>
-                <w:kern w:val="2"/>
-                <w:sz w:val="21"/>
-                <w:szCs w:val="21"/>
-              </w:rPr>
-            </w:pPr>
-            <w:r>
-              <w:rPr>
-                <w:rFonts w:hint="eastAsia" w:ascii="Times New Roman" w:hAnsi="Times New Roman" w:cs="Times New Roman"/>
-                <w:kern w:val="2"/>
-                <w:sz w:val="21"/>
-                <w:szCs w:val="21"/>
-              </w:rPr>
-              <w:t>—</w:t>
-            </w:r>
-          </w:p>
-        </w:tc>
-        <w:tc>
-          <w:tcPr>
-            <w:tcW w:w="2000" w:type="dxa"/>
-            <w:vAlign w:val="center"/>
-          </w:tcPr>
-          <w:p>
-            <w:pPr>
-              <w:widowControl w:val="0"/>
-              <w:jc w:val="right"/>
-              <w:rPr>
-                <w:rFonts w:hint="eastAsia" w:ascii="Times New Roman" w:hAnsi="Times New Roman" w:cs="Times New Roman"/>
-                <w:kern w:val="2"/>
-                <w:sz w:val="21"/>
-                <w:szCs w:val="21"/>
-              </w:rPr>
-            </w:pPr>
-            <w:r>
-              <w:rPr>
-                <w:rFonts w:hint="eastAsia" w:ascii="Times New Roman" w:hAnsi="Times New Roman" w:cs="Times New Roman"/>
-                <w:kern w:val="2"/>
-                <w:sz w:val="21"/>
-                <w:szCs w:val="21"/>
-              </w:rPr>
-              <w:t>167,911.71</w:t>
-            </w:r>
-          </w:p>
-        </w:tc>
-        <w:tc>
-          <w:tcPr>
-            <w:tcW w:w="1000" w:type="dxa"/>
-            <w:vAlign w:val="center"/>
-          </w:tcPr>
-          <w:p>
-            <w:pPr>
-              <w:widowControl w:val="0"/>
-              <w:jc w:val="right"/>
-              <w:rPr>
-                <w:rFonts w:hint="eastAsia" w:ascii="Times New Roman" w:hAnsi="Times New Roman" w:cs="Times New Roman"/>
-                <w:kern w:val="2"/>
-                <w:sz w:val="21"/>
-                <w:szCs w:val="21"/>
-              </w:rPr>
-            </w:pPr>
-            <w:r>
-              <w:rPr>
-                <w:rFonts w:hint="eastAsia" w:ascii="Times New Roman" w:hAnsi="Times New Roman" w:cs="Times New Roman"/>
-                <w:kern w:val="2"/>
-                <w:sz w:val="21"/>
-                <w:szCs w:val="21"/>
-              </w:rPr>
-              <w:t>—</w:t>
-            </w:r>
-          </w:p>
-        </w:tc>
-        <w:tc>
-          <w:tcPr>
-            <w:tcW w:w="1825" w:type="dxa"/>
-            <w:vAlign w:val="center"/>
-          </w:tcPr>
-          <w:p>
-            <w:pPr>
-              <w:widowControl w:val="0"/>
-              <w:jc w:val="center"/>
-              <w:rPr>
-                <w:rFonts w:hint="eastAsia" w:ascii="Times New Roman" w:hAnsi="Times New Roman" w:cs="Times New Roman"/>
-                <w:kern w:val="2"/>
-                <w:sz w:val="21"/>
-                <w:szCs w:val="21"/>
-              </w:rPr>
-            </w:pPr>
-            <w:r>
-              <w:rPr>
-                <w:rFonts w:hint="eastAsia" w:ascii="Times New Roman" w:hAnsi="Times New Roman" w:cs="Times New Roman"/>
-                <w:kern w:val="2"/>
-                <w:sz w:val="21"/>
-                <w:szCs w:val="21"/>
-              </w:rPr>
-              <w:t>否</w:t>
+              <w:t>41.16</w:t>
             </w:r>
           </w:p>
         </w:tc>
@@ -17719,7 +13652,7 @@
         <w:rPr>
           <w:rFonts w:hint="eastAsia" w:ascii="Times New Roman" w:hAnsi="Times New Roman" w:cs="Times New Roman"/>
         </w:rPr>
-        <w:t>注：燕京啤酒2025年度数据取自其2025年年度报告，总资产2,374,697.44万元、归属于上市公司股东的净资产1,548,076.23万元、营业收入1,533,297.98万元、归属于上市公司股东的净利润167,911.71万元。</w:t>
+        <w:t>注：邢台啤酒指燕京啤酒（邢台）有限公司，数据取自其2025年度审计报告（中兴华审字（2026）第00004756号，标准无保留意见），系本节4、土地收购项下的拟收购标的。</w:t>
       </w:r>
     </w:p>
     <w:p>
@@ -17735,7 +13668,7 @@
         <w:rPr>
           <w:rFonts w:hint="eastAsia" w:ascii="Times New Roman" w:hAnsi="Times New Roman" w:cs="Times New Roman"/>
         </w:rPr>
-        <w:t>经测算，六项指标的占比均在1%以下，远低于章程第6.3条第17项规定的10%董事会审议标准，亦远低于第4.12条第11项规定的50%股东会审议标准；本次交易涉及的资产总额占燕京啤酒最近一期经审计总资产的0.38%，亦未达到第4.12条第13项关于一年内购买、出售重大资产超过30%的股东会审议标准。此外，本次交易不构成燕京啤酒的关联交易，无需适用第4.12条第10项关于关联交易的审议标准。该章程第4.11条将关联关系定义为公司控股股东、实际控制人、董事、高级管理人员与其直接或者间接控制的企业之间的关系以及可能导致公司利益转移的其他关系，本次交易的交易对方发行人及交易标的中发邢台均系燕京啤酒自身的控股子公司、且交易前后均在其合并报表范围内，不落入该定义；深圳证券交易所股票上市规则亦规定上市公司与其合并报表范围内子公司之间发生的交易免于按关联交易履行审议和披露程序。</w:t>
+        <w:t>仅收购中发邢台股权的，资产总额、营业收入及利润总额占发行人相应指标的比例分别为33.73%、23.12%和19.59%，最高值33.73%，适用达到20%但未超过50%的档次，仅要求申报财务报表包含重组完成后的最近一期资产负债表，不影响申报时点。</w:t>
       </w:r>
     </w:p>
     <w:p>
@@ -17751,7 +13684,7 @@
         <w:rPr>
           <w:rFonts w:hint="eastAsia" w:ascii="Times New Roman" w:hAnsi="Times New Roman" w:cs="Times New Roman"/>
         </w:rPr>
-        <w:t>但需注意，该章程第6.14条规定，董事会对总经理及经营管理层财务事项的授权应仅限于公司主营业务范围的日常经营以及董事会决议事项的执行，对于公司出售资产、对外投资、资产抵押、对外担保事项、委托理财、关联交易等重大事项必须先经董事会决议，不应授权；第6.3条第6项、第16项亦将决定公司重要资产转让、对外投资及收购出售资产列为董事会职权。本次交易属于出售股权资产，按上述规定不属于可授权经营管理层决定的事项。</w:t>
+        <w:t>若本节4、土地收购一并采用收购燕京啤酒（邢台）有限公司股权的方案，两项重组通常需合并计算，届时三项指标分别为90.70%、92.22%和41.16%，最高值为营业收入占比92.22%，落入达到50%但未超过100%的档次，且已接近100%的临界值。若重组推迟实施、测算基准相应变更为2026年度数据，存在超过100%的可能，将直接推迟申报时点。据此，土地事项的方案选择及实施时点对本次发行上市具有决定性影响，建议优先明确。</w:t>
       </w:r>
     </w:p>
     <w:p>
@@ -17767,7 +13700,7 @@
         <w:rPr>
           <w:rFonts w:hint="eastAsia" w:ascii="Times New Roman" w:hAnsi="Times New Roman" w:cs="Times New Roman"/>
         </w:rPr>
-        <w:t>据此初步判断：本次交易未达到提交燕京啤酒股东会审议的标准，亦未达到章程第6.3条第17项规定的应当审议并披露的量化标准；但基于章程第6.14条关于出售资产事项不得授权经营管理层的规定，建议仍提请燕京啤酒董事会审议，以确保决策程序完备。同时，燕京啤酒系国有控股上市公司，本次交易还须按《企业国有资产交易监督管理办法》履行相应的国资审批程序，该程序独立于章程规定的公司治理程序，不因未达章程量化标准而免除。上述判断建议由发行人律师与燕京啤酒董事会办公室、其常年法律顾问共同复核确认。</w:t>
+        <w:t>需一并说明，本节4、土地收购项下的方案二系受让土地使用权及地上建筑物，属于购买单项资产而非收购业务主体，一般不构成前述业务重组，不触发上述比例测算。此外，中发邢台2026年6月30日资产总额占发行人同期的比例已升至54.85%，主要系内部资金往来所致，剔除后约为21.33%，建议在重组实施前先行清理，避免比例被动跨档。</w:t>
       </w:r>
     </w:p>
     <w:p>
@@ -17783,7 +13716,7 @@
         <w:rPr>
           <w:rFonts w:hint="eastAsia" w:ascii="Times New Roman" w:hAnsi="Times New Roman" w:cs="Times New Roman"/>
         </w:rPr>
-        <w:t>关于分拆上市条件。本次申报涉及燕京啤酒分拆子公司至北京证券交易所上市，应同时符合《上市公司分拆规则（试行）》的规定。以2025年度数据测算：燕京啤酒最近三个会计年度扣除非经常性损益后归属于上市公司股东的净利润累计306,327.22万元，远高于6亿元的要求；燕京啤酒按权益享有的发行人净利润为10,675.00万元，占其归属于上市公司股东净利润167,911.71万元的6.36%，按重组后模拟合并口径测算亦仅为7.87%，均低于50%的上限；燕京啤酒按权益享有的发行人净资产为19,712.98万元，占其归属于上市公司股东净资产1,548,076.23万元的1.27%，低于30%的上限。本次资产注入将提高发行人的资产与利润规模，但上述比例仍有充分安全边际，不会导致分拆条件不满足。另需核查燕京啤酒及其控股股东、实际控制人最近36个月内是否受到中国证监会行政处罚或被证券交易所公开谴责等情形。</w:t>
+        <w:t>⑤对燕京啤酒的影响及其内部审议程序</w:t>
       </w:r>
     </w:p>
     <w:p>
@@ -17799,7 +13732,7 @@
         <w:rPr>
           <w:rFonts w:hint="eastAsia" w:ascii="Times New Roman" w:hAnsi="Times New Roman" w:cs="Times New Roman"/>
         </w:rPr>
-        <w:t>⑧对发行人财务报表的影响</w:t>
+        <w:t>燕京啤酒（股票代码000729，深圳证券交易所主板上市）为本次交易的转让方。交易前后发行人及中发邢台均在其合并报表范围内，其合并报表范围不发生变更，该交易在其合并报表层面属于与少数股东之间的权益性交易，不确认处置损益。根据《北京燕京啤酒股份有限公司章程》（2025年11月经2025年第一次临时股东会批准）第4.11条关于关联关系的定义，本次交易的交易对方及交易标的均系燕京啤酒自身的控股子公司，不落入该定义，故不构成其关联交易。</w:t>
       </w:r>
     </w:p>
     <w:p>
@@ -17815,650 +13748,7 @@
         <w:rPr>
           <w:rFonts w:hint="eastAsia" w:ascii="Times New Roman" w:hAnsi="Times New Roman" w:cs="Times New Roman"/>
         </w:rPr>
-        <w:t>发行人与中发邢台在重组前后均受燕京啤酒最终控制，本次收购构成同一控制下企业合并，两个方案在会计处理上均应按被合并方在最终控制方合并财务报表中的账面价值计量，不产生商誉，并对比较期间进行追溯调整。以简单加总方式模拟合并后，发行人主要财务数据如下：</w:t>
-      </w:r>
-    </w:p>
-    <w:p>
-      <w:pPr>
-        <w:pStyle w:val="432"/>
-        <w:spacing w:before="0" w:beforeLines="0" w:after="0" w:afterLines="0" w:line="240" w:lineRule="auto"/>
-        <w:ind w:firstLine="0" w:firstLineChars="0"/>
-        <w:jc w:val="right"/>
-        <w:rPr>
-          <w:rFonts w:ascii="Times New Roman" w:hAnsi="Times New Roman"/>
-          <w:sz w:val="21"/>
-          <w:szCs w:val="20"/>
-        </w:rPr>
-      </w:pPr>
-      <w:r>
-        <w:rPr>
-          <w:rFonts w:ascii="Times New Roman" w:hAnsi="Times New Roman"/>
-          <w:sz w:val="21"/>
-          <w:szCs w:val="20"/>
-        </w:rPr>
-        <w:t>单位：万元</w:t>
-      </w:r>
-    </w:p>
-    <w:tbl>
-      <w:tblPr>
-        <w:tblStyle w:val="64"/>
-        <w:tblW w:w="10425" w:type="dxa"/>
-        <w:jc w:val="center"/>
-        <w:tblBorders>
-          <w:top w:val="single" w:color="auto" w:sz="12" w:space="0"/>
-          <w:left w:val="single" w:color="auto" w:sz="12" w:space="0"/>
-          <w:bottom w:val="single" w:color="auto" w:sz="12" w:space="0"/>
-          <w:right w:val="single" w:color="auto" w:sz="12" w:space="0"/>
-          <w:insideH w:val="single" w:color="auto" w:sz="6" w:space="0"/>
-          <w:insideV w:val="single" w:color="auto" w:sz="6" w:space="0"/>
-        </w:tblBorders>
-        <w:tblLayout w:type="fixed"/>
-        <w:tblCellMar>
-          <w:top w:w="0" w:type="dxa"/>
-          <w:left w:w="108" w:type="dxa"/>
-          <w:bottom w:w="0" w:type="dxa"/>
-          <w:right w:w="108" w:type="dxa"/>
-        </w:tblCellMar>
-      </w:tblPr>
-      <w:tblGrid>
-        <w:gridCol w:w="2673"/>
-        <w:gridCol w:w="2584"/>
-        <w:gridCol w:w="2584"/>
-        <w:gridCol w:w="2584"/>
-      </w:tblGrid>
-      <w:tr>
-        <w:trPr>
-          <w:trHeight w:val="397" w:hRule="atLeast"/>
-          <w:jc w:val="center"/>
-        </w:trPr>
-        <w:tc>
-          <w:tcPr>
-            <w:tcW w:w="2673" w:type="dxa"/>
-            <w:vAlign w:val="center"/>
-          </w:tcPr>
-          <w:p>
-            <w:pPr>
-              <w:widowControl w:val="0"/>
-              <w:jc w:val="center"/>
-              <w:rPr>
-                <w:rFonts w:hint="eastAsia" w:ascii="Times New Roman" w:hAnsi="Times New Roman" w:cs="Times New Roman"/>
-                <w:b/>
-                <w:kern w:val="2"/>
-                <w:sz w:val="21"/>
-                <w:szCs w:val="21"/>
-              </w:rPr>
-            </w:pPr>
-            <w:r>
-              <w:rPr>
-                <w:rFonts w:hint="eastAsia" w:ascii="Times New Roman" w:hAnsi="Times New Roman" w:cs="Times New Roman"/>
-                <w:b/>
-                <w:kern w:val="2"/>
-                <w:sz w:val="21"/>
-                <w:szCs w:val="21"/>
-              </w:rPr>
-              <w:t>项目</w:t>
-            </w:r>
-          </w:p>
-        </w:tc>
-        <w:tc>
-          <w:tcPr>
-            <w:tcW w:w="2584" w:type="dxa"/>
-            <w:vAlign w:val="center"/>
-          </w:tcPr>
-          <w:p>
-            <w:pPr>
-              <w:widowControl w:val="0"/>
-              <w:jc w:val="center"/>
-              <w:rPr>
-                <w:rFonts w:hint="eastAsia" w:ascii="Times New Roman" w:hAnsi="Times New Roman" w:cs="Times New Roman"/>
-                <w:b/>
-                <w:kern w:val="2"/>
-                <w:sz w:val="21"/>
-                <w:szCs w:val="21"/>
-              </w:rPr>
-            </w:pPr>
-            <w:r>
-              <w:rPr>
-                <w:rFonts w:hint="eastAsia" w:ascii="Times New Roman" w:hAnsi="Times New Roman" w:cs="Times New Roman"/>
-                <w:b/>
-                <w:kern w:val="2"/>
-                <w:sz w:val="21"/>
-                <w:szCs w:val="21"/>
-              </w:rPr>
-              <w:t>2026年1-6月/6月末</w:t>
-            </w:r>
-          </w:p>
-        </w:tc>
-        <w:tc>
-          <w:tcPr>
-            <w:tcW w:w="2584" w:type="dxa"/>
-            <w:vAlign w:val="center"/>
-          </w:tcPr>
-          <w:p>
-            <w:pPr>
-              <w:widowControl w:val="0"/>
-              <w:jc w:val="center"/>
-              <w:rPr>
-                <w:rFonts w:hint="eastAsia" w:ascii="Times New Roman" w:hAnsi="Times New Roman" w:cs="Times New Roman"/>
-                <w:b/>
-                <w:kern w:val="2"/>
-                <w:sz w:val="21"/>
-                <w:szCs w:val="21"/>
-              </w:rPr>
-            </w:pPr>
-            <w:r>
-              <w:rPr>
-                <w:rFonts w:hint="eastAsia" w:ascii="Times New Roman" w:hAnsi="Times New Roman" w:cs="Times New Roman"/>
-                <w:b/>
-                <w:kern w:val="2"/>
-                <w:sz w:val="21"/>
-                <w:szCs w:val="21"/>
-              </w:rPr>
-              <w:t>2025年度/末</w:t>
-            </w:r>
-          </w:p>
-        </w:tc>
-        <w:tc>
-          <w:tcPr>
-            <w:tcW w:w="2584" w:type="dxa"/>
-            <w:vAlign w:val="center"/>
-          </w:tcPr>
-          <w:p>
-            <w:pPr>
-              <w:widowControl w:val="0"/>
-              <w:jc w:val="center"/>
-              <w:rPr>
-                <w:rFonts w:hint="eastAsia" w:ascii="Times New Roman" w:hAnsi="Times New Roman" w:cs="Times New Roman"/>
-                <w:b/>
-                <w:kern w:val="2"/>
-                <w:sz w:val="21"/>
-                <w:szCs w:val="21"/>
-              </w:rPr>
-            </w:pPr>
-            <w:r>
-              <w:rPr>
-                <w:rFonts w:hint="eastAsia" w:ascii="Times New Roman" w:hAnsi="Times New Roman" w:cs="Times New Roman"/>
-                <w:b/>
-                <w:kern w:val="2"/>
-                <w:sz w:val="21"/>
-                <w:szCs w:val="21"/>
-              </w:rPr>
-              <w:t>2024年度/末</w:t>
-            </w:r>
-          </w:p>
-        </w:tc>
-      </w:tr>
-      <w:tr>
-        <w:trPr>
-          <w:trHeight w:val="397" w:hRule="atLeast"/>
-          <w:jc w:val="center"/>
-        </w:trPr>
-        <w:tc>
-          <w:tcPr>
-            <w:tcW w:w="2673" w:type="dxa"/>
-            <w:vAlign w:val="center"/>
-          </w:tcPr>
-          <w:p>
-            <w:pPr>
-              <w:widowControl w:val="0"/>
-              <w:jc w:val="center"/>
-              <w:rPr>
-                <w:rFonts w:hint="eastAsia" w:ascii="Times New Roman" w:hAnsi="Times New Roman" w:cs="Times New Roman"/>
-                <w:kern w:val="2"/>
-                <w:sz w:val="21"/>
-                <w:szCs w:val="21"/>
-              </w:rPr>
-            </w:pPr>
-            <w:r>
-              <w:rPr>
-                <w:rFonts w:hint="eastAsia" w:ascii="Times New Roman" w:hAnsi="Times New Roman" w:cs="Times New Roman"/>
-                <w:kern w:val="2"/>
-                <w:sz w:val="21"/>
-                <w:szCs w:val="21"/>
-              </w:rPr>
-              <w:t>模拟合并资产总额</w:t>
-            </w:r>
-          </w:p>
-        </w:tc>
-        <w:tc>
-          <w:tcPr>
-            <w:tcW w:w="2584" w:type="dxa"/>
-            <w:vAlign w:val="center"/>
-          </w:tcPr>
-          <w:p>
-            <w:pPr>
-              <w:widowControl w:val="0"/>
-              <w:jc w:val="right"/>
-              <w:rPr>
-                <w:rFonts w:hint="eastAsia" w:ascii="Times New Roman" w:hAnsi="Times New Roman" w:cs="Times New Roman"/>
-                <w:kern w:val="2"/>
-                <w:sz w:val="21"/>
-                <w:szCs w:val="21"/>
-              </w:rPr>
-            </w:pPr>
-            <w:r>
-              <w:rPr>
-                <w:rFonts w:hint="eastAsia" w:ascii="Times New Roman" w:hAnsi="Times New Roman" w:cs="Times New Roman"/>
-                <w:kern w:val="2"/>
-                <w:sz w:val="21"/>
-                <w:szCs w:val="21"/>
-              </w:rPr>
-              <w:t>73,573.07</w:t>
-            </w:r>
-          </w:p>
-        </w:tc>
-        <w:tc>
-          <w:tcPr>
-            <w:tcW w:w="2584" w:type="dxa"/>
-            <w:vAlign w:val="center"/>
-          </w:tcPr>
-          <w:p>
-            <w:pPr>
-              <w:widowControl w:val="0"/>
-              <w:jc w:val="right"/>
-              <w:rPr>
-                <w:rFonts w:hint="eastAsia" w:ascii="Times New Roman" w:hAnsi="Times New Roman" w:cs="Times New Roman"/>
-                <w:kern w:val="2"/>
-                <w:sz w:val="21"/>
-                <w:szCs w:val="21"/>
-              </w:rPr>
-            </w:pPr>
-            <w:r>
-              <w:rPr>
-                <w:rFonts w:hint="eastAsia" w:ascii="Times New Roman" w:hAnsi="Times New Roman" w:cs="Times New Roman"/>
-                <w:kern w:val="2"/>
-                <w:sz w:val="21"/>
-                <w:szCs w:val="21"/>
-              </w:rPr>
-              <w:t>50,172.52</w:t>
-            </w:r>
-          </w:p>
-        </w:tc>
-        <w:tc>
-          <w:tcPr>
-            <w:tcW w:w="2584" w:type="dxa"/>
-            <w:vAlign w:val="center"/>
-          </w:tcPr>
-          <w:p>
-            <w:pPr>
-              <w:widowControl w:val="0"/>
-              <w:jc w:val="right"/>
-              <w:rPr>
-                <w:rFonts w:hint="eastAsia" w:ascii="Times New Roman" w:hAnsi="Times New Roman" w:cs="Times New Roman"/>
-                <w:kern w:val="2"/>
-                <w:sz w:val="21"/>
-                <w:szCs w:val="21"/>
-              </w:rPr>
-            </w:pPr>
-            <w:r>
-              <w:rPr>
-                <w:rFonts w:hint="eastAsia" w:ascii="Times New Roman" w:hAnsi="Times New Roman" w:cs="Times New Roman"/>
-                <w:kern w:val="2"/>
-                <w:sz w:val="21"/>
-                <w:szCs w:val="21"/>
-              </w:rPr>
-              <w:t>35,534.91</w:t>
-            </w:r>
-          </w:p>
-        </w:tc>
-      </w:tr>
-      <w:tr>
-        <w:trPr>
-          <w:trHeight w:val="397" w:hRule="atLeast"/>
-          <w:jc w:val="center"/>
-        </w:trPr>
-        <w:tc>
-          <w:tcPr>
-            <w:tcW w:w="2673" w:type="dxa"/>
-            <w:vAlign w:val="center"/>
-          </w:tcPr>
-          <w:p>
-            <w:pPr>
-              <w:widowControl w:val="0"/>
-              <w:jc w:val="center"/>
-              <w:rPr>
-                <w:rFonts w:hint="eastAsia" w:ascii="Times New Roman" w:hAnsi="Times New Roman" w:cs="Times New Roman"/>
-                <w:kern w:val="2"/>
-                <w:sz w:val="21"/>
-                <w:szCs w:val="21"/>
-              </w:rPr>
-            </w:pPr>
-            <w:r>
-              <w:rPr>
-                <w:rFonts w:hint="eastAsia" w:ascii="Times New Roman" w:hAnsi="Times New Roman" w:cs="Times New Roman"/>
-                <w:kern w:val="2"/>
-                <w:sz w:val="21"/>
-                <w:szCs w:val="21"/>
-              </w:rPr>
-              <w:t>模拟合并净资产</w:t>
-            </w:r>
-          </w:p>
-        </w:tc>
-        <w:tc>
-          <w:tcPr>
-            <w:tcW w:w="2584" w:type="dxa"/>
-            <w:vAlign w:val="center"/>
-          </w:tcPr>
-          <w:p>
-            <w:pPr>
-              <w:widowControl w:val="0"/>
-              <w:jc w:val="right"/>
-              <w:rPr>
-                <w:rFonts w:hint="eastAsia" w:ascii="Times New Roman" w:hAnsi="Times New Roman" w:cs="Times New Roman"/>
-                <w:kern w:val="2"/>
-                <w:sz w:val="21"/>
-                <w:szCs w:val="21"/>
-              </w:rPr>
-            </w:pPr>
-            <w:r>
-              <w:rPr>
-                <w:rFonts w:hint="eastAsia" w:ascii="Times New Roman" w:hAnsi="Times New Roman" w:cs="Times New Roman"/>
-                <w:kern w:val="2"/>
-                <w:sz w:val="21"/>
-                <w:szCs w:val="21"/>
-              </w:rPr>
-              <w:t>40,499.79</w:t>
-            </w:r>
-          </w:p>
-        </w:tc>
-        <w:tc>
-          <w:tcPr>
-            <w:tcW w:w="2584" w:type="dxa"/>
-            <w:vAlign w:val="center"/>
-          </w:tcPr>
-          <w:p>
-            <w:pPr>
-              <w:widowControl w:val="0"/>
-              <w:jc w:val="right"/>
-              <w:rPr>
-                <w:rFonts w:hint="eastAsia" w:ascii="Times New Roman" w:hAnsi="Times New Roman" w:cs="Times New Roman"/>
-                <w:kern w:val="2"/>
-                <w:sz w:val="21"/>
-                <w:szCs w:val="21"/>
-              </w:rPr>
-            </w:pPr>
-            <w:r>
-              <w:rPr>
-                <w:rFonts w:hint="eastAsia" w:ascii="Times New Roman" w:hAnsi="Times New Roman" w:cs="Times New Roman"/>
-                <w:kern w:val="2"/>
-                <w:sz w:val="21"/>
-                <w:szCs w:val="21"/>
-              </w:rPr>
-              <w:t>33,589.42</w:t>
-            </w:r>
-          </w:p>
-        </w:tc>
-        <w:tc>
-          <w:tcPr>
-            <w:tcW w:w="2584" w:type="dxa"/>
-            <w:vAlign w:val="center"/>
-          </w:tcPr>
-          <w:p>
-            <w:pPr>
-              <w:widowControl w:val="0"/>
-              <w:jc w:val="right"/>
-              <w:rPr>
-                <w:rFonts w:hint="eastAsia" w:ascii="Times New Roman" w:hAnsi="Times New Roman" w:cs="Times New Roman"/>
-                <w:kern w:val="2"/>
-                <w:sz w:val="21"/>
-                <w:szCs w:val="21"/>
-              </w:rPr>
-            </w:pPr>
-            <w:r>
-              <w:rPr>
-                <w:rFonts w:hint="eastAsia" w:ascii="Times New Roman" w:hAnsi="Times New Roman" w:cs="Times New Roman"/>
-                <w:kern w:val="2"/>
-                <w:sz w:val="21"/>
-                <w:szCs w:val="21"/>
-              </w:rPr>
-              <w:t>22,032.04</w:t>
-            </w:r>
-          </w:p>
-        </w:tc>
-      </w:tr>
-      <w:tr>
-        <w:trPr>
-          <w:trHeight w:val="397" w:hRule="atLeast"/>
-          <w:jc w:val="center"/>
-        </w:trPr>
-        <w:tc>
-          <w:tcPr>
-            <w:tcW w:w="2673" w:type="dxa"/>
-            <w:vAlign w:val="center"/>
-          </w:tcPr>
-          <w:p>
-            <w:pPr>
-              <w:widowControl w:val="0"/>
-              <w:jc w:val="center"/>
-              <w:rPr>
-                <w:rFonts w:hint="eastAsia" w:ascii="Times New Roman" w:hAnsi="Times New Roman" w:cs="Times New Roman"/>
-                <w:kern w:val="2"/>
-                <w:sz w:val="21"/>
-                <w:szCs w:val="21"/>
-              </w:rPr>
-            </w:pPr>
-            <w:r>
-              <w:rPr>
-                <w:rFonts w:hint="eastAsia" w:ascii="Times New Roman" w:hAnsi="Times New Roman" w:cs="Times New Roman"/>
-                <w:kern w:val="2"/>
-                <w:sz w:val="21"/>
-                <w:szCs w:val="21"/>
-              </w:rPr>
-              <w:t>模拟合并营业收入</w:t>
-            </w:r>
-          </w:p>
-        </w:tc>
-        <w:tc>
-          <w:tcPr>
-            <w:tcW w:w="2584" w:type="dxa"/>
-            <w:vAlign w:val="center"/>
-          </w:tcPr>
-          <w:p>
-            <w:pPr>
-              <w:widowControl w:val="0"/>
-              <w:jc w:val="right"/>
-              <w:rPr>
-                <w:rFonts w:hint="eastAsia" w:ascii="Times New Roman" w:hAnsi="Times New Roman" w:cs="Times New Roman"/>
-                <w:kern w:val="2"/>
-                <w:sz w:val="21"/>
-                <w:szCs w:val="21"/>
-              </w:rPr>
-            </w:pPr>
-            <w:r>
-              <w:rPr>
-                <w:rFonts w:hint="eastAsia" w:ascii="Times New Roman" w:hAnsi="Times New Roman" w:cs="Times New Roman"/>
-                <w:kern w:val="2"/>
-                <w:sz w:val="21"/>
-                <w:szCs w:val="21"/>
-              </w:rPr>
-              <w:t>23,752.20</w:t>
-            </w:r>
-          </w:p>
-        </w:tc>
-        <w:tc>
-          <w:tcPr>
-            <w:tcW w:w="2584" w:type="dxa"/>
-            <w:vAlign w:val="center"/>
-          </w:tcPr>
-          <w:p>
-            <w:pPr>
-              <w:widowControl w:val="0"/>
-              <w:jc w:val="right"/>
-              <w:rPr>
-                <w:rFonts w:hint="eastAsia" w:ascii="Times New Roman" w:hAnsi="Times New Roman" w:cs="Times New Roman"/>
-                <w:kern w:val="2"/>
-                <w:sz w:val="21"/>
-                <w:szCs w:val="21"/>
-              </w:rPr>
-            </w:pPr>
-            <w:r>
-              <w:rPr>
-                <w:rFonts w:hint="eastAsia" w:ascii="Times New Roman" w:hAnsi="Times New Roman" w:cs="Times New Roman"/>
-                <w:kern w:val="2"/>
-                <w:sz w:val="21"/>
-                <w:szCs w:val="21"/>
-              </w:rPr>
-              <w:t>53,478.88</w:t>
-            </w:r>
-          </w:p>
-        </w:tc>
-        <w:tc>
-          <w:tcPr>
-            <w:tcW w:w="2584" w:type="dxa"/>
-            <w:vAlign w:val="center"/>
-          </w:tcPr>
-          <w:p>
-            <w:pPr>
-              <w:widowControl w:val="0"/>
-              <w:jc w:val="right"/>
-              <w:rPr>
-                <w:rFonts w:hint="eastAsia" w:ascii="Times New Roman" w:hAnsi="Times New Roman" w:cs="Times New Roman"/>
-                <w:kern w:val="2"/>
-                <w:sz w:val="21"/>
-                <w:szCs w:val="21"/>
-              </w:rPr>
-            </w:pPr>
-            <w:r>
-              <w:rPr>
-                <w:rFonts w:hint="eastAsia" w:ascii="Times New Roman" w:hAnsi="Times New Roman" w:cs="Times New Roman"/>
-                <w:kern w:val="2"/>
-                <w:sz w:val="21"/>
-                <w:szCs w:val="21"/>
-              </w:rPr>
-              <w:t>21,782.00</w:t>
-            </w:r>
-          </w:p>
-        </w:tc>
-      </w:tr>
-      <w:tr>
-        <w:trPr>
-          <w:trHeight w:val="397" w:hRule="atLeast"/>
-          <w:jc w:val="center"/>
-        </w:trPr>
-        <w:tc>
-          <w:tcPr>
-            <w:tcW w:w="2673" w:type="dxa"/>
-            <w:vAlign w:val="center"/>
-          </w:tcPr>
-          <w:p>
-            <w:pPr>
-              <w:widowControl w:val="0"/>
-              <w:jc w:val="center"/>
-              <w:rPr>
-                <w:rFonts w:hint="eastAsia" w:ascii="Times New Roman" w:hAnsi="Times New Roman" w:cs="Times New Roman"/>
-                <w:kern w:val="2"/>
-                <w:sz w:val="21"/>
-                <w:szCs w:val="21"/>
-              </w:rPr>
-            </w:pPr>
-            <w:r>
-              <w:rPr>
-                <w:rFonts w:hint="eastAsia" w:ascii="Times New Roman" w:hAnsi="Times New Roman" w:cs="Times New Roman"/>
-                <w:kern w:val="2"/>
-                <w:sz w:val="21"/>
-                <w:szCs w:val="21"/>
-              </w:rPr>
-              <w:t>模拟合并净利润</w:t>
-            </w:r>
-          </w:p>
-        </w:tc>
-        <w:tc>
-          <w:tcPr>
-            <w:tcW w:w="2584" w:type="dxa"/>
-            <w:vAlign w:val="center"/>
-          </w:tcPr>
-          <w:p>
-            <w:pPr>
-              <w:widowControl w:val="0"/>
-              <w:jc w:val="right"/>
-              <w:rPr>
-                <w:rFonts w:hint="eastAsia" w:ascii="Times New Roman" w:hAnsi="Times New Roman" w:cs="Times New Roman"/>
-                <w:kern w:val="2"/>
-                <w:sz w:val="21"/>
-                <w:szCs w:val="21"/>
-              </w:rPr>
-            </w:pPr>
-            <w:r>
-              <w:rPr>
-                <w:rFonts w:hint="eastAsia" w:ascii="Times New Roman" w:hAnsi="Times New Roman" w:cs="Times New Roman"/>
-                <w:kern w:val="2"/>
-                <w:sz w:val="21"/>
-                <w:szCs w:val="21"/>
-              </w:rPr>
-              <w:t>6,910.37</w:t>
-            </w:r>
-          </w:p>
-        </w:tc>
-        <w:tc>
-          <w:tcPr>
-            <w:tcW w:w="2584" w:type="dxa"/>
-            <w:vAlign w:val="center"/>
-          </w:tcPr>
-          <w:p>
-            <w:pPr>
-              <w:widowControl w:val="0"/>
-              <w:jc w:val="right"/>
-              <w:rPr>
-                <w:rFonts w:hint="eastAsia" w:ascii="Times New Roman" w:hAnsi="Times New Roman" w:cs="Times New Roman"/>
-                <w:kern w:val="2"/>
-                <w:sz w:val="21"/>
-                <w:szCs w:val="21"/>
-              </w:rPr>
-            </w:pPr>
-            <w:r>
-              <w:rPr>
-                <w:rFonts w:hint="eastAsia" w:ascii="Times New Roman" w:hAnsi="Times New Roman" w:cs="Times New Roman"/>
-                <w:kern w:val="2"/>
-                <w:sz w:val="21"/>
-                <w:szCs w:val="21"/>
-              </w:rPr>
-              <w:t>15,557.37</w:t>
-            </w:r>
-          </w:p>
-        </w:tc>
-        <w:tc>
-          <w:tcPr>
-            <w:tcW w:w="2584" w:type="dxa"/>
-            <w:vAlign w:val="center"/>
-          </w:tcPr>
-          <w:p>
-            <w:pPr>
-              <w:widowControl w:val="0"/>
-              <w:jc w:val="right"/>
-              <w:rPr>
-                <w:rFonts w:hint="eastAsia" w:ascii="Times New Roman" w:hAnsi="Times New Roman" w:cs="Times New Roman"/>
-                <w:kern w:val="2"/>
-                <w:sz w:val="21"/>
-                <w:szCs w:val="21"/>
-              </w:rPr>
-            </w:pPr>
-            <w:r>
-              <w:rPr>
-                <w:rFonts w:hint="eastAsia" w:ascii="Times New Roman" w:hAnsi="Times New Roman" w:cs="Times New Roman"/>
-                <w:kern w:val="2"/>
-                <w:sz w:val="21"/>
-                <w:szCs w:val="21"/>
-              </w:rPr>
-              <w:t>8,746.91</w:t>
-            </w:r>
-          </w:p>
-        </w:tc>
-      </w:tr>
-    </w:tbl>
-    <w:p>
-      <w:pPr>
-        <w:spacing w:before="163" w:beforeLines="50" w:after="163" w:afterLines="50" w:line="360" w:lineRule="auto"/>
-        <w:ind w:firstLine="480" w:firstLineChars="200"/>
-        <w:jc w:val="both"/>
-        <w:rPr>
-          <w:rFonts w:ascii="Times New Roman" w:hAnsi="Times New Roman" w:cs="Times New Roman"/>
-        </w:rPr>
-      </w:pPr>
-      <w:r>
-        <w:rPr>
-          <w:rFonts w:hint="eastAsia" w:ascii="Times New Roman" w:hAnsi="Times New Roman" w:cs="Times New Roman"/>
-        </w:rPr>
-        <w:t>注：模拟合并采用简单加总方式，已抵销长期股权投资3,300.00万元，未抵销内部销售及往来款项。根据《公开发行证券的公司信息披露解释性公告第1号——非经常性损益》，同一控制下企业合并产生的子公司期初至合并日的当期净损益属于非经常性损益，计算合并当期扣非净利润时需相应扣除。</w:t>
+        <w:t>关于审议层级，按该章程第6.3条第17项规定的董事会审议标准（六项指标10%）及第4.12条第11项、第13项规定的股东会审议标准（50%系列标准及一年内买卖重大资产超过总资产30%）测算，本次交易涉及的资产总额、资产净额、营业收入、净利润及成交金额占燕京啤酒最近一期经审计相应指标的比例均在1%以下，未达上述量化标准。但该章程第6.14条规定，公司出售资产、对外投资等重大事项必须先经董事会决议、不应授权经营管理层，故建议仍提请其董事会审议，以确保决策程序完备。此外，燕京啤酒系国有控股上市公司，本次交易还须按《企业国有资产交易监督管理办法》履行相应的国资审批程序，该程序不因未达章程量化标准而免除。上述判断建议由发行人律师与燕京啤酒董事会办公室及其常年法律顾问复核确认。</w:t>
       </w:r>
     </w:p>
     <w:p>
@@ -18474,7 +13764,7 @@
         <w:rPr>
           <w:rFonts w:hint="eastAsia" w:ascii="Times New Roman" w:hAnsi="Times New Roman" w:cs="Times New Roman"/>
         </w:rPr>
-        <w:t>两个方案在合并对价的会计处理上存在差异。方案一下，发行人以增发自身股权作为对价，按新增注册资本1,332.12万元计入实收资本，取得的中发邢台67.00%股权在最终控制方合并财务报表中的账面价值份额与实收资本增加额的差额计入资本公积；发行人所有者权益相应增加。方案二下，发行人支付现金对价，支付对价与取得的净资产账面价值份额之间的差额应当调整资本公积，资本公积不足冲减的调整留存收益。</w:t>
+        <w:t>关于分拆上市条件，本次申报涉及燕京啤酒分拆子公司至北京证券交易所上市，经初步测算，其最近三个会计年度扣除非经常性损益后归属于上市公司股东的净利润累计306,327.22万元，其按权益享有的发行人净利润、净资产占其归属于上市公司股东净利润、净资产的比例分别为6.36%和1.27%，《上市公司分拆规则（试行）》的主要量化条件均可满足，另需核查其最近36个月内是否存在受到行政处罚等情形。</w:t>
       </w:r>
     </w:p>
     <w:p>
@@ -18490,7 +13780,7 @@
         <w:rPr>
           <w:rFonts w:hint="eastAsia" w:ascii="Times New Roman" w:hAnsi="Times New Roman" w:cs="Times New Roman"/>
         </w:rPr>
-        <w:t>就方案二需特别提示：若最终经备案的评估值高于中发邢台账面净资产，则现金对价将高于取得的净资产账面价值份额，超出部分须冲减发行人的资本公积，资本公积不足冲减的还需调整留存收益，将直接减少发行人的净资产及可供分配利润。按前述模拟测算的作价与账面净资产一致，该差额为零；但若评估增值，例如评估值较账面净资产增值20%，则差额约1,641.26万元将冲减发行人权益。该影响不发生于方案一，因方案一系以股权支付、按账面价值计量。建议在取得评估结果后，就该项差额对发行人净资产、后续混改定价基础及分红安排的影响作专项测算。</w:t>
+        <w:t>⑥实施安排及待落实事项</w:t>
       </w:r>
     </w:p>
     <w:p>
@@ -18506,7 +13796,7 @@
         <w:rPr>
           <w:rFonts w:hint="eastAsia" w:ascii="Times New Roman" w:hAnsi="Times New Roman" w:cs="Times New Roman"/>
         </w:rPr>
-        <w:t>⑨实施安排及其他配套措施</w:t>
+        <w:t>实施路径上，两个方案均须履行专项审计、资产评估及国资备案程序，以经备案的评估结果作为定价依据；交易各方分别履行内部决策程序并逐级报国资监管部门批准或备案；燕京啤酒同步履行其内部审议程序；取得批准后签署交易协议并办理工商变更登记。就交易方式能否适用非公开协议方式，建议在方案启动前与北控集团、北京市国资委及北京产权交易所专项沟通。本次重组建议与本节4、土地收购统筹论证、统一决策，并在发行人股份制改造完成前实施完毕。</w:t>
       </w:r>
     </w:p>
     <w:p>
@@ -18522,39 +13812,7 @@
         <w:rPr>
           <w:rFonts w:hint="eastAsia" w:ascii="Times New Roman" w:hAnsi="Times New Roman" w:cs="Times New Roman"/>
         </w:rPr>
-        <w:t>实施安排上，建议2026年8-9月完成方案论证、股东沟通及国资、税务预沟通，并明确采用方案一或方案二；9-10月完成专项审计、资产评估及国资备案，同步清理中发邢台的内部资金往来；10-11月完成各方内部决策及国资审批，燕京啤酒同步履行董事会审议程序；11-12月完成工商变更、财务并表及体系整合，最迟于2026年12月股份制改造完成前实施完毕。土地事项的实施节奏应与本次股权收购统筹安排，详见本节4、土地收购。</w:t>
-      </w:r>
-    </w:p>
-    <w:p>
-      <w:pPr>
-        <w:spacing w:before="163" w:beforeLines="50" w:after="163" w:afterLines="50" w:line="360" w:lineRule="auto"/>
-        <w:ind w:firstLine="480" w:firstLineChars="200"/>
-        <w:jc w:val="both"/>
-        <w:rPr>
-          <w:rFonts w:ascii="Times New Roman" w:hAnsi="Times New Roman" w:cs="Times New Roman"/>
-        </w:rPr>
-      </w:pPr>
-      <w:r>
-        <w:rPr>
-          <w:rFonts w:hint="eastAsia" w:ascii="Times New Roman" w:hAnsi="Times New Roman" w:cs="Times New Roman"/>
-        </w:rPr>
-        <w:t>配套措施方面，应对燕京啤酒、燕京集团、北控集团及其控制的其他企业进行排查，核查是否存在其他从事纳豆及大健康食品业务的主体，一并纳入整合方案或作出说明。经初步排查，本节4、土地收购项下的土地权利人燕京啤酒（邢台）有限公司系燕京啤酒的全资子公司，其经营范围仍登记为啤酒制造，但厂区已整体转为纳豆生产、不再从事啤酒业务；燕京啤酒2025年年度报告显示，其因收购该公司形成的商誉1,278.72万元已全额计提减值准备，可作为该公司原啤酒业务已不具备持续盈利能力的佐证。若本节4采用收购该公司股权的方案，该公司被收购后须同步变更经营范围、注销啤酒生产许可并变更企业名称，避免发行人因持有啤酒制造企业而与控股股东形成新的同业竞争。</w:t>
-      </w:r>
-    </w:p>
-    <w:p>
-      <w:pPr>
-        <w:spacing w:before="163" w:beforeLines="50" w:after="163" w:afterLines="50" w:line="360" w:lineRule="auto"/>
-        <w:ind w:firstLine="480" w:firstLineChars="200"/>
-        <w:jc w:val="both"/>
-        <w:rPr>
-          <w:rFonts w:ascii="Times New Roman" w:hAnsi="Times New Roman" w:cs="Times New Roman"/>
-        </w:rPr>
-      </w:pPr>
-      <w:r>
-        <w:rPr>
-          <w:rFonts w:hint="eastAsia" w:ascii="Times New Roman" w:hAnsi="Times New Roman" w:cs="Times New Roman"/>
-        </w:rPr>
-        <w:t>此外，应取得控股股东、股东及实际控制人出具的《关于避免同业竞争的承诺函》。在重组交割完成前，规范发行人与中发邢台之间的产品采购、品牌使用、人员借用及资金往来，签署书面协议并按公允价格定价。</w:t>
+        <w:t>待落实事项包括：燕京集团及食品发酵研究院对稀释安排的书面意见；中发邢台内部资金往来的清理；发行人权益法核算前期差错的更正方案；发行人与中发邢台之间产品采购、品牌使用、人员借用的规范；控股股东、股东及实际控制人出具的避免同业竞争承诺函；以及对燕京啤酒、燕京集团、北控集团及其控制的其他企业是否存在其他从事纳豆及大健康食品业务主体的排查。</w:t>
       </w:r>
     </w:p>
     <w:p>
@@ -18627,7 +13885,7 @@
         <w:rPr>
           <w:rFonts w:hint="eastAsia" w:ascii="Times New Roman" w:hAnsi="Times New Roman" w:cs="Times New Roman"/>
         </w:rPr>
-        <w:t>中发邢台的生产经营场所位于河北省邢台市南和区城西工业园区和鼎路19号，即燕京健康产业园（邢台）一期纳豆智能工厂。经查验权属证书，该生产基地涉及四宗宗地，证载面积合计181,900.00平方米，折合272.85亩。四宗宗地的权利人均为燕京啤酒（邢台）有限公司，中发邢台不拥有该等土地的使用权。具体情况如下：</w:t>
+        <w:t>中发邢台的生产经营场所位于河北省邢台市南和区城西工业园区和鼎路19号，即燕京健康产业园（邢台）一期纳豆智能工厂。经查验权属证书，该生产基地涉及四宗宗地，证载面积合计181,900.00平方米，折合272.85亩，权利人均为燕京啤酒（邢台）有限公司，中发邢台不拥有该等土地的使用权。具体情况如下：</w:t>
       </w:r>
     </w:p>
     <w:tbl>
@@ -19693,7 +14951,7 @@
         <w:rPr>
           <w:rFonts w:hint="eastAsia" w:ascii="Times New Roman" w:hAnsi="Times New Roman" w:cs="Times New Roman"/>
         </w:rPr>
-        <w:t>注：四宗宗地依次折合70.00亩、97.85亩、47.65亩及57.35亩。其中前三宗为出让取得的国有建设用地，合计143,665.00平方米，折合215.50亩。经复核宗地图界址点坐标，宗地一、三、四自西向东相邻连片；宗地二未附坐标表，位置关系尚待核实。宗地三、宗地四的不动产单元号分别为130527008001GB00022W00000000、130527008001JB00084W00000000。</w:t>
+        <w:t>注：四宗宗地依次折合70.00亩、97.85亩、47.65亩及57.35亩，其中前三宗为出让取得的国有建设用地，合计143,665.00平方米、折合215.50亩。经复核宗地图界址点坐标，宗地一、三、四自西向东相邻连片，宗地二未附坐标表、位置关系尚待核实。</w:t>
       </w:r>
     </w:p>
     <w:p>
@@ -19709,7 +14967,7 @@
         <w:rPr>
           <w:rFonts w:hint="eastAsia" w:ascii="Times New Roman" w:hAnsi="Times New Roman" w:cs="Times New Roman"/>
         </w:rPr>
-        <w:t>关于权利人。经核查工商登记，燕京啤酒（邢台）有限公司成立于2005年10月25日，统一社会信用代码911305277886554585，注册资本及实缴资本均为7,300.00万元。其唯一股东为北京燕京啤酒股份有限公司，持股100.00%。该公司所属行业为啤酒制造，前身为邢台天牛啤酒有限公司，2011年8月被燕京啤酒全资收购后更为现名。即该公司系发行人控股股东的全资子公司，与发行人同受燕京啤酒控制，最终控制方同为北控集团。</w:t>
+        <w:t>关于权利人。根据燕京啤酒（邢台）有限公司2025年度审计报告，该公司原系天牛啤酒有限公司，2011年8月被收购后成为北京燕京啤酒股份有限公司的全资子公司，取得营业执照时注册资本900.00万元；2015年3月经股东会决议，注册资本由900.00万元增至7,300.00万元，新增的6,400.00万元由燕京啤酒认缴。截至2025年12月31日，燕京啤酒持有其100.00%股权，实收资本7,300.00万元已全额到位。该公司统一社会信用代码911305277886554585，所属行业为啤酒制造，经营范围为制造、销售啤酒、啤酒原料、酒糟、酵母及房屋租赁。即该公司系发行人控股股东的全资子公司，与发行人同受燕京啤酒控制，最终控制方同为北控集团。审计报告所载法定代表人与工商登记信息存在一字差异，需核对统一。</w:t>
       </w:r>
     </w:p>
     <w:p>
@@ -19725,7 +14983,1295 @@
         <w:rPr>
           <w:rFonts w:hint="eastAsia" w:ascii="Times New Roman" w:hAnsi="Times New Roman" w:cs="Times New Roman"/>
         </w:rPr>
-        <w:t>关于经营现状。据了解，该公司原有厂区现已整体转为纳豆及纳豆制品的生产使用，不再从事啤酒生产，公司主体仍存续。即邢台生产基地的土地、厂房登记在燕京啤酒（邢台）有限公司名下，实际生产的是发行人体系内的纳豆业务，形成了主体与业务分离的状态。该公司2024年员工人数113人，其与中发邢台在人员归属、生产组织及费用承担上的划分情况尚待核实。</w:t>
+        <w:t>关于经营现状。此前据了解，该公司原有厂区已整体转为纳豆及纳豆制品的生产使用、不再从事啤酒生产。但根据其2025年度审计报告（中兴华审字（2026）第00004756号，标准无保留意见），该公司2025年度营业收入30,015.20万元，其中主营业务啤酒收入23,294.41万元、占营业收入的77.61%，2024年度啤酒收入21,993.96万元；2025年度利润总额3,250.70万元，2024年度3,298.93万元。即该公司的啤酒生产经营持续进行且规模未见收缩，与前述了解到的情况不一致。该公司主要财务数据如下：</w:t>
+      </w:r>
+    </w:p>
+    <w:p>
+      <w:pPr>
+        <w:pStyle w:val="432"/>
+        <w:spacing w:before="0" w:beforeLines="0" w:after="0" w:afterLines="0" w:line="240" w:lineRule="auto"/>
+        <w:ind w:firstLine="0" w:firstLineChars="0"/>
+        <w:jc w:val="right"/>
+        <w:rPr>
+          <w:rFonts w:ascii="Times New Roman" w:hAnsi="Times New Roman"/>
+          <w:sz w:val="21"/>
+          <w:szCs w:val="20"/>
+        </w:rPr>
+      </w:pPr>
+      <w:r>
+        <w:rPr>
+          <w:rFonts w:ascii="Times New Roman" w:hAnsi="Times New Roman"/>
+          <w:sz w:val="21"/>
+          <w:szCs w:val="20"/>
+        </w:rPr>
+        <w:t>单位：万元</w:t>
+      </w:r>
+    </w:p>
+    <w:tbl>
+      <w:tblPr>
+        <w:tblStyle w:val="64"/>
+        <w:tblW w:w="10425" w:type="dxa"/>
+        <w:jc w:val="center"/>
+        <w:tblBorders>
+          <w:top w:val="single" w:color="auto" w:sz="12" w:space="0"/>
+          <w:left w:val="single" w:color="auto" w:sz="12" w:space="0"/>
+          <w:bottom w:val="single" w:color="auto" w:sz="12" w:space="0"/>
+          <w:right w:val="single" w:color="auto" w:sz="12" w:space="0"/>
+          <w:insideH w:val="single" w:color="auto" w:sz="6" w:space="0"/>
+          <w:insideV w:val="single" w:color="auto" w:sz="6" w:space="0"/>
+        </w:tblBorders>
+        <w:tblLayout w:type="fixed"/>
+        <w:tblCellMar>
+          <w:top w:w="0" w:type="dxa"/>
+          <w:left w:w="108" w:type="dxa"/>
+          <w:bottom w:w="0" w:type="dxa"/>
+          <w:right w:w="108" w:type="dxa"/>
+        </w:tblCellMar>
+      </w:tblPr>
+      <w:tblGrid>
+        <w:gridCol w:w="3475"/>
+        <w:gridCol w:w="3475"/>
+        <w:gridCol w:w="3475"/>
+      </w:tblGrid>
+      <w:tr>
+        <w:trPr>
+          <w:trHeight w:val="397" w:hRule="atLeast"/>
+          <w:jc w:val="center"/>
+        </w:trPr>
+        <w:tc>
+          <w:tcPr>
+            <w:tcW w:w="3475" w:type="dxa"/>
+            <w:vAlign w:val="center"/>
+          </w:tcPr>
+          <w:p>
+            <w:pPr>
+              <w:widowControl w:val="0"/>
+              <w:jc w:val="center"/>
+              <w:rPr>
+                <w:rFonts w:hint="eastAsia" w:ascii="Times New Roman" w:hAnsi="Times New Roman" w:cs="Times New Roman"/>
+                <w:b/>
+                <w:kern w:val="2"/>
+                <w:sz w:val="21"/>
+                <w:szCs w:val="21"/>
+              </w:rPr>
+            </w:pPr>
+            <w:r>
+              <w:rPr>
+                <w:rFonts w:hint="eastAsia" w:ascii="Times New Roman" w:hAnsi="Times New Roman" w:cs="Times New Roman"/>
+                <w:b/>
+                <w:kern w:val="2"/>
+                <w:sz w:val="21"/>
+                <w:szCs w:val="21"/>
+              </w:rPr>
+              <w:t>项目</w:t>
+            </w:r>
+          </w:p>
+        </w:tc>
+        <w:tc>
+          <w:tcPr>
+            <w:tcW w:w="3475" w:type="dxa"/>
+            <w:vAlign w:val="center"/>
+          </w:tcPr>
+          <w:p>
+            <w:pPr>
+              <w:widowControl w:val="0"/>
+              <w:jc w:val="center"/>
+              <w:rPr>
+                <w:rFonts w:hint="eastAsia" w:ascii="Times New Roman" w:hAnsi="Times New Roman" w:cs="Times New Roman"/>
+                <w:b/>
+                <w:kern w:val="2"/>
+                <w:sz w:val="21"/>
+                <w:szCs w:val="21"/>
+              </w:rPr>
+            </w:pPr>
+            <w:r>
+              <w:rPr>
+                <w:rFonts w:hint="eastAsia" w:ascii="Times New Roman" w:hAnsi="Times New Roman" w:cs="Times New Roman"/>
+                <w:b/>
+                <w:kern w:val="2"/>
+                <w:sz w:val="21"/>
+                <w:szCs w:val="21"/>
+              </w:rPr>
+              <w:t>2025年度/末</w:t>
+            </w:r>
+          </w:p>
+        </w:tc>
+        <w:tc>
+          <w:tcPr>
+            <w:tcW w:w="3475" w:type="dxa"/>
+            <w:vAlign w:val="center"/>
+          </w:tcPr>
+          <w:p>
+            <w:pPr>
+              <w:widowControl w:val="0"/>
+              <w:jc w:val="center"/>
+              <w:rPr>
+                <w:rFonts w:hint="eastAsia" w:ascii="Times New Roman" w:hAnsi="Times New Roman" w:cs="Times New Roman"/>
+                <w:b/>
+                <w:kern w:val="2"/>
+                <w:sz w:val="21"/>
+                <w:szCs w:val="21"/>
+              </w:rPr>
+            </w:pPr>
+            <w:r>
+              <w:rPr>
+                <w:rFonts w:hint="eastAsia" w:ascii="Times New Roman" w:hAnsi="Times New Roman" w:cs="Times New Roman"/>
+                <w:b/>
+                <w:kern w:val="2"/>
+                <w:sz w:val="21"/>
+                <w:szCs w:val="21"/>
+              </w:rPr>
+              <w:t>2024年度/末</w:t>
+            </w:r>
+          </w:p>
+        </w:tc>
+      </w:tr>
+      <w:tr>
+        <w:trPr>
+          <w:trHeight w:val="397" w:hRule="atLeast"/>
+          <w:jc w:val="center"/>
+        </w:trPr>
+        <w:tc>
+          <w:tcPr>
+            <w:tcW w:w="3475" w:type="dxa"/>
+            <w:vAlign w:val="center"/>
+          </w:tcPr>
+          <w:p>
+            <w:pPr>
+              <w:widowControl w:val="0"/>
+              <w:jc w:val="both"/>
+              <w:rPr>
+                <w:rFonts w:hint="eastAsia" w:ascii="Times New Roman" w:hAnsi="Times New Roman" w:cs="Times New Roman"/>
+                <w:kern w:val="2"/>
+                <w:sz w:val="21"/>
+                <w:szCs w:val="21"/>
+              </w:rPr>
+            </w:pPr>
+            <w:r>
+              <w:rPr>
+                <w:rFonts w:hint="eastAsia" w:ascii="Times New Roman" w:hAnsi="Times New Roman" w:cs="Times New Roman"/>
+                <w:kern w:val="2"/>
+                <w:sz w:val="21"/>
+                <w:szCs w:val="21"/>
+              </w:rPr>
+              <w:t>资产总计</w:t>
+            </w:r>
+          </w:p>
+        </w:tc>
+        <w:tc>
+          <w:tcPr>
+            <w:tcW w:w="3475" w:type="dxa"/>
+            <w:vAlign w:val="center"/>
+          </w:tcPr>
+          <w:p>
+            <w:pPr>
+              <w:widowControl w:val="0"/>
+              <w:jc w:val="right"/>
+              <w:rPr>
+                <w:rFonts w:hint="eastAsia" w:ascii="Times New Roman" w:hAnsi="Times New Roman" w:cs="Times New Roman"/>
+                <w:kern w:val="2"/>
+                <w:sz w:val="21"/>
+                <w:szCs w:val="21"/>
+              </w:rPr>
+            </w:pPr>
+            <w:r>
+              <w:rPr>
+                <w:rFonts w:hint="eastAsia" w:ascii="Times New Roman" w:hAnsi="Times New Roman" w:cs="Times New Roman"/>
+                <w:kern w:val="2"/>
+                <w:sz w:val="21"/>
+                <w:szCs w:val="21"/>
+              </w:rPr>
+              <w:t>22,779.91</w:t>
+            </w:r>
+          </w:p>
+        </w:tc>
+        <w:tc>
+          <w:tcPr>
+            <w:tcW w:w="3475" w:type="dxa"/>
+            <w:vAlign w:val="center"/>
+          </w:tcPr>
+          <w:p>
+            <w:pPr>
+              <w:widowControl w:val="0"/>
+              <w:jc w:val="right"/>
+              <w:rPr>
+                <w:rFonts w:hint="eastAsia" w:ascii="Times New Roman" w:hAnsi="Times New Roman" w:cs="Times New Roman"/>
+                <w:kern w:val="2"/>
+                <w:sz w:val="21"/>
+                <w:szCs w:val="21"/>
+              </w:rPr>
+            </w:pPr>
+            <w:r>
+              <w:rPr>
+                <w:rFonts w:hint="eastAsia" w:ascii="Times New Roman" w:hAnsi="Times New Roman" w:cs="Times New Roman"/>
+                <w:kern w:val="2"/>
+                <w:sz w:val="21"/>
+                <w:szCs w:val="21"/>
+              </w:rPr>
+              <w:t>20,576.85</w:t>
+            </w:r>
+          </w:p>
+        </w:tc>
+      </w:tr>
+      <w:tr>
+        <w:trPr>
+          <w:trHeight w:val="397" w:hRule="atLeast"/>
+          <w:jc w:val="center"/>
+        </w:trPr>
+        <w:tc>
+          <w:tcPr>
+            <w:tcW w:w="3475" w:type="dxa"/>
+            <w:vAlign w:val="center"/>
+          </w:tcPr>
+          <w:p>
+            <w:pPr>
+              <w:widowControl w:val="0"/>
+              <w:jc w:val="both"/>
+              <w:rPr>
+                <w:rFonts w:hint="eastAsia" w:ascii="Times New Roman" w:hAnsi="Times New Roman" w:cs="Times New Roman"/>
+                <w:kern w:val="2"/>
+                <w:sz w:val="21"/>
+                <w:szCs w:val="21"/>
+              </w:rPr>
+            </w:pPr>
+            <w:r>
+              <w:rPr>
+                <w:rFonts w:hint="eastAsia" w:ascii="Times New Roman" w:hAnsi="Times New Roman" w:cs="Times New Roman"/>
+                <w:kern w:val="2"/>
+                <w:sz w:val="21"/>
+                <w:szCs w:val="21"/>
+              </w:rPr>
+              <w:t>负债合计</w:t>
+            </w:r>
+          </w:p>
+        </w:tc>
+        <w:tc>
+          <w:tcPr>
+            <w:tcW w:w="3475" w:type="dxa"/>
+            <w:vAlign w:val="center"/>
+          </w:tcPr>
+          <w:p>
+            <w:pPr>
+              <w:widowControl w:val="0"/>
+              <w:jc w:val="right"/>
+              <w:rPr>
+                <w:rFonts w:hint="eastAsia" w:ascii="Times New Roman" w:hAnsi="Times New Roman" w:cs="Times New Roman"/>
+                <w:kern w:val="2"/>
+                <w:sz w:val="21"/>
+                <w:szCs w:val="21"/>
+              </w:rPr>
+            </w:pPr>
+            <w:r>
+              <w:rPr>
+                <w:rFonts w:hint="eastAsia" w:ascii="Times New Roman" w:hAnsi="Times New Roman" w:cs="Times New Roman"/>
+                <w:kern w:val="2"/>
+                <w:sz w:val="21"/>
+                <w:szCs w:val="21"/>
+              </w:rPr>
+              <w:t>12,538.63</w:t>
+            </w:r>
+          </w:p>
+        </w:tc>
+        <w:tc>
+          <w:tcPr>
+            <w:tcW w:w="3475" w:type="dxa"/>
+            <w:vAlign w:val="center"/>
+          </w:tcPr>
+          <w:p>
+            <w:pPr>
+              <w:widowControl w:val="0"/>
+              <w:jc w:val="right"/>
+              <w:rPr>
+                <w:rFonts w:hint="eastAsia" w:ascii="Times New Roman" w:hAnsi="Times New Roman" w:cs="Times New Roman"/>
+                <w:kern w:val="2"/>
+                <w:sz w:val="21"/>
+                <w:szCs w:val="21"/>
+              </w:rPr>
+            </w:pPr>
+            <w:r>
+              <w:rPr>
+                <w:rFonts w:hint="eastAsia" w:ascii="Times New Roman" w:hAnsi="Times New Roman" w:cs="Times New Roman"/>
+                <w:kern w:val="2"/>
+                <w:sz w:val="21"/>
+                <w:szCs w:val="21"/>
+              </w:rPr>
+              <w:t>13,586.28</w:t>
+            </w:r>
+          </w:p>
+        </w:tc>
+      </w:tr>
+      <w:tr>
+        <w:trPr>
+          <w:trHeight w:val="397" w:hRule="atLeast"/>
+          <w:jc w:val="center"/>
+        </w:trPr>
+        <w:tc>
+          <w:tcPr>
+            <w:tcW w:w="3475" w:type="dxa"/>
+            <w:vAlign w:val="center"/>
+          </w:tcPr>
+          <w:p>
+            <w:pPr>
+              <w:widowControl w:val="0"/>
+              <w:jc w:val="both"/>
+              <w:rPr>
+                <w:rFonts w:hint="eastAsia" w:ascii="Times New Roman" w:hAnsi="Times New Roman" w:cs="Times New Roman"/>
+                <w:kern w:val="2"/>
+                <w:sz w:val="21"/>
+                <w:szCs w:val="21"/>
+              </w:rPr>
+            </w:pPr>
+            <w:r>
+              <w:rPr>
+                <w:rFonts w:hint="eastAsia" w:ascii="Times New Roman" w:hAnsi="Times New Roman" w:cs="Times New Roman"/>
+                <w:kern w:val="2"/>
+                <w:sz w:val="21"/>
+                <w:szCs w:val="21"/>
+              </w:rPr>
+              <w:t>净资产</w:t>
+            </w:r>
+          </w:p>
+        </w:tc>
+        <w:tc>
+          <w:tcPr>
+            <w:tcW w:w="3475" w:type="dxa"/>
+            <w:vAlign w:val="center"/>
+          </w:tcPr>
+          <w:p>
+            <w:pPr>
+              <w:widowControl w:val="0"/>
+              <w:jc w:val="right"/>
+              <w:rPr>
+                <w:rFonts w:hint="eastAsia" w:ascii="Times New Roman" w:hAnsi="Times New Roman" w:cs="Times New Roman"/>
+                <w:kern w:val="2"/>
+                <w:sz w:val="21"/>
+                <w:szCs w:val="21"/>
+              </w:rPr>
+            </w:pPr>
+            <w:r>
+              <w:rPr>
+                <w:rFonts w:hint="eastAsia" w:ascii="Times New Roman" w:hAnsi="Times New Roman" w:cs="Times New Roman"/>
+                <w:kern w:val="2"/>
+                <w:sz w:val="21"/>
+                <w:szCs w:val="21"/>
+              </w:rPr>
+              <w:t>10,241.28</w:t>
+            </w:r>
+          </w:p>
+        </w:tc>
+        <w:tc>
+          <w:tcPr>
+            <w:tcW w:w="3475" w:type="dxa"/>
+            <w:vAlign w:val="center"/>
+          </w:tcPr>
+          <w:p>
+            <w:pPr>
+              <w:widowControl w:val="0"/>
+              <w:jc w:val="right"/>
+              <w:rPr>
+                <w:rFonts w:hint="eastAsia" w:ascii="Times New Roman" w:hAnsi="Times New Roman" w:cs="Times New Roman"/>
+                <w:kern w:val="2"/>
+                <w:sz w:val="21"/>
+                <w:szCs w:val="21"/>
+              </w:rPr>
+            </w:pPr>
+            <w:r>
+              <w:rPr>
+                <w:rFonts w:hint="eastAsia" w:ascii="Times New Roman" w:hAnsi="Times New Roman" w:cs="Times New Roman"/>
+                <w:kern w:val="2"/>
+                <w:sz w:val="21"/>
+                <w:szCs w:val="21"/>
+              </w:rPr>
+              <w:t>6,990.57</w:t>
+            </w:r>
+          </w:p>
+        </w:tc>
+      </w:tr>
+      <w:tr>
+        <w:trPr>
+          <w:trHeight w:val="397" w:hRule="atLeast"/>
+          <w:jc w:val="center"/>
+        </w:trPr>
+        <w:tc>
+          <w:tcPr>
+            <w:tcW w:w="3475" w:type="dxa"/>
+            <w:vAlign w:val="center"/>
+          </w:tcPr>
+          <w:p>
+            <w:pPr>
+              <w:widowControl w:val="0"/>
+              <w:jc w:val="both"/>
+              <w:rPr>
+                <w:rFonts w:hint="eastAsia" w:ascii="Times New Roman" w:hAnsi="Times New Roman" w:cs="Times New Roman"/>
+                <w:kern w:val="2"/>
+                <w:sz w:val="21"/>
+                <w:szCs w:val="21"/>
+              </w:rPr>
+            </w:pPr>
+            <w:r>
+              <w:rPr>
+                <w:rFonts w:hint="eastAsia" w:ascii="Times New Roman" w:hAnsi="Times New Roman" w:cs="Times New Roman"/>
+                <w:kern w:val="2"/>
+                <w:sz w:val="21"/>
+                <w:szCs w:val="21"/>
+              </w:rPr>
+              <w:t>其中：实收资本</w:t>
+            </w:r>
+          </w:p>
+        </w:tc>
+        <w:tc>
+          <w:tcPr>
+            <w:tcW w:w="3475" w:type="dxa"/>
+            <w:vAlign w:val="center"/>
+          </w:tcPr>
+          <w:p>
+            <w:pPr>
+              <w:widowControl w:val="0"/>
+              <w:jc w:val="right"/>
+              <w:rPr>
+                <w:rFonts w:hint="eastAsia" w:ascii="Times New Roman" w:hAnsi="Times New Roman" w:cs="Times New Roman"/>
+                <w:kern w:val="2"/>
+                <w:sz w:val="21"/>
+                <w:szCs w:val="21"/>
+              </w:rPr>
+            </w:pPr>
+            <w:r>
+              <w:rPr>
+                <w:rFonts w:hint="eastAsia" w:ascii="Times New Roman" w:hAnsi="Times New Roman" w:cs="Times New Roman"/>
+                <w:kern w:val="2"/>
+                <w:sz w:val="21"/>
+                <w:szCs w:val="21"/>
+              </w:rPr>
+              <w:t>7,300.00</w:t>
+            </w:r>
+          </w:p>
+        </w:tc>
+        <w:tc>
+          <w:tcPr>
+            <w:tcW w:w="3475" w:type="dxa"/>
+            <w:vAlign w:val="center"/>
+          </w:tcPr>
+          <w:p>
+            <w:pPr>
+              <w:widowControl w:val="0"/>
+              <w:jc w:val="right"/>
+              <w:rPr>
+                <w:rFonts w:hint="eastAsia" w:ascii="Times New Roman" w:hAnsi="Times New Roman" w:cs="Times New Roman"/>
+                <w:kern w:val="2"/>
+                <w:sz w:val="21"/>
+                <w:szCs w:val="21"/>
+              </w:rPr>
+            </w:pPr>
+            <w:r>
+              <w:rPr>
+                <w:rFonts w:hint="eastAsia" w:ascii="Times New Roman" w:hAnsi="Times New Roman" w:cs="Times New Roman"/>
+                <w:kern w:val="2"/>
+                <w:sz w:val="21"/>
+                <w:szCs w:val="21"/>
+              </w:rPr>
+              <w:t>7,300.00</w:t>
+            </w:r>
+          </w:p>
+        </w:tc>
+      </w:tr>
+      <w:tr>
+        <w:trPr>
+          <w:trHeight w:val="397" w:hRule="atLeast"/>
+          <w:jc w:val="center"/>
+        </w:trPr>
+        <w:tc>
+          <w:tcPr>
+            <w:tcW w:w="3475" w:type="dxa"/>
+            <w:vAlign w:val="center"/>
+          </w:tcPr>
+          <w:p>
+            <w:pPr>
+              <w:widowControl w:val="0"/>
+              <w:jc w:val="both"/>
+              <w:rPr>
+                <w:rFonts w:hint="eastAsia" w:ascii="Times New Roman" w:hAnsi="Times New Roman" w:cs="Times New Roman"/>
+                <w:kern w:val="2"/>
+                <w:sz w:val="21"/>
+                <w:szCs w:val="21"/>
+              </w:rPr>
+            </w:pPr>
+            <w:r>
+              <w:rPr>
+                <w:rFonts w:hint="eastAsia" w:ascii="Times New Roman" w:hAnsi="Times New Roman" w:cs="Times New Roman"/>
+                <w:kern w:val="2"/>
+                <w:sz w:val="21"/>
+                <w:szCs w:val="21"/>
+              </w:rPr>
+              <w:t>　　　资本公积</w:t>
+            </w:r>
+          </w:p>
+        </w:tc>
+        <w:tc>
+          <w:tcPr>
+            <w:tcW w:w="3475" w:type="dxa"/>
+            <w:vAlign w:val="center"/>
+          </w:tcPr>
+          <w:p>
+            <w:pPr>
+              <w:widowControl w:val="0"/>
+              <w:jc w:val="right"/>
+              <w:rPr>
+                <w:rFonts w:hint="eastAsia" w:ascii="Times New Roman" w:hAnsi="Times New Roman" w:cs="Times New Roman"/>
+                <w:kern w:val="2"/>
+                <w:sz w:val="21"/>
+                <w:szCs w:val="21"/>
+              </w:rPr>
+            </w:pPr>
+            <w:r>
+              <w:rPr>
+                <w:rFonts w:hint="eastAsia" w:ascii="Times New Roman" w:hAnsi="Times New Roman" w:cs="Times New Roman"/>
+                <w:kern w:val="2"/>
+                <w:sz w:val="21"/>
+                <w:szCs w:val="21"/>
+              </w:rPr>
+              <w:t>8,593.28</w:t>
+            </w:r>
+          </w:p>
+        </w:tc>
+        <w:tc>
+          <w:tcPr>
+            <w:tcW w:w="3475" w:type="dxa"/>
+            <w:vAlign w:val="center"/>
+          </w:tcPr>
+          <w:p>
+            <w:pPr>
+              <w:widowControl w:val="0"/>
+              <w:jc w:val="right"/>
+              <w:rPr>
+                <w:rFonts w:hint="eastAsia" w:ascii="Times New Roman" w:hAnsi="Times New Roman" w:cs="Times New Roman"/>
+                <w:kern w:val="2"/>
+                <w:sz w:val="21"/>
+                <w:szCs w:val="21"/>
+              </w:rPr>
+            </w:pPr>
+            <w:r>
+              <w:rPr>
+                <w:rFonts w:hint="eastAsia" w:ascii="Times New Roman" w:hAnsi="Times New Roman" w:cs="Times New Roman"/>
+                <w:kern w:val="2"/>
+                <w:sz w:val="21"/>
+                <w:szCs w:val="21"/>
+              </w:rPr>
+              <w:t>8,593.28</w:t>
+            </w:r>
+          </w:p>
+        </w:tc>
+      </w:tr>
+      <w:tr>
+        <w:trPr>
+          <w:trHeight w:val="397" w:hRule="atLeast"/>
+          <w:jc w:val="center"/>
+        </w:trPr>
+        <w:tc>
+          <w:tcPr>
+            <w:tcW w:w="3475" w:type="dxa"/>
+            <w:vAlign w:val="center"/>
+          </w:tcPr>
+          <w:p>
+            <w:pPr>
+              <w:widowControl w:val="0"/>
+              <w:jc w:val="both"/>
+              <w:rPr>
+                <w:rFonts w:hint="eastAsia" w:ascii="Times New Roman" w:hAnsi="Times New Roman" w:cs="Times New Roman"/>
+                <w:kern w:val="2"/>
+                <w:sz w:val="21"/>
+                <w:szCs w:val="21"/>
+              </w:rPr>
+            </w:pPr>
+            <w:r>
+              <w:rPr>
+                <w:rFonts w:hint="eastAsia" w:ascii="Times New Roman" w:hAnsi="Times New Roman" w:cs="Times New Roman"/>
+                <w:kern w:val="2"/>
+                <w:sz w:val="21"/>
+                <w:szCs w:val="21"/>
+              </w:rPr>
+              <w:t>　　　未分配利润</w:t>
+            </w:r>
+          </w:p>
+        </w:tc>
+        <w:tc>
+          <w:tcPr>
+            <w:tcW w:w="3475" w:type="dxa"/>
+            <w:vAlign w:val="center"/>
+          </w:tcPr>
+          <w:p>
+            <w:pPr>
+              <w:widowControl w:val="0"/>
+              <w:jc w:val="right"/>
+              <w:rPr>
+                <w:rFonts w:hint="eastAsia" w:ascii="Times New Roman" w:hAnsi="Times New Roman" w:cs="Times New Roman"/>
+                <w:kern w:val="2"/>
+                <w:sz w:val="21"/>
+                <w:szCs w:val="21"/>
+              </w:rPr>
+            </w:pPr>
+            <w:r>
+              <w:rPr>
+                <w:rFonts w:hint="eastAsia" w:ascii="Times New Roman" w:hAnsi="Times New Roman" w:cs="Times New Roman"/>
+                <w:kern w:val="2"/>
+                <w:sz w:val="21"/>
+                <w:szCs w:val="21"/>
+              </w:rPr>
+              <w:t>-5,652.01</w:t>
+            </w:r>
+          </w:p>
+        </w:tc>
+        <w:tc>
+          <w:tcPr>
+            <w:tcW w:w="3475" w:type="dxa"/>
+            <w:vAlign w:val="center"/>
+          </w:tcPr>
+          <w:p>
+            <w:pPr>
+              <w:widowControl w:val="0"/>
+              <w:jc w:val="right"/>
+              <w:rPr>
+                <w:rFonts w:hint="eastAsia" w:ascii="Times New Roman" w:hAnsi="Times New Roman" w:cs="Times New Roman"/>
+                <w:kern w:val="2"/>
+                <w:sz w:val="21"/>
+                <w:szCs w:val="21"/>
+              </w:rPr>
+            </w:pPr>
+            <w:r>
+              <w:rPr>
+                <w:rFonts w:hint="eastAsia" w:ascii="Times New Roman" w:hAnsi="Times New Roman" w:cs="Times New Roman"/>
+                <w:kern w:val="2"/>
+                <w:sz w:val="21"/>
+                <w:szCs w:val="21"/>
+              </w:rPr>
+              <w:t>-8,902.71</w:t>
+            </w:r>
+          </w:p>
+        </w:tc>
+      </w:tr>
+      <w:tr>
+        <w:trPr>
+          <w:trHeight w:val="397" w:hRule="atLeast"/>
+          <w:jc w:val="center"/>
+        </w:trPr>
+        <w:tc>
+          <w:tcPr>
+            <w:tcW w:w="3475" w:type="dxa"/>
+            <w:vAlign w:val="center"/>
+          </w:tcPr>
+          <w:p>
+            <w:pPr>
+              <w:widowControl w:val="0"/>
+              <w:jc w:val="both"/>
+              <w:rPr>
+                <w:rFonts w:hint="eastAsia" w:ascii="Times New Roman" w:hAnsi="Times New Roman" w:cs="Times New Roman"/>
+                <w:kern w:val="2"/>
+                <w:sz w:val="21"/>
+                <w:szCs w:val="21"/>
+              </w:rPr>
+            </w:pPr>
+            <w:r>
+              <w:rPr>
+                <w:rFonts w:hint="eastAsia" w:ascii="Times New Roman" w:hAnsi="Times New Roman" w:cs="Times New Roman"/>
+                <w:kern w:val="2"/>
+                <w:sz w:val="21"/>
+                <w:szCs w:val="21"/>
+              </w:rPr>
+              <w:t>营业收入</w:t>
+            </w:r>
+          </w:p>
+        </w:tc>
+        <w:tc>
+          <w:tcPr>
+            <w:tcW w:w="3475" w:type="dxa"/>
+            <w:vAlign w:val="center"/>
+          </w:tcPr>
+          <w:p>
+            <w:pPr>
+              <w:widowControl w:val="0"/>
+              <w:jc w:val="right"/>
+              <w:rPr>
+                <w:rFonts w:hint="eastAsia" w:ascii="Times New Roman" w:hAnsi="Times New Roman" w:cs="Times New Roman"/>
+                <w:kern w:val="2"/>
+                <w:sz w:val="21"/>
+                <w:szCs w:val="21"/>
+              </w:rPr>
+            </w:pPr>
+            <w:r>
+              <w:rPr>
+                <w:rFonts w:hint="eastAsia" w:ascii="Times New Roman" w:hAnsi="Times New Roman" w:cs="Times New Roman"/>
+                <w:kern w:val="2"/>
+                <w:sz w:val="21"/>
+                <w:szCs w:val="21"/>
+              </w:rPr>
+              <w:t>30,015.20</w:t>
+            </w:r>
+          </w:p>
+        </w:tc>
+        <w:tc>
+          <w:tcPr>
+            <w:tcW w:w="3475" w:type="dxa"/>
+            <w:vAlign w:val="center"/>
+          </w:tcPr>
+          <w:p>
+            <w:pPr>
+              <w:widowControl w:val="0"/>
+              <w:jc w:val="right"/>
+              <w:rPr>
+                <w:rFonts w:hint="eastAsia" w:ascii="Times New Roman" w:hAnsi="Times New Roman" w:cs="Times New Roman"/>
+                <w:kern w:val="2"/>
+                <w:sz w:val="21"/>
+                <w:szCs w:val="21"/>
+              </w:rPr>
+            </w:pPr>
+            <w:r>
+              <w:rPr>
+                <w:rFonts w:hint="eastAsia" w:ascii="Times New Roman" w:hAnsi="Times New Roman" w:cs="Times New Roman"/>
+                <w:kern w:val="2"/>
+                <w:sz w:val="21"/>
+                <w:szCs w:val="21"/>
+              </w:rPr>
+              <w:t>23,782.60</w:t>
+            </w:r>
+          </w:p>
+        </w:tc>
+      </w:tr>
+      <w:tr>
+        <w:trPr>
+          <w:trHeight w:val="397" w:hRule="atLeast"/>
+          <w:jc w:val="center"/>
+        </w:trPr>
+        <w:tc>
+          <w:tcPr>
+            <w:tcW w:w="3475" w:type="dxa"/>
+            <w:vAlign w:val="center"/>
+          </w:tcPr>
+          <w:p>
+            <w:pPr>
+              <w:widowControl w:val="0"/>
+              <w:jc w:val="both"/>
+              <w:rPr>
+                <w:rFonts w:hint="eastAsia" w:ascii="Times New Roman" w:hAnsi="Times New Roman" w:cs="Times New Roman"/>
+                <w:kern w:val="2"/>
+                <w:sz w:val="21"/>
+                <w:szCs w:val="21"/>
+              </w:rPr>
+            </w:pPr>
+            <w:r>
+              <w:rPr>
+                <w:rFonts w:hint="eastAsia" w:ascii="Times New Roman" w:hAnsi="Times New Roman" w:cs="Times New Roman"/>
+                <w:kern w:val="2"/>
+                <w:sz w:val="21"/>
+                <w:szCs w:val="21"/>
+              </w:rPr>
+              <w:t>其中：啤酒</w:t>
+            </w:r>
+          </w:p>
+        </w:tc>
+        <w:tc>
+          <w:tcPr>
+            <w:tcW w:w="3475" w:type="dxa"/>
+            <w:vAlign w:val="center"/>
+          </w:tcPr>
+          <w:p>
+            <w:pPr>
+              <w:widowControl w:val="0"/>
+              <w:jc w:val="right"/>
+              <w:rPr>
+                <w:rFonts w:hint="eastAsia" w:ascii="Times New Roman" w:hAnsi="Times New Roman" w:cs="Times New Roman"/>
+                <w:kern w:val="2"/>
+                <w:sz w:val="21"/>
+                <w:szCs w:val="21"/>
+              </w:rPr>
+            </w:pPr>
+            <w:r>
+              <w:rPr>
+                <w:rFonts w:hint="eastAsia" w:ascii="Times New Roman" w:hAnsi="Times New Roman" w:cs="Times New Roman"/>
+                <w:kern w:val="2"/>
+                <w:sz w:val="21"/>
+                <w:szCs w:val="21"/>
+              </w:rPr>
+              <w:t>23,294.41</w:t>
+            </w:r>
+          </w:p>
+        </w:tc>
+        <w:tc>
+          <w:tcPr>
+            <w:tcW w:w="3475" w:type="dxa"/>
+            <w:vAlign w:val="center"/>
+          </w:tcPr>
+          <w:p>
+            <w:pPr>
+              <w:widowControl w:val="0"/>
+              <w:jc w:val="right"/>
+              <w:rPr>
+                <w:rFonts w:hint="eastAsia" w:ascii="Times New Roman" w:hAnsi="Times New Roman" w:cs="Times New Roman"/>
+                <w:kern w:val="2"/>
+                <w:sz w:val="21"/>
+                <w:szCs w:val="21"/>
+              </w:rPr>
+            </w:pPr>
+            <w:r>
+              <w:rPr>
+                <w:rFonts w:hint="eastAsia" w:ascii="Times New Roman" w:hAnsi="Times New Roman" w:cs="Times New Roman"/>
+                <w:kern w:val="2"/>
+                <w:sz w:val="21"/>
+                <w:szCs w:val="21"/>
+              </w:rPr>
+              <w:t>21,993.96</w:t>
+            </w:r>
+          </w:p>
+        </w:tc>
+      </w:tr>
+      <w:tr>
+        <w:trPr>
+          <w:trHeight w:val="397" w:hRule="atLeast"/>
+          <w:jc w:val="center"/>
+        </w:trPr>
+        <w:tc>
+          <w:tcPr>
+            <w:tcW w:w="3475" w:type="dxa"/>
+            <w:vAlign w:val="center"/>
+          </w:tcPr>
+          <w:p>
+            <w:pPr>
+              <w:widowControl w:val="0"/>
+              <w:jc w:val="both"/>
+              <w:rPr>
+                <w:rFonts w:hint="eastAsia" w:ascii="Times New Roman" w:hAnsi="Times New Roman" w:cs="Times New Roman"/>
+                <w:kern w:val="2"/>
+                <w:sz w:val="21"/>
+                <w:szCs w:val="21"/>
+              </w:rPr>
+            </w:pPr>
+            <w:r>
+              <w:rPr>
+                <w:rFonts w:hint="eastAsia" w:ascii="Times New Roman" w:hAnsi="Times New Roman" w:cs="Times New Roman"/>
+                <w:kern w:val="2"/>
+                <w:sz w:val="21"/>
+                <w:szCs w:val="21"/>
+              </w:rPr>
+              <w:t>　　　租赁收入</w:t>
+            </w:r>
+          </w:p>
+        </w:tc>
+        <w:tc>
+          <w:tcPr>
+            <w:tcW w:w="3475" w:type="dxa"/>
+            <w:vAlign w:val="center"/>
+          </w:tcPr>
+          <w:p>
+            <w:pPr>
+              <w:widowControl w:val="0"/>
+              <w:jc w:val="right"/>
+              <w:rPr>
+                <w:rFonts w:hint="eastAsia" w:ascii="Times New Roman" w:hAnsi="Times New Roman" w:cs="Times New Roman"/>
+                <w:kern w:val="2"/>
+                <w:sz w:val="21"/>
+                <w:szCs w:val="21"/>
+              </w:rPr>
+            </w:pPr>
+            <w:r>
+              <w:rPr>
+                <w:rFonts w:hint="eastAsia" w:ascii="Times New Roman" w:hAnsi="Times New Roman" w:cs="Times New Roman"/>
+                <w:kern w:val="2"/>
+                <w:sz w:val="21"/>
+                <w:szCs w:val="21"/>
+              </w:rPr>
+              <w:t>366.97</w:t>
+            </w:r>
+          </w:p>
+        </w:tc>
+        <w:tc>
+          <w:tcPr>
+            <w:tcW w:w="3475" w:type="dxa"/>
+            <w:vAlign w:val="center"/>
+          </w:tcPr>
+          <w:p>
+            <w:pPr>
+              <w:widowControl w:val="0"/>
+              <w:jc w:val="right"/>
+              <w:rPr>
+                <w:rFonts w:hint="eastAsia" w:ascii="Times New Roman" w:hAnsi="Times New Roman" w:cs="Times New Roman"/>
+                <w:kern w:val="2"/>
+                <w:sz w:val="21"/>
+                <w:szCs w:val="21"/>
+              </w:rPr>
+            </w:pPr>
+            <w:r>
+              <w:rPr>
+                <w:rFonts w:hint="eastAsia" w:ascii="Times New Roman" w:hAnsi="Times New Roman" w:cs="Times New Roman"/>
+                <w:kern w:val="2"/>
+                <w:sz w:val="21"/>
+                <w:szCs w:val="21"/>
+              </w:rPr>
+              <w:t>—</w:t>
+            </w:r>
+          </w:p>
+        </w:tc>
+      </w:tr>
+      <w:tr>
+        <w:trPr>
+          <w:trHeight w:val="397" w:hRule="atLeast"/>
+          <w:jc w:val="center"/>
+        </w:trPr>
+        <w:tc>
+          <w:tcPr>
+            <w:tcW w:w="3475" w:type="dxa"/>
+            <w:vAlign w:val="center"/>
+          </w:tcPr>
+          <w:p>
+            <w:pPr>
+              <w:widowControl w:val="0"/>
+              <w:jc w:val="both"/>
+              <w:rPr>
+                <w:rFonts w:hint="eastAsia" w:ascii="Times New Roman" w:hAnsi="Times New Roman" w:cs="Times New Roman"/>
+                <w:kern w:val="2"/>
+                <w:sz w:val="21"/>
+                <w:szCs w:val="21"/>
+              </w:rPr>
+            </w:pPr>
+            <w:r>
+              <w:rPr>
+                <w:rFonts w:hint="eastAsia" w:ascii="Times New Roman" w:hAnsi="Times New Roman" w:cs="Times New Roman"/>
+                <w:kern w:val="2"/>
+                <w:sz w:val="21"/>
+                <w:szCs w:val="21"/>
+              </w:rPr>
+              <w:t>利润总额</w:t>
+            </w:r>
+          </w:p>
+        </w:tc>
+        <w:tc>
+          <w:tcPr>
+            <w:tcW w:w="3475" w:type="dxa"/>
+            <w:vAlign w:val="center"/>
+          </w:tcPr>
+          <w:p>
+            <w:pPr>
+              <w:widowControl w:val="0"/>
+              <w:jc w:val="right"/>
+              <w:rPr>
+                <w:rFonts w:hint="eastAsia" w:ascii="Times New Roman" w:hAnsi="Times New Roman" w:cs="Times New Roman"/>
+                <w:kern w:val="2"/>
+                <w:sz w:val="21"/>
+                <w:szCs w:val="21"/>
+              </w:rPr>
+            </w:pPr>
+            <w:r>
+              <w:rPr>
+                <w:rFonts w:hint="eastAsia" w:ascii="Times New Roman" w:hAnsi="Times New Roman" w:cs="Times New Roman"/>
+                <w:kern w:val="2"/>
+                <w:sz w:val="21"/>
+                <w:szCs w:val="21"/>
+              </w:rPr>
+              <w:t>3,250.70</w:t>
+            </w:r>
+          </w:p>
+        </w:tc>
+        <w:tc>
+          <w:tcPr>
+            <w:tcW w:w="3475" w:type="dxa"/>
+            <w:vAlign w:val="center"/>
+          </w:tcPr>
+          <w:p>
+            <w:pPr>
+              <w:widowControl w:val="0"/>
+              <w:jc w:val="right"/>
+              <w:rPr>
+                <w:rFonts w:hint="eastAsia" w:ascii="Times New Roman" w:hAnsi="Times New Roman" w:cs="Times New Roman"/>
+                <w:kern w:val="2"/>
+                <w:sz w:val="21"/>
+                <w:szCs w:val="21"/>
+              </w:rPr>
+            </w:pPr>
+            <w:r>
+              <w:rPr>
+                <w:rFonts w:hint="eastAsia" w:ascii="Times New Roman" w:hAnsi="Times New Roman" w:cs="Times New Roman"/>
+                <w:kern w:val="2"/>
+                <w:sz w:val="21"/>
+                <w:szCs w:val="21"/>
+              </w:rPr>
+              <w:t>3,298.93</w:t>
+            </w:r>
+          </w:p>
+        </w:tc>
+      </w:tr>
+      <w:tr>
+        <w:trPr>
+          <w:trHeight w:val="397" w:hRule="atLeast"/>
+          <w:jc w:val="center"/>
+        </w:trPr>
+        <w:tc>
+          <w:tcPr>
+            <w:tcW w:w="3475" w:type="dxa"/>
+            <w:vAlign w:val="center"/>
+          </w:tcPr>
+          <w:p>
+            <w:pPr>
+              <w:widowControl w:val="0"/>
+              <w:jc w:val="both"/>
+              <w:rPr>
+                <w:rFonts w:hint="eastAsia" w:ascii="Times New Roman" w:hAnsi="Times New Roman" w:cs="Times New Roman"/>
+                <w:kern w:val="2"/>
+                <w:sz w:val="21"/>
+                <w:szCs w:val="21"/>
+              </w:rPr>
+            </w:pPr>
+            <w:r>
+              <w:rPr>
+                <w:rFonts w:hint="eastAsia" w:ascii="Times New Roman" w:hAnsi="Times New Roman" w:cs="Times New Roman"/>
+                <w:kern w:val="2"/>
+                <w:sz w:val="21"/>
+                <w:szCs w:val="21"/>
+              </w:rPr>
+              <w:t>净利润</w:t>
+            </w:r>
+          </w:p>
+        </w:tc>
+        <w:tc>
+          <w:tcPr>
+            <w:tcW w:w="3475" w:type="dxa"/>
+            <w:vAlign w:val="center"/>
+          </w:tcPr>
+          <w:p>
+            <w:pPr>
+              <w:widowControl w:val="0"/>
+              <w:jc w:val="right"/>
+              <w:rPr>
+                <w:rFonts w:hint="eastAsia" w:ascii="Times New Roman" w:hAnsi="Times New Roman" w:cs="Times New Roman"/>
+                <w:kern w:val="2"/>
+                <w:sz w:val="21"/>
+                <w:szCs w:val="21"/>
+              </w:rPr>
+            </w:pPr>
+            <w:r>
+              <w:rPr>
+                <w:rFonts w:hint="eastAsia" w:ascii="Times New Roman" w:hAnsi="Times New Roman" w:cs="Times New Roman"/>
+                <w:kern w:val="2"/>
+                <w:sz w:val="21"/>
+                <w:szCs w:val="21"/>
+              </w:rPr>
+              <w:t>3,250.70</w:t>
+            </w:r>
+          </w:p>
+        </w:tc>
+        <w:tc>
+          <w:tcPr>
+            <w:tcW w:w="3475" w:type="dxa"/>
+            <w:vAlign w:val="center"/>
+          </w:tcPr>
+          <w:p>
+            <w:pPr>
+              <w:widowControl w:val="0"/>
+              <w:jc w:val="right"/>
+              <w:rPr>
+                <w:rFonts w:hint="eastAsia" w:ascii="Times New Roman" w:hAnsi="Times New Roman" w:cs="Times New Roman"/>
+                <w:kern w:val="2"/>
+                <w:sz w:val="21"/>
+                <w:szCs w:val="21"/>
+              </w:rPr>
+            </w:pPr>
+            <w:r>
+              <w:rPr>
+                <w:rFonts w:hint="eastAsia" w:ascii="Times New Roman" w:hAnsi="Times New Roman" w:cs="Times New Roman"/>
+                <w:kern w:val="2"/>
+                <w:sz w:val="21"/>
+                <w:szCs w:val="21"/>
+              </w:rPr>
+              <w:t>3,298.93</w:t>
+            </w:r>
+          </w:p>
+        </w:tc>
+      </w:tr>
+      <w:tr>
+        <w:trPr>
+          <w:trHeight w:val="397" w:hRule="atLeast"/>
+          <w:jc w:val="center"/>
+        </w:trPr>
+        <w:tc>
+          <w:tcPr>
+            <w:tcW w:w="3475" w:type="dxa"/>
+            <w:vAlign w:val="center"/>
+          </w:tcPr>
+          <w:p>
+            <w:pPr>
+              <w:widowControl w:val="0"/>
+              <w:jc w:val="both"/>
+              <w:rPr>
+                <w:rFonts w:hint="eastAsia" w:ascii="Times New Roman" w:hAnsi="Times New Roman" w:cs="Times New Roman"/>
+                <w:kern w:val="2"/>
+                <w:sz w:val="21"/>
+                <w:szCs w:val="21"/>
+              </w:rPr>
+            </w:pPr>
+            <w:r>
+              <w:rPr>
+                <w:rFonts w:hint="eastAsia" w:ascii="Times New Roman" w:hAnsi="Times New Roman" w:cs="Times New Roman"/>
+                <w:kern w:val="2"/>
+                <w:sz w:val="21"/>
+                <w:szCs w:val="21"/>
+              </w:rPr>
+              <w:t>土地使用权账面价值</w:t>
+            </w:r>
+          </w:p>
+        </w:tc>
+        <w:tc>
+          <w:tcPr>
+            <w:tcW w:w="3475" w:type="dxa"/>
+            <w:vAlign w:val="center"/>
+          </w:tcPr>
+          <w:p>
+            <w:pPr>
+              <w:widowControl w:val="0"/>
+              <w:jc w:val="right"/>
+              <w:rPr>
+                <w:rFonts w:hint="eastAsia" w:ascii="Times New Roman" w:hAnsi="Times New Roman" w:cs="Times New Roman"/>
+                <w:kern w:val="2"/>
+                <w:sz w:val="21"/>
+                <w:szCs w:val="21"/>
+              </w:rPr>
+            </w:pPr>
+            <w:r>
+              <w:rPr>
+                <w:rFonts w:hint="eastAsia" w:ascii="Times New Roman" w:hAnsi="Times New Roman" w:cs="Times New Roman"/>
+                <w:kern w:val="2"/>
+                <w:sz w:val="21"/>
+                <w:szCs w:val="21"/>
+              </w:rPr>
+              <w:t>3,292.39</w:t>
+            </w:r>
+          </w:p>
+        </w:tc>
+        <w:tc>
+          <w:tcPr>
+            <w:tcW w:w="3475" w:type="dxa"/>
+            <w:vAlign w:val="center"/>
+          </w:tcPr>
+          <w:p>
+            <w:pPr>
+              <w:widowControl w:val="0"/>
+              <w:jc w:val="right"/>
+              <w:rPr>
+                <w:rFonts w:hint="eastAsia" w:ascii="Times New Roman" w:hAnsi="Times New Roman" w:cs="Times New Roman"/>
+                <w:kern w:val="2"/>
+                <w:sz w:val="21"/>
+                <w:szCs w:val="21"/>
+              </w:rPr>
+            </w:pPr>
+            <w:r>
+              <w:rPr>
+                <w:rFonts w:hint="eastAsia" w:ascii="Times New Roman" w:hAnsi="Times New Roman" w:cs="Times New Roman"/>
+                <w:kern w:val="2"/>
+                <w:sz w:val="21"/>
+                <w:szCs w:val="21"/>
+              </w:rPr>
+              <w:t>3,712.73</w:t>
+            </w:r>
+          </w:p>
+        </w:tc>
+      </w:tr>
+      <w:tr>
+        <w:trPr>
+          <w:trHeight w:val="397" w:hRule="atLeast"/>
+          <w:jc w:val="center"/>
+        </w:trPr>
+        <w:tc>
+          <w:tcPr>
+            <w:tcW w:w="3475" w:type="dxa"/>
+            <w:vAlign w:val="center"/>
+          </w:tcPr>
+          <w:p>
+            <w:pPr>
+              <w:widowControl w:val="0"/>
+              <w:jc w:val="both"/>
+              <w:rPr>
+                <w:rFonts w:hint="eastAsia" w:ascii="Times New Roman" w:hAnsi="Times New Roman" w:cs="Times New Roman"/>
+                <w:kern w:val="2"/>
+                <w:sz w:val="21"/>
+                <w:szCs w:val="21"/>
+              </w:rPr>
+            </w:pPr>
+            <w:r>
+              <w:rPr>
+                <w:rFonts w:hint="eastAsia" w:ascii="Times New Roman" w:hAnsi="Times New Roman" w:cs="Times New Roman"/>
+                <w:kern w:val="2"/>
+                <w:sz w:val="21"/>
+                <w:szCs w:val="21"/>
+              </w:rPr>
+              <w:t>其他应收款</w:t>
+            </w:r>
+          </w:p>
+        </w:tc>
+        <w:tc>
+          <w:tcPr>
+            <w:tcW w:w="3475" w:type="dxa"/>
+            <w:vAlign w:val="center"/>
+          </w:tcPr>
+          <w:p>
+            <w:pPr>
+              <w:widowControl w:val="0"/>
+              <w:jc w:val="right"/>
+              <w:rPr>
+                <w:rFonts w:hint="eastAsia" w:ascii="Times New Roman" w:hAnsi="Times New Roman" w:cs="Times New Roman"/>
+                <w:kern w:val="2"/>
+                <w:sz w:val="21"/>
+                <w:szCs w:val="21"/>
+              </w:rPr>
+            </w:pPr>
+            <w:r>
+              <w:rPr>
+                <w:rFonts w:hint="eastAsia" w:ascii="Times New Roman" w:hAnsi="Times New Roman" w:cs="Times New Roman"/>
+                <w:kern w:val="2"/>
+                <w:sz w:val="21"/>
+                <w:szCs w:val="21"/>
+              </w:rPr>
+              <w:t>7,987.48</w:t>
+            </w:r>
+          </w:p>
+        </w:tc>
+        <w:tc>
+          <w:tcPr>
+            <w:tcW w:w="3475" w:type="dxa"/>
+            <w:vAlign w:val="center"/>
+          </w:tcPr>
+          <w:p>
+            <w:pPr>
+              <w:widowControl w:val="0"/>
+              <w:jc w:val="right"/>
+              <w:rPr>
+                <w:rFonts w:hint="eastAsia" w:ascii="Times New Roman" w:hAnsi="Times New Roman" w:cs="Times New Roman"/>
+                <w:kern w:val="2"/>
+                <w:sz w:val="21"/>
+                <w:szCs w:val="21"/>
+              </w:rPr>
+            </w:pPr>
+            <w:r>
+              <w:rPr>
+                <w:rFonts w:hint="eastAsia" w:ascii="Times New Roman" w:hAnsi="Times New Roman" w:cs="Times New Roman"/>
+                <w:kern w:val="2"/>
+                <w:sz w:val="21"/>
+                <w:szCs w:val="21"/>
+              </w:rPr>
+              <w:t>3,115.32</w:t>
+            </w:r>
+          </w:p>
+        </w:tc>
+      </w:tr>
+    </w:tbl>
+    <w:p>
+      <w:pPr>
+        <w:spacing w:before="163" w:beforeLines="50" w:after="163" w:afterLines="50" w:line="360" w:lineRule="auto"/>
+        <w:ind w:firstLine="480" w:firstLineChars="200"/>
+        <w:jc w:val="both"/>
+        <w:rPr>
+          <w:rFonts w:ascii="Times New Roman" w:hAnsi="Times New Roman" w:cs="Times New Roman"/>
+        </w:rPr>
+      </w:pPr>
+      <w:r>
+        <w:rPr>
+          <w:rFonts w:hint="eastAsia" w:ascii="Times New Roman" w:hAnsi="Times New Roman" w:cs="Times New Roman"/>
+        </w:rPr>
+        <w:t>上表反映的以下情形需进一步核实：一是厂区的实际使用状况，包括啤酒生产线与纳豆生产线在空间、产能及公用工程上的划分，以及两家主体在人员与设备上的归属；二是该公司2025年度新增租赁收入366.97万元（2024年度无），需核实承租方是否为中发邢台，若是，则与中发邢台账面未确认使用权资产的情形存在记账口径差异，需一并核对；三是其他应收款7,987.48万元，其中按款项性质划分的集团往来款账面余额7,949.25万元、几乎构成全部，且2025年度经营活动产生的现金流量净额为-1,196.33万元，需核查资金占用及回收安排；四是该公司2025年12月31日未分配利润为-5,652.01万元、当年利润表所得税费用为零，表明存在可弥补亏损，需取得其税务口径的亏损余额及结转年限。</w:t>
       </w:r>
     </w:p>
     <w:p>
@@ -19741,7 +16287,7 @@
         <w:rPr>
           <w:rFonts w:hint="eastAsia" w:ascii="Times New Roman" w:hAnsi="Times New Roman" w:cs="Times New Roman"/>
         </w:rPr>
-        <w:t>关于权属证书。宗地三、宗地四已于2025年换发不动产权证书。宗地一、宗地二仍为旧版《国有土地使用证》，分别由南和县人民政府于2013年、2015年颁发，尚未换发，发证机关名称亦与现行行政区划不一致。此外，宗地二证载终止日期为2066年10月15日。按工业用地五十年最高年限倒推，其起始日期晚于2015年12月18日的发证时点，两者不相衔接，需与出让合同核对。宗地一经核对无异常。</w:t>
+        <w:t>关于土地使用权。该公司无形资产全部为土地使用权，2025年12月31日账面原值4,168.28万元、累计摊销875.88万元、账面价值3,292.39万元；同期固定资产中房屋及建筑物账面原值10,828.74万元。审计报告显示，该公司2025年度处置土地使用权账面原值475.66万元、转出累计摊销142.70万元，处置部分账面价值332.96万元。该处置事项与本节所列四宗宗地的对应关系、受让方及定价情况均需核实，以确认拟收购范围内的土地是否完整。</w:t>
       </w:r>
     </w:p>
     <w:p>
@@ -19757,7 +16303,7 @@
         <w:rPr>
           <w:rFonts w:hint="eastAsia" w:ascii="Times New Roman" w:hAnsi="Times New Roman" w:cs="Times New Roman"/>
         </w:rPr>
-        <w:t>关于宗地四。宗地四的权利类型为集体建设用地使用权，权利性质为批准拨用。即该宗土地属农民集体所有，既不是国有土地，也不是国有划拨用地，其权利来源与前三宗存在本质差异。同时，该宗地的证载用途为工业用地，与公司说明的污水处理用途不一致，其实际使用状况及建设、环保手续尚待核实。</w:t>
+        <w:t>关于审计报告。该审计报告的财务报表附注列示至“六、关联方”标题后即无内容，关联方及关联交易的披露缺失。鉴于该公司的集团往来款、租赁收入及销售材料收入等项目均可能涉及关联交易，需要求会计师补充提供该部分附注。</w:t>
       </w:r>
     </w:p>
     <w:p>
@@ -19773,7 +16319,7 @@
         <w:rPr>
           <w:rFonts w:hint="eastAsia" w:ascii="Times New Roman" w:hAnsi="Times New Roman" w:cs="Times New Roman"/>
         </w:rPr>
-        <w:t>上述情况在中发邢台账面亦有反映。截至2025年12月31日，中发邢台在建工程账面余额6,021.77万元，占其资产总额的44.65%，系邢台纳豆厂区建设工程；固定资产账面价值794.63万元；无形资产账面价值为零。截至2026年6月30日，固定资产账面价值2,489.64万元、在建工程账面余额5,924.02万元，无形资产仍为零。即中发邢台在他人名下的土地上建造并持有房屋建筑物及在建工程，房、地权属分离，且账面未反映任何土地使用权。</w:t>
+        <w:t>关于权属证书。宗地三、宗地四已于2025年换发不动产权证书；宗地一、宗地二仍为旧版《国有土地使用证》，分别由南和县人民政府于2013年、2015年颁发，尚未换发，发证机关名称亦与现行行政区划不一致。此外，宗地二证载终止日期为2066年10月15日，按工业用地五十年最高年限倒推，其起始日期晚于2015年12月18日的发证时点，两者不相衔接，需与出让合同核对。</w:t>
       </w:r>
     </w:p>
     <w:p>
@@ -19789,7 +16335,23 @@
         <w:rPr>
           <w:rFonts w:hint="eastAsia" w:ascii="Times New Roman" w:hAnsi="Times New Roman" w:cs="Times New Roman"/>
         </w:rPr>
-        <w:t>同时，中发邢台上述两个时点的使用权资产账面价值均为零。按《企业会计准则第21号——租赁》，承租人应当在租赁期开始日就租赁确认使用权资产和租赁负债，短期租赁及低价值资产租赁可简化处理。中发邢台使用面积达272.85亩的土地及厂房从事生产，账面未确认使用权资产，通常意味着双方之间未签署书面租赁协议、或虽有安排但未支付租金。该情形一方面反映资产使用关系未予规范，另一方面构成关联方对发行人体系的利益输送嫌疑，需核实双方之间是否存在书面协议、租金定价依据及实际支付情况，并按公允价格补充规范。此外，2024年度发行人存在为中发邢台代垫费用的情形，涉及厂房检测鉴定、岩土勘察、消防评估及设备预付款等，通过其他应收款、预付账款核算。</w:t>
+        <w:t>关于宗地四。宗地四的权利类型为集体建设用地使用权、权利性质为批准拨用，即该宗土地属农民集体所有，既非国有出让土地，也非国有划拨土地，其权利来源与前三宗存在本质差异；同时该宗地证载用途为工业用地，与公司说明的污水处理用途不一致，其实际使用状况及建设、环保手续尚待核实。</w:t>
+      </w:r>
+    </w:p>
+    <w:p>
+      <w:pPr>
+        <w:spacing w:before="163" w:beforeLines="50" w:after="163" w:afterLines="50" w:line="360" w:lineRule="auto"/>
+        <w:ind w:firstLine="480" w:firstLineChars="200"/>
+        <w:jc w:val="both"/>
+        <w:rPr>
+          <w:rFonts w:ascii="Times New Roman" w:hAnsi="Times New Roman" w:cs="Times New Roman"/>
+        </w:rPr>
+      </w:pPr>
+      <w:r>
+        <w:rPr>
+          <w:rFonts w:hint="eastAsia" w:ascii="Times New Roman" w:hAnsi="Times New Roman" w:cs="Times New Roman"/>
+        </w:rPr>
+        <w:t>上述情况在中发邢台账面亦有反映。截至2025年12月31日，中发邢台在建工程账面余额6,021.77万元、占其资产总额的44.65%，固定资产账面价值794.63万元，无形资产账面价值为零；截至2026年6月30日，在建工程账面余额5,924.02万元、固定资产账面价值2,489.64万元，无形资产仍为零。即中发邢台在他人名下的土地上建造并持有房屋建筑物及在建工程，房、地权属分离。同时，中发邢台两个时点的使用权资产账面价值均为零，而按《企业会计准则第21号——租赁》，承租人应当在租赁期开始日就租赁确认使用权资产和租赁负债，该情形通常意味着双方之间未签署书面租赁协议或虽有安排但未支付租金，需核实并按公允价格补充规范。</w:t>
       </w:r>
     </w:p>
     <w:p>
@@ -19825,7 +16387,7 @@
         <w:rPr>
           <w:rFonts w:hint="eastAsia" w:ascii="Times New Roman" w:hAnsi="Times New Roman" w:cs="Times New Roman"/>
         </w:rPr>
-        <w:t>①资产完整性及独立性。《首次公开发行股票注册管理办法》第十二条要求发行人资产完整，业务及人员、财务、机构独立。土地和厂房是纳豆生产的基础要素。目前该等资产登记在关联方名下，上市主体不享有权利，将影响对资产完整性的判断，并形成对关联方的依赖。</w:t>
+        <w:t>①资产完整性及独立性。《首次公开发行股票注册管理办法》第十二条要求发行人资产完整，业务及人员、财务、机构独立。土地和厂房是纳豆生产的基础要素，目前该等资产登记在关联方名下，上市主体不享有权利，将影响对资产完整性的判断，并形成对关联方的依赖。</w:t>
       </w:r>
     </w:p>
     <w:p>
@@ -19841,7 +16403,7 @@
         <w:rPr>
           <w:rFonts w:hint="eastAsia" w:ascii="Times New Roman" w:hAnsi="Times New Roman" w:cs="Times New Roman"/>
         </w:rPr>
-        <w:t>②房、地权属分离。房屋所有权人与土地使用权人不一致的，地上房屋通常无法办理不动产首次登记，也难以抵押融资。土地被处分或征收时，权属及补偿归属亦存在不确定性。中发邢台在建工程账面余额5,924.02万元，若权属问题不解决，后续转固及办证均有障碍。</w:t>
+        <w:t>②房、地权属分离。房屋所有权人与土地使用权人不一致的，地上房屋通常无法办理不动产首次登记，也难以抵押融资；土地被处分或征收时，权属及补偿归属亦存在不确定性。中发邢台在建工程账面余额5,924.02万元，若权属问题不解决，后续转固及办证均有障碍。</w:t>
       </w:r>
     </w:p>
     <w:p>
@@ -19857,7 +16419,7 @@
         <w:rPr>
           <w:rFonts w:hint="eastAsia" w:ascii="Times New Roman" w:hAnsi="Times New Roman" w:cs="Times New Roman"/>
         </w:rPr>
-        <w:t>③关联交易及国资程序。燕京啤酒（邢台）有限公司系燕京啤酒的全资子公司，与发行人同受燕京啤酒控制。无论采取何种方式，本次整合均构成关联交易，且涉及国有资产。定价须以经备案的评估结果为依据，并履行内部决策及国资审批程序；燕京啤酒作为A股上市公司同步履行审议及披露程序。根据《企业国有资产交易监督管理办法》（国务院国资委、财政部令第32号），同一国家出资企业内部各级子企业之间的交易可以采取非公开协议方式。本次整合具备适用基础，建议事先与国资监管部门沟通确认。</w:t>
+        <w:t>③厂区共用带来的划分问题。鉴于燕京啤酒（邢台）有限公司的啤酒生产经营仍在持续，同一厂区内同时存在啤酒与纳豆两类生产活动，土地、厂房、公用工程及人员的划分方式直接决定可纳入上市主体的资产范围，需在方案论证前完成实地核查并取得书面说明。</w:t>
       </w:r>
     </w:p>
     <w:p>
@@ -19873,7 +16435,7 @@
         <w:rPr>
           <w:rFonts w:hint="eastAsia" w:ascii="Times New Roman" w:hAnsi="Times New Roman" w:cs="Times New Roman"/>
         </w:rPr>
-        <w:t>④宗地四的处置难度高于前三宗。集体建设用地的流转适用《中华人民共和国土地管理法》关于集体经营性建设用地的规定。按该规定，出让或出租须符合国土空间规划，依法完成登记，并经本集体经济组织成员的村民会议三分之二以上成员或者三分之二以上村民代表同意。该宗地系以批准拨用方式取得，能否入市流转还有进一步限制。与国有划拨用地可通过补缴出让金转为出让相比，集体建设用地的周期更长、不确定性更高。该宗地单独转让难度较大，若采用收购权利人股权的方式可一并纳入上市主体。</w:t>
+        <w:t>④关联交易及国资程序。燕京啤酒（邢台）有限公司系燕京啤酒的全资子公司，与发行人同受燕京啤酒控制。无论采取何种方式，本次整合均构成发行人的关联交易，且涉及国有资产，定价须以经备案的评估结果为依据，并履行内部决策及国资审批程序；燕京啤酒作为A股上市公司同步履行审议程序，其审议层级的判断方法与本节3、同业竞争一致，详见该节之（3）⑤。根据《企业国有资产交易监督管理办法》，同一国家出资企业内部各级子企业之间的交易可以采取非公开协议方式，本次整合具备适用基础，建议事先与国资监管部门沟通确认。</w:t>
       </w:r>
     </w:p>
     <w:p>
@@ -19889,7 +16451,7 @@
         <w:rPr>
           <w:rFonts w:hint="eastAsia" w:ascii="Times New Roman" w:hAnsi="Times New Roman" w:cs="Times New Roman"/>
         </w:rPr>
-        <w:t>⑤对本次发行上市申报时点的影响。若采用下述方案一收购燕京啤酒（邢台）有限公司100%股权，该项收购构成同一控制下的业务重组，适用《证券期货法律适用意见第3号》，且审核实践中通常与本节3、同业竞争项下收购中发邢台67.00%股权的重组合并计算比例。该意见的适用条件、三档比例要求及中发邢台单独测算的结果，详见本节3之（3）⑥。合并测算的临界值取决于燕京啤酒（邢台）有限公司的资产总额：低于6,506.83万元的，合并后比例仍低于50%，申报时点不受影响；介于6,506.83万元至26,499.94万元之间的，落入50%至100%区间，申报文件范围与核查工作量显著增加；达到或超过26,499.94万元的，发行人须在重组完成后运行一个完整会计年度方可申请发行，申报时点将相应推迟。</w:t>
+        <w:t>⑤宗地四的处置难度高于前三宗。集体建设用地的流转适用《中华人民共和国土地管理法》关于集体经营性建设用地的规定，出让或出租须符合国土空间规划、依法完成登记，并经本集体经济组织成员的村民会议三分之二以上成员或者三分之二以上村民代表同意；该宗地系以批准拨用方式取得，能否入市流转还有进一步限制。与国有划拨用地可通过补缴出让金转为出让相比，集体建设用地的周期更长、不确定性更高，单独转让难度较大。</w:t>
       </w:r>
     </w:p>
     <w:p>
@@ -19905,23 +16467,7 @@
         <w:rPr>
           <w:rFonts w:hint="eastAsia" w:ascii="Times New Roman" w:hAnsi="Times New Roman" w:cs="Times New Roman"/>
         </w:rPr>
-        <w:t>截至本报告出具日，尚未取得燕京啤酒（邢台）有限公司的财务数据，上述比例无法测算。该公司持有全部四宗宗地合计272.85亩及地上厂房，工商登记信息显示其注册资本7,300.00万元且实缴出资额与注册资本一致，据此判断其资产总额超过临界值存在较大可能；但该判断受实缴出资额尚待核实、土地及厂房已计提多年摊销折旧等因素影响，确定性有限，具体分析见本节3之（3）⑥。该项测算直接决定申报时点与申报文件范围，是本节方案选择的首要变量，建议优先取得该公司最近两年及一期财务报表并完成测算。</w:t>
-      </w:r>
-    </w:p>
-    <w:p>
-      <w:pPr>
-        <w:spacing w:before="163" w:beforeLines="50" w:after="163" w:afterLines="50" w:line="360" w:lineRule="auto"/>
-        <w:ind w:firstLine="480" w:firstLineChars="200"/>
-        <w:jc w:val="both"/>
-        <w:rPr>
-          <w:rFonts w:ascii="Times New Roman" w:hAnsi="Times New Roman" w:cs="Times New Roman"/>
-        </w:rPr>
-      </w:pPr>
-      <w:r>
-        <w:rPr>
-          <w:rFonts w:hint="eastAsia" w:ascii="Times New Roman" w:hAnsi="Times New Roman" w:cs="Times New Roman"/>
-        </w:rPr>
-        <w:t>需一并指出的是，下述方案二系受让土地使用权及地上建筑物，属于购买单项资产而非收购业务主体，一般不构成《证券期货法律适用意见第3号》所称的业务重组，不触发上述比例测算，亦不存在因合并计算而推迟申报的风险。该项差异在既往比较中未予体现，但在申报时点紧张的情况下，可能构成方案二的一项实质性优势，应当纳入方案比选的考量。</w:t>
+        <w:t>⑥对本次发行上市申报时点的影响。若采用下述方案一收购燕京啤酒（邢台）有限公司股权，该项收购构成同一控制下的业务重组，适用《证券期货法律适用意见第3号》，且通常需与本节3、同业竞争项下收购中发邢台股权的重组合并计算比例。以2025年度数据测算，合并后资产总额、营业收入及利润总额占发行人相应指标的比例分别为90.70%、92.22%和41.16%，最高值为营业收入占比92.22%，落入达到50%但未超过100%的档次并已接近临界值，具体测算见本节3之（3）④。下述方案二系受让土地使用权及地上建筑物，属购买单项资产而非收购业务主体，一般不构成业务重组，不触发上述比例测算。该项差异在申报时点紧张的情况下可能构成方案二的实质性优势，应纳入方案比选的考量。</w:t>
       </w:r>
     </w:p>
     <w:p>
@@ -19958,7 +16504,7 @@
         <w:rPr>
           <w:rFonts w:hint="eastAsia" w:ascii="Times New Roman" w:hAnsi="Times New Roman" w:cs="Times New Roman"/>
         </w:rPr>
-        <w:t>解决路径有两条。一是股权收购，即由发行人收购燕京啤酒持有的燕京啤酒（邢台）有限公司100%股权；二是资产收购，即由发行人或中发邢台直接受让该公司名下的土地使用权及地上建筑物。两条路径均可将土地、厂房纳入上市主体，但在税负、承接范围、实施周期及后续整合上存在差异。最终采用何种方案，需在会计师、律师、评估师进场完成尽职调查后，结合尽调结果与公司诉求确定。两方案的具体安排如下：</w:t>
+        <w:t>解决路径有两条。一是股权收购，即由发行人收购燕京啤酒持有的燕京啤酒（邢台）有限公司100%股权；二是资产收购，即由发行人或中发邢台直接受让该公司名下的土地使用权及地上建筑物。两条路径均可将土地、厂房纳入上市主体，但在承接范围、税负、对申报时点的影响及后续整合上存在差异。鉴于该公司的经营现状、厂区共用情况及关联交易披露等事项尚待核实，本节仅列示方案框架，具体作价及税费金额待尽职调查与资产评估完成后另行测算。最终方案需在会计师、律师、评估师进场完成尽职调查后，结合尽调结果与公司诉求确定。</w:t>
       </w:r>
       <w:commentRangeEnd w:id="1"/>
       <w:r>
@@ -19997,7 +16543,7 @@
         <w:rPr>
           <w:rFonts w:hint="eastAsia" w:ascii="Times New Roman" w:hAnsi="Times New Roman" w:cs="Times New Roman"/>
         </w:rPr>
-        <w:t>由发行人收购燕京啤酒持有的燕京啤酒（邢台）有限公司100%股权。交易完成后，该公司成为发行人的全资子公司，其名下四宗宗地及地上厂房随之进入上市主体，无需逐宗办理土地过户，宗地四亦一并纳入，房、地权属可一次性统一。</w:t>
+        <w:t>由发行人收购燕京啤酒持有的该公司100%股权，交易完成后该公司成为发行人的全资子公司，其名下四宗宗地及地上厂房随之进入上市主体，无需逐宗办理土地过户，宗地四亦一并纳入，房、地权属可一次性统一。对价支付方式与本节3、同业竞争项下收购中发邢台股权一致，同样存在股权支付与现金支付两种选择，且两项交易的支付方式宜作统一安排；若均采用股权支付，稀释效应叠加，燕京集团及食品发酵研究院的最终持股比例需合并测算。</w:t>
       </w:r>
     </w:p>
     <w:p>
@@ -20013,7 +16559,7 @@
         <w:rPr>
           <w:rFonts w:hint="eastAsia" w:ascii="Times New Roman" w:hAnsi="Times New Roman" w:cs="Times New Roman"/>
         </w:rPr>
-        <w:t>对价支付方式与本节3、同业竞争项下收购中发邢台股权一致，同样存在股权支付与现金支付两种选择，且两项交易的支付方式宜作统一安排。采用股权支付的，由燕京啤酒以其持有的标的公司100%股权作价出资、对发行人进行非货币资产增资，发行人注册资本相应增加，燕京啤酒持股比例上升，燕京集团及食品发酵研究院被动稀释，控股股东及实际控制人不变；若两项交易均采用股权支付，则稀释效应叠加，燕京集团及食品发酵研究院的最终持股比例需合并测算。采用现金支付的，发行人以现金受让股权，其注册资本及股权结构不变，但需实际支出资金，且该项支出与收购中发邢台股权的资金需求叠加，对发行人营运资金的影响需一并测算。</w:t>
+        <w:t>税负方面，无论采用何种支付方式，股权转让均不属于转让房地产，不征土地增值税；不涉及土地、房屋权属转移，不征契税；转让非上市公司股权不属于增值税征税范围。本方案预计涉及的税种为企业所得税及印花税：采用股权支付且符合财税〔2009〕59号文五项条件的，企业所得税可实现递延；采用现金支付的，适用一般性税务处理，转让方按转让对价与其计税基础的差额确认所得，适用25%的法定税率，计税基础需以其历次出资及股权受让凭证核实。</w:t>
       </w:r>
     </w:p>
     <w:p>
@@ -20029,7 +16575,7 @@
         <w:rPr>
           <w:rFonts w:hint="eastAsia" w:ascii="Times New Roman" w:hAnsi="Times New Roman" w:cs="Times New Roman"/>
         </w:rPr>
-        <w:t>税负方面，无论采用何种支付方式，股权转让均不属于转让房地产，不征土地增值税；不涉及土地、房屋权属转移，不征契税；转让非上市公司股权不属于增值税征税范围。本方案预计涉及的税种为企业所得税及印花税。采用股权支付的，本次收购比例及股权支付比例均为100%，分别高于财税〔2009〕59号规定的50%和85%门槛，加之具有解决资产完整性的合理商业目的，特殊性税务处理的五项条件预计均可满足，企业所得税可实现递延，实际发生的税费预计仅为印花税；采用现金支付的，适用一般性税务处理，燕京啤酒按转让对价与其计税基础的差额确认股权转让所得，适用企业所得税法定税率25%，计税基础可参照燕京啤酒母公司报表中对该公司的长期股权投资账面余额17,172.00万元核实确定；该科目已计提减值准备1,278.72万元、账面价值为15,893.28万元，但会计上计提的减值准备未经税前扣除，不减少计税基础，故计税基础应以账面余额而非账面价值为准，具体金额仍需以其历史出资及股权受让凭证核实。</w:t>
+        <w:t>需特别提示，该公司2025年度啤酒收入23,294.41万元、占其营业收入的77.61%，啤酒生产经营持续进行。采用本方案的，发行人将同时取得该公司的啤酒生产经营业务，由此产生两项影响：一是发行人将持有规模较大的啤酒制造业务，与控股股东燕京啤酒构成新的同业竞争，并非通过变更经营范围即可解决，需另行安排该业务的剥离或处置；二是啤酒与纳豆不属于相同或相关业务，本次重组能否适用《证券期货法律适用意见第3号》关于同一控制下相同或类似业务重组的规定存在不确定性。上述两项在方案论证时需一并考虑。</w:t>
       </w:r>
     </w:p>
     <w:p>
@@ -20045,55 +16591,7 @@
         <w:rPr>
           <w:rFonts w:hint="eastAsia" w:ascii="Times New Roman" w:hAnsi="Times New Roman" w:cs="Times New Roman"/>
         </w:rPr>
-        <w:t>本方案的对价及税费金额，取决于标的公司的净资产及评估结果。截至本报告出具日尚未取得该公司的财务数据，亦未启动评估程序，故本报告未作具体测算。取得该公司最近两年及一期财务报表后，可先以账面净资产为基础作模拟测算，并在评估报告出具后按经备案的评估值最终确定。需提示的是，标的公司持有四宗宗地合计272.85亩，其中出让取得的国有建设用地215.50亩，取得时间为2009年至2015年，土地评估增值幅度可能较大，将同时推高交易对价与股权支付方式下的稀释幅度、现金支付方式下的所得税税负，该项影响在取得评估结果前无法量化。</w:t>
-      </w:r>
-    </w:p>
-    <w:p>
-      <w:pPr>
-        <w:spacing w:before="163" w:beforeLines="50" w:after="163" w:afterLines="50" w:line="360" w:lineRule="auto"/>
-        <w:ind w:firstLine="480" w:firstLineChars="200"/>
-        <w:jc w:val="both"/>
-        <w:rPr>
-          <w:rFonts w:ascii="Times New Roman" w:hAnsi="Times New Roman" w:cs="Times New Roman"/>
-        </w:rPr>
-      </w:pPr>
-      <w:r>
-        <w:rPr>
-          <w:rFonts w:hint="eastAsia" w:ascii="Times New Roman" w:hAnsi="Times New Roman" w:cs="Times New Roman"/>
-        </w:rPr>
-        <w:t>关于标的公司啤酒业务已实质终止，除公司口头说明外，可取得书面佐证。燕京啤酒2025年年度报告披露，其因收购燕京啤酒（邢台）有限公司形成的商誉原值1,278.72万元已全额计提减值准备，减值准备期末余额与账面原值一致；同时该年度报告将标的公司列为合并范围内子公司，主营业务仍登记为生产及销售啤酒，取得方式为非同一控制下企业合并。商誉全额减值可作为标的公司原啤酒业务已不具备持续盈利能力的佐证，与厂区已整体转为纳豆生产的现状相互印证。建议进一步取得停产决议、技改立项文件、啤酒生产设备处置记录及纳豆生产线建设手续等书面依据，以完整证明业务转换的事实与时点。</w:t>
-      </w:r>
-    </w:p>
-    <w:p>
-      <w:pPr>
-        <w:spacing w:before="163" w:beforeLines="50" w:after="163" w:afterLines="50" w:line="360" w:lineRule="auto"/>
-        <w:ind w:firstLine="480" w:firstLineChars="200"/>
-        <w:jc w:val="both"/>
-        <w:rPr>
-          <w:rFonts w:ascii="Times New Roman" w:hAnsi="Times New Roman" w:cs="Times New Roman"/>
-        </w:rPr>
-      </w:pPr>
-      <w:r>
-        <w:rPr>
-          <w:rFonts w:hint="eastAsia" w:ascii="Times New Roman" w:hAnsi="Times New Roman" w:cs="Times New Roman"/>
-        </w:rPr>
-        <w:t>该方案需同步办理三项配套事项。第一，变更公司名称。标的公司现名含燕京啤酒字样，系控股股东的字号，保留将形成品牌混同、不利于独立性论证，且与变更后的纳豆主业不符，建议采用体现纳豆或生物技术业务的名称。第二，变更经营范围并办理资质变更。标的公司现登记的经营范围为制造、销售啤酒、啤酒原料、酒糟、酵母及房屋租赁，若不予变更，发行人将持有一家啤酒制造企业，与控股股东燕京啤酒构成新的同业竞争，故应将经营范围变更为纳豆及纳豆制品的生产销售，注销啤酒生产许可，并办理相应的食品生产许可。第三，整合两家邢台主体。交易完成后发行人将同时持有中发邢台与标的公司，建议择机以吸收合并方式合并为一家主体，实现房、地权属统一并减少管理层级。</w:t>
-      </w:r>
-    </w:p>
-    <w:p>
-      <w:pPr>
-        <w:spacing w:before="163" w:beforeLines="50" w:after="163" w:afterLines="50" w:line="360" w:lineRule="auto"/>
-        <w:ind w:firstLine="480" w:firstLineChars="200"/>
-        <w:jc w:val="both"/>
-        <w:rPr>
-          <w:rFonts w:ascii="Times New Roman" w:hAnsi="Times New Roman" w:cs="Times New Roman"/>
-        </w:rPr>
-      </w:pPr>
-      <w:r>
-        <w:rPr>
-          <w:rFonts w:hint="eastAsia" w:ascii="Times New Roman" w:hAnsi="Times New Roman" w:cs="Times New Roman"/>
-        </w:rPr>
-        <w:t>该方案的主要顾虑在于概括承受。股权收购将一并承接标的公司的全部资产和负债，尽职调查范围应大于资产收购，重点包括或有负债、对外担保、未决诉讼及行政处罚，历史期间尤其是啤酒生产期间的税务合规与环保遗留问题，以及113名员工的劳动关系与安置安排。此外，标的公司2005年设立，其历史沿革将纳入申报核查范围。建议在协议中设置陈述与保证条款及相应的补偿安排。</w:t>
+        <w:t>此外，股权收购将概括承受标的公司的全部资产和负债，尽职调查范围应大于资产收购，重点包括或有负债、对外担保、未决诉讼及行政处罚，历史期间的税务合规与环保遗留问题，2025年度土地使用权处置事项，以及员工的劳动关系与安置安排；该公司2005年设立，其历史沿革将纳入申报核查范围。建议在协议中设置陈述与保证条款及相应的补偿安排。</w:t>
       </w:r>
     </w:p>
     <w:p>
@@ -20125,7 +16623,7 @@
         <w:rPr>
           <w:rFonts w:hint="eastAsia" w:ascii="Times New Roman" w:hAnsi="Times New Roman" w:cs="Times New Roman"/>
         </w:rPr>
-        <w:t>由发行人或中发邢台受让燕京啤酒（邢台）有限公司名下的国有出让土地使用权及地上建筑物，即宗地一、宗地二、宗地三，合计143,665.00平方米、折合215.50亩。对价可采用现金支付，亦可由出让方以房地产作价入股、由发行人定向增发股权支付。该方案标的清晰，仅取得所需资产，不承接标的公司的历史负债和历史沿革。</w:t>
+        <w:t>由发行人或中发邢台受让该公司名下的国有出让土地使用权及地上建筑物，即宗地一、宗地二、宗地三，合计143,665.00平方米、折合215.50亩。对价可采用现金支付，亦可由出让方以房地产作价入股、由发行人定向增发股权支付。该方案标的清晰，仅取得所需资产，不承接标的公司的历史负债和历史沿革，亦不将啤酒业务纳入上市主体，不产生新的同业竞争。</w:t>
       </w:r>
     </w:p>
     <w:p>
@@ -20141,7 +16639,7 @@
         <w:rPr>
           <w:rFonts w:hint="eastAsia" w:ascii="Times New Roman" w:hAnsi="Times New Roman" w:cs="Times New Roman"/>
         </w:rPr>
-        <w:t>税负方面需分项争取。土地增值税按增值额四级超率累进征收，税率30%至60%，与评估增值幅度直接相关，通常构成主要税负；若以房地产作价入股方式实施，可依据企业改制重组有关土地增值税政策（财税〔2018〕57号及其后续延续文件）争取暂不征收，本次交易双方均非房地产开发企业，不落入该政策的除外情形。增值税方面，根据国家税务总局公告2011年第13号及财税〔2016〕36号附件2，资产重组中将实物资产连同相关联的债权、负债和劳动力一并转让的，其中涉及的不动产、土地使用权转让不征收增值税，故如按整体转让操作可争取不征。契税方面，能否适用同一投资主体内部划转免税政策，需结合发行人并非燕京啤酒全资子公司的实际情况与主管税务机关确认。上述优惠的适用均取决于交易结构设计及税务机关意见，存在不确定性。</w:t>
+        <w:t>税负方面需分项争取。土地增值税按增值额四级超率累进征收、税率30%至60%，与评估增值幅度直接相关，通常构成主要税负；若以房地产作价入股方式实施，可依据企业改制重组有关土地增值税政策（财税〔2018〕57号及其后续延续文件）争取暂不征收，本次交易双方均非房地产开发企业，不落入该政策的除外情形。增值税方面，根据国家税务总局公告2011年第13号及财税〔2016〕36号附件2，资产重组中将实物资产连同相关联的债权、负债和劳动力一并转让的，其中涉及的不动产、土地使用权转让不征收增值税，如按整体转让操作可争取不征。契税方面，能否适用同一投资主体内部划转免税政策，需结合发行人并非燕京啤酒全资子公司的实际情况与主管税务机关确认。企业所得税方面，该公司存在可弥补亏损，转让资产产生的所得在符合条件的情况下可予弥补，实际税负可能低于按法定税率测算的水平。上述各项的适用均取决于交易结构设计及税务机关意见，存在不确定性。</w:t>
       </w:r>
     </w:p>
     <w:p>
@@ -20157,7 +16655,7 @@
         <w:rPr>
           <w:rFonts w:hint="eastAsia" w:ascii="Times New Roman" w:hAnsi="Times New Roman" w:cs="Times New Roman"/>
         </w:rPr>
-        <w:t>该方案还有两点局限。第一，宗地四为集体建设用地，无法一并受让，房、地权属不能完全统一，需另行以协议方式安排使用。第二，宗地一、宗地二仍为旧版《国有土地使用证》，需先行换发不动产权证书方可办理转移登记，会增加实施环节。</w:t>
+        <w:t>本方案的局限有三。第一，宗地四为集体建设用地，无法一并受让，房、地权属不能完全统一，需另行以协议方式安排使用。第二，宗地一、宗地二仍为旧版《国有土地使用证》，需先行换发不动产权证书方可办理转移登记。第三，因啤酒生产经营仍在持续，厂区内土地、厂房及公用工程需在两类业务之间划分，可受让资产的具体范围需以实地核查及评估结果为准。</w:t>
       </w:r>
     </w:p>
     <w:p>
@@ -20174,22 +16672,6 @@
           <w:rFonts w:hint="eastAsia" w:ascii="Times New Roman" w:hAnsi="Times New Roman" w:cs="Times New Roman"/>
         </w:rPr>
         <w:t>③两方案比较</w:t>
-      </w:r>
-    </w:p>
-    <w:p>
-      <w:pPr>
-        <w:spacing w:before="163" w:beforeLines="50" w:after="163" w:afterLines="50" w:line="360" w:lineRule="auto"/>
-        <w:ind w:firstLine="480" w:firstLineChars="200"/>
-        <w:jc w:val="both"/>
-        <w:rPr>
-          <w:rFonts w:ascii="Times New Roman" w:hAnsi="Times New Roman" w:cs="Times New Roman"/>
-        </w:rPr>
-      </w:pPr>
-      <w:r>
-        <w:rPr>
-          <w:rFonts w:hint="eastAsia" w:ascii="Times New Roman" w:hAnsi="Times New Roman" w:cs="Times New Roman"/>
-        </w:rPr>
-        <w:t>两方案在主要方面的差异如下：</w:t>
       </w:r>
     </w:p>
     <w:tbl>
@@ -20480,7 +16962,7 @@
                 <w:sz w:val="21"/>
                 <w:szCs w:val="21"/>
               </w:rPr>
-              <w:t>按四级超率累进征收，税率30%至60%；以作价入股方式实施的可争取暂不征收</w:t>
+              <w:t>按四级超率累进征收；以作价入股方式实施的可争取暂不征收</w:t>
             </w:r>
           </w:p>
         </w:tc>
@@ -20513,7 +16995,7 @@
                 <w:sz w:val="21"/>
                 <w:szCs w:val="21"/>
               </w:rPr>
-              <w:t>增值税及附加</w:t>
+              <w:t>增值税及契税</w:t>
             </w:r>
           </w:p>
         </w:tc>
@@ -20567,7 +17049,7 @@
                 <w:sz w:val="21"/>
                 <w:szCs w:val="21"/>
               </w:rPr>
-              <w:t>如按资产、负债及劳动力一并转让操作，可争取不征</w:t>
+              <w:t>如按资产、负债及劳动力一并转让操作可争取不征增值税；契税能否免征需与税务机关确认</w:t>
             </w:r>
           </w:p>
         </w:tc>
@@ -20600,7 +17082,7 @@
                 <w:sz w:val="21"/>
                 <w:szCs w:val="21"/>
               </w:rPr>
-              <w:t>契税</w:t>
+              <w:t>企业所得税</w:t>
             </w:r>
           </w:p>
         </w:tc>
@@ -20627,7 +17109,7 @@
                 <w:sz w:val="21"/>
                 <w:szCs w:val="21"/>
               </w:rPr>
-              <w:t>不征</w:t>
+              <w:t>股权支付且符合特殊性税务处理条件的可递延；现金支付的按转让所得的25%缴纳</w:t>
             </w:r>
           </w:p>
         </w:tc>
@@ -20654,7 +17136,7 @@
                 <w:sz w:val="21"/>
                 <w:szCs w:val="21"/>
               </w:rPr>
-              <w:t>受让方按成交价格缴纳，税率3%至5%；能否适用改制重组免税需与税务机关确认</w:t>
+              <w:t>标的公司存在可弥补亏损，实际税负可能低于法定税率测算水平</w:t>
             </w:r>
           </w:p>
         </w:tc>
@@ -20687,7 +17169,7 @@
                 <w:sz w:val="21"/>
                 <w:szCs w:val="21"/>
               </w:rPr>
-              <w:t>企业所得税</w:t>
+              <w:t>对申报时点的影响</w:t>
             </w:r>
           </w:p>
         </w:tc>
@@ -20714,7 +17196,7 @@
                 <w:sz w:val="21"/>
                 <w:szCs w:val="21"/>
               </w:rPr>
-              <w:t>以股权支付且符合特殊性税务处理条件的可递延；以现金支付的按转让所得的25%缴纳</w:t>
+              <w:t>构成同一控制下业务重组，须与收购中发邢台股权合并测算，2025年度数据下最高比例92.22%，接近100%临界值</w:t>
             </w:r>
           </w:p>
         </w:tc>
@@ -20741,7 +17223,7 @@
                 <w:sz w:val="21"/>
                 <w:szCs w:val="21"/>
               </w:rPr>
-              <w:t>以股权支付的可争取递延；以现金支付的按转让所得的25%缴纳</w:t>
+              <w:t>属购买单项资产，一般不构成业务重组，不触发比例测算</w:t>
             </w:r>
           </w:p>
         </w:tc>
@@ -20774,7 +17256,7 @@
                 <w:sz w:val="21"/>
                 <w:szCs w:val="21"/>
               </w:rPr>
-              <w:t>支付方式</w:t>
+              <w:t>啤酒业务</w:t>
             </w:r>
           </w:p>
         </w:tc>
@@ -20801,7 +17283,7 @@
                 <w:sz w:val="21"/>
                 <w:szCs w:val="21"/>
               </w:rPr>
-              <w:t>股权支付或现金支付，宜与收购中发邢台股权统一安排</w:t>
+              <w:t>一并进入上市主体，与控股股东构成新的同业竞争，需另行剥离</w:t>
             </w:r>
           </w:p>
         </w:tc>
@@ -20828,7 +17310,7 @@
                 <w:sz w:val="21"/>
                 <w:szCs w:val="21"/>
               </w:rPr>
-              <w:t>现金支付，或由出让方以房地产作价入股、发行人定向增发股权支付</w:t>
+              <w:t>留在标的公司，不进入上市主体</w:t>
             </w:r>
           </w:p>
         </w:tc>
@@ -20861,7 +17343,7 @@
                 <w:sz w:val="21"/>
                 <w:szCs w:val="21"/>
               </w:rPr>
-              <w:t>对申报时点的影响</w:t>
+              <w:t>宗地四（集体建设用地）</w:t>
             </w:r>
           </w:p>
         </w:tc>
@@ -20888,7 +17370,7 @@
                 <w:sz w:val="21"/>
                 <w:szCs w:val="21"/>
               </w:rPr>
-              <w:t>构成同一控制下业务重组，须与收购中发邢台股权合并测算比例，存在因跨档而推迟申报的风险</w:t>
+              <w:t>随股权一并纳入上市主体</w:t>
             </w:r>
           </w:p>
         </w:tc>
@@ -20915,7 +17397,7 @@
                 <w:sz w:val="21"/>
                 <w:szCs w:val="21"/>
               </w:rPr>
-              <w:t>属购买单项资产，一般不构成业务重组，不触发比例测算，无推迟申报风险</w:t>
+              <w:t>无法受让，需另行以协议方式安排使用</w:t>
             </w:r>
           </w:p>
         </w:tc>
@@ -20948,7 +17430,7 @@
                 <w:sz w:val="21"/>
                 <w:szCs w:val="21"/>
               </w:rPr>
-              <w:t>宗地四（集体建设用地）</w:t>
+              <w:t>历史负债及沿革</w:t>
             </w:r>
           </w:p>
         </w:tc>
@@ -20975,7 +17457,7 @@
                 <w:sz w:val="21"/>
                 <w:szCs w:val="21"/>
               </w:rPr>
-              <w:t>随股权一并纳入上市主体</w:t>
+              <w:t>概括承受全部负债，历史沿革纳入核查范围</w:t>
             </w:r>
           </w:p>
         </w:tc>
@@ -21002,7 +17484,7 @@
                 <w:sz w:val="21"/>
                 <w:szCs w:val="21"/>
               </w:rPr>
-              <w:t>无法受让，需另行以协议方式安排使用</w:t>
+              <w:t>不承接</w:t>
             </w:r>
           </w:p>
         </w:tc>
@@ -21090,180 +17572,6 @@
                 <w:szCs w:val="21"/>
               </w:rPr>
               <w:t>宗地一、宗地二需先行换发不动产权证书</w:t>
-            </w:r>
-          </w:p>
-        </w:tc>
-      </w:tr>
-      <w:tr>
-        <w:trPr>
-          <w:trHeight w:val="397" w:hRule="atLeast"/>
-          <w:jc w:val="center"/>
-        </w:trPr>
-        <w:tc>
-          <w:tcPr>
-            <w:tcW w:w="1725" w:type="dxa"/>
-            <w:vAlign w:val="center"/>
-          </w:tcPr>
-          <w:p>
-            <w:pPr>
-              <w:widowControl w:val="0"/>
-              <w:jc w:val="center"/>
-              <w:rPr>
-                <w:rFonts w:hint="eastAsia" w:ascii="Times New Roman" w:hAnsi="Times New Roman" w:cs="Times New Roman"/>
-                <w:kern w:val="2"/>
-                <w:sz w:val="21"/>
-                <w:szCs w:val="21"/>
-              </w:rPr>
-            </w:pPr>
-            <w:r>
-              <w:rPr>
-                <w:rFonts w:hint="eastAsia" w:ascii="Times New Roman" w:hAnsi="Times New Roman" w:cs="Times New Roman"/>
-                <w:kern w:val="2"/>
-                <w:sz w:val="21"/>
-                <w:szCs w:val="21"/>
-              </w:rPr>
-              <w:t>历史负债及沿革</w:t>
-            </w:r>
-          </w:p>
-        </w:tc>
-        <w:tc>
-          <w:tcPr>
-            <w:tcW w:w="4350" w:type="dxa"/>
-            <w:vAlign w:val="center"/>
-          </w:tcPr>
-          <w:p>
-            <w:pPr>
-              <w:widowControl w:val="0"/>
-              <w:jc w:val="both"/>
-              <w:rPr>
-                <w:rFonts w:hint="eastAsia" w:ascii="Times New Roman" w:hAnsi="Times New Roman" w:cs="Times New Roman"/>
-                <w:kern w:val="2"/>
-                <w:sz w:val="21"/>
-                <w:szCs w:val="21"/>
-              </w:rPr>
-            </w:pPr>
-            <w:r>
-              <w:rPr>
-                <w:rFonts w:hint="eastAsia" w:ascii="Times New Roman" w:hAnsi="Times New Roman" w:cs="Times New Roman"/>
-                <w:kern w:val="2"/>
-                <w:sz w:val="21"/>
-                <w:szCs w:val="21"/>
-              </w:rPr>
-              <w:t>概括承受标的公司全部负债，历史沿革纳入核查范围</w:t>
-            </w:r>
-          </w:p>
-        </w:tc>
-        <w:tc>
-          <w:tcPr>
-            <w:tcW w:w="4350" w:type="dxa"/>
-            <w:vAlign w:val="center"/>
-          </w:tcPr>
-          <w:p>
-            <w:pPr>
-              <w:widowControl w:val="0"/>
-              <w:jc w:val="both"/>
-              <w:rPr>
-                <w:rFonts w:hint="eastAsia" w:ascii="Times New Roman" w:hAnsi="Times New Roman" w:cs="Times New Roman"/>
-                <w:kern w:val="2"/>
-                <w:sz w:val="21"/>
-                <w:szCs w:val="21"/>
-              </w:rPr>
-            </w:pPr>
-            <w:r>
-              <w:rPr>
-                <w:rFonts w:hint="eastAsia" w:ascii="Times New Roman" w:hAnsi="Times New Roman" w:cs="Times New Roman"/>
-                <w:kern w:val="2"/>
-                <w:sz w:val="21"/>
-                <w:szCs w:val="21"/>
-              </w:rPr>
-              <w:t>不承接</w:t>
-            </w:r>
-          </w:p>
-        </w:tc>
-      </w:tr>
-      <w:tr>
-        <w:trPr>
-          <w:trHeight w:val="397" w:hRule="atLeast"/>
-          <w:jc w:val="center"/>
-        </w:trPr>
-        <w:tc>
-          <w:tcPr>
-            <w:tcW w:w="1725" w:type="dxa"/>
-            <w:vAlign w:val="center"/>
-          </w:tcPr>
-          <w:p>
-            <w:pPr>
-              <w:widowControl w:val="0"/>
-              <w:jc w:val="center"/>
-              <w:rPr>
-                <w:rFonts w:hint="eastAsia" w:ascii="Times New Roman" w:hAnsi="Times New Roman" w:cs="Times New Roman"/>
-                <w:kern w:val="2"/>
-                <w:sz w:val="21"/>
-                <w:szCs w:val="21"/>
-              </w:rPr>
-            </w:pPr>
-            <w:r>
-              <w:rPr>
-                <w:rFonts w:hint="eastAsia" w:ascii="Times New Roman" w:hAnsi="Times New Roman" w:cs="Times New Roman"/>
-                <w:kern w:val="2"/>
-                <w:sz w:val="21"/>
-                <w:szCs w:val="21"/>
-              </w:rPr>
-              <w:t>后续整合</w:t>
-            </w:r>
-          </w:p>
-        </w:tc>
-        <w:tc>
-          <w:tcPr>
-            <w:tcW w:w="4350" w:type="dxa"/>
-            <w:vAlign w:val="center"/>
-          </w:tcPr>
-          <w:p>
-            <w:pPr>
-              <w:widowControl w:val="0"/>
-              <w:jc w:val="both"/>
-              <w:rPr>
-                <w:rFonts w:hint="eastAsia" w:ascii="Times New Roman" w:hAnsi="Times New Roman" w:cs="Times New Roman"/>
-                <w:kern w:val="2"/>
-                <w:sz w:val="21"/>
-                <w:szCs w:val="21"/>
-              </w:rPr>
-            </w:pPr>
-            <w:r>
-              <w:rPr>
-                <w:rFonts w:hint="eastAsia" w:ascii="Times New Roman" w:hAnsi="Times New Roman" w:cs="Times New Roman"/>
-                <w:kern w:val="2"/>
-                <w:sz w:val="21"/>
-                <w:szCs w:val="21"/>
-              </w:rPr>
-              <w:t>需办理更名、经营范围及资质变更，并推进吸收合并</w:t>
-            </w:r>
-          </w:p>
-        </w:tc>
-        <w:tc>
-          <w:tcPr>
-            <w:tcW w:w="4350" w:type="dxa"/>
-            <w:vAlign w:val="center"/>
-          </w:tcPr>
-          <w:p>
-            <w:pPr>
-              <w:widowControl w:val="0"/>
-              <w:jc w:val="both"/>
-              <w:rPr>
-                <w:rFonts w:hint="eastAsia" w:ascii="Times New Roman" w:hAnsi="Times New Roman" w:cs="Times New Roman"/>
-                <w:kern w:val="2"/>
-                <w:sz w:val="21"/>
-                <w:szCs w:val="21"/>
-              </w:rPr>
-            </w:pPr>
-            <w:r>
-              <w:rPr>
-                <w:rFonts w:hint="eastAsia" w:ascii="Times New Roman" w:hAnsi="Times New Roman" w:cs="Times New Roman"/>
-                <w:kern w:val="2"/>
-                <w:sz w:val="21"/>
-                <w:szCs w:val="21"/>
-              </w:rPr>
-              <w:t>不涉及</w:t>
             </w:r>
           </w:p>
         </w:tc>
@@ -21282,7 +17590,7 @@
         <w:rPr>
           <w:rFonts w:hint="eastAsia" w:ascii="Times New Roman" w:hAnsi="Times New Roman" w:cs="Times New Roman"/>
         </w:rPr>
-        <w:t>注：上述为定性比较。因截至本报告出具日尚未取得燕京啤酒（邢台）有限公司的财务数据，亦未启动土地及房产评估，两方案的交易对价、税费金额及股权稀释幅度均未作测算，待标的公司审计、土地评估完成并确定交易作价后另行补充。</w:t>
+        <w:t>注：上述为框架性比较。因标的公司的经营现状、厂区划分及关联交易情况尚待核实，且未启动资产评估，两方案的交易对价、税费金额及股权稀释幅度均未作测算。</w:t>
       </w:r>
     </w:p>
     <w:p>
@@ -21314,7 +17622,7 @@
         <w:rPr>
           <w:rFonts w:hint="eastAsia" w:ascii="Times New Roman" w:hAnsi="Times New Roman" w:cs="Times New Roman"/>
         </w:rPr>
-        <w:t>方案选择取决于尽职调查结果。一是标的公司的或有负债、对外担保、未决诉讼、税务合规及环保遗留情况，若查出重大问题，概括承受的风险上升，宜转向资产收购。二是标的公司最近两年及一期的财务状况与净资产，决定股权作价及交易后的股权稀释幅度。三是土地评估增值幅度，若增值有限，资产收购的税负劣势相应缩小。四是113名员工的劳动关系归属，若员工均在标的公司，股权收购可一并承接，资产收购则需另行办理劳动关系转移。五是宗地四的实际使用状况，若确为污水处理配套且可通过协议解决，资产收购的短板相应缩小。</w:t>
+        <w:t>方案选择取决于尽职调查结果，主要包括：标的公司啤酒业务的实际经营情况及可否剥离；厂区内两类生产活动在土地、厂房、公用工程及人员上的划分方式；标的公司的或有负债、对外担保、未决诉讼、税务合规及环保遗留情况；2025年度土地使用权处置事项的具体内容；土地及房屋的评估增值幅度；宗地四的实际使用状况。同时取决于公司诉求，包括对承接标的公司历史沿革的接受程度、对重组周期与申报时点的要求、对价支付方式的安排，以及燕京啤酒对保留该主体及其啤酒业务的意愿。</w:t>
       </w:r>
     </w:p>
     <w:p>
@@ -21330,7 +17638,7 @@
         <w:rPr>
           <w:rFonts w:hint="eastAsia" w:ascii="Times New Roman" w:hAnsi="Times New Roman" w:cs="Times New Roman"/>
         </w:rPr>
-        <w:t>方案选择同时取决于公司诉求。一是公司对承接标的公司历史沿革的接受程度，股权收购需将其2005年以来的沿革纳入申报核查范围。二是公司对重组周期的要求，股权收购的工商变更相对简便但尽调周期较长，资产收购的尽调范围小但过户及换证环节更多。三是公司对交易对价支付方式的安排，两方案均可采用股权支付，若资产收购采用现金支付则会占用经营资金。四是燕京啤酒对保留燕京啤酒（邢台）有限公司这一主体的意愿。五是公司对标的公司员工安置的意向。建议在中介机构进场并完成上述尽调事项后，由公司结合自身诉求确定最终方案。</w:t>
+        <w:t>就现有信息作初步判断：方案一可一次性解决房、地权属统一并纳入宗地四，但需一并承接规模较大的啤酒业务，将产生新的同业竞争，且合并测算比例已接近100%的临界值；方案二不触发比例测算、不产生新的同业竞争，但需分项争取税收优惠、且无法纳入宗地四。在申报时点约束较强的情况下，方案二的可行性相对更高。最终结论待前述事项核实后确定。</w:t>
       </w:r>
     </w:p>
     <w:p>
@@ -21346,7 +17654,7 @@
         <w:rPr>
           <w:rFonts w:hint="eastAsia" w:ascii="Times New Roman" w:hAnsi="Times New Roman" w:cs="Times New Roman"/>
         </w:rPr>
-        <w:t>⑤对燕京啤酒的影响及其内部审议程序</w:t>
+        <w:t>⑤共通程序及实施安排</w:t>
       </w:r>
     </w:p>
     <w:p>
@@ -21362,7 +17670,7 @@
         <w:rPr>
           <w:rFonts w:hint="eastAsia" w:ascii="Times New Roman" w:hAnsi="Times New Roman" w:cs="Times New Roman"/>
         </w:rPr>
-        <w:t>两个方案中燕京啤酒均为转让方或转让方的母公司，需判断本次交易是否触发其作为深圳证券交易所主板上市公司的内部审议及信息披露义务。交易前后，燕京啤酒（邢台）有限公司及发行人均在燕京啤酒合并报表范围内，交易不改变其合并报表范围，在合并报表层面属于与少数股东之间的权益性交易，不确认处置损益；交易对方及交易标的均在其合并报表范围内，依据深圳证券交易所股票上市规则关于上市公司与其合并报表范围内子公司之间交易的规定，本次交易不构成燕京啤酒的关联交易。</w:t>
+        <w:t>无论采用何种方案，均需履行相同的定价与审批程序：聘请具有证券期货相关业务资格的会计师事务所、评估机构出具专项审计报告及评估报告并完成国资备案，以经备案的评估结果作为定价依据；履行双方内部决策程序及相应层级的国资审批程序，燕京啤酒同步履行其内部审议程序；就交易方式能否适用非公开协议方式，事先与国资监管部门沟通确认；就适用的税收优惠政策，事先与主管税务机关书面沟通并取得意见。此外需关注，实务中存在以转让股权名义转让土地被追征土地增值税的先例，若采用方案一，需就标的公司持续经营、交易具有合理商业目的、交易在集团内部进行等事实准备说明。</w:t>
       </w:r>
     </w:p>
     <w:p>
@@ -21378,119 +17686,7 @@
         <w:rPr>
           <w:rFonts w:hint="eastAsia" w:ascii="Times New Roman" w:hAnsi="Times New Roman" w:cs="Times New Roman"/>
         </w:rPr>
-        <w:t>关于审议层级，应依据《北京燕京啤酒股份有限公司章程》（2025年11月经2025年第一次临时股东会批准）测算，适用的条款、量化门槛及测算方法与本节3、同业竞争一致，详见该节之（3）⑦。本节土地事项因尚未取得燕京啤酒（邢台）有限公司的财务数据及交易作价，无法完成同口径测算，待取得后按相同方法补充。据燕京啤酒2025年度经审计数据倒算，标的公司资产总额需超过237,469.74万元，或其净资产、交易成交金额需超过154,807.62万元，方可能触及章程第6.3条第17项10%的董事会审议标准；结合该公司注册资本7,300.00万元的规模判断，达到该标准的可能性很低。</w:t>
-      </w:r>
-    </w:p>
-    <w:p>
-      <w:pPr>
-        <w:spacing w:before="163" w:beforeLines="50" w:after="163" w:afterLines="50" w:line="360" w:lineRule="auto"/>
-        <w:ind w:firstLine="480" w:firstLineChars="200"/>
-        <w:jc w:val="both"/>
-        <w:rPr>
-          <w:rFonts w:ascii="Times New Roman" w:hAnsi="Times New Roman" w:cs="Times New Roman"/>
-        </w:rPr>
-      </w:pPr>
-      <w:r>
-        <w:rPr>
-          <w:rFonts w:hint="eastAsia" w:ascii="Times New Roman" w:hAnsi="Times New Roman" w:cs="Times New Roman"/>
-        </w:rPr>
-        <w:t>但依该章程第6.14条，出售资产、对外投资等事项不属于可授权经营管理层决定的事项，故即使量化指标未达标准，仍建议提请燕京啤酒董事会审议，以确保决策程序完备。同时，燕京啤酒系国有控股上市公司，本次交易还须按《企业国有资产交易监督管理办法》履行相应的国资审批程序，该程序独立于章程规定的公司治理程序，不因未达章程量化标准而免除。上述判断建议由发行人律师与燕京啤酒董事会办公室、其常年法律顾问共同复核确认。</w:t>
-      </w:r>
-    </w:p>
-    <w:p>
-      <w:pPr>
-        <w:spacing w:before="163" w:beforeLines="50" w:after="163" w:afterLines="50" w:line="360" w:lineRule="auto"/>
-        <w:ind w:firstLine="480" w:firstLineChars="200"/>
-        <w:jc w:val="both"/>
-        <w:rPr>
-          <w:rFonts w:ascii="Times New Roman" w:hAnsi="Times New Roman" w:cs="Times New Roman"/>
-        </w:rPr>
-      </w:pPr>
-      <w:r>
-        <w:rPr>
-          <w:rFonts w:hint="eastAsia" w:ascii="Times New Roman" w:hAnsi="Times New Roman" w:cs="Times New Roman"/>
-        </w:rPr>
-        <w:t>⑥共通程序及实施安排</w:t>
-      </w:r>
-    </w:p>
-    <w:p>
-      <w:pPr>
-        <w:spacing w:before="163" w:beforeLines="50" w:after="163" w:afterLines="50" w:line="360" w:lineRule="auto"/>
-        <w:ind w:firstLine="480" w:firstLineChars="200"/>
-        <w:jc w:val="both"/>
-        <w:rPr>
-          <w:rFonts w:ascii="Times New Roman" w:hAnsi="Times New Roman" w:cs="Times New Roman"/>
-        </w:rPr>
-      </w:pPr>
-      <w:r>
-        <w:rPr>
-          <w:rFonts w:hint="eastAsia" w:ascii="Times New Roman" w:hAnsi="Times New Roman" w:cs="Times New Roman"/>
-        </w:rPr>
-        <w:t>无论采用何种方案，均需履行相同的定价与审批程序。聘请具有证券期货相关业务资格的会计师事务所、评估机构出具专项审计报告及评估报告并完成国资备案，以经备案的评估结果作为定价依据；履行双方内部决策程序及相应层级的国资审批程序，燕京啤酒作为A股上市公司同步履行审议及披露程序；就交易方式能否适用非公开协议方式，事先与国资监管部门沟通确认；就适用的税收优惠政策，事先与主管税务机关书面沟通并取得意见。</w:t>
-      </w:r>
-    </w:p>
-    <w:p>
-      <w:pPr>
-        <w:spacing w:before="163" w:beforeLines="50" w:after="163" w:afterLines="50" w:line="360" w:lineRule="auto"/>
-        <w:ind w:firstLine="480" w:firstLineChars="200"/>
-        <w:jc w:val="both"/>
-        <w:rPr>
-          <w:rFonts w:ascii="Times New Roman" w:hAnsi="Times New Roman" w:cs="Times New Roman"/>
-        </w:rPr>
-      </w:pPr>
-      <w:r>
-        <w:rPr>
-          <w:rFonts w:hint="eastAsia" w:ascii="Times New Roman" w:hAnsi="Times New Roman" w:cs="Times New Roman"/>
-        </w:rPr>
-        <w:t>税务方面另需关注一项风险。实务中，以转让股权名义转让土地的，存在被追征土地增值税的先例。若采用方案一，抗辩基础有三：标的公司持续经营，拥有厂房、设备及员工，并非单纯持有土地的空壳；收购目的是解决上市主体的资产完整性与独立性，具有合理商业目的；交易在集团内部进行，不涉及对外变现。另需注意，特殊性税务处理要求重组后12个月内不改变原有实质性经营活动，而标的公司的生产转换发生在收购之前，该情形的认定需一并确认。</w:t>
-      </w:r>
-    </w:p>
-    <w:p>
-      <w:pPr>
-        <w:spacing w:before="163" w:beforeLines="50" w:after="163" w:afterLines="50" w:line="360" w:lineRule="auto"/>
-        <w:ind w:firstLine="480" w:firstLineChars="200"/>
-        <w:jc w:val="both"/>
-        <w:rPr>
-          <w:rFonts w:ascii="Times New Roman" w:hAnsi="Times New Roman" w:cs="Times New Roman"/>
-        </w:rPr>
-      </w:pPr>
-      <w:r>
-        <w:rPr>
-          <w:rFonts w:hint="eastAsia" w:ascii="Times New Roman" w:hAnsi="Times New Roman" w:cs="Times New Roman"/>
-        </w:rPr>
-        <w:t>两项交易的统筹安排。本节土地事项与本节3、同业竞争项下收购中发邢台股权系两项独立交易，但在支付方式、稀释效应、比例测算及实施节奏上相互关联，建议一并论证、统一决策。三点需统筹考虑：其一，若两项交易均采用股权支付，燕京集团及食品发酵研究院的稀释效应叠加，最终持股比例需合并测算，并一次性取得该两名股东放弃优先认缴出资权的书面意见；其二，若土地事项采用方案一，两项重组须合并计算《证券期货法律适用意见第3号》项下的比例，测算结果可能改变申报时点，故应先取得燕京啤酒（邢台）有限公司财务数据完成测算，再确定两项交易的先后顺序；其三，若合并测算结果落入50%至100%区间甚至超过100%，可考虑的应对包括土地事项改采方案二以规避业务重组认定，或将土地事项推迟至申报后实施、过渡期内以租赁方式安排使用。</w:t>
-      </w:r>
-    </w:p>
-    <w:p>
-      <w:pPr>
-        <w:spacing w:before="163" w:beforeLines="50" w:after="163" w:afterLines="50" w:line="360" w:lineRule="auto"/>
-        <w:ind w:firstLine="480" w:firstLineChars="200"/>
-        <w:jc w:val="both"/>
-        <w:rPr>
-          <w:rFonts w:ascii="Times New Roman" w:hAnsi="Times New Roman" w:cs="Times New Roman"/>
-        </w:rPr>
-      </w:pPr>
-      <w:r>
-        <w:rPr>
-          <w:rFonts w:hint="eastAsia" w:ascii="Times New Roman" w:hAnsi="Times New Roman" w:cs="Times New Roman"/>
-        </w:rPr>
-        <w:t>实施安排上，建议2026年8-9月取得燕京啤酒（邢台）有限公司最近两年及一期财务报表并完成比例测算，同步完成方案论证、启动标的公司尽职调查并与国资、税务预沟通；9-10月完成专项审计与资产评估并报国资备案，据以确定最终方案；10-11月完成各方内部决策及国资审批，燕京啤酒同步履行董事会审议程序；11-12月完成交割、财务并表及后续整合。上述工作建议与中发邢台股权重组同步推进，最迟于2026年12月股份制改造完成前实施完毕。</w:t>
-      </w:r>
-    </w:p>
-    <w:p>
-      <w:pPr>
-        <w:spacing w:before="163" w:beforeLines="50" w:after="163" w:afterLines="50" w:line="360" w:lineRule="auto"/>
-        <w:ind w:firstLine="480" w:firstLineChars="200"/>
-        <w:jc w:val="both"/>
-        <w:rPr>
-          <w:rFonts w:ascii="Times New Roman" w:hAnsi="Times New Roman" w:cs="Times New Roman"/>
-        </w:rPr>
-      </w:pPr>
-      <w:r>
-        <w:rPr>
-          <w:rFonts w:hint="eastAsia" w:ascii="Times New Roman" w:hAnsi="Times New Roman" w:cs="Times New Roman"/>
-        </w:rPr>
-        <w:t>若交易在申报基准日前未能完成，建议先由燕京啤酒（邢台）有限公司与中发邢台签署土地及厂房租赁协议并办理备案，明确租金定价依据及公允性，并取得燕京啤酒的承诺函。该公司经营范围含房屋租赁，具备相应资质。租赁属过渡性安排，资产完整性的论证仍有不足，最终仍应通过收购解决。</w:t>
+        <w:t>本节土地事项与本节3、同业竞争项下收购中发邢台股权系两项独立交易，但在支付方式、稀释效应、比例测算及实施节奏上相互关联，建议一并论证、统一决策，并先行完成标的公司的尽职调查与比例测算，再确定两项交易的方案与先后顺序。若交易在申报基准日前未能完成，建议先由燕京啤酒（邢台）有限公司与中发邢台签署土地及厂房租赁协议并办理备案，明确租金定价依据及公允性，并取得燕京啤酒的承诺函；该公司经营范围含房屋租赁，具备相应资质。租赁属过渡性安排，资产完整性的论证仍有不足，最终仍应通过收购解决。</w:t>
       </w:r>
     </w:p>
     <w:p>
@@ -25026,7 +21222,7 @@
           <w:sz w:val="20"/>
           <w:szCs w:val="20"/>
         </w:rPr>
-        <w:t xml:space="preserve">本节按要求列示股权支付与现金支付两个方案，比例测算与交易对价统一采用2025年度经审计数据。需公司确认或落实的事项：一、方案选择取决于燕京集团（17.50%）及食品发酵研究院（2.50%）是否同意放弃优先认缴出资权并接受稀释，建议先行沟通并取得书面意见，再最终定案；二、企业所得税按25%法定税率测算。燕京啤酒为法人股东，适用企业所得税法定税率；20%系自然人股东转让股权的个人所得税税率，本次不适用。若需同时列示20%口径的测算结果，请告知；三、交易对价以账面净资产模拟测算，实际须以经国资备案的评估结果为准。若采用收益法评估并产生增值，现金支付方案的所得税税负与股权支付方案的稀释幅度均将同步上升，届时需重新比选；四、《证券期货法律适用意见第3号》的比例测算以重组前一个会计年度即2025年度数据为准；若重组推迟至2027年实施，须以2026年度数据重新测算。中发邢台2026年6月末其他应收款达16,640.95万元，导致其资产总额占比升至54.85%，建议在重组实施前先行清理内部资金往来，避免比例被动跨档；五、对燕京啤酒审议层级的判断依据其2025年11月版《公司章程》第4.12条、第6.3条及第6.14条，结论为未达股东会及董事会的量化审议标准，但因章程规定出售资产事项不得授权经营管理层，仍建议提请董事会审议。该判断建议由发行人律师与燕京啤酒董事会办公室及其常年法律顾问复核确认。</w:t>
+        <w:t xml:space="preserve">本节按框架性列示股权支付与现金支付两个方案，未作具体作价、股权比例及税费测算，待资产评估完成后补充。需公司确认或落实的事项：一、方案选择取决于燕京集团（17.50%）及食品发酵研究院（2.50%）是否同意放弃优先认缴出资权并接受稀释，建议先行沟通并取得书面意见；二、企业所得税按25%法定税率，系因燕京啤酒为法人股东；20%系自然人股东转让股权的个人所得税税率，本次不适用；三、比例测算以重组前一个会计年度即2025年度数据为准，若重组推迟至2027年实施须以2026年度数据重新测算。中发邢台2026年6月末其他应收款16,640.95万元已使其资产总额占比升至54.85%，建议在重组实施前先行清理，避免比例被动跨档；四、对燕京啤酒审议层级的判断依据其2025年11月版《公司章程》第4.11条、第4.12条、第6.3条及第6.14条，建议由发行人律师与燕京啤酒董事会办公室及其常年法律顾问复核确认。</w:t>
       </w:r>
     </w:p>
   </w:comment>
@@ -25048,7 +21244,7 @@
           <w:sz w:val="20"/>
           <w:szCs w:val="20"/>
         </w:rPr>
-        <w:t xml:space="preserve">按要求，本节只写方案、暂不填具体数据，交易对价及税费待取得燕京啤酒（邢台）有限公司财务数据后补充测算。最紧急待补材料：燕京啤酒（邢台）有限公司最近两年及一期财务报表（审计版最佳，未审亦可）。该数据不仅决定本节的对价与税费，更直接决定申报时点——其资产总额低于6,506.83万元的，两笔重组合并测算后仍处20%至50%档，申报节奏不受影响；介于6,506.83万元至26,499.94万元的，落入50%至100%档，申报文件范围与核查工作量显著增加；达到或超过26,499.94万元的，须在重组完成后运行一个完整会计年度方可申报，原定申报节点将丢失。该公司持有全部四宗宗地272.85亩及地上厂房，工商登记显示其7,300.00万元注册资本已全额实缴，落入第二档存在较大可能，请优先落实。但这只是初步判断：工商公示的实缴出资额未经登记机关核验，土地厂房取得于2009年至2015年、已计提多年摊销折旧，账面资产总额与实际价值可能相差较大，仍以实际报表数据为准。其余待核事项：一、标的公司的或有负债、对外担保、未决诉讼、行政处罚、税务合规及环保遗留情况，若有重大问题宜转向方案二；二、宗地二的出让合同。该证载终止日期为2066年10月15日，按工业用地五十年最高年限倒推的起始日期晚于其2015年12月18日的发证日，两者不衔接，需核对；三、宗地四的实际使用状况及建设、环保手续。该宗地证载用途为工业用地，与公司说明的污水处理用途不一致；四、中发邢台与燕京啤酒（邢台）有限公司之间土地及厂房使用的书面协议及租金支付凭证。中发邢台账面使用权资产为零，通常意味着双方未签署书面租赁协议或未实际支付租金，涉及关联方利益输送嫌疑，需核实并规范；五、啤酒生产线停产及改建为纳豆生产线的书面依据。燕京啤酒2025年年度报告显示，其因收购该公司形成的商誉1,278.72万元已全额计提减值准备，可作为原啤酒业务已不具备持续盈利能力的佐证，但仍需取得停产决议、技改立项文件、设备处置记录等直接证据；六、113名员工的实际工作内容及劳动关系归属；七、标的公司的营业执照及公司章程。</w:t>
+        <w:t xml:space="preserve">本节按框架性列示两个方案，未作具体作价及税费测算。最重要的待核事项是标的公司的经营现状：据其2025年度审计报告，2025年度啤酒收入23,294.41万元、占营业收入的77.61%，2024年度21,993.96万元，啤酒生产经营持续进行，与此前了解到的厂区已整体转为纳豆生产、不再从事啤酒生产的情况不一致。该事实直接决定方案选择——采用方案一的，发行人将一并取得该啤酒业务，与控股股东构成新的同业竞争，且两笔重组合并测算的营业收入占比达92.22%、已接近100%的临界值。请优先核实厂区的实际使用状况及两类生产活动的划分方式。其余待核事项：一、该审计报告附注列示至“六、关联方”标题后即无内容，关联方及关联交易披露缺失，请会计师补充提供；二、该公司2025年度处置土地使用权账面原值475.66万元、账面价值332.96万元，需核实处置的是哪一宗宗地、受让方及定价，以确认拟收购范围内的土地是否完整；三、2025年度新增租赁收入366.97万元，需核实承租方是否为中发邢台；若是，则与中发邢台使用权资产为零的记账口径不符，需一并核对；四、其他应收款7,987.48万元，其中集团往来款账面余额7,949.25万元、几乎构成全部，且当年经营活动现金流量净额为负，需核查资金占用及回收安排；五、未分配利润-5,652.01万元、当年所得税费用为零，需取得税务口径的可弥补亏损余额及结转年限，用于测算方案二的所得税成本；六、宗地二的出让合同，其证载终止日期倒推的起始日期晚于发证日，两者不衔接；七、宗地四的实际使用状况及建设、环保手续；八、标的公司员工的劳动关系归属；九、标的公司的营业执照及公司章程。</w:t>
       </w:r>
     </w:p>
   </w:comment>

--- a/output/燕京中发尽调报告/国泰海通关于燕京中发之尽职调查报告（初稿-同业竞争、土地收购、收入确认、返利）.docx
+++ b/output/燕京中发尽调报告/国泰海通关于燕京中发之尽职调查报告（初稿-同业竞争、土地收购、收入确认、返利）.docx
@@ -11869,7 +11869,7 @@
         <w:rPr>
           <w:rFonts w:hint="eastAsia" w:ascii="Times New Roman" w:hAnsi="Times New Roman" w:cs="Times New Roman"/>
         </w:rPr>
-        <w:t>建议将竞争业务整体纳入上市主体，即由发行人收购燕京啤酒持有的中发邢台67.00%股权，使中发邢台成为发行人的全资子公司并纳入合并报表范围。就对价支付方式，提出以发行人股权支付与以现金支付两个方案。两个方案的交易标的一致，均为燕京啤酒持有的中发邢台67.00%股权；交易价格均应以经国资监管部门备案的评估结果为依据确定，截至本报告出具日尚未启动评估程序，故本节仅列示方案框架，具体作价、股权比例及税费金额待评估完成后另行测算。</w:t>
+        <w:t>建议将竞争业务整体纳入上市主体，即由发行人收购燕京啤酒持有的中发邢台67.00%股权，使中发邢台成为发行人的全资子公司并纳入合并报表范围。就对价支付方式，提出以发行人股权支付与以现金支付两个方案。两个方案的交易标的一致，定价基础亦相同：中发邢台2025年12月31日经审计净资产12,248.19万元，以账面净资产为基础模拟测算，67.00%股权对应作价8,206.29万元；燕京啤酒持有该部分股权的计税基础为其实缴出资额6,700.00万元，与其2025年年度报告披露的长期股权投资账面余额一致，据此股权转让所得为1,506.29万元。本次交易双方均为国有控股企业，最终交易价格应以经国资监管部门备案的评估结果为依据确定，截至本报告出具日尚未启动评估程序，下述测算系以账面净资产替代评估值，仅用于方案比选。</w:t>
       </w:r>
     </w:p>
     <w:p>
@@ -11917,7 +11917,788 @@
         <w:rPr>
           <w:rFonts w:hint="eastAsia" w:ascii="Times New Roman" w:hAnsi="Times New Roman" w:cs="Times New Roman"/>
         </w:rPr>
-        <w:t>税务处理方面，本方案对价100.00%以发行人自身股权支付，具备适用财税〔2009〕59号文特殊性税务处理的基础。该文规定股权收购适用特殊性税务处理须同时满足合理商业目的、收购比例不低于50%、重组后连续12个月内不改变原实质性经营活动、股权支付金额不低于85%、原主要股东取得的股权12个月内不转让五项条件，本次交易初步判断均可满足。适用的，转让方暂不确认股权转让所得，当期企业所得税为零、纳税义务递延，并须按国家税务总局公告2015年第48号履行备案；未获适用的，按一般性税务处理，税负与方案二一致。交易标的为股权，不涉及土地、房屋权属转移，不征增值税、土地增值税及契税，另需缴纳股权转让书据印花税。</w:t>
+        <w:t>以发行人2025年12月31日经审计净资产24,641.23万元、注册资本4,000.00万元测算，每1.00元注册资本对应净资产6.1603元；按模拟作价8,206.29万元折算，燕京啤酒新增出资额1,332.12万元。发行人交易前后的股权结构模拟如下：</w:t>
+      </w:r>
+    </w:p>
+    <w:p>
+      <w:pPr>
+        <w:pStyle w:val="432"/>
+        <w:spacing w:before="0" w:beforeLines="0" w:after="0" w:afterLines="0" w:line="240" w:lineRule="auto"/>
+        <w:ind w:firstLine="0" w:firstLineChars="0"/>
+        <w:jc w:val="right"/>
+        <w:rPr>
+          <w:rFonts w:ascii="Times New Roman" w:hAnsi="Times New Roman"/>
+          <w:sz w:val="21"/>
+          <w:szCs w:val="20"/>
+        </w:rPr>
+      </w:pPr>
+      <w:r>
+        <w:rPr>
+          <w:rFonts w:ascii="Times New Roman" w:hAnsi="Times New Roman"/>
+          <w:sz w:val="21"/>
+          <w:szCs w:val="20"/>
+        </w:rPr>
+        <w:t>单位：万元、%</w:t>
+      </w:r>
+    </w:p>
+    <w:tbl>
+      <w:tblPr>
+        <w:tblStyle w:val="64"/>
+        <w:tblW w:w="10425" w:type="dxa"/>
+        <w:jc w:val="center"/>
+        <w:tblBorders>
+          <w:top w:val="single" w:color="auto" w:sz="12" w:space="0"/>
+          <w:left w:val="single" w:color="auto" w:sz="12" w:space="0"/>
+          <w:bottom w:val="single" w:color="auto" w:sz="12" w:space="0"/>
+          <w:right w:val="single" w:color="auto" w:sz="12" w:space="0"/>
+          <w:insideH w:val="single" w:color="auto" w:sz="6" w:space="0"/>
+          <w:insideV w:val="single" w:color="auto" w:sz="6" w:space="0"/>
+        </w:tblBorders>
+        <w:tblLayout w:type="fixed"/>
+        <w:tblCellMar>
+          <w:top w:w="0" w:type="dxa"/>
+          <w:left w:w="108" w:type="dxa"/>
+          <w:bottom w:w="0" w:type="dxa"/>
+          <w:right w:w="108" w:type="dxa"/>
+        </w:tblCellMar>
+      </w:tblPr>
+      <w:tblGrid>
+        <w:gridCol w:w="2673"/>
+        <w:gridCol w:w="1938"/>
+        <w:gridCol w:w="1938"/>
+        <w:gridCol w:w="1938"/>
+        <w:gridCol w:w="1938"/>
+      </w:tblGrid>
+      <w:tr>
+        <w:trPr>
+          <w:trHeight w:val="397" w:hRule="atLeast"/>
+          <w:jc w:val="center"/>
+        </w:trPr>
+        <w:tc>
+          <w:tcPr>
+            <w:tcW w:w="2673" w:type="dxa"/>
+            <w:vAlign w:val="center"/>
+          </w:tcPr>
+          <w:p>
+            <w:pPr>
+              <w:widowControl w:val="0"/>
+              <w:jc w:val="center"/>
+              <w:rPr>
+                <w:rFonts w:hint="eastAsia" w:ascii="Times New Roman" w:hAnsi="Times New Roman" w:cs="Times New Roman"/>
+                <w:b/>
+                <w:kern w:val="2"/>
+                <w:sz w:val="21"/>
+                <w:szCs w:val="21"/>
+              </w:rPr>
+            </w:pPr>
+            <w:r>
+              <w:rPr>
+                <w:rFonts w:hint="eastAsia" w:ascii="Times New Roman" w:hAnsi="Times New Roman" w:cs="Times New Roman"/>
+                <w:b/>
+                <w:kern w:val="2"/>
+                <w:sz w:val="21"/>
+                <w:szCs w:val="21"/>
+              </w:rPr>
+              <w:t>发行人股东名称</w:t>
+            </w:r>
+          </w:p>
+        </w:tc>
+        <w:tc>
+          <w:tcPr>
+            <w:tcW w:w="1938" w:type="dxa"/>
+            <w:vAlign w:val="center"/>
+          </w:tcPr>
+          <w:p>
+            <w:pPr>
+              <w:widowControl w:val="0"/>
+              <w:jc w:val="center"/>
+              <w:rPr>
+                <w:rFonts w:hint="eastAsia" w:ascii="Times New Roman" w:hAnsi="Times New Roman" w:cs="Times New Roman"/>
+                <w:b/>
+                <w:kern w:val="2"/>
+                <w:sz w:val="21"/>
+                <w:szCs w:val="21"/>
+              </w:rPr>
+            </w:pPr>
+            <w:r>
+              <w:rPr>
+                <w:rFonts w:hint="eastAsia" w:ascii="Times New Roman" w:hAnsi="Times New Roman" w:cs="Times New Roman"/>
+                <w:b/>
+                <w:kern w:val="2"/>
+                <w:sz w:val="21"/>
+                <w:szCs w:val="21"/>
+              </w:rPr>
+              <w:t>交易前出资额</w:t>
+            </w:r>
+          </w:p>
+        </w:tc>
+        <w:tc>
+          <w:tcPr>
+            <w:tcW w:w="1938" w:type="dxa"/>
+            <w:vAlign w:val="center"/>
+          </w:tcPr>
+          <w:p>
+            <w:pPr>
+              <w:widowControl w:val="0"/>
+              <w:jc w:val="center"/>
+              <w:rPr>
+                <w:rFonts w:hint="eastAsia" w:ascii="Times New Roman" w:hAnsi="Times New Roman" w:cs="Times New Roman"/>
+                <w:b/>
+                <w:kern w:val="2"/>
+                <w:sz w:val="21"/>
+                <w:szCs w:val="21"/>
+              </w:rPr>
+            </w:pPr>
+            <w:r>
+              <w:rPr>
+                <w:rFonts w:hint="eastAsia" w:ascii="Times New Roman" w:hAnsi="Times New Roman" w:cs="Times New Roman"/>
+                <w:b/>
+                <w:kern w:val="2"/>
+                <w:sz w:val="21"/>
+                <w:szCs w:val="21"/>
+              </w:rPr>
+              <w:t>交易前持股比例</w:t>
+            </w:r>
+          </w:p>
+        </w:tc>
+        <w:tc>
+          <w:tcPr>
+            <w:tcW w:w="1938" w:type="dxa"/>
+            <w:vAlign w:val="center"/>
+          </w:tcPr>
+          <w:p>
+            <w:pPr>
+              <w:widowControl w:val="0"/>
+              <w:jc w:val="center"/>
+              <w:rPr>
+                <w:rFonts w:hint="eastAsia" w:ascii="Times New Roman" w:hAnsi="Times New Roman" w:cs="Times New Roman"/>
+                <w:b/>
+                <w:kern w:val="2"/>
+                <w:sz w:val="21"/>
+                <w:szCs w:val="21"/>
+              </w:rPr>
+            </w:pPr>
+            <w:r>
+              <w:rPr>
+                <w:rFonts w:hint="eastAsia" w:ascii="Times New Roman" w:hAnsi="Times New Roman" w:cs="Times New Roman"/>
+                <w:b/>
+                <w:kern w:val="2"/>
+                <w:sz w:val="21"/>
+                <w:szCs w:val="21"/>
+              </w:rPr>
+              <w:t>交易后出资额</w:t>
+            </w:r>
+          </w:p>
+        </w:tc>
+        <w:tc>
+          <w:tcPr>
+            <w:tcW w:w="1938" w:type="dxa"/>
+            <w:vAlign w:val="center"/>
+          </w:tcPr>
+          <w:p>
+            <w:pPr>
+              <w:widowControl w:val="0"/>
+              <w:jc w:val="center"/>
+              <w:rPr>
+                <w:rFonts w:hint="eastAsia" w:ascii="Times New Roman" w:hAnsi="Times New Roman" w:cs="Times New Roman"/>
+                <w:b/>
+                <w:kern w:val="2"/>
+                <w:sz w:val="21"/>
+                <w:szCs w:val="21"/>
+              </w:rPr>
+            </w:pPr>
+            <w:r>
+              <w:rPr>
+                <w:rFonts w:hint="eastAsia" w:ascii="Times New Roman" w:hAnsi="Times New Roman" w:cs="Times New Roman"/>
+                <w:b/>
+                <w:kern w:val="2"/>
+                <w:sz w:val="21"/>
+                <w:szCs w:val="21"/>
+              </w:rPr>
+              <w:t>交易后持股比例</w:t>
+            </w:r>
+          </w:p>
+        </w:tc>
+      </w:tr>
+      <w:tr>
+        <w:trPr>
+          <w:trHeight w:val="397" w:hRule="atLeast"/>
+          <w:jc w:val="center"/>
+        </w:trPr>
+        <w:tc>
+          <w:tcPr>
+            <w:tcW w:w="2673" w:type="dxa"/>
+            <w:vAlign w:val="center"/>
+          </w:tcPr>
+          <w:p>
+            <w:pPr>
+              <w:widowControl w:val="0"/>
+              <w:jc w:val="center"/>
+              <w:rPr>
+                <w:rFonts w:hint="eastAsia" w:ascii="Times New Roman" w:hAnsi="Times New Roman" w:cs="Times New Roman"/>
+                <w:kern w:val="2"/>
+                <w:sz w:val="21"/>
+                <w:szCs w:val="21"/>
+              </w:rPr>
+            </w:pPr>
+            <w:r>
+              <w:rPr>
+                <w:rFonts w:hint="eastAsia" w:ascii="Times New Roman" w:hAnsi="Times New Roman" w:cs="Times New Roman"/>
+                <w:kern w:val="2"/>
+                <w:sz w:val="21"/>
+                <w:szCs w:val="21"/>
+              </w:rPr>
+              <w:t>燕京啤酒</w:t>
+            </w:r>
+          </w:p>
+        </w:tc>
+        <w:tc>
+          <w:tcPr>
+            <w:tcW w:w="1938" w:type="dxa"/>
+            <w:vAlign w:val="center"/>
+          </w:tcPr>
+          <w:p>
+            <w:pPr>
+              <w:widowControl w:val="0"/>
+              <w:jc w:val="right"/>
+              <w:rPr>
+                <w:rFonts w:hint="eastAsia" w:ascii="Times New Roman" w:hAnsi="Times New Roman" w:cs="Times New Roman"/>
+                <w:kern w:val="2"/>
+                <w:sz w:val="21"/>
+                <w:szCs w:val="21"/>
+              </w:rPr>
+            </w:pPr>
+            <w:r>
+              <w:rPr>
+                <w:rFonts w:hint="eastAsia" w:ascii="Times New Roman" w:hAnsi="Times New Roman" w:cs="Times New Roman"/>
+                <w:kern w:val="2"/>
+                <w:sz w:val="21"/>
+                <w:szCs w:val="21"/>
+              </w:rPr>
+              <w:t>3,200.00</w:t>
+            </w:r>
+          </w:p>
+        </w:tc>
+        <w:tc>
+          <w:tcPr>
+            <w:tcW w:w="1938" w:type="dxa"/>
+            <w:vAlign w:val="center"/>
+          </w:tcPr>
+          <w:p>
+            <w:pPr>
+              <w:widowControl w:val="0"/>
+              <w:jc w:val="right"/>
+              <w:rPr>
+                <w:rFonts w:hint="eastAsia" w:ascii="Times New Roman" w:hAnsi="Times New Roman" w:cs="Times New Roman"/>
+                <w:kern w:val="2"/>
+                <w:sz w:val="21"/>
+                <w:szCs w:val="21"/>
+              </w:rPr>
+            </w:pPr>
+            <w:r>
+              <w:rPr>
+                <w:rFonts w:hint="eastAsia" w:ascii="Times New Roman" w:hAnsi="Times New Roman" w:cs="Times New Roman"/>
+                <w:kern w:val="2"/>
+                <w:sz w:val="21"/>
+                <w:szCs w:val="21"/>
+              </w:rPr>
+              <w:t>80.00</w:t>
+            </w:r>
+          </w:p>
+        </w:tc>
+        <w:tc>
+          <w:tcPr>
+            <w:tcW w:w="1938" w:type="dxa"/>
+            <w:vAlign w:val="center"/>
+          </w:tcPr>
+          <w:p>
+            <w:pPr>
+              <w:widowControl w:val="0"/>
+              <w:jc w:val="right"/>
+              <w:rPr>
+                <w:rFonts w:hint="eastAsia" w:ascii="Times New Roman" w:hAnsi="Times New Roman" w:cs="Times New Roman"/>
+                <w:kern w:val="2"/>
+                <w:sz w:val="21"/>
+                <w:szCs w:val="21"/>
+              </w:rPr>
+            </w:pPr>
+            <w:r>
+              <w:rPr>
+                <w:rFonts w:hint="eastAsia" w:ascii="Times New Roman" w:hAnsi="Times New Roman" w:cs="Times New Roman"/>
+                <w:kern w:val="2"/>
+                <w:sz w:val="21"/>
+                <w:szCs w:val="21"/>
+              </w:rPr>
+              <w:t>4,532.12</w:t>
+            </w:r>
+          </w:p>
+        </w:tc>
+        <w:tc>
+          <w:tcPr>
+            <w:tcW w:w="1938" w:type="dxa"/>
+            <w:vAlign w:val="center"/>
+          </w:tcPr>
+          <w:p>
+            <w:pPr>
+              <w:widowControl w:val="0"/>
+              <w:jc w:val="right"/>
+              <w:rPr>
+                <w:rFonts w:hint="eastAsia" w:ascii="Times New Roman" w:hAnsi="Times New Roman" w:cs="Times New Roman"/>
+                <w:kern w:val="2"/>
+                <w:sz w:val="21"/>
+                <w:szCs w:val="21"/>
+              </w:rPr>
+            </w:pPr>
+            <w:r>
+              <w:rPr>
+                <w:rFonts w:hint="eastAsia" w:ascii="Times New Roman" w:hAnsi="Times New Roman" w:cs="Times New Roman"/>
+                <w:kern w:val="2"/>
+                <w:sz w:val="21"/>
+                <w:szCs w:val="21"/>
+              </w:rPr>
+              <w:t>85.00</w:t>
+            </w:r>
+          </w:p>
+        </w:tc>
+      </w:tr>
+      <w:tr>
+        <w:trPr>
+          <w:trHeight w:val="397" w:hRule="atLeast"/>
+          <w:jc w:val="center"/>
+        </w:trPr>
+        <w:tc>
+          <w:tcPr>
+            <w:tcW w:w="2673" w:type="dxa"/>
+            <w:vAlign w:val="center"/>
+          </w:tcPr>
+          <w:p>
+            <w:pPr>
+              <w:widowControl w:val="0"/>
+              <w:jc w:val="center"/>
+              <w:rPr>
+                <w:rFonts w:hint="eastAsia" w:ascii="Times New Roman" w:hAnsi="Times New Roman" w:cs="Times New Roman"/>
+                <w:kern w:val="2"/>
+                <w:sz w:val="21"/>
+                <w:szCs w:val="21"/>
+              </w:rPr>
+            </w:pPr>
+            <w:r>
+              <w:rPr>
+                <w:rFonts w:hint="eastAsia" w:ascii="Times New Roman" w:hAnsi="Times New Roman" w:cs="Times New Roman"/>
+                <w:kern w:val="2"/>
+                <w:sz w:val="21"/>
+                <w:szCs w:val="21"/>
+              </w:rPr>
+              <w:t>燕京集团</w:t>
+            </w:r>
+          </w:p>
+        </w:tc>
+        <w:tc>
+          <w:tcPr>
+            <w:tcW w:w="1938" w:type="dxa"/>
+            <w:vAlign w:val="center"/>
+          </w:tcPr>
+          <w:p>
+            <w:pPr>
+              <w:widowControl w:val="0"/>
+              <w:jc w:val="right"/>
+              <w:rPr>
+                <w:rFonts w:hint="eastAsia" w:ascii="Times New Roman" w:hAnsi="Times New Roman" w:cs="Times New Roman"/>
+                <w:kern w:val="2"/>
+                <w:sz w:val="21"/>
+                <w:szCs w:val="21"/>
+              </w:rPr>
+            </w:pPr>
+            <w:r>
+              <w:rPr>
+                <w:rFonts w:hint="eastAsia" w:ascii="Times New Roman" w:hAnsi="Times New Roman" w:cs="Times New Roman"/>
+                <w:kern w:val="2"/>
+                <w:sz w:val="21"/>
+                <w:szCs w:val="21"/>
+              </w:rPr>
+              <w:t>700.00</w:t>
+            </w:r>
+          </w:p>
+        </w:tc>
+        <w:tc>
+          <w:tcPr>
+            <w:tcW w:w="1938" w:type="dxa"/>
+            <w:vAlign w:val="center"/>
+          </w:tcPr>
+          <w:p>
+            <w:pPr>
+              <w:widowControl w:val="0"/>
+              <w:jc w:val="right"/>
+              <w:rPr>
+                <w:rFonts w:hint="eastAsia" w:ascii="Times New Roman" w:hAnsi="Times New Roman" w:cs="Times New Roman"/>
+                <w:kern w:val="2"/>
+                <w:sz w:val="21"/>
+                <w:szCs w:val="21"/>
+              </w:rPr>
+            </w:pPr>
+            <w:r>
+              <w:rPr>
+                <w:rFonts w:hint="eastAsia" w:ascii="Times New Roman" w:hAnsi="Times New Roman" w:cs="Times New Roman"/>
+                <w:kern w:val="2"/>
+                <w:sz w:val="21"/>
+                <w:szCs w:val="21"/>
+              </w:rPr>
+              <w:t>17.50</w:t>
+            </w:r>
+          </w:p>
+        </w:tc>
+        <w:tc>
+          <w:tcPr>
+            <w:tcW w:w="1938" w:type="dxa"/>
+            <w:vAlign w:val="center"/>
+          </w:tcPr>
+          <w:p>
+            <w:pPr>
+              <w:widowControl w:val="0"/>
+              <w:jc w:val="right"/>
+              <w:rPr>
+                <w:rFonts w:hint="eastAsia" w:ascii="Times New Roman" w:hAnsi="Times New Roman" w:cs="Times New Roman"/>
+                <w:kern w:val="2"/>
+                <w:sz w:val="21"/>
+                <w:szCs w:val="21"/>
+              </w:rPr>
+            </w:pPr>
+            <w:r>
+              <w:rPr>
+                <w:rFonts w:hint="eastAsia" w:ascii="Times New Roman" w:hAnsi="Times New Roman" w:cs="Times New Roman"/>
+                <w:kern w:val="2"/>
+                <w:sz w:val="21"/>
+                <w:szCs w:val="21"/>
+              </w:rPr>
+              <w:t>700.00</w:t>
+            </w:r>
+          </w:p>
+        </w:tc>
+        <w:tc>
+          <w:tcPr>
+            <w:tcW w:w="1938" w:type="dxa"/>
+            <w:vAlign w:val="center"/>
+          </w:tcPr>
+          <w:p>
+            <w:pPr>
+              <w:widowControl w:val="0"/>
+              <w:jc w:val="right"/>
+              <w:rPr>
+                <w:rFonts w:hint="eastAsia" w:ascii="Times New Roman" w:hAnsi="Times New Roman" w:cs="Times New Roman"/>
+                <w:kern w:val="2"/>
+                <w:sz w:val="21"/>
+                <w:szCs w:val="21"/>
+              </w:rPr>
+            </w:pPr>
+            <w:r>
+              <w:rPr>
+                <w:rFonts w:hint="eastAsia" w:ascii="Times New Roman" w:hAnsi="Times New Roman" w:cs="Times New Roman"/>
+                <w:kern w:val="2"/>
+                <w:sz w:val="21"/>
+                <w:szCs w:val="21"/>
+              </w:rPr>
+              <w:t>13.13</w:t>
+            </w:r>
+          </w:p>
+        </w:tc>
+      </w:tr>
+      <w:tr>
+        <w:trPr>
+          <w:trHeight w:val="397" w:hRule="atLeast"/>
+          <w:jc w:val="center"/>
+        </w:trPr>
+        <w:tc>
+          <w:tcPr>
+            <w:tcW w:w="2673" w:type="dxa"/>
+            <w:vAlign w:val="center"/>
+          </w:tcPr>
+          <w:p>
+            <w:pPr>
+              <w:widowControl w:val="0"/>
+              <w:jc w:val="center"/>
+              <w:rPr>
+                <w:rFonts w:hint="eastAsia" w:ascii="Times New Roman" w:hAnsi="Times New Roman" w:cs="Times New Roman"/>
+                <w:kern w:val="2"/>
+                <w:sz w:val="21"/>
+                <w:szCs w:val="21"/>
+              </w:rPr>
+            </w:pPr>
+            <w:r>
+              <w:rPr>
+                <w:rFonts w:hint="eastAsia" w:ascii="Times New Roman" w:hAnsi="Times New Roman" w:cs="Times New Roman"/>
+                <w:kern w:val="2"/>
+                <w:sz w:val="21"/>
+                <w:szCs w:val="21"/>
+              </w:rPr>
+              <w:t>食品发酵研究院</w:t>
+            </w:r>
+          </w:p>
+        </w:tc>
+        <w:tc>
+          <w:tcPr>
+            <w:tcW w:w="1938" w:type="dxa"/>
+            <w:vAlign w:val="center"/>
+          </w:tcPr>
+          <w:p>
+            <w:pPr>
+              <w:widowControl w:val="0"/>
+              <w:jc w:val="right"/>
+              <w:rPr>
+                <w:rFonts w:hint="eastAsia" w:ascii="Times New Roman" w:hAnsi="Times New Roman" w:cs="Times New Roman"/>
+                <w:kern w:val="2"/>
+                <w:sz w:val="21"/>
+                <w:szCs w:val="21"/>
+              </w:rPr>
+            </w:pPr>
+            <w:r>
+              <w:rPr>
+                <w:rFonts w:hint="eastAsia" w:ascii="Times New Roman" w:hAnsi="Times New Roman" w:cs="Times New Roman"/>
+                <w:kern w:val="2"/>
+                <w:sz w:val="21"/>
+                <w:szCs w:val="21"/>
+              </w:rPr>
+              <w:t>100.00</w:t>
+            </w:r>
+          </w:p>
+        </w:tc>
+        <w:tc>
+          <w:tcPr>
+            <w:tcW w:w="1938" w:type="dxa"/>
+            <w:vAlign w:val="center"/>
+          </w:tcPr>
+          <w:p>
+            <w:pPr>
+              <w:widowControl w:val="0"/>
+              <w:jc w:val="right"/>
+              <w:rPr>
+                <w:rFonts w:hint="eastAsia" w:ascii="Times New Roman" w:hAnsi="Times New Roman" w:cs="Times New Roman"/>
+                <w:kern w:val="2"/>
+                <w:sz w:val="21"/>
+                <w:szCs w:val="21"/>
+              </w:rPr>
+            </w:pPr>
+            <w:r>
+              <w:rPr>
+                <w:rFonts w:hint="eastAsia" w:ascii="Times New Roman" w:hAnsi="Times New Roman" w:cs="Times New Roman"/>
+                <w:kern w:val="2"/>
+                <w:sz w:val="21"/>
+                <w:szCs w:val="21"/>
+              </w:rPr>
+              <w:t>2.50</w:t>
+            </w:r>
+          </w:p>
+        </w:tc>
+        <w:tc>
+          <w:tcPr>
+            <w:tcW w:w="1938" w:type="dxa"/>
+            <w:vAlign w:val="center"/>
+          </w:tcPr>
+          <w:p>
+            <w:pPr>
+              <w:widowControl w:val="0"/>
+              <w:jc w:val="right"/>
+              <w:rPr>
+                <w:rFonts w:hint="eastAsia" w:ascii="Times New Roman" w:hAnsi="Times New Roman" w:cs="Times New Roman"/>
+                <w:kern w:val="2"/>
+                <w:sz w:val="21"/>
+                <w:szCs w:val="21"/>
+              </w:rPr>
+            </w:pPr>
+            <w:r>
+              <w:rPr>
+                <w:rFonts w:hint="eastAsia" w:ascii="Times New Roman" w:hAnsi="Times New Roman" w:cs="Times New Roman"/>
+                <w:kern w:val="2"/>
+                <w:sz w:val="21"/>
+                <w:szCs w:val="21"/>
+              </w:rPr>
+              <w:t>100.00</w:t>
+            </w:r>
+          </w:p>
+        </w:tc>
+        <w:tc>
+          <w:tcPr>
+            <w:tcW w:w="1938" w:type="dxa"/>
+            <w:vAlign w:val="center"/>
+          </w:tcPr>
+          <w:p>
+            <w:pPr>
+              <w:widowControl w:val="0"/>
+              <w:jc w:val="right"/>
+              <w:rPr>
+                <w:rFonts w:hint="eastAsia" w:ascii="Times New Roman" w:hAnsi="Times New Roman" w:cs="Times New Roman"/>
+                <w:kern w:val="2"/>
+                <w:sz w:val="21"/>
+                <w:szCs w:val="21"/>
+              </w:rPr>
+            </w:pPr>
+            <w:r>
+              <w:rPr>
+                <w:rFonts w:hint="eastAsia" w:ascii="Times New Roman" w:hAnsi="Times New Roman" w:cs="Times New Roman"/>
+                <w:kern w:val="2"/>
+                <w:sz w:val="21"/>
+                <w:szCs w:val="21"/>
+              </w:rPr>
+              <w:t>1.88</w:t>
+            </w:r>
+          </w:p>
+        </w:tc>
+      </w:tr>
+      <w:tr>
+        <w:trPr>
+          <w:trHeight w:val="397" w:hRule="atLeast"/>
+          <w:jc w:val="center"/>
+        </w:trPr>
+        <w:tc>
+          <w:tcPr>
+            <w:tcW w:w="2673" w:type="dxa"/>
+            <w:vAlign w:val="center"/>
+          </w:tcPr>
+          <w:p>
+            <w:pPr>
+              <w:widowControl w:val="0"/>
+              <w:jc w:val="center"/>
+              <w:rPr>
+                <w:rFonts w:hint="eastAsia" w:ascii="Times New Roman" w:hAnsi="Times New Roman" w:cs="Times New Roman"/>
+                <w:kern w:val="2"/>
+                <w:sz w:val="21"/>
+                <w:szCs w:val="21"/>
+              </w:rPr>
+            </w:pPr>
+            <w:r>
+              <w:rPr>
+                <w:rFonts w:hint="eastAsia" w:ascii="Times New Roman" w:hAnsi="Times New Roman" w:cs="Times New Roman"/>
+                <w:kern w:val="2"/>
+                <w:sz w:val="21"/>
+                <w:szCs w:val="21"/>
+              </w:rPr>
+              <w:t>合计</w:t>
+            </w:r>
+          </w:p>
+        </w:tc>
+        <w:tc>
+          <w:tcPr>
+            <w:tcW w:w="1938" w:type="dxa"/>
+            <w:vAlign w:val="center"/>
+          </w:tcPr>
+          <w:p>
+            <w:pPr>
+              <w:widowControl w:val="0"/>
+              <w:jc w:val="right"/>
+              <w:rPr>
+                <w:rFonts w:hint="eastAsia" w:ascii="Times New Roman" w:hAnsi="Times New Roman" w:cs="Times New Roman"/>
+                <w:kern w:val="2"/>
+                <w:sz w:val="21"/>
+                <w:szCs w:val="21"/>
+              </w:rPr>
+            </w:pPr>
+            <w:r>
+              <w:rPr>
+                <w:rFonts w:hint="eastAsia" w:ascii="Times New Roman" w:hAnsi="Times New Roman" w:cs="Times New Roman"/>
+                <w:kern w:val="2"/>
+                <w:sz w:val="21"/>
+                <w:szCs w:val="21"/>
+              </w:rPr>
+              <w:t>4,000.00</w:t>
+            </w:r>
+          </w:p>
+        </w:tc>
+        <w:tc>
+          <w:tcPr>
+            <w:tcW w:w="1938" w:type="dxa"/>
+            <w:vAlign w:val="center"/>
+          </w:tcPr>
+          <w:p>
+            <w:pPr>
+              <w:widowControl w:val="0"/>
+              <w:jc w:val="right"/>
+              <w:rPr>
+                <w:rFonts w:hint="eastAsia" w:ascii="Times New Roman" w:hAnsi="Times New Roman" w:cs="Times New Roman"/>
+                <w:kern w:val="2"/>
+                <w:sz w:val="21"/>
+                <w:szCs w:val="21"/>
+              </w:rPr>
+            </w:pPr>
+            <w:r>
+              <w:rPr>
+                <w:rFonts w:hint="eastAsia" w:ascii="Times New Roman" w:hAnsi="Times New Roman" w:cs="Times New Roman"/>
+                <w:kern w:val="2"/>
+                <w:sz w:val="21"/>
+                <w:szCs w:val="21"/>
+              </w:rPr>
+              <w:t>100.00</w:t>
+            </w:r>
+          </w:p>
+        </w:tc>
+        <w:tc>
+          <w:tcPr>
+            <w:tcW w:w="1938" w:type="dxa"/>
+            <w:vAlign w:val="center"/>
+          </w:tcPr>
+          <w:p>
+            <w:pPr>
+              <w:widowControl w:val="0"/>
+              <w:jc w:val="right"/>
+              <w:rPr>
+                <w:rFonts w:hint="eastAsia" w:ascii="Times New Roman" w:hAnsi="Times New Roman" w:cs="Times New Roman"/>
+                <w:kern w:val="2"/>
+                <w:sz w:val="21"/>
+                <w:szCs w:val="21"/>
+              </w:rPr>
+            </w:pPr>
+            <w:r>
+              <w:rPr>
+                <w:rFonts w:hint="eastAsia" w:ascii="Times New Roman" w:hAnsi="Times New Roman" w:cs="Times New Roman"/>
+                <w:kern w:val="2"/>
+                <w:sz w:val="21"/>
+                <w:szCs w:val="21"/>
+              </w:rPr>
+              <w:t>5,332.12</w:t>
+            </w:r>
+          </w:p>
+        </w:tc>
+        <w:tc>
+          <w:tcPr>
+            <w:tcW w:w="1938" w:type="dxa"/>
+            <w:vAlign w:val="center"/>
+          </w:tcPr>
+          <w:p>
+            <w:pPr>
+              <w:widowControl w:val="0"/>
+              <w:jc w:val="right"/>
+              <w:rPr>
+                <w:rFonts w:hint="eastAsia" w:ascii="Times New Roman" w:hAnsi="Times New Roman" w:cs="Times New Roman"/>
+                <w:kern w:val="2"/>
+                <w:sz w:val="21"/>
+                <w:szCs w:val="21"/>
+              </w:rPr>
+            </w:pPr>
+            <w:r>
+              <w:rPr>
+                <w:rFonts w:hint="eastAsia" w:ascii="Times New Roman" w:hAnsi="Times New Roman" w:cs="Times New Roman"/>
+                <w:kern w:val="2"/>
+                <w:sz w:val="21"/>
+                <w:szCs w:val="21"/>
+              </w:rPr>
+              <w:t>100.00</w:t>
+            </w:r>
+          </w:p>
+        </w:tc>
+      </w:tr>
+    </w:tbl>
+    <w:p>
+      <w:pPr>
+        <w:spacing w:before="163" w:beforeLines="50" w:after="163" w:afterLines="50" w:line="360" w:lineRule="auto"/>
+        <w:ind w:firstLine="480" w:firstLineChars="200"/>
+        <w:jc w:val="both"/>
+        <w:rPr>
+          <w:rFonts w:ascii="Times New Roman" w:hAnsi="Times New Roman" w:cs="Times New Roman"/>
+        </w:rPr>
+      </w:pPr>
+      <w:r>
+        <w:rPr>
+          <w:rFonts w:hint="eastAsia" w:ascii="Times New Roman" w:hAnsi="Times New Roman" w:cs="Times New Roman"/>
+        </w:rPr>
+        <w:t>注：交易后各股东持股比例合计数与100.00%的差异系四舍五入所致。若本节4、土地收购亦采用股权支付，稀释效应叠加，届时三名股东的持股比例需合并测算，详见该节。</w:t>
       </w:r>
     </w:p>
     <w:p>
@@ -11933,7 +12714,594 @@
         <w:rPr>
           <w:rFonts w:hint="eastAsia" w:ascii="Times New Roman" w:hAnsi="Times New Roman" w:cs="Times New Roman"/>
         </w:rPr>
-        <w:t>本方案的主要优点是不占用发行人经营资金，且可实现企业所得税递延；主要局限是燕京集团及食品发酵研究院的持股比例被动稀释，两者均需在发行人股东会上放弃优先认缴出资权，燕京集团作为国有股东还需另行履行内部决策及国资审批程序，方案能否落地取决于该两名股东的态度。此外，非货币资产出资的作价直接决定新增股权数量，评估结果对股权比例的影响较为显著。</w:t>
+        <w:t>税务处理方面，本方案对价100.00%以发行人自身股权支付，具备适用财税〔2009〕59号文特殊性税务处理的基础。该文规定股权收购适用特殊性税务处理须同时满足五项条件，本次交易的符合情况如下：</w:t>
+      </w:r>
+    </w:p>
+    <w:tbl>
+      <w:tblPr>
+        <w:tblStyle w:val="64"/>
+        <w:tblW w:w="10425" w:type="dxa"/>
+        <w:jc w:val="center"/>
+        <w:tblBorders>
+          <w:top w:val="single" w:color="auto" w:sz="12" w:space="0"/>
+          <w:left w:val="single" w:color="auto" w:sz="12" w:space="0"/>
+          <w:bottom w:val="single" w:color="auto" w:sz="12" w:space="0"/>
+          <w:right w:val="single" w:color="auto" w:sz="12" w:space="0"/>
+          <w:insideH w:val="single" w:color="auto" w:sz="6" w:space="0"/>
+          <w:insideV w:val="single" w:color="auto" w:sz="6" w:space="0"/>
+        </w:tblBorders>
+        <w:tblLayout w:type="fixed"/>
+        <w:tblCellMar>
+          <w:top w:w="0" w:type="dxa"/>
+          <w:left w:w="108" w:type="dxa"/>
+          <w:bottom w:w="0" w:type="dxa"/>
+          <w:right w:w="108" w:type="dxa"/>
+        </w:tblCellMar>
+      </w:tblPr>
+      <w:tblGrid>
+        <w:gridCol w:w="1400"/>
+        <w:gridCol w:w="4500"/>
+        <w:gridCol w:w="4525"/>
+      </w:tblGrid>
+      <w:tr>
+        <w:trPr>
+          <w:trHeight w:val="397" w:hRule="atLeast"/>
+          <w:jc w:val="center"/>
+        </w:trPr>
+        <w:tc>
+          <w:tcPr>
+            <w:tcW w:w="1400" w:type="dxa"/>
+            <w:vAlign w:val="center"/>
+          </w:tcPr>
+          <w:p>
+            <w:pPr>
+              <w:widowControl w:val="0"/>
+              <w:jc w:val="center"/>
+              <w:rPr>
+                <w:rFonts w:hint="eastAsia" w:ascii="Times New Roman" w:hAnsi="Times New Roman" w:cs="Times New Roman"/>
+                <w:b/>
+                <w:kern w:val="2"/>
+                <w:sz w:val="21"/>
+                <w:szCs w:val="21"/>
+              </w:rPr>
+            </w:pPr>
+            <w:r>
+              <w:rPr>
+                <w:rFonts w:hint="eastAsia" w:ascii="Times New Roman" w:hAnsi="Times New Roman" w:cs="Times New Roman"/>
+                <w:b/>
+                <w:kern w:val="2"/>
+                <w:sz w:val="21"/>
+                <w:szCs w:val="21"/>
+              </w:rPr>
+              <w:t>条件</w:t>
+            </w:r>
+          </w:p>
+        </w:tc>
+        <w:tc>
+          <w:tcPr>
+            <w:tcW w:w="4500" w:type="dxa"/>
+            <w:vAlign w:val="center"/>
+          </w:tcPr>
+          <w:p>
+            <w:pPr>
+              <w:widowControl w:val="0"/>
+              <w:jc w:val="center"/>
+              <w:rPr>
+                <w:rFonts w:hint="eastAsia" w:ascii="Times New Roman" w:hAnsi="Times New Roman" w:cs="Times New Roman"/>
+                <w:b/>
+                <w:kern w:val="2"/>
+                <w:sz w:val="21"/>
+                <w:szCs w:val="21"/>
+              </w:rPr>
+            </w:pPr>
+            <w:r>
+              <w:rPr>
+                <w:rFonts w:hint="eastAsia" w:ascii="Times New Roman" w:hAnsi="Times New Roman" w:cs="Times New Roman"/>
+                <w:b/>
+                <w:kern w:val="2"/>
+                <w:sz w:val="21"/>
+                <w:szCs w:val="21"/>
+              </w:rPr>
+              <w:t>规定要求</w:t>
+            </w:r>
+          </w:p>
+        </w:tc>
+        <w:tc>
+          <w:tcPr>
+            <w:tcW w:w="4525" w:type="dxa"/>
+            <w:vAlign w:val="center"/>
+          </w:tcPr>
+          <w:p>
+            <w:pPr>
+              <w:widowControl w:val="0"/>
+              <w:jc w:val="center"/>
+              <w:rPr>
+                <w:rFonts w:hint="eastAsia" w:ascii="Times New Roman" w:hAnsi="Times New Roman" w:cs="Times New Roman"/>
+                <w:b/>
+                <w:kern w:val="2"/>
+                <w:sz w:val="21"/>
+                <w:szCs w:val="21"/>
+              </w:rPr>
+            </w:pPr>
+            <w:r>
+              <w:rPr>
+                <w:rFonts w:hint="eastAsia" w:ascii="Times New Roman" w:hAnsi="Times New Roman" w:cs="Times New Roman"/>
+                <w:b/>
+                <w:kern w:val="2"/>
+                <w:sz w:val="21"/>
+                <w:szCs w:val="21"/>
+              </w:rPr>
+              <w:t>本次交易符合情况</w:t>
+            </w:r>
+          </w:p>
+        </w:tc>
+      </w:tr>
+      <w:tr>
+        <w:trPr>
+          <w:trHeight w:val="397" w:hRule="atLeast"/>
+          <w:jc w:val="center"/>
+        </w:trPr>
+        <w:tc>
+          <w:tcPr>
+            <w:tcW w:w="1400" w:type="dxa"/>
+            <w:vAlign w:val="center"/>
+          </w:tcPr>
+          <w:p>
+            <w:pPr>
+              <w:widowControl w:val="0"/>
+              <w:jc w:val="center"/>
+              <w:rPr>
+                <w:rFonts w:hint="eastAsia" w:ascii="Times New Roman" w:hAnsi="Times New Roman" w:cs="Times New Roman"/>
+                <w:kern w:val="2"/>
+                <w:sz w:val="21"/>
+                <w:szCs w:val="21"/>
+              </w:rPr>
+            </w:pPr>
+            <w:r>
+              <w:rPr>
+                <w:rFonts w:hint="eastAsia" w:ascii="Times New Roman" w:hAnsi="Times New Roman" w:cs="Times New Roman"/>
+                <w:kern w:val="2"/>
+                <w:sz w:val="21"/>
+                <w:szCs w:val="21"/>
+              </w:rPr>
+              <w:t>合理商业目的</w:t>
+            </w:r>
+          </w:p>
+        </w:tc>
+        <w:tc>
+          <w:tcPr>
+            <w:tcW w:w="4500" w:type="dxa"/>
+            <w:vAlign w:val="center"/>
+          </w:tcPr>
+          <w:p>
+            <w:pPr>
+              <w:widowControl w:val="0"/>
+              <w:jc w:val="both"/>
+              <w:rPr>
+                <w:rFonts w:hint="eastAsia" w:ascii="Times New Roman" w:hAnsi="Times New Roman" w:cs="Times New Roman"/>
+                <w:kern w:val="2"/>
+                <w:sz w:val="21"/>
+                <w:szCs w:val="21"/>
+              </w:rPr>
+            </w:pPr>
+            <w:r>
+              <w:rPr>
+                <w:rFonts w:hint="eastAsia" w:ascii="Times New Roman" w:hAnsi="Times New Roman" w:cs="Times New Roman"/>
+                <w:kern w:val="2"/>
+                <w:sz w:val="21"/>
+                <w:szCs w:val="21"/>
+              </w:rPr>
+              <w:t>具有合理的商业目的，且不以减少、免除或者推迟缴纳税款为主要目的</w:t>
+            </w:r>
+          </w:p>
+        </w:tc>
+        <w:tc>
+          <w:tcPr>
+            <w:tcW w:w="4525" w:type="dxa"/>
+            <w:vAlign w:val="center"/>
+          </w:tcPr>
+          <w:p>
+            <w:pPr>
+              <w:widowControl w:val="0"/>
+              <w:jc w:val="both"/>
+              <w:rPr>
+                <w:rFonts w:hint="eastAsia" w:ascii="Times New Roman" w:hAnsi="Times New Roman" w:cs="Times New Roman"/>
+                <w:kern w:val="2"/>
+                <w:sz w:val="21"/>
+                <w:szCs w:val="21"/>
+              </w:rPr>
+            </w:pPr>
+            <w:r>
+              <w:rPr>
+                <w:rFonts w:hint="eastAsia" w:ascii="Times New Roman" w:hAnsi="Times New Roman" w:cs="Times New Roman"/>
+                <w:kern w:val="2"/>
+                <w:sz w:val="21"/>
+                <w:szCs w:val="21"/>
+              </w:rPr>
+              <w:t>本次重组用于消除同业竞争，系申请首次公开发行股票并上市的实质性要求，商业目的合理</w:t>
+            </w:r>
+          </w:p>
+        </w:tc>
+      </w:tr>
+      <w:tr>
+        <w:trPr>
+          <w:trHeight w:val="397" w:hRule="atLeast"/>
+          <w:jc w:val="center"/>
+        </w:trPr>
+        <w:tc>
+          <w:tcPr>
+            <w:tcW w:w="1400" w:type="dxa"/>
+            <w:vAlign w:val="center"/>
+          </w:tcPr>
+          <w:p>
+            <w:pPr>
+              <w:widowControl w:val="0"/>
+              <w:jc w:val="center"/>
+              <w:rPr>
+                <w:rFonts w:hint="eastAsia" w:ascii="Times New Roman" w:hAnsi="Times New Roman" w:cs="Times New Roman"/>
+                <w:kern w:val="2"/>
+                <w:sz w:val="21"/>
+                <w:szCs w:val="21"/>
+              </w:rPr>
+            </w:pPr>
+            <w:r>
+              <w:rPr>
+                <w:rFonts w:hint="eastAsia" w:ascii="Times New Roman" w:hAnsi="Times New Roman" w:cs="Times New Roman"/>
+                <w:kern w:val="2"/>
+                <w:sz w:val="21"/>
+                <w:szCs w:val="21"/>
+              </w:rPr>
+              <w:t>收购比例</w:t>
+            </w:r>
+          </w:p>
+        </w:tc>
+        <w:tc>
+          <w:tcPr>
+            <w:tcW w:w="4500" w:type="dxa"/>
+            <w:vAlign w:val="center"/>
+          </w:tcPr>
+          <w:p>
+            <w:pPr>
+              <w:widowControl w:val="0"/>
+              <w:jc w:val="both"/>
+              <w:rPr>
+                <w:rFonts w:hint="eastAsia" w:ascii="Times New Roman" w:hAnsi="Times New Roman" w:cs="Times New Roman"/>
+                <w:kern w:val="2"/>
+                <w:sz w:val="21"/>
+                <w:szCs w:val="21"/>
+              </w:rPr>
+            </w:pPr>
+            <w:r>
+              <w:rPr>
+                <w:rFonts w:hint="eastAsia" w:ascii="Times New Roman" w:hAnsi="Times New Roman" w:cs="Times New Roman"/>
+                <w:kern w:val="2"/>
+                <w:sz w:val="21"/>
+                <w:szCs w:val="21"/>
+              </w:rPr>
+              <w:t>收购企业购买的股权不低于被收购企业全部股权的50%</w:t>
+            </w:r>
+          </w:p>
+        </w:tc>
+        <w:tc>
+          <w:tcPr>
+            <w:tcW w:w="4525" w:type="dxa"/>
+            <w:vAlign w:val="center"/>
+          </w:tcPr>
+          <w:p>
+            <w:pPr>
+              <w:widowControl w:val="0"/>
+              <w:jc w:val="both"/>
+              <w:rPr>
+                <w:rFonts w:hint="eastAsia" w:ascii="Times New Roman" w:hAnsi="Times New Roman" w:cs="Times New Roman"/>
+                <w:kern w:val="2"/>
+                <w:sz w:val="21"/>
+                <w:szCs w:val="21"/>
+              </w:rPr>
+            </w:pPr>
+            <w:r>
+              <w:rPr>
+                <w:rFonts w:hint="eastAsia" w:ascii="Times New Roman" w:hAnsi="Times New Roman" w:cs="Times New Roman"/>
+                <w:kern w:val="2"/>
+                <w:sz w:val="21"/>
+                <w:szCs w:val="21"/>
+              </w:rPr>
+              <w:t>本次收购67.00%股权，高于50%</w:t>
+            </w:r>
+          </w:p>
+        </w:tc>
+      </w:tr>
+      <w:tr>
+        <w:trPr>
+          <w:trHeight w:val="397" w:hRule="atLeast"/>
+          <w:jc w:val="center"/>
+        </w:trPr>
+        <w:tc>
+          <w:tcPr>
+            <w:tcW w:w="1400" w:type="dxa"/>
+            <w:vAlign w:val="center"/>
+          </w:tcPr>
+          <w:p>
+            <w:pPr>
+              <w:widowControl w:val="0"/>
+              <w:jc w:val="center"/>
+              <w:rPr>
+                <w:rFonts w:hint="eastAsia" w:ascii="Times New Roman" w:hAnsi="Times New Roman" w:cs="Times New Roman"/>
+                <w:kern w:val="2"/>
+                <w:sz w:val="21"/>
+                <w:szCs w:val="21"/>
+              </w:rPr>
+            </w:pPr>
+            <w:r>
+              <w:rPr>
+                <w:rFonts w:hint="eastAsia" w:ascii="Times New Roman" w:hAnsi="Times New Roman" w:cs="Times New Roman"/>
+                <w:kern w:val="2"/>
+                <w:sz w:val="21"/>
+                <w:szCs w:val="21"/>
+              </w:rPr>
+              <w:t>经营连续性</w:t>
+            </w:r>
+          </w:p>
+        </w:tc>
+        <w:tc>
+          <w:tcPr>
+            <w:tcW w:w="4500" w:type="dxa"/>
+            <w:vAlign w:val="center"/>
+          </w:tcPr>
+          <w:p>
+            <w:pPr>
+              <w:widowControl w:val="0"/>
+              <w:jc w:val="both"/>
+              <w:rPr>
+                <w:rFonts w:hint="eastAsia" w:ascii="Times New Roman" w:hAnsi="Times New Roman" w:cs="Times New Roman"/>
+                <w:kern w:val="2"/>
+                <w:sz w:val="21"/>
+                <w:szCs w:val="21"/>
+              </w:rPr>
+            </w:pPr>
+            <w:r>
+              <w:rPr>
+                <w:rFonts w:hint="eastAsia" w:ascii="Times New Roman" w:hAnsi="Times New Roman" w:cs="Times New Roman"/>
+                <w:kern w:val="2"/>
+                <w:sz w:val="21"/>
+                <w:szCs w:val="21"/>
+              </w:rPr>
+              <w:t>重组后连续12个月内不改变重组资产原来的实质性经营活动</w:t>
+            </w:r>
+          </w:p>
+        </w:tc>
+        <w:tc>
+          <w:tcPr>
+            <w:tcW w:w="4525" w:type="dxa"/>
+            <w:vAlign w:val="center"/>
+          </w:tcPr>
+          <w:p>
+            <w:pPr>
+              <w:widowControl w:val="0"/>
+              <w:jc w:val="both"/>
+              <w:rPr>
+                <w:rFonts w:hint="eastAsia" w:ascii="Times New Roman" w:hAnsi="Times New Roman" w:cs="Times New Roman"/>
+                <w:kern w:val="2"/>
+                <w:sz w:val="21"/>
+                <w:szCs w:val="21"/>
+              </w:rPr>
+            </w:pPr>
+            <w:r>
+              <w:rPr>
+                <w:rFonts w:hint="eastAsia" w:ascii="Times New Roman" w:hAnsi="Times New Roman" w:cs="Times New Roman"/>
+                <w:kern w:val="2"/>
+                <w:sz w:val="21"/>
+                <w:szCs w:val="21"/>
+              </w:rPr>
+              <w:t>重组后中发邢台继续从事纳豆及纳豆制品的生产和销售</w:t>
+            </w:r>
+          </w:p>
+        </w:tc>
+      </w:tr>
+      <w:tr>
+        <w:trPr>
+          <w:trHeight w:val="397" w:hRule="atLeast"/>
+          <w:jc w:val="center"/>
+        </w:trPr>
+        <w:tc>
+          <w:tcPr>
+            <w:tcW w:w="1400" w:type="dxa"/>
+            <w:vAlign w:val="center"/>
+          </w:tcPr>
+          <w:p>
+            <w:pPr>
+              <w:widowControl w:val="0"/>
+              <w:jc w:val="center"/>
+              <w:rPr>
+                <w:rFonts w:hint="eastAsia" w:ascii="Times New Roman" w:hAnsi="Times New Roman" w:cs="Times New Roman"/>
+                <w:kern w:val="2"/>
+                <w:sz w:val="21"/>
+                <w:szCs w:val="21"/>
+              </w:rPr>
+            </w:pPr>
+            <w:r>
+              <w:rPr>
+                <w:rFonts w:hint="eastAsia" w:ascii="Times New Roman" w:hAnsi="Times New Roman" w:cs="Times New Roman"/>
+                <w:kern w:val="2"/>
+                <w:sz w:val="21"/>
+                <w:szCs w:val="21"/>
+              </w:rPr>
+              <w:t>股权支付比例</w:t>
+            </w:r>
+          </w:p>
+        </w:tc>
+        <w:tc>
+          <w:tcPr>
+            <w:tcW w:w="4500" w:type="dxa"/>
+            <w:vAlign w:val="center"/>
+          </w:tcPr>
+          <w:p>
+            <w:pPr>
+              <w:widowControl w:val="0"/>
+              <w:jc w:val="both"/>
+              <w:rPr>
+                <w:rFonts w:hint="eastAsia" w:ascii="Times New Roman" w:hAnsi="Times New Roman" w:cs="Times New Roman"/>
+                <w:kern w:val="2"/>
+                <w:sz w:val="21"/>
+                <w:szCs w:val="21"/>
+              </w:rPr>
+            </w:pPr>
+            <w:r>
+              <w:rPr>
+                <w:rFonts w:hint="eastAsia" w:ascii="Times New Roman" w:hAnsi="Times New Roman" w:cs="Times New Roman"/>
+                <w:kern w:val="2"/>
+                <w:sz w:val="21"/>
+                <w:szCs w:val="21"/>
+              </w:rPr>
+              <w:t>股权支付金额不低于交易支付总额的85%</w:t>
+            </w:r>
+          </w:p>
+        </w:tc>
+        <w:tc>
+          <w:tcPr>
+            <w:tcW w:w="4525" w:type="dxa"/>
+            <w:vAlign w:val="center"/>
+          </w:tcPr>
+          <w:p>
+            <w:pPr>
+              <w:widowControl w:val="0"/>
+              <w:jc w:val="both"/>
+              <w:rPr>
+                <w:rFonts w:hint="eastAsia" w:ascii="Times New Roman" w:hAnsi="Times New Roman" w:cs="Times New Roman"/>
+                <w:kern w:val="2"/>
+                <w:sz w:val="21"/>
+                <w:szCs w:val="21"/>
+              </w:rPr>
+            </w:pPr>
+            <w:r>
+              <w:rPr>
+                <w:rFonts w:hint="eastAsia" w:ascii="Times New Roman" w:hAnsi="Times New Roman" w:cs="Times New Roman"/>
+                <w:kern w:val="2"/>
+                <w:sz w:val="21"/>
+                <w:szCs w:val="21"/>
+              </w:rPr>
+              <w:t>本方案对价100.00%以发行人自身股权支付</w:t>
+            </w:r>
+          </w:p>
+        </w:tc>
+      </w:tr>
+      <w:tr>
+        <w:trPr>
+          <w:trHeight w:val="397" w:hRule="atLeast"/>
+          <w:jc w:val="center"/>
+        </w:trPr>
+        <w:tc>
+          <w:tcPr>
+            <w:tcW w:w="1400" w:type="dxa"/>
+            <w:vAlign w:val="center"/>
+          </w:tcPr>
+          <w:p>
+            <w:pPr>
+              <w:widowControl w:val="0"/>
+              <w:jc w:val="center"/>
+              <w:rPr>
+                <w:rFonts w:hint="eastAsia" w:ascii="Times New Roman" w:hAnsi="Times New Roman" w:cs="Times New Roman"/>
+                <w:kern w:val="2"/>
+                <w:sz w:val="21"/>
+                <w:szCs w:val="21"/>
+              </w:rPr>
+            </w:pPr>
+            <w:r>
+              <w:rPr>
+                <w:rFonts w:hint="eastAsia" w:ascii="Times New Roman" w:hAnsi="Times New Roman" w:cs="Times New Roman"/>
+                <w:kern w:val="2"/>
+                <w:sz w:val="21"/>
+                <w:szCs w:val="21"/>
+              </w:rPr>
+              <w:t>股权锁定</w:t>
+            </w:r>
+          </w:p>
+        </w:tc>
+        <w:tc>
+          <w:tcPr>
+            <w:tcW w:w="4500" w:type="dxa"/>
+            <w:vAlign w:val="center"/>
+          </w:tcPr>
+          <w:p>
+            <w:pPr>
+              <w:widowControl w:val="0"/>
+              <w:jc w:val="both"/>
+              <w:rPr>
+                <w:rFonts w:hint="eastAsia" w:ascii="Times New Roman" w:hAnsi="Times New Roman" w:cs="Times New Roman"/>
+                <w:kern w:val="2"/>
+                <w:sz w:val="21"/>
+                <w:szCs w:val="21"/>
+              </w:rPr>
+            </w:pPr>
+            <w:r>
+              <w:rPr>
+                <w:rFonts w:hint="eastAsia" w:ascii="Times New Roman" w:hAnsi="Times New Roman" w:cs="Times New Roman"/>
+                <w:kern w:val="2"/>
+                <w:sz w:val="21"/>
+                <w:szCs w:val="21"/>
+              </w:rPr>
+              <w:t>取得股权支付的原主要股东，重组后连续12个月内不得转让所取得的股权</w:t>
+            </w:r>
+          </w:p>
+        </w:tc>
+        <w:tc>
+          <w:tcPr>
+            <w:tcW w:w="4525" w:type="dxa"/>
+            <w:vAlign w:val="center"/>
+          </w:tcPr>
+          <w:p>
+            <w:pPr>
+              <w:widowControl w:val="0"/>
+              <w:jc w:val="both"/>
+              <w:rPr>
+                <w:rFonts w:hint="eastAsia" w:ascii="Times New Roman" w:hAnsi="Times New Roman" w:cs="Times New Roman"/>
+                <w:kern w:val="2"/>
+                <w:sz w:val="21"/>
+                <w:szCs w:val="21"/>
+              </w:rPr>
+            </w:pPr>
+            <w:r>
+              <w:rPr>
+                <w:rFonts w:hint="eastAsia" w:ascii="Times New Roman" w:hAnsi="Times New Roman" w:cs="Times New Roman"/>
+                <w:kern w:val="2"/>
+                <w:sz w:val="21"/>
+                <w:szCs w:val="21"/>
+              </w:rPr>
+              <w:t>燕京啤酒取得的发行人新增股权12个月内不转让，另需按首发上市要求作出更长期限的锁定承诺</w:t>
+            </w:r>
+          </w:p>
+        </w:tc>
+      </w:tr>
+    </w:tbl>
+    <w:p>
+      <w:pPr>
+        <w:spacing w:before="163" w:beforeLines="50" w:after="163" w:afterLines="50" w:line="360" w:lineRule="auto"/>
+        <w:ind w:firstLine="480" w:firstLineChars="200"/>
+        <w:jc w:val="both"/>
+        <w:rPr>
+          <w:rFonts w:ascii="Times New Roman" w:hAnsi="Times New Roman" w:cs="Times New Roman"/>
+        </w:rPr>
+      </w:pPr>
+      <w:r>
+        <w:rPr>
+          <w:rFonts w:hint="eastAsia" w:ascii="Times New Roman" w:hAnsi="Times New Roman" w:cs="Times New Roman"/>
+        </w:rPr>
+        <w:t>上述五项条件初步判断均可满足。适用的，燕京啤酒暂不确认1,506.29万元股权转让所得，当期企业所得税为零，其取得的发行人股权以中发邢台股权原有计税基础6,700.00万元确定，纳税义务递延；须按国家税务总局公告2015年第48号履行备案及后续管理。未获适用的，按一般性税务处理，税负与方案二一致。其余税种方面，交易标的为股权，不涉及土地、房屋权属转移，不征增值税、土地增值税及契税；股权转让书据按产权转移书据缴纳印花税，税率万分之五，按模拟作价测算双方各约4.10万元；发行人另需就新增实收资本及资本公积按万分之二点五缴纳资金账簿印花税，约2.05万元。</w:t>
+      </w:r>
+    </w:p>
+    <w:p>
+      <w:pPr>
+        <w:spacing w:before="163" w:beforeLines="50" w:after="163" w:afterLines="50" w:line="360" w:lineRule="auto"/>
+        <w:ind w:firstLine="480" w:firstLineChars="200"/>
+        <w:jc w:val="both"/>
+        <w:rPr>
+          <w:rFonts w:ascii="Times New Roman" w:hAnsi="Times New Roman" w:cs="Times New Roman"/>
+        </w:rPr>
+      </w:pPr>
+      <w:r>
+        <w:rPr>
+          <w:rFonts w:hint="eastAsia" w:ascii="Times New Roman" w:hAnsi="Times New Roman" w:cs="Times New Roman"/>
+        </w:rPr>
+        <w:t>本方案的主要优点是不占用发行人经营资金，且可实现企业所得税递延；主要局限是燕京集团及食品发酵研究院的持股比例被动稀释，两者均需在发行人股东会上放弃优先认缴出资权，燕京集团作为国有股东还需另行履行内部决策及国资审批程序。此外，非货币资产出资的作价直接决定新增股权数量，评估结果对股权比例的影响较为显著。</w:t>
       </w:r>
     </w:p>
     <w:p>
@@ -11965,7 +13333,7 @@
         <w:rPr>
           <w:rFonts w:hint="eastAsia" w:ascii="Times New Roman" w:hAnsi="Times New Roman" w:cs="Times New Roman"/>
         </w:rPr>
-        <w:t>由发行人以现金作为对价，向燕京啤酒购买其持有的中发邢台67.00%股权。发行人的注册资本及股权结构不发生变化，交易完成后中发邢台同样成为发行人的全资子公司并纳入合并报表范围。</w:t>
+        <w:t>由发行人以现金作为对价，向燕京啤酒购买其持有的中发邢台67.00%股权。发行人的注册资本及股权结构不发生变化，交易完成后中发邢台同样成为发行人的全资子公司并纳入合并报表范围。按模拟作价测算，发行人需支付现金8,206.29万元，相当于其2025年12月31日净资产的33.30%。</w:t>
       </w:r>
     </w:p>
     <w:p>
@@ -11981,7 +13349,7 @@
         <w:rPr>
           <w:rFonts w:hint="eastAsia" w:ascii="Times New Roman" w:hAnsi="Times New Roman" w:cs="Times New Roman"/>
         </w:rPr>
-        <w:t>税务处理方面，本方案对价全部为现金，股权支付金额为零，不满足财税〔2009〕59号文关于股权支付金额不低于85%的条件，应当适用一般性税务处理。转让方按转让对价与其计税基础的差额确认股权转让所得，该部分股权的计税基础为其实缴出资额6,700.00万元；燕京啤酒为居民企业，适用《中华人民共和国企业所得税法》规定的法定税率25%。需说明的是，20%系自然人股东转让股权按财产转让所得缴纳个人所得税的税率，本次转让方为法人，不适用该税率；燕京啤酒亦不符合小型微利企业优惠条件。其余税种与方案一相同。</w:t>
+        <w:t>税务处理方面，本方案对价全部为现金，股权支付金额为零，不满足财税〔2009〕59号文关于股权支付金额不低于85%的条件，应当适用一般性税务处理。燕京啤酒按公允价值确认股权转让所得1,506.29万元，其为居民企业，适用《中华人民共和国企业所得税法》规定的法定税率25%，对应企业所得税376.57万元。需说明的是，20%系自然人股东转让股权按财产转让所得缴纳个人所得税的税率，本次转让方为法人，不适用该税率；燕京啤酒亦不符合小型微利企业优惠条件。该项所得并入其当期应纳税所得额计算，若当期存在可弥补亏损，实际税负可能低于上述测算金额。其余税种与方案一相同，印花税按模拟作价测算双方各约4.10万元，不涉及资金账簿印花税。</w:t>
       </w:r>
     </w:p>
     <w:p>
@@ -11997,7 +13365,7 @@
         <w:rPr>
           <w:rFonts w:hint="eastAsia" w:ascii="Times New Roman" w:hAnsi="Times New Roman" w:cs="Times New Roman"/>
         </w:rPr>
-        <w:t>本方案的主要优点是不改变发行人现有股权结构，无需中小股东放弃优先认缴出资权，决策链条相对简单；主要局限是发行人需实际支付现金对价，其自身仍处于产能建设期，需关注该笔支出对营运资金及在建项目投入的影响，且转让方需即期缴纳企业所得税，整体税务成本高于方案一。</w:t>
+        <w:t>本方案的主要优点是不改变发行人现有股权结构，无需中小股东放弃优先认缴出资权，决策链条相对简单；主要局限是发行人需实际支付现金对价，其自身仍处于产能建设期，需关注该笔支出对营运资金及在建项目投入的影响，且转让方需即期缴纳企业所得税。</w:t>
       </w:r>
     </w:p>
     <w:p>
@@ -12014,6 +13382,27 @@
           <w:rFonts w:hint="eastAsia" w:ascii="Times New Roman" w:hAnsi="Times New Roman" w:cs="Times New Roman"/>
         </w:rPr>
         <w:t>③两方案比较</w:t>
+      </w:r>
+    </w:p>
+    <w:p>
+      <w:pPr>
+        <w:pStyle w:val="432"/>
+        <w:spacing w:before="0" w:beforeLines="0" w:after="0" w:afterLines="0" w:line="240" w:lineRule="auto"/>
+        <w:ind w:firstLine="0" w:firstLineChars="0"/>
+        <w:jc w:val="right"/>
+        <w:rPr>
+          <w:rFonts w:ascii="Times New Roman" w:hAnsi="Times New Roman"/>
+          <w:sz w:val="21"/>
+          <w:szCs w:val="20"/>
+        </w:rPr>
+      </w:pPr>
+      <w:r>
+        <w:rPr>
+          <w:rFonts w:ascii="Times New Roman" w:hAnsi="Times New Roman"/>
+          <w:sz w:val="21"/>
+          <w:szCs w:val="20"/>
+        </w:rPr>
+        <w:t>单位：万元</w:t>
       </w:r>
     </w:p>
     <w:tbl>
@@ -12163,7 +13552,7 @@
                 <w:sz w:val="21"/>
                 <w:szCs w:val="21"/>
               </w:rPr>
-              <w:t>法律形式</w:t>
+              <w:t>模拟作价</w:t>
             </w:r>
           </w:p>
         </w:tc>
@@ -12190,7 +13579,7 @@
                 <w:sz w:val="21"/>
                 <w:szCs w:val="21"/>
               </w:rPr>
-              <w:t>燕京啤酒以股权作价出资，对发行人非货币资产增资</w:t>
+              <w:t>8,206.29</w:t>
             </w:r>
           </w:p>
         </w:tc>
@@ -12217,7 +13606,7 @@
                 <w:sz w:val="21"/>
                 <w:szCs w:val="21"/>
               </w:rPr>
-              <w:t>发行人以现金向燕京啤酒购买股权</w:t>
+              <w:t>8,206.29</w:t>
             </w:r>
           </w:p>
         </w:tc>
@@ -12304,7 +13693,7 @@
                 <w:sz w:val="21"/>
                 <w:szCs w:val="21"/>
               </w:rPr>
-              <w:t>需按经备案的评估作价支付</w:t>
+              <w:t>8,206.29，占其净资产的33.30%</w:t>
             </w:r>
           </w:p>
         </w:tc>
@@ -12337,7 +13726,7 @@
                 <w:sz w:val="21"/>
                 <w:szCs w:val="21"/>
               </w:rPr>
-              <w:t>发行人股权结构</w:t>
+              <w:t>发行人注册资本</w:t>
             </w:r>
           </w:p>
         </w:tc>
@@ -12364,7 +13753,7 @@
                 <w:sz w:val="21"/>
                 <w:szCs w:val="21"/>
               </w:rPr>
-              <w:t>注册资本增加，燕京啤酒持股上升，其余股东被动稀释</w:t>
+              <w:t>由4,000.00增至5,332.12</w:t>
             </w:r>
           </w:p>
         </w:tc>
@@ -12391,7 +13780,7 @@
                 <w:sz w:val="21"/>
                 <w:szCs w:val="21"/>
               </w:rPr>
-              <w:t>维持80.00%、17.50%、2.50%不变</w:t>
+              <w:t>维持4,000.00不变</w:t>
             </w:r>
           </w:p>
         </w:tc>
@@ -12424,7 +13813,7 @@
                 <w:sz w:val="21"/>
                 <w:szCs w:val="21"/>
               </w:rPr>
-              <w:t>企业所得税</w:t>
+              <w:t>交易后股权结构</w:t>
             </w:r>
           </w:p>
         </w:tc>
@@ -12451,7 +13840,7 @@
                 <w:sz w:val="21"/>
                 <w:szCs w:val="21"/>
               </w:rPr>
-              <w:t>符合特殊性税务处理条件的可递延；未获适用的与方案二一致</w:t>
+              <w:t>燕京啤酒85.00%、燕京集团13.13%、食品发酵研究院1.88%</w:t>
             </w:r>
           </w:p>
         </w:tc>
@@ -12478,7 +13867,7 @@
                 <w:sz w:val="21"/>
                 <w:szCs w:val="21"/>
               </w:rPr>
-              <w:t>适用一般性税务处理，按转让所得的25%缴纳</w:t>
+              <w:t>维持80.00%、17.50%、2.50%不变</w:t>
             </w:r>
           </w:p>
         </w:tc>
@@ -12511,7 +13900,7 @@
                 <w:sz w:val="21"/>
                 <w:szCs w:val="21"/>
               </w:rPr>
-              <w:t>其他税种</w:t>
+              <w:t>企业所得税</w:t>
             </w:r>
           </w:p>
         </w:tc>
@@ -12538,7 +13927,7 @@
                 <w:sz w:val="21"/>
                 <w:szCs w:val="21"/>
               </w:rPr>
-              <w:t>不征增值税、土地增值税及契税，涉及印花税</w:t>
+              <w:t>适用特殊性税务处理的为零、纳税义务递延；未获适用的与方案二一致</w:t>
             </w:r>
           </w:p>
         </w:tc>
@@ -12565,7 +13954,7 @@
                 <w:sz w:val="21"/>
                 <w:szCs w:val="21"/>
               </w:rPr>
-              <w:t>同左</w:t>
+              <w:t>适用一般性税务处理，转让所得1,506.29，所得税376.57</w:t>
             </w:r>
           </w:p>
         </w:tc>
@@ -12598,7 +13987,7 @@
                 <w:sz w:val="21"/>
                 <w:szCs w:val="21"/>
               </w:rPr>
-              <w:t>中小股东</w:t>
+              <w:t>印花税</w:t>
             </w:r>
           </w:p>
         </w:tc>
@@ -12625,7 +14014,7 @@
                 <w:sz w:val="21"/>
                 <w:szCs w:val="21"/>
               </w:rPr>
-              <w:t>需放弃优先认缴出资权并各自履行决策程序</w:t>
+              <w:t>股权转让书据双方各约4.10；发行人另缴资金账簿印花税约2.05</w:t>
             </w:r>
           </w:p>
         </w:tc>
@@ -12652,7 +14041,7 @@
                 <w:sz w:val="21"/>
                 <w:szCs w:val="21"/>
               </w:rPr>
-              <w:t>不受影响</w:t>
+              <w:t>股权转让书据双方各约4.10</w:t>
             </w:r>
           </w:p>
         </w:tc>
@@ -12685,7 +14074,7 @@
                 <w:sz w:val="21"/>
                 <w:szCs w:val="21"/>
               </w:rPr>
-              <w:t>国资程序</w:t>
+              <w:t>增值税、土地增值税、契税</w:t>
             </w:r>
           </w:p>
         </w:tc>
@@ -12712,7 +14101,7 @@
                 <w:sz w:val="21"/>
                 <w:szCs w:val="21"/>
               </w:rPr>
-              <w:t>属企业增资，原则上进场公开进行，符合条件的可非公开协议</w:t>
+              <w:t>均不征</w:t>
             </w:r>
           </w:p>
         </w:tc>
@@ -12739,7 +14128,7 @@
                 <w:sz w:val="21"/>
                 <w:szCs w:val="21"/>
               </w:rPr>
-              <w:t>属产权转让，原则上进场公开交易，符合条件的可非公开协议</w:t>
+              <w:t>均不征</w:t>
             </w:r>
           </w:p>
         </w:tc>
@@ -12772,7 +14161,7 @@
                 <w:sz w:val="21"/>
                 <w:szCs w:val="21"/>
               </w:rPr>
-              <w:t>实施周期</w:t>
+              <w:t>中小股东</w:t>
             </w:r>
           </w:p>
         </w:tc>
@@ -12799,7 +14188,7 @@
                 <w:sz w:val="21"/>
                 <w:szCs w:val="21"/>
               </w:rPr>
-              <w:t>需增加股东会决议、章程修正及注册资本变更登记，周期较长</w:t>
+              <w:t>被动稀释，需放弃优先认缴出资权并各自履行决策程序</w:t>
             </w:r>
           </w:p>
         </w:tc>
@@ -12826,12 +14215,202 @@
                 <w:sz w:val="21"/>
                 <w:szCs w:val="21"/>
               </w:rPr>
+              <w:t>不受影响</w:t>
+            </w:r>
+          </w:p>
+        </w:tc>
+      </w:tr>
+      <w:tr>
+        <w:trPr>
+          <w:trHeight w:val="397" w:hRule="atLeast"/>
+          <w:jc w:val="center"/>
+        </w:trPr>
+        <w:tc>
+          <w:tcPr>
+            <w:tcW w:w="1725" w:type="dxa"/>
+            <w:vAlign w:val="center"/>
+          </w:tcPr>
+          <w:p>
+            <w:pPr>
+              <w:widowControl w:val="0"/>
+              <w:jc w:val="center"/>
+              <w:rPr>
+                <w:rFonts w:hint="eastAsia" w:ascii="Times New Roman" w:hAnsi="Times New Roman" w:cs="Times New Roman"/>
+                <w:kern w:val="2"/>
+                <w:sz w:val="21"/>
+                <w:szCs w:val="21"/>
+              </w:rPr>
+            </w:pPr>
+            <w:r>
+              <w:rPr>
+                <w:rFonts w:hint="eastAsia" w:ascii="Times New Roman" w:hAnsi="Times New Roman" w:cs="Times New Roman"/>
+                <w:kern w:val="2"/>
+                <w:sz w:val="21"/>
+                <w:szCs w:val="21"/>
+              </w:rPr>
+              <w:t>国资程序</w:t>
+            </w:r>
+          </w:p>
+        </w:tc>
+        <w:tc>
+          <w:tcPr>
+            <w:tcW w:w="4350" w:type="dxa"/>
+            <w:vAlign w:val="center"/>
+          </w:tcPr>
+          <w:p>
+            <w:pPr>
+              <w:widowControl w:val="0"/>
+              <w:jc w:val="both"/>
+              <w:rPr>
+                <w:rFonts w:hint="eastAsia" w:ascii="Times New Roman" w:hAnsi="Times New Roman" w:cs="Times New Roman"/>
+                <w:kern w:val="2"/>
+                <w:sz w:val="21"/>
+                <w:szCs w:val="21"/>
+              </w:rPr>
+            </w:pPr>
+            <w:r>
+              <w:rPr>
+                <w:rFonts w:hint="eastAsia" w:ascii="Times New Roman" w:hAnsi="Times New Roman" w:cs="Times New Roman"/>
+                <w:kern w:val="2"/>
+                <w:sz w:val="21"/>
+                <w:szCs w:val="21"/>
+              </w:rPr>
+              <w:t>属企业增资，原则上进场公开进行，符合条件的可非公开协议</w:t>
+            </w:r>
+          </w:p>
+        </w:tc>
+        <w:tc>
+          <w:tcPr>
+            <w:tcW w:w="4350" w:type="dxa"/>
+            <w:vAlign w:val="center"/>
+          </w:tcPr>
+          <w:p>
+            <w:pPr>
+              <w:widowControl w:val="0"/>
+              <w:jc w:val="both"/>
+              <w:rPr>
+                <w:rFonts w:hint="eastAsia" w:ascii="Times New Roman" w:hAnsi="Times New Roman" w:cs="Times New Roman"/>
+                <w:kern w:val="2"/>
+                <w:sz w:val="21"/>
+                <w:szCs w:val="21"/>
+              </w:rPr>
+            </w:pPr>
+            <w:r>
+              <w:rPr>
+                <w:rFonts w:hint="eastAsia" w:ascii="Times New Roman" w:hAnsi="Times New Roman" w:cs="Times New Roman"/>
+                <w:kern w:val="2"/>
+                <w:sz w:val="21"/>
+                <w:szCs w:val="21"/>
+              </w:rPr>
+              <w:t>属产权转让，原则上进场公开交易，符合条件的可非公开协议</w:t>
+            </w:r>
+          </w:p>
+        </w:tc>
+      </w:tr>
+      <w:tr>
+        <w:trPr>
+          <w:trHeight w:val="397" w:hRule="atLeast"/>
+          <w:jc w:val="center"/>
+        </w:trPr>
+        <w:tc>
+          <w:tcPr>
+            <w:tcW w:w="1725" w:type="dxa"/>
+            <w:vAlign w:val="center"/>
+          </w:tcPr>
+          <w:p>
+            <w:pPr>
+              <w:widowControl w:val="0"/>
+              <w:jc w:val="center"/>
+              <w:rPr>
+                <w:rFonts w:hint="eastAsia" w:ascii="Times New Roman" w:hAnsi="Times New Roman" w:cs="Times New Roman"/>
+                <w:kern w:val="2"/>
+                <w:sz w:val="21"/>
+                <w:szCs w:val="21"/>
+              </w:rPr>
+            </w:pPr>
+            <w:r>
+              <w:rPr>
+                <w:rFonts w:hint="eastAsia" w:ascii="Times New Roman" w:hAnsi="Times New Roman" w:cs="Times New Roman"/>
+                <w:kern w:val="2"/>
+                <w:sz w:val="21"/>
+                <w:szCs w:val="21"/>
+              </w:rPr>
+              <w:t>实施周期</w:t>
+            </w:r>
+          </w:p>
+        </w:tc>
+        <w:tc>
+          <w:tcPr>
+            <w:tcW w:w="4350" w:type="dxa"/>
+            <w:vAlign w:val="center"/>
+          </w:tcPr>
+          <w:p>
+            <w:pPr>
+              <w:widowControl w:val="0"/>
+              <w:jc w:val="both"/>
+              <w:rPr>
+                <w:rFonts w:hint="eastAsia" w:ascii="Times New Roman" w:hAnsi="Times New Roman" w:cs="Times New Roman"/>
+                <w:kern w:val="2"/>
+                <w:sz w:val="21"/>
+                <w:szCs w:val="21"/>
+              </w:rPr>
+            </w:pPr>
+            <w:r>
+              <w:rPr>
+                <w:rFonts w:hint="eastAsia" w:ascii="Times New Roman" w:hAnsi="Times New Roman" w:cs="Times New Roman"/>
+                <w:kern w:val="2"/>
+                <w:sz w:val="21"/>
+                <w:szCs w:val="21"/>
+              </w:rPr>
+              <w:t>需增加股东会决议、章程修正及注册资本变更登记，周期较长</w:t>
+            </w:r>
+          </w:p>
+        </w:tc>
+        <w:tc>
+          <w:tcPr>
+            <w:tcW w:w="4350" w:type="dxa"/>
+            <w:vAlign w:val="center"/>
+          </w:tcPr>
+          <w:p>
+            <w:pPr>
+              <w:widowControl w:val="0"/>
+              <w:jc w:val="both"/>
+              <w:rPr>
+                <w:rFonts w:hint="eastAsia" w:ascii="Times New Roman" w:hAnsi="Times New Roman" w:cs="Times New Roman"/>
+                <w:kern w:val="2"/>
+                <w:sz w:val="21"/>
+                <w:szCs w:val="21"/>
+              </w:rPr>
+            </w:pPr>
+            <w:r>
+              <w:rPr>
+                <w:rFonts w:hint="eastAsia" w:ascii="Times New Roman" w:hAnsi="Times New Roman" w:cs="Times New Roman"/>
+                <w:kern w:val="2"/>
+                <w:sz w:val="21"/>
+                <w:szCs w:val="21"/>
+              </w:rPr>
               <w:t>环节相对简单，周期较短</w:t>
             </w:r>
           </w:p>
         </w:tc>
       </w:tr>
     </w:tbl>
+    <w:p>
+      <w:pPr>
+        <w:spacing w:before="163" w:beforeLines="50" w:after="163" w:afterLines="50" w:line="360" w:lineRule="auto"/>
+        <w:ind w:firstLine="480" w:firstLineChars="200"/>
+        <w:jc w:val="both"/>
+        <w:rPr>
+          <w:rFonts w:ascii="Times New Roman" w:hAnsi="Times New Roman" w:cs="Times New Roman"/>
+        </w:rPr>
+      </w:pPr>
+      <w:r>
+        <w:rPr>
+          <w:rFonts w:hint="eastAsia" w:ascii="Times New Roman" w:hAnsi="Times New Roman" w:cs="Times New Roman"/>
+        </w:rPr>
+        <w:t>注：上述系以账面净资产替代评估值的模拟测算，实际作价、股权比例及税费金额以经国资监管部门备案的评估结果为准。若采用收益法评估并产生增值，方案二的所得税税负与方案一的稀释幅度将同步上升，届时需重新比选。</w:t>
+      </w:r>
+    </w:p>
     <w:p>
       <w:pPr>
         <w:spacing w:before="163" w:beforeLines="50" w:after="163" w:afterLines="50" w:line="360" w:lineRule="auto"/>
@@ -12846,7 +14425,7 @@
         <w:rPr>
           <w:rFonts w:hint="eastAsia" w:ascii="Times New Roman" w:hAnsi="Times New Roman" w:cs="Times New Roman"/>
         </w:rPr>
-        <w:t>两个方案在税务成本与资金占用上以方案一为优，在决策难度与股权稳定性上以方案二为优。最终选择建议在取得评估结果、并就中小股东是否同意放弃优先认缴出资权取得书面意见后确定。需提示的是，同业竞争能否在申报前完成规范，对本次发行上市的影响大于两个方案之间的税负差异；若中小股东的决策周期不可控，应及时转向方案二以保障实施时点。</w:t>
+        <w:t>从税务成本看，方案一在适用特殊性税务处理的前提下可较方案二节约即期税负376.57万元；从资金占用看，方案一不占用发行人经营资金，对处于产能建设期的发行人更为有利；从决策难度看，方案二不稀释中小股东，阻力相对较小。最终选择建议在取得评估结果、并就中小股东是否同意放弃优先认缴出资权取得书面意见后确定。需提示的是，同业竞争能否在申报前完成规范，对本次发行上市的影响大于两个方案之间的税负差异；若中小股东的决策周期不可控，应及时转向方案二以保障实施时点。</w:t>
       </w:r>
       <w:commentRangeEnd w:id="0"/>
       <w:r>
@@ -14983,7 +16562,7 @@
         <w:rPr>
           <w:rFonts w:hint="eastAsia" w:ascii="Times New Roman" w:hAnsi="Times New Roman" w:cs="Times New Roman"/>
         </w:rPr>
-        <w:t>关于经营现状。此前据了解，该公司原有厂区已整体转为纳豆及纳豆制品的生产使用、不再从事啤酒生产。但根据其2025年度审计报告（中兴华审字（2026）第00004756号，标准无保留意见），该公司2025年度营业收入30,015.20万元，其中主营业务啤酒收入23,294.41万元、占营业收入的77.61%，2024年度啤酒收入21,993.96万元；2025年度利润总额3,250.70万元，2024年度3,298.93万元。即该公司的啤酒生产经营持续进行且规模未见收缩，与前述了解到的情况不一致。该公司主要财务数据如下：</w:t>
+        <w:t>关于经营现状。根据该公司2025年度审计报告（中兴华审字（2026）第00004756号，标准无保留意见），其2025年度营业收入30,015.20万元，其中主营业务啤酒收入23,294.41万元、占营业收入的77.61%，2024年度啤酒收入21,993.96万元；2025年度利润总额3,250.70万元，2024年度3,298.93万元。据公司说明，该公司的啤酒及饮料销售业务已于2026年全部停止，此后基本不再产生营业收入，原有厂区整体转为纳豆及纳豆制品的生产使用。即该公司的经营状况在报告期内发生重大变化：2025年度及以前年度仍以啤酒生产销售为主营业务且规模稳定，自2026年起转为停产。上述停产事实目前仅有公司说明，尚需取得停产决议、啤酒生产设备处置记录、啤酒生产许可注销文件、员工安置方案及2026年度财务数据予以证实，该等资料同时构成后续方案论证的基础。该公司主要财务数据如下：</w:t>
       </w:r>
     </w:p>
     <w:p>
@@ -16419,7 +17998,7 @@
         <w:rPr>
           <w:rFonts w:hint="eastAsia" w:ascii="Times New Roman" w:hAnsi="Times New Roman" w:cs="Times New Roman"/>
         </w:rPr>
-        <w:t>③厂区共用带来的划分问题。鉴于燕京啤酒（邢台）有限公司的啤酒生产经营仍在持续，同一厂区内同时存在啤酒与纳豆两类生产活动，土地、厂房、公用工程及人员的划分方式直接决定可纳入上市主体的资产范围，需在方案论证前完成实地核查并取得书面说明。</w:t>
+        <w:t>③厂区使用状况的划分。该公司啤酒业务已于2026年停止，但2025年度及以前年度啤酒生产持续进行，此前厂区内应同时存在啤酒与纳豆两类生产活动。土地、厂房、生产设备、公用工程及人员在两类业务之间的划分与承接方式，直接决定可纳入上市主体的资产范围，亦影响啤酒生产设备的处置安排，需在方案论证前完成实地核查并取得书面说明。</w:t>
       </w:r>
     </w:p>
     <w:p>
@@ -16467,7 +18046,39 @@
         <w:rPr>
           <w:rFonts w:hint="eastAsia" w:ascii="Times New Roman" w:hAnsi="Times New Roman" w:cs="Times New Roman"/>
         </w:rPr>
-        <w:t>⑥对本次发行上市申报时点的影响。若采用下述方案一收购燕京啤酒（邢台）有限公司股权，该项收购构成同一控制下的业务重组，适用《证券期货法律适用意见第3号》，且通常需与本节3、同业竞争项下收购中发邢台股权的重组合并计算比例。以2025年度数据测算，合并后资产总额、营业收入及利润总额占发行人相应指标的比例分别为90.70%、92.22%和41.16%，最高值为营业收入占比92.22%，落入达到50%但未超过100%的档次并已接近临界值，具体测算见本节3之（3）④。下述方案二系受让土地使用权及地上建筑物，属购买单项资产而非收购业务主体，一般不构成业务重组，不触发上述比例测算。该项差异在申报时点紧张的情况下可能构成方案二的实质性优势，应纳入方案比选的考量。</w:t>
+        <w:t>⑥对本次发行上市申报时点的影响。若采用下述方案一收购燕京啤酒（邢台）有限公司股权，该项收购构成同一控制下的业务重组，适用《证券期货法律适用意见第3号》，且通常需与本节3、同业竞争项下收购中发邢台股权的重组合并计算比例，具体测算见本节3之（3）④。</w:t>
+      </w:r>
+    </w:p>
+    <w:p>
+      <w:pPr>
+        <w:spacing w:before="163" w:beforeLines="50" w:after="163" w:afterLines="50" w:line="360" w:lineRule="auto"/>
+        <w:ind w:firstLine="480" w:firstLineChars="200"/>
+        <w:jc w:val="both"/>
+        <w:rPr>
+          <w:rFonts w:ascii="Times New Roman" w:hAnsi="Times New Roman" w:cs="Times New Roman"/>
+        </w:rPr>
+      </w:pPr>
+      <w:r>
+        <w:rPr>
+          <w:rFonts w:hint="eastAsia" w:ascii="Times New Roman" w:hAnsi="Times New Roman" w:cs="Times New Roman"/>
+        </w:rPr>
+        <w:t>需重点提示测算基准与实施时点的关系。该意见的比例测算以重组前一个会计年度的数据为准。若重组于2026年内完成，则以2025年度数据测算，合并后资产总额、营业收入及利润总额占发行人相应指标的比例分别为90.70%、92.22%和41.16%，最高值为营业收入占比92.22%，落入达到50%但未超过100%的档次并已接近临界值。若重组推迟至2027年实施，则以2026年度数据测算，鉴于该公司啤酒及饮料业务已于2026年全部停止、当年基本不再产生营业收入，营业收入口径的占比将大幅下降；但资产总额不因停产而同步下降，该口径的占比需以2026年度实际数据另行测算。即本项重组的实施时点对比例测算结果影响显著，且与通常情形相反——适当推迟实施反而可能使比例落入较低档次。建议在取得该公司2026年度财务数据后重新测算两种时点安排下的结果，再确定实施方案与时点。</w:t>
+      </w:r>
+    </w:p>
+    <w:p>
+      <w:pPr>
+        <w:spacing w:before="163" w:beforeLines="50" w:after="163" w:afterLines="50" w:line="360" w:lineRule="auto"/>
+        <w:ind w:firstLine="480" w:firstLineChars="200"/>
+        <w:jc w:val="both"/>
+        <w:rPr>
+          <w:rFonts w:ascii="Times New Roman" w:hAnsi="Times New Roman" w:cs="Times New Roman"/>
+        </w:rPr>
+      </w:pPr>
+      <w:r>
+        <w:rPr>
+          <w:rFonts w:hint="eastAsia" w:ascii="Times New Roman" w:hAnsi="Times New Roman" w:cs="Times New Roman"/>
+        </w:rPr>
+        <w:t>下述方案二系受让土地使用权及地上建筑物，属购买单项资产而非收购业务主体，一般不构成业务重组，不触发上述比例测算，不受实施时点的影响。</w:t>
       </w:r>
     </w:p>
     <w:p>
@@ -16559,7 +18170,7 @@
         <w:rPr>
           <w:rFonts w:hint="eastAsia" w:ascii="Times New Roman" w:hAnsi="Times New Roman" w:cs="Times New Roman"/>
         </w:rPr>
-        <w:t>税负方面，无论采用何种支付方式，股权转让均不属于转让房地产，不征土地增值税；不涉及土地、房屋权属转移，不征契税；转让非上市公司股权不属于增值税征税范围。本方案预计涉及的税种为企业所得税及印花税：采用股权支付且符合财税〔2009〕59号文五项条件的，企业所得税可实现递延；采用现金支付的，适用一般性税务处理，转让方按转让对价与其计税基础的差额确认所得，适用25%的法定税率，计税基础需以其历次出资及股权受让凭证核实。</w:t>
+        <w:t>税负方面，无论采用何种支付方式，股权转让均不属于转让房地产，不征土地增值税；不涉及土地、房屋权属转移，不征契税；转让非上市公司股权不属于增值税征税范围。本方案预计涉及的税种为企业所得税及印花税。以该公司2025年12月31日经审计净资产10,241.28万元为基础模拟测算，其100.00%股权作价10,241.28万元；燕京啤酒持有该股权的计税基础，参照其2025年年度报告披露的长期股权投资账面余额为17,172.00万元，该科目已计提减值准备1,278.72万元、账面价值15,893.28万元，但会计上计提的减值准备未经税前扣除、不减少计税基础，故计税基础应以账面余额为准，具体金额仍需以其2011年收购及2015年增资的出资凭证核实。</w:t>
       </w:r>
     </w:p>
     <w:p>
@@ -16575,7 +18186,55 @@
         <w:rPr>
           <w:rFonts w:hint="eastAsia" w:ascii="Times New Roman" w:hAnsi="Times New Roman" w:cs="Times New Roman"/>
         </w:rPr>
-        <w:t>需特别提示，该公司2025年度啤酒收入23,294.41万元、占其营业收入的77.61%，啤酒生产经营持续进行。采用本方案的，发行人将同时取得该公司的啤酒生产经营业务，由此产生两项影响：一是发行人将持有规模较大的啤酒制造业务，与控股股东燕京啤酒构成新的同业竞争，并非通过变更经营范围即可解决，需另行安排该业务的剥离或处置；二是啤酒与纳豆不属于相同或相关业务，本次重组能否适用《证券期货法律适用意见第3号》关于同一控制下相同或类似业务重组的规定存在不确定性。上述两项在方案论证时需一并考虑。</w:t>
+        <w:t>据此，本方案的模拟转让所得为10,241.28万元减17,172.00万元即-6,930.72万元，为投资损失而非应税所得。采用现金支付的，燕京啤酒当期不产生企业所得税，且该项投资损失在符合《企业资产损失所得税税前扣除管理办法》规定并履行申报手续的情况下可予税前扣除；采用股权支付并适用财税〔2009〕59号文特殊性税务处理的，该项损失同样递延、当期不予确认。即就企业所得税而言，本方案在两种支付方式下的当期税负均为零，但现金支付方式可即期实现损失的税前扣除，对转让方更为有利。印花税方面，股权转让书据按产权转移书据缴纳、税率万分之五，按模拟作价测算双方各约5.12万元；采用股权支付的，发行人另需缴纳资金账簿印花税。</w:t>
+      </w:r>
+    </w:p>
+    <w:p>
+      <w:pPr>
+        <w:spacing w:before="163" w:beforeLines="50" w:after="163" w:afterLines="50" w:line="360" w:lineRule="auto"/>
+        <w:ind w:firstLine="480" w:firstLineChars="200"/>
+        <w:jc w:val="both"/>
+        <w:rPr>
+          <w:rFonts w:ascii="Times New Roman" w:hAnsi="Times New Roman" w:cs="Times New Roman"/>
+        </w:rPr>
+      </w:pPr>
+      <w:r>
+        <w:rPr>
+          <w:rFonts w:hint="eastAsia" w:ascii="Times New Roman" w:hAnsi="Times New Roman" w:cs="Times New Roman"/>
+        </w:rPr>
+        <w:t>上述测算系以账面净资产替代评估值。需提示的是，该公司持有四宗宗地合计272.85亩，其中出让取得的国有建设用地215.50亩、取得时间为2009年至2015年，土地使用权账面价值仅3,292.39万元，评估增值幅度可能较大。若评估值显著高于账面净资产，转让所得可能由损失转为应税所得，届时需重新测算；同时股权支付方式下的稀释幅度亦将相应上升。</w:t>
+      </w:r>
+    </w:p>
+    <w:p>
+      <w:pPr>
+        <w:spacing w:before="163" w:beforeLines="50" w:after="163" w:afterLines="50" w:line="360" w:lineRule="auto"/>
+        <w:ind w:firstLine="480" w:firstLineChars="200"/>
+        <w:jc w:val="both"/>
+        <w:rPr>
+          <w:rFonts w:ascii="Times New Roman" w:hAnsi="Times New Roman" w:cs="Times New Roman"/>
+        </w:rPr>
+      </w:pPr>
+      <w:r>
+        <w:rPr>
+          <w:rFonts w:hint="eastAsia" w:ascii="Times New Roman" w:hAnsi="Times New Roman" w:cs="Times New Roman"/>
+        </w:rPr>
+        <w:t>需特别提示业务范围的影响。该公司2025年度啤酒收入23,294.41万元、占其营业收入的77.61%，其啤酒及饮料业务据公司说明已于2026年全部停止。采用本方案的，若在啤酒业务停止并完成生产许可注销、设备处置后实施，发行人取得的将是一家仅持有土地、厂房并为纳豆业务服务的主体，不再产生新的同业竞争，《证券期货法律适用意见第3号》项下“重组前后从事相同或相关业务”的条件亦更易论证；若在业务停止前实施，则发行人将一并取得规模较大的啤酒制造业务，与控股股东燕京啤酒构成新的同业竞争，且啤酒与纳豆不属于相同或相关业务，前述条件的适用存在不确定性。即本方案的实施时点应安排在啤酒业务停止并完成相关手续之后。</w:t>
+      </w:r>
+    </w:p>
+    <w:p>
+      <w:pPr>
+        <w:spacing w:before="163" w:beforeLines="50" w:after="163" w:afterLines="50" w:line="360" w:lineRule="auto"/>
+        <w:ind w:firstLine="480" w:firstLineChars="200"/>
+        <w:jc w:val="both"/>
+        <w:rPr>
+          <w:rFonts w:ascii="Times New Roman" w:hAnsi="Times New Roman" w:cs="Times New Roman"/>
+        </w:rPr>
+      </w:pPr>
+      <w:r>
+        <w:rPr>
+          <w:rFonts w:hint="eastAsia" w:ascii="Times New Roman" w:hAnsi="Times New Roman" w:cs="Times New Roman"/>
+        </w:rPr>
+        <w:t>同时需关注，啤酒业务停止后该公司实质上成为主要持有土地及房屋的主体，实务中存在以转让股权名义转让土地被追征土地增值税的先例，该项风险相应上升。抗辩基础在于该公司持续存续并为纳豆业务提供生产场所、交易目的系解决上市主体的资产完整性与独立性、交易在同一集团内部进行且不涉及对外变现，建议事先与主管税务机关沟通并保留相应说明材料。</w:t>
       </w:r>
     </w:p>
     <w:p>
@@ -16639,7 +18298,7 @@
         <w:rPr>
           <w:rFonts w:hint="eastAsia" w:ascii="Times New Roman" w:hAnsi="Times New Roman" w:cs="Times New Roman"/>
         </w:rPr>
-        <w:t>税负方面需分项争取。土地增值税按增值额四级超率累进征收、税率30%至60%，与评估增值幅度直接相关，通常构成主要税负；若以房地产作价入股方式实施，可依据企业改制重组有关土地增值税政策（财税〔2018〕57号及其后续延续文件）争取暂不征收，本次交易双方均非房地产开发企业，不落入该政策的除外情形。增值税方面，根据国家税务总局公告2011年第13号及财税〔2016〕36号附件2，资产重组中将实物资产连同相关联的债权、负债和劳动力一并转让的，其中涉及的不动产、土地使用权转让不征收增值税，如按整体转让操作可争取不征。契税方面，能否适用同一投资主体内部划转免税政策，需结合发行人并非燕京啤酒全资子公司的实际情况与主管税务机关确认。企业所得税方面，该公司存在可弥补亏损，转让资产产生的所得在符合条件的情况下可予弥补，实际税负可能低于按法定税率测算的水平。上述各项的适用均取决于交易结构设计及税务机关意见，存在不确定性。</w:t>
+        <w:t>税负方面需分项争取。土地增值税按增值额四级超率累进征收、税率30%至60%，与评估增值幅度直接相关，通常构成主要税负；若以房地产作价入股方式实施，可依据企业改制重组有关土地增值税政策（财税〔2018〕57号及其后续延续文件）争取暂不征收，本次交易双方均非房地产开发企业，不落入该政策的除外情形。增值税方面，根据国家税务总局公告2011年第13号及财税〔2016〕36号附件2，资产重组中将实物资产连同相关联的债权、负债和劳动力一并转让的，其中涉及的不动产、土地使用权转让不征收增值税，如按整体转让操作可争取不征。契税方面，能否适用同一投资主体内部划转免税政策，需结合发行人并非燕京啤酒全资子公司的实际情况与主管税务机关确认。企业所得税方面，该公司2025年12月31日未分配利润为-5,652.01万元、当年利润表所得税费用为零，表明存在可弥补亏损；2026年停产后当年可能进一步亏损。转让资产产生的所得在符合条件的情况下可以未弥补亏损弥补，实际税负可能显著低于按法定税率测算的水平，具体以其税务口径的可弥补亏损余额及结转年限为准。上述各项的适用均取决于交易结构设计及税务机关意见，存在不确定性。</w:t>
       </w:r>
     </w:p>
     <w:p>
@@ -16655,7 +18314,7 @@
         <w:rPr>
           <w:rFonts w:hint="eastAsia" w:ascii="Times New Roman" w:hAnsi="Times New Roman" w:cs="Times New Roman"/>
         </w:rPr>
-        <w:t>本方案的局限有三。第一，宗地四为集体建设用地，无法一并受让，房、地权属不能完全统一，需另行以协议方式安排使用。第二，宗地一、宗地二仍为旧版《国有土地使用证》，需先行换发不动产权证书方可办理转移登记。第三，因啤酒生产经营仍在持续，厂区内土地、厂房及公用工程需在两类业务之间划分，可受让资产的具体范围需以实地核查及评估结果为准。</w:t>
+        <w:t>本方案的局限有三。第一，宗地四为集体建设用地，无法一并受让，房、地权属不能完全统一，需另行以协议方式安排使用。第二，宗地一、宗地二仍为旧版《国有土地使用证》，需先行换发不动产权证书方可办理转移登记。第三，厂区内土地、厂房、生产设备及公用工程此前由啤酒与纳豆两类业务共同使用，可受让资产的具体范围需以实地核查及评估结果为准。</w:t>
       </w:r>
     </w:p>
     <w:p>
@@ -17109,7 +18768,7 @@
                 <w:sz w:val="21"/>
                 <w:szCs w:val="21"/>
               </w:rPr>
-              <w:t>股权支付且符合特殊性税务处理条件的可递延；现金支付的按转让所得的25%缴纳</w:t>
+              <w:t>按账面净资产模拟测算，转让所得为-6,930.72万元即投资损失，两种支付方式下当期税负均为零；现金支付的可即期实现损失税前扣除</w:t>
             </w:r>
           </w:p>
         </w:tc>
@@ -17136,7 +18795,7 @@
                 <w:sz w:val="21"/>
                 <w:szCs w:val="21"/>
               </w:rPr>
-              <w:t>标的公司存在可弥补亏损，实际税负可能低于法定税率测算水平</w:t>
+              <w:t>标的公司存在可弥补亏损，转让所得可予弥补，实际税负可能显著低于法定税率测算水平</w:t>
             </w:r>
           </w:p>
         </w:tc>
@@ -17196,7 +18855,7 @@
                 <w:sz w:val="21"/>
                 <w:szCs w:val="21"/>
               </w:rPr>
-              <w:t>构成同一控制下业务重组，须与收购中发邢台股权合并测算，2025年度数据下最高比例92.22%，接近100%临界值</w:t>
+              <w:t>构成同一控制下业务重组，须与收购中发邢台股权合并测算；按2025年度数据最高比例92.22%、接近临界值，按2026年度数据（啤酒业务已停）营业收入口径将大幅下降</w:t>
             </w:r>
           </w:p>
         </w:tc>
@@ -17223,7 +18882,7 @@
                 <w:sz w:val="21"/>
                 <w:szCs w:val="21"/>
               </w:rPr>
-              <w:t>属购买单项资产，一般不构成业务重组，不触发比例测算</w:t>
+              <w:t>属购买单项资产，一般不构成业务重组，不触发比例测算，不受实施时点影响</w:t>
             </w:r>
           </w:p>
         </w:tc>
@@ -17283,7 +18942,7 @@
                 <w:sz w:val="21"/>
                 <w:szCs w:val="21"/>
               </w:rPr>
-              <w:t>一并进入上市主体，与控股股东构成新的同业竞争，需另行剥离</w:t>
+              <w:t>于业务停止并注销生产许可后实施的，不产生新的同业竞争；于停止前实施的，将一并进入上市主体</w:t>
             </w:r>
           </w:p>
         </w:tc>
@@ -17638,7 +19297,7 @@
         <w:rPr>
           <w:rFonts w:hint="eastAsia" w:ascii="Times New Roman" w:hAnsi="Times New Roman" w:cs="Times New Roman"/>
         </w:rPr>
-        <w:t>就现有信息作初步判断：方案一可一次性解决房、地权属统一并纳入宗地四，但需一并承接规模较大的啤酒业务，将产生新的同业竞争，且合并测算比例已接近100%的临界值；方案二不触发比例测算、不产生新的同业竞争，但需分项争取税收优惠、且无法纳入宗地四。在申报时点约束较强的情况下，方案二的可行性相对更高。最终结论待前述事项核实后确定。</w:t>
+        <w:t>就现有信息作初步判断：该公司啤酒及饮料业务已于2026年停止，此前构成方案一主要障碍的“一并取得啤酒业务将产生新的同业竞争”问题相应缓解，方案一在解决房、地权属统一并纳入宗地四方面的优势得以体现；同时按账面净资产模拟测算，方案一的股权转让所得为投资损失，企业所得税成本为零，亦优于方案二需分项争取税收优惠的情形。方案一的主要制约转为合并测算比例：按2025年度数据最高比例已达92.22%、接近临界值，需结合2026年度数据重新测算后确定实施时点。方案二则不触发比例测算、不受实施时点影响，但无法纳入宗地四且土地增值税存在不确定性。最终结论待停产事实的书面证据、2026年度财务数据及资产评估结果取得后确定。</w:t>
       </w:r>
     </w:p>
     <w:p>
@@ -21222,7 +22881,7 @@
           <w:sz w:val="20"/>
           <w:szCs w:val="20"/>
         </w:rPr>
-        <w:t xml:space="preserve">本节按框架性列示股权支付与现金支付两个方案，未作具体作价、股权比例及税费测算，待资产评估完成后补充。需公司确认或落实的事项：一、方案选择取决于燕京集团（17.50%）及食品发酵研究院（2.50%）是否同意放弃优先认缴出资权并接受稀释，建议先行沟通并取得书面意见；二、企业所得税按25%法定税率，系因燕京啤酒为法人股东；20%系自然人股东转让股权的个人所得税税率，本次不适用；三、比例测算以重组前一个会计年度即2025年度数据为准，若重组推迟至2027年实施须以2026年度数据重新测算。中发邢台2026年6月末其他应收款16,640.95万元已使其资产总额占比升至54.85%，建议在重组实施前先行清理，避免比例被动跨档；四、对燕京啤酒审议层级的判断依据其2025年11月版《公司章程》第4.11条、第4.12条、第6.3条及第6.14条，建议由发行人律师与燕京啤酒董事会办公室及其常年法律顾问复核确认。</w:t>
+        <w:t xml:space="preserve">本节列示股权支付与现金支付两个方案，税费按账面净资产作模拟测算，实际作价及税费以经国资监管部门备案的评估结果为准。需公司确认或落实的事项：一、方案选择取决于燕京集团（17.50%）及食品发酵研究院（2.50%）是否同意放弃优先认缴出资权并接受稀释，建议先行沟通并取得书面意见；二、企业所得税按25%法定税率，系因燕京啤酒为法人股东；20%系自然人股东转让股权的个人所得税税率，本次不适用；三、若采用收益法评估并产生增值，现金支付方案的所得税税负与股权支付方案的稀释幅度将同步上升，届时需重新比选；四、比例测算以重组前一个会计年度数据为准，中发邢台2026年6月末其他应收款16,640.95万元已使其资产总额占比升至54.85%，建议在重组实施前先行清理，避免比例被动跨档；五、对燕京啤酒审议层级的判断依据其2025年11月版《公司章程》第4.11条、第4.12条、第6.3条及第6.14条，建议由发行人律师与燕京啤酒董事会办公室及其常年法律顾问复核确认。</w:t>
       </w:r>
     </w:p>
   </w:comment>
@@ -21244,7 +22903,7 @@
           <w:sz w:val="20"/>
           <w:szCs w:val="20"/>
         </w:rPr>
-        <w:t xml:space="preserve">本节按框架性列示两个方案，未作具体作价及税费测算。最重要的待核事项是标的公司的经营现状：据其2025年度审计报告，2025年度啤酒收入23,294.41万元、占营业收入的77.61%，2024年度21,993.96万元，啤酒生产经营持续进行，与此前了解到的厂区已整体转为纳豆生产、不再从事啤酒生产的情况不一致。该事实直接决定方案选择——采用方案一的，发行人将一并取得该啤酒业务，与控股股东构成新的同业竞争，且两笔重组合并测算的营业收入占比达92.22%、已接近100%的临界值。请优先核实厂区的实际使用状况及两类生产活动的划分方式。其余待核事项：一、该审计报告附注列示至“六、关联方”标题后即无内容，关联方及关联交易披露缺失，请会计师补充提供；二、该公司2025年度处置土地使用权账面原值475.66万元、账面价值332.96万元，需核实处置的是哪一宗宗地、受让方及定价，以确认拟收购范围内的土地是否完整；三、2025年度新增租赁收入366.97万元，需核实承租方是否为中发邢台；若是，则与中发邢台使用权资产为零的记账口径不符，需一并核对；四、其他应收款7,987.48万元，其中集团往来款账面余额7,949.25万元、几乎构成全部，且当年经营活动现金流量净额为负，需核查资金占用及回收安排；五、未分配利润-5,652.01万元、当年所得税费用为零，需取得税务口径的可弥补亏损余额及结转年限，用于测算方案二的所得税成本；六、宗地二的出让合同，其证载终止日期倒推的起始日期晚于发证日，两者不衔接；七、宗地四的实际使用状况及建设、环保手续；八、标的公司员工的劳动关系归属；九、标的公司的营业执照及公司章程。</w:t>
+        <w:t xml:space="preserve">本节税费按账面净资产作模拟测算，土地增值税因未取得评估结果暂无法测算。最需优先落实的是标的公司啤酒业务停产的书面证据。据公司说明，其啤酒及饮料业务已于2026年全部停止、此后基本不再产生营业收入；但其2025年度审计报告显示当年啤酒收入23,294.41万元、占营业收入的77.61%，2024年度21,993.96万元，停产系2026年发生的事项，目前仅有公司口头说明。请取得停产决议、啤酒生产设备处置记录、生产许可注销文件、员工安置方案及2026年度财务数据。该等资料同时决定三件事：方案一的实施时点应安排在啤酒业务停止并完成手续之后，否则将一并取得啤酒业务、与控股股东形成新的同业竞争；《3号意见》比例测算按2025年度数据合并后营业收入占比达92.22%、已接近100%临界值，而按2026年度数据该口径将大幅下降，即适当推迟实施反而可能落入较低档次，需以2026年度实际数据重新测算；停产后该公司实质上成为主要持有土地房屋的主体，以股权转让名义转让土地被追征土地增值税的风险相应上升，需事先与税务机关沟通。其余待核事项：一、该审计报告附注列示至“六、关联方”标题后即无内容，关联方及关联交易披露缺失，请会计师补充提供；二、该公司2025年度处置土地使用权账面原值475.66万元、账面价值332.96万元，需核实处置的是哪一宗宗地、受让方及定价，以确认拟收购范围内的土地是否完整；三、2025年度新增租赁收入366.97万元，需核实承租方是否为中发邢台；若是，则与中发邢台使用权资产为零的记账口径不符；四、其他应收款7,987.48万元，其中集团往来款账面余额7,949.25万元、几乎构成全部，且当年经营活动现金流量净额为负，需核查资金占用及回收安排；五、燕京啤酒对该公司长期股权投资账面余额17,172.00万元，需以2011年收购及2015年增资的出资凭证核实，该金额为计税基础、直接决定转让所得；六、该公司税务口径的可弥补亏损余额及结转年限，用于测算方案二的所得税成本；七、宗地二的出让合同，其证载终止日期倒推的起始日期晚于发证日，两者不衔接；八、宗地四的实际使用状况及建设、环保手续；九、标的公司员工的劳动关系归属及安置安排；十、标的公司的营业执照及公司章程。</w:t>
       </w:r>
     </w:p>
   </w:comment>
